--- a/EXPORTS/DOCX/published/niveau3/Dutch/WMAmsterdam.docx
+++ b/EXPORTS/DOCX/published/niveau3/Dutch/WMAmsterdam.docx
@@ -135,7 +135,7 @@
           <w:rFonts w:ascii="Charis SIL Regular" w:hAnsi="Charis SIL Regular" w:eastAsia="Charis SIL Regular"/>
           <w:b w:val="0"/>
           <w:i w:val="0"/>
-          <w:color w:val="0066CC"/>
+          <w:color w:val="0000FF"/>
           <w:sz w:val="24"/>
           <w:u w:val="single"/>
         </w:rPr>
@@ -153,7 +153,7 @@
           <w:rFonts w:ascii="Charis SIL Regular" w:hAnsi="Charis SIL Regular" w:eastAsia="Charis SIL Regular"/>
           <w:b w:val="0"/>
           <w:i w:val="0"/>
-          <w:color w:val="0066CC"/>
+          <w:color w:val="0000FF"/>
           <w:sz w:val="24"/>
           <w:u w:val="single"/>
         </w:rPr>
@@ -178,7 +178,7 @@
       </w:r>
       <w:r>
         <w:rPr>
-          <w:u w:val="single" w:color="0066cc"/>
+          <w:u w:val="single" w:color="0000ff"/>
           <w:rFonts w:ascii="Charis SIL Regular" w:hAnsi="Charis SIL Regular" w:eastAsia="Charis SIL Regular"/>
           <w:b w:val="0"/>
           <w:i w:val="0"/>
@@ -196,7 +196,7 @@
       </w:r>
       <w:r>
         <w:rPr>
-          <w:u w:val="single" w:color="0066cc"/>
+          <w:u w:val="single" w:color="0000ff"/>
           <w:rFonts w:ascii="Charis SIL Regular" w:hAnsi="Charis SIL Regular" w:eastAsia="Charis SIL Regular"/>
           <w:b w:val="0"/>
           <w:i w:val="0"/>
@@ -280,7 +280,7 @@
           <w:rFonts w:ascii="Charis SIL Regular" w:hAnsi="Charis SIL Regular" w:eastAsia="Charis SIL Regular"/>
           <w:b w:val="0"/>
           <w:i w:val="0"/>
-          <w:color w:val="0066CC"/>
+          <w:color w:val="0000FF"/>
           <w:sz w:val="24"/>
           <w:u w:val="single"/>
         </w:rPr>
@@ -298,7 +298,7 @@
           <w:rFonts w:ascii="Charis SIL Regular" w:hAnsi="Charis SIL Regular" w:eastAsia="Charis SIL Regular"/>
           <w:b w:val="0"/>
           <w:i w:val="0"/>
-          <w:color w:val="0066CC"/>
+          <w:color w:val="0000FF"/>
           <w:sz w:val="24"/>
           <w:u w:val="single"/>
         </w:rPr>
@@ -309,7 +309,7 @@
           <w:rFonts w:ascii="Charis SIL Regular" w:hAnsi="Charis SIL Regular" w:eastAsia="Charis SIL Regular"/>
           <w:b w:val="0"/>
           <w:i w:val="0"/>
-          <w:color w:val="0066CC"/>
+          <w:color w:val="0000FF"/>
           <w:sz w:val="24"/>
           <w:u w:val="single"/>
         </w:rPr>
@@ -327,7 +327,7 @@
           <w:rFonts w:ascii="Charis SIL Regular" w:hAnsi="Charis SIL Regular" w:eastAsia="Charis SIL Regular"/>
           <w:b w:val="0"/>
           <w:i w:val="0"/>
-          <w:color w:val="0066CC"/>
+          <w:color w:val="0000FF"/>
           <w:sz w:val="24"/>
           <w:u w:val="single"/>
         </w:rPr>
@@ -338,7 +338,7 @@
           <w:rFonts w:ascii="Charis SIL Regular" w:hAnsi="Charis SIL Regular" w:eastAsia="Charis SIL Regular"/>
           <w:b w:val="0"/>
           <w:i w:val="0"/>
-          <w:color w:val="0066CC"/>
+          <w:color w:val="0000FF"/>
           <w:sz w:val="24"/>
           <w:u w:val="single"/>
         </w:rPr>
@@ -366,7 +366,7 @@
           <w:rFonts w:ascii="Charis SIL Regular" w:hAnsi="Charis SIL Regular" w:eastAsia="Charis SIL Regular"/>
           <w:b w:val="0"/>
           <w:i w:val="0"/>
-          <w:color w:val="0066CC"/>
+          <w:color w:val="0000FF"/>
           <w:sz w:val="24"/>
           <w:u w:val="single"/>
         </w:rPr>
@@ -384,7 +384,7 @@
           <w:rFonts w:ascii="Charis SIL Regular" w:hAnsi="Charis SIL Regular" w:eastAsia="Charis SIL Regular"/>
           <w:b w:val="0"/>
           <w:i w:val="0"/>
-          <w:color w:val="0066CC"/>
+          <w:color w:val="0000FF"/>
           <w:sz w:val="24"/>
           <w:u w:val="single"/>
         </w:rPr>
@@ -395,7 +395,7 @@
           <w:rFonts w:ascii="Charis SIL Regular" w:hAnsi="Charis SIL Regular" w:eastAsia="Charis SIL Regular"/>
           <w:b w:val="0"/>
           <w:i w:val="0"/>
-          <w:color w:val="0066CC"/>
+          <w:color w:val="0000FF"/>
           <w:sz w:val="24"/>
           <w:u w:val="single"/>
         </w:rPr>
@@ -413,7 +413,7 @@
           <w:rFonts w:ascii="Charis SIL Regular" w:hAnsi="Charis SIL Regular" w:eastAsia="Charis SIL Regular"/>
           <w:b w:val="0"/>
           <w:i w:val="0"/>
-          <w:color w:val="0066CC"/>
+          <w:color w:val="0000FF"/>
           <w:sz w:val="24"/>
           <w:u w:val="single"/>
         </w:rPr>
@@ -424,7 +424,7 @@
           <w:rFonts w:ascii="Charis SIL Regular" w:hAnsi="Charis SIL Regular" w:eastAsia="Charis SIL Regular"/>
           <w:b w:val="0"/>
           <w:i w:val="0"/>
-          <w:color w:val="0066CC"/>
+          <w:color w:val="0000FF"/>
           <w:sz w:val="24"/>
           <w:u w:val="single"/>
         </w:rPr>
@@ -442,7 +442,7 @@
           <w:rFonts w:ascii="Charis SIL Regular" w:hAnsi="Charis SIL Regular" w:eastAsia="Charis SIL Regular"/>
           <w:b w:val="0"/>
           <w:i w:val="0"/>
-          <w:color w:val="0066CC"/>
+          <w:color w:val="0000FF"/>
           <w:sz w:val="24"/>
           <w:u w:val="single"/>
         </w:rPr>
@@ -453,7 +453,7 @@
           <w:rFonts w:ascii="Charis SIL Regular" w:hAnsi="Charis SIL Regular" w:eastAsia="Charis SIL Regular"/>
           <w:b w:val="0"/>
           <w:i w:val="0"/>
-          <w:color w:val="0066CC"/>
+          <w:color w:val="0000FF"/>
           <w:sz w:val="24"/>
           <w:u w:val="single"/>
         </w:rPr>
@@ -471,7 +471,7 @@
           <w:rFonts w:ascii="Charis SIL Regular" w:hAnsi="Charis SIL Regular" w:eastAsia="Charis SIL Regular"/>
           <w:b w:val="0"/>
           <w:i w:val="0"/>
-          <w:color w:val="0066CC"/>
+          <w:color w:val="0000FF"/>
           <w:sz w:val="24"/>
           <w:u w:val="single"/>
         </w:rPr>
@@ -482,11 +482,11 @@
           <w:rFonts w:ascii="Charis SIL Regular" w:hAnsi="Charis SIL Regular" w:eastAsia="Charis SIL Regular"/>
           <w:b w:val="0"/>
           <w:i w:val="0"/>
-          <w:color w:val="0066CC"/>
+          <w:color w:val="0000FF"/>
           <w:sz w:val="24"/>
           <w:u w:val="single"/>
         </w:rPr>
-        <w:hyperlink r:id="rId11" w:history="1">
+        <w:hyperlink r:id="rId10" w:history="1">
           <w:r>
             <w:rPr>
               <w:rStyle w:val="Hyperlink"/>
@@ -500,7 +500,7 @@
           <w:rFonts w:ascii="Charis SIL Regular" w:hAnsi="Charis SIL Regular" w:eastAsia="Charis SIL Regular"/>
           <w:b w:val="0"/>
           <w:i w:val="0"/>
-          <w:color w:val="0066CC"/>
+          <w:color w:val="0000FF"/>
           <w:sz w:val="24"/>
           <w:u w:val="single"/>
         </w:rPr>
@@ -511,11 +511,11 @@
           <w:rFonts w:ascii="Charis SIL Regular" w:hAnsi="Charis SIL Regular" w:eastAsia="Charis SIL Regular"/>
           <w:b w:val="0"/>
           <w:i w:val="0"/>
-          <w:color w:val="0066CC"/>
+          <w:color w:val="0000FF"/>
           <w:sz w:val="24"/>
           <w:u w:val="single"/>
         </w:rPr>
-        <w:hyperlink r:id="rId10" w:history="1">
+        <w:hyperlink r:id="rId11" w:history="1">
           <w:r>
             <w:rPr>
               <w:rStyle w:val="Hyperlink"/>
@@ -529,7 +529,7 @@
           <w:rFonts w:ascii="Charis SIL Regular" w:hAnsi="Charis SIL Regular" w:eastAsia="Charis SIL Regular"/>
           <w:b w:val="0"/>
           <w:i w:val="0"/>
-          <w:color w:val="0066CC"/>
+          <w:color w:val="0000FF"/>
           <w:sz w:val="24"/>
           <w:u w:val="single"/>
         </w:rPr>
@@ -547,7 +547,7 @@
           <w:rFonts w:ascii="Charis SIL Regular" w:hAnsi="Charis SIL Regular" w:eastAsia="Charis SIL Regular"/>
           <w:b w:val="0"/>
           <w:i w:val="0"/>
-          <w:color w:val="0066CC"/>
+          <w:color w:val="0000FF"/>
           <w:sz w:val="24"/>
           <w:u w:val="single"/>
         </w:rPr>
@@ -565,51 +565,22 @@
           <w:rFonts w:ascii="Charis SIL Regular" w:hAnsi="Charis SIL Regular" w:eastAsia="Charis SIL Regular"/>
           <w:b w:val="0"/>
           <w:i w:val="0"/>
-          <w:color w:val="0066CC"/>
+          <w:color w:val="0000FF"/>
           <w:sz w:val="24"/>
           <w:u w:val="single"/>
         </w:rPr>
-        <w:t xml:space="preserve"> </w:t>
+        <w:t xml:space="preserve"> auf </w:t>
       </w:r>
       <w:r>
         <w:rPr>
           <w:rFonts w:ascii="Charis SIL Regular" w:hAnsi="Charis SIL Regular" w:eastAsia="Charis SIL Regular"/>
           <w:b w:val="0"/>
           <w:i w:val="0"/>
-          <w:color w:val="0066CC"/>
+          <w:color w:val="0000FF"/>
           <w:sz w:val="24"/>
           <w:u w:val="single"/>
         </w:rPr>
-        <w:hyperlink r:id="rId10" w:history="1">
-          <w:r>
-            <w:rPr>
-              <w:rStyle w:val="Hyperlink"/>
-            </w:rPr>
-            <w:t>auf</w:t>
-          </w:r>
-        </w:hyperlink>
-      </w:r>
-      <w:r>
-        <w:rPr>
-          <w:rFonts w:ascii="Charis SIL Regular" w:hAnsi="Charis SIL Regular" w:eastAsia="Charis SIL Regular"/>
-          <w:b w:val="0"/>
-          <w:i w:val="0"/>
-          <w:color w:val="0066CC"/>
-          <w:sz w:val="24"/>
-          <w:u w:val="single"/>
-        </w:rPr>
-        <w:t xml:space="preserve"> </w:t>
-      </w:r>
-      <w:r>
-        <w:rPr>
-          <w:rFonts w:ascii="Charis SIL Regular" w:hAnsi="Charis SIL Regular" w:eastAsia="Charis SIL Regular"/>
-          <w:b w:val="0"/>
-          <w:i w:val="0"/>
-          <w:color w:val="0066CC"/>
-          <w:sz w:val="24"/>
-          <w:u w:val="single"/>
-        </w:rPr>
-        <w:hyperlink r:id="rId10" w:history="1">
+        <w:hyperlink r:id="rId11" w:history="1">
           <w:r>
             <w:rPr>
               <w:rStyle w:val="Hyperlink"/>
@@ -623,11 +594,11 @@
           <w:rFonts w:ascii="Charis SIL Regular" w:hAnsi="Charis SIL Regular" w:eastAsia="Charis SIL Regular"/>
           <w:b w:val="0"/>
           <w:i w:val="0"/>
-          <w:color w:val="0066CC"/>
+          <w:color w:val="0000FF"/>
           <w:sz w:val="24"/>
           <w:u w:val="single"/>
         </w:rPr>
-        <w:hyperlink r:id="rId10" w:history="1">
+        <w:hyperlink r:id="rId11" w:history="1">
           <w:r>
             <w:rPr>
               <w:rStyle w:val="Hyperlink"/>
@@ -638,7 +609,7 @@
       </w:r>
       <w:r>
         <w:rPr>
-          <w:u w:val="single" w:color="0066cc"/>
+          <w:u w:val="single" w:color="0000ff"/>
           <w:rFonts w:ascii="Charis SIL Regular" w:hAnsi="Charis SIL Regular" w:eastAsia="Charis SIL Regular"/>
           <w:b w:val="0"/>
           <w:i w:val="0"/>
@@ -666,7 +637,7 @@
       </w:r>
       <w:r>
         <w:rPr>
-          <w:u w:val="single" w:color="0066cc"/>
+          <w:u w:val="single" w:color="0000ff"/>
           <w:rFonts w:ascii="Charis SIL Regular" w:hAnsi="Charis SIL Regular" w:eastAsia="Charis SIL Regular"/>
           <w:b w:val="0"/>
           <w:i w:val="0"/>
@@ -684,7 +655,7 @@
       </w:r>
       <w:r>
         <w:rPr>
-          <w:u w:val="single" w:color="0066cc"/>
+          <w:u w:val="single" w:color="0000ff"/>
           <w:rFonts w:ascii="Charis SIL Regular" w:hAnsi="Charis SIL Regular" w:eastAsia="Charis SIL Regular"/>
           <w:b w:val="0"/>
           <w:i w:val="0"/>
@@ -702,7 +673,7 @@
       </w:r>
       <w:r>
         <w:rPr>
-          <w:u w:val="single" w:color="0066cc"/>
+          <w:u w:val="single" w:color="0000ff"/>
           <w:rFonts w:ascii="Charis SIL Regular" w:hAnsi="Charis SIL Regular" w:eastAsia="Charis SIL Regular"/>
           <w:b w:val="0"/>
           <w:i w:val="0"/>
@@ -720,25 +691,18 @@
       </w:r>
       <w:r>
         <w:rPr>
-          <w:u w:val="single" w:color="0066cc"/>
+          <w:u w:val="single" w:color="0000ff"/>
           <w:rFonts w:ascii="Charis SIL Regular" w:hAnsi="Charis SIL Regular" w:eastAsia="Charis SIL Regular"/>
           <w:b w:val="0"/>
           <w:i w:val="0"/>
           <w:color w:val="000000"/>
           <w:sz w:val="24"/>
         </w:rPr>
-        <w:hyperlink r:id="rId11" w:history="1">
-          <w:r>
-            <w:rPr>
-              <w:rStyle w:val="Hyperlink"/>
-            </w:rPr>
-            <w:t>in in</w:t>
-          </w:r>
-        </w:hyperlink>
-      </w:r>
-      <w:r>
-        <w:rPr>
-          <w:u w:val="single" w:color="0066cc"/>
+        <w:t>in in</w:t>
+      </w:r>
+      <w:r>
+        <w:rPr>
+          <w:u w:val="single" w:color="0000ff"/>
           <w:rFonts w:ascii="Charis SIL Regular" w:hAnsi="Charis SIL Regular" w:eastAsia="Charis SIL Regular"/>
           <w:b w:val="0"/>
           <w:i w:val="0"/>
@@ -756,7 +720,7 @@
       </w:r>
       <w:r>
         <w:rPr>
-          <w:u w:val="single" w:color="0066cc"/>
+          <w:u w:val="single" w:color="0000ff"/>
           <w:rFonts w:ascii="Charis SIL Regular" w:hAnsi="Charis SIL Regular" w:eastAsia="Charis SIL Regular"/>
           <w:b w:val="0"/>
           <w:i w:val="0"/>
@@ -774,7 +738,7 @@
       </w:r>
       <w:r>
         <w:rPr>
-          <w:u w:val="single" w:color="0066cc"/>
+          <w:u w:val="single" w:color="0000ff"/>
           <w:rFonts w:ascii="Charis SIL Regular" w:hAnsi="Charis SIL Regular" w:eastAsia="Charis SIL Regular"/>
           <w:b w:val="0"/>
           <w:i w:val="0"/>
@@ -792,7 +756,7 @@
       </w:r>
       <w:r>
         <w:rPr>
-          <w:u w:val="single" w:color="0066cc"/>
+          <w:u w:val="single" w:color="0000ff"/>
           <w:rFonts w:ascii="Charis SIL Regular" w:hAnsi="Charis SIL Regular" w:eastAsia="Charis SIL Regular"/>
           <w:b w:val="0"/>
           <w:i w:val="0"/>
@@ -810,7 +774,7 @@
       </w:r>
       <w:r>
         <w:rPr>
-          <w:u w:val="single" w:color="0066cc"/>
+          <w:u w:val="single" w:color="0000ff"/>
           <w:rFonts w:ascii="Charis SIL Regular" w:hAnsi="Charis SIL Regular" w:eastAsia="Charis SIL Regular"/>
           <w:b w:val="0"/>
           <w:i w:val="0"/>
@@ -828,7 +792,7 @@
       </w:r>
       <w:r>
         <w:rPr>
-          <w:u w:val="single" w:color="0066cc"/>
+          <w:u w:val="single" w:color="0000ff"/>
           <w:rFonts w:ascii="Charis SIL Regular" w:hAnsi="Charis SIL Regular" w:eastAsia="Charis SIL Regular"/>
           <w:b w:val="0"/>
           <w:i w:val="0"/>
@@ -839,7 +803,7 @@
       </w:r>
       <w:r>
         <w:rPr>
-          <w:u w:val="single" w:color="0066cc"/>
+          <w:u w:val="single" w:color="0000ff"/>
           <w:rFonts w:ascii="Charis SIL Regular" w:hAnsi="Charis SIL Regular" w:eastAsia="Charis SIL Regular"/>
           <w:b w:val="0"/>
           <w:i w:val="0"/>
@@ -920,7 +884,7 @@
           <w:rFonts w:ascii="Charis SIL Regular" w:hAnsi="Charis SIL Regular" w:eastAsia="Charis SIL Regular"/>
           <w:b w:val="0"/>
           <w:i w:val="0"/>
-          <w:color w:val="0066CC"/>
+          <w:color w:val="0000FF"/>
           <w:sz w:val="24"/>
           <w:u w:val="single"/>
         </w:rPr>
@@ -938,7 +902,7 @@
           <w:rFonts w:ascii="Charis SIL Regular" w:hAnsi="Charis SIL Regular" w:eastAsia="Charis SIL Regular"/>
           <w:b w:val="0"/>
           <w:i w:val="0"/>
-          <w:color w:val="0066CC"/>
+          <w:color w:val="0000FF"/>
           <w:sz w:val="24"/>
           <w:u w:val="single"/>
         </w:rPr>
@@ -949,7 +913,7 @@
           <w:rFonts w:ascii="Charis SIL Regular" w:hAnsi="Charis SIL Regular" w:eastAsia="Charis SIL Regular"/>
           <w:b w:val="0"/>
           <w:i w:val="0"/>
-          <w:color w:val="0066CC"/>
+          <w:color w:val="0000FF"/>
           <w:sz w:val="24"/>
           <w:u w:val="single"/>
         </w:rPr>
@@ -960,7 +924,7 @@
           <w:rFonts w:ascii="Charis SIL Regular" w:hAnsi="Charis SIL Regular" w:eastAsia="Charis SIL Regular"/>
           <w:b w:val="0"/>
           <w:i w:val="0"/>
-          <w:color w:val="0066CC"/>
+          <w:color w:val="0000FF"/>
           <w:sz w:val="24"/>
           <w:u w:val="single"/>
         </w:rPr>
@@ -978,7 +942,7 @@
           <w:rFonts w:ascii="Charis SIL Regular" w:hAnsi="Charis SIL Regular" w:eastAsia="Charis SIL Regular"/>
           <w:b w:val="0"/>
           <w:i w:val="0"/>
-          <w:color w:val="0066CC"/>
+          <w:color w:val="0000FF"/>
           <w:sz w:val="24"/>
           <w:u w:val="single"/>
         </w:rPr>
@@ -989,7 +953,7 @@
           <w:rFonts w:ascii="Charis SIL Regular" w:hAnsi="Charis SIL Regular" w:eastAsia="Charis SIL Regular"/>
           <w:b w:val="0"/>
           <w:i w:val="0"/>
-          <w:color w:val="0066CC"/>
+          <w:color w:val="0000FF"/>
           <w:sz w:val="24"/>
           <w:u w:val="single"/>
         </w:rPr>
@@ -1007,7 +971,7 @@
           <w:rFonts w:ascii="Charis SIL Regular" w:hAnsi="Charis SIL Regular" w:eastAsia="Charis SIL Regular"/>
           <w:b w:val="0"/>
           <w:i w:val="0"/>
-          <w:color w:val="0066CC"/>
+          <w:color w:val="0000FF"/>
           <w:sz w:val="24"/>
         </w:rPr>
         <w:t>s</w:t>
@@ -1034,7 +998,7 @@
       </w:r>
       <w:r>
         <w:rPr>
-          <w:u w:val="single" w:color="0066cc"/>
+          <w:u w:val="single" w:color="0000ff"/>
           <w:rFonts w:ascii="Charis SIL Regular" w:hAnsi="Charis SIL Regular" w:eastAsia="Charis SIL Regular"/>
           <w:b w:val="0"/>
           <w:i w:val="0"/>
@@ -1052,7 +1016,7 @@
       </w:r>
       <w:r>
         <w:rPr>
-          <w:u w:val="single" w:color="0066cc"/>
+          <w:u w:val="single" w:color="0000ff"/>
           <w:rFonts w:ascii="Charis SIL Regular" w:hAnsi="Charis SIL Regular" w:eastAsia="Charis SIL Regular"/>
           <w:b w:val="0"/>
           <w:i w:val="0"/>
@@ -1070,7 +1034,7 @@
       </w:r>
       <w:r>
         <w:rPr>
-          <w:u w:val="single" w:color="0066cc"/>
+          <w:u w:val="single" w:color="0000ff"/>
           <w:rFonts w:ascii="Charis SIL Regular" w:hAnsi="Charis SIL Regular" w:eastAsia="Charis SIL Regular"/>
           <w:b w:val="0"/>
           <w:i w:val="0"/>
@@ -1088,7 +1052,7 @@
       </w:r>
       <w:r>
         <w:rPr>
-          <w:u w:val="single" w:color="0066cc"/>
+          <w:u w:val="single" w:color="0000ff"/>
           <w:rFonts w:ascii="Charis SIL Regular" w:hAnsi="Charis SIL Regular" w:eastAsia="Charis SIL Regular"/>
           <w:b w:val="0"/>
           <w:i w:val="0"/>
@@ -1106,7 +1070,7 @@
       </w:r>
       <w:r>
         <w:rPr>
-          <w:u w:val="single" w:color="0066cc"/>
+          <w:u w:val="single" w:color="0000ff"/>
           <w:rFonts w:ascii="Charis SIL Regular" w:hAnsi="Charis SIL Regular" w:eastAsia="Charis SIL Regular"/>
           <w:b w:val="0"/>
           <w:i w:val="0"/>
@@ -1190,7 +1154,7 @@
           <w:rFonts w:ascii="Charis SIL Regular" w:hAnsi="Charis SIL Regular" w:eastAsia="Charis SIL Regular"/>
           <w:b w:val="0"/>
           <w:i w:val="0"/>
-          <w:color w:val="0066CC"/>
+          <w:color w:val="0000FF"/>
           <w:sz w:val="24"/>
           <w:u w:val="single"/>
         </w:rPr>
@@ -1208,7 +1172,7 @@
           <w:rFonts w:ascii="Charis SIL Regular" w:hAnsi="Charis SIL Regular" w:eastAsia="Charis SIL Regular"/>
           <w:b w:val="0"/>
           <w:i w:val="0"/>
-          <w:color w:val="0066CC"/>
+          <w:color w:val="0000FF"/>
           <w:sz w:val="24"/>
           <w:u w:val="single"/>
         </w:rPr>
@@ -1219,7 +1183,7 @@
           <w:rFonts w:ascii="Charis SIL Regular" w:hAnsi="Charis SIL Regular" w:eastAsia="Charis SIL Regular"/>
           <w:b w:val="0"/>
           <w:i w:val="0"/>
-          <w:color w:val="0066CC"/>
+          <w:color w:val="0000FF"/>
           <w:sz w:val="24"/>
           <w:u w:val="single"/>
         </w:rPr>
@@ -1237,7 +1201,7 @@
           <w:rFonts w:ascii="Charis SIL Regular" w:hAnsi="Charis SIL Regular" w:eastAsia="Charis SIL Regular"/>
           <w:b w:val="0"/>
           <w:i w:val="0"/>
-          <w:color w:val="0066CC"/>
+          <w:color w:val="0000FF"/>
           <w:sz w:val="24"/>
           <w:u w:val="single"/>
         </w:rPr>
@@ -1248,7 +1212,7 @@
           <w:rFonts w:ascii="Charis SIL Regular" w:hAnsi="Charis SIL Regular" w:eastAsia="Charis SIL Regular"/>
           <w:b w:val="0"/>
           <w:i w:val="0"/>
-          <w:color w:val="0066CC"/>
+          <w:color w:val="0000FF"/>
           <w:sz w:val="24"/>
           <w:u w:val="single"/>
         </w:rPr>
@@ -1269,7 +1233,7 @@
           <w:rFonts w:ascii="Charis SIL Regular" w:hAnsi="Charis SIL Regular" w:eastAsia="Charis SIL Regular"/>
           <w:b w:val="0"/>
           <w:i w:val="0"/>
-          <w:color w:val="0066CC"/>
+          <w:color w:val="0000FF"/>
           <w:sz w:val="24"/>
           <w:u w:val="single"/>
         </w:rPr>
@@ -1287,7 +1251,7 @@
           <w:rFonts w:ascii="Charis SIL Regular" w:hAnsi="Charis SIL Regular" w:eastAsia="Charis SIL Regular"/>
           <w:b w:val="0"/>
           <w:i w:val="0"/>
-          <w:color w:val="0066CC"/>
+          <w:color w:val="0000FF"/>
           <w:sz w:val="24"/>
           <w:u w:val="single"/>
         </w:rPr>
@@ -1298,7 +1262,7 @@
           <w:rFonts w:ascii="Charis SIL Regular" w:hAnsi="Charis SIL Regular" w:eastAsia="Charis SIL Regular"/>
           <w:b w:val="0"/>
           <w:i w:val="0"/>
-          <w:color w:val="0066CC"/>
+          <w:color w:val="0000FF"/>
           <w:sz w:val="24"/>
           <w:u w:val="single"/>
         </w:rPr>
@@ -1316,7 +1280,7 @@
           <w:rFonts w:ascii="Charis SIL Regular" w:hAnsi="Charis SIL Regular" w:eastAsia="Charis SIL Regular"/>
           <w:b w:val="0"/>
           <w:i w:val="0"/>
-          <w:color w:val="0066CC"/>
+          <w:color w:val="0000FF"/>
           <w:sz w:val="24"/>
           <w:u w:val="single"/>
         </w:rPr>
@@ -1327,7 +1291,7 @@
           <w:rFonts w:ascii="Charis SIL Regular" w:hAnsi="Charis SIL Regular" w:eastAsia="Charis SIL Regular"/>
           <w:b w:val="0"/>
           <w:i w:val="0"/>
-          <w:color w:val="0066CC"/>
+          <w:color w:val="0000FF"/>
           <w:sz w:val="24"/>
           <w:u w:val="single"/>
         </w:rPr>
@@ -1345,7 +1309,7 @@
           <w:rFonts w:ascii="Charis SIL Regular" w:hAnsi="Charis SIL Regular" w:eastAsia="Charis SIL Regular"/>
           <w:b w:val="0"/>
           <w:i w:val="0"/>
-          <w:color w:val="0066CC"/>
+          <w:color w:val="0000FF"/>
           <w:sz w:val="24"/>
           <w:u w:val="single"/>
         </w:rPr>
@@ -1356,7 +1320,7 @@
           <w:rFonts w:ascii="Charis SIL Regular" w:hAnsi="Charis SIL Regular" w:eastAsia="Charis SIL Regular"/>
           <w:b w:val="0"/>
           <w:i w:val="0"/>
-          <w:color w:val="0066CC"/>
+          <w:color w:val="0000FF"/>
           <w:sz w:val="24"/>
           <w:u w:val="single"/>
         </w:rPr>
@@ -1374,7 +1338,7 @@
           <w:rFonts w:ascii="Charis SIL Regular" w:hAnsi="Charis SIL Regular" w:eastAsia="Charis SIL Regular"/>
           <w:b w:val="0"/>
           <w:i w:val="0"/>
-          <w:color w:val="0066CC"/>
+          <w:color w:val="0000FF"/>
           <w:sz w:val="24"/>
           <w:u w:val="single"/>
         </w:rPr>
@@ -1385,25 +1349,17 @@
           <w:rFonts w:ascii="Charis SIL Regular" w:hAnsi="Charis SIL Regular" w:eastAsia="Charis SIL Regular"/>
           <w:b w:val="0"/>
           <w:i w:val="0"/>
-          <w:color w:val="0066CC"/>
-          <w:sz w:val="24"/>
-          <w:u w:val="single"/>
-        </w:rPr>
-        <w:hyperlink r:id="rId13" w:history="1">
-          <w:r>
-            <w:rPr>
-              <w:rStyle w:val="Hyperlink"/>
-            </w:rPr>
-            <w:t>Res</w:t>
-          </w:r>
-        </w:hyperlink>
+          <w:color w:val="0000FF"/>
+          <w:sz w:val="24"/>
+        </w:rPr>
+        <w:t>Res</w:t>
       </w:r>
       <w:r>
         <w:rPr>
           <w:rFonts w:ascii="Charis SIL Regular" w:hAnsi="Charis SIL Regular" w:eastAsia="Charis SIL Regular"/>
           <w:b w:val="0"/>
           <w:i w:val="0"/>
-          <w:color w:val="0066CC"/>
+          <w:color w:val="0000FF"/>
           <w:sz w:val="24"/>
           <w:u w:val="single"/>
         </w:rPr>
@@ -1418,30 +1374,18 @@
       </w:r>
       <w:r>
         <w:rPr>
-          <w:u w:val="single" w:color="0066cc"/>
           <w:rFonts w:ascii="Charis SIL Regular" w:hAnsi="Charis SIL Regular" w:eastAsia="Charis SIL Regular"/>
           <w:b w:val="0"/>
           <w:i w:val="0"/>
           <w:color w:val="000000"/>
           <w:sz w:val="24"/>
         </w:rPr>
-        <w:t xml:space="preserve"> en het </w:t>
-      </w:r>
-      <w:r>
-        <w:rPr>
-          <w:rFonts w:ascii="Charis SIL Regular" w:hAnsi="Charis SIL Regular" w:eastAsia="Charis SIL Regular"/>
-          <w:b w:val="0"/>
-          <w:i w:val="0"/>
-          <w:color w:val="0066CC"/>
-          <w:sz w:val="24"/>
-          <w:u w:val="single"/>
-        </w:rPr>
-        <w:hyperlink r:id="rId14" w:history="1">
+        <w:hyperlink r:id="rId13" w:history="1">
           <w:r>
             <w:rPr>
               <w:rStyle w:val="Hyperlink"/>
             </w:rPr>
-            <w:t>Rijksmuseum</w:t>
+            <w:t xml:space="preserve"> en het </w:t>
           </w:r>
         </w:hyperlink>
       </w:r>
@@ -1450,10 +1394,48 @@
           <w:rFonts w:ascii="Charis SIL Regular" w:hAnsi="Charis SIL Regular" w:eastAsia="Charis SIL Regular"/>
           <w:b w:val="0"/>
           <w:i w:val="0"/>
-          <w:color w:val="0066CC"/>
+          <w:color w:val="0000FF"/>
+          <w:sz w:val="24"/>
+        </w:rPr>
+        <w:t>Rijksmu</w:t>
+      </w:r>
+      <w:r>
+        <w:rPr>
+          <w:rFonts w:ascii="Charis SIL Regular" w:hAnsi="Charis SIL Regular" w:eastAsia="Charis SIL Regular"/>
+          <w:b w:val="0"/>
+          <w:i w:val="0"/>
+          <w:color w:val="0000FF"/>
           <w:sz w:val="24"/>
           <w:u w:val="single"/>
         </w:rPr>
+        <w:hyperlink r:id="rId13" w:history="1">
+          <w:r>
+            <w:rPr>
+              <w:rStyle w:val="Hyperlink"/>
+            </w:rPr>
+            <w:t>seu</w:t>
+          </w:r>
+        </w:hyperlink>
+      </w:r>
+      <w:r>
+        <w:rPr>
+          <w:rFonts w:ascii="Charis SIL Regular" w:hAnsi="Charis SIL Regular" w:eastAsia="Charis SIL Regular"/>
+          <w:b w:val="0"/>
+          <w:i w:val="0"/>
+          <w:color w:val="0000FF"/>
+          <w:sz w:val="24"/>
+        </w:rPr>
+        <w:t>m</w:t>
+      </w:r>
+      <w:r>
+        <w:rPr>
+          <w:rFonts w:ascii="Charis SIL Regular" w:hAnsi="Charis SIL Regular" w:eastAsia="Charis SIL Regular"/>
+          <w:b w:val="0"/>
+          <w:i w:val="0"/>
+          <w:color w:val="0000FF"/>
+          <w:sz w:val="24"/>
+          <w:u w:val="single"/>
+        </w:rPr>
         <w:t xml:space="preserve"> </w:t>
       </w:r>
       <w:r>
@@ -1461,7 +1443,7 @@
           <w:rFonts w:ascii="Charis SIL Regular" w:hAnsi="Charis SIL Regular" w:eastAsia="Charis SIL Regular"/>
           <w:b w:val="0"/>
           <w:i w:val="0"/>
-          <w:color w:val="0066CC"/>
+          <w:color w:val="0000FF"/>
           <w:sz w:val="24"/>
           <w:u w:val="single"/>
         </w:rPr>
@@ -1479,7 +1461,7 @@
           <w:rFonts w:ascii="Charis SIL Regular" w:hAnsi="Charis SIL Regular" w:eastAsia="Charis SIL Regular"/>
           <w:b w:val="0"/>
           <w:i w:val="0"/>
-          <w:color w:val="0066CC"/>
+          <w:color w:val="0000FF"/>
           <w:sz w:val="24"/>
           <w:u w:val="single"/>
         </w:rPr>
@@ -1490,25 +1472,7 @@
           <w:rFonts w:ascii="Charis SIL Regular" w:hAnsi="Charis SIL Regular" w:eastAsia="Charis SIL Regular"/>
           <w:b w:val="0"/>
           <w:i w:val="0"/>
-          <w:color w:val="0066CC"/>
-          <w:sz w:val="24"/>
-          <w:u w:val="single"/>
-        </w:rPr>
-        <w:hyperlink r:id="rId13" w:history="1">
-          <w:r>
-            <w:rPr>
-              <w:rStyle w:val="Hyperlink"/>
-            </w:rPr>
-            <w:t>Natuur</w:t>
-          </w:r>
-        </w:hyperlink>
-      </w:r>
-      <w:r>
-        <w:rPr>
-          <w:rFonts w:ascii="Charis SIL Regular" w:hAnsi="Charis SIL Regular" w:eastAsia="Charis SIL Regular"/>
-          <w:b w:val="0"/>
-          <w:i w:val="0"/>
-          <w:color w:val="0066CC"/>
+          <w:color w:val="0000FF"/>
           <w:sz w:val="24"/>
           <w:u w:val="single"/>
         </w:rPr>
@@ -1517,7 +1481,7 @@
             <w:rPr>
               <w:rStyle w:val="Hyperlink"/>
             </w:rPr>
-            <w:t xml:space="preserve">lijke </w:t>
+            <w:t xml:space="preserve">Natuurlijke </w:t>
           </w:r>
         </w:hyperlink>
       </w:r>
@@ -1526,11 +1490,11 @@
           <w:rFonts w:ascii="Charis SIL Regular" w:hAnsi="Charis SIL Regular" w:eastAsia="Charis SIL Regular"/>
           <w:b w:val="0"/>
           <w:i w:val="0"/>
-          <w:color w:val="0066CC"/>
+          <w:color w:val="0000FF"/>
           <w:sz w:val="24"/>
           <w:u w:val="single"/>
         </w:rPr>
-        <w:hyperlink r:id="rId13" w:history="1">
+        <w:hyperlink r:id="rId14" w:history="1">
           <w:r>
             <w:rPr>
               <w:rStyle w:val="Hyperlink"/>
@@ -1544,7 +1508,7 @@
           <w:rFonts w:ascii="Charis SIL Regular" w:hAnsi="Charis SIL Regular" w:eastAsia="Charis SIL Regular"/>
           <w:b w:val="0"/>
           <w:i w:val="0"/>
-          <w:color w:val="0066CC"/>
+          <w:color w:val="0000FF"/>
           <w:sz w:val="24"/>
           <w:u w:val="single"/>
         </w:rPr>
@@ -1555,11 +1519,11 @@
           <w:rFonts w:ascii="Charis SIL Regular" w:hAnsi="Charis SIL Regular" w:eastAsia="Charis SIL Regular"/>
           <w:b w:val="0"/>
           <w:i w:val="0"/>
-          <w:color w:val="0066CC"/>
+          <w:color w:val="0000FF"/>
           <w:sz w:val="24"/>
           <w:u w:val="single"/>
         </w:rPr>
-        <w:hyperlink r:id="rId13" w:history="1">
+        <w:hyperlink r:id="rId14" w:history="1">
           <w:r>
             <w:rPr>
               <w:rStyle w:val="Hyperlink"/>
@@ -1573,7 +1537,7 @@
           <w:rFonts w:ascii="Charis SIL Regular" w:hAnsi="Charis SIL Regular" w:eastAsia="Charis SIL Regular"/>
           <w:b w:val="0"/>
           <w:i w:val="0"/>
-          <w:color w:val="0066CC"/>
+          <w:color w:val="0000FF"/>
           <w:sz w:val="24"/>
           <w:u w:val="single"/>
         </w:rPr>
@@ -1584,7 +1548,7 @@
           <w:rFonts w:ascii="Charis SIL Regular" w:hAnsi="Charis SIL Regular" w:eastAsia="Charis SIL Regular"/>
           <w:b w:val="0"/>
           <w:i w:val="0"/>
-          <w:color w:val="0066CC"/>
+          <w:color w:val="0000FF"/>
           <w:sz w:val="24"/>
           <w:u w:val="single"/>
         </w:rPr>
@@ -1602,7 +1566,7 @@
           <w:rFonts w:ascii="Charis SIL Regular" w:hAnsi="Charis SIL Regular" w:eastAsia="Charis SIL Regular"/>
           <w:b w:val="0"/>
           <w:i w:val="0"/>
-          <w:color w:val="0066CC"/>
+          <w:color w:val="0000FF"/>
           <w:sz w:val="24"/>
           <w:u w:val="single"/>
         </w:rPr>
@@ -1620,7 +1584,7 @@
           <w:rFonts w:ascii="Charis SIL Regular" w:hAnsi="Charis SIL Regular" w:eastAsia="Charis SIL Regular"/>
           <w:b w:val="0"/>
           <w:i w:val="0"/>
-          <w:color w:val="0066CC"/>
+          <w:color w:val="0000FF"/>
           <w:sz w:val="24"/>
           <w:u w:val="single"/>
         </w:rPr>
@@ -1638,7 +1602,7 @@
           <w:rFonts w:ascii="Charis SIL Regular" w:hAnsi="Charis SIL Regular" w:eastAsia="Charis SIL Regular"/>
           <w:b w:val="0"/>
           <w:i w:val="0"/>
-          <w:color w:val="0066CC"/>
+          <w:color w:val="0000FF"/>
           <w:sz w:val="24"/>
           <w:u w:val="single"/>
         </w:rPr>
@@ -1649,7 +1613,7 @@
           <w:rFonts w:ascii="Charis SIL Regular" w:hAnsi="Charis SIL Regular" w:eastAsia="Charis SIL Regular"/>
           <w:b w:val="0"/>
           <w:i w:val="0"/>
-          <w:color w:val="0066CC"/>
+          <w:color w:val="0000FF"/>
           <w:sz w:val="24"/>
           <w:u w:val="single"/>
         </w:rPr>
@@ -1667,7 +1631,7 @@
           <w:rFonts w:ascii="Charis SIL Regular" w:hAnsi="Charis SIL Regular" w:eastAsia="Charis SIL Regular"/>
           <w:b w:val="0"/>
           <w:i w:val="0"/>
-          <w:color w:val="0066CC"/>
+          <w:color w:val="0000FF"/>
           <w:sz w:val="24"/>
           <w:u w:val="single"/>
         </w:rPr>
@@ -1685,7 +1649,7 @@
           <w:rFonts w:ascii="Charis SIL Regular" w:hAnsi="Charis SIL Regular" w:eastAsia="Charis SIL Regular"/>
           <w:b w:val="0"/>
           <w:i w:val="0"/>
-          <w:color w:val="0066CC"/>
+          <w:color w:val="0000FF"/>
           <w:sz w:val="24"/>
           <w:u w:val="single"/>
         </w:rPr>
@@ -1696,11 +1660,11 @@
           <w:rFonts w:ascii="Charis SIL Regular" w:hAnsi="Charis SIL Regular" w:eastAsia="Charis SIL Regular"/>
           <w:b w:val="0"/>
           <w:i w:val="0"/>
-          <w:color w:val="0066CC"/>
+          <w:color w:val="0000FF"/>
           <w:sz w:val="24"/>
           <w:u w:val="single"/>
         </w:rPr>
-        <w:hyperlink r:id="rId14" w:history="1">
+        <w:hyperlink r:id="rId13" w:history="1">
           <w:r>
             <w:rPr>
               <w:rStyle w:val="Hyperlink"/>
@@ -1714,11 +1678,11 @@
           <w:rFonts w:ascii="Charis SIL Regular" w:hAnsi="Charis SIL Regular" w:eastAsia="Charis SIL Regular"/>
           <w:b w:val="0"/>
           <w:i w:val="0"/>
-          <w:color w:val="0066CC"/>
+          <w:color w:val="0000FF"/>
           <w:sz w:val="24"/>
           <w:u w:val="single"/>
         </w:rPr>
-        <w:hyperlink r:id="rId14" w:history="1">
+        <w:hyperlink r:id="rId13" w:history="1">
           <w:r>
             <w:rPr>
               <w:rStyle w:val="Hyperlink"/>
@@ -1732,7 +1696,7 @@
           <w:rFonts w:ascii="Charis SIL Regular" w:hAnsi="Charis SIL Regular" w:eastAsia="Charis SIL Regular"/>
           <w:b w:val="0"/>
           <w:i w:val="0"/>
-          <w:color w:val="0066CC"/>
+          <w:color w:val="0000FF"/>
           <w:sz w:val="24"/>
           <w:u w:val="single"/>
         </w:rPr>
@@ -1750,11 +1714,11 @@
           <w:rFonts w:ascii="Charis SIL Regular" w:hAnsi="Charis SIL Regular" w:eastAsia="Charis SIL Regular"/>
           <w:b w:val="0"/>
           <w:i w:val="0"/>
-          <w:color w:val="0066CC"/>
+          <w:color w:val="0000FF"/>
           <w:sz w:val="24"/>
           <w:u w:val="single"/>
         </w:rPr>
-        <w:hyperlink r:id="rId14" w:history="1">
+        <w:hyperlink r:id="rId13" w:history="1">
           <w:r>
             <w:rPr>
               <w:rStyle w:val="Hyperlink"/>
@@ -1768,7 +1732,7 @@
           <w:rFonts w:ascii="Charis SIL Regular" w:hAnsi="Charis SIL Regular" w:eastAsia="Charis SIL Regular"/>
           <w:b w:val="0"/>
           <w:i w:val="0"/>
-          <w:color w:val="0066CC"/>
+          <w:color w:val="0000FF"/>
           <w:sz w:val="24"/>
           <w:u w:val="single"/>
         </w:rPr>
@@ -1786,7 +1750,7 @@
           <w:rFonts w:ascii="Charis SIL Regular" w:hAnsi="Charis SIL Regular" w:eastAsia="Charis SIL Regular"/>
           <w:b w:val="0"/>
           <w:i w:val="0"/>
-          <w:color w:val="0066CC"/>
+          <w:color w:val="0000FF"/>
           <w:sz w:val="24"/>
           <w:u w:val="single"/>
         </w:rPr>
@@ -1797,7 +1761,7 @@
           <w:rFonts w:ascii="Charis SIL Regular" w:hAnsi="Charis SIL Regular" w:eastAsia="Charis SIL Regular"/>
           <w:b w:val="0"/>
           <w:i w:val="0"/>
-          <w:color w:val="0066CC"/>
+          <w:color w:val="0000FF"/>
           <w:sz w:val="24"/>
           <w:u w:val="single"/>
         </w:rPr>
@@ -1815,7 +1779,7 @@
           <w:rFonts w:ascii="Charis SIL Regular" w:hAnsi="Charis SIL Regular" w:eastAsia="Charis SIL Regular"/>
           <w:b w:val="0"/>
           <w:i w:val="0"/>
-          <w:color w:val="0066CC"/>
+          <w:color w:val="0000FF"/>
           <w:sz w:val="24"/>
           <w:u w:val="single"/>
         </w:rPr>
@@ -1833,7 +1797,7 @@
           <w:rFonts w:ascii="Charis SIL Regular" w:hAnsi="Charis SIL Regular" w:eastAsia="Charis SIL Regular"/>
           <w:b w:val="0"/>
           <w:i w:val="0"/>
-          <w:color w:val="0066CC"/>
+          <w:color w:val="0000FF"/>
           <w:sz w:val="24"/>
           <w:u w:val="single"/>
         </w:rPr>
@@ -1844,7 +1808,7 @@
           <w:rFonts w:ascii="Charis SIL Regular" w:hAnsi="Charis SIL Regular" w:eastAsia="Charis SIL Regular"/>
           <w:b w:val="0"/>
           <w:i w:val="0"/>
-          <w:color w:val="0066CC"/>
+          <w:color w:val="0000FF"/>
           <w:sz w:val="24"/>
           <w:u w:val="single"/>
         </w:rPr>
@@ -1862,7 +1826,7 @@
           <w:rFonts w:ascii="Charis SIL Regular" w:hAnsi="Charis SIL Regular" w:eastAsia="Charis SIL Regular"/>
           <w:b w:val="0"/>
           <w:i w:val="0"/>
-          <w:color w:val="0066CC"/>
+          <w:color w:val="0000FF"/>
           <w:sz w:val="24"/>
           <w:u w:val="single"/>
         </w:rPr>
@@ -1877,7 +1841,7 @@
       </w:r>
       <w:r>
         <w:rPr>
-          <w:u w:val="single" w:color="0066cc"/>
+          <w:u w:val="single" w:color="0000ff"/>
           <w:rFonts w:ascii="Charis SIL Regular" w:hAnsi="Charis SIL Regular" w:eastAsia="Charis SIL Regular"/>
           <w:b w:val="0"/>
           <w:i w:val="0"/>
@@ -2137,7 +2101,7 @@
           <w:rFonts w:ascii="Charis SIL Regular" w:hAnsi="Charis SIL Regular" w:eastAsia="Charis SIL Regular"/>
           <w:b w:val="0"/>
           <w:i w:val="0"/>
-          <w:color w:val="0066CC"/>
+          <w:color w:val="0000FF"/>
           <w:sz w:val="24"/>
           <w:u w:val="single"/>
         </w:rPr>
@@ -2248,7 +2212,7 @@
           <w:rFonts w:ascii="Charis SIL Regular" w:hAnsi="Charis SIL Regular" w:eastAsia="Charis SIL Regular"/>
           <w:b w:val="0"/>
           <w:i w:val="0"/>
-          <w:color w:val="0066CC"/>
+          <w:color w:val="0000FF"/>
           <w:sz w:val="24"/>
           <w:u w:val="single"/>
         </w:rPr>
@@ -2266,7 +2230,7 @@
           <w:rFonts w:ascii="Charis SIL Regular" w:hAnsi="Charis SIL Regular" w:eastAsia="Charis SIL Regular"/>
           <w:b w:val="0"/>
           <w:i w:val="0"/>
-          <w:color w:val="0066CC"/>
+          <w:color w:val="0000FF"/>
           <w:sz w:val="24"/>
           <w:u w:val="single"/>
         </w:rPr>
@@ -2277,7 +2241,7 @@
           <w:rFonts w:ascii="Charis SIL Regular" w:hAnsi="Charis SIL Regular" w:eastAsia="Charis SIL Regular"/>
           <w:b w:val="0"/>
           <w:i w:val="0"/>
-          <w:color w:val="0066CC"/>
+          <w:color w:val="0000FF"/>
           <w:sz w:val="24"/>
           <w:u w:val="single"/>
         </w:rPr>
@@ -2312,7 +2276,7 @@
       </w:r>
       <w:r>
         <w:rPr>
-          <w:u w:val="single" w:color="0066cc"/>
+          <w:u w:val="single" w:color="0000ff"/>
           <w:rFonts w:ascii="Charis SIL Regular" w:hAnsi="Charis SIL Regular" w:eastAsia="Charis SIL Regular"/>
           <w:b w:val="0"/>
           <w:i w:val="0"/>
@@ -2330,7 +2294,7 @@
       </w:r>
       <w:r>
         <w:rPr>
-          <w:u w:val="single" w:color="0066cc"/>
+          <w:u w:val="single" w:color="0000ff"/>
           <w:rFonts w:ascii="Charis SIL Regular" w:hAnsi="Charis SIL Regular" w:eastAsia="Charis SIL Regular"/>
           <w:b w:val="0"/>
           <w:i w:val="0"/>
@@ -2348,7 +2312,7 @@
       </w:r>
       <w:r>
         <w:rPr>
-          <w:u w:val="single" w:color="0066cc"/>
+          <w:u w:val="single" w:color="0000ff"/>
           <w:rFonts w:ascii="Charis SIL Regular" w:hAnsi="Charis SIL Regular" w:eastAsia="Charis SIL Regular"/>
           <w:b w:val="0"/>
           <w:i w:val="0"/>
@@ -2468,7 +2432,7 @@
           <w:rFonts w:ascii="Charis SIL Regular" w:hAnsi="Charis SIL Regular" w:eastAsia="Charis SIL Regular"/>
           <w:b w:val="0"/>
           <w:i w:val="0"/>
-          <w:color w:val="0066CC"/>
+          <w:color w:val="0000FF"/>
           <w:sz w:val="24"/>
           <w:u w:val="single"/>
         </w:rPr>
@@ -2486,7 +2450,7 @@
           <w:rFonts w:ascii="Charis SIL Regular" w:hAnsi="Charis SIL Regular" w:eastAsia="Charis SIL Regular"/>
           <w:b w:val="0"/>
           <w:i w:val="0"/>
-          <w:color w:val="0066CC"/>
+          <w:color w:val="0000FF"/>
           <w:sz w:val="24"/>
           <w:u w:val="single"/>
         </w:rPr>
@@ -2497,7 +2461,7 @@
           <w:rFonts w:ascii="Charis SIL Regular" w:hAnsi="Charis SIL Regular" w:eastAsia="Charis SIL Regular"/>
           <w:b w:val="0"/>
           <w:i w:val="0"/>
-          <w:color w:val="0066CC"/>
+          <w:color w:val="0000FF"/>
           <w:sz w:val="24"/>
           <w:u w:val="single"/>
         </w:rPr>
@@ -2515,7 +2479,7 @@
           <w:rFonts w:ascii="Charis SIL Regular" w:hAnsi="Charis SIL Regular" w:eastAsia="Charis SIL Regular"/>
           <w:b w:val="0"/>
           <w:i w:val="0"/>
-          <w:color w:val="0066CC"/>
+          <w:color w:val="0000FF"/>
           <w:sz w:val="24"/>
           <w:u w:val="single"/>
         </w:rPr>
@@ -2526,7 +2490,7 @@
           <w:rFonts w:ascii="Charis SIL Regular" w:hAnsi="Charis SIL Regular" w:eastAsia="Charis SIL Regular"/>
           <w:b w:val="0"/>
           <w:i w:val="0"/>
-          <w:color w:val="0066CC"/>
+          <w:color w:val="0000FF"/>
           <w:sz w:val="24"/>
           <w:u w:val="single"/>
         </w:rPr>
@@ -2544,7 +2508,7 @@
           <w:rFonts w:ascii="Charis SIL Regular" w:hAnsi="Charis SIL Regular" w:eastAsia="Charis SIL Regular"/>
           <w:b w:val="0"/>
           <w:i w:val="0"/>
-          <w:color w:val="0066CC"/>
+          <w:color w:val="0000FF"/>
           <w:sz w:val="24"/>
           <w:u w:val="single"/>
         </w:rPr>
@@ -2555,7 +2519,7 @@
           <w:rFonts w:ascii="Charis SIL Regular" w:hAnsi="Charis SIL Regular" w:eastAsia="Charis SIL Regular"/>
           <w:b w:val="0"/>
           <w:i w:val="0"/>
-          <w:color w:val="0066CC"/>
+          <w:color w:val="0000FF"/>
           <w:sz w:val="24"/>
           <w:u w:val="single"/>
         </w:rPr>
@@ -2573,7 +2537,7 @@
           <w:rFonts w:ascii="Charis SIL Regular" w:hAnsi="Charis SIL Regular" w:eastAsia="Charis SIL Regular"/>
           <w:b w:val="0"/>
           <w:i w:val="0"/>
-          <w:color w:val="0066CC"/>
+          <w:color w:val="0000FF"/>
           <w:sz w:val="24"/>
           <w:u w:val="single"/>
         </w:rPr>
@@ -2584,7 +2548,7 @@
           <w:rFonts w:ascii="Charis SIL Regular" w:hAnsi="Charis SIL Regular" w:eastAsia="Charis SIL Regular"/>
           <w:b w:val="0"/>
           <w:i w:val="0"/>
-          <w:color w:val="0066CC"/>
+          <w:color w:val="0000FF"/>
           <w:sz w:val="24"/>
           <w:u w:val="single"/>
         </w:rPr>
@@ -2602,7 +2566,7 @@
           <w:rFonts w:ascii="Charis SIL Regular" w:hAnsi="Charis SIL Regular" w:eastAsia="Charis SIL Regular"/>
           <w:b w:val="0"/>
           <w:i w:val="0"/>
-          <w:color w:val="0066CC"/>
+          <w:color w:val="0000FF"/>
           <w:sz w:val="24"/>
           <w:u w:val="single"/>
         </w:rPr>
@@ -2613,7 +2577,7 @@
           <w:rFonts w:ascii="Charis SIL Regular" w:hAnsi="Charis SIL Regular" w:eastAsia="Charis SIL Regular"/>
           <w:b w:val="0"/>
           <w:i w:val="0"/>
-          <w:color w:val="0066CC"/>
+          <w:color w:val="0000FF"/>
           <w:sz w:val="24"/>
           <w:u w:val="single"/>
         </w:rPr>
@@ -2638,7 +2602,7 @@
       </w:r>
       <w:r>
         <w:rPr>
-          <w:u w:val="single" w:color="0066cc"/>
+          <w:u w:val="single" w:color="0000ff"/>
           <w:rFonts w:ascii="Charis SIL Regular" w:hAnsi="Charis SIL Regular" w:eastAsia="Charis SIL Regular"/>
           <w:b w:val="0"/>
           <w:i w:val="0"/>
@@ -2656,7 +2620,7 @@
       </w:r>
       <w:r>
         <w:rPr>
-          <w:u w:val="single" w:color="0066cc"/>
+          <w:u w:val="single" w:color="0000ff"/>
           <w:rFonts w:ascii="Charis SIL Regular" w:hAnsi="Charis SIL Regular" w:eastAsia="Charis SIL Regular"/>
           <w:b w:val="0"/>
           <w:i w:val="0"/>
@@ -2674,7 +2638,7 @@
       </w:r>
       <w:r>
         <w:rPr>
-          <w:u w:val="single" w:color="0066cc"/>
+          <w:u w:val="single" w:color="0000ff"/>
           <w:rFonts w:ascii="Charis SIL Regular" w:hAnsi="Charis SIL Regular" w:eastAsia="Charis SIL Regular"/>
           <w:b w:val="0"/>
           <w:i w:val="0"/>
@@ -2692,7 +2656,7 @@
       </w:r>
       <w:r>
         <w:rPr>
-          <w:u w:val="single" w:color="0066cc"/>
+          <w:u w:val="single" w:color="0000ff"/>
           <w:rFonts w:ascii="Charis SIL Regular" w:hAnsi="Charis SIL Regular" w:eastAsia="Charis SIL Regular"/>
           <w:b w:val="0"/>
           <w:i w:val="0"/>
@@ -2710,7 +2674,7 @@
       </w:r>
       <w:r>
         <w:rPr>
-          <w:u w:val="single" w:color="0066cc"/>
+          <w:u w:val="single" w:color="0000ff"/>
           <w:rFonts w:ascii="Charis SIL Regular" w:hAnsi="Charis SIL Regular" w:eastAsia="Charis SIL Regular"/>
           <w:b w:val="0"/>
           <w:i w:val="0"/>
@@ -2728,7 +2692,7 @@
       </w:r>
       <w:r>
         <w:rPr>
-          <w:u w:val="single" w:color="0066cc"/>
+          <w:u w:val="single" w:color="0000ff"/>
           <w:rFonts w:ascii="Charis SIL Regular" w:hAnsi="Charis SIL Regular" w:eastAsia="Charis SIL Regular"/>
           <w:b w:val="0"/>
           <w:i w:val="0"/>
@@ -2746,7 +2710,7 @@
       </w:r>
       <w:r>
         <w:rPr>
-          <w:u w:val="single" w:color="0066cc"/>
+          <w:u w:val="single" w:color="0000ff"/>
           <w:rFonts w:ascii="Charis SIL Regular" w:hAnsi="Charis SIL Regular" w:eastAsia="Charis SIL Regular"/>
           <w:b w:val="0"/>
           <w:i w:val="0"/>
@@ -2757,7 +2721,7 @@
       </w:r>
       <w:r>
         <w:rPr>
-          <w:u w:val="single" w:color="0066cc"/>
+          <w:u w:val="single" w:color="0000ff"/>
           <w:rFonts w:ascii="Charis SIL Regular" w:hAnsi="Charis SIL Regular" w:eastAsia="Charis SIL Regular"/>
           <w:b w:val="0"/>
           <w:i w:val="0"/>
@@ -2775,7 +2739,7 @@
       </w:r>
       <w:r>
         <w:rPr>
-          <w:u w:val="single" w:color="0066cc"/>
+          <w:u w:val="single" w:color="0000ff"/>
           <w:rFonts w:ascii="Charis SIL Regular" w:hAnsi="Charis SIL Regular" w:eastAsia="Charis SIL Regular"/>
           <w:b w:val="0"/>
           <w:i w:val="0"/>
@@ -2793,7 +2757,7 @@
       </w:r>
       <w:r>
         <w:rPr>
-          <w:u w:val="single" w:color="0066cc"/>
+          <w:u w:val="single" w:color="0000ff"/>
           <w:rFonts w:ascii="Charis SIL Regular" w:hAnsi="Charis SIL Regular" w:eastAsia="Charis SIL Regular"/>
           <w:b w:val="0"/>
           <w:i w:val="0"/>
@@ -2834,7 +2798,7 @@
           <w:rFonts w:ascii="Charis SIL Regular" w:hAnsi="Charis SIL Regular" w:eastAsia="Charis SIL Regular"/>
           <w:b w:val="0"/>
           <w:i w:val="0"/>
-          <w:color w:val="0066CC"/>
+          <w:color w:val="0000FF"/>
           <w:sz w:val="24"/>
           <w:u w:val="single"/>
         </w:rPr>
@@ -2843,7 +2807,7 @@
             <w:rPr>
               <w:rStyle w:val="Hyperlink"/>
             </w:rPr>
-            <w:t>desbetreffen</w:t>
+            <w:t>desbetreffend</w:t>
           </w:r>
         </w:hyperlink>
       </w:r>
@@ -2852,15 +2816,38 @@
           <w:rFonts w:ascii="Charis SIL Regular" w:hAnsi="Charis SIL Regular" w:eastAsia="Charis SIL Regular"/>
           <w:b w:val="0"/>
           <w:i w:val="0"/>
-          <w:color w:val="0066CC"/>
-          <w:sz w:val="24"/>
+          <w:color w:val="0000FF"/>
+          <w:sz w:val="24"/>
+          <w:u w:val="single"/>
+        </w:rPr>
+        <w:t>e</w:t>
+      </w:r>
+      <w:r>
+        <w:rPr>
+          <w:rFonts w:ascii="Charis SIL Regular" w:hAnsi="Charis SIL Regular" w:eastAsia="Charis SIL Regular"/>
+          <w:b w:val="0"/>
+          <w:i w:val="0"/>
+          <w:color w:val="0000FF"/>
+          <w:sz w:val="24"/>
+          <w:u w:val="single"/>
+        </w:rPr>
+        <w:t xml:space="preserve"> </w:t>
+      </w:r>
+      <w:r>
+        <w:rPr>
+          <w:rFonts w:ascii="Charis SIL Regular" w:hAnsi="Charis SIL Regular" w:eastAsia="Charis SIL Regular"/>
+          <w:b w:val="0"/>
+          <w:i w:val="0"/>
+          <w:color w:val="0000FF"/>
+          <w:sz w:val="24"/>
+          <w:u w:val="single"/>
         </w:rPr>
         <w:hyperlink r:id="rId12" w:history="1">
           <w:r>
             <w:rPr>
               <w:rStyle w:val="Hyperlink"/>
             </w:rPr>
-            <w:t>d</w:t>
+            <w:t>zoekhul</w:t>
           </w:r>
         </w:hyperlink>
       </w:r>
@@ -2869,39 +2856,10 @@
           <w:rFonts w:ascii="Charis SIL Regular" w:hAnsi="Charis SIL Regular" w:eastAsia="Charis SIL Regular"/>
           <w:b w:val="0"/>
           <w:i w:val="0"/>
-          <w:color w:val="0066CC"/>
-          <w:sz w:val="24"/>
-        </w:rPr>
-        <w:t>e</w:t>
-      </w:r>
-      <w:r>
-        <w:rPr>
-          <w:rFonts w:ascii="Charis SIL Regular" w:hAnsi="Charis SIL Regular" w:eastAsia="Charis SIL Regular"/>
-          <w:b w:val="0"/>
-          <w:i w:val="0"/>
-          <w:color w:val="0066CC"/>
-          <w:sz w:val="24"/>
-          <w:u w:val="single"/>
-        </w:rPr>
-        <w:t xml:space="preserve"> </w:t>
-      </w:r>
-      <w:r>
-        <w:rPr>
-          <w:rFonts w:ascii="Charis SIL Regular" w:hAnsi="Charis SIL Regular" w:eastAsia="Charis SIL Regular"/>
-          <w:b w:val="0"/>
-          <w:i w:val="0"/>
-          <w:color w:val="0066CC"/>
-          <w:sz w:val="24"/>
-          <w:u w:val="single"/>
-        </w:rPr>
-        <w:hyperlink r:id="rId12" w:history="1">
-          <w:r>
-            <w:rPr>
-              <w:rStyle w:val="Hyperlink"/>
-            </w:rPr>
-            <w:t>zoekhulp</w:t>
-          </w:r>
-        </w:hyperlink>
+          <w:color w:val="0000FF"/>
+          <w:sz w:val="24"/>
+        </w:rPr>
+        <w:t>p</w:t>
       </w:r>
       <w:r>
         <w:rPr>
@@ -2958,8 +2916,9 @@
           <w:rFonts w:ascii="Charis SIL Regular" w:hAnsi="Charis SIL Regular" w:eastAsia="Charis SIL Regular"/>
           <w:b w:val="0"/>
           <w:i w:val="0"/>
-          <w:color w:val="0066CC"/>
-          <w:sz w:val="24"/>
+          <w:color w:val="0000FF"/>
+          <w:sz w:val="24"/>
+          <w:u w:val="single"/>
         </w:rPr>
         <w:t>Bronnen</w:t>
       </w:r>
@@ -2981,11 +2940,22 @@
           <w:rFonts w:ascii="Charis SIL Regular" w:hAnsi="Charis SIL Regular" w:eastAsia="Charis SIL Regular"/>
           <w:b w:val="0"/>
           <w:i w:val="0"/>
-          <w:color w:val="0066CC"/>
+          <w:color w:val="0000FF"/>
           <w:sz w:val="24"/>
           <w:u w:val="single"/>
         </w:rPr>
-        <w:t>De handel in objecten uit een koloniale context</w:t>
+        <w:t>De hand</w:t>
+      </w:r>
+      <w:r>
+        <w:rPr>
+          <w:rFonts w:ascii="Charis SIL Regular" w:hAnsi="Charis SIL Regular" w:eastAsia="Charis SIL Regular"/>
+          <w:b w:val="0"/>
+          <w:i w:val="0"/>
+          <w:color w:val="0000FF"/>
+          <w:sz w:val="24"/>
+          <w:u w:val="single"/>
+        </w:rPr>
+        <w:t>el in objecten uit een koloniale context</w:t>
       </w:r>
       <w:r>
         <w:br/>
@@ -3005,7 +2975,7 @@
           <w:rFonts w:ascii="Charis SIL Regular" w:hAnsi="Charis SIL Regular" w:eastAsia="Charis SIL Regular"/>
           <w:b w:val="0"/>
           <w:i w:val="0"/>
-          <w:color w:val="0066CC"/>
+          <w:color w:val="0000FF"/>
           <w:sz w:val="24"/>
           <w:u w:val="single"/>
         </w:rPr>
@@ -3016,7 +2986,7 @@
           <w:rFonts w:ascii="Charis SIL Regular" w:hAnsi="Charis SIL Regular" w:eastAsia="Charis SIL Regular"/>
           <w:b w:val="0"/>
           <w:i w:val="0"/>
-          <w:color w:val="0066CC"/>
+          <w:color w:val="0000FF"/>
           <w:sz w:val="24"/>
           <w:u w:val="single"/>
         </w:rPr>
@@ -3040,7 +3010,7 @@
           <w:rFonts w:ascii="Charis SIL Regular" w:hAnsi="Charis SIL Regular" w:eastAsia="Charis SIL Regular"/>
           <w:b w:val="0"/>
           <w:i w:val="0"/>
-          <w:color w:val="0066CC"/>
+          <w:color w:val="0000FF"/>
           <w:sz w:val="24"/>
           <w:u w:val="single"/>
         </w:rPr>
@@ -3051,7 +3021,7 @@
           <w:rFonts w:ascii="Charis SIL Regular" w:hAnsi="Charis SIL Regular" w:eastAsia="Charis SIL Regular"/>
           <w:b w:val="0"/>
           <w:i w:val="0"/>
-          <w:color w:val="0066CC"/>
+          <w:color w:val="0000FF"/>
           <w:sz w:val="24"/>
           <w:u w:val="single"/>
         </w:rPr>
@@ -3075,7 +3045,7 @@
           <w:rFonts w:ascii="Charis SIL Regular" w:hAnsi="Charis SIL Regular" w:eastAsia="Charis SIL Regular"/>
           <w:b w:val="0"/>
           <w:i w:val="0"/>
-          <w:color w:val="0066CC"/>
+          <w:color w:val="0000FF"/>
           <w:sz w:val="24"/>
           <w:u w:val="single"/>
         </w:rPr>
@@ -3099,22 +3069,22 @@
           <w:rFonts w:ascii="Charis SIL Regular" w:hAnsi="Charis SIL Regular" w:eastAsia="Charis SIL Regular"/>
           <w:b w:val="0"/>
           <w:i w:val="0"/>
-          <w:color w:val="0066CC"/>
+          <w:color w:val="0000FF"/>
           <w:sz w:val="24"/>
           <w:u w:val="single"/>
         </w:rPr>
-        <w:t>Koninklijk</w:t>
+        <w:t>Koninklij</w:t>
       </w:r>
       <w:r>
         <w:rPr>
           <w:rFonts w:ascii="Charis SIL Regular" w:hAnsi="Charis SIL Regular" w:eastAsia="Charis SIL Regular"/>
           <w:b w:val="0"/>
           <w:i w:val="0"/>
-          <w:color w:val="0066CC"/>
+          <w:color w:val="0000FF"/>
           <w:sz w:val="24"/>
           <w:u w:val="single"/>
         </w:rPr>
-        <w:t xml:space="preserve"> Kabinet van Zeldzaamheden</w:t>
+        <w:t>k Kabinet van Zeldzaamheden</w:t>
       </w:r>
       <w:r>
         <w:br/>
@@ -3134,7 +3104,7 @@
           <w:rFonts w:ascii="Charis SIL Regular" w:hAnsi="Charis SIL Regular" w:eastAsia="Charis SIL Regular"/>
           <w:b w:val="0"/>
           <w:i w:val="0"/>
-          <w:color w:val="0066CC"/>
+          <w:color w:val="0000FF"/>
           <w:sz w:val="24"/>
           <w:u w:val="single"/>
         </w:rPr>
@@ -3145,7 +3115,7 @@
           <w:rFonts w:ascii="Charis SIL Regular" w:hAnsi="Charis SIL Regular" w:eastAsia="Charis SIL Regular"/>
           <w:b w:val="0"/>
           <w:i w:val="0"/>
-          <w:color w:val="0066CC"/>
+          <w:color w:val="0000FF"/>
           <w:sz w:val="24"/>
           <w:u w:val="single"/>
         </w:rPr>
@@ -3156,7 +3126,7 @@
           <w:rFonts w:ascii="Charis SIL Regular" w:hAnsi="Charis SIL Regular" w:eastAsia="Charis SIL Regular"/>
           <w:b w:val="0"/>
           <w:i w:val="0"/>
-          <w:color w:val="0066CC"/>
+          <w:color w:val="0000FF"/>
           <w:sz w:val="24"/>
         </w:rPr>
         <w:t>s</w:t>
@@ -3179,7 +3149,7 @@
           <w:rFonts w:ascii="Charis SIL Regular" w:hAnsi="Charis SIL Regular" w:eastAsia="Charis SIL Regular"/>
           <w:b w:val="0"/>
           <w:i w:val="0"/>
-          <w:color w:val="0066CC"/>
+          <w:color w:val="0000FF"/>
           <w:sz w:val="24"/>
           <w:u w:val="single"/>
         </w:rPr>
@@ -3190,7 +3160,7 @@
           <w:rFonts w:ascii="Charis SIL Regular" w:hAnsi="Charis SIL Regular" w:eastAsia="Charis SIL Regular"/>
           <w:b w:val="0"/>
           <w:i w:val="0"/>
-          <w:color w:val="0066CC"/>
+          <w:color w:val="0000FF"/>
           <w:sz w:val="24"/>
           <w:u w:val="single"/>
         </w:rPr>
@@ -3214,7 +3184,7 @@
           <w:rFonts w:ascii="Charis SIL Regular" w:hAnsi="Charis SIL Regular" w:eastAsia="Charis SIL Regular"/>
           <w:b w:val="0"/>
           <w:i w:val="0"/>
-          <w:color w:val="0066CC"/>
+          <w:color w:val="0000FF"/>
           <w:sz w:val="24"/>
           <w:u w:val="single"/>
         </w:rPr>
@@ -3238,7 +3208,7 @@
           <w:rFonts w:ascii="Charis SIL Regular" w:hAnsi="Charis SIL Regular" w:eastAsia="Charis SIL Regular"/>
           <w:b w:val="0"/>
           <w:i w:val="0"/>
-          <w:color w:val="0066CC"/>
+          <w:color w:val="0000FF"/>
           <w:sz w:val="24"/>
           <w:u w:val="single"/>
         </w:rPr>
@@ -3249,7 +3219,7 @@
           <w:rFonts w:ascii="Charis SIL Regular" w:hAnsi="Charis SIL Regular" w:eastAsia="Charis SIL Regular"/>
           <w:b w:val="0"/>
           <w:i w:val="0"/>
-          <w:color w:val="0066CC"/>
+          <w:color w:val="0000FF"/>
           <w:sz w:val="24"/>
           <w:u w:val="single"/>
         </w:rPr>
@@ -3273,7 +3243,7 @@
           <w:rFonts w:ascii="Charis SIL Regular" w:hAnsi="Charis SIL Regular" w:eastAsia="Charis SIL Regular"/>
           <w:b w:val="0"/>
           <w:i w:val="0"/>
-          <w:color w:val="0066CC"/>
+          <w:color w:val="0000FF"/>
           <w:sz w:val="24"/>
           <w:u w:val="single"/>
         </w:rPr>
@@ -3284,7 +3254,7 @@
           <w:rFonts w:ascii="Charis SIL Regular" w:hAnsi="Charis SIL Regular" w:eastAsia="Charis SIL Regular"/>
           <w:b w:val="0"/>
           <w:i w:val="0"/>
-          <w:color w:val="0066CC"/>
+          <w:color w:val="0000FF"/>
           <w:sz w:val="24"/>
           <w:u w:val="single"/>
         </w:rPr>
@@ -3305,7 +3275,7 @@
           <w:rFonts w:ascii="Charis SIL Regular" w:hAnsi="Charis SIL Regular" w:eastAsia="Charis SIL Regular"/>
           <w:b w:val="0"/>
           <w:i w:val="0"/>
-          <w:color w:val="0066CC"/>
+          <w:color w:val="0000FF"/>
           <w:sz w:val="24"/>
           <w:u w:val="single"/>
         </w:rPr>
@@ -3329,7 +3299,7 @@
           <w:rFonts w:ascii="Charis SIL Regular" w:hAnsi="Charis SIL Regular" w:eastAsia="Charis SIL Regular"/>
           <w:b w:val="0"/>
           <w:i w:val="0"/>
-          <w:color w:val="0066CC"/>
+          <w:color w:val="0000FF"/>
           <w:sz w:val="24"/>
           <w:u w:val="single"/>
         </w:rPr>
@@ -3340,7 +3310,7 @@
           <w:rFonts w:ascii="Charis SIL Regular" w:hAnsi="Charis SIL Regular" w:eastAsia="Charis SIL Regular"/>
           <w:b w:val="0"/>
           <w:i w:val="0"/>
-          <w:color w:val="0066CC"/>
+          <w:color w:val="0000FF"/>
           <w:sz w:val="24"/>
           <w:u w:val="single"/>
         </w:rPr>
@@ -3364,7 +3334,7 @@
           <w:rFonts w:ascii="Charis SIL Regular" w:hAnsi="Charis SIL Regular" w:eastAsia="Charis SIL Regular"/>
           <w:b w:val="0"/>
           <w:i w:val="0"/>
-          <w:color w:val="0066CC"/>
+          <w:color w:val="0000FF"/>
           <w:sz w:val="24"/>
           <w:u w:val="single"/>
         </w:rPr>
@@ -3515,7 +3485,7 @@
           <w:rFonts w:ascii="Charis SIL Regular" w:hAnsi="Charis SIL Regular" w:eastAsia="Charis SIL Regular"/>
           <w:b w:val="0"/>
           <w:i w:val="0"/>
-          <w:color w:val="0066CC"/>
+          <w:color w:val="0000FF"/>
           <w:sz w:val="24"/>
           <w:u w:val="single"/>
         </w:rPr>
@@ -3533,7 +3503,7 @@
           <w:rFonts w:ascii="Charis SIL Regular" w:hAnsi="Charis SIL Regular" w:eastAsia="Charis SIL Regular"/>
           <w:b w:val="0"/>
           <w:i w:val="0"/>
-          <w:color w:val="0066CC"/>
+          <w:color w:val="0000FF"/>
           <w:sz w:val="24"/>
           <w:u w:val="single"/>
         </w:rPr>
@@ -3551,7 +3521,7 @@
           <w:rFonts w:ascii="Charis SIL Regular" w:hAnsi="Charis SIL Regular" w:eastAsia="Charis SIL Regular"/>
           <w:b w:val="0"/>
           <w:i w:val="0"/>
-          <w:color w:val="0066CC"/>
+          <w:color w:val="0000FF"/>
           <w:sz w:val="24"/>
           <w:u w:val="single"/>
         </w:rPr>
@@ -3569,7 +3539,7 @@
           <w:rFonts w:ascii="Charis SIL Regular" w:hAnsi="Charis SIL Regular" w:eastAsia="Charis SIL Regular"/>
           <w:b w:val="0"/>
           <w:i w:val="0"/>
-          <w:color w:val="0066CC"/>
+          <w:color w:val="0000FF"/>
           <w:sz w:val="24"/>
           <w:u w:val="single"/>
         </w:rPr>
@@ -3706,7 +3676,7 @@
           <w:rFonts w:ascii="Charis SIL Regular" w:hAnsi="Charis SIL Regular" w:eastAsia="Charis SIL Regular"/>
           <w:b w:val="0"/>
           <w:i w:val="0"/>
-          <w:color w:val="0066CC"/>
+          <w:color w:val="0000FF"/>
           <w:sz w:val="24"/>
           <w:u w:val="single"/>
         </w:rPr>
@@ -3724,7 +3694,7 @@
           <w:rFonts w:ascii="Charis SIL Regular" w:hAnsi="Charis SIL Regular" w:eastAsia="Charis SIL Regular"/>
           <w:b w:val="0"/>
           <w:i w:val="0"/>
-          <w:color w:val="0066CC"/>
+          <w:color w:val="0000FF"/>
           <w:sz w:val="24"/>
           <w:u w:val="single"/>
         </w:rPr>
@@ -3742,7 +3712,7 @@
           <w:rFonts w:ascii="Charis SIL Regular" w:hAnsi="Charis SIL Regular" w:eastAsia="Charis SIL Regular"/>
           <w:b w:val="0"/>
           <w:i w:val="0"/>
-          <w:color w:val="0066CC"/>
+          <w:color w:val="0000FF"/>
           <w:sz w:val="24"/>
           <w:u w:val="single"/>
         </w:rPr>
@@ -3760,7 +3730,7 @@
           <w:rFonts w:ascii="Charis SIL Regular" w:hAnsi="Charis SIL Regular" w:eastAsia="Charis SIL Regular"/>
           <w:b w:val="0"/>
           <w:i w:val="0"/>
-          <w:color w:val="0066CC"/>
+          <w:color w:val="0000FF"/>
           <w:sz w:val="24"/>
           <w:u w:val="single"/>
         </w:rPr>
@@ -3918,7 +3888,7 @@
           <w:rFonts w:ascii="Charis SIL Regular" w:hAnsi="Charis SIL Regular" w:eastAsia="Charis SIL Regular"/>
           <w:b w:val="0"/>
           <w:i w:val="0"/>
-          <w:color w:val="0066CC"/>
+          <w:color w:val="0000FF"/>
           <w:sz w:val="24"/>
           <w:u w:val="single"/>
         </w:rPr>
@@ -3936,7 +3906,7 @@
           <w:rFonts w:ascii="Charis SIL Regular" w:hAnsi="Charis SIL Regular" w:eastAsia="Charis SIL Regular"/>
           <w:b w:val="0"/>
           <w:i w:val="0"/>
-          <w:color w:val="0066CC"/>
+          <w:color w:val="0000FF"/>
           <w:sz w:val="24"/>
           <w:u w:val="single"/>
         </w:rPr>
@@ -3954,7 +3924,7 @@
           <w:rFonts w:ascii="Charis SIL Regular" w:hAnsi="Charis SIL Regular" w:eastAsia="Charis SIL Regular"/>
           <w:b w:val="0"/>
           <w:i w:val="0"/>
-          <w:color w:val="0066CC"/>
+          <w:color w:val="0000FF"/>
           <w:sz w:val="24"/>
           <w:u w:val="single"/>
         </w:rPr>
@@ -3972,7 +3942,7 @@
           <w:rFonts w:ascii="Charis SIL Regular" w:hAnsi="Charis SIL Regular" w:eastAsia="Charis SIL Regular"/>
           <w:b w:val="0"/>
           <w:i w:val="0"/>
-          <w:color w:val="0066CC"/>
+          <w:color w:val="0000FF"/>
           <w:sz w:val="24"/>
           <w:u w:val="single"/>
         </w:rPr>
@@ -4000,11 +3970,11 @@
           <w:rFonts w:ascii="Charis SIL Regular" w:hAnsi="Charis SIL Regular" w:eastAsia="Charis SIL Regular"/>
           <w:b w:val="0"/>
           <w:i w:val="0"/>
-          <w:color w:val="0066CC"/>
+          <w:color w:val="0000FF"/>
           <w:sz w:val="24"/>
           <w:u w:val="single"/>
         </w:rPr>
-        <w:hyperlink r:id="rId19" w:history="1">
+        <w:hyperlink r:id="rId18" w:history="1">
           <w:r>
             <w:rPr>
               <w:rStyle w:val="Hyperlink"/>
@@ -4018,11 +3988,11 @@
           <w:rFonts w:ascii="Charis SIL Regular" w:hAnsi="Charis SIL Regular" w:eastAsia="Charis SIL Regular"/>
           <w:b w:val="0"/>
           <w:i w:val="0"/>
-          <w:color w:val="0066CC"/>
+          <w:color w:val="0000FF"/>
           <w:sz w:val="24"/>
           <w:u w:val="single"/>
         </w:rPr>
-        <w:hyperlink r:id="rId19" w:history="1">
+        <w:hyperlink r:id="rId18" w:history="1">
           <w:r>
             <w:rPr>
               <w:rStyle w:val="Hyperlink"/>
@@ -4036,7 +4006,7 @@
           <w:rFonts w:ascii="Charis SIL Regular" w:hAnsi="Charis SIL Regular" w:eastAsia="Charis SIL Regular"/>
           <w:b w:val="0"/>
           <w:i w:val="0"/>
-          <w:color w:val="0066CC"/>
+          <w:color w:val="0000FF"/>
           <w:sz w:val="24"/>
           <w:u w:val="single"/>
         </w:rPr>
@@ -4047,11 +4017,11 @@
           <w:rFonts w:ascii="Charis SIL Regular" w:hAnsi="Charis SIL Regular" w:eastAsia="Charis SIL Regular"/>
           <w:b w:val="0"/>
           <w:i w:val="0"/>
-          <w:color w:val="0066CC"/>
+          <w:color w:val="0000FF"/>
           <w:sz w:val="24"/>
           <w:u w:val="single"/>
         </w:rPr>
-        <w:hyperlink r:id="rId19" w:history="1">
+        <w:hyperlink r:id="rId18" w:history="1">
           <w:r>
             <w:rPr>
               <w:rStyle w:val="Hyperlink"/>
@@ -4082,11 +4052,11 @@
           <w:rFonts w:ascii="Charis SIL Regular" w:hAnsi="Charis SIL Regular" w:eastAsia="Charis SIL Regular"/>
           <w:b w:val="0"/>
           <w:i w:val="0"/>
-          <w:color w:val="0066CC"/>
+          <w:color w:val="0000FF"/>
           <w:sz w:val="24"/>
           <w:u w:val="single"/>
         </w:rPr>
-        <w:hyperlink r:id="rId20" w:history="1">
+        <w:hyperlink r:id="rId18" w:history="1">
           <w:r>
             <w:rPr>
               <w:rStyle w:val="Hyperlink"/>
@@ -4100,7 +4070,7 @@
           <w:rFonts w:ascii="Charis SIL Regular" w:hAnsi="Charis SIL Regular" w:eastAsia="Charis SIL Regular"/>
           <w:b w:val="0"/>
           <w:i w:val="0"/>
-          <w:color w:val="0066CC"/>
+          <w:color w:val="0000FF"/>
           <w:sz w:val="24"/>
           <w:u w:val="single"/>
         </w:rPr>
@@ -4111,11 +4081,11 @@
           <w:rFonts w:ascii="Charis SIL Regular" w:hAnsi="Charis SIL Regular" w:eastAsia="Charis SIL Regular"/>
           <w:b w:val="0"/>
           <w:i w:val="0"/>
-          <w:color w:val="0066CC"/>
+          <w:color w:val="0000FF"/>
           <w:sz w:val="24"/>
           <w:u w:val="single"/>
         </w:rPr>
-        <w:hyperlink r:id="rId20" w:history="1">
+        <w:hyperlink r:id="rId19" w:history="1">
           <w:r>
             <w:rPr>
               <w:rStyle w:val="Hyperlink"/>
@@ -4262,11 +4232,11 @@
           <w:rFonts w:ascii="Charis SIL Regular" w:hAnsi="Charis SIL Regular" w:eastAsia="Charis SIL Regular"/>
           <w:b w:val="0"/>
           <w:i w:val="0"/>
-          <w:color w:val="0066CC"/>
+          <w:color w:val="0000FF"/>
           <w:sz w:val="24"/>
           <w:u w:val="single"/>
         </w:rPr>
-        <w:hyperlink r:id="rId21" w:history="1">
+        <w:hyperlink r:id="rId20" w:history="1">
           <w:r>
             <w:rPr>
               <w:rStyle w:val="Hyperlink"/>
@@ -4280,11 +4250,11 @@
           <w:rFonts w:ascii="Charis SIL Regular" w:hAnsi="Charis SIL Regular" w:eastAsia="Charis SIL Regular"/>
           <w:b w:val="0"/>
           <w:i w:val="0"/>
-          <w:color w:val="0066CC"/>
+          <w:color w:val="0000FF"/>
           <w:sz w:val="24"/>
           <w:u w:val="single"/>
         </w:rPr>
-        <w:hyperlink r:id="rId21" w:history="1">
+        <w:hyperlink r:id="rId20" w:history="1">
           <w:r>
             <w:rPr>
               <w:rStyle w:val="Hyperlink"/>
@@ -4298,11 +4268,11 @@
           <w:rFonts w:ascii="Charis SIL Regular" w:hAnsi="Charis SIL Regular" w:eastAsia="Charis SIL Regular"/>
           <w:b w:val="0"/>
           <w:i w:val="0"/>
-          <w:color w:val="0066CC"/>
+          <w:color w:val="0000FF"/>
           <w:sz w:val="24"/>
           <w:u w:val="single"/>
         </w:rPr>
-        <w:hyperlink r:id="rId21" w:history="1">
+        <w:hyperlink r:id="rId20" w:history="1">
           <w:r>
             <w:rPr>
               <w:rStyle w:val="Hyperlink"/>
@@ -4326,11 +4296,11 @@
           <w:rFonts w:ascii="Charis SIL Regular" w:hAnsi="Charis SIL Regular" w:eastAsia="Charis SIL Regular"/>
           <w:b w:val="0"/>
           <w:i w:val="0"/>
-          <w:color w:val="0066CC"/>
+          <w:color w:val="0000FF"/>
           <w:sz w:val="24"/>
           <w:u w:val="single"/>
         </w:rPr>
-        <w:hyperlink r:id="rId21" w:history="1">
+        <w:hyperlink r:id="rId20" w:history="1">
           <w:r>
             <w:rPr>
               <w:rStyle w:val="Hyperlink"/>
@@ -4344,7 +4314,7 @@
           <w:rFonts w:ascii="Charis SIL Regular" w:hAnsi="Charis SIL Regular" w:eastAsia="Charis SIL Regular"/>
           <w:b w:val="0"/>
           <w:i w:val="0"/>
-          <w:color w:val="0066CC"/>
+          <w:color w:val="0000FF"/>
           <w:sz w:val="24"/>
           <w:u w:val="single"/>
         </w:rPr>
@@ -4355,11 +4325,11 @@
           <w:rFonts w:ascii="Charis SIL Regular" w:hAnsi="Charis SIL Regular" w:eastAsia="Charis SIL Regular"/>
           <w:b w:val="0"/>
           <w:i w:val="0"/>
-          <w:color w:val="0066CC"/>
+          <w:color w:val="0000FF"/>
           <w:sz w:val="24"/>
           <w:u w:val="single"/>
         </w:rPr>
-        <w:hyperlink r:id="rId21" w:history="1">
+        <w:hyperlink r:id="rId20" w:history="1">
           <w:r>
             <w:rPr>
               <w:rStyle w:val="Hyperlink"/>
@@ -4506,11 +4476,11 @@
           <w:rFonts w:ascii="Charis SIL Regular" w:hAnsi="Charis SIL Regular" w:eastAsia="Charis SIL Regular"/>
           <w:b w:val="0"/>
           <w:i w:val="0"/>
-          <w:color w:val="0066CC"/>
+          <w:color w:val="0000FF"/>
           <w:sz w:val="24"/>
           <w:u w:val="single"/>
         </w:rPr>
-        <w:hyperlink r:id="rId22" w:history="1">
+        <w:hyperlink r:id="rId21" w:history="1">
           <w:r>
             <w:rPr>
               <w:rStyle w:val="Hyperlink"/>
@@ -4524,11 +4494,11 @@
           <w:rFonts w:ascii="Charis SIL Regular" w:hAnsi="Charis SIL Regular" w:eastAsia="Charis SIL Regular"/>
           <w:b w:val="0"/>
           <w:i w:val="0"/>
-          <w:color w:val="0066CC"/>
+          <w:color w:val="0000FF"/>
           <w:sz w:val="24"/>
           <w:u w:val="single"/>
         </w:rPr>
-        <w:hyperlink r:id="rId22" w:history="1">
+        <w:hyperlink r:id="rId21" w:history="1">
           <w:r>
             <w:rPr>
               <w:rStyle w:val="Hyperlink"/>
@@ -4542,11 +4512,11 @@
           <w:rFonts w:ascii="Charis SIL Regular" w:hAnsi="Charis SIL Regular" w:eastAsia="Charis SIL Regular"/>
           <w:b w:val="0"/>
           <w:i w:val="0"/>
-          <w:color w:val="0066CC"/>
+          <w:color w:val="0000FF"/>
           <w:sz w:val="24"/>
           <w:u w:val="single"/>
         </w:rPr>
-        <w:hyperlink r:id="rId22" w:history="1">
+        <w:hyperlink r:id="rId21" w:history="1">
           <w:r>
             <w:rPr>
               <w:rStyle w:val="Hyperlink"/>
@@ -4560,11 +4530,11 @@
           <w:rFonts w:ascii="Charis SIL Regular" w:hAnsi="Charis SIL Regular" w:eastAsia="Charis SIL Regular"/>
           <w:b w:val="0"/>
           <w:i w:val="0"/>
-          <w:color w:val="0066CC"/>
+          <w:color w:val="0000FF"/>
           <w:sz w:val="24"/>
           <w:u w:val="single"/>
         </w:rPr>
-        <w:hyperlink r:id="rId22" w:history="1">
+        <w:hyperlink r:id="rId21" w:history="1">
           <w:r>
             <w:rPr>
               <w:rStyle w:val="Hyperlink"/>
@@ -4588,11 +4558,11 @@
           <w:rFonts w:ascii="Charis SIL Regular" w:hAnsi="Charis SIL Regular" w:eastAsia="Charis SIL Regular"/>
           <w:b w:val="0"/>
           <w:i w:val="0"/>
-          <w:color w:val="0066CC"/>
+          <w:color w:val="0000FF"/>
           <w:sz w:val="24"/>
           <w:u w:val="single"/>
         </w:rPr>
-        <w:hyperlink r:id="rId23" w:history="1">
+        <w:hyperlink r:id="rId22" w:history="1">
           <w:r>
             <w:rPr>
               <w:rStyle w:val="Hyperlink"/>
@@ -4606,7 +4576,7 @@
           <w:rFonts w:ascii="Charis SIL Regular" w:hAnsi="Charis SIL Regular" w:eastAsia="Charis SIL Regular"/>
           <w:b w:val="0"/>
           <w:i w:val="0"/>
-          <w:color w:val="0066CC"/>
+          <w:color w:val="0000FF"/>
           <w:sz w:val="24"/>
           <w:u w:val="single"/>
         </w:rPr>
@@ -4624,7 +4594,7 @@
           <w:rFonts w:ascii="Charis SIL Regular" w:hAnsi="Charis SIL Regular" w:eastAsia="Charis SIL Regular"/>
           <w:b w:val="0"/>
           <w:i w:val="0"/>
-          <w:color w:val="0066CC"/>
+          <w:color w:val="0000FF"/>
           <w:sz w:val="24"/>
           <w:u w:val="single"/>
         </w:rPr>
@@ -4635,7 +4605,7 @@
           <w:rFonts w:ascii="Charis SIL Regular" w:hAnsi="Charis SIL Regular" w:eastAsia="Charis SIL Regular"/>
           <w:b w:val="0"/>
           <w:i w:val="0"/>
-          <w:color w:val="0066CC"/>
+          <w:color w:val="0000FF"/>
           <w:sz w:val="24"/>
           <w:u w:val="single"/>
         </w:rPr>
@@ -4656,25 +4626,18 @@
           <w:color w:val="000000"/>
           <w:sz w:val="24"/>
         </w:rPr>
-        <w:hyperlink r:id="rId22" w:history="1">
-          <w:r>
-            <w:rPr>
-              <w:rStyle w:val="Hyperlink"/>
-            </w:rPr>
-            <w:t xml:space="preserve">, </w:t>
-          </w:r>
-        </w:hyperlink>
+        <w:t xml:space="preserve">, </w:t>
       </w:r>
       <w:r>
         <w:rPr>
           <w:rFonts w:ascii="Charis SIL Regular" w:hAnsi="Charis SIL Regular" w:eastAsia="Charis SIL Regular"/>
           <w:b w:val="0"/>
           <w:i w:val="0"/>
-          <w:color w:val="0066CC"/>
+          <w:color w:val="0000FF"/>
           <w:sz w:val="24"/>
           <w:u w:val="single"/>
         </w:rPr>
-        <w:hyperlink r:id="rId22" w:history="1">
+        <w:hyperlink r:id="rId23" w:history="1">
           <w:r>
             <w:rPr>
               <w:rStyle w:val="Hyperlink"/>
@@ -4688,7 +4651,7 @@
           <w:rFonts w:ascii="Charis SIL Regular" w:hAnsi="Charis SIL Regular" w:eastAsia="Charis SIL Regular"/>
           <w:b w:val="0"/>
           <w:i w:val="0"/>
-          <w:color w:val="0066CC"/>
+          <w:color w:val="0000FF"/>
           <w:sz w:val="24"/>
           <w:u w:val="single"/>
         </w:rPr>
@@ -4699,11 +4662,11 @@
           <w:rFonts w:ascii="Charis SIL Regular" w:hAnsi="Charis SIL Regular" w:eastAsia="Charis SIL Regular"/>
           <w:b w:val="0"/>
           <w:i w:val="0"/>
-          <w:color w:val="0066CC"/>
+          <w:color w:val="0000FF"/>
           <w:sz w:val="24"/>
           <w:u w:val="single"/>
         </w:rPr>
-        <w:hyperlink r:id="rId22" w:history="1">
+        <w:hyperlink r:id="rId21" w:history="1">
           <w:r>
             <w:rPr>
               <w:rStyle w:val="Hyperlink"/>
@@ -4866,7 +4829,7 @@
           <w:rFonts w:ascii="Charis SIL Regular" w:hAnsi="Charis SIL Regular" w:eastAsia="Charis SIL Regular"/>
           <w:b w:val="0"/>
           <w:i w:val="0"/>
-          <w:color w:val="0066CC"/>
+          <w:color w:val="0000FF"/>
           <w:sz w:val="24"/>
           <w:u w:val="single"/>
         </w:rPr>
@@ -4884,7 +4847,7 @@
           <w:rFonts w:ascii="Charis SIL Regular" w:hAnsi="Charis SIL Regular" w:eastAsia="Charis SIL Regular"/>
           <w:b w:val="0"/>
           <w:i w:val="0"/>
-          <w:color w:val="0066CC"/>
+          <w:color w:val="0000FF"/>
           <w:sz w:val="24"/>
           <w:u w:val="single"/>
         </w:rPr>
@@ -4902,7 +4865,7 @@
           <w:rFonts w:ascii="Charis SIL Regular" w:hAnsi="Charis SIL Regular" w:eastAsia="Charis SIL Regular"/>
           <w:b w:val="0"/>
           <w:i w:val="0"/>
-          <w:color w:val="0066CC"/>
+          <w:color w:val="0000FF"/>
           <w:sz w:val="24"/>
           <w:u w:val="single"/>
         </w:rPr>
@@ -4920,7 +4883,7 @@
           <w:rFonts w:ascii="Charis SIL Regular" w:hAnsi="Charis SIL Regular" w:eastAsia="Charis SIL Regular"/>
           <w:b w:val="0"/>
           <w:i w:val="0"/>
-          <w:color w:val="0066CC"/>
+          <w:color w:val="0000FF"/>
           <w:sz w:val="24"/>
           <w:u w:val="single"/>
         </w:rPr>
@@ -4948,7 +4911,7 @@
           <w:rFonts w:ascii="Charis SIL Regular" w:hAnsi="Charis SIL Regular" w:eastAsia="Charis SIL Regular"/>
           <w:b w:val="0"/>
           <w:i w:val="0"/>
-          <w:color w:val="0066CC"/>
+          <w:color w:val="0000FF"/>
           <w:sz w:val="24"/>
           <w:u w:val="single"/>
         </w:rPr>
@@ -4966,11 +4929,11 @@
           <w:rFonts w:ascii="Charis SIL Regular" w:hAnsi="Charis SIL Regular" w:eastAsia="Charis SIL Regular"/>
           <w:b w:val="0"/>
           <w:i w:val="0"/>
-          <w:color w:val="0066CC"/>
+          <w:color w:val="0000FF"/>
           <w:sz w:val="24"/>
           <w:u w:val="single"/>
         </w:rPr>
-        <w:hyperlink r:id="rId25" w:history="1">
+        <w:hyperlink r:id="rId24" w:history="1">
           <w:r>
             <w:rPr>
               <w:rStyle w:val="Hyperlink"/>
@@ -4984,7 +4947,7 @@
           <w:rFonts w:ascii="Charis SIL Regular" w:hAnsi="Charis SIL Regular" w:eastAsia="Charis SIL Regular"/>
           <w:b w:val="0"/>
           <w:i w:val="0"/>
-          <w:color w:val="0066CC"/>
+          <w:color w:val="0000FF"/>
           <w:sz w:val="24"/>
           <w:u w:val="single"/>
         </w:rPr>
@@ -4995,7 +4958,7 @@
           <w:rFonts w:ascii="Charis SIL Regular" w:hAnsi="Charis SIL Regular" w:eastAsia="Charis SIL Regular"/>
           <w:b w:val="0"/>
           <w:i w:val="0"/>
-          <w:color w:val="0066CC"/>
+          <w:color w:val="0000FF"/>
           <w:sz w:val="24"/>
           <w:u w:val="single"/>
         </w:rPr>
@@ -5010,30 +4973,19 @@
       </w:r>
       <w:r>
         <w:rPr>
-          <w:u w:val="single" w:color="0066cc"/>
+          <w:u w:val="single" w:color="0000ff"/>
           <w:rFonts w:ascii="Charis SIL Regular" w:hAnsi="Charis SIL Regular" w:eastAsia="Charis SIL Regular"/>
           <w:b w:val="0"/>
           <w:i w:val="0"/>
           <w:color w:val="000000"/>
           <w:sz w:val="24"/>
-        </w:rPr>
-        <w:t xml:space="preserve">, </w:t>
-      </w:r>
-      <w:r>
-        <w:rPr>
-          <w:rFonts w:ascii="Charis SIL Regular" w:hAnsi="Charis SIL Regular" w:eastAsia="Charis SIL Regular"/>
-          <w:b w:val="0"/>
-          <w:i w:val="0"/>
-          <w:color w:val="0066CC"/>
-          <w:sz w:val="24"/>
-          <w:u w:val="single"/>
         </w:rPr>
         <w:hyperlink r:id="rId24" w:history="1">
           <w:r>
             <w:rPr>
               <w:rStyle w:val="Hyperlink"/>
             </w:rPr>
-            <w:t>ISBN</w:t>
+            <w:t xml:space="preserve">, </w:t>
           </w:r>
         </w:hyperlink>
       </w:r>
@@ -5042,18 +4994,18 @@
           <w:rFonts w:ascii="Charis SIL Regular" w:hAnsi="Charis SIL Regular" w:eastAsia="Charis SIL Regular"/>
           <w:b w:val="0"/>
           <w:i w:val="0"/>
-          <w:color w:val="0066CC"/>
+          <w:color w:val="0000FF"/>
           <w:sz w:val="24"/>
           <w:u w:val="single"/>
         </w:rPr>
-        <w:t xml:space="preserve"> </w:t>
+        <w:t xml:space="preserve">ISBN </w:t>
       </w:r>
       <w:r>
         <w:rPr>
           <w:rFonts w:ascii="Charis SIL Regular" w:hAnsi="Charis SIL Regular" w:eastAsia="Charis SIL Regular"/>
           <w:b w:val="0"/>
           <w:i w:val="0"/>
-          <w:color w:val="0066CC"/>
+          <w:color w:val="0000FF"/>
           <w:sz w:val="24"/>
           <w:u w:val="single"/>
         </w:rPr>

--- a/EXPORTS/DOCX/published/niveau3/Dutch/WMAmsterdam.docx
+++ b/EXPORTS/DOCX/published/niveau3/Dutch/WMAmsterdam.docx
@@ -515,7 +515,7 @@
           <w:sz w:val="24"/>
           <w:u w:val="single"/>
         </w:rPr>
-        <w:hyperlink r:id="rId11" w:history="1">
+        <w:hyperlink r:id="rId10" w:history="1">
           <w:r>
             <w:rPr>
               <w:rStyle w:val="Hyperlink"/>
@@ -569,7 +569,7 @@
           <w:sz w:val="24"/>
           <w:u w:val="single"/>
         </w:rPr>
-        <w:t xml:space="preserve"> auf </w:t>
+        <w:t xml:space="preserve"> </w:t>
       </w:r>
       <w:r>
         <w:rPr>
@@ -585,7 +585,7 @@
             <w:rPr>
               <w:rStyle w:val="Hyperlink"/>
             </w:rPr>
-            <w:t>A</w:t>
+            <w:t>auf</w:t>
           </w:r>
         </w:hyperlink>
       </w:r>
@@ -596,9 +596,19 @@
           <w:i w:val="0"/>
           <w:color w:val="0000FF"/>
           <w:sz w:val="24"/>
+        </w:rPr>
+        <w:t xml:space="preserve"> A</w:t>
+      </w:r>
+      <w:r>
+        <w:rPr>
+          <w:rFonts w:ascii="Charis SIL Regular" w:hAnsi="Charis SIL Regular" w:eastAsia="Charis SIL Regular"/>
+          <w:b w:val="0"/>
+          <w:i w:val="0"/>
+          <w:color w:val="0000FF"/>
+          <w:sz w:val="24"/>
           <w:u w:val="single"/>
         </w:rPr>
-        <w:hyperlink r:id="rId11" w:history="1">
+        <w:hyperlink r:id="rId10" w:history="1">
           <w:r>
             <w:rPr>
               <w:rStyle w:val="Hyperlink"/>
@@ -637,140 +647,13 @@
       </w:r>
       <w:r>
         <w:rPr>
-          <w:u w:val="single" w:color="0000ff"/>
           <w:rFonts w:ascii="Charis SIL Regular" w:hAnsi="Charis SIL Regular" w:eastAsia="Charis SIL Regular"/>
           <w:b w:val="0"/>
           <w:i w:val="0"/>
           <w:color w:val="000000"/>
           <w:sz w:val="24"/>
         </w:rPr>
-        <w:hyperlink r:id="rId11" w:history="1">
-          <w:r>
-            <w:rPr>
-              <w:rStyle w:val="Hyperlink"/>
-            </w:rPr>
-            <w:t>Lands P</w:t>
-          </w:r>
-        </w:hyperlink>
-      </w:r>
-      <w:r>
-        <w:rPr>
-          <w:u w:val="single" w:color="0000ff"/>
-          <w:rFonts w:ascii="Charis SIL Regular" w:hAnsi="Charis SIL Regular" w:eastAsia="Charis SIL Regular"/>
-          <w:b w:val="0"/>
-          <w:i w:val="0"/>
-          <w:color w:val="000000"/>
-          <w:sz w:val="24"/>
-        </w:rPr>
-        <w:hyperlink r:id="rId11" w:history="1">
-          <w:r>
-            <w:rPr>
-              <w:rStyle w:val="Hyperlink"/>
-            </w:rPr>
-            <w:t>lantent</w:t>
-          </w:r>
-        </w:hyperlink>
-      </w:r>
-      <w:r>
-        <w:rPr>
-          <w:u w:val="single" w:color="0000ff"/>
-          <w:rFonts w:ascii="Charis SIL Regular" w:hAnsi="Charis SIL Regular" w:eastAsia="Charis SIL Regular"/>
-          <w:b w:val="0"/>
-          <w:i w:val="0"/>
-          <w:color w:val="000000"/>
-          <w:sz w:val="24"/>
-        </w:rPr>
-        <w:hyperlink r:id="rId11" w:history="1">
-          <w:r>
-            <w:rPr>
-              <w:rStyle w:val="Hyperlink"/>
-            </w:rPr>
-            <w:t>u</w:t>
-          </w:r>
-        </w:hyperlink>
-      </w:r>
-      <w:r>
-        <w:rPr>
-          <w:u w:val="single" w:color="0000ff"/>
-          <w:rFonts w:ascii="Charis SIL Regular" w:hAnsi="Charis SIL Regular" w:eastAsia="Charis SIL Regular"/>
-          <w:b w:val="0"/>
-          <w:i w:val="0"/>
-          <w:color w:val="000000"/>
-          <w:sz w:val="24"/>
-        </w:rPr>
-        <w:t>in in</w:t>
-      </w:r>
-      <w:r>
-        <w:rPr>
-          <w:u w:val="single" w:color="0000ff"/>
-          <w:rFonts w:ascii="Charis SIL Regular" w:hAnsi="Charis SIL Regular" w:eastAsia="Charis SIL Regular"/>
-          <w:b w:val="0"/>
-          <w:i w:val="0"/>
-          <w:color w:val="000000"/>
-          <w:sz w:val="24"/>
-        </w:rPr>
-        <w:hyperlink r:id="rId11" w:history="1">
-          <w:r>
-            <w:rPr>
-              <w:rStyle w:val="Hyperlink"/>
-            </w:rPr>
-            <w:t xml:space="preserve"> Bogor</w:t>
-          </w:r>
-        </w:hyperlink>
-      </w:r>
-      <w:r>
-        <w:rPr>
-          <w:u w:val="single" w:color="0000ff"/>
-          <w:rFonts w:ascii="Charis SIL Regular" w:hAnsi="Charis SIL Regular" w:eastAsia="Charis SIL Regular"/>
-          <w:b w:val="0"/>
-          <w:i w:val="0"/>
-          <w:color w:val="000000"/>
-          <w:sz w:val="24"/>
-        </w:rPr>
-        <w:hyperlink r:id="rId11" w:history="1">
-          <w:r>
-            <w:rPr>
-              <w:rStyle w:val="Hyperlink"/>
-            </w:rPr>
-            <w:t xml:space="preserve"> en </w:t>
-          </w:r>
-        </w:hyperlink>
-      </w:r>
-      <w:r>
-        <w:rPr>
-          <w:u w:val="single" w:color="0000ff"/>
-          <w:rFonts w:ascii="Charis SIL Regular" w:hAnsi="Charis SIL Regular" w:eastAsia="Charis SIL Regular"/>
-          <w:b w:val="0"/>
-          <w:i w:val="0"/>
-          <w:color w:val="000000"/>
-          <w:sz w:val="24"/>
-        </w:rPr>
-        <w:hyperlink r:id="rId11" w:history="1">
-          <w:r>
-            <w:rPr>
-              <w:rStyle w:val="Hyperlink"/>
-            </w:rPr>
-            <w:t>v</w:t>
-          </w:r>
-        </w:hyperlink>
-      </w:r>
-      <w:r>
-        <w:rPr>
-          <w:u w:val="single" w:color="0000ff"/>
-          <w:rFonts w:ascii="Charis SIL Regular" w:hAnsi="Charis SIL Regular" w:eastAsia="Charis SIL Regular"/>
-          <w:b w:val="0"/>
-          <w:i w:val="0"/>
-          <w:color w:val="000000"/>
-          <w:sz w:val="24"/>
-        </w:rPr>
-        <w:hyperlink r:id="rId11" w:history="1">
-          <w:r>
-            <w:rPr>
-              <w:rStyle w:val="Hyperlink"/>
-            </w:rPr>
-            <w:t>erschille</w:t>
-          </w:r>
-        </w:hyperlink>
+        <w:t>Lands Plantentuin in Bogor en verschille</w:t>
       </w:r>
       <w:r>
         <w:rPr>
@@ -1352,7 +1235,14 @@
           <w:color w:val="0000FF"/>
           <w:sz w:val="24"/>
         </w:rPr>
-        <w:t>Res</w:t>
+        <w:hyperlink r:id="rId13" w:history="1">
+          <w:r>
+            <w:rPr>
+              <w:rStyle w:val="Hyperlink"/>
+            </w:rPr>
+            <w:t>Res</w:t>
+          </w:r>
+        </w:hyperlink>
       </w:r>
       <w:r>
         <w:rPr>
@@ -1380,12 +1270,23 @@
           <w:color w:val="000000"/>
           <w:sz w:val="24"/>
         </w:rPr>
-        <w:hyperlink r:id="rId13" w:history="1">
+        <w:t xml:space="preserve"> en het </w:t>
+      </w:r>
+      <w:r>
+        <w:rPr>
+          <w:rFonts w:ascii="Charis SIL Regular" w:hAnsi="Charis SIL Regular" w:eastAsia="Charis SIL Regular"/>
+          <w:b w:val="0"/>
+          <w:i w:val="0"/>
+          <w:color w:val="0000FF"/>
+          <w:sz w:val="24"/>
+          <w:u w:val="single"/>
+        </w:rPr>
+        <w:hyperlink r:id="rId14" w:history="1">
           <w:r>
             <w:rPr>
               <w:rStyle w:val="Hyperlink"/>
             </w:rPr>
-            <w:t xml:space="preserve"> en het </w:t>
+            <w:t>Rijksmuseum</w:t>
           </w:r>
         </w:hyperlink>
       </w:r>
@@ -1396,8 +1297,9 @@
           <w:i w:val="0"/>
           <w:color w:val="0000FF"/>
           <w:sz w:val="24"/>
-        </w:rPr>
-        <w:t>Rijksmu</w:t>
+          <w:u w:val="single"/>
+        </w:rPr>
+        <w:t xml:space="preserve"> </w:t>
       </w:r>
       <w:r>
         <w:rPr>
@@ -1408,46 +1310,7 @@
           <w:sz w:val="24"/>
           <w:u w:val="single"/>
         </w:rPr>
-        <w:hyperlink r:id="rId13" w:history="1">
-          <w:r>
-            <w:rPr>
-              <w:rStyle w:val="Hyperlink"/>
-            </w:rPr>
-            <w:t>seu</w:t>
-          </w:r>
-        </w:hyperlink>
-      </w:r>
-      <w:r>
-        <w:rPr>
-          <w:rFonts w:ascii="Charis SIL Regular" w:hAnsi="Charis SIL Regular" w:eastAsia="Charis SIL Regular"/>
-          <w:b w:val="0"/>
-          <w:i w:val="0"/>
-          <w:color w:val="0000FF"/>
-          <w:sz w:val="24"/>
-        </w:rPr>
-        <w:t>m</w:t>
-      </w:r>
-      <w:r>
-        <w:rPr>
-          <w:rFonts w:ascii="Charis SIL Regular" w:hAnsi="Charis SIL Regular" w:eastAsia="Charis SIL Regular"/>
-          <w:b w:val="0"/>
-          <w:i w:val="0"/>
-          <w:color w:val="0000FF"/>
-          <w:sz w:val="24"/>
-          <w:u w:val="single"/>
-        </w:rPr>
-        <w:t xml:space="preserve"> </w:t>
-      </w:r>
-      <w:r>
-        <w:rPr>
-          <w:rFonts w:ascii="Charis SIL Regular" w:hAnsi="Charis SIL Regular" w:eastAsia="Charis SIL Regular"/>
-          <w:b w:val="0"/>
-          <w:i w:val="0"/>
-          <w:color w:val="0000FF"/>
-          <w:sz w:val="24"/>
-          <w:u w:val="single"/>
-        </w:rPr>
-        <w:hyperlink r:id="rId13" w:history="1">
+        <w:hyperlink r:id="rId14" w:history="1">
           <w:r>
             <w:rPr>
               <w:rStyle w:val="Hyperlink"/>
@@ -1481,7 +1344,7 @@
             <w:rPr>
               <w:rStyle w:val="Hyperlink"/>
             </w:rPr>
-            <w:t xml:space="preserve">Natuurlijke </w:t>
+            <w:t>Natuur</w:t>
           </w:r>
         </w:hyperlink>
       </w:r>
@@ -1495,6 +1358,24 @@
           <w:u w:val="single"/>
         </w:rPr>
         <w:hyperlink r:id="rId14" w:history="1">
+          <w:r>
+            <w:rPr>
+              <w:rStyle w:val="Hyperlink"/>
+            </w:rPr>
+            <w:t xml:space="preserve">lijke </w:t>
+          </w:r>
+        </w:hyperlink>
+      </w:r>
+      <w:r>
+        <w:rPr>
+          <w:rFonts w:ascii="Charis SIL Regular" w:hAnsi="Charis SIL Regular" w:eastAsia="Charis SIL Regular"/>
+          <w:b w:val="0"/>
+          <w:i w:val="0"/>
+          <w:color w:val="0000FF"/>
+          <w:sz w:val="24"/>
+          <w:u w:val="single"/>
+        </w:rPr>
+        <w:hyperlink r:id="rId13" w:history="1">
           <w:r>
             <w:rPr>
               <w:rStyle w:val="Hyperlink"/>
@@ -1523,7 +1404,7 @@
           <w:sz w:val="24"/>
           <w:u w:val="single"/>
         </w:rPr>
-        <w:hyperlink r:id="rId14" w:history="1">
+        <w:hyperlink r:id="rId13" w:history="1">
           <w:r>
             <w:rPr>
               <w:rStyle w:val="Hyperlink"/>
@@ -1552,7 +1433,7 @@
           <w:sz w:val="24"/>
           <w:u w:val="single"/>
         </w:rPr>
-        <w:hyperlink r:id="rId13" w:history="1">
+        <w:hyperlink r:id="rId14" w:history="1">
           <w:r>
             <w:rPr>
               <w:rStyle w:val="Hyperlink"/>
@@ -1570,7 +1451,7 @@
           <w:sz w:val="24"/>
           <w:u w:val="single"/>
         </w:rPr>
-        <w:hyperlink r:id="rId13" w:history="1">
+        <w:hyperlink r:id="rId14" w:history="1">
           <w:r>
             <w:rPr>
               <w:rStyle w:val="Hyperlink"/>
@@ -1700,7 +1581,7 @@
           <w:sz w:val="24"/>
           <w:u w:val="single"/>
         </w:rPr>
-        <w:hyperlink r:id="rId14" w:history="1">
+        <w:hyperlink r:id="rId13" w:history="1">
           <w:r>
             <w:rPr>
               <w:rStyle w:val="Hyperlink"/>
@@ -1736,7 +1617,7 @@
           <w:sz w:val="24"/>
           <w:u w:val="single"/>
         </w:rPr>
-        <w:hyperlink r:id="rId14" w:history="1">
+        <w:hyperlink r:id="rId13" w:history="1">
           <w:r>
             <w:rPr>
               <w:rStyle w:val="Hyperlink"/>
@@ -2710,7 +2591,6 @@
       </w:r>
       <w:r>
         <w:rPr>
-          <w:u w:val="single" w:color="0000ff"/>
           <w:rFonts w:ascii="Charis SIL Regular" w:hAnsi="Charis SIL Regular" w:eastAsia="Charis SIL Regular"/>
           <w:b w:val="0"/>
           <w:i w:val="0"/>
@@ -3974,7 +3854,7 @@
           <w:sz w:val="24"/>
           <w:u w:val="single"/>
         </w:rPr>
-        <w:hyperlink r:id="rId18" w:history="1">
+        <w:hyperlink r:id="rId19" w:history="1">
           <w:r>
             <w:rPr>
               <w:rStyle w:val="Hyperlink"/>
@@ -3992,7 +3872,7 @@
           <w:sz w:val="24"/>
           <w:u w:val="single"/>
         </w:rPr>
-        <w:hyperlink r:id="rId18" w:history="1">
+        <w:hyperlink r:id="rId19" w:history="1">
           <w:r>
             <w:rPr>
               <w:rStyle w:val="Hyperlink"/>
@@ -4021,7 +3901,7 @@
           <w:sz w:val="24"/>
           <w:u w:val="single"/>
         </w:rPr>
-        <w:hyperlink r:id="rId18" w:history="1">
+        <w:hyperlink r:id="rId19" w:history="1">
           <w:r>
             <w:rPr>
               <w:rStyle w:val="Hyperlink"/>
@@ -4032,6 +3912,7 @@
       </w:r>
       <w:r>
         <w:rPr>
+          <w:u w:val="single" w:color="0000ff"/>
           <w:rFonts w:ascii="Charis SIL Regular" w:hAnsi="Charis SIL Regular" w:eastAsia="Charis SIL Regular"/>
           <w:b w:val="0"/>
           <w:i w:val="0"/>
@@ -4056,7 +3937,7 @@
           <w:sz w:val="24"/>
           <w:u w:val="single"/>
         </w:rPr>
-        <w:hyperlink r:id="rId18" w:history="1">
+        <w:hyperlink r:id="rId20" w:history="1">
           <w:r>
             <w:rPr>
               <w:rStyle w:val="Hyperlink"/>
@@ -4085,7 +3966,7 @@
           <w:sz w:val="24"/>
           <w:u w:val="single"/>
         </w:rPr>
-        <w:hyperlink r:id="rId19" w:history="1">
+        <w:hyperlink r:id="rId18" w:history="1">
           <w:r>
             <w:rPr>
               <w:rStyle w:val="Hyperlink"/>
@@ -4236,7 +4117,7 @@
           <w:sz w:val="24"/>
           <w:u w:val="single"/>
         </w:rPr>
-        <w:hyperlink r:id="rId20" w:history="1">
+        <w:hyperlink r:id="rId21" w:history="1">
           <w:r>
             <w:rPr>
               <w:rStyle w:val="Hyperlink"/>
@@ -4254,7 +4135,7 @@
           <w:sz w:val="24"/>
           <w:u w:val="single"/>
         </w:rPr>
-        <w:hyperlink r:id="rId20" w:history="1">
+        <w:hyperlink r:id="rId21" w:history="1">
           <w:r>
             <w:rPr>
               <w:rStyle w:val="Hyperlink"/>
@@ -4272,7 +4153,7 @@
           <w:sz w:val="24"/>
           <w:u w:val="single"/>
         </w:rPr>
-        <w:hyperlink r:id="rId20" w:history="1">
+        <w:hyperlink r:id="rId21" w:history="1">
           <w:r>
             <w:rPr>
               <w:rStyle w:val="Hyperlink"/>
@@ -4300,7 +4181,7 @@
           <w:sz w:val="24"/>
           <w:u w:val="single"/>
         </w:rPr>
-        <w:hyperlink r:id="rId20" w:history="1">
+        <w:hyperlink r:id="rId21" w:history="1">
           <w:r>
             <w:rPr>
               <w:rStyle w:val="Hyperlink"/>
@@ -4329,7 +4210,7 @@
           <w:sz w:val="24"/>
           <w:u w:val="single"/>
         </w:rPr>
-        <w:hyperlink r:id="rId20" w:history="1">
+        <w:hyperlink r:id="rId21" w:history="1">
           <w:r>
             <w:rPr>
               <w:rStyle w:val="Hyperlink"/>
@@ -4480,7 +4361,7 @@
           <w:sz w:val="24"/>
           <w:u w:val="single"/>
         </w:rPr>
-        <w:hyperlink r:id="rId21" w:history="1">
+        <w:hyperlink r:id="rId22" w:history="1">
           <w:r>
             <w:rPr>
               <w:rStyle w:val="Hyperlink"/>
@@ -4498,7 +4379,7 @@
           <w:sz w:val="24"/>
           <w:u w:val="single"/>
         </w:rPr>
-        <w:hyperlink r:id="rId21" w:history="1">
+        <w:hyperlink r:id="rId22" w:history="1">
           <w:r>
             <w:rPr>
               <w:rStyle w:val="Hyperlink"/>
@@ -4516,7 +4397,7 @@
           <w:sz w:val="24"/>
           <w:u w:val="single"/>
         </w:rPr>
-        <w:hyperlink r:id="rId21" w:history="1">
+        <w:hyperlink r:id="rId22" w:history="1">
           <w:r>
             <w:rPr>
               <w:rStyle w:val="Hyperlink"/>
@@ -4534,7 +4415,7 @@
           <w:sz w:val="24"/>
           <w:u w:val="single"/>
         </w:rPr>
-        <w:hyperlink r:id="rId21" w:history="1">
+        <w:hyperlink r:id="rId22" w:history="1">
           <w:r>
             <w:rPr>
               <w:rStyle w:val="Hyperlink"/>
@@ -4626,7 +4507,14 @@
           <w:color w:val="000000"/>
           <w:sz w:val="24"/>
         </w:rPr>
-        <w:t xml:space="preserve">, </w:t>
+        <w:hyperlink r:id="rId22" w:history="1">
+          <w:r>
+            <w:rPr>
+              <w:rStyle w:val="Hyperlink"/>
+            </w:rPr>
+            <w:t xml:space="preserve">, </w:t>
+          </w:r>
+        </w:hyperlink>
       </w:r>
       <w:r>
         <w:rPr>
@@ -4637,7 +4525,7 @@
           <w:sz w:val="24"/>
           <w:u w:val="single"/>
         </w:rPr>
-        <w:hyperlink r:id="rId23" w:history="1">
+        <w:hyperlink r:id="rId22" w:history="1">
           <w:r>
             <w:rPr>
               <w:rStyle w:val="Hyperlink"/>
@@ -4666,7 +4554,7 @@
           <w:sz w:val="24"/>
           <w:u w:val="single"/>
         </w:rPr>
-        <w:hyperlink r:id="rId21" w:history="1">
+        <w:hyperlink r:id="rId23" w:history="1">
           <w:r>
             <w:rPr>
               <w:rStyle w:val="Hyperlink"/>
@@ -4998,7 +4886,14 @@
           <w:sz w:val="24"/>
           <w:u w:val="single"/>
         </w:rPr>
-        <w:t xml:space="preserve">ISBN </w:t>
+        <w:hyperlink r:id="rId24" w:history="1">
+          <w:r>
+            <w:rPr>
+              <w:rStyle w:val="Hyperlink"/>
+            </w:rPr>
+            <w:t>ISBN</w:t>
+          </w:r>
+        </w:hyperlink>
       </w:r>
       <w:r>
         <w:rPr>
@@ -5009,7 +4904,18 @@
           <w:sz w:val="24"/>
           <w:u w:val="single"/>
         </w:rPr>
-        <w:hyperlink r:id="rId24" w:history="1">
+        <w:t xml:space="preserve"> </w:t>
+      </w:r>
+      <w:r>
+        <w:rPr>
+          <w:rFonts w:ascii="Charis SIL Regular" w:hAnsi="Charis SIL Regular" w:eastAsia="Charis SIL Regular"/>
+          <w:b w:val="0"/>
+          <w:i w:val="0"/>
+          <w:color w:val="0000FF"/>
+          <w:sz w:val="24"/>
+          <w:u w:val="single"/>
+        </w:rPr>
+        <w:hyperlink r:id="rId26" w:history="1">
           <w:r>
             <w:rPr>
               <w:rStyle w:val="Hyperlink"/>

--- a/EXPORTS/DOCX/published/niveau3/Dutch/WMAmsterdam.docx
+++ b/EXPORTS/DOCX/published/niveau3/Dutch/WMAmsterdam.docx
@@ -486,7 +486,7 @@
           <w:sz w:val="24"/>
           <w:u w:val="single"/>
         </w:rPr>
-        <w:hyperlink r:id="rId10" w:history="1">
+        <w:hyperlink r:id="rId11" w:history="1">
           <w:r>
             <w:rPr>
               <w:rStyle w:val="Hyperlink"/>
@@ -580,7 +580,7 @@
           <w:sz w:val="24"/>
           <w:u w:val="single"/>
         </w:rPr>
-        <w:hyperlink r:id="rId11" w:history="1">
+        <w:hyperlink r:id="rId10" w:history="1">
           <w:r>
             <w:rPr>
               <w:rStyle w:val="Hyperlink"/>
@@ -596,8 +596,27 @@
           <w:i w:val="0"/>
           <w:color w:val="0000FF"/>
           <w:sz w:val="24"/>
-        </w:rPr>
-        <w:t xml:space="preserve"> A</w:t>
+          <w:u w:val="single"/>
+        </w:rPr>
+        <w:t xml:space="preserve"> </w:t>
+      </w:r>
+      <w:r>
+        <w:rPr>
+          <w:rFonts w:ascii="Charis SIL Regular" w:hAnsi="Charis SIL Regular" w:eastAsia="Charis SIL Regular"/>
+          <w:b w:val="0"/>
+          <w:i w:val="0"/>
+          <w:color w:val="0000FF"/>
+          <w:sz w:val="24"/>
+          <w:u w:val="single"/>
+        </w:rPr>
+        <w:hyperlink r:id="rId10" w:history="1">
+          <w:r>
+            <w:rPr>
+              <w:rStyle w:val="Hyperlink"/>
+            </w:rPr>
+            <w:t>A</w:t>
+          </w:r>
+        </w:hyperlink>
       </w:r>
       <w:r>
         <w:rPr>
@@ -647,13 +666,147 @@
       </w:r>
       <w:r>
         <w:rPr>
+          <w:u w:val="single" w:color="0000ff"/>
           <w:rFonts w:ascii="Charis SIL Regular" w:hAnsi="Charis SIL Regular" w:eastAsia="Charis SIL Regular"/>
           <w:b w:val="0"/>
           <w:i w:val="0"/>
           <w:color w:val="000000"/>
           <w:sz w:val="24"/>
         </w:rPr>
-        <w:t>Lands Plantentuin in Bogor en verschille</w:t>
+        <w:hyperlink r:id="rId11" w:history="1">
+          <w:r>
+            <w:rPr>
+              <w:rStyle w:val="Hyperlink"/>
+            </w:rPr>
+            <w:t>Lands P</w:t>
+          </w:r>
+        </w:hyperlink>
+      </w:r>
+      <w:r>
+        <w:rPr>
+          <w:u w:val="single" w:color="0000ff"/>
+          <w:rFonts w:ascii="Charis SIL Regular" w:hAnsi="Charis SIL Regular" w:eastAsia="Charis SIL Regular"/>
+          <w:b w:val="0"/>
+          <w:i w:val="0"/>
+          <w:color w:val="000000"/>
+          <w:sz w:val="24"/>
+        </w:rPr>
+        <w:hyperlink r:id="rId11" w:history="1">
+          <w:r>
+            <w:rPr>
+              <w:rStyle w:val="Hyperlink"/>
+            </w:rPr>
+            <w:t>lantent</w:t>
+          </w:r>
+        </w:hyperlink>
+      </w:r>
+      <w:r>
+        <w:rPr>
+          <w:u w:val="single" w:color="0000ff"/>
+          <w:rFonts w:ascii="Charis SIL Regular" w:hAnsi="Charis SIL Regular" w:eastAsia="Charis SIL Regular"/>
+          <w:b w:val="0"/>
+          <w:i w:val="0"/>
+          <w:color w:val="000000"/>
+          <w:sz w:val="24"/>
+        </w:rPr>
+        <w:hyperlink r:id="rId11" w:history="1">
+          <w:r>
+            <w:rPr>
+              <w:rStyle w:val="Hyperlink"/>
+            </w:rPr>
+            <w:t>u</w:t>
+          </w:r>
+        </w:hyperlink>
+      </w:r>
+      <w:r>
+        <w:rPr>
+          <w:u w:val="single" w:color="0000ff"/>
+          <w:rFonts w:ascii="Charis SIL Regular" w:hAnsi="Charis SIL Regular" w:eastAsia="Charis SIL Regular"/>
+          <w:b w:val="0"/>
+          <w:i w:val="0"/>
+          <w:color w:val="000000"/>
+          <w:sz w:val="24"/>
+        </w:rPr>
+        <w:hyperlink r:id="rId11" w:history="1">
+          <w:r>
+            <w:rPr>
+              <w:rStyle w:val="Hyperlink"/>
+            </w:rPr>
+            <w:t>in in</w:t>
+          </w:r>
+        </w:hyperlink>
+      </w:r>
+      <w:r>
+        <w:rPr>
+          <w:u w:val="single" w:color="0000ff"/>
+          <w:rFonts w:ascii="Charis SIL Regular" w:hAnsi="Charis SIL Regular" w:eastAsia="Charis SIL Regular"/>
+          <w:b w:val="0"/>
+          <w:i w:val="0"/>
+          <w:color w:val="000000"/>
+          <w:sz w:val="24"/>
+        </w:rPr>
+        <w:hyperlink r:id="rId11" w:history="1">
+          <w:r>
+            <w:rPr>
+              <w:rStyle w:val="Hyperlink"/>
+            </w:rPr>
+            <w:t xml:space="preserve"> Bogor</w:t>
+          </w:r>
+        </w:hyperlink>
+      </w:r>
+      <w:r>
+        <w:rPr>
+          <w:u w:val="single" w:color="0000ff"/>
+          <w:rFonts w:ascii="Charis SIL Regular" w:hAnsi="Charis SIL Regular" w:eastAsia="Charis SIL Regular"/>
+          <w:b w:val="0"/>
+          <w:i w:val="0"/>
+          <w:color w:val="000000"/>
+          <w:sz w:val="24"/>
+        </w:rPr>
+        <w:hyperlink r:id="rId11" w:history="1">
+          <w:r>
+            <w:rPr>
+              <w:rStyle w:val="Hyperlink"/>
+            </w:rPr>
+            <w:t xml:space="preserve"> en </w:t>
+          </w:r>
+        </w:hyperlink>
+      </w:r>
+      <w:r>
+        <w:rPr>
+          <w:u w:val="single" w:color="0000ff"/>
+          <w:rFonts w:ascii="Charis SIL Regular" w:hAnsi="Charis SIL Regular" w:eastAsia="Charis SIL Regular"/>
+          <w:b w:val="0"/>
+          <w:i w:val="0"/>
+          <w:color w:val="000000"/>
+          <w:sz w:val="24"/>
+        </w:rPr>
+        <w:hyperlink r:id="rId11" w:history="1">
+          <w:r>
+            <w:rPr>
+              <w:rStyle w:val="Hyperlink"/>
+            </w:rPr>
+            <w:t>v</w:t>
+          </w:r>
+        </w:hyperlink>
+      </w:r>
+      <w:r>
+        <w:rPr>
+          <w:u w:val="single" w:color="0000ff"/>
+          <w:rFonts w:ascii="Charis SIL Regular" w:hAnsi="Charis SIL Regular" w:eastAsia="Charis SIL Regular"/>
+          <w:b w:val="0"/>
+          <w:i w:val="0"/>
+          <w:color w:val="000000"/>
+          <w:sz w:val="24"/>
+        </w:rPr>
+        <w:hyperlink r:id="rId11" w:history="1">
+          <w:r>
+            <w:rPr>
+              <w:rStyle w:val="Hyperlink"/>
+            </w:rPr>
+            <w:t>erschille</w:t>
+          </w:r>
+        </w:hyperlink>
       </w:r>
       <w:r>
         <w:rPr>
@@ -816,9 +969,19 @@
             <w:rPr>
               <w:rStyle w:val="Hyperlink"/>
             </w:rPr>
-            <w:t>Museum</w:t>
+            <w:t>Museu</w:t>
           </w:r>
         </w:hyperlink>
+      </w:r>
+      <w:r>
+        <w:rPr>
+          <w:rFonts w:ascii="Charis SIL Regular" w:hAnsi="Charis SIL Regular" w:eastAsia="Charis SIL Regular"/>
+          <w:b w:val="0"/>
+          <w:i w:val="0"/>
+          <w:color w:val="0000FF"/>
+          <w:sz w:val="24"/>
+        </w:rPr>
+        <w:t>m</w:t>
       </w:r>
       <w:r>
         <w:rPr>
@@ -845,19 +1008,9 @@
             <w:rPr>
               <w:rStyle w:val="Hyperlink"/>
             </w:rPr>
-            <w:t>Arti</w:t>
+            <w:t>Artis</w:t>
           </w:r>
         </w:hyperlink>
-      </w:r>
-      <w:r>
-        <w:rPr>
-          <w:rFonts w:ascii="Charis SIL Regular" w:hAnsi="Charis SIL Regular" w:eastAsia="Charis SIL Regular"/>
-          <w:b w:val="0"/>
-          <w:i w:val="0"/>
-          <w:color w:val="0000FF"/>
-          <w:sz w:val="24"/>
-        </w:rPr>
-        <w:t>s</w:t>
       </w:r>
       <w:r>
         <w:rPr>
@@ -1264,13 +1417,39 @@
       </w:r>
       <w:r>
         <w:rPr>
+          <w:u w:val="single" w:color="0000ff"/>
           <w:rFonts w:ascii="Charis SIL Regular" w:hAnsi="Charis SIL Regular" w:eastAsia="Charis SIL Regular"/>
           <w:b w:val="0"/>
           <w:i w:val="0"/>
           <w:color w:val="000000"/>
           <w:sz w:val="24"/>
         </w:rPr>
-        <w:t xml:space="preserve"> en het </w:t>
+        <w:hyperlink r:id="rId13" w:history="1">
+          <w:r>
+            <w:rPr>
+              <w:rStyle w:val="Hyperlink"/>
+            </w:rPr>
+            <w:t xml:space="preserve"> en het </w:t>
+          </w:r>
+        </w:hyperlink>
+      </w:r>
+      <w:r>
+        <w:rPr>
+          <w:rFonts w:ascii="Charis SIL Regular" w:hAnsi="Charis SIL Regular" w:eastAsia="Charis SIL Regular"/>
+          <w:b w:val="0"/>
+          <w:i w:val="0"/>
+          <w:color w:val="0000FF"/>
+          <w:sz w:val="24"/>
+          <w:u w:val="single"/>
+        </w:rPr>
+        <w:hyperlink r:id="rId13" w:history="1">
+          <w:r>
+            <w:rPr>
+              <w:rStyle w:val="Hyperlink"/>
+            </w:rPr>
+            <w:t>Rijksmu</w:t>
+          </w:r>
+        </w:hyperlink>
       </w:r>
       <w:r>
         <w:rPr>
@@ -1286,7 +1465,25 @@
             <w:rPr>
               <w:rStyle w:val="Hyperlink"/>
             </w:rPr>
-            <w:t>Rijksmuseum</w:t>
+            <w:t>seu</w:t>
+          </w:r>
+        </w:hyperlink>
+      </w:r>
+      <w:r>
+        <w:rPr>
+          <w:rFonts w:ascii="Charis SIL Regular" w:hAnsi="Charis SIL Regular" w:eastAsia="Charis SIL Regular"/>
+          <w:b w:val="0"/>
+          <w:i w:val="0"/>
+          <w:color w:val="0000FF"/>
+          <w:sz w:val="24"/>
+          <w:u w:val="single"/>
+        </w:rPr>
+        <w:hyperlink r:id="rId14" w:history="1">
+          <w:r>
+            <w:rPr>
+              <w:rStyle w:val="Hyperlink"/>
+            </w:rPr>
+            <w:t>m</w:t>
           </w:r>
         </w:hyperlink>
       </w:r>
@@ -1339,7 +1536,7 @@
           <w:sz w:val="24"/>
           <w:u w:val="single"/>
         </w:rPr>
-        <w:hyperlink r:id="rId14" w:history="1">
+        <w:hyperlink r:id="rId13" w:history="1">
           <w:r>
             <w:rPr>
               <w:rStyle w:val="Hyperlink"/>
@@ -1433,7 +1630,7 @@
           <w:sz w:val="24"/>
           <w:u w:val="single"/>
         </w:rPr>
-        <w:hyperlink r:id="rId14" w:history="1">
+        <w:hyperlink r:id="rId13" w:history="1">
           <w:r>
             <w:rPr>
               <w:rStyle w:val="Hyperlink"/>
@@ -1451,7 +1648,7 @@
           <w:sz w:val="24"/>
           <w:u w:val="single"/>
         </w:rPr>
-        <w:hyperlink r:id="rId14" w:history="1">
+        <w:hyperlink r:id="rId13" w:history="1">
           <w:r>
             <w:rPr>
               <w:rStyle w:val="Hyperlink"/>
@@ -1498,7 +1695,7 @@
           <w:sz w:val="24"/>
           <w:u w:val="single"/>
         </w:rPr>
-        <w:hyperlink r:id="rId13" w:history="1">
+        <w:hyperlink r:id="rId14" w:history="1">
           <w:r>
             <w:rPr>
               <w:rStyle w:val="Hyperlink"/>
@@ -1516,7 +1713,7 @@
           <w:sz w:val="24"/>
           <w:u w:val="single"/>
         </w:rPr>
-        <w:hyperlink r:id="rId13" w:history="1">
+        <w:hyperlink r:id="rId14" w:history="1">
           <w:r>
             <w:rPr>
               <w:rStyle w:val="Hyperlink"/>
@@ -1545,7 +1742,7 @@
           <w:sz w:val="24"/>
           <w:u w:val="single"/>
         </w:rPr>
-        <w:hyperlink r:id="rId13" w:history="1">
+        <w:hyperlink r:id="rId14" w:history="1">
           <w:r>
             <w:rPr>
               <w:rStyle w:val="Hyperlink"/>
@@ -1563,7 +1760,7 @@
           <w:sz w:val="24"/>
           <w:u w:val="single"/>
         </w:rPr>
-        <w:hyperlink r:id="rId13" w:history="1">
+        <w:hyperlink r:id="rId14" w:history="1">
           <w:r>
             <w:rPr>
               <w:rStyle w:val="Hyperlink"/>
@@ -1646,7 +1843,7 @@
           <w:sz w:val="24"/>
           <w:u w:val="single"/>
         </w:rPr>
-        <w:hyperlink r:id="rId14" w:history="1">
+        <w:hyperlink r:id="rId13" w:history="1">
           <w:r>
             <w:rPr>
               <w:rStyle w:val="Hyperlink"/>
@@ -2483,121 +2680,13 @@
       </w:r>
       <w:r>
         <w:rPr>
-          <w:u w:val="single" w:color="0000ff"/>
           <w:rFonts w:ascii="Charis SIL Regular" w:hAnsi="Charis SIL Regular" w:eastAsia="Charis SIL Regular"/>
           <w:b w:val="0"/>
           <w:i w:val="0"/>
           <w:color w:val="000000"/>
           <w:sz w:val="24"/>
         </w:rPr>
-        <w:hyperlink r:id="rId17" w:history="1">
-          <w:r>
-            <w:rPr>
-              <w:rStyle w:val="Hyperlink"/>
-            </w:rPr>
-            <w:t>inventaris</w:t>
-          </w:r>
-        </w:hyperlink>
-      </w:r>
-      <w:r>
-        <w:rPr>
-          <w:u w:val="single" w:color="0000ff"/>
-          <w:rFonts w:ascii="Charis SIL Regular" w:hAnsi="Charis SIL Regular" w:eastAsia="Charis SIL Regular"/>
-          <w:b w:val="0"/>
-          <w:i w:val="0"/>
-          <w:color w:val="000000"/>
-          <w:sz w:val="24"/>
-        </w:rPr>
-        <w:hyperlink r:id="rId17" w:history="1">
-          <w:r>
-            <w:rPr>
-              <w:rStyle w:val="Hyperlink"/>
-            </w:rPr>
-            <w:t>n</w:t>
-          </w:r>
-        </w:hyperlink>
-      </w:r>
-      <w:r>
-        <w:rPr>
-          <w:u w:val="single" w:color="0000ff"/>
-          <w:rFonts w:ascii="Charis SIL Regular" w:hAnsi="Charis SIL Regular" w:eastAsia="Charis SIL Regular"/>
-          <w:b w:val="0"/>
-          <w:i w:val="0"/>
-          <w:color w:val="000000"/>
-          <w:sz w:val="24"/>
-        </w:rPr>
-        <w:hyperlink r:id="rId17" w:history="1">
-          <w:r>
-            <w:rPr>
-              <w:rStyle w:val="Hyperlink"/>
-            </w:rPr>
-            <w:t>ummers 18</w:t>
-          </w:r>
-        </w:hyperlink>
-      </w:r>
-      <w:r>
-        <w:rPr>
-          <w:u w:val="single" w:color="0000ff"/>
-          <w:rFonts w:ascii="Charis SIL Regular" w:hAnsi="Charis SIL Regular" w:eastAsia="Charis SIL Regular"/>
-          <w:b w:val="0"/>
-          <w:i w:val="0"/>
-          <w:color w:val="000000"/>
-          <w:sz w:val="24"/>
-        </w:rPr>
-        <w:hyperlink r:id="rId17" w:history="1">
-          <w:r>
-            <w:rPr>
-              <w:rStyle w:val="Hyperlink"/>
-            </w:rPr>
-            <w:t>76 tot en me</w:t>
-          </w:r>
-        </w:hyperlink>
-      </w:r>
-      <w:r>
-        <w:rPr>
-          <w:u w:val="single" w:color="0000ff"/>
-          <w:rFonts w:ascii="Charis SIL Regular" w:hAnsi="Charis SIL Regular" w:eastAsia="Charis SIL Regular"/>
-          <w:b w:val="0"/>
-          <w:i w:val="0"/>
-          <w:color w:val="000000"/>
-          <w:sz w:val="24"/>
-        </w:rPr>
-        <w:hyperlink r:id="rId17" w:history="1">
-          <w:r>
-            <w:rPr>
-              <w:rStyle w:val="Hyperlink"/>
-            </w:rPr>
-            <w:t>t</w:t>
-          </w:r>
-        </w:hyperlink>
-      </w:r>
-      <w:r>
-        <w:rPr>
-          <w:u w:val="single" w:color="0000ff"/>
-          <w:rFonts w:ascii="Charis SIL Regular" w:hAnsi="Charis SIL Regular" w:eastAsia="Charis SIL Regular"/>
-          <w:b w:val="0"/>
-          <w:i w:val="0"/>
-          <w:color w:val="000000"/>
-          <w:sz w:val="24"/>
-        </w:rPr>
-        <w:hyperlink r:id="rId17" w:history="1">
-          <w:r>
-            <w:rPr>
-              <w:rStyle w:val="Hyperlink"/>
-            </w:rPr>
-            <w:t xml:space="preserve"> 1919 </w:t>
-          </w:r>
-        </w:hyperlink>
-      </w:r>
-      <w:r>
-        <w:rPr>
-          <w:rFonts w:ascii="Charis SIL Regular" w:hAnsi="Charis SIL Regular" w:eastAsia="Charis SIL Regular"/>
-          <w:b w:val="0"/>
-          <w:i w:val="0"/>
-          <w:color w:val="000000"/>
-          <w:sz w:val="24"/>
-        </w:rPr>
-        <w:t>m</w:t>
+        <w:t>inventarisnummers 1876 tot en met 1919 m</w:t>
       </w:r>
       <w:r>
         <w:rPr>
@@ -3854,7 +3943,7 @@
           <w:sz w:val="24"/>
           <w:u w:val="single"/>
         </w:rPr>
-        <w:hyperlink r:id="rId19" w:history="1">
+        <w:hyperlink r:id="rId18" w:history="1">
           <w:r>
             <w:rPr>
               <w:rStyle w:val="Hyperlink"/>
@@ -3872,7 +3961,7 @@
           <w:sz w:val="24"/>
           <w:u w:val="single"/>
         </w:rPr>
-        <w:hyperlink r:id="rId19" w:history="1">
+        <w:hyperlink r:id="rId18" w:history="1">
           <w:r>
             <w:rPr>
               <w:rStyle w:val="Hyperlink"/>
@@ -3966,7 +4055,7 @@
           <w:sz w:val="24"/>
           <w:u w:val="single"/>
         </w:rPr>
-        <w:hyperlink r:id="rId18" w:history="1">
+        <w:hyperlink r:id="rId20" w:history="1">
           <w:r>
             <w:rPr>
               <w:rStyle w:val="Hyperlink"/>
@@ -4443,7 +4532,7 @@
           <w:sz w:val="24"/>
           <w:u w:val="single"/>
         </w:rPr>
-        <w:hyperlink r:id="rId22" w:history="1">
+        <w:hyperlink r:id="rId23" w:history="1">
           <w:r>
             <w:rPr>
               <w:rStyle w:val="Hyperlink"/>
@@ -4461,7 +4550,7 @@
           <w:sz w:val="24"/>
           <w:u w:val="single"/>
         </w:rPr>
-        <w:hyperlink r:id="rId22" w:history="1">
+        <w:hyperlink r:id="rId23" w:history="1">
           <w:r>
             <w:rPr>
               <w:rStyle w:val="Hyperlink"/>
@@ -4490,7 +4579,7 @@
           <w:sz w:val="24"/>
           <w:u w:val="single"/>
         </w:rPr>
-        <w:hyperlink r:id="rId22" w:history="1">
+        <w:hyperlink r:id="rId23" w:history="1">
           <w:r>
             <w:rPr>
               <w:rStyle w:val="Hyperlink"/>
@@ -4501,20 +4590,14 @@
       </w:r>
       <w:r>
         <w:rPr>
+          <w:u w:val="single" w:color="0000ff"/>
           <w:rFonts w:ascii="Charis SIL Regular" w:hAnsi="Charis SIL Regular" w:eastAsia="Charis SIL Regular"/>
           <w:b w:val="0"/>
           <w:i w:val="0"/>
           <w:color w:val="000000"/>
           <w:sz w:val="24"/>
         </w:rPr>
-        <w:hyperlink r:id="rId22" w:history="1">
-          <w:r>
-            <w:rPr>
-              <w:rStyle w:val="Hyperlink"/>
-            </w:rPr>
-            <w:t xml:space="preserve">, </w:t>
-          </w:r>
-        </w:hyperlink>
+        <w:t xml:space="preserve">, </w:t>
       </w:r>
       <w:r>
         <w:rPr>
@@ -4525,7 +4608,7 @@
           <w:sz w:val="24"/>
           <w:u w:val="single"/>
         </w:rPr>
-        <w:hyperlink r:id="rId22" w:history="1">
+        <w:hyperlink r:id="rId24" w:history="1">
           <w:r>
             <w:rPr>
               <w:rStyle w:val="Hyperlink"/>
@@ -4554,7 +4637,7 @@
           <w:sz w:val="24"/>
           <w:u w:val="single"/>
         </w:rPr>
-        <w:hyperlink r:id="rId23" w:history="1">
+        <w:hyperlink r:id="rId22" w:history="1">
           <w:r>
             <w:rPr>
               <w:rStyle w:val="Hyperlink"/>
@@ -4721,7 +4804,7 @@
           <w:sz w:val="24"/>
           <w:u w:val="single"/>
         </w:rPr>
-        <w:hyperlink r:id="rId24" w:history="1">
+        <w:hyperlink r:id="rId25" w:history="1">
           <w:r>
             <w:rPr>
               <w:rStyle w:val="Hyperlink"/>
@@ -4739,7 +4822,7 @@
           <w:sz w:val="24"/>
           <w:u w:val="single"/>
         </w:rPr>
-        <w:hyperlink r:id="rId24" w:history="1">
+        <w:hyperlink r:id="rId25" w:history="1">
           <w:r>
             <w:rPr>
               <w:rStyle w:val="Hyperlink"/>
@@ -4757,7 +4840,7 @@
           <w:sz w:val="24"/>
           <w:u w:val="single"/>
         </w:rPr>
-        <w:hyperlink r:id="rId24" w:history="1">
+        <w:hyperlink r:id="rId25" w:history="1">
           <w:r>
             <w:rPr>
               <w:rStyle w:val="Hyperlink"/>
@@ -4775,7 +4858,7 @@
           <w:sz w:val="24"/>
           <w:u w:val="single"/>
         </w:rPr>
-        <w:hyperlink r:id="rId24" w:history="1">
+        <w:hyperlink r:id="rId25" w:history="1">
           <w:r>
             <w:rPr>
               <w:rStyle w:val="Hyperlink"/>
@@ -4803,7 +4886,7 @@
           <w:sz w:val="24"/>
           <w:u w:val="single"/>
         </w:rPr>
-        <w:hyperlink r:id="rId25" w:history="1">
+        <w:hyperlink r:id="rId26" w:history="1">
           <w:r>
             <w:rPr>
               <w:rStyle w:val="Hyperlink"/>
@@ -4821,7 +4904,7 @@
           <w:sz w:val="24"/>
           <w:u w:val="single"/>
         </w:rPr>
-        <w:hyperlink r:id="rId24" w:history="1">
+        <w:hyperlink r:id="rId26" w:history="1">
           <w:r>
             <w:rPr>
               <w:rStyle w:val="Hyperlink"/>
@@ -4850,7 +4933,7 @@
           <w:sz w:val="24"/>
           <w:u w:val="single"/>
         </w:rPr>
-        <w:hyperlink r:id="rId25" w:history="1">
+        <w:hyperlink r:id="rId26" w:history="1">
           <w:r>
             <w:rPr>
               <w:rStyle w:val="Hyperlink"/>
@@ -4868,14 +4951,7 @@
           <w:color w:val="000000"/>
           <w:sz w:val="24"/>
         </w:rPr>
-        <w:hyperlink r:id="rId24" w:history="1">
-          <w:r>
-            <w:rPr>
-              <w:rStyle w:val="Hyperlink"/>
-            </w:rPr>
-            <w:t xml:space="preserve">, </w:t>
-          </w:r>
-        </w:hyperlink>
+        <w:t xml:space="preserve">, </w:t>
       </w:r>
       <w:r>
         <w:rPr>
@@ -4886,7 +4962,7 @@
           <w:sz w:val="24"/>
           <w:u w:val="single"/>
         </w:rPr>
-        <w:hyperlink r:id="rId24" w:history="1">
+        <w:hyperlink r:id="rId25" w:history="1">
           <w:r>
             <w:rPr>
               <w:rStyle w:val="Hyperlink"/>
@@ -4915,7 +4991,7 @@
           <w:sz w:val="24"/>
           <w:u w:val="single"/>
         </w:rPr>
-        <w:hyperlink r:id="rId26" w:history="1">
+        <w:hyperlink r:id="rId25" w:history="1">
           <w:r>
             <w:rPr>
               <w:rStyle w:val="Hyperlink"/>

--- a/EXPORTS/DOCX/published/niveau3/Dutch/WMAmsterdam.docx
+++ b/EXPORTS/DOCX/published/niveau3/Dutch/WMAmsterdam.docx
@@ -174,25 +174,7 @@
           <w:color w:val="000000"/>
           <w:sz w:val="24"/>
         </w:rPr>
-        <w:t xml:space="preserve"> in Haarlem. Dit Koloniaal Museum, dat was geïnitieerd door de Nede</w:t>
-      </w:r>
-      <w:r>
-        <w:rPr>
-          <w:u w:val="single" w:color="0000ff"/>
-          <w:rFonts w:ascii="Charis SIL Regular" w:hAnsi="Charis SIL Regular" w:eastAsia="Charis SIL Regular"/>
-          <w:b w:val="0"/>
-          <w:i w:val="0"/>
-          <w:color w:val="000000"/>
-          <w:sz w:val="24"/>
-        </w:rPr>
-        <w:hyperlink r:id="rId9" w:history="1">
-          <w:r>
-            <w:rPr>
-              <w:rStyle w:val="Hyperlink"/>
-            </w:rPr>
-            <w:t xml:space="preserve">rlandsche </w:t>
-          </w:r>
-        </w:hyperlink>
+        <w:t xml:space="preserve"> in Haarlem. Dit Koloniaal Museum, dat was geïnitieerd door de Nederlandsche </w:t>
       </w:r>
       <w:r>
         <w:rPr>
@@ -486,7 +468,7 @@
           <w:sz w:val="24"/>
           <w:u w:val="single"/>
         </w:rPr>
-        <w:hyperlink r:id="rId11" w:history="1">
+        <w:hyperlink r:id="rId10" w:history="1">
           <w:r>
             <w:rPr>
               <w:rStyle w:val="Hyperlink"/>
@@ -515,7 +497,7 @@
           <w:sz w:val="24"/>
           <w:u w:val="single"/>
         </w:rPr>
-        <w:hyperlink r:id="rId10" w:history="1">
+        <w:hyperlink r:id="rId11" w:history="1">
           <w:r>
             <w:rPr>
               <w:rStyle w:val="Hyperlink"/>
@@ -580,7 +562,7 @@
           <w:sz w:val="24"/>
           <w:u w:val="single"/>
         </w:rPr>
-        <w:hyperlink r:id="rId10" w:history="1">
+        <w:hyperlink r:id="rId11" w:history="1">
           <w:r>
             <w:rPr>
               <w:rStyle w:val="Hyperlink"/>
@@ -609,7 +591,7 @@
           <w:sz w:val="24"/>
           <w:u w:val="single"/>
         </w:rPr>
-        <w:hyperlink r:id="rId10" w:history="1">
+        <w:hyperlink r:id="rId11" w:history="1">
           <w:r>
             <w:rPr>
               <w:rStyle w:val="Hyperlink"/>
@@ -627,7 +609,7 @@
           <w:sz w:val="24"/>
           <w:u w:val="single"/>
         </w:rPr>
-        <w:hyperlink r:id="rId10" w:history="1">
+        <w:hyperlink r:id="rId11" w:history="1">
           <w:r>
             <w:rPr>
               <w:rStyle w:val="Hyperlink"/>
@@ -929,7 +911,7 @@
             <w:rPr>
               <w:rStyle w:val="Hyperlink"/>
             </w:rPr>
-            <w:t>Etnografisc</w:t>
+            <w:t>Etnografis</w:t>
           </w:r>
         </w:hyperlink>
       </w:r>
@@ -940,36 +922,13 @@
           <w:i w:val="0"/>
           <w:color w:val="0000FF"/>
           <w:sz w:val="24"/>
-          <w:u w:val="single"/>
-        </w:rPr>
-        <w:t>h</w:t>
-      </w:r>
-      <w:r>
-        <w:rPr>
-          <w:rFonts w:ascii="Charis SIL Regular" w:hAnsi="Charis SIL Regular" w:eastAsia="Charis SIL Regular"/>
-          <w:b w:val="0"/>
-          <w:i w:val="0"/>
-          <w:color w:val="0000FF"/>
-          <w:sz w:val="24"/>
-          <w:u w:val="single"/>
-        </w:rPr>
-        <w:t xml:space="preserve"> </w:t>
-      </w:r>
-      <w:r>
-        <w:rPr>
-          <w:rFonts w:ascii="Charis SIL Regular" w:hAnsi="Charis SIL Regular" w:eastAsia="Charis SIL Regular"/>
-          <w:b w:val="0"/>
-          <w:i w:val="0"/>
-          <w:color w:val="0000FF"/>
-          <w:sz w:val="24"/>
-          <w:u w:val="single"/>
         </w:rPr>
         <w:hyperlink r:id="rId12" w:history="1">
           <w:r>
             <w:rPr>
               <w:rStyle w:val="Hyperlink"/>
             </w:rPr>
-            <w:t>Museu</w:t>
+            <w:t>c</w:t>
           </w:r>
         </w:hyperlink>
       </w:r>
@@ -981,7 +940,36 @@
           <w:color w:val="0000FF"/>
           <w:sz w:val="24"/>
         </w:rPr>
-        <w:t>m</w:t>
+        <w:t>h</w:t>
+      </w:r>
+      <w:r>
+        <w:rPr>
+          <w:rFonts w:ascii="Charis SIL Regular" w:hAnsi="Charis SIL Regular" w:eastAsia="Charis SIL Regular"/>
+          <w:b w:val="0"/>
+          <w:i w:val="0"/>
+          <w:color w:val="0000FF"/>
+          <w:sz w:val="24"/>
+          <w:u w:val="single"/>
+        </w:rPr>
+        <w:t xml:space="preserve"> </w:t>
+      </w:r>
+      <w:r>
+        <w:rPr>
+          <w:rFonts w:ascii="Charis SIL Regular" w:hAnsi="Charis SIL Regular" w:eastAsia="Charis SIL Regular"/>
+          <w:b w:val="0"/>
+          <w:i w:val="0"/>
+          <w:color w:val="0000FF"/>
+          <w:sz w:val="24"/>
+          <w:u w:val="single"/>
+        </w:rPr>
+        <w:hyperlink r:id="rId12" w:history="1">
+          <w:r>
+            <w:rPr>
+              <w:rStyle w:val="Hyperlink"/>
+            </w:rPr>
+            <w:t>Museum</w:t>
+          </w:r>
+        </w:hyperlink>
       </w:r>
       <w:r>
         <w:rPr>
@@ -1387,6 +1375,7 @@
           <w:i w:val="0"/>
           <w:color w:val="0000FF"/>
           <w:sz w:val="24"/>
+          <w:u w:val="single"/>
         </w:rPr>
         <w:hyperlink r:id="rId13" w:history="1">
           <w:r>
@@ -1536,30 +1525,12 @@
           <w:sz w:val="24"/>
           <w:u w:val="single"/>
         </w:rPr>
-        <w:hyperlink r:id="rId13" w:history="1">
-          <w:r>
-            <w:rPr>
-              <w:rStyle w:val="Hyperlink"/>
-            </w:rPr>
-            <w:t>Natuur</w:t>
-          </w:r>
-        </w:hyperlink>
-      </w:r>
-      <w:r>
-        <w:rPr>
-          <w:rFonts w:ascii="Charis SIL Regular" w:hAnsi="Charis SIL Regular" w:eastAsia="Charis SIL Regular"/>
-          <w:b w:val="0"/>
-          <w:i w:val="0"/>
-          <w:color w:val="0000FF"/>
-          <w:sz w:val="24"/>
-          <w:u w:val="single"/>
-        </w:rPr>
         <w:hyperlink r:id="rId14" w:history="1">
           <w:r>
             <w:rPr>
               <w:rStyle w:val="Hyperlink"/>
             </w:rPr>
-            <w:t xml:space="preserve">lijke </w:t>
+            <w:t xml:space="preserve">Natuurlijke </w:t>
           </w:r>
         </w:hyperlink>
       </w:r>
@@ -1695,7 +1666,7 @@
           <w:sz w:val="24"/>
           <w:u w:val="single"/>
         </w:rPr>
-        <w:hyperlink r:id="rId14" w:history="1">
+        <w:hyperlink r:id="rId13" w:history="1">
           <w:r>
             <w:rPr>
               <w:rStyle w:val="Hyperlink"/>
@@ -1713,7 +1684,7 @@
           <w:sz w:val="24"/>
           <w:u w:val="single"/>
         </w:rPr>
-        <w:hyperlink r:id="rId14" w:history="1">
+        <w:hyperlink r:id="rId13" w:history="1">
           <w:r>
             <w:rPr>
               <w:rStyle w:val="Hyperlink"/>
@@ -1742,7 +1713,7 @@
           <w:sz w:val="24"/>
           <w:u w:val="single"/>
         </w:rPr>
-        <w:hyperlink r:id="rId14" w:history="1">
+        <w:hyperlink r:id="rId13" w:history="1">
           <w:r>
             <w:rPr>
               <w:rStyle w:val="Hyperlink"/>
@@ -1760,7 +1731,7 @@
           <w:sz w:val="24"/>
           <w:u w:val="single"/>
         </w:rPr>
-        <w:hyperlink r:id="rId14" w:history="1">
+        <w:hyperlink r:id="rId13" w:history="1">
           <w:r>
             <w:rPr>
               <w:rStyle w:val="Hyperlink"/>
@@ -2680,13 +2651,122 @@
       </w:r>
       <w:r>
         <w:rPr>
+          <w:u w:val="single" w:color="0000ff"/>
           <w:rFonts w:ascii="Charis SIL Regular" w:hAnsi="Charis SIL Regular" w:eastAsia="Charis SIL Regular"/>
           <w:b w:val="0"/>
           <w:i w:val="0"/>
           <w:color w:val="000000"/>
           <w:sz w:val="24"/>
         </w:rPr>
-        <w:t>inventarisnummers 1876 tot en met 1919 m</w:t>
+        <w:hyperlink r:id="rId17" w:history="1">
+          <w:r>
+            <w:rPr>
+              <w:rStyle w:val="Hyperlink"/>
+            </w:rPr>
+            <w:t>inventaris</w:t>
+          </w:r>
+        </w:hyperlink>
+      </w:r>
+      <w:r>
+        <w:rPr>
+          <w:u w:val="single" w:color="0000ff"/>
+          <w:rFonts w:ascii="Charis SIL Regular" w:hAnsi="Charis SIL Regular" w:eastAsia="Charis SIL Regular"/>
+          <w:b w:val="0"/>
+          <w:i w:val="0"/>
+          <w:color w:val="000000"/>
+          <w:sz w:val="24"/>
+        </w:rPr>
+        <w:hyperlink r:id="rId17" w:history="1">
+          <w:r>
+            <w:rPr>
+              <w:rStyle w:val="Hyperlink"/>
+            </w:rPr>
+            <w:t>n</w:t>
+          </w:r>
+        </w:hyperlink>
+      </w:r>
+      <w:r>
+        <w:rPr>
+          <w:u w:val="single" w:color="0000ff"/>
+          <w:rFonts w:ascii="Charis SIL Regular" w:hAnsi="Charis SIL Regular" w:eastAsia="Charis SIL Regular"/>
+          <w:b w:val="0"/>
+          <w:i w:val="0"/>
+          <w:color w:val="000000"/>
+          <w:sz w:val="24"/>
+        </w:rPr>
+        <w:hyperlink r:id="rId17" w:history="1">
+          <w:r>
+            <w:rPr>
+              <w:rStyle w:val="Hyperlink"/>
+            </w:rPr>
+            <w:t>ummers 18</w:t>
+          </w:r>
+        </w:hyperlink>
+      </w:r>
+      <w:r>
+        <w:rPr>
+          <w:u w:val="single" w:color="0000ff"/>
+          <w:rFonts w:ascii="Charis SIL Regular" w:hAnsi="Charis SIL Regular" w:eastAsia="Charis SIL Regular"/>
+          <w:b w:val="0"/>
+          <w:i w:val="0"/>
+          <w:color w:val="000000"/>
+          <w:sz w:val="24"/>
+        </w:rPr>
+        <w:hyperlink r:id="rId17" w:history="1">
+          <w:r>
+            <w:rPr>
+              <w:rStyle w:val="Hyperlink"/>
+            </w:rPr>
+            <w:t>76 tot en me</w:t>
+          </w:r>
+        </w:hyperlink>
+      </w:r>
+      <w:r>
+        <w:rPr>
+          <w:u w:val="single" w:color="0000ff"/>
+          <w:rFonts w:ascii="Charis SIL Regular" w:hAnsi="Charis SIL Regular" w:eastAsia="Charis SIL Regular"/>
+          <w:b w:val="0"/>
+          <w:i w:val="0"/>
+          <w:color w:val="000000"/>
+          <w:sz w:val="24"/>
+        </w:rPr>
+        <w:hyperlink r:id="rId17" w:history="1">
+          <w:r>
+            <w:rPr>
+              <w:rStyle w:val="Hyperlink"/>
+            </w:rPr>
+            <w:t>t</w:t>
+          </w:r>
+        </w:hyperlink>
+      </w:r>
+      <w:r>
+        <w:rPr>
+          <w:u w:val="single" w:color="0000ff"/>
+          <w:rFonts w:ascii="Charis SIL Regular" w:hAnsi="Charis SIL Regular" w:eastAsia="Charis SIL Regular"/>
+          <w:b w:val="0"/>
+          <w:i w:val="0"/>
+          <w:color w:val="000000"/>
+          <w:sz w:val="24"/>
+        </w:rPr>
+        <w:hyperlink r:id="rId17" w:history="1">
+          <w:r>
+            <w:rPr>
+              <w:rStyle w:val="Hyperlink"/>
+            </w:rPr>
+            <w:t xml:space="preserve"> 1919 </w:t>
+          </w:r>
+        </w:hyperlink>
+      </w:r>
+      <w:r>
+        <w:rPr>
+          <w:u w:val="single" w:color="0000ff"/>
+          <w:rFonts w:ascii="Charis SIL Regular" w:hAnsi="Charis SIL Regular" w:eastAsia="Charis SIL Regular"/>
+          <w:b w:val="0"/>
+          <w:i w:val="0"/>
+          <w:color w:val="000000"/>
+          <w:sz w:val="24"/>
+        </w:rPr>
+        <w:t>m</w:t>
       </w:r>
       <w:r>
         <w:rPr>
@@ -3961,7 +4041,7 @@
           <w:sz w:val="24"/>
           <w:u w:val="single"/>
         </w:rPr>
-        <w:hyperlink r:id="rId18" w:history="1">
+        <w:hyperlink r:id="rId19" w:history="1">
           <w:r>
             <w:rPr>
               <w:rStyle w:val="Hyperlink"/>
@@ -4001,21 +4081,13 @@
       </w:r>
       <w:r>
         <w:rPr>
-          <w:u w:val="single" w:color="0000ff"/>
           <w:rFonts w:ascii="Charis SIL Regular" w:hAnsi="Charis SIL Regular" w:eastAsia="Charis SIL Regular"/>
           <w:b w:val="0"/>
           <w:i w:val="0"/>
           <w:color w:val="000000"/>
           <w:sz w:val="24"/>
         </w:rPr>
-        <w:hyperlink r:id="rId18" w:history="1">
-          <w:r>
-            <w:rPr>
-              <w:rStyle w:val="Hyperlink"/>
-            </w:rPr>
-            <w:t xml:space="preserve">, </w:t>
-          </w:r>
-        </w:hyperlink>
+        <w:t xml:space="preserve">, </w:t>
       </w:r>
       <w:r>
         <w:rPr>
@@ -4055,7 +4127,7 @@
           <w:sz w:val="24"/>
           <w:u w:val="single"/>
         </w:rPr>
-        <w:hyperlink r:id="rId20" w:history="1">
+        <w:hyperlink r:id="rId18" w:history="1">
           <w:r>
             <w:rPr>
               <w:rStyle w:val="Hyperlink"/>
@@ -4597,7 +4669,14 @@
           <w:color w:val="000000"/>
           <w:sz w:val="24"/>
         </w:rPr>
-        <w:t xml:space="preserve">, </w:t>
+        <w:hyperlink r:id="rId22" w:history="1">
+          <w:r>
+            <w:rPr>
+              <w:rStyle w:val="Hyperlink"/>
+            </w:rPr>
+            <w:t xml:space="preserve">, </w:t>
+          </w:r>
+        </w:hyperlink>
       </w:r>
       <w:r>
         <w:rPr>
@@ -4637,7 +4716,7 @@
           <w:sz w:val="24"/>
           <w:u w:val="single"/>
         </w:rPr>
-        <w:hyperlink r:id="rId22" w:history="1">
+        <w:hyperlink r:id="rId24" w:history="1">
           <w:r>
             <w:rPr>
               <w:rStyle w:val="Hyperlink"/>
@@ -4904,7 +4983,7 @@
           <w:sz w:val="24"/>
           <w:u w:val="single"/>
         </w:rPr>
-        <w:hyperlink r:id="rId26" w:history="1">
+        <w:hyperlink r:id="rId25" w:history="1">
           <w:r>
             <w:rPr>
               <w:rStyle w:val="Hyperlink"/>
@@ -4933,7 +5012,7 @@
           <w:sz w:val="24"/>
           <w:u w:val="single"/>
         </w:rPr>
-        <w:hyperlink r:id="rId26" w:history="1">
+        <w:hyperlink r:id="rId25" w:history="1">
           <w:r>
             <w:rPr>
               <w:rStyle w:val="Hyperlink"/>
@@ -4951,7 +5030,14 @@
           <w:color w:val="000000"/>
           <w:sz w:val="24"/>
         </w:rPr>
-        <w:t xml:space="preserve">, </w:t>
+        <w:hyperlink r:id="rId25" w:history="1">
+          <w:r>
+            <w:rPr>
+              <w:rStyle w:val="Hyperlink"/>
+            </w:rPr>
+            <w:t xml:space="preserve">, </w:t>
+          </w:r>
+        </w:hyperlink>
       </w:r>
       <w:r>
         <w:rPr>

--- a/EXPORTS/DOCX/published/niveau3/Dutch/WMAmsterdam.docx
+++ b/EXPORTS/DOCX/published/niveau3/Dutch/WMAmsterdam.docx
@@ -174,7 +174,25 @@
           <w:color w:val="000000"/>
           <w:sz w:val="24"/>
         </w:rPr>
-        <w:t xml:space="preserve"> in Haarlem. Dit Koloniaal Museum, dat was geïnitieerd door de Nederlandsche </w:t>
+        <w:t xml:space="preserve"> in Haarlem. Dit Koloniaal Museum, dat was geïnitieerd door de Nede</w:t>
+      </w:r>
+      <w:r>
+        <w:rPr>
+          <w:u w:val="single" w:color="0000ff"/>
+          <w:rFonts w:ascii="Charis SIL Regular" w:hAnsi="Charis SIL Regular" w:eastAsia="Charis SIL Regular"/>
+          <w:b w:val="0"/>
+          <w:i w:val="0"/>
+          <w:color w:val="000000"/>
+          <w:sz w:val="24"/>
+        </w:rPr>
+        <w:hyperlink r:id="rId9" w:history="1">
+          <w:r>
+            <w:rPr>
+              <w:rStyle w:val="Hyperlink"/>
+            </w:rPr>
+            <w:t xml:space="preserve">rlandsche </w:t>
+          </w:r>
+        </w:hyperlink>
       </w:r>
       <w:r>
         <w:rPr>
@@ -468,7 +486,7 @@
           <w:sz w:val="24"/>
           <w:u w:val="single"/>
         </w:rPr>
-        <w:hyperlink r:id="rId10" w:history="1">
+        <w:hyperlink r:id="rId11" w:history="1">
           <w:r>
             <w:rPr>
               <w:rStyle w:val="Hyperlink"/>
@@ -497,7 +515,7 @@
           <w:sz w:val="24"/>
           <w:u w:val="single"/>
         </w:rPr>
-        <w:hyperlink r:id="rId11" w:history="1">
+        <w:hyperlink r:id="rId10" w:history="1">
           <w:r>
             <w:rPr>
               <w:rStyle w:val="Hyperlink"/>
@@ -562,7 +580,7 @@
           <w:sz w:val="24"/>
           <w:u w:val="single"/>
         </w:rPr>
-        <w:hyperlink r:id="rId11" w:history="1">
+        <w:hyperlink r:id="rId10" w:history="1">
           <w:r>
             <w:rPr>
               <w:rStyle w:val="Hyperlink"/>
@@ -591,7 +609,7 @@
           <w:sz w:val="24"/>
           <w:u w:val="single"/>
         </w:rPr>
-        <w:hyperlink r:id="rId11" w:history="1">
+        <w:hyperlink r:id="rId10" w:history="1">
           <w:r>
             <w:rPr>
               <w:rStyle w:val="Hyperlink"/>
@@ -609,7 +627,7 @@
           <w:sz w:val="24"/>
           <w:u w:val="single"/>
         </w:rPr>
-        <w:hyperlink r:id="rId11" w:history="1">
+        <w:hyperlink r:id="rId10" w:history="1">
           <w:r>
             <w:rPr>
               <w:rStyle w:val="Hyperlink"/>
@@ -648,21 +666,13 @@
       </w:r>
       <w:r>
         <w:rPr>
-          <w:u w:val="single" w:color="0000ff"/>
           <w:rFonts w:ascii="Charis SIL Regular" w:hAnsi="Charis SIL Regular" w:eastAsia="Charis SIL Regular"/>
           <w:b w:val="0"/>
           <w:i w:val="0"/>
           <w:color w:val="000000"/>
           <w:sz w:val="24"/>
         </w:rPr>
-        <w:hyperlink r:id="rId11" w:history="1">
-          <w:r>
-            <w:rPr>
-              <w:rStyle w:val="Hyperlink"/>
-            </w:rPr>
-            <w:t>Lands P</w:t>
-          </w:r>
-        </w:hyperlink>
+        <w:t>Lands P</w:t>
       </w:r>
       <w:r>
         <w:rPr>
@@ -922,15 +932,9 @@
           <w:i w:val="0"/>
           <w:color w:val="0000FF"/>
           <w:sz w:val="24"/>
-        </w:rPr>
-        <w:hyperlink r:id="rId12" w:history="1">
-          <w:r>
-            <w:rPr>
-              <w:rStyle w:val="Hyperlink"/>
-            </w:rPr>
-            <w:t>c</w:t>
-          </w:r>
-        </w:hyperlink>
+          <w:u w:val="single"/>
+        </w:rPr>
+        <w:t>c</w:t>
       </w:r>
       <w:r>
         <w:rPr>
@@ -1406,21 +1410,13 @@
       </w:r>
       <w:r>
         <w:rPr>
-          <w:u w:val="single" w:color="0000ff"/>
           <w:rFonts w:ascii="Charis SIL Regular" w:hAnsi="Charis SIL Regular" w:eastAsia="Charis SIL Regular"/>
           <w:b w:val="0"/>
           <w:i w:val="0"/>
           <w:color w:val="000000"/>
           <w:sz w:val="24"/>
         </w:rPr>
-        <w:hyperlink r:id="rId13" w:history="1">
-          <w:r>
-            <w:rPr>
-              <w:rStyle w:val="Hyperlink"/>
-            </w:rPr>
-            <w:t xml:space="preserve"> en het </w:t>
-          </w:r>
-        </w:hyperlink>
+        <w:t xml:space="preserve"> en het </w:t>
       </w:r>
       <w:r>
         <w:rPr>
@@ -1525,12 +1521,30 @@
           <w:sz w:val="24"/>
           <w:u w:val="single"/>
         </w:rPr>
+        <w:hyperlink r:id="rId13" w:history="1">
+          <w:r>
+            <w:rPr>
+              <w:rStyle w:val="Hyperlink"/>
+            </w:rPr>
+            <w:t>Natuur</w:t>
+          </w:r>
+        </w:hyperlink>
+      </w:r>
+      <w:r>
+        <w:rPr>
+          <w:rFonts w:ascii="Charis SIL Regular" w:hAnsi="Charis SIL Regular" w:eastAsia="Charis SIL Regular"/>
+          <w:b w:val="0"/>
+          <w:i w:val="0"/>
+          <w:color w:val="0000FF"/>
+          <w:sz w:val="24"/>
+          <w:u w:val="single"/>
+        </w:rPr>
         <w:hyperlink r:id="rId14" w:history="1">
           <w:r>
             <w:rPr>
               <w:rStyle w:val="Hyperlink"/>
             </w:rPr>
-            <w:t xml:space="preserve">Natuurlijke </w:t>
+            <w:t xml:space="preserve">lijke </w:t>
           </w:r>
         </w:hyperlink>
       </w:r>
@@ -1601,7 +1615,7 @@
           <w:sz w:val="24"/>
           <w:u w:val="single"/>
         </w:rPr>
-        <w:hyperlink r:id="rId13" w:history="1">
+        <w:hyperlink r:id="rId14" w:history="1">
           <w:r>
             <w:rPr>
               <w:rStyle w:val="Hyperlink"/>
@@ -1619,7 +1633,7 @@
           <w:sz w:val="24"/>
           <w:u w:val="single"/>
         </w:rPr>
-        <w:hyperlink r:id="rId13" w:history="1">
+        <w:hyperlink r:id="rId14" w:history="1">
           <w:r>
             <w:rPr>
               <w:rStyle w:val="Hyperlink"/>
@@ -1637,7 +1651,7 @@
           <w:sz w:val="24"/>
           <w:u w:val="single"/>
         </w:rPr>
-        <w:hyperlink r:id="rId13" w:history="1">
+        <w:hyperlink r:id="rId14" w:history="1">
           <w:r>
             <w:rPr>
               <w:rStyle w:val="Hyperlink"/>
@@ -1666,7 +1680,7 @@
           <w:sz w:val="24"/>
           <w:u w:val="single"/>
         </w:rPr>
-        <w:hyperlink r:id="rId13" w:history="1">
+        <w:hyperlink r:id="rId14" w:history="1">
           <w:r>
             <w:rPr>
               <w:rStyle w:val="Hyperlink"/>
@@ -1684,7 +1698,7 @@
           <w:sz w:val="24"/>
           <w:u w:val="single"/>
         </w:rPr>
-        <w:hyperlink r:id="rId13" w:history="1">
+        <w:hyperlink r:id="rId14" w:history="1">
           <w:r>
             <w:rPr>
               <w:rStyle w:val="Hyperlink"/>
@@ -1713,7 +1727,7 @@
           <w:sz w:val="24"/>
           <w:u w:val="single"/>
         </w:rPr>
-        <w:hyperlink r:id="rId13" w:history="1">
+        <w:hyperlink r:id="rId14" w:history="1">
           <w:r>
             <w:rPr>
               <w:rStyle w:val="Hyperlink"/>
@@ -2651,57 +2665,13 @@
       </w:r>
       <w:r>
         <w:rPr>
-          <w:u w:val="single" w:color="0000ff"/>
           <w:rFonts w:ascii="Charis SIL Regular" w:hAnsi="Charis SIL Regular" w:eastAsia="Charis SIL Regular"/>
           <w:b w:val="0"/>
           <w:i w:val="0"/>
           <w:color w:val="000000"/>
           <w:sz w:val="24"/>
         </w:rPr>
-        <w:hyperlink r:id="rId17" w:history="1">
-          <w:r>
-            <w:rPr>
-              <w:rStyle w:val="Hyperlink"/>
-            </w:rPr>
-            <w:t>inventaris</w:t>
-          </w:r>
-        </w:hyperlink>
-      </w:r>
-      <w:r>
-        <w:rPr>
-          <w:u w:val="single" w:color="0000ff"/>
-          <w:rFonts w:ascii="Charis SIL Regular" w:hAnsi="Charis SIL Regular" w:eastAsia="Charis SIL Regular"/>
-          <w:b w:val="0"/>
-          <w:i w:val="0"/>
-          <w:color w:val="000000"/>
-          <w:sz w:val="24"/>
-        </w:rPr>
-        <w:hyperlink r:id="rId17" w:history="1">
-          <w:r>
-            <w:rPr>
-              <w:rStyle w:val="Hyperlink"/>
-            </w:rPr>
-            <w:t>n</w:t>
-          </w:r>
-        </w:hyperlink>
-      </w:r>
-      <w:r>
-        <w:rPr>
-          <w:u w:val="single" w:color="0000ff"/>
-          <w:rFonts w:ascii="Charis SIL Regular" w:hAnsi="Charis SIL Regular" w:eastAsia="Charis SIL Regular"/>
-          <w:b w:val="0"/>
-          <w:i w:val="0"/>
-          <w:color w:val="000000"/>
-          <w:sz w:val="24"/>
-        </w:rPr>
-        <w:hyperlink r:id="rId17" w:history="1">
-          <w:r>
-            <w:rPr>
-              <w:rStyle w:val="Hyperlink"/>
-            </w:rPr>
-            <w:t>ummers 18</w:t>
-          </w:r>
-        </w:hyperlink>
+        <w:t>inventarisnummers 18</w:t>
       </w:r>
       <w:r>
         <w:rPr>
@@ -2759,7 +2729,6 @@
       </w:r>
       <w:r>
         <w:rPr>
-          <w:u w:val="single" w:color="0000ff"/>
           <w:rFonts w:ascii="Charis SIL Regular" w:hAnsi="Charis SIL Regular" w:eastAsia="Charis SIL Regular"/>
           <w:b w:val="0"/>
           <w:i w:val="0"/>
@@ -4023,7 +3992,7 @@
           <w:sz w:val="24"/>
           <w:u w:val="single"/>
         </w:rPr>
-        <w:hyperlink r:id="rId18" w:history="1">
+        <w:hyperlink r:id="rId19" w:history="1">
           <w:r>
             <w:rPr>
               <w:rStyle w:val="Hyperlink"/>
@@ -4127,7 +4096,7 @@
           <w:sz w:val="24"/>
           <w:u w:val="single"/>
         </w:rPr>
-        <w:hyperlink r:id="rId18" w:history="1">
+        <w:hyperlink r:id="rId20" w:history="1">
           <w:r>
             <w:rPr>
               <w:rStyle w:val="Hyperlink"/>
@@ -4604,7 +4573,7 @@
           <w:sz w:val="24"/>
           <w:u w:val="single"/>
         </w:rPr>
-        <w:hyperlink r:id="rId23" w:history="1">
+        <w:hyperlink r:id="rId22" w:history="1">
           <w:r>
             <w:rPr>
               <w:rStyle w:val="Hyperlink"/>
@@ -4622,7 +4591,7 @@
           <w:sz w:val="24"/>
           <w:u w:val="single"/>
         </w:rPr>
-        <w:hyperlink r:id="rId23" w:history="1">
+        <w:hyperlink r:id="rId22" w:history="1">
           <w:r>
             <w:rPr>
               <w:rStyle w:val="Hyperlink"/>
@@ -4651,7 +4620,7 @@
           <w:sz w:val="24"/>
           <w:u w:val="single"/>
         </w:rPr>
-        <w:hyperlink r:id="rId23" w:history="1">
+        <w:hyperlink r:id="rId22" w:history="1">
           <w:r>
             <w:rPr>
               <w:rStyle w:val="Hyperlink"/>
@@ -4662,7 +4631,6 @@
       </w:r>
       <w:r>
         <w:rPr>
-          <w:u w:val="single" w:color="0000ff"/>
           <w:rFonts w:ascii="Charis SIL Regular" w:hAnsi="Charis SIL Regular" w:eastAsia="Charis SIL Regular"/>
           <w:b w:val="0"/>
           <w:i w:val="0"/>
@@ -4687,7 +4655,7 @@
           <w:sz w:val="24"/>
           <w:u w:val="single"/>
         </w:rPr>
-        <w:hyperlink r:id="rId24" w:history="1">
+        <w:hyperlink r:id="rId22" w:history="1">
           <w:r>
             <w:rPr>
               <w:rStyle w:val="Hyperlink"/>
@@ -4716,7 +4684,7 @@
           <w:sz w:val="24"/>
           <w:u w:val="single"/>
         </w:rPr>
-        <w:hyperlink r:id="rId24" w:history="1">
+        <w:hyperlink r:id="rId23" w:history="1">
           <w:r>
             <w:rPr>
               <w:rStyle w:val="Hyperlink"/>
@@ -4883,7 +4851,7 @@
           <w:sz w:val="24"/>
           <w:u w:val="single"/>
         </w:rPr>
-        <w:hyperlink r:id="rId25" w:history="1">
+        <w:hyperlink r:id="rId24" w:history="1">
           <w:r>
             <w:rPr>
               <w:rStyle w:val="Hyperlink"/>
@@ -4901,7 +4869,7 @@
           <w:sz w:val="24"/>
           <w:u w:val="single"/>
         </w:rPr>
-        <w:hyperlink r:id="rId25" w:history="1">
+        <w:hyperlink r:id="rId24" w:history="1">
           <w:r>
             <w:rPr>
               <w:rStyle w:val="Hyperlink"/>
@@ -4919,7 +4887,7 @@
           <w:sz w:val="24"/>
           <w:u w:val="single"/>
         </w:rPr>
-        <w:hyperlink r:id="rId25" w:history="1">
+        <w:hyperlink r:id="rId24" w:history="1">
           <w:r>
             <w:rPr>
               <w:rStyle w:val="Hyperlink"/>
@@ -4937,7 +4905,7 @@
           <w:sz w:val="24"/>
           <w:u w:val="single"/>
         </w:rPr>
-        <w:hyperlink r:id="rId25" w:history="1">
+        <w:hyperlink r:id="rId24" w:history="1">
           <w:r>
             <w:rPr>
               <w:rStyle w:val="Hyperlink"/>
@@ -4965,7 +4933,7 @@
           <w:sz w:val="24"/>
           <w:u w:val="single"/>
         </w:rPr>
-        <w:hyperlink r:id="rId26" w:history="1">
+        <w:hyperlink r:id="rId25" w:history="1">
           <w:r>
             <w:rPr>
               <w:rStyle w:val="Hyperlink"/>
@@ -4983,7 +4951,7 @@
           <w:sz w:val="24"/>
           <w:u w:val="single"/>
         </w:rPr>
-        <w:hyperlink r:id="rId25" w:history="1">
+        <w:hyperlink r:id="rId24" w:history="1">
           <w:r>
             <w:rPr>
               <w:rStyle w:val="Hyperlink"/>
@@ -5030,7 +4998,7 @@
           <w:color w:val="000000"/>
           <w:sz w:val="24"/>
         </w:rPr>
-        <w:hyperlink r:id="rId25" w:history="1">
+        <w:hyperlink r:id="rId24" w:history="1">
           <w:r>
             <w:rPr>
               <w:rStyle w:val="Hyperlink"/>
@@ -5048,7 +5016,7 @@
           <w:sz w:val="24"/>
           <w:u w:val="single"/>
         </w:rPr>
-        <w:hyperlink r:id="rId25" w:history="1">
+        <w:hyperlink r:id="rId24" w:history="1">
           <w:r>
             <w:rPr>
               <w:rStyle w:val="Hyperlink"/>
@@ -5077,7 +5045,7 @@
           <w:sz w:val="24"/>
           <w:u w:val="single"/>
         </w:rPr>
-        <w:hyperlink r:id="rId25" w:history="1">
+        <w:hyperlink r:id="rId26" w:history="1">
           <w:r>
             <w:rPr>
               <w:rStyle w:val="Hyperlink"/>

--- a/EXPORTS/DOCX/published/niveau3/Dutch/WMAmsterdam.docx
+++ b/EXPORTS/DOCX/published/niveau3/Dutch/WMAmsterdam.docx
@@ -609,7 +609,7 @@
           <w:sz w:val="24"/>
           <w:u w:val="single"/>
         </w:rPr>
-        <w:hyperlink r:id="rId10" w:history="1">
+        <w:hyperlink r:id="rId11" w:history="1">
           <w:r>
             <w:rPr>
               <w:rStyle w:val="Hyperlink"/>
@@ -666,13 +666,21 @@
       </w:r>
       <w:r>
         <w:rPr>
+          <w:u w:val="single" w:color="0000ff"/>
           <w:rFonts w:ascii="Charis SIL Regular" w:hAnsi="Charis SIL Regular" w:eastAsia="Charis SIL Regular"/>
           <w:b w:val="0"/>
           <w:i w:val="0"/>
           <w:color w:val="000000"/>
           <w:sz w:val="24"/>
         </w:rPr>
-        <w:t>Lands P</w:t>
+        <w:hyperlink r:id="rId11" w:history="1">
+          <w:r>
+            <w:rPr>
+              <w:rStyle w:val="Hyperlink"/>
+            </w:rPr>
+            <w:t>Lands P</w:t>
+          </w:r>
+        </w:hyperlink>
       </w:r>
       <w:r>
         <w:rPr>
@@ -921,7 +929,7 @@
             <w:rPr>
               <w:rStyle w:val="Hyperlink"/>
             </w:rPr>
-            <w:t>Etnografis</w:t>
+            <w:t>Etnografisc</w:t>
           </w:r>
         </w:hyperlink>
       </w:r>
@@ -933,16 +941,6 @@
           <w:color w:val="0000FF"/>
           <w:sz w:val="24"/>
           <w:u w:val="single"/>
-        </w:rPr>
-        <w:t>c</w:t>
-      </w:r>
-      <w:r>
-        <w:rPr>
-          <w:rFonts w:ascii="Charis SIL Regular" w:hAnsi="Charis SIL Regular" w:eastAsia="Charis SIL Regular"/>
-          <w:b w:val="0"/>
-          <w:i w:val="0"/>
-          <w:color w:val="0000FF"/>
-          <w:sz w:val="24"/>
         </w:rPr>
         <w:t>h</w:t>
       </w:r>
@@ -1000,9 +998,19 @@
             <w:rPr>
               <w:rStyle w:val="Hyperlink"/>
             </w:rPr>
-            <w:t>Artis</w:t>
+            <w:t>Arti</w:t>
           </w:r>
         </w:hyperlink>
+      </w:r>
+      <w:r>
+        <w:rPr>
+          <w:rFonts w:ascii="Charis SIL Regular" w:hAnsi="Charis SIL Regular" w:eastAsia="Charis SIL Regular"/>
+          <w:b w:val="0"/>
+          <w:i w:val="0"/>
+          <w:color w:val="0000FF"/>
+          <w:sz w:val="24"/>
+        </w:rPr>
+        <w:t>s</w:t>
       </w:r>
       <w:r>
         <w:rPr>
@@ -1557,7 +1565,7 @@
           <w:sz w:val="24"/>
           <w:u w:val="single"/>
         </w:rPr>
-        <w:hyperlink r:id="rId13" w:history="1">
+        <w:hyperlink r:id="rId14" w:history="1">
           <w:r>
             <w:rPr>
               <w:rStyle w:val="Hyperlink"/>
@@ -1586,7 +1594,7 @@
           <w:sz w:val="24"/>
           <w:u w:val="single"/>
         </w:rPr>
-        <w:hyperlink r:id="rId13" w:history="1">
+        <w:hyperlink r:id="rId14" w:history="1">
           <w:r>
             <w:rPr>
               <w:rStyle w:val="Hyperlink"/>
@@ -1633,7 +1641,7 @@
           <w:sz w:val="24"/>
           <w:u w:val="single"/>
         </w:rPr>
-        <w:hyperlink r:id="rId14" w:history="1">
+        <w:hyperlink r:id="rId13" w:history="1">
           <w:r>
             <w:rPr>
               <w:rStyle w:val="Hyperlink"/>
@@ -1651,7 +1659,7 @@
           <w:sz w:val="24"/>
           <w:u w:val="single"/>
         </w:rPr>
-        <w:hyperlink r:id="rId14" w:history="1">
+        <w:hyperlink r:id="rId13" w:history="1">
           <w:r>
             <w:rPr>
               <w:rStyle w:val="Hyperlink"/>
@@ -1680,7 +1688,7 @@
           <w:sz w:val="24"/>
           <w:u w:val="single"/>
         </w:rPr>
-        <w:hyperlink r:id="rId14" w:history="1">
+        <w:hyperlink r:id="rId13" w:history="1">
           <w:r>
             <w:rPr>
               <w:rStyle w:val="Hyperlink"/>
@@ -1698,7 +1706,7 @@
           <w:sz w:val="24"/>
           <w:u w:val="single"/>
         </w:rPr>
-        <w:hyperlink r:id="rId14" w:history="1">
+        <w:hyperlink r:id="rId13" w:history="1">
           <w:r>
             <w:rPr>
               <w:rStyle w:val="Hyperlink"/>
@@ -1727,7 +1735,7 @@
           <w:sz w:val="24"/>
           <w:u w:val="single"/>
         </w:rPr>
-        <w:hyperlink r:id="rId14" w:history="1">
+        <w:hyperlink r:id="rId13" w:history="1">
           <w:r>
             <w:rPr>
               <w:rStyle w:val="Hyperlink"/>
@@ -2665,13 +2673,57 @@
       </w:r>
       <w:r>
         <w:rPr>
+          <w:u w:val="single" w:color="0000ff"/>
           <w:rFonts w:ascii="Charis SIL Regular" w:hAnsi="Charis SIL Regular" w:eastAsia="Charis SIL Regular"/>
           <w:b w:val="0"/>
           <w:i w:val="0"/>
           <w:color w:val="000000"/>
           <w:sz w:val="24"/>
         </w:rPr>
-        <w:t>inventarisnummers 18</w:t>
+        <w:hyperlink r:id="rId17" w:history="1">
+          <w:r>
+            <w:rPr>
+              <w:rStyle w:val="Hyperlink"/>
+            </w:rPr>
+            <w:t>inventaris</w:t>
+          </w:r>
+        </w:hyperlink>
+      </w:r>
+      <w:r>
+        <w:rPr>
+          <w:u w:val="single" w:color="0000ff"/>
+          <w:rFonts w:ascii="Charis SIL Regular" w:hAnsi="Charis SIL Regular" w:eastAsia="Charis SIL Regular"/>
+          <w:b w:val="0"/>
+          <w:i w:val="0"/>
+          <w:color w:val="000000"/>
+          <w:sz w:val="24"/>
+        </w:rPr>
+        <w:hyperlink r:id="rId17" w:history="1">
+          <w:r>
+            <w:rPr>
+              <w:rStyle w:val="Hyperlink"/>
+            </w:rPr>
+            <w:t>n</w:t>
+          </w:r>
+        </w:hyperlink>
+      </w:r>
+      <w:r>
+        <w:rPr>
+          <w:u w:val="single" w:color="0000ff"/>
+          <w:rFonts w:ascii="Charis SIL Regular" w:hAnsi="Charis SIL Regular" w:eastAsia="Charis SIL Regular"/>
+          <w:b w:val="0"/>
+          <w:i w:val="0"/>
+          <w:color w:val="000000"/>
+          <w:sz w:val="24"/>
+        </w:rPr>
+        <w:hyperlink r:id="rId17" w:history="1">
+          <w:r>
+            <w:rPr>
+              <w:rStyle w:val="Hyperlink"/>
+            </w:rPr>
+            <w:t>ummers 18</w:t>
+          </w:r>
+        </w:hyperlink>
       </w:r>
       <w:r>
         <w:rPr>
@@ -4096,7 +4148,7 @@
           <w:sz w:val="24"/>
           <w:u w:val="single"/>
         </w:rPr>
-        <w:hyperlink r:id="rId20" w:history="1">
+        <w:hyperlink r:id="rId18" w:history="1">
           <w:r>
             <w:rPr>
               <w:rStyle w:val="Hyperlink"/>
@@ -4631,6 +4683,7 @@
       </w:r>
       <w:r>
         <w:rPr>
+          <w:u w:val="single" w:color="0000ff"/>
           <w:rFonts w:ascii="Charis SIL Regular" w:hAnsi="Charis SIL Regular" w:eastAsia="Charis SIL Regular"/>
           <w:b w:val="0"/>
           <w:i w:val="0"/>
@@ -4655,7 +4708,7 @@
           <w:sz w:val="24"/>
           <w:u w:val="single"/>
         </w:rPr>
-        <w:hyperlink r:id="rId22" w:history="1">
+        <w:hyperlink r:id="rId23" w:history="1">
           <w:r>
             <w:rPr>
               <w:rStyle w:val="Hyperlink"/>
@@ -4951,7 +5004,7 @@
           <w:sz w:val="24"/>
           <w:u w:val="single"/>
         </w:rPr>
-        <w:hyperlink r:id="rId24" w:history="1">
+        <w:hyperlink r:id="rId25" w:history="1">
           <w:r>
             <w:rPr>
               <w:rStyle w:val="Hyperlink"/>
@@ -4991,21 +5044,13 @@
       </w:r>
       <w:r>
         <w:rPr>
-          <w:u w:val="single" w:color="0000ff"/>
           <w:rFonts w:ascii="Charis SIL Regular" w:hAnsi="Charis SIL Regular" w:eastAsia="Charis SIL Regular"/>
           <w:b w:val="0"/>
           <w:i w:val="0"/>
           <w:color w:val="000000"/>
           <w:sz w:val="24"/>
         </w:rPr>
-        <w:hyperlink r:id="rId24" w:history="1">
-          <w:r>
-            <w:rPr>
-              <w:rStyle w:val="Hyperlink"/>
-            </w:rPr>
-            <w:t xml:space="preserve">, </w:t>
-          </w:r>
-        </w:hyperlink>
+        <w:t xml:space="preserve">, </w:t>
       </w:r>
       <w:r>
         <w:rPr>
@@ -5016,7 +5061,7 @@
           <w:sz w:val="24"/>
           <w:u w:val="single"/>
         </w:rPr>
-        <w:hyperlink r:id="rId24" w:history="1">
+        <w:hyperlink r:id="rId26" w:history="1">
           <w:r>
             <w:rPr>
               <w:rStyle w:val="Hyperlink"/>
@@ -5045,7 +5090,7 @@
           <w:sz w:val="24"/>
           <w:u w:val="single"/>
         </w:rPr>
-        <w:hyperlink r:id="rId26" w:history="1">
+        <w:hyperlink r:id="rId24" w:history="1">
           <w:r>
             <w:rPr>
               <w:rStyle w:val="Hyperlink"/>

--- a/EXPORTS/DOCX/published/niveau3/Dutch/WMAmsterdam.docx
+++ b/EXPORTS/DOCX/published/niveau3/Dutch/WMAmsterdam.docx
@@ -580,7 +580,7 @@
           <w:sz w:val="24"/>
           <w:u w:val="single"/>
         </w:rPr>
-        <w:hyperlink r:id="rId10" w:history="1">
+        <w:hyperlink r:id="rId11" w:history="1">
           <w:r>
             <w:rPr>
               <w:rStyle w:val="Hyperlink"/>
@@ -596,27 +596,8 @@
           <w:i w:val="0"/>
           <w:color w:val="0000FF"/>
           <w:sz w:val="24"/>
-          <w:u w:val="single"/>
-        </w:rPr>
-        <w:t xml:space="preserve"> </w:t>
-      </w:r>
-      <w:r>
-        <w:rPr>
-          <w:rFonts w:ascii="Charis SIL Regular" w:hAnsi="Charis SIL Regular" w:eastAsia="Charis SIL Regular"/>
-          <w:b w:val="0"/>
-          <w:i w:val="0"/>
-          <w:color w:val="0000FF"/>
-          <w:sz w:val="24"/>
-          <w:u w:val="single"/>
-        </w:rPr>
-        <w:hyperlink r:id="rId11" w:history="1">
-          <w:r>
-            <w:rPr>
-              <w:rStyle w:val="Hyperlink"/>
-            </w:rPr>
-            <w:t>A</w:t>
-          </w:r>
-        </w:hyperlink>
+        </w:rPr>
+        <w:t xml:space="preserve"> A</w:t>
       </w:r>
       <w:r>
         <w:rPr>
@@ -666,147 +647,13 @@
       </w:r>
       <w:r>
         <w:rPr>
-          <w:u w:val="single" w:color="0000ff"/>
           <w:rFonts w:ascii="Charis SIL Regular" w:hAnsi="Charis SIL Regular" w:eastAsia="Charis SIL Regular"/>
           <w:b w:val="0"/>
           <w:i w:val="0"/>
           <w:color w:val="000000"/>
           <w:sz w:val="24"/>
         </w:rPr>
-        <w:hyperlink r:id="rId11" w:history="1">
-          <w:r>
-            <w:rPr>
-              <w:rStyle w:val="Hyperlink"/>
-            </w:rPr>
-            <w:t>Lands P</w:t>
-          </w:r>
-        </w:hyperlink>
-      </w:r>
-      <w:r>
-        <w:rPr>
-          <w:u w:val="single" w:color="0000ff"/>
-          <w:rFonts w:ascii="Charis SIL Regular" w:hAnsi="Charis SIL Regular" w:eastAsia="Charis SIL Regular"/>
-          <w:b w:val="0"/>
-          <w:i w:val="0"/>
-          <w:color w:val="000000"/>
-          <w:sz w:val="24"/>
-        </w:rPr>
-        <w:hyperlink r:id="rId11" w:history="1">
-          <w:r>
-            <w:rPr>
-              <w:rStyle w:val="Hyperlink"/>
-            </w:rPr>
-            <w:t>lantent</w:t>
-          </w:r>
-        </w:hyperlink>
-      </w:r>
-      <w:r>
-        <w:rPr>
-          <w:u w:val="single" w:color="0000ff"/>
-          <w:rFonts w:ascii="Charis SIL Regular" w:hAnsi="Charis SIL Regular" w:eastAsia="Charis SIL Regular"/>
-          <w:b w:val="0"/>
-          <w:i w:val="0"/>
-          <w:color w:val="000000"/>
-          <w:sz w:val="24"/>
-        </w:rPr>
-        <w:hyperlink r:id="rId11" w:history="1">
-          <w:r>
-            <w:rPr>
-              <w:rStyle w:val="Hyperlink"/>
-            </w:rPr>
-            <w:t>u</w:t>
-          </w:r>
-        </w:hyperlink>
-      </w:r>
-      <w:r>
-        <w:rPr>
-          <w:u w:val="single" w:color="0000ff"/>
-          <w:rFonts w:ascii="Charis SIL Regular" w:hAnsi="Charis SIL Regular" w:eastAsia="Charis SIL Regular"/>
-          <w:b w:val="0"/>
-          <w:i w:val="0"/>
-          <w:color w:val="000000"/>
-          <w:sz w:val="24"/>
-        </w:rPr>
-        <w:hyperlink r:id="rId11" w:history="1">
-          <w:r>
-            <w:rPr>
-              <w:rStyle w:val="Hyperlink"/>
-            </w:rPr>
-            <w:t>in in</w:t>
-          </w:r>
-        </w:hyperlink>
-      </w:r>
-      <w:r>
-        <w:rPr>
-          <w:u w:val="single" w:color="0000ff"/>
-          <w:rFonts w:ascii="Charis SIL Regular" w:hAnsi="Charis SIL Regular" w:eastAsia="Charis SIL Regular"/>
-          <w:b w:val="0"/>
-          <w:i w:val="0"/>
-          <w:color w:val="000000"/>
-          <w:sz w:val="24"/>
-        </w:rPr>
-        <w:hyperlink r:id="rId11" w:history="1">
-          <w:r>
-            <w:rPr>
-              <w:rStyle w:val="Hyperlink"/>
-            </w:rPr>
-            <w:t xml:space="preserve"> Bogor</w:t>
-          </w:r>
-        </w:hyperlink>
-      </w:r>
-      <w:r>
-        <w:rPr>
-          <w:u w:val="single" w:color="0000ff"/>
-          <w:rFonts w:ascii="Charis SIL Regular" w:hAnsi="Charis SIL Regular" w:eastAsia="Charis SIL Regular"/>
-          <w:b w:val="0"/>
-          <w:i w:val="0"/>
-          <w:color w:val="000000"/>
-          <w:sz w:val="24"/>
-        </w:rPr>
-        <w:hyperlink r:id="rId11" w:history="1">
-          <w:r>
-            <w:rPr>
-              <w:rStyle w:val="Hyperlink"/>
-            </w:rPr>
-            <w:t xml:space="preserve"> en </w:t>
-          </w:r>
-        </w:hyperlink>
-      </w:r>
-      <w:r>
-        <w:rPr>
-          <w:u w:val="single" w:color="0000ff"/>
-          <w:rFonts w:ascii="Charis SIL Regular" w:hAnsi="Charis SIL Regular" w:eastAsia="Charis SIL Regular"/>
-          <w:b w:val="0"/>
-          <w:i w:val="0"/>
-          <w:color w:val="000000"/>
-          <w:sz w:val="24"/>
-        </w:rPr>
-        <w:hyperlink r:id="rId11" w:history="1">
-          <w:r>
-            <w:rPr>
-              <w:rStyle w:val="Hyperlink"/>
-            </w:rPr>
-            <w:t>v</w:t>
-          </w:r>
-        </w:hyperlink>
-      </w:r>
-      <w:r>
-        <w:rPr>
-          <w:u w:val="single" w:color="0000ff"/>
-          <w:rFonts w:ascii="Charis SIL Regular" w:hAnsi="Charis SIL Regular" w:eastAsia="Charis SIL Regular"/>
-          <w:b w:val="0"/>
-          <w:i w:val="0"/>
-          <w:color w:val="000000"/>
-          <w:sz w:val="24"/>
-        </w:rPr>
-        <w:hyperlink r:id="rId11" w:history="1">
-          <w:r>
-            <w:rPr>
-              <w:rStyle w:val="Hyperlink"/>
-            </w:rPr>
-            <w:t>erschille</w:t>
-          </w:r>
-        </w:hyperlink>
+        <w:t>Lands Plantentuin in Bogor en verschille</w:t>
       </w:r>
       <w:r>
         <w:rPr>
@@ -1435,14 +1282,7 @@
           <w:sz w:val="24"/>
           <w:u w:val="single"/>
         </w:rPr>
-        <w:hyperlink r:id="rId13" w:history="1">
-          <w:r>
-            <w:rPr>
-              <w:rStyle w:val="Hyperlink"/>
-            </w:rPr>
-            <w:t>Rijksmu</w:t>
-          </w:r>
-        </w:hyperlink>
+        <w:t xml:space="preserve">Rijksmuseum van </w:t>
       </w:r>
       <w:r>
         <w:rPr>
@@ -1458,7 +1298,7 @@
             <w:rPr>
               <w:rStyle w:val="Hyperlink"/>
             </w:rPr>
-            <w:t>seu</w:t>
+            <w:t xml:space="preserve">Natuurlijke </w:t>
           </w:r>
         </w:hyperlink>
       </w:r>
@@ -1471,101 +1311,7 @@
           <w:sz w:val="24"/>
           <w:u w:val="single"/>
         </w:rPr>
-        <w:hyperlink r:id="rId14" w:history="1">
-          <w:r>
-            <w:rPr>
-              <w:rStyle w:val="Hyperlink"/>
-            </w:rPr>
-            <w:t>m</w:t>
-          </w:r>
-        </w:hyperlink>
-      </w:r>
-      <w:r>
-        <w:rPr>
-          <w:rFonts w:ascii="Charis SIL Regular" w:hAnsi="Charis SIL Regular" w:eastAsia="Charis SIL Regular"/>
-          <w:b w:val="0"/>
-          <w:i w:val="0"/>
-          <w:color w:val="0000FF"/>
-          <w:sz w:val="24"/>
-          <w:u w:val="single"/>
-        </w:rPr>
-        <w:t xml:space="preserve"> </w:t>
-      </w:r>
-      <w:r>
-        <w:rPr>
-          <w:rFonts w:ascii="Charis SIL Regular" w:hAnsi="Charis SIL Regular" w:eastAsia="Charis SIL Regular"/>
-          <w:b w:val="0"/>
-          <w:i w:val="0"/>
-          <w:color w:val="0000FF"/>
-          <w:sz w:val="24"/>
-          <w:u w:val="single"/>
-        </w:rPr>
-        <w:hyperlink r:id="rId14" w:history="1">
-          <w:r>
-            <w:rPr>
-              <w:rStyle w:val="Hyperlink"/>
-            </w:rPr>
-            <w:t>van</w:t>
-          </w:r>
-        </w:hyperlink>
-      </w:r>
-      <w:r>
-        <w:rPr>
-          <w:rFonts w:ascii="Charis SIL Regular" w:hAnsi="Charis SIL Regular" w:eastAsia="Charis SIL Regular"/>
-          <w:b w:val="0"/>
-          <w:i w:val="0"/>
-          <w:color w:val="0000FF"/>
-          <w:sz w:val="24"/>
-          <w:u w:val="single"/>
-        </w:rPr>
-        <w:t xml:space="preserve"> </w:t>
-      </w:r>
-      <w:r>
-        <w:rPr>
-          <w:rFonts w:ascii="Charis SIL Regular" w:hAnsi="Charis SIL Regular" w:eastAsia="Charis SIL Regular"/>
-          <w:b w:val="0"/>
-          <w:i w:val="0"/>
-          <w:color w:val="0000FF"/>
-          <w:sz w:val="24"/>
-          <w:u w:val="single"/>
-        </w:rPr>
         <w:hyperlink r:id="rId13" w:history="1">
-          <w:r>
-            <w:rPr>
-              <w:rStyle w:val="Hyperlink"/>
-            </w:rPr>
-            <w:t>Natuur</w:t>
-          </w:r>
-        </w:hyperlink>
-      </w:r>
-      <w:r>
-        <w:rPr>
-          <w:rFonts w:ascii="Charis SIL Regular" w:hAnsi="Charis SIL Regular" w:eastAsia="Charis SIL Regular"/>
-          <w:b w:val="0"/>
-          <w:i w:val="0"/>
-          <w:color w:val="0000FF"/>
-          <w:sz w:val="24"/>
-          <w:u w:val="single"/>
-        </w:rPr>
-        <w:hyperlink r:id="rId14" w:history="1">
-          <w:r>
-            <w:rPr>
-              <w:rStyle w:val="Hyperlink"/>
-            </w:rPr>
-            <w:t xml:space="preserve">lijke </w:t>
-          </w:r>
-        </w:hyperlink>
-      </w:r>
-      <w:r>
-        <w:rPr>
-          <w:rFonts w:ascii="Charis SIL Regular" w:hAnsi="Charis SIL Regular" w:eastAsia="Charis SIL Regular"/>
-          <w:b w:val="0"/>
-          <w:i w:val="0"/>
-          <w:color w:val="0000FF"/>
-          <w:sz w:val="24"/>
-          <w:u w:val="single"/>
-        </w:rPr>
-        <w:hyperlink r:id="rId14" w:history="1">
           <w:r>
             <w:rPr>
               <w:rStyle w:val="Hyperlink"/>
@@ -1623,7 +1369,7 @@
           <w:sz w:val="24"/>
           <w:u w:val="single"/>
         </w:rPr>
-        <w:hyperlink r:id="rId14" w:history="1">
+        <w:hyperlink r:id="rId13" w:history="1">
           <w:r>
             <w:rPr>
               <w:rStyle w:val="Hyperlink"/>
@@ -1659,7 +1405,7 @@
           <w:sz w:val="24"/>
           <w:u w:val="single"/>
         </w:rPr>
-        <w:hyperlink r:id="rId13" w:history="1">
+        <w:hyperlink r:id="rId14" w:history="1">
           <w:r>
             <w:rPr>
               <w:rStyle w:val="Hyperlink"/>
@@ -1854,43 +1600,7 @@
           <w:sz w:val="24"/>
           <w:u w:val="single"/>
         </w:rPr>
-        <w:hyperlink r:id="rId14" w:history="1">
-          <w:r>
-            <w:rPr>
-              <w:rStyle w:val="Hyperlink"/>
-            </w:rPr>
-            <w:t>rsity</w:t>
-          </w:r>
-        </w:hyperlink>
-      </w:r>
-      <w:r>
-        <w:rPr>
-          <w:rFonts w:ascii="Charis SIL Regular" w:hAnsi="Charis SIL Regular" w:eastAsia="Charis SIL Regular"/>
-          <w:b w:val="0"/>
-          <w:i w:val="0"/>
-          <w:color w:val="0000FF"/>
-          <w:sz w:val="24"/>
-          <w:u w:val="single"/>
-        </w:rPr>
-        <w:t xml:space="preserve"> </w:t>
-      </w:r>
-      <w:r>
-        <w:rPr>
-          <w:rFonts w:ascii="Charis SIL Regular" w:hAnsi="Charis SIL Regular" w:eastAsia="Charis SIL Regular"/>
-          <w:b w:val="0"/>
-          <w:i w:val="0"/>
-          <w:color w:val="0000FF"/>
-          <w:sz w:val="24"/>
-          <w:u w:val="single"/>
-        </w:rPr>
-        <w:hyperlink r:id="rId14" w:history="1">
-          <w:r>
-            <w:rPr>
-              <w:rStyle w:val="Hyperlink"/>
-            </w:rPr>
-            <w:t>Ce</w:t>
-          </w:r>
-        </w:hyperlink>
+        <w:t>rsity Ce</w:t>
       </w:r>
       <w:r>
         <w:rPr>
@@ -2781,6 +2491,7 @@
       </w:r>
       <w:r>
         <w:rPr>
+          <w:u w:val="single" w:color="0000ff"/>
           <w:rFonts w:ascii="Charis SIL Regular" w:hAnsi="Charis SIL Regular" w:eastAsia="Charis SIL Regular"/>
           <w:b w:val="0"/>
           <w:i w:val="0"/>
@@ -4044,7 +3755,7 @@
           <w:sz w:val="24"/>
           <w:u w:val="single"/>
         </w:rPr>
-        <w:hyperlink r:id="rId19" w:history="1">
+        <w:hyperlink r:id="rId18" w:history="1">
           <w:r>
             <w:rPr>
               <w:rStyle w:val="Hyperlink"/>
@@ -4062,7 +3773,7 @@
           <w:sz w:val="24"/>
           <w:u w:val="single"/>
         </w:rPr>
-        <w:hyperlink r:id="rId19" w:history="1">
+        <w:hyperlink r:id="rId18" w:history="1">
           <w:r>
             <w:rPr>
               <w:rStyle w:val="Hyperlink"/>
@@ -4091,7 +3802,7 @@
           <w:sz w:val="24"/>
           <w:u w:val="single"/>
         </w:rPr>
-        <w:hyperlink r:id="rId19" w:history="1">
+        <w:hyperlink r:id="rId18" w:history="1">
           <w:r>
             <w:rPr>
               <w:rStyle w:val="Hyperlink"/>
@@ -4108,7 +3819,14 @@
           <w:color w:val="000000"/>
           <w:sz w:val="24"/>
         </w:rPr>
-        <w:t xml:space="preserve">, </w:t>
+        <w:hyperlink r:id="rId18" w:history="1">
+          <w:r>
+            <w:rPr>
+              <w:rStyle w:val="Hyperlink"/>
+            </w:rPr>
+            <w:t xml:space="preserve">, </w:t>
+          </w:r>
+        </w:hyperlink>
       </w:r>
       <w:r>
         <w:rPr>
@@ -4119,7 +3837,7 @@
           <w:sz w:val="24"/>
           <w:u w:val="single"/>
         </w:rPr>
-        <w:hyperlink r:id="rId20" w:history="1">
+        <w:hyperlink r:id="rId19" w:history="1">
           <w:r>
             <w:rPr>
               <w:rStyle w:val="Hyperlink"/>
@@ -4148,7 +3866,7 @@
           <w:sz w:val="24"/>
           <w:u w:val="single"/>
         </w:rPr>
-        <w:hyperlink r:id="rId18" w:history="1">
+        <w:hyperlink r:id="rId19" w:history="1">
           <w:r>
             <w:rPr>
               <w:rStyle w:val="Hyperlink"/>
@@ -4299,7 +4017,7 @@
           <w:sz w:val="24"/>
           <w:u w:val="single"/>
         </w:rPr>
-        <w:hyperlink r:id="rId21" w:history="1">
+        <w:hyperlink r:id="rId20" w:history="1">
           <w:r>
             <w:rPr>
               <w:rStyle w:val="Hyperlink"/>
@@ -4317,7 +4035,7 @@
           <w:sz w:val="24"/>
           <w:u w:val="single"/>
         </w:rPr>
-        <w:hyperlink r:id="rId21" w:history="1">
+        <w:hyperlink r:id="rId20" w:history="1">
           <w:r>
             <w:rPr>
               <w:rStyle w:val="Hyperlink"/>
@@ -4335,7 +4053,7 @@
           <w:sz w:val="24"/>
           <w:u w:val="single"/>
         </w:rPr>
-        <w:hyperlink r:id="rId21" w:history="1">
+        <w:hyperlink r:id="rId20" w:history="1">
           <w:r>
             <w:rPr>
               <w:rStyle w:val="Hyperlink"/>
@@ -4363,7 +4081,7 @@
           <w:sz w:val="24"/>
           <w:u w:val="single"/>
         </w:rPr>
-        <w:hyperlink r:id="rId21" w:history="1">
+        <w:hyperlink r:id="rId20" w:history="1">
           <w:r>
             <w:rPr>
               <w:rStyle w:val="Hyperlink"/>
@@ -4392,7 +4110,7 @@
           <w:sz w:val="24"/>
           <w:u w:val="single"/>
         </w:rPr>
-        <w:hyperlink r:id="rId21" w:history="1">
+        <w:hyperlink r:id="rId20" w:history="1">
           <w:r>
             <w:rPr>
               <w:rStyle w:val="Hyperlink"/>
@@ -4543,7 +4261,7 @@
           <w:sz w:val="24"/>
           <w:u w:val="single"/>
         </w:rPr>
-        <w:hyperlink r:id="rId22" w:history="1">
+        <w:hyperlink r:id="rId21" w:history="1">
           <w:r>
             <w:rPr>
               <w:rStyle w:val="Hyperlink"/>
@@ -4561,7 +4279,7 @@
           <w:sz w:val="24"/>
           <w:u w:val="single"/>
         </w:rPr>
-        <w:hyperlink r:id="rId22" w:history="1">
+        <w:hyperlink r:id="rId21" w:history="1">
           <w:r>
             <w:rPr>
               <w:rStyle w:val="Hyperlink"/>
@@ -4579,7 +4297,7 @@
           <w:sz w:val="24"/>
           <w:u w:val="single"/>
         </w:rPr>
-        <w:hyperlink r:id="rId22" w:history="1">
+        <w:hyperlink r:id="rId21" w:history="1">
           <w:r>
             <w:rPr>
               <w:rStyle w:val="Hyperlink"/>
@@ -4597,7 +4315,7 @@
           <w:sz w:val="24"/>
           <w:u w:val="single"/>
         </w:rPr>
-        <w:hyperlink r:id="rId22" w:history="1">
+        <w:hyperlink r:id="rId21" w:history="1">
           <w:r>
             <w:rPr>
               <w:rStyle w:val="Hyperlink"/>
@@ -4683,21 +4401,13 @@
       </w:r>
       <w:r>
         <w:rPr>
-          <w:u w:val="single" w:color="0000ff"/>
           <w:rFonts w:ascii="Charis SIL Regular" w:hAnsi="Charis SIL Regular" w:eastAsia="Charis SIL Regular"/>
           <w:b w:val="0"/>
           <w:i w:val="0"/>
           <w:color w:val="000000"/>
           <w:sz w:val="24"/>
         </w:rPr>
-        <w:hyperlink r:id="rId22" w:history="1">
-          <w:r>
-            <w:rPr>
-              <w:rStyle w:val="Hyperlink"/>
-            </w:rPr>
-            <w:t xml:space="preserve">, </w:t>
-          </w:r>
-        </w:hyperlink>
+        <w:t xml:space="preserve">, </w:t>
       </w:r>
       <w:r>
         <w:rPr>
@@ -4737,7 +4447,7 @@
           <w:sz w:val="24"/>
           <w:u w:val="single"/>
         </w:rPr>
-        <w:hyperlink r:id="rId23" w:history="1">
+        <w:hyperlink r:id="rId21" w:history="1">
           <w:r>
             <w:rPr>
               <w:rStyle w:val="Hyperlink"/>
@@ -5004,7 +4714,7 @@
           <w:sz w:val="24"/>
           <w:u w:val="single"/>
         </w:rPr>
-        <w:hyperlink r:id="rId25" w:history="1">
+        <w:hyperlink r:id="rId24" w:history="1">
           <w:r>
             <w:rPr>
               <w:rStyle w:val="Hyperlink"/>
@@ -5033,7 +4743,7 @@
           <w:sz w:val="24"/>
           <w:u w:val="single"/>
         </w:rPr>
-        <w:hyperlink r:id="rId25" w:history="1">
+        <w:hyperlink r:id="rId24" w:history="1">
           <w:r>
             <w:rPr>
               <w:rStyle w:val="Hyperlink"/>
@@ -5044,13 +4754,21 @@
       </w:r>
       <w:r>
         <w:rPr>
+          <w:u w:val="single" w:color="0000ff"/>
           <w:rFonts w:ascii="Charis SIL Regular" w:hAnsi="Charis SIL Regular" w:eastAsia="Charis SIL Regular"/>
           <w:b w:val="0"/>
           <w:i w:val="0"/>
           <w:color w:val="000000"/>
           <w:sz w:val="24"/>
         </w:rPr>
-        <w:t xml:space="preserve">, </w:t>
+        <w:hyperlink r:id="rId24" w:history="1">
+          <w:r>
+            <w:rPr>
+              <w:rStyle w:val="Hyperlink"/>
+            </w:rPr>
+            <w:t xml:space="preserve">, </w:t>
+          </w:r>
+        </w:hyperlink>
       </w:r>
       <w:r>
         <w:rPr>
@@ -5061,7 +4779,7 @@
           <w:sz w:val="24"/>
           <w:u w:val="single"/>
         </w:rPr>
-        <w:hyperlink r:id="rId26" w:history="1">
+        <w:hyperlink r:id="rId24" w:history="1">
           <w:r>
             <w:rPr>
               <w:rStyle w:val="Hyperlink"/>

--- a/EXPORTS/DOCX/published/niveau3/Dutch/WMAmsterdam.docx
+++ b/EXPORTS/DOCX/published/niveau3/Dutch/WMAmsterdam.docx
@@ -174,25 +174,7 @@
           <w:color w:val="000000"/>
           <w:sz w:val="24"/>
         </w:rPr>
-        <w:t xml:space="preserve"> in Haarlem. Dit Koloniaal Museum, dat was geïnitieerd door de Nede</w:t>
-      </w:r>
-      <w:r>
-        <w:rPr>
-          <w:u w:val="single" w:color="0000ff"/>
-          <w:rFonts w:ascii="Charis SIL Regular" w:hAnsi="Charis SIL Regular" w:eastAsia="Charis SIL Regular"/>
-          <w:b w:val="0"/>
-          <w:i w:val="0"/>
-          <w:color w:val="000000"/>
-          <w:sz w:val="24"/>
-        </w:rPr>
-        <w:hyperlink r:id="rId9" w:history="1">
-          <w:r>
-            <w:rPr>
-              <w:rStyle w:val="Hyperlink"/>
-            </w:rPr>
-            <w:t xml:space="preserve">rlandsche </w:t>
-          </w:r>
-        </w:hyperlink>
+        <w:t xml:space="preserve"> in Haarlem. Dit Koloniaal Museum, dat was geïnitieerd door de Nederlandsche </w:t>
       </w:r>
       <w:r>
         <w:rPr>
@@ -368,103 +350,8 @@
           <w:i w:val="0"/>
           <w:color w:val="0000FF"/>
           <w:sz w:val="24"/>
-          <w:u w:val="single"/>
-        </w:rPr>
-        <w:hyperlink r:id="rId11" w:history="1">
-          <w:r>
-            <w:rPr>
-              <w:rStyle w:val="Hyperlink"/>
-            </w:rPr>
-            <w:t>Johann</w:t>
-          </w:r>
-        </w:hyperlink>
-      </w:r>
-      <w:r>
-        <w:rPr>
-          <w:rFonts w:ascii="Charis SIL Regular" w:hAnsi="Charis SIL Regular" w:eastAsia="Charis SIL Regular"/>
-          <w:b w:val="0"/>
-          <w:i w:val="0"/>
-          <w:color w:val="0000FF"/>
-          <w:sz w:val="24"/>
-          <w:u w:val="single"/>
-        </w:rPr>
-        <w:t xml:space="preserve"> </w:t>
-      </w:r>
-      <w:r>
-        <w:rPr>
-          <w:rFonts w:ascii="Charis SIL Regular" w:hAnsi="Charis SIL Regular" w:eastAsia="Charis SIL Regular"/>
-          <w:b w:val="0"/>
-          <w:i w:val="0"/>
-          <w:color w:val="0000FF"/>
-          <w:sz w:val="24"/>
-          <w:u w:val="single"/>
-        </w:rPr>
-        <w:hyperlink r:id="rId11" w:history="1">
-          <w:r>
-            <w:rPr>
-              <w:rStyle w:val="Hyperlink"/>
-            </w:rPr>
-            <w:t>George</w:t>
-          </w:r>
-        </w:hyperlink>
-      </w:r>
-      <w:r>
-        <w:rPr>
-          <w:rFonts w:ascii="Charis SIL Regular" w:hAnsi="Charis SIL Regular" w:eastAsia="Charis SIL Regular"/>
-          <w:b w:val="0"/>
-          <w:i w:val="0"/>
-          <w:color w:val="0000FF"/>
-          <w:sz w:val="24"/>
-          <w:u w:val="single"/>
-        </w:rPr>
-        <w:t xml:space="preserve"> </w:t>
-      </w:r>
-      <w:r>
-        <w:rPr>
-          <w:rFonts w:ascii="Charis SIL Regular" w:hAnsi="Charis SIL Regular" w:eastAsia="Charis SIL Regular"/>
-          <w:b w:val="0"/>
-          <w:i w:val="0"/>
-          <w:color w:val="0000FF"/>
-          <w:sz w:val="24"/>
-          <w:u w:val="single"/>
-        </w:rPr>
-        <w:hyperlink r:id="rId11" w:history="1">
-          <w:r>
-            <w:rPr>
-              <w:rStyle w:val="Hyperlink"/>
-            </w:rPr>
-            <w:t>Otto</w:t>
-          </w:r>
-        </w:hyperlink>
-      </w:r>
-      <w:r>
-        <w:rPr>
-          <w:rFonts w:ascii="Charis SIL Regular" w:hAnsi="Charis SIL Regular" w:eastAsia="Charis SIL Regular"/>
-          <w:b w:val="0"/>
-          <w:i w:val="0"/>
-          <w:color w:val="0000FF"/>
-          <w:sz w:val="24"/>
-          <w:u w:val="single"/>
-        </w:rPr>
-        <w:t xml:space="preserve"> </w:t>
-      </w:r>
-      <w:r>
-        <w:rPr>
-          <w:rFonts w:ascii="Charis SIL Regular" w:hAnsi="Charis SIL Regular" w:eastAsia="Charis SIL Regular"/>
-          <w:b w:val="0"/>
-          <w:i w:val="0"/>
-          <w:color w:val="0000FF"/>
-          <w:sz w:val="24"/>
-          <w:u w:val="single"/>
-        </w:rPr>
-        <w:hyperlink r:id="rId11" w:history="1">
-          <w:r>
-            <w:rPr>
-              <w:rStyle w:val="Hyperlink"/>
-            </w:rPr>
-            <w:t>Stuart</w:t>
-          </w:r>
-        </w:hyperlink>
+        </w:rPr>
+        <w:t>Johann George Otto Stuart</w:t>
       </w:r>
       <w:r>
         <w:rPr>
@@ -580,7 +467,7 @@
           <w:sz w:val="24"/>
           <w:u w:val="single"/>
         </w:rPr>
-        <w:hyperlink r:id="rId11" w:history="1">
+        <w:hyperlink r:id="rId10" w:history="1">
           <w:r>
             <w:rPr>
               <w:rStyle w:val="Hyperlink"/>
@@ -596,8 +483,27 @@
           <w:i w:val="0"/>
           <w:color w:val="0000FF"/>
           <w:sz w:val="24"/>
-        </w:rPr>
-        <w:t xml:space="preserve"> A</w:t>
+          <w:u w:val="single"/>
+        </w:rPr>
+        <w:t xml:space="preserve"> </w:t>
+      </w:r>
+      <w:r>
+        <w:rPr>
+          <w:rFonts w:ascii="Charis SIL Regular" w:hAnsi="Charis SIL Regular" w:eastAsia="Charis SIL Regular"/>
+          <w:b w:val="0"/>
+          <w:i w:val="0"/>
+          <w:color w:val="0000FF"/>
+          <w:sz w:val="24"/>
+          <w:u w:val="single"/>
+        </w:rPr>
+        <w:hyperlink r:id="rId10" w:history="1">
+          <w:r>
+            <w:rPr>
+              <w:rStyle w:val="Hyperlink"/>
+            </w:rPr>
+            <w:t>A</w:t>
+          </w:r>
+        </w:hyperlink>
       </w:r>
       <w:r>
         <w:rPr>
@@ -653,7 +559,61 @@
           <w:color w:val="000000"/>
           <w:sz w:val="24"/>
         </w:rPr>
-        <w:t>Lands Plantentuin in Bogor en verschille</w:t>
+        <w:t>Lands Plantentuin in Bogor</w:t>
+      </w:r>
+      <w:r>
+        <w:rPr>
+          <w:u w:val="single" w:color="0000ff"/>
+          <w:rFonts w:ascii="Charis SIL Regular" w:hAnsi="Charis SIL Regular" w:eastAsia="Charis SIL Regular"/>
+          <w:b w:val="0"/>
+          <w:i w:val="0"/>
+          <w:color w:val="000000"/>
+          <w:sz w:val="24"/>
+        </w:rPr>
+        <w:hyperlink r:id="rId11" w:history="1">
+          <w:r>
+            <w:rPr>
+              <w:rStyle w:val="Hyperlink"/>
+            </w:rPr>
+            <w:t xml:space="preserve"> en </w:t>
+          </w:r>
+        </w:hyperlink>
+      </w:r>
+      <w:r>
+        <w:rPr>
+          <w:u w:val="single" w:color="0000ff"/>
+          <w:rFonts w:ascii="Charis SIL Regular" w:hAnsi="Charis SIL Regular" w:eastAsia="Charis SIL Regular"/>
+          <w:b w:val="0"/>
+          <w:i w:val="0"/>
+          <w:color w:val="000000"/>
+          <w:sz w:val="24"/>
+        </w:rPr>
+        <w:hyperlink r:id="rId11" w:history="1">
+          <w:r>
+            <w:rPr>
+              <w:rStyle w:val="Hyperlink"/>
+            </w:rPr>
+            <w:t>v</w:t>
+          </w:r>
+        </w:hyperlink>
+      </w:r>
+      <w:r>
+        <w:rPr>
+          <w:u w:val="single" w:color="0000ff"/>
+          <w:rFonts w:ascii="Charis SIL Regular" w:hAnsi="Charis SIL Regular" w:eastAsia="Charis SIL Regular"/>
+          <w:b w:val="0"/>
+          <w:i w:val="0"/>
+          <w:color w:val="000000"/>
+          <w:sz w:val="24"/>
+        </w:rPr>
+        <w:hyperlink r:id="rId11" w:history="1">
+          <w:r>
+            <w:rPr>
+              <w:rStyle w:val="Hyperlink"/>
+            </w:rPr>
+            <w:t>erschille</w:t>
+          </w:r>
+        </w:hyperlink>
       </w:r>
       <w:r>
         <w:rPr>
@@ -1280,9 +1240,47 @@
           <w:i w:val="0"/>
           <w:color w:val="0000FF"/>
           <w:sz w:val="24"/>
+        </w:rPr>
+        <w:t>Rijksmu</w:t>
+      </w:r>
+      <w:r>
+        <w:rPr>
+          <w:rFonts w:ascii="Charis SIL Regular" w:hAnsi="Charis SIL Regular" w:eastAsia="Charis SIL Regular"/>
+          <w:b w:val="0"/>
+          <w:i w:val="0"/>
+          <w:color w:val="0000FF"/>
+          <w:sz w:val="24"/>
           <w:u w:val="single"/>
         </w:rPr>
-        <w:t xml:space="preserve">Rijksmuseum van </w:t>
+        <w:hyperlink r:id="rId13" w:history="1">
+          <w:r>
+            <w:rPr>
+              <w:rStyle w:val="Hyperlink"/>
+            </w:rPr>
+            <w:t>seu</w:t>
+          </w:r>
+        </w:hyperlink>
+      </w:r>
+      <w:r>
+        <w:rPr>
+          <w:rFonts w:ascii="Charis SIL Regular" w:hAnsi="Charis SIL Regular" w:eastAsia="Charis SIL Regular"/>
+          <w:b w:val="0"/>
+          <w:i w:val="0"/>
+          <w:color w:val="0000FF"/>
+          <w:sz w:val="24"/>
+        </w:rPr>
+        <w:t>m</w:t>
+      </w:r>
+      <w:r>
+        <w:rPr>
+          <w:rFonts w:ascii="Charis SIL Regular" w:hAnsi="Charis SIL Regular" w:eastAsia="Charis SIL Regular"/>
+          <w:b w:val="0"/>
+          <w:i w:val="0"/>
+          <w:color w:val="0000FF"/>
+          <w:sz w:val="24"/>
+          <w:u w:val="single"/>
+        </w:rPr>
+        <w:t xml:space="preserve"> </w:t>
       </w:r>
       <w:r>
         <w:rPr>
@@ -1298,7 +1296,54 @@
             <w:rPr>
               <w:rStyle w:val="Hyperlink"/>
             </w:rPr>
-            <w:t xml:space="preserve">Natuurlijke </w:t>
+            <w:t>van</w:t>
+          </w:r>
+        </w:hyperlink>
+      </w:r>
+      <w:r>
+        <w:rPr>
+          <w:rFonts w:ascii="Charis SIL Regular" w:hAnsi="Charis SIL Regular" w:eastAsia="Charis SIL Regular"/>
+          <w:b w:val="0"/>
+          <w:i w:val="0"/>
+          <w:color w:val="0000FF"/>
+          <w:sz w:val="24"/>
+          <w:u w:val="single"/>
+        </w:rPr>
+        <w:t xml:space="preserve"> </w:t>
+      </w:r>
+      <w:r>
+        <w:rPr>
+          <w:rFonts w:ascii="Charis SIL Regular" w:hAnsi="Charis SIL Regular" w:eastAsia="Charis SIL Regular"/>
+          <w:b w:val="0"/>
+          <w:i w:val="0"/>
+          <w:color w:val="0000FF"/>
+          <w:sz w:val="24"/>
+          <w:u w:val="single"/>
+        </w:rPr>
+        <w:hyperlink r:id="rId13" w:history="1">
+          <w:r>
+            <w:rPr>
+              <w:rStyle w:val="Hyperlink"/>
+            </w:rPr>
+            <w:t>Natuur</w:t>
+          </w:r>
+        </w:hyperlink>
+      </w:r>
+      <w:r>
+        <w:rPr>
+          <w:rFonts w:ascii="Charis SIL Regular" w:hAnsi="Charis SIL Regular" w:eastAsia="Charis SIL Regular"/>
+          <w:b w:val="0"/>
+          <w:i w:val="0"/>
+          <w:color w:val="0000FF"/>
+          <w:sz w:val="24"/>
+          <w:u w:val="single"/>
+        </w:rPr>
+        <w:hyperlink r:id="rId14" w:history="1">
+          <w:r>
+            <w:rPr>
+              <w:rStyle w:val="Hyperlink"/>
+            </w:rPr>
+            <w:t xml:space="preserve">lijke </w:t>
           </w:r>
         </w:hyperlink>
       </w:r>
@@ -1340,7 +1385,7 @@
           <w:sz w:val="24"/>
           <w:u w:val="single"/>
         </w:rPr>
-        <w:hyperlink r:id="rId14" w:history="1">
+        <w:hyperlink r:id="rId13" w:history="1">
           <w:r>
             <w:rPr>
               <w:rStyle w:val="Hyperlink"/>
@@ -1405,7 +1450,7 @@
           <w:sz w:val="24"/>
           <w:u w:val="single"/>
         </w:rPr>
-        <w:hyperlink r:id="rId14" w:history="1">
+        <w:hyperlink r:id="rId13" w:history="1">
           <w:r>
             <w:rPr>
               <w:rStyle w:val="Hyperlink"/>
@@ -1481,7 +1526,7 @@
           <w:sz w:val="24"/>
           <w:u w:val="single"/>
         </w:rPr>
-        <w:hyperlink r:id="rId13" w:history="1">
+        <w:hyperlink r:id="rId14" w:history="1">
           <w:r>
             <w:rPr>
               <w:rStyle w:val="Hyperlink"/>
@@ -1499,7 +1544,7 @@
           <w:sz w:val="24"/>
           <w:u w:val="single"/>
         </w:rPr>
-        <w:hyperlink r:id="rId13" w:history="1">
+        <w:hyperlink r:id="rId14" w:history="1">
           <w:r>
             <w:rPr>
               <w:rStyle w:val="Hyperlink"/>
@@ -1517,7 +1562,7 @@
           <w:sz w:val="24"/>
           <w:u w:val="single"/>
         </w:rPr>
-        <w:hyperlink r:id="rId13" w:history="1">
+        <w:hyperlink r:id="rId14" w:history="1">
           <w:r>
             <w:rPr>
               <w:rStyle w:val="Hyperlink"/>
@@ -1535,7 +1580,7 @@
           <w:sz w:val="24"/>
           <w:u w:val="single"/>
         </w:rPr>
-        <w:hyperlink r:id="rId13" w:history="1">
+        <w:hyperlink r:id="rId14" w:history="1">
           <w:r>
             <w:rPr>
               <w:rStyle w:val="Hyperlink"/>
@@ -1553,7 +1598,7 @@
           <w:sz w:val="24"/>
           <w:u w:val="single"/>
         </w:rPr>
-        <w:hyperlink r:id="rId13" w:history="1">
+        <w:hyperlink r:id="rId14" w:history="1">
           <w:r>
             <w:rPr>
               <w:rStyle w:val="Hyperlink"/>
@@ -1582,7 +1627,7 @@
           <w:sz w:val="24"/>
           <w:u w:val="single"/>
         </w:rPr>
-        <w:hyperlink r:id="rId13" w:history="1">
+        <w:hyperlink r:id="rId14" w:history="1">
           <w:r>
             <w:rPr>
               <w:rStyle w:val="Hyperlink"/>
@@ -1600,7 +1645,43 @@
           <w:sz w:val="24"/>
           <w:u w:val="single"/>
         </w:rPr>
-        <w:t>rsity Ce</w:t>
+        <w:hyperlink r:id="rId14" w:history="1">
+          <w:r>
+            <w:rPr>
+              <w:rStyle w:val="Hyperlink"/>
+            </w:rPr>
+            <w:t>rsity</w:t>
+          </w:r>
+        </w:hyperlink>
+      </w:r>
+      <w:r>
+        <w:rPr>
+          <w:rFonts w:ascii="Charis SIL Regular" w:hAnsi="Charis SIL Regular" w:eastAsia="Charis SIL Regular"/>
+          <w:b w:val="0"/>
+          <w:i w:val="0"/>
+          <w:color w:val="0000FF"/>
+          <w:sz w:val="24"/>
+          <w:u w:val="single"/>
+        </w:rPr>
+        <w:t xml:space="preserve"> </w:t>
+      </w:r>
+      <w:r>
+        <w:rPr>
+          <w:rFonts w:ascii="Charis SIL Regular" w:hAnsi="Charis SIL Regular" w:eastAsia="Charis SIL Regular"/>
+          <w:b w:val="0"/>
+          <w:i w:val="0"/>
+          <w:color w:val="0000FF"/>
+          <w:sz w:val="24"/>
+          <w:u w:val="single"/>
+        </w:rPr>
+        <w:hyperlink r:id="rId14" w:history="1">
+          <w:r>
+            <w:rPr>
+              <w:rStyle w:val="Hyperlink"/>
+            </w:rPr>
+            <w:t>Ce</w:t>
+          </w:r>
+        </w:hyperlink>
       </w:r>
       <w:r>
         <w:rPr>
@@ -2588,7 +2669,7 @@
             <w:rPr>
               <w:rStyle w:val="Hyperlink"/>
             </w:rPr>
-            <w:t>desbetreffend</w:t>
+            <w:t>desbetreffen</w:t>
           </w:r>
         </w:hyperlink>
       </w:r>
@@ -2599,36 +2680,13 @@
           <w:i w:val="0"/>
           <w:color w:val="0000FF"/>
           <w:sz w:val="24"/>
-          <w:u w:val="single"/>
-        </w:rPr>
-        <w:t>e</w:t>
-      </w:r>
-      <w:r>
-        <w:rPr>
-          <w:rFonts w:ascii="Charis SIL Regular" w:hAnsi="Charis SIL Regular" w:eastAsia="Charis SIL Regular"/>
-          <w:b w:val="0"/>
-          <w:i w:val="0"/>
-          <w:color w:val="0000FF"/>
-          <w:sz w:val="24"/>
-          <w:u w:val="single"/>
-        </w:rPr>
-        <w:t xml:space="preserve"> </w:t>
-      </w:r>
-      <w:r>
-        <w:rPr>
-          <w:rFonts w:ascii="Charis SIL Regular" w:hAnsi="Charis SIL Regular" w:eastAsia="Charis SIL Regular"/>
-          <w:b w:val="0"/>
-          <w:i w:val="0"/>
-          <w:color w:val="0000FF"/>
-          <w:sz w:val="24"/>
-          <w:u w:val="single"/>
         </w:rPr>
         <w:hyperlink r:id="rId12" w:history="1">
           <w:r>
             <w:rPr>
               <w:rStyle w:val="Hyperlink"/>
             </w:rPr>
-            <w:t>zoekhul</w:t>
+            <w:t>d</w:t>
           </w:r>
         </w:hyperlink>
       </w:r>
@@ -2640,7 +2698,36 @@
           <w:color w:val="0000FF"/>
           <w:sz w:val="24"/>
         </w:rPr>
-        <w:t>p</w:t>
+        <w:t>e</w:t>
+      </w:r>
+      <w:r>
+        <w:rPr>
+          <w:rFonts w:ascii="Charis SIL Regular" w:hAnsi="Charis SIL Regular" w:eastAsia="Charis SIL Regular"/>
+          <w:b w:val="0"/>
+          <w:i w:val="0"/>
+          <w:color w:val="0000FF"/>
+          <w:sz w:val="24"/>
+          <w:u w:val="single"/>
+        </w:rPr>
+        <w:t xml:space="preserve"> </w:t>
+      </w:r>
+      <w:r>
+        <w:rPr>
+          <w:rFonts w:ascii="Charis SIL Regular" w:hAnsi="Charis SIL Regular" w:eastAsia="Charis SIL Regular"/>
+          <w:b w:val="0"/>
+          <w:i w:val="0"/>
+          <w:color w:val="0000FF"/>
+          <w:sz w:val="24"/>
+          <w:u w:val="single"/>
+        </w:rPr>
+        <w:hyperlink r:id="rId12" w:history="1">
+          <w:r>
+            <w:rPr>
+              <w:rStyle w:val="Hyperlink"/>
+            </w:rPr>
+            <w:t>zoekhulp</w:t>
+          </w:r>
+        </w:hyperlink>
       </w:r>
       <w:r>
         <w:rPr>
@@ -4743,7 +4830,7 @@
           <w:sz w:val="24"/>
           <w:u w:val="single"/>
         </w:rPr>
-        <w:hyperlink r:id="rId24" w:history="1">
+        <w:hyperlink r:id="rId25" w:history="1">
           <w:r>
             <w:rPr>
               <w:rStyle w:val="Hyperlink"/>
@@ -4761,14 +4848,7 @@
           <w:color w:val="000000"/>
           <w:sz w:val="24"/>
         </w:rPr>
-        <w:hyperlink r:id="rId24" w:history="1">
-          <w:r>
-            <w:rPr>
-              <w:rStyle w:val="Hyperlink"/>
-            </w:rPr>
-            <w:t xml:space="preserve">, </w:t>
-          </w:r>
-        </w:hyperlink>
+        <w:t xml:space="preserve">, </w:t>
       </w:r>
       <w:r>
         <w:rPr>
@@ -4808,7 +4888,7 @@
           <w:sz w:val="24"/>
           <w:u w:val="single"/>
         </w:rPr>
-        <w:hyperlink r:id="rId24" w:history="1">
+        <w:hyperlink r:id="rId26" w:history="1">
           <w:r>
             <w:rPr>
               <w:rStyle w:val="Hyperlink"/>

--- a/EXPORTS/DOCX/published/niveau3/Dutch/WMAmsterdam.docx
+++ b/EXPORTS/DOCX/published/niveau3/Dutch/WMAmsterdam.docx
@@ -350,8 +350,16 @@
           <w:i w:val="0"/>
           <w:color w:val="0000FF"/>
           <w:sz w:val="24"/>
-        </w:rPr>
-        <w:t>Johann George Otto Stuart</w:t>
+          <w:u w:val="single"/>
+        </w:rPr>
+        <w:hyperlink r:id="rId11" w:history="1">
+          <w:r>
+            <w:rPr>
+              <w:rStyle w:val="Hyperlink"/>
+            </w:rPr>
+            <w:t>Johann</w:t>
+          </w:r>
+        </w:hyperlink>
       </w:r>
       <w:r>
         <w:rPr>
@@ -374,6 +382,92 @@
           <w:u w:val="single"/>
         </w:rPr>
         <w:hyperlink r:id="rId11" w:history="1">
+          <w:r>
+            <w:rPr>
+              <w:rStyle w:val="Hyperlink"/>
+            </w:rPr>
+            <w:t>George</w:t>
+          </w:r>
+        </w:hyperlink>
+      </w:r>
+      <w:r>
+        <w:rPr>
+          <w:rFonts w:ascii="Charis SIL Regular" w:hAnsi="Charis SIL Regular" w:eastAsia="Charis SIL Regular"/>
+          <w:b w:val="0"/>
+          <w:i w:val="0"/>
+          <w:color w:val="0000FF"/>
+          <w:sz w:val="24"/>
+          <w:u w:val="single"/>
+        </w:rPr>
+        <w:t xml:space="preserve"> </w:t>
+      </w:r>
+      <w:r>
+        <w:rPr>
+          <w:rFonts w:ascii="Charis SIL Regular" w:hAnsi="Charis SIL Regular" w:eastAsia="Charis SIL Regular"/>
+          <w:b w:val="0"/>
+          <w:i w:val="0"/>
+          <w:color w:val="0000FF"/>
+          <w:sz w:val="24"/>
+          <w:u w:val="single"/>
+        </w:rPr>
+        <w:hyperlink r:id="rId11" w:history="1">
+          <w:r>
+            <w:rPr>
+              <w:rStyle w:val="Hyperlink"/>
+            </w:rPr>
+            <w:t>Otto</w:t>
+          </w:r>
+        </w:hyperlink>
+      </w:r>
+      <w:r>
+        <w:rPr>
+          <w:rFonts w:ascii="Charis SIL Regular" w:hAnsi="Charis SIL Regular" w:eastAsia="Charis SIL Regular"/>
+          <w:b w:val="0"/>
+          <w:i w:val="0"/>
+          <w:color w:val="0000FF"/>
+          <w:sz w:val="24"/>
+          <w:u w:val="single"/>
+        </w:rPr>
+        <w:t xml:space="preserve"> </w:t>
+      </w:r>
+      <w:r>
+        <w:rPr>
+          <w:rFonts w:ascii="Charis SIL Regular" w:hAnsi="Charis SIL Regular" w:eastAsia="Charis SIL Regular"/>
+          <w:b w:val="0"/>
+          <w:i w:val="0"/>
+          <w:color w:val="0000FF"/>
+          <w:sz w:val="24"/>
+          <w:u w:val="single"/>
+        </w:rPr>
+        <w:hyperlink r:id="rId11" w:history="1">
+          <w:r>
+            <w:rPr>
+              <w:rStyle w:val="Hyperlink"/>
+            </w:rPr>
+            <w:t>Stuart</w:t>
+          </w:r>
+        </w:hyperlink>
+      </w:r>
+      <w:r>
+        <w:rPr>
+          <w:rFonts w:ascii="Charis SIL Regular" w:hAnsi="Charis SIL Regular" w:eastAsia="Charis SIL Regular"/>
+          <w:b w:val="0"/>
+          <w:i w:val="0"/>
+          <w:color w:val="0000FF"/>
+          <w:sz w:val="24"/>
+        </w:rPr>
+        <w:t xml:space="preserve"> </w:t>
+      </w:r>
+      <w:r>
+        <w:rPr>
+          <w:rFonts w:ascii="Charis SIL Regular" w:hAnsi="Charis SIL Regular" w:eastAsia="Charis SIL Regular"/>
+          <w:b w:val="0"/>
+          <w:i w:val="0"/>
+          <w:color w:val="0000FF"/>
+          <w:sz w:val="24"/>
+          <w:u w:val="single"/>
+        </w:rPr>
+        <w:hyperlink r:id="rId10" w:history="1">
           <w:r>
             <w:rPr>
               <w:rStyle w:val="Hyperlink"/>
@@ -420,7 +514,7 @@
           <w:sz w:val="24"/>
           <w:u w:val="single"/>
         </w:rPr>
-        <w:hyperlink r:id="rId11" w:history="1">
+        <w:hyperlink r:id="rId10" w:history="1">
           <w:r>
             <w:rPr>
               <w:rStyle w:val="Hyperlink"/>
@@ -438,7 +532,7 @@
           <w:sz w:val="24"/>
           <w:u w:val="single"/>
         </w:rPr>
-        <w:hyperlink r:id="rId11" w:history="1">
+        <w:hyperlink r:id="rId10" w:history="1">
           <w:r>
             <w:rPr>
               <w:rStyle w:val="Hyperlink"/>
@@ -553,13 +647,93 @@
       </w:r>
       <w:r>
         <w:rPr>
+          <w:u w:val="single" w:color="0000ff"/>
           <w:rFonts w:ascii="Charis SIL Regular" w:hAnsi="Charis SIL Regular" w:eastAsia="Charis SIL Regular"/>
           <w:b w:val="0"/>
           <w:i w:val="0"/>
           <w:color w:val="000000"/>
           <w:sz w:val="24"/>
         </w:rPr>
-        <w:t>Lands Plantentuin in Bogor</w:t>
+        <w:hyperlink r:id="rId11" w:history="1">
+          <w:r>
+            <w:rPr>
+              <w:rStyle w:val="Hyperlink"/>
+            </w:rPr>
+            <w:t>Lands P</w:t>
+          </w:r>
+        </w:hyperlink>
+      </w:r>
+      <w:r>
+        <w:rPr>
+          <w:u w:val="single" w:color="0000ff"/>
+          <w:rFonts w:ascii="Charis SIL Regular" w:hAnsi="Charis SIL Regular" w:eastAsia="Charis SIL Regular"/>
+          <w:b w:val="0"/>
+          <w:i w:val="0"/>
+          <w:color w:val="000000"/>
+          <w:sz w:val="24"/>
+        </w:rPr>
+        <w:hyperlink r:id="rId11" w:history="1">
+          <w:r>
+            <w:rPr>
+              <w:rStyle w:val="Hyperlink"/>
+            </w:rPr>
+            <w:t>lantent</w:t>
+          </w:r>
+        </w:hyperlink>
+      </w:r>
+      <w:r>
+        <w:rPr>
+          <w:u w:val="single" w:color="0000ff"/>
+          <w:rFonts w:ascii="Charis SIL Regular" w:hAnsi="Charis SIL Regular" w:eastAsia="Charis SIL Regular"/>
+          <w:b w:val="0"/>
+          <w:i w:val="0"/>
+          <w:color w:val="000000"/>
+          <w:sz w:val="24"/>
+        </w:rPr>
+        <w:hyperlink r:id="rId11" w:history="1">
+          <w:r>
+            <w:rPr>
+              <w:rStyle w:val="Hyperlink"/>
+            </w:rPr>
+            <w:t>u</w:t>
+          </w:r>
+        </w:hyperlink>
+      </w:r>
+      <w:r>
+        <w:rPr>
+          <w:u w:val="single" w:color="0000ff"/>
+          <w:rFonts w:ascii="Charis SIL Regular" w:hAnsi="Charis SIL Regular" w:eastAsia="Charis SIL Regular"/>
+          <w:b w:val="0"/>
+          <w:i w:val="0"/>
+          <w:color w:val="000000"/>
+          <w:sz w:val="24"/>
+        </w:rPr>
+        <w:hyperlink r:id="rId11" w:history="1">
+          <w:r>
+            <w:rPr>
+              <w:rStyle w:val="Hyperlink"/>
+            </w:rPr>
+            <w:t>in in</w:t>
+          </w:r>
+        </w:hyperlink>
+      </w:r>
+      <w:r>
+        <w:rPr>
+          <w:u w:val="single" w:color="0000ff"/>
+          <w:rFonts w:ascii="Charis SIL Regular" w:hAnsi="Charis SIL Regular" w:eastAsia="Charis SIL Regular"/>
+          <w:b w:val="0"/>
+          <w:i w:val="0"/>
+          <w:color w:val="000000"/>
+          <w:sz w:val="24"/>
+        </w:rPr>
+        <w:hyperlink r:id="rId11" w:history="1">
+          <w:r>
+            <w:rPr>
+              <w:rStyle w:val="Hyperlink"/>
+            </w:rPr>
+            <w:t xml:space="preserve"> Bogor</w:t>
+          </w:r>
+        </w:hyperlink>
       </w:r>
       <w:r>
         <w:rPr>
@@ -1194,7 +1368,6 @@
           <w:i w:val="0"/>
           <w:color w:val="0000FF"/>
           <w:sz w:val="24"/>
-          <w:u w:val="single"/>
         </w:rPr>
         <w:hyperlink r:id="rId13" w:history="1">
           <w:r>
@@ -1225,13 +1398,21 @@
       </w:r>
       <w:r>
         <w:rPr>
+          <w:u w:val="single" w:color="0000ff"/>
           <w:rFonts w:ascii="Charis SIL Regular" w:hAnsi="Charis SIL Regular" w:eastAsia="Charis SIL Regular"/>
           <w:b w:val="0"/>
           <w:i w:val="0"/>
           <w:color w:val="000000"/>
           <w:sz w:val="24"/>
         </w:rPr>
-        <w:t xml:space="preserve"> en het </w:t>
+        <w:hyperlink r:id="rId13" w:history="1">
+          <w:r>
+            <w:rPr>
+              <w:rStyle w:val="Hyperlink"/>
+            </w:rPr>
+            <w:t xml:space="preserve"> en het </w:t>
+          </w:r>
+        </w:hyperlink>
       </w:r>
       <w:r>
         <w:rPr>
@@ -1240,8 +1421,16 @@
           <w:i w:val="0"/>
           <w:color w:val="0000FF"/>
           <w:sz w:val="24"/>
-        </w:rPr>
-        <w:t>Rijksmu</w:t>
+          <w:u w:val="single"/>
+        </w:rPr>
+        <w:hyperlink r:id="rId13" w:history="1">
+          <w:r>
+            <w:rPr>
+              <w:rStyle w:val="Hyperlink"/>
+            </w:rPr>
+            <w:t>Rijksmu</w:t>
+          </w:r>
+        </w:hyperlink>
       </w:r>
       <w:r>
         <w:rPr>
@@ -1252,7 +1441,7 @@
           <w:sz w:val="24"/>
           <w:u w:val="single"/>
         </w:rPr>
-        <w:hyperlink r:id="rId13" w:history="1">
+        <w:hyperlink r:id="rId14" w:history="1">
           <w:r>
             <w:rPr>
               <w:rStyle w:val="Hyperlink"/>
@@ -1268,8 +1457,16 @@
           <w:i w:val="0"/>
           <w:color w:val="0000FF"/>
           <w:sz w:val="24"/>
-        </w:rPr>
-        <w:t>m</w:t>
+          <w:u w:val="single"/>
+        </w:rPr>
+        <w:hyperlink r:id="rId14" w:history="1">
+          <w:r>
+            <w:rPr>
+              <w:rStyle w:val="Hyperlink"/>
+            </w:rPr>
+            <w:t>m</w:t>
+          </w:r>
+        </w:hyperlink>
       </w:r>
       <w:r>
         <w:rPr>
@@ -1598,7 +1795,7 @@
           <w:sz w:val="24"/>
           <w:u w:val="single"/>
         </w:rPr>
-        <w:hyperlink r:id="rId14" w:history="1">
+        <w:hyperlink r:id="rId13" w:history="1">
           <w:r>
             <w:rPr>
               <w:rStyle w:val="Hyperlink"/>
@@ -1627,7 +1824,7 @@
           <w:sz w:val="24"/>
           <w:u w:val="single"/>
         </w:rPr>
-        <w:hyperlink r:id="rId14" w:history="1">
+        <w:hyperlink r:id="rId13" w:history="1">
           <w:r>
             <w:rPr>
               <w:rStyle w:val="Hyperlink"/>
@@ -3906,14 +4103,7 @@
           <w:color w:val="000000"/>
           <w:sz w:val="24"/>
         </w:rPr>
-        <w:hyperlink r:id="rId18" w:history="1">
-          <w:r>
-            <w:rPr>
-              <w:rStyle w:val="Hyperlink"/>
-            </w:rPr>
-            <w:t xml:space="preserve">, </w:t>
-          </w:r>
-        </w:hyperlink>
+        <w:t xml:space="preserve">, </w:t>
       </w:r>
       <w:r>
         <w:rPr>

--- a/EXPORTS/DOCX/published/niveau3/Dutch/WMAmsterdam.docx
+++ b/EXPORTS/DOCX/published/niveau3/Dutch/WMAmsterdam.docx
@@ -174,7 +174,25 @@
           <w:color w:val="000000"/>
           <w:sz w:val="24"/>
         </w:rPr>
-        <w:t xml:space="preserve"> in Haarlem. Dit Koloniaal Museum, dat was geïnitieerd door de Nederlandsche </w:t>
+        <w:t xml:space="preserve"> in Haarlem. Dit Koloniaal Museum, dat was geïnitieerd door de Nede</w:t>
+      </w:r>
+      <w:r>
+        <w:rPr>
+          <w:u w:val="single" w:color="0000ff"/>
+          <w:rFonts w:ascii="Charis SIL Regular" w:hAnsi="Charis SIL Regular" w:eastAsia="Charis SIL Regular"/>
+          <w:b w:val="0"/>
+          <w:i w:val="0"/>
+          <w:color w:val="000000"/>
+          <w:sz w:val="24"/>
+        </w:rPr>
+        <w:hyperlink r:id="rId9" w:history="1">
+          <w:r>
+            <w:rPr>
+              <w:rStyle w:val="Hyperlink"/>
+            </w:rPr>
+            <w:t xml:space="preserve">rlandsche </w:t>
+          </w:r>
+        </w:hyperlink>
       </w:r>
       <w:r>
         <w:rPr>
@@ -408,66 +426,19 @@
           <w:i w:val="0"/>
           <w:color w:val="0000FF"/>
           <w:sz w:val="24"/>
+        </w:rPr>
+        <w:t xml:space="preserve">Otto Stuart </w:t>
+      </w:r>
+      <w:r>
+        <w:rPr>
+          <w:rFonts w:ascii="Charis SIL Regular" w:hAnsi="Charis SIL Regular" w:eastAsia="Charis SIL Regular"/>
+          <w:b w:val="0"/>
+          <w:i w:val="0"/>
+          <w:color w:val="0000FF"/>
+          <w:sz w:val="24"/>
           <w:u w:val="single"/>
         </w:rPr>
         <w:hyperlink r:id="rId11" w:history="1">
-          <w:r>
-            <w:rPr>
-              <w:rStyle w:val="Hyperlink"/>
-            </w:rPr>
-            <w:t>Otto</w:t>
-          </w:r>
-        </w:hyperlink>
-      </w:r>
-      <w:r>
-        <w:rPr>
-          <w:rFonts w:ascii="Charis SIL Regular" w:hAnsi="Charis SIL Regular" w:eastAsia="Charis SIL Regular"/>
-          <w:b w:val="0"/>
-          <w:i w:val="0"/>
-          <w:color w:val="0000FF"/>
-          <w:sz w:val="24"/>
-          <w:u w:val="single"/>
-        </w:rPr>
-        <w:t xml:space="preserve"> </w:t>
-      </w:r>
-      <w:r>
-        <w:rPr>
-          <w:rFonts w:ascii="Charis SIL Regular" w:hAnsi="Charis SIL Regular" w:eastAsia="Charis SIL Regular"/>
-          <w:b w:val="0"/>
-          <w:i w:val="0"/>
-          <w:color w:val="0000FF"/>
-          <w:sz w:val="24"/>
-          <w:u w:val="single"/>
-        </w:rPr>
-        <w:hyperlink r:id="rId11" w:history="1">
-          <w:r>
-            <w:rPr>
-              <w:rStyle w:val="Hyperlink"/>
-            </w:rPr>
-            <w:t>Stuart</w:t>
-          </w:r>
-        </w:hyperlink>
-      </w:r>
-      <w:r>
-        <w:rPr>
-          <w:rFonts w:ascii="Charis SIL Regular" w:hAnsi="Charis SIL Regular" w:eastAsia="Charis SIL Regular"/>
-          <w:b w:val="0"/>
-          <w:i w:val="0"/>
-          <w:color w:val="0000FF"/>
-          <w:sz w:val="24"/>
-        </w:rPr>
-        <w:t xml:space="preserve"> </w:t>
-      </w:r>
-      <w:r>
-        <w:rPr>
-          <w:rFonts w:ascii="Charis SIL Regular" w:hAnsi="Charis SIL Regular" w:eastAsia="Charis SIL Regular"/>
-          <w:b w:val="0"/>
-          <w:i w:val="0"/>
-          <w:color w:val="0000FF"/>
-          <w:sz w:val="24"/>
-          <w:u w:val="single"/>
-        </w:rPr>
-        <w:hyperlink r:id="rId10" w:history="1">
           <w:r>
             <w:rPr>
               <w:rStyle w:val="Hyperlink"/>
@@ -532,7 +503,7 @@
           <w:sz w:val="24"/>
           <w:u w:val="single"/>
         </w:rPr>
-        <w:hyperlink r:id="rId10" w:history="1">
+        <w:hyperlink r:id="rId11" w:history="1">
           <w:r>
             <w:rPr>
               <w:rStyle w:val="Hyperlink"/>
@@ -561,7 +532,7 @@
           <w:sz w:val="24"/>
           <w:u w:val="single"/>
         </w:rPr>
-        <w:hyperlink r:id="rId10" w:history="1">
+        <w:hyperlink r:id="rId11" w:history="1">
           <w:r>
             <w:rPr>
               <w:rStyle w:val="Hyperlink"/>
@@ -590,14 +561,7 @@
           <w:sz w:val="24"/>
           <w:u w:val="single"/>
         </w:rPr>
-        <w:hyperlink r:id="rId10" w:history="1">
-          <w:r>
-            <w:rPr>
-              <w:rStyle w:val="Hyperlink"/>
-            </w:rPr>
-            <w:t>A</w:t>
-          </w:r>
-        </w:hyperlink>
+        <w:t>A</w:t>
       </w:r>
       <w:r>
         <w:rPr>
@@ -647,21 +611,13 @@
       </w:r>
       <w:r>
         <w:rPr>
-          <w:u w:val="single" w:color="0000ff"/>
           <w:rFonts w:ascii="Charis SIL Regular" w:hAnsi="Charis SIL Regular" w:eastAsia="Charis SIL Regular"/>
           <w:b w:val="0"/>
           <w:i w:val="0"/>
           <w:color w:val="000000"/>
           <w:sz w:val="24"/>
         </w:rPr>
-        <w:hyperlink r:id="rId11" w:history="1">
-          <w:r>
-            <w:rPr>
-              <w:rStyle w:val="Hyperlink"/>
-            </w:rPr>
-            <w:t>Lands P</w:t>
-          </w:r>
-        </w:hyperlink>
+        <w:t>Lands P</w:t>
       </w:r>
       <w:r>
         <w:rPr>
@@ -719,21 +675,13 @@
       </w:r>
       <w:r>
         <w:rPr>
-          <w:u w:val="single" w:color="0000ff"/>
           <w:rFonts w:ascii="Charis SIL Regular" w:hAnsi="Charis SIL Regular" w:eastAsia="Charis SIL Regular"/>
           <w:b w:val="0"/>
           <w:i w:val="0"/>
           <w:color w:val="000000"/>
           <w:sz w:val="24"/>
         </w:rPr>
-        <w:hyperlink r:id="rId11" w:history="1">
-          <w:r>
-            <w:rPr>
-              <w:rStyle w:val="Hyperlink"/>
-            </w:rPr>
-            <w:t xml:space="preserve"> Bogor</w:t>
-          </w:r>
-        </w:hyperlink>
+        <w:t xml:space="preserve"> Bogor</w:t>
       </w:r>
       <w:r>
         <w:rPr>
@@ -910,7 +858,7 @@
             <w:rPr>
               <w:rStyle w:val="Hyperlink"/>
             </w:rPr>
-            <w:t>Etnografisc</w:t>
+            <w:t>Etnografis</w:t>
           </w:r>
         </w:hyperlink>
       </w:r>
@@ -921,7 +869,23 @@
           <w:i w:val="0"/>
           <w:color w:val="0000FF"/>
           <w:sz w:val="24"/>
-          <w:u w:val="single"/>
+        </w:rPr>
+        <w:hyperlink r:id="rId12" w:history="1">
+          <w:r>
+            <w:rPr>
+              <w:rStyle w:val="Hyperlink"/>
+            </w:rPr>
+            <w:t>c</w:t>
+          </w:r>
+        </w:hyperlink>
+      </w:r>
+      <w:r>
+        <w:rPr>
+          <w:rFonts w:ascii="Charis SIL Regular" w:hAnsi="Charis SIL Regular" w:eastAsia="Charis SIL Regular"/>
+          <w:b w:val="0"/>
+          <w:i w:val="0"/>
+          <w:color w:val="0000FF"/>
+          <w:sz w:val="24"/>
         </w:rPr>
         <w:t>h</w:t>
       </w:r>
@@ -979,19 +943,9 @@
             <w:rPr>
               <w:rStyle w:val="Hyperlink"/>
             </w:rPr>
-            <w:t>Arti</w:t>
+            <w:t>Artis</w:t>
           </w:r>
         </w:hyperlink>
-      </w:r>
-      <w:r>
-        <w:rPr>
-          <w:rFonts w:ascii="Charis SIL Regular" w:hAnsi="Charis SIL Regular" w:eastAsia="Charis SIL Regular"/>
-          <w:b w:val="0"/>
-          <w:i w:val="0"/>
-          <w:color w:val="0000FF"/>
-          <w:sz w:val="24"/>
-        </w:rPr>
-        <w:t>s</w:t>
       </w:r>
       <w:r>
         <w:rPr>
@@ -1368,15 +1322,9 @@
           <w:i w:val="0"/>
           <w:color w:val="0000FF"/>
           <w:sz w:val="24"/>
-        </w:rPr>
-        <w:hyperlink r:id="rId13" w:history="1">
-          <w:r>
-            <w:rPr>
-              <w:rStyle w:val="Hyperlink"/>
-            </w:rPr>
-            <w:t>Res</w:t>
-          </w:r>
-        </w:hyperlink>
+          <w:u w:val="single"/>
+        </w:rPr>
+        <w:t>Res</w:t>
       </w:r>
       <w:r>
         <w:rPr>
@@ -1398,21 +1346,13 @@
       </w:r>
       <w:r>
         <w:rPr>
-          <w:u w:val="single" w:color="0000ff"/>
           <w:rFonts w:ascii="Charis SIL Regular" w:hAnsi="Charis SIL Regular" w:eastAsia="Charis SIL Regular"/>
           <w:b w:val="0"/>
           <w:i w:val="0"/>
           <w:color w:val="000000"/>
           <w:sz w:val="24"/>
         </w:rPr>
-        <w:hyperlink r:id="rId13" w:history="1">
-          <w:r>
-            <w:rPr>
-              <w:rStyle w:val="Hyperlink"/>
-            </w:rPr>
-            <w:t xml:space="preserve"> en het </w:t>
-          </w:r>
-        </w:hyperlink>
+        <w:t xml:space="preserve"> en het </w:t>
       </w:r>
       <w:r>
         <w:rPr>
@@ -1517,7 +1457,7 @@
           <w:sz w:val="24"/>
           <w:u w:val="single"/>
         </w:rPr>
-        <w:hyperlink r:id="rId13" w:history="1">
+        <w:hyperlink r:id="rId14" w:history="1">
           <w:r>
             <w:rPr>
               <w:rStyle w:val="Hyperlink"/>
@@ -1553,7 +1493,7 @@
           <w:sz w:val="24"/>
           <w:u w:val="single"/>
         </w:rPr>
-        <w:hyperlink r:id="rId13" w:history="1">
+        <w:hyperlink r:id="rId14" w:history="1">
           <w:r>
             <w:rPr>
               <w:rStyle w:val="Hyperlink"/>
@@ -1582,7 +1522,7 @@
           <w:sz w:val="24"/>
           <w:u w:val="single"/>
         </w:rPr>
-        <w:hyperlink r:id="rId13" w:history="1">
+        <w:hyperlink r:id="rId14" w:history="1">
           <w:r>
             <w:rPr>
               <w:rStyle w:val="Hyperlink"/>
@@ -1611,7 +1551,7 @@
           <w:sz w:val="24"/>
           <w:u w:val="single"/>
         </w:rPr>
-        <w:hyperlink r:id="rId13" w:history="1">
+        <w:hyperlink r:id="rId14" w:history="1">
           <w:r>
             <w:rPr>
               <w:rStyle w:val="Hyperlink"/>
@@ -1723,7 +1663,7 @@
           <w:sz w:val="24"/>
           <w:u w:val="single"/>
         </w:rPr>
-        <w:hyperlink r:id="rId14" w:history="1">
+        <w:hyperlink r:id="rId13" w:history="1">
           <w:r>
             <w:rPr>
               <w:rStyle w:val="Hyperlink"/>
@@ -1741,7 +1681,7 @@
           <w:sz w:val="24"/>
           <w:u w:val="single"/>
         </w:rPr>
-        <w:hyperlink r:id="rId14" w:history="1">
+        <w:hyperlink r:id="rId13" w:history="1">
           <w:r>
             <w:rPr>
               <w:rStyle w:val="Hyperlink"/>
@@ -1777,7 +1717,7 @@
           <w:sz w:val="24"/>
           <w:u w:val="single"/>
         </w:rPr>
-        <w:hyperlink r:id="rId14" w:history="1">
+        <w:hyperlink r:id="rId13" w:history="1">
           <w:r>
             <w:rPr>
               <w:rStyle w:val="Hyperlink"/>
@@ -1795,7 +1735,7 @@
           <w:sz w:val="24"/>
           <w:u w:val="single"/>
         </w:rPr>
-        <w:hyperlink r:id="rId13" w:history="1">
+        <w:hyperlink r:id="rId14" w:history="1">
           <w:r>
             <w:rPr>
               <w:rStyle w:val="Hyperlink"/>
@@ -1824,7 +1764,7 @@
           <w:sz w:val="24"/>
           <w:u w:val="single"/>
         </w:rPr>
-        <w:hyperlink r:id="rId13" w:history="1">
+        <w:hyperlink r:id="rId14" w:history="1">
           <w:r>
             <w:rPr>
               <w:rStyle w:val="Hyperlink"/>
@@ -2769,7 +2709,6 @@
       </w:r>
       <w:r>
         <w:rPr>
-          <w:u w:val="single" w:color="0000ff"/>
           <w:rFonts w:ascii="Charis SIL Regular" w:hAnsi="Charis SIL Regular" w:eastAsia="Charis SIL Regular"/>
           <w:b w:val="0"/>
           <w:i w:val="0"/>
@@ -2866,7 +2805,7 @@
             <w:rPr>
               <w:rStyle w:val="Hyperlink"/>
             </w:rPr>
-            <w:t>desbetreffen</w:t>
+            <w:t>desbetreffend</w:t>
           </w:r>
         </w:hyperlink>
       </w:r>
@@ -2877,13 +2816,36 @@
           <w:i w:val="0"/>
           <w:color w:val="0000FF"/>
           <w:sz w:val="24"/>
+          <w:u w:val="single"/>
+        </w:rPr>
+        <w:t>e</w:t>
+      </w:r>
+      <w:r>
+        <w:rPr>
+          <w:rFonts w:ascii="Charis SIL Regular" w:hAnsi="Charis SIL Regular" w:eastAsia="Charis SIL Regular"/>
+          <w:b w:val="0"/>
+          <w:i w:val="0"/>
+          <w:color w:val="0000FF"/>
+          <w:sz w:val="24"/>
+          <w:u w:val="single"/>
+        </w:rPr>
+        <w:t xml:space="preserve"> </w:t>
+      </w:r>
+      <w:r>
+        <w:rPr>
+          <w:rFonts w:ascii="Charis SIL Regular" w:hAnsi="Charis SIL Regular" w:eastAsia="Charis SIL Regular"/>
+          <w:b w:val="0"/>
+          <w:i w:val="0"/>
+          <w:color w:val="0000FF"/>
+          <w:sz w:val="24"/>
+          <w:u w:val="single"/>
         </w:rPr>
         <w:hyperlink r:id="rId12" w:history="1">
           <w:r>
             <w:rPr>
               <w:rStyle w:val="Hyperlink"/>
             </w:rPr>
-            <w:t>d</w:t>
+            <w:t>zoekhul</w:t>
           </w:r>
         </w:hyperlink>
       </w:r>
@@ -2895,36 +2857,7 @@
           <w:color w:val="0000FF"/>
           <w:sz w:val="24"/>
         </w:rPr>
-        <w:t>e</w:t>
-      </w:r>
-      <w:r>
-        <w:rPr>
-          <w:rFonts w:ascii="Charis SIL Regular" w:hAnsi="Charis SIL Regular" w:eastAsia="Charis SIL Regular"/>
-          <w:b w:val="0"/>
-          <w:i w:val="0"/>
-          <w:color w:val="0000FF"/>
-          <w:sz w:val="24"/>
-          <w:u w:val="single"/>
-        </w:rPr>
-        <w:t xml:space="preserve"> </w:t>
-      </w:r>
-      <w:r>
-        <w:rPr>
-          <w:rFonts w:ascii="Charis SIL Regular" w:hAnsi="Charis SIL Regular" w:eastAsia="Charis SIL Regular"/>
-          <w:b w:val="0"/>
-          <w:i w:val="0"/>
-          <w:color w:val="0000FF"/>
-          <w:sz w:val="24"/>
-          <w:u w:val="single"/>
-        </w:rPr>
-        <w:hyperlink r:id="rId12" w:history="1">
-          <w:r>
-            <w:rPr>
-              <w:rStyle w:val="Hyperlink"/>
-            </w:rPr>
-            <w:t>zoekhulp</w:t>
-          </w:r>
-        </w:hyperlink>
+        <w:t>p</w:t>
       </w:r>
       <w:r>
         <w:rPr>
@@ -4039,7 +3972,7 @@
           <w:sz w:val="24"/>
           <w:u w:val="single"/>
         </w:rPr>
-        <w:hyperlink r:id="rId18" w:history="1">
+        <w:hyperlink r:id="rId19" w:history="1">
           <w:r>
             <w:rPr>
               <w:rStyle w:val="Hyperlink"/>
@@ -4057,7 +3990,7 @@
           <w:sz w:val="24"/>
           <w:u w:val="single"/>
         </w:rPr>
-        <w:hyperlink r:id="rId18" w:history="1">
+        <w:hyperlink r:id="rId19" w:history="1">
           <w:r>
             <w:rPr>
               <w:rStyle w:val="Hyperlink"/>
@@ -4086,7 +4019,7 @@
           <w:sz w:val="24"/>
           <w:u w:val="single"/>
         </w:rPr>
-        <w:hyperlink r:id="rId18" w:history="1">
+        <w:hyperlink r:id="rId19" w:history="1">
           <w:r>
             <w:rPr>
               <w:rStyle w:val="Hyperlink"/>
@@ -4097,13 +4030,21 @@
       </w:r>
       <w:r>
         <w:rPr>
+          <w:u w:val="single" w:color="0000ff"/>
           <w:rFonts w:ascii="Charis SIL Regular" w:hAnsi="Charis SIL Regular" w:eastAsia="Charis SIL Regular"/>
           <w:b w:val="0"/>
           <w:i w:val="0"/>
           <w:color w:val="000000"/>
           <w:sz w:val="24"/>
         </w:rPr>
-        <w:t xml:space="preserve">, </w:t>
+        <w:hyperlink r:id="rId18" w:history="1">
+          <w:r>
+            <w:rPr>
+              <w:rStyle w:val="Hyperlink"/>
+            </w:rPr>
+            <w:t xml:space="preserve">, </w:t>
+          </w:r>
+        </w:hyperlink>
       </w:r>
       <w:r>
         <w:rPr>
@@ -4114,7 +4055,7 @@
           <w:sz w:val="24"/>
           <w:u w:val="single"/>
         </w:rPr>
-        <w:hyperlink r:id="rId19" w:history="1">
+        <w:hyperlink r:id="rId20" w:history="1">
           <w:r>
             <w:rPr>
               <w:rStyle w:val="Hyperlink"/>
@@ -4143,7 +4084,7 @@
           <w:sz w:val="24"/>
           <w:u w:val="single"/>
         </w:rPr>
-        <w:hyperlink r:id="rId19" w:history="1">
+        <w:hyperlink r:id="rId20" w:history="1">
           <w:r>
             <w:rPr>
               <w:rStyle w:val="Hyperlink"/>
@@ -4294,7 +4235,7 @@
           <w:sz w:val="24"/>
           <w:u w:val="single"/>
         </w:rPr>
-        <w:hyperlink r:id="rId20" w:history="1">
+        <w:hyperlink r:id="rId21" w:history="1">
           <w:r>
             <w:rPr>
               <w:rStyle w:val="Hyperlink"/>
@@ -4312,7 +4253,7 @@
           <w:sz w:val="24"/>
           <w:u w:val="single"/>
         </w:rPr>
-        <w:hyperlink r:id="rId20" w:history="1">
+        <w:hyperlink r:id="rId21" w:history="1">
           <w:r>
             <w:rPr>
               <w:rStyle w:val="Hyperlink"/>
@@ -4330,7 +4271,7 @@
           <w:sz w:val="24"/>
           <w:u w:val="single"/>
         </w:rPr>
-        <w:hyperlink r:id="rId20" w:history="1">
+        <w:hyperlink r:id="rId21" w:history="1">
           <w:r>
             <w:rPr>
               <w:rStyle w:val="Hyperlink"/>
@@ -4358,7 +4299,7 @@
           <w:sz w:val="24"/>
           <w:u w:val="single"/>
         </w:rPr>
-        <w:hyperlink r:id="rId20" w:history="1">
+        <w:hyperlink r:id="rId21" w:history="1">
           <w:r>
             <w:rPr>
               <w:rStyle w:val="Hyperlink"/>
@@ -4387,7 +4328,7 @@
           <w:sz w:val="24"/>
           <w:u w:val="single"/>
         </w:rPr>
-        <w:hyperlink r:id="rId20" w:history="1">
+        <w:hyperlink r:id="rId21" w:history="1">
           <w:r>
             <w:rPr>
               <w:rStyle w:val="Hyperlink"/>
@@ -4538,7 +4479,7 @@
           <w:sz w:val="24"/>
           <w:u w:val="single"/>
         </w:rPr>
-        <w:hyperlink r:id="rId21" w:history="1">
+        <w:hyperlink r:id="rId22" w:history="1">
           <w:r>
             <w:rPr>
               <w:rStyle w:val="Hyperlink"/>
@@ -4556,7 +4497,7 @@
           <w:sz w:val="24"/>
           <w:u w:val="single"/>
         </w:rPr>
-        <w:hyperlink r:id="rId21" w:history="1">
+        <w:hyperlink r:id="rId22" w:history="1">
           <w:r>
             <w:rPr>
               <w:rStyle w:val="Hyperlink"/>
@@ -4574,7 +4515,7 @@
           <w:sz w:val="24"/>
           <w:u w:val="single"/>
         </w:rPr>
-        <w:hyperlink r:id="rId21" w:history="1">
+        <w:hyperlink r:id="rId22" w:history="1">
           <w:r>
             <w:rPr>
               <w:rStyle w:val="Hyperlink"/>
@@ -4592,7 +4533,7 @@
           <w:sz w:val="24"/>
           <w:u w:val="single"/>
         </w:rPr>
-        <w:hyperlink r:id="rId21" w:history="1">
+        <w:hyperlink r:id="rId22" w:history="1">
           <w:r>
             <w:rPr>
               <w:rStyle w:val="Hyperlink"/>
@@ -4684,7 +4625,14 @@
           <w:color w:val="000000"/>
           <w:sz w:val="24"/>
         </w:rPr>
-        <w:t xml:space="preserve">, </w:t>
+        <w:hyperlink r:id="rId22" w:history="1">
+          <w:r>
+            <w:rPr>
+              <w:rStyle w:val="Hyperlink"/>
+            </w:rPr>
+            <w:t xml:space="preserve">, </w:t>
+          </w:r>
+        </w:hyperlink>
       </w:r>
       <w:r>
         <w:rPr>
@@ -4695,7 +4643,7 @@
           <w:sz w:val="24"/>
           <w:u w:val="single"/>
         </w:rPr>
-        <w:hyperlink r:id="rId23" w:history="1">
+        <w:hyperlink r:id="rId22" w:history="1">
           <w:r>
             <w:rPr>
               <w:rStyle w:val="Hyperlink"/>
@@ -4724,7 +4672,7 @@
           <w:sz w:val="24"/>
           <w:u w:val="single"/>
         </w:rPr>
-        <w:hyperlink r:id="rId21" w:history="1">
+        <w:hyperlink r:id="rId23" w:history="1">
           <w:r>
             <w:rPr>
               <w:rStyle w:val="Hyperlink"/>

--- a/EXPORTS/DOCX/published/niveau3/Dutch/WMAmsterdam.docx
+++ b/EXPORTS/DOCX/published/niveau3/Dutch/WMAmsterdam.docx
@@ -426,8 +426,16 @@
           <w:i w:val="0"/>
           <w:color w:val="0000FF"/>
           <w:sz w:val="24"/>
-        </w:rPr>
-        <w:t xml:space="preserve">Otto Stuart </w:t>
+          <w:u w:val="single"/>
+        </w:rPr>
+        <w:hyperlink r:id="rId11" w:history="1">
+          <w:r>
+            <w:rPr>
+              <w:rStyle w:val="Hyperlink"/>
+            </w:rPr>
+            <w:t>Otto</w:t>
+          </w:r>
+        </w:hyperlink>
       </w:r>
       <w:r>
         <w:rPr>
@@ -438,7 +446,47 @@
           <w:sz w:val="24"/>
           <w:u w:val="single"/>
         </w:rPr>
+        <w:t xml:space="preserve"> </w:t>
+      </w:r>
+      <w:r>
+        <w:rPr>
+          <w:rFonts w:ascii="Charis SIL Regular" w:hAnsi="Charis SIL Regular" w:eastAsia="Charis SIL Regular"/>
+          <w:b w:val="0"/>
+          <w:i w:val="0"/>
+          <w:color w:val="0000FF"/>
+          <w:sz w:val="24"/>
+          <w:u w:val="single"/>
+        </w:rPr>
         <w:hyperlink r:id="rId11" w:history="1">
+          <w:r>
+            <w:rPr>
+              <w:rStyle w:val="Hyperlink"/>
+            </w:rPr>
+            <w:t>Stuart</w:t>
+          </w:r>
+        </w:hyperlink>
+      </w:r>
+      <w:r>
+        <w:rPr>
+          <w:rFonts w:ascii="Charis SIL Regular" w:hAnsi="Charis SIL Regular" w:eastAsia="Charis SIL Regular"/>
+          <w:b w:val="0"/>
+          <w:i w:val="0"/>
+          <w:color w:val="0000FF"/>
+          <w:sz w:val="24"/>
+          <w:u w:val="single"/>
+        </w:rPr>
+        <w:t xml:space="preserve"> </w:t>
+      </w:r>
+      <w:r>
+        <w:rPr>
+          <w:rFonts w:ascii="Charis SIL Regular" w:hAnsi="Charis SIL Regular" w:eastAsia="Charis SIL Regular"/>
+          <w:b w:val="0"/>
+          <w:i w:val="0"/>
+          <w:color w:val="0000FF"/>
+          <w:sz w:val="24"/>
+          <w:u w:val="single"/>
+        </w:rPr>
+        <w:hyperlink r:id="rId10" w:history="1">
           <w:r>
             <w:rPr>
               <w:rStyle w:val="Hyperlink"/>
@@ -485,7 +533,7 @@
           <w:sz w:val="24"/>
           <w:u w:val="single"/>
         </w:rPr>
-        <w:hyperlink r:id="rId10" w:history="1">
+        <w:hyperlink r:id="rId11" w:history="1">
           <w:r>
             <w:rPr>
               <w:rStyle w:val="Hyperlink"/>
@@ -532,7 +580,7 @@
           <w:sz w:val="24"/>
           <w:u w:val="single"/>
         </w:rPr>
-        <w:hyperlink r:id="rId11" w:history="1">
+        <w:hyperlink r:id="rId10" w:history="1">
           <w:r>
             <w:rPr>
               <w:rStyle w:val="Hyperlink"/>
@@ -561,7 +609,14 @@
           <w:sz w:val="24"/>
           <w:u w:val="single"/>
         </w:rPr>
-        <w:t>A</w:t>
+        <w:hyperlink r:id="rId10" w:history="1">
+          <w:r>
+            <w:rPr>
+              <w:rStyle w:val="Hyperlink"/>
+            </w:rPr>
+            <w:t>A</w:t>
+          </w:r>
+        </w:hyperlink>
       </w:r>
       <w:r>
         <w:rPr>
@@ -611,13 +666,21 @@
       </w:r>
       <w:r>
         <w:rPr>
+          <w:u w:val="single" w:color="0000ff"/>
           <w:rFonts w:ascii="Charis SIL Regular" w:hAnsi="Charis SIL Regular" w:eastAsia="Charis SIL Regular"/>
           <w:b w:val="0"/>
           <w:i w:val="0"/>
           <w:color w:val="000000"/>
           <w:sz w:val="24"/>
         </w:rPr>
-        <w:t>Lands P</w:t>
+        <w:hyperlink r:id="rId11" w:history="1">
+          <w:r>
+            <w:rPr>
+              <w:rStyle w:val="Hyperlink"/>
+            </w:rPr>
+            <w:t>Lands P</w:t>
+          </w:r>
+        </w:hyperlink>
       </w:r>
       <w:r>
         <w:rPr>
@@ -675,13 +738,21 @@
       </w:r>
       <w:r>
         <w:rPr>
+          <w:u w:val="single" w:color="0000ff"/>
           <w:rFonts w:ascii="Charis SIL Regular" w:hAnsi="Charis SIL Regular" w:eastAsia="Charis SIL Regular"/>
           <w:b w:val="0"/>
           <w:i w:val="0"/>
           <w:color w:val="000000"/>
           <w:sz w:val="24"/>
         </w:rPr>
-        <w:t xml:space="preserve"> Bogor</w:t>
+        <w:hyperlink r:id="rId11" w:history="1">
+          <w:r>
+            <w:rPr>
+              <w:rStyle w:val="Hyperlink"/>
+            </w:rPr>
+            <w:t xml:space="preserve"> Bogor</w:t>
+          </w:r>
+        </w:hyperlink>
       </w:r>
       <w:r>
         <w:rPr>
@@ -858,7 +929,7 @@
             <w:rPr>
               <w:rStyle w:val="Hyperlink"/>
             </w:rPr>
-            <w:t>Etnografis</w:t>
+            <w:t>Etnografisc</w:t>
           </w:r>
         </w:hyperlink>
       </w:r>
@@ -869,23 +940,7 @@
           <w:i w:val="0"/>
           <w:color w:val="0000FF"/>
           <w:sz w:val="24"/>
-        </w:rPr>
-        <w:hyperlink r:id="rId12" w:history="1">
-          <w:r>
-            <w:rPr>
-              <w:rStyle w:val="Hyperlink"/>
-            </w:rPr>
-            <w:t>c</w:t>
-          </w:r>
-        </w:hyperlink>
-      </w:r>
-      <w:r>
-        <w:rPr>
-          <w:rFonts w:ascii="Charis SIL Regular" w:hAnsi="Charis SIL Regular" w:eastAsia="Charis SIL Regular"/>
-          <w:b w:val="0"/>
-          <w:i w:val="0"/>
-          <w:color w:val="0000FF"/>
-          <w:sz w:val="24"/>
+          <w:u w:val="single"/>
         </w:rPr>
         <w:t>h</w:t>
       </w:r>
@@ -943,9 +998,19 @@
             <w:rPr>
               <w:rStyle w:val="Hyperlink"/>
             </w:rPr>
-            <w:t>Artis</w:t>
+            <w:t>Arti</w:t>
           </w:r>
         </w:hyperlink>
+      </w:r>
+      <w:r>
+        <w:rPr>
+          <w:rFonts w:ascii="Charis SIL Regular" w:hAnsi="Charis SIL Regular" w:eastAsia="Charis SIL Regular"/>
+          <w:b w:val="0"/>
+          <w:i w:val="0"/>
+          <w:color w:val="0000FF"/>
+          <w:sz w:val="24"/>
+        </w:rPr>
+        <w:t>s</w:t>
       </w:r>
       <w:r>
         <w:rPr>
@@ -1324,7 +1389,14 @@
           <w:sz w:val="24"/>
           <w:u w:val="single"/>
         </w:rPr>
-        <w:t>Res</w:t>
+        <w:hyperlink r:id="rId13" w:history="1">
+          <w:r>
+            <w:rPr>
+              <w:rStyle w:val="Hyperlink"/>
+            </w:rPr>
+            <w:t>Res</w:t>
+          </w:r>
+        </w:hyperlink>
       </w:r>
       <w:r>
         <w:rPr>
@@ -1361,52 +1433,8 @@
           <w:i w:val="0"/>
           <w:color w:val="0000FF"/>
           <w:sz w:val="24"/>
-          <w:u w:val="single"/>
-        </w:rPr>
-        <w:hyperlink r:id="rId13" w:history="1">
-          <w:r>
-            <w:rPr>
-              <w:rStyle w:val="Hyperlink"/>
-            </w:rPr>
-            <w:t>Rijksmu</w:t>
-          </w:r>
-        </w:hyperlink>
-      </w:r>
-      <w:r>
-        <w:rPr>
-          <w:rFonts w:ascii="Charis SIL Regular" w:hAnsi="Charis SIL Regular" w:eastAsia="Charis SIL Regular"/>
-          <w:b w:val="0"/>
-          <w:i w:val="0"/>
-          <w:color w:val="0000FF"/>
-          <w:sz w:val="24"/>
-          <w:u w:val="single"/>
-        </w:rPr>
-        <w:hyperlink r:id="rId14" w:history="1">
-          <w:r>
-            <w:rPr>
-              <w:rStyle w:val="Hyperlink"/>
-            </w:rPr>
-            <w:t>seu</w:t>
-          </w:r>
-        </w:hyperlink>
-      </w:r>
-      <w:r>
-        <w:rPr>
-          <w:rFonts w:ascii="Charis SIL Regular" w:hAnsi="Charis SIL Regular" w:eastAsia="Charis SIL Regular"/>
-          <w:b w:val="0"/>
-          <w:i w:val="0"/>
-          <w:color w:val="0000FF"/>
-          <w:sz w:val="24"/>
-          <w:u w:val="single"/>
-        </w:rPr>
-        <w:hyperlink r:id="rId14" w:history="1">
-          <w:r>
-            <w:rPr>
-              <w:rStyle w:val="Hyperlink"/>
-            </w:rPr>
-            <w:t>m</w:t>
-          </w:r>
-        </w:hyperlink>
+        </w:rPr>
+        <w:t>Rijksmuseum</w:t>
       </w:r>
       <w:r>
         <w:rPr>
@@ -1457,7 +1485,7 @@
           <w:sz w:val="24"/>
           <w:u w:val="single"/>
         </w:rPr>
-        <w:hyperlink r:id="rId14" w:history="1">
+        <w:hyperlink r:id="rId13" w:history="1">
           <w:r>
             <w:rPr>
               <w:rStyle w:val="Hyperlink"/>
@@ -1493,7 +1521,7 @@
           <w:sz w:val="24"/>
           <w:u w:val="single"/>
         </w:rPr>
-        <w:hyperlink r:id="rId14" w:history="1">
+        <w:hyperlink r:id="rId13" w:history="1">
           <w:r>
             <w:rPr>
               <w:rStyle w:val="Hyperlink"/>
@@ -1522,7 +1550,7 @@
           <w:sz w:val="24"/>
           <w:u w:val="single"/>
         </w:rPr>
-        <w:hyperlink r:id="rId14" w:history="1">
+        <w:hyperlink r:id="rId13" w:history="1">
           <w:r>
             <w:rPr>
               <w:rStyle w:val="Hyperlink"/>
@@ -1551,7 +1579,7 @@
           <w:sz w:val="24"/>
           <w:u w:val="single"/>
         </w:rPr>
-        <w:hyperlink r:id="rId14" w:history="1">
+        <w:hyperlink r:id="rId13" w:history="1">
           <w:r>
             <w:rPr>
               <w:rStyle w:val="Hyperlink"/>
@@ -1699,7 +1727,7 @@
           <w:sz w:val="24"/>
           <w:u w:val="single"/>
         </w:rPr>
-        <w:hyperlink r:id="rId14" w:history="1">
+        <w:hyperlink r:id="rId13" w:history="1">
           <w:r>
             <w:rPr>
               <w:rStyle w:val="Hyperlink"/>
@@ -1735,7 +1763,7 @@
           <w:sz w:val="24"/>
           <w:u w:val="single"/>
         </w:rPr>
-        <w:hyperlink r:id="rId14" w:history="1">
+        <w:hyperlink r:id="rId13" w:history="1">
           <w:r>
             <w:rPr>
               <w:rStyle w:val="Hyperlink"/>
@@ -1764,7 +1792,7 @@
           <w:sz w:val="24"/>
           <w:u w:val="single"/>
         </w:rPr>
-        <w:hyperlink r:id="rId14" w:history="1">
+        <w:hyperlink r:id="rId13" w:history="1">
           <w:r>
             <w:rPr>
               <w:rStyle w:val="Hyperlink"/>
@@ -3972,7 +4000,7 @@
           <w:sz w:val="24"/>
           <w:u w:val="single"/>
         </w:rPr>
-        <w:hyperlink r:id="rId19" w:history="1">
+        <w:hyperlink r:id="rId18" w:history="1">
           <w:r>
             <w:rPr>
               <w:rStyle w:val="Hyperlink"/>
@@ -3990,7 +4018,7 @@
           <w:sz w:val="24"/>
           <w:u w:val="single"/>
         </w:rPr>
-        <w:hyperlink r:id="rId19" w:history="1">
+        <w:hyperlink r:id="rId18" w:history="1">
           <w:r>
             <w:rPr>
               <w:rStyle w:val="Hyperlink"/>
@@ -4030,7 +4058,6 @@
       </w:r>
       <w:r>
         <w:rPr>
-          <w:u w:val="single" w:color="0000ff"/>
           <w:rFonts w:ascii="Charis SIL Regular" w:hAnsi="Charis SIL Regular" w:eastAsia="Charis SIL Regular"/>
           <w:b w:val="0"/>
           <w:i w:val="0"/>
@@ -4561,7 +4588,7 @@
           <w:sz w:val="24"/>
           <w:u w:val="single"/>
         </w:rPr>
-        <w:hyperlink r:id="rId22" w:history="1">
+        <w:hyperlink r:id="rId23" w:history="1">
           <w:r>
             <w:rPr>
               <w:rStyle w:val="Hyperlink"/>
@@ -4579,7 +4606,7 @@
           <w:sz w:val="24"/>
           <w:u w:val="single"/>
         </w:rPr>
-        <w:hyperlink r:id="rId22" w:history="1">
+        <w:hyperlink r:id="rId23" w:history="1">
           <w:r>
             <w:rPr>
               <w:rStyle w:val="Hyperlink"/>
@@ -4608,7 +4635,7 @@
           <w:sz w:val="24"/>
           <w:u w:val="single"/>
         </w:rPr>
-        <w:hyperlink r:id="rId22" w:history="1">
+        <w:hyperlink r:id="rId23" w:history="1">
           <w:r>
             <w:rPr>
               <w:rStyle w:val="Hyperlink"/>
@@ -4625,14 +4652,7 @@
           <w:color w:val="000000"/>
           <w:sz w:val="24"/>
         </w:rPr>
-        <w:hyperlink r:id="rId22" w:history="1">
-          <w:r>
-            <w:rPr>
-              <w:rStyle w:val="Hyperlink"/>
-            </w:rPr>
-            <w:t xml:space="preserve">, </w:t>
-          </w:r>
-        </w:hyperlink>
+        <w:t xml:space="preserve">, </w:t>
       </w:r>
       <w:r>
         <w:rPr>
@@ -4643,7 +4663,7 @@
           <w:sz w:val="24"/>
           <w:u w:val="single"/>
         </w:rPr>
-        <w:hyperlink r:id="rId22" w:history="1">
+        <w:hyperlink r:id="rId24" w:history="1">
           <w:r>
             <w:rPr>
               <w:rStyle w:val="Hyperlink"/>
@@ -4672,7 +4692,7 @@
           <w:sz w:val="24"/>
           <w:u w:val="single"/>
         </w:rPr>
-        <w:hyperlink r:id="rId23" w:history="1">
+        <w:hyperlink r:id="rId22" w:history="1">
           <w:r>
             <w:rPr>
               <w:rStyle w:val="Hyperlink"/>
@@ -4839,7 +4859,7 @@
           <w:sz w:val="24"/>
           <w:u w:val="single"/>
         </w:rPr>
-        <w:hyperlink r:id="rId24" w:history="1">
+        <w:hyperlink r:id="rId25" w:history="1">
           <w:r>
             <w:rPr>
               <w:rStyle w:val="Hyperlink"/>
@@ -4857,7 +4877,7 @@
           <w:sz w:val="24"/>
           <w:u w:val="single"/>
         </w:rPr>
-        <w:hyperlink r:id="rId24" w:history="1">
+        <w:hyperlink r:id="rId25" w:history="1">
           <w:r>
             <w:rPr>
               <w:rStyle w:val="Hyperlink"/>
@@ -4875,7 +4895,7 @@
           <w:sz w:val="24"/>
           <w:u w:val="single"/>
         </w:rPr>
-        <w:hyperlink r:id="rId24" w:history="1">
+        <w:hyperlink r:id="rId25" w:history="1">
           <w:r>
             <w:rPr>
               <w:rStyle w:val="Hyperlink"/>
@@ -4893,7 +4913,7 @@
           <w:sz w:val="24"/>
           <w:u w:val="single"/>
         </w:rPr>
-        <w:hyperlink r:id="rId24" w:history="1">
+        <w:hyperlink r:id="rId25" w:history="1">
           <w:r>
             <w:rPr>
               <w:rStyle w:val="Hyperlink"/>
@@ -4921,7 +4941,7 @@
           <w:sz w:val="24"/>
           <w:u w:val="single"/>
         </w:rPr>
-        <w:hyperlink r:id="rId25" w:history="1">
+        <w:hyperlink r:id="rId26" w:history="1">
           <w:r>
             <w:rPr>
               <w:rStyle w:val="Hyperlink"/>
@@ -4939,7 +4959,7 @@
           <w:sz w:val="24"/>
           <w:u w:val="single"/>
         </w:rPr>
-        <w:hyperlink r:id="rId24" w:history="1">
+        <w:hyperlink r:id="rId25" w:history="1">
           <w:r>
             <w:rPr>
               <w:rStyle w:val="Hyperlink"/>
@@ -4979,7 +4999,6 @@
       </w:r>
       <w:r>
         <w:rPr>
-          <w:u w:val="single" w:color="0000ff"/>
           <w:rFonts w:ascii="Charis SIL Regular" w:hAnsi="Charis SIL Regular" w:eastAsia="Charis SIL Regular"/>
           <w:b w:val="0"/>
           <w:i w:val="0"/>
@@ -4997,7 +5016,7 @@
           <w:sz w:val="24"/>
           <w:u w:val="single"/>
         </w:rPr>
-        <w:hyperlink r:id="rId24" w:history="1">
+        <w:hyperlink r:id="rId25" w:history="1">
           <w:r>
             <w:rPr>
               <w:rStyle w:val="Hyperlink"/>
@@ -5026,7 +5045,7 @@
           <w:sz w:val="24"/>
           <w:u w:val="single"/>
         </w:rPr>
-        <w:hyperlink r:id="rId26" w:history="1">
+        <w:hyperlink r:id="rId25" w:history="1">
           <w:r>
             <w:rPr>
               <w:rStyle w:val="Hyperlink"/>

--- a/EXPORTS/DOCX/published/niveau3/Dutch/WMAmsterdam.docx
+++ b/EXPORTS/DOCX/published/niveau3/Dutch/WMAmsterdam.docx
@@ -174,25 +174,7 @@
           <w:color w:val="000000"/>
           <w:sz w:val="24"/>
         </w:rPr>
-        <w:t xml:space="preserve"> in Haarlem. Dit Koloniaal Museum, dat was geïnitieerd door de Nede</w:t>
-      </w:r>
-      <w:r>
-        <w:rPr>
-          <w:u w:val="single" w:color="0000ff"/>
-          <w:rFonts w:ascii="Charis SIL Regular" w:hAnsi="Charis SIL Regular" w:eastAsia="Charis SIL Regular"/>
-          <w:b w:val="0"/>
-          <w:i w:val="0"/>
-          <w:color w:val="000000"/>
-          <w:sz w:val="24"/>
-        </w:rPr>
-        <w:hyperlink r:id="rId9" w:history="1">
-          <w:r>
-            <w:rPr>
-              <w:rStyle w:val="Hyperlink"/>
-            </w:rPr>
-            <w:t xml:space="preserve">rlandsche </w:t>
-          </w:r>
-        </w:hyperlink>
+        <w:t xml:space="preserve"> in Haarlem. Dit Koloniaal Museum, dat was geïnitieerd door de Nederlandsche </w:t>
       </w:r>
       <w:r>
         <w:rPr>
@@ -473,7 +455,6 @@
           <w:i w:val="0"/>
           <w:color w:val="0000FF"/>
           <w:sz w:val="24"/>
-          <w:u w:val="single"/>
         </w:rPr>
         <w:t xml:space="preserve"> </w:t>
       </w:r>
@@ -533,7 +514,7 @@
           <w:sz w:val="24"/>
           <w:u w:val="single"/>
         </w:rPr>
-        <w:hyperlink r:id="rId11" w:history="1">
+        <w:hyperlink r:id="rId10" w:history="1">
           <w:r>
             <w:rPr>
               <w:rStyle w:val="Hyperlink"/>
@@ -551,7 +532,7 @@
           <w:sz w:val="24"/>
           <w:u w:val="single"/>
         </w:rPr>
-        <w:hyperlink r:id="rId11" w:history="1">
+        <w:hyperlink r:id="rId10" w:history="1">
           <w:r>
             <w:rPr>
               <w:rStyle w:val="Hyperlink"/>
@@ -666,75 +647,13 @@
       </w:r>
       <w:r>
         <w:rPr>
-          <w:u w:val="single" w:color="0000ff"/>
           <w:rFonts w:ascii="Charis SIL Regular" w:hAnsi="Charis SIL Regular" w:eastAsia="Charis SIL Regular"/>
           <w:b w:val="0"/>
           <w:i w:val="0"/>
           <w:color w:val="000000"/>
           <w:sz w:val="24"/>
         </w:rPr>
-        <w:hyperlink r:id="rId11" w:history="1">
-          <w:r>
-            <w:rPr>
-              <w:rStyle w:val="Hyperlink"/>
-            </w:rPr>
-            <w:t>Lands P</w:t>
-          </w:r>
-        </w:hyperlink>
-      </w:r>
-      <w:r>
-        <w:rPr>
-          <w:u w:val="single" w:color="0000ff"/>
-          <w:rFonts w:ascii="Charis SIL Regular" w:hAnsi="Charis SIL Regular" w:eastAsia="Charis SIL Regular"/>
-          <w:b w:val="0"/>
-          <w:i w:val="0"/>
-          <w:color w:val="000000"/>
-          <w:sz w:val="24"/>
-        </w:rPr>
-        <w:hyperlink r:id="rId11" w:history="1">
-          <w:r>
-            <w:rPr>
-              <w:rStyle w:val="Hyperlink"/>
-            </w:rPr>
-            <w:t>lantent</w:t>
-          </w:r>
-        </w:hyperlink>
-      </w:r>
-      <w:r>
-        <w:rPr>
-          <w:u w:val="single" w:color="0000ff"/>
-          <w:rFonts w:ascii="Charis SIL Regular" w:hAnsi="Charis SIL Regular" w:eastAsia="Charis SIL Regular"/>
-          <w:b w:val="0"/>
-          <w:i w:val="0"/>
-          <w:color w:val="000000"/>
-          <w:sz w:val="24"/>
-        </w:rPr>
-        <w:hyperlink r:id="rId11" w:history="1">
-          <w:r>
-            <w:rPr>
-              <w:rStyle w:val="Hyperlink"/>
-            </w:rPr>
-            <w:t>u</w:t>
-          </w:r>
-        </w:hyperlink>
-      </w:r>
-      <w:r>
-        <w:rPr>
-          <w:u w:val="single" w:color="0000ff"/>
-          <w:rFonts w:ascii="Charis SIL Regular" w:hAnsi="Charis SIL Regular" w:eastAsia="Charis SIL Regular"/>
-          <w:b w:val="0"/>
-          <w:i w:val="0"/>
-          <w:color w:val="000000"/>
-          <w:sz w:val="24"/>
-        </w:rPr>
-        <w:hyperlink r:id="rId11" w:history="1">
-          <w:r>
-            <w:rPr>
-              <w:rStyle w:val="Hyperlink"/>
-            </w:rPr>
-            <w:t>in in</w:t>
-          </w:r>
-        </w:hyperlink>
+        <w:t>Lands Plantentuin in</w:t>
       </w:r>
       <w:r>
         <w:rPr>
@@ -980,7 +899,6 @@
           <w:i w:val="0"/>
           <w:color w:val="0000FF"/>
           <w:sz w:val="24"/>
-          <w:u w:val="single"/>
         </w:rPr>
         <w:t xml:space="preserve"> </w:t>
       </w:r>
@@ -998,19 +916,9 @@
             <w:rPr>
               <w:rStyle w:val="Hyperlink"/>
             </w:rPr>
-            <w:t>Arti</w:t>
+            <w:t>Artis</w:t>
           </w:r>
         </w:hyperlink>
-      </w:r>
-      <w:r>
-        <w:rPr>
-          <w:rFonts w:ascii="Charis SIL Regular" w:hAnsi="Charis SIL Regular" w:eastAsia="Charis SIL Regular"/>
-          <w:b w:val="0"/>
-          <w:i w:val="0"/>
-          <w:color w:val="0000FF"/>
-          <w:sz w:val="24"/>
-        </w:rPr>
-        <w:t>s</w:t>
       </w:r>
       <w:r>
         <w:rPr>
@@ -1387,7 +1295,6 @@
           <w:i w:val="0"/>
           <w:color w:val="0000FF"/>
           <w:sz w:val="24"/>
-          <w:u w:val="single"/>
         </w:rPr>
         <w:hyperlink r:id="rId13" w:history="1">
           <w:r>
@@ -1418,13 +1325,21 @@
       </w:r>
       <w:r>
         <w:rPr>
+          <w:u w:val="single" w:color="0000ff"/>
           <w:rFonts w:ascii="Charis SIL Regular" w:hAnsi="Charis SIL Regular" w:eastAsia="Charis SIL Regular"/>
           <w:b w:val="0"/>
           <w:i w:val="0"/>
           <w:color w:val="000000"/>
           <w:sz w:val="24"/>
         </w:rPr>
-        <w:t xml:space="preserve"> en het </w:t>
+        <w:hyperlink r:id="rId13" w:history="1">
+          <w:r>
+            <w:rPr>
+              <w:rStyle w:val="Hyperlink"/>
+            </w:rPr>
+            <w:t xml:space="preserve"> en het </w:t>
+          </w:r>
+        </w:hyperlink>
       </w:r>
       <w:r>
         <w:rPr>
@@ -1433,8 +1348,52 @@
           <w:i w:val="0"/>
           <w:color w:val="0000FF"/>
           <w:sz w:val="24"/>
-        </w:rPr>
-        <w:t>Rijksmuseum</w:t>
+          <w:u w:val="single"/>
+        </w:rPr>
+        <w:hyperlink r:id="rId13" w:history="1">
+          <w:r>
+            <w:rPr>
+              <w:rStyle w:val="Hyperlink"/>
+            </w:rPr>
+            <w:t>Rijksmu</w:t>
+          </w:r>
+        </w:hyperlink>
+      </w:r>
+      <w:r>
+        <w:rPr>
+          <w:rFonts w:ascii="Charis SIL Regular" w:hAnsi="Charis SIL Regular" w:eastAsia="Charis SIL Regular"/>
+          <w:b w:val="0"/>
+          <w:i w:val="0"/>
+          <w:color w:val="0000FF"/>
+          <w:sz w:val="24"/>
+          <w:u w:val="single"/>
+        </w:rPr>
+        <w:hyperlink r:id="rId14" w:history="1">
+          <w:r>
+            <w:rPr>
+              <w:rStyle w:val="Hyperlink"/>
+            </w:rPr>
+            <w:t>seu</w:t>
+          </w:r>
+        </w:hyperlink>
+      </w:r>
+      <w:r>
+        <w:rPr>
+          <w:rFonts w:ascii="Charis SIL Regular" w:hAnsi="Charis SIL Regular" w:eastAsia="Charis SIL Regular"/>
+          <w:b w:val="0"/>
+          <w:i w:val="0"/>
+          <w:color w:val="0000FF"/>
+          <w:sz w:val="24"/>
+          <w:u w:val="single"/>
+        </w:rPr>
+        <w:hyperlink r:id="rId14" w:history="1">
+          <w:r>
+            <w:rPr>
+              <w:rStyle w:val="Hyperlink"/>
+            </w:rPr>
+            <w:t>m</w:t>
+          </w:r>
+        </w:hyperlink>
       </w:r>
       <w:r>
         <w:rPr>
@@ -1644,7 +1603,7 @@
           <w:sz w:val="24"/>
           <w:u w:val="single"/>
         </w:rPr>
-        <w:hyperlink r:id="rId13" w:history="1">
+        <w:hyperlink r:id="rId14" w:history="1">
           <w:r>
             <w:rPr>
               <w:rStyle w:val="Hyperlink"/>
@@ -1662,7 +1621,7 @@
           <w:sz w:val="24"/>
           <w:u w:val="single"/>
         </w:rPr>
-        <w:hyperlink r:id="rId13" w:history="1">
+        <w:hyperlink r:id="rId14" w:history="1">
           <w:r>
             <w:rPr>
               <w:rStyle w:val="Hyperlink"/>
@@ -1691,7 +1650,7 @@
           <w:sz w:val="24"/>
           <w:u w:val="single"/>
         </w:rPr>
-        <w:hyperlink r:id="rId13" w:history="1">
+        <w:hyperlink r:id="rId14" w:history="1">
           <w:r>
             <w:rPr>
               <w:rStyle w:val="Hyperlink"/>
@@ -1709,7 +1668,7 @@
           <w:sz w:val="24"/>
           <w:u w:val="single"/>
         </w:rPr>
-        <w:hyperlink r:id="rId13" w:history="1">
+        <w:hyperlink r:id="rId14" w:history="1">
           <w:r>
             <w:rPr>
               <w:rStyle w:val="Hyperlink"/>
@@ -1727,7 +1686,7 @@
           <w:sz w:val="24"/>
           <w:u w:val="single"/>
         </w:rPr>
-        <w:hyperlink r:id="rId13" w:history="1">
+        <w:hyperlink r:id="rId14" w:history="1">
           <w:r>
             <w:rPr>
               <w:rStyle w:val="Hyperlink"/>
@@ -2737,6 +2696,7 @@
       </w:r>
       <w:r>
         <w:rPr>
+          <w:u w:val="single" w:color="0000ff"/>
           <w:rFonts w:ascii="Charis SIL Regular" w:hAnsi="Charis SIL Regular" w:eastAsia="Charis SIL Regular"/>
           <w:b w:val="0"/>
           <w:i w:val="0"/>
@@ -2833,7 +2793,7 @@
             <w:rPr>
               <w:rStyle w:val="Hyperlink"/>
             </w:rPr>
-            <w:t>desbetreffend</w:t>
+            <w:t>desbetreffen</w:t>
           </w:r>
         </w:hyperlink>
       </w:r>
@@ -2844,36 +2804,13 @@
           <w:i w:val="0"/>
           <w:color w:val="0000FF"/>
           <w:sz w:val="24"/>
-          <w:u w:val="single"/>
-        </w:rPr>
-        <w:t>e</w:t>
-      </w:r>
-      <w:r>
-        <w:rPr>
-          <w:rFonts w:ascii="Charis SIL Regular" w:hAnsi="Charis SIL Regular" w:eastAsia="Charis SIL Regular"/>
-          <w:b w:val="0"/>
-          <w:i w:val="0"/>
-          <w:color w:val="0000FF"/>
-          <w:sz w:val="24"/>
-          <w:u w:val="single"/>
-        </w:rPr>
-        <w:t xml:space="preserve"> </w:t>
-      </w:r>
-      <w:r>
-        <w:rPr>
-          <w:rFonts w:ascii="Charis SIL Regular" w:hAnsi="Charis SIL Regular" w:eastAsia="Charis SIL Regular"/>
-          <w:b w:val="0"/>
-          <w:i w:val="0"/>
-          <w:color w:val="0000FF"/>
-          <w:sz w:val="24"/>
-          <w:u w:val="single"/>
         </w:rPr>
         <w:hyperlink r:id="rId12" w:history="1">
           <w:r>
             <w:rPr>
               <w:rStyle w:val="Hyperlink"/>
             </w:rPr>
-            <w:t>zoekhul</w:t>
+            <w:t>d</w:t>
           </w:r>
         </w:hyperlink>
       </w:r>
@@ -2885,7 +2822,36 @@
           <w:color w:val="0000FF"/>
           <w:sz w:val="24"/>
         </w:rPr>
-        <w:t>p</w:t>
+        <w:t>e</w:t>
+      </w:r>
+      <w:r>
+        <w:rPr>
+          <w:rFonts w:ascii="Charis SIL Regular" w:hAnsi="Charis SIL Regular" w:eastAsia="Charis SIL Regular"/>
+          <w:b w:val="0"/>
+          <w:i w:val="0"/>
+          <w:color w:val="0000FF"/>
+          <w:sz w:val="24"/>
+          <w:u w:val="single"/>
+        </w:rPr>
+        <w:t xml:space="preserve"> </w:t>
+      </w:r>
+      <w:r>
+        <w:rPr>
+          <w:rFonts w:ascii="Charis SIL Regular" w:hAnsi="Charis SIL Regular" w:eastAsia="Charis SIL Regular"/>
+          <w:b w:val="0"/>
+          <w:i w:val="0"/>
+          <w:color w:val="0000FF"/>
+          <w:sz w:val="24"/>
+          <w:u w:val="single"/>
+        </w:rPr>
+        <w:hyperlink r:id="rId12" w:history="1">
+          <w:r>
+            <w:rPr>
+              <w:rStyle w:val="Hyperlink"/>
+            </w:rPr>
+            <w:t>zoekhulp</w:t>
+          </w:r>
+        </w:hyperlink>
       </w:r>
       <w:r>
         <w:rPr>
@@ -4606,7 +4572,7 @@
           <w:sz w:val="24"/>
           <w:u w:val="single"/>
         </w:rPr>
-        <w:hyperlink r:id="rId23" w:history="1">
+        <w:hyperlink r:id="rId22" w:history="1">
           <w:r>
             <w:rPr>
               <w:rStyle w:val="Hyperlink"/>
@@ -4635,7 +4601,7 @@
           <w:sz w:val="24"/>
           <w:u w:val="single"/>
         </w:rPr>
-        <w:hyperlink r:id="rId23" w:history="1">
+        <w:hyperlink r:id="rId22" w:history="1">
           <w:r>
             <w:rPr>
               <w:rStyle w:val="Hyperlink"/>
@@ -4652,7 +4618,14 @@
           <w:color w:val="000000"/>
           <w:sz w:val="24"/>
         </w:rPr>
-        <w:t xml:space="preserve">, </w:t>
+        <w:hyperlink r:id="rId22" w:history="1">
+          <w:r>
+            <w:rPr>
+              <w:rStyle w:val="Hyperlink"/>
+            </w:rPr>
+            <w:t xml:space="preserve">, </w:t>
+          </w:r>
+        </w:hyperlink>
       </w:r>
       <w:r>
         <w:rPr>
@@ -4663,7 +4636,7 @@
           <w:sz w:val="24"/>
           <w:u w:val="single"/>
         </w:rPr>
-        <w:hyperlink r:id="rId24" w:history="1">
+        <w:hyperlink r:id="rId22" w:history="1">
           <w:r>
             <w:rPr>
               <w:rStyle w:val="Hyperlink"/>
@@ -4859,7 +4832,7 @@
           <w:sz w:val="24"/>
           <w:u w:val="single"/>
         </w:rPr>
-        <w:hyperlink r:id="rId25" w:history="1">
+        <w:hyperlink r:id="rId24" w:history="1">
           <w:r>
             <w:rPr>
               <w:rStyle w:val="Hyperlink"/>
@@ -4877,7 +4850,7 @@
           <w:sz w:val="24"/>
           <w:u w:val="single"/>
         </w:rPr>
-        <w:hyperlink r:id="rId25" w:history="1">
+        <w:hyperlink r:id="rId24" w:history="1">
           <w:r>
             <w:rPr>
               <w:rStyle w:val="Hyperlink"/>
@@ -4895,7 +4868,7 @@
           <w:sz w:val="24"/>
           <w:u w:val="single"/>
         </w:rPr>
-        <w:hyperlink r:id="rId25" w:history="1">
+        <w:hyperlink r:id="rId24" w:history="1">
           <w:r>
             <w:rPr>
               <w:rStyle w:val="Hyperlink"/>
@@ -4913,7 +4886,7 @@
           <w:sz w:val="24"/>
           <w:u w:val="single"/>
         </w:rPr>
-        <w:hyperlink r:id="rId25" w:history="1">
+        <w:hyperlink r:id="rId24" w:history="1">
           <w:r>
             <w:rPr>
               <w:rStyle w:val="Hyperlink"/>
@@ -4941,7 +4914,7 @@
           <w:sz w:val="24"/>
           <w:u w:val="single"/>
         </w:rPr>
-        <w:hyperlink r:id="rId26" w:history="1">
+        <w:hyperlink r:id="rId25" w:history="1">
           <w:r>
             <w:rPr>
               <w:rStyle w:val="Hyperlink"/>
@@ -4959,7 +4932,7 @@
           <w:sz w:val="24"/>
           <w:u w:val="single"/>
         </w:rPr>
-        <w:hyperlink r:id="rId25" w:history="1">
+        <w:hyperlink r:id="rId24" w:history="1">
           <w:r>
             <w:rPr>
               <w:rStyle w:val="Hyperlink"/>
@@ -4999,6 +4972,7 @@
       </w:r>
       <w:r>
         <w:rPr>
+          <w:u w:val="single" w:color="0000ff"/>
           <w:rFonts w:ascii="Charis SIL Regular" w:hAnsi="Charis SIL Regular" w:eastAsia="Charis SIL Regular"/>
           <w:b w:val="0"/>
           <w:i w:val="0"/>
@@ -5016,7 +4990,7 @@
           <w:sz w:val="24"/>
           <w:u w:val="single"/>
         </w:rPr>
-        <w:hyperlink r:id="rId25" w:history="1">
+        <w:hyperlink r:id="rId24" w:history="1">
           <w:r>
             <w:rPr>
               <w:rStyle w:val="Hyperlink"/>
@@ -5045,7 +5019,7 @@
           <w:sz w:val="24"/>
           <w:u w:val="single"/>
         </w:rPr>
-        <w:hyperlink r:id="rId25" w:history="1">
+        <w:hyperlink r:id="rId26" w:history="1">
           <w:r>
             <w:rPr>
               <w:rStyle w:val="Hyperlink"/>

--- a/EXPORTS/DOCX/published/niveau3/Dutch/WMAmsterdam.docx
+++ b/EXPORTS/DOCX/published/niveau3/Dutch/WMAmsterdam.docx
@@ -174,7 +174,25 @@
           <w:color w:val="000000"/>
           <w:sz w:val="24"/>
         </w:rPr>
-        <w:t xml:space="preserve"> in Haarlem. Dit Koloniaal Museum, dat was geïnitieerd door de Nederlandsche </w:t>
+        <w:t xml:space="preserve"> in Haarlem. Dit Koloniaal Museum, dat was geïnitieerd door de Nede</w:t>
+      </w:r>
+      <w:r>
+        <w:rPr>
+          <w:u w:val="single" w:color="0000ff"/>
+          <w:rFonts w:ascii="Charis SIL Regular" w:hAnsi="Charis SIL Regular" w:eastAsia="Charis SIL Regular"/>
+          <w:b w:val="0"/>
+          <w:i w:val="0"/>
+          <w:color w:val="000000"/>
+          <w:sz w:val="24"/>
+        </w:rPr>
+        <w:hyperlink r:id="rId9" w:history="1">
+          <w:r>
+            <w:rPr>
+              <w:rStyle w:val="Hyperlink"/>
+            </w:rPr>
+            <w:t xml:space="preserve">rlandsche </w:t>
+          </w:r>
+        </w:hyperlink>
       </w:r>
       <w:r>
         <w:rPr>
@@ -455,6 +473,7 @@
           <w:i w:val="0"/>
           <w:color w:val="0000FF"/>
           <w:sz w:val="24"/>
+          <w:u w:val="single"/>
         </w:rPr>
         <w:t xml:space="preserve"> </w:t>
       </w:r>
@@ -467,7 +486,7 @@
           <w:sz w:val="24"/>
           <w:u w:val="single"/>
         </w:rPr>
-        <w:hyperlink r:id="rId10" w:history="1">
+        <w:hyperlink r:id="rId11" w:history="1">
           <w:r>
             <w:rPr>
               <w:rStyle w:val="Hyperlink"/>
@@ -514,7 +533,7 @@
           <w:sz w:val="24"/>
           <w:u w:val="single"/>
         </w:rPr>
-        <w:hyperlink r:id="rId10" w:history="1">
+        <w:hyperlink r:id="rId11" w:history="1">
           <w:r>
             <w:rPr>
               <w:rStyle w:val="Hyperlink"/>
@@ -532,7 +551,7 @@
           <w:sz w:val="24"/>
           <w:u w:val="single"/>
         </w:rPr>
-        <w:hyperlink r:id="rId10" w:history="1">
+        <w:hyperlink r:id="rId11" w:history="1">
           <w:r>
             <w:rPr>
               <w:rStyle w:val="Hyperlink"/>
@@ -1603,7 +1622,7 @@
           <w:sz w:val="24"/>
           <w:u w:val="single"/>
         </w:rPr>
-        <w:hyperlink r:id="rId14" w:history="1">
+        <w:hyperlink r:id="rId13" w:history="1">
           <w:r>
             <w:rPr>
               <w:rStyle w:val="Hyperlink"/>
@@ -1621,7 +1640,7 @@
           <w:sz w:val="24"/>
           <w:u w:val="single"/>
         </w:rPr>
-        <w:hyperlink r:id="rId14" w:history="1">
+        <w:hyperlink r:id="rId13" w:history="1">
           <w:r>
             <w:rPr>
               <w:rStyle w:val="Hyperlink"/>
@@ -2793,7 +2812,7 @@
             <w:rPr>
               <w:rStyle w:val="Hyperlink"/>
             </w:rPr>
-            <w:t>desbetreffen</w:t>
+            <w:t>desbetreffend</w:t>
           </w:r>
         </w:hyperlink>
       </w:r>
@@ -2804,13 +2823,36 @@
           <w:i w:val="0"/>
           <w:color w:val="0000FF"/>
           <w:sz w:val="24"/>
+          <w:u w:val="single"/>
+        </w:rPr>
+        <w:t>e</w:t>
+      </w:r>
+      <w:r>
+        <w:rPr>
+          <w:rFonts w:ascii="Charis SIL Regular" w:hAnsi="Charis SIL Regular" w:eastAsia="Charis SIL Regular"/>
+          <w:b w:val="0"/>
+          <w:i w:val="0"/>
+          <w:color w:val="0000FF"/>
+          <w:sz w:val="24"/>
+          <w:u w:val="single"/>
+        </w:rPr>
+        <w:t xml:space="preserve"> </w:t>
+      </w:r>
+      <w:r>
+        <w:rPr>
+          <w:rFonts w:ascii="Charis SIL Regular" w:hAnsi="Charis SIL Regular" w:eastAsia="Charis SIL Regular"/>
+          <w:b w:val="0"/>
+          <w:i w:val="0"/>
+          <w:color w:val="0000FF"/>
+          <w:sz w:val="24"/>
+          <w:u w:val="single"/>
         </w:rPr>
         <w:hyperlink r:id="rId12" w:history="1">
           <w:r>
             <w:rPr>
               <w:rStyle w:val="Hyperlink"/>
             </w:rPr>
-            <w:t>d</w:t>
+            <w:t>zoekhul</w:t>
           </w:r>
         </w:hyperlink>
       </w:r>
@@ -2822,36 +2864,7 @@
           <w:color w:val="0000FF"/>
           <w:sz w:val="24"/>
         </w:rPr>
-        <w:t>e</w:t>
-      </w:r>
-      <w:r>
-        <w:rPr>
-          <w:rFonts w:ascii="Charis SIL Regular" w:hAnsi="Charis SIL Regular" w:eastAsia="Charis SIL Regular"/>
-          <w:b w:val="0"/>
-          <w:i w:val="0"/>
-          <w:color w:val="0000FF"/>
-          <w:sz w:val="24"/>
-          <w:u w:val="single"/>
-        </w:rPr>
-        <w:t xml:space="preserve"> </w:t>
-      </w:r>
-      <w:r>
-        <w:rPr>
-          <w:rFonts w:ascii="Charis SIL Regular" w:hAnsi="Charis SIL Regular" w:eastAsia="Charis SIL Regular"/>
-          <w:b w:val="0"/>
-          <w:i w:val="0"/>
-          <w:color w:val="0000FF"/>
-          <w:sz w:val="24"/>
-          <w:u w:val="single"/>
-        </w:rPr>
-        <w:hyperlink r:id="rId12" w:history="1">
-          <w:r>
-            <w:rPr>
-              <w:rStyle w:val="Hyperlink"/>
-            </w:rPr>
-            <w:t>zoekhulp</w:t>
-          </w:r>
-        </w:hyperlink>
+        <w:t>p</w:t>
       </w:r>
       <w:r>
         <w:rPr>
@@ -4979,7 +4992,14 @@
           <w:color w:val="000000"/>
           <w:sz w:val="24"/>
         </w:rPr>
-        <w:t xml:space="preserve">, </w:t>
+        <w:hyperlink r:id="rId24" w:history="1">
+          <w:r>
+            <w:rPr>
+              <w:rStyle w:val="Hyperlink"/>
+            </w:rPr>
+            <w:t xml:space="preserve">, </w:t>
+          </w:r>
+        </w:hyperlink>
       </w:r>
       <w:r>
         <w:rPr>

--- a/EXPORTS/DOCX/published/niveau3/Dutch/WMAmsterdam.docx
+++ b/EXPORTS/DOCX/published/niveau3/Dutch/WMAmsterdam.docx
@@ -174,25 +174,7 @@
           <w:color w:val="000000"/>
           <w:sz w:val="24"/>
         </w:rPr>
-        <w:t xml:space="preserve"> in Haarlem. Dit Koloniaal Museum, dat was geïnitieerd door de Nede</w:t>
-      </w:r>
-      <w:r>
-        <w:rPr>
-          <w:u w:val="single" w:color="0000ff"/>
-          <w:rFonts w:ascii="Charis SIL Regular" w:hAnsi="Charis SIL Regular" w:eastAsia="Charis SIL Regular"/>
-          <w:b w:val="0"/>
-          <w:i w:val="0"/>
-          <w:color w:val="000000"/>
-          <w:sz w:val="24"/>
-        </w:rPr>
-        <w:hyperlink r:id="rId9" w:history="1">
-          <w:r>
-            <w:rPr>
-              <w:rStyle w:val="Hyperlink"/>
-            </w:rPr>
-            <w:t xml:space="preserve">rlandsche </w:t>
-          </w:r>
-        </w:hyperlink>
+        <w:t xml:space="preserve"> in Haarlem. Dit Koloniaal Museum, dat was geïnitieerd door de Nederlandsche </w:t>
       </w:r>
       <w:r>
         <w:rPr>
@@ -486,7 +468,7 @@
           <w:sz w:val="24"/>
           <w:u w:val="single"/>
         </w:rPr>
-        <w:hyperlink r:id="rId11" w:history="1">
+        <w:hyperlink r:id="rId10" w:history="1">
           <w:r>
             <w:rPr>
               <w:rStyle w:val="Hyperlink"/>
@@ -551,7 +533,7 @@
           <w:sz w:val="24"/>
           <w:u w:val="single"/>
         </w:rPr>
-        <w:hyperlink r:id="rId11" w:history="1">
+        <w:hyperlink r:id="rId10" w:history="1">
           <w:r>
             <w:rPr>
               <w:rStyle w:val="Hyperlink"/>
@@ -627,7 +609,7 @@
           <w:sz w:val="24"/>
           <w:u w:val="single"/>
         </w:rPr>
-        <w:hyperlink r:id="rId10" w:history="1">
+        <w:hyperlink r:id="rId11" w:history="1">
           <w:r>
             <w:rPr>
               <w:rStyle w:val="Hyperlink"/>
@@ -672,7 +654,53 @@
           <w:color w:val="000000"/>
           <w:sz w:val="24"/>
         </w:rPr>
-        <w:t>Lands Plantentuin in</w:t>
+        <w:t>Lands P</w:t>
+      </w:r>
+      <w:r>
+        <w:rPr>
+          <w:u w:val="single" w:color="0000ff"/>
+          <w:rFonts w:ascii="Charis SIL Regular" w:hAnsi="Charis SIL Regular" w:eastAsia="Charis SIL Regular"/>
+          <w:b w:val="0"/>
+          <w:i w:val="0"/>
+          <w:color w:val="000000"/>
+          <w:sz w:val="24"/>
+        </w:rPr>
+        <w:hyperlink r:id="rId11" w:history="1">
+          <w:r>
+            <w:rPr>
+              <w:rStyle w:val="Hyperlink"/>
+            </w:rPr>
+            <w:t>lantent</w:t>
+          </w:r>
+        </w:hyperlink>
+      </w:r>
+      <w:r>
+        <w:rPr>
+          <w:u w:val="single" w:color="0000ff"/>
+          <w:rFonts w:ascii="Charis SIL Regular" w:hAnsi="Charis SIL Regular" w:eastAsia="Charis SIL Regular"/>
+          <w:b w:val="0"/>
+          <w:i w:val="0"/>
+          <w:color w:val="000000"/>
+          <w:sz w:val="24"/>
+        </w:rPr>
+        <w:hyperlink r:id="rId11" w:history="1">
+          <w:r>
+            <w:rPr>
+              <w:rStyle w:val="Hyperlink"/>
+            </w:rPr>
+            <w:t>u</w:t>
+          </w:r>
+        </w:hyperlink>
+      </w:r>
+      <w:r>
+        <w:rPr>
+          <w:rFonts w:ascii="Charis SIL Regular" w:hAnsi="Charis SIL Regular" w:eastAsia="Charis SIL Regular"/>
+          <w:b w:val="0"/>
+          <w:i w:val="0"/>
+          <w:color w:val="000000"/>
+          <w:sz w:val="24"/>
+        </w:rPr>
+        <w:t>in in</w:t>
       </w:r>
       <w:r>
         <w:rPr>
@@ -712,39 +740,13 @@
       </w:r>
       <w:r>
         <w:rPr>
-          <w:u w:val="single" w:color="0000ff"/>
           <w:rFonts w:ascii="Charis SIL Regular" w:hAnsi="Charis SIL Regular" w:eastAsia="Charis SIL Regular"/>
           <w:b w:val="0"/>
           <w:i w:val="0"/>
           <w:color w:val="000000"/>
           <w:sz w:val="24"/>
         </w:rPr>
-        <w:hyperlink r:id="rId11" w:history="1">
-          <w:r>
-            <w:rPr>
-              <w:rStyle w:val="Hyperlink"/>
-            </w:rPr>
-            <w:t>v</w:t>
-          </w:r>
-        </w:hyperlink>
-      </w:r>
-      <w:r>
-        <w:rPr>
-          <w:u w:val="single" w:color="0000ff"/>
-          <w:rFonts w:ascii="Charis SIL Regular" w:hAnsi="Charis SIL Regular" w:eastAsia="Charis SIL Regular"/>
-          <w:b w:val="0"/>
-          <w:i w:val="0"/>
-          <w:color w:val="000000"/>
-          <w:sz w:val="24"/>
-        </w:rPr>
-        <w:hyperlink r:id="rId11" w:history="1">
-          <w:r>
-            <w:rPr>
-              <w:rStyle w:val="Hyperlink"/>
-            </w:rPr>
-            <w:t>erschille</w:t>
-          </w:r>
-        </w:hyperlink>
+        <w:t>verschille</w:t>
       </w:r>
       <w:r>
         <w:rPr>
@@ -867,7 +869,7 @@
             <w:rPr>
               <w:rStyle w:val="Hyperlink"/>
             </w:rPr>
-            <w:t>Etnografisc</w:t>
+            <w:t>Etnografis</w:t>
           </w:r>
         </w:hyperlink>
       </w:r>
@@ -879,6 +881,16 @@
           <w:color w:val="0000FF"/>
           <w:sz w:val="24"/>
           <w:u w:val="single"/>
+        </w:rPr>
+        <w:t>c</w:t>
+      </w:r>
+      <w:r>
+        <w:rPr>
+          <w:rFonts w:ascii="Charis SIL Regular" w:hAnsi="Charis SIL Regular" w:eastAsia="Charis SIL Regular"/>
+          <w:b w:val="0"/>
+          <w:i w:val="0"/>
+          <w:color w:val="0000FF"/>
+          <w:sz w:val="24"/>
         </w:rPr>
         <w:t>h</w:t>
       </w:r>
@@ -918,6 +930,7 @@
           <w:i w:val="0"/>
           <w:color w:val="0000FF"/>
           <w:sz w:val="24"/>
+          <w:u w:val="single"/>
         </w:rPr>
         <w:t xml:space="preserve"> </w:t>
       </w:r>
@@ -1344,7 +1357,6 @@
       </w:r>
       <w:r>
         <w:rPr>
-          <w:u w:val="single" w:color="0000ff"/>
           <w:rFonts w:ascii="Charis SIL Regular" w:hAnsi="Charis SIL Regular" w:eastAsia="Charis SIL Regular"/>
           <w:b w:val="0"/>
           <w:i w:val="0"/>
@@ -1369,7 +1381,7 @@
           <w:sz w:val="24"/>
           <w:u w:val="single"/>
         </w:rPr>
-        <w:hyperlink r:id="rId13" w:history="1">
+        <w:hyperlink r:id="rId14" w:history="1">
           <w:r>
             <w:rPr>
               <w:rStyle w:val="Hyperlink"/>
@@ -1387,7 +1399,7 @@
           <w:sz w:val="24"/>
           <w:u w:val="single"/>
         </w:rPr>
-        <w:hyperlink r:id="rId14" w:history="1">
+        <w:hyperlink r:id="rId13" w:history="1">
           <w:r>
             <w:rPr>
               <w:rStyle w:val="Hyperlink"/>
@@ -1403,7 +1415,6 @@
           <w:i w:val="0"/>
           <w:color w:val="0000FF"/>
           <w:sz w:val="24"/>
-          <w:u w:val="single"/>
         </w:rPr>
         <w:hyperlink r:id="rId14" w:history="1">
           <w:r>
@@ -1593,7 +1604,7 @@
           <w:sz w:val="24"/>
           <w:u w:val="single"/>
         </w:rPr>
-        <w:hyperlink r:id="rId13" w:history="1">
+        <w:hyperlink r:id="rId14" w:history="1">
           <w:r>
             <w:rPr>
               <w:rStyle w:val="Hyperlink"/>
@@ -1622,7 +1633,7 @@
           <w:sz w:val="24"/>
           <w:u w:val="single"/>
         </w:rPr>
-        <w:hyperlink r:id="rId13" w:history="1">
+        <w:hyperlink r:id="rId14" w:history="1">
           <w:r>
             <w:rPr>
               <w:rStyle w:val="Hyperlink"/>
@@ -1640,7 +1651,7 @@
           <w:sz w:val="24"/>
           <w:u w:val="single"/>
         </w:rPr>
-        <w:hyperlink r:id="rId13" w:history="1">
+        <w:hyperlink r:id="rId14" w:history="1">
           <w:r>
             <w:rPr>
               <w:rStyle w:val="Hyperlink"/>
@@ -1723,7 +1734,7 @@
           <w:sz w:val="24"/>
           <w:u w:val="single"/>
         </w:rPr>
-        <w:hyperlink r:id="rId13" w:history="1">
+        <w:hyperlink r:id="rId14" w:history="1">
           <w:r>
             <w:rPr>
               <w:rStyle w:val="Hyperlink"/>
@@ -1741,7 +1752,7 @@
           <w:sz w:val="24"/>
           <w:u w:val="single"/>
         </w:rPr>
-        <w:hyperlink r:id="rId13" w:history="1">
+        <w:hyperlink r:id="rId14" w:history="1">
           <w:r>
             <w:rPr>
               <w:rStyle w:val="Hyperlink"/>
@@ -1770,7 +1781,7 @@
           <w:sz w:val="24"/>
           <w:u w:val="single"/>
         </w:rPr>
-        <w:hyperlink r:id="rId13" w:history="1">
+        <w:hyperlink r:id="rId14" w:history="1">
           <w:r>
             <w:rPr>
               <w:rStyle w:val="Hyperlink"/>
@@ -2607,57 +2618,13 @@
       </w:r>
       <w:r>
         <w:rPr>
-          <w:u w:val="single" w:color="0000ff"/>
           <w:rFonts w:ascii="Charis SIL Regular" w:hAnsi="Charis SIL Regular" w:eastAsia="Charis SIL Regular"/>
           <w:b w:val="0"/>
           <w:i w:val="0"/>
           <w:color w:val="000000"/>
           <w:sz w:val="24"/>
         </w:rPr>
-        <w:hyperlink r:id="rId17" w:history="1">
-          <w:r>
-            <w:rPr>
-              <w:rStyle w:val="Hyperlink"/>
-            </w:rPr>
-            <w:t>inventaris</w:t>
-          </w:r>
-        </w:hyperlink>
-      </w:r>
-      <w:r>
-        <w:rPr>
-          <w:u w:val="single" w:color="0000ff"/>
-          <w:rFonts w:ascii="Charis SIL Regular" w:hAnsi="Charis SIL Regular" w:eastAsia="Charis SIL Regular"/>
-          <w:b w:val="0"/>
-          <w:i w:val="0"/>
-          <w:color w:val="000000"/>
-          <w:sz w:val="24"/>
-        </w:rPr>
-        <w:hyperlink r:id="rId17" w:history="1">
-          <w:r>
-            <w:rPr>
-              <w:rStyle w:val="Hyperlink"/>
-            </w:rPr>
-            <w:t>n</w:t>
-          </w:r>
-        </w:hyperlink>
-      </w:r>
-      <w:r>
-        <w:rPr>
-          <w:u w:val="single" w:color="0000ff"/>
-          <w:rFonts w:ascii="Charis SIL Regular" w:hAnsi="Charis SIL Regular" w:eastAsia="Charis SIL Regular"/>
-          <w:b w:val="0"/>
-          <w:i w:val="0"/>
-          <w:color w:val="000000"/>
-          <w:sz w:val="24"/>
-        </w:rPr>
-        <w:hyperlink r:id="rId17" w:history="1">
-          <w:r>
-            <w:rPr>
-              <w:rStyle w:val="Hyperlink"/>
-            </w:rPr>
-            <w:t>ummers 18</w:t>
-          </w:r>
-        </w:hyperlink>
+        <w:t>inventarisnummers 18</w:t>
       </w:r>
       <w:r>
         <w:rPr>
@@ -3979,7 +3946,7 @@
           <w:sz w:val="24"/>
           <w:u w:val="single"/>
         </w:rPr>
-        <w:hyperlink r:id="rId18" w:history="1">
+        <w:hyperlink r:id="rId19" w:history="1">
           <w:r>
             <w:rPr>
               <w:rStyle w:val="Hyperlink"/>
@@ -3997,7 +3964,7 @@
           <w:sz w:val="24"/>
           <w:u w:val="single"/>
         </w:rPr>
-        <w:hyperlink r:id="rId18" w:history="1">
+        <w:hyperlink r:id="rId19" w:history="1">
           <w:r>
             <w:rPr>
               <w:rStyle w:val="Hyperlink"/>
@@ -4043,25 +4010,18 @@
           <w:color w:val="000000"/>
           <w:sz w:val="24"/>
         </w:rPr>
+        <w:t xml:space="preserve">, </w:t>
+      </w:r>
+      <w:r>
+        <w:rPr>
+          <w:rFonts w:ascii="Charis SIL Regular" w:hAnsi="Charis SIL Regular" w:eastAsia="Charis SIL Regular"/>
+          <w:b w:val="0"/>
+          <w:i w:val="0"/>
+          <w:color w:val="0000FF"/>
+          <w:sz w:val="24"/>
+          <w:u w:val="single"/>
+        </w:rPr>
         <w:hyperlink r:id="rId18" w:history="1">
-          <w:r>
-            <w:rPr>
-              <w:rStyle w:val="Hyperlink"/>
-            </w:rPr>
-            <w:t xml:space="preserve">, </w:t>
-          </w:r>
-        </w:hyperlink>
-      </w:r>
-      <w:r>
-        <w:rPr>
-          <w:rFonts w:ascii="Charis SIL Regular" w:hAnsi="Charis SIL Regular" w:eastAsia="Charis SIL Regular"/>
-          <w:b w:val="0"/>
-          <w:i w:val="0"/>
-          <w:color w:val="0000FF"/>
-          <w:sz w:val="24"/>
-          <w:u w:val="single"/>
-        </w:rPr>
-        <w:hyperlink r:id="rId20" w:history="1">
           <w:r>
             <w:rPr>
               <w:rStyle w:val="Hyperlink"/>
@@ -4567,7 +4527,7 @@
           <w:sz w:val="24"/>
           <w:u w:val="single"/>
         </w:rPr>
-        <w:hyperlink r:id="rId23" w:history="1">
+        <w:hyperlink r:id="rId22" w:history="1">
           <w:r>
             <w:rPr>
               <w:rStyle w:val="Hyperlink"/>
@@ -4625,6 +4585,7 @@
       </w:r>
       <w:r>
         <w:rPr>
+          <w:u w:val="single" w:color="0000ff"/>
           <w:rFonts w:ascii="Charis SIL Regular" w:hAnsi="Charis SIL Regular" w:eastAsia="Charis SIL Regular"/>
           <w:b w:val="0"/>
           <w:i w:val="0"/>
@@ -4678,7 +4639,7 @@
           <w:sz w:val="24"/>
           <w:u w:val="single"/>
         </w:rPr>
-        <w:hyperlink r:id="rId22" w:history="1">
+        <w:hyperlink r:id="rId23" w:history="1">
           <w:r>
             <w:rPr>
               <w:rStyle w:val="Hyperlink"/>
@@ -4992,14 +4953,7 @@
           <w:color w:val="000000"/>
           <w:sz w:val="24"/>
         </w:rPr>
-        <w:hyperlink r:id="rId24" w:history="1">
-          <w:r>
-            <w:rPr>
-              <w:rStyle w:val="Hyperlink"/>
-            </w:rPr>
-            <w:t xml:space="preserve">, </w:t>
-          </w:r>
-        </w:hyperlink>
+        <w:t xml:space="preserve">, </w:t>
       </w:r>
       <w:r>
         <w:rPr>

--- a/EXPORTS/DOCX/published/niveau3/Dutch/WMAmsterdam.docx
+++ b/EXPORTS/DOCX/published/niveau3/Dutch/WMAmsterdam.docx
@@ -174,7 +174,25 @@
           <w:color w:val="000000"/>
           <w:sz w:val="24"/>
         </w:rPr>
-        <w:t xml:space="preserve"> in Haarlem. Dit Koloniaal Museum, dat was geïnitieerd door de Nederlandsche </w:t>
+        <w:t xml:space="preserve"> in Haarlem. Dit Koloniaal Museum, dat was geïnitieerd door de Nede</w:t>
+      </w:r>
+      <w:r>
+        <w:rPr>
+          <w:u w:val="single" w:color="0000ff"/>
+          <w:rFonts w:ascii="Charis SIL Regular" w:hAnsi="Charis SIL Regular" w:eastAsia="Charis SIL Regular"/>
+          <w:b w:val="0"/>
+          <w:i w:val="0"/>
+          <w:color w:val="000000"/>
+          <w:sz w:val="24"/>
+        </w:rPr>
+        <w:hyperlink r:id="rId9" w:history="1">
+          <w:r>
+            <w:rPr>
+              <w:rStyle w:val="Hyperlink"/>
+            </w:rPr>
+            <w:t xml:space="preserve">rlandsche </w:t>
+          </w:r>
+        </w:hyperlink>
       </w:r>
       <w:r>
         <w:rPr>
@@ -468,7 +486,7 @@
           <w:sz w:val="24"/>
           <w:u w:val="single"/>
         </w:rPr>
-        <w:hyperlink r:id="rId10" w:history="1">
+        <w:hyperlink r:id="rId11" w:history="1">
           <w:r>
             <w:rPr>
               <w:rStyle w:val="Hyperlink"/>
@@ -533,7 +551,7 @@
           <w:sz w:val="24"/>
           <w:u w:val="single"/>
         </w:rPr>
-        <w:hyperlink r:id="rId10" w:history="1">
+        <w:hyperlink r:id="rId11" w:history="1">
           <w:r>
             <w:rPr>
               <w:rStyle w:val="Hyperlink"/>
@@ -591,7 +609,7 @@
           <w:sz w:val="24"/>
           <w:u w:val="single"/>
         </w:rPr>
-        <w:hyperlink r:id="rId10" w:history="1">
+        <w:hyperlink r:id="rId11" w:history="1">
           <w:r>
             <w:rPr>
               <w:rStyle w:val="Hyperlink"/>
@@ -609,7 +627,7 @@
           <w:sz w:val="24"/>
           <w:u w:val="single"/>
         </w:rPr>
-        <w:hyperlink r:id="rId11" w:history="1">
+        <w:hyperlink r:id="rId10" w:history="1">
           <w:r>
             <w:rPr>
               <w:rStyle w:val="Hyperlink"/>
@@ -648,13 +666,21 @@
       </w:r>
       <w:r>
         <w:rPr>
+          <w:u w:val="single" w:color="0000ff"/>
           <w:rFonts w:ascii="Charis SIL Regular" w:hAnsi="Charis SIL Regular" w:eastAsia="Charis SIL Regular"/>
           <w:b w:val="0"/>
           <w:i w:val="0"/>
           <w:color w:val="000000"/>
           <w:sz w:val="24"/>
         </w:rPr>
-        <w:t>Lands P</w:t>
+        <w:hyperlink r:id="rId11" w:history="1">
+          <w:r>
+            <w:rPr>
+              <w:rStyle w:val="Hyperlink"/>
+            </w:rPr>
+            <w:t>Lands P</w:t>
+          </w:r>
+        </w:hyperlink>
       </w:r>
       <w:r>
         <w:rPr>
@@ -694,13 +720,21 @@
       </w:r>
       <w:r>
         <w:rPr>
+          <w:u w:val="single" w:color="0000ff"/>
           <w:rFonts w:ascii="Charis SIL Regular" w:hAnsi="Charis SIL Regular" w:eastAsia="Charis SIL Regular"/>
           <w:b w:val="0"/>
           <w:i w:val="0"/>
           <w:color w:val="000000"/>
           <w:sz w:val="24"/>
         </w:rPr>
-        <w:t>in in</w:t>
+        <w:hyperlink r:id="rId11" w:history="1">
+          <w:r>
+            <w:rPr>
+              <w:rStyle w:val="Hyperlink"/>
+            </w:rPr>
+            <w:t>in in</w:t>
+          </w:r>
+        </w:hyperlink>
       </w:r>
       <w:r>
         <w:rPr>
@@ -740,13 +774,39 @@
       </w:r>
       <w:r>
         <w:rPr>
+          <w:u w:val="single" w:color="0000ff"/>
           <w:rFonts w:ascii="Charis SIL Regular" w:hAnsi="Charis SIL Regular" w:eastAsia="Charis SIL Regular"/>
           <w:b w:val="0"/>
           <w:i w:val="0"/>
           <w:color w:val="000000"/>
           <w:sz w:val="24"/>
         </w:rPr>
-        <w:t>verschille</w:t>
+        <w:hyperlink r:id="rId11" w:history="1">
+          <w:r>
+            <w:rPr>
+              <w:rStyle w:val="Hyperlink"/>
+            </w:rPr>
+            <w:t>v</w:t>
+          </w:r>
+        </w:hyperlink>
+      </w:r>
+      <w:r>
+        <w:rPr>
+          <w:u w:val="single" w:color="0000ff"/>
+          <w:rFonts w:ascii="Charis SIL Regular" w:hAnsi="Charis SIL Regular" w:eastAsia="Charis SIL Regular"/>
+          <w:b w:val="0"/>
+          <w:i w:val="0"/>
+          <w:color w:val="000000"/>
+          <w:sz w:val="24"/>
+        </w:rPr>
+        <w:hyperlink r:id="rId11" w:history="1">
+          <w:r>
+            <w:rPr>
+              <w:rStyle w:val="Hyperlink"/>
+            </w:rPr>
+            <w:t>erschille</w:t>
+          </w:r>
+        </w:hyperlink>
       </w:r>
       <w:r>
         <w:rPr>
@@ -869,7 +929,7 @@
             <w:rPr>
               <w:rStyle w:val="Hyperlink"/>
             </w:rPr>
-            <w:t>Etnografis</w:t>
+            <w:t>Etnografisc</w:t>
           </w:r>
         </w:hyperlink>
       </w:r>
@@ -881,16 +941,6 @@
           <w:color w:val="0000FF"/>
           <w:sz w:val="24"/>
           <w:u w:val="single"/>
-        </w:rPr>
-        <w:t>c</w:t>
-      </w:r>
-      <w:r>
-        <w:rPr>
-          <w:rFonts w:ascii="Charis SIL Regular" w:hAnsi="Charis SIL Regular" w:eastAsia="Charis SIL Regular"/>
-          <w:b w:val="0"/>
-          <w:i w:val="0"/>
-          <w:color w:val="0000FF"/>
-          <w:sz w:val="24"/>
         </w:rPr>
         <w:t>h</w:t>
       </w:r>
@@ -948,9 +998,19 @@
             <w:rPr>
               <w:rStyle w:val="Hyperlink"/>
             </w:rPr>
-            <w:t>Artis</w:t>
+            <w:t>Arti</w:t>
           </w:r>
         </w:hyperlink>
+      </w:r>
+      <w:r>
+        <w:rPr>
+          <w:rFonts w:ascii="Charis SIL Regular" w:hAnsi="Charis SIL Regular" w:eastAsia="Charis SIL Regular"/>
+          <w:b w:val="0"/>
+          <w:i w:val="0"/>
+          <w:color w:val="0000FF"/>
+          <w:sz w:val="24"/>
+        </w:rPr>
+        <w:t>s</w:t>
       </w:r>
       <w:r>
         <w:rPr>
@@ -1327,6 +1387,7 @@
           <w:i w:val="0"/>
           <w:color w:val="0000FF"/>
           <w:sz w:val="24"/>
+          <w:u w:val="single"/>
         </w:rPr>
         <w:hyperlink r:id="rId13" w:history="1">
           <w:r>
@@ -1363,25 +1424,18 @@
           <w:color w:val="000000"/>
           <w:sz w:val="24"/>
         </w:rPr>
+        <w:t xml:space="preserve"> en het </w:t>
+      </w:r>
+      <w:r>
+        <w:rPr>
+          <w:rFonts w:ascii="Charis SIL Regular" w:hAnsi="Charis SIL Regular" w:eastAsia="Charis SIL Regular"/>
+          <w:b w:val="0"/>
+          <w:i w:val="0"/>
+          <w:color w:val="0000FF"/>
+          <w:sz w:val="24"/>
+          <w:u w:val="single"/>
+        </w:rPr>
         <w:hyperlink r:id="rId13" w:history="1">
-          <w:r>
-            <w:rPr>
-              <w:rStyle w:val="Hyperlink"/>
-            </w:rPr>
-            <w:t xml:space="preserve"> en het </w:t>
-          </w:r>
-        </w:hyperlink>
-      </w:r>
-      <w:r>
-        <w:rPr>
-          <w:rFonts w:ascii="Charis SIL Regular" w:hAnsi="Charis SIL Regular" w:eastAsia="Charis SIL Regular"/>
-          <w:b w:val="0"/>
-          <w:i w:val="0"/>
-          <w:color w:val="0000FF"/>
-          <w:sz w:val="24"/>
-          <w:u w:val="single"/>
-        </w:rPr>
-        <w:hyperlink r:id="rId14" w:history="1">
           <w:r>
             <w:rPr>
               <w:rStyle w:val="Hyperlink"/>
@@ -1399,7 +1453,7 @@
           <w:sz w:val="24"/>
           <w:u w:val="single"/>
         </w:rPr>
-        <w:hyperlink r:id="rId13" w:history="1">
+        <w:hyperlink r:id="rId14" w:history="1">
           <w:r>
             <w:rPr>
               <w:rStyle w:val="Hyperlink"/>
@@ -1415,6 +1469,7 @@
           <w:i w:val="0"/>
           <w:color w:val="0000FF"/>
           <w:sz w:val="24"/>
+          <w:u w:val="single"/>
         </w:rPr>
         <w:hyperlink r:id="rId14" w:history="1">
           <w:r>
@@ -1510,7 +1565,7 @@
           <w:sz w:val="24"/>
           <w:u w:val="single"/>
         </w:rPr>
-        <w:hyperlink r:id="rId13" w:history="1">
+        <w:hyperlink r:id="rId14" w:history="1">
           <w:r>
             <w:rPr>
               <w:rStyle w:val="Hyperlink"/>
@@ -1539,7 +1594,7 @@
           <w:sz w:val="24"/>
           <w:u w:val="single"/>
         </w:rPr>
-        <w:hyperlink r:id="rId13" w:history="1">
+        <w:hyperlink r:id="rId14" w:history="1">
           <w:r>
             <w:rPr>
               <w:rStyle w:val="Hyperlink"/>
@@ -1568,7 +1623,7 @@
           <w:sz w:val="24"/>
           <w:u w:val="single"/>
         </w:rPr>
-        <w:hyperlink r:id="rId13" w:history="1">
+        <w:hyperlink r:id="rId14" w:history="1">
           <w:r>
             <w:rPr>
               <w:rStyle w:val="Hyperlink"/>
@@ -1604,7 +1659,7 @@
           <w:sz w:val="24"/>
           <w:u w:val="single"/>
         </w:rPr>
-        <w:hyperlink r:id="rId14" w:history="1">
+        <w:hyperlink r:id="rId13" w:history="1">
           <w:r>
             <w:rPr>
               <w:rStyle w:val="Hyperlink"/>
@@ -1633,7 +1688,7 @@
           <w:sz w:val="24"/>
           <w:u w:val="single"/>
         </w:rPr>
-        <w:hyperlink r:id="rId14" w:history="1">
+        <w:hyperlink r:id="rId13" w:history="1">
           <w:r>
             <w:rPr>
               <w:rStyle w:val="Hyperlink"/>
@@ -1651,7 +1706,7 @@
           <w:sz w:val="24"/>
           <w:u w:val="single"/>
         </w:rPr>
-        <w:hyperlink r:id="rId14" w:history="1">
+        <w:hyperlink r:id="rId13" w:history="1">
           <w:r>
             <w:rPr>
               <w:rStyle w:val="Hyperlink"/>
@@ -1680,7 +1735,7 @@
           <w:sz w:val="24"/>
           <w:u w:val="single"/>
         </w:rPr>
-        <w:hyperlink r:id="rId14" w:history="1">
+        <w:hyperlink r:id="rId13" w:history="1">
           <w:r>
             <w:rPr>
               <w:rStyle w:val="Hyperlink"/>
@@ -1698,7 +1753,7 @@
           <w:sz w:val="24"/>
           <w:u w:val="single"/>
         </w:rPr>
-        <w:hyperlink r:id="rId14" w:history="1">
+        <w:hyperlink r:id="rId13" w:history="1">
           <w:r>
             <w:rPr>
               <w:rStyle w:val="Hyperlink"/>
@@ -1716,7 +1771,7 @@
           <w:sz w:val="24"/>
           <w:u w:val="single"/>
         </w:rPr>
-        <w:hyperlink r:id="rId14" w:history="1">
+        <w:hyperlink r:id="rId13" w:history="1">
           <w:r>
             <w:rPr>
               <w:rStyle w:val="Hyperlink"/>
@@ -1734,7 +1789,7 @@
           <w:sz w:val="24"/>
           <w:u w:val="single"/>
         </w:rPr>
-        <w:hyperlink r:id="rId14" w:history="1">
+        <w:hyperlink r:id="rId13" w:history="1">
           <w:r>
             <w:rPr>
               <w:rStyle w:val="Hyperlink"/>
@@ -1752,7 +1807,7 @@
           <w:sz w:val="24"/>
           <w:u w:val="single"/>
         </w:rPr>
-        <w:hyperlink r:id="rId14" w:history="1">
+        <w:hyperlink r:id="rId13" w:history="1">
           <w:r>
             <w:rPr>
               <w:rStyle w:val="Hyperlink"/>
@@ -2624,72 +2679,7 @@
           <w:color w:val="000000"/>
           <w:sz w:val="24"/>
         </w:rPr>
-        <w:t>inventarisnummers 18</w:t>
-      </w:r>
-      <w:r>
-        <w:rPr>
-          <w:u w:val="single" w:color="0000ff"/>
-          <w:rFonts w:ascii="Charis SIL Regular" w:hAnsi="Charis SIL Regular" w:eastAsia="Charis SIL Regular"/>
-          <w:b w:val="0"/>
-          <w:i w:val="0"/>
-          <w:color w:val="000000"/>
-          <w:sz w:val="24"/>
-        </w:rPr>
-        <w:hyperlink r:id="rId17" w:history="1">
-          <w:r>
-            <w:rPr>
-              <w:rStyle w:val="Hyperlink"/>
-            </w:rPr>
-            <w:t>76 tot en me</w:t>
-          </w:r>
-        </w:hyperlink>
-      </w:r>
-      <w:r>
-        <w:rPr>
-          <w:u w:val="single" w:color="0000ff"/>
-          <w:rFonts w:ascii="Charis SIL Regular" w:hAnsi="Charis SIL Regular" w:eastAsia="Charis SIL Regular"/>
-          <w:b w:val="0"/>
-          <w:i w:val="0"/>
-          <w:color w:val="000000"/>
-          <w:sz w:val="24"/>
-        </w:rPr>
-        <w:hyperlink r:id="rId17" w:history="1">
-          <w:r>
-            <w:rPr>
-              <w:rStyle w:val="Hyperlink"/>
-            </w:rPr>
-            <w:t>t</w:t>
-          </w:r>
-        </w:hyperlink>
-      </w:r>
-      <w:r>
-        <w:rPr>
-          <w:u w:val="single" w:color="0000ff"/>
-          <w:rFonts w:ascii="Charis SIL Regular" w:hAnsi="Charis SIL Regular" w:eastAsia="Charis SIL Regular"/>
-          <w:b w:val="0"/>
-          <w:i w:val="0"/>
-          <w:color w:val="000000"/>
-          <w:sz w:val="24"/>
-        </w:rPr>
-        <w:hyperlink r:id="rId17" w:history="1">
-          <w:r>
-            <w:rPr>
-              <w:rStyle w:val="Hyperlink"/>
-            </w:rPr>
-            <w:t xml:space="preserve"> 1919 </w:t>
-          </w:r>
-        </w:hyperlink>
-      </w:r>
-      <w:r>
-        <w:rPr>
-          <w:u w:val="single" w:color="0000ff"/>
-          <w:rFonts w:ascii="Charis SIL Regular" w:hAnsi="Charis SIL Regular" w:eastAsia="Charis SIL Regular"/>
-          <w:b w:val="0"/>
-          <w:i w:val="0"/>
-          <w:color w:val="000000"/>
-          <w:sz w:val="24"/>
-        </w:rPr>
-        <w:t>m</w:t>
+        <w:t>inventarisnummers 1876 tot en met 1919 m</w:t>
       </w:r>
       <w:r>
         <w:rPr>
@@ -4010,7 +4000,14 @@
           <w:color w:val="000000"/>
           <w:sz w:val="24"/>
         </w:rPr>
-        <w:t xml:space="preserve">, </w:t>
+        <w:hyperlink r:id="rId18" w:history="1">
+          <w:r>
+            <w:rPr>
+              <w:rStyle w:val="Hyperlink"/>
+            </w:rPr>
+            <w:t xml:space="preserve">, </w:t>
+          </w:r>
+        </w:hyperlink>
       </w:r>
       <w:r>
         <w:rPr>
@@ -4021,7 +4018,7 @@
           <w:sz w:val="24"/>
           <w:u w:val="single"/>
         </w:rPr>
-        <w:hyperlink r:id="rId18" w:history="1">
+        <w:hyperlink r:id="rId20" w:history="1">
           <w:r>
             <w:rPr>
               <w:rStyle w:val="Hyperlink"/>
@@ -4585,7 +4582,6 @@
       </w:r>
       <w:r>
         <w:rPr>
-          <w:u w:val="single" w:color="0000ff"/>
           <w:rFonts w:ascii="Charis SIL Regular" w:hAnsi="Charis SIL Regular" w:eastAsia="Charis SIL Regular"/>
           <w:b w:val="0"/>
           <w:i w:val="0"/>
@@ -4639,7 +4635,7 @@
           <w:sz w:val="24"/>
           <w:u w:val="single"/>
         </w:rPr>
-        <w:hyperlink r:id="rId23" w:history="1">
+        <w:hyperlink r:id="rId22" w:history="1">
           <w:r>
             <w:rPr>
               <w:rStyle w:val="Hyperlink"/>
@@ -4806,7 +4802,7 @@
           <w:sz w:val="24"/>
           <w:u w:val="single"/>
         </w:rPr>
-        <w:hyperlink r:id="rId24" w:history="1">
+        <w:hyperlink r:id="rId23" w:history="1">
           <w:r>
             <w:rPr>
               <w:rStyle w:val="Hyperlink"/>
@@ -4824,7 +4820,7 @@
           <w:sz w:val="24"/>
           <w:u w:val="single"/>
         </w:rPr>
-        <w:hyperlink r:id="rId24" w:history="1">
+        <w:hyperlink r:id="rId23" w:history="1">
           <w:r>
             <w:rPr>
               <w:rStyle w:val="Hyperlink"/>
@@ -4842,7 +4838,7 @@
           <w:sz w:val="24"/>
           <w:u w:val="single"/>
         </w:rPr>
-        <w:hyperlink r:id="rId24" w:history="1">
+        <w:hyperlink r:id="rId23" w:history="1">
           <w:r>
             <w:rPr>
               <w:rStyle w:val="Hyperlink"/>
@@ -4860,7 +4856,7 @@
           <w:sz w:val="24"/>
           <w:u w:val="single"/>
         </w:rPr>
-        <w:hyperlink r:id="rId24" w:history="1">
+        <w:hyperlink r:id="rId23" w:history="1">
           <w:r>
             <w:rPr>
               <w:rStyle w:val="Hyperlink"/>
@@ -4888,7 +4884,7 @@
           <w:sz w:val="24"/>
           <w:u w:val="single"/>
         </w:rPr>
-        <w:hyperlink r:id="rId25" w:history="1">
+        <w:hyperlink r:id="rId24" w:history="1">
           <w:r>
             <w:rPr>
               <w:rStyle w:val="Hyperlink"/>
@@ -4935,7 +4931,7 @@
           <w:sz w:val="24"/>
           <w:u w:val="single"/>
         </w:rPr>
-        <w:hyperlink r:id="rId25" w:history="1">
+        <w:hyperlink r:id="rId23" w:history="1">
           <w:r>
             <w:rPr>
               <w:rStyle w:val="Hyperlink"/>
@@ -4953,7 +4949,14 @@
           <w:color w:val="000000"/>
           <w:sz w:val="24"/>
         </w:rPr>
-        <w:t xml:space="preserve">, </w:t>
+        <w:hyperlink r:id="rId23" w:history="1">
+          <w:r>
+            <w:rPr>
+              <w:rStyle w:val="Hyperlink"/>
+            </w:rPr>
+            <w:t xml:space="preserve">, </w:t>
+          </w:r>
+        </w:hyperlink>
       </w:r>
       <w:r>
         <w:rPr>
@@ -4964,7 +4967,7 @@
           <w:sz w:val="24"/>
           <w:u w:val="single"/>
         </w:rPr>
-        <w:hyperlink r:id="rId24" w:history="1">
+        <w:hyperlink r:id="rId25" w:history="1">
           <w:r>
             <w:rPr>
               <w:rStyle w:val="Hyperlink"/>
@@ -4993,7 +4996,7 @@
           <w:sz w:val="24"/>
           <w:u w:val="single"/>
         </w:rPr>
-        <w:hyperlink r:id="rId26" w:history="1">
+        <w:hyperlink r:id="rId23" w:history="1">
           <w:r>
             <w:rPr>
               <w:rStyle w:val="Hyperlink"/>

--- a/EXPORTS/DOCX/published/niveau3/Dutch/WMAmsterdam.docx
+++ b/EXPORTS/DOCX/published/niveau3/Dutch/WMAmsterdam.docx
@@ -446,25 +446,7 @@
           <w:sz w:val="24"/>
           <w:u w:val="single"/>
         </w:rPr>
-        <w:t xml:space="preserve"> </w:t>
-      </w:r>
-      <w:r>
-        <w:rPr>
-          <w:rFonts w:ascii="Charis SIL Regular" w:hAnsi="Charis SIL Regular" w:eastAsia="Charis SIL Regular"/>
-          <w:b w:val="0"/>
-          <w:i w:val="0"/>
-          <w:color w:val="0000FF"/>
-          <w:sz w:val="24"/>
-          <w:u w:val="single"/>
-        </w:rPr>
-        <w:hyperlink r:id="rId11" w:history="1">
-          <w:r>
-            <w:rPr>
-              <w:rStyle w:val="Hyperlink"/>
-            </w:rPr>
-            <w:t>Stuart</w:t>
-          </w:r>
-        </w:hyperlink>
+        <w:t xml:space="preserve"> Stuart</w:t>
       </w:r>
       <w:r>
         <w:rPr>
@@ -515,7 +497,7 @@
           <w:sz w:val="24"/>
           <w:u w:val="single"/>
         </w:rPr>
-        <w:hyperlink r:id="rId10" w:history="1">
+        <w:hyperlink r:id="rId11" w:history="1">
           <w:r>
             <w:rPr>
               <w:rStyle w:val="Hyperlink"/>
@@ -609,7 +591,7 @@
           <w:sz w:val="24"/>
           <w:u w:val="single"/>
         </w:rPr>
-        <w:hyperlink r:id="rId11" w:history="1">
+        <w:hyperlink r:id="rId10" w:history="1">
           <w:r>
             <w:rPr>
               <w:rStyle w:val="Hyperlink"/>
@@ -666,21 +648,13 @@
       </w:r>
       <w:r>
         <w:rPr>
-          <w:u w:val="single" w:color="0000ff"/>
           <w:rFonts w:ascii="Charis SIL Regular" w:hAnsi="Charis SIL Regular" w:eastAsia="Charis SIL Regular"/>
           <w:b w:val="0"/>
           <w:i w:val="0"/>
           <w:color w:val="000000"/>
           <w:sz w:val="24"/>
         </w:rPr>
-        <w:hyperlink r:id="rId11" w:history="1">
-          <w:r>
-            <w:rPr>
-              <w:rStyle w:val="Hyperlink"/>
-            </w:rPr>
-            <w:t>Lands P</w:t>
-          </w:r>
-        </w:hyperlink>
+        <w:t>Lands P</w:t>
       </w:r>
       <w:r>
         <w:rPr>
@@ -745,14 +719,7 @@
           <w:color w:val="000000"/>
           <w:sz w:val="24"/>
         </w:rPr>
-        <w:hyperlink r:id="rId11" w:history="1">
-          <w:r>
-            <w:rPr>
-              <w:rStyle w:val="Hyperlink"/>
-            </w:rPr>
-            <w:t xml:space="preserve"> Bogor</w:t>
-          </w:r>
-        </w:hyperlink>
+        <w:t xml:space="preserve"> Bogor</w:t>
       </w:r>
       <w:r>
         <w:rPr>
@@ -929,7 +896,7 @@
             <w:rPr>
               <w:rStyle w:val="Hyperlink"/>
             </w:rPr>
-            <w:t>Etnografisc</w:t>
+            <w:t>Etnografis</w:t>
           </w:r>
         </w:hyperlink>
       </w:r>
@@ -940,7 +907,23 @@
           <w:i w:val="0"/>
           <w:color w:val="0000FF"/>
           <w:sz w:val="24"/>
-          <w:u w:val="single"/>
+        </w:rPr>
+        <w:hyperlink r:id="rId12" w:history="1">
+          <w:r>
+            <w:rPr>
+              <w:rStyle w:val="Hyperlink"/>
+            </w:rPr>
+            <w:t>c</w:t>
+          </w:r>
+        </w:hyperlink>
+      </w:r>
+      <w:r>
+        <w:rPr>
+          <w:rFonts w:ascii="Charis SIL Regular" w:hAnsi="Charis SIL Regular" w:eastAsia="Charis SIL Regular"/>
+          <w:b w:val="0"/>
+          <w:i w:val="0"/>
+          <w:color w:val="0000FF"/>
+          <w:sz w:val="24"/>
         </w:rPr>
         <w:t>h</w:t>
       </w:r>
@@ -998,19 +981,9 @@
             <w:rPr>
               <w:rStyle w:val="Hyperlink"/>
             </w:rPr>
-            <w:t>Arti</w:t>
+            <w:t>Artis</w:t>
           </w:r>
         </w:hyperlink>
-      </w:r>
-      <w:r>
-        <w:rPr>
-          <w:rFonts w:ascii="Charis SIL Regular" w:hAnsi="Charis SIL Regular" w:eastAsia="Charis SIL Regular"/>
-          <w:b w:val="0"/>
-          <w:i w:val="0"/>
-          <w:color w:val="0000FF"/>
-          <w:sz w:val="24"/>
-        </w:rPr>
-        <w:t>s</w:t>
       </w:r>
       <w:r>
         <w:rPr>
@@ -1435,48 +1408,12 @@
           <w:sz w:val="24"/>
           <w:u w:val="single"/>
         </w:rPr>
-        <w:hyperlink r:id="rId13" w:history="1">
-          <w:r>
-            <w:rPr>
-              <w:rStyle w:val="Hyperlink"/>
-            </w:rPr>
-            <w:t>Rijksmu</w:t>
-          </w:r>
-        </w:hyperlink>
-      </w:r>
-      <w:r>
-        <w:rPr>
-          <w:rFonts w:ascii="Charis SIL Regular" w:hAnsi="Charis SIL Regular" w:eastAsia="Charis SIL Regular"/>
-          <w:b w:val="0"/>
-          <w:i w:val="0"/>
-          <w:color w:val="0000FF"/>
-          <w:sz w:val="24"/>
-          <w:u w:val="single"/>
-        </w:rPr>
         <w:hyperlink r:id="rId14" w:history="1">
           <w:r>
             <w:rPr>
               <w:rStyle w:val="Hyperlink"/>
             </w:rPr>
-            <w:t>seu</w:t>
-          </w:r>
-        </w:hyperlink>
-      </w:r>
-      <w:r>
-        <w:rPr>
-          <w:rFonts w:ascii="Charis SIL Regular" w:hAnsi="Charis SIL Regular" w:eastAsia="Charis SIL Regular"/>
-          <w:b w:val="0"/>
-          <w:i w:val="0"/>
-          <w:color w:val="0000FF"/>
-          <w:sz w:val="24"/>
-          <w:u w:val="single"/>
-        </w:rPr>
-        <w:hyperlink r:id="rId14" w:history="1">
-          <w:r>
-            <w:rPr>
-              <w:rStyle w:val="Hyperlink"/>
-            </w:rPr>
-            <w:t>m</w:t>
+            <w:t>Rijksmuseum</w:t>
           </w:r>
         </w:hyperlink>
       </w:r>
@@ -1529,30 +1466,12 @@
           <w:sz w:val="24"/>
           <w:u w:val="single"/>
         </w:rPr>
-        <w:hyperlink r:id="rId13" w:history="1">
-          <w:r>
-            <w:rPr>
-              <w:rStyle w:val="Hyperlink"/>
-            </w:rPr>
-            <w:t>Natuur</w:t>
-          </w:r>
-        </w:hyperlink>
-      </w:r>
-      <w:r>
-        <w:rPr>
-          <w:rFonts w:ascii="Charis SIL Regular" w:hAnsi="Charis SIL Regular" w:eastAsia="Charis SIL Regular"/>
-          <w:b w:val="0"/>
-          <w:i w:val="0"/>
-          <w:color w:val="0000FF"/>
-          <w:sz w:val="24"/>
-          <w:u w:val="single"/>
-        </w:rPr>
         <w:hyperlink r:id="rId14" w:history="1">
           <w:r>
             <w:rPr>
               <w:rStyle w:val="Hyperlink"/>
             </w:rPr>
-            <w:t xml:space="preserve">lijke </w:t>
+            <w:t xml:space="preserve">Natuurlijke </w:t>
           </w:r>
         </w:hyperlink>
       </w:r>
@@ -1563,16 +1482,8 @@
           <w:i w:val="0"/>
           <w:color w:val="0000FF"/>
           <w:sz w:val="24"/>
-          <w:u w:val="single"/>
-        </w:rPr>
-        <w:hyperlink r:id="rId14" w:history="1">
-          <w:r>
-            <w:rPr>
-              <w:rStyle w:val="Hyperlink"/>
-            </w:rPr>
-            <w:t>Historie</w:t>
-          </w:r>
-        </w:hyperlink>
+        </w:rPr>
+        <w:t xml:space="preserve">Historie in Leiden </w:t>
       </w:r>
       <w:r>
         <w:rPr>
@@ -1581,114 +1492,8 @@
           <w:i w:val="0"/>
           <w:color w:val="0000FF"/>
           <w:sz w:val="24"/>
-          <w:u w:val="single"/>
-        </w:rPr>
-        <w:t xml:space="preserve"> </w:t>
-      </w:r>
-      <w:r>
-        <w:rPr>
-          <w:rFonts w:ascii="Charis SIL Regular" w:hAnsi="Charis SIL Regular" w:eastAsia="Charis SIL Regular"/>
-          <w:b w:val="0"/>
-          <w:i w:val="0"/>
-          <w:color w:val="0000FF"/>
-          <w:sz w:val="24"/>
-          <w:u w:val="single"/>
         </w:rPr>
         <w:hyperlink r:id="rId14" w:history="1">
-          <w:r>
-            <w:rPr>
-              <w:rStyle w:val="Hyperlink"/>
-            </w:rPr>
-            <w:t>in</w:t>
-          </w:r>
-        </w:hyperlink>
-      </w:r>
-      <w:r>
-        <w:rPr>
-          <w:rFonts w:ascii="Charis SIL Regular" w:hAnsi="Charis SIL Regular" w:eastAsia="Charis SIL Regular"/>
-          <w:b w:val="0"/>
-          <w:i w:val="0"/>
-          <w:color w:val="0000FF"/>
-          <w:sz w:val="24"/>
-          <w:u w:val="single"/>
-        </w:rPr>
-        <w:t xml:space="preserve"> </w:t>
-      </w:r>
-      <w:r>
-        <w:rPr>
-          <w:rFonts w:ascii="Charis SIL Regular" w:hAnsi="Charis SIL Regular" w:eastAsia="Charis SIL Regular"/>
-          <w:b w:val="0"/>
-          <w:i w:val="0"/>
-          <w:color w:val="0000FF"/>
-          <w:sz w:val="24"/>
-          <w:u w:val="single"/>
-        </w:rPr>
-        <w:hyperlink r:id="rId14" w:history="1">
-          <w:r>
-            <w:rPr>
-              <w:rStyle w:val="Hyperlink"/>
-            </w:rPr>
-            <w:t>Lei</w:t>
-          </w:r>
-        </w:hyperlink>
-      </w:r>
-      <w:r>
-        <w:rPr>
-          <w:rFonts w:ascii="Charis SIL Regular" w:hAnsi="Charis SIL Regular" w:eastAsia="Charis SIL Regular"/>
-          <w:b w:val="0"/>
-          <w:i w:val="0"/>
-          <w:color w:val="0000FF"/>
-          <w:sz w:val="24"/>
-          <w:u w:val="single"/>
-        </w:rPr>
-        <w:hyperlink r:id="rId13" w:history="1">
-          <w:r>
-            <w:rPr>
-              <w:rStyle w:val="Hyperlink"/>
-            </w:rPr>
-            <w:t>d</w:t>
-          </w:r>
-        </w:hyperlink>
-      </w:r>
-      <w:r>
-        <w:rPr>
-          <w:rFonts w:ascii="Charis SIL Regular" w:hAnsi="Charis SIL Regular" w:eastAsia="Charis SIL Regular"/>
-          <w:b w:val="0"/>
-          <w:i w:val="0"/>
-          <w:color w:val="0000FF"/>
-          <w:sz w:val="24"/>
-          <w:u w:val="single"/>
-        </w:rPr>
-        <w:hyperlink r:id="rId13" w:history="1">
-          <w:r>
-            <w:rPr>
-              <w:rStyle w:val="Hyperlink"/>
-            </w:rPr>
-            <w:t>en</w:t>
-          </w:r>
-        </w:hyperlink>
-      </w:r>
-      <w:r>
-        <w:rPr>
-          <w:rFonts w:ascii="Charis SIL Regular" w:hAnsi="Charis SIL Regular" w:eastAsia="Charis SIL Regular"/>
-          <w:b w:val="0"/>
-          <w:i w:val="0"/>
-          <w:color w:val="0000FF"/>
-          <w:sz w:val="24"/>
-          <w:u w:val="single"/>
-        </w:rPr>
-        <w:t xml:space="preserve"> </w:t>
-      </w:r>
-      <w:r>
-        <w:rPr>
-          <w:rFonts w:ascii="Charis SIL Regular" w:hAnsi="Charis SIL Regular" w:eastAsia="Charis SIL Regular"/>
-          <w:b w:val="0"/>
-          <w:i w:val="0"/>
-          <w:color w:val="0000FF"/>
-          <w:sz w:val="24"/>
-          <w:u w:val="single"/>
-        </w:rPr>
-        <w:hyperlink r:id="rId13" w:history="1">
           <w:r>
             <w:rPr>
               <w:rStyle w:val="Hyperlink"/>
@@ -1706,7 +1511,7 @@
           <w:sz w:val="24"/>
           <w:u w:val="single"/>
         </w:rPr>
-        <w:hyperlink r:id="rId13" w:history="1">
+        <w:hyperlink r:id="rId14" w:history="1">
           <w:r>
             <w:rPr>
               <w:rStyle w:val="Hyperlink"/>
@@ -1789,7 +1594,7 @@
           <w:sz w:val="24"/>
           <w:u w:val="single"/>
         </w:rPr>
-        <w:hyperlink r:id="rId13" w:history="1">
+        <w:hyperlink r:id="rId14" w:history="1">
           <w:r>
             <w:rPr>
               <w:rStyle w:val="Hyperlink"/>
@@ -1807,7 +1612,7 @@
           <w:sz w:val="24"/>
           <w:u w:val="single"/>
         </w:rPr>
-        <w:hyperlink r:id="rId13" w:history="1">
+        <w:hyperlink r:id="rId14" w:history="1">
           <w:r>
             <w:rPr>
               <w:rStyle w:val="Hyperlink"/>
@@ -2673,13 +2478,122 @@
       </w:r>
       <w:r>
         <w:rPr>
+          <w:u w:val="single" w:color="0000ff"/>
           <w:rFonts w:ascii="Charis SIL Regular" w:hAnsi="Charis SIL Regular" w:eastAsia="Charis SIL Regular"/>
           <w:b w:val="0"/>
           <w:i w:val="0"/>
           <w:color w:val="000000"/>
           <w:sz w:val="24"/>
         </w:rPr>
-        <w:t>inventarisnummers 1876 tot en met 1919 m</w:t>
+        <w:hyperlink r:id="rId17" w:history="1">
+          <w:r>
+            <w:rPr>
+              <w:rStyle w:val="Hyperlink"/>
+            </w:rPr>
+            <w:t>inventaris</w:t>
+          </w:r>
+        </w:hyperlink>
+      </w:r>
+      <w:r>
+        <w:rPr>
+          <w:u w:val="single" w:color="0000ff"/>
+          <w:rFonts w:ascii="Charis SIL Regular" w:hAnsi="Charis SIL Regular" w:eastAsia="Charis SIL Regular"/>
+          <w:b w:val="0"/>
+          <w:i w:val="0"/>
+          <w:color w:val="000000"/>
+          <w:sz w:val="24"/>
+        </w:rPr>
+        <w:hyperlink r:id="rId17" w:history="1">
+          <w:r>
+            <w:rPr>
+              <w:rStyle w:val="Hyperlink"/>
+            </w:rPr>
+            <w:t>n</w:t>
+          </w:r>
+        </w:hyperlink>
+      </w:r>
+      <w:r>
+        <w:rPr>
+          <w:u w:val="single" w:color="0000ff"/>
+          <w:rFonts w:ascii="Charis SIL Regular" w:hAnsi="Charis SIL Regular" w:eastAsia="Charis SIL Regular"/>
+          <w:b w:val="0"/>
+          <w:i w:val="0"/>
+          <w:color w:val="000000"/>
+          <w:sz w:val="24"/>
+        </w:rPr>
+        <w:hyperlink r:id="rId17" w:history="1">
+          <w:r>
+            <w:rPr>
+              <w:rStyle w:val="Hyperlink"/>
+            </w:rPr>
+            <w:t>ummers 18</w:t>
+          </w:r>
+        </w:hyperlink>
+      </w:r>
+      <w:r>
+        <w:rPr>
+          <w:u w:val="single" w:color="0000ff"/>
+          <w:rFonts w:ascii="Charis SIL Regular" w:hAnsi="Charis SIL Regular" w:eastAsia="Charis SIL Regular"/>
+          <w:b w:val="0"/>
+          <w:i w:val="0"/>
+          <w:color w:val="000000"/>
+          <w:sz w:val="24"/>
+        </w:rPr>
+        <w:hyperlink r:id="rId17" w:history="1">
+          <w:r>
+            <w:rPr>
+              <w:rStyle w:val="Hyperlink"/>
+            </w:rPr>
+            <w:t>76 tot en me</w:t>
+          </w:r>
+        </w:hyperlink>
+      </w:r>
+      <w:r>
+        <w:rPr>
+          <w:u w:val="single" w:color="0000ff"/>
+          <w:rFonts w:ascii="Charis SIL Regular" w:hAnsi="Charis SIL Regular" w:eastAsia="Charis SIL Regular"/>
+          <w:b w:val="0"/>
+          <w:i w:val="0"/>
+          <w:color w:val="000000"/>
+          <w:sz w:val="24"/>
+        </w:rPr>
+        <w:hyperlink r:id="rId17" w:history="1">
+          <w:r>
+            <w:rPr>
+              <w:rStyle w:val="Hyperlink"/>
+            </w:rPr>
+            <w:t>t</w:t>
+          </w:r>
+        </w:hyperlink>
+      </w:r>
+      <w:r>
+        <w:rPr>
+          <w:u w:val="single" w:color="0000ff"/>
+          <w:rFonts w:ascii="Charis SIL Regular" w:hAnsi="Charis SIL Regular" w:eastAsia="Charis SIL Regular"/>
+          <w:b w:val="0"/>
+          <w:i w:val="0"/>
+          <w:color w:val="000000"/>
+          <w:sz w:val="24"/>
+        </w:rPr>
+        <w:hyperlink r:id="rId17" w:history="1">
+          <w:r>
+            <w:rPr>
+              <w:rStyle w:val="Hyperlink"/>
+            </w:rPr>
+            <w:t xml:space="preserve"> 1919 </w:t>
+          </w:r>
+        </w:hyperlink>
+      </w:r>
+      <w:r>
+        <w:rPr>
+          <w:u w:val="single" w:color="0000ff"/>
+          <w:rFonts w:ascii="Charis SIL Regular" w:hAnsi="Charis SIL Regular" w:eastAsia="Charis SIL Regular"/>
+          <w:b w:val="0"/>
+          <w:i w:val="0"/>
+          <w:color w:val="000000"/>
+          <w:sz w:val="24"/>
+        </w:rPr>
+        <w:t>m</w:t>
       </w:r>
       <w:r>
         <w:rPr>
@@ -3936,7 +3850,7 @@
           <w:sz w:val="24"/>
           <w:u w:val="single"/>
         </w:rPr>
-        <w:hyperlink r:id="rId19" w:history="1">
+        <w:hyperlink r:id="rId18" w:history="1">
           <w:r>
             <w:rPr>
               <w:rStyle w:val="Hyperlink"/>
@@ -3954,7 +3868,7 @@
           <w:sz w:val="24"/>
           <w:u w:val="single"/>
         </w:rPr>
-        <w:hyperlink r:id="rId19" w:history="1">
+        <w:hyperlink r:id="rId18" w:history="1">
           <w:r>
             <w:rPr>
               <w:rStyle w:val="Hyperlink"/>
@@ -3983,7 +3897,7 @@
           <w:sz w:val="24"/>
           <w:u w:val="single"/>
         </w:rPr>
-        <w:hyperlink r:id="rId19" w:history="1">
+        <w:hyperlink r:id="rId18" w:history="1">
           <w:r>
             <w:rPr>
               <w:rStyle w:val="Hyperlink"/>
@@ -3994,6 +3908,7 @@
       </w:r>
       <w:r>
         <w:rPr>
+          <w:u w:val="single" w:color="0000ff"/>
           <w:rFonts w:ascii="Charis SIL Regular" w:hAnsi="Charis SIL Regular" w:eastAsia="Charis SIL Regular"/>
           <w:b w:val="0"/>
           <w:i w:val="0"/>
@@ -4018,7 +3933,7 @@
           <w:sz w:val="24"/>
           <w:u w:val="single"/>
         </w:rPr>
-        <w:hyperlink r:id="rId20" w:history="1">
+        <w:hyperlink r:id="rId18" w:history="1">
           <w:r>
             <w:rPr>
               <w:rStyle w:val="Hyperlink"/>
@@ -4047,7 +3962,7 @@
           <w:sz w:val="24"/>
           <w:u w:val="single"/>
         </w:rPr>
-        <w:hyperlink r:id="rId20" w:history="1">
+        <w:hyperlink r:id="rId19" w:history="1">
           <w:r>
             <w:rPr>
               <w:rStyle w:val="Hyperlink"/>
@@ -4198,7 +4113,7 @@
           <w:sz w:val="24"/>
           <w:u w:val="single"/>
         </w:rPr>
-        <w:hyperlink r:id="rId21" w:history="1">
+        <w:hyperlink r:id="rId20" w:history="1">
           <w:r>
             <w:rPr>
               <w:rStyle w:val="Hyperlink"/>
@@ -4216,7 +4131,7 @@
           <w:sz w:val="24"/>
           <w:u w:val="single"/>
         </w:rPr>
-        <w:hyperlink r:id="rId21" w:history="1">
+        <w:hyperlink r:id="rId20" w:history="1">
           <w:r>
             <w:rPr>
               <w:rStyle w:val="Hyperlink"/>
@@ -4234,7 +4149,7 @@
           <w:sz w:val="24"/>
           <w:u w:val="single"/>
         </w:rPr>
-        <w:hyperlink r:id="rId21" w:history="1">
+        <w:hyperlink r:id="rId20" w:history="1">
           <w:r>
             <w:rPr>
               <w:rStyle w:val="Hyperlink"/>
@@ -4262,7 +4177,7 @@
           <w:sz w:val="24"/>
           <w:u w:val="single"/>
         </w:rPr>
-        <w:hyperlink r:id="rId21" w:history="1">
+        <w:hyperlink r:id="rId20" w:history="1">
           <w:r>
             <w:rPr>
               <w:rStyle w:val="Hyperlink"/>
@@ -4291,7 +4206,7 @@
           <w:sz w:val="24"/>
           <w:u w:val="single"/>
         </w:rPr>
-        <w:hyperlink r:id="rId21" w:history="1">
+        <w:hyperlink r:id="rId20" w:history="1">
           <w:r>
             <w:rPr>
               <w:rStyle w:val="Hyperlink"/>
@@ -4442,7 +4357,7 @@
           <w:sz w:val="24"/>
           <w:u w:val="single"/>
         </w:rPr>
-        <w:hyperlink r:id="rId22" w:history="1">
+        <w:hyperlink r:id="rId21" w:history="1">
           <w:r>
             <w:rPr>
               <w:rStyle w:val="Hyperlink"/>
@@ -4460,7 +4375,7 @@
           <w:sz w:val="24"/>
           <w:u w:val="single"/>
         </w:rPr>
-        <w:hyperlink r:id="rId22" w:history="1">
+        <w:hyperlink r:id="rId21" w:history="1">
           <w:r>
             <w:rPr>
               <w:rStyle w:val="Hyperlink"/>
@@ -4478,7 +4393,7 @@
           <w:sz w:val="24"/>
           <w:u w:val="single"/>
         </w:rPr>
-        <w:hyperlink r:id="rId22" w:history="1">
+        <w:hyperlink r:id="rId21" w:history="1">
           <w:r>
             <w:rPr>
               <w:rStyle w:val="Hyperlink"/>
@@ -4496,7 +4411,7 @@
           <w:sz w:val="24"/>
           <w:u w:val="single"/>
         </w:rPr>
-        <w:hyperlink r:id="rId22" w:history="1">
+        <w:hyperlink r:id="rId21" w:history="1">
           <w:r>
             <w:rPr>
               <w:rStyle w:val="Hyperlink"/>
@@ -4588,14 +4503,7 @@
           <w:color w:val="000000"/>
           <w:sz w:val="24"/>
         </w:rPr>
-        <w:hyperlink r:id="rId22" w:history="1">
-          <w:r>
-            <w:rPr>
-              <w:rStyle w:val="Hyperlink"/>
-            </w:rPr>
-            <w:t xml:space="preserve">, </w:t>
-          </w:r>
-        </w:hyperlink>
+        <w:t xml:space="preserve">, </w:t>
       </w:r>
       <w:r>
         <w:rPr>
@@ -4606,7 +4514,7 @@
           <w:sz w:val="24"/>
           <w:u w:val="single"/>
         </w:rPr>
-        <w:hyperlink r:id="rId22" w:history="1">
+        <w:hyperlink r:id="rId23" w:history="1">
           <w:r>
             <w:rPr>
               <w:rStyle w:val="Hyperlink"/>
@@ -4635,7 +4543,7 @@
           <w:sz w:val="24"/>
           <w:u w:val="single"/>
         </w:rPr>
-        <w:hyperlink r:id="rId22" w:history="1">
+        <w:hyperlink r:id="rId23" w:history="1">
           <w:r>
             <w:rPr>
               <w:rStyle w:val="Hyperlink"/>
@@ -4802,7 +4710,7 @@
           <w:sz w:val="24"/>
           <w:u w:val="single"/>
         </w:rPr>
-        <w:hyperlink r:id="rId23" w:history="1">
+        <w:hyperlink r:id="rId24" w:history="1">
           <w:r>
             <w:rPr>
               <w:rStyle w:val="Hyperlink"/>
@@ -4820,7 +4728,7 @@
           <w:sz w:val="24"/>
           <w:u w:val="single"/>
         </w:rPr>
-        <w:hyperlink r:id="rId23" w:history="1">
+        <w:hyperlink r:id="rId24" w:history="1">
           <w:r>
             <w:rPr>
               <w:rStyle w:val="Hyperlink"/>
@@ -4838,7 +4746,7 @@
           <w:sz w:val="24"/>
           <w:u w:val="single"/>
         </w:rPr>
-        <w:hyperlink r:id="rId23" w:history="1">
+        <w:hyperlink r:id="rId24" w:history="1">
           <w:r>
             <w:rPr>
               <w:rStyle w:val="Hyperlink"/>
@@ -4856,7 +4764,7 @@
           <w:sz w:val="24"/>
           <w:u w:val="single"/>
         </w:rPr>
-        <w:hyperlink r:id="rId23" w:history="1">
+        <w:hyperlink r:id="rId24" w:history="1">
           <w:r>
             <w:rPr>
               <w:rStyle w:val="Hyperlink"/>
@@ -4931,7 +4839,7 @@
           <w:sz w:val="24"/>
           <w:u w:val="single"/>
         </w:rPr>
-        <w:hyperlink r:id="rId23" w:history="1">
+        <w:hyperlink r:id="rId25" w:history="1">
           <w:r>
             <w:rPr>
               <w:rStyle w:val="Hyperlink"/>
@@ -4949,14 +4857,7 @@
           <w:color w:val="000000"/>
           <w:sz w:val="24"/>
         </w:rPr>
-        <w:hyperlink r:id="rId23" w:history="1">
-          <w:r>
-            <w:rPr>
-              <w:rStyle w:val="Hyperlink"/>
-            </w:rPr>
-            <w:t xml:space="preserve">, </w:t>
-          </w:r>
-        </w:hyperlink>
+        <w:t xml:space="preserve">, </w:t>
       </w:r>
       <w:r>
         <w:rPr>
@@ -4967,7 +4868,7 @@
           <w:sz w:val="24"/>
           <w:u w:val="single"/>
         </w:rPr>
-        <w:hyperlink r:id="rId25" w:history="1">
+        <w:hyperlink r:id="rId24" w:history="1">
           <w:r>
             <w:rPr>
               <w:rStyle w:val="Hyperlink"/>
@@ -4996,7 +4897,7 @@
           <w:sz w:val="24"/>
           <w:u w:val="single"/>
         </w:rPr>
-        <w:hyperlink r:id="rId23" w:history="1">
+        <w:hyperlink r:id="rId24" w:history="1">
           <w:r>
             <w:rPr>
               <w:rStyle w:val="Hyperlink"/>

--- a/EXPORTS/DOCX/published/niveau3/Dutch/WMAmsterdam.docx
+++ b/EXPORTS/DOCX/published/niveau3/Dutch/WMAmsterdam.docx
@@ -368,237 +368,8 @@
           <w:i w:val="0"/>
           <w:color w:val="0000FF"/>
           <w:sz w:val="24"/>
-          <w:u w:val="single"/>
-        </w:rPr>
-        <w:hyperlink r:id="rId11" w:history="1">
-          <w:r>
-            <w:rPr>
-              <w:rStyle w:val="Hyperlink"/>
-            </w:rPr>
-            <w:t>Johann</w:t>
-          </w:r>
-        </w:hyperlink>
-      </w:r>
-      <w:r>
-        <w:rPr>
-          <w:rFonts w:ascii="Charis SIL Regular" w:hAnsi="Charis SIL Regular" w:eastAsia="Charis SIL Regular"/>
-          <w:b w:val="0"/>
-          <w:i w:val="0"/>
-          <w:color w:val="0000FF"/>
-          <w:sz w:val="24"/>
-          <w:u w:val="single"/>
-        </w:rPr>
-        <w:t xml:space="preserve"> </w:t>
-      </w:r>
-      <w:r>
-        <w:rPr>
-          <w:rFonts w:ascii="Charis SIL Regular" w:hAnsi="Charis SIL Regular" w:eastAsia="Charis SIL Regular"/>
-          <w:b w:val="0"/>
-          <w:i w:val="0"/>
-          <w:color w:val="0000FF"/>
-          <w:sz w:val="24"/>
-          <w:u w:val="single"/>
-        </w:rPr>
-        <w:hyperlink r:id="rId11" w:history="1">
-          <w:r>
-            <w:rPr>
-              <w:rStyle w:val="Hyperlink"/>
-            </w:rPr>
-            <w:t>George</w:t>
-          </w:r>
-        </w:hyperlink>
-      </w:r>
-      <w:r>
-        <w:rPr>
-          <w:rFonts w:ascii="Charis SIL Regular" w:hAnsi="Charis SIL Regular" w:eastAsia="Charis SIL Regular"/>
-          <w:b w:val="0"/>
-          <w:i w:val="0"/>
-          <w:color w:val="0000FF"/>
-          <w:sz w:val="24"/>
-          <w:u w:val="single"/>
-        </w:rPr>
-        <w:t xml:space="preserve"> </w:t>
-      </w:r>
-      <w:r>
-        <w:rPr>
-          <w:rFonts w:ascii="Charis SIL Regular" w:hAnsi="Charis SIL Regular" w:eastAsia="Charis SIL Regular"/>
-          <w:b w:val="0"/>
-          <w:i w:val="0"/>
-          <w:color w:val="0000FF"/>
-          <w:sz w:val="24"/>
-          <w:u w:val="single"/>
-        </w:rPr>
-        <w:hyperlink r:id="rId11" w:history="1">
-          <w:r>
-            <w:rPr>
-              <w:rStyle w:val="Hyperlink"/>
-            </w:rPr>
-            <w:t>Otto</w:t>
-          </w:r>
-        </w:hyperlink>
-      </w:r>
-      <w:r>
-        <w:rPr>
-          <w:rFonts w:ascii="Charis SIL Regular" w:hAnsi="Charis SIL Regular" w:eastAsia="Charis SIL Regular"/>
-          <w:b w:val="0"/>
-          <w:i w:val="0"/>
-          <w:color w:val="0000FF"/>
-          <w:sz w:val="24"/>
-          <w:u w:val="single"/>
-        </w:rPr>
-        <w:t xml:space="preserve"> Stuart</w:t>
-      </w:r>
-      <w:r>
-        <w:rPr>
-          <w:rFonts w:ascii="Charis SIL Regular" w:hAnsi="Charis SIL Regular" w:eastAsia="Charis SIL Regular"/>
-          <w:b w:val="0"/>
-          <w:i w:val="0"/>
-          <w:color w:val="0000FF"/>
-          <w:sz w:val="24"/>
-          <w:u w:val="single"/>
-        </w:rPr>
-        <w:t xml:space="preserve"> </w:t>
-      </w:r>
-      <w:r>
-        <w:rPr>
-          <w:rFonts w:ascii="Charis SIL Regular" w:hAnsi="Charis SIL Regular" w:eastAsia="Charis SIL Regular"/>
-          <w:b w:val="0"/>
-          <w:i w:val="0"/>
-          <w:color w:val="0000FF"/>
-          <w:sz w:val="24"/>
-          <w:u w:val="single"/>
-        </w:rPr>
-        <w:hyperlink r:id="rId11" w:history="1">
-          <w:r>
-            <w:rPr>
-              <w:rStyle w:val="Hyperlink"/>
-            </w:rPr>
-            <w:t>von</w:t>
-          </w:r>
-        </w:hyperlink>
-      </w:r>
-      <w:r>
-        <w:rPr>
-          <w:rFonts w:ascii="Charis SIL Regular" w:hAnsi="Charis SIL Regular" w:eastAsia="Charis SIL Regular"/>
-          <w:b w:val="0"/>
-          <w:i w:val="0"/>
-          <w:color w:val="0000FF"/>
-          <w:sz w:val="24"/>
-          <w:u w:val="single"/>
-        </w:rPr>
-        <w:t xml:space="preserve"> </w:t>
-      </w:r>
-      <w:r>
-        <w:rPr>
-          <w:rFonts w:ascii="Charis SIL Regular" w:hAnsi="Charis SIL Regular" w:eastAsia="Charis SIL Regular"/>
-          <w:b w:val="0"/>
-          <w:i w:val="0"/>
-          <w:color w:val="0000FF"/>
-          <w:sz w:val="24"/>
-          <w:u w:val="single"/>
-        </w:rPr>
-        <w:hyperlink r:id="rId11" w:history="1">
-          <w:r>
-            <w:rPr>
-              <w:rStyle w:val="Hyperlink"/>
-            </w:rPr>
-            <w:t>Schm</w:t>
-          </w:r>
-        </w:hyperlink>
-      </w:r>
-      <w:r>
-        <w:rPr>
-          <w:rFonts w:ascii="Charis SIL Regular" w:hAnsi="Charis SIL Regular" w:eastAsia="Charis SIL Regular"/>
-          <w:b w:val="0"/>
-          <w:i w:val="0"/>
-          <w:color w:val="0000FF"/>
-          <w:sz w:val="24"/>
-          <w:u w:val="single"/>
-        </w:rPr>
-        <w:hyperlink r:id="rId11" w:history="1">
-          <w:r>
-            <w:rPr>
-              <w:rStyle w:val="Hyperlink"/>
-            </w:rPr>
-            <w:t>i</w:t>
-          </w:r>
-        </w:hyperlink>
-      </w:r>
-      <w:r>
-        <w:rPr>
-          <w:rFonts w:ascii="Charis SIL Regular" w:hAnsi="Charis SIL Regular" w:eastAsia="Charis SIL Regular"/>
-          <w:b w:val="0"/>
-          <w:i w:val="0"/>
-          <w:color w:val="0000FF"/>
-          <w:sz w:val="24"/>
-          <w:u w:val="single"/>
-        </w:rPr>
-        <w:hyperlink r:id="rId11" w:history="1">
-          <w:r>
-            <w:rPr>
-              <w:rStyle w:val="Hyperlink"/>
-            </w:rPr>
-            <w:t>dt</w:t>
-          </w:r>
-        </w:hyperlink>
-      </w:r>
-      <w:r>
-        <w:rPr>
-          <w:rFonts w:ascii="Charis SIL Regular" w:hAnsi="Charis SIL Regular" w:eastAsia="Charis SIL Regular"/>
-          <w:b w:val="0"/>
-          <w:i w:val="0"/>
-          <w:color w:val="0000FF"/>
-          <w:sz w:val="24"/>
-          <w:u w:val="single"/>
-        </w:rPr>
-        <w:t xml:space="preserve"> </w:t>
-      </w:r>
-      <w:r>
-        <w:rPr>
-          <w:rFonts w:ascii="Charis SIL Regular" w:hAnsi="Charis SIL Regular" w:eastAsia="Charis SIL Regular"/>
-          <w:b w:val="0"/>
-          <w:i w:val="0"/>
-          <w:color w:val="0000FF"/>
-          <w:sz w:val="24"/>
-          <w:u w:val="single"/>
-        </w:rPr>
-        <w:hyperlink r:id="rId10" w:history="1">
-          <w:r>
-            <w:rPr>
-              <w:rStyle w:val="Hyperlink"/>
-            </w:rPr>
-            <w:t>auf</w:t>
-          </w:r>
-        </w:hyperlink>
-      </w:r>
-      <w:r>
-        <w:rPr>
-          <w:rFonts w:ascii="Charis SIL Regular" w:hAnsi="Charis SIL Regular" w:eastAsia="Charis SIL Regular"/>
-          <w:b w:val="0"/>
-          <w:i w:val="0"/>
-          <w:color w:val="0000FF"/>
-          <w:sz w:val="24"/>
-          <w:u w:val="single"/>
-        </w:rPr>
-        <w:t xml:space="preserve"> </w:t>
-      </w:r>
-      <w:r>
-        <w:rPr>
-          <w:rFonts w:ascii="Charis SIL Regular" w:hAnsi="Charis SIL Regular" w:eastAsia="Charis SIL Regular"/>
-          <w:b w:val="0"/>
-          <w:i w:val="0"/>
-          <w:color w:val="0000FF"/>
-          <w:sz w:val="24"/>
-          <w:u w:val="single"/>
-        </w:rPr>
-        <w:hyperlink r:id="rId10" w:history="1">
-          <w:r>
-            <w:rPr>
-              <w:rStyle w:val="Hyperlink"/>
-            </w:rPr>
-            <w:t>A</w:t>
-          </w:r>
-        </w:hyperlink>
+        </w:rPr>
+        <w:t>Johann George Otto Stuart von Schmidt auf A</w:t>
       </w:r>
       <w:r>
         <w:rPr>
@@ -676,6 +447,16 @@
       </w:r>
       <w:r>
         <w:rPr>
+          <w:rFonts w:ascii="Charis SIL Regular" w:hAnsi="Charis SIL Regular" w:eastAsia="Charis SIL Regular"/>
+          <w:b w:val="0"/>
+          <w:i w:val="0"/>
+          <w:color w:val="000000"/>
+          <w:sz w:val="24"/>
+        </w:rPr>
+        <w:t>uin in</w:t>
+      </w:r>
+      <w:r>
+        <w:rPr>
           <w:u w:val="single" w:color="0000ff"/>
           <w:rFonts w:ascii="Charis SIL Regular" w:hAnsi="Charis SIL Regular" w:eastAsia="Charis SIL Regular"/>
           <w:b w:val="0"/>
@@ -688,7 +469,7 @@
             <w:rPr>
               <w:rStyle w:val="Hyperlink"/>
             </w:rPr>
-            <w:t>u</w:t>
+            <w:t xml:space="preserve"> Bogor</w:t>
           </w:r>
         </w:hyperlink>
       </w:r>
@@ -701,79 +482,7 @@
           <w:color w:val="000000"/>
           <w:sz w:val="24"/>
         </w:rPr>
-        <w:hyperlink r:id="rId11" w:history="1">
-          <w:r>
-            <w:rPr>
-              <w:rStyle w:val="Hyperlink"/>
-            </w:rPr>
-            <w:t>in in</w:t>
-          </w:r>
-        </w:hyperlink>
-      </w:r>
-      <w:r>
-        <w:rPr>
-          <w:u w:val="single" w:color="0000ff"/>
-          <w:rFonts w:ascii="Charis SIL Regular" w:hAnsi="Charis SIL Regular" w:eastAsia="Charis SIL Regular"/>
-          <w:b w:val="0"/>
-          <w:i w:val="0"/>
-          <w:color w:val="000000"/>
-          <w:sz w:val="24"/>
-        </w:rPr>
-        <w:t xml:space="preserve"> Bogor</w:t>
-      </w:r>
-      <w:r>
-        <w:rPr>
-          <w:u w:val="single" w:color="0000ff"/>
-          <w:rFonts w:ascii="Charis SIL Regular" w:hAnsi="Charis SIL Regular" w:eastAsia="Charis SIL Regular"/>
-          <w:b w:val="0"/>
-          <w:i w:val="0"/>
-          <w:color w:val="000000"/>
-          <w:sz w:val="24"/>
-        </w:rPr>
-        <w:hyperlink r:id="rId11" w:history="1">
-          <w:r>
-            <w:rPr>
-              <w:rStyle w:val="Hyperlink"/>
-            </w:rPr>
-            <w:t xml:space="preserve"> en </w:t>
-          </w:r>
-        </w:hyperlink>
-      </w:r>
-      <w:r>
-        <w:rPr>
-          <w:u w:val="single" w:color="0000ff"/>
-          <w:rFonts w:ascii="Charis SIL Regular" w:hAnsi="Charis SIL Regular" w:eastAsia="Charis SIL Regular"/>
-          <w:b w:val="0"/>
-          <w:i w:val="0"/>
-          <w:color w:val="000000"/>
-          <w:sz w:val="24"/>
-        </w:rPr>
-        <w:hyperlink r:id="rId11" w:history="1">
-          <w:r>
-            <w:rPr>
-              <w:rStyle w:val="Hyperlink"/>
-            </w:rPr>
-            <w:t>v</w:t>
-          </w:r>
-        </w:hyperlink>
-      </w:r>
-      <w:r>
-        <w:rPr>
-          <w:u w:val="single" w:color="0000ff"/>
-          <w:rFonts w:ascii="Charis SIL Regular" w:hAnsi="Charis SIL Regular" w:eastAsia="Charis SIL Regular"/>
-          <w:b w:val="0"/>
-          <w:i w:val="0"/>
-          <w:color w:val="000000"/>
-          <w:sz w:val="24"/>
-        </w:rPr>
-        <w:hyperlink r:id="rId11" w:history="1">
-          <w:r>
-            <w:rPr>
-              <w:rStyle w:val="Hyperlink"/>
-            </w:rPr>
-            <w:t>erschille</w:t>
-          </w:r>
-        </w:hyperlink>
+        <w:t xml:space="preserve"> en verschille</w:t>
       </w:r>
       <w:r>
         <w:rPr>
@@ -1397,7 +1106,14 @@
           <w:color w:val="000000"/>
           <w:sz w:val="24"/>
         </w:rPr>
-        <w:t xml:space="preserve"> en het </w:t>
+        <w:hyperlink r:id="rId13" w:history="1">
+          <w:r>
+            <w:rPr>
+              <w:rStyle w:val="Hyperlink"/>
+            </w:rPr>
+            <w:t xml:space="preserve"> en het </w:t>
+          </w:r>
+        </w:hyperlink>
       </w:r>
       <w:r>
         <w:rPr>
@@ -1406,14 +1122,13 @@
           <w:i w:val="0"/>
           <w:color w:val="0000FF"/>
           <w:sz w:val="24"/>
-          <w:u w:val="single"/>
         </w:rPr>
         <w:hyperlink r:id="rId14" w:history="1">
           <w:r>
             <w:rPr>
               <w:rStyle w:val="Hyperlink"/>
             </w:rPr>
-            <w:t>Rijksmuseum</w:t>
+            <w:t>Rijksmu</w:t>
           </w:r>
         </w:hyperlink>
       </w:r>
@@ -1426,7 +1141,14 @@
           <w:sz w:val="24"/>
           <w:u w:val="single"/>
         </w:rPr>
-        <w:t xml:space="preserve"> </w:t>
+        <w:hyperlink r:id="rId14" w:history="1">
+          <w:r>
+            <w:rPr>
+              <w:rStyle w:val="Hyperlink"/>
+            </w:rPr>
+            <w:t>seu</w:t>
+          </w:r>
+        </w:hyperlink>
       </w:r>
       <w:r>
         <w:rPr>
@@ -1438,6 +1160,35 @@
           <w:u w:val="single"/>
         </w:rPr>
         <w:hyperlink r:id="rId14" w:history="1">
+          <w:r>
+            <w:rPr>
+              <w:rStyle w:val="Hyperlink"/>
+            </w:rPr>
+            <w:t>m</w:t>
+          </w:r>
+        </w:hyperlink>
+      </w:r>
+      <w:r>
+        <w:rPr>
+          <w:rFonts w:ascii="Charis SIL Regular" w:hAnsi="Charis SIL Regular" w:eastAsia="Charis SIL Regular"/>
+          <w:b w:val="0"/>
+          <w:i w:val="0"/>
+          <w:color w:val="0000FF"/>
+          <w:sz w:val="24"/>
+          <w:u w:val="single"/>
+        </w:rPr>
+        <w:t xml:space="preserve"> </w:t>
+      </w:r>
+      <w:r>
+        <w:rPr>
+          <w:rFonts w:ascii="Charis SIL Regular" w:hAnsi="Charis SIL Regular" w:eastAsia="Charis SIL Regular"/>
+          <w:b w:val="0"/>
+          <w:i w:val="0"/>
+          <w:color w:val="0000FF"/>
+          <w:sz w:val="24"/>
+          <w:u w:val="single"/>
+        </w:rPr>
+        <w:hyperlink r:id="rId13" w:history="1">
           <w:r>
             <w:rPr>
               <w:rStyle w:val="Hyperlink"/>
@@ -1471,7 +1222,7 @@
             <w:rPr>
               <w:rStyle w:val="Hyperlink"/>
             </w:rPr>
-            <w:t xml:space="preserve">Natuurlijke </w:t>
+            <w:t>Natuur</w:t>
           </w:r>
         </w:hyperlink>
       </w:r>
@@ -1482,23 +1233,14 @@
           <w:i w:val="0"/>
           <w:color w:val="0000FF"/>
           <w:sz w:val="24"/>
-        </w:rPr>
-        <w:t xml:space="preserve">Historie in Leiden </w:t>
-      </w:r>
-      <w:r>
-        <w:rPr>
-          <w:rFonts w:ascii="Charis SIL Regular" w:hAnsi="Charis SIL Regular" w:eastAsia="Charis SIL Regular"/>
-          <w:b w:val="0"/>
-          <w:i w:val="0"/>
-          <w:color w:val="0000FF"/>
-          <w:sz w:val="24"/>
+          <w:u w:val="single"/>
         </w:rPr>
         <w:hyperlink r:id="rId14" w:history="1">
           <w:r>
             <w:rPr>
               <w:rStyle w:val="Hyperlink"/>
             </w:rPr>
-            <w:t>(tegenwo</w:t>
+            <w:t xml:space="preserve">lijke </w:t>
           </w:r>
         </w:hyperlink>
       </w:r>
@@ -1511,7 +1253,75 @@
           <w:sz w:val="24"/>
           <w:u w:val="single"/>
         </w:rPr>
+        <w:hyperlink r:id="rId13" w:history="1">
+          <w:r>
+            <w:rPr>
+              <w:rStyle w:val="Hyperlink"/>
+            </w:rPr>
+            <w:t>Historie</w:t>
+          </w:r>
+        </w:hyperlink>
+      </w:r>
+      <w:r>
+        <w:rPr>
+          <w:rFonts w:ascii="Charis SIL Regular" w:hAnsi="Charis SIL Regular" w:eastAsia="Charis SIL Regular"/>
+          <w:b w:val="0"/>
+          <w:i w:val="0"/>
+          <w:color w:val="0000FF"/>
+          <w:sz w:val="24"/>
+          <w:u w:val="single"/>
+        </w:rPr>
+        <w:t xml:space="preserve"> </w:t>
+      </w:r>
+      <w:r>
+        <w:rPr>
+          <w:rFonts w:ascii="Charis SIL Regular" w:hAnsi="Charis SIL Regular" w:eastAsia="Charis SIL Regular"/>
+          <w:b w:val="0"/>
+          <w:i w:val="0"/>
+          <w:color w:val="0000FF"/>
+          <w:sz w:val="24"/>
+          <w:u w:val="single"/>
+        </w:rPr>
         <w:hyperlink r:id="rId14" w:history="1">
+          <w:r>
+            <w:rPr>
+              <w:rStyle w:val="Hyperlink"/>
+            </w:rPr>
+            <w:t>in</w:t>
+          </w:r>
+        </w:hyperlink>
+      </w:r>
+      <w:r>
+        <w:rPr>
+          <w:rFonts w:ascii="Charis SIL Regular" w:hAnsi="Charis SIL Regular" w:eastAsia="Charis SIL Regular"/>
+          <w:b w:val="0"/>
+          <w:i w:val="0"/>
+          <w:color w:val="0000FF"/>
+          <w:sz w:val="24"/>
+          <w:u w:val="single"/>
+        </w:rPr>
+        <w:t xml:space="preserve"> </w:t>
+      </w:r>
+      <w:r>
+        <w:rPr>
+          <w:rFonts w:ascii="Charis SIL Regular" w:hAnsi="Charis SIL Regular" w:eastAsia="Charis SIL Regular"/>
+          <w:b w:val="0"/>
+          <w:i w:val="0"/>
+          <w:color w:val="0000FF"/>
+          <w:sz w:val="24"/>
+        </w:rPr>
+        <w:t>Leiden (tegenwo</w:t>
+      </w:r>
+      <w:r>
+        <w:rPr>
+          <w:rFonts w:ascii="Charis SIL Regular" w:hAnsi="Charis SIL Regular" w:eastAsia="Charis SIL Regular"/>
+          <w:b w:val="0"/>
+          <w:i w:val="0"/>
+          <w:color w:val="0000FF"/>
+          <w:sz w:val="24"/>
+          <w:u w:val="single"/>
+        </w:rPr>
+        <w:hyperlink r:id="rId13" w:history="1">
           <w:r>
             <w:rPr>
               <w:rStyle w:val="Hyperlink"/>
@@ -1540,7 +1350,7 @@
           <w:sz w:val="24"/>
           <w:u w:val="single"/>
         </w:rPr>
-        <w:hyperlink r:id="rId13" w:history="1">
+        <w:hyperlink r:id="rId14" w:history="1">
           <w:r>
             <w:rPr>
               <w:rStyle w:val="Hyperlink"/>
@@ -1576,7 +1386,7 @@
           <w:sz w:val="24"/>
           <w:u w:val="single"/>
         </w:rPr>
-        <w:hyperlink r:id="rId13" w:history="1">
+        <w:hyperlink r:id="rId14" w:history="1">
           <w:r>
             <w:rPr>
               <w:rStyle w:val="Hyperlink"/>
@@ -1641,7 +1451,7 @@
           <w:sz w:val="24"/>
           <w:u w:val="single"/>
         </w:rPr>
-        <w:hyperlink r:id="rId14" w:history="1">
+        <w:hyperlink r:id="rId13" w:history="1">
           <w:r>
             <w:rPr>
               <w:rStyle w:val="Hyperlink"/>
@@ -1686,7 +1496,6 @@
           <w:i w:val="0"/>
           <w:color w:val="0000FF"/>
           <w:sz w:val="24"/>
-          <w:u w:val="single"/>
         </w:rPr>
         <w:hyperlink r:id="rId14" w:history="1">
           <w:r>
@@ -2485,50 +2294,7 @@
           <w:color w:val="000000"/>
           <w:sz w:val="24"/>
         </w:rPr>
-        <w:hyperlink r:id="rId17" w:history="1">
-          <w:r>
-            <w:rPr>
-              <w:rStyle w:val="Hyperlink"/>
-            </w:rPr>
-            <w:t>inventaris</w:t>
-          </w:r>
-        </w:hyperlink>
-      </w:r>
-      <w:r>
-        <w:rPr>
-          <w:u w:val="single" w:color="0000ff"/>
-          <w:rFonts w:ascii="Charis SIL Regular" w:hAnsi="Charis SIL Regular" w:eastAsia="Charis SIL Regular"/>
-          <w:b w:val="0"/>
-          <w:i w:val="0"/>
-          <w:color w:val="000000"/>
-          <w:sz w:val="24"/>
-        </w:rPr>
-        <w:hyperlink r:id="rId17" w:history="1">
-          <w:r>
-            <w:rPr>
-              <w:rStyle w:val="Hyperlink"/>
-            </w:rPr>
-            <w:t>n</w:t>
-          </w:r>
-        </w:hyperlink>
-      </w:r>
-      <w:r>
-        <w:rPr>
-          <w:u w:val="single" w:color="0000ff"/>
-          <w:rFonts w:ascii="Charis SIL Regular" w:hAnsi="Charis SIL Regular" w:eastAsia="Charis SIL Regular"/>
-          <w:b w:val="0"/>
-          <w:i w:val="0"/>
-          <w:color w:val="000000"/>
-          <w:sz w:val="24"/>
-        </w:rPr>
-        <w:hyperlink r:id="rId17" w:history="1">
-          <w:r>
-            <w:rPr>
-              <w:rStyle w:val="Hyperlink"/>
-            </w:rPr>
-            <w:t>ummers 18</w:t>
-          </w:r>
-        </w:hyperlink>
+        <w:t>inventarisnummers 18</w:t>
       </w:r>
       <w:r>
         <w:rPr>
@@ -3850,7 +3616,7 @@
           <w:sz w:val="24"/>
           <w:u w:val="single"/>
         </w:rPr>
-        <w:hyperlink r:id="rId18" w:history="1">
+        <w:hyperlink r:id="rId19" w:history="1">
           <w:r>
             <w:rPr>
               <w:rStyle w:val="Hyperlink"/>
@@ -3868,7 +3634,7 @@
           <w:sz w:val="24"/>
           <w:u w:val="single"/>
         </w:rPr>
-        <w:hyperlink r:id="rId18" w:history="1">
+        <w:hyperlink r:id="rId19" w:history="1">
           <w:r>
             <w:rPr>
               <w:rStyle w:val="Hyperlink"/>
@@ -3897,7 +3663,7 @@
           <w:sz w:val="24"/>
           <w:u w:val="single"/>
         </w:rPr>
-        <w:hyperlink r:id="rId18" w:history="1">
+        <w:hyperlink r:id="rId19" w:history="1">
           <w:r>
             <w:rPr>
               <w:rStyle w:val="Hyperlink"/>
@@ -3908,7 +3674,6 @@
       </w:r>
       <w:r>
         <w:rPr>
-          <w:u w:val="single" w:color="0000ff"/>
           <w:rFonts w:ascii="Charis SIL Regular" w:hAnsi="Charis SIL Regular" w:eastAsia="Charis SIL Regular"/>
           <w:b w:val="0"/>
           <w:i w:val="0"/>
@@ -3933,7 +3698,7 @@
           <w:sz w:val="24"/>
           <w:u w:val="single"/>
         </w:rPr>
-        <w:hyperlink r:id="rId18" w:history="1">
+        <w:hyperlink r:id="rId20" w:history="1">
           <w:r>
             <w:rPr>
               <w:rStyle w:val="Hyperlink"/>
@@ -3962,7 +3727,7 @@
           <w:sz w:val="24"/>
           <w:u w:val="single"/>
         </w:rPr>
-        <w:hyperlink r:id="rId19" w:history="1">
+        <w:hyperlink r:id="rId20" w:history="1">
           <w:r>
             <w:rPr>
               <w:rStyle w:val="Hyperlink"/>
@@ -4113,7 +3878,7 @@
           <w:sz w:val="24"/>
           <w:u w:val="single"/>
         </w:rPr>
-        <w:hyperlink r:id="rId20" w:history="1">
+        <w:hyperlink r:id="rId21" w:history="1">
           <w:r>
             <w:rPr>
               <w:rStyle w:val="Hyperlink"/>
@@ -4131,7 +3896,7 @@
           <w:sz w:val="24"/>
           <w:u w:val="single"/>
         </w:rPr>
-        <w:hyperlink r:id="rId20" w:history="1">
+        <w:hyperlink r:id="rId21" w:history="1">
           <w:r>
             <w:rPr>
               <w:rStyle w:val="Hyperlink"/>
@@ -4149,7 +3914,7 @@
           <w:sz w:val="24"/>
           <w:u w:val="single"/>
         </w:rPr>
-        <w:hyperlink r:id="rId20" w:history="1">
+        <w:hyperlink r:id="rId21" w:history="1">
           <w:r>
             <w:rPr>
               <w:rStyle w:val="Hyperlink"/>
@@ -4177,7 +3942,7 @@
           <w:sz w:val="24"/>
           <w:u w:val="single"/>
         </w:rPr>
-        <w:hyperlink r:id="rId20" w:history="1">
+        <w:hyperlink r:id="rId21" w:history="1">
           <w:r>
             <w:rPr>
               <w:rStyle w:val="Hyperlink"/>
@@ -4206,7 +3971,7 @@
           <w:sz w:val="24"/>
           <w:u w:val="single"/>
         </w:rPr>
-        <w:hyperlink r:id="rId20" w:history="1">
+        <w:hyperlink r:id="rId21" w:history="1">
           <w:r>
             <w:rPr>
               <w:rStyle w:val="Hyperlink"/>
@@ -4357,7 +4122,7 @@
           <w:sz w:val="24"/>
           <w:u w:val="single"/>
         </w:rPr>
-        <w:hyperlink r:id="rId21" w:history="1">
+        <w:hyperlink r:id="rId22" w:history="1">
           <w:r>
             <w:rPr>
               <w:rStyle w:val="Hyperlink"/>
@@ -4375,7 +4140,7 @@
           <w:sz w:val="24"/>
           <w:u w:val="single"/>
         </w:rPr>
-        <w:hyperlink r:id="rId21" w:history="1">
+        <w:hyperlink r:id="rId22" w:history="1">
           <w:r>
             <w:rPr>
               <w:rStyle w:val="Hyperlink"/>
@@ -4393,7 +4158,7 @@
           <w:sz w:val="24"/>
           <w:u w:val="single"/>
         </w:rPr>
-        <w:hyperlink r:id="rId21" w:history="1">
+        <w:hyperlink r:id="rId22" w:history="1">
           <w:r>
             <w:rPr>
               <w:rStyle w:val="Hyperlink"/>
@@ -4411,7 +4176,7 @@
           <w:sz w:val="24"/>
           <w:u w:val="single"/>
         </w:rPr>
-        <w:hyperlink r:id="rId21" w:history="1">
+        <w:hyperlink r:id="rId22" w:history="1">
           <w:r>
             <w:rPr>
               <w:rStyle w:val="Hyperlink"/>
@@ -4503,7 +4268,14 @@
           <w:color w:val="000000"/>
           <w:sz w:val="24"/>
         </w:rPr>
-        <w:t xml:space="preserve">, </w:t>
+        <w:hyperlink r:id="rId22" w:history="1">
+          <w:r>
+            <w:rPr>
+              <w:rStyle w:val="Hyperlink"/>
+            </w:rPr>
+            <w:t xml:space="preserve">, </w:t>
+          </w:r>
+        </w:hyperlink>
       </w:r>
       <w:r>
         <w:rPr>
@@ -4514,7 +4286,7 @@
           <w:sz w:val="24"/>
           <w:u w:val="single"/>
         </w:rPr>
-        <w:hyperlink r:id="rId23" w:history="1">
+        <w:hyperlink r:id="rId22" w:history="1">
           <w:r>
             <w:rPr>
               <w:rStyle w:val="Hyperlink"/>
@@ -4810,7 +4582,7 @@
           <w:sz w:val="24"/>
           <w:u w:val="single"/>
         </w:rPr>
-        <w:hyperlink r:id="rId24" w:history="1">
+        <w:hyperlink r:id="rId25" w:history="1">
           <w:r>
             <w:rPr>
               <w:rStyle w:val="Hyperlink"/>
@@ -4839,7 +4611,7 @@
           <w:sz w:val="24"/>
           <w:u w:val="single"/>
         </w:rPr>
-        <w:hyperlink r:id="rId25" w:history="1">
+        <w:hyperlink r:id="rId24" w:history="1">
           <w:r>
             <w:rPr>
               <w:rStyle w:val="Hyperlink"/>
@@ -4857,7 +4629,14 @@
           <w:color w:val="000000"/>
           <w:sz w:val="24"/>
         </w:rPr>
-        <w:t xml:space="preserve">, </w:t>
+        <w:hyperlink r:id="rId24" w:history="1">
+          <w:r>
+            <w:rPr>
+              <w:rStyle w:val="Hyperlink"/>
+            </w:rPr>
+            <w:t xml:space="preserve">, </w:t>
+          </w:r>
+        </w:hyperlink>
       </w:r>
       <w:r>
         <w:rPr>

--- a/EXPORTS/DOCX/published/niveau3/Dutch/WMAmsterdam.docx
+++ b/EXPORTS/DOCX/published/niveau3/Dutch/WMAmsterdam.docx
@@ -368,8 +368,255 @@
           <w:i w:val="0"/>
           <w:color w:val="0000FF"/>
           <w:sz w:val="24"/>
-        </w:rPr>
-        <w:t>Johann George Otto Stuart von Schmidt auf A</w:t>
+          <w:u w:val="single"/>
+        </w:rPr>
+        <w:hyperlink r:id="rId11" w:history="1">
+          <w:r>
+            <w:rPr>
+              <w:rStyle w:val="Hyperlink"/>
+            </w:rPr>
+            <w:t>Johann</w:t>
+          </w:r>
+        </w:hyperlink>
+      </w:r>
+      <w:r>
+        <w:rPr>
+          <w:rFonts w:ascii="Charis SIL Regular" w:hAnsi="Charis SIL Regular" w:eastAsia="Charis SIL Regular"/>
+          <w:b w:val="0"/>
+          <w:i w:val="0"/>
+          <w:color w:val="0000FF"/>
+          <w:sz w:val="24"/>
+          <w:u w:val="single"/>
+        </w:rPr>
+        <w:t xml:space="preserve"> </w:t>
+      </w:r>
+      <w:r>
+        <w:rPr>
+          <w:rFonts w:ascii="Charis SIL Regular" w:hAnsi="Charis SIL Regular" w:eastAsia="Charis SIL Regular"/>
+          <w:b w:val="0"/>
+          <w:i w:val="0"/>
+          <w:color w:val="0000FF"/>
+          <w:sz w:val="24"/>
+          <w:u w:val="single"/>
+        </w:rPr>
+        <w:hyperlink r:id="rId11" w:history="1">
+          <w:r>
+            <w:rPr>
+              <w:rStyle w:val="Hyperlink"/>
+            </w:rPr>
+            <w:t>George</w:t>
+          </w:r>
+        </w:hyperlink>
+      </w:r>
+      <w:r>
+        <w:rPr>
+          <w:rFonts w:ascii="Charis SIL Regular" w:hAnsi="Charis SIL Regular" w:eastAsia="Charis SIL Regular"/>
+          <w:b w:val="0"/>
+          <w:i w:val="0"/>
+          <w:color w:val="0000FF"/>
+          <w:sz w:val="24"/>
+          <w:u w:val="single"/>
+        </w:rPr>
+        <w:t xml:space="preserve"> </w:t>
+      </w:r>
+      <w:r>
+        <w:rPr>
+          <w:rFonts w:ascii="Charis SIL Regular" w:hAnsi="Charis SIL Regular" w:eastAsia="Charis SIL Regular"/>
+          <w:b w:val="0"/>
+          <w:i w:val="0"/>
+          <w:color w:val="0000FF"/>
+          <w:sz w:val="24"/>
+          <w:u w:val="single"/>
+        </w:rPr>
+        <w:hyperlink r:id="rId11" w:history="1">
+          <w:r>
+            <w:rPr>
+              <w:rStyle w:val="Hyperlink"/>
+            </w:rPr>
+            <w:t>Otto</w:t>
+          </w:r>
+        </w:hyperlink>
+      </w:r>
+      <w:r>
+        <w:rPr>
+          <w:rFonts w:ascii="Charis SIL Regular" w:hAnsi="Charis SIL Regular" w:eastAsia="Charis SIL Regular"/>
+          <w:b w:val="0"/>
+          <w:i w:val="0"/>
+          <w:color w:val="0000FF"/>
+          <w:sz w:val="24"/>
+          <w:u w:val="single"/>
+        </w:rPr>
+        <w:t xml:space="preserve"> </w:t>
+      </w:r>
+      <w:r>
+        <w:rPr>
+          <w:rFonts w:ascii="Charis SIL Regular" w:hAnsi="Charis SIL Regular" w:eastAsia="Charis SIL Regular"/>
+          <w:b w:val="0"/>
+          <w:i w:val="0"/>
+          <w:color w:val="0000FF"/>
+          <w:sz w:val="24"/>
+          <w:u w:val="single"/>
+        </w:rPr>
+        <w:hyperlink r:id="rId11" w:history="1">
+          <w:r>
+            <w:rPr>
+              <w:rStyle w:val="Hyperlink"/>
+            </w:rPr>
+            <w:t>Stuart</w:t>
+          </w:r>
+        </w:hyperlink>
+      </w:r>
+      <w:r>
+        <w:rPr>
+          <w:rFonts w:ascii="Charis SIL Regular" w:hAnsi="Charis SIL Regular" w:eastAsia="Charis SIL Regular"/>
+          <w:b w:val="0"/>
+          <w:i w:val="0"/>
+          <w:color w:val="0000FF"/>
+          <w:sz w:val="24"/>
+          <w:u w:val="single"/>
+        </w:rPr>
+        <w:t xml:space="preserve"> </w:t>
+      </w:r>
+      <w:r>
+        <w:rPr>
+          <w:rFonts w:ascii="Charis SIL Regular" w:hAnsi="Charis SIL Regular" w:eastAsia="Charis SIL Regular"/>
+          <w:b w:val="0"/>
+          <w:i w:val="0"/>
+          <w:color w:val="0000FF"/>
+          <w:sz w:val="24"/>
+          <w:u w:val="single"/>
+        </w:rPr>
+        <w:hyperlink r:id="rId11" w:history="1">
+          <w:r>
+            <w:rPr>
+              <w:rStyle w:val="Hyperlink"/>
+            </w:rPr>
+            <w:t>von</w:t>
+          </w:r>
+        </w:hyperlink>
+      </w:r>
+      <w:r>
+        <w:rPr>
+          <w:rFonts w:ascii="Charis SIL Regular" w:hAnsi="Charis SIL Regular" w:eastAsia="Charis SIL Regular"/>
+          <w:b w:val="0"/>
+          <w:i w:val="0"/>
+          <w:color w:val="0000FF"/>
+          <w:sz w:val="24"/>
+          <w:u w:val="single"/>
+        </w:rPr>
+        <w:t xml:space="preserve"> </w:t>
+      </w:r>
+      <w:r>
+        <w:rPr>
+          <w:rFonts w:ascii="Charis SIL Regular" w:hAnsi="Charis SIL Regular" w:eastAsia="Charis SIL Regular"/>
+          <w:b w:val="0"/>
+          <w:i w:val="0"/>
+          <w:color w:val="0000FF"/>
+          <w:sz w:val="24"/>
+          <w:u w:val="single"/>
+        </w:rPr>
+        <w:hyperlink r:id="rId11" w:history="1">
+          <w:r>
+            <w:rPr>
+              <w:rStyle w:val="Hyperlink"/>
+            </w:rPr>
+            <w:t>Schm</w:t>
+          </w:r>
+        </w:hyperlink>
+      </w:r>
+      <w:r>
+        <w:rPr>
+          <w:rFonts w:ascii="Charis SIL Regular" w:hAnsi="Charis SIL Regular" w:eastAsia="Charis SIL Regular"/>
+          <w:b w:val="0"/>
+          <w:i w:val="0"/>
+          <w:color w:val="0000FF"/>
+          <w:sz w:val="24"/>
+          <w:u w:val="single"/>
+        </w:rPr>
+        <w:hyperlink r:id="rId11" w:history="1">
+          <w:r>
+            <w:rPr>
+              <w:rStyle w:val="Hyperlink"/>
+            </w:rPr>
+            <w:t>i</w:t>
+          </w:r>
+        </w:hyperlink>
+      </w:r>
+      <w:r>
+        <w:rPr>
+          <w:rFonts w:ascii="Charis SIL Regular" w:hAnsi="Charis SIL Regular" w:eastAsia="Charis SIL Regular"/>
+          <w:b w:val="0"/>
+          <w:i w:val="0"/>
+          <w:color w:val="0000FF"/>
+          <w:sz w:val="24"/>
+          <w:u w:val="single"/>
+        </w:rPr>
+        <w:hyperlink r:id="rId10" w:history="1">
+          <w:r>
+            <w:rPr>
+              <w:rStyle w:val="Hyperlink"/>
+            </w:rPr>
+            <w:t>dt</w:t>
+          </w:r>
+        </w:hyperlink>
+      </w:r>
+      <w:r>
+        <w:rPr>
+          <w:rFonts w:ascii="Charis SIL Regular" w:hAnsi="Charis SIL Regular" w:eastAsia="Charis SIL Regular"/>
+          <w:b w:val="0"/>
+          <w:i w:val="0"/>
+          <w:color w:val="0000FF"/>
+          <w:sz w:val="24"/>
+          <w:u w:val="single"/>
+        </w:rPr>
+        <w:t xml:space="preserve"> </w:t>
+      </w:r>
+      <w:r>
+        <w:rPr>
+          <w:rFonts w:ascii="Charis SIL Regular" w:hAnsi="Charis SIL Regular" w:eastAsia="Charis SIL Regular"/>
+          <w:b w:val="0"/>
+          <w:i w:val="0"/>
+          <w:color w:val="0000FF"/>
+          <w:sz w:val="24"/>
+          <w:u w:val="single"/>
+        </w:rPr>
+        <w:hyperlink r:id="rId10" w:history="1">
+          <w:r>
+            <w:rPr>
+              <w:rStyle w:val="Hyperlink"/>
+            </w:rPr>
+            <w:t>auf</w:t>
+          </w:r>
+        </w:hyperlink>
+      </w:r>
+      <w:r>
+        <w:rPr>
+          <w:rFonts w:ascii="Charis SIL Regular" w:hAnsi="Charis SIL Regular" w:eastAsia="Charis SIL Regular"/>
+          <w:b w:val="0"/>
+          <w:i w:val="0"/>
+          <w:color w:val="0000FF"/>
+          <w:sz w:val="24"/>
+          <w:u w:val="single"/>
+        </w:rPr>
+        <w:t xml:space="preserve"> </w:t>
+      </w:r>
+      <w:r>
+        <w:rPr>
+          <w:rFonts w:ascii="Charis SIL Regular" w:hAnsi="Charis SIL Regular" w:eastAsia="Charis SIL Regular"/>
+          <w:b w:val="0"/>
+          <w:i w:val="0"/>
+          <w:color w:val="0000FF"/>
+          <w:sz w:val="24"/>
+          <w:u w:val="single"/>
+        </w:rPr>
+        <w:hyperlink r:id="rId10" w:history="1">
+          <w:r>
+            <w:rPr>
+              <w:rStyle w:val="Hyperlink"/>
+            </w:rPr>
+            <w:t>A</w:t>
+          </w:r>
+        </w:hyperlink>
       </w:r>
       <w:r>
         <w:rPr>
@@ -425,64 +672,7 @@
           <w:color w:val="000000"/>
           <w:sz w:val="24"/>
         </w:rPr>
-        <w:t>Lands P</w:t>
-      </w:r>
-      <w:r>
-        <w:rPr>
-          <w:u w:val="single" w:color="0000ff"/>
-          <w:rFonts w:ascii="Charis SIL Regular" w:hAnsi="Charis SIL Regular" w:eastAsia="Charis SIL Regular"/>
-          <w:b w:val="0"/>
-          <w:i w:val="0"/>
-          <w:color w:val="000000"/>
-          <w:sz w:val="24"/>
-        </w:rPr>
-        <w:hyperlink r:id="rId11" w:history="1">
-          <w:r>
-            <w:rPr>
-              <w:rStyle w:val="Hyperlink"/>
-            </w:rPr>
-            <w:t>lantent</w:t>
-          </w:r>
-        </w:hyperlink>
-      </w:r>
-      <w:r>
-        <w:rPr>
-          <w:rFonts w:ascii="Charis SIL Regular" w:hAnsi="Charis SIL Regular" w:eastAsia="Charis SIL Regular"/>
-          <w:b w:val="0"/>
-          <w:i w:val="0"/>
-          <w:color w:val="000000"/>
-          <w:sz w:val="24"/>
-        </w:rPr>
-        <w:t>uin in</w:t>
-      </w:r>
-      <w:r>
-        <w:rPr>
-          <w:u w:val="single" w:color="0000ff"/>
-          <w:rFonts w:ascii="Charis SIL Regular" w:hAnsi="Charis SIL Regular" w:eastAsia="Charis SIL Regular"/>
-          <w:b w:val="0"/>
-          <w:i w:val="0"/>
-          <w:color w:val="000000"/>
-          <w:sz w:val="24"/>
-        </w:rPr>
-        <w:hyperlink r:id="rId11" w:history="1">
-          <w:r>
-            <w:rPr>
-              <w:rStyle w:val="Hyperlink"/>
-            </w:rPr>
-            <w:t xml:space="preserve"> Bogor</w:t>
-          </w:r>
-        </w:hyperlink>
-      </w:r>
-      <w:r>
-        <w:rPr>
-          <w:u w:val="single" w:color="0000ff"/>
-          <w:rFonts w:ascii="Charis SIL Regular" w:hAnsi="Charis SIL Regular" w:eastAsia="Charis SIL Regular"/>
-          <w:b w:val="0"/>
-          <w:i w:val="0"/>
-          <w:color w:val="000000"/>
-          <w:sz w:val="24"/>
-        </w:rPr>
-        <w:t xml:space="preserve"> en verschille</w:t>
+        <w:t>Lands Plantentuin in Bogor en verschille</w:t>
       </w:r>
       <w:r>
         <w:rPr>
@@ -605,7 +795,7 @@
             <w:rPr>
               <w:rStyle w:val="Hyperlink"/>
             </w:rPr>
-            <w:t>Etnografis</w:t>
+            <w:t>Etnografisc</w:t>
           </w:r>
         </w:hyperlink>
       </w:r>
@@ -616,23 +806,7 @@
           <w:i w:val="0"/>
           <w:color w:val="0000FF"/>
           <w:sz w:val="24"/>
-        </w:rPr>
-        <w:hyperlink r:id="rId12" w:history="1">
-          <w:r>
-            <w:rPr>
-              <w:rStyle w:val="Hyperlink"/>
-            </w:rPr>
-            <w:t>c</w:t>
-          </w:r>
-        </w:hyperlink>
-      </w:r>
-      <w:r>
-        <w:rPr>
-          <w:rFonts w:ascii="Charis SIL Regular" w:hAnsi="Charis SIL Regular" w:eastAsia="Charis SIL Regular"/>
-          <w:b w:val="0"/>
-          <w:i w:val="0"/>
-          <w:color w:val="0000FF"/>
-          <w:sz w:val="24"/>
+          <w:u w:val="single"/>
         </w:rPr>
         <w:t>h</w:t>
       </w:r>
@@ -690,9 +864,19 @@
             <w:rPr>
               <w:rStyle w:val="Hyperlink"/>
             </w:rPr>
-            <w:t>Artis</w:t>
+            <w:t>Arti</w:t>
           </w:r>
         </w:hyperlink>
+      </w:r>
+      <w:r>
+        <w:rPr>
+          <w:rFonts w:ascii="Charis SIL Regular" w:hAnsi="Charis SIL Regular" w:eastAsia="Charis SIL Regular"/>
+          <w:b w:val="0"/>
+          <w:i w:val="0"/>
+          <w:color w:val="0000FF"/>
+          <w:sz w:val="24"/>
+        </w:rPr>
+        <w:t>s</w:t>
       </w:r>
       <w:r>
         <w:rPr>
@@ -1106,14 +1290,7 @@
           <w:color w:val="000000"/>
           <w:sz w:val="24"/>
         </w:rPr>
-        <w:hyperlink r:id="rId13" w:history="1">
-          <w:r>
-            <w:rPr>
-              <w:rStyle w:val="Hyperlink"/>
-            </w:rPr>
-            <w:t xml:space="preserve"> en het </w:t>
-          </w:r>
-        </w:hyperlink>
+        <w:t xml:space="preserve"> en het </w:t>
       </w:r>
       <w:r>
         <w:rPr>
@@ -1122,125 +1299,25 @@
           <w:i w:val="0"/>
           <w:color w:val="0000FF"/>
           <w:sz w:val="24"/>
+          <w:u w:val="single"/>
+        </w:rPr>
+        <w:t xml:space="preserve">Rijksmuseum van </w:t>
+      </w:r>
+      <w:r>
+        <w:rPr>
+          <w:rFonts w:ascii="Charis SIL Regular" w:hAnsi="Charis SIL Regular" w:eastAsia="Charis SIL Regular"/>
+          <w:b w:val="0"/>
+          <w:i w:val="0"/>
+          <w:color w:val="0000FF"/>
+          <w:sz w:val="24"/>
+          <w:u w:val="single"/>
         </w:rPr>
         <w:hyperlink r:id="rId14" w:history="1">
           <w:r>
             <w:rPr>
               <w:rStyle w:val="Hyperlink"/>
             </w:rPr>
-            <w:t>Rijksmu</w:t>
-          </w:r>
-        </w:hyperlink>
-      </w:r>
-      <w:r>
-        <w:rPr>
-          <w:rFonts w:ascii="Charis SIL Regular" w:hAnsi="Charis SIL Regular" w:eastAsia="Charis SIL Regular"/>
-          <w:b w:val="0"/>
-          <w:i w:val="0"/>
-          <w:color w:val="0000FF"/>
-          <w:sz w:val="24"/>
-          <w:u w:val="single"/>
-        </w:rPr>
-        <w:hyperlink r:id="rId14" w:history="1">
-          <w:r>
-            <w:rPr>
-              <w:rStyle w:val="Hyperlink"/>
-            </w:rPr>
-            <w:t>seu</w:t>
-          </w:r>
-        </w:hyperlink>
-      </w:r>
-      <w:r>
-        <w:rPr>
-          <w:rFonts w:ascii="Charis SIL Regular" w:hAnsi="Charis SIL Regular" w:eastAsia="Charis SIL Regular"/>
-          <w:b w:val="0"/>
-          <w:i w:val="0"/>
-          <w:color w:val="0000FF"/>
-          <w:sz w:val="24"/>
-          <w:u w:val="single"/>
-        </w:rPr>
-        <w:hyperlink r:id="rId14" w:history="1">
-          <w:r>
-            <w:rPr>
-              <w:rStyle w:val="Hyperlink"/>
-            </w:rPr>
-            <w:t>m</w:t>
-          </w:r>
-        </w:hyperlink>
-      </w:r>
-      <w:r>
-        <w:rPr>
-          <w:rFonts w:ascii="Charis SIL Regular" w:hAnsi="Charis SIL Regular" w:eastAsia="Charis SIL Regular"/>
-          <w:b w:val="0"/>
-          <w:i w:val="0"/>
-          <w:color w:val="0000FF"/>
-          <w:sz w:val="24"/>
-          <w:u w:val="single"/>
-        </w:rPr>
-        <w:t xml:space="preserve"> </w:t>
-      </w:r>
-      <w:r>
-        <w:rPr>
-          <w:rFonts w:ascii="Charis SIL Regular" w:hAnsi="Charis SIL Regular" w:eastAsia="Charis SIL Regular"/>
-          <w:b w:val="0"/>
-          <w:i w:val="0"/>
-          <w:color w:val="0000FF"/>
-          <w:sz w:val="24"/>
-          <w:u w:val="single"/>
-        </w:rPr>
-        <w:hyperlink r:id="rId13" w:history="1">
-          <w:r>
-            <w:rPr>
-              <w:rStyle w:val="Hyperlink"/>
-            </w:rPr>
-            <w:t>van</w:t>
-          </w:r>
-        </w:hyperlink>
-      </w:r>
-      <w:r>
-        <w:rPr>
-          <w:rFonts w:ascii="Charis SIL Regular" w:hAnsi="Charis SIL Regular" w:eastAsia="Charis SIL Regular"/>
-          <w:b w:val="0"/>
-          <w:i w:val="0"/>
-          <w:color w:val="0000FF"/>
-          <w:sz w:val="24"/>
-          <w:u w:val="single"/>
-        </w:rPr>
-        <w:t xml:space="preserve"> </w:t>
-      </w:r>
-      <w:r>
-        <w:rPr>
-          <w:rFonts w:ascii="Charis SIL Regular" w:hAnsi="Charis SIL Regular" w:eastAsia="Charis SIL Regular"/>
-          <w:b w:val="0"/>
-          <w:i w:val="0"/>
-          <w:color w:val="0000FF"/>
-          <w:sz w:val="24"/>
-          <w:u w:val="single"/>
-        </w:rPr>
-        <w:hyperlink r:id="rId14" w:history="1">
-          <w:r>
-            <w:rPr>
-              <w:rStyle w:val="Hyperlink"/>
-            </w:rPr>
-            <w:t>Natuur</w:t>
-          </w:r>
-        </w:hyperlink>
-      </w:r>
-      <w:r>
-        <w:rPr>
-          <w:rFonts w:ascii="Charis SIL Regular" w:hAnsi="Charis SIL Regular" w:eastAsia="Charis SIL Regular"/>
-          <w:b w:val="0"/>
-          <w:i w:val="0"/>
-          <w:color w:val="0000FF"/>
-          <w:sz w:val="24"/>
-          <w:u w:val="single"/>
-        </w:rPr>
-        <w:hyperlink r:id="rId14" w:history="1">
-          <w:r>
-            <w:rPr>
-              <w:rStyle w:val="Hyperlink"/>
-            </w:rPr>
-            <w:t xml:space="preserve">lijke </w:t>
+            <w:t xml:space="preserve">Natuurlijke </w:t>
           </w:r>
         </w:hyperlink>
       </w:r>
@@ -1282,7 +1359,7 @@
           <w:sz w:val="24"/>
           <w:u w:val="single"/>
         </w:rPr>
-        <w:hyperlink r:id="rId14" w:history="1">
+        <w:hyperlink r:id="rId13" w:history="1">
           <w:r>
             <w:rPr>
               <w:rStyle w:val="Hyperlink"/>
@@ -1309,8 +1386,81 @@
           <w:i w:val="0"/>
           <w:color w:val="0000FF"/>
           <w:sz w:val="24"/>
-        </w:rPr>
-        <w:t>Leiden (tegenwo</w:t>
+          <w:u w:val="single"/>
+        </w:rPr>
+        <w:hyperlink r:id="rId13" w:history="1">
+          <w:r>
+            <w:rPr>
+              <w:rStyle w:val="Hyperlink"/>
+            </w:rPr>
+            <w:t>Lei</w:t>
+          </w:r>
+        </w:hyperlink>
+      </w:r>
+      <w:r>
+        <w:rPr>
+          <w:rFonts w:ascii="Charis SIL Regular" w:hAnsi="Charis SIL Regular" w:eastAsia="Charis SIL Regular"/>
+          <w:b w:val="0"/>
+          <w:i w:val="0"/>
+          <w:color w:val="0000FF"/>
+          <w:sz w:val="24"/>
+          <w:u w:val="single"/>
+        </w:rPr>
+        <w:hyperlink r:id="rId13" w:history="1">
+          <w:r>
+            <w:rPr>
+              <w:rStyle w:val="Hyperlink"/>
+            </w:rPr>
+            <w:t>d</w:t>
+          </w:r>
+        </w:hyperlink>
+      </w:r>
+      <w:r>
+        <w:rPr>
+          <w:rFonts w:ascii="Charis SIL Regular" w:hAnsi="Charis SIL Regular" w:eastAsia="Charis SIL Regular"/>
+          <w:b w:val="0"/>
+          <w:i w:val="0"/>
+          <w:color w:val="0000FF"/>
+          <w:sz w:val="24"/>
+          <w:u w:val="single"/>
+        </w:rPr>
+        <w:hyperlink r:id="rId13" w:history="1">
+          <w:r>
+            <w:rPr>
+              <w:rStyle w:val="Hyperlink"/>
+            </w:rPr>
+            <w:t>en</w:t>
+          </w:r>
+        </w:hyperlink>
+      </w:r>
+      <w:r>
+        <w:rPr>
+          <w:rFonts w:ascii="Charis SIL Regular" w:hAnsi="Charis SIL Regular" w:eastAsia="Charis SIL Regular"/>
+          <w:b w:val="0"/>
+          <w:i w:val="0"/>
+          <w:color w:val="0000FF"/>
+          <w:sz w:val="24"/>
+          <w:u w:val="single"/>
+        </w:rPr>
+        <w:t xml:space="preserve"> </w:t>
+      </w:r>
+      <w:r>
+        <w:rPr>
+          <w:rFonts w:ascii="Charis SIL Regular" w:hAnsi="Charis SIL Regular" w:eastAsia="Charis SIL Regular"/>
+          <w:b w:val="0"/>
+          <w:i w:val="0"/>
+          <w:color w:val="0000FF"/>
+          <w:sz w:val="24"/>
+          <w:u w:val="single"/>
+        </w:rPr>
+        <w:hyperlink r:id="rId13" w:history="1">
+          <w:r>
+            <w:rPr>
+              <w:rStyle w:val="Hyperlink"/>
+            </w:rPr>
+            <w:t>(tegenwo</w:t>
+          </w:r>
+        </w:hyperlink>
       </w:r>
       <w:r>
         <w:rPr>
@@ -1350,7 +1500,7 @@
           <w:sz w:val="24"/>
           <w:u w:val="single"/>
         </w:rPr>
-        <w:hyperlink r:id="rId14" w:history="1">
+        <w:hyperlink r:id="rId13" w:history="1">
           <w:r>
             <w:rPr>
               <w:rStyle w:val="Hyperlink"/>
@@ -1386,7 +1536,7 @@
           <w:sz w:val="24"/>
           <w:u w:val="single"/>
         </w:rPr>
-        <w:hyperlink r:id="rId14" w:history="1">
+        <w:hyperlink r:id="rId13" w:history="1">
           <w:r>
             <w:rPr>
               <w:rStyle w:val="Hyperlink"/>
@@ -1404,7 +1554,7 @@
           <w:sz w:val="24"/>
           <w:u w:val="single"/>
         </w:rPr>
-        <w:hyperlink r:id="rId14" w:history="1">
+        <w:hyperlink r:id="rId13" w:history="1">
           <w:r>
             <w:rPr>
               <w:rStyle w:val="Hyperlink"/>
@@ -1422,7 +1572,7 @@
           <w:sz w:val="24"/>
           <w:u w:val="single"/>
         </w:rPr>
-        <w:hyperlink r:id="rId14" w:history="1">
+        <w:hyperlink r:id="rId13" w:history="1">
           <w:r>
             <w:rPr>
               <w:rStyle w:val="Hyperlink"/>
@@ -1496,6 +1646,7 @@
           <w:i w:val="0"/>
           <w:color w:val="0000FF"/>
           <w:sz w:val="24"/>
+          <w:u w:val="single"/>
         </w:rPr>
         <w:hyperlink r:id="rId14" w:history="1">
           <w:r>
@@ -2294,7 +2445,50 @@
           <w:color w:val="000000"/>
           <w:sz w:val="24"/>
         </w:rPr>
-        <w:t>inventarisnummers 18</w:t>
+        <w:hyperlink r:id="rId17" w:history="1">
+          <w:r>
+            <w:rPr>
+              <w:rStyle w:val="Hyperlink"/>
+            </w:rPr>
+            <w:t>inventaris</w:t>
+          </w:r>
+        </w:hyperlink>
+      </w:r>
+      <w:r>
+        <w:rPr>
+          <w:u w:val="single" w:color="0000ff"/>
+          <w:rFonts w:ascii="Charis SIL Regular" w:hAnsi="Charis SIL Regular" w:eastAsia="Charis SIL Regular"/>
+          <w:b w:val="0"/>
+          <w:i w:val="0"/>
+          <w:color w:val="000000"/>
+          <w:sz w:val="24"/>
+        </w:rPr>
+        <w:hyperlink r:id="rId17" w:history="1">
+          <w:r>
+            <w:rPr>
+              <w:rStyle w:val="Hyperlink"/>
+            </w:rPr>
+            <w:t>n</w:t>
+          </w:r>
+        </w:hyperlink>
+      </w:r>
+      <w:r>
+        <w:rPr>
+          <w:u w:val="single" w:color="0000ff"/>
+          <w:rFonts w:ascii="Charis SIL Regular" w:hAnsi="Charis SIL Regular" w:eastAsia="Charis SIL Regular"/>
+          <w:b w:val="0"/>
+          <w:i w:val="0"/>
+          <w:color w:val="000000"/>
+          <w:sz w:val="24"/>
+        </w:rPr>
+        <w:hyperlink r:id="rId17" w:history="1">
+          <w:r>
+            <w:rPr>
+              <w:rStyle w:val="Hyperlink"/>
+            </w:rPr>
+            <w:t>ummers 18</w:t>
+          </w:r>
+        </w:hyperlink>
       </w:r>
       <w:r>
         <w:rPr>
@@ -3634,7 +3828,7 @@
           <w:sz w:val="24"/>
           <w:u w:val="single"/>
         </w:rPr>
-        <w:hyperlink r:id="rId19" w:history="1">
+        <w:hyperlink r:id="rId18" w:history="1">
           <w:r>
             <w:rPr>
               <w:rStyle w:val="Hyperlink"/>
@@ -3663,7 +3857,7 @@
           <w:sz w:val="24"/>
           <w:u w:val="single"/>
         </w:rPr>
-        <w:hyperlink r:id="rId19" w:history="1">
+        <w:hyperlink r:id="rId18" w:history="1">
           <w:r>
             <w:rPr>
               <w:rStyle w:val="Hyperlink"/>
@@ -3674,6 +3868,7 @@
       </w:r>
       <w:r>
         <w:rPr>
+          <w:u w:val="single" w:color="0000ff"/>
           <w:rFonts w:ascii="Charis SIL Regular" w:hAnsi="Charis SIL Regular" w:eastAsia="Charis SIL Regular"/>
           <w:b w:val="0"/>
           <w:i w:val="0"/>
@@ -3698,12 +3893,12 @@
           <w:sz w:val="24"/>
           <w:u w:val="single"/>
         </w:rPr>
-        <w:hyperlink r:id="rId20" w:history="1">
+        <w:hyperlink r:id="rId18" w:history="1">
           <w:r>
             <w:rPr>
               <w:rStyle w:val="Hyperlink"/>
             </w:rPr>
-            <w:t>ISBN</w:t>
+            <w:t xml:space="preserve">ISBN </w:t>
           </w:r>
         </w:hyperlink>
       </w:r>
@@ -3716,18 +3911,7 @@
           <w:sz w:val="24"/>
           <w:u w:val="single"/>
         </w:rPr>
-        <w:t xml:space="preserve"> </w:t>
-      </w:r>
-      <w:r>
-        <w:rPr>
-          <w:rFonts w:ascii="Charis SIL Regular" w:hAnsi="Charis SIL Regular" w:eastAsia="Charis SIL Regular"/>
-          <w:b w:val="0"/>
-          <w:i w:val="0"/>
-          <w:color w:val="0000FF"/>
-          <w:sz w:val="24"/>
-          <w:u w:val="single"/>
-        </w:rPr>
-        <w:hyperlink r:id="rId20" w:history="1">
+        <w:hyperlink r:id="rId18" w:history="1">
           <w:r>
             <w:rPr>
               <w:rStyle w:val="Hyperlink"/>
@@ -3878,7 +4062,7 @@
           <w:sz w:val="24"/>
           <w:u w:val="single"/>
         </w:rPr>
-        <w:hyperlink r:id="rId21" w:history="1">
+        <w:hyperlink r:id="rId20" w:history="1">
           <w:r>
             <w:rPr>
               <w:rStyle w:val="Hyperlink"/>
@@ -3896,7 +4080,7 @@
           <w:sz w:val="24"/>
           <w:u w:val="single"/>
         </w:rPr>
-        <w:hyperlink r:id="rId21" w:history="1">
+        <w:hyperlink r:id="rId20" w:history="1">
           <w:r>
             <w:rPr>
               <w:rStyle w:val="Hyperlink"/>
@@ -3914,7 +4098,7 @@
           <w:sz w:val="24"/>
           <w:u w:val="single"/>
         </w:rPr>
-        <w:hyperlink r:id="rId21" w:history="1">
+        <w:hyperlink r:id="rId20" w:history="1">
           <w:r>
             <w:rPr>
               <w:rStyle w:val="Hyperlink"/>
@@ -3942,7 +4126,7 @@
           <w:sz w:val="24"/>
           <w:u w:val="single"/>
         </w:rPr>
-        <w:hyperlink r:id="rId21" w:history="1">
+        <w:hyperlink r:id="rId20" w:history="1">
           <w:r>
             <w:rPr>
               <w:rStyle w:val="Hyperlink"/>
@@ -3971,7 +4155,7 @@
           <w:sz w:val="24"/>
           <w:u w:val="single"/>
         </w:rPr>
-        <w:hyperlink r:id="rId21" w:history="1">
+        <w:hyperlink r:id="rId20" w:history="1">
           <w:r>
             <w:rPr>
               <w:rStyle w:val="Hyperlink"/>
@@ -4122,7 +4306,7 @@
           <w:sz w:val="24"/>
           <w:u w:val="single"/>
         </w:rPr>
-        <w:hyperlink r:id="rId22" w:history="1">
+        <w:hyperlink r:id="rId21" w:history="1">
           <w:r>
             <w:rPr>
               <w:rStyle w:val="Hyperlink"/>
@@ -4140,7 +4324,7 @@
           <w:sz w:val="24"/>
           <w:u w:val="single"/>
         </w:rPr>
-        <w:hyperlink r:id="rId22" w:history="1">
+        <w:hyperlink r:id="rId21" w:history="1">
           <w:r>
             <w:rPr>
               <w:rStyle w:val="Hyperlink"/>
@@ -4158,7 +4342,7 @@
           <w:sz w:val="24"/>
           <w:u w:val="single"/>
         </w:rPr>
-        <w:hyperlink r:id="rId22" w:history="1">
+        <w:hyperlink r:id="rId21" w:history="1">
           <w:r>
             <w:rPr>
               <w:rStyle w:val="Hyperlink"/>
@@ -4176,7 +4360,7 @@
           <w:sz w:val="24"/>
           <w:u w:val="single"/>
         </w:rPr>
-        <w:hyperlink r:id="rId22" w:history="1">
+        <w:hyperlink r:id="rId21" w:history="1">
           <w:r>
             <w:rPr>
               <w:rStyle w:val="Hyperlink"/>
@@ -4204,7 +4388,7 @@
           <w:sz w:val="24"/>
           <w:u w:val="single"/>
         </w:rPr>
-        <w:hyperlink r:id="rId22" w:history="1">
+        <w:hyperlink r:id="rId21" w:history="1">
           <w:r>
             <w:rPr>
               <w:rStyle w:val="Hyperlink"/>
@@ -4222,7 +4406,7 @@
           <w:sz w:val="24"/>
           <w:u w:val="single"/>
         </w:rPr>
-        <w:hyperlink r:id="rId22" w:history="1">
+        <w:hyperlink r:id="rId21" w:history="1">
           <w:r>
             <w:rPr>
               <w:rStyle w:val="Hyperlink"/>
@@ -4268,7 +4452,7 @@
           <w:color w:val="000000"/>
           <w:sz w:val="24"/>
         </w:rPr>
-        <w:hyperlink r:id="rId22" w:history="1">
+        <w:hyperlink r:id="rId21" w:history="1">
           <w:r>
             <w:rPr>
               <w:rStyle w:val="Hyperlink"/>
@@ -4286,7 +4470,7 @@
           <w:sz w:val="24"/>
           <w:u w:val="single"/>
         </w:rPr>
-        <w:hyperlink r:id="rId22" w:history="1">
+        <w:hyperlink r:id="rId23" w:history="1">
           <w:r>
             <w:rPr>
               <w:rStyle w:val="Hyperlink"/>
@@ -4564,7 +4748,7 @@
           <w:sz w:val="24"/>
           <w:u w:val="single"/>
         </w:rPr>
-        <w:hyperlink r:id="rId24" w:history="1">
+        <w:hyperlink r:id="rId25" w:history="1">
           <w:r>
             <w:rPr>
               <w:rStyle w:val="Hyperlink"/>
@@ -4611,7 +4795,7 @@
           <w:sz w:val="24"/>
           <w:u w:val="single"/>
         </w:rPr>
-        <w:hyperlink r:id="rId24" w:history="1">
+        <w:hyperlink r:id="rId25" w:history="1">
           <w:r>
             <w:rPr>
               <w:rStyle w:val="Hyperlink"/>

--- a/EXPORTS/DOCX/published/niveau3/Dutch/WMAmsterdam.docx
+++ b/EXPORTS/DOCX/published/niveau3/Dutch/WMAmsterdam.docx
@@ -515,7 +515,7 @@
           <w:sz w:val="24"/>
           <w:u w:val="single"/>
         </w:rPr>
-        <w:hyperlink r:id="rId11" w:history="1">
+        <w:hyperlink r:id="rId10" w:history="1">
           <w:r>
             <w:rPr>
               <w:rStyle w:val="Hyperlink"/>
@@ -551,7 +551,7 @@
           <w:sz w:val="24"/>
           <w:u w:val="single"/>
         </w:rPr>
-        <w:hyperlink r:id="rId10" w:history="1">
+        <w:hyperlink r:id="rId11" w:history="1">
           <w:r>
             <w:rPr>
               <w:rStyle w:val="Hyperlink"/>
@@ -672,7 +672,133 @@
           <w:color w:val="000000"/>
           <w:sz w:val="24"/>
         </w:rPr>
-        <w:t>Lands Plantentuin in Bogor en verschille</w:t>
+        <w:t>Lands P</w:t>
+      </w:r>
+      <w:r>
+        <w:rPr>
+          <w:u w:val="single" w:color="0000ff"/>
+          <w:rFonts w:ascii="Charis SIL Regular" w:hAnsi="Charis SIL Regular" w:eastAsia="Charis SIL Regular"/>
+          <w:b w:val="0"/>
+          <w:i w:val="0"/>
+          <w:color w:val="000000"/>
+          <w:sz w:val="24"/>
+        </w:rPr>
+        <w:hyperlink r:id="rId11" w:history="1">
+          <w:r>
+            <w:rPr>
+              <w:rStyle w:val="Hyperlink"/>
+            </w:rPr>
+            <w:t>lantent</w:t>
+          </w:r>
+        </w:hyperlink>
+      </w:r>
+      <w:r>
+        <w:rPr>
+          <w:u w:val="single" w:color="0000ff"/>
+          <w:rFonts w:ascii="Charis SIL Regular" w:hAnsi="Charis SIL Regular" w:eastAsia="Charis SIL Regular"/>
+          <w:b w:val="0"/>
+          <w:i w:val="0"/>
+          <w:color w:val="000000"/>
+          <w:sz w:val="24"/>
+        </w:rPr>
+        <w:hyperlink r:id="rId11" w:history="1">
+          <w:r>
+            <w:rPr>
+              <w:rStyle w:val="Hyperlink"/>
+            </w:rPr>
+            <w:t>u</w:t>
+          </w:r>
+        </w:hyperlink>
+      </w:r>
+      <w:r>
+        <w:rPr>
+          <w:u w:val="single" w:color="0000ff"/>
+          <w:rFonts w:ascii="Charis SIL Regular" w:hAnsi="Charis SIL Regular" w:eastAsia="Charis SIL Regular"/>
+          <w:b w:val="0"/>
+          <w:i w:val="0"/>
+          <w:color w:val="000000"/>
+          <w:sz w:val="24"/>
+        </w:rPr>
+        <w:hyperlink r:id="rId11" w:history="1">
+          <w:r>
+            <w:rPr>
+              <w:rStyle w:val="Hyperlink"/>
+            </w:rPr>
+            <w:t>in in</w:t>
+          </w:r>
+        </w:hyperlink>
+      </w:r>
+      <w:r>
+        <w:rPr>
+          <w:u w:val="single" w:color="0000ff"/>
+          <w:rFonts w:ascii="Charis SIL Regular" w:hAnsi="Charis SIL Regular" w:eastAsia="Charis SIL Regular"/>
+          <w:b w:val="0"/>
+          <w:i w:val="0"/>
+          <w:color w:val="000000"/>
+          <w:sz w:val="24"/>
+        </w:rPr>
+        <w:hyperlink r:id="rId11" w:history="1">
+          <w:r>
+            <w:rPr>
+              <w:rStyle w:val="Hyperlink"/>
+            </w:rPr>
+            <w:t xml:space="preserve"> Bogor</w:t>
+          </w:r>
+        </w:hyperlink>
+      </w:r>
+      <w:r>
+        <w:rPr>
+          <w:u w:val="single" w:color="0000ff"/>
+          <w:rFonts w:ascii="Charis SIL Regular" w:hAnsi="Charis SIL Regular" w:eastAsia="Charis SIL Regular"/>
+          <w:b w:val="0"/>
+          <w:i w:val="0"/>
+          <w:color w:val="000000"/>
+          <w:sz w:val="24"/>
+        </w:rPr>
+        <w:hyperlink r:id="rId11" w:history="1">
+          <w:r>
+            <w:rPr>
+              <w:rStyle w:val="Hyperlink"/>
+            </w:rPr>
+            <w:t xml:space="preserve"> en </w:t>
+          </w:r>
+        </w:hyperlink>
+      </w:r>
+      <w:r>
+        <w:rPr>
+          <w:u w:val="single" w:color="0000ff"/>
+          <w:rFonts w:ascii="Charis SIL Regular" w:hAnsi="Charis SIL Regular" w:eastAsia="Charis SIL Regular"/>
+          <w:b w:val="0"/>
+          <w:i w:val="0"/>
+          <w:color w:val="000000"/>
+          <w:sz w:val="24"/>
+        </w:rPr>
+        <w:hyperlink r:id="rId11" w:history="1">
+          <w:r>
+            <w:rPr>
+              <w:rStyle w:val="Hyperlink"/>
+            </w:rPr>
+            <w:t>v</w:t>
+          </w:r>
+        </w:hyperlink>
+      </w:r>
+      <w:r>
+        <w:rPr>
+          <w:u w:val="single" w:color="0000ff"/>
+          <w:rFonts w:ascii="Charis SIL Regular" w:hAnsi="Charis SIL Regular" w:eastAsia="Charis SIL Regular"/>
+          <w:b w:val="0"/>
+          <w:i w:val="0"/>
+          <w:color w:val="000000"/>
+          <w:sz w:val="24"/>
+        </w:rPr>
+        <w:hyperlink r:id="rId11" w:history="1">
+          <w:r>
+            <w:rPr>
+              <w:rStyle w:val="Hyperlink"/>
+            </w:rPr>
+            <w:t>erschille</w:t>
+          </w:r>
+        </w:hyperlink>
       </w:r>
       <w:r>
         <w:rPr>
@@ -795,7 +921,7 @@
             <w:rPr>
               <w:rStyle w:val="Hyperlink"/>
             </w:rPr>
-            <w:t>Etnografisc</w:t>
+            <w:t>Etnografis</w:t>
           </w:r>
         </w:hyperlink>
       </w:r>
@@ -807,6 +933,16 @@
           <w:color w:val="0000FF"/>
           <w:sz w:val="24"/>
           <w:u w:val="single"/>
+        </w:rPr>
+        <w:t>c</w:t>
+      </w:r>
+      <w:r>
+        <w:rPr>
+          <w:rFonts w:ascii="Charis SIL Regular" w:hAnsi="Charis SIL Regular" w:eastAsia="Charis SIL Regular"/>
+          <w:b w:val="0"/>
+          <w:i w:val="0"/>
+          <w:color w:val="0000FF"/>
+          <w:sz w:val="24"/>
         </w:rPr>
         <w:t>h</w:t>
       </w:r>
@@ -864,19 +1000,9 @@
             <w:rPr>
               <w:rStyle w:val="Hyperlink"/>
             </w:rPr>
-            <w:t>Arti</w:t>
+            <w:t>Artis</w:t>
           </w:r>
         </w:hyperlink>
-      </w:r>
-      <w:r>
-        <w:rPr>
-          <w:rFonts w:ascii="Charis SIL Regular" w:hAnsi="Charis SIL Regular" w:eastAsia="Charis SIL Regular"/>
-          <w:b w:val="0"/>
-          <w:i w:val="0"/>
-          <w:color w:val="0000FF"/>
-          <w:sz w:val="24"/>
-        </w:rPr>
-        <w:t>s</w:t>
       </w:r>
       <w:r>
         <w:rPr>
@@ -1301,7 +1427,14 @@
           <w:sz w:val="24"/>
           <w:u w:val="single"/>
         </w:rPr>
-        <w:t xml:space="preserve">Rijksmuseum van </w:t>
+        <w:hyperlink r:id="rId13" w:history="1">
+          <w:r>
+            <w:rPr>
+              <w:rStyle w:val="Hyperlink"/>
+            </w:rPr>
+            <w:t>Rijksmu</w:t>
+          </w:r>
+        </w:hyperlink>
       </w:r>
       <w:r>
         <w:rPr>
@@ -1317,7 +1450,101 @@
             <w:rPr>
               <w:rStyle w:val="Hyperlink"/>
             </w:rPr>
-            <w:t xml:space="preserve">Natuurlijke </w:t>
+            <w:t>seu</w:t>
+          </w:r>
+        </w:hyperlink>
+      </w:r>
+      <w:r>
+        <w:rPr>
+          <w:rFonts w:ascii="Charis SIL Regular" w:hAnsi="Charis SIL Regular" w:eastAsia="Charis SIL Regular"/>
+          <w:b w:val="0"/>
+          <w:i w:val="0"/>
+          <w:color w:val="0000FF"/>
+          <w:sz w:val="24"/>
+          <w:u w:val="single"/>
+        </w:rPr>
+        <w:hyperlink r:id="rId14" w:history="1">
+          <w:r>
+            <w:rPr>
+              <w:rStyle w:val="Hyperlink"/>
+            </w:rPr>
+            <w:t>m</w:t>
+          </w:r>
+        </w:hyperlink>
+      </w:r>
+      <w:r>
+        <w:rPr>
+          <w:rFonts w:ascii="Charis SIL Regular" w:hAnsi="Charis SIL Regular" w:eastAsia="Charis SIL Regular"/>
+          <w:b w:val="0"/>
+          <w:i w:val="0"/>
+          <w:color w:val="0000FF"/>
+          <w:sz w:val="24"/>
+          <w:u w:val="single"/>
+        </w:rPr>
+        <w:t xml:space="preserve"> </w:t>
+      </w:r>
+      <w:r>
+        <w:rPr>
+          <w:rFonts w:ascii="Charis SIL Regular" w:hAnsi="Charis SIL Regular" w:eastAsia="Charis SIL Regular"/>
+          <w:b w:val="0"/>
+          <w:i w:val="0"/>
+          <w:color w:val="0000FF"/>
+          <w:sz w:val="24"/>
+          <w:u w:val="single"/>
+        </w:rPr>
+        <w:hyperlink r:id="rId14" w:history="1">
+          <w:r>
+            <w:rPr>
+              <w:rStyle w:val="Hyperlink"/>
+            </w:rPr>
+            <w:t>van</w:t>
+          </w:r>
+        </w:hyperlink>
+      </w:r>
+      <w:r>
+        <w:rPr>
+          <w:rFonts w:ascii="Charis SIL Regular" w:hAnsi="Charis SIL Regular" w:eastAsia="Charis SIL Regular"/>
+          <w:b w:val="0"/>
+          <w:i w:val="0"/>
+          <w:color w:val="0000FF"/>
+          <w:sz w:val="24"/>
+          <w:u w:val="single"/>
+        </w:rPr>
+        <w:t xml:space="preserve"> </w:t>
+      </w:r>
+      <w:r>
+        <w:rPr>
+          <w:rFonts w:ascii="Charis SIL Regular" w:hAnsi="Charis SIL Regular" w:eastAsia="Charis SIL Regular"/>
+          <w:b w:val="0"/>
+          <w:i w:val="0"/>
+          <w:color w:val="0000FF"/>
+          <w:sz w:val="24"/>
+          <w:u w:val="single"/>
+        </w:rPr>
+        <w:hyperlink r:id="rId13" w:history="1">
+          <w:r>
+            <w:rPr>
+              <w:rStyle w:val="Hyperlink"/>
+            </w:rPr>
+            <w:t>Natuur</w:t>
+          </w:r>
+        </w:hyperlink>
+      </w:r>
+      <w:r>
+        <w:rPr>
+          <w:rFonts w:ascii="Charis SIL Regular" w:hAnsi="Charis SIL Regular" w:eastAsia="Charis SIL Regular"/>
+          <w:b w:val="0"/>
+          <w:i w:val="0"/>
+          <w:color w:val="0000FF"/>
+          <w:sz w:val="24"/>
+          <w:u w:val="single"/>
+        </w:rPr>
+        <w:hyperlink r:id="rId14" w:history="1">
+          <w:r>
+            <w:rPr>
+              <w:rStyle w:val="Hyperlink"/>
+            </w:rPr>
+            <w:t xml:space="preserve">lijke </w:t>
           </w:r>
         </w:hyperlink>
       </w:r>
@@ -1388,7 +1615,7 @@
           <w:sz w:val="24"/>
           <w:u w:val="single"/>
         </w:rPr>
-        <w:hyperlink r:id="rId13" w:history="1">
+        <w:hyperlink r:id="rId14" w:history="1">
           <w:r>
             <w:rPr>
               <w:rStyle w:val="Hyperlink"/>
@@ -1406,7 +1633,7 @@
           <w:sz w:val="24"/>
           <w:u w:val="single"/>
         </w:rPr>
-        <w:hyperlink r:id="rId13" w:history="1">
+        <w:hyperlink r:id="rId14" w:history="1">
           <w:r>
             <w:rPr>
               <w:rStyle w:val="Hyperlink"/>
@@ -1424,7 +1651,7 @@
           <w:sz w:val="24"/>
           <w:u w:val="single"/>
         </w:rPr>
-        <w:hyperlink r:id="rId13" w:history="1">
+        <w:hyperlink r:id="rId14" w:history="1">
           <w:r>
             <w:rPr>
               <w:rStyle w:val="Hyperlink"/>
@@ -1453,7 +1680,7 @@
           <w:sz w:val="24"/>
           <w:u w:val="single"/>
         </w:rPr>
-        <w:hyperlink r:id="rId13" w:history="1">
+        <w:hyperlink r:id="rId14" w:history="1">
           <w:r>
             <w:rPr>
               <w:rStyle w:val="Hyperlink"/>
@@ -3810,7 +4037,7 @@
           <w:sz w:val="24"/>
           <w:u w:val="single"/>
         </w:rPr>
-        <w:hyperlink r:id="rId19" w:history="1">
+        <w:hyperlink r:id="rId18" w:history="1">
           <w:r>
             <w:rPr>
               <w:rStyle w:val="Hyperlink"/>
@@ -3857,7 +4084,7 @@
           <w:sz w:val="24"/>
           <w:u w:val="single"/>
         </w:rPr>
-        <w:hyperlink r:id="rId18" w:history="1">
+        <w:hyperlink r:id="rId19" w:history="1">
           <w:r>
             <w:rPr>
               <w:rStyle w:val="Hyperlink"/>
@@ -3868,7 +4095,6 @@
       </w:r>
       <w:r>
         <w:rPr>
-          <w:u w:val="single" w:color="0000ff"/>
           <w:rFonts w:ascii="Charis SIL Regular" w:hAnsi="Charis SIL Regular" w:eastAsia="Charis SIL Regular"/>
           <w:b w:val="0"/>
           <w:i w:val="0"/>
@@ -3893,12 +4119,12 @@
           <w:sz w:val="24"/>
           <w:u w:val="single"/>
         </w:rPr>
-        <w:hyperlink r:id="rId18" w:history="1">
+        <w:hyperlink r:id="rId20" w:history="1">
           <w:r>
             <w:rPr>
               <w:rStyle w:val="Hyperlink"/>
             </w:rPr>
-            <w:t xml:space="preserve">ISBN </w:t>
+            <w:t>ISBN</w:t>
           </w:r>
         </w:hyperlink>
       </w:r>
@@ -3911,7 +4137,18 @@
           <w:sz w:val="24"/>
           <w:u w:val="single"/>
         </w:rPr>
-        <w:hyperlink r:id="rId18" w:history="1">
+        <w:t xml:space="preserve"> </w:t>
+      </w:r>
+      <w:r>
+        <w:rPr>
+          <w:rFonts w:ascii="Charis SIL Regular" w:hAnsi="Charis SIL Regular" w:eastAsia="Charis SIL Regular"/>
+          <w:b w:val="0"/>
+          <w:i w:val="0"/>
+          <w:color w:val="0000FF"/>
+          <w:sz w:val="24"/>
+          <w:u w:val="single"/>
+        </w:rPr>
+        <w:hyperlink r:id="rId20" w:history="1">
           <w:r>
             <w:rPr>
               <w:rStyle w:val="Hyperlink"/>
@@ -4062,7 +4299,7 @@
           <w:sz w:val="24"/>
           <w:u w:val="single"/>
         </w:rPr>
-        <w:hyperlink r:id="rId20" w:history="1">
+        <w:hyperlink r:id="rId21" w:history="1">
           <w:r>
             <w:rPr>
               <w:rStyle w:val="Hyperlink"/>
@@ -4080,7 +4317,7 @@
           <w:sz w:val="24"/>
           <w:u w:val="single"/>
         </w:rPr>
-        <w:hyperlink r:id="rId20" w:history="1">
+        <w:hyperlink r:id="rId21" w:history="1">
           <w:r>
             <w:rPr>
               <w:rStyle w:val="Hyperlink"/>
@@ -4098,7 +4335,7 @@
           <w:sz w:val="24"/>
           <w:u w:val="single"/>
         </w:rPr>
-        <w:hyperlink r:id="rId20" w:history="1">
+        <w:hyperlink r:id="rId21" w:history="1">
           <w:r>
             <w:rPr>
               <w:rStyle w:val="Hyperlink"/>
@@ -4126,7 +4363,7 @@
           <w:sz w:val="24"/>
           <w:u w:val="single"/>
         </w:rPr>
-        <w:hyperlink r:id="rId20" w:history="1">
+        <w:hyperlink r:id="rId21" w:history="1">
           <w:r>
             <w:rPr>
               <w:rStyle w:val="Hyperlink"/>
@@ -4155,7 +4392,7 @@
           <w:sz w:val="24"/>
           <w:u w:val="single"/>
         </w:rPr>
-        <w:hyperlink r:id="rId20" w:history="1">
+        <w:hyperlink r:id="rId21" w:history="1">
           <w:r>
             <w:rPr>
               <w:rStyle w:val="Hyperlink"/>
@@ -4306,7 +4543,7 @@
           <w:sz w:val="24"/>
           <w:u w:val="single"/>
         </w:rPr>
-        <w:hyperlink r:id="rId21" w:history="1">
+        <w:hyperlink r:id="rId22" w:history="1">
           <w:r>
             <w:rPr>
               <w:rStyle w:val="Hyperlink"/>
@@ -4324,7 +4561,7 @@
           <w:sz w:val="24"/>
           <w:u w:val="single"/>
         </w:rPr>
-        <w:hyperlink r:id="rId21" w:history="1">
+        <w:hyperlink r:id="rId22" w:history="1">
           <w:r>
             <w:rPr>
               <w:rStyle w:val="Hyperlink"/>
@@ -4342,7 +4579,7 @@
           <w:sz w:val="24"/>
           <w:u w:val="single"/>
         </w:rPr>
-        <w:hyperlink r:id="rId21" w:history="1">
+        <w:hyperlink r:id="rId22" w:history="1">
           <w:r>
             <w:rPr>
               <w:rStyle w:val="Hyperlink"/>
@@ -4360,7 +4597,7 @@
           <w:sz w:val="24"/>
           <w:u w:val="single"/>
         </w:rPr>
-        <w:hyperlink r:id="rId21" w:history="1">
+        <w:hyperlink r:id="rId22" w:history="1">
           <w:r>
             <w:rPr>
               <w:rStyle w:val="Hyperlink"/>
@@ -4388,7 +4625,7 @@
           <w:sz w:val="24"/>
           <w:u w:val="single"/>
         </w:rPr>
-        <w:hyperlink r:id="rId21" w:history="1">
+        <w:hyperlink r:id="rId23" w:history="1">
           <w:r>
             <w:rPr>
               <w:rStyle w:val="Hyperlink"/>
@@ -4406,7 +4643,7 @@
           <w:sz w:val="24"/>
           <w:u w:val="single"/>
         </w:rPr>
-        <w:hyperlink r:id="rId21" w:history="1">
+        <w:hyperlink r:id="rId23" w:history="1">
           <w:r>
             <w:rPr>
               <w:rStyle w:val="Hyperlink"/>
@@ -4435,7 +4672,7 @@
           <w:sz w:val="24"/>
           <w:u w:val="single"/>
         </w:rPr>
-        <w:hyperlink r:id="rId22" w:history="1">
+        <w:hyperlink r:id="rId23" w:history="1">
           <w:r>
             <w:rPr>
               <w:rStyle w:val="Hyperlink"/>
@@ -4452,14 +4689,7 @@
           <w:color w:val="000000"/>
           <w:sz w:val="24"/>
         </w:rPr>
-        <w:hyperlink r:id="rId21" w:history="1">
-          <w:r>
-            <w:rPr>
-              <w:rStyle w:val="Hyperlink"/>
-            </w:rPr>
-            <w:t xml:space="preserve">, </w:t>
-          </w:r>
-        </w:hyperlink>
+        <w:t xml:space="preserve">, </w:t>
       </w:r>
       <w:r>
         <w:rPr>
@@ -4470,7 +4700,7 @@
           <w:sz w:val="24"/>
           <w:u w:val="single"/>
         </w:rPr>
-        <w:hyperlink r:id="rId23" w:history="1">
+        <w:hyperlink r:id="rId24" w:history="1">
           <w:r>
             <w:rPr>
               <w:rStyle w:val="Hyperlink"/>
@@ -4499,7 +4729,7 @@
           <w:sz w:val="24"/>
           <w:u w:val="single"/>
         </w:rPr>
-        <w:hyperlink r:id="rId23" w:history="1">
+        <w:hyperlink r:id="rId22" w:history="1">
           <w:r>
             <w:rPr>
               <w:rStyle w:val="Hyperlink"/>
@@ -4666,7 +4896,7 @@
           <w:sz w:val="24"/>
           <w:u w:val="single"/>
         </w:rPr>
-        <w:hyperlink r:id="rId24" w:history="1">
+        <w:hyperlink r:id="rId25" w:history="1">
           <w:r>
             <w:rPr>
               <w:rStyle w:val="Hyperlink"/>
@@ -4684,7 +4914,7 @@
           <w:sz w:val="24"/>
           <w:u w:val="single"/>
         </w:rPr>
-        <w:hyperlink r:id="rId24" w:history="1">
+        <w:hyperlink r:id="rId25" w:history="1">
           <w:r>
             <w:rPr>
               <w:rStyle w:val="Hyperlink"/>
@@ -4702,7 +4932,7 @@
           <w:sz w:val="24"/>
           <w:u w:val="single"/>
         </w:rPr>
-        <w:hyperlink r:id="rId24" w:history="1">
+        <w:hyperlink r:id="rId25" w:history="1">
           <w:r>
             <w:rPr>
               <w:rStyle w:val="Hyperlink"/>
@@ -4720,7 +4950,7 @@
           <w:sz w:val="24"/>
           <w:u w:val="single"/>
         </w:rPr>
-        <w:hyperlink r:id="rId24" w:history="1">
+        <w:hyperlink r:id="rId25" w:history="1">
           <w:r>
             <w:rPr>
               <w:rStyle w:val="Hyperlink"/>
@@ -4748,7 +4978,7 @@
           <w:sz w:val="24"/>
           <w:u w:val="single"/>
         </w:rPr>
-        <w:hyperlink r:id="rId25" w:history="1">
+        <w:hyperlink r:id="rId26" w:history="1">
           <w:r>
             <w:rPr>
               <w:rStyle w:val="Hyperlink"/>
@@ -4795,7 +5025,7 @@
           <w:sz w:val="24"/>
           <w:u w:val="single"/>
         </w:rPr>
-        <w:hyperlink r:id="rId25" w:history="1">
+        <w:hyperlink r:id="rId26" w:history="1">
           <w:r>
             <w:rPr>
               <w:rStyle w:val="Hyperlink"/>
@@ -4813,14 +5043,7 @@
           <w:color w:val="000000"/>
           <w:sz w:val="24"/>
         </w:rPr>
-        <w:hyperlink r:id="rId24" w:history="1">
-          <w:r>
-            <w:rPr>
-              <w:rStyle w:val="Hyperlink"/>
-            </w:rPr>
-            <w:t xml:space="preserve">, </w:t>
-          </w:r>
-        </w:hyperlink>
+        <w:t xml:space="preserve">, </w:t>
       </w:r>
       <w:r>
         <w:rPr>
@@ -4831,7 +5054,7 @@
           <w:sz w:val="24"/>
           <w:u w:val="single"/>
         </w:rPr>
-        <w:hyperlink r:id="rId24" w:history="1">
+        <w:hyperlink r:id="rId25" w:history="1">
           <w:r>
             <w:rPr>
               <w:rStyle w:val="Hyperlink"/>
@@ -4860,7 +5083,7 @@
           <w:sz w:val="24"/>
           <w:u w:val="single"/>
         </w:rPr>
-        <w:hyperlink r:id="rId24" w:history="1">
+        <w:hyperlink r:id="rId27" w:history="1">
           <w:r>
             <w:rPr>
               <w:rStyle w:val="Hyperlink"/>

--- a/EXPORTS/DOCX/published/niveau3/Dutch/WMAmsterdam.docx
+++ b/EXPORTS/DOCX/published/niveau3/Dutch/WMAmsterdam.docx
@@ -672,61 +672,7 @@
           <w:color w:val="000000"/>
           <w:sz w:val="24"/>
         </w:rPr>
-        <w:t>Lands P</w:t>
-      </w:r>
-      <w:r>
-        <w:rPr>
-          <w:u w:val="single" w:color="0000ff"/>
-          <w:rFonts w:ascii="Charis SIL Regular" w:hAnsi="Charis SIL Regular" w:eastAsia="Charis SIL Regular"/>
-          <w:b w:val="0"/>
-          <w:i w:val="0"/>
-          <w:color w:val="000000"/>
-          <w:sz w:val="24"/>
-        </w:rPr>
-        <w:hyperlink r:id="rId11" w:history="1">
-          <w:r>
-            <w:rPr>
-              <w:rStyle w:val="Hyperlink"/>
-            </w:rPr>
-            <w:t>lantent</w:t>
-          </w:r>
-        </w:hyperlink>
-      </w:r>
-      <w:r>
-        <w:rPr>
-          <w:u w:val="single" w:color="0000ff"/>
-          <w:rFonts w:ascii="Charis SIL Regular" w:hAnsi="Charis SIL Regular" w:eastAsia="Charis SIL Regular"/>
-          <w:b w:val="0"/>
-          <w:i w:val="0"/>
-          <w:color w:val="000000"/>
-          <w:sz w:val="24"/>
-        </w:rPr>
-        <w:hyperlink r:id="rId11" w:history="1">
-          <w:r>
-            <w:rPr>
-              <w:rStyle w:val="Hyperlink"/>
-            </w:rPr>
-            <w:t>u</w:t>
-          </w:r>
-        </w:hyperlink>
-      </w:r>
-      <w:r>
-        <w:rPr>
-          <w:u w:val="single" w:color="0000ff"/>
-          <w:rFonts w:ascii="Charis SIL Regular" w:hAnsi="Charis SIL Regular" w:eastAsia="Charis SIL Regular"/>
-          <w:b w:val="0"/>
-          <w:i w:val="0"/>
-          <w:color w:val="000000"/>
-          <w:sz w:val="24"/>
-        </w:rPr>
-        <w:hyperlink r:id="rId11" w:history="1">
-          <w:r>
-            <w:rPr>
-              <w:rStyle w:val="Hyperlink"/>
-            </w:rPr>
-            <w:t>in in</w:t>
-          </w:r>
-        </w:hyperlink>
+        <w:t>Lands Plantentuin in</w:t>
       </w:r>
       <w:r>
         <w:rPr>
@@ -921,7 +867,7 @@
             <w:rPr>
               <w:rStyle w:val="Hyperlink"/>
             </w:rPr>
-            <w:t>Etnografis</w:t>
+            <w:t>Etnografisc</w:t>
           </w:r>
         </w:hyperlink>
       </w:r>
@@ -933,16 +879,6 @@
           <w:color w:val="0000FF"/>
           <w:sz w:val="24"/>
           <w:u w:val="single"/>
-        </w:rPr>
-        <w:t>c</w:t>
-      </w:r>
-      <w:r>
-        <w:rPr>
-          <w:rFonts w:ascii="Charis SIL Regular" w:hAnsi="Charis SIL Regular" w:eastAsia="Charis SIL Regular"/>
-          <w:b w:val="0"/>
-          <w:i w:val="0"/>
-          <w:color w:val="0000FF"/>
-          <w:sz w:val="24"/>
         </w:rPr>
         <w:t>h</w:t>
       </w:r>
@@ -982,7 +918,6 @@
           <w:i w:val="0"/>
           <w:color w:val="0000FF"/>
           <w:sz w:val="24"/>
-          <w:u w:val="single"/>
         </w:rPr>
         <w:t xml:space="preserve"> </w:t>
       </w:r>
@@ -1379,7 +1314,6 @@
           <w:i w:val="0"/>
           <w:color w:val="0000FF"/>
           <w:sz w:val="24"/>
-          <w:u w:val="single"/>
         </w:rPr>
         <w:hyperlink r:id="rId13" w:history="1">
           <w:r>
@@ -1410,13 +1344,21 @@
       </w:r>
       <w:r>
         <w:rPr>
+          <w:u w:val="single" w:color="0000ff"/>
           <w:rFonts w:ascii="Charis SIL Regular" w:hAnsi="Charis SIL Regular" w:eastAsia="Charis SIL Regular"/>
           <w:b w:val="0"/>
           <w:i w:val="0"/>
           <w:color w:val="000000"/>
           <w:sz w:val="24"/>
         </w:rPr>
-        <w:t xml:space="preserve"> en het </w:t>
+        <w:hyperlink r:id="rId13" w:history="1">
+          <w:r>
+            <w:rPr>
+              <w:rStyle w:val="Hyperlink"/>
+            </w:rPr>
+            <w:t xml:space="preserve"> en het </w:t>
+          </w:r>
+        </w:hyperlink>
       </w:r>
       <w:r>
         <w:rPr>
@@ -1615,7 +1557,7 @@
           <w:sz w:val="24"/>
           <w:u w:val="single"/>
         </w:rPr>
-        <w:hyperlink r:id="rId14" w:history="1">
+        <w:hyperlink r:id="rId13" w:history="1">
           <w:r>
             <w:rPr>
               <w:rStyle w:val="Hyperlink"/>
@@ -1633,7 +1575,7 @@
           <w:sz w:val="24"/>
           <w:u w:val="single"/>
         </w:rPr>
-        <w:hyperlink r:id="rId14" w:history="1">
+        <w:hyperlink r:id="rId13" w:history="1">
           <w:r>
             <w:rPr>
               <w:rStyle w:val="Hyperlink"/>
@@ -1651,7 +1593,7 @@
           <w:sz w:val="24"/>
           <w:u w:val="single"/>
         </w:rPr>
-        <w:hyperlink r:id="rId14" w:history="1">
+        <w:hyperlink r:id="rId13" w:history="1">
           <w:r>
             <w:rPr>
               <w:rStyle w:val="Hyperlink"/>
@@ -1698,7 +1640,7 @@
           <w:sz w:val="24"/>
           <w:u w:val="single"/>
         </w:rPr>
-        <w:hyperlink r:id="rId13" w:history="1">
+        <w:hyperlink r:id="rId14" w:history="1">
           <w:r>
             <w:rPr>
               <w:rStyle w:val="Hyperlink"/>
@@ -1727,7 +1669,7 @@
           <w:sz w:val="24"/>
           <w:u w:val="single"/>
         </w:rPr>
-        <w:hyperlink r:id="rId13" w:history="1">
+        <w:hyperlink r:id="rId14" w:history="1">
           <w:r>
             <w:rPr>
               <w:rStyle w:val="Hyperlink"/>
@@ -1745,7 +1687,7 @@
           <w:sz w:val="24"/>
           <w:u w:val="single"/>
         </w:rPr>
-        <w:hyperlink r:id="rId13" w:history="1">
+        <w:hyperlink r:id="rId14" w:history="1">
           <w:r>
             <w:rPr>
               <w:rStyle w:val="Hyperlink"/>
@@ -1763,7 +1705,7 @@
           <w:sz w:val="24"/>
           <w:u w:val="single"/>
         </w:rPr>
-        <w:hyperlink r:id="rId13" w:history="1">
+        <w:hyperlink r:id="rId14" w:history="1">
           <w:r>
             <w:rPr>
               <w:rStyle w:val="Hyperlink"/>
@@ -2773,7 +2715,6 @@
       </w:r>
       <w:r>
         <w:rPr>
-          <w:u w:val="single" w:color="0000ff"/>
           <w:rFonts w:ascii="Charis SIL Regular" w:hAnsi="Charis SIL Regular" w:eastAsia="Charis SIL Regular"/>
           <w:b w:val="0"/>
           <w:i w:val="0"/>
@@ -2870,7 +2811,7 @@
             <w:rPr>
               <w:rStyle w:val="Hyperlink"/>
             </w:rPr>
-            <w:t>desbetreffend</w:t>
+            <w:t>desbetreffen</w:t>
           </w:r>
         </w:hyperlink>
       </w:r>
@@ -2881,36 +2822,13 @@
           <w:i w:val="0"/>
           <w:color w:val="0000FF"/>
           <w:sz w:val="24"/>
-          <w:u w:val="single"/>
-        </w:rPr>
-        <w:t>e</w:t>
-      </w:r>
-      <w:r>
-        <w:rPr>
-          <w:rFonts w:ascii="Charis SIL Regular" w:hAnsi="Charis SIL Regular" w:eastAsia="Charis SIL Regular"/>
-          <w:b w:val="0"/>
-          <w:i w:val="0"/>
-          <w:color w:val="0000FF"/>
-          <w:sz w:val="24"/>
-          <w:u w:val="single"/>
-        </w:rPr>
-        <w:t xml:space="preserve"> </w:t>
-      </w:r>
-      <w:r>
-        <w:rPr>
-          <w:rFonts w:ascii="Charis SIL Regular" w:hAnsi="Charis SIL Regular" w:eastAsia="Charis SIL Regular"/>
-          <w:b w:val="0"/>
-          <w:i w:val="0"/>
-          <w:color w:val="0000FF"/>
-          <w:sz w:val="24"/>
-          <w:u w:val="single"/>
         </w:rPr>
         <w:hyperlink r:id="rId12" w:history="1">
           <w:r>
             <w:rPr>
               <w:rStyle w:val="Hyperlink"/>
             </w:rPr>
-            <w:t>zoekhul</w:t>
+            <w:t>d</w:t>
           </w:r>
         </w:hyperlink>
       </w:r>
@@ -2922,7 +2840,36 @@
           <w:color w:val="0000FF"/>
           <w:sz w:val="24"/>
         </w:rPr>
-        <w:t>p</w:t>
+        <w:t>e</w:t>
+      </w:r>
+      <w:r>
+        <w:rPr>
+          <w:rFonts w:ascii="Charis SIL Regular" w:hAnsi="Charis SIL Regular" w:eastAsia="Charis SIL Regular"/>
+          <w:b w:val="0"/>
+          <w:i w:val="0"/>
+          <w:color w:val="0000FF"/>
+          <w:sz w:val="24"/>
+          <w:u w:val="single"/>
+        </w:rPr>
+        <w:t xml:space="preserve"> </w:t>
+      </w:r>
+      <w:r>
+        <w:rPr>
+          <w:rFonts w:ascii="Charis SIL Regular" w:hAnsi="Charis SIL Regular" w:eastAsia="Charis SIL Regular"/>
+          <w:b w:val="0"/>
+          <w:i w:val="0"/>
+          <w:color w:val="0000FF"/>
+          <w:sz w:val="24"/>
+          <w:u w:val="single"/>
+        </w:rPr>
+        <w:hyperlink r:id="rId12" w:history="1">
+          <w:r>
+            <w:rPr>
+              <w:rStyle w:val="Hyperlink"/>
+            </w:rPr>
+            <w:t>zoekhulp</w:t>
+          </w:r>
+        </w:hyperlink>
       </w:r>
       <w:r>
         <w:rPr>
@@ -4037,7 +3984,7 @@
           <w:sz w:val="24"/>
           <w:u w:val="single"/>
         </w:rPr>
-        <w:hyperlink r:id="rId18" w:history="1">
+        <w:hyperlink r:id="rId19" w:history="1">
           <w:r>
             <w:rPr>
               <w:rStyle w:val="Hyperlink"/>
@@ -4625,7 +4572,7 @@
           <w:sz w:val="24"/>
           <w:u w:val="single"/>
         </w:rPr>
-        <w:hyperlink r:id="rId23" w:history="1">
+        <w:hyperlink r:id="rId22" w:history="1">
           <w:r>
             <w:rPr>
               <w:rStyle w:val="Hyperlink"/>
@@ -4643,7 +4590,7 @@
           <w:sz w:val="24"/>
           <w:u w:val="single"/>
         </w:rPr>
-        <w:hyperlink r:id="rId23" w:history="1">
+        <w:hyperlink r:id="rId22" w:history="1">
           <w:r>
             <w:rPr>
               <w:rStyle w:val="Hyperlink"/>
@@ -4672,7 +4619,7 @@
           <w:sz w:val="24"/>
           <w:u w:val="single"/>
         </w:rPr>
-        <w:hyperlink r:id="rId23" w:history="1">
+        <w:hyperlink r:id="rId22" w:history="1">
           <w:r>
             <w:rPr>
               <w:rStyle w:val="Hyperlink"/>
@@ -4689,7 +4636,14 @@
           <w:color w:val="000000"/>
           <w:sz w:val="24"/>
         </w:rPr>
-        <w:t xml:space="preserve">, </w:t>
+        <w:hyperlink r:id="rId22" w:history="1">
+          <w:r>
+            <w:rPr>
+              <w:rStyle w:val="Hyperlink"/>
+            </w:rPr>
+            <w:t xml:space="preserve">, </w:t>
+          </w:r>
+        </w:hyperlink>
       </w:r>
       <w:r>
         <w:rPr>
@@ -4700,7 +4654,7 @@
           <w:sz w:val="24"/>
           <w:u w:val="single"/>
         </w:rPr>
-        <w:hyperlink r:id="rId24" w:history="1">
+        <w:hyperlink r:id="rId22" w:history="1">
           <w:r>
             <w:rPr>
               <w:rStyle w:val="Hyperlink"/>
@@ -4729,7 +4683,7 @@
           <w:sz w:val="24"/>
           <w:u w:val="single"/>
         </w:rPr>
-        <w:hyperlink r:id="rId22" w:history="1">
+        <w:hyperlink r:id="rId23" w:history="1">
           <w:r>
             <w:rPr>
               <w:rStyle w:val="Hyperlink"/>
@@ -4896,7 +4850,7 @@
           <w:sz w:val="24"/>
           <w:u w:val="single"/>
         </w:rPr>
-        <w:hyperlink r:id="rId25" w:history="1">
+        <w:hyperlink r:id="rId24" w:history="1">
           <w:r>
             <w:rPr>
               <w:rStyle w:val="Hyperlink"/>
@@ -4914,7 +4868,7 @@
           <w:sz w:val="24"/>
           <w:u w:val="single"/>
         </w:rPr>
-        <w:hyperlink r:id="rId25" w:history="1">
+        <w:hyperlink r:id="rId24" w:history="1">
           <w:r>
             <w:rPr>
               <w:rStyle w:val="Hyperlink"/>
@@ -4932,7 +4886,7 @@
           <w:sz w:val="24"/>
           <w:u w:val="single"/>
         </w:rPr>
-        <w:hyperlink r:id="rId25" w:history="1">
+        <w:hyperlink r:id="rId24" w:history="1">
           <w:r>
             <w:rPr>
               <w:rStyle w:val="Hyperlink"/>
@@ -4950,7 +4904,7 @@
           <w:sz w:val="24"/>
           <w:u w:val="single"/>
         </w:rPr>
-        <w:hyperlink r:id="rId25" w:history="1">
+        <w:hyperlink r:id="rId24" w:history="1">
           <w:r>
             <w:rPr>
               <w:rStyle w:val="Hyperlink"/>
@@ -4978,7 +4932,7 @@
           <w:sz w:val="24"/>
           <w:u w:val="single"/>
         </w:rPr>
-        <w:hyperlink r:id="rId26" w:history="1">
+        <w:hyperlink r:id="rId25" w:history="1">
           <w:r>
             <w:rPr>
               <w:rStyle w:val="Hyperlink"/>
@@ -5025,7 +4979,7 @@
           <w:sz w:val="24"/>
           <w:u w:val="single"/>
         </w:rPr>
-        <w:hyperlink r:id="rId26" w:history="1">
+        <w:hyperlink r:id="rId24" w:history="1">
           <w:r>
             <w:rPr>
               <w:rStyle w:val="Hyperlink"/>
@@ -5043,7 +4997,14 @@
           <w:color w:val="000000"/>
           <w:sz w:val="24"/>
         </w:rPr>
-        <w:t xml:space="preserve">, </w:t>
+        <w:hyperlink r:id="rId24" w:history="1">
+          <w:r>
+            <w:rPr>
+              <w:rStyle w:val="Hyperlink"/>
+            </w:rPr>
+            <w:t xml:space="preserve">, </w:t>
+          </w:r>
+        </w:hyperlink>
       </w:r>
       <w:r>
         <w:rPr>
@@ -5054,7 +5015,7 @@
           <w:sz w:val="24"/>
           <w:u w:val="single"/>
         </w:rPr>
-        <w:hyperlink r:id="rId25" w:history="1">
+        <w:hyperlink r:id="rId26" w:history="1">
           <w:r>
             <w:rPr>
               <w:rStyle w:val="Hyperlink"/>
@@ -5083,7 +5044,7 @@
           <w:sz w:val="24"/>
           <w:u w:val="single"/>
         </w:rPr>
-        <w:hyperlink r:id="rId27" w:history="1">
+        <w:hyperlink r:id="rId24" w:history="1">
           <w:r>
             <w:rPr>
               <w:rStyle w:val="Hyperlink"/>

--- a/EXPORTS/DOCX/published/niveau3/Dutch/WMAmsterdam.docx
+++ b/EXPORTS/DOCX/published/niveau3/Dutch/WMAmsterdam.docx
@@ -486,7 +486,7 @@
           <w:sz w:val="24"/>
           <w:u w:val="single"/>
         </w:rPr>
-        <w:hyperlink r:id="rId11" w:history="1">
+        <w:hyperlink r:id="rId10" w:history="1">
           <w:r>
             <w:rPr>
               <w:rStyle w:val="Hyperlink"/>
@@ -533,7 +533,7 @@
           <w:sz w:val="24"/>
           <w:u w:val="single"/>
         </w:rPr>
-        <w:hyperlink r:id="rId11" w:history="1">
+        <w:hyperlink r:id="rId10" w:history="1">
           <w:r>
             <w:rPr>
               <w:rStyle w:val="Hyperlink"/>
@@ -551,7 +551,7 @@
           <w:sz w:val="24"/>
           <w:u w:val="single"/>
         </w:rPr>
-        <w:hyperlink r:id="rId11" w:history="1">
+        <w:hyperlink r:id="rId10" w:history="1">
           <w:r>
             <w:rPr>
               <w:rStyle w:val="Hyperlink"/>
@@ -672,7 +672,61 @@
           <w:color w:val="000000"/>
           <w:sz w:val="24"/>
         </w:rPr>
-        <w:t>Lands Plantentuin in</w:t>
+        <w:t>Lands P</w:t>
+      </w:r>
+      <w:r>
+        <w:rPr>
+          <w:u w:val="single" w:color="0000ff"/>
+          <w:rFonts w:ascii="Charis SIL Regular" w:hAnsi="Charis SIL Regular" w:eastAsia="Charis SIL Regular"/>
+          <w:b w:val="0"/>
+          <w:i w:val="0"/>
+          <w:color w:val="000000"/>
+          <w:sz w:val="24"/>
+        </w:rPr>
+        <w:hyperlink r:id="rId11" w:history="1">
+          <w:r>
+            <w:rPr>
+              <w:rStyle w:val="Hyperlink"/>
+            </w:rPr>
+            <w:t>lantent</w:t>
+          </w:r>
+        </w:hyperlink>
+      </w:r>
+      <w:r>
+        <w:rPr>
+          <w:u w:val="single" w:color="0000ff"/>
+          <w:rFonts w:ascii="Charis SIL Regular" w:hAnsi="Charis SIL Regular" w:eastAsia="Charis SIL Regular"/>
+          <w:b w:val="0"/>
+          <w:i w:val="0"/>
+          <w:color w:val="000000"/>
+          <w:sz w:val="24"/>
+        </w:rPr>
+        <w:hyperlink r:id="rId11" w:history="1">
+          <w:r>
+            <w:rPr>
+              <w:rStyle w:val="Hyperlink"/>
+            </w:rPr>
+            <w:t>u</w:t>
+          </w:r>
+        </w:hyperlink>
+      </w:r>
+      <w:r>
+        <w:rPr>
+          <w:u w:val="single" w:color="0000ff"/>
+          <w:rFonts w:ascii="Charis SIL Regular" w:hAnsi="Charis SIL Regular" w:eastAsia="Charis SIL Regular"/>
+          <w:b w:val="0"/>
+          <w:i w:val="0"/>
+          <w:color w:val="000000"/>
+          <w:sz w:val="24"/>
+        </w:rPr>
+        <w:hyperlink r:id="rId11" w:history="1">
+          <w:r>
+            <w:rPr>
+              <w:rStyle w:val="Hyperlink"/>
+            </w:rPr>
+            <w:t>in in</w:t>
+          </w:r>
+        </w:hyperlink>
       </w:r>
       <w:r>
         <w:rPr>
@@ -694,57 +748,13 @@
       </w:r>
       <w:r>
         <w:rPr>
-          <w:u w:val="single" w:color="0000ff"/>
           <w:rFonts w:ascii="Charis SIL Regular" w:hAnsi="Charis SIL Regular" w:eastAsia="Charis SIL Regular"/>
           <w:b w:val="0"/>
           <w:i w:val="0"/>
           <w:color w:val="000000"/>
           <w:sz w:val="24"/>
         </w:rPr>
-        <w:hyperlink r:id="rId11" w:history="1">
-          <w:r>
-            <w:rPr>
-              <w:rStyle w:val="Hyperlink"/>
-            </w:rPr>
-            <w:t xml:space="preserve"> en </w:t>
-          </w:r>
-        </w:hyperlink>
-      </w:r>
-      <w:r>
-        <w:rPr>
-          <w:u w:val="single" w:color="0000ff"/>
-          <w:rFonts w:ascii="Charis SIL Regular" w:hAnsi="Charis SIL Regular" w:eastAsia="Charis SIL Regular"/>
-          <w:b w:val="0"/>
-          <w:i w:val="0"/>
-          <w:color w:val="000000"/>
-          <w:sz w:val="24"/>
-        </w:rPr>
-        <w:hyperlink r:id="rId11" w:history="1">
-          <w:r>
-            <w:rPr>
-              <w:rStyle w:val="Hyperlink"/>
-            </w:rPr>
-            <w:t>v</w:t>
-          </w:r>
-        </w:hyperlink>
-      </w:r>
-      <w:r>
-        <w:rPr>
-          <w:u w:val="single" w:color="0000ff"/>
-          <w:rFonts w:ascii="Charis SIL Regular" w:hAnsi="Charis SIL Regular" w:eastAsia="Charis SIL Regular"/>
-          <w:b w:val="0"/>
-          <w:i w:val="0"/>
-          <w:color w:val="000000"/>
-          <w:sz w:val="24"/>
-        </w:rPr>
-        <w:hyperlink r:id="rId11" w:history="1">
-          <w:r>
-            <w:rPr>
-              <w:rStyle w:val="Hyperlink"/>
-            </w:rPr>
-            <w:t>erschille</w:t>
-          </w:r>
-        </w:hyperlink>
+        <w:t xml:space="preserve"> en verschille</w:t>
       </w:r>
       <w:r>
         <w:rPr>
@@ -867,7 +877,24 @@
             <w:rPr>
               <w:rStyle w:val="Hyperlink"/>
             </w:rPr>
-            <w:t>Etnografisc</w:t>
+            <w:t>Etnografis</w:t>
+          </w:r>
+        </w:hyperlink>
+      </w:r>
+      <w:r>
+        <w:rPr>
+          <w:rFonts w:ascii="Charis SIL Regular" w:hAnsi="Charis SIL Regular" w:eastAsia="Charis SIL Regular"/>
+          <w:b w:val="0"/>
+          <w:i w:val="0"/>
+          <w:color w:val="0000FF"/>
+          <w:sz w:val="24"/>
+        </w:rPr>
+        <w:hyperlink r:id="rId12" w:history="1">
+          <w:r>
+            <w:rPr>
+              <w:rStyle w:val="Hyperlink"/>
+            </w:rPr>
+            <w:t>c</w:t>
           </w:r>
         </w:hyperlink>
       </w:r>
@@ -918,6 +945,7 @@
           <w:i w:val="0"/>
           <w:color w:val="0000FF"/>
           <w:sz w:val="24"/>
+          <w:u w:val="single"/>
         </w:rPr>
         <w:t xml:space="preserve"> </w:t>
       </w:r>
@@ -1314,6 +1342,7 @@
           <w:i w:val="0"/>
           <w:color w:val="0000FF"/>
           <w:sz w:val="24"/>
+          <w:u w:val="single"/>
         </w:rPr>
         <w:hyperlink r:id="rId13" w:history="1">
           <w:r>
@@ -1344,39 +1373,13 @@
       </w:r>
       <w:r>
         <w:rPr>
-          <w:u w:val="single" w:color="0000ff"/>
           <w:rFonts w:ascii="Charis SIL Regular" w:hAnsi="Charis SIL Regular" w:eastAsia="Charis SIL Regular"/>
           <w:b w:val="0"/>
           <w:i w:val="0"/>
           <w:color w:val="000000"/>
           <w:sz w:val="24"/>
         </w:rPr>
-        <w:hyperlink r:id="rId13" w:history="1">
-          <w:r>
-            <w:rPr>
-              <w:rStyle w:val="Hyperlink"/>
-            </w:rPr>
-            <w:t xml:space="preserve"> en het </w:t>
-          </w:r>
-        </w:hyperlink>
-      </w:r>
-      <w:r>
-        <w:rPr>
-          <w:rFonts w:ascii="Charis SIL Regular" w:hAnsi="Charis SIL Regular" w:eastAsia="Charis SIL Regular"/>
-          <w:b w:val="0"/>
-          <w:i w:val="0"/>
-          <w:color w:val="0000FF"/>
-          <w:sz w:val="24"/>
-          <w:u w:val="single"/>
-        </w:rPr>
-        <w:hyperlink r:id="rId13" w:history="1">
-          <w:r>
-            <w:rPr>
-              <w:rStyle w:val="Hyperlink"/>
-            </w:rPr>
-            <w:t>Rijksmu</w:t>
-          </w:r>
-        </w:hyperlink>
+        <w:t xml:space="preserve"> en het </w:t>
       </w:r>
       <w:r>
         <w:rPr>
@@ -1392,7 +1395,7 @@
             <w:rPr>
               <w:rStyle w:val="Hyperlink"/>
             </w:rPr>
-            <w:t>seu</w:t>
+            <w:t>Rijksmuseum</w:t>
           </w:r>
         </w:hyperlink>
       </w:r>
@@ -1405,14 +1408,7 @@
           <w:sz w:val="24"/>
           <w:u w:val="single"/>
         </w:rPr>
-        <w:hyperlink r:id="rId14" w:history="1">
-          <w:r>
-            <w:rPr>
-              <w:rStyle w:val="Hyperlink"/>
-            </w:rPr>
-            <w:t>m</w:t>
-          </w:r>
-        </w:hyperlink>
+        <w:t xml:space="preserve"> </w:t>
       </w:r>
       <w:r>
         <w:rPr>
@@ -1423,18 +1419,7 @@
           <w:sz w:val="24"/>
           <w:u w:val="single"/>
         </w:rPr>
-        <w:t xml:space="preserve"> </w:t>
-      </w:r>
-      <w:r>
-        <w:rPr>
-          <w:rFonts w:ascii="Charis SIL Regular" w:hAnsi="Charis SIL Regular" w:eastAsia="Charis SIL Regular"/>
-          <w:b w:val="0"/>
-          <w:i w:val="0"/>
-          <w:color w:val="0000FF"/>
-          <w:sz w:val="24"/>
-          <w:u w:val="single"/>
-        </w:rPr>
-        <w:hyperlink r:id="rId14" w:history="1">
+        <w:hyperlink r:id="rId13" w:history="1">
           <w:r>
             <w:rPr>
               <w:rStyle w:val="Hyperlink"/>
@@ -1622,7 +1607,7 @@
           <w:sz w:val="24"/>
           <w:u w:val="single"/>
         </w:rPr>
-        <w:hyperlink r:id="rId14" w:history="1">
+        <w:hyperlink r:id="rId13" w:history="1">
           <w:r>
             <w:rPr>
               <w:rStyle w:val="Hyperlink"/>
@@ -1705,7 +1690,7 @@
           <w:sz w:val="24"/>
           <w:u w:val="single"/>
         </w:rPr>
-        <w:hyperlink r:id="rId14" w:history="1">
+        <w:hyperlink r:id="rId13" w:history="1">
           <w:r>
             <w:rPr>
               <w:rStyle w:val="Hyperlink"/>
@@ -1741,7 +1726,7 @@
           <w:sz w:val="24"/>
           <w:u w:val="single"/>
         </w:rPr>
-        <w:hyperlink r:id="rId13" w:history="1">
+        <w:hyperlink r:id="rId14" w:history="1">
           <w:r>
             <w:rPr>
               <w:rStyle w:val="Hyperlink"/>
@@ -1770,7 +1755,7 @@
           <w:sz w:val="24"/>
           <w:u w:val="single"/>
         </w:rPr>
-        <w:hyperlink r:id="rId13" w:history="1">
+        <w:hyperlink r:id="rId14" w:history="1">
           <w:r>
             <w:rPr>
               <w:rStyle w:val="Hyperlink"/>
@@ -2607,57 +2592,13 @@
       </w:r>
       <w:r>
         <w:rPr>
-          <w:u w:val="single" w:color="0000ff"/>
           <w:rFonts w:ascii="Charis SIL Regular" w:hAnsi="Charis SIL Regular" w:eastAsia="Charis SIL Regular"/>
           <w:b w:val="0"/>
           <w:i w:val="0"/>
           <w:color w:val="000000"/>
           <w:sz w:val="24"/>
         </w:rPr>
-        <w:hyperlink r:id="rId17" w:history="1">
-          <w:r>
-            <w:rPr>
-              <w:rStyle w:val="Hyperlink"/>
-            </w:rPr>
-            <w:t>inventaris</w:t>
-          </w:r>
-        </w:hyperlink>
-      </w:r>
-      <w:r>
-        <w:rPr>
-          <w:u w:val="single" w:color="0000ff"/>
-          <w:rFonts w:ascii="Charis SIL Regular" w:hAnsi="Charis SIL Regular" w:eastAsia="Charis SIL Regular"/>
-          <w:b w:val="0"/>
-          <w:i w:val="0"/>
-          <w:color w:val="000000"/>
-          <w:sz w:val="24"/>
-        </w:rPr>
-        <w:hyperlink r:id="rId17" w:history="1">
-          <w:r>
-            <w:rPr>
-              <w:rStyle w:val="Hyperlink"/>
-            </w:rPr>
-            <w:t>n</w:t>
-          </w:r>
-        </w:hyperlink>
-      </w:r>
-      <w:r>
-        <w:rPr>
-          <w:u w:val="single" w:color="0000ff"/>
-          <w:rFonts w:ascii="Charis SIL Regular" w:hAnsi="Charis SIL Regular" w:eastAsia="Charis SIL Regular"/>
-          <w:b w:val="0"/>
-          <w:i w:val="0"/>
-          <w:color w:val="000000"/>
-          <w:sz w:val="24"/>
-        </w:rPr>
-        <w:hyperlink r:id="rId17" w:history="1">
-          <w:r>
-            <w:rPr>
-              <w:rStyle w:val="Hyperlink"/>
-            </w:rPr>
-            <w:t>ummers 18</w:t>
-          </w:r>
-        </w:hyperlink>
+        <w:t>inventarisnummers 18</w:t>
       </w:r>
       <w:r>
         <w:rPr>
@@ -2811,7 +2752,7 @@
             <w:rPr>
               <w:rStyle w:val="Hyperlink"/>
             </w:rPr>
-            <w:t>desbetreffen</w:t>
+            <w:t>desbetreffend</w:t>
           </w:r>
         </w:hyperlink>
       </w:r>
@@ -2822,13 +2763,36 @@
           <w:i w:val="0"/>
           <w:color w:val="0000FF"/>
           <w:sz w:val="24"/>
+          <w:u w:val="single"/>
+        </w:rPr>
+        <w:t>e</w:t>
+      </w:r>
+      <w:r>
+        <w:rPr>
+          <w:rFonts w:ascii="Charis SIL Regular" w:hAnsi="Charis SIL Regular" w:eastAsia="Charis SIL Regular"/>
+          <w:b w:val="0"/>
+          <w:i w:val="0"/>
+          <w:color w:val="0000FF"/>
+          <w:sz w:val="24"/>
+          <w:u w:val="single"/>
+        </w:rPr>
+        <w:t xml:space="preserve"> </w:t>
+      </w:r>
+      <w:r>
+        <w:rPr>
+          <w:rFonts w:ascii="Charis SIL Regular" w:hAnsi="Charis SIL Regular" w:eastAsia="Charis SIL Regular"/>
+          <w:b w:val="0"/>
+          <w:i w:val="0"/>
+          <w:color w:val="0000FF"/>
+          <w:sz w:val="24"/>
+          <w:u w:val="single"/>
         </w:rPr>
         <w:hyperlink r:id="rId12" w:history="1">
           <w:r>
             <w:rPr>
               <w:rStyle w:val="Hyperlink"/>
             </w:rPr>
-            <w:t>d</w:t>
+            <w:t>zoekhul</w:t>
           </w:r>
         </w:hyperlink>
       </w:r>
@@ -2840,36 +2804,7 @@
           <w:color w:val="0000FF"/>
           <w:sz w:val="24"/>
         </w:rPr>
-        <w:t>e</w:t>
-      </w:r>
-      <w:r>
-        <w:rPr>
-          <w:rFonts w:ascii="Charis SIL Regular" w:hAnsi="Charis SIL Regular" w:eastAsia="Charis SIL Regular"/>
-          <w:b w:val="0"/>
-          <w:i w:val="0"/>
-          <w:color w:val="0000FF"/>
-          <w:sz w:val="24"/>
-          <w:u w:val="single"/>
-        </w:rPr>
-        <w:t xml:space="preserve"> </w:t>
-      </w:r>
-      <w:r>
-        <w:rPr>
-          <w:rFonts w:ascii="Charis SIL Regular" w:hAnsi="Charis SIL Regular" w:eastAsia="Charis SIL Regular"/>
-          <w:b w:val="0"/>
-          <w:i w:val="0"/>
-          <w:color w:val="0000FF"/>
-          <w:sz w:val="24"/>
-          <w:u w:val="single"/>
-        </w:rPr>
-        <w:hyperlink r:id="rId12" w:history="1">
-          <w:r>
-            <w:rPr>
-              <w:rStyle w:val="Hyperlink"/>
-            </w:rPr>
-            <w:t>zoekhulp</w:t>
-          </w:r>
-        </w:hyperlink>
+        <w:t>p</w:t>
       </w:r>
       <w:r>
         <w:rPr>
@@ -3984,7 +3919,7 @@
           <w:sz w:val="24"/>
           <w:u w:val="single"/>
         </w:rPr>
-        <w:hyperlink r:id="rId19" w:history="1">
+        <w:hyperlink r:id="rId18" w:history="1">
           <w:r>
             <w:rPr>
               <w:rStyle w:val="Hyperlink"/>
@@ -4048,14 +3983,7 @@
           <w:color w:val="000000"/>
           <w:sz w:val="24"/>
         </w:rPr>
-        <w:hyperlink r:id="rId18" w:history="1">
-          <w:r>
-            <w:rPr>
-              <w:rStyle w:val="Hyperlink"/>
-            </w:rPr>
-            <w:t xml:space="preserve">, </w:t>
-          </w:r>
-        </w:hyperlink>
+        <w:t xml:space="preserve">, </w:t>
       </w:r>
       <w:r>
         <w:rPr>
@@ -4572,7 +4500,7 @@
           <w:sz w:val="24"/>
           <w:u w:val="single"/>
         </w:rPr>
-        <w:hyperlink r:id="rId22" w:history="1">
+        <w:hyperlink r:id="rId23" w:history="1">
           <w:r>
             <w:rPr>
               <w:rStyle w:val="Hyperlink"/>
@@ -4683,7 +4611,7 @@
           <w:sz w:val="24"/>
           <w:u w:val="single"/>
         </w:rPr>
-        <w:hyperlink r:id="rId23" w:history="1">
+        <w:hyperlink r:id="rId22" w:history="1">
           <w:r>
             <w:rPr>
               <w:rStyle w:val="Hyperlink"/>
@@ -4979,7 +4907,7 @@
           <w:sz w:val="24"/>
           <w:u w:val="single"/>
         </w:rPr>
-        <w:hyperlink r:id="rId24" w:history="1">
+        <w:hyperlink r:id="rId25" w:history="1">
           <w:r>
             <w:rPr>
               <w:rStyle w:val="Hyperlink"/>
@@ -4990,21 +4918,13 @@
       </w:r>
       <w:r>
         <w:rPr>
-          <w:u w:val="single" w:color="0000ff"/>
           <w:rFonts w:ascii="Charis SIL Regular" w:hAnsi="Charis SIL Regular" w:eastAsia="Charis SIL Regular"/>
           <w:b w:val="0"/>
           <w:i w:val="0"/>
           <w:color w:val="000000"/>
           <w:sz w:val="24"/>
         </w:rPr>
-        <w:hyperlink r:id="rId24" w:history="1">
-          <w:r>
-            <w:rPr>
-              <w:rStyle w:val="Hyperlink"/>
-            </w:rPr>
-            <w:t xml:space="preserve">, </w:t>
-          </w:r>
-        </w:hyperlink>
+        <w:t xml:space="preserve">, </w:t>
       </w:r>
       <w:r>
         <w:rPr>

--- a/EXPORTS/DOCX/published/niveau3/Dutch/WMAmsterdam.docx
+++ b/EXPORTS/DOCX/published/niveau3/Dutch/WMAmsterdam.docx
@@ -580,7 +580,7 @@
           <w:sz w:val="24"/>
           <w:u w:val="single"/>
         </w:rPr>
-        <w:hyperlink r:id="rId10" w:history="1">
+        <w:hyperlink r:id="rId11" w:history="1">
           <w:r>
             <w:rPr>
               <w:rStyle w:val="Hyperlink"/>
@@ -609,7 +609,7 @@
           <w:sz w:val="24"/>
           <w:u w:val="single"/>
         </w:rPr>
-        <w:hyperlink r:id="rId10" w:history="1">
+        <w:hyperlink r:id="rId11" w:history="1">
           <w:r>
             <w:rPr>
               <w:rStyle w:val="Hyperlink"/>
@@ -627,7 +627,7 @@
           <w:sz w:val="24"/>
           <w:u w:val="single"/>
         </w:rPr>
-        <w:hyperlink r:id="rId10" w:history="1">
+        <w:hyperlink r:id="rId11" w:history="1">
           <w:r>
             <w:rPr>
               <w:rStyle w:val="Hyperlink"/>
@@ -666,16 +666,6 @@
       </w:r>
       <w:r>
         <w:rPr>
-          <w:rFonts w:ascii="Charis SIL Regular" w:hAnsi="Charis SIL Regular" w:eastAsia="Charis SIL Regular"/>
-          <w:b w:val="0"/>
-          <w:i w:val="0"/>
-          <w:color w:val="000000"/>
-          <w:sz w:val="24"/>
-        </w:rPr>
-        <w:t>Lands P</w:t>
-      </w:r>
-      <w:r>
-        <w:rPr>
           <w:u w:val="single" w:color="0000ff"/>
           <w:rFonts w:ascii="Charis SIL Regular" w:hAnsi="Charis SIL Regular" w:eastAsia="Charis SIL Regular"/>
           <w:b w:val="0"/>
@@ -688,73 +678,19 @@
             <w:rPr>
               <w:rStyle w:val="Hyperlink"/>
             </w:rPr>
-            <w:t>lantent</w:t>
+            <w:t>Lands P</w:t>
           </w:r>
         </w:hyperlink>
       </w:r>
       <w:r>
         <w:rPr>
-          <w:u w:val="single" w:color="0000ff"/>
           <w:rFonts w:ascii="Charis SIL Regular" w:hAnsi="Charis SIL Regular" w:eastAsia="Charis SIL Regular"/>
           <w:b w:val="0"/>
           <w:i w:val="0"/>
           <w:color w:val="000000"/>
           <w:sz w:val="24"/>
         </w:rPr>
-        <w:hyperlink r:id="rId11" w:history="1">
-          <w:r>
-            <w:rPr>
-              <w:rStyle w:val="Hyperlink"/>
-            </w:rPr>
-            <w:t>u</w:t>
-          </w:r>
-        </w:hyperlink>
-      </w:r>
-      <w:r>
-        <w:rPr>
-          <w:u w:val="single" w:color="0000ff"/>
-          <w:rFonts w:ascii="Charis SIL Regular" w:hAnsi="Charis SIL Regular" w:eastAsia="Charis SIL Regular"/>
-          <w:b w:val="0"/>
-          <w:i w:val="0"/>
-          <w:color w:val="000000"/>
-          <w:sz w:val="24"/>
-        </w:rPr>
-        <w:hyperlink r:id="rId11" w:history="1">
-          <w:r>
-            <w:rPr>
-              <w:rStyle w:val="Hyperlink"/>
-            </w:rPr>
-            <w:t>in in</w:t>
-          </w:r>
-        </w:hyperlink>
-      </w:r>
-      <w:r>
-        <w:rPr>
-          <w:u w:val="single" w:color="0000ff"/>
-          <w:rFonts w:ascii="Charis SIL Regular" w:hAnsi="Charis SIL Regular" w:eastAsia="Charis SIL Regular"/>
-          <w:b w:val="0"/>
-          <w:i w:val="0"/>
-          <w:color w:val="000000"/>
-          <w:sz w:val="24"/>
-        </w:rPr>
-        <w:hyperlink r:id="rId11" w:history="1">
-          <w:r>
-            <w:rPr>
-              <w:rStyle w:val="Hyperlink"/>
-            </w:rPr>
-            <w:t xml:space="preserve"> Bogor</w:t>
-          </w:r>
-        </w:hyperlink>
-      </w:r>
-      <w:r>
-        <w:rPr>
-          <w:rFonts w:ascii="Charis SIL Regular" w:hAnsi="Charis SIL Regular" w:eastAsia="Charis SIL Regular"/>
-          <w:b w:val="0"/>
-          <w:i w:val="0"/>
-          <w:color w:val="000000"/>
-          <w:sz w:val="24"/>
-        </w:rPr>
-        <w:t xml:space="preserve"> en verschille</w:t>
+        <w:t>lantentuin in Bogor en verschille</w:t>
       </w:r>
       <w:r>
         <w:rPr>
@@ -877,24 +813,7 @@
             <w:rPr>
               <w:rStyle w:val="Hyperlink"/>
             </w:rPr>
-            <w:t>Etnografis</w:t>
-          </w:r>
-        </w:hyperlink>
-      </w:r>
-      <w:r>
-        <w:rPr>
-          <w:rFonts w:ascii="Charis SIL Regular" w:hAnsi="Charis SIL Regular" w:eastAsia="Charis SIL Regular"/>
-          <w:b w:val="0"/>
-          <w:i w:val="0"/>
-          <w:color w:val="0000FF"/>
-          <w:sz w:val="24"/>
-        </w:rPr>
-        <w:hyperlink r:id="rId12" w:history="1">
-          <w:r>
-            <w:rPr>
-              <w:rStyle w:val="Hyperlink"/>
-            </w:rPr>
-            <w:t>c</w:t>
+            <w:t>Etnografisc</w:t>
           </w:r>
         </w:hyperlink>
       </w:r>
@@ -963,9 +882,19 @@
             <w:rPr>
               <w:rStyle w:val="Hyperlink"/>
             </w:rPr>
-            <w:t>Artis</w:t>
+            <w:t>Arti</w:t>
           </w:r>
         </w:hyperlink>
+      </w:r>
+      <w:r>
+        <w:rPr>
+          <w:rFonts w:ascii="Charis SIL Regular" w:hAnsi="Charis SIL Regular" w:eastAsia="Charis SIL Regular"/>
+          <w:b w:val="0"/>
+          <w:i w:val="0"/>
+          <w:color w:val="0000FF"/>
+          <w:sz w:val="24"/>
+        </w:rPr>
+        <w:t>s</w:t>
       </w:r>
       <w:r>
         <w:rPr>
@@ -1395,7 +1324,7 @@
             <w:rPr>
               <w:rStyle w:val="Hyperlink"/>
             </w:rPr>
-            <w:t>Rijksmuseum</w:t>
+            <w:t>Rijksmu</w:t>
           </w:r>
         </w:hyperlink>
       </w:r>
@@ -1408,7 +1337,14 @@
           <w:sz w:val="24"/>
           <w:u w:val="single"/>
         </w:rPr>
-        <w:t xml:space="preserve"> </w:t>
+        <w:hyperlink r:id="rId14" w:history="1">
+          <w:r>
+            <w:rPr>
+              <w:rStyle w:val="Hyperlink"/>
+            </w:rPr>
+            <w:t>seu</w:t>
+          </w:r>
+        </w:hyperlink>
       </w:r>
       <w:r>
         <w:rPr>
@@ -1419,7 +1355,36 @@
           <w:sz w:val="24"/>
           <w:u w:val="single"/>
         </w:rPr>
-        <w:hyperlink r:id="rId13" w:history="1">
+        <w:hyperlink r:id="rId14" w:history="1">
+          <w:r>
+            <w:rPr>
+              <w:rStyle w:val="Hyperlink"/>
+            </w:rPr>
+            <w:t>m</w:t>
+          </w:r>
+        </w:hyperlink>
+      </w:r>
+      <w:r>
+        <w:rPr>
+          <w:rFonts w:ascii="Charis SIL Regular" w:hAnsi="Charis SIL Regular" w:eastAsia="Charis SIL Regular"/>
+          <w:b w:val="0"/>
+          <w:i w:val="0"/>
+          <w:color w:val="0000FF"/>
+          <w:sz w:val="24"/>
+          <w:u w:val="single"/>
+        </w:rPr>
+        <w:t xml:space="preserve"> </w:t>
+      </w:r>
+      <w:r>
+        <w:rPr>
+          <w:rFonts w:ascii="Charis SIL Regular" w:hAnsi="Charis SIL Regular" w:eastAsia="Charis SIL Regular"/>
+          <w:b w:val="0"/>
+          <w:i w:val="0"/>
+          <w:color w:val="0000FF"/>
+          <w:sz w:val="24"/>
+          <w:u w:val="single"/>
+        </w:rPr>
+        <w:hyperlink r:id="rId14" w:history="1">
           <w:r>
             <w:rPr>
               <w:rStyle w:val="Hyperlink"/>
@@ -1448,7 +1413,7 @@
           <w:sz w:val="24"/>
           <w:u w:val="single"/>
         </w:rPr>
-        <w:hyperlink r:id="rId13" w:history="1">
+        <w:hyperlink r:id="rId14" w:history="1">
           <w:r>
             <w:rPr>
               <w:rStyle w:val="Hyperlink"/>
@@ -1484,7 +1449,7 @@
           <w:sz w:val="24"/>
           <w:u w:val="single"/>
         </w:rPr>
-        <w:hyperlink r:id="rId13" w:history="1">
+        <w:hyperlink r:id="rId14" w:history="1">
           <w:r>
             <w:rPr>
               <w:rStyle w:val="Hyperlink"/>
@@ -1511,16 +1476,8 @@
           <w:i w:val="0"/>
           <w:color w:val="0000FF"/>
           <w:sz w:val="24"/>
-          <w:u w:val="single"/>
-        </w:rPr>
-        <w:hyperlink r:id="rId13" w:history="1">
-          <w:r>
-            <w:rPr>
-              <w:rStyle w:val="Hyperlink"/>
-            </w:rPr>
-            <w:t>in</w:t>
-          </w:r>
-        </w:hyperlink>
+        </w:rPr>
+        <w:t>in Leiden (tegenwo</w:t>
       </w:r>
       <w:r>
         <w:rPr>
@@ -1531,101 +1488,7 @@
           <w:sz w:val="24"/>
           <w:u w:val="single"/>
         </w:rPr>
-        <w:t xml:space="preserve"> </w:t>
-      </w:r>
-      <w:r>
-        <w:rPr>
-          <w:rFonts w:ascii="Charis SIL Regular" w:hAnsi="Charis SIL Regular" w:eastAsia="Charis SIL Regular"/>
-          <w:b w:val="0"/>
-          <w:i w:val="0"/>
-          <w:color w:val="0000FF"/>
-          <w:sz w:val="24"/>
-          <w:u w:val="single"/>
-        </w:rPr>
         <w:hyperlink r:id="rId13" w:history="1">
-          <w:r>
-            <w:rPr>
-              <w:rStyle w:val="Hyperlink"/>
-            </w:rPr>
-            <w:t>Lei</w:t>
-          </w:r>
-        </w:hyperlink>
-      </w:r>
-      <w:r>
-        <w:rPr>
-          <w:rFonts w:ascii="Charis SIL Regular" w:hAnsi="Charis SIL Regular" w:eastAsia="Charis SIL Regular"/>
-          <w:b w:val="0"/>
-          <w:i w:val="0"/>
-          <w:color w:val="0000FF"/>
-          <w:sz w:val="24"/>
-          <w:u w:val="single"/>
-        </w:rPr>
-        <w:hyperlink r:id="rId13" w:history="1">
-          <w:r>
-            <w:rPr>
-              <w:rStyle w:val="Hyperlink"/>
-            </w:rPr>
-            <w:t>d</w:t>
-          </w:r>
-        </w:hyperlink>
-      </w:r>
-      <w:r>
-        <w:rPr>
-          <w:rFonts w:ascii="Charis SIL Regular" w:hAnsi="Charis SIL Regular" w:eastAsia="Charis SIL Regular"/>
-          <w:b w:val="0"/>
-          <w:i w:val="0"/>
-          <w:color w:val="0000FF"/>
-          <w:sz w:val="24"/>
-          <w:u w:val="single"/>
-        </w:rPr>
-        <w:hyperlink r:id="rId13" w:history="1">
-          <w:r>
-            <w:rPr>
-              <w:rStyle w:val="Hyperlink"/>
-            </w:rPr>
-            <w:t>en</w:t>
-          </w:r>
-        </w:hyperlink>
-      </w:r>
-      <w:r>
-        <w:rPr>
-          <w:rFonts w:ascii="Charis SIL Regular" w:hAnsi="Charis SIL Regular" w:eastAsia="Charis SIL Regular"/>
-          <w:b w:val="0"/>
-          <w:i w:val="0"/>
-          <w:color w:val="0000FF"/>
-          <w:sz w:val="24"/>
-          <w:u w:val="single"/>
-        </w:rPr>
-        <w:t xml:space="preserve"> </w:t>
-      </w:r>
-      <w:r>
-        <w:rPr>
-          <w:rFonts w:ascii="Charis SIL Regular" w:hAnsi="Charis SIL Regular" w:eastAsia="Charis SIL Regular"/>
-          <w:b w:val="0"/>
-          <w:i w:val="0"/>
-          <w:color w:val="0000FF"/>
-          <w:sz w:val="24"/>
-          <w:u w:val="single"/>
-        </w:rPr>
-        <w:hyperlink r:id="rId13" w:history="1">
-          <w:r>
-            <w:rPr>
-              <w:rStyle w:val="Hyperlink"/>
-            </w:rPr>
-            <w:t>(tegenwo</w:t>
-          </w:r>
-        </w:hyperlink>
-      </w:r>
-      <w:r>
-        <w:rPr>
-          <w:rFonts w:ascii="Charis SIL Regular" w:hAnsi="Charis SIL Regular" w:eastAsia="Charis SIL Regular"/>
-          <w:b w:val="0"/>
-          <w:i w:val="0"/>
-          <w:color w:val="0000FF"/>
-          <w:sz w:val="24"/>
-          <w:u w:val="single"/>
-        </w:rPr>
-        <w:hyperlink r:id="rId14" w:history="1">
           <w:r>
             <w:rPr>
               <w:rStyle w:val="Hyperlink"/>
@@ -1654,7 +1517,7 @@
           <w:sz w:val="24"/>
           <w:u w:val="single"/>
         </w:rPr>
-        <w:hyperlink r:id="rId14" w:history="1">
+        <w:hyperlink r:id="rId13" w:history="1">
           <w:r>
             <w:rPr>
               <w:rStyle w:val="Hyperlink"/>
@@ -1672,7 +1535,7 @@
           <w:sz w:val="24"/>
           <w:u w:val="single"/>
         </w:rPr>
-        <w:hyperlink r:id="rId14" w:history="1">
+        <w:hyperlink r:id="rId13" w:history="1">
           <w:r>
             <w:rPr>
               <w:rStyle w:val="Hyperlink"/>
@@ -1690,7 +1553,7 @@
           <w:sz w:val="24"/>
           <w:u w:val="single"/>
         </w:rPr>
-        <w:hyperlink r:id="rId13" w:history="1">
+        <w:hyperlink r:id="rId14" w:history="1">
           <w:r>
             <w:rPr>
               <w:rStyle w:val="Hyperlink"/>
@@ -1755,7 +1618,7 @@
           <w:sz w:val="24"/>
           <w:u w:val="single"/>
         </w:rPr>
-        <w:hyperlink r:id="rId14" w:history="1">
+        <w:hyperlink r:id="rId13" w:history="1">
           <w:r>
             <w:rPr>
               <w:rStyle w:val="Hyperlink"/>
@@ -1771,45 +1634,8 @@
           <w:i w:val="0"/>
           <w:color w:val="0000FF"/>
           <w:sz w:val="24"/>
-          <w:u w:val="single"/>
-        </w:rPr>
-        <w:hyperlink r:id="rId14" w:history="1">
-          <w:r>
-            <w:rPr>
-              <w:rStyle w:val="Hyperlink"/>
-            </w:rPr>
-            <w:t>rsity</w:t>
-          </w:r>
-        </w:hyperlink>
-      </w:r>
-      <w:r>
-        <w:rPr>
-          <w:rFonts w:ascii="Charis SIL Regular" w:hAnsi="Charis SIL Regular" w:eastAsia="Charis SIL Regular"/>
-          <w:b w:val="0"/>
-          <w:i w:val="0"/>
-          <w:color w:val="0000FF"/>
-          <w:sz w:val="24"/>
-          <w:u w:val="single"/>
-        </w:rPr>
-        <w:t xml:space="preserve"> </w:t>
-      </w:r>
-      <w:r>
-        <w:rPr>
-          <w:rFonts w:ascii="Charis SIL Regular" w:hAnsi="Charis SIL Regular" w:eastAsia="Charis SIL Regular"/>
-          <w:b w:val="0"/>
-          <w:i w:val="0"/>
-          <w:color w:val="0000FF"/>
-          <w:sz w:val="24"/>
-          <w:u w:val="single"/>
-        </w:rPr>
-        <w:hyperlink r:id="rId14" w:history="1">
-          <w:r>
-            <w:rPr>
-              <w:rStyle w:val="Hyperlink"/>
-            </w:rPr>
-            <w:t>Ce</w:t>
-          </w:r>
-        </w:hyperlink>
+        </w:rPr>
+        <w:t>rsity Ce</w:t>
       </w:r>
       <w:r>
         <w:rPr>
@@ -2592,13 +2418,57 @@
       </w:r>
       <w:r>
         <w:rPr>
+          <w:u w:val="single" w:color="0000ff"/>
           <w:rFonts w:ascii="Charis SIL Regular" w:hAnsi="Charis SIL Regular" w:eastAsia="Charis SIL Regular"/>
           <w:b w:val="0"/>
           <w:i w:val="0"/>
           <w:color w:val="000000"/>
           <w:sz w:val="24"/>
         </w:rPr>
-        <w:t>inventarisnummers 18</w:t>
+        <w:hyperlink r:id="rId17" w:history="1">
+          <w:r>
+            <w:rPr>
+              <w:rStyle w:val="Hyperlink"/>
+            </w:rPr>
+            <w:t>inventaris</w:t>
+          </w:r>
+        </w:hyperlink>
+      </w:r>
+      <w:r>
+        <w:rPr>
+          <w:u w:val="single" w:color="0000ff"/>
+          <w:rFonts w:ascii="Charis SIL Regular" w:hAnsi="Charis SIL Regular" w:eastAsia="Charis SIL Regular"/>
+          <w:b w:val="0"/>
+          <w:i w:val="0"/>
+          <w:color w:val="000000"/>
+          <w:sz w:val="24"/>
+        </w:rPr>
+        <w:hyperlink r:id="rId17" w:history="1">
+          <w:r>
+            <w:rPr>
+              <w:rStyle w:val="Hyperlink"/>
+            </w:rPr>
+            <w:t>n</w:t>
+          </w:r>
+        </w:hyperlink>
+      </w:r>
+      <w:r>
+        <w:rPr>
+          <w:u w:val="single" w:color="0000ff"/>
+          <w:rFonts w:ascii="Charis SIL Regular" w:hAnsi="Charis SIL Regular" w:eastAsia="Charis SIL Regular"/>
+          <w:b w:val="0"/>
+          <w:i w:val="0"/>
+          <w:color w:val="000000"/>
+          <w:sz w:val="24"/>
+        </w:rPr>
+        <w:hyperlink r:id="rId17" w:history="1">
+          <w:r>
+            <w:rPr>
+              <w:rStyle w:val="Hyperlink"/>
+            </w:rPr>
+            <w:t>ummers 18</w:t>
+          </w:r>
+        </w:hyperlink>
       </w:r>
       <w:r>
         <w:rPr>
@@ -2656,6 +2526,7 @@
       </w:r>
       <w:r>
         <w:rPr>
+          <w:u w:val="single" w:color="0000ff"/>
           <w:rFonts w:ascii="Charis SIL Regular" w:hAnsi="Charis SIL Regular" w:eastAsia="Charis SIL Regular"/>
           <w:b w:val="0"/>
           <w:i w:val="0"/>
@@ -2752,7 +2623,7 @@
             <w:rPr>
               <w:rStyle w:val="Hyperlink"/>
             </w:rPr>
-            <w:t>desbetreffend</w:t>
+            <w:t>desbetreffen</w:t>
           </w:r>
         </w:hyperlink>
       </w:r>
@@ -2763,36 +2634,13 @@
           <w:i w:val="0"/>
           <w:color w:val="0000FF"/>
           <w:sz w:val="24"/>
-          <w:u w:val="single"/>
-        </w:rPr>
-        <w:t>e</w:t>
-      </w:r>
-      <w:r>
-        <w:rPr>
-          <w:rFonts w:ascii="Charis SIL Regular" w:hAnsi="Charis SIL Regular" w:eastAsia="Charis SIL Regular"/>
-          <w:b w:val="0"/>
-          <w:i w:val="0"/>
-          <w:color w:val="0000FF"/>
-          <w:sz w:val="24"/>
-          <w:u w:val="single"/>
-        </w:rPr>
-        <w:t xml:space="preserve"> </w:t>
-      </w:r>
-      <w:r>
-        <w:rPr>
-          <w:rFonts w:ascii="Charis SIL Regular" w:hAnsi="Charis SIL Regular" w:eastAsia="Charis SIL Regular"/>
-          <w:b w:val="0"/>
-          <w:i w:val="0"/>
-          <w:color w:val="0000FF"/>
-          <w:sz w:val="24"/>
-          <w:u w:val="single"/>
         </w:rPr>
         <w:hyperlink r:id="rId12" w:history="1">
           <w:r>
             <w:rPr>
               <w:rStyle w:val="Hyperlink"/>
             </w:rPr>
-            <w:t>zoekhul</w:t>
+            <w:t>d</w:t>
           </w:r>
         </w:hyperlink>
       </w:r>
@@ -2804,7 +2652,36 @@
           <w:color w:val="0000FF"/>
           <w:sz w:val="24"/>
         </w:rPr>
-        <w:t>p</w:t>
+        <w:t>e</w:t>
+      </w:r>
+      <w:r>
+        <w:rPr>
+          <w:rFonts w:ascii="Charis SIL Regular" w:hAnsi="Charis SIL Regular" w:eastAsia="Charis SIL Regular"/>
+          <w:b w:val="0"/>
+          <w:i w:val="0"/>
+          <w:color w:val="0000FF"/>
+          <w:sz w:val="24"/>
+          <w:u w:val="single"/>
+        </w:rPr>
+        <w:t xml:space="preserve"> </w:t>
+      </w:r>
+      <w:r>
+        <w:rPr>
+          <w:rFonts w:ascii="Charis SIL Regular" w:hAnsi="Charis SIL Regular" w:eastAsia="Charis SIL Regular"/>
+          <w:b w:val="0"/>
+          <w:i w:val="0"/>
+          <w:color w:val="0000FF"/>
+          <w:sz w:val="24"/>
+          <w:u w:val="single"/>
+        </w:rPr>
+        <w:hyperlink r:id="rId12" w:history="1">
+          <w:r>
+            <w:rPr>
+              <w:rStyle w:val="Hyperlink"/>
+            </w:rPr>
+            <w:t>zoekhulp</w:t>
+          </w:r>
+        </w:hyperlink>
       </w:r>
       <w:r>
         <w:rPr>
@@ -3966,7 +3843,7 @@
           <w:sz w:val="24"/>
           <w:u w:val="single"/>
         </w:rPr>
-        <w:hyperlink r:id="rId19" w:history="1">
+        <w:hyperlink r:id="rId18" w:history="1">
           <w:r>
             <w:rPr>
               <w:rStyle w:val="Hyperlink"/>
@@ -3977,13 +3854,21 @@
       </w:r>
       <w:r>
         <w:rPr>
+          <w:u w:val="single" w:color="0000ff"/>
           <w:rFonts w:ascii="Charis SIL Regular" w:hAnsi="Charis SIL Regular" w:eastAsia="Charis SIL Regular"/>
           <w:b w:val="0"/>
           <w:i w:val="0"/>
           <w:color w:val="000000"/>
           <w:sz w:val="24"/>
         </w:rPr>
-        <w:t xml:space="preserve">, </w:t>
+        <w:hyperlink r:id="rId18" w:history="1">
+          <w:r>
+            <w:rPr>
+              <w:rStyle w:val="Hyperlink"/>
+            </w:rPr>
+            <w:t xml:space="preserve">, </w:t>
+          </w:r>
+        </w:hyperlink>
       </w:r>
       <w:r>
         <w:rPr>
@@ -3994,7 +3879,7 @@
           <w:sz w:val="24"/>
           <w:u w:val="single"/>
         </w:rPr>
-        <w:hyperlink r:id="rId20" w:history="1">
+        <w:hyperlink r:id="rId18" w:history="1">
           <w:r>
             <w:rPr>
               <w:rStyle w:val="Hyperlink"/>
@@ -4023,7 +3908,7 @@
           <w:sz w:val="24"/>
           <w:u w:val="single"/>
         </w:rPr>
-        <w:hyperlink r:id="rId20" w:history="1">
+        <w:hyperlink r:id="rId18" w:history="1">
           <w:r>
             <w:rPr>
               <w:rStyle w:val="Hyperlink"/>
@@ -4174,7 +4059,7 @@
           <w:sz w:val="24"/>
           <w:u w:val="single"/>
         </w:rPr>
-        <w:hyperlink r:id="rId21" w:history="1">
+        <w:hyperlink r:id="rId19" w:history="1">
           <w:r>
             <w:rPr>
               <w:rStyle w:val="Hyperlink"/>
@@ -4192,7 +4077,7 @@
           <w:sz w:val="24"/>
           <w:u w:val="single"/>
         </w:rPr>
-        <w:hyperlink r:id="rId21" w:history="1">
+        <w:hyperlink r:id="rId19" w:history="1">
           <w:r>
             <w:rPr>
               <w:rStyle w:val="Hyperlink"/>
@@ -4210,7 +4095,7 @@
           <w:sz w:val="24"/>
           <w:u w:val="single"/>
         </w:rPr>
-        <w:hyperlink r:id="rId21" w:history="1">
+        <w:hyperlink r:id="rId19" w:history="1">
           <w:r>
             <w:rPr>
               <w:rStyle w:val="Hyperlink"/>
@@ -4238,7 +4123,7 @@
           <w:sz w:val="24"/>
           <w:u w:val="single"/>
         </w:rPr>
-        <w:hyperlink r:id="rId21" w:history="1">
+        <w:hyperlink r:id="rId19" w:history="1">
           <w:r>
             <w:rPr>
               <w:rStyle w:val="Hyperlink"/>
@@ -4267,7 +4152,7 @@
           <w:sz w:val="24"/>
           <w:u w:val="single"/>
         </w:rPr>
-        <w:hyperlink r:id="rId21" w:history="1">
+        <w:hyperlink r:id="rId19" w:history="1">
           <w:r>
             <w:rPr>
               <w:rStyle w:val="Hyperlink"/>
@@ -4418,7 +4303,7 @@
           <w:sz w:val="24"/>
           <w:u w:val="single"/>
         </w:rPr>
-        <w:hyperlink r:id="rId22" w:history="1">
+        <w:hyperlink r:id="rId20" w:history="1">
           <w:r>
             <w:rPr>
               <w:rStyle w:val="Hyperlink"/>
@@ -4436,7 +4321,7 @@
           <w:sz w:val="24"/>
           <w:u w:val="single"/>
         </w:rPr>
-        <w:hyperlink r:id="rId22" w:history="1">
+        <w:hyperlink r:id="rId20" w:history="1">
           <w:r>
             <w:rPr>
               <w:rStyle w:val="Hyperlink"/>
@@ -4454,7 +4339,7 @@
           <w:sz w:val="24"/>
           <w:u w:val="single"/>
         </w:rPr>
-        <w:hyperlink r:id="rId22" w:history="1">
+        <w:hyperlink r:id="rId20" w:history="1">
           <w:r>
             <w:rPr>
               <w:rStyle w:val="Hyperlink"/>
@@ -4472,7 +4357,7 @@
           <w:sz w:val="24"/>
           <w:u w:val="single"/>
         </w:rPr>
-        <w:hyperlink r:id="rId22" w:history="1">
+        <w:hyperlink r:id="rId20" w:history="1">
           <w:r>
             <w:rPr>
               <w:rStyle w:val="Hyperlink"/>
@@ -4500,7 +4385,7 @@
           <w:sz w:val="24"/>
           <w:u w:val="single"/>
         </w:rPr>
-        <w:hyperlink r:id="rId23" w:history="1">
+        <w:hyperlink r:id="rId21" w:history="1">
           <w:r>
             <w:rPr>
               <w:rStyle w:val="Hyperlink"/>
@@ -4518,7 +4403,7 @@
           <w:sz w:val="24"/>
           <w:u w:val="single"/>
         </w:rPr>
-        <w:hyperlink r:id="rId22" w:history="1">
+        <w:hyperlink r:id="rId21" w:history="1">
           <w:r>
             <w:rPr>
               <w:rStyle w:val="Hyperlink"/>
@@ -4547,7 +4432,7 @@
           <w:sz w:val="24"/>
           <w:u w:val="single"/>
         </w:rPr>
-        <w:hyperlink r:id="rId22" w:history="1">
+        <w:hyperlink r:id="rId21" w:history="1">
           <w:r>
             <w:rPr>
               <w:rStyle w:val="Hyperlink"/>
@@ -4564,14 +4449,7 @@
           <w:color w:val="000000"/>
           <w:sz w:val="24"/>
         </w:rPr>
-        <w:hyperlink r:id="rId22" w:history="1">
-          <w:r>
-            <w:rPr>
-              <w:rStyle w:val="Hyperlink"/>
-            </w:rPr>
-            <w:t xml:space="preserve">, </w:t>
-          </w:r>
-        </w:hyperlink>
+        <w:t xml:space="preserve">, </w:t>
       </w:r>
       <w:r>
         <w:rPr>
@@ -4778,7 +4656,7 @@
           <w:sz w:val="24"/>
           <w:u w:val="single"/>
         </w:rPr>
-        <w:hyperlink r:id="rId24" w:history="1">
+        <w:hyperlink r:id="rId23" w:history="1">
           <w:r>
             <w:rPr>
               <w:rStyle w:val="Hyperlink"/>
@@ -4796,7 +4674,7 @@
           <w:sz w:val="24"/>
           <w:u w:val="single"/>
         </w:rPr>
-        <w:hyperlink r:id="rId24" w:history="1">
+        <w:hyperlink r:id="rId23" w:history="1">
           <w:r>
             <w:rPr>
               <w:rStyle w:val="Hyperlink"/>
@@ -4814,7 +4692,7 @@
           <w:sz w:val="24"/>
           <w:u w:val="single"/>
         </w:rPr>
-        <w:hyperlink r:id="rId24" w:history="1">
+        <w:hyperlink r:id="rId23" w:history="1">
           <w:r>
             <w:rPr>
               <w:rStyle w:val="Hyperlink"/>
@@ -4832,7 +4710,7 @@
           <w:sz w:val="24"/>
           <w:u w:val="single"/>
         </w:rPr>
-        <w:hyperlink r:id="rId24" w:history="1">
+        <w:hyperlink r:id="rId23" w:history="1">
           <w:r>
             <w:rPr>
               <w:rStyle w:val="Hyperlink"/>
@@ -4860,7 +4738,7 @@
           <w:sz w:val="24"/>
           <w:u w:val="single"/>
         </w:rPr>
-        <w:hyperlink r:id="rId25" w:history="1">
+        <w:hyperlink r:id="rId24" w:history="1">
           <w:r>
             <w:rPr>
               <w:rStyle w:val="Hyperlink"/>
@@ -4878,7 +4756,7 @@
           <w:sz w:val="24"/>
           <w:u w:val="single"/>
         </w:rPr>
-        <w:hyperlink r:id="rId25" w:history="1">
+        <w:hyperlink r:id="rId24" w:history="1">
           <w:r>
             <w:rPr>
               <w:rStyle w:val="Hyperlink"/>
@@ -4907,7 +4785,7 @@
           <w:sz w:val="24"/>
           <w:u w:val="single"/>
         </w:rPr>
-        <w:hyperlink r:id="rId25" w:history="1">
+        <w:hyperlink r:id="rId24" w:history="1">
           <w:r>
             <w:rPr>
               <w:rStyle w:val="Hyperlink"/>
@@ -4935,7 +4813,7 @@
           <w:sz w:val="24"/>
           <w:u w:val="single"/>
         </w:rPr>
-        <w:hyperlink r:id="rId26" w:history="1">
+        <w:hyperlink r:id="rId25" w:history="1">
           <w:r>
             <w:rPr>
               <w:rStyle w:val="Hyperlink"/>
@@ -4964,7 +4842,7 @@
           <w:sz w:val="24"/>
           <w:u w:val="single"/>
         </w:rPr>
-        <w:hyperlink r:id="rId24" w:history="1">
+        <w:hyperlink r:id="rId23" w:history="1">
           <w:r>
             <w:rPr>
               <w:rStyle w:val="Hyperlink"/>

--- a/EXPORTS/DOCX/published/niveau3/Dutch/WMAmsterdam.docx
+++ b/EXPORTS/DOCX/published/niveau3/Dutch/WMAmsterdam.docx
@@ -486,7 +486,7 @@
           <w:sz w:val="24"/>
           <w:u w:val="single"/>
         </w:rPr>
-        <w:hyperlink r:id="rId10" w:history="1">
+        <w:hyperlink r:id="rId11" w:history="1">
           <w:r>
             <w:rPr>
               <w:rStyle w:val="Hyperlink"/>
@@ -533,7 +533,7 @@
           <w:sz w:val="24"/>
           <w:u w:val="single"/>
         </w:rPr>
-        <w:hyperlink r:id="rId10" w:history="1">
+        <w:hyperlink r:id="rId11" w:history="1">
           <w:r>
             <w:rPr>
               <w:rStyle w:val="Hyperlink"/>
@@ -551,7 +551,7 @@
           <w:sz w:val="24"/>
           <w:u w:val="single"/>
         </w:rPr>
-        <w:hyperlink r:id="rId10" w:history="1">
+        <w:hyperlink r:id="rId11" w:history="1">
           <w:r>
             <w:rPr>
               <w:rStyle w:val="Hyperlink"/>
@@ -580,7 +580,7 @@
           <w:sz w:val="24"/>
           <w:u w:val="single"/>
         </w:rPr>
-        <w:hyperlink r:id="rId11" w:history="1">
+        <w:hyperlink r:id="rId10" w:history="1">
           <w:r>
             <w:rPr>
               <w:rStyle w:val="Hyperlink"/>
@@ -609,7 +609,7 @@
           <w:sz w:val="24"/>
           <w:u w:val="single"/>
         </w:rPr>
-        <w:hyperlink r:id="rId11" w:history="1">
+        <w:hyperlink r:id="rId10" w:history="1">
           <w:r>
             <w:rPr>
               <w:rStyle w:val="Hyperlink"/>
@@ -627,7 +627,7 @@
           <w:sz w:val="24"/>
           <w:u w:val="single"/>
         </w:rPr>
-        <w:hyperlink r:id="rId11" w:history="1">
+        <w:hyperlink r:id="rId10" w:history="1">
           <w:r>
             <w:rPr>
               <w:rStyle w:val="Hyperlink"/>
@@ -684,13 +684,129 @@
       </w:r>
       <w:r>
         <w:rPr>
+          <w:u w:val="single" w:color="0000ff"/>
           <w:rFonts w:ascii="Charis SIL Regular" w:hAnsi="Charis SIL Regular" w:eastAsia="Charis SIL Regular"/>
           <w:b w:val="0"/>
           <w:i w:val="0"/>
           <w:color w:val="000000"/>
           <w:sz w:val="24"/>
         </w:rPr>
-        <w:t>lantentuin in Bogor en verschille</w:t>
+        <w:hyperlink r:id="rId11" w:history="1">
+          <w:r>
+            <w:rPr>
+              <w:rStyle w:val="Hyperlink"/>
+            </w:rPr>
+            <w:t>lantent</w:t>
+          </w:r>
+        </w:hyperlink>
+      </w:r>
+      <w:r>
+        <w:rPr>
+          <w:u w:val="single" w:color="0000ff"/>
+          <w:rFonts w:ascii="Charis SIL Regular" w:hAnsi="Charis SIL Regular" w:eastAsia="Charis SIL Regular"/>
+          <w:b w:val="0"/>
+          <w:i w:val="0"/>
+          <w:color w:val="000000"/>
+          <w:sz w:val="24"/>
+        </w:rPr>
+        <w:hyperlink r:id="rId11" w:history="1">
+          <w:r>
+            <w:rPr>
+              <w:rStyle w:val="Hyperlink"/>
+            </w:rPr>
+            <w:t>u</w:t>
+          </w:r>
+        </w:hyperlink>
+      </w:r>
+      <w:r>
+        <w:rPr>
+          <w:u w:val="single" w:color="0000ff"/>
+          <w:rFonts w:ascii="Charis SIL Regular" w:hAnsi="Charis SIL Regular" w:eastAsia="Charis SIL Regular"/>
+          <w:b w:val="0"/>
+          <w:i w:val="0"/>
+          <w:color w:val="000000"/>
+          <w:sz w:val="24"/>
+        </w:rPr>
+        <w:hyperlink r:id="rId11" w:history="1">
+          <w:r>
+            <w:rPr>
+              <w:rStyle w:val="Hyperlink"/>
+            </w:rPr>
+            <w:t>in in</w:t>
+          </w:r>
+        </w:hyperlink>
+      </w:r>
+      <w:r>
+        <w:rPr>
+          <w:u w:val="single" w:color="0000ff"/>
+          <w:rFonts w:ascii="Charis SIL Regular" w:hAnsi="Charis SIL Regular" w:eastAsia="Charis SIL Regular"/>
+          <w:b w:val="0"/>
+          <w:i w:val="0"/>
+          <w:color w:val="000000"/>
+          <w:sz w:val="24"/>
+        </w:rPr>
+        <w:hyperlink r:id="rId11" w:history="1">
+          <w:r>
+            <w:rPr>
+              <w:rStyle w:val="Hyperlink"/>
+            </w:rPr>
+            <w:t xml:space="preserve"> Bogor</w:t>
+          </w:r>
+        </w:hyperlink>
+      </w:r>
+      <w:r>
+        <w:rPr>
+          <w:u w:val="single" w:color="0000ff"/>
+          <w:rFonts w:ascii="Charis SIL Regular" w:hAnsi="Charis SIL Regular" w:eastAsia="Charis SIL Regular"/>
+          <w:b w:val="0"/>
+          <w:i w:val="0"/>
+          <w:color w:val="000000"/>
+          <w:sz w:val="24"/>
+        </w:rPr>
+        <w:hyperlink r:id="rId11" w:history="1">
+          <w:r>
+            <w:rPr>
+              <w:rStyle w:val="Hyperlink"/>
+            </w:rPr>
+            <w:t xml:space="preserve"> en </w:t>
+          </w:r>
+        </w:hyperlink>
+      </w:r>
+      <w:r>
+        <w:rPr>
+          <w:u w:val="single" w:color="0000ff"/>
+          <w:rFonts w:ascii="Charis SIL Regular" w:hAnsi="Charis SIL Regular" w:eastAsia="Charis SIL Regular"/>
+          <w:b w:val="0"/>
+          <w:i w:val="0"/>
+          <w:color w:val="000000"/>
+          <w:sz w:val="24"/>
+        </w:rPr>
+        <w:hyperlink r:id="rId11" w:history="1">
+          <w:r>
+            <w:rPr>
+              <w:rStyle w:val="Hyperlink"/>
+            </w:rPr>
+            <w:t>v</w:t>
+          </w:r>
+        </w:hyperlink>
+      </w:r>
+      <w:r>
+        <w:rPr>
+          <w:u w:val="single" w:color="0000ff"/>
+          <w:rFonts w:ascii="Charis SIL Regular" w:hAnsi="Charis SIL Regular" w:eastAsia="Charis SIL Regular"/>
+          <w:b w:val="0"/>
+          <w:i w:val="0"/>
+          <w:color w:val="000000"/>
+          <w:sz w:val="24"/>
+        </w:rPr>
+        <w:hyperlink r:id="rId11" w:history="1">
+          <w:r>
+            <w:rPr>
+              <w:rStyle w:val="Hyperlink"/>
+            </w:rPr>
+            <w:t>erschille</w:t>
+          </w:r>
+        </w:hyperlink>
       </w:r>
       <w:r>
         <w:rPr>
@@ -1302,6 +1418,7 @@
       </w:r>
       <w:r>
         <w:rPr>
+          <w:u w:val="single" w:color="0000ff"/>
           <w:rFonts w:ascii="Charis SIL Regular" w:hAnsi="Charis SIL Regular" w:eastAsia="Charis SIL Regular"/>
           <w:b w:val="0"/>
           <w:i w:val="0"/>
@@ -1319,50 +1436,7 @@
           <w:sz w:val="24"/>
           <w:u w:val="single"/>
         </w:rPr>
-        <w:hyperlink r:id="rId14" w:history="1">
-          <w:r>
-            <w:rPr>
-              <w:rStyle w:val="Hyperlink"/>
-            </w:rPr>
-            <w:t>Rijksmu</w:t>
-          </w:r>
-        </w:hyperlink>
-      </w:r>
-      <w:r>
-        <w:rPr>
-          <w:rFonts w:ascii="Charis SIL Regular" w:hAnsi="Charis SIL Regular" w:eastAsia="Charis SIL Regular"/>
-          <w:b w:val="0"/>
-          <w:i w:val="0"/>
-          <w:color w:val="0000FF"/>
-          <w:sz w:val="24"/>
-          <w:u w:val="single"/>
-        </w:rPr>
-        <w:hyperlink r:id="rId14" w:history="1">
-          <w:r>
-            <w:rPr>
-              <w:rStyle w:val="Hyperlink"/>
-            </w:rPr>
-            <w:t>seu</w:t>
-          </w:r>
-        </w:hyperlink>
-      </w:r>
-      <w:r>
-        <w:rPr>
-          <w:rFonts w:ascii="Charis SIL Regular" w:hAnsi="Charis SIL Regular" w:eastAsia="Charis SIL Regular"/>
-          <w:b w:val="0"/>
-          <w:i w:val="0"/>
-          <w:color w:val="0000FF"/>
-          <w:sz w:val="24"/>
-          <w:u w:val="single"/>
-        </w:rPr>
-        <w:hyperlink r:id="rId14" w:history="1">
-          <w:r>
-            <w:rPr>
-              <w:rStyle w:val="Hyperlink"/>
-            </w:rPr>
-            <w:t>m</w:t>
-          </w:r>
-        </w:hyperlink>
+        <w:t>Rijksmuseum</w:t>
       </w:r>
       <w:r>
         <w:rPr>
@@ -1413,7 +1487,7 @@
           <w:sz w:val="24"/>
           <w:u w:val="single"/>
         </w:rPr>
-        <w:hyperlink r:id="rId14" w:history="1">
+        <w:hyperlink r:id="rId13" w:history="1">
           <w:r>
             <w:rPr>
               <w:rStyle w:val="Hyperlink"/>
@@ -1449,7 +1523,7 @@
           <w:sz w:val="24"/>
           <w:u w:val="single"/>
         </w:rPr>
-        <w:hyperlink r:id="rId14" w:history="1">
+        <w:hyperlink r:id="rId13" w:history="1">
           <w:r>
             <w:rPr>
               <w:rStyle w:val="Hyperlink"/>
@@ -1476,8 +1550,110 @@
           <w:i w:val="0"/>
           <w:color w:val="0000FF"/>
           <w:sz w:val="24"/>
-        </w:rPr>
-        <w:t>in Leiden (tegenwo</w:t>
+          <w:u w:val="single"/>
+        </w:rPr>
+        <w:hyperlink r:id="rId13" w:history="1">
+          <w:r>
+            <w:rPr>
+              <w:rStyle w:val="Hyperlink"/>
+            </w:rPr>
+            <w:t>in</w:t>
+          </w:r>
+        </w:hyperlink>
+      </w:r>
+      <w:r>
+        <w:rPr>
+          <w:rFonts w:ascii="Charis SIL Regular" w:hAnsi="Charis SIL Regular" w:eastAsia="Charis SIL Regular"/>
+          <w:b w:val="0"/>
+          <w:i w:val="0"/>
+          <w:color w:val="0000FF"/>
+          <w:sz w:val="24"/>
+          <w:u w:val="single"/>
+        </w:rPr>
+        <w:t xml:space="preserve"> </w:t>
+      </w:r>
+      <w:r>
+        <w:rPr>
+          <w:rFonts w:ascii="Charis SIL Regular" w:hAnsi="Charis SIL Regular" w:eastAsia="Charis SIL Regular"/>
+          <w:b w:val="0"/>
+          <w:i w:val="0"/>
+          <w:color w:val="0000FF"/>
+          <w:sz w:val="24"/>
+          <w:u w:val="single"/>
+        </w:rPr>
+        <w:hyperlink r:id="rId13" w:history="1">
+          <w:r>
+            <w:rPr>
+              <w:rStyle w:val="Hyperlink"/>
+            </w:rPr>
+            <w:t>Lei</w:t>
+          </w:r>
+        </w:hyperlink>
+      </w:r>
+      <w:r>
+        <w:rPr>
+          <w:rFonts w:ascii="Charis SIL Regular" w:hAnsi="Charis SIL Regular" w:eastAsia="Charis SIL Regular"/>
+          <w:b w:val="0"/>
+          <w:i w:val="0"/>
+          <w:color w:val="0000FF"/>
+          <w:sz w:val="24"/>
+          <w:u w:val="single"/>
+        </w:rPr>
+        <w:hyperlink r:id="rId13" w:history="1">
+          <w:r>
+            <w:rPr>
+              <w:rStyle w:val="Hyperlink"/>
+            </w:rPr>
+            <w:t>d</w:t>
+          </w:r>
+        </w:hyperlink>
+      </w:r>
+      <w:r>
+        <w:rPr>
+          <w:rFonts w:ascii="Charis SIL Regular" w:hAnsi="Charis SIL Regular" w:eastAsia="Charis SIL Regular"/>
+          <w:b w:val="0"/>
+          <w:i w:val="0"/>
+          <w:color w:val="0000FF"/>
+          <w:sz w:val="24"/>
+          <w:u w:val="single"/>
+        </w:rPr>
+        <w:hyperlink r:id="rId13" w:history="1">
+          <w:r>
+            <w:rPr>
+              <w:rStyle w:val="Hyperlink"/>
+            </w:rPr>
+            <w:t>en</w:t>
+          </w:r>
+        </w:hyperlink>
+      </w:r>
+      <w:r>
+        <w:rPr>
+          <w:rFonts w:ascii="Charis SIL Regular" w:hAnsi="Charis SIL Regular" w:eastAsia="Charis SIL Regular"/>
+          <w:b w:val="0"/>
+          <w:i w:val="0"/>
+          <w:color w:val="0000FF"/>
+          <w:sz w:val="24"/>
+          <w:u w:val="single"/>
+        </w:rPr>
+        <w:t xml:space="preserve"> </w:t>
+      </w:r>
+      <w:r>
+        <w:rPr>
+          <w:rFonts w:ascii="Charis SIL Regular" w:hAnsi="Charis SIL Regular" w:eastAsia="Charis SIL Regular"/>
+          <w:b w:val="0"/>
+          <w:i w:val="0"/>
+          <w:color w:val="0000FF"/>
+          <w:sz w:val="24"/>
+          <w:u w:val="single"/>
+        </w:rPr>
+        <w:hyperlink r:id="rId13" w:history="1">
+          <w:r>
+            <w:rPr>
+              <w:rStyle w:val="Hyperlink"/>
+            </w:rPr>
+            <w:t>(tegenwo</w:t>
+          </w:r>
+        </w:hyperlink>
       </w:r>
       <w:r>
         <w:rPr>
@@ -1553,7 +1729,7 @@
           <w:sz w:val="24"/>
           <w:u w:val="single"/>
         </w:rPr>
-        <w:hyperlink r:id="rId14" w:history="1">
+        <w:hyperlink r:id="rId13" w:history="1">
           <w:r>
             <w:rPr>
               <w:rStyle w:val="Hyperlink"/>
@@ -1589,7 +1765,7 @@
           <w:sz w:val="24"/>
           <w:u w:val="single"/>
         </w:rPr>
-        <w:hyperlink r:id="rId14" w:history="1">
+        <w:hyperlink r:id="rId13" w:history="1">
           <w:r>
             <w:rPr>
               <w:rStyle w:val="Hyperlink"/>
@@ -1618,7 +1794,7 @@
           <w:sz w:val="24"/>
           <w:u w:val="single"/>
         </w:rPr>
-        <w:hyperlink r:id="rId13" w:history="1">
+        <w:hyperlink r:id="rId14" w:history="1">
           <w:r>
             <w:rPr>
               <w:rStyle w:val="Hyperlink"/>
@@ -1634,8 +1810,45 @@
           <w:i w:val="0"/>
           <w:color w:val="0000FF"/>
           <w:sz w:val="24"/>
-        </w:rPr>
-        <w:t>rsity Ce</w:t>
+          <w:u w:val="single"/>
+        </w:rPr>
+        <w:hyperlink r:id="rId14" w:history="1">
+          <w:r>
+            <w:rPr>
+              <w:rStyle w:val="Hyperlink"/>
+            </w:rPr>
+            <w:t>rsity</w:t>
+          </w:r>
+        </w:hyperlink>
+      </w:r>
+      <w:r>
+        <w:rPr>
+          <w:rFonts w:ascii="Charis SIL Regular" w:hAnsi="Charis SIL Regular" w:eastAsia="Charis SIL Regular"/>
+          <w:b w:val="0"/>
+          <w:i w:val="0"/>
+          <w:color w:val="0000FF"/>
+          <w:sz w:val="24"/>
+          <w:u w:val="single"/>
+        </w:rPr>
+        <w:t xml:space="preserve"> </w:t>
+      </w:r>
+      <w:r>
+        <w:rPr>
+          <w:rFonts w:ascii="Charis SIL Regular" w:hAnsi="Charis SIL Regular" w:eastAsia="Charis SIL Regular"/>
+          <w:b w:val="0"/>
+          <w:i w:val="0"/>
+          <w:color w:val="0000FF"/>
+          <w:sz w:val="24"/>
+          <w:u w:val="single"/>
+        </w:rPr>
+        <w:hyperlink r:id="rId14" w:history="1">
+          <w:r>
+            <w:rPr>
+              <w:rStyle w:val="Hyperlink"/>
+            </w:rPr>
+            <w:t>Ce</w:t>
+          </w:r>
+        </w:hyperlink>
       </w:r>
       <w:r>
         <w:rPr>
@@ -2425,50 +2638,7 @@
           <w:color w:val="000000"/>
           <w:sz w:val="24"/>
         </w:rPr>
-        <w:hyperlink r:id="rId17" w:history="1">
-          <w:r>
-            <w:rPr>
-              <w:rStyle w:val="Hyperlink"/>
-            </w:rPr>
-            <w:t>inventaris</w:t>
-          </w:r>
-        </w:hyperlink>
-      </w:r>
-      <w:r>
-        <w:rPr>
-          <w:u w:val="single" w:color="0000ff"/>
-          <w:rFonts w:ascii="Charis SIL Regular" w:hAnsi="Charis SIL Regular" w:eastAsia="Charis SIL Regular"/>
-          <w:b w:val="0"/>
-          <w:i w:val="0"/>
-          <w:color w:val="000000"/>
-          <w:sz w:val="24"/>
-        </w:rPr>
-        <w:hyperlink r:id="rId17" w:history="1">
-          <w:r>
-            <w:rPr>
-              <w:rStyle w:val="Hyperlink"/>
-            </w:rPr>
-            <w:t>n</w:t>
-          </w:r>
-        </w:hyperlink>
-      </w:r>
-      <w:r>
-        <w:rPr>
-          <w:u w:val="single" w:color="0000ff"/>
-          <w:rFonts w:ascii="Charis SIL Regular" w:hAnsi="Charis SIL Regular" w:eastAsia="Charis SIL Regular"/>
-          <w:b w:val="0"/>
-          <w:i w:val="0"/>
-          <w:color w:val="000000"/>
-          <w:sz w:val="24"/>
-        </w:rPr>
-        <w:hyperlink r:id="rId17" w:history="1">
-          <w:r>
-            <w:rPr>
-              <w:rStyle w:val="Hyperlink"/>
-            </w:rPr>
-            <w:t>ummers 18</w:t>
-          </w:r>
-        </w:hyperlink>
+        <w:t>inventarisnummers 18</w:t>
       </w:r>
       <w:r>
         <w:rPr>
@@ -3854,7 +4024,6 @@
       </w:r>
       <w:r>
         <w:rPr>
-          <w:u w:val="single" w:color="0000ff"/>
           <w:rFonts w:ascii="Charis SIL Regular" w:hAnsi="Charis SIL Regular" w:eastAsia="Charis SIL Regular"/>
           <w:b w:val="0"/>
           <w:i w:val="0"/>
@@ -4756,7 +4925,7 @@
           <w:sz w:val="24"/>
           <w:u w:val="single"/>
         </w:rPr>
-        <w:hyperlink r:id="rId24" w:history="1">
+        <w:hyperlink r:id="rId23" w:history="1">
           <w:r>
             <w:rPr>
               <w:rStyle w:val="Hyperlink"/>
@@ -4802,7 +4971,14 @@
           <w:color w:val="000000"/>
           <w:sz w:val="24"/>
         </w:rPr>
-        <w:t xml:space="preserve">, </w:t>
+        <w:hyperlink r:id="rId23" w:history="1">
+          <w:r>
+            <w:rPr>
+              <w:rStyle w:val="Hyperlink"/>
+            </w:rPr>
+            <w:t xml:space="preserve">, </w:t>
+          </w:r>
+        </w:hyperlink>
       </w:r>
       <w:r>
         <w:rPr>
@@ -4813,7 +4989,7 @@
           <w:sz w:val="24"/>
           <w:u w:val="single"/>
         </w:rPr>
-        <w:hyperlink r:id="rId25" w:history="1">
+        <w:hyperlink r:id="rId23" w:history="1">
           <w:r>
             <w:rPr>
               <w:rStyle w:val="Hyperlink"/>

--- a/EXPORTS/DOCX/published/niveau3/Dutch/WMAmsterdam.docx
+++ b/EXPORTS/DOCX/published/niveau3/Dutch/WMAmsterdam.docx
@@ -969,9 +969,19 @@
             <w:rPr>
               <w:rStyle w:val="Hyperlink"/>
             </w:rPr>
-            <w:t>Museum</w:t>
+            <w:t>Museu</w:t>
           </w:r>
         </w:hyperlink>
+      </w:r>
+      <w:r>
+        <w:rPr>
+          <w:rFonts w:ascii="Charis SIL Regular" w:hAnsi="Charis SIL Regular" w:eastAsia="Charis SIL Regular"/>
+          <w:b w:val="0"/>
+          <w:i w:val="0"/>
+          <w:color w:val="0000FF"/>
+          <w:sz w:val="24"/>
+        </w:rPr>
+        <w:t>m</w:t>
       </w:r>
       <w:r>
         <w:rPr>
@@ -998,19 +1008,9 @@
             <w:rPr>
               <w:rStyle w:val="Hyperlink"/>
             </w:rPr>
-            <w:t>Arti</w:t>
+            <w:t>Artis</w:t>
           </w:r>
         </w:hyperlink>
-      </w:r>
-      <w:r>
-        <w:rPr>
-          <w:rFonts w:ascii="Charis SIL Regular" w:hAnsi="Charis SIL Regular" w:eastAsia="Charis SIL Regular"/>
-          <w:b w:val="0"/>
-          <w:i w:val="0"/>
-          <w:color w:val="0000FF"/>
-          <w:sz w:val="24"/>
-        </w:rPr>
-        <w:t>s</w:t>
       </w:r>
       <w:r>
         <w:rPr>
@@ -1387,7 +1387,6 @@
           <w:i w:val="0"/>
           <w:color w:val="0000FF"/>
           <w:sz w:val="24"/>
-          <w:u w:val="single"/>
         </w:rPr>
         <w:hyperlink r:id="rId13" w:history="1">
           <w:r>
@@ -1418,7 +1417,6 @@
       </w:r>
       <w:r>
         <w:rPr>
-          <w:u w:val="single" w:color="0000ff"/>
           <w:rFonts w:ascii="Charis SIL Regular" w:hAnsi="Charis SIL Regular" w:eastAsia="Charis SIL Regular"/>
           <w:b w:val="0"/>
           <w:i w:val="0"/>
@@ -1436,7 +1434,50 @@
           <w:sz w:val="24"/>
           <w:u w:val="single"/>
         </w:rPr>
-        <w:t>Rijksmuseum</w:t>
+        <w:hyperlink r:id="rId13" w:history="1">
+          <w:r>
+            <w:rPr>
+              <w:rStyle w:val="Hyperlink"/>
+            </w:rPr>
+            <w:t>Rijksmu</w:t>
+          </w:r>
+        </w:hyperlink>
+      </w:r>
+      <w:r>
+        <w:rPr>
+          <w:rFonts w:ascii="Charis SIL Regular" w:hAnsi="Charis SIL Regular" w:eastAsia="Charis SIL Regular"/>
+          <w:b w:val="0"/>
+          <w:i w:val="0"/>
+          <w:color w:val="0000FF"/>
+          <w:sz w:val="24"/>
+          <w:u w:val="single"/>
+        </w:rPr>
+        <w:hyperlink r:id="rId14" w:history="1">
+          <w:r>
+            <w:rPr>
+              <w:rStyle w:val="Hyperlink"/>
+            </w:rPr>
+            <w:t>seu</w:t>
+          </w:r>
+        </w:hyperlink>
+      </w:r>
+      <w:r>
+        <w:rPr>
+          <w:rFonts w:ascii="Charis SIL Regular" w:hAnsi="Charis SIL Regular" w:eastAsia="Charis SIL Regular"/>
+          <w:b w:val="0"/>
+          <w:i w:val="0"/>
+          <w:color w:val="0000FF"/>
+          <w:sz w:val="24"/>
+          <w:u w:val="single"/>
+        </w:rPr>
+        <w:hyperlink r:id="rId14" w:history="1">
+          <w:r>
+            <w:rPr>
+              <w:rStyle w:val="Hyperlink"/>
+            </w:rPr>
+            <w:t>m</w:t>
+          </w:r>
+        </w:hyperlink>
       </w:r>
       <w:r>
         <w:rPr>
@@ -1646,7 +1687,7 @@
           <w:sz w:val="24"/>
           <w:u w:val="single"/>
         </w:rPr>
-        <w:hyperlink r:id="rId13" w:history="1">
+        <w:hyperlink r:id="rId14" w:history="1">
           <w:r>
             <w:rPr>
               <w:rStyle w:val="Hyperlink"/>
@@ -1664,7 +1705,7 @@
           <w:sz w:val="24"/>
           <w:u w:val="single"/>
         </w:rPr>
-        <w:hyperlink r:id="rId13" w:history="1">
+        <w:hyperlink r:id="rId14" w:history="1">
           <w:r>
             <w:rPr>
               <w:rStyle w:val="Hyperlink"/>
@@ -1693,7 +1734,7 @@
           <w:sz w:val="24"/>
           <w:u w:val="single"/>
         </w:rPr>
-        <w:hyperlink r:id="rId13" w:history="1">
+        <w:hyperlink r:id="rId14" w:history="1">
           <w:r>
             <w:rPr>
               <w:rStyle w:val="Hyperlink"/>
@@ -1711,7 +1752,7 @@
           <w:sz w:val="24"/>
           <w:u w:val="single"/>
         </w:rPr>
-        <w:hyperlink r:id="rId13" w:history="1">
+        <w:hyperlink r:id="rId14" w:history="1">
           <w:r>
             <w:rPr>
               <w:rStyle w:val="Hyperlink"/>
@@ -1794,7 +1835,7 @@
           <w:sz w:val="24"/>
           <w:u w:val="single"/>
         </w:rPr>
-        <w:hyperlink r:id="rId14" w:history="1">
+        <w:hyperlink r:id="rId13" w:history="1">
           <w:r>
             <w:rPr>
               <w:rStyle w:val="Hyperlink"/>
@@ -2638,7 +2679,50 @@
           <w:color w:val="000000"/>
           <w:sz w:val="24"/>
         </w:rPr>
-        <w:t>inventarisnummers 18</w:t>
+        <w:hyperlink r:id="rId17" w:history="1">
+          <w:r>
+            <w:rPr>
+              <w:rStyle w:val="Hyperlink"/>
+            </w:rPr>
+            <w:t>inventaris</w:t>
+          </w:r>
+        </w:hyperlink>
+      </w:r>
+      <w:r>
+        <w:rPr>
+          <w:u w:val="single" w:color="0000ff"/>
+          <w:rFonts w:ascii="Charis SIL Regular" w:hAnsi="Charis SIL Regular" w:eastAsia="Charis SIL Regular"/>
+          <w:b w:val="0"/>
+          <w:i w:val="0"/>
+          <w:color w:val="000000"/>
+          <w:sz w:val="24"/>
+        </w:rPr>
+        <w:hyperlink r:id="rId17" w:history="1">
+          <w:r>
+            <w:rPr>
+              <w:rStyle w:val="Hyperlink"/>
+            </w:rPr>
+            <w:t>n</w:t>
+          </w:r>
+        </w:hyperlink>
+      </w:r>
+      <w:r>
+        <w:rPr>
+          <w:u w:val="single" w:color="0000ff"/>
+          <w:rFonts w:ascii="Charis SIL Regular" w:hAnsi="Charis SIL Regular" w:eastAsia="Charis SIL Regular"/>
+          <w:b w:val="0"/>
+          <w:i w:val="0"/>
+          <w:color w:val="000000"/>
+          <w:sz w:val="24"/>
+        </w:rPr>
+        <w:hyperlink r:id="rId17" w:history="1">
+          <w:r>
+            <w:rPr>
+              <w:rStyle w:val="Hyperlink"/>
+            </w:rPr>
+            <w:t>ummers 18</w:t>
+          </w:r>
+        </w:hyperlink>
       </w:r>
       <w:r>
         <w:rPr>
@@ -2793,7 +2877,7 @@
             <w:rPr>
               <w:rStyle w:val="Hyperlink"/>
             </w:rPr>
-            <w:t>desbetreffen</w:t>
+            <w:t>desbetreffend</w:t>
           </w:r>
         </w:hyperlink>
       </w:r>
@@ -2804,13 +2888,36 @@
           <w:i w:val="0"/>
           <w:color w:val="0000FF"/>
           <w:sz w:val="24"/>
+          <w:u w:val="single"/>
+        </w:rPr>
+        <w:t>e</w:t>
+      </w:r>
+      <w:r>
+        <w:rPr>
+          <w:rFonts w:ascii="Charis SIL Regular" w:hAnsi="Charis SIL Regular" w:eastAsia="Charis SIL Regular"/>
+          <w:b w:val="0"/>
+          <w:i w:val="0"/>
+          <w:color w:val="0000FF"/>
+          <w:sz w:val="24"/>
+          <w:u w:val="single"/>
+        </w:rPr>
+        <w:t xml:space="preserve"> </w:t>
+      </w:r>
+      <w:r>
+        <w:rPr>
+          <w:rFonts w:ascii="Charis SIL Regular" w:hAnsi="Charis SIL Regular" w:eastAsia="Charis SIL Regular"/>
+          <w:b w:val="0"/>
+          <w:i w:val="0"/>
+          <w:color w:val="0000FF"/>
+          <w:sz w:val="24"/>
+          <w:u w:val="single"/>
         </w:rPr>
         <w:hyperlink r:id="rId12" w:history="1">
           <w:r>
             <w:rPr>
               <w:rStyle w:val="Hyperlink"/>
             </w:rPr>
-            <w:t>d</w:t>
+            <w:t>zoekhul</w:t>
           </w:r>
         </w:hyperlink>
       </w:r>
@@ -2822,36 +2929,7 @@
           <w:color w:val="0000FF"/>
           <w:sz w:val="24"/>
         </w:rPr>
-        <w:t>e</w:t>
-      </w:r>
-      <w:r>
-        <w:rPr>
-          <w:rFonts w:ascii="Charis SIL Regular" w:hAnsi="Charis SIL Regular" w:eastAsia="Charis SIL Regular"/>
-          <w:b w:val="0"/>
-          <w:i w:val="0"/>
-          <w:color w:val="0000FF"/>
-          <w:sz w:val="24"/>
-          <w:u w:val="single"/>
-        </w:rPr>
-        <w:t xml:space="preserve"> </w:t>
-      </w:r>
-      <w:r>
-        <w:rPr>
-          <w:rFonts w:ascii="Charis SIL Regular" w:hAnsi="Charis SIL Regular" w:eastAsia="Charis SIL Regular"/>
-          <w:b w:val="0"/>
-          <w:i w:val="0"/>
-          <w:color w:val="0000FF"/>
-          <w:sz w:val="24"/>
-          <w:u w:val="single"/>
-        </w:rPr>
-        <w:hyperlink r:id="rId12" w:history="1">
-          <w:r>
-            <w:rPr>
-              <w:rStyle w:val="Hyperlink"/>
-            </w:rPr>
-            <w:t>zoekhulp</w:t>
-          </w:r>
-        </w:hyperlink>
+        <w:t>p</w:t>
       </w:r>
       <w:r>
         <w:rPr>
@@ -5018,7 +5096,7 @@
           <w:sz w:val="24"/>
           <w:u w:val="single"/>
         </w:rPr>
-        <w:hyperlink r:id="rId23" w:history="1">
+        <w:hyperlink r:id="rId25" w:history="1">
           <w:r>
             <w:rPr>
               <w:rStyle w:val="Hyperlink"/>

--- a/EXPORTS/DOCX/published/niveau3/Dutch/WMAmsterdam.docx
+++ b/EXPORTS/DOCX/published/niveau3/Dutch/WMAmsterdam.docx
@@ -551,7 +551,7 @@
           <w:sz w:val="24"/>
           <w:u w:val="single"/>
         </w:rPr>
-        <w:hyperlink r:id="rId11" w:history="1">
+        <w:hyperlink r:id="rId10" w:history="1">
           <w:r>
             <w:rPr>
               <w:rStyle w:val="Hyperlink"/>
@@ -666,147 +666,13 @@
       </w:r>
       <w:r>
         <w:rPr>
-          <w:u w:val="single" w:color="0000ff"/>
           <w:rFonts w:ascii="Charis SIL Regular" w:hAnsi="Charis SIL Regular" w:eastAsia="Charis SIL Regular"/>
           <w:b w:val="0"/>
           <w:i w:val="0"/>
           <w:color w:val="000000"/>
           <w:sz w:val="24"/>
         </w:rPr>
-        <w:hyperlink r:id="rId11" w:history="1">
-          <w:r>
-            <w:rPr>
-              <w:rStyle w:val="Hyperlink"/>
-            </w:rPr>
-            <w:t>Lands P</w:t>
-          </w:r>
-        </w:hyperlink>
-      </w:r>
-      <w:r>
-        <w:rPr>
-          <w:u w:val="single" w:color="0000ff"/>
-          <w:rFonts w:ascii="Charis SIL Regular" w:hAnsi="Charis SIL Regular" w:eastAsia="Charis SIL Regular"/>
-          <w:b w:val="0"/>
-          <w:i w:val="0"/>
-          <w:color w:val="000000"/>
-          <w:sz w:val="24"/>
-        </w:rPr>
-        <w:hyperlink r:id="rId11" w:history="1">
-          <w:r>
-            <w:rPr>
-              <w:rStyle w:val="Hyperlink"/>
-            </w:rPr>
-            <w:t>lantent</w:t>
-          </w:r>
-        </w:hyperlink>
-      </w:r>
-      <w:r>
-        <w:rPr>
-          <w:u w:val="single" w:color="0000ff"/>
-          <w:rFonts w:ascii="Charis SIL Regular" w:hAnsi="Charis SIL Regular" w:eastAsia="Charis SIL Regular"/>
-          <w:b w:val="0"/>
-          <w:i w:val="0"/>
-          <w:color w:val="000000"/>
-          <w:sz w:val="24"/>
-        </w:rPr>
-        <w:hyperlink r:id="rId11" w:history="1">
-          <w:r>
-            <w:rPr>
-              <w:rStyle w:val="Hyperlink"/>
-            </w:rPr>
-            <w:t>u</w:t>
-          </w:r>
-        </w:hyperlink>
-      </w:r>
-      <w:r>
-        <w:rPr>
-          <w:u w:val="single" w:color="0000ff"/>
-          <w:rFonts w:ascii="Charis SIL Regular" w:hAnsi="Charis SIL Regular" w:eastAsia="Charis SIL Regular"/>
-          <w:b w:val="0"/>
-          <w:i w:val="0"/>
-          <w:color w:val="000000"/>
-          <w:sz w:val="24"/>
-        </w:rPr>
-        <w:hyperlink r:id="rId11" w:history="1">
-          <w:r>
-            <w:rPr>
-              <w:rStyle w:val="Hyperlink"/>
-            </w:rPr>
-            <w:t>in in</w:t>
-          </w:r>
-        </w:hyperlink>
-      </w:r>
-      <w:r>
-        <w:rPr>
-          <w:u w:val="single" w:color="0000ff"/>
-          <w:rFonts w:ascii="Charis SIL Regular" w:hAnsi="Charis SIL Regular" w:eastAsia="Charis SIL Regular"/>
-          <w:b w:val="0"/>
-          <w:i w:val="0"/>
-          <w:color w:val="000000"/>
-          <w:sz w:val="24"/>
-        </w:rPr>
-        <w:hyperlink r:id="rId11" w:history="1">
-          <w:r>
-            <w:rPr>
-              <w:rStyle w:val="Hyperlink"/>
-            </w:rPr>
-            <w:t xml:space="preserve"> Bogor</w:t>
-          </w:r>
-        </w:hyperlink>
-      </w:r>
-      <w:r>
-        <w:rPr>
-          <w:u w:val="single" w:color="0000ff"/>
-          <w:rFonts w:ascii="Charis SIL Regular" w:hAnsi="Charis SIL Regular" w:eastAsia="Charis SIL Regular"/>
-          <w:b w:val="0"/>
-          <w:i w:val="0"/>
-          <w:color w:val="000000"/>
-          <w:sz w:val="24"/>
-        </w:rPr>
-        <w:hyperlink r:id="rId11" w:history="1">
-          <w:r>
-            <w:rPr>
-              <w:rStyle w:val="Hyperlink"/>
-            </w:rPr>
-            <w:t xml:space="preserve"> en </w:t>
-          </w:r>
-        </w:hyperlink>
-      </w:r>
-      <w:r>
-        <w:rPr>
-          <w:u w:val="single" w:color="0000ff"/>
-          <w:rFonts w:ascii="Charis SIL Regular" w:hAnsi="Charis SIL Regular" w:eastAsia="Charis SIL Regular"/>
-          <w:b w:val="0"/>
-          <w:i w:val="0"/>
-          <w:color w:val="000000"/>
-          <w:sz w:val="24"/>
-        </w:rPr>
-        <w:hyperlink r:id="rId11" w:history="1">
-          <w:r>
-            <w:rPr>
-              <w:rStyle w:val="Hyperlink"/>
-            </w:rPr>
-            <w:t>v</w:t>
-          </w:r>
-        </w:hyperlink>
-      </w:r>
-      <w:r>
-        <w:rPr>
-          <w:u w:val="single" w:color="0000ff"/>
-          <w:rFonts w:ascii="Charis SIL Regular" w:hAnsi="Charis SIL Regular" w:eastAsia="Charis SIL Regular"/>
-          <w:b w:val="0"/>
-          <w:i w:val="0"/>
-          <w:color w:val="000000"/>
-          <w:sz w:val="24"/>
-        </w:rPr>
-        <w:hyperlink r:id="rId11" w:history="1">
-          <w:r>
-            <w:rPr>
-              <w:rStyle w:val="Hyperlink"/>
-            </w:rPr>
-            <w:t>erschille</w:t>
-          </w:r>
-        </w:hyperlink>
+        <w:t>Lands Plantentuin in Bogor en verschille</w:t>
       </w:r>
       <w:r>
         <w:rPr>
@@ -969,19 +835,9 @@
             <w:rPr>
               <w:rStyle w:val="Hyperlink"/>
             </w:rPr>
-            <w:t>Museu</w:t>
+            <w:t>Museum</w:t>
           </w:r>
         </w:hyperlink>
-      </w:r>
-      <w:r>
-        <w:rPr>
-          <w:rFonts w:ascii="Charis SIL Regular" w:hAnsi="Charis SIL Regular" w:eastAsia="Charis SIL Regular"/>
-          <w:b w:val="0"/>
-          <w:i w:val="0"/>
-          <w:color w:val="0000FF"/>
-          <w:sz w:val="24"/>
-        </w:rPr>
-        <w:t>m</w:t>
       </w:r>
       <w:r>
         <w:rPr>
@@ -1008,9 +864,19 @@
             <w:rPr>
               <w:rStyle w:val="Hyperlink"/>
             </w:rPr>
-            <w:t>Artis</w:t>
+            <w:t>Arti</w:t>
           </w:r>
         </w:hyperlink>
+      </w:r>
+      <w:r>
+        <w:rPr>
+          <w:rFonts w:ascii="Charis SIL Regular" w:hAnsi="Charis SIL Regular" w:eastAsia="Charis SIL Regular"/>
+          <w:b w:val="0"/>
+          <w:i w:val="0"/>
+          <w:color w:val="0000FF"/>
+          <w:sz w:val="24"/>
+        </w:rPr>
+        <w:t>s</w:t>
       </w:r>
       <w:r>
         <w:rPr>
@@ -1387,6 +1253,7 @@
           <w:i w:val="0"/>
           <w:color w:val="0000FF"/>
           <w:sz w:val="24"/>
+          <w:u w:val="single"/>
         </w:rPr>
         <w:hyperlink r:id="rId13" w:history="1">
           <w:r>
@@ -1434,14 +1301,7 @@
           <w:sz w:val="24"/>
           <w:u w:val="single"/>
         </w:rPr>
-        <w:hyperlink r:id="rId13" w:history="1">
-          <w:r>
-            <w:rPr>
-              <w:rStyle w:val="Hyperlink"/>
-            </w:rPr>
-            <w:t>Rijksmu</w:t>
-          </w:r>
-        </w:hyperlink>
+        <w:t xml:space="preserve">Rijksmuseum van </w:t>
       </w:r>
       <w:r>
         <w:rPr>
@@ -1457,101 +1317,7 @@
             <w:rPr>
               <w:rStyle w:val="Hyperlink"/>
             </w:rPr>
-            <w:t>seu</w:t>
-          </w:r>
-        </w:hyperlink>
-      </w:r>
-      <w:r>
-        <w:rPr>
-          <w:rFonts w:ascii="Charis SIL Regular" w:hAnsi="Charis SIL Regular" w:eastAsia="Charis SIL Regular"/>
-          <w:b w:val="0"/>
-          <w:i w:val="0"/>
-          <w:color w:val="0000FF"/>
-          <w:sz w:val="24"/>
-          <w:u w:val="single"/>
-        </w:rPr>
-        <w:hyperlink r:id="rId14" w:history="1">
-          <w:r>
-            <w:rPr>
-              <w:rStyle w:val="Hyperlink"/>
-            </w:rPr>
-            <w:t>m</w:t>
-          </w:r>
-        </w:hyperlink>
-      </w:r>
-      <w:r>
-        <w:rPr>
-          <w:rFonts w:ascii="Charis SIL Regular" w:hAnsi="Charis SIL Regular" w:eastAsia="Charis SIL Regular"/>
-          <w:b w:val="0"/>
-          <w:i w:val="0"/>
-          <w:color w:val="0000FF"/>
-          <w:sz w:val="24"/>
-          <w:u w:val="single"/>
-        </w:rPr>
-        <w:t xml:space="preserve"> </w:t>
-      </w:r>
-      <w:r>
-        <w:rPr>
-          <w:rFonts w:ascii="Charis SIL Regular" w:hAnsi="Charis SIL Regular" w:eastAsia="Charis SIL Regular"/>
-          <w:b w:val="0"/>
-          <w:i w:val="0"/>
-          <w:color w:val="0000FF"/>
-          <w:sz w:val="24"/>
-          <w:u w:val="single"/>
-        </w:rPr>
-        <w:hyperlink r:id="rId14" w:history="1">
-          <w:r>
-            <w:rPr>
-              <w:rStyle w:val="Hyperlink"/>
-            </w:rPr>
-            <w:t>van</w:t>
-          </w:r>
-        </w:hyperlink>
-      </w:r>
-      <w:r>
-        <w:rPr>
-          <w:rFonts w:ascii="Charis SIL Regular" w:hAnsi="Charis SIL Regular" w:eastAsia="Charis SIL Regular"/>
-          <w:b w:val="0"/>
-          <w:i w:val="0"/>
-          <w:color w:val="0000FF"/>
-          <w:sz w:val="24"/>
-          <w:u w:val="single"/>
-        </w:rPr>
-        <w:t xml:space="preserve"> </w:t>
-      </w:r>
-      <w:r>
-        <w:rPr>
-          <w:rFonts w:ascii="Charis SIL Regular" w:hAnsi="Charis SIL Regular" w:eastAsia="Charis SIL Regular"/>
-          <w:b w:val="0"/>
-          <w:i w:val="0"/>
-          <w:color w:val="0000FF"/>
-          <w:sz w:val="24"/>
-          <w:u w:val="single"/>
-        </w:rPr>
-        <w:hyperlink r:id="rId13" w:history="1">
-          <w:r>
-            <w:rPr>
-              <w:rStyle w:val="Hyperlink"/>
-            </w:rPr>
-            <w:t>Natuur</w:t>
-          </w:r>
-        </w:hyperlink>
-      </w:r>
-      <w:r>
-        <w:rPr>
-          <w:rFonts w:ascii="Charis SIL Regular" w:hAnsi="Charis SIL Regular" w:eastAsia="Charis SIL Regular"/>
-          <w:b w:val="0"/>
-          <w:i w:val="0"/>
-          <w:color w:val="0000FF"/>
-          <w:sz w:val="24"/>
-          <w:u w:val="single"/>
-        </w:rPr>
-        <w:hyperlink r:id="rId14" w:history="1">
-          <w:r>
-            <w:rPr>
-              <w:rStyle w:val="Hyperlink"/>
-            </w:rPr>
-            <w:t xml:space="preserve">lijke </w:t>
+            <w:t xml:space="preserve">Natuurlijke </w:t>
           </w:r>
         </w:hyperlink>
       </w:r>
@@ -1687,7 +1453,7 @@
           <w:sz w:val="24"/>
           <w:u w:val="single"/>
         </w:rPr>
-        <w:hyperlink r:id="rId14" w:history="1">
+        <w:hyperlink r:id="rId13" w:history="1">
           <w:r>
             <w:rPr>
               <w:rStyle w:val="Hyperlink"/>
@@ -1705,7 +1471,7 @@
           <w:sz w:val="24"/>
           <w:u w:val="single"/>
         </w:rPr>
-        <w:hyperlink r:id="rId14" w:history="1">
+        <w:hyperlink r:id="rId13" w:history="1">
           <w:r>
             <w:rPr>
               <w:rStyle w:val="Hyperlink"/>
@@ -1734,7 +1500,7 @@
           <w:sz w:val="24"/>
           <w:u w:val="single"/>
         </w:rPr>
-        <w:hyperlink r:id="rId14" w:history="1">
+        <w:hyperlink r:id="rId13" w:history="1">
           <w:r>
             <w:rPr>
               <w:rStyle w:val="Hyperlink"/>
@@ -1752,7 +1518,7 @@
           <w:sz w:val="24"/>
           <w:u w:val="single"/>
         </w:rPr>
-        <w:hyperlink r:id="rId14" w:history="1">
+        <w:hyperlink r:id="rId13" w:history="1">
           <w:r>
             <w:rPr>
               <w:rStyle w:val="Hyperlink"/>
@@ -4044,7 +3810,7 @@
           <w:sz w:val="24"/>
           <w:u w:val="single"/>
         </w:rPr>
-        <w:hyperlink r:id="rId18" w:history="1">
+        <w:hyperlink r:id="rId19" w:history="1">
           <w:r>
             <w:rPr>
               <w:rStyle w:val="Hyperlink"/>
@@ -4062,7 +3828,7 @@
           <w:sz w:val="24"/>
           <w:u w:val="single"/>
         </w:rPr>
-        <w:hyperlink r:id="rId18" w:history="1">
+        <w:hyperlink r:id="rId19" w:history="1">
           <w:r>
             <w:rPr>
               <w:rStyle w:val="Hyperlink"/>
@@ -4091,7 +3857,7 @@
           <w:sz w:val="24"/>
           <w:u w:val="single"/>
         </w:rPr>
-        <w:hyperlink r:id="rId18" w:history="1">
+        <w:hyperlink r:id="rId19" w:history="1">
           <w:r>
             <w:rPr>
               <w:rStyle w:val="Hyperlink"/>
@@ -4102,6 +3868,7 @@
       </w:r>
       <w:r>
         <w:rPr>
+          <w:u w:val="single" w:color="0000ff"/>
           <w:rFonts w:ascii="Charis SIL Regular" w:hAnsi="Charis SIL Regular" w:eastAsia="Charis SIL Regular"/>
           <w:b w:val="0"/>
           <w:i w:val="0"/>
@@ -4126,7 +3893,7 @@
           <w:sz w:val="24"/>
           <w:u w:val="single"/>
         </w:rPr>
-        <w:hyperlink r:id="rId18" w:history="1">
+        <w:hyperlink r:id="rId20" w:history="1">
           <w:r>
             <w:rPr>
               <w:rStyle w:val="Hyperlink"/>
@@ -4155,7 +3922,7 @@
           <w:sz w:val="24"/>
           <w:u w:val="single"/>
         </w:rPr>
-        <w:hyperlink r:id="rId18" w:history="1">
+        <w:hyperlink r:id="rId20" w:history="1">
           <w:r>
             <w:rPr>
               <w:rStyle w:val="Hyperlink"/>
@@ -4306,7 +4073,7 @@
           <w:sz w:val="24"/>
           <w:u w:val="single"/>
         </w:rPr>
-        <w:hyperlink r:id="rId19" w:history="1">
+        <w:hyperlink r:id="rId21" w:history="1">
           <w:r>
             <w:rPr>
               <w:rStyle w:val="Hyperlink"/>
@@ -4324,7 +4091,7 @@
           <w:sz w:val="24"/>
           <w:u w:val="single"/>
         </w:rPr>
-        <w:hyperlink r:id="rId19" w:history="1">
+        <w:hyperlink r:id="rId21" w:history="1">
           <w:r>
             <w:rPr>
               <w:rStyle w:val="Hyperlink"/>
@@ -4342,7 +4109,7 @@
           <w:sz w:val="24"/>
           <w:u w:val="single"/>
         </w:rPr>
-        <w:hyperlink r:id="rId19" w:history="1">
+        <w:hyperlink r:id="rId21" w:history="1">
           <w:r>
             <w:rPr>
               <w:rStyle w:val="Hyperlink"/>
@@ -4370,7 +4137,7 @@
           <w:sz w:val="24"/>
           <w:u w:val="single"/>
         </w:rPr>
-        <w:hyperlink r:id="rId19" w:history="1">
+        <w:hyperlink r:id="rId21" w:history="1">
           <w:r>
             <w:rPr>
               <w:rStyle w:val="Hyperlink"/>
@@ -4399,7 +4166,7 @@
           <w:sz w:val="24"/>
           <w:u w:val="single"/>
         </w:rPr>
-        <w:hyperlink r:id="rId19" w:history="1">
+        <w:hyperlink r:id="rId21" w:history="1">
           <w:r>
             <w:rPr>
               <w:rStyle w:val="Hyperlink"/>
@@ -4550,7 +4317,7 @@
           <w:sz w:val="24"/>
           <w:u w:val="single"/>
         </w:rPr>
-        <w:hyperlink r:id="rId20" w:history="1">
+        <w:hyperlink r:id="rId22" w:history="1">
           <w:r>
             <w:rPr>
               <w:rStyle w:val="Hyperlink"/>
@@ -4568,7 +4335,7 @@
           <w:sz w:val="24"/>
           <w:u w:val="single"/>
         </w:rPr>
-        <w:hyperlink r:id="rId20" w:history="1">
+        <w:hyperlink r:id="rId22" w:history="1">
           <w:r>
             <w:rPr>
               <w:rStyle w:val="Hyperlink"/>
@@ -4586,7 +4353,7 @@
           <w:sz w:val="24"/>
           <w:u w:val="single"/>
         </w:rPr>
-        <w:hyperlink r:id="rId20" w:history="1">
+        <w:hyperlink r:id="rId22" w:history="1">
           <w:r>
             <w:rPr>
               <w:rStyle w:val="Hyperlink"/>
@@ -4604,7 +4371,7 @@
           <w:sz w:val="24"/>
           <w:u w:val="single"/>
         </w:rPr>
-        <w:hyperlink r:id="rId20" w:history="1">
+        <w:hyperlink r:id="rId22" w:history="1">
           <w:r>
             <w:rPr>
               <w:rStyle w:val="Hyperlink"/>
@@ -4632,7 +4399,7 @@
           <w:sz w:val="24"/>
           <w:u w:val="single"/>
         </w:rPr>
-        <w:hyperlink r:id="rId21" w:history="1">
+        <w:hyperlink r:id="rId22" w:history="1">
           <w:r>
             <w:rPr>
               <w:rStyle w:val="Hyperlink"/>
@@ -4650,7 +4417,7 @@
           <w:sz w:val="24"/>
           <w:u w:val="single"/>
         </w:rPr>
-        <w:hyperlink r:id="rId21" w:history="1">
+        <w:hyperlink r:id="rId22" w:history="1">
           <w:r>
             <w:rPr>
               <w:rStyle w:val="Hyperlink"/>
@@ -4679,7 +4446,7 @@
           <w:sz w:val="24"/>
           <w:u w:val="single"/>
         </w:rPr>
-        <w:hyperlink r:id="rId21" w:history="1">
+        <w:hyperlink r:id="rId22" w:history="1">
           <w:r>
             <w:rPr>
               <w:rStyle w:val="Hyperlink"/>
@@ -4696,7 +4463,14 @@
           <w:color w:val="000000"/>
           <w:sz w:val="24"/>
         </w:rPr>
-        <w:t xml:space="preserve">, </w:t>
+        <w:hyperlink r:id="rId22" w:history="1">
+          <w:r>
+            <w:rPr>
+              <w:rStyle w:val="Hyperlink"/>
+            </w:rPr>
+            <w:t xml:space="preserve">, </w:t>
+          </w:r>
+        </w:hyperlink>
       </w:r>
       <w:r>
         <w:rPr>
@@ -4736,7 +4510,7 @@
           <w:sz w:val="24"/>
           <w:u w:val="single"/>
         </w:rPr>
-        <w:hyperlink r:id="rId22" w:history="1">
+        <w:hyperlink r:id="rId23" w:history="1">
           <w:r>
             <w:rPr>
               <w:rStyle w:val="Hyperlink"/>
@@ -4903,7 +4677,7 @@
           <w:sz w:val="24"/>
           <w:u w:val="single"/>
         </w:rPr>
-        <w:hyperlink r:id="rId23" w:history="1">
+        <w:hyperlink r:id="rId24" w:history="1">
           <w:r>
             <w:rPr>
               <w:rStyle w:val="Hyperlink"/>
@@ -4921,7 +4695,7 @@
           <w:sz w:val="24"/>
           <w:u w:val="single"/>
         </w:rPr>
-        <w:hyperlink r:id="rId23" w:history="1">
+        <w:hyperlink r:id="rId24" w:history="1">
           <w:r>
             <w:rPr>
               <w:rStyle w:val="Hyperlink"/>
@@ -4939,7 +4713,7 @@
           <w:sz w:val="24"/>
           <w:u w:val="single"/>
         </w:rPr>
-        <w:hyperlink r:id="rId23" w:history="1">
+        <w:hyperlink r:id="rId24" w:history="1">
           <w:r>
             <w:rPr>
               <w:rStyle w:val="Hyperlink"/>
@@ -4957,7 +4731,7 @@
           <w:sz w:val="24"/>
           <w:u w:val="single"/>
         </w:rPr>
-        <w:hyperlink r:id="rId23" w:history="1">
+        <w:hyperlink r:id="rId24" w:history="1">
           <w:r>
             <w:rPr>
               <w:rStyle w:val="Hyperlink"/>
@@ -4985,7 +4759,7 @@
           <w:sz w:val="24"/>
           <w:u w:val="single"/>
         </w:rPr>
-        <w:hyperlink r:id="rId24" w:history="1">
+        <w:hyperlink r:id="rId25" w:history="1">
           <w:r>
             <w:rPr>
               <w:rStyle w:val="Hyperlink"/>
@@ -5003,7 +4777,7 @@
           <w:sz w:val="24"/>
           <w:u w:val="single"/>
         </w:rPr>
-        <w:hyperlink r:id="rId23" w:history="1">
+        <w:hyperlink r:id="rId24" w:history="1">
           <w:r>
             <w:rPr>
               <w:rStyle w:val="Hyperlink"/>
@@ -5032,7 +4806,7 @@
           <w:sz w:val="24"/>
           <w:u w:val="single"/>
         </w:rPr>
-        <w:hyperlink r:id="rId24" w:history="1">
+        <w:hyperlink r:id="rId25" w:history="1">
           <w:r>
             <w:rPr>
               <w:rStyle w:val="Hyperlink"/>
@@ -5049,14 +4823,7 @@
           <w:color w:val="000000"/>
           <w:sz w:val="24"/>
         </w:rPr>
-        <w:hyperlink r:id="rId23" w:history="1">
-          <w:r>
-            <w:rPr>
-              <w:rStyle w:val="Hyperlink"/>
-            </w:rPr>
-            <w:t xml:space="preserve">, </w:t>
-          </w:r>
-        </w:hyperlink>
+        <w:t xml:space="preserve">, </w:t>
       </w:r>
       <w:r>
         <w:rPr>
@@ -5067,7 +4834,7 @@
           <w:sz w:val="24"/>
           <w:u w:val="single"/>
         </w:rPr>
-        <w:hyperlink r:id="rId23" w:history="1">
+        <w:hyperlink r:id="rId24" w:history="1">
           <w:r>
             <w:rPr>
               <w:rStyle w:val="Hyperlink"/>
@@ -5096,7 +4863,7 @@
           <w:sz w:val="24"/>
           <w:u w:val="single"/>
         </w:rPr>
-        <w:hyperlink r:id="rId25" w:history="1">
+        <w:hyperlink r:id="rId24" w:history="1">
           <w:r>
             <w:rPr>
               <w:rStyle w:val="Hyperlink"/>

--- a/EXPORTS/DOCX/published/niveau3/Dutch/WMAmsterdam.docx
+++ b/EXPORTS/DOCX/published/niveau3/Dutch/WMAmsterdam.docx
@@ -551,7 +551,7 @@
           <w:sz w:val="24"/>
           <w:u w:val="single"/>
         </w:rPr>
-        <w:hyperlink r:id="rId10" w:history="1">
+        <w:hyperlink r:id="rId11" w:history="1">
           <w:r>
             <w:rPr>
               <w:rStyle w:val="Hyperlink"/>
@@ -666,13 +666,147 @@
       </w:r>
       <w:r>
         <w:rPr>
+          <w:u w:val="single" w:color="0000ff"/>
           <w:rFonts w:ascii="Charis SIL Regular" w:hAnsi="Charis SIL Regular" w:eastAsia="Charis SIL Regular"/>
           <w:b w:val="0"/>
           <w:i w:val="0"/>
           <w:color w:val="000000"/>
           <w:sz w:val="24"/>
         </w:rPr>
-        <w:t>Lands Plantentuin in Bogor en verschille</w:t>
+        <w:hyperlink r:id="rId11" w:history="1">
+          <w:r>
+            <w:rPr>
+              <w:rStyle w:val="Hyperlink"/>
+            </w:rPr>
+            <w:t>Lands P</w:t>
+          </w:r>
+        </w:hyperlink>
+      </w:r>
+      <w:r>
+        <w:rPr>
+          <w:u w:val="single" w:color="0000ff"/>
+          <w:rFonts w:ascii="Charis SIL Regular" w:hAnsi="Charis SIL Regular" w:eastAsia="Charis SIL Regular"/>
+          <w:b w:val="0"/>
+          <w:i w:val="0"/>
+          <w:color w:val="000000"/>
+          <w:sz w:val="24"/>
+        </w:rPr>
+        <w:hyperlink r:id="rId11" w:history="1">
+          <w:r>
+            <w:rPr>
+              <w:rStyle w:val="Hyperlink"/>
+            </w:rPr>
+            <w:t>lantent</w:t>
+          </w:r>
+        </w:hyperlink>
+      </w:r>
+      <w:r>
+        <w:rPr>
+          <w:u w:val="single" w:color="0000ff"/>
+          <w:rFonts w:ascii="Charis SIL Regular" w:hAnsi="Charis SIL Regular" w:eastAsia="Charis SIL Regular"/>
+          <w:b w:val="0"/>
+          <w:i w:val="0"/>
+          <w:color w:val="000000"/>
+          <w:sz w:val="24"/>
+        </w:rPr>
+        <w:hyperlink r:id="rId11" w:history="1">
+          <w:r>
+            <w:rPr>
+              <w:rStyle w:val="Hyperlink"/>
+            </w:rPr>
+            <w:t>u</w:t>
+          </w:r>
+        </w:hyperlink>
+      </w:r>
+      <w:r>
+        <w:rPr>
+          <w:u w:val="single" w:color="0000ff"/>
+          <w:rFonts w:ascii="Charis SIL Regular" w:hAnsi="Charis SIL Regular" w:eastAsia="Charis SIL Regular"/>
+          <w:b w:val="0"/>
+          <w:i w:val="0"/>
+          <w:color w:val="000000"/>
+          <w:sz w:val="24"/>
+        </w:rPr>
+        <w:hyperlink r:id="rId11" w:history="1">
+          <w:r>
+            <w:rPr>
+              <w:rStyle w:val="Hyperlink"/>
+            </w:rPr>
+            <w:t>in in</w:t>
+          </w:r>
+        </w:hyperlink>
+      </w:r>
+      <w:r>
+        <w:rPr>
+          <w:u w:val="single" w:color="0000ff"/>
+          <w:rFonts w:ascii="Charis SIL Regular" w:hAnsi="Charis SIL Regular" w:eastAsia="Charis SIL Regular"/>
+          <w:b w:val="0"/>
+          <w:i w:val="0"/>
+          <w:color w:val="000000"/>
+          <w:sz w:val="24"/>
+        </w:rPr>
+        <w:hyperlink r:id="rId11" w:history="1">
+          <w:r>
+            <w:rPr>
+              <w:rStyle w:val="Hyperlink"/>
+            </w:rPr>
+            <w:t xml:space="preserve"> Bogor</w:t>
+          </w:r>
+        </w:hyperlink>
+      </w:r>
+      <w:r>
+        <w:rPr>
+          <w:u w:val="single" w:color="0000ff"/>
+          <w:rFonts w:ascii="Charis SIL Regular" w:hAnsi="Charis SIL Regular" w:eastAsia="Charis SIL Regular"/>
+          <w:b w:val="0"/>
+          <w:i w:val="0"/>
+          <w:color w:val="000000"/>
+          <w:sz w:val="24"/>
+        </w:rPr>
+        <w:hyperlink r:id="rId11" w:history="1">
+          <w:r>
+            <w:rPr>
+              <w:rStyle w:val="Hyperlink"/>
+            </w:rPr>
+            <w:t xml:space="preserve"> en </w:t>
+          </w:r>
+        </w:hyperlink>
+      </w:r>
+      <w:r>
+        <w:rPr>
+          <w:u w:val="single" w:color="0000ff"/>
+          <w:rFonts w:ascii="Charis SIL Regular" w:hAnsi="Charis SIL Regular" w:eastAsia="Charis SIL Regular"/>
+          <w:b w:val="0"/>
+          <w:i w:val="0"/>
+          <w:color w:val="000000"/>
+          <w:sz w:val="24"/>
+        </w:rPr>
+        <w:hyperlink r:id="rId11" w:history="1">
+          <w:r>
+            <w:rPr>
+              <w:rStyle w:val="Hyperlink"/>
+            </w:rPr>
+            <w:t>v</w:t>
+          </w:r>
+        </w:hyperlink>
+      </w:r>
+      <w:r>
+        <w:rPr>
+          <w:u w:val="single" w:color="0000ff"/>
+          <w:rFonts w:ascii="Charis SIL Regular" w:hAnsi="Charis SIL Regular" w:eastAsia="Charis SIL Regular"/>
+          <w:b w:val="0"/>
+          <w:i w:val="0"/>
+          <w:color w:val="000000"/>
+          <w:sz w:val="24"/>
+        </w:rPr>
+        <w:hyperlink r:id="rId11" w:history="1">
+          <w:r>
+            <w:rPr>
+              <w:rStyle w:val="Hyperlink"/>
+            </w:rPr>
+            <w:t>erschille</w:t>
+          </w:r>
+        </w:hyperlink>
       </w:r>
       <w:r>
         <w:rPr>
@@ -1284,6 +1418,7 @@
       </w:r>
       <w:r>
         <w:rPr>
+          <w:u w:val="single" w:color="0000ff"/>
           <w:rFonts w:ascii="Charis SIL Regular" w:hAnsi="Charis SIL Regular" w:eastAsia="Charis SIL Regular"/>
           <w:b w:val="0"/>
           <w:i w:val="0"/>
@@ -1301,7 +1436,54 @@
           <w:sz w:val="24"/>
           <w:u w:val="single"/>
         </w:rPr>
-        <w:t xml:space="preserve">Rijksmuseum van </w:t>
+        <w:hyperlink r:id="rId13" w:history="1">
+          <w:r>
+            <w:rPr>
+              <w:rStyle w:val="Hyperlink"/>
+            </w:rPr>
+            <w:t>Rijksmu</w:t>
+          </w:r>
+        </w:hyperlink>
+      </w:r>
+      <w:r>
+        <w:rPr>
+          <w:rFonts w:ascii="Charis SIL Regular" w:hAnsi="Charis SIL Regular" w:eastAsia="Charis SIL Regular"/>
+          <w:b w:val="0"/>
+          <w:i w:val="0"/>
+          <w:color w:val="0000FF"/>
+          <w:sz w:val="24"/>
+          <w:u w:val="single"/>
+        </w:rPr>
+        <w:hyperlink r:id="rId13" w:history="1">
+          <w:r>
+            <w:rPr>
+              <w:rStyle w:val="Hyperlink"/>
+            </w:rPr>
+            <w:t>seu</w:t>
+          </w:r>
+        </w:hyperlink>
+      </w:r>
+      <w:r>
+        <w:rPr>
+          <w:rFonts w:ascii="Charis SIL Regular" w:hAnsi="Charis SIL Regular" w:eastAsia="Charis SIL Regular"/>
+          <w:b w:val="0"/>
+          <w:i w:val="0"/>
+          <w:color w:val="0000FF"/>
+          <w:sz w:val="24"/>
+          <w:u w:val="single"/>
+        </w:rPr>
+        <w:t>m</w:t>
+      </w:r>
+      <w:r>
+        <w:rPr>
+          <w:rFonts w:ascii="Charis SIL Regular" w:hAnsi="Charis SIL Regular" w:eastAsia="Charis SIL Regular"/>
+          <w:b w:val="0"/>
+          <w:i w:val="0"/>
+          <w:color w:val="0000FF"/>
+          <w:sz w:val="24"/>
+          <w:u w:val="single"/>
+        </w:rPr>
+        <w:t xml:space="preserve"> </w:t>
       </w:r>
       <w:r>
         <w:rPr>
@@ -1317,7 +1499,54 @@
             <w:rPr>
               <w:rStyle w:val="Hyperlink"/>
             </w:rPr>
-            <w:t xml:space="preserve">Natuurlijke </w:t>
+            <w:t>van</w:t>
+          </w:r>
+        </w:hyperlink>
+      </w:r>
+      <w:r>
+        <w:rPr>
+          <w:rFonts w:ascii="Charis SIL Regular" w:hAnsi="Charis SIL Regular" w:eastAsia="Charis SIL Regular"/>
+          <w:b w:val="0"/>
+          <w:i w:val="0"/>
+          <w:color w:val="0000FF"/>
+          <w:sz w:val="24"/>
+          <w:u w:val="single"/>
+        </w:rPr>
+        <w:t xml:space="preserve"> </w:t>
+      </w:r>
+      <w:r>
+        <w:rPr>
+          <w:rFonts w:ascii="Charis SIL Regular" w:hAnsi="Charis SIL Regular" w:eastAsia="Charis SIL Regular"/>
+          <w:b w:val="0"/>
+          <w:i w:val="0"/>
+          <w:color w:val="0000FF"/>
+          <w:sz w:val="24"/>
+          <w:u w:val="single"/>
+        </w:rPr>
+        <w:hyperlink r:id="rId13" w:history="1">
+          <w:r>
+            <w:rPr>
+              <w:rStyle w:val="Hyperlink"/>
+            </w:rPr>
+            <w:t>Natuur</w:t>
+          </w:r>
+        </w:hyperlink>
+      </w:r>
+      <w:r>
+        <w:rPr>
+          <w:rFonts w:ascii="Charis SIL Regular" w:hAnsi="Charis SIL Regular" w:eastAsia="Charis SIL Regular"/>
+          <w:b w:val="0"/>
+          <w:i w:val="0"/>
+          <w:color w:val="0000FF"/>
+          <w:sz w:val="24"/>
+          <w:u w:val="single"/>
+        </w:rPr>
+        <w:hyperlink r:id="rId14" w:history="1">
+          <w:r>
+            <w:rPr>
+              <w:rStyle w:val="Hyperlink"/>
+            </w:rPr>
+            <w:t xml:space="preserve">lijke </w:t>
           </w:r>
         </w:hyperlink>
       </w:r>
@@ -1601,7 +1830,7 @@
           <w:sz w:val="24"/>
           <w:u w:val="single"/>
         </w:rPr>
-        <w:hyperlink r:id="rId13" w:history="1">
+        <w:hyperlink r:id="rId14" w:history="1">
           <w:r>
             <w:rPr>
               <w:rStyle w:val="Hyperlink"/>
@@ -2643,7 +2872,7 @@
             <w:rPr>
               <w:rStyle w:val="Hyperlink"/>
             </w:rPr>
-            <w:t>desbetreffend</w:t>
+            <w:t>desbetreffen</w:t>
           </w:r>
         </w:hyperlink>
       </w:r>
@@ -2654,36 +2883,13 @@
           <w:i w:val="0"/>
           <w:color w:val="0000FF"/>
           <w:sz w:val="24"/>
-          <w:u w:val="single"/>
-        </w:rPr>
-        <w:t>e</w:t>
-      </w:r>
-      <w:r>
-        <w:rPr>
-          <w:rFonts w:ascii="Charis SIL Regular" w:hAnsi="Charis SIL Regular" w:eastAsia="Charis SIL Regular"/>
-          <w:b w:val="0"/>
-          <w:i w:val="0"/>
-          <w:color w:val="0000FF"/>
-          <w:sz w:val="24"/>
-          <w:u w:val="single"/>
-        </w:rPr>
-        <w:t xml:space="preserve"> </w:t>
-      </w:r>
-      <w:r>
-        <w:rPr>
-          <w:rFonts w:ascii="Charis SIL Regular" w:hAnsi="Charis SIL Regular" w:eastAsia="Charis SIL Regular"/>
-          <w:b w:val="0"/>
-          <w:i w:val="0"/>
-          <w:color w:val="0000FF"/>
-          <w:sz w:val="24"/>
-          <w:u w:val="single"/>
         </w:rPr>
         <w:hyperlink r:id="rId12" w:history="1">
           <w:r>
             <w:rPr>
               <w:rStyle w:val="Hyperlink"/>
             </w:rPr>
-            <w:t>zoekhul</w:t>
+            <w:t>d</w:t>
           </w:r>
         </w:hyperlink>
       </w:r>
@@ -2695,7 +2901,36 @@
           <w:color w:val="0000FF"/>
           <w:sz w:val="24"/>
         </w:rPr>
-        <w:t>p</w:t>
+        <w:t>e</w:t>
+      </w:r>
+      <w:r>
+        <w:rPr>
+          <w:rFonts w:ascii="Charis SIL Regular" w:hAnsi="Charis SIL Regular" w:eastAsia="Charis SIL Regular"/>
+          <w:b w:val="0"/>
+          <w:i w:val="0"/>
+          <w:color w:val="0000FF"/>
+          <w:sz w:val="24"/>
+          <w:u w:val="single"/>
+        </w:rPr>
+        <w:t xml:space="preserve"> </w:t>
+      </w:r>
+      <w:r>
+        <w:rPr>
+          <w:rFonts w:ascii="Charis SIL Regular" w:hAnsi="Charis SIL Regular" w:eastAsia="Charis SIL Regular"/>
+          <w:b w:val="0"/>
+          <w:i w:val="0"/>
+          <w:color w:val="0000FF"/>
+          <w:sz w:val="24"/>
+          <w:u w:val="single"/>
+        </w:rPr>
+        <w:hyperlink r:id="rId12" w:history="1">
+          <w:r>
+            <w:rPr>
+              <w:rStyle w:val="Hyperlink"/>
+            </w:rPr>
+            <w:t>zoekhulp</w:t>
+          </w:r>
+        </w:hyperlink>
       </w:r>
       <w:r>
         <w:rPr>
@@ -3810,7 +4045,7 @@
           <w:sz w:val="24"/>
           <w:u w:val="single"/>
         </w:rPr>
-        <w:hyperlink r:id="rId19" w:history="1">
+        <w:hyperlink r:id="rId18" w:history="1">
           <w:r>
             <w:rPr>
               <w:rStyle w:val="Hyperlink"/>
@@ -3828,7 +4063,7 @@
           <w:sz w:val="24"/>
           <w:u w:val="single"/>
         </w:rPr>
-        <w:hyperlink r:id="rId19" w:history="1">
+        <w:hyperlink r:id="rId18" w:history="1">
           <w:r>
             <w:rPr>
               <w:rStyle w:val="Hyperlink"/>
@@ -3857,7 +4092,7 @@
           <w:sz w:val="24"/>
           <w:u w:val="single"/>
         </w:rPr>
-        <w:hyperlink r:id="rId19" w:history="1">
+        <w:hyperlink r:id="rId18" w:history="1">
           <w:r>
             <w:rPr>
               <w:rStyle w:val="Hyperlink"/>
@@ -3893,7 +4128,7 @@
           <w:sz w:val="24"/>
           <w:u w:val="single"/>
         </w:rPr>
-        <w:hyperlink r:id="rId20" w:history="1">
+        <w:hyperlink r:id="rId19" w:history="1">
           <w:r>
             <w:rPr>
               <w:rStyle w:val="Hyperlink"/>
@@ -3922,7 +4157,7 @@
           <w:sz w:val="24"/>
           <w:u w:val="single"/>
         </w:rPr>
-        <w:hyperlink r:id="rId20" w:history="1">
+        <w:hyperlink r:id="rId19" w:history="1">
           <w:r>
             <w:rPr>
               <w:rStyle w:val="Hyperlink"/>
@@ -4073,7 +4308,7 @@
           <w:sz w:val="24"/>
           <w:u w:val="single"/>
         </w:rPr>
-        <w:hyperlink r:id="rId21" w:history="1">
+        <w:hyperlink r:id="rId20" w:history="1">
           <w:r>
             <w:rPr>
               <w:rStyle w:val="Hyperlink"/>
@@ -4091,7 +4326,7 @@
           <w:sz w:val="24"/>
           <w:u w:val="single"/>
         </w:rPr>
-        <w:hyperlink r:id="rId21" w:history="1">
+        <w:hyperlink r:id="rId20" w:history="1">
           <w:r>
             <w:rPr>
               <w:rStyle w:val="Hyperlink"/>
@@ -4109,7 +4344,7 @@
           <w:sz w:val="24"/>
           <w:u w:val="single"/>
         </w:rPr>
-        <w:hyperlink r:id="rId21" w:history="1">
+        <w:hyperlink r:id="rId20" w:history="1">
           <w:r>
             <w:rPr>
               <w:rStyle w:val="Hyperlink"/>
@@ -4137,7 +4372,7 @@
           <w:sz w:val="24"/>
           <w:u w:val="single"/>
         </w:rPr>
-        <w:hyperlink r:id="rId21" w:history="1">
+        <w:hyperlink r:id="rId20" w:history="1">
           <w:r>
             <w:rPr>
               <w:rStyle w:val="Hyperlink"/>
@@ -4166,7 +4401,7 @@
           <w:sz w:val="24"/>
           <w:u w:val="single"/>
         </w:rPr>
-        <w:hyperlink r:id="rId21" w:history="1">
+        <w:hyperlink r:id="rId20" w:history="1">
           <w:r>
             <w:rPr>
               <w:rStyle w:val="Hyperlink"/>
@@ -4317,7 +4552,7 @@
           <w:sz w:val="24"/>
           <w:u w:val="single"/>
         </w:rPr>
-        <w:hyperlink r:id="rId22" w:history="1">
+        <w:hyperlink r:id="rId21" w:history="1">
           <w:r>
             <w:rPr>
               <w:rStyle w:val="Hyperlink"/>
@@ -4335,7 +4570,7 @@
           <w:sz w:val="24"/>
           <w:u w:val="single"/>
         </w:rPr>
-        <w:hyperlink r:id="rId22" w:history="1">
+        <w:hyperlink r:id="rId21" w:history="1">
           <w:r>
             <w:rPr>
               <w:rStyle w:val="Hyperlink"/>
@@ -4353,7 +4588,7 @@
           <w:sz w:val="24"/>
           <w:u w:val="single"/>
         </w:rPr>
-        <w:hyperlink r:id="rId22" w:history="1">
+        <w:hyperlink r:id="rId21" w:history="1">
           <w:r>
             <w:rPr>
               <w:rStyle w:val="Hyperlink"/>
@@ -4371,7 +4606,7 @@
           <w:sz w:val="24"/>
           <w:u w:val="single"/>
         </w:rPr>
-        <w:hyperlink r:id="rId22" w:history="1">
+        <w:hyperlink r:id="rId21" w:history="1">
           <w:r>
             <w:rPr>
               <w:rStyle w:val="Hyperlink"/>
@@ -4417,7 +4652,7 @@
           <w:sz w:val="24"/>
           <w:u w:val="single"/>
         </w:rPr>
-        <w:hyperlink r:id="rId22" w:history="1">
+        <w:hyperlink r:id="rId21" w:history="1">
           <w:r>
             <w:rPr>
               <w:rStyle w:val="Hyperlink"/>
@@ -4446,7 +4681,7 @@
           <w:sz w:val="24"/>
           <w:u w:val="single"/>
         </w:rPr>
-        <w:hyperlink r:id="rId22" w:history="1">
+        <w:hyperlink r:id="rId21" w:history="1">
           <w:r>
             <w:rPr>
               <w:rStyle w:val="Hyperlink"/>
@@ -4463,7 +4698,7 @@
           <w:color w:val="000000"/>
           <w:sz w:val="24"/>
         </w:rPr>
-        <w:hyperlink r:id="rId22" w:history="1">
+        <w:hyperlink r:id="rId21" w:history="1">
           <w:r>
             <w:rPr>
               <w:rStyle w:val="Hyperlink"/>
@@ -4481,7 +4716,7 @@
           <w:sz w:val="24"/>
           <w:u w:val="single"/>
         </w:rPr>
-        <w:hyperlink r:id="rId22" w:history="1">
+        <w:hyperlink r:id="rId21" w:history="1">
           <w:r>
             <w:rPr>
               <w:rStyle w:val="Hyperlink"/>
@@ -4510,7 +4745,7 @@
           <w:sz w:val="24"/>
           <w:u w:val="single"/>
         </w:rPr>
-        <w:hyperlink r:id="rId23" w:history="1">
+        <w:hyperlink r:id="rId21" w:history="1">
           <w:r>
             <w:rPr>
               <w:rStyle w:val="Hyperlink"/>
@@ -4677,7 +4912,7 @@
           <w:sz w:val="24"/>
           <w:u w:val="single"/>
         </w:rPr>
-        <w:hyperlink r:id="rId24" w:history="1">
+        <w:hyperlink r:id="rId23" w:history="1">
           <w:r>
             <w:rPr>
               <w:rStyle w:val="Hyperlink"/>
@@ -4695,7 +4930,7 @@
           <w:sz w:val="24"/>
           <w:u w:val="single"/>
         </w:rPr>
-        <w:hyperlink r:id="rId24" w:history="1">
+        <w:hyperlink r:id="rId23" w:history="1">
           <w:r>
             <w:rPr>
               <w:rStyle w:val="Hyperlink"/>
@@ -4713,7 +4948,7 @@
           <w:sz w:val="24"/>
           <w:u w:val="single"/>
         </w:rPr>
-        <w:hyperlink r:id="rId24" w:history="1">
+        <w:hyperlink r:id="rId23" w:history="1">
           <w:r>
             <w:rPr>
               <w:rStyle w:val="Hyperlink"/>
@@ -4731,7 +4966,7 @@
           <w:sz w:val="24"/>
           <w:u w:val="single"/>
         </w:rPr>
-        <w:hyperlink r:id="rId24" w:history="1">
+        <w:hyperlink r:id="rId23" w:history="1">
           <w:r>
             <w:rPr>
               <w:rStyle w:val="Hyperlink"/>
@@ -4759,7 +4994,7 @@
           <w:sz w:val="24"/>
           <w:u w:val="single"/>
         </w:rPr>
-        <w:hyperlink r:id="rId25" w:history="1">
+        <w:hyperlink r:id="rId23" w:history="1">
           <w:r>
             <w:rPr>
               <w:rStyle w:val="Hyperlink"/>
@@ -4777,7 +5012,7 @@
           <w:sz w:val="24"/>
           <w:u w:val="single"/>
         </w:rPr>
-        <w:hyperlink r:id="rId24" w:history="1">
+        <w:hyperlink r:id="rId23" w:history="1">
           <w:r>
             <w:rPr>
               <w:rStyle w:val="Hyperlink"/>
@@ -4806,7 +5041,7 @@
           <w:sz w:val="24"/>
           <w:u w:val="single"/>
         </w:rPr>
-        <w:hyperlink r:id="rId25" w:history="1">
+        <w:hyperlink r:id="rId24" w:history="1">
           <w:r>
             <w:rPr>
               <w:rStyle w:val="Hyperlink"/>
@@ -4817,6 +5052,7 @@
       </w:r>
       <w:r>
         <w:rPr>
+          <w:u w:val="single" w:color="0000ff"/>
           <w:rFonts w:ascii="Charis SIL Regular" w:hAnsi="Charis SIL Regular" w:eastAsia="Charis SIL Regular"/>
           <w:b w:val="0"/>
           <w:i w:val="0"/>
@@ -4834,7 +5070,7 @@
           <w:sz w:val="24"/>
           <w:u w:val="single"/>
         </w:rPr>
-        <w:hyperlink r:id="rId24" w:history="1">
+        <w:hyperlink r:id="rId23" w:history="1">
           <w:r>
             <w:rPr>
               <w:rStyle w:val="Hyperlink"/>
@@ -4863,7 +5099,7 @@
           <w:sz w:val="24"/>
           <w:u w:val="single"/>
         </w:rPr>
-        <w:hyperlink r:id="rId24" w:history="1">
+        <w:hyperlink r:id="rId23" w:history="1">
           <w:r>
             <w:rPr>
               <w:rStyle w:val="Hyperlink"/>

--- a/EXPORTS/DOCX/published/niveau3/Dutch/WMAmsterdam.docx
+++ b/EXPORTS/DOCX/published/niveau3/Dutch/WMAmsterdam.docx
@@ -368,255 +368,8 @@
           <w:i w:val="0"/>
           <w:color w:val="0000FF"/>
           <w:sz w:val="24"/>
-          <w:u w:val="single"/>
-        </w:rPr>
-        <w:hyperlink r:id="rId11" w:history="1">
-          <w:r>
-            <w:rPr>
-              <w:rStyle w:val="Hyperlink"/>
-            </w:rPr>
-            <w:t>Johann</w:t>
-          </w:r>
-        </w:hyperlink>
-      </w:r>
-      <w:r>
-        <w:rPr>
-          <w:rFonts w:ascii="Charis SIL Regular" w:hAnsi="Charis SIL Regular" w:eastAsia="Charis SIL Regular"/>
-          <w:b w:val="0"/>
-          <w:i w:val="0"/>
-          <w:color w:val="0000FF"/>
-          <w:sz w:val="24"/>
-          <w:u w:val="single"/>
-        </w:rPr>
-        <w:t xml:space="preserve"> </w:t>
-      </w:r>
-      <w:r>
-        <w:rPr>
-          <w:rFonts w:ascii="Charis SIL Regular" w:hAnsi="Charis SIL Regular" w:eastAsia="Charis SIL Regular"/>
-          <w:b w:val="0"/>
-          <w:i w:val="0"/>
-          <w:color w:val="0000FF"/>
-          <w:sz w:val="24"/>
-          <w:u w:val="single"/>
-        </w:rPr>
-        <w:hyperlink r:id="rId11" w:history="1">
-          <w:r>
-            <w:rPr>
-              <w:rStyle w:val="Hyperlink"/>
-            </w:rPr>
-            <w:t>George</w:t>
-          </w:r>
-        </w:hyperlink>
-      </w:r>
-      <w:r>
-        <w:rPr>
-          <w:rFonts w:ascii="Charis SIL Regular" w:hAnsi="Charis SIL Regular" w:eastAsia="Charis SIL Regular"/>
-          <w:b w:val="0"/>
-          <w:i w:val="0"/>
-          <w:color w:val="0000FF"/>
-          <w:sz w:val="24"/>
-          <w:u w:val="single"/>
-        </w:rPr>
-        <w:t xml:space="preserve"> </w:t>
-      </w:r>
-      <w:r>
-        <w:rPr>
-          <w:rFonts w:ascii="Charis SIL Regular" w:hAnsi="Charis SIL Regular" w:eastAsia="Charis SIL Regular"/>
-          <w:b w:val="0"/>
-          <w:i w:val="0"/>
-          <w:color w:val="0000FF"/>
-          <w:sz w:val="24"/>
-          <w:u w:val="single"/>
-        </w:rPr>
-        <w:hyperlink r:id="rId11" w:history="1">
-          <w:r>
-            <w:rPr>
-              <w:rStyle w:val="Hyperlink"/>
-            </w:rPr>
-            <w:t>Otto</w:t>
-          </w:r>
-        </w:hyperlink>
-      </w:r>
-      <w:r>
-        <w:rPr>
-          <w:rFonts w:ascii="Charis SIL Regular" w:hAnsi="Charis SIL Regular" w:eastAsia="Charis SIL Regular"/>
-          <w:b w:val="0"/>
-          <w:i w:val="0"/>
-          <w:color w:val="0000FF"/>
-          <w:sz w:val="24"/>
-          <w:u w:val="single"/>
-        </w:rPr>
-        <w:t xml:space="preserve"> </w:t>
-      </w:r>
-      <w:r>
-        <w:rPr>
-          <w:rFonts w:ascii="Charis SIL Regular" w:hAnsi="Charis SIL Regular" w:eastAsia="Charis SIL Regular"/>
-          <w:b w:val="0"/>
-          <w:i w:val="0"/>
-          <w:color w:val="0000FF"/>
-          <w:sz w:val="24"/>
-          <w:u w:val="single"/>
-        </w:rPr>
-        <w:hyperlink r:id="rId11" w:history="1">
-          <w:r>
-            <w:rPr>
-              <w:rStyle w:val="Hyperlink"/>
-            </w:rPr>
-            <w:t>Stuart</w:t>
-          </w:r>
-        </w:hyperlink>
-      </w:r>
-      <w:r>
-        <w:rPr>
-          <w:rFonts w:ascii="Charis SIL Regular" w:hAnsi="Charis SIL Regular" w:eastAsia="Charis SIL Regular"/>
-          <w:b w:val="0"/>
-          <w:i w:val="0"/>
-          <w:color w:val="0000FF"/>
-          <w:sz w:val="24"/>
-          <w:u w:val="single"/>
-        </w:rPr>
-        <w:t xml:space="preserve"> </w:t>
-      </w:r>
-      <w:r>
-        <w:rPr>
-          <w:rFonts w:ascii="Charis SIL Regular" w:hAnsi="Charis SIL Regular" w:eastAsia="Charis SIL Regular"/>
-          <w:b w:val="0"/>
-          <w:i w:val="0"/>
-          <w:color w:val="0000FF"/>
-          <w:sz w:val="24"/>
-          <w:u w:val="single"/>
-        </w:rPr>
-        <w:hyperlink r:id="rId11" w:history="1">
-          <w:r>
-            <w:rPr>
-              <w:rStyle w:val="Hyperlink"/>
-            </w:rPr>
-            <w:t>von</w:t>
-          </w:r>
-        </w:hyperlink>
-      </w:r>
-      <w:r>
-        <w:rPr>
-          <w:rFonts w:ascii="Charis SIL Regular" w:hAnsi="Charis SIL Regular" w:eastAsia="Charis SIL Regular"/>
-          <w:b w:val="0"/>
-          <w:i w:val="0"/>
-          <w:color w:val="0000FF"/>
-          <w:sz w:val="24"/>
-          <w:u w:val="single"/>
-        </w:rPr>
-        <w:t xml:space="preserve"> </w:t>
-      </w:r>
-      <w:r>
-        <w:rPr>
-          <w:rFonts w:ascii="Charis SIL Regular" w:hAnsi="Charis SIL Regular" w:eastAsia="Charis SIL Regular"/>
-          <w:b w:val="0"/>
-          <w:i w:val="0"/>
-          <w:color w:val="0000FF"/>
-          <w:sz w:val="24"/>
-          <w:u w:val="single"/>
-        </w:rPr>
-        <w:hyperlink r:id="rId10" w:history="1">
-          <w:r>
-            <w:rPr>
-              <w:rStyle w:val="Hyperlink"/>
-            </w:rPr>
-            <w:t>Schm</w:t>
-          </w:r>
-        </w:hyperlink>
-      </w:r>
-      <w:r>
-        <w:rPr>
-          <w:rFonts w:ascii="Charis SIL Regular" w:hAnsi="Charis SIL Regular" w:eastAsia="Charis SIL Regular"/>
-          <w:b w:val="0"/>
-          <w:i w:val="0"/>
-          <w:color w:val="0000FF"/>
-          <w:sz w:val="24"/>
-          <w:u w:val="single"/>
-        </w:rPr>
-        <w:hyperlink r:id="rId11" w:history="1">
-          <w:r>
-            <w:rPr>
-              <w:rStyle w:val="Hyperlink"/>
-            </w:rPr>
-            <w:t>i</w:t>
-          </w:r>
-        </w:hyperlink>
-      </w:r>
-      <w:r>
-        <w:rPr>
-          <w:rFonts w:ascii="Charis SIL Regular" w:hAnsi="Charis SIL Regular" w:eastAsia="Charis SIL Regular"/>
-          <w:b w:val="0"/>
-          <w:i w:val="0"/>
-          <w:color w:val="0000FF"/>
-          <w:sz w:val="24"/>
-          <w:u w:val="single"/>
-        </w:rPr>
-        <w:hyperlink r:id="rId11" w:history="1">
-          <w:r>
-            <w:rPr>
-              <w:rStyle w:val="Hyperlink"/>
-            </w:rPr>
-            <w:t>dt</w:t>
-          </w:r>
-        </w:hyperlink>
-      </w:r>
-      <w:r>
-        <w:rPr>
-          <w:rFonts w:ascii="Charis SIL Regular" w:hAnsi="Charis SIL Regular" w:eastAsia="Charis SIL Regular"/>
-          <w:b w:val="0"/>
-          <w:i w:val="0"/>
-          <w:color w:val="0000FF"/>
-          <w:sz w:val="24"/>
-          <w:u w:val="single"/>
-        </w:rPr>
-        <w:t xml:space="preserve"> </w:t>
-      </w:r>
-      <w:r>
-        <w:rPr>
-          <w:rFonts w:ascii="Charis SIL Regular" w:hAnsi="Charis SIL Regular" w:eastAsia="Charis SIL Regular"/>
-          <w:b w:val="0"/>
-          <w:i w:val="0"/>
-          <w:color w:val="0000FF"/>
-          <w:sz w:val="24"/>
-          <w:u w:val="single"/>
-        </w:rPr>
-        <w:hyperlink r:id="rId10" w:history="1">
-          <w:r>
-            <w:rPr>
-              <w:rStyle w:val="Hyperlink"/>
-            </w:rPr>
-            <w:t>auf</w:t>
-          </w:r>
-        </w:hyperlink>
-      </w:r>
-      <w:r>
-        <w:rPr>
-          <w:rFonts w:ascii="Charis SIL Regular" w:hAnsi="Charis SIL Regular" w:eastAsia="Charis SIL Regular"/>
-          <w:b w:val="0"/>
-          <w:i w:val="0"/>
-          <w:color w:val="0000FF"/>
-          <w:sz w:val="24"/>
-          <w:u w:val="single"/>
-        </w:rPr>
-        <w:t xml:space="preserve"> </w:t>
-      </w:r>
-      <w:r>
-        <w:rPr>
-          <w:rFonts w:ascii="Charis SIL Regular" w:hAnsi="Charis SIL Regular" w:eastAsia="Charis SIL Regular"/>
-          <w:b w:val="0"/>
-          <w:i w:val="0"/>
-          <w:color w:val="0000FF"/>
-          <w:sz w:val="24"/>
-          <w:u w:val="single"/>
-        </w:rPr>
-        <w:hyperlink r:id="rId10" w:history="1">
-          <w:r>
-            <w:rPr>
-              <w:rStyle w:val="Hyperlink"/>
-            </w:rPr>
-            <w:t>A</w:t>
-          </w:r>
-        </w:hyperlink>
+        </w:rPr>
+        <w:t>Johann George Otto Stuart von Schmidt auf A</w:t>
       </w:r>
       <w:r>
         <w:rPr>
@@ -929,7 +682,7 @@
             <w:rPr>
               <w:rStyle w:val="Hyperlink"/>
             </w:rPr>
-            <w:t>Etnografis</w:t>
+            <w:t>Etnografisc</w:t>
           </w:r>
         </w:hyperlink>
       </w:r>
@@ -941,16 +694,6 @@
           <w:color w:val="0000FF"/>
           <w:sz w:val="24"/>
           <w:u w:val="single"/>
-        </w:rPr>
-        <w:t>c</w:t>
-      </w:r>
-      <w:r>
-        <w:rPr>
-          <w:rFonts w:ascii="Charis SIL Regular" w:hAnsi="Charis SIL Regular" w:eastAsia="Charis SIL Regular"/>
-          <w:b w:val="0"/>
-          <w:i w:val="0"/>
-          <w:color w:val="0000FF"/>
-          <w:sz w:val="24"/>
         </w:rPr>
         <w:t>h</w:t>
       </w:r>
@@ -1008,9 +751,19 @@
             <w:rPr>
               <w:rStyle w:val="Hyperlink"/>
             </w:rPr>
-            <w:t>Artis</w:t>
+            <w:t>Arti</w:t>
           </w:r>
         </w:hyperlink>
+      </w:r>
+      <w:r>
+        <w:rPr>
+          <w:rFonts w:ascii="Charis SIL Regular" w:hAnsi="Charis SIL Regular" w:eastAsia="Charis SIL Regular"/>
+          <w:b w:val="0"/>
+          <w:i w:val="0"/>
+          <w:color w:val="0000FF"/>
+          <w:sz w:val="24"/>
+        </w:rPr>
+        <w:t>s</w:t>
       </w:r>
       <w:r>
         <w:rPr>
@@ -1565,7 +1318,7 @@
           <w:sz w:val="24"/>
           <w:u w:val="single"/>
         </w:rPr>
-        <w:hyperlink r:id="rId13" w:history="1">
+        <w:hyperlink r:id="rId14" w:history="1">
           <w:r>
             <w:rPr>
               <w:rStyle w:val="Hyperlink"/>
@@ -1594,7 +1347,7 @@
           <w:sz w:val="24"/>
           <w:u w:val="single"/>
         </w:rPr>
-        <w:hyperlink r:id="rId13" w:history="1">
+        <w:hyperlink r:id="rId14" w:history="1">
           <w:r>
             <w:rPr>
               <w:rStyle w:val="Hyperlink"/>
@@ -1641,7 +1394,7 @@
           <w:sz w:val="24"/>
           <w:u w:val="single"/>
         </w:rPr>
-        <w:hyperlink r:id="rId14" w:history="1">
+        <w:hyperlink r:id="rId13" w:history="1">
           <w:r>
             <w:rPr>
               <w:rStyle w:val="Hyperlink"/>
@@ -1659,7 +1412,7 @@
           <w:sz w:val="24"/>
           <w:u w:val="single"/>
         </w:rPr>
-        <w:hyperlink r:id="rId14" w:history="1">
+        <w:hyperlink r:id="rId13" w:history="1">
           <w:r>
             <w:rPr>
               <w:rStyle w:val="Hyperlink"/>
@@ -1688,7 +1441,7 @@
           <w:sz w:val="24"/>
           <w:u w:val="single"/>
         </w:rPr>
-        <w:hyperlink r:id="rId14" w:history="1">
+        <w:hyperlink r:id="rId13" w:history="1">
           <w:r>
             <w:rPr>
               <w:rStyle w:val="Hyperlink"/>
@@ -2680,7 +2433,114 @@
           <w:color w:val="000000"/>
           <w:sz w:val="24"/>
         </w:rPr>
-        <w:t>inventarisnummers 1876 tot en met 1919 m</w:t>
+        <w:hyperlink r:id="rId17" w:history="1">
+          <w:r>
+            <w:rPr>
+              <w:rStyle w:val="Hyperlink"/>
+            </w:rPr>
+            <w:t>inventaris</w:t>
+          </w:r>
+        </w:hyperlink>
+      </w:r>
+      <w:r>
+        <w:rPr>
+          <w:u w:val="single" w:color="0000ff"/>
+          <w:rFonts w:ascii="Charis SIL Regular" w:hAnsi="Charis SIL Regular" w:eastAsia="Charis SIL Regular"/>
+          <w:b w:val="0"/>
+          <w:i w:val="0"/>
+          <w:color w:val="000000"/>
+          <w:sz w:val="24"/>
+        </w:rPr>
+        <w:hyperlink r:id="rId17" w:history="1">
+          <w:r>
+            <w:rPr>
+              <w:rStyle w:val="Hyperlink"/>
+            </w:rPr>
+            <w:t>n</w:t>
+          </w:r>
+        </w:hyperlink>
+      </w:r>
+      <w:r>
+        <w:rPr>
+          <w:u w:val="single" w:color="0000ff"/>
+          <w:rFonts w:ascii="Charis SIL Regular" w:hAnsi="Charis SIL Regular" w:eastAsia="Charis SIL Regular"/>
+          <w:b w:val="0"/>
+          <w:i w:val="0"/>
+          <w:color w:val="000000"/>
+          <w:sz w:val="24"/>
+        </w:rPr>
+        <w:hyperlink r:id="rId17" w:history="1">
+          <w:r>
+            <w:rPr>
+              <w:rStyle w:val="Hyperlink"/>
+            </w:rPr>
+            <w:t>ummers 18</w:t>
+          </w:r>
+        </w:hyperlink>
+      </w:r>
+      <w:r>
+        <w:rPr>
+          <w:u w:val="single" w:color="0000ff"/>
+          <w:rFonts w:ascii="Charis SIL Regular" w:hAnsi="Charis SIL Regular" w:eastAsia="Charis SIL Regular"/>
+          <w:b w:val="0"/>
+          <w:i w:val="0"/>
+          <w:color w:val="000000"/>
+          <w:sz w:val="24"/>
+        </w:rPr>
+        <w:hyperlink r:id="rId17" w:history="1">
+          <w:r>
+            <w:rPr>
+              <w:rStyle w:val="Hyperlink"/>
+            </w:rPr>
+            <w:t>76 tot en me</w:t>
+          </w:r>
+        </w:hyperlink>
+      </w:r>
+      <w:r>
+        <w:rPr>
+          <w:u w:val="single" w:color="0000ff"/>
+          <w:rFonts w:ascii="Charis SIL Regular" w:hAnsi="Charis SIL Regular" w:eastAsia="Charis SIL Regular"/>
+          <w:b w:val="0"/>
+          <w:i w:val="0"/>
+          <w:color w:val="000000"/>
+          <w:sz w:val="24"/>
+        </w:rPr>
+        <w:hyperlink r:id="rId17" w:history="1">
+          <w:r>
+            <w:rPr>
+              <w:rStyle w:val="Hyperlink"/>
+            </w:rPr>
+            <w:t>t</w:t>
+          </w:r>
+        </w:hyperlink>
+      </w:r>
+      <w:r>
+        <w:rPr>
+          <w:u w:val="single" w:color="0000ff"/>
+          <w:rFonts w:ascii="Charis SIL Regular" w:hAnsi="Charis SIL Regular" w:eastAsia="Charis SIL Regular"/>
+          <w:b w:val="0"/>
+          <w:i w:val="0"/>
+          <w:color w:val="000000"/>
+          <w:sz w:val="24"/>
+        </w:rPr>
+        <w:hyperlink r:id="rId17" w:history="1">
+          <w:r>
+            <w:rPr>
+              <w:rStyle w:val="Hyperlink"/>
+            </w:rPr>
+            <w:t xml:space="preserve"> 1919 </w:t>
+          </w:r>
+        </w:hyperlink>
+      </w:r>
+      <w:r>
+        <w:rPr>
+          <w:rFonts w:ascii="Charis SIL Regular" w:hAnsi="Charis SIL Regular" w:eastAsia="Charis SIL Regular"/>
+          <w:b w:val="0"/>
+          <w:i w:val="0"/>
+          <w:color w:val="000000"/>
+          <w:sz w:val="24"/>
+        </w:rPr>
+        <w:t>m</w:t>
       </w:r>
       <w:r>
         <w:rPr>
@@ -2770,7 +2630,7 @@
             <w:rPr>
               <w:rStyle w:val="Hyperlink"/>
             </w:rPr>
-            <w:t>desbetreffen</w:t>
+            <w:t>desbetreffend</w:t>
           </w:r>
         </w:hyperlink>
       </w:r>
@@ -2781,13 +2641,36 @@
           <w:i w:val="0"/>
           <w:color w:val="0000FF"/>
           <w:sz w:val="24"/>
+          <w:u w:val="single"/>
+        </w:rPr>
+        <w:t>e</w:t>
+      </w:r>
+      <w:r>
+        <w:rPr>
+          <w:rFonts w:ascii="Charis SIL Regular" w:hAnsi="Charis SIL Regular" w:eastAsia="Charis SIL Regular"/>
+          <w:b w:val="0"/>
+          <w:i w:val="0"/>
+          <w:color w:val="0000FF"/>
+          <w:sz w:val="24"/>
+          <w:u w:val="single"/>
+        </w:rPr>
+        <w:t xml:space="preserve"> </w:t>
+      </w:r>
+      <w:r>
+        <w:rPr>
+          <w:rFonts w:ascii="Charis SIL Regular" w:hAnsi="Charis SIL Regular" w:eastAsia="Charis SIL Regular"/>
+          <w:b w:val="0"/>
+          <w:i w:val="0"/>
+          <w:color w:val="0000FF"/>
+          <w:sz w:val="24"/>
+          <w:u w:val="single"/>
         </w:rPr>
         <w:hyperlink r:id="rId12" w:history="1">
           <w:r>
             <w:rPr>
               <w:rStyle w:val="Hyperlink"/>
             </w:rPr>
-            <w:t>d</w:t>
+            <w:t>zoekhul</w:t>
           </w:r>
         </w:hyperlink>
       </w:r>
@@ -2799,36 +2682,7 @@
           <w:color w:val="0000FF"/>
           <w:sz w:val="24"/>
         </w:rPr>
-        <w:t>e</w:t>
-      </w:r>
-      <w:r>
-        <w:rPr>
-          <w:rFonts w:ascii="Charis SIL Regular" w:hAnsi="Charis SIL Regular" w:eastAsia="Charis SIL Regular"/>
-          <w:b w:val="0"/>
-          <w:i w:val="0"/>
-          <w:color w:val="0000FF"/>
-          <w:sz w:val="24"/>
-          <w:u w:val="single"/>
-        </w:rPr>
-        <w:t xml:space="preserve"> </w:t>
-      </w:r>
-      <w:r>
-        <w:rPr>
-          <w:rFonts w:ascii="Charis SIL Regular" w:hAnsi="Charis SIL Regular" w:eastAsia="Charis SIL Regular"/>
-          <w:b w:val="0"/>
-          <w:i w:val="0"/>
-          <w:color w:val="0000FF"/>
-          <w:sz w:val="24"/>
-          <w:u w:val="single"/>
-        </w:rPr>
-        <w:hyperlink r:id="rId12" w:history="1">
-          <w:r>
-            <w:rPr>
-              <w:rStyle w:val="Hyperlink"/>
-            </w:rPr>
-            <w:t>zoekhulp</w:t>
-          </w:r>
-        </w:hyperlink>
+        <w:t>p</w:t>
       </w:r>
       <w:r>
         <w:rPr>
@@ -3961,7 +3815,7 @@
           <w:sz w:val="24"/>
           <w:u w:val="single"/>
         </w:rPr>
-        <w:hyperlink r:id="rId18" w:history="1">
+        <w:hyperlink r:id="rId19" w:history="1">
           <w:r>
             <w:rPr>
               <w:rStyle w:val="Hyperlink"/>
@@ -3990,7 +3844,7 @@
           <w:sz w:val="24"/>
           <w:u w:val="single"/>
         </w:rPr>
-        <w:hyperlink r:id="rId18" w:history="1">
+        <w:hyperlink r:id="rId19" w:history="1">
           <w:r>
             <w:rPr>
               <w:rStyle w:val="Hyperlink"/>
@@ -4007,14 +3861,7 @@
           <w:color w:val="000000"/>
           <w:sz w:val="24"/>
         </w:rPr>
-        <w:hyperlink r:id="rId18" w:history="1">
-          <w:r>
-            <w:rPr>
-              <w:rStyle w:val="Hyperlink"/>
-            </w:rPr>
-            <w:t xml:space="preserve">, </w:t>
-          </w:r>
-        </w:hyperlink>
+        <w:t xml:space="preserve">, </w:t>
       </w:r>
       <w:r>
         <w:rPr>
@@ -4025,7 +3872,7 @@
           <w:sz w:val="24"/>
           <w:u w:val="single"/>
         </w:rPr>
-        <w:hyperlink r:id="rId18" w:history="1">
+        <w:hyperlink r:id="rId20" w:history="1">
           <w:r>
             <w:rPr>
               <w:rStyle w:val="Hyperlink"/>
@@ -4205,7 +4052,7 @@
           <w:sz w:val="24"/>
           <w:u w:val="single"/>
         </w:rPr>
-        <w:hyperlink r:id="rId20" w:history="1">
+        <w:hyperlink r:id="rId21" w:history="1">
           <w:r>
             <w:rPr>
               <w:rStyle w:val="Hyperlink"/>
@@ -4223,7 +4070,7 @@
           <w:sz w:val="24"/>
           <w:u w:val="single"/>
         </w:rPr>
-        <w:hyperlink r:id="rId20" w:history="1">
+        <w:hyperlink r:id="rId21" w:history="1">
           <w:r>
             <w:rPr>
               <w:rStyle w:val="Hyperlink"/>
@@ -4241,7 +4088,7 @@
           <w:sz w:val="24"/>
           <w:u w:val="single"/>
         </w:rPr>
-        <w:hyperlink r:id="rId20" w:history="1">
+        <w:hyperlink r:id="rId21" w:history="1">
           <w:r>
             <w:rPr>
               <w:rStyle w:val="Hyperlink"/>
@@ -4269,7 +4116,7 @@
           <w:sz w:val="24"/>
           <w:u w:val="single"/>
         </w:rPr>
-        <w:hyperlink r:id="rId20" w:history="1">
+        <w:hyperlink r:id="rId21" w:history="1">
           <w:r>
             <w:rPr>
               <w:rStyle w:val="Hyperlink"/>
@@ -4298,7 +4145,7 @@
           <w:sz w:val="24"/>
           <w:u w:val="single"/>
         </w:rPr>
-        <w:hyperlink r:id="rId20" w:history="1">
+        <w:hyperlink r:id="rId21" w:history="1">
           <w:r>
             <w:rPr>
               <w:rStyle w:val="Hyperlink"/>
@@ -4449,7 +4296,7 @@
           <w:sz w:val="24"/>
           <w:u w:val="single"/>
         </w:rPr>
-        <w:hyperlink r:id="rId21" w:history="1">
+        <w:hyperlink r:id="rId22" w:history="1">
           <w:r>
             <w:rPr>
               <w:rStyle w:val="Hyperlink"/>
@@ -4467,7 +4314,7 @@
           <w:sz w:val="24"/>
           <w:u w:val="single"/>
         </w:rPr>
-        <w:hyperlink r:id="rId21" w:history="1">
+        <w:hyperlink r:id="rId22" w:history="1">
           <w:r>
             <w:rPr>
               <w:rStyle w:val="Hyperlink"/>
@@ -4485,7 +4332,7 @@
           <w:sz w:val="24"/>
           <w:u w:val="single"/>
         </w:rPr>
-        <w:hyperlink r:id="rId21" w:history="1">
+        <w:hyperlink r:id="rId22" w:history="1">
           <w:r>
             <w:rPr>
               <w:rStyle w:val="Hyperlink"/>
@@ -4503,7 +4350,7 @@
           <w:sz w:val="24"/>
           <w:u w:val="single"/>
         </w:rPr>
-        <w:hyperlink r:id="rId21" w:history="1">
+        <w:hyperlink r:id="rId22" w:history="1">
           <w:r>
             <w:rPr>
               <w:rStyle w:val="Hyperlink"/>
@@ -4531,7 +4378,7 @@
           <w:sz w:val="24"/>
           <w:u w:val="single"/>
         </w:rPr>
-        <w:hyperlink r:id="rId21" w:history="1">
+        <w:hyperlink r:id="rId22" w:history="1">
           <w:r>
             <w:rPr>
               <w:rStyle w:val="Hyperlink"/>
@@ -4549,7 +4396,7 @@
           <w:sz w:val="24"/>
           <w:u w:val="single"/>
         </w:rPr>
-        <w:hyperlink r:id="rId21" w:history="1">
+        <w:hyperlink r:id="rId22" w:history="1">
           <w:r>
             <w:rPr>
               <w:rStyle w:val="Hyperlink"/>
@@ -4589,13 +4436,21 @@
       </w:r>
       <w:r>
         <w:rPr>
+          <w:u w:val="single" w:color="0000ff"/>
           <w:rFonts w:ascii="Charis SIL Regular" w:hAnsi="Charis SIL Regular" w:eastAsia="Charis SIL Regular"/>
           <w:b w:val="0"/>
           <w:i w:val="0"/>
           <w:color w:val="000000"/>
           <w:sz w:val="24"/>
         </w:rPr>
-        <w:t xml:space="preserve">, </w:t>
+        <w:hyperlink r:id="rId22" w:history="1">
+          <w:r>
+            <w:rPr>
+              <w:rStyle w:val="Hyperlink"/>
+            </w:rPr>
+            <w:t xml:space="preserve">, </w:t>
+          </w:r>
+        </w:hyperlink>
       </w:r>
       <w:r>
         <w:rPr>
@@ -4902,7 +4757,7 @@
           <w:sz w:val="24"/>
           <w:u w:val="single"/>
         </w:rPr>
-        <w:hyperlink r:id="rId24" w:history="1">
+        <w:hyperlink r:id="rId25" w:history="1">
           <w:r>
             <w:rPr>
               <w:rStyle w:val="Hyperlink"/>
@@ -4960,7 +4815,7 @@
           <w:sz w:val="24"/>
           <w:u w:val="single"/>
         </w:rPr>
-        <w:hyperlink r:id="rId24" w:history="1">
+        <w:hyperlink r:id="rId26" w:history="1">
           <w:r>
             <w:rPr>
               <w:rStyle w:val="Hyperlink"/>

--- a/EXPORTS/DOCX/published/niveau3/Dutch/WMAmsterdam.docx
+++ b/EXPORTS/DOCX/published/niveau3/Dutch/WMAmsterdam.docx
@@ -368,8 +368,236 @@
           <w:i w:val="0"/>
           <w:color w:val="0000FF"/>
           <w:sz w:val="24"/>
-        </w:rPr>
-        <w:t>Johann George Otto Stuart von Schmidt auf A</w:t>
+          <w:u w:val="single"/>
+        </w:rPr>
+        <w:hyperlink r:id="rId11" w:history="1">
+          <w:r>
+            <w:rPr>
+              <w:rStyle w:val="Hyperlink"/>
+            </w:rPr>
+            <w:t>Johann</w:t>
+          </w:r>
+        </w:hyperlink>
+      </w:r>
+      <w:r>
+        <w:rPr>
+          <w:rFonts w:ascii="Charis SIL Regular" w:hAnsi="Charis SIL Regular" w:eastAsia="Charis SIL Regular"/>
+          <w:b w:val="0"/>
+          <w:i w:val="0"/>
+          <w:color w:val="0000FF"/>
+          <w:sz w:val="24"/>
+          <w:u w:val="single"/>
+        </w:rPr>
+        <w:t xml:space="preserve"> </w:t>
+      </w:r>
+      <w:r>
+        <w:rPr>
+          <w:rFonts w:ascii="Charis SIL Regular" w:hAnsi="Charis SIL Regular" w:eastAsia="Charis SIL Regular"/>
+          <w:b w:val="0"/>
+          <w:i w:val="0"/>
+          <w:color w:val="0000FF"/>
+          <w:sz w:val="24"/>
+          <w:u w:val="single"/>
+        </w:rPr>
+        <w:hyperlink r:id="rId11" w:history="1">
+          <w:r>
+            <w:rPr>
+              <w:rStyle w:val="Hyperlink"/>
+            </w:rPr>
+            <w:t>George</w:t>
+          </w:r>
+        </w:hyperlink>
+      </w:r>
+      <w:r>
+        <w:rPr>
+          <w:rFonts w:ascii="Charis SIL Regular" w:hAnsi="Charis SIL Regular" w:eastAsia="Charis SIL Regular"/>
+          <w:b w:val="0"/>
+          <w:i w:val="0"/>
+          <w:color w:val="0000FF"/>
+          <w:sz w:val="24"/>
+          <w:u w:val="single"/>
+        </w:rPr>
+        <w:t xml:space="preserve"> </w:t>
+      </w:r>
+      <w:r>
+        <w:rPr>
+          <w:rFonts w:ascii="Charis SIL Regular" w:hAnsi="Charis SIL Regular" w:eastAsia="Charis SIL Regular"/>
+          <w:b w:val="0"/>
+          <w:i w:val="0"/>
+          <w:color w:val="0000FF"/>
+          <w:sz w:val="24"/>
+          <w:u w:val="single"/>
+        </w:rPr>
+        <w:hyperlink r:id="rId11" w:history="1">
+          <w:r>
+            <w:rPr>
+              <w:rStyle w:val="Hyperlink"/>
+            </w:rPr>
+            <w:t>Otto</w:t>
+          </w:r>
+        </w:hyperlink>
+      </w:r>
+      <w:r>
+        <w:rPr>
+          <w:rFonts w:ascii="Charis SIL Regular" w:hAnsi="Charis SIL Regular" w:eastAsia="Charis SIL Regular"/>
+          <w:b w:val="0"/>
+          <w:i w:val="0"/>
+          <w:color w:val="0000FF"/>
+          <w:sz w:val="24"/>
+          <w:u w:val="single"/>
+        </w:rPr>
+        <w:t xml:space="preserve"> </w:t>
+      </w:r>
+      <w:r>
+        <w:rPr>
+          <w:rFonts w:ascii="Charis SIL Regular" w:hAnsi="Charis SIL Regular" w:eastAsia="Charis SIL Regular"/>
+          <w:b w:val="0"/>
+          <w:i w:val="0"/>
+          <w:color w:val="0000FF"/>
+          <w:sz w:val="24"/>
+          <w:u w:val="single"/>
+        </w:rPr>
+        <w:hyperlink r:id="rId11" w:history="1">
+          <w:r>
+            <w:rPr>
+              <w:rStyle w:val="Hyperlink"/>
+            </w:rPr>
+            <w:t>Stuart</w:t>
+          </w:r>
+        </w:hyperlink>
+      </w:r>
+      <w:r>
+        <w:rPr>
+          <w:rFonts w:ascii="Charis SIL Regular" w:hAnsi="Charis SIL Regular" w:eastAsia="Charis SIL Regular"/>
+          <w:b w:val="0"/>
+          <w:i w:val="0"/>
+          <w:color w:val="0000FF"/>
+          <w:sz w:val="24"/>
+          <w:u w:val="single"/>
+        </w:rPr>
+        <w:t xml:space="preserve"> </w:t>
+      </w:r>
+      <w:r>
+        <w:rPr>
+          <w:rFonts w:ascii="Charis SIL Regular" w:hAnsi="Charis SIL Regular" w:eastAsia="Charis SIL Regular"/>
+          <w:b w:val="0"/>
+          <w:i w:val="0"/>
+          <w:color w:val="0000FF"/>
+          <w:sz w:val="24"/>
+          <w:u w:val="single"/>
+        </w:rPr>
+        <w:hyperlink r:id="rId11" w:history="1">
+          <w:r>
+            <w:rPr>
+              <w:rStyle w:val="Hyperlink"/>
+            </w:rPr>
+            <w:t>von</w:t>
+          </w:r>
+        </w:hyperlink>
+      </w:r>
+      <w:r>
+        <w:rPr>
+          <w:rFonts w:ascii="Charis SIL Regular" w:hAnsi="Charis SIL Regular" w:eastAsia="Charis SIL Regular"/>
+          <w:b w:val="0"/>
+          <w:i w:val="0"/>
+          <w:color w:val="0000FF"/>
+          <w:sz w:val="24"/>
+          <w:u w:val="single"/>
+        </w:rPr>
+        <w:t xml:space="preserve"> </w:t>
+      </w:r>
+      <w:r>
+        <w:rPr>
+          <w:rFonts w:ascii="Charis SIL Regular" w:hAnsi="Charis SIL Regular" w:eastAsia="Charis SIL Regular"/>
+          <w:b w:val="0"/>
+          <w:i w:val="0"/>
+          <w:color w:val="0000FF"/>
+          <w:sz w:val="24"/>
+          <w:u w:val="single"/>
+        </w:rPr>
+        <w:hyperlink r:id="rId10" w:history="1">
+          <w:r>
+            <w:rPr>
+              <w:rStyle w:val="Hyperlink"/>
+            </w:rPr>
+            <w:t>Schm</w:t>
+          </w:r>
+        </w:hyperlink>
+      </w:r>
+      <w:r>
+        <w:rPr>
+          <w:rFonts w:ascii="Charis SIL Regular" w:hAnsi="Charis SIL Regular" w:eastAsia="Charis SIL Regular"/>
+          <w:b w:val="0"/>
+          <w:i w:val="0"/>
+          <w:color w:val="0000FF"/>
+          <w:sz w:val="24"/>
+          <w:u w:val="single"/>
+        </w:rPr>
+        <w:hyperlink r:id="rId11" w:history="1">
+          <w:r>
+            <w:rPr>
+              <w:rStyle w:val="Hyperlink"/>
+            </w:rPr>
+            <w:t>i</w:t>
+          </w:r>
+        </w:hyperlink>
+      </w:r>
+      <w:r>
+        <w:rPr>
+          <w:rFonts w:ascii="Charis SIL Regular" w:hAnsi="Charis SIL Regular" w:eastAsia="Charis SIL Regular"/>
+          <w:b w:val="0"/>
+          <w:i w:val="0"/>
+          <w:color w:val="0000FF"/>
+          <w:sz w:val="24"/>
+          <w:u w:val="single"/>
+        </w:rPr>
+        <w:hyperlink r:id="rId11" w:history="1">
+          <w:r>
+            <w:rPr>
+              <w:rStyle w:val="Hyperlink"/>
+            </w:rPr>
+            <w:t>dt</w:t>
+          </w:r>
+        </w:hyperlink>
+      </w:r>
+      <w:r>
+        <w:rPr>
+          <w:rFonts w:ascii="Charis SIL Regular" w:hAnsi="Charis SIL Regular" w:eastAsia="Charis SIL Regular"/>
+          <w:b w:val="0"/>
+          <w:i w:val="0"/>
+          <w:color w:val="0000FF"/>
+          <w:sz w:val="24"/>
+          <w:u w:val="single"/>
+        </w:rPr>
+        <w:t xml:space="preserve"> </w:t>
+      </w:r>
+      <w:r>
+        <w:rPr>
+          <w:rFonts w:ascii="Charis SIL Regular" w:hAnsi="Charis SIL Regular" w:eastAsia="Charis SIL Regular"/>
+          <w:b w:val="0"/>
+          <w:i w:val="0"/>
+          <w:color w:val="0000FF"/>
+          <w:sz w:val="24"/>
+          <w:u w:val="single"/>
+        </w:rPr>
+        <w:hyperlink r:id="rId11" w:history="1">
+          <w:r>
+            <w:rPr>
+              <w:rStyle w:val="Hyperlink"/>
+            </w:rPr>
+            <w:t>auf</w:t>
+          </w:r>
+        </w:hyperlink>
+      </w:r>
+      <w:r>
+        <w:rPr>
+          <w:rFonts w:ascii="Charis SIL Regular" w:hAnsi="Charis SIL Regular" w:eastAsia="Charis SIL Regular"/>
+          <w:b w:val="0"/>
+          <w:i w:val="0"/>
+          <w:color w:val="0000FF"/>
+          <w:sz w:val="24"/>
+        </w:rPr>
+        <w:t xml:space="preserve"> A</w:t>
       </w:r>
       <w:r>
         <w:rPr>
@@ -1318,7 +1546,7 @@
           <w:sz w:val="24"/>
           <w:u w:val="single"/>
         </w:rPr>
-        <w:hyperlink r:id="rId14" w:history="1">
+        <w:hyperlink r:id="rId13" w:history="1">
           <w:r>
             <w:rPr>
               <w:rStyle w:val="Hyperlink"/>
@@ -1347,7 +1575,7 @@
           <w:sz w:val="24"/>
           <w:u w:val="single"/>
         </w:rPr>
-        <w:hyperlink r:id="rId14" w:history="1">
+        <w:hyperlink r:id="rId13" w:history="1">
           <w:r>
             <w:rPr>
               <w:rStyle w:val="Hyperlink"/>
@@ -1376,7 +1604,7 @@
           <w:sz w:val="24"/>
           <w:u w:val="single"/>
         </w:rPr>
-        <w:hyperlink r:id="rId14" w:history="1">
+        <w:hyperlink r:id="rId13" w:history="1">
           <w:r>
             <w:rPr>
               <w:rStyle w:val="Hyperlink"/>
@@ -2534,6 +2762,7 @@
       </w:r>
       <w:r>
         <w:rPr>
+          <w:u w:val="single" w:color="0000ff"/>
           <w:rFonts w:ascii="Charis SIL Regular" w:hAnsi="Charis SIL Regular" w:eastAsia="Charis SIL Regular"/>
           <w:b w:val="0"/>
           <w:i w:val="0"/>
@@ -2652,7 +2881,6 @@
           <w:i w:val="0"/>
           <w:color w:val="0000FF"/>
           <w:sz w:val="24"/>
-          <w:u w:val="single"/>
         </w:rPr>
         <w:t xml:space="preserve"> </w:t>
       </w:r>
@@ -2670,19 +2898,9 @@
             <w:rPr>
               <w:rStyle w:val="Hyperlink"/>
             </w:rPr>
-            <w:t>zoekhul</w:t>
+            <w:t>zoekhulp</w:t>
           </w:r>
         </w:hyperlink>
-      </w:r>
-      <w:r>
-        <w:rPr>
-          <w:rFonts w:ascii="Charis SIL Regular" w:hAnsi="Charis SIL Regular" w:eastAsia="Charis SIL Regular"/>
-          <w:b w:val="0"/>
-          <w:i w:val="0"/>
-          <w:color w:val="0000FF"/>
-          <w:sz w:val="24"/>
-        </w:rPr>
-        <w:t>p</w:t>
       </w:r>
       <w:r>
         <w:rPr>
@@ -3844,7 +4062,7 @@
           <w:sz w:val="24"/>
           <w:u w:val="single"/>
         </w:rPr>
-        <w:hyperlink r:id="rId19" w:history="1">
+        <w:hyperlink r:id="rId18" w:history="1">
           <w:r>
             <w:rPr>
               <w:rStyle w:val="Hyperlink"/>
@@ -3872,7 +4090,7 @@
           <w:sz w:val="24"/>
           <w:u w:val="single"/>
         </w:rPr>
-        <w:hyperlink r:id="rId20" w:history="1">
+        <w:hyperlink r:id="rId18" w:history="1">
           <w:r>
             <w:rPr>
               <w:rStyle w:val="Hyperlink"/>
@@ -3901,7 +4119,7 @@
           <w:sz w:val="24"/>
           <w:u w:val="single"/>
         </w:rPr>
-        <w:hyperlink r:id="rId18" w:history="1">
+        <w:hyperlink r:id="rId20" w:history="1">
           <w:r>
             <w:rPr>
               <w:rStyle w:val="Hyperlink"/>
@@ -4461,7 +4679,7 @@
           <w:sz w:val="24"/>
           <w:u w:val="single"/>
         </w:rPr>
-        <w:hyperlink r:id="rId23" w:history="1">
+        <w:hyperlink r:id="rId22" w:history="1">
           <w:r>
             <w:rPr>
               <w:rStyle w:val="Hyperlink"/>
@@ -4490,7 +4708,7 @@
           <w:sz w:val="24"/>
           <w:u w:val="single"/>
         </w:rPr>
-        <w:hyperlink r:id="rId23" w:history="1">
+        <w:hyperlink r:id="rId22" w:history="1">
           <w:r>
             <w:rPr>
               <w:rStyle w:val="Hyperlink"/>
@@ -4657,7 +4875,7 @@
           <w:sz w:val="24"/>
           <w:u w:val="single"/>
         </w:rPr>
-        <w:hyperlink r:id="rId24" w:history="1">
+        <w:hyperlink r:id="rId23" w:history="1">
           <w:r>
             <w:rPr>
               <w:rStyle w:val="Hyperlink"/>
@@ -4675,7 +4893,7 @@
           <w:sz w:val="24"/>
           <w:u w:val="single"/>
         </w:rPr>
-        <w:hyperlink r:id="rId24" w:history="1">
+        <w:hyperlink r:id="rId23" w:history="1">
           <w:r>
             <w:rPr>
               <w:rStyle w:val="Hyperlink"/>
@@ -4693,7 +4911,7 @@
           <w:sz w:val="24"/>
           <w:u w:val="single"/>
         </w:rPr>
-        <w:hyperlink r:id="rId24" w:history="1">
+        <w:hyperlink r:id="rId23" w:history="1">
           <w:r>
             <w:rPr>
               <w:rStyle w:val="Hyperlink"/>
@@ -4711,7 +4929,7 @@
           <w:sz w:val="24"/>
           <w:u w:val="single"/>
         </w:rPr>
-        <w:hyperlink r:id="rId24" w:history="1">
+        <w:hyperlink r:id="rId23" w:history="1">
           <w:r>
             <w:rPr>
               <w:rStyle w:val="Hyperlink"/>
@@ -4739,7 +4957,7 @@
           <w:sz w:val="24"/>
           <w:u w:val="single"/>
         </w:rPr>
-        <w:hyperlink r:id="rId25" w:history="1">
+        <w:hyperlink r:id="rId24" w:history="1">
           <w:r>
             <w:rPr>
               <w:rStyle w:val="Hyperlink"/>
@@ -4757,7 +4975,7 @@
           <w:sz w:val="24"/>
           <w:u w:val="single"/>
         </w:rPr>
-        <w:hyperlink r:id="rId25" w:history="1">
+        <w:hyperlink r:id="rId23" w:history="1">
           <w:r>
             <w:rPr>
               <w:rStyle w:val="Hyperlink"/>
@@ -4786,7 +5004,7 @@
           <w:sz w:val="24"/>
           <w:u w:val="single"/>
         </w:rPr>
-        <w:hyperlink r:id="rId25" w:history="1">
+        <w:hyperlink r:id="rId24" w:history="1">
           <w:r>
             <w:rPr>
               <w:rStyle w:val="Hyperlink"/>
@@ -4797,14 +5015,20 @@
       </w:r>
       <w:r>
         <w:rPr>
-          <w:u w:val="single" w:color="0000ff"/>
           <w:rFonts w:ascii="Charis SIL Regular" w:hAnsi="Charis SIL Regular" w:eastAsia="Charis SIL Regular"/>
           <w:b w:val="0"/>
           <w:i w:val="0"/>
           <w:color w:val="000000"/>
           <w:sz w:val="24"/>
         </w:rPr>
-        <w:t xml:space="preserve">, </w:t>
+        <w:hyperlink r:id="rId23" w:history="1">
+          <w:r>
+            <w:rPr>
+              <w:rStyle w:val="Hyperlink"/>
+            </w:rPr>
+            <w:t xml:space="preserve">, </w:t>
+          </w:r>
+        </w:hyperlink>
       </w:r>
       <w:r>
         <w:rPr>
@@ -4815,7 +5039,7 @@
           <w:sz w:val="24"/>
           <w:u w:val="single"/>
         </w:rPr>
-        <w:hyperlink r:id="rId26" w:history="1">
+        <w:hyperlink r:id="rId23" w:history="1">
           <w:r>
             <w:rPr>
               <w:rStyle w:val="Hyperlink"/>
@@ -4844,7 +5068,7 @@
           <w:sz w:val="24"/>
           <w:u w:val="single"/>
         </w:rPr>
-        <w:hyperlink r:id="rId26" w:history="1">
+        <w:hyperlink r:id="rId23" w:history="1">
           <w:r>
             <w:rPr>
               <w:rStyle w:val="Hyperlink"/>

--- a/EXPORTS/DOCX/published/niveau3/Dutch/WMAmsterdam.docx
+++ b/EXPORTS/DOCX/published/niveau3/Dutch/WMAmsterdam.docx
@@ -174,25 +174,7 @@
           <w:color w:val="000000"/>
           <w:sz w:val="24"/>
         </w:rPr>
-        <w:t xml:space="preserve"> in Haarlem. Dit Koloniaal Museum, dat was geïnitieerd door de Nede</w:t>
-      </w:r>
-      <w:r>
-        <w:rPr>
-          <w:u w:val="single" w:color="0000ff"/>
-          <w:rFonts w:ascii="Charis SIL Regular" w:hAnsi="Charis SIL Regular" w:eastAsia="Charis SIL Regular"/>
-          <w:b w:val="0"/>
-          <w:i w:val="0"/>
-          <w:color w:val="000000"/>
-          <w:sz w:val="24"/>
-        </w:rPr>
-        <w:hyperlink r:id="rId9" w:history="1">
-          <w:r>
-            <w:rPr>
-              <w:rStyle w:val="Hyperlink"/>
-            </w:rPr>
-            <w:t xml:space="preserve">rlandsche </w:t>
-          </w:r>
-        </w:hyperlink>
+        <w:t xml:space="preserve"> in Haarlem. Dit Koloniaal Museum, dat was geïnitieerd door de Nederlandsche </w:t>
       </w:r>
       <w:r>
         <w:rPr>
@@ -580,7 +562,7 @@
           <w:sz w:val="24"/>
           <w:u w:val="single"/>
         </w:rPr>
-        <w:hyperlink r:id="rId11" w:history="1">
+        <w:hyperlink r:id="rId10" w:history="1">
           <w:r>
             <w:rPr>
               <w:rStyle w:val="Hyperlink"/>
@@ -596,8 +578,27 @@
           <w:i w:val="0"/>
           <w:color w:val="0000FF"/>
           <w:sz w:val="24"/>
-        </w:rPr>
-        <w:t xml:space="preserve"> A</w:t>
+          <w:u w:val="single"/>
+        </w:rPr>
+        <w:t xml:space="preserve"> </w:t>
+      </w:r>
+      <w:r>
+        <w:rPr>
+          <w:rFonts w:ascii="Charis SIL Regular" w:hAnsi="Charis SIL Regular" w:eastAsia="Charis SIL Regular"/>
+          <w:b w:val="0"/>
+          <w:i w:val="0"/>
+          <w:color w:val="0000FF"/>
+          <w:sz w:val="24"/>
+          <w:u w:val="single"/>
+        </w:rPr>
+        <w:hyperlink r:id="rId10" w:history="1">
+          <w:r>
+            <w:rPr>
+              <w:rStyle w:val="Hyperlink"/>
+            </w:rPr>
+            <w:t>A</w:t>
+          </w:r>
+        </w:hyperlink>
       </w:r>
       <w:r>
         <w:rPr>
@@ -647,93 +648,13 @@
       </w:r>
       <w:r>
         <w:rPr>
-          <w:u w:val="single" w:color="0000ff"/>
           <w:rFonts w:ascii="Charis SIL Regular" w:hAnsi="Charis SIL Regular" w:eastAsia="Charis SIL Regular"/>
           <w:b w:val="0"/>
           <w:i w:val="0"/>
           <w:color w:val="000000"/>
           <w:sz w:val="24"/>
         </w:rPr>
-        <w:hyperlink r:id="rId11" w:history="1">
-          <w:r>
-            <w:rPr>
-              <w:rStyle w:val="Hyperlink"/>
-            </w:rPr>
-            <w:t>Lands P</w:t>
-          </w:r>
-        </w:hyperlink>
-      </w:r>
-      <w:r>
-        <w:rPr>
-          <w:u w:val="single" w:color="0000ff"/>
-          <w:rFonts w:ascii="Charis SIL Regular" w:hAnsi="Charis SIL Regular" w:eastAsia="Charis SIL Regular"/>
-          <w:b w:val="0"/>
-          <w:i w:val="0"/>
-          <w:color w:val="000000"/>
-          <w:sz w:val="24"/>
-        </w:rPr>
-        <w:hyperlink r:id="rId11" w:history="1">
-          <w:r>
-            <w:rPr>
-              <w:rStyle w:val="Hyperlink"/>
-            </w:rPr>
-            <w:t>lantent</w:t>
-          </w:r>
-        </w:hyperlink>
-      </w:r>
-      <w:r>
-        <w:rPr>
-          <w:u w:val="single" w:color="0000ff"/>
-          <w:rFonts w:ascii="Charis SIL Regular" w:hAnsi="Charis SIL Regular" w:eastAsia="Charis SIL Regular"/>
-          <w:b w:val="0"/>
-          <w:i w:val="0"/>
-          <w:color w:val="000000"/>
-          <w:sz w:val="24"/>
-        </w:rPr>
-        <w:hyperlink r:id="rId11" w:history="1">
-          <w:r>
-            <w:rPr>
-              <w:rStyle w:val="Hyperlink"/>
-            </w:rPr>
-            <w:t>u</w:t>
-          </w:r>
-        </w:hyperlink>
-      </w:r>
-      <w:r>
-        <w:rPr>
-          <w:u w:val="single" w:color="0000ff"/>
-          <w:rFonts w:ascii="Charis SIL Regular" w:hAnsi="Charis SIL Regular" w:eastAsia="Charis SIL Regular"/>
-          <w:b w:val="0"/>
-          <w:i w:val="0"/>
-          <w:color w:val="000000"/>
-          <w:sz w:val="24"/>
-        </w:rPr>
-        <w:hyperlink r:id="rId11" w:history="1">
-          <w:r>
-            <w:rPr>
-              <w:rStyle w:val="Hyperlink"/>
-            </w:rPr>
-            <w:t>in in</w:t>
-          </w:r>
-        </w:hyperlink>
-      </w:r>
-      <w:r>
-        <w:rPr>
-          <w:u w:val="single" w:color="0000ff"/>
-          <w:rFonts w:ascii="Charis SIL Regular" w:hAnsi="Charis SIL Regular" w:eastAsia="Charis SIL Regular"/>
-          <w:b w:val="0"/>
-          <w:i w:val="0"/>
-          <w:color w:val="000000"/>
-          <w:sz w:val="24"/>
-        </w:rPr>
-        <w:hyperlink r:id="rId11" w:history="1">
-          <w:r>
-            <w:rPr>
-              <w:rStyle w:val="Hyperlink"/>
-            </w:rPr>
-            <w:t xml:space="preserve"> Bogor</w:t>
-          </w:r>
-        </w:hyperlink>
+        <w:t>Lands Plantentuin in Bogor</w:t>
       </w:r>
       <w:r>
         <w:rPr>
@@ -1399,6 +1320,7 @@
       </w:r>
       <w:r>
         <w:rPr>
+          <w:u w:val="single" w:color="0000ff"/>
           <w:rFonts w:ascii="Charis SIL Regular" w:hAnsi="Charis SIL Regular" w:eastAsia="Charis SIL Regular"/>
           <w:b w:val="0"/>
           <w:i w:val="0"/>
@@ -1414,9 +1336,8 @@
           <w:i w:val="0"/>
           <w:color w:val="0000FF"/>
           <w:sz w:val="24"/>
-          <w:u w:val="single"/>
-        </w:rPr>
-        <w:hyperlink r:id="rId13" w:history="1">
+        </w:rPr>
+        <w:hyperlink r:id="rId14" w:history="1">
           <w:r>
             <w:rPr>
               <w:rStyle w:val="Hyperlink"/>
@@ -1716,7 +1637,7 @@
           <w:sz w:val="24"/>
           <w:u w:val="single"/>
         </w:rPr>
-        <w:hyperlink r:id="rId13" w:history="1">
+        <w:hyperlink r:id="rId14" w:history="1">
           <w:r>
             <w:rPr>
               <w:rStyle w:val="Hyperlink"/>
@@ -1734,7 +1655,7 @@
           <w:sz w:val="24"/>
           <w:u w:val="single"/>
         </w:rPr>
-        <w:hyperlink r:id="rId13" w:history="1">
+        <w:hyperlink r:id="rId14" w:history="1">
           <w:r>
             <w:rPr>
               <w:rStyle w:val="Hyperlink"/>
@@ -1752,7 +1673,7 @@
           <w:sz w:val="24"/>
           <w:u w:val="single"/>
         </w:rPr>
-        <w:hyperlink r:id="rId13" w:history="1">
+        <w:hyperlink r:id="rId14" w:history="1">
           <w:r>
             <w:rPr>
               <w:rStyle w:val="Hyperlink"/>
@@ -1770,7 +1691,7 @@
           <w:sz w:val="24"/>
           <w:u w:val="single"/>
         </w:rPr>
-        <w:hyperlink r:id="rId13" w:history="1">
+        <w:hyperlink r:id="rId14" w:history="1">
           <w:r>
             <w:rPr>
               <w:rStyle w:val="Hyperlink"/>
@@ -1788,7 +1709,7 @@
           <w:sz w:val="24"/>
           <w:u w:val="single"/>
         </w:rPr>
-        <w:hyperlink r:id="rId13" w:history="1">
+        <w:hyperlink r:id="rId14" w:history="1">
           <w:r>
             <w:rPr>
               <w:rStyle w:val="Hyperlink"/>
@@ -1817,7 +1738,7 @@
           <w:sz w:val="24"/>
           <w:u w:val="single"/>
         </w:rPr>
-        <w:hyperlink r:id="rId13" w:history="1">
+        <w:hyperlink r:id="rId14" w:history="1">
           <w:r>
             <w:rPr>
               <w:rStyle w:val="Hyperlink"/>
@@ -2881,6 +2802,7 @@
           <w:i w:val="0"/>
           <w:color w:val="0000FF"/>
           <w:sz w:val="24"/>
+          <w:u w:val="single"/>
         </w:rPr>
         <w:t xml:space="preserve"> </w:t>
       </w:r>
@@ -2898,9 +2820,19 @@
             <w:rPr>
               <w:rStyle w:val="Hyperlink"/>
             </w:rPr>
-            <w:t>zoekhulp</w:t>
+            <w:t>zoekhul</w:t>
           </w:r>
         </w:hyperlink>
+      </w:r>
+      <w:r>
+        <w:rPr>
+          <w:rFonts w:ascii="Charis SIL Regular" w:hAnsi="Charis SIL Regular" w:eastAsia="Charis SIL Regular"/>
+          <w:b w:val="0"/>
+          <w:i w:val="0"/>
+          <w:color w:val="0000FF"/>
+          <w:sz w:val="24"/>
+        </w:rPr>
+        <w:t>p</w:t>
       </w:r>
       <w:r>
         <w:rPr>
@@ -4015,7 +3947,7 @@
           <w:sz w:val="24"/>
           <w:u w:val="single"/>
         </w:rPr>
-        <w:hyperlink r:id="rId19" w:history="1">
+        <w:hyperlink r:id="rId18" w:history="1">
           <w:r>
             <w:rPr>
               <w:rStyle w:val="Hyperlink"/>
@@ -4033,7 +3965,7 @@
           <w:sz w:val="24"/>
           <w:u w:val="single"/>
         </w:rPr>
-        <w:hyperlink r:id="rId19" w:history="1">
+        <w:hyperlink r:id="rId18" w:history="1">
           <w:r>
             <w:rPr>
               <w:rStyle w:val="Hyperlink"/>
@@ -4079,7 +4011,14 @@
           <w:color w:val="000000"/>
           <w:sz w:val="24"/>
         </w:rPr>
-        <w:t xml:space="preserve">, </w:t>
+        <w:hyperlink r:id="rId18" w:history="1">
+          <w:r>
+            <w:rPr>
+              <w:rStyle w:val="Hyperlink"/>
+            </w:rPr>
+            <w:t xml:space="preserve">, </w:t>
+          </w:r>
+        </w:hyperlink>
       </w:r>
       <w:r>
         <w:rPr>
@@ -4090,7 +4029,7 @@
           <w:sz w:val="24"/>
           <w:u w:val="single"/>
         </w:rPr>
-        <w:hyperlink r:id="rId18" w:history="1">
+        <w:hyperlink r:id="rId19" w:history="1">
           <w:r>
             <w:rPr>
               <w:rStyle w:val="Hyperlink"/>
@@ -4119,7 +4058,7 @@
           <w:sz w:val="24"/>
           <w:u w:val="single"/>
         </w:rPr>
-        <w:hyperlink r:id="rId20" w:history="1">
+        <w:hyperlink r:id="rId19" w:history="1">
           <w:r>
             <w:rPr>
               <w:rStyle w:val="Hyperlink"/>
@@ -4270,7 +4209,7 @@
           <w:sz w:val="24"/>
           <w:u w:val="single"/>
         </w:rPr>
-        <w:hyperlink r:id="rId21" w:history="1">
+        <w:hyperlink r:id="rId20" w:history="1">
           <w:r>
             <w:rPr>
               <w:rStyle w:val="Hyperlink"/>
@@ -4288,7 +4227,7 @@
           <w:sz w:val="24"/>
           <w:u w:val="single"/>
         </w:rPr>
-        <w:hyperlink r:id="rId21" w:history="1">
+        <w:hyperlink r:id="rId20" w:history="1">
           <w:r>
             <w:rPr>
               <w:rStyle w:val="Hyperlink"/>
@@ -4306,7 +4245,7 @@
           <w:sz w:val="24"/>
           <w:u w:val="single"/>
         </w:rPr>
-        <w:hyperlink r:id="rId21" w:history="1">
+        <w:hyperlink r:id="rId20" w:history="1">
           <w:r>
             <w:rPr>
               <w:rStyle w:val="Hyperlink"/>
@@ -4334,7 +4273,7 @@
           <w:sz w:val="24"/>
           <w:u w:val="single"/>
         </w:rPr>
-        <w:hyperlink r:id="rId21" w:history="1">
+        <w:hyperlink r:id="rId20" w:history="1">
           <w:r>
             <w:rPr>
               <w:rStyle w:val="Hyperlink"/>
@@ -4363,7 +4302,7 @@
           <w:sz w:val="24"/>
           <w:u w:val="single"/>
         </w:rPr>
-        <w:hyperlink r:id="rId21" w:history="1">
+        <w:hyperlink r:id="rId20" w:history="1">
           <w:r>
             <w:rPr>
               <w:rStyle w:val="Hyperlink"/>
@@ -4514,7 +4453,7 @@
           <w:sz w:val="24"/>
           <w:u w:val="single"/>
         </w:rPr>
-        <w:hyperlink r:id="rId22" w:history="1">
+        <w:hyperlink r:id="rId21" w:history="1">
           <w:r>
             <w:rPr>
               <w:rStyle w:val="Hyperlink"/>
@@ -4532,7 +4471,7 @@
           <w:sz w:val="24"/>
           <w:u w:val="single"/>
         </w:rPr>
-        <w:hyperlink r:id="rId22" w:history="1">
+        <w:hyperlink r:id="rId21" w:history="1">
           <w:r>
             <w:rPr>
               <w:rStyle w:val="Hyperlink"/>
@@ -4550,7 +4489,7 @@
           <w:sz w:val="24"/>
           <w:u w:val="single"/>
         </w:rPr>
-        <w:hyperlink r:id="rId22" w:history="1">
+        <w:hyperlink r:id="rId21" w:history="1">
           <w:r>
             <w:rPr>
               <w:rStyle w:val="Hyperlink"/>
@@ -4568,7 +4507,7 @@
           <w:sz w:val="24"/>
           <w:u w:val="single"/>
         </w:rPr>
-        <w:hyperlink r:id="rId22" w:history="1">
+        <w:hyperlink r:id="rId21" w:history="1">
           <w:r>
             <w:rPr>
               <w:rStyle w:val="Hyperlink"/>
@@ -4654,21 +4593,13 @@
       </w:r>
       <w:r>
         <w:rPr>
-          <w:u w:val="single" w:color="0000ff"/>
           <w:rFonts w:ascii="Charis SIL Regular" w:hAnsi="Charis SIL Regular" w:eastAsia="Charis SIL Regular"/>
           <w:b w:val="0"/>
           <w:i w:val="0"/>
           <w:color w:val="000000"/>
           <w:sz w:val="24"/>
         </w:rPr>
-        <w:hyperlink r:id="rId22" w:history="1">
-          <w:r>
-            <w:rPr>
-              <w:rStyle w:val="Hyperlink"/>
-            </w:rPr>
-            <w:t xml:space="preserve">, </w:t>
-          </w:r>
-        </w:hyperlink>
+        <w:t xml:space="preserve">, </w:t>
       </w:r>
       <w:r>
         <w:rPr>
@@ -4679,7 +4610,7 @@
           <w:sz w:val="24"/>
           <w:u w:val="single"/>
         </w:rPr>
-        <w:hyperlink r:id="rId22" w:history="1">
+        <w:hyperlink r:id="rId23" w:history="1">
           <w:r>
             <w:rPr>
               <w:rStyle w:val="Hyperlink"/>
@@ -4708,7 +4639,7 @@
           <w:sz w:val="24"/>
           <w:u w:val="single"/>
         </w:rPr>
-        <w:hyperlink r:id="rId22" w:history="1">
+        <w:hyperlink r:id="rId21" w:history="1">
           <w:r>
             <w:rPr>
               <w:rStyle w:val="Hyperlink"/>
@@ -4875,7 +4806,7 @@
           <w:sz w:val="24"/>
           <w:u w:val="single"/>
         </w:rPr>
-        <w:hyperlink r:id="rId23" w:history="1">
+        <w:hyperlink r:id="rId24" w:history="1">
           <w:r>
             <w:rPr>
               <w:rStyle w:val="Hyperlink"/>
@@ -4893,7 +4824,7 @@
           <w:sz w:val="24"/>
           <w:u w:val="single"/>
         </w:rPr>
-        <w:hyperlink r:id="rId23" w:history="1">
+        <w:hyperlink r:id="rId24" w:history="1">
           <w:r>
             <w:rPr>
               <w:rStyle w:val="Hyperlink"/>
@@ -4911,7 +4842,7 @@
           <w:sz w:val="24"/>
           <w:u w:val="single"/>
         </w:rPr>
-        <w:hyperlink r:id="rId23" w:history="1">
+        <w:hyperlink r:id="rId24" w:history="1">
           <w:r>
             <w:rPr>
               <w:rStyle w:val="Hyperlink"/>
@@ -4929,7 +4860,7 @@
           <w:sz w:val="24"/>
           <w:u w:val="single"/>
         </w:rPr>
-        <w:hyperlink r:id="rId23" w:history="1">
+        <w:hyperlink r:id="rId24" w:history="1">
           <w:r>
             <w:rPr>
               <w:rStyle w:val="Hyperlink"/>
@@ -4957,7 +4888,7 @@
           <w:sz w:val="24"/>
           <w:u w:val="single"/>
         </w:rPr>
-        <w:hyperlink r:id="rId24" w:history="1">
+        <w:hyperlink r:id="rId25" w:history="1">
           <w:r>
             <w:rPr>
               <w:rStyle w:val="Hyperlink"/>
@@ -4975,7 +4906,7 @@
           <w:sz w:val="24"/>
           <w:u w:val="single"/>
         </w:rPr>
-        <w:hyperlink r:id="rId23" w:history="1">
+        <w:hyperlink r:id="rId25" w:history="1">
           <w:r>
             <w:rPr>
               <w:rStyle w:val="Hyperlink"/>
@@ -5004,7 +4935,7 @@
           <w:sz w:val="24"/>
           <w:u w:val="single"/>
         </w:rPr>
-        <w:hyperlink r:id="rId24" w:history="1">
+        <w:hyperlink r:id="rId25" w:history="1">
           <w:r>
             <w:rPr>
               <w:rStyle w:val="Hyperlink"/>
@@ -5015,13 +4946,14 @@
       </w:r>
       <w:r>
         <w:rPr>
+          <w:u w:val="single" w:color="0000ff"/>
           <w:rFonts w:ascii="Charis SIL Regular" w:hAnsi="Charis SIL Regular" w:eastAsia="Charis SIL Regular"/>
           <w:b w:val="0"/>
           <w:i w:val="0"/>
           <w:color w:val="000000"/>
           <w:sz w:val="24"/>
         </w:rPr>
-        <w:hyperlink r:id="rId23" w:history="1">
+        <w:hyperlink r:id="rId24" w:history="1">
           <w:r>
             <w:rPr>
               <w:rStyle w:val="Hyperlink"/>
@@ -5039,7 +4971,7 @@
           <w:sz w:val="24"/>
           <w:u w:val="single"/>
         </w:rPr>
-        <w:hyperlink r:id="rId23" w:history="1">
+        <w:hyperlink r:id="rId26" w:history="1">
           <w:r>
             <w:rPr>
               <w:rStyle w:val="Hyperlink"/>
@@ -5068,7 +5000,7 @@
           <w:sz w:val="24"/>
           <w:u w:val="single"/>
         </w:rPr>
-        <w:hyperlink r:id="rId23" w:history="1">
+        <w:hyperlink r:id="rId26" w:history="1">
           <w:r>
             <w:rPr>
               <w:rStyle w:val="Hyperlink"/>

--- a/EXPORTS/DOCX/published/niveau3/Dutch/WMAmsterdam.docx
+++ b/EXPORTS/DOCX/published/niveau3/Dutch/WMAmsterdam.docx
@@ -174,7 +174,18 @@
           <w:color w:val="000000"/>
           <w:sz w:val="24"/>
         </w:rPr>
-        <w:t xml:space="preserve"> in Haarlem. Dit Koloniaal Museum, dat was geïnitieerd door de Nederlandsche </w:t>
+        <w:t xml:space="preserve"> in Haarlem. Dit Koloniaal Museum, dat was geïnitieerd door de Nede</w:t>
+      </w:r>
+      <w:r>
+        <w:rPr>
+          <w:u w:val="single" w:color="0000ff"/>
+          <w:rFonts w:ascii="Charis SIL Regular" w:hAnsi="Charis SIL Regular" w:eastAsia="Charis SIL Regular"/>
+          <w:b w:val="0"/>
+          <w:i w:val="0"/>
+          <w:color w:val="000000"/>
+          <w:sz w:val="24"/>
+        </w:rPr>
+        <w:t xml:space="preserve">rlandsche </w:t>
       </w:r>
       <w:r>
         <w:rPr>
@@ -468,7 +479,7 @@
           <w:sz w:val="24"/>
           <w:u w:val="single"/>
         </w:rPr>
-        <w:hyperlink r:id="rId11" w:history="1">
+        <w:hyperlink r:id="rId10" w:history="1">
           <w:r>
             <w:rPr>
               <w:rStyle w:val="Hyperlink"/>
@@ -515,7 +526,7 @@
           <w:sz w:val="24"/>
           <w:u w:val="single"/>
         </w:rPr>
-        <w:hyperlink r:id="rId11" w:history="1">
+        <w:hyperlink r:id="rId10" w:history="1">
           <w:r>
             <w:rPr>
               <w:rStyle w:val="Hyperlink"/>
@@ -533,7 +544,7 @@
           <w:sz w:val="24"/>
           <w:u w:val="single"/>
         </w:rPr>
-        <w:hyperlink r:id="rId11" w:history="1">
+        <w:hyperlink r:id="rId10" w:history="1">
           <w:r>
             <w:rPr>
               <w:rStyle w:val="Hyperlink"/>
@@ -562,14 +573,7 @@
           <w:sz w:val="24"/>
           <w:u w:val="single"/>
         </w:rPr>
-        <w:hyperlink r:id="rId10" w:history="1">
-          <w:r>
-            <w:rPr>
-              <w:rStyle w:val="Hyperlink"/>
-            </w:rPr>
-            <w:t>auf</w:t>
-          </w:r>
-        </w:hyperlink>
+        <w:t xml:space="preserve">auf </w:t>
       </w:r>
       <w:r>
         <w:rPr>
@@ -580,18 +584,7 @@
           <w:sz w:val="24"/>
           <w:u w:val="single"/>
         </w:rPr>
-        <w:t xml:space="preserve"> </w:t>
-      </w:r>
-      <w:r>
-        <w:rPr>
-          <w:rFonts w:ascii="Charis SIL Regular" w:hAnsi="Charis SIL Regular" w:eastAsia="Charis SIL Regular"/>
-          <w:b w:val="0"/>
-          <w:i w:val="0"/>
-          <w:color w:val="0000FF"/>
-          <w:sz w:val="24"/>
-          <w:u w:val="single"/>
-        </w:rPr>
-        <w:hyperlink r:id="rId10" w:history="1">
+        <w:hyperlink r:id="rId11" w:history="1">
           <w:r>
             <w:rPr>
               <w:rStyle w:val="Hyperlink"/>
@@ -609,7 +602,7 @@
           <w:sz w:val="24"/>
           <w:u w:val="single"/>
         </w:rPr>
-        <w:hyperlink r:id="rId10" w:history="1">
+        <w:hyperlink r:id="rId11" w:history="1">
           <w:r>
             <w:rPr>
               <w:rStyle w:val="Hyperlink"/>
@@ -648,67 +641,14 @@
       </w:r>
       <w:r>
         <w:rPr>
+          <w:u w:val="single" w:color="0000ff"/>
           <w:rFonts w:ascii="Charis SIL Regular" w:hAnsi="Charis SIL Regular" w:eastAsia="Charis SIL Regular"/>
           <w:b w:val="0"/>
           <w:i w:val="0"/>
           <w:color w:val="000000"/>
           <w:sz w:val="24"/>
         </w:rPr>
-        <w:t>Lands Plantentuin in Bogor</w:t>
-      </w:r>
-      <w:r>
-        <w:rPr>
-          <w:u w:val="single" w:color="0000ff"/>
-          <w:rFonts w:ascii="Charis SIL Regular" w:hAnsi="Charis SIL Regular" w:eastAsia="Charis SIL Regular"/>
-          <w:b w:val="0"/>
-          <w:i w:val="0"/>
-          <w:color w:val="000000"/>
-          <w:sz w:val="24"/>
-        </w:rPr>
-        <w:hyperlink r:id="rId11" w:history="1">
-          <w:r>
-            <w:rPr>
-              <w:rStyle w:val="Hyperlink"/>
-            </w:rPr>
-            <w:t xml:space="preserve"> en </w:t>
-          </w:r>
-        </w:hyperlink>
-      </w:r>
-      <w:r>
-        <w:rPr>
-          <w:u w:val="single" w:color="0000ff"/>
-          <w:rFonts w:ascii="Charis SIL Regular" w:hAnsi="Charis SIL Regular" w:eastAsia="Charis SIL Regular"/>
-          <w:b w:val="0"/>
-          <w:i w:val="0"/>
-          <w:color w:val="000000"/>
-          <w:sz w:val="24"/>
-        </w:rPr>
-        <w:hyperlink r:id="rId11" w:history="1">
-          <w:r>
-            <w:rPr>
-              <w:rStyle w:val="Hyperlink"/>
-            </w:rPr>
-            <w:t>v</w:t>
-          </w:r>
-        </w:hyperlink>
-      </w:r>
-      <w:r>
-        <w:rPr>
-          <w:u w:val="single" w:color="0000ff"/>
-          <w:rFonts w:ascii="Charis SIL Regular" w:hAnsi="Charis SIL Regular" w:eastAsia="Charis SIL Regular"/>
-          <w:b w:val="0"/>
-          <w:i w:val="0"/>
-          <w:color w:val="000000"/>
-          <w:sz w:val="24"/>
-        </w:rPr>
-        <w:hyperlink r:id="rId11" w:history="1">
-          <w:r>
-            <w:rPr>
-              <w:rStyle w:val="Hyperlink"/>
-            </w:rPr>
-            <w:t>erschille</w:t>
-          </w:r>
-        </w:hyperlink>
+        <w:t>Lands Plantentuin in Bogor en verschille</w:t>
       </w:r>
       <w:r>
         <w:rPr>
@@ -831,7 +771,7 @@
             <w:rPr>
               <w:rStyle w:val="Hyperlink"/>
             </w:rPr>
-            <w:t>Etnografisc</w:t>
+            <w:t>Etnografis</w:t>
           </w:r>
         </w:hyperlink>
       </w:r>
@@ -842,7 +782,23 @@
           <w:i w:val="0"/>
           <w:color w:val="0000FF"/>
           <w:sz w:val="24"/>
-          <w:u w:val="single"/>
+        </w:rPr>
+        <w:hyperlink r:id="rId12" w:history="1">
+          <w:r>
+            <w:rPr>
+              <w:rStyle w:val="Hyperlink"/>
+            </w:rPr>
+            <w:t>c</w:t>
+          </w:r>
+        </w:hyperlink>
+      </w:r>
+      <w:r>
+        <w:rPr>
+          <w:rFonts w:ascii="Charis SIL Regular" w:hAnsi="Charis SIL Regular" w:eastAsia="Charis SIL Regular"/>
+          <w:b w:val="0"/>
+          <w:i w:val="0"/>
+          <w:color w:val="0000FF"/>
+          <w:sz w:val="24"/>
         </w:rPr>
         <w:t>h</w:t>
       </w:r>
@@ -900,19 +856,9 @@
             <w:rPr>
               <w:rStyle w:val="Hyperlink"/>
             </w:rPr>
-            <w:t>Arti</w:t>
+            <w:t>Artis</w:t>
           </w:r>
         </w:hyperlink>
-      </w:r>
-      <w:r>
-        <w:rPr>
-          <w:rFonts w:ascii="Charis SIL Regular" w:hAnsi="Charis SIL Regular" w:eastAsia="Charis SIL Regular"/>
-          <w:b w:val="0"/>
-          <w:i w:val="0"/>
-          <w:color w:val="0000FF"/>
-          <w:sz w:val="24"/>
-        </w:rPr>
-        <w:t>s</w:t>
       </w:r>
       <w:r>
         <w:rPr>
@@ -1327,7 +1273,14 @@
           <w:color w:val="000000"/>
           <w:sz w:val="24"/>
         </w:rPr>
-        <w:t xml:space="preserve"> en het </w:t>
+        <w:hyperlink r:id="rId13" w:history="1">
+          <w:r>
+            <w:rPr>
+              <w:rStyle w:val="Hyperlink"/>
+            </w:rPr>
+            <w:t xml:space="preserve"> en het </w:t>
+          </w:r>
+        </w:hyperlink>
       </w:r>
       <w:r>
         <w:rPr>
@@ -1342,43 +1295,7 @@
             <w:rPr>
               <w:rStyle w:val="Hyperlink"/>
             </w:rPr>
-            <w:t>Rijksmu</w:t>
-          </w:r>
-        </w:hyperlink>
-      </w:r>
-      <w:r>
-        <w:rPr>
-          <w:rFonts w:ascii="Charis SIL Regular" w:hAnsi="Charis SIL Regular" w:eastAsia="Charis SIL Regular"/>
-          <w:b w:val="0"/>
-          <w:i w:val="0"/>
-          <w:color w:val="0000FF"/>
-          <w:sz w:val="24"/>
-          <w:u w:val="single"/>
-        </w:rPr>
-        <w:hyperlink r:id="rId14" w:history="1">
-          <w:r>
-            <w:rPr>
-              <w:rStyle w:val="Hyperlink"/>
-            </w:rPr>
-            <w:t>seu</w:t>
-          </w:r>
-        </w:hyperlink>
-      </w:r>
-      <w:r>
-        <w:rPr>
-          <w:rFonts w:ascii="Charis SIL Regular" w:hAnsi="Charis SIL Regular" w:eastAsia="Charis SIL Regular"/>
-          <w:b w:val="0"/>
-          <w:i w:val="0"/>
-          <w:color w:val="0000FF"/>
-          <w:sz w:val="24"/>
-          <w:u w:val="single"/>
-        </w:rPr>
-        <w:hyperlink r:id="rId14" w:history="1">
-          <w:r>
-            <w:rPr>
-              <w:rStyle w:val="Hyperlink"/>
-            </w:rPr>
-            <w:t>m</w:t>
+            <w:t>Rijksmuseum</w:t>
           </w:r>
         </w:hyperlink>
       </w:r>
@@ -1467,137 +1384,7 @@
           <w:sz w:val="24"/>
           <w:u w:val="single"/>
         </w:rPr>
-        <w:hyperlink r:id="rId13" w:history="1">
-          <w:r>
-            <w:rPr>
-              <w:rStyle w:val="Hyperlink"/>
-            </w:rPr>
-            <w:t>Historie</w:t>
-          </w:r>
-        </w:hyperlink>
-      </w:r>
-      <w:r>
-        <w:rPr>
-          <w:rFonts w:ascii="Charis SIL Regular" w:hAnsi="Charis SIL Regular" w:eastAsia="Charis SIL Regular"/>
-          <w:b w:val="0"/>
-          <w:i w:val="0"/>
-          <w:color w:val="0000FF"/>
-          <w:sz w:val="24"/>
-          <w:u w:val="single"/>
-        </w:rPr>
-        <w:t xml:space="preserve"> </w:t>
-      </w:r>
-      <w:r>
-        <w:rPr>
-          <w:rFonts w:ascii="Charis SIL Regular" w:hAnsi="Charis SIL Regular" w:eastAsia="Charis SIL Regular"/>
-          <w:b w:val="0"/>
-          <w:i w:val="0"/>
-          <w:color w:val="0000FF"/>
-          <w:sz w:val="24"/>
-          <w:u w:val="single"/>
-        </w:rPr>
-        <w:hyperlink r:id="rId13" w:history="1">
-          <w:r>
-            <w:rPr>
-              <w:rStyle w:val="Hyperlink"/>
-            </w:rPr>
-            <w:t>in</w:t>
-          </w:r>
-        </w:hyperlink>
-      </w:r>
-      <w:r>
-        <w:rPr>
-          <w:rFonts w:ascii="Charis SIL Regular" w:hAnsi="Charis SIL Regular" w:eastAsia="Charis SIL Regular"/>
-          <w:b w:val="0"/>
-          <w:i w:val="0"/>
-          <w:color w:val="0000FF"/>
-          <w:sz w:val="24"/>
-          <w:u w:val="single"/>
-        </w:rPr>
-        <w:t xml:space="preserve"> </w:t>
-      </w:r>
-      <w:r>
-        <w:rPr>
-          <w:rFonts w:ascii="Charis SIL Regular" w:hAnsi="Charis SIL Regular" w:eastAsia="Charis SIL Regular"/>
-          <w:b w:val="0"/>
-          <w:i w:val="0"/>
-          <w:color w:val="0000FF"/>
-          <w:sz w:val="24"/>
-          <w:u w:val="single"/>
-        </w:rPr>
-        <w:hyperlink r:id="rId13" w:history="1">
-          <w:r>
-            <w:rPr>
-              <w:rStyle w:val="Hyperlink"/>
-            </w:rPr>
-            <w:t>Lei</w:t>
-          </w:r>
-        </w:hyperlink>
-      </w:r>
-      <w:r>
-        <w:rPr>
-          <w:rFonts w:ascii="Charis SIL Regular" w:hAnsi="Charis SIL Regular" w:eastAsia="Charis SIL Regular"/>
-          <w:b w:val="0"/>
-          <w:i w:val="0"/>
-          <w:color w:val="0000FF"/>
-          <w:sz w:val="24"/>
-          <w:u w:val="single"/>
-        </w:rPr>
-        <w:hyperlink r:id="rId13" w:history="1">
-          <w:r>
-            <w:rPr>
-              <w:rStyle w:val="Hyperlink"/>
-            </w:rPr>
-            <w:t>d</w:t>
-          </w:r>
-        </w:hyperlink>
-      </w:r>
-      <w:r>
-        <w:rPr>
-          <w:rFonts w:ascii="Charis SIL Regular" w:hAnsi="Charis SIL Regular" w:eastAsia="Charis SIL Regular"/>
-          <w:b w:val="0"/>
-          <w:i w:val="0"/>
-          <w:color w:val="0000FF"/>
-          <w:sz w:val="24"/>
-          <w:u w:val="single"/>
-        </w:rPr>
-        <w:hyperlink r:id="rId13" w:history="1">
-          <w:r>
-            <w:rPr>
-              <w:rStyle w:val="Hyperlink"/>
-            </w:rPr>
-            <w:t>en</w:t>
-          </w:r>
-        </w:hyperlink>
-      </w:r>
-      <w:r>
-        <w:rPr>
-          <w:rFonts w:ascii="Charis SIL Regular" w:hAnsi="Charis SIL Regular" w:eastAsia="Charis SIL Regular"/>
-          <w:b w:val="0"/>
-          <w:i w:val="0"/>
-          <w:color w:val="0000FF"/>
-          <w:sz w:val="24"/>
-          <w:u w:val="single"/>
-        </w:rPr>
-        <w:t xml:space="preserve"> </w:t>
-      </w:r>
-      <w:r>
-        <w:rPr>
-          <w:rFonts w:ascii="Charis SIL Regular" w:hAnsi="Charis SIL Regular" w:eastAsia="Charis SIL Regular"/>
-          <w:b w:val="0"/>
-          <w:i w:val="0"/>
-          <w:color w:val="0000FF"/>
-          <w:sz w:val="24"/>
-          <w:u w:val="single"/>
-        </w:rPr>
-        <w:hyperlink r:id="rId13" w:history="1">
-          <w:r>
-            <w:rPr>
-              <w:rStyle w:val="Hyperlink"/>
-            </w:rPr>
-            <w:t>(tegenwo</w:t>
-          </w:r>
-        </w:hyperlink>
+        <w:t>Historie in Leiden (tegenwo</w:t>
       </w:r>
       <w:r>
         <w:rPr>
@@ -1655,7 +1442,7 @@
           <w:sz w:val="24"/>
           <w:u w:val="single"/>
         </w:rPr>
-        <w:hyperlink r:id="rId14" w:history="1">
+        <w:hyperlink r:id="rId13" w:history="1">
           <w:r>
             <w:rPr>
               <w:rStyle w:val="Hyperlink"/>
@@ -1709,7 +1496,7 @@
           <w:sz w:val="24"/>
           <w:u w:val="single"/>
         </w:rPr>
-        <w:hyperlink r:id="rId14" w:history="1">
+        <w:hyperlink r:id="rId13" w:history="1">
           <w:r>
             <w:rPr>
               <w:rStyle w:val="Hyperlink"/>
@@ -1738,7 +1525,7 @@
           <w:sz w:val="24"/>
           <w:u w:val="single"/>
         </w:rPr>
-        <w:hyperlink r:id="rId14" w:history="1">
+        <w:hyperlink r:id="rId13" w:history="1">
           <w:r>
             <w:rPr>
               <w:rStyle w:val="Hyperlink"/>
@@ -2683,7 +2470,6 @@
       </w:r>
       <w:r>
         <w:rPr>
-          <w:u w:val="single" w:color="0000ff"/>
           <w:rFonts w:ascii="Charis SIL Regular" w:hAnsi="Charis SIL Regular" w:eastAsia="Charis SIL Regular"/>
           <w:b w:val="0"/>
           <w:i w:val="0"/>
@@ -3947,7 +3733,7 @@
           <w:sz w:val="24"/>
           <w:u w:val="single"/>
         </w:rPr>
-        <w:hyperlink r:id="rId18" w:history="1">
+        <w:hyperlink r:id="rId19" w:history="1">
           <w:r>
             <w:rPr>
               <w:rStyle w:val="Hyperlink"/>
@@ -3965,7 +3751,7 @@
           <w:sz w:val="24"/>
           <w:u w:val="single"/>
         </w:rPr>
-        <w:hyperlink r:id="rId18" w:history="1">
+        <w:hyperlink r:id="rId19" w:history="1">
           <w:r>
             <w:rPr>
               <w:rStyle w:val="Hyperlink"/>
@@ -3994,7 +3780,7 @@
           <w:sz w:val="24"/>
           <w:u w:val="single"/>
         </w:rPr>
-        <w:hyperlink r:id="rId18" w:history="1">
+        <w:hyperlink r:id="rId19" w:history="1">
           <w:r>
             <w:rPr>
               <w:rStyle w:val="Hyperlink"/>
@@ -4005,6 +3791,7 @@
       </w:r>
       <w:r>
         <w:rPr>
+          <w:u w:val="single" w:color="0000ff"/>
           <w:rFonts w:ascii="Charis SIL Regular" w:hAnsi="Charis SIL Regular" w:eastAsia="Charis SIL Regular"/>
           <w:b w:val="0"/>
           <w:i w:val="0"/>
@@ -4029,7 +3816,7 @@
           <w:sz w:val="24"/>
           <w:u w:val="single"/>
         </w:rPr>
-        <w:hyperlink r:id="rId19" w:history="1">
+        <w:hyperlink r:id="rId20" w:history="1">
           <w:r>
             <w:rPr>
               <w:rStyle w:val="Hyperlink"/>
@@ -4058,7 +3845,7 @@
           <w:sz w:val="24"/>
           <w:u w:val="single"/>
         </w:rPr>
-        <w:hyperlink r:id="rId19" w:history="1">
+        <w:hyperlink r:id="rId20" w:history="1">
           <w:r>
             <w:rPr>
               <w:rStyle w:val="Hyperlink"/>
@@ -4209,7 +3996,7 @@
           <w:sz w:val="24"/>
           <w:u w:val="single"/>
         </w:rPr>
-        <w:hyperlink r:id="rId20" w:history="1">
+        <w:hyperlink r:id="rId21" w:history="1">
           <w:r>
             <w:rPr>
               <w:rStyle w:val="Hyperlink"/>
@@ -4227,7 +4014,7 @@
           <w:sz w:val="24"/>
           <w:u w:val="single"/>
         </w:rPr>
-        <w:hyperlink r:id="rId20" w:history="1">
+        <w:hyperlink r:id="rId21" w:history="1">
           <w:r>
             <w:rPr>
               <w:rStyle w:val="Hyperlink"/>
@@ -4245,7 +4032,7 @@
           <w:sz w:val="24"/>
           <w:u w:val="single"/>
         </w:rPr>
-        <w:hyperlink r:id="rId20" w:history="1">
+        <w:hyperlink r:id="rId21" w:history="1">
           <w:r>
             <w:rPr>
               <w:rStyle w:val="Hyperlink"/>
@@ -4273,7 +4060,7 @@
           <w:sz w:val="24"/>
           <w:u w:val="single"/>
         </w:rPr>
-        <w:hyperlink r:id="rId20" w:history="1">
+        <w:hyperlink r:id="rId21" w:history="1">
           <w:r>
             <w:rPr>
               <w:rStyle w:val="Hyperlink"/>
@@ -4302,7 +4089,7 @@
           <w:sz w:val="24"/>
           <w:u w:val="single"/>
         </w:rPr>
-        <w:hyperlink r:id="rId20" w:history="1">
+        <w:hyperlink r:id="rId21" w:history="1">
           <w:r>
             <w:rPr>
               <w:rStyle w:val="Hyperlink"/>
@@ -4453,7 +4240,7 @@
           <w:sz w:val="24"/>
           <w:u w:val="single"/>
         </w:rPr>
-        <w:hyperlink r:id="rId21" w:history="1">
+        <w:hyperlink r:id="rId22" w:history="1">
           <w:r>
             <w:rPr>
               <w:rStyle w:val="Hyperlink"/>
@@ -4471,7 +4258,7 @@
           <w:sz w:val="24"/>
           <w:u w:val="single"/>
         </w:rPr>
-        <w:hyperlink r:id="rId21" w:history="1">
+        <w:hyperlink r:id="rId22" w:history="1">
           <w:r>
             <w:rPr>
               <w:rStyle w:val="Hyperlink"/>
@@ -4489,7 +4276,7 @@
           <w:sz w:val="24"/>
           <w:u w:val="single"/>
         </w:rPr>
-        <w:hyperlink r:id="rId21" w:history="1">
+        <w:hyperlink r:id="rId22" w:history="1">
           <w:r>
             <w:rPr>
               <w:rStyle w:val="Hyperlink"/>
@@ -4507,7 +4294,7 @@
           <w:sz w:val="24"/>
           <w:u w:val="single"/>
         </w:rPr>
-        <w:hyperlink r:id="rId21" w:history="1">
+        <w:hyperlink r:id="rId22" w:history="1">
           <w:r>
             <w:rPr>
               <w:rStyle w:val="Hyperlink"/>
@@ -4599,7 +4386,14 @@
           <w:color w:val="000000"/>
           <w:sz w:val="24"/>
         </w:rPr>
-        <w:t xml:space="preserve">, </w:t>
+        <w:hyperlink r:id="rId22" w:history="1">
+          <w:r>
+            <w:rPr>
+              <w:rStyle w:val="Hyperlink"/>
+            </w:rPr>
+            <w:t xml:space="preserve">, </w:t>
+          </w:r>
+        </w:hyperlink>
       </w:r>
       <w:r>
         <w:rPr>
@@ -4610,7 +4404,7 @@
           <w:sz w:val="24"/>
           <w:u w:val="single"/>
         </w:rPr>
-        <w:hyperlink r:id="rId23" w:history="1">
+        <w:hyperlink r:id="rId22" w:history="1">
           <w:r>
             <w:rPr>
               <w:rStyle w:val="Hyperlink"/>
@@ -4639,7 +4433,7 @@
           <w:sz w:val="24"/>
           <w:u w:val="single"/>
         </w:rPr>
-        <w:hyperlink r:id="rId21" w:history="1">
+        <w:hyperlink r:id="rId23" w:history="1">
           <w:r>
             <w:rPr>
               <w:rStyle w:val="Hyperlink"/>
@@ -4906,7 +4700,7 @@
           <w:sz w:val="24"/>
           <w:u w:val="single"/>
         </w:rPr>
-        <w:hyperlink r:id="rId25" w:history="1">
+        <w:hyperlink r:id="rId24" w:history="1">
           <w:r>
             <w:rPr>
               <w:rStyle w:val="Hyperlink"/>
@@ -4946,21 +4740,13 @@
       </w:r>
       <w:r>
         <w:rPr>
-          <w:u w:val="single" w:color="0000ff"/>
           <w:rFonts w:ascii="Charis SIL Regular" w:hAnsi="Charis SIL Regular" w:eastAsia="Charis SIL Regular"/>
           <w:b w:val="0"/>
           <w:i w:val="0"/>
           <w:color w:val="000000"/>
           <w:sz w:val="24"/>
         </w:rPr>
-        <w:hyperlink r:id="rId24" w:history="1">
-          <w:r>
-            <w:rPr>
-              <w:rStyle w:val="Hyperlink"/>
-            </w:rPr>
-            <w:t xml:space="preserve">, </w:t>
-          </w:r>
-        </w:hyperlink>
+        <w:t xml:space="preserve">, </w:t>
       </w:r>
       <w:r>
         <w:rPr>
@@ -4971,7 +4757,7 @@
           <w:sz w:val="24"/>
           <w:u w:val="single"/>
         </w:rPr>
-        <w:hyperlink r:id="rId26" w:history="1">
+        <w:hyperlink r:id="rId24" w:history="1">
           <w:r>
             <w:rPr>
               <w:rStyle w:val="Hyperlink"/>
@@ -5000,7 +4786,7 @@
           <w:sz w:val="24"/>
           <w:u w:val="single"/>
         </w:rPr>
-        <w:hyperlink r:id="rId26" w:history="1">
+        <w:hyperlink r:id="rId24" w:history="1">
           <w:r>
             <w:rPr>
               <w:rStyle w:val="Hyperlink"/>

--- a/EXPORTS/DOCX/published/niveau3/Dutch/WMAmsterdam.docx
+++ b/EXPORTS/DOCX/published/niveau3/Dutch/WMAmsterdam.docx
@@ -185,7 +185,14 @@
           <w:color w:val="000000"/>
           <w:sz w:val="24"/>
         </w:rPr>
-        <w:t xml:space="preserve">rlandsche </w:t>
+        <w:hyperlink r:id="rId9" w:history="1">
+          <w:r>
+            <w:rPr>
+              <w:rStyle w:val="Hyperlink"/>
+            </w:rPr>
+            <w:t xml:space="preserve">rlandsche </w:t>
+          </w:r>
+        </w:hyperlink>
       </w:r>
       <w:r>
         <w:rPr>
@@ -479,7 +486,7 @@
           <w:sz w:val="24"/>
           <w:u w:val="single"/>
         </w:rPr>
-        <w:hyperlink r:id="rId10" w:history="1">
+        <w:hyperlink r:id="rId11" w:history="1">
           <w:r>
             <w:rPr>
               <w:rStyle w:val="Hyperlink"/>
@@ -526,7 +533,7 @@
           <w:sz w:val="24"/>
           <w:u w:val="single"/>
         </w:rPr>
-        <w:hyperlink r:id="rId10" w:history="1">
+        <w:hyperlink r:id="rId11" w:history="1">
           <w:r>
             <w:rPr>
               <w:rStyle w:val="Hyperlink"/>
@@ -544,7 +551,7 @@
           <w:sz w:val="24"/>
           <w:u w:val="single"/>
         </w:rPr>
-        <w:hyperlink r:id="rId10" w:history="1">
+        <w:hyperlink r:id="rId11" w:history="1">
           <w:r>
             <w:rPr>
               <w:rStyle w:val="Hyperlink"/>
@@ -573,7 +580,14 @@
           <w:sz w:val="24"/>
           <w:u w:val="single"/>
         </w:rPr>
-        <w:t xml:space="preserve">auf </w:t>
+        <w:hyperlink r:id="rId10" w:history="1">
+          <w:r>
+            <w:rPr>
+              <w:rStyle w:val="Hyperlink"/>
+            </w:rPr>
+            <w:t>auf</w:t>
+          </w:r>
+        </w:hyperlink>
       </w:r>
       <w:r>
         <w:rPr>
@@ -584,7 +598,18 @@
           <w:sz w:val="24"/>
           <w:u w:val="single"/>
         </w:rPr>
-        <w:hyperlink r:id="rId11" w:history="1">
+        <w:t xml:space="preserve"> </w:t>
+      </w:r>
+      <w:r>
+        <w:rPr>
+          <w:rFonts w:ascii="Charis SIL Regular" w:hAnsi="Charis SIL Regular" w:eastAsia="Charis SIL Regular"/>
+          <w:b w:val="0"/>
+          <w:i w:val="0"/>
+          <w:color w:val="0000FF"/>
+          <w:sz w:val="24"/>
+          <w:u w:val="single"/>
+        </w:rPr>
+        <w:hyperlink r:id="rId10" w:history="1">
           <w:r>
             <w:rPr>
               <w:rStyle w:val="Hyperlink"/>
@@ -602,7 +627,7 @@
           <w:sz w:val="24"/>
           <w:u w:val="single"/>
         </w:rPr>
-        <w:hyperlink r:id="rId11" w:history="1">
+        <w:hyperlink r:id="rId10" w:history="1">
           <w:r>
             <w:rPr>
               <w:rStyle w:val="Hyperlink"/>
@@ -641,6 +666,16 @@
       </w:r>
       <w:r>
         <w:rPr>
+          <w:rFonts w:ascii="Charis SIL Regular" w:hAnsi="Charis SIL Regular" w:eastAsia="Charis SIL Regular"/>
+          <w:b w:val="0"/>
+          <w:i w:val="0"/>
+          <w:color w:val="000000"/>
+          <w:sz w:val="24"/>
+        </w:rPr>
+        <w:t>Lands P</w:t>
+      </w:r>
+      <w:r>
+        <w:rPr>
           <w:u w:val="single" w:color="0000ff"/>
           <w:rFonts w:ascii="Charis SIL Regular" w:hAnsi="Charis SIL Regular" w:eastAsia="Charis SIL Regular"/>
           <w:b w:val="0"/>
@@ -648,7 +683,122 @@
           <w:color w:val="000000"/>
           <w:sz w:val="24"/>
         </w:rPr>
-        <w:t>Lands Plantentuin in Bogor en verschille</w:t>
+        <w:hyperlink r:id="rId11" w:history="1">
+          <w:r>
+            <w:rPr>
+              <w:rStyle w:val="Hyperlink"/>
+            </w:rPr>
+            <w:t>lantent</w:t>
+          </w:r>
+        </w:hyperlink>
+      </w:r>
+      <w:r>
+        <w:rPr>
+          <w:u w:val="single" w:color="0000ff"/>
+          <w:rFonts w:ascii="Charis SIL Regular" w:hAnsi="Charis SIL Regular" w:eastAsia="Charis SIL Regular"/>
+          <w:b w:val="0"/>
+          <w:i w:val="0"/>
+          <w:color w:val="000000"/>
+          <w:sz w:val="24"/>
+        </w:rPr>
+        <w:hyperlink r:id="rId11" w:history="1">
+          <w:r>
+            <w:rPr>
+              <w:rStyle w:val="Hyperlink"/>
+            </w:rPr>
+            <w:t>u</w:t>
+          </w:r>
+        </w:hyperlink>
+      </w:r>
+      <w:r>
+        <w:rPr>
+          <w:u w:val="single" w:color="0000ff"/>
+          <w:rFonts w:ascii="Charis SIL Regular" w:hAnsi="Charis SIL Regular" w:eastAsia="Charis SIL Regular"/>
+          <w:b w:val="0"/>
+          <w:i w:val="0"/>
+          <w:color w:val="000000"/>
+          <w:sz w:val="24"/>
+        </w:rPr>
+        <w:hyperlink r:id="rId11" w:history="1">
+          <w:r>
+            <w:rPr>
+              <w:rStyle w:val="Hyperlink"/>
+            </w:rPr>
+            <w:t>in in</w:t>
+          </w:r>
+        </w:hyperlink>
+      </w:r>
+      <w:r>
+        <w:rPr>
+          <w:u w:val="single" w:color="0000ff"/>
+          <w:rFonts w:ascii="Charis SIL Regular" w:hAnsi="Charis SIL Regular" w:eastAsia="Charis SIL Regular"/>
+          <w:b w:val="0"/>
+          <w:i w:val="0"/>
+          <w:color w:val="000000"/>
+          <w:sz w:val="24"/>
+        </w:rPr>
+        <w:hyperlink r:id="rId11" w:history="1">
+          <w:r>
+            <w:rPr>
+              <w:rStyle w:val="Hyperlink"/>
+            </w:rPr>
+            <w:t xml:space="preserve"> Bogor</w:t>
+          </w:r>
+        </w:hyperlink>
+      </w:r>
+      <w:r>
+        <w:rPr>
+          <w:u w:val="single" w:color="0000ff"/>
+          <w:rFonts w:ascii="Charis SIL Regular" w:hAnsi="Charis SIL Regular" w:eastAsia="Charis SIL Regular"/>
+          <w:b w:val="0"/>
+          <w:i w:val="0"/>
+          <w:color w:val="000000"/>
+          <w:sz w:val="24"/>
+        </w:rPr>
+        <w:hyperlink r:id="rId11" w:history="1">
+          <w:r>
+            <w:rPr>
+              <w:rStyle w:val="Hyperlink"/>
+            </w:rPr>
+            <w:t xml:space="preserve"> en </w:t>
+          </w:r>
+        </w:hyperlink>
+      </w:r>
+      <w:r>
+        <w:rPr>
+          <w:u w:val="single" w:color="0000ff"/>
+          <w:rFonts w:ascii="Charis SIL Regular" w:hAnsi="Charis SIL Regular" w:eastAsia="Charis SIL Regular"/>
+          <w:b w:val="0"/>
+          <w:i w:val="0"/>
+          <w:color w:val="000000"/>
+          <w:sz w:val="24"/>
+        </w:rPr>
+        <w:hyperlink r:id="rId11" w:history="1">
+          <w:r>
+            <w:rPr>
+              <w:rStyle w:val="Hyperlink"/>
+            </w:rPr>
+            <w:t>v</w:t>
+          </w:r>
+        </w:hyperlink>
+      </w:r>
+      <w:r>
+        <w:rPr>
+          <w:u w:val="single" w:color="0000ff"/>
+          <w:rFonts w:ascii="Charis SIL Regular" w:hAnsi="Charis SIL Regular" w:eastAsia="Charis SIL Regular"/>
+          <w:b w:val="0"/>
+          <w:i w:val="0"/>
+          <w:color w:val="000000"/>
+          <w:sz w:val="24"/>
+        </w:rPr>
+        <w:hyperlink r:id="rId11" w:history="1">
+          <w:r>
+            <w:rPr>
+              <w:rStyle w:val="Hyperlink"/>
+            </w:rPr>
+            <w:t>erschille</w:t>
+          </w:r>
+        </w:hyperlink>
       </w:r>
       <w:r>
         <w:rPr>
@@ -1266,19 +1416,29 @@
       </w:r>
       <w:r>
         <w:rPr>
-          <w:u w:val="single" w:color="0000ff"/>
           <w:rFonts w:ascii="Charis SIL Regular" w:hAnsi="Charis SIL Regular" w:eastAsia="Charis SIL Regular"/>
           <w:b w:val="0"/>
           <w:i w:val="0"/>
           <w:color w:val="000000"/>
           <w:sz w:val="24"/>
+        </w:rPr>
+        <w:t xml:space="preserve"> en het </w:t>
+      </w:r>
+      <w:r>
+        <w:rPr>
+          <w:rFonts w:ascii="Charis SIL Regular" w:hAnsi="Charis SIL Regular" w:eastAsia="Charis SIL Regular"/>
+          <w:b w:val="0"/>
+          <w:i w:val="0"/>
+          <w:color w:val="0000FF"/>
+          <w:sz w:val="24"/>
+          <w:u w:val="single"/>
         </w:rPr>
         <w:hyperlink r:id="rId13" w:history="1">
           <w:r>
             <w:rPr>
               <w:rStyle w:val="Hyperlink"/>
             </w:rPr>
-            <w:t xml:space="preserve"> en het </w:t>
+            <w:t>Rijksmu</w:t>
           </w:r>
         </w:hyperlink>
       </w:r>
@@ -1289,13 +1449,32 @@
           <w:i w:val="0"/>
           <w:color w:val="0000FF"/>
           <w:sz w:val="24"/>
+          <w:u w:val="single"/>
         </w:rPr>
         <w:hyperlink r:id="rId14" w:history="1">
           <w:r>
             <w:rPr>
               <w:rStyle w:val="Hyperlink"/>
             </w:rPr>
-            <w:t>Rijksmuseum</w:t>
+            <w:t>seu</w:t>
+          </w:r>
+        </w:hyperlink>
+      </w:r>
+      <w:r>
+        <w:rPr>
+          <w:rFonts w:ascii="Charis SIL Regular" w:hAnsi="Charis SIL Regular" w:eastAsia="Charis SIL Regular"/>
+          <w:b w:val="0"/>
+          <w:i w:val="0"/>
+          <w:color w:val="0000FF"/>
+          <w:sz w:val="24"/>
+          <w:u w:val="single"/>
+        </w:rPr>
+        <w:hyperlink r:id="rId14" w:history="1">
+          <w:r>
+            <w:rPr>
+              <w:rStyle w:val="Hyperlink"/>
+            </w:rPr>
+            <w:t>m</w:t>
           </w:r>
         </w:hyperlink>
       </w:r>
@@ -1384,7 +1563,53 @@
           <w:sz w:val="24"/>
           <w:u w:val="single"/>
         </w:rPr>
-        <w:t>Historie in Leiden (tegenwo</w:t>
+        <w:hyperlink r:id="rId13" w:history="1">
+          <w:r>
+            <w:rPr>
+              <w:rStyle w:val="Hyperlink"/>
+            </w:rPr>
+            <w:t>Historie</w:t>
+          </w:r>
+        </w:hyperlink>
+      </w:r>
+      <w:r>
+        <w:rPr>
+          <w:rFonts w:ascii="Charis SIL Regular" w:hAnsi="Charis SIL Regular" w:eastAsia="Charis SIL Regular"/>
+          <w:b w:val="0"/>
+          <w:i w:val="0"/>
+          <w:color w:val="0000FF"/>
+          <w:sz w:val="24"/>
+          <w:u w:val="single"/>
+        </w:rPr>
+        <w:t xml:space="preserve"> </w:t>
+      </w:r>
+      <w:r>
+        <w:rPr>
+          <w:rFonts w:ascii="Charis SIL Regular" w:hAnsi="Charis SIL Regular" w:eastAsia="Charis SIL Regular"/>
+          <w:b w:val="0"/>
+          <w:i w:val="0"/>
+          <w:color w:val="0000FF"/>
+          <w:sz w:val="24"/>
+          <w:u w:val="single"/>
+        </w:rPr>
+        <w:hyperlink r:id="rId14" w:history="1">
+          <w:r>
+            <w:rPr>
+              <w:rStyle w:val="Hyperlink"/>
+            </w:rPr>
+            <w:t>in</w:t>
+          </w:r>
+        </w:hyperlink>
+      </w:r>
+      <w:r>
+        <w:rPr>
+          <w:rFonts w:ascii="Charis SIL Regular" w:hAnsi="Charis SIL Regular" w:eastAsia="Charis SIL Regular"/>
+          <w:b w:val="0"/>
+          <w:i w:val="0"/>
+          <w:color w:val="0000FF"/>
+          <w:sz w:val="24"/>
+        </w:rPr>
+        <w:t xml:space="preserve"> Leiden (tegenwo</w:t>
       </w:r>
       <w:r>
         <w:rPr>
@@ -1424,7 +1649,7 @@
           <w:sz w:val="24"/>
           <w:u w:val="single"/>
         </w:rPr>
-        <w:hyperlink r:id="rId14" w:history="1">
+        <w:hyperlink r:id="rId13" w:history="1">
           <w:r>
             <w:rPr>
               <w:rStyle w:val="Hyperlink"/>
@@ -1460,7 +1685,7 @@
           <w:sz w:val="24"/>
           <w:u w:val="single"/>
         </w:rPr>
-        <w:hyperlink r:id="rId14" w:history="1">
+        <w:hyperlink r:id="rId13" w:history="1">
           <w:r>
             <w:rPr>
               <w:rStyle w:val="Hyperlink"/>
@@ -1478,7 +1703,7 @@
           <w:sz w:val="24"/>
           <w:u w:val="single"/>
         </w:rPr>
-        <w:hyperlink r:id="rId14" w:history="1">
+        <w:hyperlink r:id="rId13" w:history="1">
           <w:r>
             <w:rPr>
               <w:rStyle w:val="Hyperlink"/>
@@ -2470,6 +2695,7 @@
       </w:r>
       <w:r>
         <w:rPr>
+          <w:u w:val="single" w:color="0000ff"/>
           <w:rFonts w:ascii="Charis SIL Regular" w:hAnsi="Charis SIL Regular" w:eastAsia="Charis SIL Regular"/>
           <w:b w:val="0"/>
           <w:i w:val="0"/>
@@ -3733,7 +3959,7 @@
           <w:sz w:val="24"/>
           <w:u w:val="single"/>
         </w:rPr>
-        <w:hyperlink r:id="rId19" w:history="1">
+        <w:hyperlink r:id="rId18" w:history="1">
           <w:r>
             <w:rPr>
               <w:rStyle w:val="Hyperlink"/>
@@ -3751,7 +3977,7 @@
           <w:sz w:val="24"/>
           <w:u w:val="single"/>
         </w:rPr>
-        <w:hyperlink r:id="rId19" w:history="1">
+        <w:hyperlink r:id="rId18" w:history="1">
           <w:r>
             <w:rPr>
               <w:rStyle w:val="Hyperlink"/>
@@ -3791,7 +4017,6 @@
       </w:r>
       <w:r>
         <w:rPr>
-          <w:u w:val="single" w:color="0000ff"/>
           <w:rFonts w:ascii="Charis SIL Regular" w:hAnsi="Charis SIL Regular" w:eastAsia="Charis SIL Regular"/>
           <w:b w:val="0"/>
           <w:i w:val="0"/>
@@ -4322,7 +4547,7 @@
           <w:sz w:val="24"/>
           <w:u w:val="single"/>
         </w:rPr>
-        <w:hyperlink r:id="rId22" w:history="1">
+        <w:hyperlink r:id="rId23" w:history="1">
           <w:r>
             <w:rPr>
               <w:rStyle w:val="Hyperlink"/>
@@ -4433,7 +4658,7 @@
           <w:sz w:val="24"/>
           <w:u w:val="single"/>
         </w:rPr>
-        <w:hyperlink r:id="rId23" w:history="1">
+        <w:hyperlink r:id="rId22" w:history="1">
           <w:r>
             <w:rPr>
               <w:rStyle w:val="Hyperlink"/>
@@ -4729,7 +4954,7 @@
           <w:sz w:val="24"/>
           <w:u w:val="single"/>
         </w:rPr>
-        <w:hyperlink r:id="rId25" w:history="1">
+        <w:hyperlink r:id="rId24" w:history="1">
           <w:r>
             <w:rPr>
               <w:rStyle w:val="Hyperlink"/>
@@ -4786,7 +5011,7 @@
           <w:sz w:val="24"/>
           <w:u w:val="single"/>
         </w:rPr>
-        <w:hyperlink r:id="rId24" w:history="1">
+        <w:hyperlink r:id="rId26" w:history="1">
           <w:r>
             <w:rPr>
               <w:rStyle w:val="Hyperlink"/>

--- a/EXPORTS/DOCX/published/niveau3/Dutch/WMAmsterdam.docx
+++ b/EXPORTS/DOCX/published/niveau3/Dutch/WMAmsterdam.docx
@@ -185,14 +185,7 @@
           <w:color w:val="000000"/>
           <w:sz w:val="24"/>
         </w:rPr>
-        <w:hyperlink r:id="rId9" w:history="1">
-          <w:r>
-            <w:rPr>
-              <w:rStyle w:val="Hyperlink"/>
-            </w:rPr>
-            <w:t xml:space="preserve">rlandsche </w:t>
-          </w:r>
-        </w:hyperlink>
+        <w:t xml:space="preserve">rlandsche </w:t>
       </w:r>
       <w:r>
         <w:rPr>
@@ -370,14 +363,7 @@
           <w:sz w:val="24"/>
           <w:u w:val="single"/>
         </w:rPr>
-        <w:hyperlink r:id="rId11" w:history="1">
-          <w:r>
-            <w:rPr>
-              <w:rStyle w:val="Hyperlink"/>
-            </w:rPr>
-            <w:t>Johann</w:t>
-          </w:r>
-        </w:hyperlink>
+        <w:t xml:space="preserve">Johann George Otto Stuart von Schmidt auf </w:t>
       </w:r>
       <w:r>
         <w:rPr>
@@ -388,228 +374,7 @@
           <w:sz w:val="24"/>
           <w:u w:val="single"/>
         </w:rPr>
-        <w:t xml:space="preserve"> </w:t>
-      </w:r>
-      <w:r>
-        <w:rPr>
-          <w:rFonts w:ascii="Charis SIL Regular" w:hAnsi="Charis SIL Regular" w:eastAsia="Charis SIL Regular"/>
-          <w:b w:val="0"/>
-          <w:i w:val="0"/>
-          <w:color w:val="0000FF"/>
-          <w:sz w:val="24"/>
-          <w:u w:val="single"/>
-        </w:rPr>
         <w:hyperlink r:id="rId11" w:history="1">
-          <w:r>
-            <w:rPr>
-              <w:rStyle w:val="Hyperlink"/>
-            </w:rPr>
-            <w:t>George</w:t>
-          </w:r>
-        </w:hyperlink>
-      </w:r>
-      <w:r>
-        <w:rPr>
-          <w:rFonts w:ascii="Charis SIL Regular" w:hAnsi="Charis SIL Regular" w:eastAsia="Charis SIL Regular"/>
-          <w:b w:val="0"/>
-          <w:i w:val="0"/>
-          <w:color w:val="0000FF"/>
-          <w:sz w:val="24"/>
-          <w:u w:val="single"/>
-        </w:rPr>
-        <w:t xml:space="preserve"> </w:t>
-      </w:r>
-      <w:r>
-        <w:rPr>
-          <w:rFonts w:ascii="Charis SIL Regular" w:hAnsi="Charis SIL Regular" w:eastAsia="Charis SIL Regular"/>
-          <w:b w:val="0"/>
-          <w:i w:val="0"/>
-          <w:color w:val="0000FF"/>
-          <w:sz w:val="24"/>
-          <w:u w:val="single"/>
-        </w:rPr>
-        <w:hyperlink r:id="rId11" w:history="1">
-          <w:r>
-            <w:rPr>
-              <w:rStyle w:val="Hyperlink"/>
-            </w:rPr>
-            <w:t>Otto</w:t>
-          </w:r>
-        </w:hyperlink>
-      </w:r>
-      <w:r>
-        <w:rPr>
-          <w:rFonts w:ascii="Charis SIL Regular" w:hAnsi="Charis SIL Regular" w:eastAsia="Charis SIL Regular"/>
-          <w:b w:val="0"/>
-          <w:i w:val="0"/>
-          <w:color w:val="0000FF"/>
-          <w:sz w:val="24"/>
-          <w:u w:val="single"/>
-        </w:rPr>
-        <w:t xml:space="preserve"> </w:t>
-      </w:r>
-      <w:r>
-        <w:rPr>
-          <w:rFonts w:ascii="Charis SIL Regular" w:hAnsi="Charis SIL Regular" w:eastAsia="Charis SIL Regular"/>
-          <w:b w:val="0"/>
-          <w:i w:val="0"/>
-          <w:color w:val="0000FF"/>
-          <w:sz w:val="24"/>
-          <w:u w:val="single"/>
-        </w:rPr>
-        <w:hyperlink r:id="rId11" w:history="1">
-          <w:r>
-            <w:rPr>
-              <w:rStyle w:val="Hyperlink"/>
-            </w:rPr>
-            <w:t>Stuart</w:t>
-          </w:r>
-        </w:hyperlink>
-      </w:r>
-      <w:r>
-        <w:rPr>
-          <w:rFonts w:ascii="Charis SIL Regular" w:hAnsi="Charis SIL Regular" w:eastAsia="Charis SIL Regular"/>
-          <w:b w:val="0"/>
-          <w:i w:val="0"/>
-          <w:color w:val="0000FF"/>
-          <w:sz w:val="24"/>
-          <w:u w:val="single"/>
-        </w:rPr>
-        <w:t xml:space="preserve"> </w:t>
-      </w:r>
-      <w:r>
-        <w:rPr>
-          <w:rFonts w:ascii="Charis SIL Regular" w:hAnsi="Charis SIL Regular" w:eastAsia="Charis SIL Regular"/>
-          <w:b w:val="0"/>
-          <w:i w:val="0"/>
-          <w:color w:val="0000FF"/>
-          <w:sz w:val="24"/>
-          <w:u w:val="single"/>
-        </w:rPr>
-        <w:hyperlink r:id="rId11" w:history="1">
-          <w:r>
-            <w:rPr>
-              <w:rStyle w:val="Hyperlink"/>
-            </w:rPr>
-            <w:t>von</w:t>
-          </w:r>
-        </w:hyperlink>
-      </w:r>
-      <w:r>
-        <w:rPr>
-          <w:rFonts w:ascii="Charis SIL Regular" w:hAnsi="Charis SIL Regular" w:eastAsia="Charis SIL Regular"/>
-          <w:b w:val="0"/>
-          <w:i w:val="0"/>
-          <w:color w:val="0000FF"/>
-          <w:sz w:val="24"/>
-          <w:u w:val="single"/>
-        </w:rPr>
-        <w:t xml:space="preserve"> </w:t>
-      </w:r>
-      <w:r>
-        <w:rPr>
-          <w:rFonts w:ascii="Charis SIL Regular" w:hAnsi="Charis SIL Regular" w:eastAsia="Charis SIL Regular"/>
-          <w:b w:val="0"/>
-          <w:i w:val="0"/>
-          <w:color w:val="0000FF"/>
-          <w:sz w:val="24"/>
-          <w:u w:val="single"/>
-        </w:rPr>
-        <w:hyperlink r:id="rId10" w:history="1">
-          <w:r>
-            <w:rPr>
-              <w:rStyle w:val="Hyperlink"/>
-            </w:rPr>
-            <w:t>Schm</w:t>
-          </w:r>
-        </w:hyperlink>
-      </w:r>
-      <w:r>
-        <w:rPr>
-          <w:rFonts w:ascii="Charis SIL Regular" w:hAnsi="Charis SIL Regular" w:eastAsia="Charis SIL Regular"/>
-          <w:b w:val="0"/>
-          <w:i w:val="0"/>
-          <w:color w:val="0000FF"/>
-          <w:sz w:val="24"/>
-          <w:u w:val="single"/>
-        </w:rPr>
-        <w:hyperlink r:id="rId11" w:history="1">
-          <w:r>
-            <w:rPr>
-              <w:rStyle w:val="Hyperlink"/>
-            </w:rPr>
-            <w:t>i</w:t>
-          </w:r>
-        </w:hyperlink>
-      </w:r>
-      <w:r>
-        <w:rPr>
-          <w:rFonts w:ascii="Charis SIL Regular" w:hAnsi="Charis SIL Regular" w:eastAsia="Charis SIL Regular"/>
-          <w:b w:val="0"/>
-          <w:i w:val="0"/>
-          <w:color w:val="0000FF"/>
-          <w:sz w:val="24"/>
-          <w:u w:val="single"/>
-        </w:rPr>
-        <w:hyperlink r:id="rId11" w:history="1">
-          <w:r>
-            <w:rPr>
-              <w:rStyle w:val="Hyperlink"/>
-            </w:rPr>
-            <w:t>dt</w:t>
-          </w:r>
-        </w:hyperlink>
-      </w:r>
-      <w:r>
-        <w:rPr>
-          <w:rFonts w:ascii="Charis SIL Regular" w:hAnsi="Charis SIL Regular" w:eastAsia="Charis SIL Regular"/>
-          <w:b w:val="0"/>
-          <w:i w:val="0"/>
-          <w:color w:val="0000FF"/>
-          <w:sz w:val="24"/>
-          <w:u w:val="single"/>
-        </w:rPr>
-        <w:t xml:space="preserve"> </w:t>
-      </w:r>
-      <w:r>
-        <w:rPr>
-          <w:rFonts w:ascii="Charis SIL Regular" w:hAnsi="Charis SIL Regular" w:eastAsia="Charis SIL Regular"/>
-          <w:b w:val="0"/>
-          <w:i w:val="0"/>
-          <w:color w:val="0000FF"/>
-          <w:sz w:val="24"/>
-          <w:u w:val="single"/>
-        </w:rPr>
-        <w:hyperlink r:id="rId10" w:history="1">
-          <w:r>
-            <w:rPr>
-              <w:rStyle w:val="Hyperlink"/>
-            </w:rPr>
-            <w:t>auf</w:t>
-          </w:r>
-        </w:hyperlink>
-      </w:r>
-      <w:r>
-        <w:rPr>
-          <w:rFonts w:ascii="Charis SIL Regular" w:hAnsi="Charis SIL Regular" w:eastAsia="Charis SIL Regular"/>
-          <w:b w:val="0"/>
-          <w:i w:val="0"/>
-          <w:color w:val="0000FF"/>
-          <w:sz w:val="24"/>
-          <w:u w:val="single"/>
-        </w:rPr>
-        <w:t xml:space="preserve"> </w:t>
-      </w:r>
-      <w:r>
-        <w:rPr>
-          <w:rFonts w:ascii="Charis SIL Regular" w:hAnsi="Charis SIL Regular" w:eastAsia="Charis SIL Regular"/>
-          <w:b w:val="0"/>
-          <w:i w:val="0"/>
-          <w:color w:val="0000FF"/>
-          <w:sz w:val="24"/>
-          <w:u w:val="single"/>
-        </w:rPr>
-        <w:hyperlink r:id="rId10" w:history="1">
           <w:r>
             <w:rPr>
               <w:rStyle w:val="Hyperlink"/>
@@ -627,7 +392,7 @@
           <w:sz w:val="24"/>
           <w:u w:val="single"/>
         </w:rPr>
-        <w:hyperlink r:id="rId10" w:history="1">
+        <w:hyperlink r:id="rId11" w:history="1">
           <w:r>
             <w:rPr>
               <w:rStyle w:val="Hyperlink"/>
@@ -666,13 +431,21 @@
       </w:r>
       <w:r>
         <w:rPr>
+          <w:u w:val="single" w:color="0000ff"/>
           <w:rFonts w:ascii="Charis SIL Regular" w:hAnsi="Charis SIL Regular" w:eastAsia="Charis SIL Regular"/>
           <w:b w:val="0"/>
           <w:i w:val="0"/>
           <w:color w:val="000000"/>
           <w:sz w:val="24"/>
         </w:rPr>
-        <w:t>Lands P</w:t>
+        <w:hyperlink r:id="rId11" w:history="1">
+          <w:r>
+            <w:rPr>
+              <w:rStyle w:val="Hyperlink"/>
+            </w:rPr>
+            <w:t>Lands P</w:t>
+          </w:r>
+        </w:hyperlink>
       </w:r>
       <w:r>
         <w:rPr>
@@ -791,14 +564,7 @@
           <w:color w:val="000000"/>
           <w:sz w:val="24"/>
         </w:rPr>
-        <w:hyperlink r:id="rId11" w:history="1">
-          <w:r>
-            <w:rPr>
-              <w:rStyle w:val="Hyperlink"/>
-            </w:rPr>
-            <w:t>erschille</w:t>
-          </w:r>
-        </w:hyperlink>
+        <w:t>erschille</w:t>
       </w:r>
       <w:r>
         <w:rPr>
@@ -921,7 +687,7 @@
             <w:rPr>
               <w:rStyle w:val="Hyperlink"/>
             </w:rPr>
-            <w:t>Etnografis</w:t>
+            <w:t>Etnografisc</w:t>
           </w:r>
         </w:hyperlink>
       </w:r>
@@ -932,23 +698,7 @@
           <w:i w:val="0"/>
           <w:color w:val="0000FF"/>
           <w:sz w:val="24"/>
-        </w:rPr>
-        <w:hyperlink r:id="rId12" w:history="1">
-          <w:r>
-            <w:rPr>
-              <w:rStyle w:val="Hyperlink"/>
-            </w:rPr>
-            <w:t>c</w:t>
-          </w:r>
-        </w:hyperlink>
-      </w:r>
-      <w:r>
-        <w:rPr>
-          <w:rFonts w:ascii="Charis SIL Regular" w:hAnsi="Charis SIL Regular" w:eastAsia="Charis SIL Regular"/>
-          <w:b w:val="0"/>
-          <w:i w:val="0"/>
-          <w:color w:val="0000FF"/>
-          <w:sz w:val="24"/>
+          <w:u w:val="single"/>
         </w:rPr>
         <w:t>h</w:t>
       </w:r>
@@ -1006,9 +756,19 @@
             <w:rPr>
               <w:rStyle w:val="Hyperlink"/>
             </w:rPr>
-            <w:t>Artis</w:t>
+            <w:t>Arti</w:t>
           </w:r>
         </w:hyperlink>
+      </w:r>
+      <w:r>
+        <w:rPr>
+          <w:rFonts w:ascii="Charis SIL Regular" w:hAnsi="Charis SIL Regular" w:eastAsia="Charis SIL Regular"/>
+          <w:b w:val="0"/>
+          <w:i w:val="0"/>
+          <w:color w:val="0000FF"/>
+          <w:sz w:val="24"/>
+        </w:rPr>
+        <w:t>s</w:t>
       </w:r>
       <w:r>
         <w:rPr>
@@ -1422,7 +1182,14 @@
           <w:color w:val="000000"/>
           <w:sz w:val="24"/>
         </w:rPr>
-        <w:t xml:space="preserve"> en het </w:t>
+        <w:hyperlink r:id="rId13" w:history="1">
+          <w:r>
+            <w:rPr>
+              <w:rStyle w:val="Hyperlink"/>
+            </w:rPr>
+            <w:t xml:space="preserve"> en het </w:t>
+          </w:r>
+        </w:hyperlink>
       </w:r>
       <w:r>
         <w:rPr>
@@ -1449,16 +1216,8 @@
           <w:i w:val="0"/>
           <w:color w:val="0000FF"/>
           <w:sz w:val="24"/>
-          <w:u w:val="single"/>
-        </w:rPr>
-        <w:hyperlink r:id="rId14" w:history="1">
-          <w:r>
-            <w:rPr>
-              <w:rStyle w:val="Hyperlink"/>
-            </w:rPr>
-            <w:t>seu</w:t>
-          </w:r>
-        </w:hyperlink>
+        </w:rPr>
+        <w:t>seum</w:t>
       </w:r>
       <w:r>
         <w:rPr>
@@ -1469,14 +1228,7 @@
           <w:sz w:val="24"/>
           <w:u w:val="single"/>
         </w:rPr>
-        <w:hyperlink r:id="rId14" w:history="1">
-          <w:r>
-            <w:rPr>
-              <w:rStyle w:val="Hyperlink"/>
-            </w:rPr>
-            <w:t>m</w:t>
-          </w:r>
-        </w:hyperlink>
+        <w:t xml:space="preserve"> </w:t>
       </w:r>
       <w:r>
         <w:rPr>
@@ -1487,18 +1239,7 @@
           <w:sz w:val="24"/>
           <w:u w:val="single"/>
         </w:rPr>
-        <w:t xml:space="preserve"> </w:t>
-      </w:r>
-      <w:r>
-        <w:rPr>
-          <w:rFonts w:ascii="Charis SIL Regular" w:hAnsi="Charis SIL Regular" w:eastAsia="Charis SIL Regular"/>
-          <w:b w:val="0"/>
-          <w:i w:val="0"/>
-          <w:color w:val="0000FF"/>
-          <w:sz w:val="24"/>
-          <w:u w:val="single"/>
-        </w:rPr>
-        <w:hyperlink r:id="rId14" w:history="1">
+        <w:hyperlink r:id="rId13" w:history="1">
           <w:r>
             <w:rPr>
               <w:rStyle w:val="Hyperlink"/>
@@ -1527,7 +1268,7 @@
           <w:sz w:val="24"/>
           <w:u w:val="single"/>
         </w:rPr>
-        <w:hyperlink r:id="rId13" w:history="1">
+        <w:hyperlink r:id="rId14" w:history="1">
           <w:r>
             <w:rPr>
               <w:rStyle w:val="Hyperlink"/>
@@ -1592,7 +1333,7 @@
           <w:sz w:val="24"/>
           <w:u w:val="single"/>
         </w:rPr>
-        <w:hyperlink r:id="rId14" w:history="1">
+        <w:hyperlink r:id="rId13" w:history="1">
           <w:r>
             <w:rPr>
               <w:rStyle w:val="Hyperlink"/>
@@ -1608,8 +1349,9 @@
           <w:i w:val="0"/>
           <w:color w:val="0000FF"/>
           <w:sz w:val="24"/>
-        </w:rPr>
-        <w:t xml:space="preserve"> Leiden (tegenwo</w:t>
+          <w:u w:val="single"/>
+        </w:rPr>
+        <w:t xml:space="preserve"> </w:t>
       </w:r>
       <w:r>
         <w:rPr>
@@ -1620,7 +1362,89 @@
           <w:sz w:val="24"/>
           <w:u w:val="single"/>
         </w:rPr>
-        <w:hyperlink r:id="rId13" w:history="1">
+        <w:hyperlink r:id="rId14" w:history="1">
+          <w:r>
+            <w:rPr>
+              <w:rStyle w:val="Hyperlink"/>
+            </w:rPr>
+            <w:t>Lei</w:t>
+          </w:r>
+        </w:hyperlink>
+      </w:r>
+      <w:r>
+        <w:rPr>
+          <w:rFonts w:ascii="Charis SIL Regular" w:hAnsi="Charis SIL Regular" w:eastAsia="Charis SIL Regular"/>
+          <w:b w:val="0"/>
+          <w:i w:val="0"/>
+          <w:color w:val="0000FF"/>
+          <w:sz w:val="24"/>
+          <w:u w:val="single"/>
+        </w:rPr>
+        <w:hyperlink r:id="rId14" w:history="1">
+          <w:r>
+            <w:rPr>
+              <w:rStyle w:val="Hyperlink"/>
+            </w:rPr>
+            <w:t>d</w:t>
+          </w:r>
+        </w:hyperlink>
+      </w:r>
+      <w:r>
+        <w:rPr>
+          <w:rFonts w:ascii="Charis SIL Regular" w:hAnsi="Charis SIL Regular" w:eastAsia="Charis SIL Regular"/>
+          <w:b w:val="0"/>
+          <w:i w:val="0"/>
+          <w:color w:val="0000FF"/>
+          <w:sz w:val="24"/>
+          <w:u w:val="single"/>
+        </w:rPr>
+        <w:hyperlink r:id="rId14" w:history="1">
+          <w:r>
+            <w:rPr>
+              <w:rStyle w:val="Hyperlink"/>
+            </w:rPr>
+            <w:t>en</w:t>
+          </w:r>
+        </w:hyperlink>
+      </w:r>
+      <w:r>
+        <w:rPr>
+          <w:rFonts w:ascii="Charis SIL Regular" w:hAnsi="Charis SIL Regular" w:eastAsia="Charis SIL Regular"/>
+          <w:b w:val="0"/>
+          <w:i w:val="0"/>
+          <w:color w:val="0000FF"/>
+          <w:sz w:val="24"/>
+          <w:u w:val="single"/>
+        </w:rPr>
+        <w:t xml:space="preserve"> </w:t>
+      </w:r>
+      <w:r>
+        <w:rPr>
+          <w:rFonts w:ascii="Charis SIL Regular" w:hAnsi="Charis SIL Regular" w:eastAsia="Charis SIL Regular"/>
+          <w:b w:val="0"/>
+          <w:i w:val="0"/>
+          <w:color w:val="0000FF"/>
+          <w:sz w:val="24"/>
+        </w:rPr>
+        <w:hyperlink r:id="rId14" w:history="1">
+          <w:r>
+            <w:rPr>
+              <w:rStyle w:val="Hyperlink"/>
+            </w:rPr>
+            <w:t>(tegenwo</w:t>
+          </w:r>
+        </w:hyperlink>
+      </w:r>
+      <w:r>
+        <w:rPr>
+          <w:rFonts w:ascii="Charis SIL Regular" w:hAnsi="Charis SIL Regular" w:eastAsia="Charis SIL Regular"/>
+          <w:b w:val="0"/>
+          <w:i w:val="0"/>
+          <w:color w:val="0000FF"/>
+          <w:sz w:val="24"/>
+          <w:u w:val="single"/>
+        </w:rPr>
+        <w:hyperlink r:id="rId14" w:history="1">
           <w:r>
             <w:rPr>
               <w:rStyle w:val="Hyperlink"/>
@@ -1649,7 +1473,7 @@
           <w:sz w:val="24"/>
           <w:u w:val="single"/>
         </w:rPr>
-        <w:hyperlink r:id="rId13" w:history="1">
+        <w:hyperlink r:id="rId14" w:history="1">
           <w:r>
             <w:rPr>
               <w:rStyle w:val="Hyperlink"/>
@@ -1667,7 +1491,7 @@
           <w:sz w:val="24"/>
           <w:u w:val="single"/>
         </w:rPr>
-        <w:hyperlink r:id="rId13" w:history="1">
+        <w:hyperlink r:id="rId14" w:history="1">
           <w:r>
             <w:rPr>
               <w:rStyle w:val="Hyperlink"/>
@@ -1685,7 +1509,7 @@
           <w:sz w:val="24"/>
           <w:u w:val="single"/>
         </w:rPr>
-        <w:hyperlink r:id="rId13" w:history="1">
+        <w:hyperlink r:id="rId14" w:history="1">
           <w:r>
             <w:rPr>
               <w:rStyle w:val="Hyperlink"/>
@@ -1721,7 +1545,7 @@
           <w:sz w:val="24"/>
           <w:u w:val="single"/>
         </w:rPr>
-        <w:hyperlink r:id="rId13" w:history="1">
+        <w:hyperlink r:id="rId14" w:history="1">
           <w:r>
             <w:rPr>
               <w:rStyle w:val="Hyperlink"/>
@@ -3959,7 +3783,7 @@
           <w:sz w:val="24"/>
           <w:u w:val="single"/>
         </w:rPr>
-        <w:hyperlink r:id="rId18" w:history="1">
+        <w:hyperlink r:id="rId19" w:history="1">
           <w:r>
             <w:rPr>
               <w:rStyle w:val="Hyperlink"/>
@@ -3977,7 +3801,7 @@
           <w:sz w:val="24"/>
           <w:u w:val="single"/>
         </w:rPr>
-        <w:hyperlink r:id="rId18" w:history="1">
+        <w:hyperlink r:id="rId19" w:history="1">
           <w:r>
             <w:rPr>
               <w:rStyle w:val="Hyperlink"/>
@@ -4017,6 +3841,7 @@
       </w:r>
       <w:r>
         <w:rPr>
+          <w:u w:val="single" w:color="0000ff"/>
           <w:rFonts w:ascii="Charis SIL Regular" w:hAnsi="Charis SIL Regular" w:eastAsia="Charis SIL Regular"/>
           <w:b w:val="0"/>
           <w:i w:val="0"/>
@@ -4565,7 +4390,7 @@
           <w:sz w:val="24"/>
           <w:u w:val="single"/>
         </w:rPr>
-        <w:hyperlink r:id="rId22" w:history="1">
+        <w:hyperlink r:id="rId23" w:history="1">
           <w:r>
             <w:rPr>
               <w:rStyle w:val="Hyperlink"/>
@@ -4594,7 +4419,7 @@
           <w:sz w:val="24"/>
           <w:u w:val="single"/>
         </w:rPr>
-        <w:hyperlink r:id="rId22" w:history="1">
+        <w:hyperlink r:id="rId23" w:history="1">
           <w:r>
             <w:rPr>
               <w:rStyle w:val="Hyperlink"/>
@@ -4611,14 +4436,7 @@
           <w:color w:val="000000"/>
           <w:sz w:val="24"/>
         </w:rPr>
-        <w:hyperlink r:id="rId22" w:history="1">
-          <w:r>
-            <w:rPr>
-              <w:rStyle w:val="Hyperlink"/>
-            </w:rPr>
-            <w:t xml:space="preserve">, </w:t>
-          </w:r>
-        </w:hyperlink>
+        <w:t xml:space="preserve">, </w:t>
       </w:r>
       <w:r>
         <w:rPr>
@@ -4629,7 +4447,7 @@
           <w:sz w:val="24"/>
           <w:u w:val="single"/>
         </w:rPr>
-        <w:hyperlink r:id="rId22" w:history="1">
+        <w:hyperlink r:id="rId24" w:history="1">
           <w:r>
             <w:rPr>
               <w:rStyle w:val="Hyperlink"/>
@@ -4658,7 +4476,7 @@
           <w:sz w:val="24"/>
           <w:u w:val="single"/>
         </w:rPr>
-        <w:hyperlink r:id="rId22" w:history="1">
+        <w:hyperlink r:id="rId24" w:history="1">
           <w:r>
             <w:rPr>
               <w:rStyle w:val="Hyperlink"/>
@@ -4825,7 +4643,7 @@
           <w:sz w:val="24"/>
           <w:u w:val="single"/>
         </w:rPr>
-        <w:hyperlink r:id="rId24" w:history="1">
+        <w:hyperlink r:id="rId25" w:history="1">
           <w:r>
             <w:rPr>
               <w:rStyle w:val="Hyperlink"/>
@@ -4843,7 +4661,7 @@
           <w:sz w:val="24"/>
           <w:u w:val="single"/>
         </w:rPr>
-        <w:hyperlink r:id="rId24" w:history="1">
+        <w:hyperlink r:id="rId25" w:history="1">
           <w:r>
             <w:rPr>
               <w:rStyle w:val="Hyperlink"/>
@@ -4861,7 +4679,7 @@
           <w:sz w:val="24"/>
           <w:u w:val="single"/>
         </w:rPr>
-        <w:hyperlink r:id="rId24" w:history="1">
+        <w:hyperlink r:id="rId25" w:history="1">
           <w:r>
             <w:rPr>
               <w:rStyle w:val="Hyperlink"/>
@@ -4879,7 +4697,7 @@
           <w:sz w:val="24"/>
           <w:u w:val="single"/>
         </w:rPr>
-        <w:hyperlink r:id="rId24" w:history="1">
+        <w:hyperlink r:id="rId25" w:history="1">
           <w:r>
             <w:rPr>
               <w:rStyle w:val="Hyperlink"/>
@@ -4907,7 +4725,7 @@
           <w:sz w:val="24"/>
           <w:u w:val="single"/>
         </w:rPr>
-        <w:hyperlink r:id="rId25" w:history="1">
+        <w:hyperlink r:id="rId26" w:history="1">
           <w:r>
             <w:rPr>
               <w:rStyle w:val="Hyperlink"/>
@@ -4925,7 +4743,7 @@
           <w:sz w:val="24"/>
           <w:u w:val="single"/>
         </w:rPr>
-        <w:hyperlink r:id="rId24" w:history="1">
+        <w:hyperlink r:id="rId25" w:history="1">
           <w:r>
             <w:rPr>
               <w:rStyle w:val="Hyperlink"/>
@@ -4954,7 +4772,7 @@
           <w:sz w:val="24"/>
           <w:u w:val="single"/>
         </w:rPr>
-        <w:hyperlink r:id="rId24" w:history="1">
+        <w:hyperlink r:id="rId26" w:history="1">
           <w:r>
             <w:rPr>
               <w:rStyle w:val="Hyperlink"/>
@@ -4965,13 +4783,21 @@
       </w:r>
       <w:r>
         <w:rPr>
+          <w:u w:val="single" w:color="0000ff"/>
           <w:rFonts w:ascii="Charis SIL Regular" w:hAnsi="Charis SIL Regular" w:eastAsia="Charis SIL Regular"/>
           <w:b w:val="0"/>
           <w:i w:val="0"/>
           <w:color w:val="000000"/>
           <w:sz w:val="24"/>
         </w:rPr>
-        <w:t xml:space="preserve">, </w:t>
+        <w:hyperlink r:id="rId25" w:history="1">
+          <w:r>
+            <w:rPr>
+              <w:rStyle w:val="Hyperlink"/>
+            </w:rPr>
+            <w:t xml:space="preserve">, </w:t>
+          </w:r>
+        </w:hyperlink>
       </w:r>
       <w:r>
         <w:rPr>
@@ -4982,7 +4808,7 @@
           <w:sz w:val="24"/>
           <w:u w:val="single"/>
         </w:rPr>
-        <w:hyperlink r:id="rId24" w:history="1">
+        <w:hyperlink r:id="rId25" w:history="1">
           <w:r>
             <w:rPr>
               <w:rStyle w:val="Hyperlink"/>
@@ -5011,7 +4837,7 @@
           <w:sz w:val="24"/>
           <w:u w:val="single"/>
         </w:rPr>
-        <w:hyperlink r:id="rId26" w:history="1">
+        <w:hyperlink r:id="rId27" w:history="1">
           <w:r>
             <w:rPr>
               <w:rStyle w:val="Hyperlink"/>

--- a/EXPORTS/DOCX/published/niveau3/Dutch/WMAmsterdam.docx
+++ b/EXPORTS/DOCX/published/niveau3/Dutch/WMAmsterdam.docx
@@ -185,7 +185,14 @@
           <w:color w:val="000000"/>
           <w:sz w:val="24"/>
         </w:rPr>
-        <w:t xml:space="preserve">rlandsche </w:t>
+        <w:hyperlink r:id="rId9" w:history="1">
+          <w:r>
+            <w:rPr>
+              <w:rStyle w:val="Hyperlink"/>
+            </w:rPr>
+            <w:t xml:space="preserve">rlandsche </w:t>
+          </w:r>
+        </w:hyperlink>
       </w:r>
       <w:r>
         <w:rPr>
@@ -363,7 +370,14 @@
           <w:sz w:val="24"/>
           <w:u w:val="single"/>
         </w:rPr>
-        <w:t xml:space="preserve">Johann George Otto Stuart von Schmidt auf </w:t>
+        <w:hyperlink r:id="rId11" w:history="1">
+          <w:r>
+            <w:rPr>
+              <w:rStyle w:val="Hyperlink"/>
+            </w:rPr>
+            <w:t>Johann</w:t>
+          </w:r>
+        </w:hyperlink>
       </w:r>
       <w:r>
         <w:rPr>
@@ -374,7 +388,228 @@
           <w:sz w:val="24"/>
           <w:u w:val="single"/>
         </w:rPr>
+        <w:t xml:space="preserve"> </w:t>
+      </w:r>
+      <w:r>
+        <w:rPr>
+          <w:rFonts w:ascii="Charis SIL Regular" w:hAnsi="Charis SIL Regular" w:eastAsia="Charis SIL Regular"/>
+          <w:b w:val="0"/>
+          <w:i w:val="0"/>
+          <w:color w:val="0000FF"/>
+          <w:sz w:val="24"/>
+          <w:u w:val="single"/>
+        </w:rPr>
         <w:hyperlink r:id="rId11" w:history="1">
+          <w:r>
+            <w:rPr>
+              <w:rStyle w:val="Hyperlink"/>
+            </w:rPr>
+            <w:t>George</w:t>
+          </w:r>
+        </w:hyperlink>
+      </w:r>
+      <w:r>
+        <w:rPr>
+          <w:rFonts w:ascii="Charis SIL Regular" w:hAnsi="Charis SIL Regular" w:eastAsia="Charis SIL Regular"/>
+          <w:b w:val="0"/>
+          <w:i w:val="0"/>
+          <w:color w:val="0000FF"/>
+          <w:sz w:val="24"/>
+          <w:u w:val="single"/>
+        </w:rPr>
+        <w:t xml:space="preserve"> </w:t>
+      </w:r>
+      <w:r>
+        <w:rPr>
+          <w:rFonts w:ascii="Charis SIL Regular" w:hAnsi="Charis SIL Regular" w:eastAsia="Charis SIL Regular"/>
+          <w:b w:val="0"/>
+          <w:i w:val="0"/>
+          <w:color w:val="0000FF"/>
+          <w:sz w:val="24"/>
+          <w:u w:val="single"/>
+        </w:rPr>
+        <w:hyperlink r:id="rId11" w:history="1">
+          <w:r>
+            <w:rPr>
+              <w:rStyle w:val="Hyperlink"/>
+            </w:rPr>
+            <w:t>Otto</w:t>
+          </w:r>
+        </w:hyperlink>
+      </w:r>
+      <w:r>
+        <w:rPr>
+          <w:rFonts w:ascii="Charis SIL Regular" w:hAnsi="Charis SIL Regular" w:eastAsia="Charis SIL Regular"/>
+          <w:b w:val="0"/>
+          <w:i w:val="0"/>
+          <w:color w:val="0000FF"/>
+          <w:sz w:val="24"/>
+          <w:u w:val="single"/>
+        </w:rPr>
+        <w:t xml:space="preserve"> </w:t>
+      </w:r>
+      <w:r>
+        <w:rPr>
+          <w:rFonts w:ascii="Charis SIL Regular" w:hAnsi="Charis SIL Regular" w:eastAsia="Charis SIL Regular"/>
+          <w:b w:val="0"/>
+          <w:i w:val="0"/>
+          <w:color w:val="0000FF"/>
+          <w:sz w:val="24"/>
+          <w:u w:val="single"/>
+        </w:rPr>
+        <w:hyperlink r:id="rId11" w:history="1">
+          <w:r>
+            <w:rPr>
+              <w:rStyle w:val="Hyperlink"/>
+            </w:rPr>
+            <w:t>Stuart</w:t>
+          </w:r>
+        </w:hyperlink>
+      </w:r>
+      <w:r>
+        <w:rPr>
+          <w:rFonts w:ascii="Charis SIL Regular" w:hAnsi="Charis SIL Regular" w:eastAsia="Charis SIL Regular"/>
+          <w:b w:val="0"/>
+          <w:i w:val="0"/>
+          <w:color w:val="0000FF"/>
+          <w:sz w:val="24"/>
+          <w:u w:val="single"/>
+        </w:rPr>
+        <w:t xml:space="preserve"> </w:t>
+      </w:r>
+      <w:r>
+        <w:rPr>
+          <w:rFonts w:ascii="Charis SIL Regular" w:hAnsi="Charis SIL Regular" w:eastAsia="Charis SIL Regular"/>
+          <w:b w:val="0"/>
+          <w:i w:val="0"/>
+          <w:color w:val="0000FF"/>
+          <w:sz w:val="24"/>
+          <w:u w:val="single"/>
+        </w:rPr>
+        <w:hyperlink r:id="rId11" w:history="1">
+          <w:r>
+            <w:rPr>
+              <w:rStyle w:val="Hyperlink"/>
+            </w:rPr>
+            <w:t>von</w:t>
+          </w:r>
+        </w:hyperlink>
+      </w:r>
+      <w:r>
+        <w:rPr>
+          <w:rFonts w:ascii="Charis SIL Regular" w:hAnsi="Charis SIL Regular" w:eastAsia="Charis SIL Regular"/>
+          <w:b w:val="0"/>
+          <w:i w:val="0"/>
+          <w:color w:val="0000FF"/>
+          <w:sz w:val="24"/>
+          <w:u w:val="single"/>
+        </w:rPr>
+        <w:t xml:space="preserve"> </w:t>
+      </w:r>
+      <w:r>
+        <w:rPr>
+          <w:rFonts w:ascii="Charis SIL Regular" w:hAnsi="Charis SIL Regular" w:eastAsia="Charis SIL Regular"/>
+          <w:b w:val="0"/>
+          <w:i w:val="0"/>
+          <w:color w:val="0000FF"/>
+          <w:sz w:val="24"/>
+          <w:u w:val="single"/>
+        </w:rPr>
+        <w:hyperlink r:id="rId10" w:history="1">
+          <w:r>
+            <w:rPr>
+              <w:rStyle w:val="Hyperlink"/>
+            </w:rPr>
+            <w:t>Schm</w:t>
+          </w:r>
+        </w:hyperlink>
+      </w:r>
+      <w:r>
+        <w:rPr>
+          <w:rFonts w:ascii="Charis SIL Regular" w:hAnsi="Charis SIL Regular" w:eastAsia="Charis SIL Regular"/>
+          <w:b w:val="0"/>
+          <w:i w:val="0"/>
+          <w:color w:val="0000FF"/>
+          <w:sz w:val="24"/>
+          <w:u w:val="single"/>
+        </w:rPr>
+        <w:hyperlink r:id="rId10" w:history="1">
+          <w:r>
+            <w:rPr>
+              <w:rStyle w:val="Hyperlink"/>
+            </w:rPr>
+            <w:t>i</w:t>
+          </w:r>
+        </w:hyperlink>
+      </w:r>
+      <w:r>
+        <w:rPr>
+          <w:rFonts w:ascii="Charis SIL Regular" w:hAnsi="Charis SIL Regular" w:eastAsia="Charis SIL Regular"/>
+          <w:b w:val="0"/>
+          <w:i w:val="0"/>
+          <w:color w:val="0000FF"/>
+          <w:sz w:val="24"/>
+          <w:u w:val="single"/>
+        </w:rPr>
+        <w:hyperlink r:id="rId10" w:history="1">
+          <w:r>
+            <w:rPr>
+              <w:rStyle w:val="Hyperlink"/>
+            </w:rPr>
+            <w:t>dt</w:t>
+          </w:r>
+        </w:hyperlink>
+      </w:r>
+      <w:r>
+        <w:rPr>
+          <w:rFonts w:ascii="Charis SIL Regular" w:hAnsi="Charis SIL Regular" w:eastAsia="Charis SIL Regular"/>
+          <w:b w:val="0"/>
+          <w:i w:val="0"/>
+          <w:color w:val="0000FF"/>
+          <w:sz w:val="24"/>
+          <w:u w:val="single"/>
+        </w:rPr>
+        <w:t xml:space="preserve"> </w:t>
+      </w:r>
+      <w:r>
+        <w:rPr>
+          <w:rFonts w:ascii="Charis SIL Regular" w:hAnsi="Charis SIL Regular" w:eastAsia="Charis SIL Regular"/>
+          <w:b w:val="0"/>
+          <w:i w:val="0"/>
+          <w:color w:val="0000FF"/>
+          <w:sz w:val="24"/>
+          <w:u w:val="single"/>
+        </w:rPr>
+        <w:hyperlink r:id="rId11" w:history="1">
+          <w:r>
+            <w:rPr>
+              <w:rStyle w:val="Hyperlink"/>
+            </w:rPr>
+            <w:t>auf</w:t>
+          </w:r>
+        </w:hyperlink>
+      </w:r>
+      <w:r>
+        <w:rPr>
+          <w:rFonts w:ascii="Charis SIL Regular" w:hAnsi="Charis SIL Regular" w:eastAsia="Charis SIL Regular"/>
+          <w:b w:val="0"/>
+          <w:i w:val="0"/>
+          <w:color w:val="0000FF"/>
+          <w:sz w:val="24"/>
+          <w:u w:val="single"/>
+        </w:rPr>
+        <w:t xml:space="preserve"> </w:t>
+      </w:r>
+      <w:r>
+        <w:rPr>
+          <w:rFonts w:ascii="Charis SIL Regular" w:hAnsi="Charis SIL Regular" w:eastAsia="Charis SIL Regular"/>
+          <w:b w:val="0"/>
+          <w:i w:val="0"/>
+          <w:color w:val="0000FF"/>
+          <w:sz w:val="24"/>
+          <w:u w:val="single"/>
+        </w:rPr>
+        <w:hyperlink r:id="rId10" w:history="1">
           <w:r>
             <w:rPr>
               <w:rStyle w:val="Hyperlink"/>
@@ -392,7 +627,7 @@
           <w:sz w:val="24"/>
           <w:u w:val="single"/>
         </w:rPr>
-        <w:hyperlink r:id="rId11" w:history="1">
+        <w:hyperlink r:id="rId10" w:history="1">
           <w:r>
             <w:rPr>
               <w:rStyle w:val="Hyperlink"/>
@@ -431,21 +666,13 @@
       </w:r>
       <w:r>
         <w:rPr>
-          <w:u w:val="single" w:color="0000ff"/>
           <w:rFonts w:ascii="Charis SIL Regular" w:hAnsi="Charis SIL Regular" w:eastAsia="Charis SIL Regular"/>
           <w:b w:val="0"/>
           <w:i w:val="0"/>
           <w:color w:val="000000"/>
           <w:sz w:val="24"/>
         </w:rPr>
-        <w:hyperlink r:id="rId11" w:history="1">
-          <w:r>
-            <w:rPr>
-              <w:rStyle w:val="Hyperlink"/>
-            </w:rPr>
-            <w:t>Lands P</w:t>
-          </w:r>
-        </w:hyperlink>
+        <w:t>Lands P</w:t>
       </w:r>
       <w:r>
         <w:rPr>
@@ -485,86 +712,13 @@
       </w:r>
       <w:r>
         <w:rPr>
-          <w:u w:val="single" w:color="0000ff"/>
           <w:rFonts w:ascii="Charis SIL Regular" w:hAnsi="Charis SIL Regular" w:eastAsia="Charis SIL Regular"/>
           <w:b w:val="0"/>
           <w:i w:val="0"/>
           <w:color w:val="000000"/>
           <w:sz w:val="24"/>
         </w:rPr>
-        <w:hyperlink r:id="rId11" w:history="1">
-          <w:r>
-            <w:rPr>
-              <w:rStyle w:val="Hyperlink"/>
-            </w:rPr>
-            <w:t>in in</w:t>
-          </w:r>
-        </w:hyperlink>
-      </w:r>
-      <w:r>
-        <w:rPr>
-          <w:u w:val="single" w:color="0000ff"/>
-          <w:rFonts w:ascii="Charis SIL Regular" w:hAnsi="Charis SIL Regular" w:eastAsia="Charis SIL Regular"/>
-          <w:b w:val="0"/>
-          <w:i w:val="0"/>
-          <w:color w:val="000000"/>
-          <w:sz w:val="24"/>
-        </w:rPr>
-        <w:hyperlink r:id="rId11" w:history="1">
-          <w:r>
-            <w:rPr>
-              <w:rStyle w:val="Hyperlink"/>
-            </w:rPr>
-            <w:t xml:space="preserve"> Bogor</w:t>
-          </w:r>
-        </w:hyperlink>
-      </w:r>
-      <w:r>
-        <w:rPr>
-          <w:u w:val="single" w:color="0000ff"/>
-          <w:rFonts w:ascii="Charis SIL Regular" w:hAnsi="Charis SIL Regular" w:eastAsia="Charis SIL Regular"/>
-          <w:b w:val="0"/>
-          <w:i w:val="0"/>
-          <w:color w:val="000000"/>
-          <w:sz w:val="24"/>
-        </w:rPr>
-        <w:hyperlink r:id="rId11" w:history="1">
-          <w:r>
-            <w:rPr>
-              <w:rStyle w:val="Hyperlink"/>
-            </w:rPr>
-            <w:t xml:space="preserve"> en </w:t>
-          </w:r>
-        </w:hyperlink>
-      </w:r>
-      <w:r>
-        <w:rPr>
-          <w:u w:val="single" w:color="0000ff"/>
-          <w:rFonts w:ascii="Charis SIL Regular" w:hAnsi="Charis SIL Regular" w:eastAsia="Charis SIL Regular"/>
-          <w:b w:val="0"/>
-          <w:i w:val="0"/>
-          <w:color w:val="000000"/>
-          <w:sz w:val="24"/>
-        </w:rPr>
-        <w:hyperlink r:id="rId11" w:history="1">
-          <w:r>
-            <w:rPr>
-              <w:rStyle w:val="Hyperlink"/>
-            </w:rPr>
-            <w:t>v</w:t>
-          </w:r>
-        </w:hyperlink>
-      </w:r>
-      <w:r>
-        <w:rPr>
-          <w:u w:val="single" w:color="0000ff"/>
-          <w:rFonts w:ascii="Charis SIL Regular" w:hAnsi="Charis SIL Regular" w:eastAsia="Charis SIL Regular"/>
-          <w:b w:val="0"/>
-          <w:i w:val="0"/>
-          <w:color w:val="000000"/>
-          <w:sz w:val="24"/>
-        </w:rPr>
-        <w:t>erschille</w:t>
+        <w:t>in in Bogor en verschille</w:t>
       </w:r>
       <w:r>
         <w:rPr>
@@ -1176,6 +1330,7 @@
       </w:r>
       <w:r>
         <w:rPr>
+          <w:u w:val="single" w:color="0000ff"/>
           <w:rFonts w:ascii="Charis SIL Regular" w:hAnsi="Charis SIL Regular" w:eastAsia="Charis SIL Regular"/>
           <w:b w:val="0"/>
           <w:i w:val="0"/>
@@ -1200,14 +1355,7 @@
           <w:sz w:val="24"/>
           <w:u w:val="single"/>
         </w:rPr>
-        <w:hyperlink r:id="rId13" w:history="1">
-          <w:r>
-            <w:rPr>
-              <w:rStyle w:val="Hyperlink"/>
-            </w:rPr>
-            <w:t>Rijksmu</w:t>
-          </w:r>
-        </w:hyperlink>
+        <w:t>Rijksmuseum</w:t>
       </w:r>
       <w:r>
         <w:rPr>
@@ -1216,8 +1364,9 @@
           <w:i w:val="0"/>
           <w:color w:val="0000FF"/>
           <w:sz w:val="24"/>
-        </w:rPr>
-        <w:t>seum</w:t>
+          <w:u w:val="single"/>
+        </w:rPr>
+        <w:t xml:space="preserve"> </w:t>
       </w:r>
       <w:r>
         <w:rPr>
@@ -1228,18 +1377,7 @@
           <w:sz w:val="24"/>
           <w:u w:val="single"/>
         </w:rPr>
-        <w:t xml:space="preserve"> </w:t>
-      </w:r>
-      <w:r>
-        <w:rPr>
-          <w:rFonts w:ascii="Charis SIL Regular" w:hAnsi="Charis SIL Regular" w:eastAsia="Charis SIL Regular"/>
-          <w:b w:val="0"/>
-          <w:i w:val="0"/>
-          <w:color w:val="0000FF"/>
-          <w:sz w:val="24"/>
-          <w:u w:val="single"/>
-        </w:rPr>
-        <w:hyperlink r:id="rId13" w:history="1">
+        <w:hyperlink r:id="rId14" w:history="1">
           <w:r>
             <w:rPr>
               <w:rStyle w:val="Hyperlink"/>
@@ -1257,25 +1395,7 @@
           <w:sz w:val="24"/>
           <w:u w:val="single"/>
         </w:rPr>
-        <w:t xml:space="preserve"> </w:t>
-      </w:r>
-      <w:r>
-        <w:rPr>
-          <w:rFonts w:ascii="Charis SIL Regular" w:hAnsi="Charis SIL Regular" w:eastAsia="Charis SIL Regular"/>
-          <w:b w:val="0"/>
-          <w:i w:val="0"/>
-          <w:color w:val="0000FF"/>
-          <w:sz w:val="24"/>
-          <w:u w:val="single"/>
-        </w:rPr>
-        <w:hyperlink r:id="rId14" w:history="1">
-          <w:r>
-            <w:rPr>
-              <w:rStyle w:val="Hyperlink"/>
-            </w:rPr>
-            <w:t>Natuur</w:t>
-          </w:r>
-        </w:hyperlink>
+        <w:t xml:space="preserve"> Natuur</w:t>
       </w:r>
       <w:r>
         <w:rPr>
@@ -1302,16 +1422,8 @@
           <w:i w:val="0"/>
           <w:color w:val="0000FF"/>
           <w:sz w:val="24"/>
-          <w:u w:val="single"/>
-        </w:rPr>
-        <w:hyperlink r:id="rId13" w:history="1">
-          <w:r>
-            <w:rPr>
-              <w:rStyle w:val="Hyperlink"/>
-            </w:rPr>
-            <w:t>Historie</w:t>
-          </w:r>
-        </w:hyperlink>
+        </w:rPr>
+        <w:t xml:space="preserve">Historie in Leiden </w:t>
       </w:r>
       <w:r>
         <w:rPr>
@@ -1321,110 +1433,6 @@
           <w:color w:val="0000FF"/>
           <w:sz w:val="24"/>
           <w:u w:val="single"/>
-        </w:rPr>
-        <w:t xml:space="preserve"> </w:t>
-      </w:r>
-      <w:r>
-        <w:rPr>
-          <w:rFonts w:ascii="Charis SIL Regular" w:hAnsi="Charis SIL Regular" w:eastAsia="Charis SIL Regular"/>
-          <w:b w:val="0"/>
-          <w:i w:val="0"/>
-          <w:color w:val="0000FF"/>
-          <w:sz w:val="24"/>
-          <w:u w:val="single"/>
-        </w:rPr>
-        <w:hyperlink r:id="rId13" w:history="1">
-          <w:r>
-            <w:rPr>
-              <w:rStyle w:val="Hyperlink"/>
-            </w:rPr>
-            <w:t>in</w:t>
-          </w:r>
-        </w:hyperlink>
-      </w:r>
-      <w:r>
-        <w:rPr>
-          <w:rFonts w:ascii="Charis SIL Regular" w:hAnsi="Charis SIL Regular" w:eastAsia="Charis SIL Regular"/>
-          <w:b w:val="0"/>
-          <w:i w:val="0"/>
-          <w:color w:val="0000FF"/>
-          <w:sz w:val="24"/>
-          <w:u w:val="single"/>
-        </w:rPr>
-        <w:t xml:space="preserve"> </w:t>
-      </w:r>
-      <w:r>
-        <w:rPr>
-          <w:rFonts w:ascii="Charis SIL Regular" w:hAnsi="Charis SIL Regular" w:eastAsia="Charis SIL Regular"/>
-          <w:b w:val="0"/>
-          <w:i w:val="0"/>
-          <w:color w:val="0000FF"/>
-          <w:sz w:val="24"/>
-          <w:u w:val="single"/>
-        </w:rPr>
-        <w:hyperlink r:id="rId14" w:history="1">
-          <w:r>
-            <w:rPr>
-              <w:rStyle w:val="Hyperlink"/>
-            </w:rPr>
-            <w:t>Lei</w:t>
-          </w:r>
-        </w:hyperlink>
-      </w:r>
-      <w:r>
-        <w:rPr>
-          <w:rFonts w:ascii="Charis SIL Regular" w:hAnsi="Charis SIL Regular" w:eastAsia="Charis SIL Regular"/>
-          <w:b w:val="0"/>
-          <w:i w:val="0"/>
-          <w:color w:val="0000FF"/>
-          <w:sz w:val="24"/>
-          <w:u w:val="single"/>
-        </w:rPr>
-        <w:hyperlink r:id="rId14" w:history="1">
-          <w:r>
-            <w:rPr>
-              <w:rStyle w:val="Hyperlink"/>
-            </w:rPr>
-            <w:t>d</w:t>
-          </w:r>
-        </w:hyperlink>
-      </w:r>
-      <w:r>
-        <w:rPr>
-          <w:rFonts w:ascii="Charis SIL Regular" w:hAnsi="Charis SIL Regular" w:eastAsia="Charis SIL Regular"/>
-          <w:b w:val="0"/>
-          <w:i w:val="0"/>
-          <w:color w:val="0000FF"/>
-          <w:sz w:val="24"/>
-          <w:u w:val="single"/>
-        </w:rPr>
-        <w:hyperlink r:id="rId14" w:history="1">
-          <w:r>
-            <w:rPr>
-              <w:rStyle w:val="Hyperlink"/>
-            </w:rPr>
-            <w:t>en</w:t>
-          </w:r>
-        </w:hyperlink>
-      </w:r>
-      <w:r>
-        <w:rPr>
-          <w:rFonts w:ascii="Charis SIL Regular" w:hAnsi="Charis SIL Regular" w:eastAsia="Charis SIL Regular"/>
-          <w:b w:val="0"/>
-          <w:i w:val="0"/>
-          <w:color w:val="0000FF"/>
-          <w:sz w:val="24"/>
-          <w:u w:val="single"/>
-        </w:rPr>
-        <w:t xml:space="preserve"> </w:t>
-      </w:r>
-      <w:r>
-        <w:rPr>
-          <w:rFonts w:ascii="Charis SIL Regular" w:hAnsi="Charis SIL Regular" w:eastAsia="Charis SIL Regular"/>
-          <w:b w:val="0"/>
-          <w:i w:val="0"/>
-          <w:color w:val="0000FF"/>
-          <w:sz w:val="24"/>
         </w:rPr>
         <w:hyperlink r:id="rId14" w:history="1">
           <w:r>
@@ -1473,7 +1481,7 @@
           <w:sz w:val="24"/>
           <w:u w:val="single"/>
         </w:rPr>
-        <w:hyperlink r:id="rId14" w:history="1">
+        <w:hyperlink r:id="rId13" w:history="1">
           <w:r>
             <w:rPr>
               <w:rStyle w:val="Hyperlink"/>
@@ -1491,7 +1499,7 @@
           <w:sz w:val="24"/>
           <w:u w:val="single"/>
         </w:rPr>
-        <w:hyperlink r:id="rId14" w:history="1">
+        <w:hyperlink r:id="rId13" w:history="1">
           <w:r>
             <w:rPr>
               <w:rStyle w:val="Hyperlink"/>
@@ -1509,7 +1517,7 @@
           <w:sz w:val="24"/>
           <w:u w:val="single"/>
         </w:rPr>
-        <w:hyperlink r:id="rId14" w:history="1">
+        <w:hyperlink r:id="rId13" w:history="1">
           <w:r>
             <w:rPr>
               <w:rStyle w:val="Hyperlink"/>
@@ -1545,7 +1553,7 @@
           <w:sz w:val="24"/>
           <w:u w:val="single"/>
         </w:rPr>
-        <w:hyperlink r:id="rId14" w:history="1">
+        <w:hyperlink r:id="rId13" w:history="1">
           <w:r>
             <w:rPr>
               <w:rStyle w:val="Hyperlink"/>
@@ -1574,7 +1582,7 @@
           <w:sz w:val="24"/>
           <w:u w:val="single"/>
         </w:rPr>
-        <w:hyperlink r:id="rId13" w:history="1">
+        <w:hyperlink r:id="rId14" w:history="1">
           <w:r>
             <w:rPr>
               <w:rStyle w:val="Hyperlink"/>
@@ -2411,57 +2419,13 @@
       </w:r>
       <w:r>
         <w:rPr>
-          <w:u w:val="single" w:color="0000ff"/>
           <w:rFonts w:ascii="Charis SIL Regular" w:hAnsi="Charis SIL Regular" w:eastAsia="Charis SIL Regular"/>
           <w:b w:val="0"/>
           <w:i w:val="0"/>
           <w:color w:val="000000"/>
           <w:sz w:val="24"/>
         </w:rPr>
-        <w:hyperlink r:id="rId17" w:history="1">
-          <w:r>
-            <w:rPr>
-              <w:rStyle w:val="Hyperlink"/>
-            </w:rPr>
-            <w:t>inventaris</w:t>
-          </w:r>
-        </w:hyperlink>
-      </w:r>
-      <w:r>
-        <w:rPr>
-          <w:u w:val="single" w:color="0000ff"/>
-          <w:rFonts w:ascii="Charis SIL Regular" w:hAnsi="Charis SIL Regular" w:eastAsia="Charis SIL Regular"/>
-          <w:b w:val="0"/>
-          <w:i w:val="0"/>
-          <w:color w:val="000000"/>
-          <w:sz w:val="24"/>
-        </w:rPr>
-        <w:hyperlink r:id="rId17" w:history="1">
-          <w:r>
-            <w:rPr>
-              <w:rStyle w:val="Hyperlink"/>
-            </w:rPr>
-            <w:t>n</w:t>
-          </w:r>
-        </w:hyperlink>
-      </w:r>
-      <w:r>
-        <w:rPr>
-          <w:u w:val="single" w:color="0000ff"/>
-          <w:rFonts w:ascii="Charis SIL Regular" w:hAnsi="Charis SIL Regular" w:eastAsia="Charis SIL Regular"/>
-          <w:b w:val="0"/>
-          <w:i w:val="0"/>
-          <w:color w:val="000000"/>
-          <w:sz w:val="24"/>
-        </w:rPr>
-        <w:hyperlink r:id="rId17" w:history="1">
-          <w:r>
-            <w:rPr>
-              <w:rStyle w:val="Hyperlink"/>
-            </w:rPr>
-            <w:t>ummers 18</w:t>
-          </w:r>
-        </w:hyperlink>
+        <w:t>inventarisnummers 18</w:t>
       </w:r>
       <w:r>
         <w:rPr>
@@ -2616,7 +2580,7 @@
             <w:rPr>
               <w:rStyle w:val="Hyperlink"/>
             </w:rPr>
-            <w:t>desbetreffend</w:t>
+            <w:t>desbetreffen</w:t>
           </w:r>
         </w:hyperlink>
       </w:r>
@@ -2627,36 +2591,13 @@
           <w:i w:val="0"/>
           <w:color w:val="0000FF"/>
           <w:sz w:val="24"/>
-          <w:u w:val="single"/>
-        </w:rPr>
-        <w:t>e</w:t>
-      </w:r>
-      <w:r>
-        <w:rPr>
-          <w:rFonts w:ascii="Charis SIL Regular" w:hAnsi="Charis SIL Regular" w:eastAsia="Charis SIL Regular"/>
-          <w:b w:val="0"/>
-          <w:i w:val="0"/>
-          <w:color w:val="0000FF"/>
-          <w:sz w:val="24"/>
-          <w:u w:val="single"/>
-        </w:rPr>
-        <w:t xml:space="preserve"> </w:t>
-      </w:r>
-      <w:r>
-        <w:rPr>
-          <w:rFonts w:ascii="Charis SIL Regular" w:hAnsi="Charis SIL Regular" w:eastAsia="Charis SIL Regular"/>
-          <w:b w:val="0"/>
-          <w:i w:val="0"/>
-          <w:color w:val="0000FF"/>
-          <w:sz w:val="24"/>
-          <w:u w:val="single"/>
         </w:rPr>
         <w:hyperlink r:id="rId12" w:history="1">
           <w:r>
             <w:rPr>
               <w:rStyle w:val="Hyperlink"/>
             </w:rPr>
-            <w:t>zoekhul</w:t>
+            <w:t>d</w:t>
           </w:r>
         </w:hyperlink>
       </w:r>
@@ -2667,8 +2608,38 @@
           <w:i w:val="0"/>
           <w:color w:val="0000FF"/>
           <w:sz w:val="24"/>
-        </w:rPr>
-        <w:t>p</w:t>
+          <w:u w:val="single"/>
+        </w:rPr>
+        <w:t>e</w:t>
+      </w:r>
+      <w:r>
+        <w:rPr>
+          <w:rFonts w:ascii="Charis SIL Regular" w:hAnsi="Charis SIL Regular" w:eastAsia="Charis SIL Regular"/>
+          <w:b w:val="0"/>
+          <w:i w:val="0"/>
+          <w:color w:val="0000FF"/>
+          <w:sz w:val="24"/>
+          <w:u w:val="single"/>
+        </w:rPr>
+        <w:t xml:space="preserve"> </w:t>
+      </w:r>
+      <w:r>
+        <w:rPr>
+          <w:rFonts w:ascii="Charis SIL Regular" w:hAnsi="Charis SIL Regular" w:eastAsia="Charis SIL Regular"/>
+          <w:b w:val="0"/>
+          <w:i w:val="0"/>
+          <w:color w:val="0000FF"/>
+          <w:sz w:val="24"/>
+          <w:u w:val="single"/>
+        </w:rPr>
+        <w:hyperlink r:id="rId12" w:history="1">
+          <w:r>
+            <w:rPr>
+              <w:rStyle w:val="Hyperlink"/>
+            </w:rPr>
+            <w:t>zoekhulp</w:t>
+          </w:r>
+        </w:hyperlink>
       </w:r>
       <w:r>
         <w:rPr>
@@ -3841,21 +3812,13 @@
       </w:r>
       <w:r>
         <w:rPr>
-          <w:u w:val="single" w:color="0000ff"/>
           <w:rFonts w:ascii="Charis SIL Regular" w:hAnsi="Charis SIL Regular" w:eastAsia="Charis SIL Regular"/>
           <w:b w:val="0"/>
           <w:i w:val="0"/>
           <w:color w:val="000000"/>
           <w:sz w:val="24"/>
         </w:rPr>
-        <w:hyperlink r:id="rId18" w:history="1">
-          <w:r>
-            <w:rPr>
-              <w:rStyle w:val="Hyperlink"/>
-            </w:rPr>
-            <w:t xml:space="preserve">, </w:t>
-          </w:r>
-        </w:hyperlink>
+        <w:t xml:space="preserve">, </w:t>
       </w:r>
       <w:r>
         <w:rPr>
@@ -4372,7 +4335,7 @@
           <w:sz w:val="24"/>
           <w:u w:val="single"/>
         </w:rPr>
-        <w:hyperlink r:id="rId23" w:history="1">
+        <w:hyperlink r:id="rId22" w:history="1">
           <w:r>
             <w:rPr>
               <w:rStyle w:val="Hyperlink"/>
@@ -4390,7 +4353,7 @@
           <w:sz w:val="24"/>
           <w:u w:val="single"/>
         </w:rPr>
-        <w:hyperlink r:id="rId23" w:history="1">
+        <w:hyperlink r:id="rId22" w:history="1">
           <w:r>
             <w:rPr>
               <w:rStyle w:val="Hyperlink"/>
@@ -4419,7 +4382,7 @@
           <w:sz w:val="24"/>
           <w:u w:val="single"/>
         </w:rPr>
-        <w:hyperlink r:id="rId23" w:history="1">
+        <w:hyperlink r:id="rId22" w:history="1">
           <w:r>
             <w:rPr>
               <w:rStyle w:val="Hyperlink"/>
@@ -4436,7 +4399,14 @@
           <w:color w:val="000000"/>
           <w:sz w:val="24"/>
         </w:rPr>
-        <w:t xml:space="preserve">, </w:t>
+        <w:hyperlink r:id="rId22" w:history="1">
+          <w:r>
+            <w:rPr>
+              <w:rStyle w:val="Hyperlink"/>
+            </w:rPr>
+            <w:t xml:space="preserve">, </w:t>
+          </w:r>
+        </w:hyperlink>
       </w:r>
       <w:r>
         <w:rPr>
@@ -4447,7 +4417,7 @@
           <w:sz w:val="24"/>
           <w:u w:val="single"/>
         </w:rPr>
-        <w:hyperlink r:id="rId24" w:history="1">
+        <w:hyperlink r:id="rId22" w:history="1">
           <w:r>
             <w:rPr>
               <w:rStyle w:val="Hyperlink"/>
@@ -4476,7 +4446,7 @@
           <w:sz w:val="24"/>
           <w:u w:val="single"/>
         </w:rPr>
-        <w:hyperlink r:id="rId24" w:history="1">
+        <w:hyperlink r:id="rId23" w:history="1">
           <w:r>
             <w:rPr>
               <w:rStyle w:val="Hyperlink"/>
@@ -4643,7 +4613,7 @@
           <w:sz w:val="24"/>
           <w:u w:val="single"/>
         </w:rPr>
-        <w:hyperlink r:id="rId25" w:history="1">
+        <w:hyperlink r:id="rId24" w:history="1">
           <w:r>
             <w:rPr>
               <w:rStyle w:val="Hyperlink"/>
@@ -4661,7 +4631,7 @@
           <w:sz w:val="24"/>
           <w:u w:val="single"/>
         </w:rPr>
-        <w:hyperlink r:id="rId25" w:history="1">
+        <w:hyperlink r:id="rId24" w:history="1">
           <w:r>
             <w:rPr>
               <w:rStyle w:val="Hyperlink"/>
@@ -4679,7 +4649,7 @@
           <w:sz w:val="24"/>
           <w:u w:val="single"/>
         </w:rPr>
-        <w:hyperlink r:id="rId25" w:history="1">
+        <w:hyperlink r:id="rId24" w:history="1">
           <w:r>
             <w:rPr>
               <w:rStyle w:val="Hyperlink"/>
@@ -4697,7 +4667,7 @@
           <w:sz w:val="24"/>
           <w:u w:val="single"/>
         </w:rPr>
-        <w:hyperlink r:id="rId25" w:history="1">
+        <w:hyperlink r:id="rId24" w:history="1">
           <w:r>
             <w:rPr>
               <w:rStyle w:val="Hyperlink"/>
@@ -4725,7 +4695,7 @@
           <w:sz w:val="24"/>
           <w:u w:val="single"/>
         </w:rPr>
-        <w:hyperlink r:id="rId26" w:history="1">
+        <w:hyperlink r:id="rId25" w:history="1">
           <w:r>
             <w:rPr>
               <w:rStyle w:val="Hyperlink"/>
@@ -4743,7 +4713,7 @@
           <w:sz w:val="24"/>
           <w:u w:val="single"/>
         </w:rPr>
-        <w:hyperlink r:id="rId25" w:history="1">
+        <w:hyperlink r:id="rId24" w:history="1">
           <w:r>
             <w:rPr>
               <w:rStyle w:val="Hyperlink"/>
@@ -4772,7 +4742,7 @@
           <w:sz w:val="24"/>
           <w:u w:val="single"/>
         </w:rPr>
-        <w:hyperlink r:id="rId26" w:history="1">
+        <w:hyperlink r:id="rId24" w:history="1">
           <w:r>
             <w:rPr>
               <w:rStyle w:val="Hyperlink"/>
@@ -4783,21 +4753,13 @@
       </w:r>
       <w:r>
         <w:rPr>
-          <w:u w:val="single" w:color="0000ff"/>
           <w:rFonts w:ascii="Charis SIL Regular" w:hAnsi="Charis SIL Regular" w:eastAsia="Charis SIL Regular"/>
           <w:b w:val="0"/>
           <w:i w:val="0"/>
           <w:color w:val="000000"/>
           <w:sz w:val="24"/>
         </w:rPr>
-        <w:hyperlink r:id="rId25" w:history="1">
-          <w:r>
-            <w:rPr>
-              <w:rStyle w:val="Hyperlink"/>
-            </w:rPr>
-            <w:t xml:space="preserve">, </w:t>
-          </w:r>
-        </w:hyperlink>
+        <w:t xml:space="preserve">, </w:t>
       </w:r>
       <w:r>
         <w:rPr>
@@ -4808,7 +4770,7 @@
           <w:sz w:val="24"/>
           <w:u w:val="single"/>
         </w:rPr>
-        <w:hyperlink r:id="rId25" w:history="1">
+        <w:hyperlink r:id="rId24" w:history="1">
           <w:r>
             <w:rPr>
               <w:rStyle w:val="Hyperlink"/>
@@ -4837,7 +4799,7 @@
           <w:sz w:val="24"/>
           <w:u w:val="single"/>
         </w:rPr>
-        <w:hyperlink r:id="rId27" w:history="1">
+        <w:hyperlink r:id="rId26" w:history="1">
           <w:r>
             <w:rPr>
               <w:rStyle w:val="Hyperlink"/>

--- a/EXPORTS/DOCX/published/niveau3/Dutch/WMAmsterdam.docx
+++ b/EXPORTS/DOCX/published/niveau3/Dutch/WMAmsterdam.docx
@@ -174,25 +174,7 @@
           <w:color w:val="000000"/>
           <w:sz w:val="24"/>
         </w:rPr>
-        <w:t xml:space="preserve"> in Haarlem. Dit Koloniaal Museum, dat was geïnitieerd door de Nede</w:t>
-      </w:r>
-      <w:r>
-        <w:rPr>
-          <w:u w:val="single" w:color="0000ff"/>
-          <w:rFonts w:ascii="Charis SIL Regular" w:hAnsi="Charis SIL Regular" w:eastAsia="Charis SIL Regular"/>
-          <w:b w:val="0"/>
-          <w:i w:val="0"/>
-          <w:color w:val="000000"/>
-          <w:sz w:val="24"/>
-        </w:rPr>
-        <w:hyperlink r:id="rId9" w:history="1">
-          <w:r>
-            <w:rPr>
-              <w:rStyle w:val="Hyperlink"/>
-            </w:rPr>
-            <w:t xml:space="preserve">rlandsche </w:t>
-          </w:r>
-        </w:hyperlink>
+        <w:t xml:space="preserve"> in Haarlem. Dit Koloniaal Museum, dat was geïnitieerd door de Nederlandsche </w:t>
       </w:r>
       <w:r>
         <w:rPr>
@@ -515,7 +497,7 @@
           <w:sz w:val="24"/>
           <w:u w:val="single"/>
         </w:rPr>
-        <w:hyperlink r:id="rId10" w:history="1">
+        <w:hyperlink r:id="rId11" w:history="1">
           <w:r>
             <w:rPr>
               <w:rStyle w:val="Hyperlink"/>
@@ -580,7 +562,7 @@
           <w:sz w:val="24"/>
           <w:u w:val="single"/>
         </w:rPr>
-        <w:hyperlink r:id="rId11" w:history="1">
+        <w:hyperlink r:id="rId10" w:history="1">
           <w:r>
             <w:rPr>
               <w:rStyle w:val="Hyperlink"/>
@@ -672,7 +654,7 @@
           <w:color w:val="000000"/>
           <w:sz w:val="24"/>
         </w:rPr>
-        <w:t>Lands P</w:t>
+        <w:t>Lands Plantentuin in</w:t>
       </w:r>
       <w:r>
         <w:rPr>
@@ -688,37 +670,19 @@
             <w:rPr>
               <w:rStyle w:val="Hyperlink"/>
             </w:rPr>
-            <w:t>lantent</w:t>
+            <w:t xml:space="preserve"> Bogor</w:t>
           </w:r>
         </w:hyperlink>
       </w:r>
       <w:r>
         <w:rPr>
-          <w:u w:val="single" w:color="0000ff"/>
           <w:rFonts w:ascii="Charis SIL Regular" w:hAnsi="Charis SIL Regular" w:eastAsia="Charis SIL Regular"/>
           <w:b w:val="0"/>
           <w:i w:val="0"/>
           <w:color w:val="000000"/>
           <w:sz w:val="24"/>
         </w:rPr>
-        <w:hyperlink r:id="rId11" w:history="1">
-          <w:r>
-            <w:rPr>
-              <w:rStyle w:val="Hyperlink"/>
-            </w:rPr>
-            <w:t>u</w:t>
-          </w:r>
-        </w:hyperlink>
-      </w:r>
-      <w:r>
-        <w:rPr>
-          <w:rFonts w:ascii="Charis SIL Regular" w:hAnsi="Charis SIL Regular" w:eastAsia="Charis SIL Regular"/>
-          <w:b w:val="0"/>
-          <w:i w:val="0"/>
-          <w:color w:val="000000"/>
-          <w:sz w:val="24"/>
-        </w:rPr>
-        <w:t>in in Bogor en verschille</w:t>
+        <w:t xml:space="preserve"> en verschille</w:t>
       </w:r>
       <w:r>
         <w:rPr>
@@ -1330,19 +1294,46 @@
       </w:r>
       <w:r>
         <w:rPr>
-          <w:u w:val="single" w:color="0000ff"/>
           <w:rFonts w:ascii="Charis SIL Regular" w:hAnsi="Charis SIL Regular" w:eastAsia="Charis SIL Regular"/>
           <w:b w:val="0"/>
           <w:i w:val="0"/>
           <w:color w:val="000000"/>
           <w:sz w:val="24"/>
+        </w:rPr>
+        <w:t xml:space="preserve"> en het </w:t>
+      </w:r>
+      <w:r>
+        <w:rPr>
+          <w:rFonts w:ascii="Charis SIL Regular" w:hAnsi="Charis SIL Regular" w:eastAsia="Charis SIL Regular"/>
+          <w:b w:val="0"/>
+          <w:i w:val="0"/>
+          <w:color w:val="0000FF"/>
+          <w:sz w:val="24"/>
+        </w:rPr>
+        <w:hyperlink r:id="rId14" w:history="1">
+          <w:r>
+            <w:rPr>
+              <w:rStyle w:val="Hyperlink"/>
+            </w:rPr>
+            <w:t>Rijksmu</w:t>
+          </w:r>
+        </w:hyperlink>
+      </w:r>
+      <w:r>
+        <w:rPr>
+          <w:rFonts w:ascii="Charis SIL Regular" w:hAnsi="Charis SIL Regular" w:eastAsia="Charis SIL Regular"/>
+          <w:b w:val="0"/>
+          <w:i w:val="0"/>
+          <w:color w:val="0000FF"/>
+          <w:sz w:val="24"/>
+          <w:u w:val="single"/>
         </w:rPr>
         <w:hyperlink r:id="rId13" w:history="1">
           <w:r>
             <w:rPr>
               <w:rStyle w:val="Hyperlink"/>
             </w:rPr>
-            <w:t xml:space="preserve"> en het </w:t>
+            <w:t>seu</w:t>
           </w:r>
         </w:hyperlink>
       </w:r>
@@ -1355,7 +1346,14 @@
           <w:sz w:val="24"/>
           <w:u w:val="single"/>
         </w:rPr>
-        <w:t>Rijksmuseum</w:t>
+        <w:hyperlink r:id="rId14" w:history="1">
+          <w:r>
+            <w:rPr>
+              <w:rStyle w:val="Hyperlink"/>
+            </w:rPr>
+            <w:t>m</w:t>
+          </w:r>
+        </w:hyperlink>
       </w:r>
       <w:r>
         <w:rPr>
@@ -1395,7 +1393,25 @@
           <w:sz w:val="24"/>
           <w:u w:val="single"/>
         </w:rPr>
-        <w:t xml:space="preserve"> Natuur</w:t>
+        <w:t xml:space="preserve"> </w:t>
+      </w:r>
+      <w:r>
+        <w:rPr>
+          <w:rFonts w:ascii="Charis SIL Regular" w:hAnsi="Charis SIL Regular" w:eastAsia="Charis SIL Regular"/>
+          <w:b w:val="0"/>
+          <w:i w:val="0"/>
+          <w:color w:val="0000FF"/>
+          <w:sz w:val="24"/>
+          <w:u w:val="single"/>
+        </w:rPr>
+        <w:hyperlink r:id="rId14" w:history="1">
+          <w:r>
+            <w:rPr>
+              <w:rStyle w:val="Hyperlink"/>
+            </w:rPr>
+            <w:t>Natuur</w:t>
+          </w:r>
+        </w:hyperlink>
       </w:r>
       <w:r>
         <w:rPr>
@@ -1422,8 +1438,16 @@
           <w:i w:val="0"/>
           <w:color w:val="0000FF"/>
           <w:sz w:val="24"/>
-        </w:rPr>
-        <w:t xml:space="preserve">Historie in Leiden </w:t>
+          <w:u w:val="single"/>
+        </w:rPr>
+        <w:hyperlink r:id="rId13" w:history="1">
+          <w:r>
+            <w:rPr>
+              <w:rStyle w:val="Hyperlink"/>
+            </w:rPr>
+            <w:t>Historie</w:t>
+          </w:r>
+        </w:hyperlink>
       </w:r>
       <w:r>
         <w:rPr>
@@ -1434,7 +1458,112 @@
           <w:sz w:val="24"/>
           <w:u w:val="single"/>
         </w:rPr>
+        <w:t xml:space="preserve"> </w:t>
+      </w:r>
+      <w:r>
+        <w:rPr>
+          <w:rFonts w:ascii="Charis SIL Regular" w:hAnsi="Charis SIL Regular" w:eastAsia="Charis SIL Regular"/>
+          <w:b w:val="0"/>
+          <w:i w:val="0"/>
+          <w:color w:val="0000FF"/>
+          <w:sz w:val="24"/>
+          <w:u w:val="single"/>
+        </w:rPr>
+        <w:hyperlink r:id="rId13" w:history="1">
+          <w:r>
+            <w:rPr>
+              <w:rStyle w:val="Hyperlink"/>
+            </w:rPr>
+            <w:t>in</w:t>
+          </w:r>
+        </w:hyperlink>
+      </w:r>
+      <w:r>
+        <w:rPr>
+          <w:rFonts w:ascii="Charis SIL Regular" w:hAnsi="Charis SIL Regular" w:eastAsia="Charis SIL Regular"/>
+          <w:b w:val="0"/>
+          <w:i w:val="0"/>
+          <w:color w:val="0000FF"/>
+          <w:sz w:val="24"/>
+          <w:u w:val="single"/>
+        </w:rPr>
+        <w:t xml:space="preserve"> </w:t>
+      </w:r>
+      <w:r>
+        <w:rPr>
+          <w:rFonts w:ascii="Charis SIL Regular" w:hAnsi="Charis SIL Regular" w:eastAsia="Charis SIL Regular"/>
+          <w:b w:val="0"/>
+          <w:i w:val="0"/>
+          <w:color w:val="0000FF"/>
+          <w:sz w:val="24"/>
+          <w:u w:val="single"/>
+        </w:rPr>
+        <w:hyperlink r:id="rId13" w:history="1">
+          <w:r>
+            <w:rPr>
+              <w:rStyle w:val="Hyperlink"/>
+            </w:rPr>
+            <w:t>Lei</w:t>
+          </w:r>
+        </w:hyperlink>
+      </w:r>
+      <w:r>
+        <w:rPr>
+          <w:rFonts w:ascii="Charis SIL Regular" w:hAnsi="Charis SIL Regular" w:eastAsia="Charis SIL Regular"/>
+          <w:b w:val="0"/>
+          <w:i w:val="0"/>
+          <w:color w:val="0000FF"/>
+          <w:sz w:val="24"/>
+          <w:u w:val="single"/>
+        </w:rPr>
         <w:hyperlink r:id="rId14" w:history="1">
+          <w:r>
+            <w:rPr>
+              <w:rStyle w:val="Hyperlink"/>
+            </w:rPr>
+            <w:t>d</w:t>
+          </w:r>
+        </w:hyperlink>
+      </w:r>
+      <w:r>
+        <w:rPr>
+          <w:rFonts w:ascii="Charis SIL Regular" w:hAnsi="Charis SIL Regular" w:eastAsia="Charis SIL Regular"/>
+          <w:b w:val="0"/>
+          <w:i w:val="0"/>
+          <w:color w:val="0000FF"/>
+          <w:sz w:val="24"/>
+          <w:u w:val="single"/>
+        </w:rPr>
+        <w:hyperlink r:id="rId14" w:history="1">
+          <w:r>
+            <w:rPr>
+              <w:rStyle w:val="Hyperlink"/>
+            </w:rPr>
+            <w:t>en</w:t>
+          </w:r>
+        </w:hyperlink>
+      </w:r>
+      <w:r>
+        <w:rPr>
+          <w:rFonts w:ascii="Charis SIL Regular" w:hAnsi="Charis SIL Regular" w:eastAsia="Charis SIL Regular"/>
+          <w:b w:val="0"/>
+          <w:i w:val="0"/>
+          <w:color w:val="0000FF"/>
+          <w:sz w:val="24"/>
+          <w:u w:val="single"/>
+        </w:rPr>
+        <w:t xml:space="preserve"> </w:t>
+      </w:r>
+      <w:r>
+        <w:rPr>
+          <w:rFonts w:ascii="Charis SIL Regular" w:hAnsi="Charis SIL Regular" w:eastAsia="Charis SIL Regular"/>
+          <w:b w:val="0"/>
+          <w:i w:val="0"/>
+          <w:color w:val="0000FF"/>
+          <w:sz w:val="24"/>
+          <w:u w:val="single"/>
+        </w:rPr>
+        <w:hyperlink r:id="rId13" w:history="1">
           <w:r>
             <w:rPr>
               <w:rStyle w:val="Hyperlink"/>
@@ -1452,7 +1581,7 @@
           <w:sz w:val="24"/>
           <w:u w:val="single"/>
         </w:rPr>
-        <w:hyperlink r:id="rId14" w:history="1">
+        <w:hyperlink r:id="rId13" w:history="1">
           <w:r>
             <w:rPr>
               <w:rStyle w:val="Hyperlink"/>
@@ -1517,7 +1646,7 @@
           <w:sz w:val="24"/>
           <w:u w:val="single"/>
         </w:rPr>
-        <w:hyperlink r:id="rId13" w:history="1">
+        <w:hyperlink r:id="rId14" w:history="1">
           <w:r>
             <w:rPr>
               <w:rStyle w:val="Hyperlink"/>
@@ -1535,7 +1664,7 @@
           <w:sz w:val="24"/>
           <w:u w:val="single"/>
         </w:rPr>
-        <w:hyperlink r:id="rId13" w:history="1">
+        <w:hyperlink r:id="rId14" w:history="1">
           <w:r>
             <w:rPr>
               <w:rStyle w:val="Hyperlink"/>
@@ -1553,7 +1682,7 @@
           <w:sz w:val="24"/>
           <w:u w:val="single"/>
         </w:rPr>
-        <w:hyperlink r:id="rId13" w:history="1">
+        <w:hyperlink r:id="rId14" w:history="1">
           <w:r>
             <w:rPr>
               <w:rStyle w:val="Hyperlink"/>
@@ -1627,16 +1756,8 @@
           <w:i w:val="0"/>
           <w:color w:val="0000FF"/>
           <w:sz w:val="24"/>
-          <w:u w:val="single"/>
-        </w:rPr>
-        <w:hyperlink r:id="rId14" w:history="1">
-          <w:r>
-            <w:rPr>
-              <w:rStyle w:val="Hyperlink"/>
-            </w:rPr>
-            <w:t>Ce</w:t>
-          </w:r>
-        </w:hyperlink>
+        </w:rPr>
+        <w:t>Ce</w:t>
       </w:r>
       <w:r>
         <w:rPr>
@@ -2419,13 +2540,57 @@
       </w:r>
       <w:r>
         <w:rPr>
+          <w:u w:val="single" w:color="0000ff"/>
           <w:rFonts w:ascii="Charis SIL Regular" w:hAnsi="Charis SIL Regular" w:eastAsia="Charis SIL Regular"/>
           <w:b w:val="0"/>
           <w:i w:val="0"/>
           <w:color w:val="000000"/>
           <w:sz w:val="24"/>
         </w:rPr>
-        <w:t>inventarisnummers 18</w:t>
+        <w:hyperlink r:id="rId17" w:history="1">
+          <w:r>
+            <w:rPr>
+              <w:rStyle w:val="Hyperlink"/>
+            </w:rPr>
+            <w:t>inventaris</w:t>
+          </w:r>
+        </w:hyperlink>
+      </w:r>
+      <w:r>
+        <w:rPr>
+          <w:u w:val="single" w:color="0000ff"/>
+          <w:rFonts w:ascii="Charis SIL Regular" w:hAnsi="Charis SIL Regular" w:eastAsia="Charis SIL Regular"/>
+          <w:b w:val="0"/>
+          <w:i w:val="0"/>
+          <w:color w:val="000000"/>
+          <w:sz w:val="24"/>
+        </w:rPr>
+        <w:hyperlink r:id="rId17" w:history="1">
+          <w:r>
+            <w:rPr>
+              <w:rStyle w:val="Hyperlink"/>
+            </w:rPr>
+            <w:t>n</w:t>
+          </w:r>
+        </w:hyperlink>
+      </w:r>
+      <w:r>
+        <w:rPr>
+          <w:u w:val="single" w:color="0000ff"/>
+          <w:rFonts w:ascii="Charis SIL Regular" w:hAnsi="Charis SIL Regular" w:eastAsia="Charis SIL Regular"/>
+          <w:b w:val="0"/>
+          <w:i w:val="0"/>
+          <w:color w:val="000000"/>
+          <w:sz w:val="24"/>
+        </w:rPr>
+        <w:hyperlink r:id="rId17" w:history="1">
+          <w:r>
+            <w:rPr>
+              <w:rStyle w:val="Hyperlink"/>
+            </w:rPr>
+            <w:t>ummers 18</w:t>
+          </w:r>
+        </w:hyperlink>
       </w:r>
       <w:r>
         <w:rPr>
@@ -2580,7 +2745,7 @@
             <w:rPr>
               <w:rStyle w:val="Hyperlink"/>
             </w:rPr>
-            <w:t>desbetreffen</w:t>
+            <w:t>desbetreffend</w:t>
           </w:r>
         </w:hyperlink>
       </w:r>
@@ -2591,15 +2756,9 @@
           <w:i w:val="0"/>
           <w:color w:val="0000FF"/>
           <w:sz w:val="24"/>
-        </w:rPr>
-        <w:hyperlink r:id="rId12" w:history="1">
-          <w:r>
-            <w:rPr>
-              <w:rStyle w:val="Hyperlink"/>
-            </w:rPr>
-            <w:t>d</w:t>
-          </w:r>
-        </w:hyperlink>
+          <w:u w:val="single"/>
+        </w:rPr>
+        <w:t>e</w:t>
       </w:r>
       <w:r>
         <w:rPr>
@@ -2608,18 +2767,6 @@
           <w:i w:val="0"/>
           <w:color w:val="0000FF"/>
           <w:sz w:val="24"/>
-          <w:u w:val="single"/>
-        </w:rPr>
-        <w:t>e</w:t>
-      </w:r>
-      <w:r>
-        <w:rPr>
-          <w:rFonts w:ascii="Charis SIL Regular" w:hAnsi="Charis SIL Regular" w:eastAsia="Charis SIL Regular"/>
-          <w:b w:val="0"/>
-          <w:i w:val="0"/>
-          <w:color w:val="0000FF"/>
-          <w:sz w:val="24"/>
-          <w:u w:val="single"/>
         </w:rPr>
         <w:t xml:space="preserve"> </w:t>
       </w:r>
@@ -3754,7 +3901,7 @@
           <w:sz w:val="24"/>
           <w:u w:val="single"/>
         </w:rPr>
-        <w:hyperlink r:id="rId19" w:history="1">
+        <w:hyperlink r:id="rId18" w:history="1">
           <w:r>
             <w:rPr>
               <w:rStyle w:val="Hyperlink"/>
@@ -3772,7 +3919,7 @@
           <w:sz w:val="24"/>
           <w:u w:val="single"/>
         </w:rPr>
-        <w:hyperlink r:id="rId19" w:history="1">
+        <w:hyperlink r:id="rId18" w:history="1">
           <w:r>
             <w:rPr>
               <w:rStyle w:val="Hyperlink"/>
@@ -3801,7 +3948,7 @@
           <w:sz w:val="24"/>
           <w:u w:val="single"/>
         </w:rPr>
-        <w:hyperlink r:id="rId19" w:history="1">
+        <w:hyperlink r:id="rId18" w:history="1">
           <w:r>
             <w:rPr>
               <w:rStyle w:val="Hyperlink"/>
@@ -3818,7 +3965,14 @@
           <w:color w:val="000000"/>
           <w:sz w:val="24"/>
         </w:rPr>
-        <w:t xml:space="preserve">, </w:t>
+        <w:hyperlink r:id="rId18" w:history="1">
+          <w:r>
+            <w:rPr>
+              <w:rStyle w:val="Hyperlink"/>
+            </w:rPr>
+            <w:t xml:space="preserve">, </w:t>
+          </w:r>
+        </w:hyperlink>
       </w:r>
       <w:r>
         <w:rPr>
@@ -3829,7 +3983,7 @@
           <w:sz w:val="24"/>
           <w:u w:val="single"/>
         </w:rPr>
-        <w:hyperlink r:id="rId20" w:history="1">
+        <w:hyperlink r:id="rId18" w:history="1">
           <w:r>
             <w:rPr>
               <w:rStyle w:val="Hyperlink"/>
@@ -3858,7 +4012,7 @@
           <w:sz w:val="24"/>
           <w:u w:val="single"/>
         </w:rPr>
-        <w:hyperlink r:id="rId20" w:history="1">
+        <w:hyperlink r:id="rId18" w:history="1">
           <w:r>
             <w:rPr>
               <w:rStyle w:val="Hyperlink"/>
@@ -4009,7 +4163,7 @@
           <w:sz w:val="24"/>
           <w:u w:val="single"/>
         </w:rPr>
-        <w:hyperlink r:id="rId21" w:history="1">
+        <w:hyperlink r:id="rId19" w:history="1">
           <w:r>
             <w:rPr>
               <w:rStyle w:val="Hyperlink"/>
@@ -4027,7 +4181,7 @@
           <w:sz w:val="24"/>
           <w:u w:val="single"/>
         </w:rPr>
-        <w:hyperlink r:id="rId21" w:history="1">
+        <w:hyperlink r:id="rId19" w:history="1">
           <w:r>
             <w:rPr>
               <w:rStyle w:val="Hyperlink"/>
@@ -4045,7 +4199,7 @@
           <w:sz w:val="24"/>
           <w:u w:val="single"/>
         </w:rPr>
-        <w:hyperlink r:id="rId21" w:history="1">
+        <w:hyperlink r:id="rId19" w:history="1">
           <w:r>
             <w:rPr>
               <w:rStyle w:val="Hyperlink"/>
@@ -4073,7 +4227,7 @@
           <w:sz w:val="24"/>
           <w:u w:val="single"/>
         </w:rPr>
-        <w:hyperlink r:id="rId21" w:history="1">
+        <w:hyperlink r:id="rId19" w:history="1">
           <w:r>
             <w:rPr>
               <w:rStyle w:val="Hyperlink"/>
@@ -4102,7 +4256,7 @@
           <w:sz w:val="24"/>
           <w:u w:val="single"/>
         </w:rPr>
-        <w:hyperlink r:id="rId21" w:history="1">
+        <w:hyperlink r:id="rId19" w:history="1">
           <w:r>
             <w:rPr>
               <w:rStyle w:val="Hyperlink"/>
@@ -4253,7 +4407,7 @@
           <w:sz w:val="24"/>
           <w:u w:val="single"/>
         </w:rPr>
-        <w:hyperlink r:id="rId22" w:history="1">
+        <w:hyperlink r:id="rId20" w:history="1">
           <w:r>
             <w:rPr>
               <w:rStyle w:val="Hyperlink"/>
@@ -4271,7 +4425,7 @@
           <w:sz w:val="24"/>
           <w:u w:val="single"/>
         </w:rPr>
-        <w:hyperlink r:id="rId22" w:history="1">
+        <w:hyperlink r:id="rId20" w:history="1">
           <w:r>
             <w:rPr>
               <w:rStyle w:val="Hyperlink"/>
@@ -4289,7 +4443,7 @@
           <w:sz w:val="24"/>
           <w:u w:val="single"/>
         </w:rPr>
-        <w:hyperlink r:id="rId22" w:history="1">
+        <w:hyperlink r:id="rId20" w:history="1">
           <w:r>
             <w:rPr>
               <w:rStyle w:val="Hyperlink"/>
@@ -4307,7 +4461,7 @@
           <w:sz w:val="24"/>
           <w:u w:val="single"/>
         </w:rPr>
-        <w:hyperlink r:id="rId22" w:history="1">
+        <w:hyperlink r:id="rId20" w:history="1">
           <w:r>
             <w:rPr>
               <w:rStyle w:val="Hyperlink"/>
@@ -4335,7 +4489,7 @@
           <w:sz w:val="24"/>
           <w:u w:val="single"/>
         </w:rPr>
-        <w:hyperlink r:id="rId22" w:history="1">
+        <w:hyperlink r:id="rId21" w:history="1">
           <w:r>
             <w:rPr>
               <w:rStyle w:val="Hyperlink"/>
@@ -4353,7 +4507,7 @@
           <w:sz w:val="24"/>
           <w:u w:val="single"/>
         </w:rPr>
-        <w:hyperlink r:id="rId22" w:history="1">
+        <w:hyperlink r:id="rId21" w:history="1">
           <w:r>
             <w:rPr>
               <w:rStyle w:val="Hyperlink"/>
@@ -4382,7 +4536,7 @@
           <w:sz w:val="24"/>
           <w:u w:val="single"/>
         </w:rPr>
-        <w:hyperlink r:id="rId22" w:history="1">
+        <w:hyperlink r:id="rId21" w:history="1">
           <w:r>
             <w:rPr>
               <w:rStyle w:val="Hyperlink"/>
@@ -4399,14 +4553,7 @@
           <w:color w:val="000000"/>
           <w:sz w:val="24"/>
         </w:rPr>
-        <w:hyperlink r:id="rId22" w:history="1">
-          <w:r>
-            <w:rPr>
-              <w:rStyle w:val="Hyperlink"/>
-            </w:rPr>
-            <w:t xml:space="preserve">, </w:t>
-          </w:r>
-        </w:hyperlink>
+        <w:t xml:space="preserve">, </w:t>
       </w:r>
       <w:r>
         <w:rPr>
@@ -4446,7 +4593,7 @@
           <w:sz w:val="24"/>
           <w:u w:val="single"/>
         </w:rPr>
-        <w:hyperlink r:id="rId23" w:history="1">
+        <w:hyperlink r:id="rId22" w:history="1">
           <w:r>
             <w:rPr>
               <w:rStyle w:val="Hyperlink"/>
@@ -4613,7 +4760,7 @@
           <w:sz w:val="24"/>
           <w:u w:val="single"/>
         </w:rPr>
-        <w:hyperlink r:id="rId24" w:history="1">
+        <w:hyperlink r:id="rId23" w:history="1">
           <w:r>
             <w:rPr>
               <w:rStyle w:val="Hyperlink"/>
@@ -4631,7 +4778,7 @@
           <w:sz w:val="24"/>
           <w:u w:val="single"/>
         </w:rPr>
-        <w:hyperlink r:id="rId24" w:history="1">
+        <w:hyperlink r:id="rId23" w:history="1">
           <w:r>
             <w:rPr>
               <w:rStyle w:val="Hyperlink"/>
@@ -4649,7 +4796,7 @@
           <w:sz w:val="24"/>
           <w:u w:val="single"/>
         </w:rPr>
-        <w:hyperlink r:id="rId24" w:history="1">
+        <w:hyperlink r:id="rId23" w:history="1">
           <w:r>
             <w:rPr>
               <w:rStyle w:val="Hyperlink"/>
@@ -4667,7 +4814,7 @@
           <w:sz w:val="24"/>
           <w:u w:val="single"/>
         </w:rPr>
-        <w:hyperlink r:id="rId24" w:history="1">
+        <w:hyperlink r:id="rId23" w:history="1">
           <w:r>
             <w:rPr>
               <w:rStyle w:val="Hyperlink"/>
@@ -4695,7 +4842,7 @@
           <w:sz w:val="24"/>
           <w:u w:val="single"/>
         </w:rPr>
-        <w:hyperlink r:id="rId25" w:history="1">
+        <w:hyperlink r:id="rId24" w:history="1">
           <w:r>
             <w:rPr>
               <w:rStyle w:val="Hyperlink"/>
@@ -4770,7 +4917,7 @@
           <w:sz w:val="24"/>
           <w:u w:val="single"/>
         </w:rPr>
-        <w:hyperlink r:id="rId24" w:history="1">
+        <w:hyperlink r:id="rId25" w:history="1">
           <w:r>
             <w:rPr>
               <w:rStyle w:val="Hyperlink"/>
@@ -4799,7 +4946,7 @@
           <w:sz w:val="24"/>
           <w:u w:val="single"/>
         </w:rPr>
-        <w:hyperlink r:id="rId26" w:history="1">
+        <w:hyperlink r:id="rId23" w:history="1">
           <w:r>
             <w:rPr>
               <w:rStyle w:val="Hyperlink"/>

--- a/EXPORTS/DOCX/published/niveau3/Dutch/WMAmsterdam.docx
+++ b/EXPORTS/DOCX/published/niveau3/Dutch/WMAmsterdam.docx
@@ -174,7 +174,25 @@
           <w:color w:val="000000"/>
           <w:sz w:val="24"/>
         </w:rPr>
-        <w:t xml:space="preserve"> in Haarlem. Dit Koloniaal Museum, dat was geïnitieerd door de Nederlandsche </w:t>
+        <w:t xml:space="preserve"> in Haarlem. Dit Koloniaal Museum, dat was geïnitieerd door de Nede</w:t>
+      </w:r>
+      <w:r>
+        <w:rPr>
+          <w:u w:val="single" w:color="0000ff"/>
+          <w:rFonts w:ascii="Charis SIL Regular" w:hAnsi="Charis SIL Regular" w:eastAsia="Charis SIL Regular"/>
+          <w:b w:val="0"/>
+          <w:i w:val="0"/>
+          <w:color w:val="000000"/>
+          <w:sz w:val="24"/>
+        </w:rPr>
+        <w:hyperlink r:id="rId9" w:history="1">
+          <w:r>
+            <w:rPr>
+              <w:rStyle w:val="Hyperlink"/>
+            </w:rPr>
+            <w:t xml:space="preserve">rlandsche </w:t>
+          </w:r>
+        </w:hyperlink>
       </w:r>
       <w:r>
         <w:rPr>
@@ -468,7 +486,7 @@
           <w:sz w:val="24"/>
           <w:u w:val="single"/>
         </w:rPr>
-        <w:hyperlink r:id="rId11" w:history="1">
+        <w:hyperlink r:id="rId10" w:history="1">
           <w:r>
             <w:rPr>
               <w:rStyle w:val="Hyperlink"/>
@@ -515,7 +533,7 @@
           <w:sz w:val="24"/>
           <w:u w:val="single"/>
         </w:rPr>
-        <w:hyperlink r:id="rId10" w:history="1">
+        <w:hyperlink r:id="rId11" w:history="1">
           <w:r>
             <w:rPr>
               <w:rStyle w:val="Hyperlink"/>
@@ -533,7 +551,7 @@
           <w:sz w:val="24"/>
           <w:u w:val="single"/>
         </w:rPr>
-        <w:hyperlink r:id="rId10" w:history="1">
+        <w:hyperlink r:id="rId11" w:history="1">
           <w:r>
             <w:rPr>
               <w:rStyle w:val="Hyperlink"/>
@@ -609,7 +627,7 @@
           <w:sz w:val="24"/>
           <w:u w:val="single"/>
         </w:rPr>
-        <w:hyperlink r:id="rId10" w:history="1">
+        <w:hyperlink r:id="rId11" w:history="1">
           <w:r>
             <w:rPr>
               <w:rStyle w:val="Hyperlink"/>
@@ -648,13 +666,67 @@
       </w:r>
       <w:r>
         <w:rPr>
+          <w:u w:val="single" w:color="0000ff"/>
           <w:rFonts w:ascii="Charis SIL Regular" w:hAnsi="Charis SIL Regular" w:eastAsia="Charis SIL Regular"/>
           <w:b w:val="0"/>
           <w:i w:val="0"/>
           <w:color w:val="000000"/>
           <w:sz w:val="24"/>
         </w:rPr>
-        <w:t>Lands Plantentuin in</w:t>
+        <w:hyperlink r:id="rId11" w:history="1">
+          <w:r>
+            <w:rPr>
+              <w:rStyle w:val="Hyperlink"/>
+            </w:rPr>
+            <w:t>Lands P</w:t>
+          </w:r>
+        </w:hyperlink>
+      </w:r>
+      <w:r>
+        <w:rPr>
+          <w:u w:val="single" w:color="0000ff"/>
+          <w:rFonts w:ascii="Charis SIL Regular" w:hAnsi="Charis SIL Regular" w:eastAsia="Charis SIL Regular"/>
+          <w:b w:val="0"/>
+          <w:i w:val="0"/>
+          <w:color w:val="000000"/>
+          <w:sz w:val="24"/>
+        </w:rPr>
+        <w:hyperlink r:id="rId11" w:history="1">
+          <w:r>
+            <w:rPr>
+              <w:rStyle w:val="Hyperlink"/>
+            </w:rPr>
+            <w:t>lantent</w:t>
+          </w:r>
+        </w:hyperlink>
+      </w:r>
+      <w:r>
+        <w:rPr>
+          <w:u w:val="single" w:color="0000ff"/>
+          <w:rFonts w:ascii="Charis SIL Regular" w:hAnsi="Charis SIL Regular" w:eastAsia="Charis SIL Regular"/>
+          <w:b w:val="0"/>
+          <w:i w:val="0"/>
+          <w:color w:val="000000"/>
+          <w:sz w:val="24"/>
+        </w:rPr>
+        <w:hyperlink r:id="rId11" w:history="1">
+          <w:r>
+            <w:rPr>
+              <w:rStyle w:val="Hyperlink"/>
+            </w:rPr>
+            <w:t>u</w:t>
+          </w:r>
+        </w:hyperlink>
+      </w:r>
+      <w:r>
+        <w:rPr>
+          <w:rFonts w:ascii="Charis SIL Regular" w:hAnsi="Charis SIL Regular" w:eastAsia="Charis SIL Regular"/>
+          <w:b w:val="0"/>
+          <w:i w:val="0"/>
+          <w:color w:val="000000"/>
+          <w:sz w:val="24"/>
+        </w:rPr>
+        <w:t>in in</w:t>
       </w:r>
       <w:r>
         <w:rPr>
@@ -676,13 +748,57 @@
       </w:r>
       <w:r>
         <w:rPr>
+          <w:u w:val="single" w:color="0000ff"/>
           <w:rFonts w:ascii="Charis SIL Regular" w:hAnsi="Charis SIL Regular" w:eastAsia="Charis SIL Regular"/>
           <w:b w:val="0"/>
           <w:i w:val="0"/>
           <w:color w:val="000000"/>
           <w:sz w:val="24"/>
         </w:rPr>
-        <w:t xml:space="preserve"> en verschille</w:t>
+        <w:hyperlink r:id="rId11" w:history="1">
+          <w:r>
+            <w:rPr>
+              <w:rStyle w:val="Hyperlink"/>
+            </w:rPr>
+            <w:t xml:space="preserve"> en </w:t>
+          </w:r>
+        </w:hyperlink>
+      </w:r>
+      <w:r>
+        <w:rPr>
+          <w:u w:val="single" w:color="0000ff"/>
+          <w:rFonts w:ascii="Charis SIL Regular" w:hAnsi="Charis SIL Regular" w:eastAsia="Charis SIL Regular"/>
+          <w:b w:val="0"/>
+          <w:i w:val="0"/>
+          <w:color w:val="000000"/>
+          <w:sz w:val="24"/>
+        </w:rPr>
+        <w:hyperlink r:id="rId11" w:history="1">
+          <w:r>
+            <w:rPr>
+              <w:rStyle w:val="Hyperlink"/>
+            </w:rPr>
+            <w:t>v</w:t>
+          </w:r>
+        </w:hyperlink>
+      </w:r>
+      <w:r>
+        <w:rPr>
+          <w:u w:val="single" w:color="0000ff"/>
+          <w:rFonts w:ascii="Charis SIL Regular" w:hAnsi="Charis SIL Regular" w:eastAsia="Charis SIL Regular"/>
+          <w:b w:val="0"/>
+          <w:i w:val="0"/>
+          <w:color w:val="000000"/>
+          <w:sz w:val="24"/>
+        </w:rPr>
+        <w:hyperlink r:id="rId11" w:history="1">
+          <w:r>
+            <w:rPr>
+              <w:rStyle w:val="Hyperlink"/>
+            </w:rPr>
+            <w:t>erschille</w:t>
+          </w:r>
+        </w:hyperlink>
       </w:r>
       <w:r>
         <w:rPr>
@@ -805,7 +921,7 @@
             <w:rPr>
               <w:rStyle w:val="Hyperlink"/>
             </w:rPr>
-            <w:t>Etnografisc</w:t>
+            <w:t>Etnografis</w:t>
           </w:r>
         </w:hyperlink>
       </w:r>
@@ -817,6 +933,16 @@
           <w:color w:val="0000FF"/>
           <w:sz w:val="24"/>
           <w:u w:val="single"/>
+        </w:rPr>
+        <w:t>c</w:t>
+      </w:r>
+      <w:r>
+        <w:rPr>
+          <w:rFonts w:ascii="Charis SIL Regular" w:hAnsi="Charis SIL Regular" w:eastAsia="Charis SIL Regular"/>
+          <w:b w:val="0"/>
+          <w:i w:val="0"/>
+          <w:color w:val="0000FF"/>
+          <w:sz w:val="24"/>
         </w:rPr>
         <w:t>h</w:t>
       </w:r>
@@ -874,19 +1000,9 @@
             <w:rPr>
               <w:rStyle w:val="Hyperlink"/>
             </w:rPr>
-            <w:t>Arti</w:t>
+            <w:t>Artis</w:t>
           </w:r>
         </w:hyperlink>
-      </w:r>
-      <w:r>
-        <w:rPr>
-          <w:rFonts w:ascii="Charis SIL Regular" w:hAnsi="Charis SIL Regular" w:eastAsia="Charis SIL Regular"/>
-          <w:b w:val="0"/>
-          <w:i w:val="0"/>
-          <w:color w:val="0000FF"/>
-          <w:sz w:val="24"/>
-        </w:rPr>
-        <w:t>s</w:t>
       </w:r>
       <w:r>
         <w:rPr>
@@ -1236,43 +1352,7 @@
           <w:sz w:val="24"/>
           <w:u w:val="single"/>
         </w:rPr>
-        <w:hyperlink r:id="rId13" w:history="1">
-          <w:r>
-            <w:rPr>
-              <w:rStyle w:val="Hyperlink"/>
-            </w:rPr>
-            <w:t>&amp;</w:t>
-          </w:r>
-        </w:hyperlink>
-      </w:r>
-      <w:r>
-        <w:rPr>
-          <w:rFonts w:ascii="Charis SIL Regular" w:hAnsi="Charis SIL Regular" w:eastAsia="Charis SIL Regular"/>
-          <w:b w:val="0"/>
-          <w:i w:val="0"/>
-          <w:color w:val="0000FF"/>
-          <w:sz w:val="24"/>
-          <w:u w:val="single"/>
-        </w:rPr>
-        <w:t xml:space="preserve"> </w:t>
-      </w:r>
-      <w:r>
-        <w:rPr>
-          <w:rFonts w:ascii="Charis SIL Regular" w:hAnsi="Charis SIL Regular" w:eastAsia="Charis SIL Regular"/>
-          <w:b w:val="0"/>
-          <w:i w:val="0"/>
-          <w:color w:val="0000FF"/>
-          <w:sz w:val="24"/>
-          <w:u w:val="single"/>
-        </w:rPr>
-        <w:hyperlink r:id="rId13" w:history="1">
-          <w:r>
-            <w:rPr>
-              <w:rStyle w:val="Hyperlink"/>
-            </w:rPr>
-            <w:t>Res</w:t>
-          </w:r>
-        </w:hyperlink>
+        <w:t>&amp; Res</w:t>
       </w:r>
       <w:r>
         <w:rPr>
@@ -1294,13 +1374,21 @@
       </w:r>
       <w:r>
         <w:rPr>
+          <w:u w:val="single" w:color="0000ff"/>
           <w:rFonts w:ascii="Charis SIL Regular" w:hAnsi="Charis SIL Regular" w:eastAsia="Charis SIL Regular"/>
           <w:b w:val="0"/>
           <w:i w:val="0"/>
           <w:color w:val="000000"/>
           <w:sz w:val="24"/>
         </w:rPr>
-        <w:t xml:space="preserve"> en het </w:t>
+        <w:hyperlink r:id="rId13" w:history="1">
+          <w:r>
+            <w:rPr>
+              <w:rStyle w:val="Hyperlink"/>
+            </w:rPr>
+            <w:t xml:space="preserve"> en het </w:t>
+          </w:r>
+        </w:hyperlink>
       </w:r>
       <w:r>
         <w:rPr>
@@ -1309,8 +1397,9 @@
           <w:i w:val="0"/>
           <w:color w:val="0000FF"/>
           <w:sz w:val="24"/>
-        </w:rPr>
-        <w:hyperlink r:id="rId14" w:history="1">
+          <w:u w:val="single"/>
+        </w:rPr>
+        <w:hyperlink r:id="rId13" w:history="1">
           <w:r>
             <w:rPr>
               <w:rStyle w:val="Hyperlink"/>
@@ -1328,32 +1417,7 @@
           <w:sz w:val="24"/>
           <w:u w:val="single"/>
         </w:rPr>
-        <w:hyperlink r:id="rId13" w:history="1">
-          <w:r>
-            <w:rPr>
-              <w:rStyle w:val="Hyperlink"/>
-            </w:rPr>
-            <w:t>seu</w:t>
-          </w:r>
-        </w:hyperlink>
-      </w:r>
-      <w:r>
-        <w:rPr>
-          <w:rFonts w:ascii="Charis SIL Regular" w:hAnsi="Charis SIL Regular" w:eastAsia="Charis SIL Regular"/>
-          <w:b w:val="0"/>
-          <w:i w:val="0"/>
-          <w:color w:val="0000FF"/>
-          <w:sz w:val="24"/>
-          <w:u w:val="single"/>
-        </w:rPr>
-        <w:hyperlink r:id="rId14" w:history="1">
-          <w:r>
-            <w:rPr>
-              <w:rStyle w:val="Hyperlink"/>
-            </w:rPr>
-            <w:t>m</w:t>
-          </w:r>
-        </w:hyperlink>
+        <w:t>seum</w:t>
       </w:r>
       <w:r>
         <w:rPr>
@@ -1393,25 +1457,7 @@
           <w:sz w:val="24"/>
           <w:u w:val="single"/>
         </w:rPr>
-        <w:t xml:space="preserve"> </w:t>
-      </w:r>
-      <w:r>
-        <w:rPr>
-          <w:rFonts w:ascii="Charis SIL Regular" w:hAnsi="Charis SIL Regular" w:eastAsia="Charis SIL Regular"/>
-          <w:b w:val="0"/>
-          <w:i w:val="0"/>
-          <w:color w:val="0000FF"/>
-          <w:sz w:val="24"/>
-          <w:u w:val="single"/>
-        </w:rPr>
-        <w:hyperlink r:id="rId14" w:history="1">
-          <w:r>
-            <w:rPr>
-              <w:rStyle w:val="Hyperlink"/>
-            </w:rPr>
-            <w:t>Natuur</w:t>
-          </w:r>
-        </w:hyperlink>
+        <w:t xml:space="preserve"> Natuur</w:t>
       </w:r>
       <w:r>
         <w:rPr>
@@ -1438,139 +1484,8 @@
           <w:i w:val="0"/>
           <w:color w:val="0000FF"/>
           <w:sz w:val="24"/>
-          <w:u w:val="single"/>
-        </w:rPr>
-        <w:hyperlink r:id="rId13" w:history="1">
-          <w:r>
-            <w:rPr>
-              <w:rStyle w:val="Hyperlink"/>
-            </w:rPr>
-            <w:t>Historie</w:t>
-          </w:r>
-        </w:hyperlink>
-      </w:r>
-      <w:r>
-        <w:rPr>
-          <w:rFonts w:ascii="Charis SIL Regular" w:hAnsi="Charis SIL Regular" w:eastAsia="Charis SIL Regular"/>
-          <w:b w:val="0"/>
-          <w:i w:val="0"/>
-          <w:color w:val="0000FF"/>
-          <w:sz w:val="24"/>
-          <w:u w:val="single"/>
-        </w:rPr>
-        <w:t xml:space="preserve"> </w:t>
-      </w:r>
-      <w:r>
-        <w:rPr>
-          <w:rFonts w:ascii="Charis SIL Regular" w:hAnsi="Charis SIL Regular" w:eastAsia="Charis SIL Regular"/>
-          <w:b w:val="0"/>
-          <w:i w:val="0"/>
-          <w:color w:val="0000FF"/>
-          <w:sz w:val="24"/>
-          <w:u w:val="single"/>
-        </w:rPr>
-        <w:hyperlink r:id="rId13" w:history="1">
-          <w:r>
-            <w:rPr>
-              <w:rStyle w:val="Hyperlink"/>
-            </w:rPr>
-            <w:t>in</w:t>
-          </w:r>
-        </w:hyperlink>
-      </w:r>
-      <w:r>
-        <w:rPr>
-          <w:rFonts w:ascii="Charis SIL Regular" w:hAnsi="Charis SIL Regular" w:eastAsia="Charis SIL Regular"/>
-          <w:b w:val="0"/>
-          <w:i w:val="0"/>
-          <w:color w:val="0000FF"/>
-          <w:sz w:val="24"/>
-          <w:u w:val="single"/>
-        </w:rPr>
-        <w:t xml:space="preserve"> </w:t>
-      </w:r>
-      <w:r>
-        <w:rPr>
-          <w:rFonts w:ascii="Charis SIL Regular" w:hAnsi="Charis SIL Regular" w:eastAsia="Charis SIL Regular"/>
-          <w:b w:val="0"/>
-          <w:i w:val="0"/>
-          <w:color w:val="0000FF"/>
-          <w:sz w:val="24"/>
-          <w:u w:val="single"/>
-        </w:rPr>
-        <w:hyperlink r:id="rId13" w:history="1">
-          <w:r>
-            <w:rPr>
-              <w:rStyle w:val="Hyperlink"/>
-            </w:rPr>
-            <w:t>Lei</w:t>
-          </w:r>
-        </w:hyperlink>
-      </w:r>
-      <w:r>
-        <w:rPr>
-          <w:rFonts w:ascii="Charis SIL Regular" w:hAnsi="Charis SIL Regular" w:eastAsia="Charis SIL Regular"/>
-          <w:b w:val="0"/>
-          <w:i w:val="0"/>
-          <w:color w:val="0000FF"/>
-          <w:sz w:val="24"/>
-          <w:u w:val="single"/>
-        </w:rPr>
-        <w:hyperlink r:id="rId14" w:history="1">
-          <w:r>
-            <w:rPr>
-              <w:rStyle w:val="Hyperlink"/>
-            </w:rPr>
-            <w:t>d</w:t>
-          </w:r>
-        </w:hyperlink>
-      </w:r>
-      <w:r>
-        <w:rPr>
-          <w:rFonts w:ascii="Charis SIL Regular" w:hAnsi="Charis SIL Regular" w:eastAsia="Charis SIL Regular"/>
-          <w:b w:val="0"/>
-          <w:i w:val="0"/>
-          <w:color w:val="0000FF"/>
-          <w:sz w:val="24"/>
-          <w:u w:val="single"/>
-        </w:rPr>
-        <w:hyperlink r:id="rId14" w:history="1">
-          <w:r>
-            <w:rPr>
-              <w:rStyle w:val="Hyperlink"/>
-            </w:rPr>
-            <w:t>en</w:t>
-          </w:r>
-        </w:hyperlink>
-      </w:r>
-      <w:r>
-        <w:rPr>
-          <w:rFonts w:ascii="Charis SIL Regular" w:hAnsi="Charis SIL Regular" w:eastAsia="Charis SIL Regular"/>
-          <w:b w:val="0"/>
-          <w:i w:val="0"/>
-          <w:color w:val="0000FF"/>
-          <w:sz w:val="24"/>
-          <w:u w:val="single"/>
-        </w:rPr>
-        <w:t xml:space="preserve"> </w:t>
-      </w:r>
-      <w:r>
-        <w:rPr>
-          <w:rFonts w:ascii="Charis SIL Regular" w:hAnsi="Charis SIL Regular" w:eastAsia="Charis SIL Regular"/>
-          <w:b w:val="0"/>
-          <w:i w:val="0"/>
-          <w:color w:val="0000FF"/>
-          <w:sz w:val="24"/>
-          <w:u w:val="single"/>
-        </w:rPr>
-        <w:hyperlink r:id="rId13" w:history="1">
-          <w:r>
-            <w:rPr>
-              <w:rStyle w:val="Hyperlink"/>
-            </w:rPr>
-            <w:t>(tegenwo</w:t>
-          </w:r>
-        </w:hyperlink>
+        </w:rPr>
+        <w:t>Historie in Leiden (tegenwo</w:t>
       </w:r>
       <w:r>
         <w:rPr>
@@ -1682,7 +1597,7 @@
           <w:sz w:val="24"/>
           <w:u w:val="single"/>
         </w:rPr>
-        <w:hyperlink r:id="rId14" w:history="1">
+        <w:hyperlink r:id="rId13" w:history="1">
           <w:r>
             <w:rPr>
               <w:rStyle w:val="Hyperlink"/>
@@ -1711,7 +1626,7 @@
           <w:sz w:val="24"/>
           <w:u w:val="single"/>
         </w:rPr>
-        <w:hyperlink r:id="rId14" w:history="1">
+        <w:hyperlink r:id="rId13" w:history="1">
           <w:r>
             <w:rPr>
               <w:rStyle w:val="Hyperlink"/>
@@ -1756,8 +1671,16 @@
           <w:i w:val="0"/>
           <w:color w:val="0000FF"/>
           <w:sz w:val="24"/>
-        </w:rPr>
-        <w:t>Ce</w:t>
+          <w:u w:val="single"/>
+        </w:rPr>
+        <w:hyperlink r:id="rId14" w:history="1">
+          <w:r>
+            <w:rPr>
+              <w:rStyle w:val="Hyperlink"/>
+            </w:rPr>
+            <w:t>Ce</w:t>
+          </w:r>
+        </w:hyperlink>
       </w:r>
       <w:r>
         <w:rPr>
@@ -2745,7 +2668,7 @@
             <w:rPr>
               <w:rStyle w:val="Hyperlink"/>
             </w:rPr>
-            <w:t>desbetreffend</w:t>
+            <w:t>desbetreffen</w:t>
           </w:r>
         </w:hyperlink>
       </w:r>
@@ -2756,9 +2679,15 @@
           <w:i w:val="0"/>
           <w:color w:val="0000FF"/>
           <w:sz w:val="24"/>
-          <w:u w:val="single"/>
-        </w:rPr>
-        <w:t>e</w:t>
+        </w:rPr>
+        <w:hyperlink r:id="rId12" w:history="1">
+          <w:r>
+            <w:rPr>
+              <w:rStyle w:val="Hyperlink"/>
+            </w:rPr>
+            <w:t>d</w:t>
+          </w:r>
+        </w:hyperlink>
       </w:r>
       <w:r>
         <w:rPr>
@@ -2767,6 +2696,17 @@
           <w:i w:val="0"/>
           <w:color w:val="0000FF"/>
           <w:sz w:val="24"/>
+        </w:rPr>
+        <w:t>e</w:t>
+      </w:r>
+      <w:r>
+        <w:rPr>
+          <w:rFonts w:ascii="Charis SIL Regular" w:hAnsi="Charis SIL Regular" w:eastAsia="Charis SIL Regular"/>
+          <w:b w:val="0"/>
+          <w:i w:val="0"/>
+          <w:color w:val="0000FF"/>
+          <w:sz w:val="24"/>
+          <w:u w:val="single"/>
         </w:rPr>
         <w:t xml:space="preserve"> </w:t>
       </w:r>
@@ -3901,7 +3841,7 @@
           <w:sz w:val="24"/>
           <w:u w:val="single"/>
         </w:rPr>
-        <w:hyperlink r:id="rId18" w:history="1">
+        <w:hyperlink r:id="rId19" w:history="1">
           <w:r>
             <w:rPr>
               <w:rStyle w:val="Hyperlink"/>
@@ -3919,7 +3859,7 @@
           <w:sz w:val="24"/>
           <w:u w:val="single"/>
         </w:rPr>
-        <w:hyperlink r:id="rId18" w:history="1">
+        <w:hyperlink r:id="rId19" w:history="1">
           <w:r>
             <w:rPr>
               <w:rStyle w:val="Hyperlink"/>
@@ -3948,7 +3888,7 @@
           <w:sz w:val="24"/>
           <w:u w:val="single"/>
         </w:rPr>
-        <w:hyperlink r:id="rId18" w:history="1">
+        <w:hyperlink r:id="rId19" w:history="1">
           <w:r>
             <w:rPr>
               <w:rStyle w:val="Hyperlink"/>
@@ -3965,14 +3905,7 @@
           <w:color w:val="000000"/>
           <w:sz w:val="24"/>
         </w:rPr>
-        <w:hyperlink r:id="rId18" w:history="1">
-          <w:r>
-            <w:rPr>
-              <w:rStyle w:val="Hyperlink"/>
-            </w:rPr>
-            <w:t xml:space="preserve">, </w:t>
-          </w:r>
-        </w:hyperlink>
+        <w:t xml:space="preserve">, </w:t>
       </w:r>
       <w:r>
         <w:rPr>
@@ -3983,7 +3916,7 @@
           <w:sz w:val="24"/>
           <w:u w:val="single"/>
         </w:rPr>
-        <w:hyperlink r:id="rId18" w:history="1">
+        <w:hyperlink r:id="rId20" w:history="1">
           <w:r>
             <w:rPr>
               <w:rStyle w:val="Hyperlink"/>
@@ -4163,7 +4096,7 @@
           <w:sz w:val="24"/>
           <w:u w:val="single"/>
         </w:rPr>
-        <w:hyperlink r:id="rId19" w:history="1">
+        <w:hyperlink r:id="rId21" w:history="1">
           <w:r>
             <w:rPr>
               <w:rStyle w:val="Hyperlink"/>
@@ -4181,7 +4114,7 @@
           <w:sz w:val="24"/>
           <w:u w:val="single"/>
         </w:rPr>
-        <w:hyperlink r:id="rId19" w:history="1">
+        <w:hyperlink r:id="rId21" w:history="1">
           <w:r>
             <w:rPr>
               <w:rStyle w:val="Hyperlink"/>
@@ -4199,7 +4132,7 @@
           <w:sz w:val="24"/>
           <w:u w:val="single"/>
         </w:rPr>
-        <w:hyperlink r:id="rId19" w:history="1">
+        <w:hyperlink r:id="rId21" w:history="1">
           <w:r>
             <w:rPr>
               <w:rStyle w:val="Hyperlink"/>
@@ -4227,7 +4160,7 @@
           <w:sz w:val="24"/>
           <w:u w:val="single"/>
         </w:rPr>
-        <w:hyperlink r:id="rId19" w:history="1">
+        <w:hyperlink r:id="rId21" w:history="1">
           <w:r>
             <w:rPr>
               <w:rStyle w:val="Hyperlink"/>
@@ -4256,7 +4189,7 @@
           <w:sz w:val="24"/>
           <w:u w:val="single"/>
         </w:rPr>
-        <w:hyperlink r:id="rId19" w:history="1">
+        <w:hyperlink r:id="rId21" w:history="1">
           <w:r>
             <w:rPr>
               <w:rStyle w:val="Hyperlink"/>
@@ -4407,7 +4340,7 @@
           <w:sz w:val="24"/>
           <w:u w:val="single"/>
         </w:rPr>
-        <w:hyperlink r:id="rId20" w:history="1">
+        <w:hyperlink r:id="rId22" w:history="1">
           <w:r>
             <w:rPr>
               <w:rStyle w:val="Hyperlink"/>
@@ -4425,7 +4358,7 @@
           <w:sz w:val="24"/>
           <w:u w:val="single"/>
         </w:rPr>
-        <w:hyperlink r:id="rId20" w:history="1">
+        <w:hyperlink r:id="rId22" w:history="1">
           <w:r>
             <w:rPr>
               <w:rStyle w:val="Hyperlink"/>
@@ -4443,7 +4376,7 @@
           <w:sz w:val="24"/>
           <w:u w:val="single"/>
         </w:rPr>
-        <w:hyperlink r:id="rId20" w:history="1">
+        <w:hyperlink r:id="rId22" w:history="1">
           <w:r>
             <w:rPr>
               <w:rStyle w:val="Hyperlink"/>
@@ -4461,7 +4394,7 @@
           <w:sz w:val="24"/>
           <w:u w:val="single"/>
         </w:rPr>
-        <w:hyperlink r:id="rId20" w:history="1">
+        <w:hyperlink r:id="rId22" w:history="1">
           <w:r>
             <w:rPr>
               <w:rStyle w:val="Hyperlink"/>
@@ -4489,7 +4422,7 @@
           <w:sz w:val="24"/>
           <w:u w:val="single"/>
         </w:rPr>
-        <w:hyperlink r:id="rId21" w:history="1">
+        <w:hyperlink r:id="rId22" w:history="1">
           <w:r>
             <w:rPr>
               <w:rStyle w:val="Hyperlink"/>
@@ -4507,7 +4440,7 @@
           <w:sz w:val="24"/>
           <w:u w:val="single"/>
         </w:rPr>
-        <w:hyperlink r:id="rId21" w:history="1">
+        <w:hyperlink r:id="rId22" w:history="1">
           <w:r>
             <w:rPr>
               <w:rStyle w:val="Hyperlink"/>
@@ -4536,7 +4469,7 @@
           <w:sz w:val="24"/>
           <w:u w:val="single"/>
         </w:rPr>
-        <w:hyperlink r:id="rId21" w:history="1">
+        <w:hyperlink r:id="rId23" w:history="1">
           <w:r>
             <w:rPr>
               <w:rStyle w:val="Hyperlink"/>
@@ -4547,13 +4480,21 @@
       </w:r>
       <w:r>
         <w:rPr>
+          <w:u w:val="single" w:color="0000ff"/>
           <w:rFonts w:ascii="Charis SIL Regular" w:hAnsi="Charis SIL Regular" w:eastAsia="Charis SIL Regular"/>
           <w:b w:val="0"/>
           <w:i w:val="0"/>
           <w:color w:val="000000"/>
           <w:sz w:val="24"/>
         </w:rPr>
-        <w:t xml:space="preserve">, </w:t>
+        <w:hyperlink r:id="rId22" w:history="1">
+          <w:r>
+            <w:rPr>
+              <w:rStyle w:val="Hyperlink"/>
+            </w:rPr>
+            <w:t xml:space="preserve">, </w:t>
+          </w:r>
+        </w:hyperlink>
       </w:r>
       <w:r>
         <w:rPr>
@@ -4564,7 +4505,7 @@
           <w:sz w:val="24"/>
           <w:u w:val="single"/>
         </w:rPr>
-        <w:hyperlink r:id="rId22" w:history="1">
+        <w:hyperlink r:id="rId24" w:history="1">
           <w:r>
             <w:rPr>
               <w:rStyle w:val="Hyperlink"/>
@@ -4593,7 +4534,7 @@
           <w:sz w:val="24"/>
           <w:u w:val="single"/>
         </w:rPr>
-        <w:hyperlink r:id="rId22" w:history="1">
+        <w:hyperlink r:id="rId24" w:history="1">
           <w:r>
             <w:rPr>
               <w:rStyle w:val="Hyperlink"/>
@@ -4760,7 +4701,7 @@
           <w:sz w:val="24"/>
           <w:u w:val="single"/>
         </w:rPr>
-        <w:hyperlink r:id="rId23" w:history="1">
+        <w:hyperlink r:id="rId25" w:history="1">
           <w:r>
             <w:rPr>
               <w:rStyle w:val="Hyperlink"/>
@@ -4778,7 +4719,7 @@
           <w:sz w:val="24"/>
           <w:u w:val="single"/>
         </w:rPr>
-        <w:hyperlink r:id="rId23" w:history="1">
+        <w:hyperlink r:id="rId25" w:history="1">
           <w:r>
             <w:rPr>
               <w:rStyle w:val="Hyperlink"/>
@@ -4796,7 +4737,7 @@
           <w:sz w:val="24"/>
           <w:u w:val="single"/>
         </w:rPr>
-        <w:hyperlink r:id="rId23" w:history="1">
+        <w:hyperlink r:id="rId25" w:history="1">
           <w:r>
             <w:rPr>
               <w:rStyle w:val="Hyperlink"/>
@@ -4814,7 +4755,7 @@
           <w:sz w:val="24"/>
           <w:u w:val="single"/>
         </w:rPr>
-        <w:hyperlink r:id="rId23" w:history="1">
+        <w:hyperlink r:id="rId25" w:history="1">
           <w:r>
             <w:rPr>
               <w:rStyle w:val="Hyperlink"/>
@@ -4842,7 +4783,7 @@
           <w:sz w:val="24"/>
           <w:u w:val="single"/>
         </w:rPr>
-        <w:hyperlink r:id="rId24" w:history="1">
+        <w:hyperlink r:id="rId26" w:history="1">
           <w:r>
             <w:rPr>
               <w:rStyle w:val="Hyperlink"/>
@@ -4860,7 +4801,7 @@
           <w:sz w:val="24"/>
           <w:u w:val="single"/>
         </w:rPr>
-        <w:hyperlink r:id="rId24" w:history="1">
+        <w:hyperlink r:id="rId26" w:history="1">
           <w:r>
             <w:rPr>
               <w:rStyle w:val="Hyperlink"/>
@@ -4889,7 +4830,7 @@
           <w:sz w:val="24"/>
           <w:u w:val="single"/>
         </w:rPr>
-        <w:hyperlink r:id="rId24" w:history="1">
+        <w:hyperlink r:id="rId26" w:history="1">
           <w:r>
             <w:rPr>
               <w:rStyle w:val="Hyperlink"/>
@@ -4900,6 +4841,7 @@
       </w:r>
       <w:r>
         <w:rPr>
+          <w:u w:val="single" w:color="0000ff"/>
           <w:rFonts w:ascii="Charis SIL Regular" w:hAnsi="Charis SIL Regular" w:eastAsia="Charis SIL Regular"/>
           <w:b w:val="0"/>
           <w:i w:val="0"/>
@@ -4946,7 +4888,7 @@
           <w:sz w:val="24"/>
           <w:u w:val="single"/>
         </w:rPr>
-        <w:hyperlink r:id="rId23" w:history="1">
+        <w:hyperlink r:id="rId25" w:history="1">
           <w:r>
             <w:rPr>
               <w:rStyle w:val="Hyperlink"/>

--- a/EXPORTS/DOCX/published/niveau3/Dutch/WMAmsterdam.docx
+++ b/EXPORTS/DOCX/published/niveau3/Dutch/WMAmsterdam.docx
@@ -455,16 +455,8 @@
           <w:i w:val="0"/>
           <w:color w:val="0000FF"/>
           <w:sz w:val="24"/>
-          <w:u w:val="single"/>
-        </w:rPr>
-        <w:hyperlink r:id="rId11" w:history="1">
-          <w:r>
-            <w:rPr>
-              <w:rStyle w:val="Hyperlink"/>
-            </w:rPr>
-            <w:t>Stuart</w:t>
-          </w:r>
-        </w:hyperlink>
+        </w:rPr>
+        <w:t xml:space="preserve">Stuart </w:t>
       </w:r>
       <w:r>
         <w:rPr>
@@ -475,18 +467,7 @@
           <w:sz w:val="24"/>
           <w:u w:val="single"/>
         </w:rPr>
-        <w:t xml:space="preserve"> </w:t>
-      </w:r>
-      <w:r>
-        <w:rPr>
-          <w:rFonts w:ascii="Charis SIL Regular" w:hAnsi="Charis SIL Regular" w:eastAsia="Charis SIL Regular"/>
-          <w:b w:val="0"/>
-          <w:i w:val="0"/>
-          <w:color w:val="0000FF"/>
-          <w:sz w:val="24"/>
-          <w:u w:val="single"/>
-        </w:rPr>
-        <w:hyperlink r:id="rId10" w:history="1">
+        <w:hyperlink r:id="rId11" w:history="1">
           <w:r>
             <w:rPr>
               <w:rStyle w:val="Hyperlink"/>
@@ -580,7 +561,7 @@
           <w:sz w:val="24"/>
           <w:u w:val="single"/>
         </w:rPr>
-        <w:hyperlink r:id="rId10" w:history="1">
+        <w:hyperlink r:id="rId11" w:history="1">
           <w:r>
             <w:rPr>
               <w:rStyle w:val="Hyperlink"/>
@@ -609,7 +590,7 @@
           <w:sz w:val="24"/>
           <w:u w:val="single"/>
         </w:rPr>
-        <w:hyperlink r:id="rId10" w:history="1">
+        <w:hyperlink r:id="rId11" w:history="1">
           <w:r>
             <w:rPr>
               <w:rStyle w:val="Hyperlink"/>
@@ -627,7 +608,7 @@
           <w:sz w:val="24"/>
           <w:u w:val="single"/>
         </w:rPr>
-        <w:hyperlink r:id="rId11" w:history="1">
+        <w:hyperlink r:id="rId10" w:history="1">
           <w:r>
             <w:rPr>
               <w:rStyle w:val="Hyperlink"/>
@@ -673,60 +654,7 @@
           <w:color w:val="000000"/>
           <w:sz w:val="24"/>
         </w:rPr>
-        <w:hyperlink r:id="rId11" w:history="1">
-          <w:r>
-            <w:rPr>
-              <w:rStyle w:val="Hyperlink"/>
-            </w:rPr>
-            <w:t>Lands P</w:t>
-          </w:r>
-        </w:hyperlink>
-      </w:r>
-      <w:r>
-        <w:rPr>
-          <w:u w:val="single" w:color="0000ff"/>
-          <w:rFonts w:ascii="Charis SIL Regular" w:hAnsi="Charis SIL Regular" w:eastAsia="Charis SIL Regular"/>
-          <w:b w:val="0"/>
-          <w:i w:val="0"/>
-          <w:color w:val="000000"/>
-          <w:sz w:val="24"/>
-        </w:rPr>
-        <w:hyperlink r:id="rId11" w:history="1">
-          <w:r>
-            <w:rPr>
-              <w:rStyle w:val="Hyperlink"/>
-            </w:rPr>
-            <w:t>lantent</w:t>
-          </w:r>
-        </w:hyperlink>
-      </w:r>
-      <w:r>
-        <w:rPr>
-          <w:u w:val="single" w:color="0000ff"/>
-          <w:rFonts w:ascii="Charis SIL Regular" w:hAnsi="Charis SIL Regular" w:eastAsia="Charis SIL Regular"/>
-          <w:b w:val="0"/>
-          <w:i w:val="0"/>
-          <w:color w:val="000000"/>
-          <w:sz w:val="24"/>
-        </w:rPr>
-        <w:hyperlink r:id="rId11" w:history="1">
-          <w:r>
-            <w:rPr>
-              <w:rStyle w:val="Hyperlink"/>
-            </w:rPr>
-            <w:t>u</w:t>
-          </w:r>
-        </w:hyperlink>
-      </w:r>
-      <w:r>
-        <w:rPr>
-          <w:rFonts w:ascii="Charis SIL Regular" w:hAnsi="Charis SIL Regular" w:eastAsia="Charis SIL Regular"/>
-          <w:b w:val="0"/>
-          <w:i w:val="0"/>
-          <w:color w:val="000000"/>
-          <w:sz w:val="24"/>
-        </w:rPr>
-        <w:t>in in</w:t>
+        <w:t>Lands Plantentuin in</w:t>
       </w:r>
       <w:r>
         <w:rPr>
@@ -932,9 +860,15 @@
           <w:i w:val="0"/>
           <w:color w:val="0000FF"/>
           <w:sz w:val="24"/>
-          <w:u w:val="single"/>
-        </w:rPr>
-        <w:t>c</w:t>
+        </w:rPr>
+        <w:hyperlink r:id="rId12" w:history="1">
+          <w:r>
+            <w:rPr>
+              <w:rStyle w:val="Hyperlink"/>
+            </w:rPr>
+            <w:t>c</w:t>
+          </w:r>
+        </w:hyperlink>
       </w:r>
       <w:r>
         <w:rPr>
@@ -943,6 +877,7 @@
           <w:i w:val="0"/>
           <w:color w:val="0000FF"/>
           <w:sz w:val="24"/>
+          <w:u w:val="single"/>
         </w:rPr>
         <w:t>h</w:t>
       </w:r>
@@ -1310,49 +1245,8 @@
           <w:i w:val="0"/>
           <w:color w:val="0000FF"/>
           <w:sz w:val="24"/>
-          <w:u w:val="single"/>
-        </w:rPr>
-        <w:t xml:space="preserve"> </w:t>
-      </w:r>
-      <w:r>
-        <w:rPr>
-          <w:rFonts w:ascii="Charis SIL Regular" w:hAnsi="Charis SIL Regular" w:eastAsia="Charis SIL Regular"/>
-          <w:b w:val="0"/>
-          <w:i w:val="0"/>
-          <w:color w:val="0000FF"/>
-          <w:sz w:val="24"/>
-          <w:u w:val="single"/>
-        </w:rPr>
-        <w:hyperlink r:id="rId13" w:history="1">
-          <w:r>
-            <w:rPr>
-              <w:rStyle w:val="Hyperlink"/>
-            </w:rPr>
-            <w:t>University</w:t>
-          </w:r>
-        </w:hyperlink>
-      </w:r>
-      <w:r>
-        <w:rPr>
-          <w:rFonts w:ascii="Charis SIL Regular" w:hAnsi="Charis SIL Regular" w:eastAsia="Charis SIL Regular"/>
-          <w:b w:val="0"/>
-          <w:i w:val="0"/>
-          <w:color w:val="0000FF"/>
-          <w:sz w:val="24"/>
-          <w:u w:val="single"/>
-        </w:rPr>
-        <w:t xml:space="preserve"> </w:t>
-      </w:r>
-      <w:r>
-        <w:rPr>
-          <w:rFonts w:ascii="Charis SIL Regular" w:hAnsi="Charis SIL Regular" w:eastAsia="Charis SIL Regular"/>
-          <w:b w:val="0"/>
-          <w:i w:val="0"/>
-          <w:color w:val="0000FF"/>
-          <w:sz w:val="24"/>
-          <w:u w:val="single"/>
-        </w:rPr>
-        <w:t>&amp; Res</w:t>
+        </w:rPr>
+        <w:t xml:space="preserve"> University &amp; Res</w:t>
       </w:r>
       <w:r>
         <w:rPr>
@@ -1417,7 +1311,14 @@
           <w:sz w:val="24"/>
           <w:u w:val="single"/>
         </w:rPr>
-        <w:t>seum</w:t>
+        <w:hyperlink r:id="rId14" w:history="1">
+          <w:r>
+            <w:rPr>
+              <w:rStyle w:val="Hyperlink"/>
+            </w:rPr>
+            <w:t>seum</w:t>
+          </w:r>
+        </w:hyperlink>
       </w:r>
       <w:r>
         <w:rPr>
@@ -1457,7 +1358,7 @@
           <w:sz w:val="24"/>
           <w:u w:val="single"/>
         </w:rPr>
-        <w:t xml:space="preserve"> Natuur</w:t>
+        <w:t xml:space="preserve"> </w:t>
       </w:r>
       <w:r>
         <w:rPr>
@@ -1473,7 +1374,7 @@
             <w:rPr>
               <w:rStyle w:val="Hyperlink"/>
             </w:rPr>
-            <w:t xml:space="preserve">lijke </w:t>
+            <w:t xml:space="preserve">Natuurlijke </w:t>
           </w:r>
         </w:hyperlink>
       </w:r>
@@ -1484,8 +1385,16 @@
           <w:i w:val="0"/>
           <w:color w:val="0000FF"/>
           <w:sz w:val="24"/>
-        </w:rPr>
-        <w:t>Historie in Leiden (tegenwo</w:t>
+          <w:u w:val="single"/>
+        </w:rPr>
+        <w:hyperlink r:id="rId13" w:history="1">
+          <w:r>
+            <w:rPr>
+              <w:rStyle w:val="Hyperlink"/>
+            </w:rPr>
+            <w:t>Historie</w:t>
+          </w:r>
+        </w:hyperlink>
       </w:r>
       <w:r>
         <w:rPr>
@@ -1496,7 +1405,130 @@
           <w:sz w:val="24"/>
           <w:u w:val="single"/>
         </w:rPr>
+        <w:t xml:space="preserve"> </w:t>
+      </w:r>
+      <w:r>
+        <w:rPr>
+          <w:rFonts w:ascii="Charis SIL Regular" w:hAnsi="Charis SIL Regular" w:eastAsia="Charis SIL Regular"/>
+          <w:b w:val="0"/>
+          <w:i w:val="0"/>
+          <w:color w:val="0000FF"/>
+          <w:sz w:val="24"/>
+          <w:u w:val="single"/>
+        </w:rPr>
         <w:hyperlink r:id="rId13" w:history="1">
+          <w:r>
+            <w:rPr>
+              <w:rStyle w:val="Hyperlink"/>
+            </w:rPr>
+            <w:t>in</w:t>
+          </w:r>
+        </w:hyperlink>
+      </w:r>
+      <w:r>
+        <w:rPr>
+          <w:rFonts w:ascii="Charis SIL Regular" w:hAnsi="Charis SIL Regular" w:eastAsia="Charis SIL Regular"/>
+          <w:b w:val="0"/>
+          <w:i w:val="0"/>
+          <w:color w:val="0000FF"/>
+          <w:sz w:val="24"/>
+          <w:u w:val="single"/>
+        </w:rPr>
+        <w:t xml:space="preserve"> </w:t>
+      </w:r>
+      <w:r>
+        <w:rPr>
+          <w:rFonts w:ascii="Charis SIL Regular" w:hAnsi="Charis SIL Regular" w:eastAsia="Charis SIL Regular"/>
+          <w:b w:val="0"/>
+          <w:i w:val="0"/>
+          <w:color w:val="0000FF"/>
+          <w:sz w:val="24"/>
+          <w:u w:val="single"/>
+        </w:rPr>
+        <w:hyperlink r:id="rId13" w:history="1">
+          <w:r>
+            <w:rPr>
+              <w:rStyle w:val="Hyperlink"/>
+            </w:rPr>
+            <w:t>Lei</w:t>
+          </w:r>
+        </w:hyperlink>
+      </w:r>
+      <w:r>
+        <w:rPr>
+          <w:rFonts w:ascii="Charis SIL Regular" w:hAnsi="Charis SIL Regular" w:eastAsia="Charis SIL Regular"/>
+          <w:b w:val="0"/>
+          <w:i w:val="0"/>
+          <w:color w:val="0000FF"/>
+          <w:sz w:val="24"/>
+          <w:u w:val="single"/>
+        </w:rPr>
+        <w:hyperlink r:id="rId14" w:history="1">
+          <w:r>
+            <w:rPr>
+              <w:rStyle w:val="Hyperlink"/>
+            </w:rPr>
+            <w:t>d</w:t>
+          </w:r>
+        </w:hyperlink>
+      </w:r>
+      <w:r>
+        <w:rPr>
+          <w:rFonts w:ascii="Charis SIL Regular" w:hAnsi="Charis SIL Regular" w:eastAsia="Charis SIL Regular"/>
+          <w:b w:val="0"/>
+          <w:i w:val="0"/>
+          <w:color w:val="0000FF"/>
+          <w:sz w:val="24"/>
+          <w:u w:val="single"/>
+        </w:rPr>
+        <w:hyperlink r:id="rId13" w:history="1">
+          <w:r>
+            <w:rPr>
+              <w:rStyle w:val="Hyperlink"/>
+            </w:rPr>
+            <w:t>en</w:t>
+          </w:r>
+        </w:hyperlink>
+      </w:r>
+      <w:r>
+        <w:rPr>
+          <w:rFonts w:ascii="Charis SIL Regular" w:hAnsi="Charis SIL Regular" w:eastAsia="Charis SIL Regular"/>
+          <w:b w:val="0"/>
+          <w:i w:val="0"/>
+          <w:color w:val="0000FF"/>
+          <w:sz w:val="24"/>
+          <w:u w:val="single"/>
+        </w:rPr>
+        <w:t xml:space="preserve"> </w:t>
+      </w:r>
+      <w:r>
+        <w:rPr>
+          <w:rFonts w:ascii="Charis SIL Regular" w:hAnsi="Charis SIL Regular" w:eastAsia="Charis SIL Regular"/>
+          <w:b w:val="0"/>
+          <w:i w:val="0"/>
+          <w:color w:val="0000FF"/>
+          <w:sz w:val="24"/>
+          <w:u w:val="single"/>
+        </w:rPr>
+        <w:hyperlink r:id="rId13" w:history="1">
+          <w:r>
+            <w:rPr>
+              <w:rStyle w:val="Hyperlink"/>
+            </w:rPr>
+            <w:t>(tegenwo</w:t>
+          </w:r>
+        </w:hyperlink>
+      </w:r>
+      <w:r>
+        <w:rPr>
+          <w:rFonts w:ascii="Charis SIL Regular" w:hAnsi="Charis SIL Regular" w:eastAsia="Charis SIL Regular"/>
+          <w:b w:val="0"/>
+          <w:i w:val="0"/>
+          <w:color w:val="0000FF"/>
+          <w:sz w:val="24"/>
+          <w:u w:val="single"/>
+        </w:rPr>
+        <w:hyperlink r:id="rId14" w:history="1">
           <w:r>
             <w:rPr>
               <w:rStyle w:val="Hyperlink"/>
@@ -1525,7 +1557,7 @@
           <w:sz w:val="24"/>
           <w:u w:val="single"/>
         </w:rPr>
-        <w:hyperlink r:id="rId13" w:history="1">
+        <w:hyperlink r:id="rId14" w:history="1">
           <w:r>
             <w:rPr>
               <w:rStyle w:val="Hyperlink"/>
@@ -1543,7 +1575,7 @@
           <w:sz w:val="24"/>
           <w:u w:val="single"/>
         </w:rPr>
-        <w:hyperlink r:id="rId13" w:history="1">
+        <w:hyperlink r:id="rId14" w:history="1">
           <w:r>
             <w:rPr>
               <w:rStyle w:val="Hyperlink"/>
@@ -1597,7 +1629,7 @@
           <w:sz w:val="24"/>
           <w:u w:val="single"/>
         </w:rPr>
-        <w:hyperlink r:id="rId13" w:history="1">
+        <w:hyperlink r:id="rId14" w:history="1">
           <w:r>
             <w:rPr>
               <w:rStyle w:val="Hyperlink"/>
@@ -1671,7 +1703,6 @@
           <w:i w:val="0"/>
           <w:color w:val="0000FF"/>
           <w:sz w:val="24"/>
-          <w:u w:val="single"/>
         </w:rPr>
         <w:hyperlink r:id="rId14" w:history="1">
           <w:r>
@@ -2696,6 +2727,7 @@
           <w:i w:val="0"/>
           <w:color w:val="0000FF"/>
           <w:sz w:val="24"/>
+          <w:u w:val="single"/>
         </w:rPr>
         <w:t>e</w:t>
       </w:r>
@@ -3841,7 +3873,7 @@
           <w:sz w:val="24"/>
           <w:u w:val="single"/>
         </w:rPr>
-        <w:hyperlink r:id="rId19" w:history="1">
+        <w:hyperlink r:id="rId18" w:history="1">
           <w:r>
             <w:rPr>
               <w:rStyle w:val="Hyperlink"/>
@@ -3859,7 +3891,7 @@
           <w:sz w:val="24"/>
           <w:u w:val="single"/>
         </w:rPr>
-        <w:hyperlink r:id="rId19" w:history="1">
+        <w:hyperlink r:id="rId18" w:history="1">
           <w:r>
             <w:rPr>
               <w:rStyle w:val="Hyperlink"/>
@@ -3905,7 +3937,14 @@
           <w:color w:val="000000"/>
           <w:sz w:val="24"/>
         </w:rPr>
-        <w:t xml:space="preserve">, </w:t>
+        <w:hyperlink r:id="rId18" w:history="1">
+          <w:r>
+            <w:rPr>
+              <w:rStyle w:val="Hyperlink"/>
+            </w:rPr>
+            <w:t xml:space="preserve">, </w:t>
+          </w:r>
+        </w:hyperlink>
       </w:r>
       <w:r>
         <w:rPr>
@@ -3945,7 +3984,7 @@
           <w:sz w:val="24"/>
           <w:u w:val="single"/>
         </w:rPr>
-        <w:hyperlink r:id="rId18" w:history="1">
+        <w:hyperlink r:id="rId20" w:history="1">
           <w:r>
             <w:rPr>
               <w:rStyle w:val="Hyperlink"/>
@@ -4422,7 +4461,7 @@
           <w:sz w:val="24"/>
           <w:u w:val="single"/>
         </w:rPr>
-        <w:hyperlink r:id="rId22" w:history="1">
+        <w:hyperlink r:id="rId23" w:history="1">
           <w:r>
             <w:rPr>
               <w:rStyle w:val="Hyperlink"/>
@@ -4469,7 +4508,7 @@
           <w:sz w:val="24"/>
           <w:u w:val="single"/>
         </w:rPr>
-        <w:hyperlink r:id="rId23" w:history="1">
+        <w:hyperlink r:id="rId22" w:history="1">
           <w:r>
             <w:rPr>
               <w:rStyle w:val="Hyperlink"/>
@@ -4480,7 +4519,6 @@
       </w:r>
       <w:r>
         <w:rPr>
-          <w:u w:val="single" w:color="0000ff"/>
           <w:rFonts w:ascii="Charis SIL Regular" w:hAnsi="Charis SIL Regular" w:eastAsia="Charis SIL Regular"/>
           <w:b w:val="0"/>
           <w:i w:val="0"/>
@@ -4505,7 +4543,7 @@
           <w:sz w:val="24"/>
           <w:u w:val="single"/>
         </w:rPr>
-        <w:hyperlink r:id="rId24" w:history="1">
+        <w:hyperlink r:id="rId22" w:history="1">
           <w:r>
             <w:rPr>
               <w:rStyle w:val="Hyperlink"/>
@@ -4534,7 +4572,7 @@
           <w:sz w:val="24"/>
           <w:u w:val="single"/>
         </w:rPr>
-        <w:hyperlink r:id="rId24" w:history="1">
+        <w:hyperlink r:id="rId22" w:history="1">
           <w:r>
             <w:rPr>
               <w:rStyle w:val="Hyperlink"/>
@@ -4701,7 +4739,7 @@
           <w:sz w:val="24"/>
           <w:u w:val="single"/>
         </w:rPr>
-        <w:hyperlink r:id="rId25" w:history="1">
+        <w:hyperlink r:id="rId24" w:history="1">
           <w:r>
             <w:rPr>
               <w:rStyle w:val="Hyperlink"/>
@@ -4719,7 +4757,7 @@
           <w:sz w:val="24"/>
           <w:u w:val="single"/>
         </w:rPr>
-        <w:hyperlink r:id="rId25" w:history="1">
+        <w:hyperlink r:id="rId24" w:history="1">
           <w:r>
             <w:rPr>
               <w:rStyle w:val="Hyperlink"/>
@@ -4737,7 +4775,7 @@
           <w:sz w:val="24"/>
           <w:u w:val="single"/>
         </w:rPr>
-        <w:hyperlink r:id="rId25" w:history="1">
+        <w:hyperlink r:id="rId24" w:history="1">
           <w:r>
             <w:rPr>
               <w:rStyle w:val="Hyperlink"/>
@@ -4755,7 +4793,7 @@
           <w:sz w:val="24"/>
           <w:u w:val="single"/>
         </w:rPr>
-        <w:hyperlink r:id="rId25" w:history="1">
+        <w:hyperlink r:id="rId24" w:history="1">
           <w:r>
             <w:rPr>
               <w:rStyle w:val="Hyperlink"/>
@@ -4783,7 +4821,7 @@
           <w:sz w:val="24"/>
           <w:u w:val="single"/>
         </w:rPr>
-        <w:hyperlink r:id="rId26" w:history="1">
+        <w:hyperlink r:id="rId25" w:history="1">
           <w:r>
             <w:rPr>
               <w:rStyle w:val="Hyperlink"/>
@@ -4801,7 +4839,7 @@
           <w:sz w:val="24"/>
           <w:u w:val="single"/>
         </w:rPr>
-        <w:hyperlink r:id="rId26" w:history="1">
+        <w:hyperlink r:id="rId24" w:history="1">
           <w:r>
             <w:rPr>
               <w:rStyle w:val="Hyperlink"/>
@@ -4830,7 +4868,7 @@
           <w:sz w:val="24"/>
           <w:u w:val="single"/>
         </w:rPr>
-        <w:hyperlink r:id="rId26" w:history="1">
+        <w:hyperlink r:id="rId25" w:history="1">
           <w:r>
             <w:rPr>
               <w:rStyle w:val="Hyperlink"/>
@@ -4841,30 +4879,18 @@
       </w:r>
       <w:r>
         <w:rPr>
-          <w:u w:val="single" w:color="0000ff"/>
           <w:rFonts w:ascii="Charis SIL Regular" w:hAnsi="Charis SIL Regular" w:eastAsia="Charis SIL Regular"/>
           <w:b w:val="0"/>
           <w:i w:val="0"/>
           <w:color w:val="000000"/>
           <w:sz w:val="24"/>
         </w:rPr>
-        <w:t xml:space="preserve">, </w:t>
-      </w:r>
-      <w:r>
-        <w:rPr>
-          <w:rFonts w:ascii="Charis SIL Regular" w:hAnsi="Charis SIL Regular" w:eastAsia="Charis SIL Regular"/>
-          <w:b w:val="0"/>
-          <w:i w:val="0"/>
-          <w:color w:val="0000FF"/>
-          <w:sz w:val="24"/>
-          <w:u w:val="single"/>
-        </w:rPr>
-        <w:hyperlink r:id="rId25" w:history="1">
+        <w:hyperlink r:id="rId24" w:history="1">
           <w:r>
             <w:rPr>
               <w:rStyle w:val="Hyperlink"/>
             </w:rPr>
-            <w:t>ISBN</w:t>
+            <w:t xml:space="preserve">, </w:t>
           </w:r>
         </w:hyperlink>
       </w:r>
@@ -4877,7 +4903,14 @@
           <w:sz w:val="24"/>
           <w:u w:val="single"/>
         </w:rPr>
-        <w:t xml:space="preserve"> </w:t>
+        <w:hyperlink r:id="rId24" w:history="1">
+          <w:r>
+            <w:rPr>
+              <w:rStyle w:val="Hyperlink"/>
+            </w:rPr>
+            <w:t xml:space="preserve">ISBN </w:t>
+          </w:r>
+        </w:hyperlink>
       </w:r>
       <w:r>
         <w:rPr>
@@ -4888,7 +4921,7 @@
           <w:sz w:val="24"/>
           <w:u w:val="single"/>
         </w:rPr>
-        <w:hyperlink r:id="rId25" w:history="1">
+        <w:hyperlink r:id="rId26" w:history="1">
           <w:r>
             <w:rPr>
               <w:rStyle w:val="Hyperlink"/>

--- a/EXPORTS/DOCX/published/niveau3/Dutch/WMAmsterdam.docx
+++ b/EXPORTS/DOCX/published/niveau3/Dutch/WMAmsterdam.docx
@@ -455,8 +455,27 @@
           <w:i w:val="0"/>
           <w:color w:val="0000FF"/>
           <w:sz w:val="24"/>
-        </w:rPr>
-        <w:t xml:space="preserve">Stuart </w:t>
+          <w:u w:val="single"/>
+        </w:rPr>
+        <w:hyperlink r:id="rId11" w:history="1">
+          <w:r>
+            <w:rPr>
+              <w:rStyle w:val="Hyperlink"/>
+            </w:rPr>
+            <w:t>Stuart</w:t>
+          </w:r>
+        </w:hyperlink>
+      </w:r>
+      <w:r>
+        <w:rPr>
+          <w:rFonts w:ascii="Charis SIL Regular" w:hAnsi="Charis SIL Regular" w:eastAsia="Charis SIL Regular"/>
+          <w:b w:val="0"/>
+          <w:i w:val="0"/>
+          <w:color w:val="0000FF"/>
+          <w:sz w:val="24"/>
+          <w:u w:val="single"/>
+        </w:rPr>
+        <w:t xml:space="preserve"> </w:t>
       </w:r>
       <w:r>
         <w:rPr>
@@ -496,7 +515,7 @@
           <w:sz w:val="24"/>
           <w:u w:val="single"/>
         </w:rPr>
-        <w:hyperlink r:id="rId11" w:history="1">
+        <w:hyperlink r:id="rId10" w:history="1">
           <w:r>
             <w:rPr>
               <w:rStyle w:val="Hyperlink"/>
@@ -514,7 +533,7 @@
           <w:sz w:val="24"/>
           <w:u w:val="single"/>
         </w:rPr>
-        <w:hyperlink r:id="rId11" w:history="1">
+        <w:hyperlink r:id="rId10" w:history="1">
           <w:r>
             <w:rPr>
               <w:rStyle w:val="Hyperlink"/>
@@ -561,7 +580,7 @@
           <w:sz w:val="24"/>
           <w:u w:val="single"/>
         </w:rPr>
-        <w:hyperlink r:id="rId11" w:history="1">
+        <w:hyperlink r:id="rId10" w:history="1">
           <w:r>
             <w:rPr>
               <w:rStyle w:val="Hyperlink"/>
@@ -590,7 +609,7 @@
           <w:sz w:val="24"/>
           <w:u w:val="single"/>
         </w:rPr>
-        <w:hyperlink r:id="rId11" w:history="1">
+        <w:hyperlink r:id="rId10" w:history="1">
           <w:r>
             <w:rPr>
               <w:rStyle w:val="Hyperlink"/>
@@ -654,7 +673,68 @@
           <w:color w:val="000000"/>
           <w:sz w:val="24"/>
         </w:rPr>
-        <w:t>Lands Plantentuin in</w:t>
+        <w:hyperlink r:id="rId11" w:history="1">
+          <w:r>
+            <w:rPr>
+              <w:rStyle w:val="Hyperlink"/>
+            </w:rPr>
+            <w:t>Lands P</w:t>
+          </w:r>
+        </w:hyperlink>
+      </w:r>
+      <w:r>
+        <w:rPr>
+          <w:u w:val="single" w:color="0000ff"/>
+          <w:rFonts w:ascii="Charis SIL Regular" w:hAnsi="Charis SIL Regular" w:eastAsia="Charis SIL Regular"/>
+          <w:b w:val="0"/>
+          <w:i w:val="0"/>
+          <w:color w:val="000000"/>
+          <w:sz w:val="24"/>
+        </w:rPr>
+        <w:hyperlink r:id="rId11" w:history="1">
+          <w:r>
+            <w:rPr>
+              <w:rStyle w:val="Hyperlink"/>
+            </w:rPr>
+            <w:t>lantent</w:t>
+          </w:r>
+        </w:hyperlink>
+      </w:r>
+      <w:r>
+        <w:rPr>
+          <w:u w:val="single" w:color="0000ff"/>
+          <w:rFonts w:ascii="Charis SIL Regular" w:hAnsi="Charis SIL Regular" w:eastAsia="Charis SIL Regular"/>
+          <w:b w:val="0"/>
+          <w:i w:val="0"/>
+          <w:color w:val="000000"/>
+          <w:sz w:val="24"/>
+        </w:rPr>
+        <w:hyperlink r:id="rId11" w:history="1">
+          <w:r>
+            <w:rPr>
+              <w:rStyle w:val="Hyperlink"/>
+            </w:rPr>
+            <w:t>u</w:t>
+          </w:r>
+        </w:hyperlink>
+      </w:r>
+      <w:r>
+        <w:rPr>
+          <w:u w:val="single" w:color="0000ff"/>
+          <w:rFonts w:ascii="Charis SIL Regular" w:hAnsi="Charis SIL Regular" w:eastAsia="Charis SIL Regular"/>
+          <w:b w:val="0"/>
+          <w:i w:val="0"/>
+          <w:color w:val="000000"/>
+          <w:sz w:val="24"/>
+        </w:rPr>
+        <w:hyperlink r:id="rId11" w:history="1">
+          <w:r>
+            <w:rPr>
+              <w:rStyle w:val="Hyperlink"/>
+            </w:rPr>
+            <w:t>in in</w:t>
+          </w:r>
+        </w:hyperlink>
       </w:r>
       <w:r>
         <w:rPr>
@@ -849,7 +929,7 @@
             <w:rPr>
               <w:rStyle w:val="Hyperlink"/>
             </w:rPr>
-            <w:t>Etnografis</w:t>
+            <w:t>Etnografisc</w:t>
           </w:r>
         </w:hyperlink>
       </w:r>
@@ -860,15 +940,9 @@
           <w:i w:val="0"/>
           <w:color w:val="0000FF"/>
           <w:sz w:val="24"/>
-        </w:rPr>
-        <w:hyperlink r:id="rId12" w:history="1">
-          <w:r>
-            <w:rPr>
-              <w:rStyle w:val="Hyperlink"/>
-            </w:rPr>
-            <w:t>c</w:t>
-          </w:r>
-        </w:hyperlink>
+          <w:u w:val="single"/>
+        </w:rPr>
+        <w:t>h</w:t>
       </w:r>
       <w:r>
         <w:rPr>
@@ -877,18 +951,6 @@
           <w:i w:val="0"/>
           <w:color w:val="0000FF"/>
           <w:sz w:val="24"/>
-          <w:u w:val="single"/>
-        </w:rPr>
-        <w:t>h</w:t>
-      </w:r>
-      <w:r>
-        <w:rPr>
-          <w:rFonts w:ascii="Charis SIL Regular" w:hAnsi="Charis SIL Regular" w:eastAsia="Charis SIL Regular"/>
-          <w:b w:val="0"/>
-          <w:i w:val="0"/>
-          <w:color w:val="0000FF"/>
-          <w:sz w:val="24"/>
-          <w:u w:val="single"/>
         </w:rPr>
         <w:t xml:space="preserve"> </w:t>
       </w:r>
@@ -1245,8 +1307,85 @@
           <w:i w:val="0"/>
           <w:color w:val="0000FF"/>
           <w:sz w:val="24"/>
-        </w:rPr>
-        <w:t xml:space="preserve"> University &amp; Res</w:t>
+          <w:u w:val="single"/>
+        </w:rPr>
+        <w:t xml:space="preserve"> </w:t>
+      </w:r>
+      <w:r>
+        <w:rPr>
+          <w:rFonts w:ascii="Charis SIL Regular" w:hAnsi="Charis SIL Regular" w:eastAsia="Charis SIL Regular"/>
+          <w:b w:val="0"/>
+          <w:i w:val="0"/>
+          <w:color w:val="0000FF"/>
+          <w:sz w:val="24"/>
+          <w:u w:val="single"/>
+        </w:rPr>
+        <w:hyperlink r:id="rId13" w:history="1">
+          <w:r>
+            <w:rPr>
+              <w:rStyle w:val="Hyperlink"/>
+            </w:rPr>
+            <w:t>University</w:t>
+          </w:r>
+        </w:hyperlink>
+      </w:r>
+      <w:r>
+        <w:rPr>
+          <w:rFonts w:ascii="Charis SIL Regular" w:hAnsi="Charis SIL Regular" w:eastAsia="Charis SIL Regular"/>
+          <w:b w:val="0"/>
+          <w:i w:val="0"/>
+          <w:color w:val="0000FF"/>
+          <w:sz w:val="24"/>
+          <w:u w:val="single"/>
+        </w:rPr>
+        <w:t xml:space="preserve"> </w:t>
+      </w:r>
+      <w:r>
+        <w:rPr>
+          <w:rFonts w:ascii="Charis SIL Regular" w:hAnsi="Charis SIL Regular" w:eastAsia="Charis SIL Regular"/>
+          <w:b w:val="0"/>
+          <w:i w:val="0"/>
+          <w:color w:val="0000FF"/>
+          <w:sz w:val="24"/>
+          <w:u w:val="single"/>
+        </w:rPr>
+        <w:hyperlink r:id="rId13" w:history="1">
+          <w:r>
+            <w:rPr>
+              <w:rStyle w:val="Hyperlink"/>
+            </w:rPr>
+            <w:t>&amp;</w:t>
+          </w:r>
+        </w:hyperlink>
+      </w:r>
+      <w:r>
+        <w:rPr>
+          <w:rFonts w:ascii="Charis SIL Regular" w:hAnsi="Charis SIL Regular" w:eastAsia="Charis SIL Regular"/>
+          <w:b w:val="0"/>
+          <w:i w:val="0"/>
+          <w:color w:val="0000FF"/>
+          <w:sz w:val="24"/>
+          <w:u w:val="single"/>
+        </w:rPr>
+        <w:t xml:space="preserve"> </w:t>
+      </w:r>
+      <w:r>
+        <w:rPr>
+          <w:rFonts w:ascii="Charis SIL Regular" w:hAnsi="Charis SIL Regular" w:eastAsia="Charis SIL Regular"/>
+          <w:b w:val="0"/>
+          <w:i w:val="0"/>
+          <w:color w:val="0000FF"/>
+          <w:sz w:val="24"/>
+          <w:u w:val="single"/>
+        </w:rPr>
+        <w:hyperlink r:id="rId13" w:history="1">
+          <w:r>
+            <w:rPr>
+              <w:rStyle w:val="Hyperlink"/>
+            </w:rPr>
+            <w:t>Res</w:t>
+          </w:r>
+        </w:hyperlink>
       </w:r>
       <w:r>
         <w:rPr>
@@ -1268,7 +1407,6 @@
       </w:r>
       <w:r>
         <w:rPr>
-          <w:u w:val="single" w:color="0000ff"/>
           <w:rFonts w:ascii="Charis SIL Regular" w:hAnsi="Charis SIL Regular" w:eastAsia="Charis SIL Regular"/>
           <w:b w:val="0"/>
           <w:i w:val="0"/>
@@ -1316,7 +1454,24 @@
             <w:rPr>
               <w:rStyle w:val="Hyperlink"/>
             </w:rPr>
-            <w:t>seum</w:t>
+            <w:t>seu</w:t>
+          </w:r>
+        </w:hyperlink>
+      </w:r>
+      <w:r>
+        <w:rPr>
+          <w:rFonts w:ascii="Charis SIL Regular" w:hAnsi="Charis SIL Regular" w:eastAsia="Charis SIL Regular"/>
+          <w:b w:val="0"/>
+          <w:i w:val="0"/>
+          <w:color w:val="0000FF"/>
+          <w:sz w:val="24"/>
+        </w:rPr>
+        <w:hyperlink r:id="rId14" w:history="1">
+          <w:r>
+            <w:rPr>
+              <w:rStyle w:val="Hyperlink"/>
+            </w:rPr>
+            <w:t>m</w:t>
           </w:r>
         </w:hyperlink>
       </w:r>
@@ -1369,12 +1524,30 @@
           <w:sz w:val="24"/>
           <w:u w:val="single"/>
         </w:rPr>
+        <w:hyperlink r:id="rId13" w:history="1">
+          <w:r>
+            <w:rPr>
+              <w:rStyle w:val="Hyperlink"/>
+            </w:rPr>
+            <w:t>Natuur</w:t>
+          </w:r>
+        </w:hyperlink>
+      </w:r>
+      <w:r>
+        <w:rPr>
+          <w:rFonts w:ascii="Charis SIL Regular" w:hAnsi="Charis SIL Regular" w:eastAsia="Charis SIL Regular"/>
+          <w:b w:val="0"/>
+          <w:i w:val="0"/>
+          <w:color w:val="0000FF"/>
+          <w:sz w:val="24"/>
+          <w:u w:val="single"/>
+        </w:rPr>
         <w:hyperlink r:id="rId14" w:history="1">
           <w:r>
             <w:rPr>
               <w:rStyle w:val="Hyperlink"/>
             </w:rPr>
-            <w:t xml:space="preserve">Natuurlijke </w:t>
+            <w:t xml:space="preserve">lijke </w:t>
           </w:r>
         </w:hyperlink>
       </w:r>
@@ -1445,7 +1618,7 @@
           <w:sz w:val="24"/>
           <w:u w:val="single"/>
         </w:rPr>
-        <w:hyperlink r:id="rId13" w:history="1">
+        <w:hyperlink r:id="rId14" w:history="1">
           <w:r>
             <w:rPr>
               <w:rStyle w:val="Hyperlink"/>
@@ -1481,7 +1654,7 @@
           <w:sz w:val="24"/>
           <w:u w:val="single"/>
         </w:rPr>
-        <w:hyperlink r:id="rId13" w:history="1">
+        <w:hyperlink r:id="rId14" w:history="1">
           <w:r>
             <w:rPr>
               <w:rStyle w:val="Hyperlink"/>
@@ -1510,7 +1683,7 @@
           <w:sz w:val="24"/>
           <w:u w:val="single"/>
         </w:rPr>
-        <w:hyperlink r:id="rId13" w:history="1">
+        <w:hyperlink r:id="rId14" w:history="1">
           <w:r>
             <w:rPr>
               <w:rStyle w:val="Hyperlink"/>
@@ -1575,7 +1748,7 @@
           <w:sz w:val="24"/>
           <w:u w:val="single"/>
         </w:rPr>
-        <w:hyperlink r:id="rId14" w:history="1">
+        <w:hyperlink r:id="rId13" w:history="1">
           <w:r>
             <w:rPr>
               <w:rStyle w:val="Hyperlink"/>
@@ -1593,7 +1766,7 @@
           <w:sz w:val="24"/>
           <w:u w:val="single"/>
         </w:rPr>
-        <w:hyperlink r:id="rId14" w:history="1">
+        <w:hyperlink r:id="rId13" w:history="1">
           <w:r>
             <w:rPr>
               <w:rStyle w:val="Hyperlink"/>
@@ -1611,7 +1784,7 @@
           <w:sz w:val="24"/>
           <w:u w:val="single"/>
         </w:rPr>
-        <w:hyperlink r:id="rId14" w:history="1">
+        <w:hyperlink r:id="rId13" w:history="1">
           <w:r>
             <w:rPr>
               <w:rStyle w:val="Hyperlink"/>
@@ -1629,7 +1802,7 @@
           <w:sz w:val="24"/>
           <w:u w:val="single"/>
         </w:rPr>
-        <w:hyperlink r:id="rId14" w:history="1">
+        <w:hyperlink r:id="rId13" w:history="1">
           <w:r>
             <w:rPr>
               <w:rStyle w:val="Hyperlink"/>
@@ -1703,6 +1876,7 @@
           <w:i w:val="0"/>
           <w:color w:val="0000FF"/>
           <w:sz w:val="24"/>
+          <w:u w:val="single"/>
         </w:rPr>
         <w:hyperlink r:id="rId14" w:history="1">
           <w:r>
@@ -2602,7 +2776,6 @@
       </w:r>
       <w:r>
         <w:rPr>
-          <w:u w:val="single" w:color="0000ff"/>
           <w:rFonts w:ascii="Charis SIL Regular" w:hAnsi="Charis SIL Regular" w:eastAsia="Charis SIL Regular"/>
           <w:b w:val="0"/>
           <w:i w:val="0"/>
@@ -2699,7 +2872,7 @@
             <w:rPr>
               <w:rStyle w:val="Hyperlink"/>
             </w:rPr>
-            <w:t>desbetreffen</w:t>
+            <w:t>desbetreffend</w:t>
           </w:r>
         </w:hyperlink>
       </w:r>
@@ -2710,13 +2883,36 @@
           <w:i w:val="0"/>
           <w:color w:val="0000FF"/>
           <w:sz w:val="24"/>
+          <w:u w:val="single"/>
+        </w:rPr>
+        <w:t>e</w:t>
+      </w:r>
+      <w:r>
+        <w:rPr>
+          <w:rFonts w:ascii="Charis SIL Regular" w:hAnsi="Charis SIL Regular" w:eastAsia="Charis SIL Regular"/>
+          <w:b w:val="0"/>
+          <w:i w:val="0"/>
+          <w:color w:val="0000FF"/>
+          <w:sz w:val="24"/>
+          <w:u w:val="single"/>
+        </w:rPr>
+        <w:t xml:space="preserve"> </w:t>
+      </w:r>
+      <w:r>
+        <w:rPr>
+          <w:rFonts w:ascii="Charis SIL Regular" w:hAnsi="Charis SIL Regular" w:eastAsia="Charis SIL Regular"/>
+          <w:b w:val="0"/>
+          <w:i w:val="0"/>
+          <w:color w:val="0000FF"/>
+          <w:sz w:val="24"/>
+          <w:u w:val="single"/>
         </w:rPr>
         <w:hyperlink r:id="rId12" w:history="1">
           <w:r>
             <w:rPr>
               <w:rStyle w:val="Hyperlink"/>
             </w:rPr>
-            <w:t>d</w:t>
+            <w:t>zoekhul</w:t>
           </w:r>
         </w:hyperlink>
       </w:r>
@@ -2727,38 +2923,8 @@
           <w:i w:val="0"/>
           <w:color w:val="0000FF"/>
           <w:sz w:val="24"/>
-          <w:u w:val="single"/>
-        </w:rPr>
-        <w:t>e</w:t>
-      </w:r>
-      <w:r>
-        <w:rPr>
-          <w:rFonts w:ascii="Charis SIL Regular" w:hAnsi="Charis SIL Regular" w:eastAsia="Charis SIL Regular"/>
-          <w:b w:val="0"/>
-          <w:i w:val="0"/>
-          <w:color w:val="0000FF"/>
-          <w:sz w:val="24"/>
-          <w:u w:val="single"/>
-        </w:rPr>
-        <w:t xml:space="preserve"> </w:t>
-      </w:r>
-      <w:r>
-        <w:rPr>
-          <w:rFonts w:ascii="Charis SIL Regular" w:hAnsi="Charis SIL Regular" w:eastAsia="Charis SIL Regular"/>
-          <w:b w:val="0"/>
-          <w:i w:val="0"/>
-          <w:color w:val="0000FF"/>
-          <w:sz w:val="24"/>
-          <w:u w:val="single"/>
-        </w:rPr>
-        <w:hyperlink r:id="rId12" w:history="1">
-          <w:r>
-            <w:rPr>
-              <w:rStyle w:val="Hyperlink"/>
-            </w:rPr>
-            <w:t>zoekhulp</w:t>
-          </w:r>
-        </w:hyperlink>
+        </w:rPr>
+        <w:t>p</w:t>
       </w:r>
       <w:r>
         <w:rPr>
@@ -4879,49 +5045,36 @@
       </w:r>
       <w:r>
         <w:rPr>
+          <w:u w:val="single" w:color="0000ff"/>
           <w:rFonts w:ascii="Charis SIL Regular" w:hAnsi="Charis SIL Regular" w:eastAsia="Charis SIL Regular"/>
           <w:b w:val="0"/>
           <w:i w:val="0"/>
           <w:color w:val="000000"/>
           <w:sz w:val="24"/>
         </w:rPr>
+        <w:t xml:space="preserve">, </w:t>
+      </w:r>
+      <w:r>
+        <w:rPr>
+          <w:rFonts w:ascii="Charis SIL Regular" w:hAnsi="Charis SIL Regular" w:eastAsia="Charis SIL Regular"/>
+          <w:b w:val="0"/>
+          <w:i w:val="0"/>
+          <w:color w:val="0000FF"/>
+          <w:sz w:val="24"/>
+          <w:u w:val="single"/>
+        </w:rPr>
+        <w:t xml:space="preserve">ISBN </w:t>
+      </w:r>
+      <w:r>
+        <w:rPr>
+          <w:rFonts w:ascii="Charis SIL Regular" w:hAnsi="Charis SIL Regular" w:eastAsia="Charis SIL Regular"/>
+          <w:b w:val="0"/>
+          <w:i w:val="0"/>
+          <w:color w:val="0000FF"/>
+          <w:sz w:val="24"/>
+          <w:u w:val="single"/>
+        </w:rPr>
         <w:hyperlink r:id="rId24" w:history="1">
-          <w:r>
-            <w:rPr>
-              <w:rStyle w:val="Hyperlink"/>
-            </w:rPr>
-            <w:t xml:space="preserve">, </w:t>
-          </w:r>
-        </w:hyperlink>
-      </w:r>
-      <w:r>
-        <w:rPr>
-          <w:rFonts w:ascii="Charis SIL Regular" w:hAnsi="Charis SIL Regular" w:eastAsia="Charis SIL Regular"/>
-          <w:b w:val="0"/>
-          <w:i w:val="0"/>
-          <w:color w:val="0000FF"/>
-          <w:sz w:val="24"/>
-          <w:u w:val="single"/>
-        </w:rPr>
-        <w:hyperlink r:id="rId24" w:history="1">
-          <w:r>
-            <w:rPr>
-              <w:rStyle w:val="Hyperlink"/>
-            </w:rPr>
-            <w:t xml:space="preserve">ISBN </w:t>
-          </w:r>
-        </w:hyperlink>
-      </w:r>
-      <w:r>
-        <w:rPr>
-          <w:rFonts w:ascii="Charis SIL Regular" w:hAnsi="Charis SIL Regular" w:eastAsia="Charis SIL Regular"/>
-          <w:b w:val="0"/>
-          <w:i w:val="0"/>
-          <w:color w:val="0000FF"/>
-          <w:sz w:val="24"/>
-          <w:u w:val="single"/>
-        </w:rPr>
-        <w:hyperlink r:id="rId26" w:history="1">
           <w:r>
             <w:rPr>
               <w:rStyle w:val="Hyperlink"/>

--- a/EXPORTS/DOCX/published/niveau3/Dutch/WMAmsterdam.docx
+++ b/EXPORTS/DOCX/published/niveau3/Dutch/WMAmsterdam.docx
@@ -533,7 +533,7 @@
           <w:sz w:val="24"/>
           <w:u w:val="single"/>
         </w:rPr>
-        <w:hyperlink r:id="rId10" w:history="1">
+        <w:hyperlink r:id="rId11" w:history="1">
           <w:r>
             <w:rPr>
               <w:rStyle w:val="Hyperlink"/>
@@ -666,21 +666,13 @@
       </w:r>
       <w:r>
         <w:rPr>
-          <w:u w:val="single" w:color="0000ff"/>
           <w:rFonts w:ascii="Charis SIL Regular" w:hAnsi="Charis SIL Regular" w:eastAsia="Charis SIL Regular"/>
           <w:b w:val="0"/>
           <w:i w:val="0"/>
           <w:color w:val="000000"/>
           <w:sz w:val="24"/>
         </w:rPr>
-        <w:hyperlink r:id="rId11" w:history="1">
-          <w:r>
-            <w:rPr>
-              <w:rStyle w:val="Hyperlink"/>
-            </w:rPr>
-            <w:t>Lands P</w:t>
-          </w:r>
-        </w:hyperlink>
+        <w:t>Lands P</w:t>
       </w:r>
       <w:r>
         <w:rPr>
@@ -929,7 +921,7 @@
             <w:rPr>
               <w:rStyle w:val="Hyperlink"/>
             </w:rPr>
-            <w:t>Etnografisc</w:t>
+            <w:t>Etnografis</w:t>
           </w:r>
         </w:hyperlink>
       </w:r>
@@ -942,6 +934,16 @@
           <w:sz w:val="24"/>
           <w:u w:val="single"/>
         </w:rPr>
+        <w:t>c</w:t>
+      </w:r>
+      <w:r>
+        <w:rPr>
+          <w:rFonts w:ascii="Charis SIL Regular" w:hAnsi="Charis SIL Regular" w:eastAsia="Charis SIL Regular"/>
+          <w:b w:val="0"/>
+          <w:i w:val="0"/>
+          <w:color w:val="0000FF"/>
+          <w:sz w:val="24"/>
+        </w:rPr>
         <w:t>h</w:t>
       </w:r>
       <w:r>
@@ -951,6 +953,7 @@
           <w:i w:val="0"/>
           <w:color w:val="0000FF"/>
           <w:sz w:val="24"/>
+          <w:u w:val="single"/>
         </w:rPr>
         <w:t xml:space="preserve"> </w:t>
       </w:r>
@@ -1413,14 +1416,7 @@
           <w:color w:val="000000"/>
           <w:sz w:val="24"/>
         </w:rPr>
-        <w:hyperlink r:id="rId13" w:history="1">
-          <w:r>
-            <w:rPr>
-              <w:rStyle w:val="Hyperlink"/>
-            </w:rPr>
-            <w:t xml:space="preserve"> en het </w:t>
-          </w:r>
-        </w:hyperlink>
+        <w:t xml:space="preserve"> en het </w:t>
       </w:r>
       <w:r>
         <w:rPr>
@@ -1465,6 +1461,7 @@
           <w:i w:val="0"/>
           <w:color w:val="0000FF"/>
           <w:sz w:val="24"/>
+          <w:u w:val="single"/>
         </w:rPr>
         <w:hyperlink r:id="rId14" w:history="1">
           <w:r>
@@ -1701,7 +1698,7 @@
           <w:sz w:val="24"/>
           <w:u w:val="single"/>
         </w:rPr>
-        <w:hyperlink r:id="rId14" w:history="1">
+        <w:hyperlink r:id="rId13" w:history="1">
           <w:r>
             <w:rPr>
               <w:rStyle w:val="Hyperlink"/>
@@ -1730,7 +1727,7 @@
           <w:sz w:val="24"/>
           <w:u w:val="single"/>
         </w:rPr>
-        <w:hyperlink r:id="rId14" w:history="1">
+        <w:hyperlink r:id="rId13" w:history="1">
           <w:r>
             <w:rPr>
               <w:rStyle w:val="Hyperlink"/>
@@ -2776,6 +2773,7 @@
       </w:r>
       <w:r>
         <w:rPr>
+          <w:u w:val="single" w:color="0000ff"/>
           <w:rFonts w:ascii="Charis SIL Regular" w:hAnsi="Charis SIL Regular" w:eastAsia="Charis SIL Regular"/>
           <w:b w:val="0"/>
           <w:i w:val="0"/>
@@ -2872,7 +2870,7 @@
             <w:rPr>
               <w:rStyle w:val="Hyperlink"/>
             </w:rPr>
-            <w:t>desbetreffend</w:t>
+            <w:t>desbetreffen</w:t>
           </w:r>
         </w:hyperlink>
       </w:r>
@@ -2884,6 +2882,16 @@
           <w:color w:val="0000FF"/>
           <w:sz w:val="24"/>
           <w:u w:val="single"/>
+        </w:rPr>
+        <w:t>d</w:t>
+      </w:r>
+      <w:r>
+        <w:rPr>
+          <w:rFonts w:ascii="Charis SIL Regular" w:hAnsi="Charis SIL Regular" w:eastAsia="Charis SIL Regular"/>
+          <w:b w:val="0"/>
+          <w:i w:val="0"/>
+          <w:color w:val="0000FF"/>
+          <w:sz w:val="24"/>
         </w:rPr>
         <w:t>e</w:t>
       </w:r>
@@ -2912,19 +2920,9 @@
             <w:rPr>
               <w:rStyle w:val="Hyperlink"/>
             </w:rPr>
-            <w:t>zoekhul</w:t>
+            <w:t>zoekhulp</w:t>
           </w:r>
         </w:hyperlink>
-      </w:r>
-      <w:r>
-        <w:rPr>
-          <w:rFonts w:ascii="Charis SIL Regular" w:hAnsi="Charis SIL Regular" w:eastAsia="Charis SIL Regular"/>
-          <w:b w:val="0"/>
-          <w:i w:val="0"/>
-          <w:color w:val="0000FF"/>
-          <w:sz w:val="24"/>
-        </w:rPr>
-        <w:t>p</w:t>
       </w:r>
       <w:r>
         <w:rPr>
@@ -3138,6 +3136,30 @@
           <w:sz w:val="24"/>
           <w:u w:val="single"/>
         </w:rPr>
+        <w:t>Suriname</w:t>
+      </w:r>
+      <w:r>
+        <w:br/>
+      </w:r>
+      <w:r>
+        <w:rPr>
+          <w:rFonts w:ascii="Charis SIL Regular" w:hAnsi="Charis SIL Regular" w:eastAsia="Charis SIL Regular"/>
+          <w:b w:val="0"/>
+          <w:i w:val="0"/>
+          <w:color w:val="000000"/>
+          <w:sz w:val="24"/>
+        </w:rPr>
+        <w:t xml:space="preserve">•  </w:t>
+      </w:r>
+      <w:r>
+        <w:rPr>
+          <w:rFonts w:ascii="Charis SIL Regular" w:hAnsi="Charis SIL Regular" w:eastAsia="Charis SIL Regular"/>
+          <w:b w:val="0"/>
+          <w:i w:val="0"/>
+          <w:color w:val="0000FF"/>
+          <w:sz w:val="24"/>
+          <w:u w:val="single"/>
+        </w:rPr>
         <w:t>Koninklij</w:t>
       </w:r>
       <w:r>
@@ -3620,29 +3642,9 @@
     </w:p>
     <w:p>
       <w:pPr>
-        <w:autoSpaceDN w:val="0"/>
-        <w:autoSpaceDE w:val="0"/>
-        <w:widowControl/>
-        <w:spacing w:line="352" w:lineRule="exact" w:before="176" w:after="0"/>
-        <w:ind w:left="10" w:right="0" w:firstLine="0"/>
-        <w:jc w:val="left"/>
-      </w:pPr>
-      <w:r>
-        <w:rPr>
-          <w:rFonts w:ascii="Charis SIL Regular" w:hAnsi="Charis SIL Regular" w:eastAsia="Charis SIL Regular"/>
-          <w:b w:val="0"/>
-          <w:i w:val="0"/>
-          <w:color w:val="000000"/>
-          <w:sz w:val="24"/>
-        </w:rPr>
-        <w:t>Archief:</w:t>
-      </w:r>
-    </w:p>
-    <w:p>
-      <w:pPr>
         <w:sectPr>
           <w:pgSz w:w="11900" w:h="16840"/>
-          <w:pgMar w:top="324" w:right="996" w:bottom="464" w:left="950" w:header="720" w:footer="720" w:gutter="0"/>
+          <w:pgMar w:top="324" w:right="996" w:bottom="584" w:left="950" w:header="720" w:footer="720" w:gutter="0"/>
           <w:cols/>
           <w:docGrid w:linePitch="360"/>
         </w:sectPr>
@@ -3662,7 +3664,27 @@
         <w:autoSpaceDN w:val="0"/>
         <w:autoSpaceDE w:val="0"/>
         <w:widowControl/>
-        <w:spacing w:line="288" w:lineRule="exact" w:before="64" w:after="0"/>
+        <w:spacing w:line="352" w:lineRule="exact" w:before="0" w:after="0"/>
+        <w:ind w:left="0" w:right="0" w:firstLine="0"/>
+        <w:jc w:val="left"/>
+      </w:pPr>
+      <w:r>
+        <w:rPr>
+          <w:rFonts w:ascii="Charis SIL Regular" w:hAnsi="Charis SIL Regular" w:eastAsia="Charis SIL Regular"/>
+          <w:b w:val="0"/>
+          <w:i w:val="0"/>
+          <w:color w:val="000000"/>
+          <w:sz w:val="24"/>
+        </w:rPr>
+        <w:t>Archief:</w:t>
+      </w:r>
+    </w:p>
+    <w:p>
+      <w:pPr>
+        <w:autoSpaceDN w:val="0"/>
+        <w:autoSpaceDE w:val="0"/>
+        <w:widowControl/>
+        <w:spacing w:line="288" w:lineRule="exact" w:before="240" w:after="0"/>
         <w:ind w:left="800" w:right="288" w:firstLine="0"/>
         <w:jc w:val="left"/>
       </w:pPr>
@@ -3814,7 +3836,7 @@
         <w:autoSpaceDN w:val="0"/>
         <w:autoSpaceDE w:val="0"/>
         <w:widowControl/>
-        <w:spacing w:line="540" w:lineRule="exact" w:before="198" w:after="0"/>
+        <w:spacing w:line="538" w:lineRule="exact" w:before="198" w:after="0"/>
         <w:ind w:left="0" w:right="0" w:firstLine="0"/>
         <w:jc w:val="left"/>
       </w:pPr>
@@ -3834,7 +3856,7 @@
         <w:autoSpaceDN w:val="0"/>
         <w:autoSpaceDE w:val="0"/>
         <w:widowControl/>
-        <w:spacing w:line="352" w:lineRule="exact" w:before="228" w:after="0"/>
+        <w:spacing w:line="352" w:lineRule="exact" w:before="230" w:after="0"/>
         <w:ind w:left="0" w:right="0" w:firstLine="0"/>
         <w:jc w:val="left"/>
       </w:pPr>
@@ -4039,7 +4061,7 @@
           <w:sz w:val="24"/>
           <w:u w:val="single"/>
         </w:rPr>
-        <w:hyperlink r:id="rId18" w:history="1">
+        <w:hyperlink r:id="rId19" w:history="1">
           <w:r>
             <w:rPr>
               <w:rStyle w:val="Hyperlink"/>
@@ -4057,7 +4079,7 @@
           <w:sz w:val="24"/>
           <w:u w:val="single"/>
         </w:rPr>
-        <w:hyperlink r:id="rId18" w:history="1">
+        <w:hyperlink r:id="rId19" w:history="1">
           <w:r>
             <w:rPr>
               <w:rStyle w:val="Hyperlink"/>
@@ -4103,54 +4125,28 @@
           <w:color w:val="000000"/>
           <w:sz w:val="24"/>
         </w:rPr>
+        <w:t xml:space="preserve">, </w:t>
+      </w:r>
+      <w:r>
+        <w:rPr>
+          <w:rFonts w:ascii="Charis SIL Regular" w:hAnsi="Charis SIL Regular" w:eastAsia="Charis SIL Regular"/>
+          <w:b w:val="0"/>
+          <w:i w:val="0"/>
+          <w:color w:val="0000FF"/>
+          <w:sz w:val="24"/>
+        </w:rPr>
+        <w:t xml:space="preserve">ISBN </w:t>
+      </w:r>
+      <w:r>
+        <w:rPr>
+          <w:rFonts w:ascii="Charis SIL Regular" w:hAnsi="Charis SIL Regular" w:eastAsia="Charis SIL Regular"/>
+          <w:b w:val="0"/>
+          <w:i w:val="0"/>
+          <w:color w:val="0000FF"/>
+          <w:sz w:val="24"/>
+          <w:u w:val="single"/>
+        </w:rPr>
         <w:hyperlink r:id="rId18" w:history="1">
-          <w:r>
-            <w:rPr>
-              <w:rStyle w:val="Hyperlink"/>
-            </w:rPr>
-            <w:t xml:space="preserve">, </w:t>
-          </w:r>
-        </w:hyperlink>
-      </w:r>
-      <w:r>
-        <w:rPr>
-          <w:rFonts w:ascii="Charis SIL Regular" w:hAnsi="Charis SIL Regular" w:eastAsia="Charis SIL Regular"/>
-          <w:b w:val="0"/>
-          <w:i w:val="0"/>
-          <w:color w:val="0000FF"/>
-          <w:sz w:val="24"/>
-          <w:u w:val="single"/>
-        </w:rPr>
-        <w:hyperlink r:id="rId20" w:history="1">
-          <w:r>
-            <w:rPr>
-              <w:rStyle w:val="Hyperlink"/>
-            </w:rPr>
-            <w:t>ISBN</w:t>
-          </w:r>
-        </w:hyperlink>
-      </w:r>
-      <w:r>
-        <w:rPr>
-          <w:rFonts w:ascii="Charis SIL Regular" w:hAnsi="Charis SIL Regular" w:eastAsia="Charis SIL Regular"/>
-          <w:b w:val="0"/>
-          <w:i w:val="0"/>
-          <w:color w:val="0000FF"/>
-          <w:sz w:val="24"/>
-          <w:u w:val="single"/>
-        </w:rPr>
-        <w:t xml:space="preserve"> </w:t>
-      </w:r>
-      <w:r>
-        <w:rPr>
-          <w:rFonts w:ascii="Charis SIL Regular" w:hAnsi="Charis SIL Regular" w:eastAsia="Charis SIL Regular"/>
-          <w:b w:val="0"/>
-          <w:i w:val="0"/>
-          <w:color w:val="0000FF"/>
-          <w:sz w:val="24"/>
-          <w:u w:val="single"/>
-        </w:rPr>
-        <w:hyperlink r:id="rId20" w:history="1">
           <w:r>
             <w:rPr>
               <w:rStyle w:val="Hyperlink"/>
@@ -4301,7 +4297,7 @@
           <w:sz w:val="24"/>
           <w:u w:val="single"/>
         </w:rPr>
-        <w:hyperlink r:id="rId21" w:history="1">
+        <w:hyperlink r:id="rId20" w:history="1">
           <w:r>
             <w:rPr>
               <w:rStyle w:val="Hyperlink"/>
@@ -4319,7 +4315,7 @@
           <w:sz w:val="24"/>
           <w:u w:val="single"/>
         </w:rPr>
-        <w:hyperlink r:id="rId21" w:history="1">
+        <w:hyperlink r:id="rId20" w:history="1">
           <w:r>
             <w:rPr>
               <w:rStyle w:val="Hyperlink"/>
@@ -4337,7 +4333,7 @@
           <w:sz w:val="24"/>
           <w:u w:val="single"/>
         </w:rPr>
-        <w:hyperlink r:id="rId21" w:history="1">
+        <w:hyperlink r:id="rId20" w:history="1">
           <w:r>
             <w:rPr>
               <w:rStyle w:val="Hyperlink"/>
@@ -4365,7 +4361,7 @@
           <w:sz w:val="24"/>
           <w:u w:val="single"/>
         </w:rPr>
-        <w:hyperlink r:id="rId21" w:history="1">
+        <w:hyperlink r:id="rId20" w:history="1">
           <w:r>
             <w:rPr>
               <w:rStyle w:val="Hyperlink"/>
@@ -4394,7 +4390,7 @@
           <w:sz w:val="24"/>
           <w:u w:val="single"/>
         </w:rPr>
-        <w:hyperlink r:id="rId21" w:history="1">
+        <w:hyperlink r:id="rId20" w:history="1">
           <w:r>
             <w:rPr>
               <w:rStyle w:val="Hyperlink"/>
@@ -4545,7 +4541,7 @@
           <w:sz w:val="24"/>
           <w:u w:val="single"/>
         </w:rPr>
-        <w:hyperlink r:id="rId22" w:history="1">
+        <w:hyperlink r:id="rId21" w:history="1">
           <w:r>
             <w:rPr>
               <w:rStyle w:val="Hyperlink"/>
@@ -4563,7 +4559,7 @@
           <w:sz w:val="24"/>
           <w:u w:val="single"/>
         </w:rPr>
-        <w:hyperlink r:id="rId22" w:history="1">
+        <w:hyperlink r:id="rId21" w:history="1">
           <w:r>
             <w:rPr>
               <w:rStyle w:val="Hyperlink"/>
@@ -4581,7 +4577,7 @@
           <w:sz w:val="24"/>
           <w:u w:val="single"/>
         </w:rPr>
-        <w:hyperlink r:id="rId22" w:history="1">
+        <w:hyperlink r:id="rId21" w:history="1">
           <w:r>
             <w:rPr>
               <w:rStyle w:val="Hyperlink"/>
@@ -4599,7 +4595,7 @@
           <w:sz w:val="24"/>
           <w:u w:val="single"/>
         </w:rPr>
-        <w:hyperlink r:id="rId22" w:history="1">
+        <w:hyperlink r:id="rId21" w:history="1">
           <w:r>
             <w:rPr>
               <w:rStyle w:val="Hyperlink"/>
@@ -4627,7 +4623,7 @@
           <w:sz w:val="24"/>
           <w:u w:val="single"/>
         </w:rPr>
-        <w:hyperlink r:id="rId23" w:history="1">
+        <w:hyperlink r:id="rId21" w:history="1">
           <w:r>
             <w:rPr>
               <w:rStyle w:val="Hyperlink"/>
@@ -4645,7 +4641,7 @@
           <w:sz w:val="24"/>
           <w:u w:val="single"/>
         </w:rPr>
-        <w:hyperlink r:id="rId22" w:history="1">
+        <w:hyperlink r:id="rId21" w:history="1">
           <w:r>
             <w:rPr>
               <w:rStyle w:val="Hyperlink"/>
@@ -4674,7 +4670,7 @@
           <w:sz w:val="24"/>
           <w:u w:val="single"/>
         </w:rPr>
-        <w:hyperlink r:id="rId22" w:history="1">
+        <w:hyperlink r:id="rId21" w:history="1">
           <w:r>
             <w:rPr>
               <w:rStyle w:val="Hyperlink"/>
@@ -4685,13 +4681,14 @@
       </w:r>
       <w:r>
         <w:rPr>
+          <w:u w:val="single" w:color="0000ff"/>
           <w:rFonts w:ascii="Charis SIL Regular" w:hAnsi="Charis SIL Regular" w:eastAsia="Charis SIL Regular"/>
           <w:b w:val="0"/>
           <w:i w:val="0"/>
           <w:color w:val="000000"/>
           <w:sz w:val="24"/>
         </w:rPr>
-        <w:hyperlink r:id="rId22" w:history="1">
+        <w:hyperlink r:id="rId21" w:history="1">
           <w:r>
             <w:rPr>
               <w:rStyle w:val="Hyperlink"/>
@@ -4709,7 +4706,7 @@
           <w:sz w:val="24"/>
           <w:u w:val="single"/>
         </w:rPr>
-        <w:hyperlink r:id="rId22" w:history="1">
+        <w:hyperlink r:id="rId21" w:history="1">
           <w:r>
             <w:rPr>
               <w:rStyle w:val="Hyperlink"/>
@@ -4738,7 +4735,7 @@
           <w:sz w:val="24"/>
           <w:u w:val="single"/>
         </w:rPr>
-        <w:hyperlink r:id="rId22" w:history="1">
+        <w:hyperlink r:id="rId21" w:history="1">
           <w:r>
             <w:rPr>
               <w:rStyle w:val="Hyperlink"/>
@@ -4773,8 +4770,8 @@
         <w:autoSpaceDN w:val="0"/>
         <w:autoSpaceDE w:val="0"/>
         <w:widowControl/>
-        <w:spacing w:line="288" w:lineRule="exact" w:before="240" w:after="0"/>
-        <w:ind w:left="800" w:right="576" w:firstLine="0"/>
+        <w:spacing w:line="352" w:lineRule="exact" w:before="176" w:after="0"/>
+        <w:ind w:left="800" w:right="0" w:firstLine="0"/>
         <w:jc w:val="left"/>
       </w:pPr>
       <w:r>
@@ -4785,44 +4782,14 @@
           <w:color w:val="000000"/>
           <w:sz w:val="24"/>
         </w:rPr>
-        <w:t xml:space="preserve">Woudsma, J., en Hansje Galesloot. Een markant gebouw in Amsterdam-Oost: het </w:t>
-      </w:r>
-      <w:r>
-        <w:rPr>
-          <w:rFonts w:ascii="Charis SIL Italic" w:hAnsi="Charis SIL Italic" w:eastAsia="Charis SIL Italic"/>
-          <w:b w:val="0"/>
-          <w:i/>
-          <w:color w:val="000000"/>
-          <w:sz w:val="24"/>
-        </w:rPr>
-        <w:t xml:space="preserve">Koninklijk Instituut voor de Tropen. Amsterdam: Koninklijk Instituut voor de </w:t>
-      </w:r>
-      <w:r>
-        <w:rPr>
-          <w:rFonts w:ascii="Charis SIL Italic" w:hAnsi="Charis SIL Italic" w:eastAsia="Charis SIL Italic"/>
-          <w:b w:val="0"/>
-          <w:i/>
-          <w:color w:val="000000"/>
-          <w:sz w:val="24"/>
-        </w:rPr>
-        <w:t>Tropen, 1990.</w:t>
-      </w:r>
-      <w:r>
-        <w:rPr>
-          <w:rFonts w:ascii="Charis SIL Italic" w:hAnsi="Charis SIL Italic" w:eastAsia="Charis SIL Italic"/>
-          <w:b w:val="0"/>
-          <w:i/>
-          <w:color w:val="000000"/>
-          <w:sz w:val="24"/>
-        </w:rPr>
-        <w:t>Net als het boek van Jans besteedt dit boek uit 1990 voornamelijk</w:t>
+        <w:t>Woudsma, J., en Hansje Galesloot. Een markant gebouw in Amsterdam-Oost: het</w:t>
       </w:r>
     </w:p>
     <w:p>
       <w:pPr>
         <w:sectPr>
           <w:pgSz w:w="11900" w:h="16840"/>
-          <w:pgMar w:top="324" w:right="1440" w:bottom="470" w:left="960" w:header="720" w:footer="720" w:gutter="0"/>
+          <w:pgMar w:top="324" w:right="1440" w:bottom="492" w:left="960" w:header="720" w:footer="720" w:gutter="0"/>
           <w:cols/>
           <w:docGrid w:linePitch="360"/>
         </w:sectPr>
@@ -4854,6 +4821,36 @@
           <w:color w:val="000000"/>
           <w:sz w:val="24"/>
         </w:rPr>
+        <w:t xml:space="preserve">Koninklijk Instituut voor de Tropen. Amsterdam: Koninklijk Instituut voor de </w:t>
+      </w:r>
+      <w:r>
+        <w:rPr>
+          <w:rFonts w:ascii="Charis SIL Italic" w:hAnsi="Charis SIL Italic" w:eastAsia="Charis SIL Italic"/>
+          <w:b w:val="0"/>
+          <w:i/>
+          <w:color w:val="000000"/>
+          <w:sz w:val="24"/>
+        </w:rPr>
+        <w:t>Tropen, 1990.</w:t>
+      </w:r>
+      <w:r>
+        <w:rPr>
+          <w:rFonts w:ascii="Charis SIL Italic" w:hAnsi="Charis SIL Italic" w:eastAsia="Charis SIL Italic"/>
+          <w:b w:val="0"/>
+          <w:i/>
+          <w:color w:val="000000"/>
+          <w:sz w:val="24"/>
+        </w:rPr>
+        <w:t xml:space="preserve">Net als het boek van Jans besteedt dit boek uit 1990 voornamelijk </w:t>
+      </w:r>
+      <w:r>
+        <w:rPr>
+          <w:rFonts w:ascii="Charis SIL Italic" w:hAnsi="Charis SIL Italic" w:eastAsia="Charis SIL Italic"/>
+          <w:b w:val="0"/>
+          <w:i/>
+          <w:color w:val="000000"/>
+          <w:sz w:val="24"/>
+        </w:rPr>
         <w:t xml:space="preserve">aandacht aan de uiterlijke kenmerken van het tegenwoordige Wereldmuseum </w:t>
       </w:r>
       <w:r>
@@ -4905,7 +4902,7 @@
           <w:sz w:val="24"/>
           <w:u w:val="single"/>
         </w:rPr>
-        <w:hyperlink r:id="rId24" w:history="1">
+        <w:hyperlink r:id="rId22" w:history="1">
           <w:r>
             <w:rPr>
               <w:rStyle w:val="Hyperlink"/>
@@ -4923,7 +4920,7 @@
           <w:sz w:val="24"/>
           <w:u w:val="single"/>
         </w:rPr>
-        <w:hyperlink r:id="rId24" w:history="1">
+        <w:hyperlink r:id="rId22" w:history="1">
           <w:r>
             <w:rPr>
               <w:rStyle w:val="Hyperlink"/>
@@ -4941,7 +4938,7 @@
           <w:sz w:val="24"/>
           <w:u w:val="single"/>
         </w:rPr>
-        <w:hyperlink r:id="rId24" w:history="1">
+        <w:hyperlink r:id="rId22" w:history="1">
           <w:r>
             <w:rPr>
               <w:rStyle w:val="Hyperlink"/>
@@ -4959,7 +4956,7 @@
           <w:sz w:val="24"/>
           <w:u w:val="single"/>
         </w:rPr>
-        <w:hyperlink r:id="rId24" w:history="1">
+        <w:hyperlink r:id="rId22" w:history="1">
           <w:r>
             <w:rPr>
               <w:rStyle w:val="Hyperlink"/>
@@ -4987,7 +4984,7 @@
           <w:sz w:val="24"/>
           <w:u w:val="single"/>
         </w:rPr>
-        <w:hyperlink r:id="rId25" w:history="1">
+        <w:hyperlink r:id="rId22" w:history="1">
           <w:r>
             <w:rPr>
               <w:rStyle w:val="Hyperlink"/>
@@ -5005,7 +5002,7 @@
           <w:sz w:val="24"/>
           <w:u w:val="single"/>
         </w:rPr>
-        <w:hyperlink r:id="rId24" w:history="1">
+        <w:hyperlink r:id="rId22" w:history="1">
           <w:r>
             <w:rPr>
               <w:rStyle w:val="Hyperlink"/>
@@ -5034,7 +5031,7 @@
           <w:sz w:val="24"/>
           <w:u w:val="single"/>
         </w:rPr>
-        <w:hyperlink r:id="rId25" w:history="1">
+        <w:hyperlink r:id="rId22" w:history="1">
           <w:r>
             <w:rPr>
               <w:rStyle w:val="Hyperlink"/>
@@ -5045,14 +5042,20 @@
       </w:r>
       <w:r>
         <w:rPr>
-          <w:u w:val="single" w:color="0000ff"/>
           <w:rFonts w:ascii="Charis SIL Regular" w:hAnsi="Charis SIL Regular" w:eastAsia="Charis SIL Regular"/>
           <w:b w:val="0"/>
           <w:i w:val="0"/>
           <w:color w:val="000000"/>
           <w:sz w:val="24"/>
         </w:rPr>
-        <w:t xml:space="preserve">, </w:t>
+        <w:hyperlink r:id="rId22" w:history="1">
+          <w:r>
+            <w:rPr>
+              <w:rStyle w:val="Hyperlink"/>
+            </w:rPr>
+            <w:t xml:space="preserve">, </w:t>
+          </w:r>
+        </w:hyperlink>
       </w:r>
       <w:r>
         <w:rPr>
@@ -5063,7 +5066,14 @@
           <w:sz w:val="24"/>
           <w:u w:val="single"/>
         </w:rPr>
-        <w:t xml:space="preserve">ISBN </w:t>
+        <w:hyperlink r:id="rId22" w:history="1">
+          <w:r>
+            <w:rPr>
+              <w:rStyle w:val="Hyperlink"/>
+            </w:rPr>
+            <w:t>ISBN</w:t>
+          </w:r>
+        </w:hyperlink>
       </w:r>
       <w:r>
         <w:rPr>
@@ -5074,7 +5084,18 @@
           <w:sz w:val="24"/>
           <w:u w:val="single"/>
         </w:rPr>
-        <w:hyperlink r:id="rId24" w:history="1">
+        <w:t xml:space="preserve"> </w:t>
+      </w:r>
+      <w:r>
+        <w:rPr>
+          <w:rFonts w:ascii="Charis SIL Regular" w:hAnsi="Charis SIL Regular" w:eastAsia="Charis SIL Regular"/>
+          <w:b w:val="0"/>
+          <w:i w:val="0"/>
+          <w:color w:val="0000FF"/>
+          <w:sz w:val="24"/>
+          <w:u w:val="single"/>
+        </w:rPr>
+        <w:hyperlink r:id="rId22" w:history="1">
           <w:r>
             <w:rPr>
               <w:rStyle w:val="Hyperlink"/>
@@ -5089,7 +5110,7 @@
         <w:autoSpaceDN w:val="0"/>
         <w:autoSpaceDE w:val="0"/>
         <w:widowControl/>
-        <w:spacing w:line="540" w:lineRule="exact" w:before="478" w:after="0"/>
+        <w:spacing w:line="538" w:lineRule="exact" w:before="478" w:after="0"/>
         <w:ind w:left="0" w:right="0" w:firstLine="0"/>
         <w:jc w:val="left"/>
       </w:pPr>
@@ -5109,7 +5130,7 @@
         <w:autoSpaceDN w:val="0"/>
         <w:autoSpaceDE w:val="0"/>
         <w:widowControl/>
-        <w:spacing w:line="352" w:lineRule="exact" w:before="228" w:after="0"/>
+        <w:spacing w:line="352" w:lineRule="exact" w:before="230" w:after="0"/>
         <w:ind w:left="0" w:right="0" w:firstLine="0"/>
         <w:jc w:val="left"/>
       </w:pPr>

--- a/EXPORTS/DOCX/published/niveau3/Dutch/WMAmsterdam.docx
+++ b/EXPORTS/DOCX/published/niveau3/Dutch/WMAmsterdam.docx
@@ -515,7 +515,7 @@
           <w:sz w:val="24"/>
           <w:u w:val="single"/>
         </w:rPr>
-        <w:hyperlink r:id="rId10" w:history="1">
+        <w:hyperlink r:id="rId11" w:history="1">
           <w:r>
             <w:rPr>
               <w:rStyle w:val="Hyperlink"/>
@@ -580,7 +580,7 @@
           <w:sz w:val="24"/>
           <w:u w:val="single"/>
         </w:rPr>
-        <w:hyperlink r:id="rId10" w:history="1">
+        <w:hyperlink r:id="rId11" w:history="1">
           <w:r>
             <w:rPr>
               <w:rStyle w:val="Hyperlink"/>
@@ -666,6 +666,7 @@
       </w:r>
       <w:r>
         <w:rPr>
+          <w:u w:val="single" w:color="0000ff"/>
           <w:rFonts w:ascii="Charis SIL Regular" w:hAnsi="Charis SIL Regular" w:eastAsia="Charis SIL Regular"/>
           <w:b w:val="0"/>
           <w:i w:val="0"/>
@@ -932,9 +933,15 @@
           <w:i w:val="0"/>
           <w:color w:val="0000FF"/>
           <w:sz w:val="24"/>
-          <w:u w:val="single"/>
-        </w:rPr>
-        <w:t>c</w:t>
+        </w:rPr>
+        <w:hyperlink r:id="rId12" w:history="1">
+          <w:r>
+            <w:rPr>
+              <w:rStyle w:val="Hyperlink"/>
+            </w:rPr>
+            <w:t>c</w:t>
+          </w:r>
+        </w:hyperlink>
       </w:r>
       <w:r>
         <w:rPr>
@@ -1586,7 +1593,7 @@
           <w:sz w:val="24"/>
           <w:u w:val="single"/>
         </w:rPr>
-        <w:hyperlink r:id="rId13" w:history="1">
+        <w:hyperlink r:id="rId14" w:history="1">
           <w:r>
             <w:rPr>
               <w:rStyle w:val="Hyperlink"/>
@@ -1604,90 +1611,7 @@
           <w:sz w:val="24"/>
           <w:u w:val="single"/>
         </w:rPr>
-        <w:t xml:space="preserve"> </w:t>
-      </w:r>
-      <w:r>
-        <w:rPr>
-          <w:rFonts w:ascii="Charis SIL Regular" w:hAnsi="Charis SIL Regular" w:eastAsia="Charis SIL Regular"/>
-          <w:b w:val="0"/>
-          <w:i w:val="0"/>
-          <w:color w:val="0000FF"/>
-          <w:sz w:val="24"/>
-          <w:u w:val="single"/>
-        </w:rPr>
-        <w:hyperlink r:id="rId14" w:history="1">
-          <w:r>
-            <w:rPr>
-              <w:rStyle w:val="Hyperlink"/>
-            </w:rPr>
-            <w:t>Lei</w:t>
-          </w:r>
-        </w:hyperlink>
-      </w:r>
-      <w:r>
-        <w:rPr>
-          <w:rFonts w:ascii="Charis SIL Regular" w:hAnsi="Charis SIL Regular" w:eastAsia="Charis SIL Regular"/>
-          <w:b w:val="0"/>
-          <w:i w:val="0"/>
-          <w:color w:val="0000FF"/>
-          <w:sz w:val="24"/>
-          <w:u w:val="single"/>
-        </w:rPr>
-        <w:hyperlink r:id="rId14" w:history="1">
-          <w:r>
-            <w:rPr>
-              <w:rStyle w:val="Hyperlink"/>
-            </w:rPr>
-            <w:t>d</w:t>
-          </w:r>
-        </w:hyperlink>
-      </w:r>
-      <w:r>
-        <w:rPr>
-          <w:rFonts w:ascii="Charis SIL Regular" w:hAnsi="Charis SIL Regular" w:eastAsia="Charis SIL Regular"/>
-          <w:b w:val="0"/>
-          <w:i w:val="0"/>
-          <w:color w:val="0000FF"/>
-          <w:sz w:val="24"/>
-          <w:u w:val="single"/>
-        </w:rPr>
-        <w:hyperlink r:id="rId14" w:history="1">
-          <w:r>
-            <w:rPr>
-              <w:rStyle w:val="Hyperlink"/>
-            </w:rPr>
-            <w:t>en</w:t>
-          </w:r>
-        </w:hyperlink>
-      </w:r>
-      <w:r>
-        <w:rPr>
-          <w:rFonts w:ascii="Charis SIL Regular" w:hAnsi="Charis SIL Regular" w:eastAsia="Charis SIL Regular"/>
-          <w:b w:val="0"/>
-          <w:i w:val="0"/>
-          <w:color w:val="0000FF"/>
-          <w:sz w:val="24"/>
-          <w:u w:val="single"/>
-        </w:rPr>
-        <w:t xml:space="preserve"> </w:t>
-      </w:r>
-      <w:r>
-        <w:rPr>
-          <w:rFonts w:ascii="Charis SIL Regular" w:hAnsi="Charis SIL Regular" w:eastAsia="Charis SIL Regular"/>
-          <w:b w:val="0"/>
-          <w:i w:val="0"/>
-          <w:color w:val="0000FF"/>
-          <w:sz w:val="24"/>
-          <w:u w:val="single"/>
-        </w:rPr>
-        <w:hyperlink r:id="rId14" w:history="1">
-          <w:r>
-            <w:rPr>
-              <w:rStyle w:val="Hyperlink"/>
-            </w:rPr>
-            <w:t>(tegenwo</w:t>
-          </w:r>
-        </w:hyperlink>
+        <w:t xml:space="preserve"> Leiden (tegenwo</w:t>
       </w:r>
       <w:r>
         <w:rPr>
@@ -2870,7 +2794,7 @@
             <w:rPr>
               <w:rStyle w:val="Hyperlink"/>
             </w:rPr>
-            <w:t>desbetreffen</w:t>
+            <w:t>desbetreffend</w:t>
           </w:r>
         </w:hyperlink>
       </w:r>
@@ -2883,7 +2807,7 @@
           <w:sz w:val="24"/>
           <w:u w:val="single"/>
         </w:rPr>
-        <w:t>d</w:t>
+        <w:t>e</w:t>
       </w:r>
       <w:r>
         <w:rPr>
@@ -2892,17 +2816,6 @@
           <w:i w:val="0"/>
           <w:color w:val="0000FF"/>
           <w:sz w:val="24"/>
-        </w:rPr>
-        <w:t>e</w:t>
-      </w:r>
-      <w:r>
-        <w:rPr>
-          <w:rFonts w:ascii="Charis SIL Regular" w:hAnsi="Charis SIL Regular" w:eastAsia="Charis SIL Regular"/>
-          <w:b w:val="0"/>
-          <w:i w:val="0"/>
-          <w:color w:val="0000FF"/>
-          <w:sz w:val="24"/>
-          <w:u w:val="single"/>
         </w:rPr>
         <w:t xml:space="preserve"> </w:t>
       </w:r>
@@ -4125,7 +4038,14 @@
           <w:color w:val="000000"/>
           <w:sz w:val="24"/>
         </w:rPr>
-        <w:t xml:space="preserve">, </w:t>
+        <w:hyperlink r:id="rId18" w:history="1">
+          <w:r>
+            <w:rPr>
+              <w:rStyle w:val="Hyperlink"/>
+            </w:rPr>
+            <w:t xml:space="preserve">, </w:t>
+          </w:r>
+        </w:hyperlink>
       </w:r>
       <w:r>
         <w:rPr>
@@ -4134,8 +4054,16 @@
           <w:i w:val="0"/>
           <w:color w:val="0000FF"/>
           <w:sz w:val="24"/>
-        </w:rPr>
-        <w:t xml:space="preserve">ISBN </w:t>
+          <w:u w:val="single"/>
+        </w:rPr>
+        <w:hyperlink r:id="rId20" w:history="1">
+          <w:r>
+            <w:rPr>
+              <w:rStyle w:val="Hyperlink"/>
+            </w:rPr>
+            <w:t>ISBN</w:t>
+          </w:r>
+        </w:hyperlink>
       </w:r>
       <w:r>
         <w:rPr>
@@ -4146,7 +4074,18 @@
           <w:sz w:val="24"/>
           <w:u w:val="single"/>
         </w:rPr>
-        <w:hyperlink r:id="rId18" w:history="1">
+        <w:t xml:space="preserve"> </w:t>
+      </w:r>
+      <w:r>
+        <w:rPr>
+          <w:rFonts w:ascii="Charis SIL Regular" w:hAnsi="Charis SIL Regular" w:eastAsia="Charis SIL Regular"/>
+          <w:b w:val="0"/>
+          <w:i w:val="0"/>
+          <w:color w:val="0000FF"/>
+          <w:sz w:val="24"/>
+          <w:u w:val="single"/>
+        </w:rPr>
+        <w:hyperlink r:id="rId20" w:history="1">
           <w:r>
             <w:rPr>
               <w:rStyle w:val="Hyperlink"/>
@@ -4297,7 +4236,7 @@
           <w:sz w:val="24"/>
           <w:u w:val="single"/>
         </w:rPr>
-        <w:hyperlink r:id="rId20" w:history="1">
+        <w:hyperlink r:id="rId21" w:history="1">
           <w:r>
             <w:rPr>
               <w:rStyle w:val="Hyperlink"/>
@@ -4315,7 +4254,7 @@
           <w:sz w:val="24"/>
           <w:u w:val="single"/>
         </w:rPr>
-        <w:hyperlink r:id="rId20" w:history="1">
+        <w:hyperlink r:id="rId21" w:history="1">
           <w:r>
             <w:rPr>
               <w:rStyle w:val="Hyperlink"/>
@@ -4333,7 +4272,7 @@
           <w:sz w:val="24"/>
           <w:u w:val="single"/>
         </w:rPr>
-        <w:hyperlink r:id="rId20" w:history="1">
+        <w:hyperlink r:id="rId21" w:history="1">
           <w:r>
             <w:rPr>
               <w:rStyle w:val="Hyperlink"/>
@@ -4361,7 +4300,7 @@
           <w:sz w:val="24"/>
           <w:u w:val="single"/>
         </w:rPr>
-        <w:hyperlink r:id="rId20" w:history="1">
+        <w:hyperlink r:id="rId21" w:history="1">
           <w:r>
             <w:rPr>
               <w:rStyle w:val="Hyperlink"/>
@@ -4390,7 +4329,7 @@
           <w:sz w:val="24"/>
           <w:u w:val="single"/>
         </w:rPr>
-        <w:hyperlink r:id="rId20" w:history="1">
+        <w:hyperlink r:id="rId21" w:history="1">
           <w:r>
             <w:rPr>
               <w:rStyle w:val="Hyperlink"/>
@@ -4541,7 +4480,7 @@
           <w:sz w:val="24"/>
           <w:u w:val="single"/>
         </w:rPr>
-        <w:hyperlink r:id="rId21" w:history="1">
+        <w:hyperlink r:id="rId22" w:history="1">
           <w:r>
             <w:rPr>
               <w:rStyle w:val="Hyperlink"/>
@@ -4559,7 +4498,7 @@
           <w:sz w:val="24"/>
           <w:u w:val="single"/>
         </w:rPr>
-        <w:hyperlink r:id="rId21" w:history="1">
+        <w:hyperlink r:id="rId22" w:history="1">
           <w:r>
             <w:rPr>
               <w:rStyle w:val="Hyperlink"/>
@@ -4577,7 +4516,7 @@
           <w:sz w:val="24"/>
           <w:u w:val="single"/>
         </w:rPr>
-        <w:hyperlink r:id="rId21" w:history="1">
+        <w:hyperlink r:id="rId22" w:history="1">
           <w:r>
             <w:rPr>
               <w:rStyle w:val="Hyperlink"/>
@@ -4595,7 +4534,7 @@
           <w:sz w:val="24"/>
           <w:u w:val="single"/>
         </w:rPr>
-        <w:hyperlink r:id="rId21" w:history="1">
+        <w:hyperlink r:id="rId22" w:history="1">
           <w:r>
             <w:rPr>
               <w:rStyle w:val="Hyperlink"/>
@@ -4623,7 +4562,7 @@
           <w:sz w:val="24"/>
           <w:u w:val="single"/>
         </w:rPr>
-        <w:hyperlink r:id="rId21" w:history="1">
+        <w:hyperlink r:id="rId22" w:history="1">
           <w:r>
             <w:rPr>
               <w:rStyle w:val="Hyperlink"/>
@@ -4641,7 +4580,7 @@
           <w:sz w:val="24"/>
           <w:u w:val="single"/>
         </w:rPr>
-        <w:hyperlink r:id="rId21" w:history="1">
+        <w:hyperlink r:id="rId22" w:history="1">
           <w:r>
             <w:rPr>
               <w:rStyle w:val="Hyperlink"/>
@@ -4670,7 +4609,7 @@
           <w:sz w:val="24"/>
           <w:u w:val="single"/>
         </w:rPr>
-        <w:hyperlink r:id="rId21" w:history="1">
+        <w:hyperlink r:id="rId22" w:history="1">
           <w:r>
             <w:rPr>
               <w:rStyle w:val="Hyperlink"/>
@@ -4681,14 +4620,13 @@
       </w:r>
       <w:r>
         <w:rPr>
-          <w:u w:val="single" w:color="0000ff"/>
           <w:rFonts w:ascii="Charis SIL Regular" w:hAnsi="Charis SIL Regular" w:eastAsia="Charis SIL Regular"/>
           <w:b w:val="0"/>
           <w:i w:val="0"/>
           <w:color w:val="000000"/>
           <w:sz w:val="24"/>
         </w:rPr>
-        <w:hyperlink r:id="rId21" w:history="1">
+        <w:hyperlink r:id="rId22" w:history="1">
           <w:r>
             <w:rPr>
               <w:rStyle w:val="Hyperlink"/>
@@ -4706,7 +4644,7 @@
           <w:sz w:val="24"/>
           <w:u w:val="single"/>
         </w:rPr>
-        <w:hyperlink r:id="rId21" w:history="1">
+        <w:hyperlink r:id="rId22" w:history="1">
           <w:r>
             <w:rPr>
               <w:rStyle w:val="Hyperlink"/>
@@ -4735,7 +4673,7 @@
           <w:sz w:val="24"/>
           <w:u w:val="single"/>
         </w:rPr>
-        <w:hyperlink r:id="rId21" w:history="1">
+        <w:hyperlink r:id="rId22" w:history="1">
           <w:r>
             <w:rPr>
               <w:rStyle w:val="Hyperlink"/>
@@ -4902,7 +4840,7 @@
           <w:sz w:val="24"/>
           <w:u w:val="single"/>
         </w:rPr>
-        <w:hyperlink r:id="rId22" w:history="1">
+        <w:hyperlink r:id="rId23" w:history="1">
           <w:r>
             <w:rPr>
               <w:rStyle w:val="Hyperlink"/>
@@ -4920,7 +4858,7 @@
           <w:sz w:val="24"/>
           <w:u w:val="single"/>
         </w:rPr>
-        <w:hyperlink r:id="rId22" w:history="1">
+        <w:hyperlink r:id="rId23" w:history="1">
           <w:r>
             <w:rPr>
               <w:rStyle w:val="Hyperlink"/>
@@ -4938,7 +4876,7 @@
           <w:sz w:val="24"/>
           <w:u w:val="single"/>
         </w:rPr>
-        <w:hyperlink r:id="rId22" w:history="1">
+        <w:hyperlink r:id="rId23" w:history="1">
           <w:r>
             <w:rPr>
               <w:rStyle w:val="Hyperlink"/>
@@ -4956,7 +4894,7 @@
           <w:sz w:val="24"/>
           <w:u w:val="single"/>
         </w:rPr>
-        <w:hyperlink r:id="rId22" w:history="1">
+        <w:hyperlink r:id="rId23" w:history="1">
           <w:r>
             <w:rPr>
               <w:rStyle w:val="Hyperlink"/>
@@ -4984,7 +4922,7 @@
           <w:sz w:val="24"/>
           <w:u w:val="single"/>
         </w:rPr>
-        <w:hyperlink r:id="rId22" w:history="1">
+        <w:hyperlink r:id="rId23" w:history="1">
           <w:r>
             <w:rPr>
               <w:rStyle w:val="Hyperlink"/>
@@ -5002,7 +4940,7 @@
           <w:sz w:val="24"/>
           <w:u w:val="single"/>
         </w:rPr>
-        <w:hyperlink r:id="rId22" w:history="1">
+        <w:hyperlink r:id="rId23" w:history="1">
           <w:r>
             <w:rPr>
               <w:rStyle w:val="Hyperlink"/>
@@ -5031,7 +4969,7 @@
           <w:sz w:val="24"/>
           <w:u w:val="single"/>
         </w:rPr>
-        <w:hyperlink r:id="rId22" w:history="1">
+        <w:hyperlink r:id="rId24" w:history="1">
           <w:r>
             <w:rPr>
               <w:rStyle w:val="Hyperlink"/>
@@ -5042,20 +4980,14 @@
       </w:r>
       <w:r>
         <w:rPr>
+          <w:u w:val="single" w:color="0000ff"/>
           <w:rFonts w:ascii="Charis SIL Regular" w:hAnsi="Charis SIL Regular" w:eastAsia="Charis SIL Regular"/>
           <w:b w:val="0"/>
           <w:i w:val="0"/>
           <w:color w:val="000000"/>
           <w:sz w:val="24"/>
         </w:rPr>
-        <w:hyperlink r:id="rId22" w:history="1">
-          <w:r>
-            <w:rPr>
-              <w:rStyle w:val="Hyperlink"/>
-            </w:rPr>
-            <w:t xml:space="preserve">, </w:t>
-          </w:r>
-        </w:hyperlink>
+        <w:t xml:space="preserve">, </w:t>
       </w:r>
       <w:r>
         <w:rPr>
@@ -5066,7 +4998,7 @@
           <w:sz w:val="24"/>
           <w:u w:val="single"/>
         </w:rPr>
-        <w:hyperlink r:id="rId22" w:history="1">
+        <w:hyperlink r:id="rId23" w:history="1">
           <w:r>
             <w:rPr>
               <w:rStyle w:val="Hyperlink"/>
@@ -5095,7 +5027,7 @@
           <w:sz w:val="24"/>
           <w:u w:val="single"/>
         </w:rPr>
-        <w:hyperlink r:id="rId22" w:history="1">
+        <w:hyperlink r:id="rId23" w:history="1">
           <w:r>
             <w:rPr>
               <w:rStyle w:val="Hyperlink"/>

--- a/EXPORTS/DOCX/published/niveau3/Dutch/WMAmsterdam.docx
+++ b/EXPORTS/DOCX/published/niveau3/Dutch/WMAmsterdam.docx
@@ -515,7 +515,7 @@
           <w:sz w:val="24"/>
           <w:u w:val="single"/>
         </w:rPr>
-        <w:hyperlink r:id="rId11" w:history="1">
+        <w:hyperlink r:id="rId10" w:history="1">
           <w:r>
             <w:rPr>
               <w:rStyle w:val="Hyperlink"/>
@@ -580,7 +580,7 @@
           <w:sz w:val="24"/>
           <w:u w:val="single"/>
         </w:rPr>
-        <w:hyperlink r:id="rId11" w:history="1">
+        <w:hyperlink r:id="rId10" w:history="1">
           <w:r>
             <w:rPr>
               <w:rStyle w:val="Hyperlink"/>
@@ -673,7 +673,14 @@
           <w:color w:val="000000"/>
           <w:sz w:val="24"/>
         </w:rPr>
-        <w:t>Lands P</w:t>
+        <w:hyperlink r:id="rId11" w:history="1">
+          <w:r>
+            <w:rPr>
+              <w:rStyle w:val="Hyperlink"/>
+            </w:rPr>
+            <w:t>Lands P</w:t>
+          </w:r>
+        </w:hyperlink>
       </w:r>
       <w:r>
         <w:rPr>
@@ -922,7 +929,7 @@
             <w:rPr>
               <w:rStyle w:val="Hyperlink"/>
             </w:rPr>
-            <w:t>Etnografis</w:t>
+            <w:t>Etnografisc</w:t>
           </w:r>
         </w:hyperlink>
       </w:r>
@@ -933,23 +940,7 @@
           <w:i w:val="0"/>
           <w:color w:val="0000FF"/>
           <w:sz w:val="24"/>
-        </w:rPr>
-        <w:hyperlink r:id="rId12" w:history="1">
-          <w:r>
-            <w:rPr>
-              <w:rStyle w:val="Hyperlink"/>
-            </w:rPr>
-            <w:t>c</w:t>
-          </w:r>
-        </w:hyperlink>
-      </w:r>
-      <w:r>
-        <w:rPr>
-          <w:rFonts w:ascii="Charis SIL Regular" w:hAnsi="Charis SIL Regular" w:eastAsia="Charis SIL Regular"/>
-          <w:b w:val="0"/>
-          <w:i w:val="0"/>
-          <w:color w:val="0000FF"/>
-          <w:sz w:val="24"/>
+          <w:u w:val="single"/>
         </w:rPr>
         <w:t>h</w:t>
       </w:r>
@@ -1007,9 +998,19 @@
             <w:rPr>
               <w:rStyle w:val="Hyperlink"/>
             </w:rPr>
-            <w:t>Artis</w:t>
+            <w:t>Arti</w:t>
           </w:r>
         </w:hyperlink>
+      </w:r>
+      <w:r>
+        <w:rPr>
+          <w:rFonts w:ascii="Charis SIL Regular" w:hAnsi="Charis SIL Regular" w:eastAsia="Charis SIL Regular"/>
+          <w:b w:val="0"/>
+          <w:i w:val="0"/>
+          <w:color w:val="0000FF"/>
+          <w:sz w:val="24"/>
+        </w:rPr>
+        <w:t>s</w:t>
       </w:r>
       <w:r>
         <w:rPr>
@@ -1417,6 +1418,7 @@
       </w:r>
       <w:r>
         <w:rPr>
+          <w:u w:val="single" w:color="0000ff"/>
           <w:rFonts w:ascii="Charis SIL Regular" w:hAnsi="Charis SIL Regular" w:eastAsia="Charis SIL Regular"/>
           <w:b w:val="0"/>
           <w:i w:val="0"/>
@@ -1434,50 +1436,7 @@
           <w:sz w:val="24"/>
           <w:u w:val="single"/>
         </w:rPr>
-        <w:hyperlink r:id="rId13" w:history="1">
-          <w:r>
-            <w:rPr>
-              <w:rStyle w:val="Hyperlink"/>
-            </w:rPr>
-            <w:t>Rijksmu</w:t>
-          </w:r>
-        </w:hyperlink>
-      </w:r>
-      <w:r>
-        <w:rPr>
-          <w:rFonts w:ascii="Charis SIL Regular" w:hAnsi="Charis SIL Regular" w:eastAsia="Charis SIL Regular"/>
-          <w:b w:val="0"/>
-          <w:i w:val="0"/>
-          <w:color w:val="0000FF"/>
-          <w:sz w:val="24"/>
-          <w:u w:val="single"/>
-        </w:rPr>
-        <w:hyperlink r:id="rId14" w:history="1">
-          <w:r>
-            <w:rPr>
-              <w:rStyle w:val="Hyperlink"/>
-            </w:rPr>
-            <w:t>seu</w:t>
-          </w:r>
-        </w:hyperlink>
-      </w:r>
-      <w:r>
-        <w:rPr>
-          <w:rFonts w:ascii="Charis SIL Regular" w:hAnsi="Charis SIL Regular" w:eastAsia="Charis SIL Regular"/>
-          <w:b w:val="0"/>
-          <w:i w:val="0"/>
-          <w:color w:val="0000FF"/>
-          <w:sz w:val="24"/>
-          <w:u w:val="single"/>
-        </w:rPr>
-        <w:hyperlink r:id="rId14" w:history="1">
-          <w:r>
-            <w:rPr>
-              <w:rStyle w:val="Hyperlink"/>
-            </w:rPr>
-            <w:t>m</w:t>
-          </w:r>
-        </w:hyperlink>
+        <w:t>Rijksmuseum</w:t>
       </w:r>
       <w:r>
         <w:rPr>
@@ -1593,7 +1552,7 @@
           <w:sz w:val="24"/>
           <w:u w:val="single"/>
         </w:rPr>
-        <w:hyperlink r:id="rId14" w:history="1">
+        <w:hyperlink r:id="rId13" w:history="1">
           <w:r>
             <w:rPr>
               <w:rStyle w:val="Hyperlink"/>
@@ -1611,7 +1570,90 @@
           <w:sz w:val="24"/>
           <w:u w:val="single"/>
         </w:rPr>
-        <w:t xml:space="preserve"> Leiden (tegenwo</w:t>
+        <w:t xml:space="preserve"> </w:t>
+      </w:r>
+      <w:r>
+        <w:rPr>
+          <w:rFonts w:ascii="Charis SIL Regular" w:hAnsi="Charis SIL Regular" w:eastAsia="Charis SIL Regular"/>
+          <w:b w:val="0"/>
+          <w:i w:val="0"/>
+          <w:color w:val="0000FF"/>
+          <w:sz w:val="24"/>
+          <w:u w:val="single"/>
+        </w:rPr>
+        <w:hyperlink r:id="rId13" w:history="1">
+          <w:r>
+            <w:rPr>
+              <w:rStyle w:val="Hyperlink"/>
+            </w:rPr>
+            <w:t>Lei</w:t>
+          </w:r>
+        </w:hyperlink>
+      </w:r>
+      <w:r>
+        <w:rPr>
+          <w:rFonts w:ascii="Charis SIL Regular" w:hAnsi="Charis SIL Regular" w:eastAsia="Charis SIL Regular"/>
+          <w:b w:val="0"/>
+          <w:i w:val="0"/>
+          <w:color w:val="0000FF"/>
+          <w:sz w:val="24"/>
+          <w:u w:val="single"/>
+        </w:rPr>
+        <w:hyperlink r:id="rId13" w:history="1">
+          <w:r>
+            <w:rPr>
+              <w:rStyle w:val="Hyperlink"/>
+            </w:rPr>
+            <w:t>d</w:t>
+          </w:r>
+        </w:hyperlink>
+      </w:r>
+      <w:r>
+        <w:rPr>
+          <w:rFonts w:ascii="Charis SIL Regular" w:hAnsi="Charis SIL Regular" w:eastAsia="Charis SIL Regular"/>
+          <w:b w:val="0"/>
+          <w:i w:val="0"/>
+          <w:color w:val="0000FF"/>
+          <w:sz w:val="24"/>
+          <w:u w:val="single"/>
+        </w:rPr>
+        <w:hyperlink r:id="rId13" w:history="1">
+          <w:r>
+            <w:rPr>
+              <w:rStyle w:val="Hyperlink"/>
+            </w:rPr>
+            <w:t>en</w:t>
+          </w:r>
+        </w:hyperlink>
+      </w:r>
+      <w:r>
+        <w:rPr>
+          <w:rFonts w:ascii="Charis SIL Regular" w:hAnsi="Charis SIL Regular" w:eastAsia="Charis SIL Regular"/>
+          <w:b w:val="0"/>
+          <w:i w:val="0"/>
+          <w:color w:val="0000FF"/>
+          <w:sz w:val="24"/>
+          <w:u w:val="single"/>
+        </w:rPr>
+        <w:t xml:space="preserve"> </w:t>
+      </w:r>
+      <w:r>
+        <w:rPr>
+          <w:rFonts w:ascii="Charis SIL Regular" w:hAnsi="Charis SIL Regular" w:eastAsia="Charis SIL Regular"/>
+          <w:b w:val="0"/>
+          <w:i w:val="0"/>
+          <w:color w:val="0000FF"/>
+          <w:sz w:val="24"/>
+          <w:u w:val="single"/>
+        </w:rPr>
+        <w:hyperlink r:id="rId13" w:history="1">
+          <w:r>
+            <w:rPr>
+              <w:rStyle w:val="Hyperlink"/>
+            </w:rPr>
+            <w:t>(tegenwo</w:t>
+          </w:r>
+        </w:hyperlink>
       </w:r>
       <w:r>
         <w:rPr>
@@ -1752,7 +1794,7 @@
           <w:sz w:val="24"/>
           <w:u w:val="single"/>
         </w:rPr>
-        <w:hyperlink r:id="rId13" w:history="1">
+        <w:hyperlink r:id="rId14" w:history="1">
           <w:r>
             <w:rPr>
               <w:rStyle w:val="Hyperlink"/>
@@ -2697,7 +2739,6 @@
       </w:r>
       <w:r>
         <w:rPr>
-          <w:u w:val="single" w:color="0000ff"/>
           <w:rFonts w:ascii="Charis SIL Regular" w:hAnsi="Charis SIL Regular" w:eastAsia="Charis SIL Regular"/>
           <w:b w:val="0"/>
           <w:i w:val="0"/>
@@ -2816,6 +2857,7 @@
           <w:i w:val="0"/>
           <w:color w:val="0000FF"/>
           <w:sz w:val="24"/>
+          <w:u w:val="single"/>
         </w:rPr>
         <w:t xml:space="preserve"> </w:t>
       </w:r>
@@ -2833,9 +2875,19 @@
             <w:rPr>
               <w:rStyle w:val="Hyperlink"/>
             </w:rPr>
-            <w:t>zoekhulp</w:t>
+            <w:t>zoekhul</w:t>
           </w:r>
         </w:hyperlink>
+      </w:r>
+      <w:r>
+        <w:rPr>
+          <w:rFonts w:ascii="Charis SIL Regular" w:hAnsi="Charis SIL Regular" w:eastAsia="Charis SIL Regular"/>
+          <w:b w:val="0"/>
+          <w:i w:val="0"/>
+          <w:color w:val="0000FF"/>
+          <w:sz w:val="24"/>
+        </w:rPr>
+        <w:t>p</w:t>
       </w:r>
       <w:r>
         <w:rPr>
@@ -4021,7 +4073,7 @@
           <w:sz w:val="24"/>
           <w:u w:val="single"/>
         </w:rPr>
-        <w:hyperlink r:id="rId19" w:history="1">
+        <w:hyperlink r:id="rId18" w:history="1">
           <w:r>
             <w:rPr>
               <w:rStyle w:val="Hyperlink"/>
@@ -4032,60 +4084,35 @@
       </w:r>
       <w:r>
         <w:rPr>
+          <w:u w:val="single" w:color="0000ff"/>
           <w:rFonts w:ascii="Charis SIL Regular" w:hAnsi="Charis SIL Regular" w:eastAsia="Charis SIL Regular"/>
           <w:b w:val="0"/>
           <w:i w:val="0"/>
           <w:color w:val="000000"/>
           <w:sz w:val="24"/>
         </w:rPr>
+        <w:t xml:space="preserve">, </w:t>
+      </w:r>
+      <w:r>
+        <w:rPr>
+          <w:rFonts w:ascii="Charis SIL Regular" w:hAnsi="Charis SIL Regular" w:eastAsia="Charis SIL Regular"/>
+          <w:b w:val="0"/>
+          <w:i w:val="0"/>
+          <w:color w:val="0000FF"/>
+          <w:sz w:val="24"/>
+        </w:rPr>
+        <w:t xml:space="preserve">ISBN </w:t>
+      </w:r>
+      <w:r>
+        <w:rPr>
+          <w:rFonts w:ascii="Charis SIL Regular" w:hAnsi="Charis SIL Regular" w:eastAsia="Charis SIL Regular"/>
+          <w:b w:val="0"/>
+          <w:i w:val="0"/>
+          <w:color w:val="0000FF"/>
+          <w:sz w:val="24"/>
+          <w:u w:val="single"/>
+        </w:rPr>
         <w:hyperlink r:id="rId18" w:history="1">
-          <w:r>
-            <w:rPr>
-              <w:rStyle w:val="Hyperlink"/>
-            </w:rPr>
-            <w:t xml:space="preserve">, </w:t>
-          </w:r>
-        </w:hyperlink>
-      </w:r>
-      <w:r>
-        <w:rPr>
-          <w:rFonts w:ascii="Charis SIL Regular" w:hAnsi="Charis SIL Regular" w:eastAsia="Charis SIL Regular"/>
-          <w:b w:val="0"/>
-          <w:i w:val="0"/>
-          <w:color w:val="0000FF"/>
-          <w:sz w:val="24"/>
-          <w:u w:val="single"/>
-        </w:rPr>
-        <w:hyperlink r:id="rId20" w:history="1">
-          <w:r>
-            <w:rPr>
-              <w:rStyle w:val="Hyperlink"/>
-            </w:rPr>
-            <w:t>ISBN</w:t>
-          </w:r>
-        </w:hyperlink>
-      </w:r>
-      <w:r>
-        <w:rPr>
-          <w:rFonts w:ascii="Charis SIL Regular" w:hAnsi="Charis SIL Regular" w:eastAsia="Charis SIL Regular"/>
-          <w:b w:val="0"/>
-          <w:i w:val="0"/>
-          <w:color w:val="0000FF"/>
-          <w:sz w:val="24"/>
-          <w:u w:val="single"/>
-        </w:rPr>
-        <w:t xml:space="preserve"> </w:t>
-      </w:r>
-      <w:r>
-        <w:rPr>
-          <w:rFonts w:ascii="Charis SIL Regular" w:hAnsi="Charis SIL Regular" w:eastAsia="Charis SIL Regular"/>
-          <w:b w:val="0"/>
-          <w:i w:val="0"/>
-          <w:color w:val="0000FF"/>
-          <w:sz w:val="24"/>
-          <w:u w:val="single"/>
-        </w:rPr>
-        <w:hyperlink r:id="rId20" w:history="1">
           <w:r>
             <w:rPr>
               <w:rStyle w:val="Hyperlink"/>
@@ -4236,7 +4263,7 @@
           <w:sz w:val="24"/>
           <w:u w:val="single"/>
         </w:rPr>
-        <w:hyperlink r:id="rId21" w:history="1">
+        <w:hyperlink r:id="rId20" w:history="1">
           <w:r>
             <w:rPr>
               <w:rStyle w:val="Hyperlink"/>
@@ -4254,7 +4281,7 @@
           <w:sz w:val="24"/>
           <w:u w:val="single"/>
         </w:rPr>
-        <w:hyperlink r:id="rId21" w:history="1">
+        <w:hyperlink r:id="rId20" w:history="1">
           <w:r>
             <w:rPr>
               <w:rStyle w:val="Hyperlink"/>
@@ -4272,7 +4299,7 @@
           <w:sz w:val="24"/>
           <w:u w:val="single"/>
         </w:rPr>
-        <w:hyperlink r:id="rId21" w:history="1">
+        <w:hyperlink r:id="rId20" w:history="1">
           <w:r>
             <w:rPr>
               <w:rStyle w:val="Hyperlink"/>
@@ -4300,7 +4327,7 @@
           <w:sz w:val="24"/>
           <w:u w:val="single"/>
         </w:rPr>
-        <w:hyperlink r:id="rId21" w:history="1">
+        <w:hyperlink r:id="rId20" w:history="1">
           <w:r>
             <w:rPr>
               <w:rStyle w:val="Hyperlink"/>
@@ -4329,7 +4356,7 @@
           <w:sz w:val="24"/>
           <w:u w:val="single"/>
         </w:rPr>
-        <w:hyperlink r:id="rId21" w:history="1">
+        <w:hyperlink r:id="rId20" w:history="1">
           <w:r>
             <w:rPr>
               <w:rStyle w:val="Hyperlink"/>
@@ -4480,7 +4507,7 @@
           <w:sz w:val="24"/>
           <w:u w:val="single"/>
         </w:rPr>
-        <w:hyperlink r:id="rId22" w:history="1">
+        <w:hyperlink r:id="rId21" w:history="1">
           <w:r>
             <w:rPr>
               <w:rStyle w:val="Hyperlink"/>
@@ -4498,7 +4525,7 @@
           <w:sz w:val="24"/>
           <w:u w:val="single"/>
         </w:rPr>
-        <w:hyperlink r:id="rId22" w:history="1">
+        <w:hyperlink r:id="rId21" w:history="1">
           <w:r>
             <w:rPr>
               <w:rStyle w:val="Hyperlink"/>
@@ -4516,7 +4543,7 @@
           <w:sz w:val="24"/>
           <w:u w:val="single"/>
         </w:rPr>
-        <w:hyperlink r:id="rId22" w:history="1">
+        <w:hyperlink r:id="rId21" w:history="1">
           <w:r>
             <w:rPr>
               <w:rStyle w:val="Hyperlink"/>
@@ -4534,7 +4561,7 @@
           <w:sz w:val="24"/>
           <w:u w:val="single"/>
         </w:rPr>
-        <w:hyperlink r:id="rId22" w:history="1">
+        <w:hyperlink r:id="rId21" w:history="1">
           <w:r>
             <w:rPr>
               <w:rStyle w:val="Hyperlink"/>
@@ -4562,7 +4589,7 @@
           <w:sz w:val="24"/>
           <w:u w:val="single"/>
         </w:rPr>
-        <w:hyperlink r:id="rId22" w:history="1">
+        <w:hyperlink r:id="rId21" w:history="1">
           <w:r>
             <w:rPr>
               <w:rStyle w:val="Hyperlink"/>
@@ -4609,7 +4636,7 @@
           <w:sz w:val="24"/>
           <w:u w:val="single"/>
         </w:rPr>
-        <w:hyperlink r:id="rId22" w:history="1">
+        <w:hyperlink r:id="rId21" w:history="1">
           <w:r>
             <w:rPr>
               <w:rStyle w:val="Hyperlink"/>
@@ -4626,14 +4653,7 @@
           <w:color w:val="000000"/>
           <w:sz w:val="24"/>
         </w:rPr>
-        <w:hyperlink r:id="rId22" w:history="1">
-          <w:r>
-            <w:rPr>
-              <w:rStyle w:val="Hyperlink"/>
-            </w:rPr>
-            <w:t xml:space="preserve">, </w:t>
-          </w:r>
-        </w:hyperlink>
+        <w:t xml:space="preserve">, </w:t>
       </w:r>
       <w:r>
         <w:rPr>
@@ -4644,7 +4664,7 @@
           <w:sz w:val="24"/>
           <w:u w:val="single"/>
         </w:rPr>
-        <w:hyperlink r:id="rId22" w:history="1">
+        <w:hyperlink r:id="rId21" w:history="1">
           <w:r>
             <w:rPr>
               <w:rStyle w:val="Hyperlink"/>
@@ -4673,7 +4693,7 @@
           <w:sz w:val="24"/>
           <w:u w:val="single"/>
         </w:rPr>
-        <w:hyperlink r:id="rId22" w:history="1">
+        <w:hyperlink r:id="rId23" w:history="1">
           <w:r>
             <w:rPr>
               <w:rStyle w:val="Hyperlink"/>
@@ -4840,7 +4860,7 @@
           <w:sz w:val="24"/>
           <w:u w:val="single"/>
         </w:rPr>
-        <w:hyperlink r:id="rId23" w:history="1">
+        <w:hyperlink r:id="rId24" w:history="1">
           <w:r>
             <w:rPr>
               <w:rStyle w:val="Hyperlink"/>
@@ -4858,7 +4878,7 @@
           <w:sz w:val="24"/>
           <w:u w:val="single"/>
         </w:rPr>
-        <w:hyperlink r:id="rId23" w:history="1">
+        <w:hyperlink r:id="rId24" w:history="1">
           <w:r>
             <w:rPr>
               <w:rStyle w:val="Hyperlink"/>
@@ -4876,7 +4896,7 @@
           <w:sz w:val="24"/>
           <w:u w:val="single"/>
         </w:rPr>
-        <w:hyperlink r:id="rId23" w:history="1">
+        <w:hyperlink r:id="rId24" w:history="1">
           <w:r>
             <w:rPr>
               <w:rStyle w:val="Hyperlink"/>
@@ -4894,7 +4914,7 @@
           <w:sz w:val="24"/>
           <w:u w:val="single"/>
         </w:rPr>
-        <w:hyperlink r:id="rId23" w:history="1">
+        <w:hyperlink r:id="rId24" w:history="1">
           <w:r>
             <w:rPr>
               <w:rStyle w:val="Hyperlink"/>
@@ -4922,7 +4942,7 @@
           <w:sz w:val="24"/>
           <w:u w:val="single"/>
         </w:rPr>
-        <w:hyperlink r:id="rId23" w:history="1">
+        <w:hyperlink r:id="rId25" w:history="1">
           <w:r>
             <w:rPr>
               <w:rStyle w:val="Hyperlink"/>
@@ -4940,7 +4960,7 @@
           <w:sz w:val="24"/>
           <w:u w:val="single"/>
         </w:rPr>
-        <w:hyperlink r:id="rId23" w:history="1">
+        <w:hyperlink r:id="rId25" w:history="1">
           <w:r>
             <w:rPr>
               <w:rStyle w:val="Hyperlink"/>
@@ -4969,7 +4989,7 @@
           <w:sz w:val="24"/>
           <w:u w:val="single"/>
         </w:rPr>
-        <w:hyperlink r:id="rId24" w:history="1">
+        <w:hyperlink r:id="rId25" w:history="1">
           <w:r>
             <w:rPr>
               <w:rStyle w:val="Hyperlink"/>
@@ -4998,7 +5018,7 @@
           <w:sz w:val="24"/>
           <w:u w:val="single"/>
         </w:rPr>
-        <w:hyperlink r:id="rId23" w:history="1">
+        <w:hyperlink r:id="rId26" w:history="1">
           <w:r>
             <w:rPr>
               <w:rStyle w:val="Hyperlink"/>
@@ -5027,7 +5047,7 @@
           <w:sz w:val="24"/>
           <w:u w:val="single"/>
         </w:rPr>
-        <w:hyperlink r:id="rId23" w:history="1">
+        <w:hyperlink r:id="rId24" w:history="1">
           <w:r>
             <w:rPr>
               <w:rStyle w:val="Hyperlink"/>

--- a/EXPORTS/DOCX/published/niveau3/Dutch/WMAmsterdam.docx
+++ b/EXPORTS/DOCX/published/niveau3/Dutch/WMAmsterdam.docx
@@ -951,7 +951,6 @@
           <w:i w:val="0"/>
           <w:color w:val="0000FF"/>
           <w:sz w:val="24"/>
-          <w:u w:val="single"/>
         </w:rPr>
         <w:t xml:space="preserve"> </w:t>
       </w:r>
@@ -998,19 +997,9 @@
             <w:rPr>
               <w:rStyle w:val="Hyperlink"/>
             </w:rPr>
-            <w:t>Arti</w:t>
+            <w:t>Artis</w:t>
           </w:r>
         </w:hyperlink>
-      </w:r>
-      <w:r>
-        <w:rPr>
-          <w:rFonts w:ascii="Charis SIL Regular" w:hAnsi="Charis SIL Regular" w:eastAsia="Charis SIL Regular"/>
-          <w:b w:val="0"/>
-          <w:i w:val="0"/>
-          <w:color w:val="0000FF"/>
-          <w:sz w:val="24"/>
-        </w:rPr>
-        <w:t>s</w:t>
       </w:r>
       <w:r>
         <w:rPr>
@@ -1418,7 +1407,6 @@
       </w:r>
       <w:r>
         <w:rPr>
-          <w:u w:val="single" w:color="0000ff"/>
           <w:rFonts w:ascii="Charis SIL Regular" w:hAnsi="Charis SIL Regular" w:eastAsia="Charis SIL Regular"/>
           <w:b w:val="0"/>
           <w:i w:val="0"/>
@@ -1436,7 +1424,50 @@
           <w:sz w:val="24"/>
           <w:u w:val="single"/>
         </w:rPr>
-        <w:t>Rijksmuseum</w:t>
+        <w:hyperlink r:id="rId13" w:history="1">
+          <w:r>
+            <w:rPr>
+              <w:rStyle w:val="Hyperlink"/>
+            </w:rPr>
+            <w:t>Rijksmu</w:t>
+          </w:r>
+        </w:hyperlink>
+      </w:r>
+      <w:r>
+        <w:rPr>
+          <w:rFonts w:ascii="Charis SIL Regular" w:hAnsi="Charis SIL Regular" w:eastAsia="Charis SIL Regular"/>
+          <w:b w:val="0"/>
+          <w:i w:val="0"/>
+          <w:color w:val="0000FF"/>
+          <w:sz w:val="24"/>
+          <w:u w:val="single"/>
+        </w:rPr>
+        <w:hyperlink r:id="rId14" w:history="1">
+          <w:r>
+            <w:rPr>
+              <w:rStyle w:val="Hyperlink"/>
+            </w:rPr>
+            <w:t>seu</w:t>
+          </w:r>
+        </w:hyperlink>
+      </w:r>
+      <w:r>
+        <w:rPr>
+          <w:rFonts w:ascii="Charis SIL Regular" w:hAnsi="Charis SIL Regular" w:eastAsia="Charis SIL Regular"/>
+          <w:b w:val="0"/>
+          <w:i w:val="0"/>
+          <w:color w:val="0000FF"/>
+          <w:sz w:val="24"/>
+          <w:u w:val="single"/>
+        </w:rPr>
+        <w:hyperlink r:id="rId14" w:history="1">
+          <w:r>
+            <w:rPr>
+              <w:rStyle w:val="Hyperlink"/>
+            </w:rPr>
+            <w:t>m</w:t>
+          </w:r>
+        </w:hyperlink>
       </w:r>
       <w:r>
         <w:rPr>
@@ -1646,7 +1677,7 @@
           <w:sz w:val="24"/>
           <w:u w:val="single"/>
         </w:rPr>
-        <w:hyperlink r:id="rId13" w:history="1">
+        <w:hyperlink r:id="rId14" w:history="1">
           <w:r>
             <w:rPr>
               <w:rStyle w:val="Hyperlink"/>
@@ -1664,7 +1695,7 @@
           <w:sz w:val="24"/>
           <w:u w:val="single"/>
         </w:rPr>
-        <w:hyperlink r:id="rId13" w:history="1">
+        <w:hyperlink r:id="rId14" w:history="1">
           <w:r>
             <w:rPr>
               <w:rStyle w:val="Hyperlink"/>
@@ -1693,7 +1724,7 @@
           <w:sz w:val="24"/>
           <w:u w:val="single"/>
         </w:rPr>
-        <w:hyperlink r:id="rId13" w:history="1">
+        <w:hyperlink r:id="rId14" w:history="1">
           <w:r>
             <w:rPr>
               <w:rStyle w:val="Hyperlink"/>
@@ -1794,7 +1825,7 @@
           <w:sz w:val="24"/>
           <w:u w:val="single"/>
         </w:rPr>
-        <w:hyperlink r:id="rId14" w:history="1">
+        <w:hyperlink r:id="rId13" w:history="1">
           <w:r>
             <w:rPr>
               <w:rStyle w:val="Hyperlink"/>
@@ -2739,6 +2770,7 @@
       </w:r>
       <w:r>
         <w:rPr>
+          <w:u w:val="single" w:color="0000ff"/>
           <w:rFonts w:ascii="Charis SIL Regular" w:hAnsi="Charis SIL Regular" w:eastAsia="Charis SIL Regular"/>
           <w:b w:val="0"/>
           <w:i w:val="0"/>
@@ -2835,7 +2867,7 @@
             <w:rPr>
               <w:rStyle w:val="Hyperlink"/>
             </w:rPr>
-            <w:t>desbetreffend</w:t>
+            <w:t>desbetreffen</w:t>
           </w:r>
         </w:hyperlink>
       </w:r>
@@ -2846,36 +2878,13 @@
           <w:i w:val="0"/>
           <w:color w:val="0000FF"/>
           <w:sz w:val="24"/>
-          <w:u w:val="single"/>
-        </w:rPr>
-        <w:t>e</w:t>
-      </w:r>
-      <w:r>
-        <w:rPr>
-          <w:rFonts w:ascii="Charis SIL Regular" w:hAnsi="Charis SIL Regular" w:eastAsia="Charis SIL Regular"/>
-          <w:b w:val="0"/>
-          <w:i w:val="0"/>
-          <w:color w:val="0000FF"/>
-          <w:sz w:val="24"/>
-          <w:u w:val="single"/>
-        </w:rPr>
-        <w:t xml:space="preserve"> </w:t>
-      </w:r>
-      <w:r>
-        <w:rPr>
-          <w:rFonts w:ascii="Charis SIL Regular" w:hAnsi="Charis SIL Regular" w:eastAsia="Charis SIL Regular"/>
-          <w:b w:val="0"/>
-          <w:i w:val="0"/>
-          <w:color w:val="0000FF"/>
-          <w:sz w:val="24"/>
-          <w:u w:val="single"/>
         </w:rPr>
         <w:hyperlink r:id="rId12" w:history="1">
           <w:r>
             <w:rPr>
               <w:rStyle w:val="Hyperlink"/>
             </w:rPr>
-            <w:t>zoekhul</w:t>
+            <w:t>d</w:t>
           </w:r>
         </w:hyperlink>
       </w:r>
@@ -2887,7 +2896,36 @@
           <w:color w:val="0000FF"/>
           <w:sz w:val="24"/>
         </w:rPr>
-        <w:t>p</w:t>
+        <w:t>e</w:t>
+      </w:r>
+      <w:r>
+        <w:rPr>
+          <w:rFonts w:ascii="Charis SIL Regular" w:hAnsi="Charis SIL Regular" w:eastAsia="Charis SIL Regular"/>
+          <w:b w:val="0"/>
+          <w:i w:val="0"/>
+          <w:color w:val="0000FF"/>
+          <w:sz w:val="24"/>
+          <w:u w:val="single"/>
+        </w:rPr>
+        <w:t xml:space="preserve"> </w:t>
+      </w:r>
+      <w:r>
+        <w:rPr>
+          <w:rFonts w:ascii="Charis SIL Regular" w:hAnsi="Charis SIL Regular" w:eastAsia="Charis SIL Regular"/>
+          <w:b w:val="0"/>
+          <w:i w:val="0"/>
+          <w:color w:val="0000FF"/>
+          <w:sz w:val="24"/>
+          <w:u w:val="single"/>
+        </w:rPr>
+        <w:hyperlink r:id="rId12" w:history="1">
+          <w:r>
+            <w:rPr>
+              <w:rStyle w:val="Hyperlink"/>
+            </w:rPr>
+            <w:t>zoekhulp</w:t>
+          </w:r>
+        </w:hyperlink>
       </w:r>
       <w:r>
         <w:rPr>
@@ -4026,7 +4064,7 @@
           <w:sz w:val="24"/>
           <w:u w:val="single"/>
         </w:rPr>
-        <w:hyperlink r:id="rId19" w:history="1">
+        <w:hyperlink r:id="rId18" w:history="1">
           <w:r>
             <w:rPr>
               <w:rStyle w:val="Hyperlink"/>
@@ -4044,7 +4082,7 @@
           <w:sz w:val="24"/>
           <w:u w:val="single"/>
         </w:rPr>
-        <w:hyperlink r:id="rId19" w:history="1">
+        <w:hyperlink r:id="rId18" w:history="1">
           <w:r>
             <w:rPr>
               <w:rStyle w:val="Hyperlink"/>
@@ -4084,14 +4122,20 @@
       </w:r>
       <w:r>
         <w:rPr>
-          <w:u w:val="single" w:color="0000ff"/>
           <w:rFonts w:ascii="Charis SIL Regular" w:hAnsi="Charis SIL Regular" w:eastAsia="Charis SIL Regular"/>
           <w:b w:val="0"/>
           <w:i w:val="0"/>
           <w:color w:val="000000"/>
           <w:sz w:val="24"/>
         </w:rPr>
-        <w:t xml:space="preserve">, </w:t>
+        <w:hyperlink r:id="rId18" w:history="1">
+          <w:r>
+            <w:rPr>
+              <w:rStyle w:val="Hyperlink"/>
+            </w:rPr>
+            <w:t xml:space="preserve">, </w:t>
+          </w:r>
+        </w:hyperlink>
       </w:r>
       <w:r>
         <w:rPr>
@@ -4100,8 +4144,27 @@
           <w:i w:val="0"/>
           <w:color w:val="0000FF"/>
           <w:sz w:val="24"/>
-        </w:rPr>
-        <w:t xml:space="preserve">ISBN </w:t>
+          <w:u w:val="single"/>
+        </w:rPr>
+        <w:hyperlink r:id="rId18" w:history="1">
+          <w:r>
+            <w:rPr>
+              <w:rStyle w:val="Hyperlink"/>
+            </w:rPr>
+            <w:t>ISBN</w:t>
+          </w:r>
+        </w:hyperlink>
+      </w:r>
+      <w:r>
+        <w:rPr>
+          <w:rFonts w:ascii="Charis SIL Regular" w:hAnsi="Charis SIL Regular" w:eastAsia="Charis SIL Regular"/>
+          <w:b w:val="0"/>
+          <w:i w:val="0"/>
+          <w:color w:val="0000FF"/>
+          <w:sz w:val="24"/>
+          <w:u w:val="single"/>
+        </w:rPr>
+        <w:t xml:space="preserve"> </w:t>
       </w:r>
       <w:r>
         <w:rPr>
@@ -4263,7 +4326,7 @@
           <w:sz w:val="24"/>
           <w:u w:val="single"/>
         </w:rPr>
-        <w:hyperlink r:id="rId20" w:history="1">
+        <w:hyperlink r:id="rId19" w:history="1">
           <w:r>
             <w:rPr>
               <w:rStyle w:val="Hyperlink"/>
@@ -4281,7 +4344,7 @@
           <w:sz w:val="24"/>
           <w:u w:val="single"/>
         </w:rPr>
-        <w:hyperlink r:id="rId20" w:history="1">
+        <w:hyperlink r:id="rId19" w:history="1">
           <w:r>
             <w:rPr>
               <w:rStyle w:val="Hyperlink"/>
@@ -4299,7 +4362,7 @@
           <w:sz w:val="24"/>
           <w:u w:val="single"/>
         </w:rPr>
-        <w:hyperlink r:id="rId20" w:history="1">
+        <w:hyperlink r:id="rId19" w:history="1">
           <w:r>
             <w:rPr>
               <w:rStyle w:val="Hyperlink"/>
@@ -4327,7 +4390,7 @@
           <w:sz w:val="24"/>
           <w:u w:val="single"/>
         </w:rPr>
-        <w:hyperlink r:id="rId20" w:history="1">
+        <w:hyperlink r:id="rId19" w:history="1">
           <w:r>
             <w:rPr>
               <w:rStyle w:val="Hyperlink"/>
@@ -4356,7 +4419,7 @@
           <w:sz w:val="24"/>
           <w:u w:val="single"/>
         </w:rPr>
-        <w:hyperlink r:id="rId20" w:history="1">
+        <w:hyperlink r:id="rId19" w:history="1">
           <w:r>
             <w:rPr>
               <w:rStyle w:val="Hyperlink"/>
@@ -4507,7 +4570,7 @@
           <w:sz w:val="24"/>
           <w:u w:val="single"/>
         </w:rPr>
-        <w:hyperlink r:id="rId21" w:history="1">
+        <w:hyperlink r:id="rId20" w:history="1">
           <w:r>
             <w:rPr>
               <w:rStyle w:val="Hyperlink"/>
@@ -4525,7 +4588,7 @@
           <w:sz w:val="24"/>
           <w:u w:val="single"/>
         </w:rPr>
-        <w:hyperlink r:id="rId21" w:history="1">
+        <w:hyperlink r:id="rId20" w:history="1">
           <w:r>
             <w:rPr>
               <w:rStyle w:val="Hyperlink"/>
@@ -4543,7 +4606,7 @@
           <w:sz w:val="24"/>
           <w:u w:val="single"/>
         </w:rPr>
-        <w:hyperlink r:id="rId21" w:history="1">
+        <w:hyperlink r:id="rId20" w:history="1">
           <w:r>
             <w:rPr>
               <w:rStyle w:val="Hyperlink"/>
@@ -4561,7 +4624,7 @@
           <w:sz w:val="24"/>
           <w:u w:val="single"/>
         </w:rPr>
-        <w:hyperlink r:id="rId21" w:history="1">
+        <w:hyperlink r:id="rId20" w:history="1">
           <w:r>
             <w:rPr>
               <w:rStyle w:val="Hyperlink"/>
@@ -4607,7 +4670,7 @@
           <w:sz w:val="24"/>
           <w:u w:val="single"/>
         </w:rPr>
-        <w:hyperlink r:id="rId22" w:history="1">
+        <w:hyperlink r:id="rId21" w:history="1">
           <w:r>
             <w:rPr>
               <w:rStyle w:val="Hyperlink"/>
@@ -4664,7 +4727,7 @@
           <w:sz w:val="24"/>
           <w:u w:val="single"/>
         </w:rPr>
-        <w:hyperlink r:id="rId21" w:history="1">
+        <w:hyperlink r:id="rId22" w:history="1">
           <w:r>
             <w:rPr>
               <w:rStyle w:val="Hyperlink"/>
@@ -4693,7 +4756,7 @@
           <w:sz w:val="24"/>
           <w:u w:val="single"/>
         </w:rPr>
-        <w:hyperlink r:id="rId23" w:history="1">
+        <w:hyperlink r:id="rId22" w:history="1">
           <w:r>
             <w:rPr>
               <w:rStyle w:val="Hyperlink"/>
@@ -4860,7 +4923,7 @@
           <w:sz w:val="24"/>
           <w:u w:val="single"/>
         </w:rPr>
-        <w:hyperlink r:id="rId24" w:history="1">
+        <w:hyperlink r:id="rId23" w:history="1">
           <w:r>
             <w:rPr>
               <w:rStyle w:val="Hyperlink"/>
@@ -4878,7 +4941,7 @@
           <w:sz w:val="24"/>
           <w:u w:val="single"/>
         </w:rPr>
-        <w:hyperlink r:id="rId24" w:history="1">
+        <w:hyperlink r:id="rId23" w:history="1">
           <w:r>
             <w:rPr>
               <w:rStyle w:val="Hyperlink"/>
@@ -4896,7 +4959,7 @@
           <w:sz w:val="24"/>
           <w:u w:val="single"/>
         </w:rPr>
-        <w:hyperlink r:id="rId24" w:history="1">
+        <w:hyperlink r:id="rId23" w:history="1">
           <w:r>
             <w:rPr>
               <w:rStyle w:val="Hyperlink"/>
@@ -4914,7 +4977,7 @@
           <w:sz w:val="24"/>
           <w:u w:val="single"/>
         </w:rPr>
-        <w:hyperlink r:id="rId24" w:history="1">
+        <w:hyperlink r:id="rId23" w:history="1">
           <w:r>
             <w:rPr>
               <w:rStyle w:val="Hyperlink"/>
@@ -4942,7 +5005,7 @@
           <w:sz w:val="24"/>
           <w:u w:val="single"/>
         </w:rPr>
-        <w:hyperlink r:id="rId25" w:history="1">
+        <w:hyperlink r:id="rId24" w:history="1">
           <w:r>
             <w:rPr>
               <w:rStyle w:val="Hyperlink"/>
@@ -4960,7 +5023,7 @@
           <w:sz w:val="24"/>
           <w:u w:val="single"/>
         </w:rPr>
-        <w:hyperlink r:id="rId25" w:history="1">
+        <w:hyperlink r:id="rId23" w:history="1">
           <w:r>
             <w:rPr>
               <w:rStyle w:val="Hyperlink"/>
@@ -4989,7 +5052,7 @@
           <w:sz w:val="24"/>
           <w:u w:val="single"/>
         </w:rPr>
-        <w:hyperlink r:id="rId25" w:history="1">
+        <w:hyperlink r:id="rId24" w:history="1">
           <w:r>
             <w:rPr>
               <w:rStyle w:val="Hyperlink"/>
@@ -5000,7 +5063,6 @@
       </w:r>
       <w:r>
         <w:rPr>
-          <w:u w:val="single" w:color="0000ff"/>
           <w:rFonts w:ascii="Charis SIL Regular" w:hAnsi="Charis SIL Regular" w:eastAsia="Charis SIL Regular"/>
           <w:b w:val="0"/>
           <w:i w:val="0"/>
@@ -5018,7 +5080,7 @@
           <w:sz w:val="24"/>
           <w:u w:val="single"/>
         </w:rPr>
-        <w:hyperlink r:id="rId26" w:history="1">
+        <w:hyperlink r:id="rId23" w:history="1">
           <w:r>
             <w:rPr>
               <w:rStyle w:val="Hyperlink"/>
@@ -5047,7 +5109,7 @@
           <w:sz w:val="24"/>
           <w:u w:val="single"/>
         </w:rPr>
-        <w:hyperlink r:id="rId24" w:history="1">
+        <w:hyperlink r:id="rId25" w:history="1">
           <w:r>
             <w:rPr>
               <w:rStyle w:val="Hyperlink"/>

--- a/EXPORTS/DOCX/published/niveau3/Dutch/WMAmsterdam.docx
+++ b/EXPORTS/DOCX/published/niveau3/Dutch/WMAmsterdam.docx
@@ -580,7 +580,7 @@
           <w:sz w:val="24"/>
           <w:u w:val="single"/>
         </w:rPr>
-        <w:hyperlink r:id="rId10" w:history="1">
+        <w:hyperlink r:id="rId11" w:history="1">
           <w:r>
             <w:rPr>
               <w:rStyle w:val="Hyperlink"/>
@@ -596,27 +596,8 @@
           <w:i w:val="0"/>
           <w:color w:val="0000FF"/>
           <w:sz w:val="24"/>
-          <w:u w:val="single"/>
-        </w:rPr>
-        <w:t xml:space="preserve"> </w:t>
-      </w:r>
-      <w:r>
-        <w:rPr>
-          <w:rFonts w:ascii="Charis SIL Regular" w:hAnsi="Charis SIL Regular" w:eastAsia="Charis SIL Regular"/>
-          <w:b w:val="0"/>
-          <w:i w:val="0"/>
-          <w:color w:val="0000FF"/>
-          <w:sz w:val="24"/>
-          <w:u w:val="single"/>
-        </w:rPr>
-        <w:hyperlink r:id="rId10" w:history="1">
-          <w:r>
-            <w:rPr>
-              <w:rStyle w:val="Hyperlink"/>
-            </w:rPr>
-            <w:t>A</w:t>
-          </w:r>
-        </w:hyperlink>
+        </w:rPr>
+        <w:t xml:space="preserve"> A</w:t>
       </w:r>
       <w:r>
         <w:rPr>
@@ -951,6 +932,7 @@
           <w:i w:val="0"/>
           <w:color w:val="0000FF"/>
           <w:sz w:val="24"/>
+          <w:u w:val="single"/>
         </w:rPr>
         <w:t xml:space="preserve"> </w:t>
       </w:r>
@@ -997,9 +979,19 @@
             <w:rPr>
               <w:rStyle w:val="Hyperlink"/>
             </w:rPr>
-            <w:t>Artis</w:t>
+            <w:t>Arti</w:t>
           </w:r>
         </w:hyperlink>
+      </w:r>
+      <w:r>
+        <w:rPr>
+          <w:rFonts w:ascii="Charis SIL Regular" w:hAnsi="Charis SIL Regular" w:eastAsia="Charis SIL Regular"/>
+          <w:b w:val="0"/>
+          <w:i w:val="0"/>
+          <w:color w:val="0000FF"/>
+          <w:sz w:val="24"/>
+        </w:rPr>
+        <w:t>s</w:t>
       </w:r>
       <w:r>
         <w:rPr>
@@ -1554,7 +1546,7 @@
           <w:sz w:val="24"/>
           <w:u w:val="single"/>
         </w:rPr>
-        <w:hyperlink r:id="rId13" w:history="1">
+        <w:hyperlink r:id="rId14" w:history="1">
           <w:r>
             <w:rPr>
               <w:rStyle w:val="Hyperlink"/>
@@ -1583,7 +1575,7 @@
           <w:sz w:val="24"/>
           <w:u w:val="single"/>
         </w:rPr>
-        <w:hyperlink r:id="rId13" w:history="1">
+        <w:hyperlink r:id="rId14" w:history="1">
           <w:r>
             <w:rPr>
               <w:rStyle w:val="Hyperlink"/>
@@ -1612,7 +1604,7 @@
           <w:sz w:val="24"/>
           <w:u w:val="single"/>
         </w:rPr>
-        <w:hyperlink r:id="rId13" w:history="1">
+        <w:hyperlink r:id="rId14" w:history="1">
           <w:r>
             <w:rPr>
               <w:rStyle w:val="Hyperlink"/>
@@ -1677,7 +1669,7 @@
           <w:sz w:val="24"/>
           <w:u w:val="single"/>
         </w:rPr>
-        <w:hyperlink r:id="rId14" w:history="1">
+        <w:hyperlink r:id="rId13" w:history="1">
           <w:r>
             <w:rPr>
               <w:rStyle w:val="Hyperlink"/>
@@ -1695,7 +1687,7 @@
           <w:sz w:val="24"/>
           <w:u w:val="single"/>
         </w:rPr>
-        <w:hyperlink r:id="rId14" w:history="1">
+        <w:hyperlink r:id="rId13" w:history="1">
           <w:r>
             <w:rPr>
               <w:rStyle w:val="Hyperlink"/>
@@ -1724,7 +1716,7 @@
           <w:sz w:val="24"/>
           <w:u w:val="single"/>
         </w:rPr>
-        <w:hyperlink r:id="rId14" w:history="1">
+        <w:hyperlink r:id="rId13" w:history="1">
           <w:r>
             <w:rPr>
               <w:rStyle w:val="Hyperlink"/>
@@ -2741,43 +2733,7 @@
           <w:color w:val="000000"/>
           <w:sz w:val="24"/>
         </w:rPr>
-        <w:hyperlink r:id="rId17" w:history="1">
-          <w:r>
-            <w:rPr>
-              <w:rStyle w:val="Hyperlink"/>
-            </w:rPr>
-            <w:t>t</w:t>
-          </w:r>
-        </w:hyperlink>
-      </w:r>
-      <w:r>
-        <w:rPr>
-          <w:u w:val="single" w:color="0000ff"/>
-          <w:rFonts w:ascii="Charis SIL Regular" w:hAnsi="Charis SIL Regular" w:eastAsia="Charis SIL Regular"/>
-          <w:b w:val="0"/>
-          <w:i w:val="0"/>
-          <w:color w:val="000000"/>
-          <w:sz w:val="24"/>
-        </w:rPr>
-        <w:hyperlink r:id="rId17" w:history="1">
-          <w:r>
-            <w:rPr>
-              <w:rStyle w:val="Hyperlink"/>
-            </w:rPr>
-            <w:t xml:space="preserve"> 1919 </w:t>
-          </w:r>
-        </w:hyperlink>
-      </w:r>
-      <w:r>
-        <w:rPr>
-          <w:u w:val="single" w:color="0000ff"/>
-          <w:rFonts w:ascii="Charis SIL Regular" w:hAnsi="Charis SIL Regular" w:eastAsia="Charis SIL Regular"/>
-          <w:b w:val="0"/>
-          <w:i w:val="0"/>
-          <w:color w:val="000000"/>
-          <w:sz w:val="24"/>
-        </w:rPr>
-        <w:t>m</w:t>
+        <w:t>t 1919 m</w:t>
       </w:r>
       <w:r>
         <w:rPr>
@@ -4146,7 +4102,7 @@
           <w:sz w:val="24"/>
           <w:u w:val="single"/>
         </w:rPr>
-        <w:hyperlink r:id="rId18" w:history="1">
+        <w:hyperlink r:id="rId19" w:history="1">
           <w:r>
             <w:rPr>
               <w:rStyle w:val="Hyperlink"/>
@@ -4175,7 +4131,7 @@
           <w:sz w:val="24"/>
           <w:u w:val="single"/>
         </w:rPr>
-        <w:hyperlink r:id="rId18" w:history="1">
+        <w:hyperlink r:id="rId19" w:history="1">
           <w:r>
             <w:rPr>
               <w:rStyle w:val="Hyperlink"/>
@@ -4326,7 +4282,7 @@
           <w:sz w:val="24"/>
           <w:u w:val="single"/>
         </w:rPr>
-        <w:hyperlink r:id="rId19" w:history="1">
+        <w:hyperlink r:id="rId20" w:history="1">
           <w:r>
             <w:rPr>
               <w:rStyle w:val="Hyperlink"/>
@@ -4344,7 +4300,7 @@
           <w:sz w:val="24"/>
           <w:u w:val="single"/>
         </w:rPr>
-        <w:hyperlink r:id="rId19" w:history="1">
+        <w:hyperlink r:id="rId20" w:history="1">
           <w:r>
             <w:rPr>
               <w:rStyle w:val="Hyperlink"/>
@@ -4362,7 +4318,7 @@
           <w:sz w:val="24"/>
           <w:u w:val="single"/>
         </w:rPr>
-        <w:hyperlink r:id="rId19" w:history="1">
+        <w:hyperlink r:id="rId20" w:history="1">
           <w:r>
             <w:rPr>
               <w:rStyle w:val="Hyperlink"/>
@@ -4390,7 +4346,7 @@
           <w:sz w:val="24"/>
           <w:u w:val="single"/>
         </w:rPr>
-        <w:hyperlink r:id="rId19" w:history="1">
+        <w:hyperlink r:id="rId20" w:history="1">
           <w:r>
             <w:rPr>
               <w:rStyle w:val="Hyperlink"/>
@@ -4419,7 +4375,7 @@
           <w:sz w:val="24"/>
           <w:u w:val="single"/>
         </w:rPr>
-        <w:hyperlink r:id="rId19" w:history="1">
+        <w:hyperlink r:id="rId20" w:history="1">
           <w:r>
             <w:rPr>
               <w:rStyle w:val="Hyperlink"/>
@@ -4570,7 +4526,7 @@
           <w:sz w:val="24"/>
           <w:u w:val="single"/>
         </w:rPr>
-        <w:hyperlink r:id="rId20" w:history="1">
+        <w:hyperlink r:id="rId21" w:history="1">
           <w:r>
             <w:rPr>
               <w:rStyle w:val="Hyperlink"/>
@@ -4588,7 +4544,7 @@
           <w:sz w:val="24"/>
           <w:u w:val="single"/>
         </w:rPr>
-        <w:hyperlink r:id="rId20" w:history="1">
+        <w:hyperlink r:id="rId21" w:history="1">
           <w:r>
             <w:rPr>
               <w:rStyle w:val="Hyperlink"/>
@@ -4606,7 +4562,7 @@
           <w:sz w:val="24"/>
           <w:u w:val="single"/>
         </w:rPr>
-        <w:hyperlink r:id="rId20" w:history="1">
+        <w:hyperlink r:id="rId21" w:history="1">
           <w:r>
             <w:rPr>
               <w:rStyle w:val="Hyperlink"/>
@@ -4624,7 +4580,7 @@
           <w:sz w:val="24"/>
           <w:u w:val="single"/>
         </w:rPr>
-        <w:hyperlink r:id="rId20" w:history="1">
+        <w:hyperlink r:id="rId21" w:history="1">
           <w:r>
             <w:rPr>
               <w:rStyle w:val="Hyperlink"/>
@@ -4652,7 +4608,7 @@
           <w:sz w:val="24"/>
           <w:u w:val="single"/>
         </w:rPr>
-        <w:hyperlink r:id="rId21" w:history="1">
+        <w:hyperlink r:id="rId22" w:history="1">
           <w:r>
             <w:rPr>
               <w:rStyle w:val="Hyperlink"/>
@@ -4670,7 +4626,7 @@
           <w:sz w:val="24"/>
           <w:u w:val="single"/>
         </w:rPr>
-        <w:hyperlink r:id="rId21" w:history="1">
+        <w:hyperlink r:id="rId22" w:history="1">
           <w:r>
             <w:rPr>
               <w:rStyle w:val="Hyperlink"/>
@@ -4699,7 +4655,7 @@
           <w:sz w:val="24"/>
           <w:u w:val="single"/>
         </w:rPr>
-        <w:hyperlink r:id="rId21" w:history="1">
+        <w:hyperlink r:id="rId22" w:history="1">
           <w:r>
             <w:rPr>
               <w:rStyle w:val="Hyperlink"/>
@@ -4727,7 +4683,7 @@
           <w:sz w:val="24"/>
           <w:u w:val="single"/>
         </w:rPr>
-        <w:hyperlink r:id="rId22" w:history="1">
+        <w:hyperlink r:id="rId23" w:history="1">
           <w:r>
             <w:rPr>
               <w:rStyle w:val="Hyperlink"/>
@@ -4756,7 +4712,7 @@
           <w:sz w:val="24"/>
           <w:u w:val="single"/>
         </w:rPr>
-        <w:hyperlink r:id="rId22" w:history="1">
+        <w:hyperlink r:id="rId21" w:history="1">
           <w:r>
             <w:rPr>
               <w:rStyle w:val="Hyperlink"/>
@@ -4923,7 +4879,7 @@
           <w:sz w:val="24"/>
           <w:u w:val="single"/>
         </w:rPr>
-        <w:hyperlink r:id="rId23" w:history="1">
+        <w:hyperlink r:id="rId24" w:history="1">
           <w:r>
             <w:rPr>
               <w:rStyle w:val="Hyperlink"/>
@@ -4941,7 +4897,7 @@
           <w:sz w:val="24"/>
           <w:u w:val="single"/>
         </w:rPr>
-        <w:hyperlink r:id="rId23" w:history="1">
+        <w:hyperlink r:id="rId24" w:history="1">
           <w:r>
             <w:rPr>
               <w:rStyle w:val="Hyperlink"/>
@@ -4959,7 +4915,7 @@
           <w:sz w:val="24"/>
           <w:u w:val="single"/>
         </w:rPr>
-        <w:hyperlink r:id="rId23" w:history="1">
+        <w:hyperlink r:id="rId24" w:history="1">
           <w:r>
             <w:rPr>
               <w:rStyle w:val="Hyperlink"/>
@@ -4977,7 +4933,7 @@
           <w:sz w:val="24"/>
           <w:u w:val="single"/>
         </w:rPr>
-        <w:hyperlink r:id="rId23" w:history="1">
+        <w:hyperlink r:id="rId24" w:history="1">
           <w:r>
             <w:rPr>
               <w:rStyle w:val="Hyperlink"/>
@@ -5023,7 +4979,7 @@
           <w:sz w:val="24"/>
           <w:u w:val="single"/>
         </w:rPr>
-        <w:hyperlink r:id="rId23" w:history="1">
+        <w:hyperlink r:id="rId25" w:history="1">
           <w:r>
             <w:rPr>
               <w:rStyle w:val="Hyperlink"/>
@@ -5063,13 +5019,21 @@
       </w:r>
       <w:r>
         <w:rPr>
+          <w:u w:val="single" w:color="0000ff"/>
           <w:rFonts w:ascii="Charis SIL Regular" w:hAnsi="Charis SIL Regular" w:eastAsia="Charis SIL Regular"/>
           <w:b w:val="0"/>
           <w:i w:val="0"/>
           <w:color w:val="000000"/>
           <w:sz w:val="24"/>
         </w:rPr>
-        <w:t xml:space="preserve">, </w:t>
+        <w:hyperlink r:id="rId24" w:history="1">
+          <w:r>
+            <w:rPr>
+              <w:rStyle w:val="Hyperlink"/>
+            </w:rPr>
+            <w:t xml:space="preserve">, </w:t>
+          </w:r>
+        </w:hyperlink>
       </w:r>
       <w:r>
         <w:rPr>
@@ -5080,7 +5044,7 @@
           <w:sz w:val="24"/>
           <w:u w:val="single"/>
         </w:rPr>
-        <w:hyperlink r:id="rId23" w:history="1">
+        <w:hyperlink r:id="rId26" w:history="1">
           <w:r>
             <w:rPr>
               <w:rStyle w:val="Hyperlink"/>
@@ -5109,7 +5073,7 @@
           <w:sz w:val="24"/>
           <w:u w:val="single"/>
         </w:rPr>
-        <w:hyperlink r:id="rId25" w:history="1">
+        <w:hyperlink r:id="rId24" w:history="1">
           <w:r>
             <w:rPr>
               <w:rStyle w:val="Hyperlink"/>

--- a/EXPORTS/DOCX/published/niveau3/Dutch/WMAmsterdam.docx
+++ b/EXPORTS/DOCX/published/niveau3/Dutch/WMAmsterdam.docx
@@ -580,7 +580,7 @@
           <w:sz w:val="24"/>
           <w:u w:val="single"/>
         </w:rPr>
-        <w:hyperlink r:id="rId11" w:history="1">
+        <w:hyperlink r:id="rId10" w:history="1">
           <w:r>
             <w:rPr>
               <w:rStyle w:val="Hyperlink"/>
@@ -596,8 +596,27 @@
           <w:i w:val="0"/>
           <w:color w:val="0000FF"/>
           <w:sz w:val="24"/>
-        </w:rPr>
-        <w:t xml:space="preserve"> A</w:t>
+          <w:u w:val="single"/>
+        </w:rPr>
+        <w:t xml:space="preserve"> </w:t>
+      </w:r>
+      <w:r>
+        <w:rPr>
+          <w:rFonts w:ascii="Charis SIL Regular" w:hAnsi="Charis SIL Regular" w:eastAsia="Charis SIL Regular"/>
+          <w:b w:val="0"/>
+          <w:i w:val="0"/>
+          <w:color w:val="0000FF"/>
+          <w:sz w:val="24"/>
+          <w:u w:val="single"/>
+        </w:rPr>
+        <w:hyperlink r:id="rId10" w:history="1">
+          <w:r>
+            <w:rPr>
+              <w:rStyle w:val="Hyperlink"/>
+            </w:rPr>
+            <w:t>A</w:t>
+          </w:r>
+        </w:hyperlink>
       </w:r>
       <w:r>
         <w:rPr>
@@ -950,9 +969,19 @@
             <w:rPr>
               <w:rStyle w:val="Hyperlink"/>
             </w:rPr>
-            <w:t>Museum</w:t>
+            <w:t>Museu</w:t>
           </w:r>
         </w:hyperlink>
+      </w:r>
+      <w:r>
+        <w:rPr>
+          <w:rFonts w:ascii="Charis SIL Regular" w:hAnsi="Charis SIL Regular" w:eastAsia="Charis SIL Regular"/>
+          <w:b w:val="0"/>
+          <w:i w:val="0"/>
+          <w:color w:val="0000FF"/>
+          <w:sz w:val="24"/>
+        </w:rPr>
+        <w:t>m</w:t>
       </w:r>
       <w:r>
         <w:rPr>
@@ -979,19 +1008,9 @@
             <w:rPr>
               <w:rStyle w:val="Hyperlink"/>
             </w:rPr>
-            <w:t>Arti</w:t>
+            <w:t>Artis</w:t>
           </w:r>
         </w:hyperlink>
-      </w:r>
-      <w:r>
-        <w:rPr>
-          <w:rFonts w:ascii="Charis SIL Regular" w:hAnsi="Charis SIL Regular" w:eastAsia="Charis SIL Regular"/>
-          <w:b w:val="0"/>
-          <w:i w:val="0"/>
-          <w:color w:val="0000FF"/>
-          <w:sz w:val="24"/>
-        </w:rPr>
-        <w:t>s</w:t>
       </w:r>
       <w:r>
         <w:rPr>
@@ -1368,7 +1387,6 @@
           <w:i w:val="0"/>
           <w:color w:val="0000FF"/>
           <w:sz w:val="24"/>
-          <w:u w:val="single"/>
         </w:rPr>
         <w:hyperlink r:id="rId13" w:history="1">
           <w:r>
@@ -1546,7 +1564,7 @@
           <w:sz w:val="24"/>
           <w:u w:val="single"/>
         </w:rPr>
-        <w:hyperlink r:id="rId14" w:history="1">
+        <w:hyperlink r:id="rId13" w:history="1">
           <w:r>
             <w:rPr>
               <w:rStyle w:val="Hyperlink"/>
@@ -1575,7 +1593,7 @@
           <w:sz w:val="24"/>
           <w:u w:val="single"/>
         </w:rPr>
-        <w:hyperlink r:id="rId14" w:history="1">
+        <w:hyperlink r:id="rId13" w:history="1">
           <w:r>
             <w:rPr>
               <w:rStyle w:val="Hyperlink"/>
@@ -1604,7 +1622,7 @@
           <w:sz w:val="24"/>
           <w:u w:val="single"/>
         </w:rPr>
-        <w:hyperlink r:id="rId14" w:history="1">
+        <w:hyperlink r:id="rId13" w:history="1">
           <w:r>
             <w:rPr>
               <w:rStyle w:val="Hyperlink"/>
@@ -1669,7 +1687,7 @@
           <w:sz w:val="24"/>
           <w:u w:val="single"/>
         </w:rPr>
-        <w:hyperlink r:id="rId13" w:history="1">
+        <w:hyperlink r:id="rId14" w:history="1">
           <w:r>
             <w:rPr>
               <w:rStyle w:val="Hyperlink"/>
@@ -1687,7 +1705,7 @@
           <w:sz w:val="24"/>
           <w:u w:val="single"/>
         </w:rPr>
-        <w:hyperlink r:id="rId13" w:history="1">
+        <w:hyperlink r:id="rId14" w:history="1">
           <w:r>
             <w:rPr>
               <w:rStyle w:val="Hyperlink"/>
@@ -1716,7 +1734,7 @@
           <w:sz w:val="24"/>
           <w:u w:val="single"/>
         </w:rPr>
-        <w:hyperlink r:id="rId13" w:history="1">
+        <w:hyperlink r:id="rId14" w:history="1">
           <w:r>
             <w:rPr>
               <w:rStyle w:val="Hyperlink"/>
@@ -2733,7 +2751,43 @@
           <w:color w:val="000000"/>
           <w:sz w:val="24"/>
         </w:rPr>
-        <w:t>t 1919 m</w:t>
+        <w:hyperlink r:id="rId17" w:history="1">
+          <w:r>
+            <w:rPr>
+              <w:rStyle w:val="Hyperlink"/>
+            </w:rPr>
+            <w:t>t</w:t>
+          </w:r>
+        </w:hyperlink>
+      </w:r>
+      <w:r>
+        <w:rPr>
+          <w:u w:val="single" w:color="0000ff"/>
+          <w:rFonts w:ascii="Charis SIL Regular" w:hAnsi="Charis SIL Regular" w:eastAsia="Charis SIL Regular"/>
+          <w:b w:val="0"/>
+          <w:i w:val="0"/>
+          <w:color w:val="000000"/>
+          <w:sz w:val="24"/>
+        </w:rPr>
+        <w:hyperlink r:id="rId17" w:history="1">
+          <w:r>
+            <w:rPr>
+              <w:rStyle w:val="Hyperlink"/>
+            </w:rPr>
+            <w:t xml:space="preserve"> 1919 </w:t>
+          </w:r>
+        </w:hyperlink>
+      </w:r>
+      <w:r>
+        <w:rPr>
+          <w:u w:val="single" w:color="0000ff"/>
+          <w:rFonts w:ascii="Charis SIL Regular" w:hAnsi="Charis SIL Regular" w:eastAsia="Charis SIL Regular"/>
+          <w:b w:val="0"/>
+          <w:i w:val="0"/>
+          <w:color w:val="000000"/>
+          <w:sz w:val="24"/>
+        </w:rPr>
+        <w:t>m</w:t>
       </w:r>
       <w:r>
         <w:rPr>
@@ -4102,7 +4156,7 @@
           <w:sz w:val="24"/>
           <w:u w:val="single"/>
         </w:rPr>
-        <w:hyperlink r:id="rId19" w:history="1">
+        <w:hyperlink r:id="rId18" w:history="1">
           <w:r>
             <w:rPr>
               <w:rStyle w:val="Hyperlink"/>
@@ -4131,7 +4185,7 @@
           <w:sz w:val="24"/>
           <w:u w:val="single"/>
         </w:rPr>
-        <w:hyperlink r:id="rId19" w:history="1">
+        <w:hyperlink r:id="rId18" w:history="1">
           <w:r>
             <w:rPr>
               <w:rStyle w:val="Hyperlink"/>
@@ -4282,7 +4336,7 @@
           <w:sz w:val="24"/>
           <w:u w:val="single"/>
         </w:rPr>
-        <w:hyperlink r:id="rId20" w:history="1">
+        <w:hyperlink r:id="rId19" w:history="1">
           <w:r>
             <w:rPr>
               <w:rStyle w:val="Hyperlink"/>
@@ -4300,7 +4354,7 @@
           <w:sz w:val="24"/>
           <w:u w:val="single"/>
         </w:rPr>
-        <w:hyperlink r:id="rId20" w:history="1">
+        <w:hyperlink r:id="rId19" w:history="1">
           <w:r>
             <w:rPr>
               <w:rStyle w:val="Hyperlink"/>
@@ -4318,7 +4372,7 @@
           <w:sz w:val="24"/>
           <w:u w:val="single"/>
         </w:rPr>
-        <w:hyperlink r:id="rId20" w:history="1">
+        <w:hyperlink r:id="rId19" w:history="1">
           <w:r>
             <w:rPr>
               <w:rStyle w:val="Hyperlink"/>
@@ -4346,7 +4400,7 @@
           <w:sz w:val="24"/>
           <w:u w:val="single"/>
         </w:rPr>
-        <w:hyperlink r:id="rId20" w:history="1">
+        <w:hyperlink r:id="rId19" w:history="1">
           <w:r>
             <w:rPr>
               <w:rStyle w:val="Hyperlink"/>
@@ -4375,7 +4429,7 @@
           <w:sz w:val="24"/>
           <w:u w:val="single"/>
         </w:rPr>
-        <w:hyperlink r:id="rId20" w:history="1">
+        <w:hyperlink r:id="rId19" w:history="1">
           <w:r>
             <w:rPr>
               <w:rStyle w:val="Hyperlink"/>
@@ -4526,7 +4580,7 @@
           <w:sz w:val="24"/>
           <w:u w:val="single"/>
         </w:rPr>
-        <w:hyperlink r:id="rId21" w:history="1">
+        <w:hyperlink r:id="rId20" w:history="1">
           <w:r>
             <w:rPr>
               <w:rStyle w:val="Hyperlink"/>
@@ -4544,7 +4598,7 @@
           <w:sz w:val="24"/>
           <w:u w:val="single"/>
         </w:rPr>
-        <w:hyperlink r:id="rId21" w:history="1">
+        <w:hyperlink r:id="rId20" w:history="1">
           <w:r>
             <w:rPr>
               <w:rStyle w:val="Hyperlink"/>
@@ -4562,7 +4616,7 @@
           <w:sz w:val="24"/>
           <w:u w:val="single"/>
         </w:rPr>
-        <w:hyperlink r:id="rId21" w:history="1">
+        <w:hyperlink r:id="rId20" w:history="1">
           <w:r>
             <w:rPr>
               <w:rStyle w:val="Hyperlink"/>
@@ -4580,7 +4634,7 @@
           <w:sz w:val="24"/>
           <w:u w:val="single"/>
         </w:rPr>
-        <w:hyperlink r:id="rId21" w:history="1">
+        <w:hyperlink r:id="rId20" w:history="1">
           <w:r>
             <w:rPr>
               <w:rStyle w:val="Hyperlink"/>
@@ -4608,7 +4662,7 @@
           <w:sz w:val="24"/>
           <w:u w:val="single"/>
         </w:rPr>
-        <w:hyperlink r:id="rId22" w:history="1">
+        <w:hyperlink r:id="rId21" w:history="1">
           <w:r>
             <w:rPr>
               <w:rStyle w:val="Hyperlink"/>
@@ -4626,7 +4680,7 @@
           <w:sz w:val="24"/>
           <w:u w:val="single"/>
         </w:rPr>
-        <w:hyperlink r:id="rId22" w:history="1">
+        <w:hyperlink r:id="rId21" w:history="1">
           <w:r>
             <w:rPr>
               <w:rStyle w:val="Hyperlink"/>
@@ -4655,7 +4709,7 @@
           <w:sz w:val="24"/>
           <w:u w:val="single"/>
         </w:rPr>
-        <w:hyperlink r:id="rId22" w:history="1">
+        <w:hyperlink r:id="rId21" w:history="1">
           <w:r>
             <w:rPr>
               <w:rStyle w:val="Hyperlink"/>
@@ -4683,7 +4737,7 @@
           <w:sz w:val="24"/>
           <w:u w:val="single"/>
         </w:rPr>
-        <w:hyperlink r:id="rId23" w:history="1">
+        <w:hyperlink r:id="rId22" w:history="1">
           <w:r>
             <w:rPr>
               <w:rStyle w:val="Hyperlink"/>
@@ -4712,7 +4766,7 @@
           <w:sz w:val="24"/>
           <w:u w:val="single"/>
         </w:rPr>
-        <w:hyperlink r:id="rId21" w:history="1">
+        <w:hyperlink r:id="rId22" w:history="1">
           <w:r>
             <w:rPr>
               <w:rStyle w:val="Hyperlink"/>
@@ -4879,7 +4933,7 @@
           <w:sz w:val="24"/>
           <w:u w:val="single"/>
         </w:rPr>
-        <w:hyperlink r:id="rId24" w:history="1">
+        <w:hyperlink r:id="rId23" w:history="1">
           <w:r>
             <w:rPr>
               <w:rStyle w:val="Hyperlink"/>
@@ -4897,7 +4951,7 @@
           <w:sz w:val="24"/>
           <w:u w:val="single"/>
         </w:rPr>
-        <w:hyperlink r:id="rId24" w:history="1">
+        <w:hyperlink r:id="rId23" w:history="1">
           <w:r>
             <w:rPr>
               <w:rStyle w:val="Hyperlink"/>
@@ -4915,7 +4969,7 @@
           <w:sz w:val="24"/>
           <w:u w:val="single"/>
         </w:rPr>
-        <w:hyperlink r:id="rId24" w:history="1">
+        <w:hyperlink r:id="rId23" w:history="1">
           <w:r>
             <w:rPr>
               <w:rStyle w:val="Hyperlink"/>
@@ -4933,7 +4987,7 @@
           <w:sz w:val="24"/>
           <w:u w:val="single"/>
         </w:rPr>
-        <w:hyperlink r:id="rId24" w:history="1">
+        <w:hyperlink r:id="rId23" w:history="1">
           <w:r>
             <w:rPr>
               <w:rStyle w:val="Hyperlink"/>
@@ -4961,7 +5015,7 @@
           <w:sz w:val="24"/>
           <w:u w:val="single"/>
         </w:rPr>
-        <w:hyperlink r:id="rId24" w:history="1">
+        <w:hyperlink r:id="rId23" w:history="1">
           <w:r>
             <w:rPr>
               <w:rStyle w:val="Hyperlink"/>
@@ -4979,7 +5033,7 @@
           <w:sz w:val="24"/>
           <w:u w:val="single"/>
         </w:rPr>
-        <w:hyperlink r:id="rId25" w:history="1">
+        <w:hyperlink r:id="rId23" w:history="1">
           <w:r>
             <w:rPr>
               <w:rStyle w:val="Hyperlink"/>
@@ -5026,14 +5080,7 @@
           <w:color w:val="000000"/>
           <w:sz w:val="24"/>
         </w:rPr>
-        <w:hyperlink r:id="rId24" w:history="1">
-          <w:r>
-            <w:rPr>
-              <w:rStyle w:val="Hyperlink"/>
-            </w:rPr>
-            <w:t xml:space="preserve">, </w:t>
-          </w:r>
-        </w:hyperlink>
+        <w:t xml:space="preserve">, </w:t>
       </w:r>
       <w:r>
         <w:rPr>
@@ -5044,14 +5091,7 @@
           <w:sz w:val="24"/>
           <w:u w:val="single"/>
         </w:rPr>
-        <w:hyperlink r:id="rId26" w:history="1">
-          <w:r>
-            <w:rPr>
-              <w:rStyle w:val="Hyperlink"/>
-            </w:rPr>
-            <w:t>ISBN</w:t>
-          </w:r>
-        </w:hyperlink>
+        <w:t xml:space="preserve">ISBN </w:t>
       </w:r>
       <w:r>
         <w:rPr>
@@ -5062,18 +5102,7 @@
           <w:sz w:val="24"/>
           <w:u w:val="single"/>
         </w:rPr>
-        <w:t xml:space="preserve"> </w:t>
-      </w:r>
-      <w:r>
-        <w:rPr>
-          <w:rFonts w:ascii="Charis SIL Regular" w:hAnsi="Charis SIL Regular" w:eastAsia="Charis SIL Regular"/>
-          <w:b w:val="0"/>
-          <w:i w:val="0"/>
-          <w:color w:val="0000FF"/>
-          <w:sz w:val="24"/>
-          <w:u w:val="single"/>
-        </w:rPr>
-        <w:hyperlink r:id="rId24" w:history="1">
+        <w:hyperlink r:id="rId23" w:history="1">
           <w:r>
             <w:rPr>
               <w:rStyle w:val="Hyperlink"/>

--- a/EXPORTS/DOCX/published/niveau3/Dutch/WMAmsterdam.docx
+++ b/EXPORTS/DOCX/published/niveau3/Dutch/WMAmsterdam.docx
@@ -515,7 +515,7 @@
           <w:sz w:val="24"/>
           <w:u w:val="single"/>
         </w:rPr>
-        <w:hyperlink r:id="rId10" w:history="1">
+        <w:hyperlink r:id="rId11" w:history="1">
           <w:r>
             <w:rPr>
               <w:rStyle w:val="Hyperlink"/>
@@ -551,7 +551,7 @@
           <w:sz w:val="24"/>
           <w:u w:val="single"/>
         </w:rPr>
-        <w:hyperlink r:id="rId11" w:history="1">
+        <w:hyperlink r:id="rId10" w:history="1">
           <w:r>
             <w:rPr>
               <w:rStyle w:val="Hyperlink"/>
@@ -580,7 +580,7 @@
           <w:sz w:val="24"/>
           <w:u w:val="single"/>
         </w:rPr>
-        <w:hyperlink r:id="rId10" w:history="1">
+        <w:hyperlink r:id="rId11" w:history="1">
           <w:r>
             <w:rPr>
               <w:rStyle w:val="Hyperlink"/>
@@ -609,7 +609,7 @@
           <w:sz w:val="24"/>
           <w:u w:val="single"/>
         </w:rPr>
-        <w:hyperlink r:id="rId10" w:history="1">
+        <w:hyperlink r:id="rId11" w:history="1">
           <w:r>
             <w:rPr>
               <w:rStyle w:val="Hyperlink"/>
@@ -627,7 +627,7 @@
           <w:sz w:val="24"/>
           <w:u w:val="single"/>
         </w:rPr>
-        <w:hyperlink r:id="rId10" w:history="1">
+        <w:hyperlink r:id="rId11" w:history="1">
           <w:r>
             <w:rPr>
               <w:rStyle w:val="Hyperlink"/>
@@ -666,147 +666,13 @@
       </w:r>
       <w:r>
         <w:rPr>
-          <w:u w:val="single" w:color="0000ff"/>
           <w:rFonts w:ascii="Charis SIL Regular" w:hAnsi="Charis SIL Regular" w:eastAsia="Charis SIL Regular"/>
           <w:b w:val="0"/>
           <w:i w:val="0"/>
           <w:color w:val="000000"/>
           <w:sz w:val="24"/>
         </w:rPr>
-        <w:hyperlink r:id="rId11" w:history="1">
-          <w:r>
-            <w:rPr>
-              <w:rStyle w:val="Hyperlink"/>
-            </w:rPr>
-            <w:t>Lands P</w:t>
-          </w:r>
-        </w:hyperlink>
-      </w:r>
-      <w:r>
-        <w:rPr>
-          <w:u w:val="single" w:color="0000ff"/>
-          <w:rFonts w:ascii="Charis SIL Regular" w:hAnsi="Charis SIL Regular" w:eastAsia="Charis SIL Regular"/>
-          <w:b w:val="0"/>
-          <w:i w:val="0"/>
-          <w:color w:val="000000"/>
-          <w:sz w:val="24"/>
-        </w:rPr>
-        <w:hyperlink r:id="rId11" w:history="1">
-          <w:r>
-            <w:rPr>
-              <w:rStyle w:val="Hyperlink"/>
-            </w:rPr>
-            <w:t>lantent</w:t>
-          </w:r>
-        </w:hyperlink>
-      </w:r>
-      <w:r>
-        <w:rPr>
-          <w:u w:val="single" w:color="0000ff"/>
-          <w:rFonts w:ascii="Charis SIL Regular" w:hAnsi="Charis SIL Regular" w:eastAsia="Charis SIL Regular"/>
-          <w:b w:val="0"/>
-          <w:i w:val="0"/>
-          <w:color w:val="000000"/>
-          <w:sz w:val="24"/>
-        </w:rPr>
-        <w:hyperlink r:id="rId11" w:history="1">
-          <w:r>
-            <w:rPr>
-              <w:rStyle w:val="Hyperlink"/>
-            </w:rPr>
-            <w:t>u</w:t>
-          </w:r>
-        </w:hyperlink>
-      </w:r>
-      <w:r>
-        <w:rPr>
-          <w:u w:val="single" w:color="0000ff"/>
-          <w:rFonts w:ascii="Charis SIL Regular" w:hAnsi="Charis SIL Regular" w:eastAsia="Charis SIL Regular"/>
-          <w:b w:val="0"/>
-          <w:i w:val="0"/>
-          <w:color w:val="000000"/>
-          <w:sz w:val="24"/>
-        </w:rPr>
-        <w:hyperlink r:id="rId11" w:history="1">
-          <w:r>
-            <w:rPr>
-              <w:rStyle w:val="Hyperlink"/>
-            </w:rPr>
-            <w:t>in in</w:t>
-          </w:r>
-        </w:hyperlink>
-      </w:r>
-      <w:r>
-        <w:rPr>
-          <w:u w:val="single" w:color="0000ff"/>
-          <w:rFonts w:ascii="Charis SIL Regular" w:hAnsi="Charis SIL Regular" w:eastAsia="Charis SIL Regular"/>
-          <w:b w:val="0"/>
-          <w:i w:val="0"/>
-          <w:color w:val="000000"/>
-          <w:sz w:val="24"/>
-        </w:rPr>
-        <w:hyperlink r:id="rId11" w:history="1">
-          <w:r>
-            <w:rPr>
-              <w:rStyle w:val="Hyperlink"/>
-            </w:rPr>
-            <w:t xml:space="preserve"> Bogor</w:t>
-          </w:r>
-        </w:hyperlink>
-      </w:r>
-      <w:r>
-        <w:rPr>
-          <w:u w:val="single" w:color="0000ff"/>
-          <w:rFonts w:ascii="Charis SIL Regular" w:hAnsi="Charis SIL Regular" w:eastAsia="Charis SIL Regular"/>
-          <w:b w:val="0"/>
-          <w:i w:val="0"/>
-          <w:color w:val="000000"/>
-          <w:sz w:val="24"/>
-        </w:rPr>
-        <w:hyperlink r:id="rId11" w:history="1">
-          <w:r>
-            <w:rPr>
-              <w:rStyle w:val="Hyperlink"/>
-            </w:rPr>
-            <w:t xml:space="preserve"> en </w:t>
-          </w:r>
-        </w:hyperlink>
-      </w:r>
-      <w:r>
-        <w:rPr>
-          <w:u w:val="single" w:color="0000ff"/>
-          <w:rFonts w:ascii="Charis SIL Regular" w:hAnsi="Charis SIL Regular" w:eastAsia="Charis SIL Regular"/>
-          <w:b w:val="0"/>
-          <w:i w:val="0"/>
-          <w:color w:val="000000"/>
-          <w:sz w:val="24"/>
-        </w:rPr>
-        <w:hyperlink r:id="rId11" w:history="1">
-          <w:r>
-            <w:rPr>
-              <w:rStyle w:val="Hyperlink"/>
-            </w:rPr>
-            <w:t>v</w:t>
-          </w:r>
-        </w:hyperlink>
-      </w:r>
-      <w:r>
-        <w:rPr>
-          <w:u w:val="single" w:color="0000ff"/>
-          <w:rFonts w:ascii="Charis SIL Regular" w:hAnsi="Charis SIL Regular" w:eastAsia="Charis SIL Regular"/>
-          <w:b w:val="0"/>
-          <w:i w:val="0"/>
-          <w:color w:val="000000"/>
-          <w:sz w:val="24"/>
-        </w:rPr>
-        <w:hyperlink r:id="rId11" w:history="1">
-          <w:r>
-            <w:rPr>
-              <w:rStyle w:val="Hyperlink"/>
-            </w:rPr>
-            <w:t>erschille</w:t>
-          </w:r>
-        </w:hyperlink>
+        <w:t>Lands Plantentuin in Bogor en verschille</w:t>
       </w:r>
       <w:r>
         <w:rPr>
@@ -929,7 +795,7 @@
             <w:rPr>
               <w:rStyle w:val="Hyperlink"/>
             </w:rPr>
-            <w:t>Etnografisc</w:t>
+            <w:t>Etnografis</w:t>
           </w:r>
         </w:hyperlink>
       </w:r>
@@ -940,36 +806,13 @@
           <w:i w:val="0"/>
           <w:color w:val="0000FF"/>
           <w:sz w:val="24"/>
-          <w:u w:val="single"/>
-        </w:rPr>
-        <w:t>h</w:t>
-      </w:r>
-      <w:r>
-        <w:rPr>
-          <w:rFonts w:ascii="Charis SIL Regular" w:hAnsi="Charis SIL Regular" w:eastAsia="Charis SIL Regular"/>
-          <w:b w:val="0"/>
-          <w:i w:val="0"/>
-          <w:color w:val="0000FF"/>
-          <w:sz w:val="24"/>
-          <w:u w:val="single"/>
-        </w:rPr>
-        <w:t xml:space="preserve"> </w:t>
-      </w:r>
-      <w:r>
-        <w:rPr>
-          <w:rFonts w:ascii="Charis SIL Regular" w:hAnsi="Charis SIL Regular" w:eastAsia="Charis SIL Regular"/>
-          <w:b w:val="0"/>
-          <w:i w:val="0"/>
-          <w:color w:val="0000FF"/>
-          <w:sz w:val="24"/>
-          <w:u w:val="single"/>
         </w:rPr>
         <w:hyperlink r:id="rId12" w:history="1">
           <w:r>
             <w:rPr>
               <w:rStyle w:val="Hyperlink"/>
             </w:rPr>
-            <w:t>Museu</w:t>
+            <w:t>c</w:t>
           </w:r>
         </w:hyperlink>
       </w:r>
@@ -981,7 +824,36 @@
           <w:color w:val="0000FF"/>
           <w:sz w:val="24"/>
         </w:rPr>
-        <w:t>m</w:t>
+        <w:t>h</w:t>
+      </w:r>
+      <w:r>
+        <w:rPr>
+          <w:rFonts w:ascii="Charis SIL Regular" w:hAnsi="Charis SIL Regular" w:eastAsia="Charis SIL Regular"/>
+          <w:b w:val="0"/>
+          <w:i w:val="0"/>
+          <w:color w:val="0000FF"/>
+          <w:sz w:val="24"/>
+          <w:u w:val="single"/>
+        </w:rPr>
+        <w:t xml:space="preserve"> </w:t>
+      </w:r>
+      <w:r>
+        <w:rPr>
+          <w:rFonts w:ascii="Charis SIL Regular" w:hAnsi="Charis SIL Regular" w:eastAsia="Charis SIL Regular"/>
+          <w:b w:val="0"/>
+          <w:i w:val="0"/>
+          <w:color w:val="0000FF"/>
+          <w:sz w:val="24"/>
+          <w:u w:val="single"/>
+        </w:rPr>
+        <w:hyperlink r:id="rId12" w:history="1">
+          <w:r>
+            <w:rPr>
+              <w:rStyle w:val="Hyperlink"/>
+            </w:rPr>
+            <w:t>Museum</w:t>
+          </w:r>
+        </w:hyperlink>
       </w:r>
       <w:r>
         <w:rPr>
@@ -1387,6 +1259,7 @@
           <w:i w:val="0"/>
           <w:color w:val="0000FF"/>
           <w:sz w:val="24"/>
+          <w:u w:val="single"/>
         </w:rPr>
         <w:hyperlink r:id="rId13" w:history="1">
           <w:r>
@@ -1434,7 +1307,7 @@
           <w:sz w:val="24"/>
           <w:u w:val="single"/>
         </w:rPr>
-        <w:hyperlink r:id="rId13" w:history="1">
+        <w:hyperlink r:id="rId14" w:history="1">
           <w:r>
             <w:rPr>
               <w:rStyle w:val="Hyperlink"/>
@@ -1528,7 +1401,7 @@
           <w:sz w:val="24"/>
           <w:u w:val="single"/>
         </w:rPr>
-        <w:hyperlink r:id="rId13" w:history="1">
+        <w:hyperlink r:id="rId14" w:history="1">
           <w:r>
             <w:rPr>
               <w:rStyle w:val="Hyperlink"/>
@@ -1564,7 +1437,7 @@
           <w:sz w:val="24"/>
           <w:u w:val="single"/>
         </w:rPr>
-        <w:hyperlink r:id="rId13" w:history="1">
+        <w:hyperlink r:id="rId14" w:history="1">
           <w:r>
             <w:rPr>
               <w:rStyle w:val="Hyperlink"/>
@@ -1622,7 +1495,7 @@
           <w:sz w:val="24"/>
           <w:u w:val="single"/>
         </w:rPr>
-        <w:hyperlink r:id="rId13" w:history="1">
+        <w:hyperlink r:id="rId14" w:history="1">
           <w:r>
             <w:rPr>
               <w:rStyle w:val="Hyperlink"/>
@@ -1640,7 +1513,7 @@
           <w:sz w:val="24"/>
           <w:u w:val="single"/>
         </w:rPr>
-        <w:hyperlink r:id="rId13" w:history="1">
+        <w:hyperlink r:id="rId14" w:history="1">
           <w:r>
             <w:rPr>
               <w:rStyle w:val="Hyperlink"/>
@@ -1658,7 +1531,7 @@
           <w:sz w:val="24"/>
           <w:u w:val="single"/>
         </w:rPr>
-        <w:hyperlink r:id="rId13" w:history="1">
+        <w:hyperlink r:id="rId14" w:history="1">
           <w:r>
             <w:rPr>
               <w:rStyle w:val="Hyperlink"/>
@@ -1806,7 +1679,7 @@
           <w:sz w:val="24"/>
           <w:u w:val="single"/>
         </w:rPr>
-        <w:hyperlink r:id="rId13" w:history="1">
+        <w:hyperlink r:id="rId14" w:history="1">
           <w:r>
             <w:rPr>
               <w:rStyle w:val="Hyperlink"/>
@@ -2877,7 +2750,7 @@
             <w:rPr>
               <w:rStyle w:val="Hyperlink"/>
             </w:rPr>
-            <w:t>desbetreffen</w:t>
+            <w:t>desbetreffend</w:t>
           </w:r>
         </w:hyperlink>
       </w:r>
@@ -2888,13 +2761,36 @@
           <w:i w:val="0"/>
           <w:color w:val="0000FF"/>
           <w:sz w:val="24"/>
+          <w:u w:val="single"/>
+        </w:rPr>
+        <w:t>e</w:t>
+      </w:r>
+      <w:r>
+        <w:rPr>
+          <w:rFonts w:ascii="Charis SIL Regular" w:hAnsi="Charis SIL Regular" w:eastAsia="Charis SIL Regular"/>
+          <w:b w:val="0"/>
+          <w:i w:val="0"/>
+          <w:color w:val="0000FF"/>
+          <w:sz w:val="24"/>
+          <w:u w:val="single"/>
+        </w:rPr>
+        <w:t xml:space="preserve"> </w:t>
+      </w:r>
+      <w:r>
+        <w:rPr>
+          <w:rFonts w:ascii="Charis SIL Regular" w:hAnsi="Charis SIL Regular" w:eastAsia="Charis SIL Regular"/>
+          <w:b w:val="0"/>
+          <w:i w:val="0"/>
+          <w:color w:val="0000FF"/>
+          <w:sz w:val="24"/>
+          <w:u w:val="single"/>
         </w:rPr>
         <w:hyperlink r:id="rId12" w:history="1">
           <w:r>
             <w:rPr>
               <w:rStyle w:val="Hyperlink"/>
             </w:rPr>
-            <w:t>d</w:t>
+            <w:t>zoekhul</w:t>
           </w:r>
         </w:hyperlink>
       </w:r>
@@ -2906,36 +2802,7 @@
           <w:color w:val="0000FF"/>
           <w:sz w:val="24"/>
         </w:rPr>
-        <w:t>e</w:t>
-      </w:r>
-      <w:r>
-        <w:rPr>
-          <w:rFonts w:ascii="Charis SIL Regular" w:hAnsi="Charis SIL Regular" w:eastAsia="Charis SIL Regular"/>
-          <w:b w:val="0"/>
-          <w:i w:val="0"/>
-          <w:color w:val="0000FF"/>
-          <w:sz w:val="24"/>
-          <w:u w:val="single"/>
-        </w:rPr>
-        <w:t xml:space="preserve"> </w:t>
-      </w:r>
-      <w:r>
-        <w:rPr>
-          <w:rFonts w:ascii="Charis SIL Regular" w:hAnsi="Charis SIL Regular" w:eastAsia="Charis SIL Regular"/>
-          <w:b w:val="0"/>
-          <w:i w:val="0"/>
-          <w:color w:val="0000FF"/>
-          <w:sz w:val="24"/>
-          <w:u w:val="single"/>
-        </w:rPr>
-        <w:hyperlink r:id="rId12" w:history="1">
-          <w:r>
-            <w:rPr>
-              <w:rStyle w:val="Hyperlink"/>
-            </w:rPr>
-            <w:t>zoekhulp</w:t>
-          </w:r>
-        </w:hyperlink>
+        <w:t>p</w:t>
       </w:r>
       <w:r>
         <w:rPr>
@@ -4185,7 +4052,7 @@
           <w:sz w:val="24"/>
           <w:u w:val="single"/>
         </w:rPr>
-        <w:hyperlink r:id="rId18" w:history="1">
+        <w:hyperlink r:id="rId19" w:history="1">
           <w:r>
             <w:rPr>
               <w:rStyle w:val="Hyperlink"/>
@@ -4336,7 +4203,7 @@
           <w:sz w:val="24"/>
           <w:u w:val="single"/>
         </w:rPr>
-        <w:hyperlink r:id="rId19" w:history="1">
+        <w:hyperlink r:id="rId20" w:history="1">
           <w:r>
             <w:rPr>
               <w:rStyle w:val="Hyperlink"/>
@@ -4354,7 +4221,7 @@
           <w:sz w:val="24"/>
           <w:u w:val="single"/>
         </w:rPr>
-        <w:hyperlink r:id="rId19" w:history="1">
+        <w:hyperlink r:id="rId20" w:history="1">
           <w:r>
             <w:rPr>
               <w:rStyle w:val="Hyperlink"/>
@@ -4372,7 +4239,7 @@
           <w:sz w:val="24"/>
           <w:u w:val="single"/>
         </w:rPr>
-        <w:hyperlink r:id="rId19" w:history="1">
+        <w:hyperlink r:id="rId20" w:history="1">
           <w:r>
             <w:rPr>
               <w:rStyle w:val="Hyperlink"/>
@@ -4400,7 +4267,7 @@
           <w:sz w:val="24"/>
           <w:u w:val="single"/>
         </w:rPr>
-        <w:hyperlink r:id="rId19" w:history="1">
+        <w:hyperlink r:id="rId20" w:history="1">
           <w:r>
             <w:rPr>
               <w:rStyle w:val="Hyperlink"/>
@@ -4429,7 +4296,7 @@
           <w:sz w:val="24"/>
           <w:u w:val="single"/>
         </w:rPr>
-        <w:hyperlink r:id="rId19" w:history="1">
+        <w:hyperlink r:id="rId20" w:history="1">
           <w:r>
             <w:rPr>
               <w:rStyle w:val="Hyperlink"/>
@@ -4580,7 +4447,7 @@
           <w:sz w:val="24"/>
           <w:u w:val="single"/>
         </w:rPr>
-        <w:hyperlink r:id="rId20" w:history="1">
+        <w:hyperlink r:id="rId21" w:history="1">
           <w:r>
             <w:rPr>
               <w:rStyle w:val="Hyperlink"/>
@@ -4598,7 +4465,7 @@
           <w:sz w:val="24"/>
           <w:u w:val="single"/>
         </w:rPr>
-        <w:hyperlink r:id="rId20" w:history="1">
+        <w:hyperlink r:id="rId21" w:history="1">
           <w:r>
             <w:rPr>
               <w:rStyle w:val="Hyperlink"/>
@@ -4616,7 +4483,7 @@
           <w:sz w:val="24"/>
           <w:u w:val="single"/>
         </w:rPr>
-        <w:hyperlink r:id="rId20" w:history="1">
+        <w:hyperlink r:id="rId21" w:history="1">
           <w:r>
             <w:rPr>
               <w:rStyle w:val="Hyperlink"/>
@@ -4634,7 +4501,7 @@
           <w:sz w:val="24"/>
           <w:u w:val="single"/>
         </w:rPr>
-        <w:hyperlink r:id="rId20" w:history="1">
+        <w:hyperlink r:id="rId21" w:history="1">
           <w:r>
             <w:rPr>
               <w:rStyle w:val="Hyperlink"/>
@@ -4662,7 +4529,7 @@
           <w:sz w:val="24"/>
           <w:u w:val="single"/>
         </w:rPr>
-        <w:hyperlink r:id="rId21" w:history="1">
+        <w:hyperlink r:id="rId22" w:history="1">
           <w:r>
             <w:rPr>
               <w:rStyle w:val="Hyperlink"/>
@@ -4680,7 +4547,7 @@
           <w:sz w:val="24"/>
           <w:u w:val="single"/>
         </w:rPr>
-        <w:hyperlink r:id="rId21" w:history="1">
+        <w:hyperlink r:id="rId22" w:history="1">
           <w:r>
             <w:rPr>
               <w:rStyle w:val="Hyperlink"/>
@@ -4709,7 +4576,7 @@
           <w:sz w:val="24"/>
           <w:u w:val="single"/>
         </w:rPr>
-        <w:hyperlink r:id="rId21" w:history="1">
+        <w:hyperlink r:id="rId22" w:history="1">
           <w:r>
             <w:rPr>
               <w:rStyle w:val="Hyperlink"/>
@@ -4737,7 +4604,7 @@
           <w:sz w:val="24"/>
           <w:u w:val="single"/>
         </w:rPr>
-        <w:hyperlink r:id="rId22" w:history="1">
+        <w:hyperlink r:id="rId23" w:history="1">
           <w:r>
             <w:rPr>
               <w:rStyle w:val="Hyperlink"/>
@@ -4766,7 +4633,7 @@
           <w:sz w:val="24"/>
           <w:u w:val="single"/>
         </w:rPr>
-        <w:hyperlink r:id="rId22" w:history="1">
+        <w:hyperlink r:id="rId23" w:history="1">
           <w:r>
             <w:rPr>
               <w:rStyle w:val="Hyperlink"/>
@@ -4933,7 +4800,7 @@
           <w:sz w:val="24"/>
           <w:u w:val="single"/>
         </w:rPr>
-        <w:hyperlink r:id="rId23" w:history="1">
+        <w:hyperlink r:id="rId24" w:history="1">
           <w:r>
             <w:rPr>
               <w:rStyle w:val="Hyperlink"/>
@@ -4951,7 +4818,7 @@
           <w:sz w:val="24"/>
           <w:u w:val="single"/>
         </w:rPr>
-        <w:hyperlink r:id="rId23" w:history="1">
+        <w:hyperlink r:id="rId24" w:history="1">
           <w:r>
             <w:rPr>
               <w:rStyle w:val="Hyperlink"/>
@@ -4969,7 +4836,7 @@
           <w:sz w:val="24"/>
           <w:u w:val="single"/>
         </w:rPr>
-        <w:hyperlink r:id="rId23" w:history="1">
+        <w:hyperlink r:id="rId24" w:history="1">
           <w:r>
             <w:rPr>
               <w:rStyle w:val="Hyperlink"/>
@@ -4987,7 +4854,7 @@
           <w:sz w:val="24"/>
           <w:u w:val="single"/>
         </w:rPr>
-        <w:hyperlink r:id="rId23" w:history="1">
+        <w:hyperlink r:id="rId24" w:history="1">
           <w:r>
             <w:rPr>
               <w:rStyle w:val="Hyperlink"/>
@@ -5015,7 +4882,7 @@
           <w:sz w:val="24"/>
           <w:u w:val="single"/>
         </w:rPr>
-        <w:hyperlink r:id="rId23" w:history="1">
+        <w:hyperlink r:id="rId25" w:history="1">
           <w:r>
             <w:rPr>
               <w:rStyle w:val="Hyperlink"/>
@@ -5033,7 +4900,7 @@
           <w:sz w:val="24"/>
           <w:u w:val="single"/>
         </w:rPr>
-        <w:hyperlink r:id="rId23" w:history="1">
+        <w:hyperlink r:id="rId24" w:history="1">
           <w:r>
             <w:rPr>
               <w:rStyle w:val="Hyperlink"/>
@@ -5073,7 +4940,6 @@
       </w:r>
       <w:r>
         <w:rPr>
-          <w:u w:val="single" w:color="0000ff"/>
           <w:rFonts w:ascii="Charis SIL Regular" w:hAnsi="Charis SIL Regular" w:eastAsia="Charis SIL Regular"/>
           <w:b w:val="0"/>
           <w:i w:val="0"/>
@@ -5091,7 +4957,14 @@
           <w:sz w:val="24"/>
           <w:u w:val="single"/>
         </w:rPr>
-        <w:t xml:space="preserve">ISBN </w:t>
+        <w:hyperlink r:id="rId24" w:history="1">
+          <w:r>
+            <w:rPr>
+              <w:rStyle w:val="Hyperlink"/>
+            </w:rPr>
+            <w:t>ISBN</w:t>
+          </w:r>
+        </w:hyperlink>
       </w:r>
       <w:r>
         <w:rPr>
@@ -5102,7 +4975,18 @@
           <w:sz w:val="24"/>
           <w:u w:val="single"/>
         </w:rPr>
-        <w:hyperlink r:id="rId23" w:history="1">
+        <w:t xml:space="preserve"> </w:t>
+      </w:r>
+      <w:r>
+        <w:rPr>
+          <w:rFonts w:ascii="Charis SIL Regular" w:hAnsi="Charis SIL Regular" w:eastAsia="Charis SIL Regular"/>
+          <w:b w:val="0"/>
+          <w:i w:val="0"/>
+          <w:color w:val="0000FF"/>
+          <w:sz w:val="24"/>
+          <w:u w:val="single"/>
+        </w:rPr>
+        <w:hyperlink r:id="rId24" w:history="1">
           <w:r>
             <w:rPr>
               <w:rStyle w:val="Hyperlink"/>

--- a/EXPORTS/DOCX/published/niveau3/Dutch/WMAmsterdam.docx
+++ b/EXPORTS/DOCX/published/niveau3/Dutch/WMAmsterdam.docx
@@ -515,7 +515,7 @@
           <w:sz w:val="24"/>
           <w:u w:val="single"/>
         </w:rPr>
-        <w:hyperlink r:id="rId11" w:history="1">
+        <w:hyperlink r:id="rId10" w:history="1">
           <w:r>
             <w:rPr>
               <w:rStyle w:val="Hyperlink"/>
@@ -551,7 +551,7 @@
           <w:sz w:val="24"/>
           <w:u w:val="single"/>
         </w:rPr>
-        <w:hyperlink r:id="rId10" w:history="1">
+        <w:hyperlink r:id="rId11" w:history="1">
           <w:r>
             <w:rPr>
               <w:rStyle w:val="Hyperlink"/>
@@ -580,7 +580,7 @@
           <w:sz w:val="24"/>
           <w:u w:val="single"/>
         </w:rPr>
-        <w:hyperlink r:id="rId11" w:history="1">
+        <w:hyperlink r:id="rId10" w:history="1">
           <w:r>
             <w:rPr>
               <w:rStyle w:val="Hyperlink"/>
@@ -609,7 +609,7 @@
           <w:sz w:val="24"/>
           <w:u w:val="single"/>
         </w:rPr>
-        <w:hyperlink r:id="rId11" w:history="1">
+        <w:hyperlink r:id="rId10" w:history="1">
           <w:r>
             <w:rPr>
               <w:rStyle w:val="Hyperlink"/>
@@ -627,7 +627,7 @@
           <w:sz w:val="24"/>
           <w:u w:val="single"/>
         </w:rPr>
-        <w:hyperlink r:id="rId11" w:history="1">
+        <w:hyperlink r:id="rId10" w:history="1">
           <w:r>
             <w:rPr>
               <w:rStyle w:val="Hyperlink"/>
@@ -672,7 +672,133 @@
           <w:color w:val="000000"/>
           <w:sz w:val="24"/>
         </w:rPr>
-        <w:t>Lands Plantentuin in Bogor en verschille</w:t>
+        <w:t>Lands P</w:t>
+      </w:r>
+      <w:r>
+        <w:rPr>
+          <w:u w:val="single" w:color="0000ff"/>
+          <w:rFonts w:ascii="Charis SIL Regular" w:hAnsi="Charis SIL Regular" w:eastAsia="Charis SIL Regular"/>
+          <w:b w:val="0"/>
+          <w:i w:val="0"/>
+          <w:color w:val="000000"/>
+          <w:sz w:val="24"/>
+        </w:rPr>
+        <w:hyperlink r:id="rId11" w:history="1">
+          <w:r>
+            <w:rPr>
+              <w:rStyle w:val="Hyperlink"/>
+            </w:rPr>
+            <w:t>lantent</w:t>
+          </w:r>
+        </w:hyperlink>
+      </w:r>
+      <w:r>
+        <w:rPr>
+          <w:u w:val="single" w:color="0000ff"/>
+          <w:rFonts w:ascii="Charis SIL Regular" w:hAnsi="Charis SIL Regular" w:eastAsia="Charis SIL Regular"/>
+          <w:b w:val="0"/>
+          <w:i w:val="0"/>
+          <w:color w:val="000000"/>
+          <w:sz w:val="24"/>
+        </w:rPr>
+        <w:hyperlink r:id="rId11" w:history="1">
+          <w:r>
+            <w:rPr>
+              <w:rStyle w:val="Hyperlink"/>
+            </w:rPr>
+            <w:t>u</w:t>
+          </w:r>
+        </w:hyperlink>
+      </w:r>
+      <w:r>
+        <w:rPr>
+          <w:u w:val="single" w:color="0000ff"/>
+          <w:rFonts w:ascii="Charis SIL Regular" w:hAnsi="Charis SIL Regular" w:eastAsia="Charis SIL Regular"/>
+          <w:b w:val="0"/>
+          <w:i w:val="0"/>
+          <w:color w:val="000000"/>
+          <w:sz w:val="24"/>
+        </w:rPr>
+        <w:hyperlink r:id="rId11" w:history="1">
+          <w:r>
+            <w:rPr>
+              <w:rStyle w:val="Hyperlink"/>
+            </w:rPr>
+            <w:t>in in</w:t>
+          </w:r>
+        </w:hyperlink>
+      </w:r>
+      <w:r>
+        <w:rPr>
+          <w:u w:val="single" w:color="0000ff"/>
+          <w:rFonts w:ascii="Charis SIL Regular" w:hAnsi="Charis SIL Regular" w:eastAsia="Charis SIL Regular"/>
+          <w:b w:val="0"/>
+          <w:i w:val="0"/>
+          <w:color w:val="000000"/>
+          <w:sz w:val="24"/>
+        </w:rPr>
+        <w:hyperlink r:id="rId11" w:history="1">
+          <w:r>
+            <w:rPr>
+              <w:rStyle w:val="Hyperlink"/>
+            </w:rPr>
+            <w:t xml:space="preserve"> Bogor</w:t>
+          </w:r>
+        </w:hyperlink>
+      </w:r>
+      <w:r>
+        <w:rPr>
+          <w:u w:val="single" w:color="0000ff"/>
+          <w:rFonts w:ascii="Charis SIL Regular" w:hAnsi="Charis SIL Regular" w:eastAsia="Charis SIL Regular"/>
+          <w:b w:val="0"/>
+          <w:i w:val="0"/>
+          <w:color w:val="000000"/>
+          <w:sz w:val="24"/>
+        </w:rPr>
+        <w:hyperlink r:id="rId11" w:history="1">
+          <w:r>
+            <w:rPr>
+              <w:rStyle w:val="Hyperlink"/>
+            </w:rPr>
+            <w:t xml:space="preserve"> en </w:t>
+          </w:r>
+        </w:hyperlink>
+      </w:r>
+      <w:r>
+        <w:rPr>
+          <w:u w:val="single" w:color="0000ff"/>
+          <w:rFonts w:ascii="Charis SIL Regular" w:hAnsi="Charis SIL Regular" w:eastAsia="Charis SIL Regular"/>
+          <w:b w:val="0"/>
+          <w:i w:val="0"/>
+          <w:color w:val="000000"/>
+          <w:sz w:val="24"/>
+        </w:rPr>
+        <w:hyperlink r:id="rId11" w:history="1">
+          <w:r>
+            <w:rPr>
+              <w:rStyle w:val="Hyperlink"/>
+            </w:rPr>
+            <w:t>v</w:t>
+          </w:r>
+        </w:hyperlink>
+      </w:r>
+      <w:r>
+        <w:rPr>
+          <w:u w:val="single" w:color="0000ff"/>
+          <w:rFonts w:ascii="Charis SIL Regular" w:hAnsi="Charis SIL Regular" w:eastAsia="Charis SIL Regular"/>
+          <w:b w:val="0"/>
+          <w:i w:val="0"/>
+          <w:color w:val="000000"/>
+          <w:sz w:val="24"/>
+        </w:rPr>
+        <w:hyperlink r:id="rId11" w:history="1">
+          <w:r>
+            <w:rPr>
+              <w:rStyle w:val="Hyperlink"/>
+            </w:rPr>
+            <w:t>erschille</w:t>
+          </w:r>
+        </w:hyperlink>
       </w:r>
       <w:r>
         <w:rPr>
@@ -806,15 +932,9 @@
           <w:i w:val="0"/>
           <w:color w:val="0000FF"/>
           <w:sz w:val="24"/>
-        </w:rPr>
-        <w:hyperlink r:id="rId12" w:history="1">
-          <w:r>
-            <w:rPr>
-              <w:rStyle w:val="Hyperlink"/>
-            </w:rPr>
-            <w:t>c</w:t>
-          </w:r>
-        </w:hyperlink>
+          <w:u w:val="single"/>
+        </w:rPr>
+        <w:t>c</w:t>
       </w:r>
       <w:r>
         <w:rPr>
@@ -1307,7 +1427,7 @@
           <w:sz w:val="24"/>
           <w:u w:val="single"/>
         </w:rPr>
-        <w:hyperlink r:id="rId14" w:history="1">
+        <w:hyperlink r:id="rId13" w:history="1">
           <w:r>
             <w:rPr>
               <w:rStyle w:val="Hyperlink"/>
@@ -1401,7 +1521,7 @@
           <w:sz w:val="24"/>
           <w:u w:val="single"/>
         </w:rPr>
-        <w:hyperlink r:id="rId14" w:history="1">
+        <w:hyperlink r:id="rId13" w:history="1">
           <w:r>
             <w:rPr>
               <w:rStyle w:val="Hyperlink"/>
@@ -1437,7 +1557,7 @@
           <w:sz w:val="24"/>
           <w:u w:val="single"/>
         </w:rPr>
-        <w:hyperlink r:id="rId14" w:history="1">
+        <w:hyperlink r:id="rId13" w:history="1">
           <w:r>
             <w:rPr>
               <w:rStyle w:val="Hyperlink"/>
@@ -1578,7 +1698,7 @@
           <w:sz w:val="24"/>
           <w:u w:val="single"/>
         </w:rPr>
-        <w:hyperlink r:id="rId14" w:history="1">
+        <w:hyperlink r:id="rId13" w:history="1">
           <w:r>
             <w:rPr>
               <w:rStyle w:val="Hyperlink"/>
@@ -1607,7 +1727,7 @@
           <w:sz w:val="24"/>
           <w:u w:val="single"/>
         </w:rPr>
-        <w:hyperlink r:id="rId14" w:history="1">
+        <w:hyperlink r:id="rId13" w:history="1">
           <w:r>
             <w:rPr>
               <w:rStyle w:val="Hyperlink"/>
@@ -1679,7 +1799,7 @@
           <w:sz w:val="24"/>
           <w:u w:val="single"/>
         </w:rPr>
-        <w:hyperlink r:id="rId14" w:history="1">
+        <w:hyperlink r:id="rId13" w:history="1">
           <w:r>
             <w:rPr>
               <w:rStyle w:val="Hyperlink"/>
@@ -2750,7 +2870,7 @@
             <w:rPr>
               <w:rStyle w:val="Hyperlink"/>
             </w:rPr>
-            <w:t>desbetreffend</w:t>
+            <w:t>desbetreffen</w:t>
           </w:r>
         </w:hyperlink>
       </w:r>
@@ -2762,6 +2882,16 @@
           <w:color w:val="0000FF"/>
           <w:sz w:val="24"/>
           <w:u w:val="single"/>
+        </w:rPr>
+        <w:t>d</w:t>
+      </w:r>
+      <w:r>
+        <w:rPr>
+          <w:rFonts w:ascii="Charis SIL Regular" w:hAnsi="Charis SIL Regular" w:eastAsia="Charis SIL Regular"/>
+          <w:b w:val="0"/>
+          <w:i w:val="0"/>
+          <w:color w:val="0000FF"/>
+          <w:sz w:val="24"/>
         </w:rPr>
         <w:t>e</w:t>
       </w:r>
@@ -2790,19 +2920,9 @@
             <w:rPr>
               <w:rStyle w:val="Hyperlink"/>
             </w:rPr>
-            <w:t>zoekhul</w:t>
+            <w:t>zoekhulp</w:t>
           </w:r>
         </w:hyperlink>
-      </w:r>
-      <w:r>
-        <w:rPr>
-          <w:rFonts w:ascii="Charis SIL Regular" w:hAnsi="Charis SIL Regular" w:eastAsia="Charis SIL Regular"/>
-          <w:b w:val="0"/>
-          <w:i w:val="0"/>
-          <w:color w:val="0000FF"/>
-          <w:sz w:val="24"/>
-        </w:rPr>
-        <w:t>p</w:t>
       </w:r>
       <w:r>
         <w:rPr>
@@ -3941,7 +4061,7 @@
           <w:sz w:val="24"/>
           <w:u w:val="single"/>
         </w:rPr>
-        <w:hyperlink r:id="rId18" w:history="1">
+        <w:hyperlink r:id="rId19" w:history="1">
           <w:r>
             <w:rPr>
               <w:rStyle w:val="Hyperlink"/>
@@ -4052,7 +4172,7 @@
           <w:sz w:val="24"/>
           <w:u w:val="single"/>
         </w:rPr>
-        <w:hyperlink r:id="rId19" w:history="1">
+        <w:hyperlink r:id="rId18" w:history="1">
           <w:r>
             <w:rPr>
               <w:rStyle w:val="Hyperlink"/>
@@ -4529,7 +4649,7 @@
           <w:sz w:val="24"/>
           <w:u w:val="single"/>
         </w:rPr>
-        <w:hyperlink r:id="rId22" w:history="1">
+        <w:hyperlink r:id="rId21" w:history="1">
           <w:r>
             <w:rPr>
               <w:rStyle w:val="Hyperlink"/>
@@ -4547,7 +4667,7 @@
           <w:sz w:val="24"/>
           <w:u w:val="single"/>
         </w:rPr>
-        <w:hyperlink r:id="rId22" w:history="1">
+        <w:hyperlink r:id="rId21" w:history="1">
           <w:r>
             <w:rPr>
               <w:rStyle w:val="Hyperlink"/>
@@ -4587,13 +4707,21 @@
       </w:r>
       <w:r>
         <w:rPr>
+          <w:u w:val="single" w:color="0000ff"/>
           <w:rFonts w:ascii="Charis SIL Regular" w:hAnsi="Charis SIL Regular" w:eastAsia="Charis SIL Regular"/>
           <w:b w:val="0"/>
           <w:i w:val="0"/>
           <w:color w:val="000000"/>
           <w:sz w:val="24"/>
         </w:rPr>
-        <w:t xml:space="preserve">, </w:t>
+        <w:hyperlink r:id="rId21" w:history="1">
+          <w:r>
+            <w:rPr>
+              <w:rStyle w:val="Hyperlink"/>
+            </w:rPr>
+            <w:t xml:space="preserve">, </w:t>
+          </w:r>
+        </w:hyperlink>
       </w:r>
       <w:r>
         <w:rPr>
@@ -4940,13 +5068,21 @@
       </w:r>
       <w:r>
         <w:rPr>
+          <w:u w:val="single" w:color="0000ff"/>
           <w:rFonts w:ascii="Charis SIL Regular" w:hAnsi="Charis SIL Regular" w:eastAsia="Charis SIL Regular"/>
           <w:b w:val="0"/>
           <w:i w:val="0"/>
           <w:color w:val="000000"/>
           <w:sz w:val="24"/>
         </w:rPr>
-        <w:t xml:space="preserve">, </w:t>
+        <w:hyperlink r:id="rId24" w:history="1">
+          <w:r>
+            <w:rPr>
+              <w:rStyle w:val="Hyperlink"/>
+            </w:rPr>
+            <w:t xml:space="preserve">, </w:t>
+          </w:r>
+        </w:hyperlink>
       </w:r>
       <w:r>
         <w:rPr>
@@ -4957,7 +5093,7 @@
           <w:sz w:val="24"/>
           <w:u w:val="single"/>
         </w:rPr>
-        <w:hyperlink r:id="rId24" w:history="1">
+        <w:hyperlink r:id="rId26" w:history="1">
           <w:r>
             <w:rPr>
               <w:rStyle w:val="Hyperlink"/>

--- a/EXPORTS/DOCX/published/niveau3/Dutch/WMAmsterdam.docx
+++ b/EXPORTS/DOCX/published/niveau3/Dutch/WMAmsterdam.docx
@@ -609,7 +609,7 @@
           <w:sz w:val="24"/>
           <w:u w:val="single"/>
         </w:rPr>
-        <w:hyperlink r:id="rId10" w:history="1">
+        <w:hyperlink r:id="rId11" w:history="1">
           <w:r>
             <w:rPr>
               <w:rStyle w:val="Hyperlink"/>
@@ -627,7 +627,7 @@
           <w:sz w:val="24"/>
           <w:u w:val="single"/>
         </w:rPr>
-        <w:hyperlink r:id="rId10" w:history="1">
+        <w:hyperlink r:id="rId11" w:history="1">
           <w:r>
             <w:rPr>
               <w:rStyle w:val="Hyperlink"/>
@@ -666,13 +666,21 @@
       </w:r>
       <w:r>
         <w:rPr>
+          <w:u w:val="single" w:color="0000ff"/>
           <w:rFonts w:ascii="Charis SIL Regular" w:hAnsi="Charis SIL Regular" w:eastAsia="Charis SIL Regular"/>
           <w:b w:val="0"/>
           <w:i w:val="0"/>
           <w:color w:val="000000"/>
           <w:sz w:val="24"/>
         </w:rPr>
-        <w:t>Lands P</w:t>
+        <w:hyperlink r:id="rId11" w:history="1">
+          <w:r>
+            <w:rPr>
+              <w:rStyle w:val="Hyperlink"/>
+            </w:rPr>
+            <w:t>Lands P</w:t>
+          </w:r>
+        </w:hyperlink>
       </w:r>
       <w:r>
         <w:rPr>
@@ -921,7 +929,7 @@
             <w:rPr>
               <w:rStyle w:val="Hyperlink"/>
             </w:rPr>
-            <w:t>Etnografis</w:t>
+            <w:t>Etnografisc</w:t>
           </w:r>
         </w:hyperlink>
       </w:r>
@@ -933,16 +941,6 @@
           <w:color w:val="0000FF"/>
           <w:sz w:val="24"/>
           <w:u w:val="single"/>
-        </w:rPr>
-        <w:t>c</w:t>
-      </w:r>
-      <w:r>
-        <w:rPr>
-          <w:rFonts w:ascii="Charis SIL Regular" w:hAnsi="Charis SIL Regular" w:eastAsia="Charis SIL Regular"/>
-          <w:b w:val="0"/>
-          <w:i w:val="0"/>
-          <w:color w:val="0000FF"/>
-          <w:sz w:val="24"/>
         </w:rPr>
         <w:t>h</w:t>
       </w:r>
@@ -1000,9 +998,19 @@
             <w:rPr>
               <w:rStyle w:val="Hyperlink"/>
             </w:rPr>
-            <w:t>Artis</w:t>
+            <w:t>Arti</w:t>
           </w:r>
         </w:hyperlink>
+      </w:r>
+      <w:r>
+        <w:rPr>
+          <w:rFonts w:ascii="Charis SIL Regular" w:hAnsi="Charis SIL Regular" w:eastAsia="Charis SIL Regular"/>
+          <w:b w:val="0"/>
+          <w:i w:val="0"/>
+          <w:color w:val="0000FF"/>
+          <w:sz w:val="24"/>
+        </w:rPr>
+        <w:t>s</w:t>
       </w:r>
       <w:r>
         <w:rPr>
@@ -1557,7 +1565,7 @@
           <w:sz w:val="24"/>
           <w:u w:val="single"/>
         </w:rPr>
-        <w:hyperlink r:id="rId13" w:history="1">
+        <w:hyperlink r:id="rId14" w:history="1">
           <w:r>
             <w:rPr>
               <w:rStyle w:val="Hyperlink"/>
@@ -1586,7 +1594,7 @@
           <w:sz w:val="24"/>
           <w:u w:val="single"/>
         </w:rPr>
-        <w:hyperlink r:id="rId13" w:history="1">
+        <w:hyperlink r:id="rId14" w:history="1">
           <w:r>
             <w:rPr>
               <w:rStyle w:val="Hyperlink"/>
@@ -1602,92 +1610,8 @@
           <w:i w:val="0"/>
           <w:color w:val="0000FF"/>
           <w:sz w:val="24"/>
-          <w:u w:val="single"/>
-        </w:rPr>
-        <w:t xml:space="preserve"> </w:t>
-      </w:r>
-      <w:r>
-        <w:rPr>
-          <w:rFonts w:ascii="Charis SIL Regular" w:hAnsi="Charis SIL Regular" w:eastAsia="Charis SIL Regular"/>
-          <w:b w:val="0"/>
-          <w:i w:val="0"/>
-          <w:color w:val="0000FF"/>
-          <w:sz w:val="24"/>
-          <w:u w:val="single"/>
-        </w:rPr>
-        <w:hyperlink r:id="rId14" w:history="1">
-          <w:r>
-            <w:rPr>
-              <w:rStyle w:val="Hyperlink"/>
-            </w:rPr>
-            <w:t>Lei</w:t>
-          </w:r>
-        </w:hyperlink>
-      </w:r>
-      <w:r>
-        <w:rPr>
-          <w:rFonts w:ascii="Charis SIL Regular" w:hAnsi="Charis SIL Regular" w:eastAsia="Charis SIL Regular"/>
-          <w:b w:val="0"/>
-          <w:i w:val="0"/>
-          <w:color w:val="0000FF"/>
-          <w:sz w:val="24"/>
-          <w:u w:val="single"/>
-        </w:rPr>
-        <w:hyperlink r:id="rId14" w:history="1">
-          <w:r>
-            <w:rPr>
-              <w:rStyle w:val="Hyperlink"/>
-            </w:rPr>
-            <w:t>d</w:t>
-          </w:r>
-        </w:hyperlink>
-      </w:r>
-      <w:r>
-        <w:rPr>
-          <w:rFonts w:ascii="Charis SIL Regular" w:hAnsi="Charis SIL Regular" w:eastAsia="Charis SIL Regular"/>
-          <w:b w:val="0"/>
-          <w:i w:val="0"/>
-          <w:color w:val="0000FF"/>
-          <w:sz w:val="24"/>
-          <w:u w:val="single"/>
-        </w:rPr>
-        <w:hyperlink r:id="rId14" w:history="1">
-          <w:r>
-            <w:rPr>
-              <w:rStyle w:val="Hyperlink"/>
-            </w:rPr>
-            <w:t>en</w:t>
-          </w:r>
-        </w:hyperlink>
-      </w:r>
-      <w:r>
-        <w:rPr>
-          <w:rFonts w:ascii="Charis SIL Regular" w:hAnsi="Charis SIL Regular" w:eastAsia="Charis SIL Regular"/>
-          <w:b w:val="0"/>
-          <w:i w:val="0"/>
-          <w:color w:val="0000FF"/>
-          <w:sz w:val="24"/>
-          <w:u w:val="single"/>
-        </w:rPr>
-        <w:t xml:space="preserve"> </w:t>
-      </w:r>
-      <w:r>
-        <w:rPr>
-          <w:rFonts w:ascii="Charis SIL Regular" w:hAnsi="Charis SIL Regular" w:eastAsia="Charis SIL Regular"/>
-          <w:b w:val="0"/>
-          <w:i w:val="0"/>
-          <w:color w:val="0000FF"/>
-          <w:sz w:val="24"/>
-          <w:u w:val="single"/>
-        </w:rPr>
-        <w:hyperlink r:id="rId14" w:history="1">
-          <w:r>
-            <w:rPr>
-              <w:rStyle w:val="Hyperlink"/>
-            </w:rPr>
-            <w:t>(tegenwo</w:t>
-          </w:r>
-        </w:hyperlink>
+        </w:rPr>
+        <w:t xml:space="preserve"> Leiden (tegenwo</w:t>
       </w:r>
       <w:r>
         <w:rPr>
@@ -2870,7 +2794,7 @@
             <w:rPr>
               <w:rStyle w:val="Hyperlink"/>
             </w:rPr>
-            <w:t>desbetreffen</w:t>
+            <w:t>desbetreffend</w:t>
           </w:r>
         </w:hyperlink>
       </w:r>
@@ -2883,7 +2807,7 @@
           <w:sz w:val="24"/>
           <w:u w:val="single"/>
         </w:rPr>
-        <w:t>d</w:t>
+        <w:t>e</w:t>
       </w:r>
       <w:r>
         <w:rPr>
@@ -2892,17 +2816,6 @@
           <w:i w:val="0"/>
           <w:color w:val="0000FF"/>
           <w:sz w:val="24"/>
-        </w:rPr>
-        <w:t>e</w:t>
-      </w:r>
-      <w:r>
-        <w:rPr>
-          <w:rFonts w:ascii="Charis SIL Regular" w:hAnsi="Charis SIL Regular" w:eastAsia="Charis SIL Regular"/>
-          <w:b w:val="0"/>
-          <w:i w:val="0"/>
-          <w:color w:val="0000FF"/>
-          <w:sz w:val="24"/>
-          <w:u w:val="single"/>
         </w:rPr>
         <w:t xml:space="preserve"> </w:t>
       </w:r>
@@ -4079,7 +3992,7 @@
           <w:sz w:val="24"/>
           <w:u w:val="single"/>
         </w:rPr>
-        <w:hyperlink r:id="rId18" w:history="1">
+        <w:hyperlink r:id="rId19" w:history="1">
           <w:r>
             <w:rPr>
               <w:rStyle w:val="Hyperlink"/>
@@ -4172,7 +4085,7 @@
           <w:sz w:val="24"/>
           <w:u w:val="single"/>
         </w:rPr>
-        <w:hyperlink r:id="rId18" w:history="1">
+        <w:hyperlink r:id="rId20" w:history="1">
           <w:r>
             <w:rPr>
               <w:rStyle w:val="Hyperlink"/>
@@ -4323,7 +4236,7 @@
           <w:sz w:val="24"/>
           <w:u w:val="single"/>
         </w:rPr>
-        <w:hyperlink r:id="rId20" w:history="1">
+        <w:hyperlink r:id="rId21" w:history="1">
           <w:r>
             <w:rPr>
               <w:rStyle w:val="Hyperlink"/>
@@ -4341,7 +4254,7 @@
           <w:sz w:val="24"/>
           <w:u w:val="single"/>
         </w:rPr>
-        <w:hyperlink r:id="rId20" w:history="1">
+        <w:hyperlink r:id="rId21" w:history="1">
           <w:r>
             <w:rPr>
               <w:rStyle w:val="Hyperlink"/>
@@ -4359,7 +4272,7 @@
           <w:sz w:val="24"/>
           <w:u w:val="single"/>
         </w:rPr>
-        <w:hyperlink r:id="rId20" w:history="1">
+        <w:hyperlink r:id="rId21" w:history="1">
           <w:r>
             <w:rPr>
               <w:rStyle w:val="Hyperlink"/>
@@ -4387,7 +4300,7 @@
           <w:sz w:val="24"/>
           <w:u w:val="single"/>
         </w:rPr>
-        <w:hyperlink r:id="rId20" w:history="1">
+        <w:hyperlink r:id="rId21" w:history="1">
           <w:r>
             <w:rPr>
               <w:rStyle w:val="Hyperlink"/>
@@ -4416,7 +4329,7 @@
           <w:sz w:val="24"/>
           <w:u w:val="single"/>
         </w:rPr>
-        <w:hyperlink r:id="rId20" w:history="1">
+        <w:hyperlink r:id="rId21" w:history="1">
           <w:r>
             <w:rPr>
               <w:rStyle w:val="Hyperlink"/>
@@ -4567,7 +4480,7 @@
           <w:sz w:val="24"/>
           <w:u w:val="single"/>
         </w:rPr>
-        <w:hyperlink r:id="rId21" w:history="1">
+        <w:hyperlink r:id="rId22" w:history="1">
           <w:r>
             <w:rPr>
               <w:rStyle w:val="Hyperlink"/>
@@ -4585,7 +4498,7 @@
           <w:sz w:val="24"/>
           <w:u w:val="single"/>
         </w:rPr>
-        <w:hyperlink r:id="rId21" w:history="1">
+        <w:hyperlink r:id="rId22" w:history="1">
           <w:r>
             <w:rPr>
               <w:rStyle w:val="Hyperlink"/>
@@ -4603,7 +4516,7 @@
           <w:sz w:val="24"/>
           <w:u w:val="single"/>
         </w:rPr>
-        <w:hyperlink r:id="rId21" w:history="1">
+        <w:hyperlink r:id="rId22" w:history="1">
           <w:r>
             <w:rPr>
               <w:rStyle w:val="Hyperlink"/>
@@ -4621,7 +4534,7 @@
           <w:sz w:val="24"/>
           <w:u w:val="single"/>
         </w:rPr>
-        <w:hyperlink r:id="rId21" w:history="1">
+        <w:hyperlink r:id="rId22" w:history="1">
           <w:r>
             <w:rPr>
               <w:rStyle w:val="Hyperlink"/>
@@ -4649,7 +4562,7 @@
           <w:sz w:val="24"/>
           <w:u w:val="single"/>
         </w:rPr>
-        <w:hyperlink r:id="rId21" w:history="1">
+        <w:hyperlink r:id="rId23" w:history="1">
           <w:r>
             <w:rPr>
               <w:rStyle w:val="Hyperlink"/>
@@ -4667,7 +4580,7 @@
           <w:sz w:val="24"/>
           <w:u w:val="single"/>
         </w:rPr>
-        <w:hyperlink r:id="rId21" w:history="1">
+        <w:hyperlink r:id="rId23" w:history="1">
           <w:r>
             <w:rPr>
               <w:rStyle w:val="Hyperlink"/>
@@ -4696,7 +4609,7 @@
           <w:sz w:val="24"/>
           <w:u w:val="single"/>
         </w:rPr>
-        <w:hyperlink r:id="rId22" w:history="1">
+        <w:hyperlink r:id="rId23" w:history="1">
           <w:r>
             <w:rPr>
               <w:rStyle w:val="Hyperlink"/>
@@ -4707,21 +4620,13 @@
       </w:r>
       <w:r>
         <w:rPr>
-          <w:u w:val="single" w:color="0000ff"/>
           <w:rFonts w:ascii="Charis SIL Regular" w:hAnsi="Charis SIL Regular" w:eastAsia="Charis SIL Regular"/>
           <w:b w:val="0"/>
           <w:i w:val="0"/>
           <w:color w:val="000000"/>
           <w:sz w:val="24"/>
         </w:rPr>
-        <w:hyperlink r:id="rId21" w:history="1">
-          <w:r>
-            <w:rPr>
-              <w:rStyle w:val="Hyperlink"/>
-            </w:rPr>
-            <w:t xml:space="preserve">, </w:t>
-          </w:r>
-        </w:hyperlink>
+        <w:t xml:space="preserve">, </w:t>
       </w:r>
       <w:r>
         <w:rPr>
@@ -4732,7 +4637,7 @@
           <w:sz w:val="24"/>
           <w:u w:val="single"/>
         </w:rPr>
-        <w:hyperlink r:id="rId23" w:history="1">
+        <w:hyperlink r:id="rId24" w:history="1">
           <w:r>
             <w:rPr>
               <w:rStyle w:val="Hyperlink"/>
@@ -4761,7 +4666,7 @@
           <w:sz w:val="24"/>
           <w:u w:val="single"/>
         </w:rPr>
-        <w:hyperlink r:id="rId23" w:history="1">
+        <w:hyperlink r:id="rId22" w:history="1">
           <w:r>
             <w:rPr>
               <w:rStyle w:val="Hyperlink"/>
@@ -4928,7 +4833,7 @@
           <w:sz w:val="24"/>
           <w:u w:val="single"/>
         </w:rPr>
-        <w:hyperlink r:id="rId24" w:history="1">
+        <w:hyperlink r:id="rId25" w:history="1">
           <w:r>
             <w:rPr>
               <w:rStyle w:val="Hyperlink"/>
@@ -4946,7 +4851,7 @@
           <w:sz w:val="24"/>
           <w:u w:val="single"/>
         </w:rPr>
-        <w:hyperlink r:id="rId24" w:history="1">
+        <w:hyperlink r:id="rId25" w:history="1">
           <w:r>
             <w:rPr>
               <w:rStyle w:val="Hyperlink"/>
@@ -4964,7 +4869,7 @@
           <w:sz w:val="24"/>
           <w:u w:val="single"/>
         </w:rPr>
-        <w:hyperlink r:id="rId24" w:history="1">
+        <w:hyperlink r:id="rId25" w:history="1">
           <w:r>
             <w:rPr>
               <w:rStyle w:val="Hyperlink"/>
@@ -4982,7 +4887,7 @@
           <w:sz w:val="24"/>
           <w:u w:val="single"/>
         </w:rPr>
-        <w:hyperlink r:id="rId24" w:history="1">
+        <w:hyperlink r:id="rId25" w:history="1">
           <w:r>
             <w:rPr>
               <w:rStyle w:val="Hyperlink"/>
@@ -5028,7 +4933,7 @@
           <w:sz w:val="24"/>
           <w:u w:val="single"/>
         </w:rPr>
-        <w:hyperlink r:id="rId24" w:history="1">
+        <w:hyperlink r:id="rId26" w:history="1">
           <w:r>
             <w:rPr>
               <w:rStyle w:val="Hyperlink"/>
@@ -5057,7 +4962,7 @@
           <w:sz w:val="24"/>
           <w:u w:val="single"/>
         </w:rPr>
-        <w:hyperlink r:id="rId24" w:history="1">
+        <w:hyperlink r:id="rId26" w:history="1">
           <w:r>
             <w:rPr>
               <w:rStyle w:val="Hyperlink"/>
@@ -5068,21 +4973,13 @@
       </w:r>
       <w:r>
         <w:rPr>
-          <w:u w:val="single" w:color="0000ff"/>
           <w:rFonts w:ascii="Charis SIL Regular" w:hAnsi="Charis SIL Regular" w:eastAsia="Charis SIL Regular"/>
           <w:b w:val="0"/>
           <w:i w:val="0"/>
           <w:color w:val="000000"/>
           <w:sz w:val="24"/>
         </w:rPr>
-        <w:hyperlink r:id="rId24" w:history="1">
-          <w:r>
-            <w:rPr>
-              <w:rStyle w:val="Hyperlink"/>
-            </w:rPr>
-            <w:t xml:space="preserve">, </w:t>
-          </w:r>
-        </w:hyperlink>
+        <w:t xml:space="preserve">, </w:t>
       </w:r>
       <w:r>
         <w:rPr>
@@ -5093,7 +4990,7 @@
           <w:sz w:val="24"/>
           <w:u w:val="single"/>
         </w:rPr>
-        <w:hyperlink r:id="rId26" w:history="1">
+        <w:hyperlink r:id="rId27" w:history="1">
           <w:r>
             <w:rPr>
               <w:rStyle w:val="Hyperlink"/>
@@ -5122,7 +5019,7 @@
           <w:sz w:val="24"/>
           <w:u w:val="single"/>
         </w:rPr>
-        <w:hyperlink r:id="rId24" w:history="1">
+        <w:hyperlink r:id="rId25" w:history="1">
           <w:r>
             <w:rPr>
               <w:rStyle w:val="Hyperlink"/>

--- a/EXPORTS/DOCX/published/niveau3/Dutch/WMAmsterdam.docx
+++ b/EXPORTS/DOCX/published/niveau3/Dutch/WMAmsterdam.docx
@@ -580,7 +580,7 @@
           <w:sz w:val="24"/>
           <w:u w:val="single"/>
         </w:rPr>
-        <w:hyperlink r:id="rId10" w:history="1">
+        <w:hyperlink r:id="rId11" w:history="1">
           <w:r>
             <w:rPr>
               <w:rStyle w:val="Hyperlink"/>
@@ -596,38 +596,19 @@
           <w:i w:val="0"/>
           <w:color w:val="0000FF"/>
           <w:sz w:val="24"/>
+        </w:rPr>
+        <w:t xml:space="preserve"> A</w:t>
+      </w:r>
+      <w:r>
+        <w:rPr>
+          <w:rFonts w:ascii="Charis SIL Regular" w:hAnsi="Charis SIL Regular" w:eastAsia="Charis SIL Regular"/>
+          <w:b w:val="0"/>
+          <w:i w:val="0"/>
+          <w:color w:val="0000FF"/>
+          <w:sz w:val="24"/>
           <w:u w:val="single"/>
         </w:rPr>
-        <w:t xml:space="preserve"> </w:t>
-      </w:r>
-      <w:r>
-        <w:rPr>
-          <w:rFonts w:ascii="Charis SIL Regular" w:hAnsi="Charis SIL Regular" w:eastAsia="Charis SIL Regular"/>
-          <w:b w:val="0"/>
-          <w:i w:val="0"/>
-          <w:color w:val="0000FF"/>
-          <w:sz w:val="24"/>
-          <w:u w:val="single"/>
-        </w:rPr>
-        <w:hyperlink r:id="rId11" w:history="1">
-          <w:r>
-            <w:rPr>
-              <w:rStyle w:val="Hyperlink"/>
-            </w:rPr>
-            <w:t>A</w:t>
-          </w:r>
-        </w:hyperlink>
-      </w:r>
-      <w:r>
-        <w:rPr>
-          <w:rFonts w:ascii="Charis SIL Regular" w:hAnsi="Charis SIL Regular" w:eastAsia="Charis SIL Regular"/>
-          <w:b w:val="0"/>
-          <w:i w:val="0"/>
-          <w:color w:val="0000FF"/>
-          <w:sz w:val="24"/>
-          <w:u w:val="single"/>
-        </w:rPr>
-        <w:hyperlink r:id="rId11" w:history="1">
+        <w:hyperlink r:id="rId10" w:history="1">
           <w:r>
             <w:rPr>
               <w:rStyle w:val="Hyperlink"/>
@@ -1565,7 +1546,7 @@
           <w:sz w:val="24"/>
           <w:u w:val="single"/>
         </w:rPr>
-        <w:hyperlink r:id="rId14" w:history="1">
+        <w:hyperlink r:id="rId13" w:history="1">
           <w:r>
             <w:rPr>
               <w:rStyle w:val="Hyperlink"/>
@@ -1594,7 +1575,7 @@
           <w:sz w:val="24"/>
           <w:u w:val="single"/>
         </w:rPr>
-        <w:hyperlink r:id="rId14" w:history="1">
+        <w:hyperlink r:id="rId13" w:history="1">
           <w:r>
             <w:rPr>
               <w:rStyle w:val="Hyperlink"/>
@@ -1610,8 +1591,92 @@
           <w:i w:val="0"/>
           <w:color w:val="0000FF"/>
           <w:sz w:val="24"/>
-        </w:rPr>
-        <w:t xml:space="preserve"> Leiden (tegenwo</w:t>
+          <w:u w:val="single"/>
+        </w:rPr>
+        <w:t xml:space="preserve"> </w:t>
+      </w:r>
+      <w:r>
+        <w:rPr>
+          <w:rFonts w:ascii="Charis SIL Regular" w:hAnsi="Charis SIL Regular" w:eastAsia="Charis SIL Regular"/>
+          <w:b w:val="0"/>
+          <w:i w:val="0"/>
+          <w:color w:val="0000FF"/>
+          <w:sz w:val="24"/>
+          <w:u w:val="single"/>
+        </w:rPr>
+        <w:hyperlink r:id="rId13" w:history="1">
+          <w:r>
+            <w:rPr>
+              <w:rStyle w:val="Hyperlink"/>
+            </w:rPr>
+            <w:t>Lei</w:t>
+          </w:r>
+        </w:hyperlink>
+      </w:r>
+      <w:r>
+        <w:rPr>
+          <w:rFonts w:ascii="Charis SIL Regular" w:hAnsi="Charis SIL Regular" w:eastAsia="Charis SIL Regular"/>
+          <w:b w:val="0"/>
+          <w:i w:val="0"/>
+          <w:color w:val="0000FF"/>
+          <w:sz w:val="24"/>
+          <w:u w:val="single"/>
+        </w:rPr>
+        <w:hyperlink r:id="rId13" w:history="1">
+          <w:r>
+            <w:rPr>
+              <w:rStyle w:val="Hyperlink"/>
+            </w:rPr>
+            <w:t>d</w:t>
+          </w:r>
+        </w:hyperlink>
+      </w:r>
+      <w:r>
+        <w:rPr>
+          <w:rFonts w:ascii="Charis SIL Regular" w:hAnsi="Charis SIL Regular" w:eastAsia="Charis SIL Regular"/>
+          <w:b w:val="0"/>
+          <w:i w:val="0"/>
+          <w:color w:val="0000FF"/>
+          <w:sz w:val="24"/>
+          <w:u w:val="single"/>
+        </w:rPr>
+        <w:hyperlink r:id="rId13" w:history="1">
+          <w:r>
+            <w:rPr>
+              <w:rStyle w:val="Hyperlink"/>
+            </w:rPr>
+            <w:t>en</w:t>
+          </w:r>
+        </w:hyperlink>
+      </w:r>
+      <w:r>
+        <w:rPr>
+          <w:rFonts w:ascii="Charis SIL Regular" w:hAnsi="Charis SIL Regular" w:eastAsia="Charis SIL Regular"/>
+          <w:b w:val="0"/>
+          <w:i w:val="0"/>
+          <w:color w:val="0000FF"/>
+          <w:sz w:val="24"/>
+          <w:u w:val="single"/>
+        </w:rPr>
+        <w:t xml:space="preserve"> </w:t>
+      </w:r>
+      <w:r>
+        <w:rPr>
+          <w:rFonts w:ascii="Charis SIL Regular" w:hAnsi="Charis SIL Regular" w:eastAsia="Charis SIL Regular"/>
+          <w:b w:val="0"/>
+          <w:i w:val="0"/>
+          <w:color w:val="0000FF"/>
+          <w:sz w:val="24"/>
+          <w:u w:val="single"/>
+        </w:rPr>
+        <w:hyperlink r:id="rId13" w:history="1">
+          <w:r>
+            <w:rPr>
+              <w:rStyle w:val="Hyperlink"/>
+            </w:rPr>
+            <w:t>(tegenwo</w:t>
+          </w:r>
+        </w:hyperlink>
       </w:r>
       <w:r>
         <w:rPr>
@@ -2589,122 +2654,13 @@
       </w:r>
       <w:r>
         <w:rPr>
-          <w:u w:val="single" w:color="0000ff"/>
           <w:rFonts w:ascii="Charis SIL Regular" w:hAnsi="Charis SIL Regular" w:eastAsia="Charis SIL Regular"/>
           <w:b w:val="0"/>
           <w:i w:val="0"/>
           <w:color w:val="000000"/>
           <w:sz w:val="24"/>
         </w:rPr>
-        <w:hyperlink r:id="rId17" w:history="1">
-          <w:r>
-            <w:rPr>
-              <w:rStyle w:val="Hyperlink"/>
-            </w:rPr>
-            <w:t>inventaris</w:t>
-          </w:r>
-        </w:hyperlink>
-      </w:r>
-      <w:r>
-        <w:rPr>
-          <w:u w:val="single" w:color="0000ff"/>
-          <w:rFonts w:ascii="Charis SIL Regular" w:hAnsi="Charis SIL Regular" w:eastAsia="Charis SIL Regular"/>
-          <w:b w:val="0"/>
-          <w:i w:val="0"/>
-          <w:color w:val="000000"/>
-          <w:sz w:val="24"/>
-        </w:rPr>
-        <w:hyperlink r:id="rId17" w:history="1">
-          <w:r>
-            <w:rPr>
-              <w:rStyle w:val="Hyperlink"/>
-            </w:rPr>
-            <w:t>n</w:t>
-          </w:r>
-        </w:hyperlink>
-      </w:r>
-      <w:r>
-        <w:rPr>
-          <w:u w:val="single" w:color="0000ff"/>
-          <w:rFonts w:ascii="Charis SIL Regular" w:hAnsi="Charis SIL Regular" w:eastAsia="Charis SIL Regular"/>
-          <w:b w:val="0"/>
-          <w:i w:val="0"/>
-          <w:color w:val="000000"/>
-          <w:sz w:val="24"/>
-        </w:rPr>
-        <w:hyperlink r:id="rId17" w:history="1">
-          <w:r>
-            <w:rPr>
-              <w:rStyle w:val="Hyperlink"/>
-            </w:rPr>
-            <w:t>ummers 18</w:t>
-          </w:r>
-        </w:hyperlink>
-      </w:r>
-      <w:r>
-        <w:rPr>
-          <w:u w:val="single" w:color="0000ff"/>
-          <w:rFonts w:ascii="Charis SIL Regular" w:hAnsi="Charis SIL Regular" w:eastAsia="Charis SIL Regular"/>
-          <w:b w:val="0"/>
-          <w:i w:val="0"/>
-          <w:color w:val="000000"/>
-          <w:sz w:val="24"/>
-        </w:rPr>
-        <w:hyperlink r:id="rId17" w:history="1">
-          <w:r>
-            <w:rPr>
-              <w:rStyle w:val="Hyperlink"/>
-            </w:rPr>
-            <w:t>76 tot en me</w:t>
-          </w:r>
-        </w:hyperlink>
-      </w:r>
-      <w:r>
-        <w:rPr>
-          <w:u w:val="single" w:color="0000ff"/>
-          <w:rFonts w:ascii="Charis SIL Regular" w:hAnsi="Charis SIL Regular" w:eastAsia="Charis SIL Regular"/>
-          <w:b w:val="0"/>
-          <w:i w:val="0"/>
-          <w:color w:val="000000"/>
-          <w:sz w:val="24"/>
-        </w:rPr>
-        <w:hyperlink r:id="rId17" w:history="1">
-          <w:r>
-            <w:rPr>
-              <w:rStyle w:val="Hyperlink"/>
-            </w:rPr>
-            <w:t>t</w:t>
-          </w:r>
-        </w:hyperlink>
-      </w:r>
-      <w:r>
-        <w:rPr>
-          <w:u w:val="single" w:color="0000ff"/>
-          <w:rFonts w:ascii="Charis SIL Regular" w:hAnsi="Charis SIL Regular" w:eastAsia="Charis SIL Regular"/>
-          <w:b w:val="0"/>
-          <w:i w:val="0"/>
-          <w:color w:val="000000"/>
-          <w:sz w:val="24"/>
-        </w:rPr>
-        <w:hyperlink r:id="rId17" w:history="1">
-          <w:r>
-            <w:rPr>
-              <w:rStyle w:val="Hyperlink"/>
-            </w:rPr>
-            <w:t xml:space="preserve"> 1919 </w:t>
-          </w:r>
-        </w:hyperlink>
-      </w:r>
-      <w:r>
-        <w:rPr>
-          <w:u w:val="single" w:color="0000ff"/>
-          <w:rFonts w:ascii="Charis SIL Regular" w:hAnsi="Charis SIL Regular" w:eastAsia="Charis SIL Regular"/>
-          <w:b w:val="0"/>
-          <w:i w:val="0"/>
-          <w:color w:val="000000"/>
-          <w:sz w:val="24"/>
-        </w:rPr>
-        <w:t>m</w:t>
+        <w:t>inventarisnummers 1876 tot en met 1919 m</w:t>
       </w:r>
       <w:r>
         <w:rPr>
@@ -2794,7 +2750,7 @@
             <w:rPr>
               <w:rStyle w:val="Hyperlink"/>
             </w:rPr>
-            <w:t>desbetreffend</w:t>
+            <w:t>desbetreffen</w:t>
           </w:r>
         </w:hyperlink>
       </w:r>
@@ -2805,17 +2761,34 @@
           <w:i w:val="0"/>
           <w:color w:val="0000FF"/>
           <w:sz w:val="24"/>
+        </w:rPr>
+        <w:hyperlink r:id="rId12" w:history="1">
+          <w:r>
+            <w:rPr>
+              <w:rStyle w:val="Hyperlink"/>
+            </w:rPr>
+            <w:t>d</w:t>
+          </w:r>
+        </w:hyperlink>
+      </w:r>
+      <w:r>
+        <w:rPr>
+          <w:rFonts w:ascii="Charis SIL Regular" w:hAnsi="Charis SIL Regular" w:eastAsia="Charis SIL Regular"/>
+          <w:b w:val="0"/>
+          <w:i w:val="0"/>
+          <w:color w:val="0000FF"/>
+          <w:sz w:val="24"/>
+        </w:rPr>
+        <w:t>e</w:t>
+      </w:r>
+      <w:r>
+        <w:rPr>
+          <w:rFonts w:ascii="Charis SIL Regular" w:hAnsi="Charis SIL Regular" w:eastAsia="Charis SIL Regular"/>
+          <w:b w:val="0"/>
+          <w:i w:val="0"/>
+          <w:color w:val="0000FF"/>
+          <w:sz w:val="24"/>
           <w:u w:val="single"/>
-        </w:rPr>
-        <w:t>e</w:t>
-      </w:r>
-      <w:r>
-        <w:rPr>
-          <w:rFonts w:ascii="Charis SIL Regular" w:hAnsi="Charis SIL Regular" w:eastAsia="Charis SIL Regular"/>
-          <w:b w:val="0"/>
-          <w:i w:val="0"/>
-          <w:color w:val="0000FF"/>
-          <w:sz w:val="24"/>
         </w:rPr>
         <w:t xml:space="preserve"> </w:t>
       </w:r>
@@ -3992,7 +3965,7 @@
           <w:sz w:val="24"/>
           <w:u w:val="single"/>
         </w:rPr>
-        <w:hyperlink r:id="rId19" w:history="1">
+        <w:hyperlink r:id="rId18" w:history="1">
           <w:r>
             <w:rPr>
               <w:rStyle w:val="Hyperlink"/>
@@ -4021,7 +3994,7 @@
           <w:sz w:val="24"/>
           <w:u w:val="single"/>
         </w:rPr>
-        <w:hyperlink r:id="rId18" w:history="1">
+        <w:hyperlink r:id="rId19" w:history="1">
           <w:r>
             <w:rPr>
               <w:rStyle w:val="Hyperlink"/>
@@ -4666,7 +4639,7 @@
           <w:sz w:val="24"/>
           <w:u w:val="single"/>
         </w:rPr>
-        <w:hyperlink r:id="rId22" w:history="1">
+        <w:hyperlink r:id="rId24" w:history="1">
           <w:r>
             <w:rPr>
               <w:rStyle w:val="Hyperlink"/>
@@ -4915,7 +4888,7 @@
           <w:sz w:val="24"/>
           <w:u w:val="single"/>
         </w:rPr>
-        <w:hyperlink r:id="rId25" w:history="1">
+        <w:hyperlink r:id="rId26" w:history="1">
           <w:r>
             <w:rPr>
               <w:rStyle w:val="Hyperlink"/>
@@ -4933,7 +4906,7 @@
           <w:sz w:val="24"/>
           <w:u w:val="single"/>
         </w:rPr>
-        <w:hyperlink r:id="rId26" w:history="1">
+        <w:hyperlink r:id="rId25" w:history="1">
           <w:r>
             <w:rPr>
               <w:rStyle w:val="Hyperlink"/>
@@ -4962,7 +4935,7 @@
           <w:sz w:val="24"/>
           <w:u w:val="single"/>
         </w:rPr>
-        <w:hyperlink r:id="rId26" w:history="1">
+        <w:hyperlink r:id="rId25" w:history="1">
           <w:r>
             <w:rPr>
               <w:rStyle w:val="Hyperlink"/>
@@ -4973,13 +4946,21 @@
       </w:r>
       <w:r>
         <w:rPr>
+          <w:u w:val="single" w:color="0000ff"/>
           <w:rFonts w:ascii="Charis SIL Regular" w:hAnsi="Charis SIL Regular" w:eastAsia="Charis SIL Regular"/>
           <w:b w:val="0"/>
           <w:i w:val="0"/>
           <w:color w:val="000000"/>
           <w:sz w:val="24"/>
         </w:rPr>
-        <w:t xml:space="preserve">, </w:t>
+        <w:hyperlink r:id="rId25" w:history="1">
+          <w:r>
+            <w:rPr>
+              <w:rStyle w:val="Hyperlink"/>
+            </w:rPr>
+            <w:t xml:space="preserve">, </w:t>
+          </w:r>
+        </w:hyperlink>
       </w:r>
       <w:r>
         <w:rPr>
@@ -5006,20 +4987,19 @@
           <w:i w:val="0"/>
           <w:color w:val="0000FF"/>
           <w:sz w:val="24"/>
+        </w:rPr>
+        <w:t xml:space="preserve"> </w:t>
+      </w:r>
+      <w:r>
+        <w:rPr>
+          <w:rFonts w:ascii="Charis SIL Regular" w:hAnsi="Charis SIL Regular" w:eastAsia="Charis SIL Regular"/>
+          <w:b w:val="0"/>
+          <w:i w:val="0"/>
+          <w:color w:val="0000FF"/>
+          <w:sz w:val="24"/>
           <w:u w:val="single"/>
         </w:rPr>
-        <w:t xml:space="preserve"> </w:t>
-      </w:r>
-      <w:r>
-        <w:rPr>
-          <w:rFonts w:ascii="Charis SIL Regular" w:hAnsi="Charis SIL Regular" w:eastAsia="Charis SIL Regular"/>
-          <w:b w:val="0"/>
-          <w:i w:val="0"/>
-          <w:color w:val="0000FF"/>
-          <w:sz w:val="24"/>
-          <w:u w:val="single"/>
-        </w:rPr>
-        <w:hyperlink r:id="rId25" w:history="1">
+        <w:hyperlink r:id="rId27" w:history="1">
           <w:r>
             <w:rPr>
               <w:rStyle w:val="Hyperlink"/>

--- a/EXPORTS/DOCX/published/niveau3/Dutch/WMAmsterdam.docx
+++ b/EXPORTS/DOCX/published/niveau3/Dutch/WMAmsterdam.docx
@@ -174,25 +174,7 @@
           <w:color w:val="000000"/>
           <w:sz w:val="24"/>
         </w:rPr>
-        <w:t xml:space="preserve"> in Haarlem. Dit Koloniaal Museum, dat was geïnitieerd door de Nede</w:t>
-      </w:r>
-      <w:r>
-        <w:rPr>
-          <w:u w:val="single" w:color="0000ff"/>
-          <w:rFonts w:ascii="Charis SIL Regular" w:hAnsi="Charis SIL Regular" w:eastAsia="Charis SIL Regular"/>
-          <w:b w:val="0"/>
-          <w:i w:val="0"/>
-          <w:color w:val="000000"/>
-          <w:sz w:val="24"/>
-        </w:rPr>
-        <w:hyperlink r:id="rId9" w:history="1">
-          <w:r>
-            <w:rPr>
-              <w:rStyle w:val="Hyperlink"/>
-            </w:rPr>
-            <w:t xml:space="preserve">rlandsche </w:t>
-          </w:r>
-        </w:hyperlink>
+        <w:t xml:space="preserve"> in Haarlem. Dit Koloniaal Museum, dat was geïnitieerd door de Nederlandsche </w:t>
       </w:r>
       <w:r>
         <w:rPr>
@@ -580,7 +562,7 @@
           <w:sz w:val="24"/>
           <w:u w:val="single"/>
         </w:rPr>
-        <w:hyperlink r:id="rId11" w:history="1">
+        <w:hyperlink r:id="rId10" w:history="1">
           <w:r>
             <w:rPr>
               <w:rStyle w:val="Hyperlink"/>
@@ -596,8 +578,27 @@
           <w:i w:val="0"/>
           <w:color w:val="0000FF"/>
           <w:sz w:val="24"/>
-        </w:rPr>
-        <w:t xml:space="preserve"> A</w:t>
+          <w:u w:val="single"/>
+        </w:rPr>
+        <w:t xml:space="preserve"> </w:t>
+      </w:r>
+      <w:r>
+        <w:rPr>
+          <w:rFonts w:ascii="Charis SIL Regular" w:hAnsi="Charis SIL Regular" w:eastAsia="Charis SIL Regular"/>
+          <w:b w:val="0"/>
+          <w:i w:val="0"/>
+          <w:color w:val="0000FF"/>
+          <w:sz w:val="24"/>
+          <w:u w:val="single"/>
+        </w:rPr>
+        <w:hyperlink r:id="rId10" w:history="1">
+          <w:r>
+            <w:rPr>
+              <w:rStyle w:val="Hyperlink"/>
+            </w:rPr>
+            <w:t>A</w:t>
+          </w:r>
+        </w:hyperlink>
       </w:r>
       <w:r>
         <w:rPr>
@@ -1399,6 +1400,7 @@
       </w:r>
       <w:r>
         <w:rPr>
+          <w:u w:val="single" w:color="0000ff"/>
           <w:rFonts w:ascii="Charis SIL Regular" w:hAnsi="Charis SIL Regular" w:eastAsia="Charis SIL Regular"/>
           <w:b w:val="0"/>
           <w:i w:val="0"/>
@@ -1434,7 +1436,7 @@
           <w:sz w:val="24"/>
           <w:u w:val="single"/>
         </w:rPr>
-        <w:hyperlink r:id="rId14" w:history="1">
+        <w:hyperlink r:id="rId13" w:history="1">
           <w:r>
             <w:rPr>
               <w:rStyle w:val="Hyperlink"/>
@@ -1452,14 +1454,7 @@
           <w:sz w:val="24"/>
           <w:u w:val="single"/>
         </w:rPr>
-        <w:hyperlink r:id="rId14" w:history="1">
-          <w:r>
-            <w:rPr>
-              <w:rStyle w:val="Hyperlink"/>
-            </w:rPr>
-            <w:t>m</w:t>
-          </w:r>
-        </w:hyperlink>
+        <w:t>m</w:t>
       </w:r>
       <w:r>
         <w:rPr>
@@ -1817,7 +1812,7 @@
           <w:sz w:val="24"/>
           <w:u w:val="single"/>
         </w:rPr>
-        <w:hyperlink r:id="rId13" w:history="1">
+        <w:hyperlink r:id="rId14" w:history="1">
           <w:r>
             <w:rPr>
               <w:rStyle w:val="Hyperlink"/>
@@ -2654,13 +2649,121 @@
       </w:r>
       <w:r>
         <w:rPr>
+          <w:u w:val="single" w:color="0000ff"/>
           <w:rFonts w:ascii="Charis SIL Regular" w:hAnsi="Charis SIL Regular" w:eastAsia="Charis SIL Regular"/>
           <w:b w:val="0"/>
           <w:i w:val="0"/>
           <w:color w:val="000000"/>
           <w:sz w:val="24"/>
         </w:rPr>
-        <w:t>inventarisnummers 1876 tot en met 1919 m</w:t>
+        <w:hyperlink r:id="rId17" w:history="1">
+          <w:r>
+            <w:rPr>
+              <w:rStyle w:val="Hyperlink"/>
+            </w:rPr>
+            <w:t>inventaris</w:t>
+          </w:r>
+        </w:hyperlink>
+      </w:r>
+      <w:r>
+        <w:rPr>
+          <w:u w:val="single" w:color="0000ff"/>
+          <w:rFonts w:ascii="Charis SIL Regular" w:hAnsi="Charis SIL Regular" w:eastAsia="Charis SIL Regular"/>
+          <w:b w:val="0"/>
+          <w:i w:val="0"/>
+          <w:color w:val="000000"/>
+          <w:sz w:val="24"/>
+        </w:rPr>
+        <w:hyperlink r:id="rId17" w:history="1">
+          <w:r>
+            <w:rPr>
+              <w:rStyle w:val="Hyperlink"/>
+            </w:rPr>
+            <w:t>n</w:t>
+          </w:r>
+        </w:hyperlink>
+      </w:r>
+      <w:r>
+        <w:rPr>
+          <w:u w:val="single" w:color="0000ff"/>
+          <w:rFonts w:ascii="Charis SIL Regular" w:hAnsi="Charis SIL Regular" w:eastAsia="Charis SIL Regular"/>
+          <w:b w:val="0"/>
+          <w:i w:val="0"/>
+          <w:color w:val="000000"/>
+          <w:sz w:val="24"/>
+        </w:rPr>
+        <w:hyperlink r:id="rId17" w:history="1">
+          <w:r>
+            <w:rPr>
+              <w:rStyle w:val="Hyperlink"/>
+            </w:rPr>
+            <w:t>ummers 18</w:t>
+          </w:r>
+        </w:hyperlink>
+      </w:r>
+      <w:r>
+        <w:rPr>
+          <w:u w:val="single" w:color="0000ff"/>
+          <w:rFonts w:ascii="Charis SIL Regular" w:hAnsi="Charis SIL Regular" w:eastAsia="Charis SIL Regular"/>
+          <w:b w:val="0"/>
+          <w:i w:val="0"/>
+          <w:color w:val="000000"/>
+          <w:sz w:val="24"/>
+        </w:rPr>
+        <w:hyperlink r:id="rId17" w:history="1">
+          <w:r>
+            <w:rPr>
+              <w:rStyle w:val="Hyperlink"/>
+            </w:rPr>
+            <w:t>76 tot en me</w:t>
+          </w:r>
+        </w:hyperlink>
+      </w:r>
+      <w:r>
+        <w:rPr>
+          <w:u w:val="single" w:color="0000ff"/>
+          <w:rFonts w:ascii="Charis SIL Regular" w:hAnsi="Charis SIL Regular" w:eastAsia="Charis SIL Regular"/>
+          <w:b w:val="0"/>
+          <w:i w:val="0"/>
+          <w:color w:val="000000"/>
+          <w:sz w:val="24"/>
+        </w:rPr>
+        <w:hyperlink r:id="rId17" w:history="1">
+          <w:r>
+            <w:rPr>
+              <w:rStyle w:val="Hyperlink"/>
+            </w:rPr>
+            <w:t>t</w:t>
+          </w:r>
+        </w:hyperlink>
+      </w:r>
+      <w:r>
+        <w:rPr>
+          <w:u w:val="single" w:color="0000ff"/>
+          <w:rFonts w:ascii="Charis SIL Regular" w:hAnsi="Charis SIL Regular" w:eastAsia="Charis SIL Regular"/>
+          <w:b w:val="0"/>
+          <w:i w:val="0"/>
+          <w:color w:val="000000"/>
+          <w:sz w:val="24"/>
+        </w:rPr>
+        <w:hyperlink r:id="rId17" w:history="1">
+          <w:r>
+            <w:rPr>
+              <w:rStyle w:val="Hyperlink"/>
+            </w:rPr>
+            <w:t xml:space="preserve"> 1919 </w:t>
+          </w:r>
+        </w:hyperlink>
+      </w:r>
+      <w:r>
+        <w:rPr>
+          <w:rFonts w:ascii="Charis SIL Regular" w:hAnsi="Charis SIL Regular" w:eastAsia="Charis SIL Regular"/>
+          <w:b w:val="0"/>
+          <w:i w:val="0"/>
+          <w:color w:val="000000"/>
+          <w:sz w:val="24"/>
+        </w:rPr>
+        <w:t>m</w:t>
       </w:r>
       <w:r>
         <w:rPr>
@@ -2750,7 +2853,7 @@
             <w:rPr>
               <w:rStyle w:val="Hyperlink"/>
             </w:rPr>
-            <w:t>desbetreffen</w:t>
+            <w:t>desbetreffend</w:t>
           </w:r>
         </w:hyperlink>
       </w:r>
@@ -2761,13 +2864,36 @@
           <w:i w:val="0"/>
           <w:color w:val="0000FF"/>
           <w:sz w:val="24"/>
+          <w:u w:val="single"/>
+        </w:rPr>
+        <w:t>e</w:t>
+      </w:r>
+      <w:r>
+        <w:rPr>
+          <w:rFonts w:ascii="Charis SIL Regular" w:hAnsi="Charis SIL Regular" w:eastAsia="Charis SIL Regular"/>
+          <w:b w:val="0"/>
+          <w:i w:val="0"/>
+          <w:color w:val="0000FF"/>
+          <w:sz w:val="24"/>
+          <w:u w:val="single"/>
+        </w:rPr>
+        <w:t xml:space="preserve"> </w:t>
+      </w:r>
+      <w:r>
+        <w:rPr>
+          <w:rFonts w:ascii="Charis SIL Regular" w:hAnsi="Charis SIL Regular" w:eastAsia="Charis SIL Regular"/>
+          <w:b w:val="0"/>
+          <w:i w:val="0"/>
+          <w:color w:val="0000FF"/>
+          <w:sz w:val="24"/>
+          <w:u w:val="single"/>
         </w:rPr>
         <w:hyperlink r:id="rId12" w:history="1">
           <w:r>
             <w:rPr>
               <w:rStyle w:val="Hyperlink"/>
             </w:rPr>
-            <w:t>d</w:t>
+            <w:t>zoekhul</w:t>
           </w:r>
         </w:hyperlink>
       </w:r>
@@ -2779,36 +2905,7 @@
           <w:color w:val="0000FF"/>
           <w:sz w:val="24"/>
         </w:rPr>
-        <w:t>e</w:t>
-      </w:r>
-      <w:r>
-        <w:rPr>
-          <w:rFonts w:ascii="Charis SIL Regular" w:hAnsi="Charis SIL Regular" w:eastAsia="Charis SIL Regular"/>
-          <w:b w:val="0"/>
-          <w:i w:val="0"/>
-          <w:color w:val="0000FF"/>
-          <w:sz w:val="24"/>
-          <w:u w:val="single"/>
-        </w:rPr>
-        <w:t xml:space="preserve"> </w:t>
-      </w:r>
-      <w:r>
-        <w:rPr>
-          <w:rFonts w:ascii="Charis SIL Regular" w:hAnsi="Charis SIL Regular" w:eastAsia="Charis SIL Regular"/>
-          <w:b w:val="0"/>
-          <w:i w:val="0"/>
-          <w:color w:val="0000FF"/>
-          <w:sz w:val="24"/>
-          <w:u w:val="single"/>
-        </w:rPr>
-        <w:hyperlink r:id="rId12" w:history="1">
-          <w:r>
-            <w:rPr>
-              <w:rStyle w:val="Hyperlink"/>
-            </w:rPr>
-            <w:t>zoekhulp</w:t>
-          </w:r>
-        </w:hyperlink>
+        <w:t>p</w:t>
       </w:r>
       <w:r>
         <w:rPr>
@@ -3994,7 +4091,7 @@
           <w:sz w:val="24"/>
           <w:u w:val="single"/>
         </w:rPr>
-        <w:hyperlink r:id="rId19" w:history="1">
+        <w:hyperlink r:id="rId18" w:history="1">
           <w:r>
             <w:rPr>
               <w:rStyle w:val="Hyperlink"/>
@@ -4058,7 +4155,7 @@
           <w:sz w:val="24"/>
           <w:u w:val="single"/>
         </w:rPr>
-        <w:hyperlink r:id="rId20" w:history="1">
+        <w:hyperlink r:id="rId18" w:history="1">
           <w:r>
             <w:rPr>
               <w:rStyle w:val="Hyperlink"/>
@@ -4209,7 +4306,7 @@
           <w:sz w:val="24"/>
           <w:u w:val="single"/>
         </w:rPr>
-        <w:hyperlink r:id="rId21" w:history="1">
+        <w:hyperlink r:id="rId20" w:history="1">
           <w:r>
             <w:rPr>
               <w:rStyle w:val="Hyperlink"/>
@@ -4227,7 +4324,7 @@
           <w:sz w:val="24"/>
           <w:u w:val="single"/>
         </w:rPr>
-        <w:hyperlink r:id="rId21" w:history="1">
+        <w:hyperlink r:id="rId20" w:history="1">
           <w:r>
             <w:rPr>
               <w:rStyle w:val="Hyperlink"/>
@@ -4245,7 +4342,7 @@
           <w:sz w:val="24"/>
           <w:u w:val="single"/>
         </w:rPr>
-        <w:hyperlink r:id="rId21" w:history="1">
+        <w:hyperlink r:id="rId20" w:history="1">
           <w:r>
             <w:rPr>
               <w:rStyle w:val="Hyperlink"/>
@@ -4273,7 +4370,7 @@
           <w:sz w:val="24"/>
           <w:u w:val="single"/>
         </w:rPr>
-        <w:hyperlink r:id="rId21" w:history="1">
+        <w:hyperlink r:id="rId20" w:history="1">
           <w:r>
             <w:rPr>
               <w:rStyle w:val="Hyperlink"/>
@@ -4302,7 +4399,7 @@
           <w:sz w:val="24"/>
           <w:u w:val="single"/>
         </w:rPr>
-        <w:hyperlink r:id="rId21" w:history="1">
+        <w:hyperlink r:id="rId20" w:history="1">
           <w:r>
             <w:rPr>
               <w:rStyle w:val="Hyperlink"/>
@@ -4453,7 +4550,7 @@
           <w:sz w:val="24"/>
           <w:u w:val="single"/>
         </w:rPr>
-        <w:hyperlink r:id="rId22" w:history="1">
+        <w:hyperlink r:id="rId21" w:history="1">
           <w:r>
             <w:rPr>
               <w:rStyle w:val="Hyperlink"/>
@@ -4471,7 +4568,7 @@
           <w:sz w:val="24"/>
           <w:u w:val="single"/>
         </w:rPr>
-        <w:hyperlink r:id="rId22" w:history="1">
+        <w:hyperlink r:id="rId21" w:history="1">
           <w:r>
             <w:rPr>
               <w:rStyle w:val="Hyperlink"/>
@@ -4489,7 +4586,7 @@
           <w:sz w:val="24"/>
           <w:u w:val="single"/>
         </w:rPr>
-        <w:hyperlink r:id="rId22" w:history="1">
+        <w:hyperlink r:id="rId21" w:history="1">
           <w:r>
             <w:rPr>
               <w:rStyle w:val="Hyperlink"/>
@@ -4507,7 +4604,7 @@
           <w:sz w:val="24"/>
           <w:u w:val="single"/>
         </w:rPr>
-        <w:hyperlink r:id="rId22" w:history="1">
+        <w:hyperlink r:id="rId21" w:history="1">
           <w:r>
             <w:rPr>
               <w:rStyle w:val="Hyperlink"/>
@@ -4535,7 +4632,7 @@
           <w:sz w:val="24"/>
           <w:u w:val="single"/>
         </w:rPr>
-        <w:hyperlink r:id="rId23" w:history="1">
+        <w:hyperlink r:id="rId21" w:history="1">
           <w:r>
             <w:rPr>
               <w:rStyle w:val="Hyperlink"/>
@@ -4553,7 +4650,7 @@
           <w:sz w:val="24"/>
           <w:u w:val="single"/>
         </w:rPr>
-        <w:hyperlink r:id="rId23" w:history="1">
+        <w:hyperlink r:id="rId21" w:history="1">
           <w:r>
             <w:rPr>
               <w:rStyle w:val="Hyperlink"/>
@@ -4582,7 +4679,7 @@
           <w:sz w:val="24"/>
           <w:u w:val="single"/>
         </w:rPr>
-        <w:hyperlink r:id="rId23" w:history="1">
+        <w:hyperlink r:id="rId21" w:history="1">
           <w:r>
             <w:rPr>
               <w:rStyle w:val="Hyperlink"/>
@@ -4593,13 +4690,21 @@
       </w:r>
       <w:r>
         <w:rPr>
+          <w:u w:val="single" w:color="0000ff"/>
           <w:rFonts w:ascii="Charis SIL Regular" w:hAnsi="Charis SIL Regular" w:eastAsia="Charis SIL Regular"/>
           <w:b w:val="0"/>
           <w:i w:val="0"/>
           <w:color w:val="000000"/>
           <w:sz w:val="24"/>
         </w:rPr>
-        <w:t xml:space="preserve">, </w:t>
+        <w:hyperlink r:id="rId21" w:history="1">
+          <w:r>
+            <w:rPr>
+              <w:rStyle w:val="Hyperlink"/>
+            </w:rPr>
+            <w:t xml:space="preserve">, </w:t>
+          </w:r>
+        </w:hyperlink>
       </w:r>
       <w:r>
         <w:rPr>
@@ -4610,7 +4715,7 @@
           <w:sz w:val="24"/>
           <w:u w:val="single"/>
         </w:rPr>
-        <w:hyperlink r:id="rId24" w:history="1">
+        <w:hyperlink r:id="rId22" w:history="1">
           <w:r>
             <w:rPr>
               <w:rStyle w:val="Hyperlink"/>
@@ -4639,7 +4744,7 @@
           <w:sz w:val="24"/>
           <w:u w:val="single"/>
         </w:rPr>
-        <w:hyperlink r:id="rId24" w:history="1">
+        <w:hyperlink r:id="rId22" w:history="1">
           <w:r>
             <w:rPr>
               <w:rStyle w:val="Hyperlink"/>
@@ -4806,7 +4911,7 @@
           <w:sz w:val="24"/>
           <w:u w:val="single"/>
         </w:rPr>
-        <w:hyperlink r:id="rId25" w:history="1">
+        <w:hyperlink r:id="rId23" w:history="1">
           <w:r>
             <w:rPr>
               <w:rStyle w:val="Hyperlink"/>
@@ -4824,7 +4929,7 @@
           <w:sz w:val="24"/>
           <w:u w:val="single"/>
         </w:rPr>
-        <w:hyperlink r:id="rId25" w:history="1">
+        <w:hyperlink r:id="rId23" w:history="1">
           <w:r>
             <w:rPr>
               <w:rStyle w:val="Hyperlink"/>
@@ -4842,7 +4947,7 @@
           <w:sz w:val="24"/>
           <w:u w:val="single"/>
         </w:rPr>
-        <w:hyperlink r:id="rId25" w:history="1">
+        <w:hyperlink r:id="rId23" w:history="1">
           <w:r>
             <w:rPr>
               <w:rStyle w:val="Hyperlink"/>
@@ -4860,7 +4965,7 @@
           <w:sz w:val="24"/>
           <w:u w:val="single"/>
         </w:rPr>
-        <w:hyperlink r:id="rId25" w:history="1">
+        <w:hyperlink r:id="rId23" w:history="1">
           <w:r>
             <w:rPr>
               <w:rStyle w:val="Hyperlink"/>
@@ -4888,7 +4993,7 @@
           <w:sz w:val="24"/>
           <w:u w:val="single"/>
         </w:rPr>
-        <w:hyperlink r:id="rId26" w:history="1">
+        <w:hyperlink r:id="rId24" w:history="1">
           <w:r>
             <w:rPr>
               <w:rStyle w:val="Hyperlink"/>
@@ -4906,7 +5011,7 @@
           <w:sz w:val="24"/>
           <w:u w:val="single"/>
         </w:rPr>
-        <w:hyperlink r:id="rId25" w:history="1">
+        <w:hyperlink r:id="rId24" w:history="1">
           <w:r>
             <w:rPr>
               <w:rStyle w:val="Hyperlink"/>
@@ -4935,7 +5040,7 @@
           <w:sz w:val="24"/>
           <w:u w:val="single"/>
         </w:rPr>
-        <w:hyperlink r:id="rId25" w:history="1">
+        <w:hyperlink r:id="rId23" w:history="1">
           <w:r>
             <w:rPr>
               <w:rStyle w:val="Hyperlink"/>
@@ -4946,14 +5051,13 @@
       </w:r>
       <w:r>
         <w:rPr>
-          <w:u w:val="single" w:color="0000ff"/>
           <w:rFonts w:ascii="Charis SIL Regular" w:hAnsi="Charis SIL Regular" w:eastAsia="Charis SIL Regular"/>
           <w:b w:val="0"/>
           <w:i w:val="0"/>
           <w:color w:val="000000"/>
           <w:sz w:val="24"/>
         </w:rPr>
-        <w:hyperlink r:id="rId25" w:history="1">
+        <w:hyperlink r:id="rId23" w:history="1">
           <w:r>
             <w:rPr>
               <w:rStyle w:val="Hyperlink"/>
@@ -4971,7 +5075,7 @@
           <w:sz w:val="24"/>
           <w:u w:val="single"/>
         </w:rPr>
-        <w:hyperlink r:id="rId27" w:history="1">
+        <w:hyperlink r:id="rId25" w:history="1">
           <w:r>
             <w:rPr>
               <w:rStyle w:val="Hyperlink"/>
@@ -4987,6 +5091,7 @@
           <w:i w:val="0"/>
           <w:color w:val="0000FF"/>
           <w:sz w:val="24"/>
+          <w:u w:val="single"/>
         </w:rPr>
         <w:t xml:space="preserve"> </w:t>
       </w:r>
@@ -4999,7 +5104,7 @@
           <w:sz w:val="24"/>
           <w:u w:val="single"/>
         </w:rPr>
-        <w:hyperlink r:id="rId27" w:history="1">
+        <w:hyperlink r:id="rId23" w:history="1">
           <w:r>
             <w:rPr>
               <w:rStyle w:val="Hyperlink"/>

--- a/EXPORTS/DOCX/published/niveau3/Dutch/WMAmsterdam.docx
+++ b/EXPORTS/DOCX/published/niveau3/Dutch/WMAmsterdam.docx
@@ -174,7 +174,25 @@
           <w:color w:val="000000"/>
           <w:sz w:val="24"/>
         </w:rPr>
-        <w:t xml:space="preserve"> in Haarlem. Dit Koloniaal Museum, dat was geïnitieerd door de Nederlandsche </w:t>
+        <w:t xml:space="preserve"> in Haarlem. Dit Koloniaal Museum, dat was geïnitieerd door de Nede</w:t>
+      </w:r>
+      <w:r>
+        <w:rPr>
+          <w:u w:val="single" w:color="0000ff"/>
+          <w:rFonts w:ascii="Charis SIL Regular" w:hAnsi="Charis SIL Regular" w:eastAsia="Charis SIL Regular"/>
+          <w:b w:val="0"/>
+          <w:i w:val="0"/>
+          <w:color w:val="000000"/>
+          <w:sz w:val="24"/>
+        </w:rPr>
+        <w:hyperlink r:id="rId9" w:history="1">
+          <w:r>
+            <w:rPr>
+              <w:rStyle w:val="Hyperlink"/>
+            </w:rPr>
+            <w:t xml:space="preserve">rlandsche </w:t>
+          </w:r>
+        </w:hyperlink>
       </w:r>
       <w:r>
         <w:rPr>
@@ -933,7 +951,6 @@
           <w:i w:val="0"/>
           <w:color w:val="0000FF"/>
           <w:sz w:val="24"/>
-          <w:u w:val="single"/>
         </w:rPr>
         <w:t xml:space="preserve"> </w:t>
       </w:r>
@@ -980,19 +997,9 @@
             <w:rPr>
               <w:rStyle w:val="Hyperlink"/>
             </w:rPr>
-            <w:t>Arti</w:t>
+            <w:t>Artis</w:t>
           </w:r>
         </w:hyperlink>
-      </w:r>
-      <w:r>
-        <w:rPr>
-          <w:rFonts w:ascii="Charis SIL Regular" w:hAnsi="Charis SIL Regular" w:eastAsia="Charis SIL Regular"/>
-          <w:b w:val="0"/>
-          <w:i w:val="0"/>
-          <w:color w:val="0000FF"/>
-          <w:sz w:val="24"/>
-        </w:rPr>
-        <w:t>s</w:t>
       </w:r>
       <w:r>
         <w:rPr>
@@ -1400,7 +1407,6 @@
       </w:r>
       <w:r>
         <w:rPr>
-          <w:u w:val="single" w:color="0000ff"/>
           <w:rFonts w:ascii="Charis SIL Regular" w:hAnsi="Charis SIL Regular" w:eastAsia="Charis SIL Regular"/>
           <w:b w:val="0"/>
           <w:i w:val="0"/>
@@ -1436,7 +1442,7 @@
           <w:sz w:val="24"/>
           <w:u w:val="single"/>
         </w:rPr>
-        <w:hyperlink r:id="rId13" w:history="1">
+        <w:hyperlink r:id="rId14" w:history="1">
           <w:r>
             <w:rPr>
               <w:rStyle w:val="Hyperlink"/>
@@ -1454,7 +1460,14 @@
           <w:sz w:val="24"/>
           <w:u w:val="single"/>
         </w:rPr>
-        <w:t>m</w:t>
+        <w:hyperlink r:id="rId14" w:history="1">
+          <w:r>
+            <w:rPr>
+              <w:rStyle w:val="Hyperlink"/>
+            </w:rPr>
+            <w:t>m</w:t>
+          </w:r>
+        </w:hyperlink>
       </w:r>
       <w:r>
         <w:rPr>
@@ -1664,7 +1677,7 @@
           <w:sz w:val="24"/>
           <w:u w:val="single"/>
         </w:rPr>
-        <w:hyperlink r:id="rId13" w:history="1">
+        <w:hyperlink r:id="rId14" w:history="1">
           <w:r>
             <w:rPr>
               <w:rStyle w:val="Hyperlink"/>
@@ -1682,7 +1695,7 @@
           <w:sz w:val="24"/>
           <w:u w:val="single"/>
         </w:rPr>
-        <w:hyperlink r:id="rId13" w:history="1">
+        <w:hyperlink r:id="rId14" w:history="1">
           <w:r>
             <w:rPr>
               <w:rStyle w:val="Hyperlink"/>
@@ -1711,7 +1724,7 @@
           <w:sz w:val="24"/>
           <w:u w:val="single"/>
         </w:rPr>
-        <w:hyperlink r:id="rId13" w:history="1">
+        <w:hyperlink r:id="rId14" w:history="1">
           <w:r>
             <w:rPr>
               <w:rStyle w:val="Hyperlink"/>
@@ -1812,7 +1825,7 @@
           <w:sz w:val="24"/>
           <w:u w:val="single"/>
         </w:rPr>
-        <w:hyperlink r:id="rId14" w:history="1">
+        <w:hyperlink r:id="rId13" w:history="1">
           <w:r>
             <w:rPr>
               <w:rStyle w:val="Hyperlink"/>
@@ -4044,7 +4057,7 @@
           <w:sz w:val="24"/>
           <w:u w:val="single"/>
         </w:rPr>
-        <w:hyperlink r:id="rId19" w:history="1">
+        <w:hyperlink r:id="rId18" w:history="1">
           <w:r>
             <w:rPr>
               <w:rStyle w:val="Hyperlink"/>
@@ -4108,14 +4121,7 @@
           <w:color w:val="000000"/>
           <w:sz w:val="24"/>
         </w:rPr>
-        <w:hyperlink r:id="rId18" w:history="1">
-          <w:r>
-            <w:rPr>
-              <w:rStyle w:val="Hyperlink"/>
-            </w:rPr>
-            <w:t xml:space="preserve">, </w:t>
-          </w:r>
-        </w:hyperlink>
+        <w:t xml:space="preserve">, </w:t>
       </w:r>
       <w:r>
         <w:rPr>
@@ -4126,7 +4132,7 @@
           <w:sz w:val="24"/>
           <w:u w:val="single"/>
         </w:rPr>
-        <w:hyperlink r:id="rId18" w:history="1">
+        <w:hyperlink r:id="rId19" w:history="1">
           <w:r>
             <w:rPr>
               <w:rStyle w:val="Hyperlink"/>
@@ -4632,7 +4638,7 @@
           <w:sz w:val="24"/>
           <w:u w:val="single"/>
         </w:rPr>
-        <w:hyperlink r:id="rId21" w:history="1">
+        <w:hyperlink r:id="rId22" w:history="1">
           <w:r>
             <w:rPr>
               <w:rStyle w:val="Hyperlink"/>
@@ -4650,7 +4656,7 @@
           <w:sz w:val="24"/>
           <w:u w:val="single"/>
         </w:rPr>
-        <w:hyperlink r:id="rId21" w:history="1">
+        <w:hyperlink r:id="rId22" w:history="1">
           <w:r>
             <w:rPr>
               <w:rStyle w:val="Hyperlink"/>
@@ -4679,7 +4685,7 @@
           <w:sz w:val="24"/>
           <w:u w:val="single"/>
         </w:rPr>
-        <w:hyperlink r:id="rId21" w:history="1">
+        <w:hyperlink r:id="rId22" w:history="1">
           <w:r>
             <w:rPr>
               <w:rStyle w:val="Hyperlink"/>
@@ -4690,21 +4696,13 @@
       </w:r>
       <w:r>
         <w:rPr>
-          <w:u w:val="single" w:color="0000ff"/>
           <w:rFonts w:ascii="Charis SIL Regular" w:hAnsi="Charis SIL Regular" w:eastAsia="Charis SIL Regular"/>
           <w:b w:val="0"/>
           <w:i w:val="0"/>
           <w:color w:val="000000"/>
           <w:sz w:val="24"/>
         </w:rPr>
-        <w:hyperlink r:id="rId21" w:history="1">
-          <w:r>
-            <w:rPr>
-              <w:rStyle w:val="Hyperlink"/>
-            </w:rPr>
-            <w:t xml:space="preserve">, </w:t>
-          </w:r>
-        </w:hyperlink>
+        <w:t xml:space="preserve">, </w:t>
       </w:r>
       <w:r>
         <w:rPr>
@@ -4715,7 +4713,7 @@
           <w:sz w:val="24"/>
           <w:u w:val="single"/>
         </w:rPr>
-        <w:hyperlink r:id="rId22" w:history="1">
+        <w:hyperlink r:id="rId23" w:history="1">
           <w:r>
             <w:rPr>
               <w:rStyle w:val="Hyperlink"/>
@@ -4744,7 +4742,7 @@
           <w:sz w:val="24"/>
           <w:u w:val="single"/>
         </w:rPr>
-        <w:hyperlink r:id="rId22" w:history="1">
+        <w:hyperlink r:id="rId23" w:history="1">
           <w:r>
             <w:rPr>
               <w:rStyle w:val="Hyperlink"/>
@@ -4911,7 +4909,7 @@
           <w:sz w:val="24"/>
           <w:u w:val="single"/>
         </w:rPr>
-        <w:hyperlink r:id="rId23" w:history="1">
+        <w:hyperlink r:id="rId24" w:history="1">
           <w:r>
             <w:rPr>
               <w:rStyle w:val="Hyperlink"/>
@@ -4929,7 +4927,7 @@
           <w:sz w:val="24"/>
           <w:u w:val="single"/>
         </w:rPr>
-        <w:hyperlink r:id="rId23" w:history="1">
+        <w:hyperlink r:id="rId24" w:history="1">
           <w:r>
             <w:rPr>
               <w:rStyle w:val="Hyperlink"/>
@@ -4947,7 +4945,7 @@
           <w:sz w:val="24"/>
           <w:u w:val="single"/>
         </w:rPr>
-        <w:hyperlink r:id="rId23" w:history="1">
+        <w:hyperlink r:id="rId24" w:history="1">
           <w:r>
             <w:rPr>
               <w:rStyle w:val="Hyperlink"/>
@@ -4965,7 +4963,7 @@
           <w:sz w:val="24"/>
           <w:u w:val="single"/>
         </w:rPr>
-        <w:hyperlink r:id="rId23" w:history="1">
+        <w:hyperlink r:id="rId24" w:history="1">
           <w:r>
             <w:rPr>
               <w:rStyle w:val="Hyperlink"/>
@@ -4993,7 +4991,7 @@
           <w:sz w:val="24"/>
           <w:u w:val="single"/>
         </w:rPr>
-        <w:hyperlink r:id="rId24" w:history="1">
+        <w:hyperlink r:id="rId25" w:history="1">
           <w:r>
             <w:rPr>
               <w:rStyle w:val="Hyperlink"/>
@@ -5011,7 +5009,7 @@
           <w:sz w:val="24"/>
           <w:u w:val="single"/>
         </w:rPr>
-        <w:hyperlink r:id="rId24" w:history="1">
+        <w:hyperlink r:id="rId25" w:history="1">
           <w:r>
             <w:rPr>
               <w:rStyle w:val="Hyperlink"/>
@@ -5040,7 +5038,7 @@
           <w:sz w:val="24"/>
           <w:u w:val="single"/>
         </w:rPr>
-        <w:hyperlink r:id="rId23" w:history="1">
+        <w:hyperlink r:id="rId24" w:history="1">
           <w:r>
             <w:rPr>
               <w:rStyle w:val="Hyperlink"/>
@@ -5051,13 +5049,14 @@
       </w:r>
       <w:r>
         <w:rPr>
+          <w:u w:val="single" w:color="0000ff"/>
           <w:rFonts w:ascii="Charis SIL Regular" w:hAnsi="Charis SIL Regular" w:eastAsia="Charis SIL Regular"/>
           <w:b w:val="0"/>
           <w:i w:val="0"/>
           <w:color w:val="000000"/>
           <w:sz w:val="24"/>
         </w:rPr>
-        <w:hyperlink r:id="rId23" w:history="1">
+        <w:hyperlink r:id="rId24" w:history="1">
           <w:r>
             <w:rPr>
               <w:rStyle w:val="Hyperlink"/>
@@ -5075,7 +5074,7 @@
           <w:sz w:val="24"/>
           <w:u w:val="single"/>
         </w:rPr>
-        <w:hyperlink r:id="rId25" w:history="1">
+        <w:hyperlink r:id="rId26" w:history="1">
           <w:r>
             <w:rPr>
               <w:rStyle w:val="Hyperlink"/>
@@ -5104,7 +5103,7 @@
           <w:sz w:val="24"/>
           <w:u w:val="single"/>
         </w:rPr>
-        <w:hyperlink r:id="rId23" w:history="1">
+        <w:hyperlink r:id="rId24" w:history="1">
           <w:r>
             <w:rPr>
               <w:rStyle w:val="Hyperlink"/>

--- a/EXPORTS/DOCX/published/niveau3/Dutch/WMAmsterdam.docx
+++ b/EXPORTS/DOCX/published/niveau3/Dutch/WMAmsterdam.docx
@@ -609,7 +609,7 @@
           <w:sz w:val="24"/>
           <w:u w:val="single"/>
         </w:rPr>
-        <w:hyperlink r:id="rId10" w:history="1">
+        <w:hyperlink r:id="rId11" w:history="1">
           <w:r>
             <w:rPr>
               <w:rStyle w:val="Hyperlink"/>
@@ -951,6 +951,7 @@
           <w:i w:val="0"/>
           <w:color w:val="0000FF"/>
           <w:sz w:val="24"/>
+          <w:u w:val="single"/>
         </w:rPr>
         <w:t xml:space="preserve"> </w:t>
       </w:r>
@@ -997,9 +998,19 @@
             <w:rPr>
               <w:rStyle w:val="Hyperlink"/>
             </w:rPr>
-            <w:t>Artis</w:t>
+            <w:t>Arti</w:t>
           </w:r>
         </w:hyperlink>
+      </w:r>
+      <w:r>
+        <w:rPr>
+          <w:rFonts w:ascii="Charis SIL Regular" w:hAnsi="Charis SIL Regular" w:eastAsia="Charis SIL Regular"/>
+          <w:b w:val="0"/>
+          <w:i w:val="0"/>
+          <w:color w:val="0000FF"/>
+          <w:sz w:val="24"/>
+        </w:rPr>
+        <w:t>s</w:t>
       </w:r>
       <w:r>
         <w:rPr>
@@ -1583,7 +1594,7 @@
           <w:sz w:val="24"/>
           <w:u w:val="single"/>
         </w:rPr>
-        <w:hyperlink r:id="rId13" w:history="1">
+        <w:hyperlink r:id="rId14" w:history="1">
           <w:r>
             <w:rPr>
               <w:rStyle w:val="Hyperlink"/>
@@ -1612,7 +1623,7 @@
           <w:sz w:val="24"/>
           <w:u w:val="single"/>
         </w:rPr>
-        <w:hyperlink r:id="rId13" w:history="1">
+        <w:hyperlink r:id="rId14" w:history="1">
           <w:r>
             <w:rPr>
               <w:rStyle w:val="Hyperlink"/>
@@ -1630,7 +1641,7 @@
           <w:sz w:val="24"/>
           <w:u w:val="single"/>
         </w:rPr>
-        <w:hyperlink r:id="rId13" w:history="1">
+        <w:hyperlink r:id="rId14" w:history="1">
           <w:r>
             <w:rPr>
               <w:rStyle w:val="Hyperlink"/>
@@ -1677,7 +1688,7 @@
           <w:sz w:val="24"/>
           <w:u w:val="single"/>
         </w:rPr>
-        <w:hyperlink r:id="rId14" w:history="1">
+        <w:hyperlink r:id="rId13" w:history="1">
           <w:r>
             <w:rPr>
               <w:rStyle w:val="Hyperlink"/>
@@ -1695,7 +1706,7 @@
           <w:sz w:val="24"/>
           <w:u w:val="single"/>
         </w:rPr>
-        <w:hyperlink r:id="rId14" w:history="1">
+        <w:hyperlink r:id="rId13" w:history="1">
           <w:r>
             <w:rPr>
               <w:rStyle w:val="Hyperlink"/>
@@ -1724,7 +1735,7 @@
           <w:sz w:val="24"/>
           <w:u w:val="single"/>
         </w:rPr>
-        <w:hyperlink r:id="rId14" w:history="1">
+        <w:hyperlink r:id="rId13" w:history="1">
           <w:r>
             <w:rPr>
               <w:rStyle w:val="Hyperlink"/>
@@ -2705,14 +2716,7 @@
           <w:color w:val="000000"/>
           <w:sz w:val="24"/>
         </w:rPr>
-        <w:hyperlink r:id="rId17" w:history="1">
-          <w:r>
-            <w:rPr>
-              <w:rStyle w:val="Hyperlink"/>
-            </w:rPr>
-            <w:t>ummers 18</w:t>
-          </w:r>
-        </w:hyperlink>
+        <w:t>ummers 18</w:t>
       </w:r>
       <w:r>
         <w:rPr>
@@ -2770,6 +2774,7 @@
       </w:r>
       <w:r>
         <w:rPr>
+          <w:u w:val="single" w:color="0000ff"/>
           <w:rFonts w:ascii="Charis SIL Regular" w:hAnsi="Charis SIL Regular" w:eastAsia="Charis SIL Regular"/>
           <w:b w:val="0"/>
           <w:i w:val="0"/>
@@ -2866,7 +2871,7 @@
             <w:rPr>
               <w:rStyle w:val="Hyperlink"/>
             </w:rPr>
-            <w:t>desbetreffend</w:t>
+            <w:t>desbetreffen</w:t>
           </w:r>
         </w:hyperlink>
       </w:r>
@@ -2877,36 +2882,13 @@
           <w:i w:val="0"/>
           <w:color w:val="0000FF"/>
           <w:sz w:val="24"/>
-          <w:u w:val="single"/>
-        </w:rPr>
-        <w:t>e</w:t>
-      </w:r>
-      <w:r>
-        <w:rPr>
-          <w:rFonts w:ascii="Charis SIL Regular" w:hAnsi="Charis SIL Regular" w:eastAsia="Charis SIL Regular"/>
-          <w:b w:val="0"/>
-          <w:i w:val="0"/>
-          <w:color w:val="0000FF"/>
-          <w:sz w:val="24"/>
-          <w:u w:val="single"/>
-        </w:rPr>
-        <w:t xml:space="preserve"> </w:t>
-      </w:r>
-      <w:r>
-        <w:rPr>
-          <w:rFonts w:ascii="Charis SIL Regular" w:hAnsi="Charis SIL Regular" w:eastAsia="Charis SIL Regular"/>
-          <w:b w:val="0"/>
-          <w:i w:val="0"/>
-          <w:color w:val="0000FF"/>
-          <w:sz w:val="24"/>
-          <w:u w:val="single"/>
         </w:rPr>
         <w:hyperlink r:id="rId12" w:history="1">
           <w:r>
             <w:rPr>
               <w:rStyle w:val="Hyperlink"/>
             </w:rPr>
-            <w:t>zoekhul</w:t>
+            <w:t>d</w:t>
           </w:r>
         </w:hyperlink>
       </w:r>
@@ -2917,8 +2899,38 @@
           <w:i w:val="0"/>
           <w:color w:val="0000FF"/>
           <w:sz w:val="24"/>
-        </w:rPr>
-        <w:t>p</w:t>
+          <w:u w:val="single"/>
+        </w:rPr>
+        <w:t>e</w:t>
+      </w:r>
+      <w:r>
+        <w:rPr>
+          <w:rFonts w:ascii="Charis SIL Regular" w:hAnsi="Charis SIL Regular" w:eastAsia="Charis SIL Regular"/>
+          <w:b w:val="0"/>
+          <w:i w:val="0"/>
+          <w:color w:val="0000FF"/>
+          <w:sz w:val="24"/>
+          <w:u w:val="single"/>
+        </w:rPr>
+        <w:t xml:space="preserve"> </w:t>
+      </w:r>
+      <w:r>
+        <w:rPr>
+          <w:rFonts w:ascii="Charis SIL Regular" w:hAnsi="Charis SIL Regular" w:eastAsia="Charis SIL Regular"/>
+          <w:b w:val="0"/>
+          <w:i w:val="0"/>
+          <w:color w:val="0000FF"/>
+          <w:sz w:val="24"/>
+          <w:u w:val="single"/>
+        </w:rPr>
+        <w:hyperlink r:id="rId12" w:history="1">
+          <w:r>
+            <w:rPr>
+              <w:rStyle w:val="Hyperlink"/>
+            </w:rPr>
+            <w:t>zoekhulp</w:t>
+          </w:r>
+        </w:hyperlink>
       </w:r>
       <w:r>
         <w:rPr>
@@ -4057,7 +4069,7 @@
           <w:sz w:val="24"/>
           <w:u w:val="single"/>
         </w:rPr>
-        <w:hyperlink r:id="rId18" w:history="1">
+        <w:hyperlink r:id="rId19" w:history="1">
           <w:r>
             <w:rPr>
               <w:rStyle w:val="Hyperlink"/>
@@ -4075,7 +4087,7 @@
           <w:sz w:val="24"/>
           <w:u w:val="single"/>
         </w:rPr>
-        <w:hyperlink r:id="rId18" w:history="1">
+        <w:hyperlink r:id="rId19" w:history="1">
           <w:r>
             <w:rPr>
               <w:rStyle w:val="Hyperlink"/>
@@ -4104,7 +4116,7 @@
           <w:sz w:val="24"/>
           <w:u w:val="single"/>
         </w:rPr>
-        <w:hyperlink r:id="rId18" w:history="1">
+        <w:hyperlink r:id="rId19" w:history="1">
           <w:r>
             <w:rPr>
               <w:rStyle w:val="Hyperlink"/>
@@ -4132,7 +4144,7 @@
           <w:sz w:val="24"/>
           <w:u w:val="single"/>
         </w:rPr>
-        <w:hyperlink r:id="rId19" w:history="1">
+        <w:hyperlink r:id="rId20" w:history="1">
           <w:r>
             <w:rPr>
               <w:rStyle w:val="Hyperlink"/>
@@ -4312,7 +4324,7 @@
           <w:sz w:val="24"/>
           <w:u w:val="single"/>
         </w:rPr>
-        <w:hyperlink r:id="rId20" w:history="1">
+        <w:hyperlink r:id="rId21" w:history="1">
           <w:r>
             <w:rPr>
               <w:rStyle w:val="Hyperlink"/>
@@ -4330,7 +4342,7 @@
           <w:sz w:val="24"/>
           <w:u w:val="single"/>
         </w:rPr>
-        <w:hyperlink r:id="rId20" w:history="1">
+        <w:hyperlink r:id="rId21" w:history="1">
           <w:r>
             <w:rPr>
               <w:rStyle w:val="Hyperlink"/>
@@ -4348,7 +4360,7 @@
           <w:sz w:val="24"/>
           <w:u w:val="single"/>
         </w:rPr>
-        <w:hyperlink r:id="rId20" w:history="1">
+        <w:hyperlink r:id="rId21" w:history="1">
           <w:r>
             <w:rPr>
               <w:rStyle w:val="Hyperlink"/>
@@ -4376,7 +4388,7 @@
           <w:sz w:val="24"/>
           <w:u w:val="single"/>
         </w:rPr>
-        <w:hyperlink r:id="rId20" w:history="1">
+        <w:hyperlink r:id="rId21" w:history="1">
           <w:r>
             <w:rPr>
               <w:rStyle w:val="Hyperlink"/>
@@ -4405,7 +4417,7 @@
           <w:sz w:val="24"/>
           <w:u w:val="single"/>
         </w:rPr>
-        <w:hyperlink r:id="rId20" w:history="1">
+        <w:hyperlink r:id="rId21" w:history="1">
           <w:r>
             <w:rPr>
               <w:rStyle w:val="Hyperlink"/>
@@ -4556,7 +4568,7 @@
           <w:sz w:val="24"/>
           <w:u w:val="single"/>
         </w:rPr>
-        <w:hyperlink r:id="rId21" w:history="1">
+        <w:hyperlink r:id="rId22" w:history="1">
           <w:r>
             <w:rPr>
               <w:rStyle w:val="Hyperlink"/>
@@ -4574,7 +4586,7 @@
           <w:sz w:val="24"/>
           <w:u w:val="single"/>
         </w:rPr>
-        <w:hyperlink r:id="rId21" w:history="1">
+        <w:hyperlink r:id="rId22" w:history="1">
           <w:r>
             <w:rPr>
               <w:rStyle w:val="Hyperlink"/>
@@ -4592,7 +4604,7 @@
           <w:sz w:val="24"/>
           <w:u w:val="single"/>
         </w:rPr>
-        <w:hyperlink r:id="rId21" w:history="1">
+        <w:hyperlink r:id="rId22" w:history="1">
           <w:r>
             <w:rPr>
               <w:rStyle w:val="Hyperlink"/>
@@ -4610,7 +4622,7 @@
           <w:sz w:val="24"/>
           <w:u w:val="single"/>
         </w:rPr>
-        <w:hyperlink r:id="rId21" w:history="1">
+        <w:hyperlink r:id="rId22" w:history="1">
           <w:r>
             <w:rPr>
               <w:rStyle w:val="Hyperlink"/>
@@ -4696,13 +4708,21 @@
       </w:r>
       <w:r>
         <w:rPr>
+          <w:u w:val="single" w:color="0000ff"/>
           <w:rFonts w:ascii="Charis SIL Regular" w:hAnsi="Charis SIL Regular" w:eastAsia="Charis SIL Regular"/>
           <w:b w:val="0"/>
           <w:i w:val="0"/>
           <w:color w:val="000000"/>
           <w:sz w:val="24"/>
         </w:rPr>
-        <w:t xml:space="preserve">, </w:t>
+        <w:hyperlink r:id="rId22" w:history="1">
+          <w:r>
+            <w:rPr>
+              <w:rStyle w:val="Hyperlink"/>
+            </w:rPr>
+            <w:t xml:space="preserve">, </w:t>
+          </w:r>
+        </w:hyperlink>
       </w:r>
       <w:r>
         <w:rPr>
@@ -4713,7 +4733,7 @@
           <w:sz w:val="24"/>
           <w:u w:val="single"/>
         </w:rPr>
-        <w:hyperlink r:id="rId23" w:history="1">
+        <w:hyperlink r:id="rId22" w:history="1">
           <w:r>
             <w:rPr>
               <w:rStyle w:val="Hyperlink"/>
@@ -5009,7 +5029,7 @@
           <w:sz w:val="24"/>
           <w:u w:val="single"/>
         </w:rPr>
-        <w:hyperlink r:id="rId25" w:history="1">
+        <w:hyperlink r:id="rId24" w:history="1">
           <w:r>
             <w:rPr>
               <w:rStyle w:val="Hyperlink"/>

--- a/EXPORTS/DOCX/published/niveau3/Dutch/WMAmsterdam.docx
+++ b/EXPORTS/DOCX/published/niveau3/Dutch/WMAmsterdam.docx
@@ -486,7 +486,7 @@
           <w:sz w:val="24"/>
           <w:u w:val="single"/>
         </w:rPr>
-        <w:hyperlink r:id="rId11" w:history="1">
+        <w:hyperlink r:id="rId10" w:history="1">
           <w:r>
             <w:rPr>
               <w:rStyle w:val="Hyperlink"/>
@@ -609,7 +609,7 @@
           <w:sz w:val="24"/>
           <w:u w:val="single"/>
         </w:rPr>
-        <w:hyperlink r:id="rId11" w:history="1">
+        <w:hyperlink r:id="rId10" w:history="1">
           <w:r>
             <w:rPr>
               <w:rStyle w:val="Hyperlink"/>
@@ -1418,6 +1418,7 @@
       </w:r>
       <w:r>
         <w:rPr>
+          <w:u w:val="single" w:color="0000ff"/>
           <w:rFonts w:ascii="Charis SIL Regular" w:hAnsi="Charis SIL Regular" w:eastAsia="Charis SIL Regular"/>
           <w:b w:val="0"/>
           <w:i w:val="0"/>
@@ -1433,52 +1434,8 @@
           <w:i w:val="0"/>
           <w:color w:val="0000FF"/>
           <w:sz w:val="24"/>
-          <w:u w:val="single"/>
-        </w:rPr>
-        <w:hyperlink r:id="rId13" w:history="1">
-          <w:r>
-            <w:rPr>
-              <w:rStyle w:val="Hyperlink"/>
-            </w:rPr>
-            <w:t>Rijksmu</w:t>
-          </w:r>
-        </w:hyperlink>
-      </w:r>
-      <w:r>
-        <w:rPr>
-          <w:rFonts w:ascii="Charis SIL Regular" w:hAnsi="Charis SIL Regular" w:eastAsia="Charis SIL Regular"/>
-          <w:b w:val="0"/>
-          <w:i w:val="0"/>
-          <w:color w:val="0000FF"/>
-          <w:sz w:val="24"/>
-          <w:u w:val="single"/>
-        </w:rPr>
-        <w:hyperlink r:id="rId14" w:history="1">
-          <w:r>
-            <w:rPr>
-              <w:rStyle w:val="Hyperlink"/>
-            </w:rPr>
-            <w:t>seu</w:t>
-          </w:r>
-        </w:hyperlink>
-      </w:r>
-      <w:r>
-        <w:rPr>
-          <w:rFonts w:ascii="Charis SIL Regular" w:hAnsi="Charis SIL Regular" w:eastAsia="Charis SIL Regular"/>
-          <w:b w:val="0"/>
-          <w:i w:val="0"/>
-          <w:color w:val="0000FF"/>
-          <w:sz w:val="24"/>
-          <w:u w:val="single"/>
-        </w:rPr>
-        <w:hyperlink r:id="rId14" w:history="1">
-          <w:r>
-            <w:rPr>
-              <w:rStyle w:val="Hyperlink"/>
-            </w:rPr>
-            <w:t>m</w:t>
-          </w:r>
-        </w:hyperlink>
+        </w:rPr>
+        <w:t>Rijksmuseum</w:t>
       </w:r>
       <w:r>
         <w:rPr>
@@ -1594,7 +1551,7 @@
           <w:sz w:val="24"/>
           <w:u w:val="single"/>
         </w:rPr>
-        <w:hyperlink r:id="rId14" w:history="1">
+        <w:hyperlink r:id="rId13" w:history="1">
           <w:r>
             <w:rPr>
               <w:rStyle w:val="Hyperlink"/>
@@ -1623,7 +1580,7 @@
           <w:sz w:val="24"/>
           <w:u w:val="single"/>
         </w:rPr>
-        <w:hyperlink r:id="rId14" w:history="1">
+        <w:hyperlink r:id="rId13" w:history="1">
           <w:r>
             <w:rPr>
               <w:rStyle w:val="Hyperlink"/>
@@ -1641,7 +1598,7 @@
           <w:sz w:val="24"/>
           <w:u w:val="single"/>
         </w:rPr>
-        <w:hyperlink r:id="rId14" w:history="1">
+        <w:hyperlink r:id="rId13" w:history="1">
           <w:r>
             <w:rPr>
               <w:rStyle w:val="Hyperlink"/>
@@ -2716,7 +2673,14 @@
           <w:color w:val="000000"/>
           <w:sz w:val="24"/>
         </w:rPr>
-        <w:t>ummers 18</w:t>
+        <w:hyperlink r:id="rId17" w:history="1">
+          <w:r>
+            <w:rPr>
+              <w:rStyle w:val="Hyperlink"/>
+            </w:rPr>
+            <w:t>ummers 18</w:t>
+          </w:r>
+        </w:hyperlink>
       </w:r>
       <w:r>
         <w:rPr>
@@ -2899,7 +2863,6 @@
           <w:i w:val="0"/>
           <w:color w:val="0000FF"/>
           <w:sz w:val="24"/>
-          <w:u w:val="single"/>
         </w:rPr>
         <w:t>e</w:t>
       </w:r>
@@ -4087,7 +4050,7 @@
           <w:sz w:val="24"/>
           <w:u w:val="single"/>
         </w:rPr>
-        <w:hyperlink r:id="rId19" w:history="1">
+        <w:hyperlink r:id="rId18" w:history="1">
           <w:r>
             <w:rPr>
               <w:rStyle w:val="Hyperlink"/>
@@ -4116,7 +4079,7 @@
           <w:sz w:val="24"/>
           <w:u w:val="single"/>
         </w:rPr>
-        <w:hyperlink r:id="rId19" w:history="1">
+        <w:hyperlink r:id="rId18" w:history="1">
           <w:r>
             <w:rPr>
               <w:rStyle w:val="Hyperlink"/>
@@ -4127,13 +4090,21 @@
       </w:r>
       <w:r>
         <w:rPr>
+          <w:u w:val="single" w:color="0000ff"/>
           <w:rFonts w:ascii="Charis SIL Regular" w:hAnsi="Charis SIL Regular" w:eastAsia="Charis SIL Regular"/>
           <w:b w:val="0"/>
           <w:i w:val="0"/>
           <w:color w:val="000000"/>
           <w:sz w:val="24"/>
         </w:rPr>
-        <w:t xml:space="preserve">, </w:t>
+        <w:hyperlink r:id="rId18" w:history="1">
+          <w:r>
+            <w:rPr>
+              <w:rStyle w:val="Hyperlink"/>
+            </w:rPr>
+            <w:t xml:space="preserve">, </w:t>
+          </w:r>
+        </w:hyperlink>
       </w:r>
       <w:r>
         <w:rPr>
@@ -4144,7 +4115,7 @@
           <w:sz w:val="24"/>
           <w:u w:val="single"/>
         </w:rPr>
-        <w:hyperlink r:id="rId20" w:history="1">
+        <w:hyperlink r:id="rId18" w:history="1">
           <w:r>
             <w:rPr>
               <w:rStyle w:val="Hyperlink"/>
@@ -4324,7 +4295,7 @@
           <w:sz w:val="24"/>
           <w:u w:val="single"/>
         </w:rPr>
-        <w:hyperlink r:id="rId21" w:history="1">
+        <w:hyperlink r:id="rId20" w:history="1">
           <w:r>
             <w:rPr>
               <w:rStyle w:val="Hyperlink"/>
@@ -4342,7 +4313,7 @@
           <w:sz w:val="24"/>
           <w:u w:val="single"/>
         </w:rPr>
-        <w:hyperlink r:id="rId21" w:history="1">
+        <w:hyperlink r:id="rId20" w:history="1">
           <w:r>
             <w:rPr>
               <w:rStyle w:val="Hyperlink"/>
@@ -4360,7 +4331,7 @@
           <w:sz w:val="24"/>
           <w:u w:val="single"/>
         </w:rPr>
-        <w:hyperlink r:id="rId21" w:history="1">
+        <w:hyperlink r:id="rId20" w:history="1">
           <w:r>
             <w:rPr>
               <w:rStyle w:val="Hyperlink"/>
@@ -4388,7 +4359,7 @@
           <w:sz w:val="24"/>
           <w:u w:val="single"/>
         </w:rPr>
-        <w:hyperlink r:id="rId21" w:history="1">
+        <w:hyperlink r:id="rId20" w:history="1">
           <w:r>
             <w:rPr>
               <w:rStyle w:val="Hyperlink"/>
@@ -4417,7 +4388,7 @@
           <w:sz w:val="24"/>
           <w:u w:val="single"/>
         </w:rPr>
-        <w:hyperlink r:id="rId21" w:history="1">
+        <w:hyperlink r:id="rId20" w:history="1">
           <w:r>
             <w:rPr>
               <w:rStyle w:val="Hyperlink"/>
@@ -4568,7 +4539,7 @@
           <w:sz w:val="24"/>
           <w:u w:val="single"/>
         </w:rPr>
-        <w:hyperlink r:id="rId22" w:history="1">
+        <w:hyperlink r:id="rId21" w:history="1">
           <w:r>
             <w:rPr>
               <w:rStyle w:val="Hyperlink"/>
@@ -4586,7 +4557,7 @@
           <w:sz w:val="24"/>
           <w:u w:val="single"/>
         </w:rPr>
-        <w:hyperlink r:id="rId22" w:history="1">
+        <w:hyperlink r:id="rId21" w:history="1">
           <w:r>
             <w:rPr>
               <w:rStyle w:val="Hyperlink"/>
@@ -4604,7 +4575,7 @@
           <w:sz w:val="24"/>
           <w:u w:val="single"/>
         </w:rPr>
-        <w:hyperlink r:id="rId22" w:history="1">
+        <w:hyperlink r:id="rId21" w:history="1">
           <w:r>
             <w:rPr>
               <w:rStyle w:val="Hyperlink"/>
@@ -4622,7 +4593,7 @@
           <w:sz w:val="24"/>
           <w:u w:val="single"/>
         </w:rPr>
-        <w:hyperlink r:id="rId22" w:history="1">
+        <w:hyperlink r:id="rId21" w:history="1">
           <w:r>
             <w:rPr>
               <w:rStyle w:val="Hyperlink"/>
@@ -4708,21 +4679,13 @@
       </w:r>
       <w:r>
         <w:rPr>
-          <w:u w:val="single" w:color="0000ff"/>
           <w:rFonts w:ascii="Charis SIL Regular" w:hAnsi="Charis SIL Regular" w:eastAsia="Charis SIL Regular"/>
           <w:b w:val="0"/>
           <w:i w:val="0"/>
           <w:color w:val="000000"/>
           <w:sz w:val="24"/>
         </w:rPr>
-        <w:hyperlink r:id="rId22" w:history="1">
-          <w:r>
-            <w:rPr>
-              <w:rStyle w:val="Hyperlink"/>
-            </w:rPr>
-            <w:t xml:space="preserve">, </w:t>
-          </w:r>
-        </w:hyperlink>
+        <w:t xml:space="preserve">, </w:t>
       </w:r>
       <w:r>
         <w:rPr>
@@ -4733,7 +4696,7 @@
           <w:sz w:val="24"/>
           <w:u w:val="single"/>
         </w:rPr>
-        <w:hyperlink r:id="rId22" w:history="1">
+        <w:hyperlink r:id="rId23" w:history="1">
           <w:r>
             <w:rPr>
               <w:rStyle w:val="Hyperlink"/>
@@ -5058,7 +5021,7 @@
           <w:sz w:val="24"/>
           <w:u w:val="single"/>
         </w:rPr>
-        <w:hyperlink r:id="rId24" w:history="1">
+        <w:hyperlink r:id="rId25" w:history="1">
           <w:r>
             <w:rPr>
               <w:rStyle w:val="Hyperlink"/>
@@ -5069,32 +5032,24 @@
       </w:r>
       <w:r>
         <w:rPr>
-          <w:u w:val="single" w:color="0000ff"/>
           <w:rFonts w:ascii="Charis SIL Regular" w:hAnsi="Charis SIL Regular" w:eastAsia="Charis SIL Regular"/>
           <w:b w:val="0"/>
           <w:i w:val="0"/>
           <w:color w:val="000000"/>
           <w:sz w:val="24"/>
         </w:rPr>
+        <w:t xml:space="preserve">, </w:t>
+      </w:r>
+      <w:r>
+        <w:rPr>
+          <w:rFonts w:ascii="Charis SIL Regular" w:hAnsi="Charis SIL Regular" w:eastAsia="Charis SIL Regular"/>
+          <w:b w:val="0"/>
+          <w:i w:val="0"/>
+          <w:color w:val="0000FF"/>
+          <w:sz w:val="24"/>
+          <w:u w:val="single"/>
+        </w:rPr>
         <w:hyperlink r:id="rId24" w:history="1">
-          <w:r>
-            <w:rPr>
-              <w:rStyle w:val="Hyperlink"/>
-            </w:rPr>
-            <w:t xml:space="preserve">, </w:t>
-          </w:r>
-        </w:hyperlink>
-      </w:r>
-      <w:r>
-        <w:rPr>
-          <w:rFonts w:ascii="Charis SIL Regular" w:hAnsi="Charis SIL Regular" w:eastAsia="Charis SIL Regular"/>
-          <w:b w:val="0"/>
-          <w:i w:val="0"/>
-          <w:color w:val="0000FF"/>
-          <w:sz w:val="24"/>
-          <w:u w:val="single"/>
-        </w:rPr>
-        <w:hyperlink r:id="rId26" w:history="1">
           <w:r>
             <w:rPr>
               <w:rStyle w:val="Hyperlink"/>

--- a/EXPORTS/DOCX/published/niveau3/Dutch/WMAmsterdam.docx
+++ b/EXPORTS/DOCX/published/niveau3/Dutch/WMAmsterdam.docx
@@ -486,7 +486,7 @@
           <w:sz w:val="24"/>
           <w:u w:val="single"/>
         </w:rPr>
-        <w:hyperlink r:id="rId10" w:history="1">
+        <w:hyperlink r:id="rId11" w:history="1">
           <w:r>
             <w:rPr>
               <w:rStyle w:val="Hyperlink"/>
@@ -666,21 +666,13 @@
       </w:r>
       <w:r>
         <w:rPr>
-          <w:u w:val="single" w:color="0000ff"/>
           <w:rFonts w:ascii="Charis SIL Regular" w:hAnsi="Charis SIL Regular" w:eastAsia="Charis SIL Regular"/>
           <w:b w:val="0"/>
           <w:i w:val="0"/>
           <w:color w:val="000000"/>
           <w:sz w:val="24"/>
         </w:rPr>
-        <w:hyperlink r:id="rId11" w:history="1">
-          <w:r>
-            <w:rPr>
-              <w:rStyle w:val="Hyperlink"/>
-            </w:rPr>
-            <w:t>Lands P</w:t>
-          </w:r>
-        </w:hyperlink>
+        <w:t>Lands P</w:t>
       </w:r>
       <w:r>
         <w:rPr>
@@ -929,7 +921,7 @@
             <w:rPr>
               <w:rStyle w:val="Hyperlink"/>
             </w:rPr>
-            <w:t>Etnografisc</w:t>
+            <w:t>Etnografis</w:t>
           </w:r>
         </w:hyperlink>
       </w:r>
@@ -941,6 +933,16 @@
           <w:color w:val="0000FF"/>
           <w:sz w:val="24"/>
           <w:u w:val="single"/>
+        </w:rPr>
+        <w:t>c</w:t>
+      </w:r>
+      <w:r>
+        <w:rPr>
+          <w:rFonts w:ascii="Charis SIL Regular" w:hAnsi="Charis SIL Regular" w:eastAsia="Charis SIL Regular"/>
+          <w:b w:val="0"/>
+          <w:i w:val="0"/>
+          <w:color w:val="0000FF"/>
+          <w:sz w:val="24"/>
         </w:rPr>
         <w:t>h</w:t>
       </w:r>
@@ -998,19 +1000,9 @@
             <w:rPr>
               <w:rStyle w:val="Hyperlink"/>
             </w:rPr>
-            <w:t>Arti</w:t>
+            <w:t>Artis</w:t>
           </w:r>
         </w:hyperlink>
-      </w:r>
-      <w:r>
-        <w:rPr>
-          <w:rFonts w:ascii="Charis SIL Regular" w:hAnsi="Charis SIL Regular" w:eastAsia="Charis SIL Regular"/>
-          <w:b w:val="0"/>
-          <w:i w:val="0"/>
-          <w:color w:val="0000FF"/>
-          <w:sz w:val="24"/>
-        </w:rPr>
-        <w:t>s</w:t>
       </w:r>
       <w:r>
         <w:rPr>
@@ -1434,8 +1426,52 @@
           <w:i w:val="0"/>
           <w:color w:val="0000FF"/>
           <w:sz w:val="24"/>
-        </w:rPr>
-        <w:t>Rijksmuseum</w:t>
+          <w:u w:val="single"/>
+        </w:rPr>
+        <w:hyperlink r:id="rId13" w:history="1">
+          <w:r>
+            <w:rPr>
+              <w:rStyle w:val="Hyperlink"/>
+            </w:rPr>
+            <w:t>Rijksmu</w:t>
+          </w:r>
+        </w:hyperlink>
+      </w:r>
+      <w:r>
+        <w:rPr>
+          <w:rFonts w:ascii="Charis SIL Regular" w:hAnsi="Charis SIL Regular" w:eastAsia="Charis SIL Regular"/>
+          <w:b w:val="0"/>
+          <w:i w:val="0"/>
+          <w:color w:val="0000FF"/>
+          <w:sz w:val="24"/>
+          <w:u w:val="single"/>
+        </w:rPr>
+        <w:hyperlink r:id="rId14" w:history="1">
+          <w:r>
+            <w:rPr>
+              <w:rStyle w:val="Hyperlink"/>
+            </w:rPr>
+            <w:t>seu</w:t>
+          </w:r>
+        </w:hyperlink>
+      </w:r>
+      <w:r>
+        <w:rPr>
+          <w:rFonts w:ascii="Charis SIL Regular" w:hAnsi="Charis SIL Regular" w:eastAsia="Charis SIL Regular"/>
+          <w:b w:val="0"/>
+          <w:i w:val="0"/>
+          <w:color w:val="0000FF"/>
+          <w:sz w:val="24"/>
+          <w:u w:val="single"/>
+        </w:rPr>
+        <w:hyperlink r:id="rId14" w:history="1">
+          <w:r>
+            <w:rPr>
+              <w:rStyle w:val="Hyperlink"/>
+            </w:rPr>
+            <w:t>m</w:t>
+          </w:r>
+        </w:hyperlink>
       </w:r>
       <w:r>
         <w:rPr>
@@ -1580,7 +1616,7 @@
           <w:sz w:val="24"/>
           <w:u w:val="single"/>
         </w:rPr>
-        <w:hyperlink r:id="rId13" w:history="1">
+        <w:hyperlink r:id="rId14" w:history="1">
           <w:r>
             <w:rPr>
               <w:rStyle w:val="Hyperlink"/>
@@ -1598,7 +1634,7 @@
           <w:sz w:val="24"/>
           <w:u w:val="single"/>
         </w:rPr>
-        <w:hyperlink r:id="rId13" w:history="1">
+        <w:hyperlink r:id="rId14" w:history="1">
           <w:r>
             <w:rPr>
               <w:rStyle w:val="Hyperlink"/>
@@ -1616,7 +1652,7 @@
           <w:sz w:val="24"/>
           <w:u w:val="single"/>
         </w:rPr>
-        <w:hyperlink r:id="rId13" w:history="1">
+        <w:hyperlink r:id="rId14" w:history="1">
           <w:r>
             <w:rPr>
               <w:rStyle w:val="Hyperlink"/>
@@ -1645,7 +1681,7 @@
           <w:sz w:val="24"/>
           <w:u w:val="single"/>
         </w:rPr>
-        <w:hyperlink r:id="rId13" w:history="1">
+        <w:hyperlink r:id="rId14" w:history="1">
           <w:r>
             <w:rPr>
               <w:rStyle w:val="Hyperlink"/>
@@ -1728,7 +1764,7 @@
           <w:sz w:val="24"/>
           <w:u w:val="single"/>
         </w:rPr>
-        <w:hyperlink r:id="rId13" w:history="1">
+        <w:hyperlink r:id="rId14" w:history="1">
           <w:r>
             <w:rPr>
               <w:rStyle w:val="Hyperlink"/>
@@ -1746,7 +1782,7 @@
           <w:sz w:val="24"/>
           <w:u w:val="single"/>
         </w:rPr>
-        <w:hyperlink r:id="rId13" w:history="1">
+        <w:hyperlink r:id="rId14" w:history="1">
           <w:r>
             <w:rPr>
               <w:rStyle w:val="Hyperlink"/>
@@ -1764,7 +1800,7 @@
           <w:sz w:val="24"/>
           <w:u w:val="single"/>
         </w:rPr>
-        <w:hyperlink r:id="rId13" w:history="1">
+        <w:hyperlink r:id="rId14" w:history="1">
           <w:r>
             <w:rPr>
               <w:rStyle w:val="Hyperlink"/>
@@ -1793,7 +1829,7 @@
           <w:sz w:val="24"/>
           <w:u w:val="single"/>
         </w:rPr>
-        <w:hyperlink r:id="rId13" w:history="1">
+        <w:hyperlink r:id="rId14" w:history="1">
           <w:r>
             <w:rPr>
               <w:rStyle w:val="Hyperlink"/>
@@ -4050,7 +4086,7 @@
           <w:sz w:val="24"/>
           <w:u w:val="single"/>
         </w:rPr>
-        <w:hyperlink r:id="rId18" w:history="1">
+        <w:hyperlink r:id="rId19" w:history="1">
           <w:r>
             <w:rPr>
               <w:rStyle w:val="Hyperlink"/>
@@ -4079,7 +4115,7 @@
           <w:sz w:val="24"/>
           <w:u w:val="single"/>
         </w:rPr>
-        <w:hyperlink r:id="rId18" w:history="1">
+        <w:hyperlink r:id="rId19" w:history="1">
           <w:r>
             <w:rPr>
               <w:rStyle w:val="Hyperlink"/>
@@ -4115,7 +4151,7 @@
           <w:sz w:val="24"/>
           <w:u w:val="single"/>
         </w:rPr>
-        <w:hyperlink r:id="rId18" w:history="1">
+        <w:hyperlink r:id="rId20" w:history="1">
           <w:r>
             <w:rPr>
               <w:rStyle w:val="Hyperlink"/>
@@ -4295,7 +4331,7 @@
           <w:sz w:val="24"/>
           <w:u w:val="single"/>
         </w:rPr>
-        <w:hyperlink r:id="rId20" w:history="1">
+        <w:hyperlink r:id="rId21" w:history="1">
           <w:r>
             <w:rPr>
               <w:rStyle w:val="Hyperlink"/>
@@ -4313,7 +4349,7 @@
           <w:sz w:val="24"/>
           <w:u w:val="single"/>
         </w:rPr>
-        <w:hyperlink r:id="rId20" w:history="1">
+        <w:hyperlink r:id="rId21" w:history="1">
           <w:r>
             <w:rPr>
               <w:rStyle w:val="Hyperlink"/>
@@ -4331,7 +4367,7 @@
           <w:sz w:val="24"/>
           <w:u w:val="single"/>
         </w:rPr>
-        <w:hyperlink r:id="rId20" w:history="1">
+        <w:hyperlink r:id="rId21" w:history="1">
           <w:r>
             <w:rPr>
               <w:rStyle w:val="Hyperlink"/>
@@ -4359,7 +4395,7 @@
           <w:sz w:val="24"/>
           <w:u w:val="single"/>
         </w:rPr>
-        <w:hyperlink r:id="rId20" w:history="1">
+        <w:hyperlink r:id="rId21" w:history="1">
           <w:r>
             <w:rPr>
               <w:rStyle w:val="Hyperlink"/>
@@ -4388,7 +4424,7 @@
           <w:sz w:val="24"/>
           <w:u w:val="single"/>
         </w:rPr>
-        <w:hyperlink r:id="rId20" w:history="1">
+        <w:hyperlink r:id="rId21" w:history="1">
           <w:r>
             <w:rPr>
               <w:rStyle w:val="Hyperlink"/>
@@ -4539,7 +4575,7 @@
           <w:sz w:val="24"/>
           <w:u w:val="single"/>
         </w:rPr>
-        <w:hyperlink r:id="rId21" w:history="1">
+        <w:hyperlink r:id="rId22" w:history="1">
           <w:r>
             <w:rPr>
               <w:rStyle w:val="Hyperlink"/>
@@ -4557,7 +4593,7 @@
           <w:sz w:val="24"/>
           <w:u w:val="single"/>
         </w:rPr>
-        <w:hyperlink r:id="rId21" w:history="1">
+        <w:hyperlink r:id="rId22" w:history="1">
           <w:r>
             <w:rPr>
               <w:rStyle w:val="Hyperlink"/>
@@ -4575,7 +4611,7 @@
           <w:sz w:val="24"/>
           <w:u w:val="single"/>
         </w:rPr>
-        <w:hyperlink r:id="rId21" w:history="1">
+        <w:hyperlink r:id="rId22" w:history="1">
           <w:r>
             <w:rPr>
               <w:rStyle w:val="Hyperlink"/>
@@ -4593,7 +4629,7 @@
           <w:sz w:val="24"/>
           <w:u w:val="single"/>
         </w:rPr>
-        <w:hyperlink r:id="rId21" w:history="1">
+        <w:hyperlink r:id="rId22" w:history="1">
           <w:r>
             <w:rPr>
               <w:rStyle w:val="Hyperlink"/>
@@ -4621,7 +4657,7 @@
           <w:sz w:val="24"/>
           <w:u w:val="single"/>
         </w:rPr>
-        <w:hyperlink r:id="rId22" w:history="1">
+        <w:hyperlink r:id="rId23" w:history="1">
           <w:r>
             <w:rPr>
               <w:rStyle w:val="Hyperlink"/>
@@ -4639,7 +4675,7 @@
           <w:sz w:val="24"/>
           <w:u w:val="single"/>
         </w:rPr>
-        <w:hyperlink r:id="rId22" w:history="1">
+        <w:hyperlink r:id="rId23" w:history="1">
           <w:r>
             <w:rPr>
               <w:rStyle w:val="Hyperlink"/>
@@ -4685,7 +4721,14 @@
           <w:color w:val="000000"/>
           <w:sz w:val="24"/>
         </w:rPr>
-        <w:t xml:space="preserve">, </w:t>
+        <w:hyperlink r:id="rId22" w:history="1">
+          <w:r>
+            <w:rPr>
+              <w:rStyle w:val="Hyperlink"/>
+            </w:rPr>
+            <w:t xml:space="preserve">, </w:t>
+          </w:r>
+        </w:hyperlink>
       </w:r>
       <w:r>
         <w:rPr>
@@ -4696,7 +4739,7 @@
           <w:sz w:val="24"/>
           <w:u w:val="single"/>
         </w:rPr>
-        <w:hyperlink r:id="rId23" w:history="1">
+        <w:hyperlink r:id="rId24" w:history="1">
           <w:r>
             <w:rPr>
               <w:rStyle w:val="Hyperlink"/>
@@ -4725,7 +4768,7 @@
           <w:sz w:val="24"/>
           <w:u w:val="single"/>
         </w:rPr>
-        <w:hyperlink r:id="rId23" w:history="1">
+        <w:hyperlink r:id="rId24" w:history="1">
           <w:r>
             <w:rPr>
               <w:rStyle w:val="Hyperlink"/>
@@ -4892,7 +4935,7 @@
           <w:sz w:val="24"/>
           <w:u w:val="single"/>
         </w:rPr>
-        <w:hyperlink r:id="rId24" w:history="1">
+        <w:hyperlink r:id="rId25" w:history="1">
           <w:r>
             <w:rPr>
               <w:rStyle w:val="Hyperlink"/>
@@ -4910,7 +4953,7 @@
           <w:sz w:val="24"/>
           <w:u w:val="single"/>
         </w:rPr>
-        <w:hyperlink r:id="rId24" w:history="1">
+        <w:hyperlink r:id="rId25" w:history="1">
           <w:r>
             <w:rPr>
               <w:rStyle w:val="Hyperlink"/>
@@ -4928,7 +4971,7 @@
           <w:sz w:val="24"/>
           <w:u w:val="single"/>
         </w:rPr>
-        <w:hyperlink r:id="rId24" w:history="1">
+        <w:hyperlink r:id="rId25" w:history="1">
           <w:r>
             <w:rPr>
               <w:rStyle w:val="Hyperlink"/>
@@ -4946,7 +4989,7 @@
           <w:sz w:val="24"/>
           <w:u w:val="single"/>
         </w:rPr>
-        <w:hyperlink r:id="rId24" w:history="1">
+        <w:hyperlink r:id="rId25" w:history="1">
           <w:r>
             <w:rPr>
               <w:rStyle w:val="Hyperlink"/>
@@ -4974,7 +5017,7 @@
           <w:sz w:val="24"/>
           <w:u w:val="single"/>
         </w:rPr>
-        <w:hyperlink r:id="rId25" w:history="1">
+        <w:hyperlink r:id="rId26" w:history="1">
           <w:r>
             <w:rPr>
               <w:rStyle w:val="Hyperlink"/>
@@ -4992,7 +5035,7 @@
           <w:sz w:val="24"/>
           <w:u w:val="single"/>
         </w:rPr>
-        <w:hyperlink r:id="rId24" w:history="1">
+        <w:hyperlink r:id="rId25" w:history="1">
           <w:r>
             <w:rPr>
               <w:rStyle w:val="Hyperlink"/>
@@ -5021,7 +5064,7 @@
           <w:sz w:val="24"/>
           <w:u w:val="single"/>
         </w:rPr>
-        <w:hyperlink r:id="rId25" w:history="1">
+        <w:hyperlink r:id="rId26" w:history="1">
           <w:r>
             <w:rPr>
               <w:rStyle w:val="Hyperlink"/>
@@ -5032,13 +5075,21 @@
       </w:r>
       <w:r>
         <w:rPr>
+          <w:u w:val="single" w:color="0000ff"/>
           <w:rFonts w:ascii="Charis SIL Regular" w:hAnsi="Charis SIL Regular" w:eastAsia="Charis SIL Regular"/>
           <w:b w:val="0"/>
           <w:i w:val="0"/>
           <w:color w:val="000000"/>
           <w:sz w:val="24"/>
         </w:rPr>
-        <w:t xml:space="preserve">, </w:t>
+        <w:hyperlink r:id="rId25" w:history="1">
+          <w:r>
+            <w:rPr>
+              <w:rStyle w:val="Hyperlink"/>
+            </w:rPr>
+            <w:t xml:space="preserve">, </w:t>
+          </w:r>
+        </w:hyperlink>
       </w:r>
       <w:r>
         <w:rPr>
@@ -5049,7 +5100,7 @@
           <w:sz w:val="24"/>
           <w:u w:val="single"/>
         </w:rPr>
-        <w:hyperlink r:id="rId24" w:history="1">
+        <w:hyperlink r:id="rId25" w:history="1">
           <w:r>
             <w:rPr>
               <w:rStyle w:val="Hyperlink"/>
@@ -5078,7 +5129,7 @@
           <w:sz w:val="24"/>
           <w:u w:val="single"/>
         </w:rPr>
-        <w:hyperlink r:id="rId24" w:history="1">
+        <w:hyperlink r:id="rId25" w:history="1">
           <w:r>
             <w:rPr>
               <w:rStyle w:val="Hyperlink"/>

--- a/EXPORTS/DOCX/published/niveau3/Dutch/WMAmsterdam.docx
+++ b/EXPORTS/DOCX/published/niveau3/Dutch/WMAmsterdam.docx
@@ -932,9 +932,15 @@
           <w:i w:val="0"/>
           <w:color w:val="0000FF"/>
           <w:sz w:val="24"/>
-          <w:u w:val="single"/>
-        </w:rPr>
-        <w:t>c</w:t>
+        </w:rPr>
+        <w:hyperlink r:id="rId12" w:history="1">
+          <w:r>
+            <w:rPr>
+              <w:rStyle w:val="Hyperlink"/>
+            </w:rPr>
+            <w:t>c</w:t>
+          </w:r>
+        </w:hyperlink>
       </w:r>
       <w:r>
         <w:rPr>
@@ -1410,7 +1416,6 @@
       </w:r>
       <w:r>
         <w:rPr>
-          <w:u w:val="single" w:color="0000ff"/>
           <w:rFonts w:ascii="Charis SIL Regular" w:hAnsi="Charis SIL Regular" w:eastAsia="Charis SIL Regular"/>
           <w:b w:val="0"/>
           <w:i w:val="0"/>
@@ -1587,7 +1592,7 @@
           <w:sz w:val="24"/>
           <w:u w:val="single"/>
         </w:rPr>
-        <w:hyperlink r:id="rId13" w:history="1">
+        <w:hyperlink r:id="rId14" w:history="1">
           <w:r>
             <w:rPr>
               <w:rStyle w:val="Hyperlink"/>
@@ -1603,92 +1608,8 @@
           <w:i w:val="0"/>
           <w:color w:val="0000FF"/>
           <w:sz w:val="24"/>
-          <w:u w:val="single"/>
-        </w:rPr>
-        <w:t xml:space="preserve"> </w:t>
-      </w:r>
-      <w:r>
-        <w:rPr>
-          <w:rFonts w:ascii="Charis SIL Regular" w:hAnsi="Charis SIL Regular" w:eastAsia="Charis SIL Regular"/>
-          <w:b w:val="0"/>
-          <w:i w:val="0"/>
-          <w:color w:val="0000FF"/>
-          <w:sz w:val="24"/>
-          <w:u w:val="single"/>
-        </w:rPr>
-        <w:hyperlink r:id="rId14" w:history="1">
-          <w:r>
-            <w:rPr>
-              <w:rStyle w:val="Hyperlink"/>
-            </w:rPr>
-            <w:t>Lei</w:t>
-          </w:r>
-        </w:hyperlink>
-      </w:r>
-      <w:r>
-        <w:rPr>
-          <w:rFonts w:ascii="Charis SIL Regular" w:hAnsi="Charis SIL Regular" w:eastAsia="Charis SIL Regular"/>
-          <w:b w:val="0"/>
-          <w:i w:val="0"/>
-          <w:color w:val="0000FF"/>
-          <w:sz w:val="24"/>
-          <w:u w:val="single"/>
-        </w:rPr>
-        <w:hyperlink r:id="rId14" w:history="1">
-          <w:r>
-            <w:rPr>
-              <w:rStyle w:val="Hyperlink"/>
-            </w:rPr>
-            <w:t>d</w:t>
-          </w:r>
-        </w:hyperlink>
-      </w:r>
-      <w:r>
-        <w:rPr>
-          <w:rFonts w:ascii="Charis SIL Regular" w:hAnsi="Charis SIL Regular" w:eastAsia="Charis SIL Regular"/>
-          <w:b w:val="0"/>
-          <w:i w:val="0"/>
-          <w:color w:val="0000FF"/>
-          <w:sz w:val="24"/>
-          <w:u w:val="single"/>
-        </w:rPr>
-        <w:hyperlink r:id="rId14" w:history="1">
-          <w:r>
-            <w:rPr>
-              <w:rStyle w:val="Hyperlink"/>
-            </w:rPr>
-            <w:t>en</w:t>
-          </w:r>
-        </w:hyperlink>
-      </w:r>
-      <w:r>
-        <w:rPr>
-          <w:rFonts w:ascii="Charis SIL Regular" w:hAnsi="Charis SIL Regular" w:eastAsia="Charis SIL Regular"/>
-          <w:b w:val="0"/>
-          <w:i w:val="0"/>
-          <w:color w:val="0000FF"/>
-          <w:sz w:val="24"/>
-          <w:u w:val="single"/>
-        </w:rPr>
-        <w:t xml:space="preserve"> </w:t>
-      </w:r>
-      <w:r>
-        <w:rPr>
-          <w:rFonts w:ascii="Charis SIL Regular" w:hAnsi="Charis SIL Regular" w:eastAsia="Charis SIL Regular"/>
-          <w:b w:val="0"/>
-          <w:i w:val="0"/>
-          <w:color w:val="0000FF"/>
-          <w:sz w:val="24"/>
-          <w:u w:val="single"/>
-        </w:rPr>
-        <w:hyperlink r:id="rId14" w:history="1">
-          <w:r>
-            <w:rPr>
-              <w:rStyle w:val="Hyperlink"/>
-            </w:rPr>
-            <w:t>(tegenwo</w:t>
-          </w:r>
-        </w:hyperlink>
+        </w:rPr>
+        <w:t xml:space="preserve"> Leiden (tegenwo</w:t>
       </w:r>
       <w:r>
         <w:rPr>
@@ -1764,7 +1685,7 @@
           <w:sz w:val="24"/>
           <w:u w:val="single"/>
         </w:rPr>
-        <w:hyperlink r:id="rId14" w:history="1">
+        <w:hyperlink r:id="rId13" w:history="1">
           <w:r>
             <w:rPr>
               <w:rStyle w:val="Hyperlink"/>
@@ -1782,7 +1703,7 @@
           <w:sz w:val="24"/>
           <w:u w:val="single"/>
         </w:rPr>
-        <w:hyperlink r:id="rId14" w:history="1">
+        <w:hyperlink r:id="rId13" w:history="1">
           <w:r>
             <w:rPr>
               <w:rStyle w:val="Hyperlink"/>
@@ -1800,7 +1721,7 @@
           <w:sz w:val="24"/>
           <w:u w:val="single"/>
         </w:rPr>
-        <w:hyperlink r:id="rId14" w:history="1">
+        <w:hyperlink r:id="rId13" w:history="1">
           <w:r>
             <w:rPr>
               <w:rStyle w:val="Hyperlink"/>
@@ -1829,7 +1750,7 @@
           <w:sz w:val="24"/>
           <w:u w:val="single"/>
         </w:rPr>
-        <w:hyperlink r:id="rId14" w:history="1">
+        <w:hyperlink r:id="rId13" w:history="1">
           <w:r>
             <w:rPr>
               <w:rStyle w:val="Hyperlink"/>
@@ -4068,7 +3989,7 @@
           <w:sz w:val="24"/>
           <w:u w:val="single"/>
         </w:rPr>
-        <w:hyperlink r:id="rId19" w:history="1">
+        <w:hyperlink r:id="rId18" w:history="1">
           <w:r>
             <w:rPr>
               <w:rStyle w:val="Hyperlink"/>
@@ -4086,7 +4007,7 @@
           <w:sz w:val="24"/>
           <w:u w:val="single"/>
         </w:rPr>
-        <w:hyperlink r:id="rId19" w:history="1">
+        <w:hyperlink r:id="rId18" w:history="1">
           <w:r>
             <w:rPr>
               <w:rStyle w:val="Hyperlink"/>
@@ -4115,7 +4036,7 @@
           <w:sz w:val="24"/>
           <w:u w:val="single"/>
         </w:rPr>
-        <w:hyperlink r:id="rId19" w:history="1">
+        <w:hyperlink r:id="rId18" w:history="1">
           <w:r>
             <w:rPr>
               <w:rStyle w:val="Hyperlink"/>
@@ -4126,7 +4047,6 @@
       </w:r>
       <w:r>
         <w:rPr>
-          <w:u w:val="single" w:color="0000ff"/>
           <w:rFonts w:ascii="Charis SIL Regular" w:hAnsi="Charis SIL Regular" w:eastAsia="Charis SIL Regular"/>
           <w:b w:val="0"/>
           <w:i w:val="0"/>
@@ -4151,7 +4071,7 @@
           <w:sz w:val="24"/>
           <w:u w:val="single"/>
         </w:rPr>
-        <w:hyperlink r:id="rId20" w:history="1">
+        <w:hyperlink r:id="rId18" w:history="1">
           <w:r>
             <w:rPr>
               <w:rStyle w:val="Hyperlink"/>
@@ -4180,7 +4100,7 @@
           <w:sz w:val="24"/>
           <w:u w:val="single"/>
         </w:rPr>
-        <w:hyperlink r:id="rId18" w:history="1">
+        <w:hyperlink r:id="rId19" w:history="1">
           <w:r>
             <w:rPr>
               <w:rStyle w:val="Hyperlink"/>
@@ -4331,7 +4251,7 @@
           <w:sz w:val="24"/>
           <w:u w:val="single"/>
         </w:rPr>
-        <w:hyperlink r:id="rId21" w:history="1">
+        <w:hyperlink r:id="rId20" w:history="1">
           <w:r>
             <w:rPr>
               <w:rStyle w:val="Hyperlink"/>
@@ -4349,7 +4269,7 @@
           <w:sz w:val="24"/>
           <w:u w:val="single"/>
         </w:rPr>
-        <w:hyperlink r:id="rId21" w:history="1">
+        <w:hyperlink r:id="rId20" w:history="1">
           <w:r>
             <w:rPr>
               <w:rStyle w:val="Hyperlink"/>
@@ -4367,7 +4287,7 @@
           <w:sz w:val="24"/>
           <w:u w:val="single"/>
         </w:rPr>
-        <w:hyperlink r:id="rId21" w:history="1">
+        <w:hyperlink r:id="rId20" w:history="1">
           <w:r>
             <w:rPr>
               <w:rStyle w:val="Hyperlink"/>
@@ -4395,7 +4315,7 @@
           <w:sz w:val="24"/>
           <w:u w:val="single"/>
         </w:rPr>
-        <w:hyperlink r:id="rId21" w:history="1">
+        <w:hyperlink r:id="rId20" w:history="1">
           <w:r>
             <w:rPr>
               <w:rStyle w:val="Hyperlink"/>
@@ -4424,7 +4344,7 @@
           <w:sz w:val="24"/>
           <w:u w:val="single"/>
         </w:rPr>
-        <w:hyperlink r:id="rId21" w:history="1">
+        <w:hyperlink r:id="rId20" w:history="1">
           <w:r>
             <w:rPr>
               <w:rStyle w:val="Hyperlink"/>
@@ -4575,7 +4495,7 @@
           <w:sz w:val="24"/>
           <w:u w:val="single"/>
         </w:rPr>
-        <w:hyperlink r:id="rId22" w:history="1">
+        <w:hyperlink r:id="rId21" w:history="1">
           <w:r>
             <w:rPr>
               <w:rStyle w:val="Hyperlink"/>
@@ -4593,7 +4513,7 @@
           <w:sz w:val="24"/>
           <w:u w:val="single"/>
         </w:rPr>
-        <w:hyperlink r:id="rId22" w:history="1">
+        <w:hyperlink r:id="rId21" w:history="1">
           <w:r>
             <w:rPr>
               <w:rStyle w:val="Hyperlink"/>
@@ -4611,7 +4531,7 @@
           <w:sz w:val="24"/>
           <w:u w:val="single"/>
         </w:rPr>
-        <w:hyperlink r:id="rId22" w:history="1">
+        <w:hyperlink r:id="rId21" w:history="1">
           <w:r>
             <w:rPr>
               <w:rStyle w:val="Hyperlink"/>
@@ -4629,7 +4549,7 @@
           <w:sz w:val="24"/>
           <w:u w:val="single"/>
         </w:rPr>
-        <w:hyperlink r:id="rId22" w:history="1">
+        <w:hyperlink r:id="rId21" w:history="1">
           <w:r>
             <w:rPr>
               <w:rStyle w:val="Hyperlink"/>
@@ -4657,7 +4577,7 @@
           <w:sz w:val="24"/>
           <w:u w:val="single"/>
         </w:rPr>
-        <w:hyperlink r:id="rId23" w:history="1">
+        <w:hyperlink r:id="rId22" w:history="1">
           <w:r>
             <w:rPr>
               <w:rStyle w:val="Hyperlink"/>
@@ -4675,7 +4595,7 @@
           <w:sz w:val="24"/>
           <w:u w:val="single"/>
         </w:rPr>
-        <w:hyperlink r:id="rId23" w:history="1">
+        <w:hyperlink r:id="rId22" w:history="1">
           <w:r>
             <w:rPr>
               <w:rStyle w:val="Hyperlink"/>
@@ -4721,14 +4641,7 @@
           <w:color w:val="000000"/>
           <w:sz w:val="24"/>
         </w:rPr>
-        <w:hyperlink r:id="rId22" w:history="1">
-          <w:r>
-            <w:rPr>
-              <w:rStyle w:val="Hyperlink"/>
-            </w:rPr>
-            <w:t xml:space="preserve">, </w:t>
-          </w:r>
-        </w:hyperlink>
+        <w:t xml:space="preserve">, </w:t>
       </w:r>
       <w:r>
         <w:rPr>
@@ -4739,7 +4652,7 @@
           <w:sz w:val="24"/>
           <w:u w:val="single"/>
         </w:rPr>
-        <w:hyperlink r:id="rId24" w:history="1">
+        <w:hyperlink r:id="rId23" w:history="1">
           <w:r>
             <w:rPr>
               <w:rStyle w:val="Hyperlink"/>
@@ -4768,7 +4681,7 @@
           <w:sz w:val="24"/>
           <w:u w:val="single"/>
         </w:rPr>
-        <w:hyperlink r:id="rId24" w:history="1">
+        <w:hyperlink r:id="rId21" w:history="1">
           <w:r>
             <w:rPr>
               <w:rStyle w:val="Hyperlink"/>
@@ -4935,7 +4848,7 @@
           <w:sz w:val="24"/>
           <w:u w:val="single"/>
         </w:rPr>
-        <w:hyperlink r:id="rId25" w:history="1">
+        <w:hyperlink r:id="rId24" w:history="1">
           <w:r>
             <w:rPr>
               <w:rStyle w:val="Hyperlink"/>
@@ -4953,7 +4866,7 @@
           <w:sz w:val="24"/>
           <w:u w:val="single"/>
         </w:rPr>
-        <w:hyperlink r:id="rId25" w:history="1">
+        <w:hyperlink r:id="rId24" w:history="1">
           <w:r>
             <w:rPr>
               <w:rStyle w:val="Hyperlink"/>
@@ -4971,7 +4884,7 @@
           <w:sz w:val="24"/>
           <w:u w:val="single"/>
         </w:rPr>
-        <w:hyperlink r:id="rId25" w:history="1">
+        <w:hyperlink r:id="rId24" w:history="1">
           <w:r>
             <w:rPr>
               <w:rStyle w:val="Hyperlink"/>
@@ -4989,7 +4902,7 @@
           <w:sz w:val="24"/>
           <w:u w:val="single"/>
         </w:rPr>
-        <w:hyperlink r:id="rId25" w:history="1">
+        <w:hyperlink r:id="rId24" w:history="1">
           <w:r>
             <w:rPr>
               <w:rStyle w:val="Hyperlink"/>
@@ -5017,7 +4930,7 @@
           <w:sz w:val="24"/>
           <w:u w:val="single"/>
         </w:rPr>
-        <w:hyperlink r:id="rId26" w:history="1">
+        <w:hyperlink r:id="rId25" w:history="1">
           <w:r>
             <w:rPr>
               <w:rStyle w:val="Hyperlink"/>
@@ -5035,7 +4948,7 @@
           <w:sz w:val="24"/>
           <w:u w:val="single"/>
         </w:rPr>
-        <w:hyperlink r:id="rId25" w:history="1">
+        <w:hyperlink r:id="rId24" w:history="1">
           <w:r>
             <w:rPr>
               <w:rStyle w:val="Hyperlink"/>
@@ -5064,7 +4977,7 @@
           <w:sz w:val="24"/>
           <w:u w:val="single"/>
         </w:rPr>
-        <w:hyperlink r:id="rId26" w:history="1">
+        <w:hyperlink r:id="rId25" w:history="1">
           <w:r>
             <w:rPr>
               <w:rStyle w:val="Hyperlink"/>
@@ -5082,14 +4995,7 @@
           <w:color w:val="000000"/>
           <w:sz w:val="24"/>
         </w:rPr>
-        <w:hyperlink r:id="rId25" w:history="1">
-          <w:r>
-            <w:rPr>
-              <w:rStyle w:val="Hyperlink"/>
-            </w:rPr>
-            <w:t xml:space="preserve">, </w:t>
-          </w:r>
-        </w:hyperlink>
+        <w:t xml:space="preserve">, </w:t>
       </w:r>
       <w:r>
         <w:rPr>
@@ -5100,7 +5006,7 @@
           <w:sz w:val="24"/>
           <w:u w:val="single"/>
         </w:rPr>
-        <w:hyperlink r:id="rId25" w:history="1">
+        <w:hyperlink r:id="rId24" w:history="1">
           <w:r>
             <w:rPr>
               <w:rStyle w:val="Hyperlink"/>
@@ -5129,7 +5035,7 @@
           <w:sz w:val="24"/>
           <w:u w:val="single"/>
         </w:rPr>
-        <w:hyperlink r:id="rId25" w:history="1">
+        <w:hyperlink r:id="rId26" w:history="1">
           <w:r>
             <w:rPr>
               <w:rStyle w:val="Hyperlink"/>

--- a/EXPORTS/DOCX/published/niveau3/Dutch/WMAmsterdam.docx
+++ b/EXPORTS/DOCX/published/niveau3/Dutch/WMAmsterdam.docx
@@ -486,7 +486,7 @@
           <w:sz w:val="24"/>
           <w:u w:val="single"/>
         </w:rPr>
-        <w:hyperlink r:id="rId11" w:history="1">
+        <w:hyperlink r:id="rId10" w:history="1">
           <w:r>
             <w:rPr>
               <w:rStyle w:val="Hyperlink"/>
@@ -533,7 +533,7 @@
           <w:sz w:val="24"/>
           <w:u w:val="single"/>
         </w:rPr>
-        <w:hyperlink r:id="rId11" w:history="1">
+        <w:hyperlink r:id="rId10" w:history="1">
           <w:r>
             <w:rPr>
               <w:rStyle w:val="Hyperlink"/>
@@ -666,13 +666,21 @@
       </w:r>
       <w:r>
         <w:rPr>
+          <w:u w:val="single" w:color="0000ff"/>
           <w:rFonts w:ascii="Charis SIL Regular" w:hAnsi="Charis SIL Regular" w:eastAsia="Charis SIL Regular"/>
           <w:b w:val="0"/>
           <w:i w:val="0"/>
           <w:color w:val="000000"/>
           <w:sz w:val="24"/>
         </w:rPr>
-        <w:t>Lands P</w:t>
+        <w:hyperlink r:id="rId11" w:history="1">
+          <w:r>
+            <w:rPr>
+              <w:rStyle w:val="Hyperlink"/>
+            </w:rPr>
+            <w:t>Lands P</w:t>
+          </w:r>
+        </w:hyperlink>
       </w:r>
       <w:r>
         <w:rPr>
@@ -921,7 +929,7 @@
             <w:rPr>
               <w:rStyle w:val="Hyperlink"/>
             </w:rPr>
-            <w:t>Etnografis</w:t>
+            <w:t>Etnografisc</w:t>
           </w:r>
         </w:hyperlink>
       </w:r>
@@ -932,23 +940,7 @@
           <w:i w:val="0"/>
           <w:color w:val="0000FF"/>
           <w:sz w:val="24"/>
-        </w:rPr>
-        <w:hyperlink r:id="rId12" w:history="1">
-          <w:r>
-            <w:rPr>
-              <w:rStyle w:val="Hyperlink"/>
-            </w:rPr>
-            <w:t>c</w:t>
-          </w:r>
-        </w:hyperlink>
-      </w:r>
-      <w:r>
-        <w:rPr>
-          <w:rFonts w:ascii="Charis SIL Regular" w:hAnsi="Charis SIL Regular" w:eastAsia="Charis SIL Regular"/>
-          <w:b w:val="0"/>
-          <w:i w:val="0"/>
-          <w:color w:val="0000FF"/>
-          <w:sz w:val="24"/>
+          <w:u w:val="single"/>
         </w:rPr>
         <w:t>h</w:t>
       </w:r>
@@ -1006,9 +998,19 @@
             <w:rPr>
               <w:rStyle w:val="Hyperlink"/>
             </w:rPr>
-            <w:t>Artis</w:t>
+            <w:t>Arti</w:t>
           </w:r>
         </w:hyperlink>
+      </w:r>
+      <w:r>
+        <w:rPr>
+          <w:rFonts w:ascii="Charis SIL Regular" w:hAnsi="Charis SIL Regular" w:eastAsia="Charis SIL Regular"/>
+          <w:b w:val="0"/>
+          <w:i w:val="0"/>
+          <w:color w:val="0000FF"/>
+          <w:sz w:val="24"/>
+        </w:rPr>
+        <w:t>s</w:t>
       </w:r>
       <w:r>
         <w:rPr>
@@ -1416,6 +1418,7 @@
       </w:r>
       <w:r>
         <w:rPr>
+          <w:u w:val="single" w:color="0000ff"/>
           <w:rFonts w:ascii="Charis SIL Regular" w:hAnsi="Charis SIL Regular" w:eastAsia="Charis SIL Regular"/>
           <w:b w:val="0"/>
           <w:i w:val="0"/>
@@ -1433,7 +1436,7 @@
           <w:sz w:val="24"/>
           <w:u w:val="single"/>
         </w:rPr>
-        <w:hyperlink r:id="rId13" w:history="1">
+        <w:hyperlink r:id="rId14" w:history="1">
           <w:r>
             <w:rPr>
               <w:rStyle w:val="Hyperlink"/>
@@ -1451,7 +1454,7 @@
           <w:sz w:val="24"/>
           <w:u w:val="single"/>
         </w:rPr>
-        <w:hyperlink r:id="rId14" w:history="1">
+        <w:hyperlink r:id="rId13" w:history="1">
           <w:r>
             <w:rPr>
               <w:rStyle w:val="Hyperlink"/>
@@ -1469,14 +1472,7 @@
           <w:sz w:val="24"/>
           <w:u w:val="single"/>
         </w:rPr>
-        <w:hyperlink r:id="rId14" w:history="1">
-          <w:r>
-            <w:rPr>
-              <w:rStyle w:val="Hyperlink"/>
-            </w:rPr>
-            <w:t>m</w:t>
-          </w:r>
-        </w:hyperlink>
+        <w:t>m</w:t>
       </w:r>
       <w:r>
         <w:rPr>
@@ -1592,7 +1588,7 @@
           <w:sz w:val="24"/>
           <w:u w:val="single"/>
         </w:rPr>
-        <w:hyperlink r:id="rId14" w:history="1">
+        <w:hyperlink r:id="rId13" w:history="1">
           <w:r>
             <w:rPr>
               <w:rStyle w:val="Hyperlink"/>
@@ -1608,8 +1604,92 @@
           <w:i w:val="0"/>
           <w:color w:val="0000FF"/>
           <w:sz w:val="24"/>
-        </w:rPr>
-        <w:t xml:space="preserve"> Leiden (tegenwo</w:t>
+          <w:u w:val="single"/>
+        </w:rPr>
+        <w:t xml:space="preserve"> </w:t>
+      </w:r>
+      <w:r>
+        <w:rPr>
+          <w:rFonts w:ascii="Charis SIL Regular" w:hAnsi="Charis SIL Regular" w:eastAsia="Charis SIL Regular"/>
+          <w:b w:val="0"/>
+          <w:i w:val="0"/>
+          <w:color w:val="0000FF"/>
+          <w:sz w:val="24"/>
+          <w:u w:val="single"/>
+        </w:rPr>
+        <w:hyperlink r:id="rId13" w:history="1">
+          <w:r>
+            <w:rPr>
+              <w:rStyle w:val="Hyperlink"/>
+            </w:rPr>
+            <w:t>Lei</w:t>
+          </w:r>
+        </w:hyperlink>
+      </w:r>
+      <w:r>
+        <w:rPr>
+          <w:rFonts w:ascii="Charis SIL Regular" w:hAnsi="Charis SIL Regular" w:eastAsia="Charis SIL Regular"/>
+          <w:b w:val="0"/>
+          <w:i w:val="0"/>
+          <w:color w:val="0000FF"/>
+          <w:sz w:val="24"/>
+          <w:u w:val="single"/>
+        </w:rPr>
+        <w:hyperlink r:id="rId13" w:history="1">
+          <w:r>
+            <w:rPr>
+              <w:rStyle w:val="Hyperlink"/>
+            </w:rPr>
+            <w:t>d</w:t>
+          </w:r>
+        </w:hyperlink>
+      </w:r>
+      <w:r>
+        <w:rPr>
+          <w:rFonts w:ascii="Charis SIL Regular" w:hAnsi="Charis SIL Regular" w:eastAsia="Charis SIL Regular"/>
+          <w:b w:val="0"/>
+          <w:i w:val="0"/>
+          <w:color w:val="0000FF"/>
+          <w:sz w:val="24"/>
+          <w:u w:val="single"/>
+        </w:rPr>
+        <w:hyperlink r:id="rId13" w:history="1">
+          <w:r>
+            <w:rPr>
+              <w:rStyle w:val="Hyperlink"/>
+            </w:rPr>
+            <w:t>en</w:t>
+          </w:r>
+        </w:hyperlink>
+      </w:r>
+      <w:r>
+        <w:rPr>
+          <w:rFonts w:ascii="Charis SIL Regular" w:hAnsi="Charis SIL Regular" w:eastAsia="Charis SIL Regular"/>
+          <w:b w:val="0"/>
+          <w:i w:val="0"/>
+          <w:color w:val="0000FF"/>
+          <w:sz w:val="24"/>
+          <w:u w:val="single"/>
+        </w:rPr>
+        <w:t xml:space="preserve"> </w:t>
+      </w:r>
+      <w:r>
+        <w:rPr>
+          <w:rFonts w:ascii="Charis SIL Regular" w:hAnsi="Charis SIL Regular" w:eastAsia="Charis SIL Regular"/>
+          <w:b w:val="0"/>
+          <w:i w:val="0"/>
+          <w:color w:val="0000FF"/>
+          <w:sz w:val="24"/>
+          <w:u w:val="single"/>
+        </w:rPr>
+        <w:hyperlink r:id="rId13" w:history="1">
+          <w:r>
+            <w:rPr>
+              <w:rStyle w:val="Hyperlink"/>
+            </w:rPr>
+            <w:t>(tegenwo</w:t>
+          </w:r>
+        </w:hyperlink>
       </w:r>
       <w:r>
         <w:rPr>
@@ -1750,7 +1830,7 @@
           <w:sz w:val="24"/>
           <w:u w:val="single"/>
         </w:rPr>
-        <w:hyperlink r:id="rId13" w:history="1">
+        <w:hyperlink r:id="rId14" w:history="1">
           <w:r>
             <w:rPr>
               <w:rStyle w:val="Hyperlink"/>
@@ -2587,57 +2667,13 @@
       </w:r>
       <w:r>
         <w:rPr>
-          <w:u w:val="single" w:color="0000ff"/>
           <w:rFonts w:ascii="Charis SIL Regular" w:hAnsi="Charis SIL Regular" w:eastAsia="Charis SIL Regular"/>
           <w:b w:val="0"/>
           <w:i w:val="0"/>
           <w:color w:val="000000"/>
           <w:sz w:val="24"/>
         </w:rPr>
-        <w:hyperlink r:id="rId17" w:history="1">
-          <w:r>
-            <w:rPr>
-              <w:rStyle w:val="Hyperlink"/>
-            </w:rPr>
-            <w:t>inventaris</w:t>
-          </w:r>
-        </w:hyperlink>
-      </w:r>
-      <w:r>
-        <w:rPr>
-          <w:u w:val="single" w:color="0000ff"/>
-          <w:rFonts w:ascii="Charis SIL Regular" w:hAnsi="Charis SIL Regular" w:eastAsia="Charis SIL Regular"/>
-          <w:b w:val="0"/>
-          <w:i w:val="0"/>
-          <w:color w:val="000000"/>
-          <w:sz w:val="24"/>
-        </w:rPr>
-        <w:hyperlink r:id="rId17" w:history="1">
-          <w:r>
-            <w:rPr>
-              <w:rStyle w:val="Hyperlink"/>
-            </w:rPr>
-            <w:t>n</w:t>
-          </w:r>
-        </w:hyperlink>
-      </w:r>
-      <w:r>
-        <w:rPr>
-          <w:u w:val="single" w:color="0000ff"/>
-          <w:rFonts w:ascii="Charis SIL Regular" w:hAnsi="Charis SIL Regular" w:eastAsia="Charis SIL Regular"/>
-          <w:b w:val="0"/>
-          <w:i w:val="0"/>
-          <w:color w:val="000000"/>
-          <w:sz w:val="24"/>
-        </w:rPr>
-        <w:hyperlink r:id="rId17" w:history="1">
-          <w:r>
-            <w:rPr>
-              <w:rStyle w:val="Hyperlink"/>
-            </w:rPr>
-            <w:t>ummers 18</w:t>
-          </w:r>
-        </w:hyperlink>
+        <w:t>inventarisnummers 18</w:t>
       </w:r>
       <w:r>
         <w:rPr>
@@ -2695,7 +2731,6 @@
       </w:r>
       <w:r>
         <w:rPr>
-          <w:u w:val="single" w:color="0000ff"/>
           <w:rFonts w:ascii="Charis SIL Regular" w:hAnsi="Charis SIL Regular" w:eastAsia="Charis SIL Regular"/>
           <w:b w:val="0"/>
           <w:i w:val="0"/>
@@ -2792,7 +2827,7 @@
             <w:rPr>
               <w:rStyle w:val="Hyperlink"/>
             </w:rPr>
-            <w:t>desbetreffen</w:t>
+            <w:t>desbetreffend</w:t>
           </w:r>
         </w:hyperlink>
       </w:r>
@@ -2803,13 +2838,36 @@
           <w:i w:val="0"/>
           <w:color w:val="0000FF"/>
           <w:sz w:val="24"/>
+          <w:u w:val="single"/>
+        </w:rPr>
+        <w:t>e</w:t>
+      </w:r>
+      <w:r>
+        <w:rPr>
+          <w:rFonts w:ascii="Charis SIL Regular" w:hAnsi="Charis SIL Regular" w:eastAsia="Charis SIL Regular"/>
+          <w:b w:val="0"/>
+          <w:i w:val="0"/>
+          <w:color w:val="0000FF"/>
+          <w:sz w:val="24"/>
+          <w:u w:val="single"/>
+        </w:rPr>
+        <w:t xml:space="preserve"> </w:t>
+      </w:r>
+      <w:r>
+        <w:rPr>
+          <w:rFonts w:ascii="Charis SIL Regular" w:hAnsi="Charis SIL Regular" w:eastAsia="Charis SIL Regular"/>
+          <w:b w:val="0"/>
+          <w:i w:val="0"/>
+          <w:color w:val="0000FF"/>
+          <w:sz w:val="24"/>
+          <w:u w:val="single"/>
         </w:rPr>
         <w:hyperlink r:id="rId12" w:history="1">
           <w:r>
             <w:rPr>
               <w:rStyle w:val="Hyperlink"/>
             </w:rPr>
-            <w:t>d</w:t>
+            <w:t>zoekhul</w:t>
           </w:r>
         </w:hyperlink>
       </w:r>
@@ -2821,36 +2879,7 @@
           <w:color w:val="0000FF"/>
           <w:sz w:val="24"/>
         </w:rPr>
-        <w:t>e</w:t>
-      </w:r>
-      <w:r>
-        <w:rPr>
-          <w:rFonts w:ascii="Charis SIL Regular" w:hAnsi="Charis SIL Regular" w:eastAsia="Charis SIL Regular"/>
-          <w:b w:val="0"/>
-          <w:i w:val="0"/>
-          <w:color w:val="0000FF"/>
-          <w:sz w:val="24"/>
-          <w:u w:val="single"/>
-        </w:rPr>
-        <w:t xml:space="preserve"> </w:t>
-      </w:r>
-      <w:r>
-        <w:rPr>
-          <w:rFonts w:ascii="Charis SIL Regular" w:hAnsi="Charis SIL Regular" w:eastAsia="Charis SIL Regular"/>
-          <w:b w:val="0"/>
-          <w:i w:val="0"/>
-          <w:color w:val="0000FF"/>
-          <w:sz w:val="24"/>
-          <w:u w:val="single"/>
-        </w:rPr>
-        <w:hyperlink r:id="rId12" w:history="1">
-          <w:r>
-            <w:rPr>
-              <w:rStyle w:val="Hyperlink"/>
-            </w:rPr>
-            <w:t>zoekhulp</w:t>
-          </w:r>
-        </w:hyperlink>
+        <w:t>p</w:t>
       </w:r>
       <w:r>
         <w:rPr>
@@ -3989,7 +4018,7 @@
           <w:sz w:val="24"/>
           <w:u w:val="single"/>
         </w:rPr>
-        <w:hyperlink r:id="rId18" w:history="1">
+        <w:hyperlink r:id="rId19" w:history="1">
           <w:r>
             <w:rPr>
               <w:rStyle w:val="Hyperlink"/>
@@ -4007,7 +4036,7 @@
           <w:sz w:val="24"/>
           <w:u w:val="single"/>
         </w:rPr>
-        <w:hyperlink r:id="rId18" w:history="1">
+        <w:hyperlink r:id="rId19" w:history="1">
           <w:r>
             <w:rPr>
               <w:rStyle w:val="Hyperlink"/>
@@ -4036,7 +4065,7 @@
           <w:sz w:val="24"/>
           <w:u w:val="single"/>
         </w:rPr>
-        <w:hyperlink r:id="rId18" w:history="1">
+        <w:hyperlink r:id="rId19" w:history="1">
           <w:r>
             <w:rPr>
               <w:rStyle w:val="Hyperlink"/>
@@ -4047,6 +4076,7 @@
       </w:r>
       <w:r>
         <w:rPr>
+          <w:u w:val="single" w:color="0000ff"/>
           <w:rFonts w:ascii="Charis SIL Regular" w:hAnsi="Charis SIL Regular" w:eastAsia="Charis SIL Regular"/>
           <w:b w:val="0"/>
           <w:i w:val="0"/>
@@ -4071,7 +4101,7 @@
           <w:sz w:val="24"/>
           <w:u w:val="single"/>
         </w:rPr>
-        <w:hyperlink r:id="rId18" w:history="1">
+        <w:hyperlink r:id="rId20" w:history="1">
           <w:r>
             <w:rPr>
               <w:rStyle w:val="Hyperlink"/>
@@ -4100,7 +4130,7 @@
           <w:sz w:val="24"/>
           <w:u w:val="single"/>
         </w:rPr>
-        <w:hyperlink r:id="rId19" w:history="1">
+        <w:hyperlink r:id="rId18" w:history="1">
           <w:r>
             <w:rPr>
               <w:rStyle w:val="Hyperlink"/>
@@ -4251,7 +4281,7 @@
           <w:sz w:val="24"/>
           <w:u w:val="single"/>
         </w:rPr>
-        <w:hyperlink r:id="rId20" w:history="1">
+        <w:hyperlink r:id="rId21" w:history="1">
           <w:r>
             <w:rPr>
               <w:rStyle w:val="Hyperlink"/>
@@ -4269,7 +4299,7 @@
           <w:sz w:val="24"/>
           <w:u w:val="single"/>
         </w:rPr>
-        <w:hyperlink r:id="rId20" w:history="1">
+        <w:hyperlink r:id="rId21" w:history="1">
           <w:r>
             <w:rPr>
               <w:rStyle w:val="Hyperlink"/>
@@ -4287,7 +4317,7 @@
           <w:sz w:val="24"/>
           <w:u w:val="single"/>
         </w:rPr>
-        <w:hyperlink r:id="rId20" w:history="1">
+        <w:hyperlink r:id="rId21" w:history="1">
           <w:r>
             <w:rPr>
               <w:rStyle w:val="Hyperlink"/>
@@ -4315,7 +4345,7 @@
           <w:sz w:val="24"/>
           <w:u w:val="single"/>
         </w:rPr>
-        <w:hyperlink r:id="rId20" w:history="1">
+        <w:hyperlink r:id="rId21" w:history="1">
           <w:r>
             <w:rPr>
               <w:rStyle w:val="Hyperlink"/>
@@ -4344,7 +4374,7 @@
           <w:sz w:val="24"/>
           <w:u w:val="single"/>
         </w:rPr>
-        <w:hyperlink r:id="rId20" w:history="1">
+        <w:hyperlink r:id="rId21" w:history="1">
           <w:r>
             <w:rPr>
               <w:rStyle w:val="Hyperlink"/>
@@ -4495,7 +4525,7 @@
           <w:sz w:val="24"/>
           <w:u w:val="single"/>
         </w:rPr>
-        <w:hyperlink r:id="rId21" w:history="1">
+        <w:hyperlink r:id="rId22" w:history="1">
           <w:r>
             <w:rPr>
               <w:rStyle w:val="Hyperlink"/>
@@ -4513,7 +4543,7 @@
           <w:sz w:val="24"/>
           <w:u w:val="single"/>
         </w:rPr>
-        <w:hyperlink r:id="rId21" w:history="1">
+        <w:hyperlink r:id="rId22" w:history="1">
           <w:r>
             <w:rPr>
               <w:rStyle w:val="Hyperlink"/>
@@ -4531,7 +4561,7 @@
           <w:sz w:val="24"/>
           <w:u w:val="single"/>
         </w:rPr>
-        <w:hyperlink r:id="rId21" w:history="1">
+        <w:hyperlink r:id="rId22" w:history="1">
           <w:r>
             <w:rPr>
               <w:rStyle w:val="Hyperlink"/>
@@ -4549,7 +4579,7 @@
           <w:sz w:val="24"/>
           <w:u w:val="single"/>
         </w:rPr>
-        <w:hyperlink r:id="rId21" w:history="1">
+        <w:hyperlink r:id="rId22" w:history="1">
           <w:r>
             <w:rPr>
               <w:rStyle w:val="Hyperlink"/>
@@ -4641,7 +4671,14 @@
           <w:color w:val="000000"/>
           <w:sz w:val="24"/>
         </w:rPr>
-        <w:t xml:space="preserve">, </w:t>
+        <w:hyperlink r:id="rId22" w:history="1">
+          <w:r>
+            <w:rPr>
+              <w:rStyle w:val="Hyperlink"/>
+            </w:rPr>
+            <w:t xml:space="preserve">, </w:t>
+          </w:r>
+        </w:hyperlink>
       </w:r>
       <w:r>
         <w:rPr>
@@ -4652,7 +4689,7 @@
           <w:sz w:val="24"/>
           <w:u w:val="single"/>
         </w:rPr>
-        <w:hyperlink r:id="rId23" w:history="1">
+        <w:hyperlink r:id="rId22" w:history="1">
           <w:r>
             <w:rPr>
               <w:rStyle w:val="Hyperlink"/>
@@ -4681,7 +4718,7 @@
           <w:sz w:val="24"/>
           <w:u w:val="single"/>
         </w:rPr>
-        <w:hyperlink r:id="rId21" w:history="1">
+        <w:hyperlink r:id="rId23" w:history="1">
           <w:r>
             <w:rPr>
               <w:rStyle w:val="Hyperlink"/>
@@ -5035,7 +5072,7 @@
           <w:sz w:val="24"/>
           <w:u w:val="single"/>
         </w:rPr>
-        <w:hyperlink r:id="rId26" w:history="1">
+        <w:hyperlink r:id="rId24" w:history="1">
           <w:r>
             <w:rPr>
               <w:rStyle w:val="Hyperlink"/>

--- a/EXPORTS/DOCX/published/niveau3/Dutch/WMAmsterdam.docx
+++ b/EXPORTS/DOCX/published/niveau3/Dutch/WMAmsterdam.docx
@@ -551,7 +551,7 @@
           <w:sz w:val="24"/>
           <w:u w:val="single"/>
         </w:rPr>
-        <w:hyperlink r:id="rId11" w:history="1">
+        <w:hyperlink r:id="rId10" w:history="1">
           <w:r>
             <w:rPr>
               <w:rStyle w:val="Hyperlink"/>
@@ -666,147 +666,13 @@
       </w:r>
       <w:r>
         <w:rPr>
-          <w:u w:val="single" w:color="0000ff"/>
           <w:rFonts w:ascii="Charis SIL Regular" w:hAnsi="Charis SIL Regular" w:eastAsia="Charis SIL Regular"/>
           <w:b w:val="0"/>
           <w:i w:val="0"/>
           <w:color w:val="000000"/>
           <w:sz w:val="24"/>
         </w:rPr>
-        <w:hyperlink r:id="rId11" w:history="1">
-          <w:r>
-            <w:rPr>
-              <w:rStyle w:val="Hyperlink"/>
-            </w:rPr>
-            <w:t>Lands P</w:t>
-          </w:r>
-        </w:hyperlink>
-      </w:r>
-      <w:r>
-        <w:rPr>
-          <w:u w:val="single" w:color="0000ff"/>
-          <w:rFonts w:ascii="Charis SIL Regular" w:hAnsi="Charis SIL Regular" w:eastAsia="Charis SIL Regular"/>
-          <w:b w:val="0"/>
-          <w:i w:val="0"/>
-          <w:color w:val="000000"/>
-          <w:sz w:val="24"/>
-        </w:rPr>
-        <w:hyperlink r:id="rId11" w:history="1">
-          <w:r>
-            <w:rPr>
-              <w:rStyle w:val="Hyperlink"/>
-            </w:rPr>
-            <w:t>lantent</w:t>
-          </w:r>
-        </w:hyperlink>
-      </w:r>
-      <w:r>
-        <w:rPr>
-          <w:u w:val="single" w:color="0000ff"/>
-          <w:rFonts w:ascii="Charis SIL Regular" w:hAnsi="Charis SIL Regular" w:eastAsia="Charis SIL Regular"/>
-          <w:b w:val="0"/>
-          <w:i w:val="0"/>
-          <w:color w:val="000000"/>
-          <w:sz w:val="24"/>
-        </w:rPr>
-        <w:hyperlink r:id="rId11" w:history="1">
-          <w:r>
-            <w:rPr>
-              <w:rStyle w:val="Hyperlink"/>
-            </w:rPr>
-            <w:t>u</w:t>
-          </w:r>
-        </w:hyperlink>
-      </w:r>
-      <w:r>
-        <w:rPr>
-          <w:u w:val="single" w:color="0000ff"/>
-          <w:rFonts w:ascii="Charis SIL Regular" w:hAnsi="Charis SIL Regular" w:eastAsia="Charis SIL Regular"/>
-          <w:b w:val="0"/>
-          <w:i w:val="0"/>
-          <w:color w:val="000000"/>
-          <w:sz w:val="24"/>
-        </w:rPr>
-        <w:hyperlink r:id="rId11" w:history="1">
-          <w:r>
-            <w:rPr>
-              <w:rStyle w:val="Hyperlink"/>
-            </w:rPr>
-            <w:t>in in</w:t>
-          </w:r>
-        </w:hyperlink>
-      </w:r>
-      <w:r>
-        <w:rPr>
-          <w:u w:val="single" w:color="0000ff"/>
-          <w:rFonts w:ascii="Charis SIL Regular" w:hAnsi="Charis SIL Regular" w:eastAsia="Charis SIL Regular"/>
-          <w:b w:val="0"/>
-          <w:i w:val="0"/>
-          <w:color w:val="000000"/>
-          <w:sz w:val="24"/>
-        </w:rPr>
-        <w:hyperlink r:id="rId11" w:history="1">
-          <w:r>
-            <w:rPr>
-              <w:rStyle w:val="Hyperlink"/>
-            </w:rPr>
-            <w:t xml:space="preserve"> Bogor</w:t>
-          </w:r>
-        </w:hyperlink>
-      </w:r>
-      <w:r>
-        <w:rPr>
-          <w:u w:val="single" w:color="0000ff"/>
-          <w:rFonts w:ascii="Charis SIL Regular" w:hAnsi="Charis SIL Regular" w:eastAsia="Charis SIL Regular"/>
-          <w:b w:val="0"/>
-          <w:i w:val="0"/>
-          <w:color w:val="000000"/>
-          <w:sz w:val="24"/>
-        </w:rPr>
-        <w:hyperlink r:id="rId11" w:history="1">
-          <w:r>
-            <w:rPr>
-              <w:rStyle w:val="Hyperlink"/>
-            </w:rPr>
-            <w:t xml:space="preserve"> en </w:t>
-          </w:r>
-        </w:hyperlink>
-      </w:r>
-      <w:r>
-        <w:rPr>
-          <w:u w:val="single" w:color="0000ff"/>
-          <w:rFonts w:ascii="Charis SIL Regular" w:hAnsi="Charis SIL Regular" w:eastAsia="Charis SIL Regular"/>
-          <w:b w:val="0"/>
-          <w:i w:val="0"/>
-          <w:color w:val="000000"/>
-          <w:sz w:val="24"/>
-        </w:rPr>
-        <w:hyperlink r:id="rId11" w:history="1">
-          <w:r>
-            <w:rPr>
-              <w:rStyle w:val="Hyperlink"/>
-            </w:rPr>
-            <w:t>v</w:t>
-          </w:r>
-        </w:hyperlink>
-      </w:r>
-      <w:r>
-        <w:rPr>
-          <w:u w:val="single" w:color="0000ff"/>
-          <w:rFonts w:ascii="Charis SIL Regular" w:hAnsi="Charis SIL Regular" w:eastAsia="Charis SIL Regular"/>
-          <w:b w:val="0"/>
-          <w:i w:val="0"/>
-          <w:color w:val="000000"/>
-          <w:sz w:val="24"/>
-        </w:rPr>
-        <w:hyperlink r:id="rId11" w:history="1">
-          <w:r>
-            <w:rPr>
-              <w:rStyle w:val="Hyperlink"/>
-            </w:rPr>
-            <w:t>erschille</w:t>
-          </w:r>
-        </w:hyperlink>
+        <w:t>Lands Plantentuin in Bogor en verschille</w:t>
       </w:r>
       <w:r>
         <w:rPr>
@@ -929,7 +795,7 @@
             <w:rPr>
               <w:rStyle w:val="Hyperlink"/>
             </w:rPr>
-            <w:t>Etnografis</w:t>
+            <w:t>Etnografisc</w:t>
           </w:r>
         </w:hyperlink>
       </w:r>
@@ -941,16 +807,6 @@
           <w:color w:val="0000FF"/>
           <w:sz w:val="24"/>
           <w:u w:val="single"/>
-        </w:rPr>
-        <w:t>c</w:t>
-      </w:r>
-      <w:r>
-        <w:rPr>
-          <w:rFonts w:ascii="Charis SIL Regular" w:hAnsi="Charis SIL Regular" w:eastAsia="Charis SIL Regular"/>
-          <w:b w:val="0"/>
-          <w:i w:val="0"/>
-          <w:color w:val="0000FF"/>
-          <w:sz w:val="24"/>
         </w:rPr>
         <w:t>h</w:t>
       </w:r>
@@ -1008,9 +864,19 @@
             <w:rPr>
               <w:rStyle w:val="Hyperlink"/>
             </w:rPr>
-            <w:t>Artis</w:t>
+            <w:t>Arti</w:t>
           </w:r>
         </w:hyperlink>
+      </w:r>
+      <w:r>
+        <w:rPr>
+          <w:rFonts w:ascii="Charis SIL Regular" w:hAnsi="Charis SIL Regular" w:eastAsia="Charis SIL Regular"/>
+          <w:b w:val="0"/>
+          <w:i w:val="0"/>
+          <w:color w:val="0000FF"/>
+          <w:sz w:val="24"/>
+        </w:rPr>
+        <w:t>s</w:t>
       </w:r>
       <w:r>
         <w:rPr>
@@ -1529,30 +1395,12 @@
           <w:sz w:val="24"/>
           <w:u w:val="single"/>
         </w:rPr>
-        <w:hyperlink r:id="rId13" w:history="1">
-          <w:r>
-            <w:rPr>
-              <w:rStyle w:val="Hyperlink"/>
-            </w:rPr>
-            <w:t>Natuur</w:t>
-          </w:r>
-        </w:hyperlink>
-      </w:r>
-      <w:r>
-        <w:rPr>
-          <w:rFonts w:ascii="Charis SIL Regular" w:hAnsi="Charis SIL Regular" w:eastAsia="Charis SIL Regular"/>
-          <w:b w:val="0"/>
-          <w:i w:val="0"/>
-          <w:color w:val="0000FF"/>
-          <w:sz w:val="24"/>
-          <w:u w:val="single"/>
-        </w:rPr>
         <w:hyperlink r:id="rId14" w:history="1">
           <w:r>
             <w:rPr>
               <w:rStyle w:val="Hyperlink"/>
             </w:rPr>
-            <w:t xml:space="preserve">lijke </w:t>
+            <w:t xml:space="preserve">Natuurlijke </w:t>
           </w:r>
         </w:hyperlink>
       </w:r>
@@ -1623,7 +1471,7 @@
           <w:sz w:val="24"/>
           <w:u w:val="single"/>
         </w:rPr>
-        <w:hyperlink r:id="rId14" w:history="1">
+        <w:hyperlink r:id="rId13" w:history="1">
           <w:r>
             <w:rPr>
               <w:rStyle w:val="Hyperlink"/>
@@ -1641,7 +1489,7 @@
           <w:sz w:val="24"/>
           <w:u w:val="single"/>
         </w:rPr>
-        <w:hyperlink r:id="rId14" w:history="1">
+        <w:hyperlink r:id="rId13" w:history="1">
           <w:r>
             <w:rPr>
               <w:rStyle w:val="Hyperlink"/>
@@ -1659,7 +1507,7 @@
           <w:sz w:val="24"/>
           <w:u w:val="single"/>
         </w:rPr>
-        <w:hyperlink r:id="rId14" w:history="1">
+        <w:hyperlink r:id="rId13" w:history="1">
           <w:r>
             <w:rPr>
               <w:rStyle w:val="Hyperlink"/>
@@ -1688,7 +1536,7 @@
           <w:sz w:val="24"/>
           <w:u w:val="single"/>
         </w:rPr>
-        <w:hyperlink r:id="rId14" w:history="1">
+        <w:hyperlink r:id="rId13" w:history="1">
           <w:r>
             <w:rPr>
               <w:rStyle w:val="Hyperlink"/>
@@ -1706,7 +1554,7 @@
           <w:sz w:val="24"/>
           <w:u w:val="single"/>
         </w:rPr>
-        <w:hyperlink r:id="rId14" w:history="1">
+        <w:hyperlink r:id="rId13" w:history="1">
           <w:r>
             <w:rPr>
               <w:rStyle w:val="Hyperlink"/>
@@ -2878,7 +2726,7 @@
             <w:rPr>
               <w:rStyle w:val="Hyperlink"/>
             </w:rPr>
-            <w:t>desbetreffend</w:t>
+            <w:t>desbetreffen</w:t>
           </w:r>
         </w:hyperlink>
       </w:r>
@@ -2889,36 +2737,13 @@
           <w:i w:val="0"/>
           <w:color w:val="0000FF"/>
           <w:sz w:val="24"/>
-          <w:u w:val="single"/>
-        </w:rPr>
-        <w:t>e</w:t>
-      </w:r>
-      <w:r>
-        <w:rPr>
-          <w:rFonts w:ascii="Charis SIL Regular" w:hAnsi="Charis SIL Regular" w:eastAsia="Charis SIL Regular"/>
-          <w:b w:val="0"/>
-          <w:i w:val="0"/>
-          <w:color w:val="0000FF"/>
-          <w:sz w:val="24"/>
-          <w:u w:val="single"/>
-        </w:rPr>
-        <w:t xml:space="preserve"> </w:t>
-      </w:r>
-      <w:r>
-        <w:rPr>
-          <w:rFonts w:ascii="Charis SIL Regular" w:hAnsi="Charis SIL Regular" w:eastAsia="Charis SIL Regular"/>
-          <w:b w:val="0"/>
-          <w:i w:val="0"/>
-          <w:color w:val="0000FF"/>
-          <w:sz w:val="24"/>
-          <w:u w:val="single"/>
         </w:rPr>
         <w:hyperlink r:id="rId12" w:history="1">
           <w:r>
             <w:rPr>
               <w:rStyle w:val="Hyperlink"/>
             </w:rPr>
-            <w:t>zoekhul</w:t>
+            <w:t>d</w:t>
           </w:r>
         </w:hyperlink>
       </w:r>
@@ -2930,7 +2755,36 @@
           <w:color w:val="0000FF"/>
           <w:sz w:val="24"/>
         </w:rPr>
-        <w:t>p</w:t>
+        <w:t>e</w:t>
+      </w:r>
+      <w:r>
+        <w:rPr>
+          <w:rFonts w:ascii="Charis SIL Regular" w:hAnsi="Charis SIL Regular" w:eastAsia="Charis SIL Regular"/>
+          <w:b w:val="0"/>
+          <w:i w:val="0"/>
+          <w:color w:val="0000FF"/>
+          <w:sz w:val="24"/>
+          <w:u w:val="single"/>
+        </w:rPr>
+        <w:t xml:space="preserve"> </w:t>
+      </w:r>
+      <w:r>
+        <w:rPr>
+          <w:rFonts w:ascii="Charis SIL Regular" w:hAnsi="Charis SIL Regular" w:eastAsia="Charis SIL Regular"/>
+          <w:b w:val="0"/>
+          <w:i w:val="0"/>
+          <w:color w:val="0000FF"/>
+          <w:sz w:val="24"/>
+          <w:u w:val="single"/>
+        </w:rPr>
+        <w:hyperlink r:id="rId12" w:history="1">
+          <w:r>
+            <w:rPr>
+              <w:rStyle w:val="Hyperlink"/>
+            </w:rPr>
+            <w:t>zoekhulp</w:t>
+          </w:r>
+        </w:hyperlink>
       </w:r>
       <w:r>
         <w:rPr>
@@ -4069,7 +3923,7 @@
           <w:sz w:val="24"/>
           <w:u w:val="single"/>
         </w:rPr>
-        <w:hyperlink r:id="rId18" w:history="1">
+        <w:hyperlink r:id="rId19" w:history="1">
           <w:r>
             <w:rPr>
               <w:rStyle w:val="Hyperlink"/>
@@ -4116,7 +3970,7 @@
           <w:sz w:val="24"/>
           <w:u w:val="single"/>
         </w:rPr>
-        <w:hyperlink r:id="rId19" w:history="1">
+        <w:hyperlink r:id="rId18" w:history="1">
           <w:r>
             <w:rPr>
               <w:rStyle w:val="Hyperlink"/>
@@ -4151,7 +4005,7 @@
           <w:sz w:val="24"/>
           <w:u w:val="single"/>
         </w:rPr>
-        <w:hyperlink r:id="rId20" w:history="1">
+        <w:hyperlink r:id="rId18" w:history="1">
           <w:r>
             <w:rPr>
               <w:rStyle w:val="Hyperlink"/>
@@ -4180,7 +4034,7 @@
           <w:sz w:val="24"/>
           <w:u w:val="single"/>
         </w:rPr>
-        <w:hyperlink r:id="rId20" w:history="1">
+        <w:hyperlink r:id="rId18" w:history="1">
           <w:r>
             <w:rPr>
               <w:rStyle w:val="Hyperlink"/>
@@ -4331,7 +4185,7 @@
           <w:sz w:val="24"/>
           <w:u w:val="single"/>
         </w:rPr>
-        <w:hyperlink r:id="rId21" w:history="1">
+        <w:hyperlink r:id="rId20" w:history="1">
           <w:r>
             <w:rPr>
               <w:rStyle w:val="Hyperlink"/>
@@ -4349,7 +4203,7 @@
           <w:sz w:val="24"/>
           <w:u w:val="single"/>
         </w:rPr>
-        <w:hyperlink r:id="rId21" w:history="1">
+        <w:hyperlink r:id="rId20" w:history="1">
           <w:r>
             <w:rPr>
               <w:rStyle w:val="Hyperlink"/>
@@ -4367,7 +4221,7 @@
           <w:sz w:val="24"/>
           <w:u w:val="single"/>
         </w:rPr>
-        <w:hyperlink r:id="rId21" w:history="1">
+        <w:hyperlink r:id="rId20" w:history="1">
           <w:r>
             <w:rPr>
               <w:rStyle w:val="Hyperlink"/>
@@ -4395,7 +4249,7 @@
           <w:sz w:val="24"/>
           <w:u w:val="single"/>
         </w:rPr>
-        <w:hyperlink r:id="rId21" w:history="1">
+        <w:hyperlink r:id="rId20" w:history="1">
           <w:r>
             <w:rPr>
               <w:rStyle w:val="Hyperlink"/>
@@ -4424,7 +4278,7 @@
           <w:sz w:val="24"/>
           <w:u w:val="single"/>
         </w:rPr>
-        <w:hyperlink r:id="rId21" w:history="1">
+        <w:hyperlink r:id="rId20" w:history="1">
           <w:r>
             <w:rPr>
               <w:rStyle w:val="Hyperlink"/>
@@ -4575,7 +4429,7 @@
           <w:sz w:val="24"/>
           <w:u w:val="single"/>
         </w:rPr>
-        <w:hyperlink r:id="rId22" w:history="1">
+        <w:hyperlink r:id="rId21" w:history="1">
           <w:r>
             <w:rPr>
               <w:rStyle w:val="Hyperlink"/>
@@ -4593,7 +4447,7 @@
           <w:sz w:val="24"/>
           <w:u w:val="single"/>
         </w:rPr>
-        <w:hyperlink r:id="rId22" w:history="1">
+        <w:hyperlink r:id="rId21" w:history="1">
           <w:r>
             <w:rPr>
               <w:rStyle w:val="Hyperlink"/>
@@ -4611,7 +4465,7 @@
           <w:sz w:val="24"/>
           <w:u w:val="single"/>
         </w:rPr>
-        <w:hyperlink r:id="rId22" w:history="1">
+        <w:hyperlink r:id="rId21" w:history="1">
           <w:r>
             <w:rPr>
               <w:rStyle w:val="Hyperlink"/>
@@ -4629,7 +4483,7 @@
           <w:sz w:val="24"/>
           <w:u w:val="single"/>
         </w:rPr>
-        <w:hyperlink r:id="rId22" w:history="1">
+        <w:hyperlink r:id="rId21" w:history="1">
           <w:r>
             <w:rPr>
               <w:rStyle w:val="Hyperlink"/>
@@ -4657,7 +4511,7 @@
           <w:sz w:val="24"/>
           <w:u w:val="single"/>
         </w:rPr>
-        <w:hyperlink r:id="rId23" w:history="1">
+        <w:hyperlink r:id="rId21" w:history="1">
           <w:r>
             <w:rPr>
               <w:rStyle w:val="Hyperlink"/>
@@ -4675,7 +4529,7 @@
           <w:sz w:val="24"/>
           <w:u w:val="single"/>
         </w:rPr>
-        <w:hyperlink r:id="rId22" w:history="1">
+        <w:hyperlink r:id="rId21" w:history="1">
           <w:r>
             <w:rPr>
               <w:rStyle w:val="Hyperlink"/>
@@ -4704,7 +4558,7 @@
           <w:sz w:val="24"/>
           <w:u w:val="single"/>
         </w:rPr>
-        <w:hyperlink r:id="rId22" w:history="1">
+        <w:hyperlink r:id="rId21" w:history="1">
           <w:r>
             <w:rPr>
               <w:rStyle w:val="Hyperlink"/>
@@ -4715,13 +4569,14 @@
       </w:r>
       <w:r>
         <w:rPr>
+          <w:u w:val="single" w:color="0000ff"/>
           <w:rFonts w:ascii="Charis SIL Regular" w:hAnsi="Charis SIL Regular" w:eastAsia="Charis SIL Regular"/>
           <w:b w:val="0"/>
           <w:i w:val="0"/>
           <w:color w:val="000000"/>
           <w:sz w:val="24"/>
         </w:rPr>
-        <w:hyperlink r:id="rId22" w:history="1">
+        <w:hyperlink r:id="rId21" w:history="1">
           <w:r>
             <w:rPr>
               <w:rStyle w:val="Hyperlink"/>
@@ -4935,7 +4790,7 @@
           <w:sz w:val="24"/>
           <w:u w:val="single"/>
         </w:rPr>
-        <w:hyperlink r:id="rId24" w:history="1">
+        <w:hyperlink r:id="rId23" w:history="1">
           <w:r>
             <w:rPr>
               <w:rStyle w:val="Hyperlink"/>
@@ -4953,7 +4808,7 @@
           <w:sz w:val="24"/>
           <w:u w:val="single"/>
         </w:rPr>
-        <w:hyperlink r:id="rId24" w:history="1">
+        <w:hyperlink r:id="rId23" w:history="1">
           <w:r>
             <w:rPr>
               <w:rStyle w:val="Hyperlink"/>
@@ -4971,7 +4826,7 @@
           <w:sz w:val="24"/>
           <w:u w:val="single"/>
         </w:rPr>
-        <w:hyperlink r:id="rId24" w:history="1">
+        <w:hyperlink r:id="rId23" w:history="1">
           <w:r>
             <w:rPr>
               <w:rStyle w:val="Hyperlink"/>
@@ -4989,7 +4844,7 @@
           <w:sz w:val="24"/>
           <w:u w:val="single"/>
         </w:rPr>
-        <w:hyperlink r:id="rId24" w:history="1">
+        <w:hyperlink r:id="rId23" w:history="1">
           <w:r>
             <w:rPr>
               <w:rStyle w:val="Hyperlink"/>
@@ -5017,7 +4872,7 @@
           <w:sz w:val="24"/>
           <w:u w:val="single"/>
         </w:rPr>
-        <w:hyperlink r:id="rId25" w:history="1">
+        <w:hyperlink r:id="rId24" w:history="1">
           <w:r>
             <w:rPr>
               <w:rStyle w:val="Hyperlink"/>
@@ -5064,7 +4919,7 @@
           <w:sz w:val="24"/>
           <w:u w:val="single"/>
         </w:rPr>
-        <w:hyperlink r:id="rId25" w:history="1">
+        <w:hyperlink r:id="rId24" w:history="1">
           <w:r>
             <w:rPr>
               <w:rStyle w:val="Hyperlink"/>
@@ -5075,13 +4930,14 @@
       </w:r>
       <w:r>
         <w:rPr>
+          <w:u w:val="single" w:color="0000ff"/>
           <w:rFonts w:ascii="Charis SIL Regular" w:hAnsi="Charis SIL Regular" w:eastAsia="Charis SIL Regular"/>
           <w:b w:val="0"/>
           <w:i w:val="0"/>
           <w:color w:val="000000"/>
           <w:sz w:val="24"/>
         </w:rPr>
-        <w:hyperlink r:id="rId24" w:history="1">
+        <w:hyperlink r:id="rId23" w:history="1">
           <w:r>
             <w:rPr>
               <w:rStyle w:val="Hyperlink"/>
@@ -5099,7 +4955,7 @@
           <w:sz w:val="24"/>
           <w:u w:val="single"/>
         </w:rPr>
-        <w:hyperlink r:id="rId24" w:history="1">
+        <w:hyperlink r:id="rId23" w:history="1">
           <w:r>
             <w:rPr>
               <w:rStyle w:val="Hyperlink"/>
@@ -5128,7 +4984,7 @@
           <w:sz w:val="24"/>
           <w:u w:val="single"/>
         </w:rPr>
-        <w:hyperlink r:id="rId24" w:history="1">
+        <w:hyperlink r:id="rId23" w:history="1">
           <w:r>
             <w:rPr>
               <w:rStyle w:val="Hyperlink"/>

--- a/EXPORTS/DOCX/published/niveau3/Dutch/WMAmsterdam.docx
+++ b/EXPORTS/DOCX/published/niveau3/Dutch/WMAmsterdam.docx
@@ -368,255 +368,8 @@
           <w:i w:val="0"/>
           <w:color w:val="0000FF"/>
           <w:sz w:val="24"/>
-          <w:u w:val="single"/>
-        </w:rPr>
-        <w:hyperlink r:id="rId11" w:history="1">
-          <w:r>
-            <w:rPr>
-              <w:rStyle w:val="Hyperlink"/>
-            </w:rPr>
-            <w:t>Johann</w:t>
-          </w:r>
-        </w:hyperlink>
-      </w:r>
-      <w:r>
-        <w:rPr>
-          <w:rFonts w:ascii="Charis SIL Regular" w:hAnsi="Charis SIL Regular" w:eastAsia="Charis SIL Regular"/>
-          <w:b w:val="0"/>
-          <w:i w:val="0"/>
-          <w:color w:val="0000FF"/>
-          <w:sz w:val="24"/>
-          <w:u w:val="single"/>
-        </w:rPr>
-        <w:t xml:space="preserve"> </w:t>
-      </w:r>
-      <w:r>
-        <w:rPr>
-          <w:rFonts w:ascii="Charis SIL Regular" w:hAnsi="Charis SIL Regular" w:eastAsia="Charis SIL Regular"/>
-          <w:b w:val="0"/>
-          <w:i w:val="0"/>
-          <w:color w:val="0000FF"/>
-          <w:sz w:val="24"/>
-          <w:u w:val="single"/>
-        </w:rPr>
-        <w:hyperlink r:id="rId11" w:history="1">
-          <w:r>
-            <w:rPr>
-              <w:rStyle w:val="Hyperlink"/>
-            </w:rPr>
-            <w:t>George</w:t>
-          </w:r>
-        </w:hyperlink>
-      </w:r>
-      <w:r>
-        <w:rPr>
-          <w:rFonts w:ascii="Charis SIL Regular" w:hAnsi="Charis SIL Regular" w:eastAsia="Charis SIL Regular"/>
-          <w:b w:val="0"/>
-          <w:i w:val="0"/>
-          <w:color w:val="0000FF"/>
-          <w:sz w:val="24"/>
-          <w:u w:val="single"/>
-        </w:rPr>
-        <w:t xml:space="preserve"> </w:t>
-      </w:r>
-      <w:r>
-        <w:rPr>
-          <w:rFonts w:ascii="Charis SIL Regular" w:hAnsi="Charis SIL Regular" w:eastAsia="Charis SIL Regular"/>
-          <w:b w:val="0"/>
-          <w:i w:val="0"/>
-          <w:color w:val="0000FF"/>
-          <w:sz w:val="24"/>
-          <w:u w:val="single"/>
-        </w:rPr>
-        <w:hyperlink r:id="rId11" w:history="1">
-          <w:r>
-            <w:rPr>
-              <w:rStyle w:val="Hyperlink"/>
-            </w:rPr>
-            <w:t>Otto</w:t>
-          </w:r>
-        </w:hyperlink>
-      </w:r>
-      <w:r>
-        <w:rPr>
-          <w:rFonts w:ascii="Charis SIL Regular" w:hAnsi="Charis SIL Regular" w:eastAsia="Charis SIL Regular"/>
-          <w:b w:val="0"/>
-          <w:i w:val="0"/>
-          <w:color w:val="0000FF"/>
-          <w:sz w:val="24"/>
-          <w:u w:val="single"/>
-        </w:rPr>
-        <w:t xml:space="preserve"> </w:t>
-      </w:r>
-      <w:r>
-        <w:rPr>
-          <w:rFonts w:ascii="Charis SIL Regular" w:hAnsi="Charis SIL Regular" w:eastAsia="Charis SIL Regular"/>
-          <w:b w:val="0"/>
-          <w:i w:val="0"/>
-          <w:color w:val="0000FF"/>
-          <w:sz w:val="24"/>
-          <w:u w:val="single"/>
-        </w:rPr>
-        <w:hyperlink r:id="rId11" w:history="1">
-          <w:r>
-            <w:rPr>
-              <w:rStyle w:val="Hyperlink"/>
-            </w:rPr>
-            <w:t>Stuart</w:t>
-          </w:r>
-        </w:hyperlink>
-      </w:r>
-      <w:r>
-        <w:rPr>
-          <w:rFonts w:ascii="Charis SIL Regular" w:hAnsi="Charis SIL Regular" w:eastAsia="Charis SIL Regular"/>
-          <w:b w:val="0"/>
-          <w:i w:val="0"/>
-          <w:color w:val="0000FF"/>
-          <w:sz w:val="24"/>
-          <w:u w:val="single"/>
-        </w:rPr>
-        <w:t xml:space="preserve"> </w:t>
-      </w:r>
-      <w:r>
-        <w:rPr>
-          <w:rFonts w:ascii="Charis SIL Regular" w:hAnsi="Charis SIL Regular" w:eastAsia="Charis SIL Regular"/>
-          <w:b w:val="0"/>
-          <w:i w:val="0"/>
-          <w:color w:val="0000FF"/>
-          <w:sz w:val="24"/>
-          <w:u w:val="single"/>
-        </w:rPr>
-        <w:hyperlink r:id="rId11" w:history="1">
-          <w:r>
-            <w:rPr>
-              <w:rStyle w:val="Hyperlink"/>
-            </w:rPr>
-            <w:t>von</w:t>
-          </w:r>
-        </w:hyperlink>
-      </w:r>
-      <w:r>
-        <w:rPr>
-          <w:rFonts w:ascii="Charis SIL Regular" w:hAnsi="Charis SIL Regular" w:eastAsia="Charis SIL Regular"/>
-          <w:b w:val="0"/>
-          <w:i w:val="0"/>
-          <w:color w:val="0000FF"/>
-          <w:sz w:val="24"/>
-          <w:u w:val="single"/>
-        </w:rPr>
-        <w:t xml:space="preserve"> </w:t>
-      </w:r>
-      <w:r>
-        <w:rPr>
-          <w:rFonts w:ascii="Charis SIL Regular" w:hAnsi="Charis SIL Regular" w:eastAsia="Charis SIL Regular"/>
-          <w:b w:val="0"/>
-          <w:i w:val="0"/>
-          <w:color w:val="0000FF"/>
-          <w:sz w:val="24"/>
-          <w:u w:val="single"/>
-        </w:rPr>
-        <w:hyperlink r:id="rId10" w:history="1">
-          <w:r>
-            <w:rPr>
-              <w:rStyle w:val="Hyperlink"/>
-            </w:rPr>
-            <w:t>Schm</w:t>
-          </w:r>
-        </w:hyperlink>
-      </w:r>
-      <w:r>
-        <w:rPr>
-          <w:rFonts w:ascii="Charis SIL Regular" w:hAnsi="Charis SIL Regular" w:eastAsia="Charis SIL Regular"/>
-          <w:b w:val="0"/>
-          <w:i w:val="0"/>
-          <w:color w:val="0000FF"/>
-          <w:sz w:val="24"/>
-          <w:u w:val="single"/>
-        </w:rPr>
-        <w:hyperlink r:id="rId11" w:history="1">
-          <w:r>
-            <w:rPr>
-              <w:rStyle w:val="Hyperlink"/>
-            </w:rPr>
-            <w:t>i</w:t>
-          </w:r>
-        </w:hyperlink>
-      </w:r>
-      <w:r>
-        <w:rPr>
-          <w:rFonts w:ascii="Charis SIL Regular" w:hAnsi="Charis SIL Regular" w:eastAsia="Charis SIL Regular"/>
-          <w:b w:val="0"/>
-          <w:i w:val="0"/>
-          <w:color w:val="0000FF"/>
-          <w:sz w:val="24"/>
-          <w:u w:val="single"/>
-        </w:rPr>
-        <w:hyperlink r:id="rId11" w:history="1">
-          <w:r>
-            <w:rPr>
-              <w:rStyle w:val="Hyperlink"/>
-            </w:rPr>
-            <w:t>dt</w:t>
-          </w:r>
-        </w:hyperlink>
-      </w:r>
-      <w:r>
-        <w:rPr>
-          <w:rFonts w:ascii="Charis SIL Regular" w:hAnsi="Charis SIL Regular" w:eastAsia="Charis SIL Regular"/>
-          <w:b w:val="0"/>
-          <w:i w:val="0"/>
-          <w:color w:val="0000FF"/>
-          <w:sz w:val="24"/>
-          <w:u w:val="single"/>
-        </w:rPr>
-        <w:t xml:space="preserve"> </w:t>
-      </w:r>
-      <w:r>
-        <w:rPr>
-          <w:rFonts w:ascii="Charis SIL Regular" w:hAnsi="Charis SIL Regular" w:eastAsia="Charis SIL Regular"/>
-          <w:b w:val="0"/>
-          <w:i w:val="0"/>
-          <w:color w:val="0000FF"/>
-          <w:sz w:val="24"/>
-          <w:u w:val="single"/>
-        </w:rPr>
-        <w:hyperlink r:id="rId10" w:history="1">
-          <w:r>
-            <w:rPr>
-              <w:rStyle w:val="Hyperlink"/>
-            </w:rPr>
-            <w:t>auf</w:t>
-          </w:r>
-        </w:hyperlink>
-      </w:r>
-      <w:r>
-        <w:rPr>
-          <w:rFonts w:ascii="Charis SIL Regular" w:hAnsi="Charis SIL Regular" w:eastAsia="Charis SIL Regular"/>
-          <w:b w:val="0"/>
-          <w:i w:val="0"/>
-          <w:color w:val="0000FF"/>
-          <w:sz w:val="24"/>
-          <w:u w:val="single"/>
-        </w:rPr>
-        <w:t xml:space="preserve"> </w:t>
-      </w:r>
-      <w:r>
-        <w:rPr>
-          <w:rFonts w:ascii="Charis SIL Regular" w:hAnsi="Charis SIL Regular" w:eastAsia="Charis SIL Regular"/>
-          <w:b w:val="0"/>
-          <w:i w:val="0"/>
-          <w:color w:val="0000FF"/>
-          <w:sz w:val="24"/>
-          <w:u w:val="single"/>
-        </w:rPr>
-        <w:hyperlink r:id="rId10" w:history="1">
-          <w:r>
-            <w:rPr>
-              <w:rStyle w:val="Hyperlink"/>
-            </w:rPr>
-            <w:t>A</w:t>
-          </w:r>
-        </w:hyperlink>
+        </w:rPr>
+        <w:t>Johann George Otto Stuart von Schmidt auf A</w:t>
       </w:r>
       <w:r>
         <w:rPr>
@@ -969,19 +722,9 @@
             <w:rPr>
               <w:rStyle w:val="Hyperlink"/>
             </w:rPr>
-            <w:t>Museu</w:t>
+            <w:t>Museum</w:t>
           </w:r>
         </w:hyperlink>
-      </w:r>
-      <w:r>
-        <w:rPr>
-          <w:rFonts w:ascii="Charis SIL Regular" w:hAnsi="Charis SIL Regular" w:eastAsia="Charis SIL Regular"/>
-          <w:b w:val="0"/>
-          <w:i w:val="0"/>
-          <w:color w:val="0000FF"/>
-          <w:sz w:val="24"/>
-        </w:rPr>
-        <w:t>m</w:t>
       </w:r>
       <w:r>
         <w:rPr>
@@ -1008,9 +751,19 @@
             <w:rPr>
               <w:rStyle w:val="Hyperlink"/>
             </w:rPr>
-            <w:t>Artis</w:t>
+            <w:t>Arti</w:t>
           </w:r>
         </w:hyperlink>
+      </w:r>
+      <w:r>
+        <w:rPr>
+          <w:rFonts w:ascii="Charis SIL Regular" w:hAnsi="Charis SIL Regular" w:eastAsia="Charis SIL Regular"/>
+          <w:b w:val="0"/>
+          <w:i w:val="0"/>
+          <w:color w:val="0000FF"/>
+          <w:sz w:val="24"/>
+        </w:rPr>
+        <w:t>s</w:t>
       </w:r>
       <w:r>
         <w:rPr>
@@ -1387,6 +1140,7 @@
           <w:i w:val="0"/>
           <w:color w:val="0000FF"/>
           <w:sz w:val="24"/>
+          <w:u w:val="single"/>
         </w:rPr>
         <w:hyperlink r:id="rId13" w:history="1">
           <w:r>
@@ -1417,21 +1171,13 @@
       </w:r>
       <w:r>
         <w:rPr>
-          <w:u w:val="single" w:color="0000ff"/>
           <w:rFonts w:ascii="Charis SIL Regular" w:hAnsi="Charis SIL Regular" w:eastAsia="Charis SIL Regular"/>
           <w:b w:val="0"/>
           <w:i w:val="0"/>
           <w:color w:val="000000"/>
           <w:sz w:val="24"/>
         </w:rPr>
-        <w:hyperlink r:id="rId13" w:history="1">
-          <w:r>
-            <w:rPr>
-              <w:rStyle w:val="Hyperlink"/>
-            </w:rPr>
-            <w:t xml:space="preserve"> en het </w:t>
-          </w:r>
-        </w:hyperlink>
+        <w:t xml:space="preserve"> en het </w:t>
       </w:r>
       <w:r>
         <w:rPr>
@@ -1572,7 +1318,7 @@
           <w:sz w:val="24"/>
           <w:u w:val="single"/>
         </w:rPr>
-        <w:hyperlink r:id="rId13" w:history="1">
+        <w:hyperlink r:id="rId14" w:history="1">
           <w:r>
             <w:rPr>
               <w:rStyle w:val="Hyperlink"/>
@@ -1601,7 +1347,7 @@
           <w:sz w:val="24"/>
           <w:u w:val="single"/>
         </w:rPr>
-        <w:hyperlink r:id="rId13" w:history="1">
+        <w:hyperlink r:id="rId14" w:history="1">
           <w:r>
             <w:rPr>
               <w:rStyle w:val="Hyperlink"/>
@@ -1630,7 +1376,7 @@
           <w:sz w:val="24"/>
           <w:u w:val="single"/>
         </w:rPr>
-        <w:hyperlink r:id="rId13" w:history="1">
+        <w:hyperlink r:id="rId14" w:history="1">
           <w:r>
             <w:rPr>
               <w:rStyle w:val="Hyperlink"/>
@@ -1695,7 +1441,7 @@
           <w:sz w:val="24"/>
           <w:u w:val="single"/>
         </w:rPr>
-        <w:hyperlink r:id="rId14" w:history="1">
+        <w:hyperlink r:id="rId13" w:history="1">
           <w:r>
             <w:rPr>
               <w:rStyle w:val="Hyperlink"/>
@@ -1713,7 +1459,7 @@
           <w:sz w:val="24"/>
           <w:u w:val="single"/>
         </w:rPr>
-        <w:hyperlink r:id="rId14" w:history="1">
+        <w:hyperlink r:id="rId13" w:history="1">
           <w:r>
             <w:rPr>
               <w:rStyle w:val="Hyperlink"/>
@@ -1742,7 +1488,7 @@
           <w:sz w:val="24"/>
           <w:u w:val="single"/>
         </w:rPr>
-        <w:hyperlink r:id="rId14" w:history="1">
+        <w:hyperlink r:id="rId13" w:history="1">
           <w:r>
             <w:rPr>
               <w:rStyle w:val="Hyperlink"/>
@@ -1760,7 +1506,7 @@
           <w:sz w:val="24"/>
           <w:u w:val="single"/>
         </w:rPr>
-        <w:hyperlink r:id="rId14" w:history="1">
+        <w:hyperlink r:id="rId13" w:history="1">
           <w:r>
             <w:rPr>
               <w:rStyle w:val="Hyperlink"/>
@@ -2788,7 +2534,6 @@
       </w:r>
       <w:r>
         <w:rPr>
-          <w:u w:val="single" w:color="0000ff"/>
           <w:rFonts w:ascii="Charis SIL Regular" w:hAnsi="Charis SIL Regular" w:eastAsia="Charis SIL Regular"/>
           <w:b w:val="0"/>
           <w:i w:val="0"/>
@@ -2885,7 +2630,7 @@
             <w:rPr>
               <w:rStyle w:val="Hyperlink"/>
             </w:rPr>
-            <w:t>desbetreffen</w:t>
+            <w:t>desbetreffend</w:t>
           </w:r>
         </w:hyperlink>
       </w:r>
@@ -2896,13 +2641,36 @@
           <w:i w:val="0"/>
           <w:color w:val="0000FF"/>
           <w:sz w:val="24"/>
+          <w:u w:val="single"/>
+        </w:rPr>
+        <w:t>e</w:t>
+      </w:r>
+      <w:r>
+        <w:rPr>
+          <w:rFonts w:ascii="Charis SIL Regular" w:hAnsi="Charis SIL Regular" w:eastAsia="Charis SIL Regular"/>
+          <w:b w:val="0"/>
+          <w:i w:val="0"/>
+          <w:color w:val="0000FF"/>
+          <w:sz w:val="24"/>
+          <w:u w:val="single"/>
+        </w:rPr>
+        <w:t xml:space="preserve"> </w:t>
+      </w:r>
+      <w:r>
+        <w:rPr>
+          <w:rFonts w:ascii="Charis SIL Regular" w:hAnsi="Charis SIL Regular" w:eastAsia="Charis SIL Regular"/>
+          <w:b w:val="0"/>
+          <w:i w:val="0"/>
+          <w:color w:val="0000FF"/>
+          <w:sz w:val="24"/>
+          <w:u w:val="single"/>
         </w:rPr>
         <w:hyperlink r:id="rId12" w:history="1">
           <w:r>
             <w:rPr>
               <w:rStyle w:val="Hyperlink"/>
             </w:rPr>
-            <w:t>d</w:t>
+            <w:t>zoekhul</w:t>
           </w:r>
         </w:hyperlink>
       </w:r>
@@ -2914,36 +2682,7 @@
           <w:color w:val="0000FF"/>
           <w:sz w:val="24"/>
         </w:rPr>
-        <w:t>e</w:t>
-      </w:r>
-      <w:r>
-        <w:rPr>
-          <w:rFonts w:ascii="Charis SIL Regular" w:hAnsi="Charis SIL Regular" w:eastAsia="Charis SIL Regular"/>
-          <w:b w:val="0"/>
-          <w:i w:val="0"/>
-          <w:color w:val="0000FF"/>
-          <w:sz w:val="24"/>
-          <w:u w:val="single"/>
-        </w:rPr>
-        <w:t xml:space="preserve"> </w:t>
-      </w:r>
-      <w:r>
-        <w:rPr>
-          <w:rFonts w:ascii="Charis SIL Regular" w:hAnsi="Charis SIL Regular" w:eastAsia="Charis SIL Regular"/>
-          <w:b w:val="0"/>
-          <w:i w:val="0"/>
-          <w:color w:val="0000FF"/>
-          <w:sz w:val="24"/>
-          <w:u w:val="single"/>
-        </w:rPr>
-        <w:hyperlink r:id="rId12" w:history="1">
-          <w:r>
-            <w:rPr>
-              <w:rStyle w:val="Hyperlink"/>
-            </w:rPr>
-            <w:t>zoekhulp</w:t>
-          </w:r>
-        </w:hyperlink>
+        <w:t>p</w:t>
       </w:r>
       <w:r>
         <w:rPr>
@@ -4082,7 +3821,7 @@
           <w:sz w:val="24"/>
           <w:u w:val="single"/>
         </w:rPr>
-        <w:hyperlink r:id="rId18" w:history="1">
+        <w:hyperlink r:id="rId19" w:history="1">
           <w:r>
             <w:rPr>
               <w:rStyle w:val="Hyperlink"/>
@@ -4100,7 +3839,7 @@
           <w:sz w:val="24"/>
           <w:u w:val="single"/>
         </w:rPr>
-        <w:hyperlink r:id="rId18" w:history="1">
+        <w:hyperlink r:id="rId19" w:history="1">
           <w:r>
             <w:rPr>
               <w:rStyle w:val="Hyperlink"/>
@@ -4129,7 +3868,7 @@
           <w:sz w:val="24"/>
           <w:u w:val="single"/>
         </w:rPr>
-        <w:hyperlink r:id="rId18" w:history="1">
+        <w:hyperlink r:id="rId19" w:history="1">
           <w:r>
             <w:rPr>
               <w:rStyle w:val="Hyperlink"/>
@@ -4140,20 +3879,14 @@
       </w:r>
       <w:r>
         <w:rPr>
+          <w:u w:val="single" w:color="0000ff"/>
           <w:rFonts w:ascii="Charis SIL Regular" w:hAnsi="Charis SIL Regular" w:eastAsia="Charis SIL Regular"/>
           <w:b w:val="0"/>
           <w:i w:val="0"/>
           <w:color w:val="000000"/>
           <w:sz w:val="24"/>
         </w:rPr>
-        <w:hyperlink r:id="rId18" w:history="1">
-          <w:r>
-            <w:rPr>
-              <w:rStyle w:val="Hyperlink"/>
-            </w:rPr>
-            <w:t xml:space="preserve">, </w:t>
-          </w:r>
-        </w:hyperlink>
+        <w:t xml:space="preserve">, </w:t>
       </w:r>
       <w:r>
         <w:rPr>
@@ -4164,7 +3897,7 @@
           <w:sz w:val="24"/>
           <w:u w:val="single"/>
         </w:rPr>
-        <w:hyperlink r:id="rId18" w:history="1">
+        <w:hyperlink r:id="rId20" w:history="1">
           <w:r>
             <w:rPr>
               <w:rStyle w:val="Hyperlink"/>
@@ -4193,7 +3926,7 @@
           <w:sz w:val="24"/>
           <w:u w:val="single"/>
         </w:rPr>
-        <w:hyperlink r:id="rId18" w:history="1">
+        <w:hyperlink r:id="rId20" w:history="1">
           <w:r>
             <w:rPr>
               <w:rStyle w:val="Hyperlink"/>
@@ -4344,7 +4077,7 @@
           <w:sz w:val="24"/>
           <w:u w:val="single"/>
         </w:rPr>
-        <w:hyperlink r:id="rId19" w:history="1">
+        <w:hyperlink r:id="rId21" w:history="1">
           <w:r>
             <w:rPr>
               <w:rStyle w:val="Hyperlink"/>
@@ -4362,7 +4095,7 @@
           <w:sz w:val="24"/>
           <w:u w:val="single"/>
         </w:rPr>
-        <w:hyperlink r:id="rId19" w:history="1">
+        <w:hyperlink r:id="rId21" w:history="1">
           <w:r>
             <w:rPr>
               <w:rStyle w:val="Hyperlink"/>
@@ -4380,7 +4113,7 @@
           <w:sz w:val="24"/>
           <w:u w:val="single"/>
         </w:rPr>
-        <w:hyperlink r:id="rId19" w:history="1">
+        <w:hyperlink r:id="rId21" w:history="1">
           <w:r>
             <w:rPr>
               <w:rStyle w:val="Hyperlink"/>
@@ -4408,7 +4141,7 @@
           <w:sz w:val="24"/>
           <w:u w:val="single"/>
         </w:rPr>
-        <w:hyperlink r:id="rId19" w:history="1">
+        <w:hyperlink r:id="rId21" w:history="1">
           <w:r>
             <w:rPr>
               <w:rStyle w:val="Hyperlink"/>
@@ -4437,7 +4170,7 @@
           <w:sz w:val="24"/>
           <w:u w:val="single"/>
         </w:rPr>
-        <w:hyperlink r:id="rId19" w:history="1">
+        <w:hyperlink r:id="rId21" w:history="1">
           <w:r>
             <w:rPr>
               <w:rStyle w:val="Hyperlink"/>
@@ -4588,7 +4321,7 @@
           <w:sz w:val="24"/>
           <w:u w:val="single"/>
         </w:rPr>
-        <w:hyperlink r:id="rId20" w:history="1">
+        <w:hyperlink r:id="rId22" w:history="1">
           <w:r>
             <w:rPr>
               <w:rStyle w:val="Hyperlink"/>
@@ -4606,7 +4339,7 @@
           <w:sz w:val="24"/>
           <w:u w:val="single"/>
         </w:rPr>
-        <w:hyperlink r:id="rId20" w:history="1">
+        <w:hyperlink r:id="rId22" w:history="1">
           <w:r>
             <w:rPr>
               <w:rStyle w:val="Hyperlink"/>
@@ -4624,7 +4357,7 @@
           <w:sz w:val="24"/>
           <w:u w:val="single"/>
         </w:rPr>
-        <w:hyperlink r:id="rId20" w:history="1">
+        <w:hyperlink r:id="rId22" w:history="1">
           <w:r>
             <w:rPr>
               <w:rStyle w:val="Hyperlink"/>
@@ -4642,7 +4375,7 @@
           <w:sz w:val="24"/>
           <w:u w:val="single"/>
         </w:rPr>
-        <w:hyperlink r:id="rId20" w:history="1">
+        <w:hyperlink r:id="rId22" w:history="1">
           <w:r>
             <w:rPr>
               <w:rStyle w:val="Hyperlink"/>
@@ -4670,7 +4403,7 @@
           <w:sz w:val="24"/>
           <w:u w:val="single"/>
         </w:rPr>
-        <w:hyperlink r:id="rId20" w:history="1">
+        <w:hyperlink r:id="rId22" w:history="1">
           <w:r>
             <w:rPr>
               <w:rStyle w:val="Hyperlink"/>
@@ -4688,7 +4421,7 @@
           <w:sz w:val="24"/>
           <w:u w:val="single"/>
         </w:rPr>
-        <w:hyperlink r:id="rId20" w:history="1">
+        <w:hyperlink r:id="rId22" w:history="1">
           <w:r>
             <w:rPr>
               <w:rStyle w:val="Hyperlink"/>
@@ -4717,7 +4450,7 @@
           <w:sz w:val="24"/>
           <w:u w:val="single"/>
         </w:rPr>
-        <w:hyperlink r:id="rId21" w:history="1">
+        <w:hyperlink r:id="rId22" w:history="1">
           <w:r>
             <w:rPr>
               <w:rStyle w:val="Hyperlink"/>
@@ -4734,7 +4467,14 @@
           <w:color w:val="000000"/>
           <w:sz w:val="24"/>
         </w:rPr>
-        <w:t xml:space="preserve">, </w:t>
+        <w:hyperlink r:id="rId22" w:history="1">
+          <w:r>
+            <w:rPr>
+              <w:rStyle w:val="Hyperlink"/>
+            </w:rPr>
+            <w:t xml:space="preserve">, </w:t>
+          </w:r>
+        </w:hyperlink>
       </w:r>
       <w:r>
         <w:rPr>
@@ -4774,7 +4514,7 @@
           <w:sz w:val="24"/>
           <w:u w:val="single"/>
         </w:rPr>
-        <w:hyperlink r:id="rId22" w:history="1">
+        <w:hyperlink r:id="rId23" w:history="1">
           <w:r>
             <w:rPr>
               <w:rStyle w:val="Hyperlink"/>
@@ -4941,7 +4681,7 @@
           <w:sz w:val="24"/>
           <w:u w:val="single"/>
         </w:rPr>
-        <w:hyperlink r:id="rId23" w:history="1">
+        <w:hyperlink r:id="rId24" w:history="1">
           <w:r>
             <w:rPr>
               <w:rStyle w:val="Hyperlink"/>
@@ -4959,7 +4699,7 @@
           <w:sz w:val="24"/>
           <w:u w:val="single"/>
         </w:rPr>
-        <w:hyperlink r:id="rId23" w:history="1">
+        <w:hyperlink r:id="rId24" w:history="1">
           <w:r>
             <w:rPr>
               <w:rStyle w:val="Hyperlink"/>
@@ -4977,7 +4717,7 @@
           <w:sz w:val="24"/>
           <w:u w:val="single"/>
         </w:rPr>
-        <w:hyperlink r:id="rId23" w:history="1">
+        <w:hyperlink r:id="rId24" w:history="1">
           <w:r>
             <w:rPr>
               <w:rStyle w:val="Hyperlink"/>
@@ -4995,7 +4735,7 @@
           <w:sz w:val="24"/>
           <w:u w:val="single"/>
         </w:rPr>
-        <w:hyperlink r:id="rId23" w:history="1">
+        <w:hyperlink r:id="rId24" w:history="1">
           <w:r>
             <w:rPr>
               <w:rStyle w:val="Hyperlink"/>
@@ -5041,7 +4781,7 @@
           <w:sz w:val="24"/>
           <w:u w:val="single"/>
         </w:rPr>
-        <w:hyperlink r:id="rId23" w:history="1">
+        <w:hyperlink r:id="rId25" w:history="1">
           <w:r>
             <w:rPr>
               <w:rStyle w:val="Hyperlink"/>
@@ -5070,7 +4810,7 @@
           <w:sz w:val="24"/>
           <w:u w:val="single"/>
         </w:rPr>
-        <w:hyperlink r:id="rId24" w:history="1">
+        <w:hyperlink r:id="rId25" w:history="1">
           <w:r>
             <w:rPr>
               <w:rStyle w:val="Hyperlink"/>
@@ -5081,6 +4821,7 @@
       </w:r>
       <w:r>
         <w:rPr>
+          <w:u w:val="single" w:color="0000ff"/>
           <w:rFonts w:ascii="Charis SIL Regular" w:hAnsi="Charis SIL Regular" w:eastAsia="Charis SIL Regular"/>
           <w:b w:val="0"/>
           <w:i w:val="0"/>
@@ -5098,7 +4839,7 @@
           <w:sz w:val="24"/>
           <w:u w:val="single"/>
         </w:rPr>
-        <w:hyperlink r:id="rId23" w:history="1">
+        <w:hyperlink r:id="rId26" w:history="1">
           <w:r>
             <w:rPr>
               <w:rStyle w:val="Hyperlink"/>
@@ -5127,7 +4868,7 @@
           <w:sz w:val="24"/>
           <w:u w:val="single"/>
         </w:rPr>
-        <w:hyperlink r:id="rId25" w:history="1">
+        <w:hyperlink r:id="rId24" w:history="1">
           <w:r>
             <w:rPr>
               <w:rStyle w:val="Hyperlink"/>

--- a/EXPORTS/DOCX/published/niveau3/Dutch/WMAmsterdam.docx
+++ b/EXPORTS/DOCX/published/niveau3/Dutch/WMAmsterdam.docx
@@ -174,25 +174,7 @@
           <w:color w:val="000000"/>
           <w:sz w:val="24"/>
         </w:rPr>
-        <w:t xml:space="preserve"> in Haarlem. Dit Koloniaal Museum, dat was geïnitieerd door de Nede</w:t>
-      </w:r>
-      <w:r>
-        <w:rPr>
-          <w:u w:val="single" w:color="0000ff"/>
-          <w:rFonts w:ascii="Charis SIL Regular" w:hAnsi="Charis SIL Regular" w:eastAsia="Charis SIL Regular"/>
-          <w:b w:val="0"/>
-          <w:i w:val="0"/>
-          <w:color w:val="000000"/>
-          <w:sz w:val="24"/>
-        </w:rPr>
-        <w:hyperlink r:id="rId9" w:history="1">
-          <w:r>
-            <w:rPr>
-              <w:rStyle w:val="Hyperlink"/>
-            </w:rPr>
-            <w:t xml:space="preserve">rlandsche </w:t>
-          </w:r>
-        </w:hyperlink>
+        <w:t xml:space="preserve"> in Haarlem. Dit Koloniaal Museum, dat was geïnitieerd door de Nederlandsche </w:t>
       </w:r>
       <w:r>
         <w:rPr>
@@ -368,8 +350,255 @@
           <w:i w:val="0"/>
           <w:color w:val="0000FF"/>
           <w:sz w:val="24"/>
-        </w:rPr>
-        <w:t>Johann George Otto Stuart von Schmidt auf A</w:t>
+          <w:u w:val="single"/>
+        </w:rPr>
+        <w:hyperlink r:id="rId11" w:history="1">
+          <w:r>
+            <w:rPr>
+              <w:rStyle w:val="Hyperlink"/>
+            </w:rPr>
+            <w:t>Johann</w:t>
+          </w:r>
+        </w:hyperlink>
+      </w:r>
+      <w:r>
+        <w:rPr>
+          <w:rFonts w:ascii="Charis SIL Regular" w:hAnsi="Charis SIL Regular" w:eastAsia="Charis SIL Regular"/>
+          <w:b w:val="0"/>
+          <w:i w:val="0"/>
+          <w:color w:val="0000FF"/>
+          <w:sz w:val="24"/>
+          <w:u w:val="single"/>
+        </w:rPr>
+        <w:t xml:space="preserve"> </w:t>
+      </w:r>
+      <w:r>
+        <w:rPr>
+          <w:rFonts w:ascii="Charis SIL Regular" w:hAnsi="Charis SIL Regular" w:eastAsia="Charis SIL Regular"/>
+          <w:b w:val="0"/>
+          <w:i w:val="0"/>
+          <w:color w:val="0000FF"/>
+          <w:sz w:val="24"/>
+          <w:u w:val="single"/>
+        </w:rPr>
+        <w:hyperlink r:id="rId11" w:history="1">
+          <w:r>
+            <w:rPr>
+              <w:rStyle w:val="Hyperlink"/>
+            </w:rPr>
+            <w:t>George</w:t>
+          </w:r>
+        </w:hyperlink>
+      </w:r>
+      <w:r>
+        <w:rPr>
+          <w:rFonts w:ascii="Charis SIL Regular" w:hAnsi="Charis SIL Regular" w:eastAsia="Charis SIL Regular"/>
+          <w:b w:val="0"/>
+          <w:i w:val="0"/>
+          <w:color w:val="0000FF"/>
+          <w:sz w:val="24"/>
+          <w:u w:val="single"/>
+        </w:rPr>
+        <w:t xml:space="preserve"> </w:t>
+      </w:r>
+      <w:r>
+        <w:rPr>
+          <w:rFonts w:ascii="Charis SIL Regular" w:hAnsi="Charis SIL Regular" w:eastAsia="Charis SIL Regular"/>
+          <w:b w:val="0"/>
+          <w:i w:val="0"/>
+          <w:color w:val="0000FF"/>
+          <w:sz w:val="24"/>
+          <w:u w:val="single"/>
+        </w:rPr>
+        <w:hyperlink r:id="rId11" w:history="1">
+          <w:r>
+            <w:rPr>
+              <w:rStyle w:val="Hyperlink"/>
+            </w:rPr>
+            <w:t>Otto</w:t>
+          </w:r>
+        </w:hyperlink>
+      </w:r>
+      <w:r>
+        <w:rPr>
+          <w:rFonts w:ascii="Charis SIL Regular" w:hAnsi="Charis SIL Regular" w:eastAsia="Charis SIL Regular"/>
+          <w:b w:val="0"/>
+          <w:i w:val="0"/>
+          <w:color w:val="0000FF"/>
+          <w:sz w:val="24"/>
+          <w:u w:val="single"/>
+        </w:rPr>
+        <w:t xml:space="preserve"> </w:t>
+      </w:r>
+      <w:r>
+        <w:rPr>
+          <w:rFonts w:ascii="Charis SIL Regular" w:hAnsi="Charis SIL Regular" w:eastAsia="Charis SIL Regular"/>
+          <w:b w:val="0"/>
+          <w:i w:val="0"/>
+          <w:color w:val="0000FF"/>
+          <w:sz w:val="24"/>
+          <w:u w:val="single"/>
+        </w:rPr>
+        <w:hyperlink r:id="rId11" w:history="1">
+          <w:r>
+            <w:rPr>
+              <w:rStyle w:val="Hyperlink"/>
+            </w:rPr>
+            <w:t>Stuart</w:t>
+          </w:r>
+        </w:hyperlink>
+      </w:r>
+      <w:r>
+        <w:rPr>
+          <w:rFonts w:ascii="Charis SIL Regular" w:hAnsi="Charis SIL Regular" w:eastAsia="Charis SIL Regular"/>
+          <w:b w:val="0"/>
+          <w:i w:val="0"/>
+          <w:color w:val="0000FF"/>
+          <w:sz w:val="24"/>
+          <w:u w:val="single"/>
+        </w:rPr>
+        <w:t xml:space="preserve"> </w:t>
+      </w:r>
+      <w:r>
+        <w:rPr>
+          <w:rFonts w:ascii="Charis SIL Regular" w:hAnsi="Charis SIL Regular" w:eastAsia="Charis SIL Regular"/>
+          <w:b w:val="0"/>
+          <w:i w:val="0"/>
+          <w:color w:val="0000FF"/>
+          <w:sz w:val="24"/>
+          <w:u w:val="single"/>
+        </w:rPr>
+        <w:hyperlink r:id="rId11" w:history="1">
+          <w:r>
+            <w:rPr>
+              <w:rStyle w:val="Hyperlink"/>
+            </w:rPr>
+            <w:t>von</w:t>
+          </w:r>
+        </w:hyperlink>
+      </w:r>
+      <w:r>
+        <w:rPr>
+          <w:rFonts w:ascii="Charis SIL Regular" w:hAnsi="Charis SIL Regular" w:eastAsia="Charis SIL Regular"/>
+          <w:b w:val="0"/>
+          <w:i w:val="0"/>
+          <w:color w:val="0000FF"/>
+          <w:sz w:val="24"/>
+          <w:u w:val="single"/>
+        </w:rPr>
+        <w:t xml:space="preserve"> </w:t>
+      </w:r>
+      <w:r>
+        <w:rPr>
+          <w:rFonts w:ascii="Charis SIL Regular" w:hAnsi="Charis SIL Regular" w:eastAsia="Charis SIL Regular"/>
+          <w:b w:val="0"/>
+          <w:i w:val="0"/>
+          <w:color w:val="0000FF"/>
+          <w:sz w:val="24"/>
+          <w:u w:val="single"/>
+        </w:rPr>
+        <w:hyperlink r:id="rId10" w:history="1">
+          <w:r>
+            <w:rPr>
+              <w:rStyle w:val="Hyperlink"/>
+            </w:rPr>
+            <w:t>Schm</w:t>
+          </w:r>
+        </w:hyperlink>
+      </w:r>
+      <w:r>
+        <w:rPr>
+          <w:rFonts w:ascii="Charis SIL Regular" w:hAnsi="Charis SIL Regular" w:eastAsia="Charis SIL Regular"/>
+          <w:b w:val="0"/>
+          <w:i w:val="0"/>
+          <w:color w:val="0000FF"/>
+          <w:sz w:val="24"/>
+          <w:u w:val="single"/>
+        </w:rPr>
+        <w:hyperlink r:id="rId11" w:history="1">
+          <w:r>
+            <w:rPr>
+              <w:rStyle w:val="Hyperlink"/>
+            </w:rPr>
+            <w:t>i</w:t>
+          </w:r>
+        </w:hyperlink>
+      </w:r>
+      <w:r>
+        <w:rPr>
+          <w:rFonts w:ascii="Charis SIL Regular" w:hAnsi="Charis SIL Regular" w:eastAsia="Charis SIL Regular"/>
+          <w:b w:val="0"/>
+          <w:i w:val="0"/>
+          <w:color w:val="0000FF"/>
+          <w:sz w:val="24"/>
+          <w:u w:val="single"/>
+        </w:rPr>
+        <w:hyperlink r:id="rId11" w:history="1">
+          <w:r>
+            <w:rPr>
+              <w:rStyle w:val="Hyperlink"/>
+            </w:rPr>
+            <w:t>dt</w:t>
+          </w:r>
+        </w:hyperlink>
+      </w:r>
+      <w:r>
+        <w:rPr>
+          <w:rFonts w:ascii="Charis SIL Regular" w:hAnsi="Charis SIL Regular" w:eastAsia="Charis SIL Regular"/>
+          <w:b w:val="0"/>
+          <w:i w:val="0"/>
+          <w:color w:val="0000FF"/>
+          <w:sz w:val="24"/>
+          <w:u w:val="single"/>
+        </w:rPr>
+        <w:t xml:space="preserve"> </w:t>
+      </w:r>
+      <w:r>
+        <w:rPr>
+          <w:rFonts w:ascii="Charis SIL Regular" w:hAnsi="Charis SIL Regular" w:eastAsia="Charis SIL Regular"/>
+          <w:b w:val="0"/>
+          <w:i w:val="0"/>
+          <w:color w:val="0000FF"/>
+          <w:sz w:val="24"/>
+          <w:u w:val="single"/>
+        </w:rPr>
+        <w:hyperlink r:id="rId10" w:history="1">
+          <w:r>
+            <w:rPr>
+              <w:rStyle w:val="Hyperlink"/>
+            </w:rPr>
+            <w:t>auf</w:t>
+          </w:r>
+        </w:hyperlink>
+      </w:r>
+      <w:r>
+        <w:rPr>
+          <w:rFonts w:ascii="Charis SIL Regular" w:hAnsi="Charis SIL Regular" w:eastAsia="Charis SIL Regular"/>
+          <w:b w:val="0"/>
+          <w:i w:val="0"/>
+          <w:color w:val="0000FF"/>
+          <w:sz w:val="24"/>
+          <w:u w:val="single"/>
+        </w:rPr>
+        <w:t xml:space="preserve"> </w:t>
+      </w:r>
+      <w:r>
+        <w:rPr>
+          <w:rFonts w:ascii="Charis SIL Regular" w:hAnsi="Charis SIL Regular" w:eastAsia="Charis SIL Regular"/>
+          <w:b w:val="0"/>
+          <w:i w:val="0"/>
+          <w:color w:val="0000FF"/>
+          <w:sz w:val="24"/>
+          <w:u w:val="single"/>
+        </w:rPr>
+        <w:hyperlink r:id="rId10" w:history="1">
+          <w:r>
+            <w:rPr>
+              <w:rStyle w:val="Hyperlink"/>
+            </w:rPr>
+            <w:t>A</w:t>
+          </w:r>
+        </w:hyperlink>
       </w:r>
       <w:r>
         <w:rPr>
@@ -419,93 +648,13 @@
       </w:r>
       <w:r>
         <w:rPr>
-          <w:u w:val="single" w:color="0000ff"/>
           <w:rFonts w:ascii="Charis SIL Regular" w:hAnsi="Charis SIL Regular" w:eastAsia="Charis SIL Regular"/>
           <w:b w:val="0"/>
           <w:i w:val="0"/>
           <w:color w:val="000000"/>
           <w:sz w:val="24"/>
         </w:rPr>
-        <w:hyperlink r:id="rId11" w:history="1">
-          <w:r>
-            <w:rPr>
-              <w:rStyle w:val="Hyperlink"/>
-            </w:rPr>
-            <w:t>Lands P</w:t>
-          </w:r>
-        </w:hyperlink>
-      </w:r>
-      <w:r>
-        <w:rPr>
-          <w:u w:val="single" w:color="0000ff"/>
-          <w:rFonts w:ascii="Charis SIL Regular" w:hAnsi="Charis SIL Regular" w:eastAsia="Charis SIL Regular"/>
-          <w:b w:val="0"/>
-          <w:i w:val="0"/>
-          <w:color w:val="000000"/>
-          <w:sz w:val="24"/>
-        </w:rPr>
-        <w:hyperlink r:id="rId11" w:history="1">
-          <w:r>
-            <w:rPr>
-              <w:rStyle w:val="Hyperlink"/>
-            </w:rPr>
-            <w:t>lantent</w:t>
-          </w:r>
-        </w:hyperlink>
-      </w:r>
-      <w:r>
-        <w:rPr>
-          <w:u w:val="single" w:color="0000ff"/>
-          <w:rFonts w:ascii="Charis SIL Regular" w:hAnsi="Charis SIL Regular" w:eastAsia="Charis SIL Regular"/>
-          <w:b w:val="0"/>
-          <w:i w:val="0"/>
-          <w:color w:val="000000"/>
-          <w:sz w:val="24"/>
-        </w:rPr>
-        <w:hyperlink r:id="rId11" w:history="1">
-          <w:r>
-            <w:rPr>
-              <w:rStyle w:val="Hyperlink"/>
-            </w:rPr>
-            <w:t>u</w:t>
-          </w:r>
-        </w:hyperlink>
-      </w:r>
-      <w:r>
-        <w:rPr>
-          <w:u w:val="single" w:color="0000ff"/>
-          <w:rFonts w:ascii="Charis SIL Regular" w:hAnsi="Charis SIL Regular" w:eastAsia="Charis SIL Regular"/>
-          <w:b w:val="0"/>
-          <w:i w:val="0"/>
-          <w:color w:val="000000"/>
-          <w:sz w:val="24"/>
-        </w:rPr>
-        <w:hyperlink r:id="rId11" w:history="1">
-          <w:r>
-            <w:rPr>
-              <w:rStyle w:val="Hyperlink"/>
-            </w:rPr>
-            <w:t>in in</w:t>
-          </w:r>
-        </w:hyperlink>
-      </w:r>
-      <w:r>
-        <w:rPr>
-          <w:u w:val="single" w:color="0000ff"/>
-          <w:rFonts w:ascii="Charis SIL Regular" w:hAnsi="Charis SIL Regular" w:eastAsia="Charis SIL Regular"/>
-          <w:b w:val="0"/>
-          <w:i w:val="0"/>
-          <w:color w:val="000000"/>
-          <w:sz w:val="24"/>
-        </w:rPr>
-        <w:hyperlink r:id="rId11" w:history="1">
-          <w:r>
-            <w:rPr>
-              <w:rStyle w:val="Hyperlink"/>
-            </w:rPr>
-            <w:t xml:space="preserve"> Bogor</w:t>
-          </w:r>
-        </w:hyperlink>
+        <w:t>Lands Plantentuin in Bogor</w:t>
       </w:r>
       <w:r>
         <w:rPr>
@@ -1171,6 +1320,7 @@
       </w:r>
       <w:r>
         <w:rPr>
+          <w:u w:val="single" w:color="0000ff"/>
           <w:rFonts w:ascii="Charis SIL Regular" w:hAnsi="Charis SIL Regular" w:eastAsia="Charis SIL Regular"/>
           <w:b w:val="0"/>
           <w:i w:val="0"/>
@@ -1186,27 +1336,19 @@
           <w:i w:val="0"/>
           <w:color w:val="0000FF"/>
           <w:sz w:val="24"/>
+        </w:rPr>
+        <w:t>Rijksmu</w:t>
+      </w:r>
+      <w:r>
+        <w:rPr>
+          <w:rFonts w:ascii="Charis SIL Regular" w:hAnsi="Charis SIL Regular" w:eastAsia="Charis SIL Regular"/>
+          <w:b w:val="0"/>
+          <w:i w:val="0"/>
+          <w:color w:val="0000FF"/>
+          <w:sz w:val="24"/>
           <w:u w:val="single"/>
         </w:rPr>
         <w:hyperlink r:id="rId13" w:history="1">
-          <w:r>
-            <w:rPr>
-              <w:rStyle w:val="Hyperlink"/>
-            </w:rPr>
-            <w:t>Rijksmu</w:t>
-          </w:r>
-        </w:hyperlink>
-      </w:r>
-      <w:r>
-        <w:rPr>
-          <w:rFonts w:ascii="Charis SIL Regular" w:hAnsi="Charis SIL Regular" w:eastAsia="Charis SIL Regular"/>
-          <w:b w:val="0"/>
-          <w:i w:val="0"/>
-          <w:color w:val="0000FF"/>
-          <w:sz w:val="24"/>
-          <w:u w:val="single"/>
-        </w:rPr>
-        <w:hyperlink r:id="rId14" w:history="1">
           <w:r>
             <w:rPr>
               <w:rStyle w:val="Hyperlink"/>
@@ -1224,14 +1366,7 @@
           <w:sz w:val="24"/>
           <w:u w:val="single"/>
         </w:rPr>
-        <w:hyperlink r:id="rId14" w:history="1">
-          <w:r>
-            <w:rPr>
-              <w:rStyle w:val="Hyperlink"/>
-            </w:rPr>
-            <w:t>m</w:t>
-          </w:r>
-        </w:hyperlink>
+        <w:t>m</w:t>
       </w:r>
       <w:r>
         <w:rPr>
@@ -1318,7 +1453,7 @@
           <w:sz w:val="24"/>
           <w:u w:val="single"/>
         </w:rPr>
-        <w:hyperlink r:id="rId14" w:history="1">
+        <w:hyperlink r:id="rId13" w:history="1">
           <w:r>
             <w:rPr>
               <w:rStyle w:val="Hyperlink"/>
@@ -1347,7 +1482,7 @@
           <w:sz w:val="24"/>
           <w:u w:val="single"/>
         </w:rPr>
-        <w:hyperlink r:id="rId14" w:history="1">
+        <w:hyperlink r:id="rId13" w:history="1">
           <w:r>
             <w:rPr>
               <w:rStyle w:val="Hyperlink"/>
@@ -1376,7 +1511,7 @@
           <w:sz w:val="24"/>
           <w:u w:val="single"/>
         </w:rPr>
-        <w:hyperlink r:id="rId14" w:history="1">
+        <w:hyperlink r:id="rId13" w:history="1">
           <w:r>
             <w:rPr>
               <w:rStyle w:val="Hyperlink"/>
@@ -1488,7 +1623,7 @@
           <w:sz w:val="24"/>
           <w:u w:val="single"/>
         </w:rPr>
-        <w:hyperlink r:id="rId13" w:history="1">
+        <w:hyperlink r:id="rId14" w:history="1">
           <w:r>
             <w:rPr>
               <w:rStyle w:val="Hyperlink"/>
@@ -1506,7 +1641,7 @@
           <w:sz w:val="24"/>
           <w:u w:val="single"/>
         </w:rPr>
-        <w:hyperlink r:id="rId13" w:history="1">
+        <w:hyperlink r:id="rId14" w:history="1">
           <w:r>
             <w:rPr>
               <w:rStyle w:val="Hyperlink"/>
@@ -1524,7 +1659,7 @@
           <w:sz w:val="24"/>
           <w:u w:val="single"/>
         </w:rPr>
-        <w:hyperlink r:id="rId13" w:history="1">
+        <w:hyperlink r:id="rId14" w:history="1">
           <w:r>
             <w:rPr>
               <w:rStyle w:val="Hyperlink"/>
@@ -1542,7 +1677,7 @@
           <w:sz w:val="24"/>
           <w:u w:val="single"/>
         </w:rPr>
-        <w:hyperlink r:id="rId13" w:history="1">
+        <w:hyperlink r:id="rId14" w:history="1">
           <w:r>
             <w:rPr>
               <w:rStyle w:val="Hyperlink"/>
@@ -1560,7 +1695,7 @@
           <w:sz w:val="24"/>
           <w:u w:val="single"/>
         </w:rPr>
-        <w:hyperlink r:id="rId13" w:history="1">
+        <w:hyperlink r:id="rId14" w:history="1">
           <w:r>
             <w:rPr>
               <w:rStyle w:val="Hyperlink"/>
@@ -1589,7 +1724,7 @@
           <w:sz w:val="24"/>
           <w:u w:val="single"/>
         </w:rPr>
-        <w:hyperlink r:id="rId13" w:history="1">
+        <w:hyperlink r:id="rId14" w:history="1">
           <w:r>
             <w:rPr>
               <w:rStyle w:val="Hyperlink"/>
@@ -2426,121 +2561,13 @@
       </w:r>
       <w:r>
         <w:rPr>
-          <w:u w:val="single" w:color="0000ff"/>
           <w:rFonts w:ascii="Charis SIL Regular" w:hAnsi="Charis SIL Regular" w:eastAsia="Charis SIL Regular"/>
           <w:b w:val="0"/>
           <w:i w:val="0"/>
           <w:color w:val="000000"/>
           <w:sz w:val="24"/>
         </w:rPr>
-        <w:hyperlink r:id="rId17" w:history="1">
-          <w:r>
-            <w:rPr>
-              <w:rStyle w:val="Hyperlink"/>
-            </w:rPr>
-            <w:t>inventaris</w:t>
-          </w:r>
-        </w:hyperlink>
-      </w:r>
-      <w:r>
-        <w:rPr>
-          <w:u w:val="single" w:color="0000ff"/>
-          <w:rFonts w:ascii="Charis SIL Regular" w:hAnsi="Charis SIL Regular" w:eastAsia="Charis SIL Regular"/>
-          <w:b w:val="0"/>
-          <w:i w:val="0"/>
-          <w:color w:val="000000"/>
-          <w:sz w:val="24"/>
-        </w:rPr>
-        <w:hyperlink r:id="rId17" w:history="1">
-          <w:r>
-            <w:rPr>
-              <w:rStyle w:val="Hyperlink"/>
-            </w:rPr>
-            <w:t>n</w:t>
-          </w:r>
-        </w:hyperlink>
-      </w:r>
-      <w:r>
-        <w:rPr>
-          <w:u w:val="single" w:color="0000ff"/>
-          <w:rFonts w:ascii="Charis SIL Regular" w:hAnsi="Charis SIL Regular" w:eastAsia="Charis SIL Regular"/>
-          <w:b w:val="0"/>
-          <w:i w:val="0"/>
-          <w:color w:val="000000"/>
-          <w:sz w:val="24"/>
-        </w:rPr>
-        <w:hyperlink r:id="rId17" w:history="1">
-          <w:r>
-            <w:rPr>
-              <w:rStyle w:val="Hyperlink"/>
-            </w:rPr>
-            <w:t>ummers 18</w:t>
-          </w:r>
-        </w:hyperlink>
-      </w:r>
-      <w:r>
-        <w:rPr>
-          <w:u w:val="single" w:color="0000ff"/>
-          <w:rFonts w:ascii="Charis SIL Regular" w:hAnsi="Charis SIL Regular" w:eastAsia="Charis SIL Regular"/>
-          <w:b w:val="0"/>
-          <w:i w:val="0"/>
-          <w:color w:val="000000"/>
-          <w:sz w:val="24"/>
-        </w:rPr>
-        <w:hyperlink r:id="rId17" w:history="1">
-          <w:r>
-            <w:rPr>
-              <w:rStyle w:val="Hyperlink"/>
-            </w:rPr>
-            <w:t>76 tot en me</w:t>
-          </w:r>
-        </w:hyperlink>
-      </w:r>
-      <w:r>
-        <w:rPr>
-          <w:u w:val="single" w:color="0000ff"/>
-          <w:rFonts w:ascii="Charis SIL Regular" w:hAnsi="Charis SIL Regular" w:eastAsia="Charis SIL Regular"/>
-          <w:b w:val="0"/>
-          <w:i w:val="0"/>
-          <w:color w:val="000000"/>
-          <w:sz w:val="24"/>
-        </w:rPr>
-        <w:hyperlink r:id="rId17" w:history="1">
-          <w:r>
-            <w:rPr>
-              <w:rStyle w:val="Hyperlink"/>
-            </w:rPr>
-            <w:t>t</w:t>
-          </w:r>
-        </w:hyperlink>
-      </w:r>
-      <w:r>
-        <w:rPr>
-          <w:u w:val="single" w:color="0000ff"/>
-          <w:rFonts w:ascii="Charis SIL Regular" w:hAnsi="Charis SIL Regular" w:eastAsia="Charis SIL Regular"/>
-          <w:b w:val="0"/>
-          <w:i w:val="0"/>
-          <w:color w:val="000000"/>
-          <w:sz w:val="24"/>
-        </w:rPr>
-        <w:hyperlink r:id="rId17" w:history="1">
-          <w:r>
-            <w:rPr>
-              <w:rStyle w:val="Hyperlink"/>
-            </w:rPr>
-            <w:t xml:space="preserve"> 1919 </w:t>
-          </w:r>
-        </w:hyperlink>
-      </w:r>
-      <w:r>
-        <w:rPr>
-          <w:rFonts w:ascii="Charis SIL Regular" w:hAnsi="Charis SIL Regular" w:eastAsia="Charis SIL Regular"/>
-          <w:b w:val="0"/>
-          <w:i w:val="0"/>
-          <w:color w:val="000000"/>
-          <w:sz w:val="24"/>
-        </w:rPr>
-        <w:t>m</w:t>
+        <w:t>inventarisnummers 1876 tot en met 1919 m</w:t>
       </w:r>
       <w:r>
         <w:rPr>
@@ -3868,7 +3895,7 @@
           <w:sz w:val="24"/>
           <w:u w:val="single"/>
         </w:rPr>
-        <w:hyperlink r:id="rId19" w:history="1">
+        <w:hyperlink r:id="rId18" w:history="1">
           <w:r>
             <w:rPr>
               <w:rStyle w:val="Hyperlink"/>
@@ -3879,14 +3906,20 @@
       </w:r>
       <w:r>
         <w:rPr>
-          <w:u w:val="single" w:color="0000ff"/>
           <w:rFonts w:ascii="Charis SIL Regular" w:hAnsi="Charis SIL Regular" w:eastAsia="Charis SIL Regular"/>
           <w:b w:val="0"/>
           <w:i w:val="0"/>
           <w:color w:val="000000"/>
           <w:sz w:val="24"/>
         </w:rPr>
-        <w:t xml:space="preserve">, </w:t>
+        <w:hyperlink r:id="rId18" w:history="1">
+          <w:r>
+            <w:rPr>
+              <w:rStyle w:val="Hyperlink"/>
+            </w:rPr>
+            <w:t xml:space="preserve">, </w:t>
+          </w:r>
+        </w:hyperlink>
       </w:r>
       <w:r>
         <w:rPr>
@@ -3897,7 +3930,7 @@
           <w:sz w:val="24"/>
           <w:u w:val="single"/>
         </w:rPr>
-        <w:hyperlink r:id="rId20" w:history="1">
+        <w:hyperlink r:id="rId18" w:history="1">
           <w:r>
             <w:rPr>
               <w:rStyle w:val="Hyperlink"/>
@@ -3926,7 +3959,7 @@
           <w:sz w:val="24"/>
           <w:u w:val="single"/>
         </w:rPr>
-        <w:hyperlink r:id="rId20" w:history="1">
+        <w:hyperlink r:id="rId18" w:history="1">
           <w:r>
             <w:rPr>
               <w:rStyle w:val="Hyperlink"/>
@@ -4077,7 +4110,7 @@
           <w:sz w:val="24"/>
           <w:u w:val="single"/>
         </w:rPr>
-        <w:hyperlink r:id="rId21" w:history="1">
+        <w:hyperlink r:id="rId20" w:history="1">
           <w:r>
             <w:rPr>
               <w:rStyle w:val="Hyperlink"/>
@@ -4095,7 +4128,7 @@
           <w:sz w:val="24"/>
           <w:u w:val="single"/>
         </w:rPr>
-        <w:hyperlink r:id="rId21" w:history="1">
+        <w:hyperlink r:id="rId20" w:history="1">
           <w:r>
             <w:rPr>
               <w:rStyle w:val="Hyperlink"/>
@@ -4113,7 +4146,7 @@
           <w:sz w:val="24"/>
           <w:u w:val="single"/>
         </w:rPr>
-        <w:hyperlink r:id="rId21" w:history="1">
+        <w:hyperlink r:id="rId20" w:history="1">
           <w:r>
             <w:rPr>
               <w:rStyle w:val="Hyperlink"/>
@@ -4141,7 +4174,7 @@
           <w:sz w:val="24"/>
           <w:u w:val="single"/>
         </w:rPr>
-        <w:hyperlink r:id="rId21" w:history="1">
+        <w:hyperlink r:id="rId20" w:history="1">
           <w:r>
             <w:rPr>
               <w:rStyle w:val="Hyperlink"/>
@@ -4170,7 +4203,7 @@
           <w:sz w:val="24"/>
           <w:u w:val="single"/>
         </w:rPr>
-        <w:hyperlink r:id="rId21" w:history="1">
+        <w:hyperlink r:id="rId20" w:history="1">
           <w:r>
             <w:rPr>
               <w:rStyle w:val="Hyperlink"/>
@@ -4321,7 +4354,7 @@
           <w:sz w:val="24"/>
           <w:u w:val="single"/>
         </w:rPr>
-        <w:hyperlink r:id="rId22" w:history="1">
+        <w:hyperlink r:id="rId21" w:history="1">
           <w:r>
             <w:rPr>
               <w:rStyle w:val="Hyperlink"/>
@@ -4339,7 +4372,7 @@
           <w:sz w:val="24"/>
           <w:u w:val="single"/>
         </w:rPr>
-        <w:hyperlink r:id="rId22" w:history="1">
+        <w:hyperlink r:id="rId21" w:history="1">
           <w:r>
             <w:rPr>
               <w:rStyle w:val="Hyperlink"/>
@@ -4357,7 +4390,7 @@
           <w:sz w:val="24"/>
           <w:u w:val="single"/>
         </w:rPr>
-        <w:hyperlink r:id="rId22" w:history="1">
+        <w:hyperlink r:id="rId21" w:history="1">
           <w:r>
             <w:rPr>
               <w:rStyle w:val="Hyperlink"/>
@@ -4375,7 +4408,7 @@
           <w:sz w:val="24"/>
           <w:u w:val="single"/>
         </w:rPr>
-        <w:hyperlink r:id="rId22" w:history="1">
+        <w:hyperlink r:id="rId21" w:history="1">
           <w:r>
             <w:rPr>
               <w:rStyle w:val="Hyperlink"/>
@@ -4403,7 +4436,7 @@
           <w:sz w:val="24"/>
           <w:u w:val="single"/>
         </w:rPr>
-        <w:hyperlink r:id="rId22" w:history="1">
+        <w:hyperlink r:id="rId21" w:history="1">
           <w:r>
             <w:rPr>
               <w:rStyle w:val="Hyperlink"/>
@@ -4421,7 +4454,7 @@
           <w:sz w:val="24"/>
           <w:u w:val="single"/>
         </w:rPr>
-        <w:hyperlink r:id="rId22" w:history="1">
+        <w:hyperlink r:id="rId21" w:history="1">
           <w:r>
             <w:rPr>
               <w:rStyle w:val="Hyperlink"/>
@@ -4467,14 +4500,7 @@
           <w:color w:val="000000"/>
           <w:sz w:val="24"/>
         </w:rPr>
-        <w:hyperlink r:id="rId22" w:history="1">
-          <w:r>
-            <w:rPr>
-              <w:rStyle w:val="Hyperlink"/>
-            </w:rPr>
-            <w:t xml:space="preserve">, </w:t>
-          </w:r>
-        </w:hyperlink>
+        <w:t xml:space="preserve">, </w:t>
       </w:r>
       <w:r>
         <w:rPr>
@@ -4485,7 +4511,7 @@
           <w:sz w:val="24"/>
           <w:u w:val="single"/>
         </w:rPr>
-        <w:hyperlink r:id="rId22" w:history="1">
+        <w:hyperlink r:id="rId23" w:history="1">
           <w:r>
             <w:rPr>
               <w:rStyle w:val="Hyperlink"/>
@@ -4763,7 +4789,7 @@
           <w:sz w:val="24"/>
           <w:u w:val="single"/>
         </w:rPr>
-        <w:hyperlink r:id="rId24" w:history="1">
+        <w:hyperlink r:id="rId25" w:history="1">
           <w:r>
             <w:rPr>
               <w:rStyle w:val="Hyperlink"/>
@@ -4781,7 +4807,7 @@
           <w:sz w:val="24"/>
           <w:u w:val="single"/>
         </w:rPr>
-        <w:hyperlink r:id="rId25" w:history="1">
+        <w:hyperlink r:id="rId24" w:history="1">
           <w:r>
             <w:rPr>
               <w:rStyle w:val="Hyperlink"/>
@@ -4810,7 +4836,7 @@
           <w:sz w:val="24"/>
           <w:u w:val="single"/>
         </w:rPr>
-        <w:hyperlink r:id="rId25" w:history="1">
+        <w:hyperlink r:id="rId24" w:history="1">
           <w:r>
             <w:rPr>
               <w:rStyle w:val="Hyperlink"/>
@@ -4821,7 +4847,6 @@
       </w:r>
       <w:r>
         <w:rPr>
-          <w:u w:val="single" w:color="0000ff"/>
           <w:rFonts w:ascii="Charis SIL Regular" w:hAnsi="Charis SIL Regular" w:eastAsia="Charis SIL Regular"/>
           <w:b w:val="0"/>
           <w:i w:val="0"/>
@@ -4839,7 +4864,7 @@
           <w:sz w:val="24"/>
           <w:u w:val="single"/>
         </w:rPr>
-        <w:hyperlink r:id="rId26" w:history="1">
+        <w:hyperlink r:id="rId24" w:history="1">
           <w:r>
             <w:rPr>
               <w:rStyle w:val="Hyperlink"/>
@@ -4868,7 +4893,7 @@
           <w:sz w:val="24"/>
           <w:u w:val="single"/>
         </w:rPr>
-        <w:hyperlink r:id="rId24" w:history="1">
+        <w:hyperlink r:id="rId26" w:history="1">
           <w:r>
             <w:rPr>
               <w:rStyle w:val="Hyperlink"/>
@@ -4883,7 +4908,7 @@
         <w:autoSpaceDN w:val="0"/>
         <w:autoSpaceDE w:val="0"/>
         <w:widowControl/>
-        <w:spacing w:line="538" w:lineRule="exact" w:before="478" w:after="0"/>
+        <w:spacing w:line="538" w:lineRule="exact" w:before="458" w:after="0"/>
         <w:ind w:left="0" w:right="0" w:firstLine="0"/>
         <w:jc w:val="left"/>
       </w:pPr>

--- a/EXPORTS/DOCX/published/niveau3/Dutch/WMAmsterdam.docx
+++ b/EXPORTS/DOCX/published/niveau3/Dutch/WMAmsterdam.docx
@@ -174,7 +174,25 @@
           <w:color w:val="000000"/>
           <w:sz w:val="24"/>
         </w:rPr>
-        <w:t xml:space="preserve"> in Haarlem. Dit Koloniaal Museum, dat was geïnitieerd door de Nederlandsche </w:t>
+        <w:t xml:space="preserve"> in Haarlem. Dit Koloniaal Museum, dat was geïnitieerd door de Nede</w:t>
+      </w:r>
+      <w:r>
+        <w:rPr>
+          <w:u w:val="single" w:color="0000ff"/>
+          <w:rFonts w:ascii="Charis SIL Regular" w:hAnsi="Charis SIL Regular" w:eastAsia="Charis SIL Regular"/>
+          <w:b w:val="0"/>
+          <w:i w:val="0"/>
+          <w:color w:val="000000"/>
+          <w:sz w:val="24"/>
+        </w:rPr>
+        <w:hyperlink r:id="rId9" w:history="1">
+          <w:r>
+            <w:rPr>
+              <w:rStyle w:val="Hyperlink"/>
+            </w:rPr>
+            <w:t xml:space="preserve">rlandsche </w:t>
+          </w:r>
+        </w:hyperlink>
       </w:r>
       <w:r>
         <w:rPr>
@@ -515,7 +533,7 @@
           <w:sz w:val="24"/>
           <w:u w:val="single"/>
         </w:rPr>
-        <w:hyperlink r:id="rId11" w:history="1">
+        <w:hyperlink r:id="rId10" w:history="1">
           <w:r>
             <w:rPr>
               <w:rStyle w:val="Hyperlink"/>
@@ -533,72 +551,7 @@
           <w:sz w:val="24"/>
           <w:u w:val="single"/>
         </w:rPr>
-        <w:hyperlink r:id="rId11" w:history="1">
-          <w:r>
-            <w:rPr>
-              <w:rStyle w:val="Hyperlink"/>
-            </w:rPr>
-            <w:t>dt</w:t>
-          </w:r>
-        </w:hyperlink>
-      </w:r>
-      <w:r>
-        <w:rPr>
-          <w:rFonts w:ascii="Charis SIL Regular" w:hAnsi="Charis SIL Regular" w:eastAsia="Charis SIL Regular"/>
-          <w:b w:val="0"/>
-          <w:i w:val="0"/>
-          <w:color w:val="0000FF"/>
-          <w:sz w:val="24"/>
-          <w:u w:val="single"/>
-        </w:rPr>
-        <w:t xml:space="preserve"> </w:t>
-      </w:r>
-      <w:r>
-        <w:rPr>
-          <w:rFonts w:ascii="Charis SIL Regular" w:hAnsi="Charis SIL Regular" w:eastAsia="Charis SIL Regular"/>
-          <w:b w:val="0"/>
-          <w:i w:val="0"/>
-          <w:color w:val="0000FF"/>
-          <w:sz w:val="24"/>
-          <w:u w:val="single"/>
-        </w:rPr>
-        <w:hyperlink r:id="rId10" w:history="1">
-          <w:r>
-            <w:rPr>
-              <w:rStyle w:val="Hyperlink"/>
-            </w:rPr>
-            <w:t>auf</w:t>
-          </w:r>
-        </w:hyperlink>
-      </w:r>
-      <w:r>
-        <w:rPr>
-          <w:rFonts w:ascii="Charis SIL Regular" w:hAnsi="Charis SIL Regular" w:eastAsia="Charis SIL Regular"/>
-          <w:b w:val="0"/>
-          <w:i w:val="0"/>
-          <w:color w:val="0000FF"/>
-          <w:sz w:val="24"/>
-          <w:u w:val="single"/>
-        </w:rPr>
-        <w:t xml:space="preserve"> </w:t>
-      </w:r>
-      <w:r>
-        <w:rPr>
-          <w:rFonts w:ascii="Charis SIL Regular" w:hAnsi="Charis SIL Regular" w:eastAsia="Charis SIL Regular"/>
-          <w:b w:val="0"/>
-          <w:i w:val="0"/>
-          <w:color w:val="0000FF"/>
-          <w:sz w:val="24"/>
-          <w:u w:val="single"/>
-        </w:rPr>
-        <w:hyperlink r:id="rId10" w:history="1">
-          <w:r>
-            <w:rPr>
-              <w:rStyle w:val="Hyperlink"/>
-            </w:rPr>
-            <w:t>A</w:t>
-          </w:r>
-        </w:hyperlink>
+        <w:t>dt auf A</w:t>
       </w:r>
       <w:r>
         <w:rPr>
@@ -648,13 +601,32 @@
       </w:r>
       <w:r>
         <w:rPr>
+          <w:u w:val="single" w:color="0000ff"/>
           <w:rFonts w:ascii="Charis SIL Regular" w:hAnsi="Charis SIL Regular" w:eastAsia="Charis SIL Regular"/>
           <w:b w:val="0"/>
           <w:i w:val="0"/>
           <w:color w:val="000000"/>
           <w:sz w:val="24"/>
         </w:rPr>
-        <w:t>Lands Plantentuin in Bogor</w:t>
+        <w:hyperlink r:id="rId11" w:history="1">
+          <w:r>
+            <w:rPr>
+              <w:rStyle w:val="Hyperlink"/>
+            </w:rPr>
+            <w:t>Lands P</w:t>
+          </w:r>
+        </w:hyperlink>
+      </w:r>
+      <w:r>
+        <w:rPr>
+          <w:u w:val="single" w:color="0000ff"/>
+          <w:rFonts w:ascii="Charis SIL Regular" w:hAnsi="Charis SIL Regular" w:eastAsia="Charis SIL Regular"/>
+          <w:b w:val="0"/>
+          <w:i w:val="0"/>
+          <w:color w:val="000000"/>
+          <w:sz w:val="24"/>
+        </w:rPr>
+        <w:t>lantentuin in Bogor</w:t>
       </w:r>
       <w:r>
         <w:rPr>
@@ -701,14 +673,7 @@
           <w:color w:val="000000"/>
           <w:sz w:val="24"/>
         </w:rPr>
-        <w:hyperlink r:id="rId11" w:history="1">
-          <w:r>
-            <w:rPr>
-              <w:rStyle w:val="Hyperlink"/>
-            </w:rPr>
-            <w:t>erschille</w:t>
-          </w:r>
-        </w:hyperlink>
+        <w:t>erschille</w:t>
       </w:r>
       <w:r>
         <w:rPr>
@@ -831,7 +796,7 @@
             <w:rPr>
               <w:rStyle w:val="Hyperlink"/>
             </w:rPr>
-            <w:t>Etnografisc</w:t>
+            <w:t>Etnografis</w:t>
           </w:r>
         </w:hyperlink>
       </w:r>
@@ -843,6 +808,16 @@
           <w:color w:val="0000FF"/>
           <w:sz w:val="24"/>
           <w:u w:val="single"/>
+        </w:rPr>
+        <w:t>c</w:t>
+      </w:r>
+      <w:r>
+        <w:rPr>
+          <w:rFonts w:ascii="Charis SIL Regular" w:hAnsi="Charis SIL Regular" w:eastAsia="Charis SIL Regular"/>
+          <w:b w:val="0"/>
+          <w:i w:val="0"/>
+          <w:color w:val="0000FF"/>
+          <w:sz w:val="24"/>
         </w:rPr>
         <w:t>h</w:t>
       </w:r>
@@ -900,19 +875,9 @@
             <w:rPr>
               <w:rStyle w:val="Hyperlink"/>
             </w:rPr>
-            <w:t>Arti</w:t>
+            <w:t>Artis</w:t>
           </w:r>
         </w:hyperlink>
-      </w:r>
-      <w:r>
-        <w:rPr>
-          <w:rFonts w:ascii="Charis SIL Regular" w:hAnsi="Charis SIL Regular" w:eastAsia="Charis SIL Regular"/>
-          <w:b w:val="0"/>
-          <w:i w:val="0"/>
-          <w:color w:val="0000FF"/>
-          <w:sz w:val="24"/>
-        </w:rPr>
-        <w:t>s</w:t>
       </w:r>
       <w:r>
         <w:rPr>
@@ -1320,14 +1285,20 @@
       </w:r>
       <w:r>
         <w:rPr>
-          <w:u w:val="single" w:color="0000ff"/>
           <w:rFonts w:ascii="Charis SIL Regular" w:hAnsi="Charis SIL Regular" w:eastAsia="Charis SIL Regular"/>
           <w:b w:val="0"/>
           <w:i w:val="0"/>
           <w:color w:val="000000"/>
           <w:sz w:val="24"/>
         </w:rPr>
-        <w:t xml:space="preserve"> en het </w:t>
+        <w:hyperlink r:id="rId13" w:history="1">
+          <w:r>
+            <w:rPr>
+              <w:rStyle w:val="Hyperlink"/>
+            </w:rPr>
+            <w:t xml:space="preserve"> en het </w:t>
+          </w:r>
+        </w:hyperlink>
       </w:r>
       <w:r>
         <w:rPr>
@@ -1336,8 +1307,16 @@
           <w:i w:val="0"/>
           <w:color w:val="0000FF"/>
           <w:sz w:val="24"/>
-        </w:rPr>
-        <w:t>Rijksmu</w:t>
+          <w:u w:val="single"/>
+        </w:rPr>
+        <w:hyperlink r:id="rId13" w:history="1">
+          <w:r>
+            <w:rPr>
+              <w:rStyle w:val="Hyperlink"/>
+            </w:rPr>
+            <w:t>Rijksmu</w:t>
+          </w:r>
+        </w:hyperlink>
       </w:r>
       <w:r>
         <w:rPr>
@@ -1348,7 +1327,7 @@
           <w:sz w:val="24"/>
           <w:u w:val="single"/>
         </w:rPr>
-        <w:hyperlink r:id="rId13" w:history="1">
+        <w:hyperlink r:id="rId14" w:history="1">
           <w:r>
             <w:rPr>
               <w:rStyle w:val="Hyperlink"/>
@@ -1366,7 +1345,14 @@
           <w:sz w:val="24"/>
           <w:u w:val="single"/>
         </w:rPr>
-        <w:t>m</w:t>
+        <w:hyperlink r:id="rId14" w:history="1">
+          <w:r>
+            <w:rPr>
+              <w:rStyle w:val="Hyperlink"/>
+            </w:rPr>
+            <w:t>m</w:t>
+          </w:r>
+        </w:hyperlink>
       </w:r>
       <w:r>
         <w:rPr>
@@ -1511,7 +1497,7 @@
           <w:sz w:val="24"/>
           <w:u w:val="single"/>
         </w:rPr>
-        <w:hyperlink r:id="rId13" w:history="1">
+        <w:hyperlink r:id="rId14" w:history="1">
           <w:r>
             <w:rPr>
               <w:rStyle w:val="Hyperlink"/>
@@ -1529,7 +1515,7 @@
           <w:sz w:val="24"/>
           <w:u w:val="single"/>
         </w:rPr>
-        <w:hyperlink r:id="rId13" w:history="1">
+        <w:hyperlink r:id="rId14" w:history="1">
           <w:r>
             <w:rPr>
               <w:rStyle w:val="Hyperlink"/>
@@ -1547,7 +1533,7 @@
           <w:sz w:val="24"/>
           <w:u w:val="single"/>
         </w:rPr>
-        <w:hyperlink r:id="rId13" w:history="1">
+        <w:hyperlink r:id="rId14" w:history="1">
           <w:r>
             <w:rPr>
               <w:rStyle w:val="Hyperlink"/>
@@ -1576,7 +1562,7 @@
           <w:sz w:val="24"/>
           <w:u w:val="single"/>
         </w:rPr>
-        <w:hyperlink r:id="rId13" w:history="1">
+        <w:hyperlink r:id="rId14" w:history="1">
           <w:r>
             <w:rPr>
               <w:rStyle w:val="Hyperlink"/>
@@ -1623,7 +1609,7 @@
           <w:sz w:val="24"/>
           <w:u w:val="single"/>
         </w:rPr>
-        <w:hyperlink r:id="rId14" w:history="1">
+        <w:hyperlink r:id="rId13" w:history="1">
           <w:r>
             <w:rPr>
               <w:rStyle w:val="Hyperlink"/>
@@ -1641,7 +1627,7 @@
           <w:sz w:val="24"/>
           <w:u w:val="single"/>
         </w:rPr>
-        <w:hyperlink r:id="rId14" w:history="1">
+        <w:hyperlink r:id="rId13" w:history="1">
           <w:r>
             <w:rPr>
               <w:rStyle w:val="Hyperlink"/>
@@ -1659,7 +1645,7 @@
           <w:sz w:val="24"/>
           <w:u w:val="single"/>
         </w:rPr>
-        <w:hyperlink r:id="rId14" w:history="1">
+        <w:hyperlink r:id="rId13" w:history="1">
           <w:r>
             <w:rPr>
               <w:rStyle w:val="Hyperlink"/>
@@ -1677,7 +1663,7 @@
           <w:sz w:val="24"/>
           <w:u w:val="single"/>
         </w:rPr>
-        <w:hyperlink r:id="rId14" w:history="1">
+        <w:hyperlink r:id="rId13" w:history="1">
           <w:r>
             <w:rPr>
               <w:rStyle w:val="Hyperlink"/>
@@ -1695,7 +1681,7 @@
           <w:sz w:val="24"/>
           <w:u w:val="single"/>
         </w:rPr>
-        <w:hyperlink r:id="rId14" w:history="1">
+        <w:hyperlink r:id="rId13" w:history="1">
           <w:r>
             <w:rPr>
               <w:rStyle w:val="Hyperlink"/>
@@ -1724,7 +1710,7 @@
           <w:sz w:val="24"/>
           <w:u w:val="single"/>
         </w:rPr>
-        <w:hyperlink r:id="rId14" w:history="1">
+        <w:hyperlink r:id="rId13" w:history="1">
           <w:r>
             <w:rPr>
               <w:rStyle w:val="Hyperlink"/>
@@ -3895,7 +3881,7 @@
           <w:sz w:val="24"/>
           <w:u w:val="single"/>
         </w:rPr>
-        <w:hyperlink r:id="rId18" w:history="1">
+        <w:hyperlink r:id="rId19" w:history="1">
           <w:r>
             <w:rPr>
               <w:rStyle w:val="Hyperlink"/>
@@ -3912,14 +3898,7 @@
           <w:color w:val="000000"/>
           <w:sz w:val="24"/>
         </w:rPr>
-        <w:hyperlink r:id="rId18" w:history="1">
-          <w:r>
-            <w:rPr>
-              <w:rStyle w:val="Hyperlink"/>
-            </w:rPr>
-            <w:t xml:space="preserve">, </w:t>
-          </w:r>
-        </w:hyperlink>
+        <w:t xml:space="preserve">, </w:t>
       </w:r>
       <w:r>
         <w:rPr>
@@ -3930,7 +3909,7 @@
           <w:sz w:val="24"/>
           <w:u w:val="single"/>
         </w:rPr>
-        <w:hyperlink r:id="rId18" w:history="1">
+        <w:hyperlink r:id="rId20" w:history="1">
           <w:r>
             <w:rPr>
               <w:rStyle w:val="Hyperlink"/>
@@ -3959,7 +3938,7 @@
           <w:sz w:val="24"/>
           <w:u w:val="single"/>
         </w:rPr>
-        <w:hyperlink r:id="rId18" w:history="1">
+        <w:hyperlink r:id="rId20" w:history="1">
           <w:r>
             <w:rPr>
               <w:rStyle w:val="Hyperlink"/>
@@ -4110,7 +4089,7 @@
           <w:sz w:val="24"/>
           <w:u w:val="single"/>
         </w:rPr>
-        <w:hyperlink r:id="rId20" w:history="1">
+        <w:hyperlink r:id="rId21" w:history="1">
           <w:r>
             <w:rPr>
               <w:rStyle w:val="Hyperlink"/>
@@ -4128,7 +4107,7 @@
           <w:sz w:val="24"/>
           <w:u w:val="single"/>
         </w:rPr>
-        <w:hyperlink r:id="rId20" w:history="1">
+        <w:hyperlink r:id="rId21" w:history="1">
           <w:r>
             <w:rPr>
               <w:rStyle w:val="Hyperlink"/>
@@ -4146,7 +4125,7 @@
           <w:sz w:val="24"/>
           <w:u w:val="single"/>
         </w:rPr>
-        <w:hyperlink r:id="rId20" w:history="1">
+        <w:hyperlink r:id="rId21" w:history="1">
           <w:r>
             <w:rPr>
               <w:rStyle w:val="Hyperlink"/>
@@ -4174,7 +4153,7 @@
           <w:sz w:val="24"/>
           <w:u w:val="single"/>
         </w:rPr>
-        <w:hyperlink r:id="rId20" w:history="1">
+        <w:hyperlink r:id="rId21" w:history="1">
           <w:r>
             <w:rPr>
               <w:rStyle w:val="Hyperlink"/>
@@ -4203,7 +4182,7 @@
           <w:sz w:val="24"/>
           <w:u w:val="single"/>
         </w:rPr>
-        <w:hyperlink r:id="rId20" w:history="1">
+        <w:hyperlink r:id="rId21" w:history="1">
           <w:r>
             <w:rPr>
               <w:rStyle w:val="Hyperlink"/>
@@ -4354,7 +4333,7 @@
           <w:sz w:val="24"/>
           <w:u w:val="single"/>
         </w:rPr>
-        <w:hyperlink r:id="rId21" w:history="1">
+        <w:hyperlink r:id="rId22" w:history="1">
           <w:r>
             <w:rPr>
               <w:rStyle w:val="Hyperlink"/>
@@ -4372,7 +4351,7 @@
           <w:sz w:val="24"/>
           <w:u w:val="single"/>
         </w:rPr>
-        <w:hyperlink r:id="rId21" w:history="1">
+        <w:hyperlink r:id="rId22" w:history="1">
           <w:r>
             <w:rPr>
               <w:rStyle w:val="Hyperlink"/>
@@ -4390,7 +4369,7 @@
           <w:sz w:val="24"/>
           <w:u w:val="single"/>
         </w:rPr>
-        <w:hyperlink r:id="rId21" w:history="1">
+        <w:hyperlink r:id="rId22" w:history="1">
           <w:r>
             <w:rPr>
               <w:rStyle w:val="Hyperlink"/>
@@ -4408,7 +4387,7 @@
           <w:sz w:val="24"/>
           <w:u w:val="single"/>
         </w:rPr>
-        <w:hyperlink r:id="rId21" w:history="1">
+        <w:hyperlink r:id="rId22" w:history="1">
           <w:r>
             <w:rPr>
               <w:rStyle w:val="Hyperlink"/>
@@ -4436,7 +4415,7 @@
           <w:sz w:val="24"/>
           <w:u w:val="single"/>
         </w:rPr>
-        <w:hyperlink r:id="rId21" w:history="1">
+        <w:hyperlink r:id="rId23" w:history="1">
           <w:r>
             <w:rPr>
               <w:rStyle w:val="Hyperlink"/>
@@ -4454,7 +4433,7 @@
           <w:sz w:val="24"/>
           <w:u w:val="single"/>
         </w:rPr>
-        <w:hyperlink r:id="rId21" w:history="1">
+        <w:hyperlink r:id="rId23" w:history="1">
           <w:r>
             <w:rPr>
               <w:rStyle w:val="Hyperlink"/>
@@ -4483,7 +4462,7 @@
           <w:sz w:val="24"/>
           <w:u w:val="single"/>
         </w:rPr>
-        <w:hyperlink r:id="rId22" w:history="1">
+        <w:hyperlink r:id="rId23" w:history="1">
           <w:r>
             <w:rPr>
               <w:rStyle w:val="Hyperlink"/>
@@ -4500,7 +4479,14 @@
           <w:color w:val="000000"/>
           <w:sz w:val="24"/>
         </w:rPr>
-        <w:t xml:space="preserve">, </w:t>
+        <w:hyperlink r:id="rId22" w:history="1">
+          <w:r>
+            <w:rPr>
+              <w:rStyle w:val="Hyperlink"/>
+            </w:rPr>
+            <w:t xml:space="preserve">, </w:t>
+          </w:r>
+        </w:hyperlink>
       </w:r>
       <w:r>
         <w:rPr>
@@ -4511,7 +4497,7 @@
           <w:sz w:val="24"/>
           <w:u w:val="single"/>
         </w:rPr>
-        <w:hyperlink r:id="rId23" w:history="1">
+        <w:hyperlink r:id="rId22" w:history="1">
           <w:r>
             <w:rPr>
               <w:rStyle w:val="Hyperlink"/>
@@ -4540,7 +4526,7 @@
           <w:sz w:val="24"/>
           <w:u w:val="single"/>
         </w:rPr>
-        <w:hyperlink r:id="rId23" w:history="1">
+        <w:hyperlink r:id="rId24" w:history="1">
           <w:r>
             <w:rPr>
               <w:rStyle w:val="Hyperlink"/>
@@ -4707,7 +4693,7 @@
           <w:sz w:val="24"/>
           <w:u w:val="single"/>
         </w:rPr>
-        <w:hyperlink r:id="rId24" w:history="1">
+        <w:hyperlink r:id="rId25" w:history="1">
           <w:r>
             <w:rPr>
               <w:rStyle w:val="Hyperlink"/>
@@ -4725,7 +4711,7 @@
           <w:sz w:val="24"/>
           <w:u w:val="single"/>
         </w:rPr>
-        <w:hyperlink r:id="rId24" w:history="1">
+        <w:hyperlink r:id="rId25" w:history="1">
           <w:r>
             <w:rPr>
               <w:rStyle w:val="Hyperlink"/>
@@ -4743,7 +4729,7 @@
           <w:sz w:val="24"/>
           <w:u w:val="single"/>
         </w:rPr>
-        <w:hyperlink r:id="rId24" w:history="1">
+        <w:hyperlink r:id="rId25" w:history="1">
           <w:r>
             <w:rPr>
               <w:rStyle w:val="Hyperlink"/>
@@ -4761,7 +4747,7 @@
           <w:sz w:val="24"/>
           <w:u w:val="single"/>
         </w:rPr>
-        <w:hyperlink r:id="rId24" w:history="1">
+        <w:hyperlink r:id="rId25" w:history="1">
           <w:r>
             <w:rPr>
               <w:rStyle w:val="Hyperlink"/>
@@ -4789,7 +4775,7 @@
           <w:sz w:val="24"/>
           <w:u w:val="single"/>
         </w:rPr>
-        <w:hyperlink r:id="rId25" w:history="1">
+        <w:hyperlink r:id="rId26" w:history="1">
           <w:r>
             <w:rPr>
               <w:rStyle w:val="Hyperlink"/>
@@ -4807,7 +4793,7 @@
           <w:sz w:val="24"/>
           <w:u w:val="single"/>
         </w:rPr>
-        <w:hyperlink r:id="rId24" w:history="1">
+        <w:hyperlink r:id="rId25" w:history="1">
           <w:r>
             <w:rPr>
               <w:rStyle w:val="Hyperlink"/>
@@ -4836,7 +4822,7 @@
           <w:sz w:val="24"/>
           <w:u w:val="single"/>
         </w:rPr>
-        <w:hyperlink r:id="rId24" w:history="1">
+        <w:hyperlink r:id="rId26" w:history="1">
           <w:r>
             <w:rPr>
               <w:rStyle w:val="Hyperlink"/>
@@ -4847,13 +4833,21 @@
       </w:r>
       <w:r>
         <w:rPr>
+          <w:u w:val="single" w:color="0000ff"/>
           <w:rFonts w:ascii="Charis SIL Regular" w:hAnsi="Charis SIL Regular" w:eastAsia="Charis SIL Regular"/>
           <w:b w:val="0"/>
           <w:i w:val="0"/>
           <w:color w:val="000000"/>
           <w:sz w:val="24"/>
         </w:rPr>
-        <w:t xml:space="preserve">, </w:t>
+        <w:hyperlink r:id="rId25" w:history="1">
+          <w:r>
+            <w:rPr>
+              <w:rStyle w:val="Hyperlink"/>
+            </w:rPr>
+            <w:t xml:space="preserve">, </w:t>
+          </w:r>
+        </w:hyperlink>
       </w:r>
       <w:r>
         <w:rPr>
@@ -4864,7 +4858,7 @@
           <w:sz w:val="24"/>
           <w:u w:val="single"/>
         </w:rPr>
-        <w:hyperlink r:id="rId24" w:history="1">
+        <w:hyperlink r:id="rId25" w:history="1">
           <w:r>
             <w:rPr>
               <w:rStyle w:val="Hyperlink"/>
@@ -4893,7 +4887,7 @@
           <w:sz w:val="24"/>
           <w:u w:val="single"/>
         </w:rPr>
-        <w:hyperlink r:id="rId26" w:history="1">
+        <w:hyperlink r:id="rId27" w:history="1">
           <w:r>
             <w:rPr>
               <w:rStyle w:val="Hyperlink"/>

--- a/EXPORTS/DOCX/published/niveau3/Dutch/WMAmsterdam.docx
+++ b/EXPORTS/DOCX/published/niveau3/Dutch/WMAmsterdam.docx
@@ -533,7 +533,7 @@
           <w:sz w:val="24"/>
           <w:u w:val="single"/>
         </w:rPr>
-        <w:hyperlink r:id="rId10" w:history="1">
+        <w:hyperlink r:id="rId11" w:history="1">
           <w:r>
             <w:rPr>
               <w:rStyle w:val="Hyperlink"/>
@@ -551,7 +551,72 @@
           <w:sz w:val="24"/>
           <w:u w:val="single"/>
         </w:rPr>
-        <w:t>dt auf A</w:t>
+        <w:hyperlink r:id="rId10" w:history="1">
+          <w:r>
+            <w:rPr>
+              <w:rStyle w:val="Hyperlink"/>
+            </w:rPr>
+            <w:t>dt</w:t>
+          </w:r>
+        </w:hyperlink>
+      </w:r>
+      <w:r>
+        <w:rPr>
+          <w:rFonts w:ascii="Charis SIL Regular" w:hAnsi="Charis SIL Regular" w:eastAsia="Charis SIL Regular"/>
+          <w:b w:val="0"/>
+          <w:i w:val="0"/>
+          <w:color w:val="0000FF"/>
+          <w:sz w:val="24"/>
+          <w:u w:val="single"/>
+        </w:rPr>
+        <w:t xml:space="preserve"> </w:t>
+      </w:r>
+      <w:r>
+        <w:rPr>
+          <w:rFonts w:ascii="Charis SIL Regular" w:hAnsi="Charis SIL Regular" w:eastAsia="Charis SIL Regular"/>
+          <w:b w:val="0"/>
+          <w:i w:val="0"/>
+          <w:color w:val="0000FF"/>
+          <w:sz w:val="24"/>
+          <w:u w:val="single"/>
+        </w:rPr>
+        <w:hyperlink r:id="rId10" w:history="1">
+          <w:r>
+            <w:rPr>
+              <w:rStyle w:val="Hyperlink"/>
+            </w:rPr>
+            <w:t>auf</w:t>
+          </w:r>
+        </w:hyperlink>
+      </w:r>
+      <w:r>
+        <w:rPr>
+          <w:rFonts w:ascii="Charis SIL Regular" w:hAnsi="Charis SIL Regular" w:eastAsia="Charis SIL Regular"/>
+          <w:b w:val="0"/>
+          <w:i w:val="0"/>
+          <w:color w:val="0000FF"/>
+          <w:sz w:val="24"/>
+          <w:u w:val="single"/>
+        </w:rPr>
+        <w:t xml:space="preserve"> </w:t>
+      </w:r>
+      <w:r>
+        <w:rPr>
+          <w:rFonts w:ascii="Charis SIL Regular" w:hAnsi="Charis SIL Regular" w:eastAsia="Charis SIL Regular"/>
+          <w:b w:val="0"/>
+          <w:i w:val="0"/>
+          <w:color w:val="0000FF"/>
+          <w:sz w:val="24"/>
+          <w:u w:val="single"/>
+        </w:rPr>
+        <w:hyperlink r:id="rId10" w:history="1">
+          <w:r>
+            <w:rPr>
+              <w:rStyle w:val="Hyperlink"/>
+            </w:rPr>
+            <w:t>A</w:t>
+          </w:r>
+        </w:hyperlink>
       </w:r>
       <w:r>
         <w:rPr>
@@ -626,7 +691,68 @@
           <w:color w:val="000000"/>
           <w:sz w:val="24"/>
         </w:rPr>
-        <w:t>lantentuin in Bogor</w:t>
+        <w:hyperlink r:id="rId11" w:history="1">
+          <w:r>
+            <w:rPr>
+              <w:rStyle w:val="Hyperlink"/>
+            </w:rPr>
+            <w:t>lantent</w:t>
+          </w:r>
+        </w:hyperlink>
+      </w:r>
+      <w:r>
+        <w:rPr>
+          <w:u w:val="single" w:color="0000ff"/>
+          <w:rFonts w:ascii="Charis SIL Regular" w:hAnsi="Charis SIL Regular" w:eastAsia="Charis SIL Regular"/>
+          <w:b w:val="0"/>
+          <w:i w:val="0"/>
+          <w:color w:val="000000"/>
+          <w:sz w:val="24"/>
+        </w:rPr>
+        <w:hyperlink r:id="rId11" w:history="1">
+          <w:r>
+            <w:rPr>
+              <w:rStyle w:val="Hyperlink"/>
+            </w:rPr>
+            <w:t>u</w:t>
+          </w:r>
+        </w:hyperlink>
+      </w:r>
+      <w:r>
+        <w:rPr>
+          <w:u w:val="single" w:color="0000ff"/>
+          <w:rFonts w:ascii="Charis SIL Regular" w:hAnsi="Charis SIL Regular" w:eastAsia="Charis SIL Regular"/>
+          <w:b w:val="0"/>
+          <w:i w:val="0"/>
+          <w:color w:val="000000"/>
+          <w:sz w:val="24"/>
+        </w:rPr>
+        <w:hyperlink r:id="rId11" w:history="1">
+          <w:r>
+            <w:rPr>
+              <w:rStyle w:val="Hyperlink"/>
+            </w:rPr>
+            <w:t>in in</w:t>
+          </w:r>
+        </w:hyperlink>
+      </w:r>
+      <w:r>
+        <w:rPr>
+          <w:u w:val="single" w:color="0000ff"/>
+          <w:rFonts w:ascii="Charis SIL Regular" w:hAnsi="Charis SIL Regular" w:eastAsia="Charis SIL Regular"/>
+          <w:b w:val="0"/>
+          <w:i w:val="0"/>
+          <w:color w:val="000000"/>
+          <w:sz w:val="24"/>
+        </w:rPr>
+        <w:hyperlink r:id="rId11" w:history="1">
+          <w:r>
+            <w:rPr>
+              <w:rStyle w:val="Hyperlink"/>
+            </w:rPr>
+            <w:t xml:space="preserve"> Bogor</w:t>
+          </w:r>
+        </w:hyperlink>
       </w:r>
       <w:r>
         <w:rPr>
@@ -673,7 +799,14 @@
           <w:color w:val="000000"/>
           <w:sz w:val="24"/>
         </w:rPr>
-        <w:t>erschille</w:t>
+        <w:hyperlink r:id="rId11" w:history="1">
+          <w:r>
+            <w:rPr>
+              <w:rStyle w:val="Hyperlink"/>
+            </w:rPr>
+            <w:t>erschille</w:t>
+          </w:r>
+        </w:hyperlink>
       </w:r>
       <w:r>
         <w:rPr>
@@ -796,7 +929,7 @@
             <w:rPr>
               <w:rStyle w:val="Hyperlink"/>
             </w:rPr>
-            <w:t>Etnografis</w:t>
+            <w:t>Etnografisc</w:t>
           </w:r>
         </w:hyperlink>
       </w:r>
@@ -808,16 +941,6 @@
           <w:color w:val="0000FF"/>
           <w:sz w:val="24"/>
           <w:u w:val="single"/>
-        </w:rPr>
-        <w:t>c</w:t>
-      </w:r>
-      <w:r>
-        <w:rPr>
-          <w:rFonts w:ascii="Charis SIL Regular" w:hAnsi="Charis SIL Regular" w:eastAsia="Charis SIL Regular"/>
-          <w:b w:val="0"/>
-          <w:i w:val="0"/>
-          <w:color w:val="0000FF"/>
-          <w:sz w:val="24"/>
         </w:rPr>
         <w:t>h</w:t>
       </w:r>
@@ -875,9 +998,19 @@
             <w:rPr>
               <w:rStyle w:val="Hyperlink"/>
             </w:rPr>
-            <w:t>Artis</w:t>
+            <w:t>Arti</w:t>
           </w:r>
         </w:hyperlink>
+      </w:r>
+      <w:r>
+        <w:rPr>
+          <w:rFonts w:ascii="Charis SIL Regular" w:hAnsi="Charis SIL Regular" w:eastAsia="Charis SIL Regular"/>
+          <w:b w:val="0"/>
+          <w:i w:val="0"/>
+          <w:color w:val="0000FF"/>
+          <w:sz w:val="24"/>
+        </w:rPr>
+        <w:t>s</w:t>
       </w:r>
       <w:r>
         <w:rPr>
@@ -1291,14 +1424,7 @@
           <w:color w:val="000000"/>
           <w:sz w:val="24"/>
         </w:rPr>
-        <w:hyperlink r:id="rId13" w:history="1">
-          <w:r>
-            <w:rPr>
-              <w:rStyle w:val="Hyperlink"/>
-            </w:rPr>
-            <w:t xml:space="preserve"> en het </w:t>
-          </w:r>
-        </w:hyperlink>
+        <w:t xml:space="preserve"> en het </w:t>
       </w:r>
       <w:r>
         <w:rPr>
@@ -1332,7 +1458,7 @@
             <w:rPr>
               <w:rStyle w:val="Hyperlink"/>
             </w:rPr>
-            <w:t>seu</w:t>
+            <w:t>seum</w:t>
           </w:r>
         </w:hyperlink>
       </w:r>
@@ -1345,14 +1471,7 @@
           <w:sz w:val="24"/>
           <w:u w:val="single"/>
         </w:rPr>
-        <w:hyperlink r:id="rId14" w:history="1">
-          <w:r>
-            <w:rPr>
-              <w:rStyle w:val="Hyperlink"/>
-            </w:rPr>
-            <w:t>m</w:t>
-          </w:r>
-        </w:hyperlink>
+        <w:t xml:space="preserve"> </w:t>
       </w:r>
       <w:r>
         <w:rPr>
@@ -1363,18 +1482,7 @@
           <w:sz w:val="24"/>
           <w:u w:val="single"/>
         </w:rPr>
-        <w:t xml:space="preserve"> </w:t>
-      </w:r>
-      <w:r>
-        <w:rPr>
-          <w:rFonts w:ascii="Charis SIL Regular" w:hAnsi="Charis SIL Regular" w:eastAsia="Charis SIL Regular"/>
-          <w:b w:val="0"/>
-          <w:i w:val="0"/>
-          <w:color w:val="0000FF"/>
-          <w:sz w:val="24"/>
-          <w:u w:val="single"/>
-        </w:rPr>
-        <w:hyperlink r:id="rId14" w:history="1">
+        <w:hyperlink r:id="rId13" w:history="1">
           <w:r>
             <w:rPr>
               <w:rStyle w:val="Hyperlink"/>
@@ -1403,30 +1511,12 @@
           <w:sz w:val="24"/>
           <w:u w:val="single"/>
         </w:rPr>
-        <w:hyperlink r:id="rId13" w:history="1">
-          <w:r>
-            <w:rPr>
-              <w:rStyle w:val="Hyperlink"/>
-            </w:rPr>
-            <w:t>Natuur</w:t>
-          </w:r>
-        </w:hyperlink>
-      </w:r>
-      <w:r>
-        <w:rPr>
-          <w:rFonts w:ascii="Charis SIL Regular" w:hAnsi="Charis SIL Regular" w:eastAsia="Charis SIL Regular"/>
-          <w:b w:val="0"/>
-          <w:i w:val="0"/>
-          <w:color w:val="0000FF"/>
-          <w:sz w:val="24"/>
-          <w:u w:val="single"/>
-        </w:rPr>
         <w:hyperlink r:id="rId14" w:history="1">
           <w:r>
             <w:rPr>
               <w:rStyle w:val="Hyperlink"/>
             </w:rPr>
-            <w:t xml:space="preserve">lijke </w:t>
+            <w:t xml:space="preserve">Natuurlijke </w:t>
           </w:r>
         </w:hyperlink>
       </w:r>
@@ -1497,7 +1587,7 @@
           <w:sz w:val="24"/>
           <w:u w:val="single"/>
         </w:rPr>
-        <w:hyperlink r:id="rId14" w:history="1">
+        <w:hyperlink r:id="rId13" w:history="1">
           <w:r>
             <w:rPr>
               <w:rStyle w:val="Hyperlink"/>
@@ -1515,7 +1605,7 @@
           <w:sz w:val="24"/>
           <w:u w:val="single"/>
         </w:rPr>
-        <w:hyperlink r:id="rId14" w:history="1">
+        <w:hyperlink r:id="rId13" w:history="1">
           <w:r>
             <w:rPr>
               <w:rStyle w:val="Hyperlink"/>
@@ -1533,7 +1623,7 @@
           <w:sz w:val="24"/>
           <w:u w:val="single"/>
         </w:rPr>
-        <w:hyperlink r:id="rId14" w:history="1">
+        <w:hyperlink r:id="rId13" w:history="1">
           <w:r>
             <w:rPr>
               <w:rStyle w:val="Hyperlink"/>
@@ -1562,7 +1652,7 @@
           <w:sz w:val="24"/>
           <w:u w:val="single"/>
         </w:rPr>
-        <w:hyperlink r:id="rId14" w:history="1">
+        <w:hyperlink r:id="rId13" w:history="1">
           <w:r>
             <w:rPr>
               <w:rStyle w:val="Hyperlink"/>
@@ -2547,13 +2637,122 @@
       </w:r>
       <w:r>
         <w:rPr>
+          <w:u w:val="single" w:color="0000ff"/>
           <w:rFonts w:ascii="Charis SIL Regular" w:hAnsi="Charis SIL Regular" w:eastAsia="Charis SIL Regular"/>
           <w:b w:val="0"/>
           <w:i w:val="0"/>
           <w:color w:val="000000"/>
           <w:sz w:val="24"/>
         </w:rPr>
-        <w:t>inventarisnummers 1876 tot en met 1919 m</w:t>
+        <w:hyperlink r:id="rId17" w:history="1">
+          <w:r>
+            <w:rPr>
+              <w:rStyle w:val="Hyperlink"/>
+            </w:rPr>
+            <w:t>inventaris</w:t>
+          </w:r>
+        </w:hyperlink>
+      </w:r>
+      <w:r>
+        <w:rPr>
+          <w:u w:val="single" w:color="0000ff"/>
+          <w:rFonts w:ascii="Charis SIL Regular" w:hAnsi="Charis SIL Regular" w:eastAsia="Charis SIL Regular"/>
+          <w:b w:val="0"/>
+          <w:i w:val="0"/>
+          <w:color w:val="000000"/>
+          <w:sz w:val="24"/>
+        </w:rPr>
+        <w:hyperlink r:id="rId17" w:history="1">
+          <w:r>
+            <w:rPr>
+              <w:rStyle w:val="Hyperlink"/>
+            </w:rPr>
+            <w:t>n</w:t>
+          </w:r>
+        </w:hyperlink>
+      </w:r>
+      <w:r>
+        <w:rPr>
+          <w:u w:val="single" w:color="0000ff"/>
+          <w:rFonts w:ascii="Charis SIL Regular" w:hAnsi="Charis SIL Regular" w:eastAsia="Charis SIL Regular"/>
+          <w:b w:val="0"/>
+          <w:i w:val="0"/>
+          <w:color w:val="000000"/>
+          <w:sz w:val="24"/>
+        </w:rPr>
+        <w:hyperlink r:id="rId17" w:history="1">
+          <w:r>
+            <w:rPr>
+              <w:rStyle w:val="Hyperlink"/>
+            </w:rPr>
+            <w:t>ummers 18</w:t>
+          </w:r>
+        </w:hyperlink>
+      </w:r>
+      <w:r>
+        <w:rPr>
+          <w:u w:val="single" w:color="0000ff"/>
+          <w:rFonts w:ascii="Charis SIL Regular" w:hAnsi="Charis SIL Regular" w:eastAsia="Charis SIL Regular"/>
+          <w:b w:val="0"/>
+          <w:i w:val="0"/>
+          <w:color w:val="000000"/>
+          <w:sz w:val="24"/>
+        </w:rPr>
+        <w:hyperlink r:id="rId17" w:history="1">
+          <w:r>
+            <w:rPr>
+              <w:rStyle w:val="Hyperlink"/>
+            </w:rPr>
+            <w:t>76 tot en me</w:t>
+          </w:r>
+        </w:hyperlink>
+      </w:r>
+      <w:r>
+        <w:rPr>
+          <w:u w:val="single" w:color="0000ff"/>
+          <w:rFonts w:ascii="Charis SIL Regular" w:hAnsi="Charis SIL Regular" w:eastAsia="Charis SIL Regular"/>
+          <w:b w:val="0"/>
+          <w:i w:val="0"/>
+          <w:color w:val="000000"/>
+          <w:sz w:val="24"/>
+        </w:rPr>
+        <w:hyperlink r:id="rId17" w:history="1">
+          <w:r>
+            <w:rPr>
+              <w:rStyle w:val="Hyperlink"/>
+            </w:rPr>
+            <w:t>t</w:t>
+          </w:r>
+        </w:hyperlink>
+      </w:r>
+      <w:r>
+        <w:rPr>
+          <w:u w:val="single" w:color="0000ff"/>
+          <w:rFonts w:ascii="Charis SIL Regular" w:hAnsi="Charis SIL Regular" w:eastAsia="Charis SIL Regular"/>
+          <w:b w:val="0"/>
+          <w:i w:val="0"/>
+          <w:color w:val="000000"/>
+          <w:sz w:val="24"/>
+        </w:rPr>
+        <w:hyperlink r:id="rId17" w:history="1">
+          <w:r>
+            <w:rPr>
+              <w:rStyle w:val="Hyperlink"/>
+            </w:rPr>
+            <w:t xml:space="preserve"> 1919 </w:t>
+          </w:r>
+        </w:hyperlink>
+      </w:r>
+      <w:r>
+        <w:rPr>
+          <w:u w:val="single" w:color="0000ff"/>
+          <w:rFonts w:ascii="Charis SIL Regular" w:hAnsi="Charis SIL Regular" w:eastAsia="Charis SIL Regular"/>
+          <w:b w:val="0"/>
+          <w:i w:val="0"/>
+          <w:color w:val="000000"/>
+          <w:sz w:val="24"/>
+        </w:rPr>
+        <w:t>m</w:t>
       </w:r>
       <w:r>
         <w:rPr>
@@ -2643,7 +2842,7 @@
             <w:rPr>
               <w:rStyle w:val="Hyperlink"/>
             </w:rPr>
-            <w:t>desbetreffend</w:t>
+            <w:t>desbetreffen</w:t>
           </w:r>
         </w:hyperlink>
       </w:r>
@@ -2654,36 +2853,13 @@
           <w:i w:val="0"/>
           <w:color w:val="0000FF"/>
           <w:sz w:val="24"/>
-          <w:u w:val="single"/>
-        </w:rPr>
-        <w:t>e</w:t>
-      </w:r>
-      <w:r>
-        <w:rPr>
-          <w:rFonts w:ascii="Charis SIL Regular" w:hAnsi="Charis SIL Regular" w:eastAsia="Charis SIL Regular"/>
-          <w:b w:val="0"/>
-          <w:i w:val="0"/>
-          <w:color w:val="0000FF"/>
-          <w:sz w:val="24"/>
-          <w:u w:val="single"/>
-        </w:rPr>
-        <w:t xml:space="preserve"> </w:t>
-      </w:r>
-      <w:r>
-        <w:rPr>
-          <w:rFonts w:ascii="Charis SIL Regular" w:hAnsi="Charis SIL Regular" w:eastAsia="Charis SIL Regular"/>
-          <w:b w:val="0"/>
-          <w:i w:val="0"/>
-          <w:color w:val="0000FF"/>
-          <w:sz w:val="24"/>
-          <w:u w:val="single"/>
         </w:rPr>
         <w:hyperlink r:id="rId12" w:history="1">
           <w:r>
             <w:rPr>
               <w:rStyle w:val="Hyperlink"/>
             </w:rPr>
-            <w:t>zoekhul</w:t>
+            <w:t>d</w:t>
           </w:r>
         </w:hyperlink>
       </w:r>
@@ -2695,7 +2871,36 @@
           <w:color w:val="0000FF"/>
           <w:sz w:val="24"/>
         </w:rPr>
-        <w:t>p</w:t>
+        <w:t>e</w:t>
+      </w:r>
+      <w:r>
+        <w:rPr>
+          <w:rFonts w:ascii="Charis SIL Regular" w:hAnsi="Charis SIL Regular" w:eastAsia="Charis SIL Regular"/>
+          <w:b w:val="0"/>
+          <w:i w:val="0"/>
+          <w:color w:val="0000FF"/>
+          <w:sz w:val="24"/>
+          <w:u w:val="single"/>
+        </w:rPr>
+        <w:t xml:space="preserve"> </w:t>
+      </w:r>
+      <w:r>
+        <w:rPr>
+          <w:rFonts w:ascii="Charis SIL Regular" w:hAnsi="Charis SIL Regular" w:eastAsia="Charis SIL Regular"/>
+          <w:b w:val="0"/>
+          <w:i w:val="0"/>
+          <w:color w:val="0000FF"/>
+          <w:sz w:val="24"/>
+          <w:u w:val="single"/>
+        </w:rPr>
+        <w:hyperlink r:id="rId12" w:history="1">
+          <w:r>
+            <w:rPr>
+              <w:rStyle w:val="Hyperlink"/>
+            </w:rPr>
+            <w:t>zoekhulp</w:t>
+          </w:r>
+        </w:hyperlink>
       </w:r>
       <w:r>
         <w:rPr>
@@ -4415,7 +4620,7 @@
           <w:sz w:val="24"/>
           <w:u w:val="single"/>
         </w:rPr>
-        <w:hyperlink r:id="rId23" w:history="1">
+        <w:hyperlink r:id="rId22" w:history="1">
           <w:r>
             <w:rPr>
               <w:rStyle w:val="Hyperlink"/>
@@ -4433,7 +4638,7 @@
           <w:sz w:val="24"/>
           <w:u w:val="single"/>
         </w:rPr>
-        <w:hyperlink r:id="rId23" w:history="1">
+        <w:hyperlink r:id="rId22" w:history="1">
           <w:r>
             <w:rPr>
               <w:rStyle w:val="Hyperlink"/>
@@ -4462,7 +4667,7 @@
           <w:sz w:val="24"/>
           <w:u w:val="single"/>
         </w:rPr>
-        <w:hyperlink r:id="rId23" w:history="1">
+        <w:hyperlink r:id="rId22" w:history="1">
           <w:r>
             <w:rPr>
               <w:rStyle w:val="Hyperlink"/>
@@ -4526,7 +4731,7 @@
           <w:sz w:val="24"/>
           <w:u w:val="single"/>
         </w:rPr>
-        <w:hyperlink r:id="rId24" w:history="1">
+        <w:hyperlink r:id="rId22" w:history="1">
           <w:r>
             <w:rPr>
               <w:rStyle w:val="Hyperlink"/>
@@ -4693,7 +4898,7 @@
           <w:sz w:val="24"/>
           <w:u w:val="single"/>
         </w:rPr>
-        <w:hyperlink r:id="rId25" w:history="1">
+        <w:hyperlink r:id="rId23" w:history="1">
           <w:r>
             <w:rPr>
               <w:rStyle w:val="Hyperlink"/>
@@ -4711,7 +4916,7 @@
           <w:sz w:val="24"/>
           <w:u w:val="single"/>
         </w:rPr>
-        <w:hyperlink r:id="rId25" w:history="1">
+        <w:hyperlink r:id="rId23" w:history="1">
           <w:r>
             <w:rPr>
               <w:rStyle w:val="Hyperlink"/>
@@ -4729,7 +4934,7 @@
           <w:sz w:val="24"/>
           <w:u w:val="single"/>
         </w:rPr>
-        <w:hyperlink r:id="rId25" w:history="1">
+        <w:hyperlink r:id="rId23" w:history="1">
           <w:r>
             <w:rPr>
               <w:rStyle w:val="Hyperlink"/>
@@ -4747,7 +4952,7 @@
           <w:sz w:val="24"/>
           <w:u w:val="single"/>
         </w:rPr>
-        <w:hyperlink r:id="rId25" w:history="1">
+        <w:hyperlink r:id="rId23" w:history="1">
           <w:r>
             <w:rPr>
               <w:rStyle w:val="Hyperlink"/>
@@ -4775,7 +4980,7 @@
           <w:sz w:val="24"/>
           <w:u w:val="single"/>
         </w:rPr>
-        <w:hyperlink r:id="rId26" w:history="1">
+        <w:hyperlink r:id="rId24" w:history="1">
           <w:r>
             <w:rPr>
               <w:rStyle w:val="Hyperlink"/>
@@ -4793,7 +4998,7 @@
           <w:sz w:val="24"/>
           <w:u w:val="single"/>
         </w:rPr>
-        <w:hyperlink r:id="rId25" w:history="1">
+        <w:hyperlink r:id="rId24" w:history="1">
           <w:r>
             <w:rPr>
               <w:rStyle w:val="Hyperlink"/>
@@ -4822,7 +5027,7 @@
           <w:sz w:val="24"/>
           <w:u w:val="single"/>
         </w:rPr>
-        <w:hyperlink r:id="rId26" w:history="1">
+        <w:hyperlink r:id="rId24" w:history="1">
           <w:r>
             <w:rPr>
               <w:rStyle w:val="Hyperlink"/>
@@ -4833,21 +5038,13 @@
       </w:r>
       <w:r>
         <w:rPr>
-          <w:u w:val="single" w:color="0000ff"/>
           <w:rFonts w:ascii="Charis SIL Regular" w:hAnsi="Charis SIL Regular" w:eastAsia="Charis SIL Regular"/>
           <w:b w:val="0"/>
           <w:i w:val="0"/>
           <w:color w:val="000000"/>
           <w:sz w:val="24"/>
         </w:rPr>
-        <w:hyperlink r:id="rId25" w:history="1">
-          <w:r>
-            <w:rPr>
-              <w:rStyle w:val="Hyperlink"/>
-            </w:rPr>
-            <w:t xml:space="preserve">, </w:t>
-          </w:r>
-        </w:hyperlink>
+        <w:t xml:space="preserve">, </w:t>
       </w:r>
       <w:r>
         <w:rPr>
@@ -4858,7 +5055,7 @@
           <w:sz w:val="24"/>
           <w:u w:val="single"/>
         </w:rPr>
-        <w:hyperlink r:id="rId25" w:history="1">
+        <w:hyperlink r:id="rId23" w:history="1">
           <w:r>
             <w:rPr>
               <w:rStyle w:val="Hyperlink"/>
@@ -4887,7 +5084,7 @@
           <w:sz w:val="24"/>
           <w:u w:val="single"/>
         </w:rPr>
-        <w:hyperlink r:id="rId27" w:history="1">
+        <w:hyperlink r:id="rId23" w:history="1">
           <w:r>
             <w:rPr>
               <w:rStyle w:val="Hyperlink"/>

--- a/EXPORTS/DOCX/published/niveau3/Dutch/WMAmsterdam.docx
+++ b/EXPORTS/DOCX/published/niveau3/Dutch/WMAmsterdam.docx
@@ -473,20 +473,19 @@
           <w:i w:val="0"/>
           <w:color w:val="0000FF"/>
           <w:sz w:val="24"/>
+        </w:rPr>
+        <w:t xml:space="preserve"> </w:t>
+      </w:r>
+      <w:r>
+        <w:rPr>
+          <w:rFonts w:ascii="Charis SIL Regular" w:hAnsi="Charis SIL Regular" w:eastAsia="Charis SIL Regular"/>
+          <w:b w:val="0"/>
+          <w:i w:val="0"/>
+          <w:color w:val="0000FF"/>
+          <w:sz w:val="24"/>
           <w:u w:val="single"/>
         </w:rPr>
-        <w:t xml:space="preserve"> </w:t>
-      </w:r>
-      <w:r>
-        <w:rPr>
-          <w:rFonts w:ascii="Charis SIL Regular" w:hAnsi="Charis SIL Regular" w:eastAsia="Charis SIL Regular"/>
-          <w:b w:val="0"/>
-          <w:i w:val="0"/>
-          <w:color w:val="0000FF"/>
-          <w:sz w:val="24"/>
-          <w:u w:val="single"/>
-        </w:rPr>
-        <w:hyperlink r:id="rId11" w:history="1">
+        <w:hyperlink r:id="rId10" w:history="1">
           <w:r>
             <w:rPr>
               <w:rStyle w:val="Hyperlink"/>
@@ -533,7 +532,7 @@
           <w:sz w:val="24"/>
           <w:u w:val="single"/>
         </w:rPr>
-        <w:hyperlink r:id="rId11" w:history="1">
+        <w:hyperlink r:id="rId10" w:history="1">
           <w:r>
             <w:rPr>
               <w:rStyle w:val="Hyperlink"/>
@@ -609,7 +608,7 @@
           <w:sz w:val="24"/>
           <w:u w:val="single"/>
         </w:rPr>
-        <w:hyperlink r:id="rId10" w:history="1">
+        <w:hyperlink r:id="rId11" w:history="1">
           <w:r>
             <w:rPr>
               <w:rStyle w:val="Hyperlink"/>
@@ -627,7 +626,7 @@
           <w:sz w:val="24"/>
           <w:u w:val="single"/>
         </w:rPr>
-        <w:hyperlink r:id="rId10" w:history="1">
+        <w:hyperlink r:id="rId11" w:history="1">
           <w:r>
             <w:rPr>
               <w:rStyle w:val="Hyperlink"/>
@@ -666,21 +665,13 @@
       </w:r>
       <w:r>
         <w:rPr>
-          <w:u w:val="single" w:color="0000ff"/>
           <w:rFonts w:ascii="Charis SIL Regular" w:hAnsi="Charis SIL Regular" w:eastAsia="Charis SIL Regular"/>
           <w:b w:val="0"/>
           <w:i w:val="0"/>
           <w:color w:val="000000"/>
           <w:sz w:val="24"/>
         </w:rPr>
-        <w:hyperlink r:id="rId11" w:history="1">
-          <w:r>
-            <w:rPr>
-              <w:rStyle w:val="Hyperlink"/>
-            </w:rPr>
-            <w:t>Lands P</w:t>
-          </w:r>
-        </w:hyperlink>
+        <w:t>Lands P</w:t>
       </w:r>
       <w:r>
         <w:rPr>
@@ -720,39 +711,13 @@
       </w:r>
       <w:r>
         <w:rPr>
-          <w:u w:val="single" w:color="0000ff"/>
           <w:rFonts w:ascii="Charis SIL Regular" w:hAnsi="Charis SIL Regular" w:eastAsia="Charis SIL Regular"/>
           <w:b w:val="0"/>
           <w:i w:val="0"/>
           <w:color w:val="000000"/>
           <w:sz w:val="24"/>
         </w:rPr>
-        <w:hyperlink r:id="rId11" w:history="1">
-          <w:r>
-            <w:rPr>
-              <w:rStyle w:val="Hyperlink"/>
-            </w:rPr>
-            <w:t>in in</w:t>
-          </w:r>
-        </w:hyperlink>
-      </w:r>
-      <w:r>
-        <w:rPr>
-          <w:u w:val="single" w:color="0000ff"/>
-          <w:rFonts w:ascii="Charis SIL Regular" w:hAnsi="Charis SIL Regular" w:eastAsia="Charis SIL Regular"/>
-          <w:b w:val="0"/>
-          <w:i w:val="0"/>
-          <w:color w:val="000000"/>
-          <w:sz w:val="24"/>
-        </w:rPr>
-        <w:hyperlink r:id="rId11" w:history="1">
-          <w:r>
-            <w:rPr>
-              <w:rStyle w:val="Hyperlink"/>
-            </w:rPr>
-            <w:t xml:space="preserve"> Bogor</w:t>
-          </w:r>
-        </w:hyperlink>
+        <w:t>in in Bogor</w:t>
       </w:r>
       <w:r>
         <w:rPr>
@@ -799,14 +764,7 @@
           <w:color w:val="000000"/>
           <w:sz w:val="24"/>
         </w:rPr>
-        <w:hyperlink r:id="rId11" w:history="1">
-          <w:r>
-            <w:rPr>
-              <w:rStyle w:val="Hyperlink"/>
-            </w:rPr>
-            <w:t>erschille</w:t>
-          </w:r>
-        </w:hyperlink>
+        <w:t>erschille</w:t>
       </w:r>
       <w:r>
         <w:rPr>
@@ -929,7 +887,7 @@
             <w:rPr>
               <w:rStyle w:val="Hyperlink"/>
             </w:rPr>
-            <w:t>Etnografisc</w:t>
+            <w:t>Etnografis</w:t>
           </w:r>
         </w:hyperlink>
       </w:r>
@@ -940,7 +898,23 @@
           <w:i w:val="0"/>
           <w:color w:val="0000FF"/>
           <w:sz w:val="24"/>
-          <w:u w:val="single"/>
+        </w:rPr>
+        <w:hyperlink r:id="rId12" w:history="1">
+          <w:r>
+            <w:rPr>
+              <w:rStyle w:val="Hyperlink"/>
+            </w:rPr>
+            <w:t>c</w:t>
+          </w:r>
+        </w:hyperlink>
+      </w:r>
+      <w:r>
+        <w:rPr>
+          <w:rFonts w:ascii="Charis SIL Regular" w:hAnsi="Charis SIL Regular" w:eastAsia="Charis SIL Regular"/>
+          <w:b w:val="0"/>
+          <w:i w:val="0"/>
+          <w:color w:val="0000FF"/>
+          <w:sz w:val="24"/>
         </w:rPr>
         <w:t>h</w:t>
       </w:r>
@@ -998,19 +972,9 @@
             <w:rPr>
               <w:rStyle w:val="Hyperlink"/>
             </w:rPr>
-            <w:t>Arti</w:t>
+            <w:t>Artis</w:t>
           </w:r>
         </w:hyperlink>
-      </w:r>
-      <w:r>
-        <w:rPr>
-          <w:rFonts w:ascii="Charis SIL Regular" w:hAnsi="Charis SIL Regular" w:eastAsia="Charis SIL Regular"/>
-          <w:b w:val="0"/>
-          <w:i w:val="0"/>
-          <w:color w:val="0000FF"/>
-          <w:sz w:val="24"/>
-        </w:rPr>
-        <w:t>s</w:t>
       </w:r>
       <w:r>
         <w:rPr>
@@ -1458,7 +1422,7 @@
             <w:rPr>
               <w:rStyle w:val="Hyperlink"/>
             </w:rPr>
-            <w:t>seum</w:t>
+            <w:t>seu</w:t>
           </w:r>
         </w:hyperlink>
       </w:r>
@@ -1471,6 +1435,24 @@
           <w:sz w:val="24"/>
           <w:u w:val="single"/>
         </w:rPr>
+        <w:hyperlink r:id="rId14" w:history="1">
+          <w:r>
+            <w:rPr>
+              <w:rStyle w:val="Hyperlink"/>
+            </w:rPr>
+            <w:t>m</w:t>
+          </w:r>
+        </w:hyperlink>
+      </w:r>
+      <w:r>
+        <w:rPr>
+          <w:rFonts w:ascii="Charis SIL Regular" w:hAnsi="Charis SIL Regular" w:eastAsia="Charis SIL Regular"/>
+          <w:b w:val="0"/>
+          <w:i w:val="0"/>
+          <w:color w:val="0000FF"/>
+          <w:sz w:val="24"/>
+          <w:u w:val="single"/>
+        </w:rPr>
         <w:t xml:space="preserve"> </w:t>
       </w:r>
       <w:r>
@@ -1482,7 +1464,7 @@
           <w:sz w:val="24"/>
           <w:u w:val="single"/>
         </w:rPr>
-        <w:hyperlink r:id="rId13" w:history="1">
+        <w:hyperlink r:id="rId14" w:history="1">
           <w:r>
             <w:rPr>
               <w:rStyle w:val="Hyperlink"/>
@@ -1511,12 +1493,30 @@
           <w:sz w:val="24"/>
           <w:u w:val="single"/>
         </w:rPr>
+        <w:hyperlink r:id="rId13" w:history="1">
+          <w:r>
+            <w:rPr>
+              <w:rStyle w:val="Hyperlink"/>
+            </w:rPr>
+            <w:t>Natuur</w:t>
+          </w:r>
+        </w:hyperlink>
+      </w:r>
+      <w:r>
+        <w:rPr>
+          <w:rFonts w:ascii="Charis SIL Regular" w:hAnsi="Charis SIL Regular" w:eastAsia="Charis SIL Regular"/>
+          <w:b w:val="0"/>
+          <w:i w:val="0"/>
+          <w:color w:val="0000FF"/>
+          <w:sz w:val="24"/>
+          <w:u w:val="single"/>
+        </w:rPr>
         <w:hyperlink r:id="rId14" w:history="1">
           <w:r>
             <w:rPr>
               <w:rStyle w:val="Hyperlink"/>
             </w:rPr>
-            <w:t xml:space="preserve">Natuurlijke </w:t>
+            <w:t xml:space="preserve">lijke </w:t>
           </w:r>
         </w:hyperlink>
       </w:r>
@@ -1529,7 +1529,7 @@
           <w:sz w:val="24"/>
           <w:u w:val="single"/>
         </w:rPr>
-        <w:hyperlink r:id="rId13" w:history="1">
+        <w:hyperlink r:id="rId14" w:history="1">
           <w:r>
             <w:rPr>
               <w:rStyle w:val="Hyperlink"/>
@@ -1558,7 +1558,7 @@
           <w:sz w:val="24"/>
           <w:u w:val="single"/>
         </w:rPr>
-        <w:hyperlink r:id="rId13" w:history="1">
+        <w:hyperlink r:id="rId14" w:history="1">
           <w:r>
             <w:rPr>
               <w:rStyle w:val="Hyperlink"/>
@@ -1587,7 +1587,7 @@
           <w:sz w:val="24"/>
           <w:u w:val="single"/>
         </w:rPr>
-        <w:hyperlink r:id="rId13" w:history="1">
+        <w:hyperlink r:id="rId14" w:history="1">
           <w:r>
             <w:rPr>
               <w:rStyle w:val="Hyperlink"/>
@@ -1605,7 +1605,7 @@
           <w:sz w:val="24"/>
           <w:u w:val="single"/>
         </w:rPr>
-        <w:hyperlink r:id="rId13" w:history="1">
+        <w:hyperlink r:id="rId14" w:history="1">
           <w:r>
             <w:rPr>
               <w:rStyle w:val="Hyperlink"/>
@@ -2842,7 +2842,7 @@
             <w:rPr>
               <w:rStyle w:val="Hyperlink"/>
             </w:rPr>
-            <w:t>desbetreffen</w:t>
+            <w:t>desbetreffend</w:t>
           </w:r>
         </w:hyperlink>
       </w:r>
@@ -2853,13 +2853,36 @@
           <w:i w:val="0"/>
           <w:color w:val="0000FF"/>
           <w:sz w:val="24"/>
+          <w:u w:val="single"/>
+        </w:rPr>
+        <w:t>e</w:t>
+      </w:r>
+      <w:r>
+        <w:rPr>
+          <w:rFonts w:ascii="Charis SIL Regular" w:hAnsi="Charis SIL Regular" w:eastAsia="Charis SIL Regular"/>
+          <w:b w:val="0"/>
+          <w:i w:val="0"/>
+          <w:color w:val="0000FF"/>
+          <w:sz w:val="24"/>
+          <w:u w:val="single"/>
+        </w:rPr>
+        <w:t xml:space="preserve"> </w:t>
+      </w:r>
+      <w:r>
+        <w:rPr>
+          <w:rFonts w:ascii="Charis SIL Regular" w:hAnsi="Charis SIL Regular" w:eastAsia="Charis SIL Regular"/>
+          <w:b w:val="0"/>
+          <w:i w:val="0"/>
+          <w:color w:val="0000FF"/>
+          <w:sz w:val="24"/>
+          <w:u w:val="single"/>
         </w:rPr>
         <w:hyperlink r:id="rId12" w:history="1">
           <w:r>
             <w:rPr>
               <w:rStyle w:val="Hyperlink"/>
             </w:rPr>
-            <w:t>d</w:t>
+            <w:t>zoekhul</w:t>
           </w:r>
         </w:hyperlink>
       </w:r>
@@ -2871,36 +2894,7 @@
           <w:color w:val="0000FF"/>
           <w:sz w:val="24"/>
         </w:rPr>
-        <w:t>e</w:t>
-      </w:r>
-      <w:r>
-        <w:rPr>
-          <w:rFonts w:ascii="Charis SIL Regular" w:hAnsi="Charis SIL Regular" w:eastAsia="Charis SIL Regular"/>
-          <w:b w:val="0"/>
-          <w:i w:val="0"/>
-          <w:color w:val="0000FF"/>
-          <w:sz w:val="24"/>
-          <w:u w:val="single"/>
-        </w:rPr>
-        <w:t xml:space="preserve"> </w:t>
-      </w:r>
-      <w:r>
-        <w:rPr>
-          <w:rFonts w:ascii="Charis SIL Regular" w:hAnsi="Charis SIL Regular" w:eastAsia="Charis SIL Regular"/>
-          <w:b w:val="0"/>
-          <w:i w:val="0"/>
-          <w:color w:val="0000FF"/>
-          <w:sz w:val="24"/>
-          <w:u w:val="single"/>
-        </w:rPr>
-        <w:hyperlink r:id="rId12" w:history="1">
-          <w:r>
-            <w:rPr>
-              <w:rStyle w:val="Hyperlink"/>
-            </w:rPr>
-            <w:t>zoekhulp</w:t>
-          </w:r>
-        </w:hyperlink>
+        <w:t>p</w:t>
       </w:r>
       <w:r>
         <w:rPr>
@@ -4039,7 +4033,7 @@
           <w:sz w:val="24"/>
           <w:u w:val="single"/>
         </w:rPr>
-        <w:hyperlink r:id="rId19" w:history="1">
+        <w:hyperlink r:id="rId18" w:history="1">
           <w:r>
             <w:rPr>
               <w:rStyle w:val="Hyperlink"/>
@@ -4057,7 +4051,7 @@
           <w:sz w:val="24"/>
           <w:u w:val="single"/>
         </w:rPr>
-        <w:hyperlink r:id="rId19" w:history="1">
+        <w:hyperlink r:id="rId18" w:history="1">
           <w:r>
             <w:rPr>
               <w:rStyle w:val="Hyperlink"/>
@@ -4097,13 +4091,21 @@
       </w:r>
       <w:r>
         <w:rPr>
+          <w:u w:val="single" w:color="0000ff"/>
           <w:rFonts w:ascii="Charis SIL Regular" w:hAnsi="Charis SIL Regular" w:eastAsia="Charis SIL Regular"/>
           <w:b w:val="0"/>
           <w:i w:val="0"/>
           <w:color w:val="000000"/>
           <w:sz w:val="24"/>
         </w:rPr>
-        <w:t xml:space="preserve">, </w:t>
+        <w:hyperlink r:id="rId18" w:history="1">
+          <w:r>
+            <w:rPr>
+              <w:rStyle w:val="Hyperlink"/>
+            </w:rPr>
+            <w:t xml:space="preserve">, </w:t>
+          </w:r>
+        </w:hyperlink>
       </w:r>
       <w:r>
         <w:rPr>
@@ -4620,7 +4622,7 @@
           <w:sz w:val="24"/>
           <w:u w:val="single"/>
         </w:rPr>
-        <w:hyperlink r:id="rId22" w:history="1">
+        <w:hyperlink r:id="rId23" w:history="1">
           <w:r>
             <w:rPr>
               <w:rStyle w:val="Hyperlink"/>
@@ -4898,7 +4900,7 @@
           <w:sz w:val="24"/>
           <w:u w:val="single"/>
         </w:rPr>
-        <w:hyperlink r:id="rId23" w:history="1">
+        <w:hyperlink r:id="rId24" w:history="1">
           <w:r>
             <w:rPr>
               <w:rStyle w:val="Hyperlink"/>
@@ -4916,7 +4918,7 @@
           <w:sz w:val="24"/>
           <w:u w:val="single"/>
         </w:rPr>
-        <w:hyperlink r:id="rId23" w:history="1">
+        <w:hyperlink r:id="rId24" w:history="1">
           <w:r>
             <w:rPr>
               <w:rStyle w:val="Hyperlink"/>
@@ -4934,7 +4936,7 @@
           <w:sz w:val="24"/>
           <w:u w:val="single"/>
         </w:rPr>
-        <w:hyperlink r:id="rId23" w:history="1">
+        <w:hyperlink r:id="rId24" w:history="1">
           <w:r>
             <w:rPr>
               <w:rStyle w:val="Hyperlink"/>
@@ -4952,7 +4954,7 @@
           <w:sz w:val="24"/>
           <w:u w:val="single"/>
         </w:rPr>
-        <w:hyperlink r:id="rId23" w:history="1">
+        <w:hyperlink r:id="rId24" w:history="1">
           <w:r>
             <w:rPr>
               <w:rStyle w:val="Hyperlink"/>
@@ -4980,7 +4982,7 @@
           <w:sz w:val="24"/>
           <w:u w:val="single"/>
         </w:rPr>
-        <w:hyperlink r:id="rId24" w:history="1">
+        <w:hyperlink r:id="rId25" w:history="1">
           <w:r>
             <w:rPr>
               <w:rStyle w:val="Hyperlink"/>
@@ -5055,7 +5057,7 @@
           <w:sz w:val="24"/>
           <w:u w:val="single"/>
         </w:rPr>
-        <w:hyperlink r:id="rId23" w:history="1">
+        <w:hyperlink r:id="rId24" w:history="1">
           <w:r>
             <w:rPr>
               <w:rStyle w:val="Hyperlink"/>
@@ -5084,7 +5086,7 @@
           <w:sz w:val="24"/>
           <w:u w:val="single"/>
         </w:rPr>
-        <w:hyperlink r:id="rId23" w:history="1">
+        <w:hyperlink r:id="rId26" w:history="1">
           <w:r>
             <w:rPr>
               <w:rStyle w:val="Hyperlink"/>

--- a/EXPORTS/DOCX/published/niveau3/Dutch/WMAmsterdam.docx
+++ b/EXPORTS/DOCX/published/niveau3/Dutch/WMAmsterdam.docx
@@ -473,6 +473,7 @@
           <w:i w:val="0"/>
           <w:color w:val="0000FF"/>
           <w:sz w:val="24"/>
+          <w:u w:val="single"/>
         </w:rPr>
         <w:t xml:space="preserve"> </w:t>
       </w:r>
@@ -485,7 +486,7 @@
           <w:sz w:val="24"/>
           <w:u w:val="single"/>
         </w:rPr>
-        <w:hyperlink r:id="rId10" w:history="1">
+        <w:hyperlink r:id="rId11" w:history="1">
           <w:r>
             <w:rPr>
               <w:rStyle w:val="Hyperlink"/>
@@ -532,7 +533,7 @@
           <w:sz w:val="24"/>
           <w:u w:val="single"/>
         </w:rPr>
-        <w:hyperlink r:id="rId10" w:history="1">
+        <w:hyperlink r:id="rId11" w:history="1">
           <w:r>
             <w:rPr>
               <w:rStyle w:val="Hyperlink"/>
@@ -608,7 +609,7 @@
           <w:sz w:val="24"/>
           <w:u w:val="single"/>
         </w:rPr>
-        <w:hyperlink r:id="rId11" w:history="1">
+        <w:hyperlink r:id="rId10" w:history="1">
           <w:r>
             <w:rPr>
               <w:rStyle w:val="Hyperlink"/>
@@ -626,7 +627,7 @@
           <w:sz w:val="24"/>
           <w:u w:val="single"/>
         </w:rPr>
-        <w:hyperlink r:id="rId11" w:history="1">
+        <w:hyperlink r:id="rId10" w:history="1">
           <w:r>
             <w:rPr>
               <w:rStyle w:val="Hyperlink"/>
@@ -671,100 +672,7 @@
           <w:color w:val="000000"/>
           <w:sz w:val="24"/>
         </w:rPr>
-        <w:t>Lands P</w:t>
-      </w:r>
-      <w:r>
-        <w:rPr>
-          <w:u w:val="single" w:color="0000ff"/>
-          <w:rFonts w:ascii="Charis SIL Regular" w:hAnsi="Charis SIL Regular" w:eastAsia="Charis SIL Regular"/>
-          <w:b w:val="0"/>
-          <w:i w:val="0"/>
-          <w:color w:val="000000"/>
-          <w:sz w:val="24"/>
-        </w:rPr>
-        <w:hyperlink r:id="rId11" w:history="1">
-          <w:r>
-            <w:rPr>
-              <w:rStyle w:val="Hyperlink"/>
-            </w:rPr>
-            <w:t>lantent</w:t>
-          </w:r>
-        </w:hyperlink>
-      </w:r>
-      <w:r>
-        <w:rPr>
-          <w:u w:val="single" w:color="0000ff"/>
-          <w:rFonts w:ascii="Charis SIL Regular" w:hAnsi="Charis SIL Regular" w:eastAsia="Charis SIL Regular"/>
-          <w:b w:val="0"/>
-          <w:i w:val="0"/>
-          <w:color w:val="000000"/>
-          <w:sz w:val="24"/>
-        </w:rPr>
-        <w:hyperlink r:id="rId11" w:history="1">
-          <w:r>
-            <w:rPr>
-              <w:rStyle w:val="Hyperlink"/>
-            </w:rPr>
-            <w:t>u</w:t>
-          </w:r>
-        </w:hyperlink>
-      </w:r>
-      <w:r>
-        <w:rPr>
-          <w:rFonts w:ascii="Charis SIL Regular" w:hAnsi="Charis SIL Regular" w:eastAsia="Charis SIL Regular"/>
-          <w:b w:val="0"/>
-          <w:i w:val="0"/>
-          <w:color w:val="000000"/>
-          <w:sz w:val="24"/>
-        </w:rPr>
-        <w:t>in in Bogor</w:t>
-      </w:r>
-      <w:r>
-        <w:rPr>
-          <w:u w:val="single" w:color="0000ff"/>
-          <w:rFonts w:ascii="Charis SIL Regular" w:hAnsi="Charis SIL Regular" w:eastAsia="Charis SIL Regular"/>
-          <w:b w:val="0"/>
-          <w:i w:val="0"/>
-          <w:color w:val="000000"/>
-          <w:sz w:val="24"/>
-        </w:rPr>
-        <w:hyperlink r:id="rId11" w:history="1">
-          <w:r>
-            <w:rPr>
-              <w:rStyle w:val="Hyperlink"/>
-            </w:rPr>
-            <w:t xml:space="preserve"> en </w:t>
-          </w:r>
-        </w:hyperlink>
-      </w:r>
-      <w:r>
-        <w:rPr>
-          <w:u w:val="single" w:color="0000ff"/>
-          <w:rFonts w:ascii="Charis SIL Regular" w:hAnsi="Charis SIL Regular" w:eastAsia="Charis SIL Regular"/>
-          <w:b w:val="0"/>
-          <w:i w:val="0"/>
-          <w:color w:val="000000"/>
-          <w:sz w:val="24"/>
-        </w:rPr>
-        <w:hyperlink r:id="rId11" w:history="1">
-          <w:r>
-            <w:rPr>
-              <w:rStyle w:val="Hyperlink"/>
-            </w:rPr>
-            <w:t>v</w:t>
-          </w:r>
-        </w:hyperlink>
-      </w:r>
-      <w:r>
-        <w:rPr>
-          <w:u w:val="single" w:color="0000ff"/>
-          <w:rFonts w:ascii="Charis SIL Regular" w:hAnsi="Charis SIL Regular" w:eastAsia="Charis SIL Regular"/>
-          <w:b w:val="0"/>
-          <w:i w:val="0"/>
-          <w:color w:val="000000"/>
-          <w:sz w:val="24"/>
-        </w:rPr>
-        <w:t>erschille</w:t>
+        <w:t>Lands Plantentuin in Bogor en verschille</w:t>
       </w:r>
       <w:r>
         <w:rPr>
@@ -887,7 +795,7 @@
             <w:rPr>
               <w:rStyle w:val="Hyperlink"/>
             </w:rPr>
-            <w:t>Etnografis</w:t>
+            <w:t>Etnografisc</w:t>
           </w:r>
         </w:hyperlink>
       </w:r>
@@ -898,23 +806,7 @@
           <w:i w:val="0"/>
           <w:color w:val="0000FF"/>
           <w:sz w:val="24"/>
-        </w:rPr>
-        <w:hyperlink r:id="rId12" w:history="1">
-          <w:r>
-            <w:rPr>
-              <w:rStyle w:val="Hyperlink"/>
-            </w:rPr>
-            <w:t>c</w:t>
-          </w:r>
-        </w:hyperlink>
-      </w:r>
-      <w:r>
-        <w:rPr>
-          <w:rFonts w:ascii="Charis SIL Regular" w:hAnsi="Charis SIL Regular" w:eastAsia="Charis SIL Regular"/>
-          <w:b w:val="0"/>
-          <w:i w:val="0"/>
-          <w:color w:val="0000FF"/>
-          <w:sz w:val="24"/>
+          <w:u w:val="single"/>
         </w:rPr>
         <w:t>h</w:t>
       </w:r>
@@ -972,9 +864,19 @@
             <w:rPr>
               <w:rStyle w:val="Hyperlink"/>
             </w:rPr>
-            <w:t>Artis</w:t>
+            <w:t>Arti</w:t>
           </w:r>
         </w:hyperlink>
+      </w:r>
+      <w:r>
+        <w:rPr>
+          <w:rFonts w:ascii="Charis SIL Regular" w:hAnsi="Charis SIL Regular" w:eastAsia="Charis SIL Regular"/>
+          <w:b w:val="0"/>
+          <w:i w:val="0"/>
+          <w:color w:val="0000FF"/>
+          <w:sz w:val="24"/>
+        </w:rPr>
+        <w:t>s</w:t>
       </w:r>
       <w:r>
         <w:rPr>
@@ -1529,7 +1431,7 @@
           <w:sz w:val="24"/>
           <w:u w:val="single"/>
         </w:rPr>
-        <w:hyperlink r:id="rId14" w:history="1">
+        <w:hyperlink r:id="rId13" w:history="1">
           <w:r>
             <w:rPr>
               <w:rStyle w:val="Hyperlink"/>
@@ -1558,7 +1460,7 @@
           <w:sz w:val="24"/>
           <w:u w:val="single"/>
         </w:rPr>
-        <w:hyperlink r:id="rId14" w:history="1">
+        <w:hyperlink r:id="rId13" w:history="1">
           <w:r>
             <w:rPr>
               <w:rStyle w:val="Hyperlink"/>
@@ -1587,7 +1489,7 @@
           <w:sz w:val="24"/>
           <w:u w:val="single"/>
         </w:rPr>
-        <w:hyperlink r:id="rId14" w:history="1">
+        <w:hyperlink r:id="rId13" w:history="1">
           <w:r>
             <w:rPr>
               <w:rStyle w:val="Hyperlink"/>
@@ -1605,7 +1507,7 @@
           <w:sz w:val="24"/>
           <w:u w:val="single"/>
         </w:rPr>
-        <w:hyperlink r:id="rId14" w:history="1">
+        <w:hyperlink r:id="rId13" w:history="1">
           <w:r>
             <w:rPr>
               <w:rStyle w:val="Hyperlink"/>
@@ -2745,7 +2647,6 @@
       </w:r>
       <w:r>
         <w:rPr>
-          <w:u w:val="single" w:color="0000ff"/>
           <w:rFonts w:ascii="Charis SIL Regular" w:hAnsi="Charis SIL Regular" w:eastAsia="Charis SIL Regular"/>
           <w:b w:val="0"/>
           <w:i w:val="0"/>
@@ -4033,7 +3934,7 @@
           <w:sz w:val="24"/>
           <w:u w:val="single"/>
         </w:rPr>
-        <w:hyperlink r:id="rId18" w:history="1">
+        <w:hyperlink r:id="rId19" w:history="1">
           <w:r>
             <w:rPr>
               <w:rStyle w:val="Hyperlink"/>
@@ -4051,7 +3952,7 @@
           <w:sz w:val="24"/>
           <w:u w:val="single"/>
         </w:rPr>
-        <w:hyperlink r:id="rId18" w:history="1">
+        <w:hyperlink r:id="rId19" w:history="1">
           <w:r>
             <w:rPr>
               <w:rStyle w:val="Hyperlink"/>
@@ -4091,7 +3992,6 @@
       </w:r>
       <w:r>
         <w:rPr>
-          <w:u w:val="single" w:color="0000ff"/>
           <w:rFonts w:ascii="Charis SIL Regular" w:hAnsi="Charis SIL Regular" w:eastAsia="Charis SIL Regular"/>
           <w:b w:val="0"/>
           <w:i w:val="0"/>
@@ -4640,7 +4540,7 @@
           <w:sz w:val="24"/>
           <w:u w:val="single"/>
         </w:rPr>
-        <w:hyperlink r:id="rId22" w:history="1">
+        <w:hyperlink r:id="rId23" w:history="1">
           <w:r>
             <w:rPr>
               <w:rStyle w:val="Hyperlink"/>
@@ -4686,14 +4586,7 @@
           <w:color w:val="000000"/>
           <w:sz w:val="24"/>
         </w:rPr>
-        <w:hyperlink r:id="rId22" w:history="1">
-          <w:r>
-            <w:rPr>
-              <w:rStyle w:val="Hyperlink"/>
-            </w:rPr>
-            <w:t xml:space="preserve">, </w:t>
-          </w:r>
-        </w:hyperlink>
+        <w:t xml:space="preserve">, </w:t>
       </w:r>
       <w:r>
         <w:rPr>
@@ -4733,7 +4626,7 @@
           <w:sz w:val="24"/>
           <w:u w:val="single"/>
         </w:rPr>
-        <w:hyperlink r:id="rId22" w:history="1">
+        <w:hyperlink r:id="rId24" w:history="1">
           <w:r>
             <w:rPr>
               <w:rStyle w:val="Hyperlink"/>
@@ -4900,7 +4793,7 @@
           <w:sz w:val="24"/>
           <w:u w:val="single"/>
         </w:rPr>
-        <w:hyperlink r:id="rId24" w:history="1">
+        <w:hyperlink r:id="rId25" w:history="1">
           <w:r>
             <w:rPr>
               <w:rStyle w:val="Hyperlink"/>
@@ -4918,7 +4811,7 @@
           <w:sz w:val="24"/>
           <w:u w:val="single"/>
         </w:rPr>
-        <w:hyperlink r:id="rId24" w:history="1">
+        <w:hyperlink r:id="rId25" w:history="1">
           <w:r>
             <w:rPr>
               <w:rStyle w:val="Hyperlink"/>
@@ -4936,7 +4829,7 @@
           <w:sz w:val="24"/>
           <w:u w:val="single"/>
         </w:rPr>
-        <w:hyperlink r:id="rId24" w:history="1">
+        <w:hyperlink r:id="rId25" w:history="1">
           <w:r>
             <w:rPr>
               <w:rStyle w:val="Hyperlink"/>
@@ -4954,7 +4847,7 @@
           <w:sz w:val="24"/>
           <w:u w:val="single"/>
         </w:rPr>
-        <w:hyperlink r:id="rId24" w:history="1">
+        <w:hyperlink r:id="rId25" w:history="1">
           <w:r>
             <w:rPr>
               <w:rStyle w:val="Hyperlink"/>
@@ -4982,7 +4875,7 @@
           <w:sz w:val="24"/>
           <w:u w:val="single"/>
         </w:rPr>
-        <w:hyperlink r:id="rId25" w:history="1">
+        <w:hyperlink r:id="rId26" w:history="1">
           <w:r>
             <w:rPr>
               <w:rStyle w:val="Hyperlink"/>
@@ -5000,7 +4893,7 @@
           <w:sz w:val="24"/>
           <w:u w:val="single"/>
         </w:rPr>
-        <w:hyperlink r:id="rId24" w:history="1">
+        <w:hyperlink r:id="rId25" w:history="1">
           <w:r>
             <w:rPr>
               <w:rStyle w:val="Hyperlink"/>
@@ -5029,7 +4922,7 @@
           <w:sz w:val="24"/>
           <w:u w:val="single"/>
         </w:rPr>
-        <w:hyperlink r:id="rId24" w:history="1">
+        <w:hyperlink r:id="rId26" w:history="1">
           <w:r>
             <w:rPr>
               <w:rStyle w:val="Hyperlink"/>
@@ -5040,13 +4933,21 @@
       </w:r>
       <w:r>
         <w:rPr>
+          <w:u w:val="single" w:color="0000ff"/>
           <w:rFonts w:ascii="Charis SIL Regular" w:hAnsi="Charis SIL Regular" w:eastAsia="Charis SIL Regular"/>
           <w:b w:val="0"/>
           <w:i w:val="0"/>
           <w:color w:val="000000"/>
           <w:sz w:val="24"/>
         </w:rPr>
-        <w:t xml:space="preserve">, </w:t>
+        <w:hyperlink r:id="rId25" w:history="1">
+          <w:r>
+            <w:rPr>
+              <w:rStyle w:val="Hyperlink"/>
+            </w:rPr>
+            <w:t xml:space="preserve">, </w:t>
+          </w:r>
+        </w:hyperlink>
       </w:r>
       <w:r>
         <w:rPr>
@@ -5057,7 +4958,7 @@
           <w:sz w:val="24"/>
           <w:u w:val="single"/>
         </w:rPr>
-        <w:hyperlink r:id="rId24" w:history="1">
+        <w:hyperlink r:id="rId25" w:history="1">
           <w:r>
             <w:rPr>
               <w:rStyle w:val="Hyperlink"/>
@@ -5086,7 +4987,7 @@
           <w:sz w:val="24"/>
           <w:u w:val="single"/>
         </w:rPr>
-        <w:hyperlink r:id="rId26" w:history="1">
+        <w:hyperlink r:id="rId27" w:history="1">
           <w:r>
             <w:rPr>
               <w:rStyle w:val="Hyperlink"/>

--- a/EXPORTS/DOCX/published/niveau3/Dutch/WMAmsterdam.docx
+++ b/EXPORTS/DOCX/published/niveau3/Dutch/WMAmsterdam.docx
@@ -174,25 +174,7 @@
           <w:color w:val="000000"/>
           <w:sz w:val="24"/>
         </w:rPr>
-        <w:t xml:space="preserve"> in Haarlem. Dit Koloniaal Museum, dat was geïnitieerd door de Nede</w:t>
-      </w:r>
-      <w:r>
-        <w:rPr>
-          <w:u w:val="single" w:color="0000ff"/>
-          <w:rFonts w:ascii="Charis SIL Regular" w:hAnsi="Charis SIL Regular" w:eastAsia="Charis SIL Regular"/>
-          <w:b w:val="0"/>
-          <w:i w:val="0"/>
-          <w:color w:val="000000"/>
-          <w:sz w:val="24"/>
-        </w:rPr>
-        <w:hyperlink r:id="rId9" w:history="1">
-          <w:r>
-            <w:rPr>
-              <w:rStyle w:val="Hyperlink"/>
-            </w:rPr>
-            <w:t xml:space="preserve">rlandsche </w:t>
-          </w:r>
-        </w:hyperlink>
+        <w:t xml:space="preserve"> in Haarlem. Dit Koloniaal Museum, dat was geïnitieerd door de Nederlandsche </w:t>
       </w:r>
       <w:r>
         <w:rPr>
@@ -473,7 +455,6 @@
           <w:i w:val="0"/>
           <w:color w:val="0000FF"/>
           <w:sz w:val="24"/>
-          <w:u w:val="single"/>
         </w:rPr>
         <w:t xml:space="preserve"> </w:t>
       </w:r>
@@ -551,7 +532,7 @@
           <w:sz w:val="24"/>
           <w:u w:val="single"/>
         </w:rPr>
-        <w:hyperlink r:id="rId10" w:history="1">
+        <w:hyperlink r:id="rId11" w:history="1">
           <w:r>
             <w:rPr>
               <w:rStyle w:val="Hyperlink"/>
@@ -672,7 +653,79 @@
           <w:color w:val="000000"/>
           <w:sz w:val="24"/>
         </w:rPr>
-        <w:t>Lands Plantentuin in Bogor en verschille</w:t>
+        <w:t>Lands Plantentuin in</w:t>
+      </w:r>
+      <w:r>
+        <w:rPr>
+          <w:u w:val="single" w:color="0000ff"/>
+          <w:rFonts w:ascii="Charis SIL Regular" w:hAnsi="Charis SIL Regular" w:eastAsia="Charis SIL Regular"/>
+          <w:b w:val="0"/>
+          <w:i w:val="0"/>
+          <w:color w:val="000000"/>
+          <w:sz w:val="24"/>
+        </w:rPr>
+        <w:hyperlink r:id="rId11" w:history="1">
+          <w:r>
+            <w:rPr>
+              <w:rStyle w:val="Hyperlink"/>
+            </w:rPr>
+            <w:t xml:space="preserve"> Bogor</w:t>
+          </w:r>
+        </w:hyperlink>
+      </w:r>
+      <w:r>
+        <w:rPr>
+          <w:u w:val="single" w:color="0000ff"/>
+          <w:rFonts w:ascii="Charis SIL Regular" w:hAnsi="Charis SIL Regular" w:eastAsia="Charis SIL Regular"/>
+          <w:b w:val="0"/>
+          <w:i w:val="0"/>
+          <w:color w:val="000000"/>
+          <w:sz w:val="24"/>
+        </w:rPr>
+        <w:hyperlink r:id="rId11" w:history="1">
+          <w:r>
+            <w:rPr>
+              <w:rStyle w:val="Hyperlink"/>
+            </w:rPr>
+            <w:t xml:space="preserve"> en </w:t>
+          </w:r>
+        </w:hyperlink>
+      </w:r>
+      <w:r>
+        <w:rPr>
+          <w:u w:val="single" w:color="0000ff"/>
+          <w:rFonts w:ascii="Charis SIL Regular" w:hAnsi="Charis SIL Regular" w:eastAsia="Charis SIL Regular"/>
+          <w:b w:val="0"/>
+          <w:i w:val="0"/>
+          <w:color w:val="000000"/>
+          <w:sz w:val="24"/>
+        </w:rPr>
+        <w:hyperlink r:id="rId11" w:history="1">
+          <w:r>
+            <w:rPr>
+              <w:rStyle w:val="Hyperlink"/>
+            </w:rPr>
+            <w:t>v</w:t>
+          </w:r>
+        </w:hyperlink>
+      </w:r>
+      <w:r>
+        <w:rPr>
+          <w:u w:val="single" w:color="0000ff"/>
+          <w:rFonts w:ascii="Charis SIL Regular" w:hAnsi="Charis SIL Regular" w:eastAsia="Charis SIL Regular"/>
+          <w:b w:val="0"/>
+          <w:i w:val="0"/>
+          <w:color w:val="000000"/>
+          <w:sz w:val="24"/>
+        </w:rPr>
+        <w:hyperlink r:id="rId11" w:history="1">
+          <w:r>
+            <w:rPr>
+              <w:rStyle w:val="Hyperlink"/>
+            </w:rPr>
+            <w:t>erschille</w:t>
+          </w:r>
+        </w:hyperlink>
       </w:r>
       <w:r>
         <w:rPr>
@@ -846,7 +899,6 @@
           <w:i w:val="0"/>
           <w:color w:val="0000FF"/>
           <w:sz w:val="24"/>
-          <w:u w:val="single"/>
         </w:rPr>
         <w:t xml:space="preserve"> </w:t>
       </w:r>
@@ -864,19 +916,9 @@
             <w:rPr>
               <w:rStyle w:val="Hyperlink"/>
             </w:rPr>
-            <w:t>Arti</w:t>
+            <w:t>Artis</w:t>
           </w:r>
         </w:hyperlink>
-      </w:r>
-      <w:r>
-        <w:rPr>
-          <w:rFonts w:ascii="Charis SIL Regular" w:hAnsi="Charis SIL Regular" w:eastAsia="Charis SIL Regular"/>
-          <w:b w:val="0"/>
-          <w:i w:val="0"/>
-          <w:color w:val="0000FF"/>
-          <w:sz w:val="24"/>
-        </w:rPr>
-        <w:t>s</w:t>
       </w:r>
       <w:r>
         <w:rPr>
@@ -1137,132 +1179,8 @@
           <w:i w:val="0"/>
           <w:color w:val="0000FF"/>
           <w:sz w:val="24"/>
-          <w:u w:val="single"/>
-        </w:rPr>
-        <w:hyperlink r:id="rId13" w:history="1">
-          <w:r>
-            <w:rPr>
-              <w:rStyle w:val="Hyperlink"/>
-            </w:rPr>
-            <w:t>(tegenwoordig</w:t>
-          </w:r>
-        </w:hyperlink>
-      </w:r>
-      <w:r>
-        <w:rPr>
-          <w:rFonts w:ascii="Charis SIL Regular" w:hAnsi="Charis SIL Regular" w:eastAsia="Charis SIL Regular"/>
-          <w:b w:val="0"/>
-          <w:i w:val="0"/>
-          <w:color w:val="0000FF"/>
-          <w:sz w:val="24"/>
-          <w:u w:val="single"/>
-        </w:rPr>
-        <w:t xml:space="preserve"> </w:t>
-      </w:r>
-      <w:r>
-        <w:rPr>
-          <w:rFonts w:ascii="Charis SIL Regular" w:hAnsi="Charis SIL Regular" w:eastAsia="Charis SIL Regular"/>
-          <w:b w:val="0"/>
-          <w:i w:val="0"/>
-          <w:color w:val="0000FF"/>
-          <w:sz w:val="24"/>
-          <w:u w:val="single"/>
-        </w:rPr>
-        <w:hyperlink r:id="rId13" w:history="1">
-          <w:r>
-            <w:rPr>
-              <w:rStyle w:val="Hyperlink"/>
-            </w:rPr>
-            <w:t>Wageningen</w:t>
-          </w:r>
-        </w:hyperlink>
-      </w:r>
-      <w:r>
-        <w:rPr>
-          <w:rFonts w:ascii="Charis SIL Regular" w:hAnsi="Charis SIL Regular" w:eastAsia="Charis SIL Regular"/>
-          <w:b w:val="0"/>
-          <w:i w:val="0"/>
-          <w:color w:val="0000FF"/>
-          <w:sz w:val="24"/>
-          <w:u w:val="single"/>
-        </w:rPr>
-        <w:t xml:space="preserve"> </w:t>
-      </w:r>
-      <w:r>
-        <w:rPr>
-          <w:rFonts w:ascii="Charis SIL Regular" w:hAnsi="Charis SIL Regular" w:eastAsia="Charis SIL Regular"/>
-          <w:b w:val="0"/>
-          <w:i w:val="0"/>
-          <w:color w:val="0000FF"/>
-          <w:sz w:val="24"/>
-          <w:u w:val="single"/>
-        </w:rPr>
-        <w:hyperlink r:id="rId13" w:history="1">
-          <w:r>
-            <w:rPr>
-              <w:rStyle w:val="Hyperlink"/>
-            </w:rPr>
-            <w:t>University</w:t>
-          </w:r>
-        </w:hyperlink>
-      </w:r>
-      <w:r>
-        <w:rPr>
-          <w:rFonts w:ascii="Charis SIL Regular" w:hAnsi="Charis SIL Regular" w:eastAsia="Charis SIL Regular"/>
-          <w:b w:val="0"/>
-          <w:i w:val="0"/>
-          <w:color w:val="0000FF"/>
-          <w:sz w:val="24"/>
-          <w:u w:val="single"/>
-        </w:rPr>
-        <w:t xml:space="preserve"> </w:t>
-      </w:r>
-      <w:r>
-        <w:rPr>
-          <w:rFonts w:ascii="Charis SIL Regular" w:hAnsi="Charis SIL Regular" w:eastAsia="Charis SIL Regular"/>
-          <w:b w:val="0"/>
-          <w:i w:val="0"/>
-          <w:color w:val="0000FF"/>
-          <w:sz w:val="24"/>
-          <w:u w:val="single"/>
-        </w:rPr>
-        <w:hyperlink r:id="rId13" w:history="1">
-          <w:r>
-            <w:rPr>
-              <w:rStyle w:val="Hyperlink"/>
-            </w:rPr>
-            <w:t>&amp;</w:t>
-          </w:r>
-        </w:hyperlink>
-      </w:r>
-      <w:r>
-        <w:rPr>
-          <w:rFonts w:ascii="Charis SIL Regular" w:hAnsi="Charis SIL Regular" w:eastAsia="Charis SIL Regular"/>
-          <w:b w:val="0"/>
-          <w:i w:val="0"/>
-          <w:color w:val="0000FF"/>
-          <w:sz w:val="24"/>
-          <w:u w:val="single"/>
-        </w:rPr>
-        <w:t xml:space="preserve"> </w:t>
-      </w:r>
-      <w:r>
-        <w:rPr>
-          <w:rFonts w:ascii="Charis SIL Regular" w:hAnsi="Charis SIL Regular" w:eastAsia="Charis SIL Regular"/>
-          <w:b w:val="0"/>
-          <w:i w:val="0"/>
-          <w:color w:val="0000FF"/>
-          <w:sz w:val="24"/>
-          <w:u w:val="single"/>
-        </w:rPr>
-        <w:hyperlink r:id="rId13" w:history="1">
-          <w:r>
-            <w:rPr>
-              <w:rStyle w:val="Hyperlink"/>
-            </w:rPr>
-            <w:t>Res</w:t>
-          </w:r>
-        </w:hyperlink>
+        </w:rPr>
+        <w:t>(tegenwoordig Wageningen University &amp; Res</w:t>
       </w:r>
       <w:r>
         <w:rPr>
@@ -1284,13 +1202,21 @@
       </w:r>
       <w:r>
         <w:rPr>
+          <w:u w:val="single" w:color="0000ff"/>
           <w:rFonts w:ascii="Charis SIL Regular" w:hAnsi="Charis SIL Regular" w:eastAsia="Charis SIL Regular"/>
           <w:b w:val="0"/>
           <w:i w:val="0"/>
           <w:color w:val="000000"/>
           <w:sz w:val="24"/>
         </w:rPr>
-        <w:t xml:space="preserve"> en het </w:t>
+        <w:hyperlink r:id="rId13" w:history="1">
+          <w:r>
+            <w:rPr>
+              <w:rStyle w:val="Hyperlink"/>
+            </w:rPr>
+            <w:t xml:space="preserve"> en het </w:t>
+          </w:r>
+        </w:hyperlink>
       </w:r>
       <w:r>
         <w:rPr>
@@ -1319,7 +1245,7 @@
           <w:sz w:val="24"/>
           <w:u w:val="single"/>
         </w:rPr>
-        <w:hyperlink r:id="rId14" w:history="1">
+        <w:hyperlink r:id="rId13" w:history="1">
           <w:r>
             <w:rPr>
               <w:rStyle w:val="Hyperlink"/>
@@ -1337,14 +1263,7 @@
           <w:sz w:val="24"/>
           <w:u w:val="single"/>
         </w:rPr>
-        <w:hyperlink r:id="rId14" w:history="1">
-          <w:r>
-            <w:rPr>
-              <w:rStyle w:val="Hyperlink"/>
-            </w:rPr>
-            <w:t>m</w:t>
-          </w:r>
-        </w:hyperlink>
+        <w:t>m</w:t>
       </w:r>
       <w:r>
         <w:rPr>
@@ -1366,7 +1285,7 @@
           <w:sz w:val="24"/>
           <w:u w:val="single"/>
         </w:rPr>
-        <w:hyperlink r:id="rId14" w:history="1">
+        <w:hyperlink r:id="rId13" w:history="1">
           <w:r>
             <w:rPr>
               <w:rStyle w:val="Hyperlink"/>
@@ -1395,7 +1314,7 @@
           <w:sz w:val="24"/>
           <w:u w:val="single"/>
         </w:rPr>
-        <w:hyperlink r:id="rId13" w:history="1">
+        <w:hyperlink r:id="rId14" w:history="1">
           <w:r>
             <w:rPr>
               <w:rStyle w:val="Hyperlink"/>
@@ -1431,7 +1350,7 @@
           <w:sz w:val="24"/>
           <w:u w:val="single"/>
         </w:rPr>
-        <w:hyperlink r:id="rId13" w:history="1">
+        <w:hyperlink r:id="rId14" w:history="1">
           <w:r>
             <w:rPr>
               <w:rStyle w:val="Hyperlink"/>
@@ -1460,7 +1379,7 @@
           <w:sz w:val="24"/>
           <w:u w:val="single"/>
         </w:rPr>
-        <w:hyperlink r:id="rId13" w:history="1">
+        <w:hyperlink r:id="rId14" w:history="1">
           <w:r>
             <w:rPr>
               <w:rStyle w:val="Hyperlink"/>
@@ -1507,7 +1426,7 @@
           <w:sz w:val="24"/>
           <w:u w:val="single"/>
         </w:rPr>
-        <w:hyperlink r:id="rId13" w:history="1">
+        <w:hyperlink r:id="rId14" w:history="1">
           <w:r>
             <w:rPr>
               <w:rStyle w:val="Hyperlink"/>
@@ -1525,7 +1444,7 @@
           <w:sz w:val="24"/>
           <w:u w:val="single"/>
         </w:rPr>
-        <w:hyperlink r:id="rId13" w:history="1">
+        <w:hyperlink r:id="rId14" w:history="1">
           <w:r>
             <w:rPr>
               <w:rStyle w:val="Hyperlink"/>
@@ -1572,7 +1491,7 @@
           <w:sz w:val="24"/>
           <w:u w:val="single"/>
         </w:rPr>
-        <w:hyperlink r:id="rId13" w:history="1">
+        <w:hyperlink r:id="rId14" w:history="1">
           <w:r>
             <w:rPr>
               <w:rStyle w:val="Hyperlink"/>
@@ -1619,7 +1538,7 @@
           <w:sz w:val="24"/>
           <w:u w:val="single"/>
         </w:rPr>
-        <w:hyperlink r:id="rId13" w:history="1">
+        <w:hyperlink r:id="rId14" w:history="1">
           <w:r>
             <w:rPr>
               <w:rStyle w:val="Hyperlink"/>
@@ -1637,7 +1556,7 @@
           <w:sz w:val="24"/>
           <w:u w:val="single"/>
         </w:rPr>
-        <w:hyperlink r:id="rId13" w:history="1">
+        <w:hyperlink r:id="rId14" w:history="1">
           <w:r>
             <w:rPr>
               <w:rStyle w:val="Hyperlink"/>
@@ -1655,7 +1574,7 @@
           <w:sz w:val="24"/>
           <w:u w:val="single"/>
         </w:rPr>
-        <w:hyperlink r:id="rId13" w:history="1">
+        <w:hyperlink r:id="rId14" w:history="1">
           <w:r>
             <w:rPr>
               <w:rStyle w:val="Hyperlink"/>
@@ -3998,14 +3917,7 @@
           <w:color w:val="000000"/>
           <w:sz w:val="24"/>
         </w:rPr>
-        <w:hyperlink r:id="rId18" w:history="1">
-          <w:r>
-            <w:rPr>
-              <w:rStyle w:val="Hyperlink"/>
-            </w:rPr>
-            <w:t xml:space="preserve">, </w:t>
-          </w:r>
-        </w:hyperlink>
+        <w:t xml:space="preserve">, </w:t>
       </w:r>
       <w:r>
         <w:rPr>
@@ -4045,7 +3957,7 @@
           <w:sz w:val="24"/>
           <w:u w:val="single"/>
         </w:rPr>
-        <w:hyperlink r:id="rId20" w:history="1">
+        <w:hyperlink r:id="rId18" w:history="1">
           <w:r>
             <w:rPr>
               <w:rStyle w:val="Hyperlink"/>
@@ -4522,7 +4434,7 @@
           <w:sz w:val="24"/>
           <w:u w:val="single"/>
         </w:rPr>
-        <w:hyperlink r:id="rId23" w:history="1">
+        <w:hyperlink r:id="rId22" w:history="1">
           <w:r>
             <w:rPr>
               <w:rStyle w:val="Hyperlink"/>
@@ -4540,7 +4452,7 @@
           <w:sz w:val="24"/>
           <w:u w:val="single"/>
         </w:rPr>
-        <w:hyperlink r:id="rId23" w:history="1">
+        <w:hyperlink r:id="rId22" w:history="1">
           <w:r>
             <w:rPr>
               <w:rStyle w:val="Hyperlink"/>
@@ -4580,13 +4492,21 @@
       </w:r>
       <w:r>
         <w:rPr>
+          <w:u w:val="single" w:color="0000ff"/>
           <w:rFonts w:ascii="Charis SIL Regular" w:hAnsi="Charis SIL Regular" w:eastAsia="Charis SIL Regular"/>
           <w:b w:val="0"/>
           <w:i w:val="0"/>
           <w:color w:val="000000"/>
           <w:sz w:val="24"/>
         </w:rPr>
-        <w:t xml:space="preserve">, </w:t>
+        <w:hyperlink r:id="rId22" w:history="1">
+          <w:r>
+            <w:rPr>
+              <w:rStyle w:val="Hyperlink"/>
+            </w:rPr>
+            <w:t xml:space="preserve">, </w:t>
+          </w:r>
+        </w:hyperlink>
       </w:r>
       <w:r>
         <w:rPr>
@@ -4597,7 +4517,7 @@
           <w:sz w:val="24"/>
           <w:u w:val="single"/>
         </w:rPr>
-        <w:hyperlink r:id="rId22" w:history="1">
+        <w:hyperlink r:id="rId23" w:history="1">
           <w:r>
             <w:rPr>
               <w:rStyle w:val="Hyperlink"/>
@@ -4626,7 +4546,7 @@
           <w:sz w:val="24"/>
           <w:u w:val="single"/>
         </w:rPr>
-        <w:hyperlink r:id="rId24" w:history="1">
+        <w:hyperlink r:id="rId23" w:history="1">
           <w:r>
             <w:rPr>
               <w:rStyle w:val="Hyperlink"/>
@@ -4793,7 +4713,7 @@
           <w:sz w:val="24"/>
           <w:u w:val="single"/>
         </w:rPr>
-        <w:hyperlink r:id="rId25" w:history="1">
+        <w:hyperlink r:id="rId24" w:history="1">
           <w:r>
             <w:rPr>
               <w:rStyle w:val="Hyperlink"/>
@@ -4811,7 +4731,7 @@
           <w:sz w:val="24"/>
           <w:u w:val="single"/>
         </w:rPr>
-        <w:hyperlink r:id="rId25" w:history="1">
+        <w:hyperlink r:id="rId24" w:history="1">
           <w:r>
             <w:rPr>
               <w:rStyle w:val="Hyperlink"/>
@@ -4829,7 +4749,7 @@
           <w:sz w:val="24"/>
           <w:u w:val="single"/>
         </w:rPr>
-        <w:hyperlink r:id="rId25" w:history="1">
+        <w:hyperlink r:id="rId24" w:history="1">
           <w:r>
             <w:rPr>
               <w:rStyle w:val="Hyperlink"/>
@@ -4847,7 +4767,7 @@
           <w:sz w:val="24"/>
           <w:u w:val="single"/>
         </w:rPr>
-        <w:hyperlink r:id="rId25" w:history="1">
+        <w:hyperlink r:id="rId24" w:history="1">
           <w:r>
             <w:rPr>
               <w:rStyle w:val="Hyperlink"/>
@@ -4875,7 +4795,7 @@
           <w:sz w:val="24"/>
           <w:u w:val="single"/>
         </w:rPr>
-        <w:hyperlink r:id="rId26" w:history="1">
+        <w:hyperlink r:id="rId24" w:history="1">
           <w:r>
             <w:rPr>
               <w:rStyle w:val="Hyperlink"/>
@@ -4893,7 +4813,7 @@
           <w:sz w:val="24"/>
           <w:u w:val="single"/>
         </w:rPr>
-        <w:hyperlink r:id="rId25" w:history="1">
+        <w:hyperlink r:id="rId24" w:history="1">
           <w:r>
             <w:rPr>
               <w:rStyle w:val="Hyperlink"/>
@@ -4922,7 +4842,7 @@
           <w:sz w:val="24"/>
           <w:u w:val="single"/>
         </w:rPr>
-        <w:hyperlink r:id="rId26" w:history="1">
+        <w:hyperlink r:id="rId24" w:history="1">
           <w:r>
             <w:rPr>
               <w:rStyle w:val="Hyperlink"/>
@@ -4940,7 +4860,7 @@
           <w:color w:val="000000"/>
           <w:sz w:val="24"/>
         </w:rPr>
-        <w:hyperlink r:id="rId25" w:history="1">
+        <w:hyperlink r:id="rId24" w:history="1">
           <w:r>
             <w:rPr>
               <w:rStyle w:val="Hyperlink"/>
@@ -4958,7 +4878,7 @@
           <w:sz w:val="24"/>
           <w:u w:val="single"/>
         </w:rPr>
-        <w:hyperlink r:id="rId25" w:history="1">
+        <w:hyperlink r:id="rId24" w:history="1">
           <w:r>
             <w:rPr>
               <w:rStyle w:val="Hyperlink"/>
@@ -4987,7 +4907,7 @@
           <w:sz w:val="24"/>
           <w:u w:val="single"/>
         </w:rPr>
-        <w:hyperlink r:id="rId27" w:history="1">
+        <w:hyperlink r:id="rId25" w:history="1">
           <w:r>
             <w:rPr>
               <w:rStyle w:val="Hyperlink"/>

--- a/EXPORTS/DOCX/published/niveau3/Dutch/WMAmsterdam.docx
+++ b/EXPORTS/DOCX/published/niveau3/Dutch/WMAmsterdam.docx
@@ -174,7 +174,25 @@
           <w:color w:val="000000"/>
           <w:sz w:val="24"/>
         </w:rPr>
-        <w:t xml:space="preserve"> in Haarlem. Dit Koloniaal Museum, dat was geïnitieerd door de Nederlandsche </w:t>
+        <w:t xml:space="preserve"> in Haarlem. Dit Koloniaal Museum, dat was geïnitieerd door de Nede</w:t>
+      </w:r>
+      <w:r>
+        <w:rPr>
+          <w:u w:val="single" w:color="0000ff"/>
+          <w:rFonts w:ascii="Charis SIL Regular" w:hAnsi="Charis SIL Regular" w:eastAsia="Charis SIL Regular"/>
+          <w:b w:val="0"/>
+          <w:i w:val="0"/>
+          <w:color w:val="000000"/>
+          <w:sz w:val="24"/>
+        </w:rPr>
+        <w:hyperlink r:id="rId9" w:history="1">
+          <w:r>
+            <w:rPr>
+              <w:rStyle w:val="Hyperlink"/>
+            </w:rPr>
+            <w:t xml:space="preserve">rlandsche </w:t>
+          </w:r>
+        </w:hyperlink>
       </w:r>
       <w:r>
         <w:rPr>
@@ -455,6 +473,7 @@
           <w:i w:val="0"/>
           <w:color w:val="0000FF"/>
           <w:sz w:val="24"/>
+          <w:u w:val="single"/>
         </w:rPr>
         <w:t xml:space="preserve"> </w:t>
       </w:r>
@@ -647,13 +666,75 @@
       </w:r>
       <w:r>
         <w:rPr>
+          <w:u w:val="single" w:color="0000ff"/>
           <w:rFonts w:ascii="Charis SIL Regular" w:hAnsi="Charis SIL Regular" w:eastAsia="Charis SIL Regular"/>
           <w:b w:val="0"/>
           <w:i w:val="0"/>
           <w:color w:val="000000"/>
           <w:sz w:val="24"/>
         </w:rPr>
-        <w:t>Lands Plantentuin in</w:t>
+        <w:hyperlink r:id="rId11" w:history="1">
+          <w:r>
+            <w:rPr>
+              <w:rStyle w:val="Hyperlink"/>
+            </w:rPr>
+            <w:t>Lands P</w:t>
+          </w:r>
+        </w:hyperlink>
+      </w:r>
+      <w:r>
+        <w:rPr>
+          <w:u w:val="single" w:color="0000ff"/>
+          <w:rFonts w:ascii="Charis SIL Regular" w:hAnsi="Charis SIL Regular" w:eastAsia="Charis SIL Regular"/>
+          <w:b w:val="0"/>
+          <w:i w:val="0"/>
+          <w:color w:val="000000"/>
+          <w:sz w:val="24"/>
+        </w:rPr>
+        <w:hyperlink r:id="rId11" w:history="1">
+          <w:r>
+            <w:rPr>
+              <w:rStyle w:val="Hyperlink"/>
+            </w:rPr>
+            <w:t>lantent</w:t>
+          </w:r>
+        </w:hyperlink>
+      </w:r>
+      <w:r>
+        <w:rPr>
+          <w:u w:val="single" w:color="0000ff"/>
+          <w:rFonts w:ascii="Charis SIL Regular" w:hAnsi="Charis SIL Regular" w:eastAsia="Charis SIL Regular"/>
+          <w:b w:val="0"/>
+          <w:i w:val="0"/>
+          <w:color w:val="000000"/>
+          <w:sz w:val="24"/>
+        </w:rPr>
+        <w:hyperlink r:id="rId11" w:history="1">
+          <w:r>
+            <w:rPr>
+              <w:rStyle w:val="Hyperlink"/>
+            </w:rPr>
+            <w:t>u</w:t>
+          </w:r>
+        </w:hyperlink>
+      </w:r>
+      <w:r>
+        <w:rPr>
+          <w:u w:val="single" w:color="0000ff"/>
+          <w:rFonts w:ascii="Charis SIL Regular" w:hAnsi="Charis SIL Regular" w:eastAsia="Charis SIL Regular"/>
+          <w:b w:val="0"/>
+          <w:i w:val="0"/>
+          <w:color w:val="000000"/>
+          <w:sz w:val="24"/>
+        </w:rPr>
+        <w:hyperlink r:id="rId11" w:history="1">
+          <w:r>
+            <w:rPr>
+              <w:rStyle w:val="Hyperlink"/>
+            </w:rPr>
+            <w:t>in in</w:t>
+          </w:r>
+        </w:hyperlink>
       </w:r>
       <w:r>
         <w:rPr>
@@ -848,7 +929,7 @@
             <w:rPr>
               <w:rStyle w:val="Hyperlink"/>
             </w:rPr>
-            <w:t>Etnografisc</w:t>
+            <w:t>Etnografis</w:t>
           </w:r>
         </w:hyperlink>
       </w:r>
@@ -860,6 +941,16 @@
           <w:color w:val="0000FF"/>
           <w:sz w:val="24"/>
           <w:u w:val="single"/>
+        </w:rPr>
+        <w:t>c</w:t>
+      </w:r>
+      <w:r>
+        <w:rPr>
+          <w:rFonts w:ascii="Charis SIL Regular" w:hAnsi="Charis SIL Regular" w:eastAsia="Charis SIL Regular"/>
+          <w:b w:val="0"/>
+          <w:i w:val="0"/>
+          <w:color w:val="0000FF"/>
+          <w:sz w:val="24"/>
         </w:rPr>
         <w:t>h</w:t>
       </w:r>
@@ -899,6 +990,7 @@
           <w:i w:val="0"/>
           <w:color w:val="0000FF"/>
           <w:sz w:val="24"/>
+          <w:u w:val="single"/>
         </w:rPr>
         <w:t xml:space="preserve"> </w:t>
       </w:r>
@@ -1179,8 +1271,132 @@
           <w:i w:val="0"/>
           <w:color w:val="0000FF"/>
           <w:sz w:val="24"/>
-        </w:rPr>
-        <w:t>(tegenwoordig Wageningen University &amp; Res</w:t>
+          <w:u w:val="single"/>
+        </w:rPr>
+        <w:hyperlink r:id="rId13" w:history="1">
+          <w:r>
+            <w:rPr>
+              <w:rStyle w:val="Hyperlink"/>
+            </w:rPr>
+            <w:t>(tegenwoordig</w:t>
+          </w:r>
+        </w:hyperlink>
+      </w:r>
+      <w:r>
+        <w:rPr>
+          <w:rFonts w:ascii="Charis SIL Regular" w:hAnsi="Charis SIL Regular" w:eastAsia="Charis SIL Regular"/>
+          <w:b w:val="0"/>
+          <w:i w:val="0"/>
+          <w:color w:val="0000FF"/>
+          <w:sz w:val="24"/>
+          <w:u w:val="single"/>
+        </w:rPr>
+        <w:t xml:space="preserve"> </w:t>
+      </w:r>
+      <w:r>
+        <w:rPr>
+          <w:rFonts w:ascii="Charis SIL Regular" w:hAnsi="Charis SIL Regular" w:eastAsia="Charis SIL Regular"/>
+          <w:b w:val="0"/>
+          <w:i w:val="0"/>
+          <w:color w:val="0000FF"/>
+          <w:sz w:val="24"/>
+          <w:u w:val="single"/>
+        </w:rPr>
+        <w:hyperlink r:id="rId13" w:history="1">
+          <w:r>
+            <w:rPr>
+              <w:rStyle w:val="Hyperlink"/>
+            </w:rPr>
+            <w:t>Wageningen</w:t>
+          </w:r>
+        </w:hyperlink>
+      </w:r>
+      <w:r>
+        <w:rPr>
+          <w:rFonts w:ascii="Charis SIL Regular" w:hAnsi="Charis SIL Regular" w:eastAsia="Charis SIL Regular"/>
+          <w:b w:val="0"/>
+          <w:i w:val="0"/>
+          <w:color w:val="0000FF"/>
+          <w:sz w:val="24"/>
+          <w:u w:val="single"/>
+        </w:rPr>
+        <w:t xml:space="preserve"> </w:t>
+      </w:r>
+      <w:r>
+        <w:rPr>
+          <w:rFonts w:ascii="Charis SIL Regular" w:hAnsi="Charis SIL Regular" w:eastAsia="Charis SIL Regular"/>
+          <w:b w:val="0"/>
+          <w:i w:val="0"/>
+          <w:color w:val="0000FF"/>
+          <w:sz w:val="24"/>
+          <w:u w:val="single"/>
+        </w:rPr>
+        <w:hyperlink r:id="rId13" w:history="1">
+          <w:r>
+            <w:rPr>
+              <w:rStyle w:val="Hyperlink"/>
+            </w:rPr>
+            <w:t>University</w:t>
+          </w:r>
+        </w:hyperlink>
+      </w:r>
+      <w:r>
+        <w:rPr>
+          <w:rFonts w:ascii="Charis SIL Regular" w:hAnsi="Charis SIL Regular" w:eastAsia="Charis SIL Regular"/>
+          <w:b w:val="0"/>
+          <w:i w:val="0"/>
+          <w:color w:val="0000FF"/>
+          <w:sz w:val="24"/>
+          <w:u w:val="single"/>
+        </w:rPr>
+        <w:t xml:space="preserve"> </w:t>
+      </w:r>
+      <w:r>
+        <w:rPr>
+          <w:rFonts w:ascii="Charis SIL Regular" w:hAnsi="Charis SIL Regular" w:eastAsia="Charis SIL Regular"/>
+          <w:b w:val="0"/>
+          <w:i w:val="0"/>
+          <w:color w:val="0000FF"/>
+          <w:sz w:val="24"/>
+          <w:u w:val="single"/>
+        </w:rPr>
+        <w:hyperlink r:id="rId13" w:history="1">
+          <w:r>
+            <w:rPr>
+              <w:rStyle w:val="Hyperlink"/>
+            </w:rPr>
+            <w:t>&amp;</w:t>
+          </w:r>
+        </w:hyperlink>
+      </w:r>
+      <w:r>
+        <w:rPr>
+          <w:rFonts w:ascii="Charis SIL Regular" w:hAnsi="Charis SIL Regular" w:eastAsia="Charis SIL Regular"/>
+          <w:b w:val="0"/>
+          <w:i w:val="0"/>
+          <w:color w:val="0000FF"/>
+          <w:sz w:val="24"/>
+          <w:u w:val="single"/>
+        </w:rPr>
+        <w:t xml:space="preserve"> </w:t>
+      </w:r>
+      <w:r>
+        <w:rPr>
+          <w:rFonts w:ascii="Charis SIL Regular" w:hAnsi="Charis SIL Regular" w:eastAsia="Charis SIL Regular"/>
+          <w:b w:val="0"/>
+          <w:i w:val="0"/>
+          <w:color w:val="0000FF"/>
+          <w:sz w:val="24"/>
+          <w:u w:val="single"/>
+        </w:rPr>
+        <w:hyperlink r:id="rId13" w:history="1">
+          <w:r>
+            <w:rPr>
+              <w:rStyle w:val="Hyperlink"/>
+            </w:rPr>
+            <w:t>Res</w:t>
+          </w:r>
+        </w:hyperlink>
       </w:r>
       <w:r>
         <w:rPr>
@@ -1202,21 +1418,13 @@
       </w:r>
       <w:r>
         <w:rPr>
-          <w:u w:val="single" w:color="0000ff"/>
           <w:rFonts w:ascii="Charis SIL Regular" w:hAnsi="Charis SIL Regular" w:eastAsia="Charis SIL Regular"/>
           <w:b w:val="0"/>
           <w:i w:val="0"/>
           <w:color w:val="000000"/>
           <w:sz w:val="24"/>
         </w:rPr>
-        <w:hyperlink r:id="rId13" w:history="1">
-          <w:r>
-            <w:rPr>
-              <w:rStyle w:val="Hyperlink"/>
-            </w:rPr>
-            <w:t xml:space="preserve"> en het </w:t>
-          </w:r>
-        </w:hyperlink>
+        <w:t xml:space="preserve"> en het </w:t>
       </w:r>
       <w:r>
         <w:rPr>
@@ -1245,7 +1453,7 @@
           <w:sz w:val="24"/>
           <w:u w:val="single"/>
         </w:rPr>
-        <w:hyperlink r:id="rId13" w:history="1">
+        <w:hyperlink r:id="rId14" w:history="1">
           <w:r>
             <w:rPr>
               <w:rStyle w:val="Hyperlink"/>
@@ -1263,7 +1471,14 @@
           <w:sz w:val="24"/>
           <w:u w:val="single"/>
         </w:rPr>
-        <w:t>m</w:t>
+        <w:hyperlink r:id="rId14" w:history="1">
+          <w:r>
+            <w:rPr>
+              <w:rStyle w:val="Hyperlink"/>
+            </w:rPr>
+            <w:t>m</w:t>
+          </w:r>
+        </w:hyperlink>
       </w:r>
       <w:r>
         <w:rPr>
@@ -1285,7 +1500,7 @@
           <w:sz w:val="24"/>
           <w:u w:val="single"/>
         </w:rPr>
-        <w:hyperlink r:id="rId13" w:history="1">
+        <w:hyperlink r:id="rId14" w:history="1">
           <w:r>
             <w:rPr>
               <w:rStyle w:val="Hyperlink"/>
@@ -1314,7 +1529,7 @@
           <w:sz w:val="24"/>
           <w:u w:val="single"/>
         </w:rPr>
-        <w:hyperlink r:id="rId14" w:history="1">
+        <w:hyperlink r:id="rId13" w:history="1">
           <w:r>
             <w:rPr>
               <w:rStyle w:val="Hyperlink"/>
@@ -1350,7 +1565,7 @@
           <w:sz w:val="24"/>
           <w:u w:val="single"/>
         </w:rPr>
-        <w:hyperlink r:id="rId14" w:history="1">
+        <w:hyperlink r:id="rId13" w:history="1">
           <w:r>
             <w:rPr>
               <w:rStyle w:val="Hyperlink"/>
@@ -1379,7 +1594,7 @@
           <w:sz w:val="24"/>
           <w:u w:val="single"/>
         </w:rPr>
-        <w:hyperlink r:id="rId14" w:history="1">
+        <w:hyperlink r:id="rId13" w:history="1">
           <w:r>
             <w:rPr>
               <w:rStyle w:val="Hyperlink"/>
@@ -1408,7 +1623,7 @@
           <w:sz w:val="24"/>
           <w:u w:val="single"/>
         </w:rPr>
-        <w:hyperlink r:id="rId13" w:history="1">
+        <w:hyperlink r:id="rId14" w:history="1">
           <w:r>
             <w:rPr>
               <w:rStyle w:val="Hyperlink"/>
@@ -1473,7 +1688,7 @@
           <w:sz w:val="24"/>
           <w:u w:val="single"/>
         </w:rPr>
-        <w:hyperlink r:id="rId13" w:history="1">
+        <w:hyperlink r:id="rId14" w:history="1">
           <w:r>
             <w:rPr>
               <w:rStyle w:val="Hyperlink"/>
@@ -1491,7 +1706,7 @@
           <w:sz w:val="24"/>
           <w:u w:val="single"/>
         </w:rPr>
-        <w:hyperlink r:id="rId14" w:history="1">
+        <w:hyperlink r:id="rId13" w:history="1">
           <w:r>
             <w:rPr>
               <w:rStyle w:val="Hyperlink"/>
@@ -1538,7 +1753,7 @@
           <w:sz w:val="24"/>
           <w:u w:val="single"/>
         </w:rPr>
-        <w:hyperlink r:id="rId14" w:history="1">
+        <w:hyperlink r:id="rId13" w:history="1">
           <w:r>
             <w:rPr>
               <w:rStyle w:val="Hyperlink"/>
@@ -1556,7 +1771,7 @@
           <w:sz w:val="24"/>
           <w:u w:val="single"/>
         </w:rPr>
-        <w:hyperlink r:id="rId14" w:history="1">
+        <w:hyperlink r:id="rId13" w:history="1">
           <w:r>
             <w:rPr>
               <w:rStyle w:val="Hyperlink"/>
@@ -1574,7 +1789,7 @@
           <w:sz w:val="24"/>
           <w:u w:val="single"/>
         </w:rPr>
-        <w:hyperlink r:id="rId14" w:history="1">
+        <w:hyperlink r:id="rId13" w:history="1">
           <w:r>
             <w:rPr>
               <w:rStyle w:val="Hyperlink"/>
@@ -2566,6 +2781,7 @@
       </w:r>
       <w:r>
         <w:rPr>
+          <w:u w:val="single" w:color="0000ff"/>
           <w:rFonts w:ascii="Charis SIL Regular" w:hAnsi="Charis SIL Regular" w:eastAsia="Charis SIL Regular"/>
           <w:b w:val="0"/>
           <w:i w:val="0"/>
@@ -2662,7 +2878,7 @@
             <w:rPr>
               <w:rStyle w:val="Hyperlink"/>
             </w:rPr>
-            <w:t>desbetreffend</w:t>
+            <w:t>desbetreffen</w:t>
           </w:r>
         </w:hyperlink>
       </w:r>
@@ -2673,36 +2889,13 @@
           <w:i w:val="0"/>
           <w:color w:val="0000FF"/>
           <w:sz w:val="24"/>
-          <w:u w:val="single"/>
-        </w:rPr>
-        <w:t>e</w:t>
-      </w:r>
-      <w:r>
-        <w:rPr>
-          <w:rFonts w:ascii="Charis SIL Regular" w:hAnsi="Charis SIL Regular" w:eastAsia="Charis SIL Regular"/>
-          <w:b w:val="0"/>
-          <w:i w:val="0"/>
-          <w:color w:val="0000FF"/>
-          <w:sz w:val="24"/>
-          <w:u w:val="single"/>
-        </w:rPr>
-        <w:t xml:space="preserve"> </w:t>
-      </w:r>
-      <w:r>
-        <w:rPr>
-          <w:rFonts w:ascii="Charis SIL Regular" w:hAnsi="Charis SIL Regular" w:eastAsia="Charis SIL Regular"/>
-          <w:b w:val="0"/>
-          <w:i w:val="0"/>
-          <w:color w:val="0000FF"/>
-          <w:sz w:val="24"/>
-          <w:u w:val="single"/>
         </w:rPr>
         <w:hyperlink r:id="rId12" w:history="1">
           <w:r>
             <w:rPr>
               <w:rStyle w:val="Hyperlink"/>
             </w:rPr>
-            <w:t>zoekhul</w:t>
+            <w:t>d</w:t>
           </w:r>
         </w:hyperlink>
       </w:r>
@@ -2714,7 +2907,36 @@
           <w:color w:val="0000FF"/>
           <w:sz w:val="24"/>
         </w:rPr>
-        <w:t>p</w:t>
+        <w:t>e</w:t>
+      </w:r>
+      <w:r>
+        <w:rPr>
+          <w:rFonts w:ascii="Charis SIL Regular" w:hAnsi="Charis SIL Regular" w:eastAsia="Charis SIL Regular"/>
+          <w:b w:val="0"/>
+          <w:i w:val="0"/>
+          <w:color w:val="0000FF"/>
+          <w:sz w:val="24"/>
+          <w:u w:val="single"/>
+        </w:rPr>
+        <w:t xml:space="preserve"> </w:t>
+      </w:r>
+      <w:r>
+        <w:rPr>
+          <w:rFonts w:ascii="Charis SIL Regular" w:hAnsi="Charis SIL Regular" w:eastAsia="Charis SIL Regular"/>
+          <w:b w:val="0"/>
+          <w:i w:val="0"/>
+          <w:color w:val="0000FF"/>
+          <w:sz w:val="24"/>
+          <w:u w:val="single"/>
+        </w:rPr>
+        <w:hyperlink r:id="rId12" w:history="1">
+          <w:r>
+            <w:rPr>
+              <w:rStyle w:val="Hyperlink"/>
+            </w:rPr>
+            <w:t>zoekhulp</w:t>
+          </w:r>
+        </w:hyperlink>
       </w:r>
       <w:r>
         <w:rPr>
@@ -3853,7 +4075,7 @@
           <w:sz w:val="24"/>
           <w:u w:val="single"/>
         </w:rPr>
-        <w:hyperlink r:id="rId19" w:history="1">
+        <w:hyperlink r:id="rId18" w:history="1">
           <w:r>
             <w:rPr>
               <w:rStyle w:val="Hyperlink"/>
@@ -3871,7 +4093,7 @@
           <w:sz w:val="24"/>
           <w:u w:val="single"/>
         </w:rPr>
-        <w:hyperlink r:id="rId19" w:history="1">
+        <w:hyperlink r:id="rId18" w:history="1">
           <w:r>
             <w:rPr>
               <w:rStyle w:val="Hyperlink"/>
@@ -3900,7 +4122,7 @@
           <w:sz w:val="24"/>
           <w:u w:val="single"/>
         </w:rPr>
-        <w:hyperlink r:id="rId19" w:history="1">
+        <w:hyperlink r:id="rId18" w:history="1">
           <w:r>
             <w:rPr>
               <w:rStyle w:val="Hyperlink"/>
@@ -3917,7 +4139,14 @@
           <w:color w:val="000000"/>
           <w:sz w:val="24"/>
         </w:rPr>
-        <w:t xml:space="preserve">, </w:t>
+        <w:hyperlink r:id="rId18" w:history="1">
+          <w:r>
+            <w:rPr>
+              <w:rStyle w:val="Hyperlink"/>
+            </w:rPr>
+            <w:t xml:space="preserve">, </w:t>
+          </w:r>
+        </w:hyperlink>
       </w:r>
       <w:r>
         <w:rPr>
@@ -3928,7 +4157,7 @@
           <w:sz w:val="24"/>
           <w:u w:val="single"/>
         </w:rPr>
-        <w:hyperlink r:id="rId20" w:history="1">
+        <w:hyperlink r:id="rId18" w:history="1">
           <w:r>
             <w:rPr>
               <w:rStyle w:val="Hyperlink"/>
@@ -4108,7 +4337,7 @@
           <w:sz w:val="24"/>
           <w:u w:val="single"/>
         </w:rPr>
-        <w:hyperlink r:id="rId21" w:history="1">
+        <w:hyperlink r:id="rId19" w:history="1">
           <w:r>
             <w:rPr>
               <w:rStyle w:val="Hyperlink"/>
@@ -4126,7 +4355,7 @@
           <w:sz w:val="24"/>
           <w:u w:val="single"/>
         </w:rPr>
-        <w:hyperlink r:id="rId21" w:history="1">
+        <w:hyperlink r:id="rId19" w:history="1">
           <w:r>
             <w:rPr>
               <w:rStyle w:val="Hyperlink"/>
@@ -4144,7 +4373,7 @@
           <w:sz w:val="24"/>
           <w:u w:val="single"/>
         </w:rPr>
-        <w:hyperlink r:id="rId21" w:history="1">
+        <w:hyperlink r:id="rId19" w:history="1">
           <w:r>
             <w:rPr>
               <w:rStyle w:val="Hyperlink"/>
@@ -4172,7 +4401,7 @@
           <w:sz w:val="24"/>
           <w:u w:val="single"/>
         </w:rPr>
-        <w:hyperlink r:id="rId21" w:history="1">
+        <w:hyperlink r:id="rId19" w:history="1">
           <w:r>
             <w:rPr>
               <w:rStyle w:val="Hyperlink"/>
@@ -4201,7 +4430,7 @@
           <w:sz w:val="24"/>
           <w:u w:val="single"/>
         </w:rPr>
-        <w:hyperlink r:id="rId21" w:history="1">
+        <w:hyperlink r:id="rId19" w:history="1">
           <w:r>
             <w:rPr>
               <w:rStyle w:val="Hyperlink"/>
@@ -4352,7 +4581,7 @@
           <w:sz w:val="24"/>
           <w:u w:val="single"/>
         </w:rPr>
-        <w:hyperlink r:id="rId22" w:history="1">
+        <w:hyperlink r:id="rId20" w:history="1">
           <w:r>
             <w:rPr>
               <w:rStyle w:val="Hyperlink"/>
@@ -4370,7 +4599,7 @@
           <w:sz w:val="24"/>
           <w:u w:val="single"/>
         </w:rPr>
-        <w:hyperlink r:id="rId22" w:history="1">
+        <w:hyperlink r:id="rId20" w:history="1">
           <w:r>
             <w:rPr>
               <w:rStyle w:val="Hyperlink"/>
@@ -4388,7 +4617,7 @@
           <w:sz w:val="24"/>
           <w:u w:val="single"/>
         </w:rPr>
-        <w:hyperlink r:id="rId22" w:history="1">
+        <w:hyperlink r:id="rId20" w:history="1">
           <w:r>
             <w:rPr>
               <w:rStyle w:val="Hyperlink"/>
@@ -4406,7 +4635,7 @@
           <w:sz w:val="24"/>
           <w:u w:val="single"/>
         </w:rPr>
-        <w:hyperlink r:id="rId22" w:history="1">
+        <w:hyperlink r:id="rId20" w:history="1">
           <w:r>
             <w:rPr>
               <w:rStyle w:val="Hyperlink"/>
@@ -4434,7 +4663,7 @@
           <w:sz w:val="24"/>
           <w:u w:val="single"/>
         </w:rPr>
-        <w:hyperlink r:id="rId22" w:history="1">
+        <w:hyperlink r:id="rId21" w:history="1">
           <w:r>
             <w:rPr>
               <w:rStyle w:val="Hyperlink"/>
@@ -4452,7 +4681,7 @@
           <w:sz w:val="24"/>
           <w:u w:val="single"/>
         </w:rPr>
-        <w:hyperlink r:id="rId22" w:history="1">
+        <w:hyperlink r:id="rId21" w:history="1">
           <w:r>
             <w:rPr>
               <w:rStyle w:val="Hyperlink"/>
@@ -4481,7 +4710,7 @@
           <w:sz w:val="24"/>
           <w:u w:val="single"/>
         </w:rPr>
-        <w:hyperlink r:id="rId22" w:history="1">
+        <w:hyperlink r:id="rId21" w:history="1">
           <w:r>
             <w:rPr>
               <w:rStyle w:val="Hyperlink"/>
@@ -4492,32 +4721,24 @@
       </w:r>
       <w:r>
         <w:rPr>
-          <w:u w:val="single" w:color="0000ff"/>
           <w:rFonts w:ascii="Charis SIL Regular" w:hAnsi="Charis SIL Regular" w:eastAsia="Charis SIL Regular"/>
           <w:b w:val="0"/>
           <w:i w:val="0"/>
           <w:color w:val="000000"/>
           <w:sz w:val="24"/>
         </w:rPr>
+        <w:t xml:space="preserve">, </w:t>
+      </w:r>
+      <w:r>
+        <w:rPr>
+          <w:rFonts w:ascii="Charis SIL Regular" w:hAnsi="Charis SIL Regular" w:eastAsia="Charis SIL Regular"/>
+          <w:b w:val="0"/>
+          <w:i w:val="0"/>
+          <w:color w:val="0000FF"/>
+          <w:sz w:val="24"/>
+          <w:u w:val="single"/>
+        </w:rPr>
         <w:hyperlink r:id="rId22" w:history="1">
-          <w:r>
-            <w:rPr>
-              <w:rStyle w:val="Hyperlink"/>
-            </w:rPr>
-            <w:t xml:space="preserve">, </w:t>
-          </w:r>
-        </w:hyperlink>
-      </w:r>
-      <w:r>
-        <w:rPr>
-          <w:rFonts w:ascii="Charis SIL Regular" w:hAnsi="Charis SIL Regular" w:eastAsia="Charis SIL Regular"/>
-          <w:b w:val="0"/>
-          <w:i w:val="0"/>
-          <w:color w:val="0000FF"/>
-          <w:sz w:val="24"/>
-          <w:u w:val="single"/>
-        </w:rPr>
-        <w:hyperlink r:id="rId23" w:history="1">
           <w:r>
             <w:rPr>
               <w:rStyle w:val="Hyperlink"/>
@@ -4546,7 +4767,7 @@
           <w:sz w:val="24"/>
           <w:u w:val="single"/>
         </w:rPr>
-        <w:hyperlink r:id="rId23" w:history="1">
+        <w:hyperlink r:id="rId22" w:history="1">
           <w:r>
             <w:rPr>
               <w:rStyle w:val="Hyperlink"/>
@@ -4713,7 +4934,7 @@
           <w:sz w:val="24"/>
           <w:u w:val="single"/>
         </w:rPr>
-        <w:hyperlink r:id="rId24" w:history="1">
+        <w:hyperlink r:id="rId23" w:history="1">
           <w:r>
             <w:rPr>
               <w:rStyle w:val="Hyperlink"/>
@@ -4731,7 +4952,7 @@
           <w:sz w:val="24"/>
           <w:u w:val="single"/>
         </w:rPr>
-        <w:hyperlink r:id="rId24" w:history="1">
+        <w:hyperlink r:id="rId23" w:history="1">
           <w:r>
             <w:rPr>
               <w:rStyle w:val="Hyperlink"/>
@@ -4749,7 +4970,7 @@
           <w:sz w:val="24"/>
           <w:u w:val="single"/>
         </w:rPr>
-        <w:hyperlink r:id="rId24" w:history="1">
+        <w:hyperlink r:id="rId23" w:history="1">
           <w:r>
             <w:rPr>
               <w:rStyle w:val="Hyperlink"/>
@@ -4767,7 +4988,7 @@
           <w:sz w:val="24"/>
           <w:u w:val="single"/>
         </w:rPr>
-        <w:hyperlink r:id="rId24" w:history="1">
+        <w:hyperlink r:id="rId23" w:history="1">
           <w:r>
             <w:rPr>
               <w:rStyle w:val="Hyperlink"/>
@@ -4813,7 +5034,7 @@
           <w:sz w:val="24"/>
           <w:u w:val="single"/>
         </w:rPr>
-        <w:hyperlink r:id="rId24" w:history="1">
+        <w:hyperlink r:id="rId23" w:history="1">
           <w:r>
             <w:rPr>
               <w:rStyle w:val="Hyperlink"/>
@@ -4842,7 +5063,7 @@
           <w:sz w:val="24"/>
           <w:u w:val="single"/>
         </w:rPr>
-        <w:hyperlink r:id="rId24" w:history="1">
+        <w:hyperlink r:id="rId23" w:history="1">
           <w:r>
             <w:rPr>
               <w:rStyle w:val="Hyperlink"/>
@@ -4853,21 +5074,13 @@
       </w:r>
       <w:r>
         <w:rPr>
-          <w:u w:val="single" w:color="0000ff"/>
           <w:rFonts w:ascii="Charis SIL Regular" w:hAnsi="Charis SIL Regular" w:eastAsia="Charis SIL Regular"/>
           <w:b w:val="0"/>
           <w:i w:val="0"/>
           <w:color w:val="000000"/>
           <w:sz w:val="24"/>
         </w:rPr>
-        <w:hyperlink r:id="rId24" w:history="1">
-          <w:r>
-            <w:rPr>
-              <w:rStyle w:val="Hyperlink"/>
-            </w:rPr>
-            <w:t xml:space="preserve">, </w:t>
-          </w:r>
-        </w:hyperlink>
+        <w:t xml:space="preserve">, </w:t>
       </w:r>
       <w:r>
         <w:rPr>
@@ -4878,7 +5091,7 @@
           <w:sz w:val="24"/>
           <w:u w:val="single"/>
         </w:rPr>
-        <w:hyperlink r:id="rId24" w:history="1">
+        <w:hyperlink r:id="rId23" w:history="1">
           <w:r>
             <w:rPr>
               <w:rStyle w:val="Hyperlink"/>

--- a/EXPORTS/DOCX/published/niveau3/Dutch/WMAmsterdam.docx
+++ b/EXPORTS/DOCX/published/niveau3/Dutch/WMAmsterdam.docx
@@ -551,7 +551,7 @@
           <w:sz w:val="24"/>
           <w:u w:val="single"/>
         </w:rPr>
-        <w:hyperlink r:id="rId11" w:history="1">
+        <w:hyperlink r:id="rId10" w:history="1">
           <w:r>
             <w:rPr>
               <w:rStyle w:val="Hyperlink"/>
@@ -929,7 +929,7 @@
             <w:rPr>
               <w:rStyle w:val="Hyperlink"/>
             </w:rPr>
-            <w:t>Etnografis</w:t>
+            <w:t>Etnografisc</w:t>
           </w:r>
         </w:hyperlink>
       </w:r>
@@ -941,16 +941,6 @@
           <w:color w:val="0000FF"/>
           <w:sz w:val="24"/>
           <w:u w:val="single"/>
-        </w:rPr>
-        <w:t>c</w:t>
-      </w:r>
-      <w:r>
-        <w:rPr>
-          <w:rFonts w:ascii="Charis SIL Regular" w:hAnsi="Charis SIL Regular" w:eastAsia="Charis SIL Regular"/>
-          <w:b w:val="0"/>
-          <w:i w:val="0"/>
-          <w:color w:val="0000FF"/>
-          <w:sz w:val="24"/>
         </w:rPr>
         <w:t>h</w:t>
       </w:r>
@@ -1008,9 +998,19 @@
             <w:rPr>
               <w:rStyle w:val="Hyperlink"/>
             </w:rPr>
-            <w:t>Artis</w:t>
+            <w:t>Arti</w:t>
           </w:r>
         </w:hyperlink>
+      </w:r>
+      <w:r>
+        <w:rPr>
+          <w:rFonts w:ascii="Charis SIL Regular" w:hAnsi="Charis SIL Regular" w:eastAsia="Charis SIL Regular"/>
+          <w:b w:val="0"/>
+          <w:i w:val="0"/>
+          <w:color w:val="0000FF"/>
+          <w:sz w:val="24"/>
+        </w:rPr>
+        <w:t>s</w:t>
       </w:r>
       <w:r>
         <w:rPr>
@@ -1623,7 +1623,7 @@
           <w:sz w:val="24"/>
           <w:u w:val="single"/>
         </w:rPr>
-        <w:hyperlink r:id="rId14" w:history="1">
+        <w:hyperlink r:id="rId13" w:history="1">
           <w:r>
             <w:rPr>
               <w:rStyle w:val="Hyperlink"/>
@@ -1641,7 +1641,7 @@
           <w:sz w:val="24"/>
           <w:u w:val="single"/>
         </w:rPr>
-        <w:hyperlink r:id="rId14" w:history="1">
+        <w:hyperlink r:id="rId13" w:history="1">
           <w:r>
             <w:rPr>
               <w:rStyle w:val="Hyperlink"/>
@@ -1659,7 +1659,7 @@
           <w:sz w:val="24"/>
           <w:u w:val="single"/>
         </w:rPr>
-        <w:hyperlink r:id="rId14" w:history="1">
+        <w:hyperlink r:id="rId13" w:history="1">
           <w:r>
             <w:rPr>
               <w:rStyle w:val="Hyperlink"/>
@@ -1688,7 +1688,7 @@
           <w:sz w:val="24"/>
           <w:u w:val="single"/>
         </w:rPr>
-        <w:hyperlink r:id="rId14" w:history="1">
+        <w:hyperlink r:id="rId13" w:history="1">
           <w:r>
             <w:rPr>
               <w:rStyle w:val="Hyperlink"/>
@@ -2673,122 +2673,13 @@
       </w:r>
       <w:r>
         <w:rPr>
-          <w:u w:val="single" w:color="0000ff"/>
           <w:rFonts w:ascii="Charis SIL Regular" w:hAnsi="Charis SIL Regular" w:eastAsia="Charis SIL Regular"/>
           <w:b w:val="0"/>
           <w:i w:val="0"/>
           <w:color w:val="000000"/>
           <w:sz w:val="24"/>
         </w:rPr>
-        <w:hyperlink r:id="rId17" w:history="1">
-          <w:r>
-            <w:rPr>
-              <w:rStyle w:val="Hyperlink"/>
-            </w:rPr>
-            <w:t>inventaris</w:t>
-          </w:r>
-        </w:hyperlink>
-      </w:r>
-      <w:r>
-        <w:rPr>
-          <w:u w:val="single" w:color="0000ff"/>
-          <w:rFonts w:ascii="Charis SIL Regular" w:hAnsi="Charis SIL Regular" w:eastAsia="Charis SIL Regular"/>
-          <w:b w:val="0"/>
-          <w:i w:val="0"/>
-          <w:color w:val="000000"/>
-          <w:sz w:val="24"/>
-        </w:rPr>
-        <w:hyperlink r:id="rId17" w:history="1">
-          <w:r>
-            <w:rPr>
-              <w:rStyle w:val="Hyperlink"/>
-            </w:rPr>
-            <w:t>n</w:t>
-          </w:r>
-        </w:hyperlink>
-      </w:r>
-      <w:r>
-        <w:rPr>
-          <w:u w:val="single" w:color="0000ff"/>
-          <w:rFonts w:ascii="Charis SIL Regular" w:hAnsi="Charis SIL Regular" w:eastAsia="Charis SIL Regular"/>
-          <w:b w:val="0"/>
-          <w:i w:val="0"/>
-          <w:color w:val="000000"/>
-          <w:sz w:val="24"/>
-        </w:rPr>
-        <w:hyperlink r:id="rId17" w:history="1">
-          <w:r>
-            <w:rPr>
-              <w:rStyle w:val="Hyperlink"/>
-            </w:rPr>
-            <w:t>ummers 18</w:t>
-          </w:r>
-        </w:hyperlink>
-      </w:r>
-      <w:r>
-        <w:rPr>
-          <w:u w:val="single" w:color="0000ff"/>
-          <w:rFonts w:ascii="Charis SIL Regular" w:hAnsi="Charis SIL Regular" w:eastAsia="Charis SIL Regular"/>
-          <w:b w:val="0"/>
-          <w:i w:val="0"/>
-          <w:color w:val="000000"/>
-          <w:sz w:val="24"/>
-        </w:rPr>
-        <w:hyperlink r:id="rId17" w:history="1">
-          <w:r>
-            <w:rPr>
-              <w:rStyle w:val="Hyperlink"/>
-            </w:rPr>
-            <w:t>76 tot en me</w:t>
-          </w:r>
-        </w:hyperlink>
-      </w:r>
-      <w:r>
-        <w:rPr>
-          <w:u w:val="single" w:color="0000ff"/>
-          <w:rFonts w:ascii="Charis SIL Regular" w:hAnsi="Charis SIL Regular" w:eastAsia="Charis SIL Regular"/>
-          <w:b w:val="0"/>
-          <w:i w:val="0"/>
-          <w:color w:val="000000"/>
-          <w:sz w:val="24"/>
-        </w:rPr>
-        <w:hyperlink r:id="rId17" w:history="1">
-          <w:r>
-            <w:rPr>
-              <w:rStyle w:val="Hyperlink"/>
-            </w:rPr>
-            <w:t>t</w:t>
-          </w:r>
-        </w:hyperlink>
-      </w:r>
-      <w:r>
-        <w:rPr>
-          <w:u w:val="single" w:color="0000ff"/>
-          <w:rFonts w:ascii="Charis SIL Regular" w:hAnsi="Charis SIL Regular" w:eastAsia="Charis SIL Regular"/>
-          <w:b w:val="0"/>
-          <w:i w:val="0"/>
-          <w:color w:val="000000"/>
-          <w:sz w:val="24"/>
-        </w:rPr>
-        <w:hyperlink r:id="rId17" w:history="1">
-          <w:r>
-            <w:rPr>
-              <w:rStyle w:val="Hyperlink"/>
-            </w:rPr>
-            <w:t xml:space="preserve"> 1919 </w:t>
-          </w:r>
-        </w:hyperlink>
-      </w:r>
-      <w:r>
-        <w:rPr>
-          <w:u w:val="single" w:color="0000ff"/>
-          <w:rFonts w:ascii="Charis SIL Regular" w:hAnsi="Charis SIL Regular" w:eastAsia="Charis SIL Regular"/>
-          <w:b w:val="0"/>
-          <w:i w:val="0"/>
-          <w:color w:val="000000"/>
-          <w:sz w:val="24"/>
-        </w:rPr>
-        <w:t>m</w:t>
+        <w:t>inventarisnummers 1876 tot en met 1919 m</w:t>
       </w:r>
       <w:r>
         <w:rPr>
@@ -2878,7 +2769,7 @@
             <w:rPr>
               <w:rStyle w:val="Hyperlink"/>
             </w:rPr>
-            <w:t>desbetreffen</w:t>
+            <w:t>desbetreffend</w:t>
           </w:r>
         </w:hyperlink>
       </w:r>
@@ -2889,13 +2780,36 @@
           <w:i w:val="0"/>
           <w:color w:val="0000FF"/>
           <w:sz w:val="24"/>
+          <w:u w:val="single"/>
+        </w:rPr>
+        <w:t>e</w:t>
+      </w:r>
+      <w:r>
+        <w:rPr>
+          <w:rFonts w:ascii="Charis SIL Regular" w:hAnsi="Charis SIL Regular" w:eastAsia="Charis SIL Regular"/>
+          <w:b w:val="0"/>
+          <w:i w:val="0"/>
+          <w:color w:val="0000FF"/>
+          <w:sz w:val="24"/>
+          <w:u w:val="single"/>
+        </w:rPr>
+        <w:t xml:space="preserve"> </w:t>
+      </w:r>
+      <w:r>
+        <w:rPr>
+          <w:rFonts w:ascii="Charis SIL Regular" w:hAnsi="Charis SIL Regular" w:eastAsia="Charis SIL Regular"/>
+          <w:b w:val="0"/>
+          <w:i w:val="0"/>
+          <w:color w:val="0000FF"/>
+          <w:sz w:val="24"/>
+          <w:u w:val="single"/>
         </w:rPr>
         <w:hyperlink r:id="rId12" w:history="1">
           <w:r>
             <w:rPr>
               <w:rStyle w:val="Hyperlink"/>
             </w:rPr>
-            <w:t>d</w:t>
+            <w:t>zoekhul</w:t>
           </w:r>
         </w:hyperlink>
       </w:r>
@@ -2907,36 +2821,7 @@
           <w:color w:val="0000FF"/>
           <w:sz w:val="24"/>
         </w:rPr>
-        <w:t>e</w:t>
-      </w:r>
-      <w:r>
-        <w:rPr>
-          <w:rFonts w:ascii="Charis SIL Regular" w:hAnsi="Charis SIL Regular" w:eastAsia="Charis SIL Regular"/>
-          <w:b w:val="0"/>
-          <w:i w:val="0"/>
-          <w:color w:val="0000FF"/>
-          <w:sz w:val="24"/>
-          <w:u w:val="single"/>
-        </w:rPr>
-        <w:t xml:space="preserve"> </w:t>
-      </w:r>
-      <w:r>
-        <w:rPr>
-          <w:rFonts w:ascii="Charis SIL Regular" w:hAnsi="Charis SIL Regular" w:eastAsia="Charis SIL Regular"/>
-          <w:b w:val="0"/>
-          <w:i w:val="0"/>
-          <w:color w:val="0000FF"/>
-          <w:sz w:val="24"/>
-          <w:u w:val="single"/>
-        </w:rPr>
-        <w:hyperlink r:id="rId12" w:history="1">
-          <w:r>
-            <w:rPr>
-              <w:rStyle w:val="Hyperlink"/>
-            </w:rPr>
-            <w:t>zoekhulp</w:t>
-          </w:r>
-        </w:hyperlink>
+        <w:t>p</w:t>
       </w:r>
       <w:r>
         <w:rPr>
@@ -4075,7 +3960,7 @@
           <w:sz w:val="24"/>
           <w:u w:val="single"/>
         </w:rPr>
-        <w:hyperlink r:id="rId18" w:history="1">
+        <w:hyperlink r:id="rId19" w:history="1">
           <w:r>
             <w:rPr>
               <w:rStyle w:val="Hyperlink"/>
@@ -4093,7 +3978,7 @@
           <w:sz w:val="24"/>
           <w:u w:val="single"/>
         </w:rPr>
-        <w:hyperlink r:id="rId18" w:history="1">
+        <w:hyperlink r:id="rId19" w:history="1">
           <w:r>
             <w:rPr>
               <w:rStyle w:val="Hyperlink"/>
@@ -4122,7 +4007,7 @@
           <w:sz w:val="24"/>
           <w:u w:val="single"/>
         </w:rPr>
-        <w:hyperlink r:id="rId18" w:history="1">
+        <w:hyperlink r:id="rId19" w:history="1">
           <w:r>
             <w:rPr>
               <w:rStyle w:val="Hyperlink"/>
@@ -4139,14 +4024,7 @@
           <w:color w:val="000000"/>
           <w:sz w:val="24"/>
         </w:rPr>
-        <w:hyperlink r:id="rId18" w:history="1">
-          <w:r>
-            <w:rPr>
-              <w:rStyle w:val="Hyperlink"/>
-            </w:rPr>
-            <w:t xml:space="preserve">, </w:t>
-          </w:r>
-        </w:hyperlink>
+        <w:t xml:space="preserve">, </w:t>
       </w:r>
       <w:r>
         <w:rPr>
@@ -4157,7 +4035,7 @@
           <w:sz w:val="24"/>
           <w:u w:val="single"/>
         </w:rPr>
-        <w:hyperlink r:id="rId18" w:history="1">
+        <w:hyperlink r:id="rId20" w:history="1">
           <w:r>
             <w:rPr>
               <w:rStyle w:val="Hyperlink"/>
@@ -4186,7 +4064,7 @@
           <w:sz w:val="24"/>
           <w:u w:val="single"/>
         </w:rPr>
-        <w:hyperlink r:id="rId18" w:history="1">
+        <w:hyperlink r:id="rId20" w:history="1">
           <w:r>
             <w:rPr>
               <w:rStyle w:val="Hyperlink"/>
@@ -4337,7 +4215,7 @@
           <w:sz w:val="24"/>
           <w:u w:val="single"/>
         </w:rPr>
-        <w:hyperlink r:id="rId19" w:history="1">
+        <w:hyperlink r:id="rId21" w:history="1">
           <w:r>
             <w:rPr>
               <w:rStyle w:val="Hyperlink"/>
@@ -4355,7 +4233,7 @@
           <w:sz w:val="24"/>
           <w:u w:val="single"/>
         </w:rPr>
-        <w:hyperlink r:id="rId19" w:history="1">
+        <w:hyperlink r:id="rId21" w:history="1">
           <w:r>
             <w:rPr>
               <w:rStyle w:val="Hyperlink"/>
@@ -4373,7 +4251,7 @@
           <w:sz w:val="24"/>
           <w:u w:val="single"/>
         </w:rPr>
-        <w:hyperlink r:id="rId19" w:history="1">
+        <w:hyperlink r:id="rId21" w:history="1">
           <w:r>
             <w:rPr>
               <w:rStyle w:val="Hyperlink"/>
@@ -4401,7 +4279,7 @@
           <w:sz w:val="24"/>
           <w:u w:val="single"/>
         </w:rPr>
-        <w:hyperlink r:id="rId19" w:history="1">
+        <w:hyperlink r:id="rId21" w:history="1">
           <w:r>
             <w:rPr>
               <w:rStyle w:val="Hyperlink"/>
@@ -4430,7 +4308,7 @@
           <w:sz w:val="24"/>
           <w:u w:val="single"/>
         </w:rPr>
-        <w:hyperlink r:id="rId19" w:history="1">
+        <w:hyperlink r:id="rId21" w:history="1">
           <w:r>
             <w:rPr>
               <w:rStyle w:val="Hyperlink"/>
@@ -4581,7 +4459,7 @@
           <w:sz w:val="24"/>
           <w:u w:val="single"/>
         </w:rPr>
-        <w:hyperlink r:id="rId20" w:history="1">
+        <w:hyperlink r:id="rId22" w:history="1">
           <w:r>
             <w:rPr>
               <w:rStyle w:val="Hyperlink"/>
@@ -4599,7 +4477,7 @@
           <w:sz w:val="24"/>
           <w:u w:val="single"/>
         </w:rPr>
-        <w:hyperlink r:id="rId20" w:history="1">
+        <w:hyperlink r:id="rId22" w:history="1">
           <w:r>
             <w:rPr>
               <w:rStyle w:val="Hyperlink"/>
@@ -4617,7 +4495,7 @@
           <w:sz w:val="24"/>
           <w:u w:val="single"/>
         </w:rPr>
-        <w:hyperlink r:id="rId20" w:history="1">
+        <w:hyperlink r:id="rId22" w:history="1">
           <w:r>
             <w:rPr>
               <w:rStyle w:val="Hyperlink"/>
@@ -4635,7 +4513,7 @@
           <w:sz w:val="24"/>
           <w:u w:val="single"/>
         </w:rPr>
-        <w:hyperlink r:id="rId20" w:history="1">
+        <w:hyperlink r:id="rId22" w:history="1">
           <w:r>
             <w:rPr>
               <w:rStyle w:val="Hyperlink"/>
@@ -4663,7 +4541,7 @@
           <w:sz w:val="24"/>
           <w:u w:val="single"/>
         </w:rPr>
-        <w:hyperlink r:id="rId21" w:history="1">
+        <w:hyperlink r:id="rId22" w:history="1">
           <w:r>
             <w:rPr>
               <w:rStyle w:val="Hyperlink"/>
@@ -4681,7 +4559,7 @@
           <w:sz w:val="24"/>
           <w:u w:val="single"/>
         </w:rPr>
-        <w:hyperlink r:id="rId21" w:history="1">
+        <w:hyperlink r:id="rId22" w:history="1">
           <w:r>
             <w:rPr>
               <w:rStyle w:val="Hyperlink"/>
@@ -4710,7 +4588,7 @@
           <w:sz w:val="24"/>
           <w:u w:val="single"/>
         </w:rPr>
-        <w:hyperlink r:id="rId21" w:history="1">
+        <w:hyperlink r:id="rId23" w:history="1">
           <w:r>
             <w:rPr>
               <w:rStyle w:val="Hyperlink"/>
@@ -4727,7 +4605,14 @@
           <w:color w:val="000000"/>
           <w:sz w:val="24"/>
         </w:rPr>
-        <w:t xml:space="preserve">, </w:t>
+        <w:hyperlink r:id="rId22" w:history="1">
+          <w:r>
+            <w:rPr>
+              <w:rStyle w:val="Hyperlink"/>
+            </w:rPr>
+            <w:t xml:space="preserve">, </w:t>
+          </w:r>
+        </w:hyperlink>
       </w:r>
       <w:r>
         <w:rPr>
@@ -4738,7 +4623,7 @@
           <w:sz w:val="24"/>
           <w:u w:val="single"/>
         </w:rPr>
-        <w:hyperlink r:id="rId22" w:history="1">
+        <w:hyperlink r:id="rId24" w:history="1">
           <w:r>
             <w:rPr>
               <w:rStyle w:val="Hyperlink"/>
@@ -4767,7 +4652,7 @@
           <w:sz w:val="24"/>
           <w:u w:val="single"/>
         </w:rPr>
-        <w:hyperlink r:id="rId22" w:history="1">
+        <w:hyperlink r:id="rId24" w:history="1">
           <w:r>
             <w:rPr>
               <w:rStyle w:val="Hyperlink"/>
@@ -4934,7 +4819,7 @@
           <w:sz w:val="24"/>
           <w:u w:val="single"/>
         </w:rPr>
-        <w:hyperlink r:id="rId23" w:history="1">
+        <w:hyperlink r:id="rId25" w:history="1">
           <w:r>
             <w:rPr>
               <w:rStyle w:val="Hyperlink"/>
@@ -4952,7 +4837,7 @@
           <w:sz w:val="24"/>
           <w:u w:val="single"/>
         </w:rPr>
-        <w:hyperlink r:id="rId23" w:history="1">
+        <w:hyperlink r:id="rId25" w:history="1">
           <w:r>
             <w:rPr>
               <w:rStyle w:val="Hyperlink"/>
@@ -4970,7 +4855,7 @@
           <w:sz w:val="24"/>
           <w:u w:val="single"/>
         </w:rPr>
-        <w:hyperlink r:id="rId23" w:history="1">
+        <w:hyperlink r:id="rId25" w:history="1">
           <w:r>
             <w:rPr>
               <w:rStyle w:val="Hyperlink"/>
@@ -4988,7 +4873,7 @@
           <w:sz w:val="24"/>
           <w:u w:val="single"/>
         </w:rPr>
-        <w:hyperlink r:id="rId23" w:history="1">
+        <w:hyperlink r:id="rId25" w:history="1">
           <w:r>
             <w:rPr>
               <w:rStyle w:val="Hyperlink"/>
@@ -5016,7 +4901,7 @@
           <w:sz w:val="24"/>
           <w:u w:val="single"/>
         </w:rPr>
-        <w:hyperlink r:id="rId24" w:history="1">
+        <w:hyperlink r:id="rId26" w:history="1">
           <w:r>
             <w:rPr>
               <w:rStyle w:val="Hyperlink"/>
@@ -5034,7 +4919,7 @@
           <w:sz w:val="24"/>
           <w:u w:val="single"/>
         </w:rPr>
-        <w:hyperlink r:id="rId23" w:history="1">
+        <w:hyperlink r:id="rId25" w:history="1">
           <w:r>
             <w:rPr>
               <w:rStyle w:val="Hyperlink"/>
@@ -5063,7 +4948,7 @@
           <w:sz w:val="24"/>
           <w:u w:val="single"/>
         </w:rPr>
-        <w:hyperlink r:id="rId23" w:history="1">
+        <w:hyperlink r:id="rId26" w:history="1">
           <w:r>
             <w:rPr>
               <w:rStyle w:val="Hyperlink"/>
@@ -5091,25 +4976,7 @@
           <w:sz w:val="24"/>
           <w:u w:val="single"/>
         </w:rPr>
-        <w:hyperlink r:id="rId23" w:history="1">
-          <w:r>
-            <w:rPr>
-              <w:rStyle w:val="Hyperlink"/>
-            </w:rPr>
-            <w:t>ISBN</w:t>
-          </w:r>
-        </w:hyperlink>
-      </w:r>
-      <w:r>
-        <w:rPr>
-          <w:rFonts w:ascii="Charis SIL Regular" w:hAnsi="Charis SIL Regular" w:eastAsia="Charis SIL Regular"/>
-          <w:b w:val="0"/>
-          <w:i w:val="0"/>
-          <w:color w:val="0000FF"/>
-          <w:sz w:val="24"/>
-          <w:u w:val="single"/>
-        </w:rPr>
-        <w:t xml:space="preserve"> </w:t>
+        <w:t xml:space="preserve">ISBN </w:t>
       </w:r>
       <w:r>
         <w:rPr>

--- a/EXPORTS/DOCX/published/niveau3/Dutch/WMAmsterdam.docx
+++ b/EXPORTS/DOCX/published/niveau3/Dutch/WMAmsterdam.docx
@@ -533,7 +533,7 @@
           <w:sz w:val="24"/>
           <w:u w:val="single"/>
         </w:rPr>
-        <w:hyperlink r:id="rId11" w:history="1">
+        <w:hyperlink r:id="rId10" w:history="1">
           <w:r>
             <w:rPr>
               <w:rStyle w:val="Hyperlink"/>
@@ -666,147 +666,13 @@
       </w:r>
       <w:r>
         <w:rPr>
-          <w:u w:val="single" w:color="0000ff"/>
           <w:rFonts w:ascii="Charis SIL Regular" w:hAnsi="Charis SIL Regular" w:eastAsia="Charis SIL Regular"/>
           <w:b w:val="0"/>
           <w:i w:val="0"/>
           <w:color w:val="000000"/>
           <w:sz w:val="24"/>
         </w:rPr>
-        <w:hyperlink r:id="rId11" w:history="1">
-          <w:r>
-            <w:rPr>
-              <w:rStyle w:val="Hyperlink"/>
-            </w:rPr>
-            <w:t>Lands P</w:t>
-          </w:r>
-        </w:hyperlink>
-      </w:r>
-      <w:r>
-        <w:rPr>
-          <w:u w:val="single" w:color="0000ff"/>
-          <w:rFonts w:ascii="Charis SIL Regular" w:hAnsi="Charis SIL Regular" w:eastAsia="Charis SIL Regular"/>
-          <w:b w:val="0"/>
-          <w:i w:val="0"/>
-          <w:color w:val="000000"/>
-          <w:sz w:val="24"/>
-        </w:rPr>
-        <w:hyperlink r:id="rId11" w:history="1">
-          <w:r>
-            <w:rPr>
-              <w:rStyle w:val="Hyperlink"/>
-            </w:rPr>
-            <w:t>lantent</w:t>
-          </w:r>
-        </w:hyperlink>
-      </w:r>
-      <w:r>
-        <w:rPr>
-          <w:u w:val="single" w:color="0000ff"/>
-          <w:rFonts w:ascii="Charis SIL Regular" w:hAnsi="Charis SIL Regular" w:eastAsia="Charis SIL Regular"/>
-          <w:b w:val="0"/>
-          <w:i w:val="0"/>
-          <w:color w:val="000000"/>
-          <w:sz w:val="24"/>
-        </w:rPr>
-        <w:hyperlink r:id="rId11" w:history="1">
-          <w:r>
-            <w:rPr>
-              <w:rStyle w:val="Hyperlink"/>
-            </w:rPr>
-            <w:t>u</w:t>
-          </w:r>
-        </w:hyperlink>
-      </w:r>
-      <w:r>
-        <w:rPr>
-          <w:u w:val="single" w:color="0000ff"/>
-          <w:rFonts w:ascii="Charis SIL Regular" w:hAnsi="Charis SIL Regular" w:eastAsia="Charis SIL Regular"/>
-          <w:b w:val="0"/>
-          <w:i w:val="0"/>
-          <w:color w:val="000000"/>
-          <w:sz w:val="24"/>
-        </w:rPr>
-        <w:hyperlink r:id="rId11" w:history="1">
-          <w:r>
-            <w:rPr>
-              <w:rStyle w:val="Hyperlink"/>
-            </w:rPr>
-            <w:t>in in</w:t>
-          </w:r>
-        </w:hyperlink>
-      </w:r>
-      <w:r>
-        <w:rPr>
-          <w:u w:val="single" w:color="0000ff"/>
-          <w:rFonts w:ascii="Charis SIL Regular" w:hAnsi="Charis SIL Regular" w:eastAsia="Charis SIL Regular"/>
-          <w:b w:val="0"/>
-          <w:i w:val="0"/>
-          <w:color w:val="000000"/>
-          <w:sz w:val="24"/>
-        </w:rPr>
-        <w:hyperlink r:id="rId11" w:history="1">
-          <w:r>
-            <w:rPr>
-              <w:rStyle w:val="Hyperlink"/>
-            </w:rPr>
-            <w:t xml:space="preserve"> Bogor</w:t>
-          </w:r>
-        </w:hyperlink>
-      </w:r>
-      <w:r>
-        <w:rPr>
-          <w:u w:val="single" w:color="0000ff"/>
-          <w:rFonts w:ascii="Charis SIL Regular" w:hAnsi="Charis SIL Regular" w:eastAsia="Charis SIL Regular"/>
-          <w:b w:val="0"/>
-          <w:i w:val="0"/>
-          <w:color w:val="000000"/>
-          <w:sz w:val="24"/>
-        </w:rPr>
-        <w:hyperlink r:id="rId11" w:history="1">
-          <w:r>
-            <w:rPr>
-              <w:rStyle w:val="Hyperlink"/>
-            </w:rPr>
-            <w:t xml:space="preserve"> en </w:t>
-          </w:r>
-        </w:hyperlink>
-      </w:r>
-      <w:r>
-        <w:rPr>
-          <w:u w:val="single" w:color="0000ff"/>
-          <w:rFonts w:ascii="Charis SIL Regular" w:hAnsi="Charis SIL Regular" w:eastAsia="Charis SIL Regular"/>
-          <w:b w:val="0"/>
-          <w:i w:val="0"/>
-          <w:color w:val="000000"/>
-          <w:sz w:val="24"/>
-        </w:rPr>
-        <w:hyperlink r:id="rId11" w:history="1">
-          <w:r>
-            <w:rPr>
-              <w:rStyle w:val="Hyperlink"/>
-            </w:rPr>
-            <w:t>v</w:t>
-          </w:r>
-        </w:hyperlink>
-      </w:r>
-      <w:r>
-        <w:rPr>
-          <w:u w:val="single" w:color="0000ff"/>
-          <w:rFonts w:ascii="Charis SIL Regular" w:hAnsi="Charis SIL Regular" w:eastAsia="Charis SIL Regular"/>
-          <w:b w:val="0"/>
-          <w:i w:val="0"/>
-          <w:color w:val="000000"/>
-          <w:sz w:val="24"/>
-        </w:rPr>
-        <w:hyperlink r:id="rId11" w:history="1">
-          <w:r>
-            <w:rPr>
-              <w:rStyle w:val="Hyperlink"/>
-            </w:rPr>
-            <w:t>erschille</w:t>
-          </w:r>
-        </w:hyperlink>
+        <w:t>Lands Plantentuin in Bogor en verschille</w:t>
       </w:r>
       <w:r>
         <w:rPr>
@@ -1435,14 +1301,7 @@
           <w:sz w:val="24"/>
           <w:u w:val="single"/>
         </w:rPr>
-        <w:hyperlink r:id="rId13" w:history="1">
-          <w:r>
-            <w:rPr>
-              <w:rStyle w:val="Hyperlink"/>
-            </w:rPr>
-            <w:t>Rijksmu</w:t>
-          </w:r>
-        </w:hyperlink>
+        <w:t xml:space="preserve">Rijksmuseum van </w:t>
       </w:r>
       <w:r>
         <w:rPr>
@@ -1458,101 +1317,7 @@
             <w:rPr>
               <w:rStyle w:val="Hyperlink"/>
             </w:rPr>
-            <w:t>seu</w:t>
-          </w:r>
-        </w:hyperlink>
-      </w:r>
-      <w:r>
-        <w:rPr>
-          <w:rFonts w:ascii="Charis SIL Regular" w:hAnsi="Charis SIL Regular" w:eastAsia="Charis SIL Regular"/>
-          <w:b w:val="0"/>
-          <w:i w:val="0"/>
-          <w:color w:val="0000FF"/>
-          <w:sz w:val="24"/>
-          <w:u w:val="single"/>
-        </w:rPr>
-        <w:hyperlink r:id="rId14" w:history="1">
-          <w:r>
-            <w:rPr>
-              <w:rStyle w:val="Hyperlink"/>
-            </w:rPr>
-            <w:t>m</w:t>
-          </w:r>
-        </w:hyperlink>
-      </w:r>
-      <w:r>
-        <w:rPr>
-          <w:rFonts w:ascii="Charis SIL Regular" w:hAnsi="Charis SIL Regular" w:eastAsia="Charis SIL Regular"/>
-          <w:b w:val="0"/>
-          <w:i w:val="0"/>
-          <w:color w:val="0000FF"/>
-          <w:sz w:val="24"/>
-          <w:u w:val="single"/>
-        </w:rPr>
-        <w:t xml:space="preserve"> </w:t>
-      </w:r>
-      <w:r>
-        <w:rPr>
-          <w:rFonts w:ascii="Charis SIL Regular" w:hAnsi="Charis SIL Regular" w:eastAsia="Charis SIL Regular"/>
-          <w:b w:val="0"/>
-          <w:i w:val="0"/>
-          <w:color w:val="0000FF"/>
-          <w:sz w:val="24"/>
-          <w:u w:val="single"/>
-        </w:rPr>
-        <w:hyperlink r:id="rId14" w:history="1">
-          <w:r>
-            <w:rPr>
-              <w:rStyle w:val="Hyperlink"/>
-            </w:rPr>
-            <w:t>van</w:t>
-          </w:r>
-        </w:hyperlink>
-      </w:r>
-      <w:r>
-        <w:rPr>
-          <w:rFonts w:ascii="Charis SIL Regular" w:hAnsi="Charis SIL Regular" w:eastAsia="Charis SIL Regular"/>
-          <w:b w:val="0"/>
-          <w:i w:val="0"/>
-          <w:color w:val="0000FF"/>
-          <w:sz w:val="24"/>
-          <w:u w:val="single"/>
-        </w:rPr>
-        <w:t xml:space="preserve"> </w:t>
-      </w:r>
-      <w:r>
-        <w:rPr>
-          <w:rFonts w:ascii="Charis SIL Regular" w:hAnsi="Charis SIL Regular" w:eastAsia="Charis SIL Regular"/>
-          <w:b w:val="0"/>
-          <w:i w:val="0"/>
-          <w:color w:val="0000FF"/>
-          <w:sz w:val="24"/>
-          <w:u w:val="single"/>
-        </w:rPr>
-        <w:hyperlink r:id="rId13" w:history="1">
-          <w:r>
-            <w:rPr>
-              <w:rStyle w:val="Hyperlink"/>
-            </w:rPr>
-            <w:t>Natuur</w:t>
-          </w:r>
-        </w:hyperlink>
-      </w:r>
-      <w:r>
-        <w:rPr>
-          <w:rFonts w:ascii="Charis SIL Regular" w:hAnsi="Charis SIL Regular" w:eastAsia="Charis SIL Regular"/>
-          <w:b w:val="0"/>
-          <w:i w:val="0"/>
-          <w:color w:val="0000FF"/>
-          <w:sz w:val="24"/>
-          <w:u w:val="single"/>
-        </w:rPr>
-        <w:hyperlink r:id="rId14" w:history="1">
-          <w:r>
-            <w:rPr>
-              <w:rStyle w:val="Hyperlink"/>
-            </w:rPr>
-            <w:t xml:space="preserve">lijke </w:t>
+            <w:t xml:space="preserve">Natuurlijke </w:t>
           </w:r>
         </w:hyperlink>
       </w:r>
@@ -2673,13 +2438,121 @@
       </w:r>
       <w:r>
         <w:rPr>
+          <w:u w:val="single" w:color="0000ff"/>
           <w:rFonts w:ascii="Charis SIL Regular" w:hAnsi="Charis SIL Regular" w:eastAsia="Charis SIL Regular"/>
           <w:b w:val="0"/>
           <w:i w:val="0"/>
           <w:color w:val="000000"/>
           <w:sz w:val="24"/>
         </w:rPr>
-        <w:t>inventarisnummers 1876 tot en met 1919 m</w:t>
+        <w:hyperlink r:id="rId17" w:history="1">
+          <w:r>
+            <w:rPr>
+              <w:rStyle w:val="Hyperlink"/>
+            </w:rPr>
+            <w:t>inventaris</w:t>
+          </w:r>
+        </w:hyperlink>
+      </w:r>
+      <w:r>
+        <w:rPr>
+          <w:u w:val="single" w:color="0000ff"/>
+          <w:rFonts w:ascii="Charis SIL Regular" w:hAnsi="Charis SIL Regular" w:eastAsia="Charis SIL Regular"/>
+          <w:b w:val="0"/>
+          <w:i w:val="0"/>
+          <w:color w:val="000000"/>
+          <w:sz w:val="24"/>
+        </w:rPr>
+        <w:hyperlink r:id="rId17" w:history="1">
+          <w:r>
+            <w:rPr>
+              <w:rStyle w:val="Hyperlink"/>
+            </w:rPr>
+            <w:t>n</w:t>
+          </w:r>
+        </w:hyperlink>
+      </w:r>
+      <w:r>
+        <w:rPr>
+          <w:u w:val="single" w:color="0000ff"/>
+          <w:rFonts w:ascii="Charis SIL Regular" w:hAnsi="Charis SIL Regular" w:eastAsia="Charis SIL Regular"/>
+          <w:b w:val="0"/>
+          <w:i w:val="0"/>
+          <w:color w:val="000000"/>
+          <w:sz w:val="24"/>
+        </w:rPr>
+        <w:hyperlink r:id="rId17" w:history="1">
+          <w:r>
+            <w:rPr>
+              <w:rStyle w:val="Hyperlink"/>
+            </w:rPr>
+            <w:t>ummers 18</w:t>
+          </w:r>
+        </w:hyperlink>
+      </w:r>
+      <w:r>
+        <w:rPr>
+          <w:u w:val="single" w:color="0000ff"/>
+          <w:rFonts w:ascii="Charis SIL Regular" w:hAnsi="Charis SIL Regular" w:eastAsia="Charis SIL Regular"/>
+          <w:b w:val="0"/>
+          <w:i w:val="0"/>
+          <w:color w:val="000000"/>
+          <w:sz w:val="24"/>
+        </w:rPr>
+        <w:hyperlink r:id="rId17" w:history="1">
+          <w:r>
+            <w:rPr>
+              <w:rStyle w:val="Hyperlink"/>
+            </w:rPr>
+            <w:t>76 tot en me</w:t>
+          </w:r>
+        </w:hyperlink>
+      </w:r>
+      <w:r>
+        <w:rPr>
+          <w:u w:val="single" w:color="0000ff"/>
+          <w:rFonts w:ascii="Charis SIL Regular" w:hAnsi="Charis SIL Regular" w:eastAsia="Charis SIL Regular"/>
+          <w:b w:val="0"/>
+          <w:i w:val="0"/>
+          <w:color w:val="000000"/>
+          <w:sz w:val="24"/>
+        </w:rPr>
+        <w:hyperlink r:id="rId17" w:history="1">
+          <w:r>
+            <w:rPr>
+              <w:rStyle w:val="Hyperlink"/>
+            </w:rPr>
+            <w:t>t</w:t>
+          </w:r>
+        </w:hyperlink>
+      </w:r>
+      <w:r>
+        <w:rPr>
+          <w:u w:val="single" w:color="0000ff"/>
+          <w:rFonts w:ascii="Charis SIL Regular" w:hAnsi="Charis SIL Regular" w:eastAsia="Charis SIL Regular"/>
+          <w:b w:val="0"/>
+          <w:i w:val="0"/>
+          <w:color w:val="000000"/>
+          <w:sz w:val="24"/>
+        </w:rPr>
+        <w:hyperlink r:id="rId17" w:history="1">
+          <w:r>
+            <w:rPr>
+              <w:rStyle w:val="Hyperlink"/>
+            </w:rPr>
+            <w:t xml:space="preserve"> 1919 </w:t>
+          </w:r>
+        </w:hyperlink>
+      </w:r>
+      <w:r>
+        <w:rPr>
+          <w:rFonts w:ascii="Charis SIL Regular" w:hAnsi="Charis SIL Regular" w:eastAsia="Charis SIL Regular"/>
+          <w:b w:val="0"/>
+          <w:i w:val="0"/>
+          <w:color w:val="000000"/>
+          <w:sz w:val="24"/>
+        </w:rPr>
+        <w:t>m</w:t>
       </w:r>
       <w:r>
         <w:rPr>
@@ -2769,7 +2642,7 @@
             <w:rPr>
               <w:rStyle w:val="Hyperlink"/>
             </w:rPr>
-            <w:t>desbetreffend</w:t>
+            <w:t>desbetreffen</w:t>
           </w:r>
         </w:hyperlink>
       </w:r>
@@ -2780,36 +2653,13 @@
           <w:i w:val="0"/>
           <w:color w:val="0000FF"/>
           <w:sz w:val="24"/>
-          <w:u w:val="single"/>
-        </w:rPr>
-        <w:t>e</w:t>
-      </w:r>
-      <w:r>
-        <w:rPr>
-          <w:rFonts w:ascii="Charis SIL Regular" w:hAnsi="Charis SIL Regular" w:eastAsia="Charis SIL Regular"/>
-          <w:b w:val="0"/>
-          <w:i w:val="0"/>
-          <w:color w:val="0000FF"/>
-          <w:sz w:val="24"/>
-          <w:u w:val="single"/>
-        </w:rPr>
-        <w:t xml:space="preserve"> </w:t>
-      </w:r>
-      <w:r>
-        <w:rPr>
-          <w:rFonts w:ascii="Charis SIL Regular" w:hAnsi="Charis SIL Regular" w:eastAsia="Charis SIL Regular"/>
-          <w:b w:val="0"/>
-          <w:i w:val="0"/>
-          <w:color w:val="0000FF"/>
-          <w:sz w:val="24"/>
-          <w:u w:val="single"/>
         </w:rPr>
         <w:hyperlink r:id="rId12" w:history="1">
           <w:r>
             <w:rPr>
               <w:rStyle w:val="Hyperlink"/>
             </w:rPr>
-            <w:t>zoekhul</w:t>
+            <w:t>d</w:t>
           </w:r>
         </w:hyperlink>
       </w:r>
@@ -2821,7 +2671,36 @@
           <w:color w:val="0000FF"/>
           <w:sz w:val="24"/>
         </w:rPr>
-        <w:t>p</w:t>
+        <w:t>e</w:t>
+      </w:r>
+      <w:r>
+        <w:rPr>
+          <w:rFonts w:ascii="Charis SIL Regular" w:hAnsi="Charis SIL Regular" w:eastAsia="Charis SIL Regular"/>
+          <w:b w:val="0"/>
+          <w:i w:val="0"/>
+          <w:color w:val="0000FF"/>
+          <w:sz w:val="24"/>
+          <w:u w:val="single"/>
+        </w:rPr>
+        <w:t xml:space="preserve"> </w:t>
+      </w:r>
+      <w:r>
+        <w:rPr>
+          <w:rFonts w:ascii="Charis SIL Regular" w:hAnsi="Charis SIL Regular" w:eastAsia="Charis SIL Regular"/>
+          <w:b w:val="0"/>
+          <w:i w:val="0"/>
+          <w:color w:val="0000FF"/>
+          <w:sz w:val="24"/>
+          <w:u w:val="single"/>
+        </w:rPr>
+        <w:hyperlink r:id="rId12" w:history="1">
+          <w:r>
+            <w:rPr>
+              <w:rStyle w:val="Hyperlink"/>
+            </w:rPr>
+            <w:t>zoekhulp</w:t>
+          </w:r>
+        </w:hyperlink>
       </w:r>
       <w:r>
         <w:rPr>
@@ -4051,7 +3930,6 @@
           <w:i w:val="0"/>
           <w:color w:val="0000FF"/>
           <w:sz w:val="24"/>
-          <w:u w:val="single"/>
         </w:rPr>
         <w:t xml:space="preserve"> </w:t>
       </w:r>
@@ -4064,7 +3942,7 @@
           <w:sz w:val="24"/>
           <w:u w:val="single"/>
         </w:rPr>
-        <w:hyperlink r:id="rId20" w:history="1">
+        <w:hyperlink r:id="rId18" w:history="1">
           <w:r>
             <w:rPr>
               <w:rStyle w:val="Hyperlink"/>
@@ -4588,7 +4466,7 @@
           <w:sz w:val="24"/>
           <w:u w:val="single"/>
         </w:rPr>
-        <w:hyperlink r:id="rId23" w:history="1">
+        <w:hyperlink r:id="rId22" w:history="1">
           <w:r>
             <w:rPr>
               <w:rStyle w:val="Hyperlink"/>
@@ -4605,14 +4483,7 @@
           <w:color w:val="000000"/>
           <w:sz w:val="24"/>
         </w:rPr>
-        <w:hyperlink r:id="rId22" w:history="1">
-          <w:r>
-            <w:rPr>
-              <w:rStyle w:val="Hyperlink"/>
-            </w:rPr>
-            <w:t xml:space="preserve">, </w:t>
-          </w:r>
-        </w:hyperlink>
+        <w:t xml:space="preserve">, </w:t>
       </w:r>
       <w:r>
         <w:rPr>
@@ -4623,7 +4494,7 @@
           <w:sz w:val="24"/>
           <w:u w:val="single"/>
         </w:rPr>
-        <w:hyperlink r:id="rId24" w:history="1">
+        <w:hyperlink r:id="rId23" w:history="1">
           <w:r>
             <w:rPr>
               <w:rStyle w:val="Hyperlink"/>
@@ -4652,7 +4523,7 @@
           <w:sz w:val="24"/>
           <w:u w:val="single"/>
         </w:rPr>
-        <w:hyperlink r:id="rId24" w:history="1">
+        <w:hyperlink r:id="rId23" w:history="1">
           <w:r>
             <w:rPr>
               <w:rStyle w:val="Hyperlink"/>
@@ -4819,7 +4690,7 @@
           <w:sz w:val="24"/>
           <w:u w:val="single"/>
         </w:rPr>
-        <w:hyperlink r:id="rId25" w:history="1">
+        <w:hyperlink r:id="rId24" w:history="1">
           <w:r>
             <w:rPr>
               <w:rStyle w:val="Hyperlink"/>
@@ -4837,7 +4708,7 @@
           <w:sz w:val="24"/>
           <w:u w:val="single"/>
         </w:rPr>
-        <w:hyperlink r:id="rId25" w:history="1">
+        <w:hyperlink r:id="rId24" w:history="1">
           <w:r>
             <w:rPr>
               <w:rStyle w:val="Hyperlink"/>
@@ -4855,7 +4726,7 @@
           <w:sz w:val="24"/>
           <w:u w:val="single"/>
         </w:rPr>
-        <w:hyperlink r:id="rId25" w:history="1">
+        <w:hyperlink r:id="rId24" w:history="1">
           <w:r>
             <w:rPr>
               <w:rStyle w:val="Hyperlink"/>
@@ -4873,7 +4744,7 @@
           <w:sz w:val="24"/>
           <w:u w:val="single"/>
         </w:rPr>
-        <w:hyperlink r:id="rId25" w:history="1">
+        <w:hyperlink r:id="rId24" w:history="1">
           <w:r>
             <w:rPr>
               <w:rStyle w:val="Hyperlink"/>
@@ -4901,7 +4772,7 @@
           <w:sz w:val="24"/>
           <w:u w:val="single"/>
         </w:rPr>
-        <w:hyperlink r:id="rId26" w:history="1">
+        <w:hyperlink r:id="rId25" w:history="1">
           <w:r>
             <w:rPr>
               <w:rStyle w:val="Hyperlink"/>
@@ -4948,7 +4819,7 @@
           <w:sz w:val="24"/>
           <w:u w:val="single"/>
         </w:rPr>
-        <w:hyperlink r:id="rId26" w:history="1">
+        <w:hyperlink r:id="rId25" w:history="1">
           <w:r>
             <w:rPr>
               <w:rStyle w:val="Hyperlink"/>
@@ -4976,7 +4847,14 @@
           <w:sz w:val="24"/>
           <w:u w:val="single"/>
         </w:rPr>
-        <w:t xml:space="preserve">ISBN </w:t>
+        <w:hyperlink r:id="rId26" w:history="1">
+          <w:r>
+            <w:rPr>
+              <w:rStyle w:val="Hyperlink"/>
+            </w:rPr>
+            <w:t>ISBN</w:t>
+          </w:r>
+        </w:hyperlink>
       </w:r>
       <w:r>
         <w:rPr>
@@ -4987,7 +4865,18 @@
           <w:sz w:val="24"/>
           <w:u w:val="single"/>
         </w:rPr>
-        <w:hyperlink r:id="rId25" w:history="1">
+        <w:t xml:space="preserve"> </w:t>
+      </w:r>
+      <w:r>
+        <w:rPr>
+          <w:rFonts w:ascii="Charis SIL Regular" w:hAnsi="Charis SIL Regular" w:eastAsia="Charis SIL Regular"/>
+          <w:b w:val="0"/>
+          <w:i w:val="0"/>
+          <w:color w:val="0000FF"/>
+          <w:sz w:val="24"/>
+          <w:u w:val="single"/>
+        </w:rPr>
+        <w:hyperlink r:id="rId24" w:history="1">
           <w:r>
             <w:rPr>
               <w:rStyle w:val="Hyperlink"/>

--- a/EXPORTS/DOCX/published/niveau3/Dutch/WMAmsterdam.docx
+++ b/EXPORTS/DOCX/published/niveau3/Dutch/WMAmsterdam.docx
@@ -533,7 +533,7 @@
           <w:sz w:val="24"/>
           <w:u w:val="single"/>
         </w:rPr>
-        <w:hyperlink r:id="rId10" w:history="1">
+        <w:hyperlink r:id="rId11" w:history="1">
           <w:r>
             <w:rPr>
               <w:rStyle w:val="Hyperlink"/>
@@ -551,7 +551,7 @@
           <w:sz w:val="24"/>
           <w:u w:val="single"/>
         </w:rPr>
-        <w:hyperlink r:id="rId10" w:history="1">
+        <w:hyperlink r:id="rId11" w:history="1">
           <w:r>
             <w:rPr>
               <w:rStyle w:val="Hyperlink"/>
@@ -666,13 +666,147 @@
       </w:r>
       <w:r>
         <w:rPr>
+          <w:u w:val="single" w:color="0000ff"/>
           <w:rFonts w:ascii="Charis SIL Regular" w:hAnsi="Charis SIL Regular" w:eastAsia="Charis SIL Regular"/>
           <w:b w:val="0"/>
           <w:i w:val="0"/>
           <w:color w:val="000000"/>
           <w:sz w:val="24"/>
         </w:rPr>
-        <w:t>Lands Plantentuin in Bogor en verschille</w:t>
+        <w:hyperlink r:id="rId11" w:history="1">
+          <w:r>
+            <w:rPr>
+              <w:rStyle w:val="Hyperlink"/>
+            </w:rPr>
+            <w:t>Lands P</w:t>
+          </w:r>
+        </w:hyperlink>
+      </w:r>
+      <w:r>
+        <w:rPr>
+          <w:u w:val="single" w:color="0000ff"/>
+          <w:rFonts w:ascii="Charis SIL Regular" w:hAnsi="Charis SIL Regular" w:eastAsia="Charis SIL Regular"/>
+          <w:b w:val="0"/>
+          <w:i w:val="0"/>
+          <w:color w:val="000000"/>
+          <w:sz w:val="24"/>
+        </w:rPr>
+        <w:hyperlink r:id="rId11" w:history="1">
+          <w:r>
+            <w:rPr>
+              <w:rStyle w:val="Hyperlink"/>
+            </w:rPr>
+            <w:t>lantent</w:t>
+          </w:r>
+        </w:hyperlink>
+      </w:r>
+      <w:r>
+        <w:rPr>
+          <w:u w:val="single" w:color="0000ff"/>
+          <w:rFonts w:ascii="Charis SIL Regular" w:hAnsi="Charis SIL Regular" w:eastAsia="Charis SIL Regular"/>
+          <w:b w:val="0"/>
+          <w:i w:val="0"/>
+          <w:color w:val="000000"/>
+          <w:sz w:val="24"/>
+        </w:rPr>
+        <w:hyperlink r:id="rId11" w:history="1">
+          <w:r>
+            <w:rPr>
+              <w:rStyle w:val="Hyperlink"/>
+            </w:rPr>
+            <w:t>u</w:t>
+          </w:r>
+        </w:hyperlink>
+      </w:r>
+      <w:r>
+        <w:rPr>
+          <w:u w:val="single" w:color="0000ff"/>
+          <w:rFonts w:ascii="Charis SIL Regular" w:hAnsi="Charis SIL Regular" w:eastAsia="Charis SIL Regular"/>
+          <w:b w:val="0"/>
+          <w:i w:val="0"/>
+          <w:color w:val="000000"/>
+          <w:sz w:val="24"/>
+        </w:rPr>
+        <w:hyperlink r:id="rId11" w:history="1">
+          <w:r>
+            <w:rPr>
+              <w:rStyle w:val="Hyperlink"/>
+            </w:rPr>
+            <w:t>in in</w:t>
+          </w:r>
+        </w:hyperlink>
+      </w:r>
+      <w:r>
+        <w:rPr>
+          <w:u w:val="single" w:color="0000ff"/>
+          <w:rFonts w:ascii="Charis SIL Regular" w:hAnsi="Charis SIL Regular" w:eastAsia="Charis SIL Regular"/>
+          <w:b w:val="0"/>
+          <w:i w:val="0"/>
+          <w:color w:val="000000"/>
+          <w:sz w:val="24"/>
+        </w:rPr>
+        <w:hyperlink r:id="rId11" w:history="1">
+          <w:r>
+            <w:rPr>
+              <w:rStyle w:val="Hyperlink"/>
+            </w:rPr>
+            <w:t xml:space="preserve"> Bogor</w:t>
+          </w:r>
+        </w:hyperlink>
+      </w:r>
+      <w:r>
+        <w:rPr>
+          <w:u w:val="single" w:color="0000ff"/>
+          <w:rFonts w:ascii="Charis SIL Regular" w:hAnsi="Charis SIL Regular" w:eastAsia="Charis SIL Regular"/>
+          <w:b w:val="0"/>
+          <w:i w:val="0"/>
+          <w:color w:val="000000"/>
+          <w:sz w:val="24"/>
+        </w:rPr>
+        <w:hyperlink r:id="rId11" w:history="1">
+          <w:r>
+            <w:rPr>
+              <w:rStyle w:val="Hyperlink"/>
+            </w:rPr>
+            <w:t xml:space="preserve"> en </w:t>
+          </w:r>
+        </w:hyperlink>
+      </w:r>
+      <w:r>
+        <w:rPr>
+          <w:u w:val="single" w:color="0000ff"/>
+          <w:rFonts w:ascii="Charis SIL Regular" w:hAnsi="Charis SIL Regular" w:eastAsia="Charis SIL Regular"/>
+          <w:b w:val="0"/>
+          <w:i w:val="0"/>
+          <w:color w:val="000000"/>
+          <w:sz w:val="24"/>
+        </w:rPr>
+        <w:hyperlink r:id="rId11" w:history="1">
+          <w:r>
+            <w:rPr>
+              <w:rStyle w:val="Hyperlink"/>
+            </w:rPr>
+            <w:t>v</w:t>
+          </w:r>
+        </w:hyperlink>
+      </w:r>
+      <w:r>
+        <w:rPr>
+          <w:u w:val="single" w:color="0000ff"/>
+          <w:rFonts w:ascii="Charis SIL Regular" w:hAnsi="Charis SIL Regular" w:eastAsia="Charis SIL Regular"/>
+          <w:b w:val="0"/>
+          <w:i w:val="0"/>
+          <w:color w:val="000000"/>
+          <w:sz w:val="24"/>
+        </w:rPr>
+        <w:hyperlink r:id="rId11" w:history="1">
+          <w:r>
+            <w:rPr>
+              <w:rStyle w:val="Hyperlink"/>
+            </w:rPr>
+            <w:t>erschille</w:t>
+          </w:r>
+        </w:hyperlink>
       </w:r>
       <w:r>
         <w:rPr>
@@ -835,9 +969,19 @@
             <w:rPr>
               <w:rStyle w:val="Hyperlink"/>
             </w:rPr>
-            <w:t>Museum</w:t>
+            <w:t>Museu</w:t>
           </w:r>
         </w:hyperlink>
+      </w:r>
+      <w:r>
+        <w:rPr>
+          <w:rFonts w:ascii="Charis SIL Regular" w:hAnsi="Charis SIL Regular" w:eastAsia="Charis SIL Regular"/>
+          <w:b w:val="0"/>
+          <w:i w:val="0"/>
+          <w:color w:val="0000FF"/>
+          <w:sz w:val="24"/>
+        </w:rPr>
+        <w:t>m</w:t>
       </w:r>
       <w:r>
         <w:rPr>
@@ -864,19 +1008,9 @@
             <w:rPr>
               <w:rStyle w:val="Hyperlink"/>
             </w:rPr>
-            <w:t>Arti</w:t>
+            <w:t>Artis</w:t>
           </w:r>
         </w:hyperlink>
-      </w:r>
-      <w:r>
-        <w:rPr>
-          <w:rFonts w:ascii="Charis SIL Regular" w:hAnsi="Charis SIL Regular" w:eastAsia="Charis SIL Regular"/>
-          <w:b w:val="0"/>
-          <w:i w:val="0"/>
-          <w:color w:val="0000FF"/>
-          <w:sz w:val="24"/>
-        </w:rPr>
-        <w:t>s</w:t>
       </w:r>
       <w:r>
         <w:rPr>
@@ -1284,13 +1418,21 @@
       </w:r>
       <w:r>
         <w:rPr>
+          <w:u w:val="single" w:color="0000ff"/>
           <w:rFonts w:ascii="Charis SIL Regular" w:hAnsi="Charis SIL Regular" w:eastAsia="Charis SIL Regular"/>
           <w:b w:val="0"/>
           <w:i w:val="0"/>
           <w:color w:val="000000"/>
           <w:sz w:val="24"/>
         </w:rPr>
-        <w:t xml:space="preserve"> en het </w:t>
+        <w:hyperlink r:id="rId13" w:history="1">
+          <w:r>
+            <w:rPr>
+              <w:rStyle w:val="Hyperlink"/>
+            </w:rPr>
+            <w:t xml:space="preserve"> en het </w:t>
+          </w:r>
+        </w:hyperlink>
       </w:r>
       <w:r>
         <w:rPr>
@@ -1301,7 +1443,14 @@
           <w:sz w:val="24"/>
           <w:u w:val="single"/>
         </w:rPr>
-        <w:t xml:space="preserve">Rijksmuseum van </w:t>
+        <w:hyperlink r:id="rId13" w:history="1">
+          <w:r>
+            <w:rPr>
+              <w:rStyle w:val="Hyperlink"/>
+            </w:rPr>
+            <w:t>Rijksmu</w:t>
+          </w:r>
+        </w:hyperlink>
       </w:r>
       <w:r>
         <w:rPr>
@@ -1317,7 +1466,101 @@
             <w:rPr>
               <w:rStyle w:val="Hyperlink"/>
             </w:rPr>
-            <w:t xml:space="preserve">Natuurlijke </w:t>
+            <w:t>seu</w:t>
+          </w:r>
+        </w:hyperlink>
+      </w:r>
+      <w:r>
+        <w:rPr>
+          <w:rFonts w:ascii="Charis SIL Regular" w:hAnsi="Charis SIL Regular" w:eastAsia="Charis SIL Regular"/>
+          <w:b w:val="0"/>
+          <w:i w:val="0"/>
+          <w:color w:val="0000FF"/>
+          <w:sz w:val="24"/>
+          <w:u w:val="single"/>
+        </w:rPr>
+        <w:hyperlink r:id="rId14" w:history="1">
+          <w:r>
+            <w:rPr>
+              <w:rStyle w:val="Hyperlink"/>
+            </w:rPr>
+            <w:t>m</w:t>
+          </w:r>
+        </w:hyperlink>
+      </w:r>
+      <w:r>
+        <w:rPr>
+          <w:rFonts w:ascii="Charis SIL Regular" w:hAnsi="Charis SIL Regular" w:eastAsia="Charis SIL Regular"/>
+          <w:b w:val="0"/>
+          <w:i w:val="0"/>
+          <w:color w:val="0000FF"/>
+          <w:sz w:val="24"/>
+          <w:u w:val="single"/>
+        </w:rPr>
+        <w:t xml:space="preserve"> </w:t>
+      </w:r>
+      <w:r>
+        <w:rPr>
+          <w:rFonts w:ascii="Charis SIL Regular" w:hAnsi="Charis SIL Regular" w:eastAsia="Charis SIL Regular"/>
+          <w:b w:val="0"/>
+          <w:i w:val="0"/>
+          <w:color w:val="0000FF"/>
+          <w:sz w:val="24"/>
+          <w:u w:val="single"/>
+        </w:rPr>
+        <w:hyperlink r:id="rId14" w:history="1">
+          <w:r>
+            <w:rPr>
+              <w:rStyle w:val="Hyperlink"/>
+            </w:rPr>
+            <w:t>van</w:t>
+          </w:r>
+        </w:hyperlink>
+      </w:r>
+      <w:r>
+        <w:rPr>
+          <w:rFonts w:ascii="Charis SIL Regular" w:hAnsi="Charis SIL Regular" w:eastAsia="Charis SIL Regular"/>
+          <w:b w:val="0"/>
+          <w:i w:val="0"/>
+          <w:color w:val="0000FF"/>
+          <w:sz w:val="24"/>
+          <w:u w:val="single"/>
+        </w:rPr>
+        <w:t xml:space="preserve"> </w:t>
+      </w:r>
+      <w:r>
+        <w:rPr>
+          <w:rFonts w:ascii="Charis SIL Regular" w:hAnsi="Charis SIL Regular" w:eastAsia="Charis SIL Regular"/>
+          <w:b w:val="0"/>
+          <w:i w:val="0"/>
+          <w:color w:val="0000FF"/>
+          <w:sz w:val="24"/>
+          <w:u w:val="single"/>
+        </w:rPr>
+        <w:hyperlink r:id="rId13" w:history="1">
+          <w:r>
+            <w:rPr>
+              <w:rStyle w:val="Hyperlink"/>
+            </w:rPr>
+            <w:t>Natuur</w:t>
+          </w:r>
+        </w:hyperlink>
+      </w:r>
+      <w:r>
+        <w:rPr>
+          <w:rFonts w:ascii="Charis SIL Regular" w:hAnsi="Charis SIL Regular" w:eastAsia="Charis SIL Regular"/>
+          <w:b w:val="0"/>
+          <w:i w:val="0"/>
+          <w:color w:val="0000FF"/>
+          <w:sz w:val="24"/>
+          <w:u w:val="single"/>
+        </w:rPr>
+        <w:hyperlink r:id="rId14" w:history="1">
+          <w:r>
+            <w:rPr>
+              <w:rStyle w:val="Hyperlink"/>
+            </w:rPr>
+            <w:t xml:space="preserve">lijke </w:t>
           </w:r>
         </w:hyperlink>
       </w:r>
@@ -1453,7 +1696,7 @@
           <w:sz w:val="24"/>
           <w:u w:val="single"/>
         </w:rPr>
-        <w:hyperlink r:id="rId13" w:history="1">
+        <w:hyperlink r:id="rId14" w:history="1">
           <w:r>
             <w:rPr>
               <w:rStyle w:val="Hyperlink"/>
@@ -1471,7 +1714,7 @@
           <w:sz w:val="24"/>
           <w:u w:val="single"/>
         </w:rPr>
-        <w:hyperlink r:id="rId13" w:history="1">
+        <w:hyperlink r:id="rId14" w:history="1">
           <w:r>
             <w:rPr>
               <w:rStyle w:val="Hyperlink"/>
@@ -1500,7 +1743,7 @@
           <w:sz w:val="24"/>
           <w:u w:val="single"/>
         </w:rPr>
-        <w:hyperlink r:id="rId13" w:history="1">
+        <w:hyperlink r:id="rId14" w:history="1">
           <w:r>
             <w:rPr>
               <w:rStyle w:val="Hyperlink"/>
@@ -1518,7 +1761,7 @@
           <w:sz w:val="24"/>
           <w:u w:val="single"/>
         </w:rPr>
-        <w:hyperlink r:id="rId13" w:history="1">
+        <w:hyperlink r:id="rId14" w:history="1">
           <w:r>
             <w:rPr>
               <w:rStyle w:val="Hyperlink"/>
@@ -1536,7 +1779,7 @@
           <w:sz w:val="24"/>
           <w:u w:val="single"/>
         </w:rPr>
-        <w:hyperlink r:id="rId13" w:history="1">
+        <w:hyperlink r:id="rId14" w:history="1">
           <w:r>
             <w:rPr>
               <w:rStyle w:val="Hyperlink"/>
@@ -2546,6 +2789,7 @@
       </w:r>
       <w:r>
         <w:rPr>
+          <w:u w:val="single" w:color="0000ff"/>
           <w:rFonts w:ascii="Charis SIL Regular" w:hAnsi="Charis SIL Regular" w:eastAsia="Charis SIL Regular"/>
           <w:b w:val="0"/>
           <w:i w:val="0"/>
@@ -2642,7 +2886,7 @@
             <w:rPr>
               <w:rStyle w:val="Hyperlink"/>
             </w:rPr>
-            <w:t>desbetreffen</w:t>
+            <w:t>desbetreffend</w:t>
           </w:r>
         </w:hyperlink>
       </w:r>
@@ -2653,13 +2897,36 @@
           <w:i w:val="0"/>
           <w:color w:val="0000FF"/>
           <w:sz w:val="24"/>
+          <w:u w:val="single"/>
+        </w:rPr>
+        <w:t>e</w:t>
+      </w:r>
+      <w:r>
+        <w:rPr>
+          <w:rFonts w:ascii="Charis SIL Regular" w:hAnsi="Charis SIL Regular" w:eastAsia="Charis SIL Regular"/>
+          <w:b w:val="0"/>
+          <w:i w:val="0"/>
+          <w:color w:val="0000FF"/>
+          <w:sz w:val="24"/>
+          <w:u w:val="single"/>
+        </w:rPr>
+        <w:t xml:space="preserve"> </w:t>
+      </w:r>
+      <w:r>
+        <w:rPr>
+          <w:rFonts w:ascii="Charis SIL Regular" w:hAnsi="Charis SIL Regular" w:eastAsia="Charis SIL Regular"/>
+          <w:b w:val="0"/>
+          <w:i w:val="0"/>
+          <w:color w:val="0000FF"/>
+          <w:sz w:val="24"/>
+          <w:u w:val="single"/>
         </w:rPr>
         <w:hyperlink r:id="rId12" w:history="1">
           <w:r>
             <w:rPr>
               <w:rStyle w:val="Hyperlink"/>
             </w:rPr>
-            <w:t>d</w:t>
+            <w:t>zoekhul</w:t>
           </w:r>
         </w:hyperlink>
       </w:r>
@@ -2671,36 +2938,7 @@
           <w:color w:val="0000FF"/>
           <w:sz w:val="24"/>
         </w:rPr>
-        <w:t>e</w:t>
-      </w:r>
-      <w:r>
-        <w:rPr>
-          <w:rFonts w:ascii="Charis SIL Regular" w:hAnsi="Charis SIL Regular" w:eastAsia="Charis SIL Regular"/>
-          <w:b w:val="0"/>
-          <w:i w:val="0"/>
-          <w:color w:val="0000FF"/>
-          <w:sz w:val="24"/>
-          <w:u w:val="single"/>
-        </w:rPr>
-        <w:t xml:space="preserve"> </w:t>
-      </w:r>
-      <w:r>
-        <w:rPr>
-          <w:rFonts w:ascii="Charis SIL Regular" w:hAnsi="Charis SIL Regular" w:eastAsia="Charis SIL Regular"/>
-          <w:b w:val="0"/>
-          <w:i w:val="0"/>
-          <w:color w:val="0000FF"/>
-          <w:sz w:val="24"/>
-          <w:u w:val="single"/>
-        </w:rPr>
-        <w:hyperlink r:id="rId12" w:history="1">
-          <w:r>
-            <w:rPr>
-              <w:rStyle w:val="Hyperlink"/>
-            </w:rPr>
-            <w:t>zoekhulp</w:t>
-          </w:r>
-        </w:hyperlink>
+        <w:t>p</w:t>
       </w:r>
       <w:r>
         <w:rPr>
@@ -3930,6 +4168,7 @@
           <w:i w:val="0"/>
           <w:color w:val="0000FF"/>
           <w:sz w:val="24"/>
+          <w:u w:val="single"/>
         </w:rPr>
         <w:t xml:space="preserve"> </w:t>
       </w:r>
@@ -4477,13 +4716,21 @@
       </w:r>
       <w:r>
         <w:rPr>
+          <w:u w:val="single" w:color="0000ff"/>
           <w:rFonts w:ascii="Charis SIL Regular" w:hAnsi="Charis SIL Regular" w:eastAsia="Charis SIL Regular"/>
           <w:b w:val="0"/>
           <w:i w:val="0"/>
           <w:color w:val="000000"/>
           <w:sz w:val="24"/>
         </w:rPr>
-        <w:t xml:space="preserve">, </w:t>
+        <w:hyperlink r:id="rId22" w:history="1">
+          <w:r>
+            <w:rPr>
+              <w:rStyle w:val="Hyperlink"/>
+            </w:rPr>
+            <w:t xml:space="preserve">, </w:t>
+          </w:r>
+        </w:hyperlink>
       </w:r>
       <w:r>
         <w:rPr>
@@ -4494,7 +4741,7 @@
           <w:sz w:val="24"/>
           <w:u w:val="single"/>
         </w:rPr>
-        <w:hyperlink r:id="rId23" w:history="1">
+        <w:hyperlink r:id="rId22" w:history="1">
           <w:r>
             <w:rPr>
               <w:rStyle w:val="Hyperlink"/>
@@ -4790,7 +5037,7 @@
           <w:sz w:val="24"/>
           <w:u w:val="single"/>
         </w:rPr>
-        <w:hyperlink r:id="rId25" w:history="1">
+        <w:hyperlink r:id="rId24" w:history="1">
           <w:r>
             <w:rPr>
               <w:rStyle w:val="Hyperlink"/>
@@ -4819,7 +5066,7 @@
           <w:sz w:val="24"/>
           <w:u w:val="single"/>
         </w:rPr>
-        <w:hyperlink r:id="rId25" w:history="1">
+        <w:hyperlink r:id="rId24" w:history="1">
           <w:r>
             <w:rPr>
               <w:rStyle w:val="Hyperlink"/>
@@ -4836,23 +5083,12 @@
           <w:color w:val="000000"/>
           <w:sz w:val="24"/>
         </w:rPr>
-        <w:t xml:space="preserve">, </w:t>
-      </w:r>
-      <w:r>
-        <w:rPr>
-          <w:rFonts w:ascii="Charis SIL Regular" w:hAnsi="Charis SIL Regular" w:eastAsia="Charis SIL Regular"/>
-          <w:b w:val="0"/>
-          <w:i w:val="0"/>
-          <w:color w:val="0000FF"/>
-          <w:sz w:val="24"/>
-          <w:u w:val="single"/>
-        </w:rPr>
-        <w:hyperlink r:id="rId26" w:history="1">
+        <w:hyperlink r:id="rId24" w:history="1">
           <w:r>
             <w:rPr>
               <w:rStyle w:val="Hyperlink"/>
             </w:rPr>
-            <w:t>ISBN</w:t>
+            <w:t xml:space="preserve">, </w:t>
           </w:r>
         </w:hyperlink>
       </w:r>
@@ -4863,20 +5099,26 @@
           <w:i w:val="0"/>
           <w:color w:val="0000FF"/>
           <w:sz w:val="24"/>
+        </w:rPr>
+        <w:hyperlink r:id="rId24" w:history="1">
+          <w:r>
+            <w:rPr>
+              <w:rStyle w:val="Hyperlink"/>
+            </w:rPr>
+            <w:t xml:space="preserve">ISBN </w:t>
+          </w:r>
+        </w:hyperlink>
+      </w:r>
+      <w:r>
+        <w:rPr>
+          <w:rFonts w:ascii="Charis SIL Regular" w:hAnsi="Charis SIL Regular" w:eastAsia="Charis SIL Regular"/>
+          <w:b w:val="0"/>
+          <w:i w:val="0"/>
+          <w:color w:val="0000FF"/>
+          <w:sz w:val="24"/>
           <w:u w:val="single"/>
         </w:rPr>
-        <w:t xml:space="preserve"> </w:t>
-      </w:r>
-      <w:r>
-        <w:rPr>
-          <w:rFonts w:ascii="Charis SIL Regular" w:hAnsi="Charis SIL Regular" w:eastAsia="Charis SIL Regular"/>
-          <w:b w:val="0"/>
-          <w:i w:val="0"/>
-          <w:color w:val="0000FF"/>
-          <w:sz w:val="24"/>
-          <w:u w:val="single"/>
-        </w:rPr>
-        <w:hyperlink r:id="rId24" w:history="1">
+        <w:hyperlink r:id="rId26" w:history="1">
           <w:r>
             <w:rPr>
               <w:rStyle w:val="Hyperlink"/>

--- a/EXPORTS/DOCX/published/niveau3/Dutch/WMAmsterdam.docx
+++ b/EXPORTS/DOCX/published/niveau3/Dutch/WMAmsterdam.docx
@@ -174,25 +174,7 @@
           <w:color w:val="000000"/>
           <w:sz w:val="24"/>
         </w:rPr>
-        <w:t xml:space="preserve"> in Haarlem. Dit Koloniaal Museum, dat was geïnitieerd door de Nede</w:t>
-      </w:r>
-      <w:r>
-        <w:rPr>
-          <w:u w:val="single" w:color="0000ff"/>
-          <w:rFonts w:ascii="Charis SIL Regular" w:hAnsi="Charis SIL Regular" w:eastAsia="Charis SIL Regular"/>
-          <w:b w:val="0"/>
-          <w:i w:val="0"/>
-          <w:color w:val="000000"/>
-          <w:sz w:val="24"/>
-        </w:rPr>
-        <w:hyperlink r:id="rId9" w:history="1">
-          <w:r>
-            <w:rPr>
-              <w:rStyle w:val="Hyperlink"/>
-            </w:rPr>
-            <w:t xml:space="preserve">rlandsche </w:t>
-          </w:r>
-        </w:hyperlink>
+        <w:t xml:space="preserve"> in Haarlem. Dit Koloniaal Museum, dat was geïnitieerd door de Nederlandsche </w:t>
       </w:r>
       <w:r>
         <w:rPr>
@@ -666,93 +648,13 @@
       </w:r>
       <w:r>
         <w:rPr>
-          <w:u w:val="single" w:color="0000ff"/>
           <w:rFonts w:ascii="Charis SIL Regular" w:hAnsi="Charis SIL Regular" w:eastAsia="Charis SIL Regular"/>
           <w:b w:val="0"/>
           <w:i w:val="0"/>
           <w:color w:val="000000"/>
           <w:sz w:val="24"/>
         </w:rPr>
-        <w:hyperlink r:id="rId11" w:history="1">
-          <w:r>
-            <w:rPr>
-              <w:rStyle w:val="Hyperlink"/>
-            </w:rPr>
-            <w:t>Lands P</w:t>
-          </w:r>
-        </w:hyperlink>
-      </w:r>
-      <w:r>
-        <w:rPr>
-          <w:u w:val="single" w:color="0000ff"/>
-          <w:rFonts w:ascii="Charis SIL Regular" w:hAnsi="Charis SIL Regular" w:eastAsia="Charis SIL Regular"/>
-          <w:b w:val="0"/>
-          <w:i w:val="0"/>
-          <w:color w:val="000000"/>
-          <w:sz w:val="24"/>
-        </w:rPr>
-        <w:hyperlink r:id="rId11" w:history="1">
-          <w:r>
-            <w:rPr>
-              <w:rStyle w:val="Hyperlink"/>
-            </w:rPr>
-            <w:t>lantent</w:t>
-          </w:r>
-        </w:hyperlink>
-      </w:r>
-      <w:r>
-        <w:rPr>
-          <w:u w:val="single" w:color="0000ff"/>
-          <w:rFonts w:ascii="Charis SIL Regular" w:hAnsi="Charis SIL Regular" w:eastAsia="Charis SIL Regular"/>
-          <w:b w:val="0"/>
-          <w:i w:val="0"/>
-          <w:color w:val="000000"/>
-          <w:sz w:val="24"/>
-        </w:rPr>
-        <w:hyperlink r:id="rId11" w:history="1">
-          <w:r>
-            <w:rPr>
-              <w:rStyle w:val="Hyperlink"/>
-            </w:rPr>
-            <w:t>u</w:t>
-          </w:r>
-        </w:hyperlink>
-      </w:r>
-      <w:r>
-        <w:rPr>
-          <w:u w:val="single" w:color="0000ff"/>
-          <w:rFonts w:ascii="Charis SIL Regular" w:hAnsi="Charis SIL Regular" w:eastAsia="Charis SIL Regular"/>
-          <w:b w:val="0"/>
-          <w:i w:val="0"/>
-          <w:color w:val="000000"/>
-          <w:sz w:val="24"/>
-        </w:rPr>
-        <w:hyperlink r:id="rId11" w:history="1">
-          <w:r>
-            <w:rPr>
-              <w:rStyle w:val="Hyperlink"/>
-            </w:rPr>
-            <w:t>in in</w:t>
-          </w:r>
-        </w:hyperlink>
-      </w:r>
-      <w:r>
-        <w:rPr>
-          <w:u w:val="single" w:color="0000ff"/>
-          <w:rFonts w:ascii="Charis SIL Regular" w:hAnsi="Charis SIL Regular" w:eastAsia="Charis SIL Regular"/>
-          <w:b w:val="0"/>
-          <w:i w:val="0"/>
-          <w:color w:val="000000"/>
-          <w:sz w:val="24"/>
-        </w:rPr>
-        <w:hyperlink r:id="rId11" w:history="1">
-          <w:r>
-            <w:rPr>
-              <w:rStyle w:val="Hyperlink"/>
-            </w:rPr>
-            <w:t xml:space="preserve"> Bogor</w:t>
-          </w:r>
-        </w:hyperlink>
+        <w:t>Lands Plantentuin in Bogor</w:t>
       </w:r>
       <w:r>
         <w:rPr>
@@ -969,19 +871,9 @@
             <w:rPr>
               <w:rStyle w:val="Hyperlink"/>
             </w:rPr>
-            <w:t>Museu</w:t>
+            <w:t>Museum</w:t>
           </w:r>
         </w:hyperlink>
-      </w:r>
-      <w:r>
-        <w:rPr>
-          <w:rFonts w:ascii="Charis SIL Regular" w:hAnsi="Charis SIL Regular" w:eastAsia="Charis SIL Regular"/>
-          <w:b w:val="0"/>
-          <w:i w:val="0"/>
-          <w:color w:val="0000FF"/>
-          <w:sz w:val="24"/>
-        </w:rPr>
-        <w:t>m</w:t>
       </w:r>
       <w:r>
         <w:rPr>
@@ -1008,9 +900,19 @@
             <w:rPr>
               <w:rStyle w:val="Hyperlink"/>
             </w:rPr>
-            <w:t>Artis</w:t>
+            <w:t>Arti</w:t>
           </w:r>
         </w:hyperlink>
+      </w:r>
+      <w:r>
+        <w:rPr>
+          <w:rFonts w:ascii="Charis SIL Regular" w:hAnsi="Charis SIL Regular" w:eastAsia="Charis SIL Regular"/>
+          <w:b w:val="0"/>
+          <w:i w:val="0"/>
+          <w:color w:val="0000FF"/>
+          <w:sz w:val="24"/>
+        </w:rPr>
+        <w:t>s</w:t>
       </w:r>
       <w:r>
         <w:rPr>
@@ -1425,14 +1327,7 @@
           <w:color w:val="000000"/>
           <w:sz w:val="24"/>
         </w:rPr>
-        <w:hyperlink r:id="rId13" w:history="1">
-          <w:r>
-            <w:rPr>
-              <w:rStyle w:val="Hyperlink"/>
-            </w:rPr>
-            <w:t xml:space="preserve"> en het </w:t>
-          </w:r>
-        </w:hyperlink>
+        <w:t xml:space="preserve"> en het </w:t>
       </w:r>
       <w:r>
         <w:rPr>
@@ -1441,9 +1336,8 @@
           <w:i w:val="0"/>
           <w:color w:val="0000FF"/>
           <w:sz w:val="24"/>
-          <w:u w:val="single"/>
-        </w:rPr>
-        <w:hyperlink r:id="rId13" w:history="1">
+        </w:rPr>
+        <w:hyperlink r:id="rId14" w:history="1">
           <w:r>
             <w:rPr>
               <w:rStyle w:val="Hyperlink"/>
@@ -1696,7 +1590,7 @@
           <w:sz w:val="24"/>
           <w:u w:val="single"/>
         </w:rPr>
-        <w:hyperlink r:id="rId14" w:history="1">
+        <w:hyperlink r:id="rId13" w:history="1">
           <w:r>
             <w:rPr>
               <w:rStyle w:val="Hyperlink"/>
@@ -1714,7 +1608,7 @@
           <w:sz w:val="24"/>
           <w:u w:val="single"/>
         </w:rPr>
-        <w:hyperlink r:id="rId14" w:history="1">
+        <w:hyperlink r:id="rId13" w:history="1">
           <w:r>
             <w:rPr>
               <w:rStyle w:val="Hyperlink"/>
@@ -1797,7 +1691,7 @@
           <w:sz w:val="24"/>
           <w:u w:val="single"/>
         </w:rPr>
-        <w:hyperlink r:id="rId13" w:history="1">
+        <w:hyperlink r:id="rId14" w:history="1">
           <w:r>
             <w:rPr>
               <w:rStyle w:val="Hyperlink"/>
@@ -1815,7 +1709,7 @@
           <w:sz w:val="24"/>
           <w:u w:val="single"/>
         </w:rPr>
-        <w:hyperlink r:id="rId13" w:history="1">
+        <w:hyperlink r:id="rId14" w:history="1">
           <w:r>
             <w:rPr>
               <w:rStyle w:val="Hyperlink"/>
@@ -1844,7 +1738,7 @@
           <w:sz w:val="24"/>
           <w:u w:val="single"/>
         </w:rPr>
-        <w:hyperlink r:id="rId13" w:history="1">
+        <w:hyperlink r:id="rId14" w:history="1">
           <w:r>
             <w:rPr>
               <w:rStyle w:val="Hyperlink"/>
@@ -2789,7 +2683,6 @@
       </w:r>
       <w:r>
         <w:rPr>
-          <w:u w:val="single" w:color="0000ff"/>
           <w:rFonts w:ascii="Charis SIL Regular" w:hAnsi="Charis SIL Regular" w:eastAsia="Charis SIL Regular"/>
           <w:b w:val="0"/>
           <w:i w:val="0"/>
@@ -4077,7 +3970,7 @@
           <w:sz w:val="24"/>
           <w:u w:val="single"/>
         </w:rPr>
-        <w:hyperlink r:id="rId19" w:history="1">
+        <w:hyperlink r:id="rId18" w:history="1">
           <w:r>
             <w:rPr>
               <w:rStyle w:val="Hyperlink"/>
@@ -4095,7 +3988,7 @@
           <w:sz w:val="24"/>
           <w:u w:val="single"/>
         </w:rPr>
-        <w:hyperlink r:id="rId19" w:history="1">
+        <w:hyperlink r:id="rId18" w:history="1">
           <w:r>
             <w:rPr>
               <w:rStyle w:val="Hyperlink"/>
@@ -4124,7 +4017,7 @@
           <w:sz w:val="24"/>
           <w:u w:val="single"/>
         </w:rPr>
-        <w:hyperlink r:id="rId19" w:history="1">
+        <w:hyperlink r:id="rId18" w:history="1">
           <w:r>
             <w:rPr>
               <w:rStyle w:val="Hyperlink"/>
@@ -4141,7 +4034,14 @@
           <w:color w:val="000000"/>
           <w:sz w:val="24"/>
         </w:rPr>
-        <w:t xml:space="preserve">, </w:t>
+        <w:hyperlink r:id="rId18" w:history="1">
+          <w:r>
+            <w:rPr>
+              <w:rStyle w:val="Hyperlink"/>
+            </w:rPr>
+            <w:t xml:space="preserve">, </w:t>
+          </w:r>
+        </w:hyperlink>
       </w:r>
       <w:r>
         <w:rPr>
@@ -4152,7 +4052,7 @@
           <w:sz w:val="24"/>
           <w:u w:val="single"/>
         </w:rPr>
-        <w:hyperlink r:id="rId20" w:history="1">
+        <w:hyperlink r:id="rId18" w:history="1">
           <w:r>
             <w:rPr>
               <w:rStyle w:val="Hyperlink"/>
@@ -4332,7 +4232,7 @@
           <w:sz w:val="24"/>
           <w:u w:val="single"/>
         </w:rPr>
-        <w:hyperlink r:id="rId21" w:history="1">
+        <w:hyperlink r:id="rId19" w:history="1">
           <w:r>
             <w:rPr>
               <w:rStyle w:val="Hyperlink"/>
@@ -4350,7 +4250,7 @@
           <w:sz w:val="24"/>
           <w:u w:val="single"/>
         </w:rPr>
-        <w:hyperlink r:id="rId21" w:history="1">
+        <w:hyperlink r:id="rId19" w:history="1">
           <w:r>
             <w:rPr>
               <w:rStyle w:val="Hyperlink"/>
@@ -4368,7 +4268,7 @@
           <w:sz w:val="24"/>
           <w:u w:val="single"/>
         </w:rPr>
-        <w:hyperlink r:id="rId21" w:history="1">
+        <w:hyperlink r:id="rId19" w:history="1">
           <w:r>
             <w:rPr>
               <w:rStyle w:val="Hyperlink"/>
@@ -4396,7 +4296,7 @@
           <w:sz w:val="24"/>
           <w:u w:val="single"/>
         </w:rPr>
-        <w:hyperlink r:id="rId21" w:history="1">
+        <w:hyperlink r:id="rId19" w:history="1">
           <w:r>
             <w:rPr>
               <w:rStyle w:val="Hyperlink"/>
@@ -4425,7 +4325,7 @@
           <w:sz w:val="24"/>
           <w:u w:val="single"/>
         </w:rPr>
-        <w:hyperlink r:id="rId21" w:history="1">
+        <w:hyperlink r:id="rId19" w:history="1">
           <w:r>
             <w:rPr>
               <w:rStyle w:val="Hyperlink"/>
@@ -4576,7 +4476,7 @@
           <w:sz w:val="24"/>
           <w:u w:val="single"/>
         </w:rPr>
-        <w:hyperlink r:id="rId22" w:history="1">
+        <w:hyperlink r:id="rId20" w:history="1">
           <w:r>
             <w:rPr>
               <w:rStyle w:val="Hyperlink"/>
@@ -4594,7 +4494,7 @@
           <w:sz w:val="24"/>
           <w:u w:val="single"/>
         </w:rPr>
-        <w:hyperlink r:id="rId22" w:history="1">
+        <w:hyperlink r:id="rId20" w:history="1">
           <w:r>
             <w:rPr>
               <w:rStyle w:val="Hyperlink"/>
@@ -4612,7 +4512,7 @@
           <w:sz w:val="24"/>
           <w:u w:val="single"/>
         </w:rPr>
-        <w:hyperlink r:id="rId22" w:history="1">
+        <w:hyperlink r:id="rId20" w:history="1">
           <w:r>
             <w:rPr>
               <w:rStyle w:val="Hyperlink"/>
@@ -4630,7 +4530,7 @@
           <w:sz w:val="24"/>
           <w:u w:val="single"/>
         </w:rPr>
-        <w:hyperlink r:id="rId22" w:history="1">
+        <w:hyperlink r:id="rId20" w:history="1">
           <w:r>
             <w:rPr>
               <w:rStyle w:val="Hyperlink"/>
@@ -4658,7 +4558,7 @@
           <w:sz w:val="24"/>
           <w:u w:val="single"/>
         </w:rPr>
-        <w:hyperlink r:id="rId22" w:history="1">
+        <w:hyperlink r:id="rId21" w:history="1">
           <w:r>
             <w:rPr>
               <w:rStyle w:val="Hyperlink"/>
@@ -4676,7 +4576,7 @@
           <w:sz w:val="24"/>
           <w:u w:val="single"/>
         </w:rPr>
-        <w:hyperlink r:id="rId22" w:history="1">
+        <w:hyperlink r:id="rId21" w:history="1">
           <w:r>
             <w:rPr>
               <w:rStyle w:val="Hyperlink"/>
@@ -4705,7 +4605,7 @@
           <w:sz w:val="24"/>
           <w:u w:val="single"/>
         </w:rPr>
-        <w:hyperlink r:id="rId22" w:history="1">
+        <w:hyperlink r:id="rId21" w:history="1">
           <w:r>
             <w:rPr>
               <w:rStyle w:val="Hyperlink"/>
@@ -4716,21 +4616,13 @@
       </w:r>
       <w:r>
         <w:rPr>
-          <w:u w:val="single" w:color="0000ff"/>
           <w:rFonts w:ascii="Charis SIL Regular" w:hAnsi="Charis SIL Regular" w:eastAsia="Charis SIL Regular"/>
           <w:b w:val="0"/>
           <w:i w:val="0"/>
           <w:color w:val="000000"/>
           <w:sz w:val="24"/>
         </w:rPr>
-        <w:hyperlink r:id="rId22" w:history="1">
-          <w:r>
-            <w:rPr>
-              <w:rStyle w:val="Hyperlink"/>
-            </w:rPr>
-            <w:t xml:space="preserve">, </w:t>
-          </w:r>
-        </w:hyperlink>
+        <w:t xml:space="preserve">, </w:t>
       </w:r>
       <w:r>
         <w:rPr>
@@ -4770,7 +4662,7 @@
           <w:sz w:val="24"/>
           <w:u w:val="single"/>
         </w:rPr>
-        <w:hyperlink r:id="rId23" w:history="1">
+        <w:hyperlink r:id="rId22" w:history="1">
           <w:r>
             <w:rPr>
               <w:rStyle w:val="Hyperlink"/>
@@ -4937,7 +4829,7 @@
           <w:sz w:val="24"/>
           <w:u w:val="single"/>
         </w:rPr>
-        <w:hyperlink r:id="rId24" w:history="1">
+        <w:hyperlink r:id="rId23" w:history="1">
           <w:r>
             <w:rPr>
               <w:rStyle w:val="Hyperlink"/>
@@ -4955,7 +4847,7 @@
           <w:sz w:val="24"/>
           <w:u w:val="single"/>
         </w:rPr>
-        <w:hyperlink r:id="rId24" w:history="1">
+        <w:hyperlink r:id="rId23" w:history="1">
           <w:r>
             <w:rPr>
               <w:rStyle w:val="Hyperlink"/>
@@ -4973,7 +4865,7 @@
           <w:sz w:val="24"/>
           <w:u w:val="single"/>
         </w:rPr>
-        <w:hyperlink r:id="rId24" w:history="1">
+        <w:hyperlink r:id="rId23" w:history="1">
           <w:r>
             <w:rPr>
               <w:rStyle w:val="Hyperlink"/>
@@ -4991,7 +4883,7 @@
           <w:sz w:val="24"/>
           <w:u w:val="single"/>
         </w:rPr>
-        <w:hyperlink r:id="rId24" w:history="1">
+        <w:hyperlink r:id="rId23" w:history="1">
           <w:r>
             <w:rPr>
               <w:rStyle w:val="Hyperlink"/>
@@ -5019,7 +4911,7 @@
           <w:sz w:val="24"/>
           <w:u w:val="single"/>
         </w:rPr>
-        <w:hyperlink r:id="rId25" w:history="1">
+        <w:hyperlink r:id="rId24" w:history="1">
           <w:r>
             <w:rPr>
               <w:rStyle w:val="Hyperlink"/>
@@ -5037,7 +4929,7 @@
           <w:sz w:val="24"/>
           <w:u w:val="single"/>
         </w:rPr>
-        <w:hyperlink r:id="rId24" w:history="1">
+        <w:hyperlink r:id="rId23" w:history="1">
           <w:r>
             <w:rPr>
               <w:rStyle w:val="Hyperlink"/>
@@ -5066,7 +4958,7 @@
           <w:sz w:val="24"/>
           <w:u w:val="single"/>
         </w:rPr>
-        <w:hyperlink r:id="rId24" w:history="1">
+        <w:hyperlink r:id="rId23" w:history="1">
           <w:r>
             <w:rPr>
               <w:rStyle w:val="Hyperlink"/>
@@ -5077,13 +4969,14 @@
       </w:r>
       <w:r>
         <w:rPr>
+          <w:u w:val="single" w:color="0000ff"/>
           <w:rFonts w:ascii="Charis SIL Regular" w:hAnsi="Charis SIL Regular" w:eastAsia="Charis SIL Regular"/>
           <w:b w:val="0"/>
           <w:i w:val="0"/>
           <w:color w:val="000000"/>
           <w:sz w:val="24"/>
         </w:rPr>
-        <w:hyperlink r:id="rId24" w:history="1">
+        <w:hyperlink r:id="rId23" w:history="1">
           <w:r>
             <w:rPr>
               <w:rStyle w:val="Hyperlink"/>
@@ -5099,13 +4992,14 @@
           <w:i w:val="0"/>
           <w:color w:val="0000FF"/>
           <w:sz w:val="24"/>
-        </w:rPr>
-        <w:hyperlink r:id="rId24" w:history="1">
+          <w:u w:val="single"/>
+        </w:rPr>
+        <w:hyperlink r:id="rId23" w:history="1">
           <w:r>
             <w:rPr>
               <w:rStyle w:val="Hyperlink"/>
             </w:rPr>
-            <w:t xml:space="preserve">ISBN </w:t>
+            <w:t>ISBN</w:t>
           </w:r>
         </w:hyperlink>
       </w:r>
@@ -5118,7 +5012,18 @@
           <w:sz w:val="24"/>
           <w:u w:val="single"/>
         </w:rPr>
-        <w:hyperlink r:id="rId26" w:history="1">
+        <w:t xml:space="preserve"> </w:t>
+      </w:r>
+      <w:r>
+        <w:rPr>
+          <w:rFonts w:ascii="Charis SIL Regular" w:hAnsi="Charis SIL Regular" w:eastAsia="Charis SIL Regular"/>
+          <w:b w:val="0"/>
+          <w:i w:val="0"/>
+          <w:color w:val="0000FF"/>
+          <w:sz w:val="24"/>
+          <w:u w:val="single"/>
+        </w:rPr>
+        <w:hyperlink r:id="rId25" w:history="1">
           <w:r>
             <w:rPr>
               <w:rStyle w:val="Hyperlink"/>

--- a/EXPORTS/DOCX/published/niveau3/Dutch/WMAmsterdam.docx
+++ b/EXPORTS/DOCX/published/niveau3/Dutch/WMAmsterdam.docx
@@ -174,7 +174,25 @@
           <w:color w:val="000000"/>
           <w:sz w:val="24"/>
         </w:rPr>
-        <w:t xml:space="preserve"> in Haarlem. Dit Koloniaal Museum, dat was geïnitieerd door de Nederlandsche </w:t>
+        <w:t xml:space="preserve"> in Haarlem. Dit Koloniaal Museum, dat was geïnitieerd door de Nede</w:t>
+      </w:r>
+      <w:r>
+        <w:rPr>
+          <w:u w:val="single" w:color="0000ff"/>
+          <w:rFonts w:ascii="Charis SIL Regular" w:hAnsi="Charis SIL Regular" w:eastAsia="Charis SIL Regular"/>
+          <w:b w:val="0"/>
+          <w:i w:val="0"/>
+          <w:color w:val="000000"/>
+          <w:sz w:val="24"/>
+        </w:rPr>
+        <w:hyperlink r:id="rId9" w:history="1">
+          <w:r>
+            <w:rPr>
+              <w:rStyle w:val="Hyperlink"/>
+            </w:rPr>
+            <w:t xml:space="preserve">rlandsche </w:t>
+          </w:r>
+        </w:hyperlink>
       </w:r>
       <w:r>
         <w:rPr>
@@ -468,7 +486,7 @@
           <w:sz w:val="24"/>
           <w:u w:val="single"/>
         </w:rPr>
-        <w:hyperlink r:id="rId11" w:history="1">
+        <w:hyperlink r:id="rId10" w:history="1">
           <w:r>
             <w:rPr>
               <w:rStyle w:val="Hyperlink"/>
@@ -648,13 +666,93 @@
       </w:r>
       <w:r>
         <w:rPr>
+          <w:u w:val="single" w:color="0000ff"/>
           <w:rFonts w:ascii="Charis SIL Regular" w:hAnsi="Charis SIL Regular" w:eastAsia="Charis SIL Regular"/>
           <w:b w:val="0"/>
           <w:i w:val="0"/>
           <w:color w:val="000000"/>
           <w:sz w:val="24"/>
         </w:rPr>
-        <w:t>Lands Plantentuin in Bogor</w:t>
+        <w:hyperlink r:id="rId11" w:history="1">
+          <w:r>
+            <w:rPr>
+              <w:rStyle w:val="Hyperlink"/>
+            </w:rPr>
+            <w:t>Lands P</w:t>
+          </w:r>
+        </w:hyperlink>
+      </w:r>
+      <w:r>
+        <w:rPr>
+          <w:u w:val="single" w:color="0000ff"/>
+          <w:rFonts w:ascii="Charis SIL Regular" w:hAnsi="Charis SIL Regular" w:eastAsia="Charis SIL Regular"/>
+          <w:b w:val="0"/>
+          <w:i w:val="0"/>
+          <w:color w:val="000000"/>
+          <w:sz w:val="24"/>
+        </w:rPr>
+        <w:hyperlink r:id="rId11" w:history="1">
+          <w:r>
+            <w:rPr>
+              <w:rStyle w:val="Hyperlink"/>
+            </w:rPr>
+            <w:t>lantent</w:t>
+          </w:r>
+        </w:hyperlink>
+      </w:r>
+      <w:r>
+        <w:rPr>
+          <w:u w:val="single" w:color="0000ff"/>
+          <w:rFonts w:ascii="Charis SIL Regular" w:hAnsi="Charis SIL Regular" w:eastAsia="Charis SIL Regular"/>
+          <w:b w:val="0"/>
+          <w:i w:val="0"/>
+          <w:color w:val="000000"/>
+          <w:sz w:val="24"/>
+        </w:rPr>
+        <w:hyperlink r:id="rId11" w:history="1">
+          <w:r>
+            <w:rPr>
+              <w:rStyle w:val="Hyperlink"/>
+            </w:rPr>
+            <w:t>u</w:t>
+          </w:r>
+        </w:hyperlink>
+      </w:r>
+      <w:r>
+        <w:rPr>
+          <w:u w:val="single" w:color="0000ff"/>
+          <w:rFonts w:ascii="Charis SIL Regular" w:hAnsi="Charis SIL Regular" w:eastAsia="Charis SIL Regular"/>
+          <w:b w:val="0"/>
+          <w:i w:val="0"/>
+          <w:color w:val="000000"/>
+          <w:sz w:val="24"/>
+        </w:rPr>
+        <w:hyperlink r:id="rId11" w:history="1">
+          <w:r>
+            <w:rPr>
+              <w:rStyle w:val="Hyperlink"/>
+            </w:rPr>
+            <w:t>in in</w:t>
+          </w:r>
+        </w:hyperlink>
+      </w:r>
+      <w:r>
+        <w:rPr>
+          <w:u w:val="single" w:color="0000ff"/>
+          <w:rFonts w:ascii="Charis SIL Regular" w:hAnsi="Charis SIL Regular" w:eastAsia="Charis SIL Regular"/>
+          <w:b w:val="0"/>
+          <w:i w:val="0"/>
+          <w:color w:val="000000"/>
+          <w:sz w:val="24"/>
+        </w:rPr>
+        <w:hyperlink r:id="rId11" w:history="1">
+          <w:r>
+            <w:rPr>
+              <w:rStyle w:val="Hyperlink"/>
+            </w:rPr>
+            <w:t xml:space="preserve"> Bogor</w:t>
+          </w:r>
+        </w:hyperlink>
       </w:r>
       <w:r>
         <w:rPr>
@@ -1337,50 +1435,7 @@
           <w:color w:val="0000FF"/>
           <w:sz w:val="24"/>
         </w:rPr>
-        <w:hyperlink r:id="rId14" w:history="1">
-          <w:r>
-            <w:rPr>
-              <w:rStyle w:val="Hyperlink"/>
-            </w:rPr>
-            <w:t>Rijksmu</w:t>
-          </w:r>
-        </w:hyperlink>
-      </w:r>
-      <w:r>
-        <w:rPr>
-          <w:rFonts w:ascii="Charis SIL Regular" w:hAnsi="Charis SIL Regular" w:eastAsia="Charis SIL Regular"/>
-          <w:b w:val="0"/>
-          <w:i w:val="0"/>
-          <w:color w:val="0000FF"/>
-          <w:sz w:val="24"/>
-          <w:u w:val="single"/>
-        </w:rPr>
-        <w:hyperlink r:id="rId14" w:history="1">
-          <w:r>
-            <w:rPr>
-              <w:rStyle w:val="Hyperlink"/>
-            </w:rPr>
-            <w:t>seu</w:t>
-          </w:r>
-        </w:hyperlink>
-      </w:r>
-      <w:r>
-        <w:rPr>
-          <w:rFonts w:ascii="Charis SIL Regular" w:hAnsi="Charis SIL Regular" w:eastAsia="Charis SIL Regular"/>
-          <w:b w:val="0"/>
-          <w:i w:val="0"/>
-          <w:color w:val="0000FF"/>
-          <w:sz w:val="24"/>
-          <w:u w:val="single"/>
-        </w:rPr>
-        <w:hyperlink r:id="rId14" w:history="1">
-          <w:r>
-            <w:rPr>
-              <w:rStyle w:val="Hyperlink"/>
-            </w:rPr>
-            <w:t>m</w:t>
-          </w:r>
-        </w:hyperlink>
+        <w:t>Rijksmuseum</w:t>
       </w:r>
       <w:r>
         <w:rPr>
@@ -1637,7 +1692,7 @@
           <w:sz w:val="24"/>
           <w:u w:val="single"/>
         </w:rPr>
-        <w:hyperlink r:id="rId14" w:history="1">
+        <w:hyperlink r:id="rId13" w:history="1">
           <w:r>
             <w:rPr>
               <w:rStyle w:val="Hyperlink"/>
@@ -1655,7 +1710,7 @@
           <w:sz w:val="24"/>
           <w:u w:val="single"/>
         </w:rPr>
-        <w:hyperlink r:id="rId14" w:history="1">
+        <w:hyperlink r:id="rId13" w:history="1">
           <w:r>
             <w:rPr>
               <w:rStyle w:val="Hyperlink"/>
@@ -1673,7 +1728,7 @@
           <w:sz w:val="24"/>
           <w:u w:val="single"/>
         </w:rPr>
-        <w:hyperlink r:id="rId14" w:history="1">
+        <w:hyperlink r:id="rId13" w:history="1">
           <w:r>
             <w:rPr>
               <w:rStyle w:val="Hyperlink"/>
@@ -1691,7 +1746,7 @@
           <w:sz w:val="24"/>
           <w:u w:val="single"/>
         </w:rPr>
-        <w:hyperlink r:id="rId14" w:history="1">
+        <w:hyperlink r:id="rId13" w:history="1">
           <w:r>
             <w:rPr>
               <w:rStyle w:val="Hyperlink"/>
@@ -1709,7 +1764,7 @@
           <w:sz w:val="24"/>
           <w:u w:val="single"/>
         </w:rPr>
-        <w:hyperlink r:id="rId14" w:history="1">
+        <w:hyperlink r:id="rId13" w:history="1">
           <w:r>
             <w:rPr>
               <w:rStyle w:val="Hyperlink"/>
@@ -4017,7 +4072,7 @@
           <w:sz w:val="24"/>
           <w:u w:val="single"/>
         </w:rPr>
-        <w:hyperlink r:id="rId18" w:history="1">
+        <w:hyperlink r:id="rId19" w:history="1">
           <w:r>
             <w:rPr>
               <w:rStyle w:val="Hyperlink"/>
@@ -4052,7 +4107,7 @@
           <w:sz w:val="24"/>
           <w:u w:val="single"/>
         </w:rPr>
-        <w:hyperlink r:id="rId18" w:history="1">
+        <w:hyperlink r:id="rId20" w:history="1">
           <w:r>
             <w:rPr>
               <w:rStyle w:val="Hyperlink"/>
@@ -4081,7 +4136,7 @@
           <w:sz w:val="24"/>
           <w:u w:val="single"/>
         </w:rPr>
-        <w:hyperlink r:id="rId18" w:history="1">
+        <w:hyperlink r:id="rId20" w:history="1">
           <w:r>
             <w:rPr>
               <w:rStyle w:val="Hyperlink"/>
@@ -4232,7 +4287,7 @@
           <w:sz w:val="24"/>
           <w:u w:val="single"/>
         </w:rPr>
-        <w:hyperlink r:id="rId19" w:history="1">
+        <w:hyperlink r:id="rId21" w:history="1">
           <w:r>
             <w:rPr>
               <w:rStyle w:val="Hyperlink"/>
@@ -4250,7 +4305,7 @@
           <w:sz w:val="24"/>
           <w:u w:val="single"/>
         </w:rPr>
-        <w:hyperlink r:id="rId19" w:history="1">
+        <w:hyperlink r:id="rId21" w:history="1">
           <w:r>
             <w:rPr>
               <w:rStyle w:val="Hyperlink"/>
@@ -4268,7 +4323,7 @@
           <w:sz w:val="24"/>
           <w:u w:val="single"/>
         </w:rPr>
-        <w:hyperlink r:id="rId19" w:history="1">
+        <w:hyperlink r:id="rId21" w:history="1">
           <w:r>
             <w:rPr>
               <w:rStyle w:val="Hyperlink"/>
@@ -4296,7 +4351,7 @@
           <w:sz w:val="24"/>
           <w:u w:val="single"/>
         </w:rPr>
-        <w:hyperlink r:id="rId19" w:history="1">
+        <w:hyperlink r:id="rId21" w:history="1">
           <w:r>
             <w:rPr>
               <w:rStyle w:val="Hyperlink"/>
@@ -4325,7 +4380,7 @@
           <w:sz w:val="24"/>
           <w:u w:val="single"/>
         </w:rPr>
-        <w:hyperlink r:id="rId19" w:history="1">
+        <w:hyperlink r:id="rId21" w:history="1">
           <w:r>
             <w:rPr>
               <w:rStyle w:val="Hyperlink"/>
@@ -4476,7 +4531,7 @@
           <w:sz w:val="24"/>
           <w:u w:val="single"/>
         </w:rPr>
-        <w:hyperlink r:id="rId20" w:history="1">
+        <w:hyperlink r:id="rId22" w:history="1">
           <w:r>
             <w:rPr>
               <w:rStyle w:val="Hyperlink"/>
@@ -4494,7 +4549,7 @@
           <w:sz w:val="24"/>
           <w:u w:val="single"/>
         </w:rPr>
-        <w:hyperlink r:id="rId20" w:history="1">
+        <w:hyperlink r:id="rId22" w:history="1">
           <w:r>
             <w:rPr>
               <w:rStyle w:val="Hyperlink"/>
@@ -4512,7 +4567,7 @@
           <w:sz w:val="24"/>
           <w:u w:val="single"/>
         </w:rPr>
-        <w:hyperlink r:id="rId20" w:history="1">
+        <w:hyperlink r:id="rId22" w:history="1">
           <w:r>
             <w:rPr>
               <w:rStyle w:val="Hyperlink"/>
@@ -4530,7 +4585,7 @@
           <w:sz w:val="24"/>
           <w:u w:val="single"/>
         </w:rPr>
-        <w:hyperlink r:id="rId20" w:history="1">
+        <w:hyperlink r:id="rId22" w:history="1">
           <w:r>
             <w:rPr>
               <w:rStyle w:val="Hyperlink"/>
@@ -4558,7 +4613,7 @@
           <w:sz w:val="24"/>
           <w:u w:val="single"/>
         </w:rPr>
-        <w:hyperlink r:id="rId21" w:history="1">
+        <w:hyperlink r:id="rId23" w:history="1">
           <w:r>
             <w:rPr>
               <w:rStyle w:val="Hyperlink"/>
@@ -4576,7 +4631,7 @@
           <w:sz w:val="24"/>
           <w:u w:val="single"/>
         </w:rPr>
-        <w:hyperlink r:id="rId21" w:history="1">
+        <w:hyperlink r:id="rId22" w:history="1">
           <w:r>
             <w:rPr>
               <w:rStyle w:val="Hyperlink"/>
@@ -4605,7 +4660,7 @@
           <w:sz w:val="24"/>
           <w:u w:val="single"/>
         </w:rPr>
-        <w:hyperlink r:id="rId21" w:history="1">
+        <w:hyperlink r:id="rId22" w:history="1">
           <w:r>
             <w:rPr>
               <w:rStyle w:val="Hyperlink"/>
@@ -4622,7 +4677,14 @@
           <w:color w:val="000000"/>
           <w:sz w:val="24"/>
         </w:rPr>
-        <w:t xml:space="preserve">, </w:t>
+        <w:hyperlink r:id="rId22" w:history="1">
+          <w:r>
+            <w:rPr>
+              <w:rStyle w:val="Hyperlink"/>
+            </w:rPr>
+            <w:t xml:space="preserve">, </w:t>
+          </w:r>
+        </w:hyperlink>
       </w:r>
       <w:r>
         <w:rPr>
@@ -4829,7 +4891,7 @@
           <w:sz w:val="24"/>
           <w:u w:val="single"/>
         </w:rPr>
-        <w:hyperlink r:id="rId23" w:history="1">
+        <w:hyperlink r:id="rId24" w:history="1">
           <w:r>
             <w:rPr>
               <w:rStyle w:val="Hyperlink"/>
@@ -4847,7 +4909,7 @@
           <w:sz w:val="24"/>
           <w:u w:val="single"/>
         </w:rPr>
-        <w:hyperlink r:id="rId23" w:history="1">
+        <w:hyperlink r:id="rId24" w:history="1">
           <w:r>
             <w:rPr>
               <w:rStyle w:val="Hyperlink"/>
@@ -4865,7 +4927,7 @@
           <w:sz w:val="24"/>
           <w:u w:val="single"/>
         </w:rPr>
-        <w:hyperlink r:id="rId23" w:history="1">
+        <w:hyperlink r:id="rId24" w:history="1">
           <w:r>
             <w:rPr>
               <w:rStyle w:val="Hyperlink"/>
@@ -4883,7 +4945,7 @@
           <w:sz w:val="24"/>
           <w:u w:val="single"/>
         </w:rPr>
-        <w:hyperlink r:id="rId23" w:history="1">
+        <w:hyperlink r:id="rId24" w:history="1">
           <w:r>
             <w:rPr>
               <w:rStyle w:val="Hyperlink"/>
@@ -4911,7 +4973,7 @@
           <w:sz w:val="24"/>
           <w:u w:val="single"/>
         </w:rPr>
-        <w:hyperlink r:id="rId24" w:history="1">
+        <w:hyperlink r:id="rId25" w:history="1">
           <w:r>
             <w:rPr>
               <w:rStyle w:val="Hyperlink"/>
@@ -4929,7 +4991,7 @@
           <w:sz w:val="24"/>
           <w:u w:val="single"/>
         </w:rPr>
-        <w:hyperlink r:id="rId23" w:history="1">
+        <w:hyperlink r:id="rId24" w:history="1">
           <w:r>
             <w:rPr>
               <w:rStyle w:val="Hyperlink"/>
@@ -4958,7 +5020,7 @@
           <w:sz w:val="24"/>
           <w:u w:val="single"/>
         </w:rPr>
-        <w:hyperlink r:id="rId23" w:history="1">
+        <w:hyperlink r:id="rId24" w:history="1">
           <w:r>
             <w:rPr>
               <w:rStyle w:val="Hyperlink"/>
@@ -4969,21 +5031,13 @@
       </w:r>
       <w:r>
         <w:rPr>
-          <w:u w:val="single" w:color="0000ff"/>
           <w:rFonts w:ascii="Charis SIL Regular" w:hAnsi="Charis SIL Regular" w:eastAsia="Charis SIL Regular"/>
           <w:b w:val="0"/>
           <w:i w:val="0"/>
           <w:color w:val="000000"/>
           <w:sz w:val="24"/>
         </w:rPr>
-        <w:hyperlink r:id="rId23" w:history="1">
-          <w:r>
-            <w:rPr>
-              <w:rStyle w:val="Hyperlink"/>
-            </w:rPr>
-            <w:t xml:space="preserve">, </w:t>
-          </w:r>
-        </w:hyperlink>
+        <w:t xml:space="preserve">, </w:t>
       </w:r>
       <w:r>
         <w:rPr>
@@ -4994,7 +5048,7 @@
           <w:sz w:val="24"/>
           <w:u w:val="single"/>
         </w:rPr>
-        <w:hyperlink r:id="rId23" w:history="1">
+        <w:hyperlink r:id="rId24" w:history="1">
           <w:r>
             <w:rPr>
               <w:rStyle w:val="Hyperlink"/>
@@ -5023,7 +5077,7 @@
           <w:sz w:val="24"/>
           <w:u w:val="single"/>
         </w:rPr>
-        <w:hyperlink r:id="rId25" w:history="1">
+        <w:hyperlink r:id="rId26" w:history="1">
           <w:r>
             <w:rPr>
               <w:rStyle w:val="Hyperlink"/>

--- a/EXPORTS/DOCX/published/niveau3/Dutch/WMAmsterdam.docx
+++ b/EXPORTS/DOCX/published/niveau3/Dutch/WMAmsterdam.docx
@@ -486,7 +486,7 @@
           <w:sz w:val="24"/>
           <w:u w:val="single"/>
         </w:rPr>
-        <w:hyperlink r:id="rId10" w:history="1">
+        <w:hyperlink r:id="rId11" w:history="1">
           <w:r>
             <w:rPr>
               <w:rStyle w:val="Hyperlink"/>
@@ -580,7 +580,7 @@
           <w:sz w:val="24"/>
           <w:u w:val="single"/>
         </w:rPr>
-        <w:hyperlink r:id="rId10" w:history="1">
+        <w:hyperlink r:id="rId11" w:history="1">
           <w:r>
             <w:rPr>
               <w:rStyle w:val="Hyperlink"/>
@@ -596,27 +596,8 @@
           <w:i w:val="0"/>
           <w:color w:val="0000FF"/>
           <w:sz w:val="24"/>
-          <w:u w:val="single"/>
-        </w:rPr>
-        <w:t xml:space="preserve"> </w:t>
-      </w:r>
-      <w:r>
-        <w:rPr>
-          <w:rFonts w:ascii="Charis SIL Regular" w:hAnsi="Charis SIL Regular" w:eastAsia="Charis SIL Regular"/>
-          <w:b w:val="0"/>
-          <w:i w:val="0"/>
-          <w:color w:val="0000FF"/>
-          <w:sz w:val="24"/>
-          <w:u w:val="single"/>
-        </w:rPr>
-        <w:hyperlink r:id="rId10" w:history="1">
-          <w:r>
-            <w:rPr>
-              <w:rStyle w:val="Hyperlink"/>
-            </w:rPr>
-            <w:t>A</w:t>
-          </w:r>
-        </w:hyperlink>
+        </w:rPr>
+        <w:t xml:space="preserve"> A</w:t>
       </w:r>
       <w:r>
         <w:rPr>
@@ -929,7 +910,7 @@
             <w:rPr>
               <w:rStyle w:val="Hyperlink"/>
             </w:rPr>
-            <w:t>Etnografisc</w:t>
+            <w:t>Etnografis</w:t>
           </w:r>
         </w:hyperlink>
       </w:r>
@@ -940,7 +921,23 @@
           <w:i w:val="0"/>
           <w:color w:val="0000FF"/>
           <w:sz w:val="24"/>
-          <w:u w:val="single"/>
+        </w:rPr>
+        <w:hyperlink r:id="rId12" w:history="1">
+          <w:r>
+            <w:rPr>
+              <w:rStyle w:val="Hyperlink"/>
+            </w:rPr>
+            <w:t>c</w:t>
+          </w:r>
+        </w:hyperlink>
+      </w:r>
+      <w:r>
+        <w:rPr>
+          <w:rFonts w:ascii="Charis SIL Regular" w:hAnsi="Charis SIL Regular" w:eastAsia="Charis SIL Regular"/>
+          <w:b w:val="0"/>
+          <w:i w:val="0"/>
+          <w:color w:val="0000FF"/>
+          <w:sz w:val="24"/>
         </w:rPr>
         <w:t>h</w:t>
       </w:r>
@@ -998,19 +995,9 @@
             <w:rPr>
               <w:rStyle w:val="Hyperlink"/>
             </w:rPr>
-            <w:t>Arti</w:t>
+            <w:t>Artis</w:t>
           </w:r>
         </w:hyperlink>
-      </w:r>
-      <w:r>
-        <w:rPr>
-          <w:rFonts w:ascii="Charis SIL Regular" w:hAnsi="Charis SIL Regular" w:eastAsia="Charis SIL Regular"/>
-          <w:b w:val="0"/>
-          <w:i w:val="0"/>
-          <w:color w:val="0000FF"/>
-          <w:sz w:val="24"/>
-        </w:rPr>
-        <w:t>s</w:t>
       </w:r>
       <w:r>
         <w:rPr>
@@ -1418,7 +1405,6 @@
       </w:r>
       <w:r>
         <w:rPr>
-          <w:u w:val="single" w:color="0000ff"/>
           <w:rFonts w:ascii="Charis SIL Regular" w:hAnsi="Charis SIL Regular" w:eastAsia="Charis SIL Regular"/>
           <w:b w:val="0"/>
           <w:i w:val="0"/>
@@ -1434,8 +1420,52 @@
           <w:i w:val="0"/>
           <w:color w:val="0000FF"/>
           <w:sz w:val="24"/>
-        </w:rPr>
-        <w:t>Rijksmuseum</w:t>
+          <w:u w:val="single"/>
+        </w:rPr>
+        <w:hyperlink r:id="rId13" w:history="1">
+          <w:r>
+            <w:rPr>
+              <w:rStyle w:val="Hyperlink"/>
+            </w:rPr>
+            <w:t>Rijksmu</w:t>
+          </w:r>
+        </w:hyperlink>
+      </w:r>
+      <w:r>
+        <w:rPr>
+          <w:rFonts w:ascii="Charis SIL Regular" w:hAnsi="Charis SIL Regular" w:eastAsia="Charis SIL Regular"/>
+          <w:b w:val="0"/>
+          <w:i w:val="0"/>
+          <w:color w:val="0000FF"/>
+          <w:sz w:val="24"/>
+          <w:u w:val="single"/>
+        </w:rPr>
+        <w:hyperlink r:id="rId14" w:history="1">
+          <w:r>
+            <w:rPr>
+              <w:rStyle w:val="Hyperlink"/>
+            </w:rPr>
+            <w:t>seu</w:t>
+          </w:r>
+        </w:hyperlink>
+      </w:r>
+      <w:r>
+        <w:rPr>
+          <w:rFonts w:ascii="Charis SIL Regular" w:hAnsi="Charis SIL Regular" w:eastAsia="Charis SIL Regular"/>
+          <w:b w:val="0"/>
+          <w:i w:val="0"/>
+          <w:color w:val="0000FF"/>
+          <w:sz w:val="24"/>
+          <w:u w:val="single"/>
+        </w:rPr>
+        <w:hyperlink r:id="rId14" w:history="1">
+          <w:r>
+            <w:rPr>
+              <w:rStyle w:val="Hyperlink"/>
+            </w:rPr>
+            <w:t>m</w:t>
+          </w:r>
+        </w:hyperlink>
       </w:r>
       <w:r>
         <w:rPr>
@@ -1522,7 +1552,7 @@
           <w:sz w:val="24"/>
           <w:u w:val="single"/>
         </w:rPr>
-        <w:hyperlink r:id="rId13" w:history="1">
+        <w:hyperlink r:id="rId14" w:history="1">
           <w:r>
             <w:rPr>
               <w:rStyle w:val="Hyperlink"/>
@@ -1551,7 +1581,7 @@
           <w:sz w:val="24"/>
           <w:u w:val="single"/>
         </w:rPr>
-        <w:hyperlink r:id="rId13" w:history="1">
+        <w:hyperlink r:id="rId14" w:history="1">
           <w:r>
             <w:rPr>
               <w:rStyle w:val="Hyperlink"/>
@@ -1580,7 +1610,7 @@
           <w:sz w:val="24"/>
           <w:u w:val="single"/>
         </w:rPr>
-        <w:hyperlink r:id="rId13" w:history="1">
+        <w:hyperlink r:id="rId14" w:history="1">
           <w:r>
             <w:rPr>
               <w:rStyle w:val="Hyperlink"/>
@@ -1793,7 +1823,7 @@
           <w:sz w:val="24"/>
           <w:u w:val="single"/>
         </w:rPr>
-        <w:hyperlink r:id="rId14" w:history="1">
+        <w:hyperlink r:id="rId13" w:history="1">
           <w:r>
             <w:rPr>
               <w:rStyle w:val="Hyperlink"/>
@@ -2637,50 +2667,7 @@
           <w:color w:val="000000"/>
           <w:sz w:val="24"/>
         </w:rPr>
-        <w:hyperlink r:id="rId17" w:history="1">
-          <w:r>
-            <w:rPr>
-              <w:rStyle w:val="Hyperlink"/>
-            </w:rPr>
-            <w:t>inventaris</w:t>
-          </w:r>
-        </w:hyperlink>
-      </w:r>
-      <w:r>
-        <w:rPr>
-          <w:u w:val="single" w:color="0000ff"/>
-          <w:rFonts w:ascii="Charis SIL Regular" w:hAnsi="Charis SIL Regular" w:eastAsia="Charis SIL Regular"/>
-          <w:b w:val="0"/>
-          <w:i w:val="0"/>
-          <w:color w:val="000000"/>
-          <w:sz w:val="24"/>
-        </w:rPr>
-        <w:hyperlink r:id="rId17" w:history="1">
-          <w:r>
-            <w:rPr>
-              <w:rStyle w:val="Hyperlink"/>
-            </w:rPr>
-            <w:t>n</w:t>
-          </w:r>
-        </w:hyperlink>
-      </w:r>
-      <w:r>
-        <w:rPr>
-          <w:u w:val="single" w:color="0000ff"/>
-          <w:rFonts w:ascii="Charis SIL Regular" w:hAnsi="Charis SIL Regular" w:eastAsia="Charis SIL Regular"/>
-          <w:b w:val="0"/>
-          <w:i w:val="0"/>
-          <w:color w:val="000000"/>
-          <w:sz w:val="24"/>
-        </w:rPr>
-        <w:hyperlink r:id="rId17" w:history="1">
-          <w:r>
-            <w:rPr>
-              <w:rStyle w:val="Hyperlink"/>
-            </w:rPr>
-            <w:t>ummers 18</w:t>
-          </w:r>
-        </w:hyperlink>
+        <w:t>inventarisnummers 18</w:t>
       </w:r>
       <w:r>
         <w:rPr>
@@ -2720,31 +2707,13 @@
       </w:r>
       <w:r>
         <w:rPr>
-          <w:u w:val="single" w:color="0000ff"/>
           <w:rFonts w:ascii="Charis SIL Regular" w:hAnsi="Charis SIL Regular" w:eastAsia="Charis SIL Regular"/>
           <w:b w:val="0"/>
           <w:i w:val="0"/>
           <w:color w:val="000000"/>
           <w:sz w:val="24"/>
         </w:rPr>
-        <w:hyperlink r:id="rId17" w:history="1">
-          <w:r>
-            <w:rPr>
-              <w:rStyle w:val="Hyperlink"/>
-            </w:rPr>
-            <w:t xml:space="preserve"> 1919 </w:t>
-          </w:r>
-        </w:hyperlink>
-      </w:r>
-      <w:r>
-        <w:rPr>
-          <w:rFonts w:ascii="Charis SIL Regular" w:hAnsi="Charis SIL Regular" w:eastAsia="Charis SIL Regular"/>
-          <w:b w:val="0"/>
-          <w:i w:val="0"/>
-          <w:color w:val="000000"/>
-          <w:sz w:val="24"/>
-        </w:rPr>
-        <w:t>m</w:t>
+        <w:t xml:space="preserve"> 1919 m</w:t>
       </w:r>
       <w:r>
         <w:rPr>
@@ -2834,7 +2803,7 @@
             <w:rPr>
               <w:rStyle w:val="Hyperlink"/>
             </w:rPr>
-            <w:t>desbetreffend</w:t>
+            <w:t>desbetreffen</w:t>
           </w:r>
         </w:hyperlink>
       </w:r>
@@ -2845,36 +2814,13 @@
           <w:i w:val="0"/>
           <w:color w:val="0000FF"/>
           <w:sz w:val="24"/>
-          <w:u w:val="single"/>
-        </w:rPr>
-        <w:t>e</w:t>
-      </w:r>
-      <w:r>
-        <w:rPr>
-          <w:rFonts w:ascii="Charis SIL Regular" w:hAnsi="Charis SIL Regular" w:eastAsia="Charis SIL Regular"/>
-          <w:b w:val="0"/>
-          <w:i w:val="0"/>
-          <w:color w:val="0000FF"/>
-          <w:sz w:val="24"/>
-          <w:u w:val="single"/>
-        </w:rPr>
-        <w:t xml:space="preserve"> </w:t>
-      </w:r>
-      <w:r>
-        <w:rPr>
-          <w:rFonts w:ascii="Charis SIL Regular" w:hAnsi="Charis SIL Regular" w:eastAsia="Charis SIL Regular"/>
-          <w:b w:val="0"/>
-          <w:i w:val="0"/>
-          <w:color w:val="0000FF"/>
-          <w:sz w:val="24"/>
-          <w:u w:val="single"/>
         </w:rPr>
         <w:hyperlink r:id="rId12" w:history="1">
           <w:r>
             <w:rPr>
               <w:rStyle w:val="Hyperlink"/>
             </w:rPr>
-            <w:t>zoekhul</w:t>
+            <w:t>d</w:t>
           </w:r>
         </w:hyperlink>
       </w:r>
@@ -2886,7 +2832,36 @@
           <w:color w:val="0000FF"/>
           <w:sz w:val="24"/>
         </w:rPr>
-        <w:t>p</w:t>
+        <w:t>e</w:t>
+      </w:r>
+      <w:r>
+        <w:rPr>
+          <w:rFonts w:ascii="Charis SIL Regular" w:hAnsi="Charis SIL Regular" w:eastAsia="Charis SIL Regular"/>
+          <w:b w:val="0"/>
+          <w:i w:val="0"/>
+          <w:color w:val="0000FF"/>
+          <w:sz w:val="24"/>
+          <w:u w:val="single"/>
+        </w:rPr>
+        <w:t xml:space="preserve"> </w:t>
+      </w:r>
+      <w:r>
+        <w:rPr>
+          <w:rFonts w:ascii="Charis SIL Regular" w:hAnsi="Charis SIL Regular" w:eastAsia="Charis SIL Regular"/>
+          <w:b w:val="0"/>
+          <w:i w:val="0"/>
+          <w:color w:val="0000FF"/>
+          <w:sz w:val="24"/>
+          <w:u w:val="single"/>
+        </w:rPr>
+        <w:hyperlink r:id="rId12" w:history="1">
+          <w:r>
+            <w:rPr>
+              <w:rStyle w:val="Hyperlink"/>
+            </w:rPr>
+            <w:t>zoekhulp</w:t>
+          </w:r>
+        </w:hyperlink>
       </w:r>
       <w:r>
         <w:rPr>
@@ -4025,7 +4000,7 @@
           <w:sz w:val="24"/>
           <w:u w:val="single"/>
         </w:rPr>
-        <w:hyperlink r:id="rId18" w:history="1">
+        <w:hyperlink r:id="rId19" w:history="1">
           <w:r>
             <w:rPr>
               <w:rStyle w:val="Hyperlink"/>
@@ -4072,7 +4047,7 @@
           <w:sz w:val="24"/>
           <w:u w:val="single"/>
         </w:rPr>
-        <w:hyperlink r:id="rId19" w:history="1">
+        <w:hyperlink r:id="rId18" w:history="1">
           <w:r>
             <w:rPr>
               <w:rStyle w:val="Hyperlink"/>
@@ -4107,7 +4082,7 @@
           <w:sz w:val="24"/>
           <w:u w:val="single"/>
         </w:rPr>
-        <w:hyperlink r:id="rId20" w:history="1">
+        <w:hyperlink r:id="rId18" w:history="1">
           <w:r>
             <w:rPr>
               <w:rStyle w:val="Hyperlink"/>
@@ -4136,7 +4111,7 @@
           <w:sz w:val="24"/>
           <w:u w:val="single"/>
         </w:rPr>
-        <w:hyperlink r:id="rId20" w:history="1">
+        <w:hyperlink r:id="rId18" w:history="1">
           <w:r>
             <w:rPr>
               <w:rStyle w:val="Hyperlink"/>
@@ -4287,7 +4262,7 @@
           <w:sz w:val="24"/>
           <w:u w:val="single"/>
         </w:rPr>
-        <w:hyperlink r:id="rId21" w:history="1">
+        <w:hyperlink r:id="rId20" w:history="1">
           <w:r>
             <w:rPr>
               <w:rStyle w:val="Hyperlink"/>
@@ -4305,7 +4280,7 @@
           <w:sz w:val="24"/>
           <w:u w:val="single"/>
         </w:rPr>
-        <w:hyperlink r:id="rId21" w:history="1">
+        <w:hyperlink r:id="rId20" w:history="1">
           <w:r>
             <w:rPr>
               <w:rStyle w:val="Hyperlink"/>
@@ -4323,7 +4298,7 @@
           <w:sz w:val="24"/>
           <w:u w:val="single"/>
         </w:rPr>
-        <w:hyperlink r:id="rId21" w:history="1">
+        <w:hyperlink r:id="rId20" w:history="1">
           <w:r>
             <w:rPr>
               <w:rStyle w:val="Hyperlink"/>
@@ -4351,7 +4326,7 @@
           <w:sz w:val="24"/>
           <w:u w:val="single"/>
         </w:rPr>
-        <w:hyperlink r:id="rId21" w:history="1">
+        <w:hyperlink r:id="rId20" w:history="1">
           <w:r>
             <w:rPr>
               <w:rStyle w:val="Hyperlink"/>
@@ -4380,7 +4355,7 @@
           <w:sz w:val="24"/>
           <w:u w:val="single"/>
         </w:rPr>
-        <w:hyperlink r:id="rId21" w:history="1">
+        <w:hyperlink r:id="rId20" w:history="1">
           <w:r>
             <w:rPr>
               <w:rStyle w:val="Hyperlink"/>
@@ -4531,7 +4506,7 @@
           <w:sz w:val="24"/>
           <w:u w:val="single"/>
         </w:rPr>
-        <w:hyperlink r:id="rId22" w:history="1">
+        <w:hyperlink r:id="rId21" w:history="1">
           <w:r>
             <w:rPr>
               <w:rStyle w:val="Hyperlink"/>
@@ -4549,7 +4524,7 @@
           <w:sz w:val="24"/>
           <w:u w:val="single"/>
         </w:rPr>
-        <w:hyperlink r:id="rId22" w:history="1">
+        <w:hyperlink r:id="rId21" w:history="1">
           <w:r>
             <w:rPr>
               <w:rStyle w:val="Hyperlink"/>
@@ -4567,7 +4542,7 @@
           <w:sz w:val="24"/>
           <w:u w:val="single"/>
         </w:rPr>
-        <w:hyperlink r:id="rId22" w:history="1">
+        <w:hyperlink r:id="rId21" w:history="1">
           <w:r>
             <w:rPr>
               <w:rStyle w:val="Hyperlink"/>
@@ -4585,7 +4560,7 @@
           <w:sz w:val="24"/>
           <w:u w:val="single"/>
         </w:rPr>
-        <w:hyperlink r:id="rId22" w:history="1">
+        <w:hyperlink r:id="rId21" w:history="1">
           <w:r>
             <w:rPr>
               <w:rStyle w:val="Hyperlink"/>
@@ -4613,7 +4588,7 @@
           <w:sz w:val="24"/>
           <w:u w:val="single"/>
         </w:rPr>
-        <w:hyperlink r:id="rId23" w:history="1">
+        <w:hyperlink r:id="rId22" w:history="1">
           <w:r>
             <w:rPr>
               <w:rStyle w:val="Hyperlink"/>
@@ -4677,14 +4652,7 @@
           <w:color w:val="000000"/>
           <w:sz w:val="24"/>
         </w:rPr>
-        <w:hyperlink r:id="rId22" w:history="1">
-          <w:r>
-            <w:rPr>
-              <w:rStyle w:val="Hyperlink"/>
-            </w:rPr>
-            <w:t xml:space="preserve">, </w:t>
-          </w:r>
-        </w:hyperlink>
+        <w:t xml:space="preserve">, </w:t>
       </w:r>
       <w:r>
         <w:rPr>
@@ -4695,7 +4663,7 @@
           <w:sz w:val="24"/>
           <w:u w:val="single"/>
         </w:rPr>
-        <w:hyperlink r:id="rId22" w:history="1">
+        <w:hyperlink r:id="rId23" w:history="1">
           <w:r>
             <w:rPr>
               <w:rStyle w:val="Hyperlink"/>
@@ -4724,7 +4692,7 @@
           <w:sz w:val="24"/>
           <w:u w:val="single"/>
         </w:rPr>
-        <w:hyperlink r:id="rId22" w:history="1">
+        <w:hyperlink r:id="rId23" w:history="1">
           <w:r>
             <w:rPr>
               <w:rStyle w:val="Hyperlink"/>
@@ -4991,7 +4959,7 @@
           <w:sz w:val="24"/>
           <w:u w:val="single"/>
         </w:rPr>
-        <w:hyperlink r:id="rId24" w:history="1">
+        <w:hyperlink r:id="rId25" w:history="1">
           <w:r>
             <w:rPr>
               <w:rStyle w:val="Hyperlink"/>
@@ -5020,7 +4988,7 @@
           <w:sz w:val="24"/>
           <w:u w:val="single"/>
         </w:rPr>
-        <w:hyperlink r:id="rId24" w:history="1">
+        <w:hyperlink r:id="rId25" w:history="1">
           <w:r>
             <w:rPr>
               <w:rStyle w:val="Hyperlink"/>
@@ -5031,6 +4999,7 @@
       </w:r>
       <w:r>
         <w:rPr>
+          <w:u w:val="single" w:color="0000ff"/>
           <w:rFonts w:ascii="Charis SIL Regular" w:hAnsi="Charis SIL Regular" w:eastAsia="Charis SIL Regular"/>
           <w:b w:val="0"/>
           <w:i w:val="0"/>
@@ -5048,7 +5017,7 @@
           <w:sz w:val="24"/>
           <w:u w:val="single"/>
         </w:rPr>
-        <w:hyperlink r:id="rId24" w:history="1">
+        <w:hyperlink r:id="rId26" w:history="1">
           <w:r>
             <w:rPr>
               <w:rStyle w:val="Hyperlink"/>
@@ -5077,7 +5046,7 @@
           <w:sz w:val="24"/>
           <w:u w:val="single"/>
         </w:rPr>
-        <w:hyperlink r:id="rId26" w:history="1">
+        <w:hyperlink r:id="rId24" w:history="1">
           <w:r>
             <w:rPr>
               <w:rStyle w:val="Hyperlink"/>

--- a/EXPORTS/DOCX/published/niveau3/Dutch/WMAmsterdam.docx
+++ b/EXPORTS/DOCX/published/niveau3/Dutch/WMAmsterdam.docx
@@ -486,7 +486,7 @@
           <w:sz w:val="24"/>
           <w:u w:val="single"/>
         </w:rPr>
-        <w:hyperlink r:id="rId11" w:history="1">
+        <w:hyperlink r:id="rId10" w:history="1">
           <w:r>
             <w:rPr>
               <w:rStyle w:val="Hyperlink"/>
@@ -580,7 +580,7 @@
           <w:sz w:val="24"/>
           <w:u w:val="single"/>
         </w:rPr>
-        <w:hyperlink r:id="rId11" w:history="1">
+        <w:hyperlink r:id="rId10" w:history="1">
           <w:r>
             <w:rPr>
               <w:rStyle w:val="Hyperlink"/>
@@ -596,8 +596,27 @@
           <w:i w:val="0"/>
           <w:color w:val="0000FF"/>
           <w:sz w:val="24"/>
-        </w:rPr>
-        <w:t xml:space="preserve"> A</w:t>
+          <w:u w:val="single"/>
+        </w:rPr>
+        <w:t xml:space="preserve"> </w:t>
+      </w:r>
+      <w:r>
+        <w:rPr>
+          <w:rFonts w:ascii="Charis SIL Regular" w:hAnsi="Charis SIL Regular" w:eastAsia="Charis SIL Regular"/>
+          <w:b w:val="0"/>
+          <w:i w:val="0"/>
+          <w:color w:val="0000FF"/>
+          <w:sz w:val="24"/>
+          <w:u w:val="single"/>
+        </w:rPr>
+        <w:hyperlink r:id="rId10" w:history="1">
+          <w:r>
+            <w:rPr>
+              <w:rStyle w:val="Hyperlink"/>
+            </w:rPr>
+            <w:t>A</w:t>
+          </w:r>
+        </w:hyperlink>
       </w:r>
       <w:r>
         <w:rPr>
@@ -910,7 +929,7 @@
             <w:rPr>
               <w:rStyle w:val="Hyperlink"/>
             </w:rPr>
-            <w:t>Etnografis</w:t>
+            <w:t>Etnografisc</w:t>
           </w:r>
         </w:hyperlink>
       </w:r>
@@ -921,23 +940,7 @@
           <w:i w:val="0"/>
           <w:color w:val="0000FF"/>
           <w:sz w:val="24"/>
-        </w:rPr>
-        <w:hyperlink r:id="rId12" w:history="1">
-          <w:r>
-            <w:rPr>
-              <w:rStyle w:val="Hyperlink"/>
-            </w:rPr>
-            <w:t>c</w:t>
-          </w:r>
-        </w:hyperlink>
-      </w:r>
-      <w:r>
-        <w:rPr>
-          <w:rFonts w:ascii="Charis SIL Regular" w:hAnsi="Charis SIL Regular" w:eastAsia="Charis SIL Regular"/>
-          <w:b w:val="0"/>
-          <w:i w:val="0"/>
-          <w:color w:val="0000FF"/>
-          <w:sz w:val="24"/>
+          <w:u w:val="single"/>
         </w:rPr>
         <w:t>h</w:t>
       </w:r>
@@ -995,9 +998,19 @@
             <w:rPr>
               <w:rStyle w:val="Hyperlink"/>
             </w:rPr>
-            <w:t>Artis</w:t>
+            <w:t>Arti</w:t>
           </w:r>
         </w:hyperlink>
+      </w:r>
+      <w:r>
+        <w:rPr>
+          <w:rFonts w:ascii="Charis SIL Regular" w:hAnsi="Charis SIL Regular" w:eastAsia="Charis SIL Regular"/>
+          <w:b w:val="0"/>
+          <w:i w:val="0"/>
+          <w:color w:val="0000FF"/>
+          <w:sz w:val="24"/>
+        </w:rPr>
+        <w:t>s</w:t>
       </w:r>
       <w:r>
         <w:rPr>
@@ -1405,6 +1418,7 @@
       </w:r>
       <w:r>
         <w:rPr>
+          <w:u w:val="single" w:color="0000ff"/>
           <w:rFonts w:ascii="Charis SIL Regular" w:hAnsi="Charis SIL Regular" w:eastAsia="Charis SIL Regular"/>
           <w:b w:val="0"/>
           <w:i w:val="0"/>
@@ -1487,7 +1501,7 @@
           <w:sz w:val="24"/>
           <w:u w:val="single"/>
         </w:rPr>
-        <w:hyperlink r:id="rId14" w:history="1">
+        <w:hyperlink r:id="rId13" w:history="1">
           <w:r>
             <w:rPr>
               <w:rStyle w:val="Hyperlink"/>
@@ -1552,7 +1566,7 @@
           <w:sz w:val="24"/>
           <w:u w:val="single"/>
         </w:rPr>
-        <w:hyperlink r:id="rId14" w:history="1">
+        <w:hyperlink r:id="rId13" w:history="1">
           <w:r>
             <w:rPr>
               <w:rStyle w:val="Hyperlink"/>
@@ -1581,7 +1595,7 @@
           <w:sz w:val="24"/>
           <w:u w:val="single"/>
         </w:rPr>
-        <w:hyperlink r:id="rId14" w:history="1">
+        <w:hyperlink r:id="rId13" w:history="1">
           <w:r>
             <w:rPr>
               <w:rStyle w:val="Hyperlink"/>
@@ -1610,7 +1624,7 @@
           <w:sz w:val="24"/>
           <w:u w:val="single"/>
         </w:rPr>
-        <w:hyperlink r:id="rId14" w:history="1">
+        <w:hyperlink r:id="rId13" w:history="1">
           <w:r>
             <w:rPr>
               <w:rStyle w:val="Hyperlink"/>
@@ -1823,7 +1837,7 @@
           <w:sz w:val="24"/>
           <w:u w:val="single"/>
         </w:rPr>
-        <w:hyperlink r:id="rId13" w:history="1">
+        <w:hyperlink r:id="rId14" w:history="1">
           <w:r>
             <w:rPr>
               <w:rStyle w:val="Hyperlink"/>
@@ -2667,7 +2681,50 @@
           <w:color w:val="000000"/>
           <w:sz w:val="24"/>
         </w:rPr>
-        <w:t>inventarisnummers 18</w:t>
+        <w:hyperlink r:id="rId17" w:history="1">
+          <w:r>
+            <w:rPr>
+              <w:rStyle w:val="Hyperlink"/>
+            </w:rPr>
+            <w:t>inventaris</w:t>
+          </w:r>
+        </w:hyperlink>
+      </w:r>
+      <w:r>
+        <w:rPr>
+          <w:u w:val="single" w:color="0000ff"/>
+          <w:rFonts w:ascii="Charis SIL Regular" w:hAnsi="Charis SIL Regular" w:eastAsia="Charis SIL Regular"/>
+          <w:b w:val="0"/>
+          <w:i w:val="0"/>
+          <w:color w:val="000000"/>
+          <w:sz w:val="24"/>
+        </w:rPr>
+        <w:hyperlink r:id="rId17" w:history="1">
+          <w:r>
+            <w:rPr>
+              <w:rStyle w:val="Hyperlink"/>
+            </w:rPr>
+            <w:t>n</w:t>
+          </w:r>
+        </w:hyperlink>
+      </w:r>
+      <w:r>
+        <w:rPr>
+          <w:u w:val="single" w:color="0000ff"/>
+          <w:rFonts w:ascii="Charis SIL Regular" w:hAnsi="Charis SIL Regular" w:eastAsia="Charis SIL Regular"/>
+          <w:b w:val="0"/>
+          <w:i w:val="0"/>
+          <w:color w:val="000000"/>
+          <w:sz w:val="24"/>
+        </w:rPr>
+        <w:hyperlink r:id="rId17" w:history="1">
+          <w:r>
+            <w:rPr>
+              <w:rStyle w:val="Hyperlink"/>
+            </w:rPr>
+            <w:t>ummers 18</w:t>
+          </w:r>
+        </w:hyperlink>
       </w:r>
       <w:r>
         <w:rPr>
@@ -2707,13 +2764,31 @@
       </w:r>
       <w:r>
         <w:rPr>
+          <w:u w:val="single" w:color="0000ff"/>
           <w:rFonts w:ascii="Charis SIL Regular" w:hAnsi="Charis SIL Regular" w:eastAsia="Charis SIL Regular"/>
           <w:b w:val="0"/>
           <w:i w:val="0"/>
           <w:color w:val="000000"/>
           <w:sz w:val="24"/>
         </w:rPr>
-        <w:t xml:space="preserve"> 1919 m</w:t>
+        <w:hyperlink r:id="rId17" w:history="1">
+          <w:r>
+            <w:rPr>
+              <w:rStyle w:val="Hyperlink"/>
+            </w:rPr>
+            <w:t xml:space="preserve"> 1919 </w:t>
+          </w:r>
+        </w:hyperlink>
+      </w:r>
+      <w:r>
+        <w:rPr>
+          <w:rFonts w:ascii="Charis SIL Regular" w:hAnsi="Charis SIL Regular" w:eastAsia="Charis SIL Regular"/>
+          <w:b w:val="0"/>
+          <w:i w:val="0"/>
+          <w:color w:val="000000"/>
+          <w:sz w:val="24"/>
+        </w:rPr>
+        <w:t>m</w:t>
       </w:r>
       <w:r>
         <w:rPr>
@@ -2803,7 +2878,7 @@
             <w:rPr>
               <w:rStyle w:val="Hyperlink"/>
             </w:rPr>
-            <w:t>desbetreffen</w:t>
+            <w:t>desbetreffend</w:t>
           </w:r>
         </w:hyperlink>
       </w:r>
@@ -2814,13 +2889,36 @@
           <w:i w:val="0"/>
           <w:color w:val="0000FF"/>
           <w:sz w:val="24"/>
+          <w:u w:val="single"/>
+        </w:rPr>
+        <w:t>e</w:t>
+      </w:r>
+      <w:r>
+        <w:rPr>
+          <w:rFonts w:ascii="Charis SIL Regular" w:hAnsi="Charis SIL Regular" w:eastAsia="Charis SIL Regular"/>
+          <w:b w:val="0"/>
+          <w:i w:val="0"/>
+          <w:color w:val="0000FF"/>
+          <w:sz w:val="24"/>
+          <w:u w:val="single"/>
+        </w:rPr>
+        <w:t xml:space="preserve"> </w:t>
+      </w:r>
+      <w:r>
+        <w:rPr>
+          <w:rFonts w:ascii="Charis SIL Regular" w:hAnsi="Charis SIL Regular" w:eastAsia="Charis SIL Regular"/>
+          <w:b w:val="0"/>
+          <w:i w:val="0"/>
+          <w:color w:val="0000FF"/>
+          <w:sz w:val="24"/>
+          <w:u w:val="single"/>
         </w:rPr>
         <w:hyperlink r:id="rId12" w:history="1">
           <w:r>
             <w:rPr>
               <w:rStyle w:val="Hyperlink"/>
             </w:rPr>
-            <w:t>d</w:t>
+            <w:t>zoekhul</w:t>
           </w:r>
         </w:hyperlink>
       </w:r>
@@ -2832,36 +2930,7 @@
           <w:color w:val="0000FF"/>
           <w:sz w:val="24"/>
         </w:rPr>
-        <w:t>e</w:t>
-      </w:r>
-      <w:r>
-        <w:rPr>
-          <w:rFonts w:ascii="Charis SIL Regular" w:hAnsi="Charis SIL Regular" w:eastAsia="Charis SIL Regular"/>
-          <w:b w:val="0"/>
-          <w:i w:val="0"/>
-          <w:color w:val="0000FF"/>
-          <w:sz w:val="24"/>
-          <w:u w:val="single"/>
-        </w:rPr>
-        <w:t xml:space="preserve"> </w:t>
-      </w:r>
-      <w:r>
-        <w:rPr>
-          <w:rFonts w:ascii="Charis SIL Regular" w:hAnsi="Charis SIL Regular" w:eastAsia="Charis SIL Regular"/>
-          <w:b w:val="0"/>
-          <w:i w:val="0"/>
-          <w:color w:val="0000FF"/>
-          <w:sz w:val="24"/>
-          <w:u w:val="single"/>
-        </w:rPr>
-        <w:hyperlink r:id="rId12" w:history="1">
-          <w:r>
-            <w:rPr>
-              <w:rStyle w:val="Hyperlink"/>
-            </w:rPr>
-            <w:t>zoekhulp</w:t>
-          </w:r>
-        </w:hyperlink>
+        <w:t>p</w:t>
       </w:r>
       <w:r>
         <w:rPr>
@@ -4000,7 +4069,7 @@
           <w:sz w:val="24"/>
           <w:u w:val="single"/>
         </w:rPr>
-        <w:hyperlink r:id="rId19" w:history="1">
+        <w:hyperlink r:id="rId18" w:history="1">
           <w:r>
             <w:rPr>
               <w:rStyle w:val="Hyperlink"/>
@@ -4047,7 +4116,7 @@
           <w:sz w:val="24"/>
           <w:u w:val="single"/>
         </w:rPr>
-        <w:hyperlink r:id="rId18" w:history="1">
+        <w:hyperlink r:id="rId19" w:history="1">
           <w:r>
             <w:rPr>
               <w:rStyle w:val="Hyperlink"/>
@@ -4082,7 +4151,7 @@
           <w:sz w:val="24"/>
           <w:u w:val="single"/>
         </w:rPr>
-        <w:hyperlink r:id="rId18" w:history="1">
+        <w:hyperlink r:id="rId20" w:history="1">
           <w:r>
             <w:rPr>
               <w:rStyle w:val="Hyperlink"/>
@@ -4111,7 +4180,7 @@
           <w:sz w:val="24"/>
           <w:u w:val="single"/>
         </w:rPr>
-        <w:hyperlink r:id="rId18" w:history="1">
+        <w:hyperlink r:id="rId20" w:history="1">
           <w:r>
             <w:rPr>
               <w:rStyle w:val="Hyperlink"/>
@@ -4262,7 +4331,7 @@
           <w:sz w:val="24"/>
           <w:u w:val="single"/>
         </w:rPr>
-        <w:hyperlink r:id="rId20" w:history="1">
+        <w:hyperlink r:id="rId21" w:history="1">
           <w:r>
             <w:rPr>
               <w:rStyle w:val="Hyperlink"/>
@@ -4280,7 +4349,7 @@
           <w:sz w:val="24"/>
           <w:u w:val="single"/>
         </w:rPr>
-        <w:hyperlink r:id="rId20" w:history="1">
+        <w:hyperlink r:id="rId21" w:history="1">
           <w:r>
             <w:rPr>
               <w:rStyle w:val="Hyperlink"/>
@@ -4298,7 +4367,7 @@
           <w:sz w:val="24"/>
           <w:u w:val="single"/>
         </w:rPr>
-        <w:hyperlink r:id="rId20" w:history="1">
+        <w:hyperlink r:id="rId21" w:history="1">
           <w:r>
             <w:rPr>
               <w:rStyle w:val="Hyperlink"/>
@@ -4326,7 +4395,7 @@
           <w:sz w:val="24"/>
           <w:u w:val="single"/>
         </w:rPr>
-        <w:hyperlink r:id="rId20" w:history="1">
+        <w:hyperlink r:id="rId21" w:history="1">
           <w:r>
             <w:rPr>
               <w:rStyle w:val="Hyperlink"/>
@@ -4355,7 +4424,7 @@
           <w:sz w:val="24"/>
           <w:u w:val="single"/>
         </w:rPr>
-        <w:hyperlink r:id="rId20" w:history="1">
+        <w:hyperlink r:id="rId21" w:history="1">
           <w:r>
             <w:rPr>
               <w:rStyle w:val="Hyperlink"/>
@@ -4506,7 +4575,7 @@
           <w:sz w:val="24"/>
           <w:u w:val="single"/>
         </w:rPr>
-        <w:hyperlink r:id="rId21" w:history="1">
+        <w:hyperlink r:id="rId22" w:history="1">
           <w:r>
             <w:rPr>
               <w:rStyle w:val="Hyperlink"/>
@@ -4524,7 +4593,7 @@
           <w:sz w:val="24"/>
           <w:u w:val="single"/>
         </w:rPr>
-        <w:hyperlink r:id="rId21" w:history="1">
+        <w:hyperlink r:id="rId22" w:history="1">
           <w:r>
             <w:rPr>
               <w:rStyle w:val="Hyperlink"/>
@@ -4542,7 +4611,7 @@
           <w:sz w:val="24"/>
           <w:u w:val="single"/>
         </w:rPr>
-        <w:hyperlink r:id="rId21" w:history="1">
+        <w:hyperlink r:id="rId22" w:history="1">
           <w:r>
             <w:rPr>
               <w:rStyle w:val="Hyperlink"/>
@@ -4560,7 +4629,7 @@
           <w:sz w:val="24"/>
           <w:u w:val="single"/>
         </w:rPr>
-        <w:hyperlink r:id="rId21" w:history="1">
+        <w:hyperlink r:id="rId22" w:history="1">
           <w:r>
             <w:rPr>
               <w:rStyle w:val="Hyperlink"/>
@@ -4588,7 +4657,7 @@
           <w:sz w:val="24"/>
           <w:u w:val="single"/>
         </w:rPr>
-        <w:hyperlink r:id="rId22" w:history="1">
+        <w:hyperlink r:id="rId23" w:history="1">
           <w:r>
             <w:rPr>
               <w:rStyle w:val="Hyperlink"/>
@@ -4606,7 +4675,7 @@
           <w:sz w:val="24"/>
           <w:u w:val="single"/>
         </w:rPr>
-        <w:hyperlink r:id="rId22" w:history="1">
+        <w:hyperlink r:id="rId23" w:history="1">
           <w:r>
             <w:rPr>
               <w:rStyle w:val="Hyperlink"/>
@@ -4635,7 +4704,7 @@
           <w:sz w:val="24"/>
           <w:u w:val="single"/>
         </w:rPr>
-        <w:hyperlink r:id="rId22" w:history="1">
+        <w:hyperlink r:id="rId23" w:history="1">
           <w:r>
             <w:rPr>
               <w:rStyle w:val="Hyperlink"/>
@@ -4663,7 +4732,7 @@
           <w:sz w:val="24"/>
           <w:u w:val="single"/>
         </w:rPr>
-        <w:hyperlink r:id="rId23" w:history="1">
+        <w:hyperlink r:id="rId24" w:history="1">
           <w:r>
             <w:rPr>
               <w:rStyle w:val="Hyperlink"/>
@@ -4692,7 +4761,7 @@
           <w:sz w:val="24"/>
           <w:u w:val="single"/>
         </w:rPr>
-        <w:hyperlink r:id="rId23" w:history="1">
+        <w:hyperlink r:id="rId22" w:history="1">
           <w:r>
             <w:rPr>
               <w:rStyle w:val="Hyperlink"/>
@@ -4859,7 +4928,7 @@
           <w:sz w:val="24"/>
           <w:u w:val="single"/>
         </w:rPr>
-        <w:hyperlink r:id="rId24" w:history="1">
+        <w:hyperlink r:id="rId25" w:history="1">
           <w:r>
             <w:rPr>
               <w:rStyle w:val="Hyperlink"/>
@@ -4877,7 +4946,7 @@
           <w:sz w:val="24"/>
           <w:u w:val="single"/>
         </w:rPr>
-        <w:hyperlink r:id="rId24" w:history="1">
+        <w:hyperlink r:id="rId25" w:history="1">
           <w:r>
             <w:rPr>
               <w:rStyle w:val="Hyperlink"/>
@@ -4895,7 +4964,7 @@
           <w:sz w:val="24"/>
           <w:u w:val="single"/>
         </w:rPr>
-        <w:hyperlink r:id="rId24" w:history="1">
+        <w:hyperlink r:id="rId25" w:history="1">
           <w:r>
             <w:rPr>
               <w:rStyle w:val="Hyperlink"/>
@@ -4913,7 +4982,7 @@
           <w:sz w:val="24"/>
           <w:u w:val="single"/>
         </w:rPr>
-        <w:hyperlink r:id="rId24" w:history="1">
+        <w:hyperlink r:id="rId25" w:history="1">
           <w:r>
             <w:rPr>
               <w:rStyle w:val="Hyperlink"/>
@@ -4941,7 +5010,7 @@
           <w:sz w:val="24"/>
           <w:u w:val="single"/>
         </w:rPr>
-        <w:hyperlink r:id="rId25" w:history="1">
+        <w:hyperlink r:id="rId26" w:history="1">
           <w:r>
             <w:rPr>
               <w:rStyle w:val="Hyperlink"/>
@@ -5006,7 +5075,14 @@
           <w:color w:val="000000"/>
           <w:sz w:val="24"/>
         </w:rPr>
-        <w:t xml:space="preserve">, </w:t>
+        <w:hyperlink r:id="rId25" w:history="1">
+          <w:r>
+            <w:rPr>
+              <w:rStyle w:val="Hyperlink"/>
+            </w:rPr>
+            <w:t xml:space="preserve">, </w:t>
+          </w:r>
+        </w:hyperlink>
       </w:r>
       <w:r>
         <w:rPr>
@@ -5017,7 +5093,7 @@
           <w:sz w:val="24"/>
           <w:u w:val="single"/>
         </w:rPr>
-        <w:hyperlink r:id="rId26" w:history="1">
+        <w:hyperlink r:id="rId25" w:history="1">
           <w:r>
             <w:rPr>
               <w:rStyle w:val="Hyperlink"/>
@@ -5046,7 +5122,7 @@
           <w:sz w:val="24"/>
           <w:u w:val="single"/>
         </w:rPr>
-        <w:hyperlink r:id="rId24" w:history="1">
+        <w:hyperlink r:id="rId25" w:history="1">
           <w:r>
             <w:rPr>
               <w:rStyle w:val="Hyperlink"/>

--- a/EXPORTS/DOCX/published/niveau3/Dutch/WMAmsterdam.docx
+++ b/EXPORTS/DOCX/published/niveau3/Dutch/WMAmsterdam.docx
@@ -486,7 +486,7 @@
           <w:sz w:val="24"/>
           <w:u w:val="single"/>
         </w:rPr>
-        <w:hyperlink r:id="rId10" w:history="1">
+        <w:hyperlink r:id="rId11" w:history="1">
           <w:r>
             <w:rPr>
               <w:rStyle w:val="Hyperlink"/>
@@ -580,7 +580,7 @@
           <w:sz w:val="24"/>
           <w:u w:val="single"/>
         </w:rPr>
-        <w:hyperlink r:id="rId10" w:history="1">
+        <w:hyperlink r:id="rId11" w:history="1">
           <w:r>
             <w:rPr>
               <w:rStyle w:val="Hyperlink"/>
@@ -596,27 +596,8 @@
           <w:i w:val="0"/>
           <w:color w:val="0000FF"/>
           <w:sz w:val="24"/>
-          <w:u w:val="single"/>
-        </w:rPr>
-        <w:t xml:space="preserve"> </w:t>
-      </w:r>
-      <w:r>
-        <w:rPr>
-          <w:rFonts w:ascii="Charis SIL Regular" w:hAnsi="Charis SIL Regular" w:eastAsia="Charis SIL Regular"/>
-          <w:b w:val="0"/>
-          <w:i w:val="0"/>
-          <w:color w:val="0000FF"/>
-          <w:sz w:val="24"/>
-          <w:u w:val="single"/>
-        </w:rPr>
-        <w:hyperlink r:id="rId10" w:history="1">
-          <w:r>
-            <w:rPr>
-              <w:rStyle w:val="Hyperlink"/>
-            </w:rPr>
-            <w:t>A</w:t>
-          </w:r>
-        </w:hyperlink>
+        </w:rPr>
+        <w:t xml:space="preserve"> A</w:t>
       </w:r>
       <w:r>
         <w:rPr>
@@ -1418,7 +1399,6 @@
       </w:r>
       <w:r>
         <w:rPr>
-          <w:u w:val="single" w:color="0000ff"/>
           <w:rFonts w:ascii="Charis SIL Regular" w:hAnsi="Charis SIL Regular" w:eastAsia="Charis SIL Regular"/>
           <w:b w:val="0"/>
           <w:i w:val="0"/>
@@ -1501,7 +1481,7 @@
           <w:sz w:val="24"/>
           <w:u w:val="single"/>
         </w:rPr>
-        <w:hyperlink r:id="rId13" w:history="1">
+        <w:hyperlink r:id="rId14" w:history="1">
           <w:r>
             <w:rPr>
               <w:rStyle w:val="Hyperlink"/>
@@ -1837,7 +1817,7 @@
           <w:sz w:val="24"/>
           <w:u w:val="single"/>
         </w:rPr>
-        <w:hyperlink r:id="rId14" w:history="1">
+        <w:hyperlink r:id="rId13" w:history="1">
           <w:r>
             <w:rPr>
               <w:rStyle w:val="Hyperlink"/>
@@ -2782,6 +2762,7 @@
       </w:r>
       <w:r>
         <w:rPr>
+          <w:u w:val="single" w:color="0000ff"/>
           <w:rFonts w:ascii="Charis SIL Regular" w:hAnsi="Charis SIL Regular" w:eastAsia="Charis SIL Regular"/>
           <w:b w:val="0"/>
           <w:i w:val="0"/>
@@ -2878,7 +2859,7 @@
             <w:rPr>
               <w:rStyle w:val="Hyperlink"/>
             </w:rPr>
-            <w:t>desbetreffend</w:t>
+            <w:t>desbetreffen</w:t>
           </w:r>
         </w:hyperlink>
       </w:r>
@@ -2889,36 +2870,13 @@
           <w:i w:val="0"/>
           <w:color w:val="0000FF"/>
           <w:sz w:val="24"/>
-          <w:u w:val="single"/>
-        </w:rPr>
-        <w:t>e</w:t>
-      </w:r>
-      <w:r>
-        <w:rPr>
-          <w:rFonts w:ascii="Charis SIL Regular" w:hAnsi="Charis SIL Regular" w:eastAsia="Charis SIL Regular"/>
-          <w:b w:val="0"/>
-          <w:i w:val="0"/>
-          <w:color w:val="0000FF"/>
-          <w:sz w:val="24"/>
-          <w:u w:val="single"/>
-        </w:rPr>
-        <w:t xml:space="preserve"> </w:t>
-      </w:r>
-      <w:r>
-        <w:rPr>
-          <w:rFonts w:ascii="Charis SIL Regular" w:hAnsi="Charis SIL Regular" w:eastAsia="Charis SIL Regular"/>
-          <w:b w:val="0"/>
-          <w:i w:val="0"/>
-          <w:color w:val="0000FF"/>
-          <w:sz w:val="24"/>
-          <w:u w:val="single"/>
         </w:rPr>
         <w:hyperlink r:id="rId12" w:history="1">
           <w:r>
             <w:rPr>
               <w:rStyle w:val="Hyperlink"/>
             </w:rPr>
-            <w:t>zoekhul</w:t>
+            <w:t>d</w:t>
           </w:r>
         </w:hyperlink>
       </w:r>
@@ -2930,7 +2888,36 @@
           <w:color w:val="0000FF"/>
           <w:sz w:val="24"/>
         </w:rPr>
-        <w:t>p</w:t>
+        <w:t>e</w:t>
+      </w:r>
+      <w:r>
+        <w:rPr>
+          <w:rFonts w:ascii="Charis SIL Regular" w:hAnsi="Charis SIL Regular" w:eastAsia="Charis SIL Regular"/>
+          <w:b w:val="0"/>
+          <w:i w:val="0"/>
+          <w:color w:val="0000FF"/>
+          <w:sz w:val="24"/>
+          <w:u w:val="single"/>
+        </w:rPr>
+        <w:t xml:space="preserve"> </w:t>
+      </w:r>
+      <w:r>
+        <w:rPr>
+          <w:rFonts w:ascii="Charis SIL Regular" w:hAnsi="Charis SIL Regular" w:eastAsia="Charis SIL Regular"/>
+          <w:b w:val="0"/>
+          <w:i w:val="0"/>
+          <w:color w:val="0000FF"/>
+          <w:sz w:val="24"/>
+          <w:u w:val="single"/>
+        </w:rPr>
+        <w:hyperlink r:id="rId12" w:history="1">
+          <w:r>
+            <w:rPr>
+              <w:rStyle w:val="Hyperlink"/>
+            </w:rPr>
+            <w:t>zoekhulp</w:t>
+          </w:r>
+        </w:hyperlink>
       </w:r>
       <w:r>
         <w:rPr>
@@ -4069,7 +4056,7 @@
           <w:sz w:val="24"/>
           <w:u w:val="single"/>
         </w:rPr>
-        <w:hyperlink r:id="rId18" w:history="1">
+        <w:hyperlink r:id="rId19" w:history="1">
           <w:r>
             <w:rPr>
               <w:rStyle w:val="Hyperlink"/>
@@ -4087,7 +4074,7 @@
           <w:sz w:val="24"/>
           <w:u w:val="single"/>
         </w:rPr>
-        <w:hyperlink r:id="rId18" w:history="1">
+        <w:hyperlink r:id="rId19" w:history="1">
           <w:r>
             <w:rPr>
               <w:rStyle w:val="Hyperlink"/>
@@ -4133,14 +4120,7 @@
           <w:color w:val="000000"/>
           <w:sz w:val="24"/>
         </w:rPr>
-        <w:hyperlink r:id="rId18" w:history="1">
-          <w:r>
-            <w:rPr>
-              <w:rStyle w:val="Hyperlink"/>
-            </w:rPr>
-            <w:t xml:space="preserve">, </w:t>
-          </w:r>
-        </w:hyperlink>
+        <w:t xml:space="preserve">, </w:t>
       </w:r>
       <w:r>
         <w:rPr>
@@ -4657,7 +4637,7 @@
           <w:sz w:val="24"/>
           <w:u w:val="single"/>
         </w:rPr>
-        <w:hyperlink r:id="rId23" w:history="1">
+        <w:hyperlink r:id="rId22" w:history="1">
           <w:r>
             <w:rPr>
               <w:rStyle w:val="Hyperlink"/>
@@ -4675,7 +4655,7 @@
           <w:sz w:val="24"/>
           <w:u w:val="single"/>
         </w:rPr>
-        <w:hyperlink r:id="rId23" w:history="1">
+        <w:hyperlink r:id="rId22" w:history="1">
           <w:r>
             <w:rPr>
               <w:rStyle w:val="Hyperlink"/>
@@ -4721,7 +4701,14 @@
           <w:color w:val="000000"/>
           <w:sz w:val="24"/>
         </w:rPr>
-        <w:t xml:space="preserve">, </w:t>
+        <w:hyperlink r:id="rId22" w:history="1">
+          <w:r>
+            <w:rPr>
+              <w:rStyle w:val="Hyperlink"/>
+            </w:rPr>
+            <w:t xml:space="preserve">, </w:t>
+          </w:r>
+        </w:hyperlink>
       </w:r>
       <w:r>
         <w:rPr>
@@ -4761,7 +4748,7 @@
           <w:sz w:val="24"/>
           <w:u w:val="single"/>
         </w:rPr>
-        <w:hyperlink r:id="rId22" w:history="1">
+        <w:hyperlink r:id="rId24" w:history="1">
           <w:r>
             <w:rPr>
               <w:rStyle w:val="Hyperlink"/>
@@ -5010,7 +4997,7 @@
           <w:sz w:val="24"/>
           <w:u w:val="single"/>
         </w:rPr>
-        <w:hyperlink r:id="rId26" w:history="1">
+        <w:hyperlink r:id="rId25" w:history="1">
           <w:r>
             <w:rPr>
               <w:rStyle w:val="Hyperlink"/>
@@ -5028,7 +5015,7 @@
           <w:sz w:val="24"/>
           <w:u w:val="single"/>
         </w:rPr>
-        <w:hyperlink r:id="rId25" w:history="1">
+        <w:hyperlink r:id="rId26" w:history="1">
           <w:r>
             <w:rPr>
               <w:rStyle w:val="Hyperlink"/>
@@ -5068,7 +5055,6 @@
       </w:r>
       <w:r>
         <w:rPr>
-          <w:u w:val="single" w:color="0000ff"/>
           <w:rFonts w:ascii="Charis SIL Regular" w:hAnsi="Charis SIL Regular" w:eastAsia="Charis SIL Regular"/>
           <w:b w:val="0"/>
           <w:i w:val="0"/>

--- a/EXPORTS/DOCX/published/niveau3/Dutch/WMAmsterdam.docx
+++ b/EXPORTS/DOCX/published/niveau3/Dutch/WMAmsterdam.docx
@@ -486,7 +486,7 @@
           <w:sz w:val="24"/>
           <w:u w:val="single"/>
         </w:rPr>
-        <w:hyperlink r:id="rId11" w:history="1">
+        <w:hyperlink r:id="rId10" w:history="1">
           <w:r>
             <w:rPr>
               <w:rStyle w:val="Hyperlink"/>
@@ -533,7 +533,7 @@
           <w:sz w:val="24"/>
           <w:u w:val="single"/>
         </w:rPr>
-        <w:hyperlink r:id="rId11" w:history="1">
+        <w:hyperlink r:id="rId10" w:history="1">
           <w:r>
             <w:rPr>
               <w:rStyle w:val="Hyperlink"/>
@@ -551,7 +551,7 @@
           <w:sz w:val="24"/>
           <w:u w:val="single"/>
         </w:rPr>
-        <w:hyperlink r:id="rId11" w:history="1">
+        <w:hyperlink r:id="rId10" w:history="1">
           <w:r>
             <w:rPr>
               <w:rStyle w:val="Hyperlink"/>
@@ -580,7 +580,7 @@
           <w:sz w:val="24"/>
           <w:u w:val="single"/>
         </w:rPr>
-        <w:hyperlink r:id="rId11" w:history="1">
+        <w:hyperlink r:id="rId10" w:history="1">
           <w:r>
             <w:rPr>
               <w:rStyle w:val="Hyperlink"/>
@@ -596,8 +596,27 @@
           <w:i w:val="0"/>
           <w:color w:val="0000FF"/>
           <w:sz w:val="24"/>
-        </w:rPr>
-        <w:t xml:space="preserve"> A</w:t>
+          <w:u w:val="single"/>
+        </w:rPr>
+        <w:t xml:space="preserve"> </w:t>
+      </w:r>
+      <w:r>
+        <w:rPr>
+          <w:rFonts w:ascii="Charis SIL Regular" w:hAnsi="Charis SIL Regular" w:eastAsia="Charis SIL Regular"/>
+          <w:b w:val="0"/>
+          <w:i w:val="0"/>
+          <w:color w:val="0000FF"/>
+          <w:sz w:val="24"/>
+          <w:u w:val="single"/>
+        </w:rPr>
+        <w:hyperlink r:id="rId10" w:history="1">
+          <w:r>
+            <w:rPr>
+              <w:rStyle w:val="Hyperlink"/>
+            </w:rPr>
+            <w:t>A</w:t>
+          </w:r>
+        </w:hyperlink>
       </w:r>
       <w:r>
         <w:rPr>
@@ -1399,29 +1418,19 @@
       </w:r>
       <w:r>
         <w:rPr>
+          <w:u w:val="single" w:color="0000ff"/>
           <w:rFonts w:ascii="Charis SIL Regular" w:hAnsi="Charis SIL Regular" w:eastAsia="Charis SIL Regular"/>
           <w:b w:val="0"/>
           <w:i w:val="0"/>
           <w:color w:val="000000"/>
           <w:sz w:val="24"/>
-        </w:rPr>
-        <w:t xml:space="preserve"> en het </w:t>
-      </w:r>
-      <w:r>
-        <w:rPr>
-          <w:rFonts w:ascii="Charis SIL Regular" w:hAnsi="Charis SIL Regular" w:eastAsia="Charis SIL Regular"/>
-          <w:b w:val="0"/>
-          <w:i w:val="0"/>
-          <w:color w:val="0000FF"/>
-          <w:sz w:val="24"/>
-          <w:u w:val="single"/>
         </w:rPr>
         <w:hyperlink r:id="rId13" w:history="1">
           <w:r>
             <w:rPr>
               <w:rStyle w:val="Hyperlink"/>
             </w:rPr>
-            <w:t>Rijksmu</w:t>
+            <w:t xml:space="preserve"> en het </w:t>
           </w:r>
         </w:hyperlink>
       </w:r>
@@ -1434,32 +1443,7 @@
           <w:sz w:val="24"/>
           <w:u w:val="single"/>
         </w:rPr>
-        <w:hyperlink r:id="rId14" w:history="1">
-          <w:r>
-            <w:rPr>
-              <w:rStyle w:val="Hyperlink"/>
-            </w:rPr>
-            <w:t>seu</w:t>
-          </w:r>
-        </w:hyperlink>
-      </w:r>
-      <w:r>
-        <w:rPr>
-          <w:rFonts w:ascii="Charis SIL Regular" w:hAnsi="Charis SIL Regular" w:eastAsia="Charis SIL Regular"/>
-          <w:b w:val="0"/>
-          <w:i w:val="0"/>
-          <w:color w:val="0000FF"/>
-          <w:sz w:val="24"/>
-          <w:u w:val="single"/>
-        </w:rPr>
-        <w:hyperlink r:id="rId14" w:history="1">
-          <w:r>
-            <w:rPr>
-              <w:rStyle w:val="Hyperlink"/>
-            </w:rPr>
-            <w:t>m</w:t>
-          </w:r>
-        </w:hyperlink>
+        <w:t>Rijksmuseum</w:t>
       </w:r>
       <w:r>
         <w:rPr>
@@ -1752,7 +1736,7 @@
           <w:sz w:val="24"/>
           <w:u w:val="single"/>
         </w:rPr>
-        <w:hyperlink r:id="rId13" w:history="1">
+        <w:hyperlink r:id="rId14" w:history="1">
           <w:r>
             <w:rPr>
               <w:rStyle w:val="Hyperlink"/>
@@ -1770,7 +1754,7 @@
           <w:sz w:val="24"/>
           <w:u w:val="single"/>
         </w:rPr>
-        <w:hyperlink r:id="rId13" w:history="1">
+        <w:hyperlink r:id="rId14" w:history="1">
           <w:r>
             <w:rPr>
               <w:rStyle w:val="Hyperlink"/>
@@ -1817,7 +1801,7 @@
           <w:sz w:val="24"/>
           <w:u w:val="single"/>
         </w:rPr>
-        <w:hyperlink r:id="rId13" w:history="1">
+        <w:hyperlink r:id="rId14" w:history="1">
           <w:r>
             <w:rPr>
               <w:rStyle w:val="Hyperlink"/>
@@ -2762,7 +2746,6 @@
       </w:r>
       <w:r>
         <w:rPr>
-          <w:u w:val="single" w:color="0000ff"/>
           <w:rFonts w:ascii="Charis SIL Regular" w:hAnsi="Charis SIL Regular" w:eastAsia="Charis SIL Regular"/>
           <w:b w:val="0"/>
           <w:i w:val="0"/>
@@ -2859,7 +2842,7 @@
             <w:rPr>
               <w:rStyle w:val="Hyperlink"/>
             </w:rPr>
-            <w:t>desbetreffen</w:t>
+            <w:t>desbetreffend</w:t>
           </w:r>
         </w:hyperlink>
       </w:r>
@@ -2870,13 +2853,36 @@
           <w:i w:val="0"/>
           <w:color w:val="0000FF"/>
           <w:sz w:val="24"/>
+          <w:u w:val="single"/>
+        </w:rPr>
+        <w:t>e</w:t>
+      </w:r>
+      <w:r>
+        <w:rPr>
+          <w:rFonts w:ascii="Charis SIL Regular" w:hAnsi="Charis SIL Regular" w:eastAsia="Charis SIL Regular"/>
+          <w:b w:val="0"/>
+          <w:i w:val="0"/>
+          <w:color w:val="0000FF"/>
+          <w:sz w:val="24"/>
+          <w:u w:val="single"/>
+        </w:rPr>
+        <w:t xml:space="preserve"> </w:t>
+      </w:r>
+      <w:r>
+        <w:rPr>
+          <w:rFonts w:ascii="Charis SIL Regular" w:hAnsi="Charis SIL Regular" w:eastAsia="Charis SIL Regular"/>
+          <w:b w:val="0"/>
+          <w:i w:val="0"/>
+          <w:color w:val="0000FF"/>
+          <w:sz w:val="24"/>
+          <w:u w:val="single"/>
         </w:rPr>
         <w:hyperlink r:id="rId12" w:history="1">
           <w:r>
             <w:rPr>
               <w:rStyle w:val="Hyperlink"/>
             </w:rPr>
-            <w:t>d</w:t>
+            <w:t>zoekhul</w:t>
           </w:r>
         </w:hyperlink>
       </w:r>
@@ -2888,36 +2894,7 @@
           <w:color w:val="0000FF"/>
           <w:sz w:val="24"/>
         </w:rPr>
-        <w:t>e</w:t>
-      </w:r>
-      <w:r>
-        <w:rPr>
-          <w:rFonts w:ascii="Charis SIL Regular" w:hAnsi="Charis SIL Regular" w:eastAsia="Charis SIL Regular"/>
-          <w:b w:val="0"/>
-          <w:i w:val="0"/>
-          <w:color w:val="0000FF"/>
-          <w:sz w:val="24"/>
-          <w:u w:val="single"/>
-        </w:rPr>
-        <w:t xml:space="preserve"> </w:t>
-      </w:r>
-      <w:r>
-        <w:rPr>
-          <w:rFonts w:ascii="Charis SIL Regular" w:hAnsi="Charis SIL Regular" w:eastAsia="Charis SIL Regular"/>
-          <w:b w:val="0"/>
-          <w:i w:val="0"/>
-          <w:color w:val="0000FF"/>
-          <w:sz w:val="24"/>
-          <w:u w:val="single"/>
-        </w:rPr>
-        <w:hyperlink r:id="rId12" w:history="1">
-          <w:r>
-            <w:rPr>
-              <w:rStyle w:val="Hyperlink"/>
-            </w:rPr>
-            <w:t>zoekhulp</w:t>
-          </w:r>
-        </w:hyperlink>
+        <w:t>p</w:t>
       </w:r>
       <w:r>
         <w:rPr>
@@ -4056,7 +4033,7 @@
           <w:sz w:val="24"/>
           <w:u w:val="single"/>
         </w:rPr>
-        <w:hyperlink r:id="rId19" w:history="1">
+        <w:hyperlink r:id="rId18" w:history="1">
           <w:r>
             <w:rPr>
               <w:rStyle w:val="Hyperlink"/>
@@ -4074,7 +4051,7 @@
           <w:sz w:val="24"/>
           <w:u w:val="single"/>
         </w:rPr>
-        <w:hyperlink r:id="rId19" w:history="1">
+        <w:hyperlink r:id="rId18" w:history="1">
           <w:r>
             <w:rPr>
               <w:rStyle w:val="Hyperlink"/>
@@ -4103,7 +4080,7 @@
           <w:sz w:val="24"/>
           <w:u w:val="single"/>
         </w:rPr>
-        <w:hyperlink r:id="rId19" w:history="1">
+        <w:hyperlink r:id="rId18" w:history="1">
           <w:r>
             <w:rPr>
               <w:rStyle w:val="Hyperlink"/>
@@ -4120,7 +4097,14 @@
           <w:color w:val="000000"/>
           <w:sz w:val="24"/>
         </w:rPr>
-        <w:t xml:space="preserve">, </w:t>
+        <w:hyperlink r:id="rId18" w:history="1">
+          <w:r>
+            <w:rPr>
+              <w:rStyle w:val="Hyperlink"/>
+            </w:rPr>
+            <w:t xml:space="preserve">, </w:t>
+          </w:r>
+        </w:hyperlink>
       </w:r>
       <w:r>
         <w:rPr>
@@ -4131,7 +4115,7 @@
           <w:sz w:val="24"/>
           <w:u w:val="single"/>
         </w:rPr>
-        <w:hyperlink r:id="rId20" w:history="1">
+        <w:hyperlink r:id="rId18" w:history="1">
           <w:r>
             <w:rPr>
               <w:rStyle w:val="Hyperlink"/>
@@ -4160,7 +4144,7 @@
           <w:sz w:val="24"/>
           <w:u w:val="single"/>
         </w:rPr>
-        <w:hyperlink r:id="rId20" w:history="1">
+        <w:hyperlink r:id="rId18" w:history="1">
           <w:r>
             <w:rPr>
               <w:rStyle w:val="Hyperlink"/>
@@ -4311,7 +4295,7 @@
           <w:sz w:val="24"/>
           <w:u w:val="single"/>
         </w:rPr>
-        <w:hyperlink r:id="rId21" w:history="1">
+        <w:hyperlink r:id="rId19" w:history="1">
           <w:r>
             <w:rPr>
               <w:rStyle w:val="Hyperlink"/>
@@ -4329,7 +4313,7 @@
           <w:sz w:val="24"/>
           <w:u w:val="single"/>
         </w:rPr>
-        <w:hyperlink r:id="rId21" w:history="1">
+        <w:hyperlink r:id="rId19" w:history="1">
           <w:r>
             <w:rPr>
               <w:rStyle w:val="Hyperlink"/>
@@ -4347,7 +4331,7 @@
           <w:sz w:val="24"/>
           <w:u w:val="single"/>
         </w:rPr>
-        <w:hyperlink r:id="rId21" w:history="1">
+        <w:hyperlink r:id="rId19" w:history="1">
           <w:r>
             <w:rPr>
               <w:rStyle w:val="Hyperlink"/>
@@ -4375,7 +4359,7 @@
           <w:sz w:val="24"/>
           <w:u w:val="single"/>
         </w:rPr>
-        <w:hyperlink r:id="rId21" w:history="1">
+        <w:hyperlink r:id="rId19" w:history="1">
           <w:r>
             <w:rPr>
               <w:rStyle w:val="Hyperlink"/>
@@ -4404,7 +4388,7 @@
           <w:sz w:val="24"/>
           <w:u w:val="single"/>
         </w:rPr>
-        <w:hyperlink r:id="rId21" w:history="1">
+        <w:hyperlink r:id="rId19" w:history="1">
           <w:r>
             <w:rPr>
               <w:rStyle w:val="Hyperlink"/>
@@ -4555,7 +4539,7 @@
           <w:sz w:val="24"/>
           <w:u w:val="single"/>
         </w:rPr>
-        <w:hyperlink r:id="rId22" w:history="1">
+        <w:hyperlink r:id="rId20" w:history="1">
           <w:r>
             <w:rPr>
               <w:rStyle w:val="Hyperlink"/>
@@ -4573,7 +4557,7 @@
           <w:sz w:val="24"/>
           <w:u w:val="single"/>
         </w:rPr>
-        <w:hyperlink r:id="rId22" w:history="1">
+        <w:hyperlink r:id="rId20" w:history="1">
           <w:r>
             <w:rPr>
               <w:rStyle w:val="Hyperlink"/>
@@ -4591,7 +4575,7 @@
           <w:sz w:val="24"/>
           <w:u w:val="single"/>
         </w:rPr>
-        <w:hyperlink r:id="rId22" w:history="1">
+        <w:hyperlink r:id="rId20" w:history="1">
           <w:r>
             <w:rPr>
               <w:rStyle w:val="Hyperlink"/>
@@ -4609,7 +4593,7 @@
           <w:sz w:val="24"/>
           <w:u w:val="single"/>
         </w:rPr>
-        <w:hyperlink r:id="rId22" w:history="1">
+        <w:hyperlink r:id="rId20" w:history="1">
           <w:r>
             <w:rPr>
               <w:rStyle w:val="Hyperlink"/>
@@ -4637,7 +4621,7 @@
           <w:sz w:val="24"/>
           <w:u w:val="single"/>
         </w:rPr>
-        <w:hyperlink r:id="rId22" w:history="1">
+        <w:hyperlink r:id="rId21" w:history="1">
           <w:r>
             <w:rPr>
               <w:rStyle w:val="Hyperlink"/>
@@ -4655,7 +4639,7 @@
           <w:sz w:val="24"/>
           <w:u w:val="single"/>
         </w:rPr>
-        <w:hyperlink r:id="rId22" w:history="1">
+        <w:hyperlink r:id="rId21" w:history="1">
           <w:r>
             <w:rPr>
               <w:rStyle w:val="Hyperlink"/>
@@ -4684,7 +4668,7 @@
           <w:sz w:val="24"/>
           <w:u w:val="single"/>
         </w:rPr>
-        <w:hyperlink r:id="rId23" w:history="1">
+        <w:hyperlink r:id="rId21" w:history="1">
           <w:r>
             <w:rPr>
               <w:rStyle w:val="Hyperlink"/>
@@ -4701,25 +4685,18 @@
           <w:color w:val="000000"/>
           <w:sz w:val="24"/>
         </w:rPr>
+        <w:t xml:space="preserve">, </w:t>
+      </w:r>
+      <w:r>
+        <w:rPr>
+          <w:rFonts w:ascii="Charis SIL Regular" w:hAnsi="Charis SIL Regular" w:eastAsia="Charis SIL Regular"/>
+          <w:b w:val="0"/>
+          <w:i w:val="0"/>
+          <w:color w:val="0000FF"/>
+          <w:sz w:val="24"/>
+          <w:u w:val="single"/>
+        </w:rPr>
         <w:hyperlink r:id="rId22" w:history="1">
-          <w:r>
-            <w:rPr>
-              <w:rStyle w:val="Hyperlink"/>
-            </w:rPr>
-            <w:t xml:space="preserve">, </w:t>
-          </w:r>
-        </w:hyperlink>
-      </w:r>
-      <w:r>
-        <w:rPr>
-          <w:rFonts w:ascii="Charis SIL Regular" w:hAnsi="Charis SIL Regular" w:eastAsia="Charis SIL Regular"/>
-          <w:b w:val="0"/>
-          <w:i w:val="0"/>
-          <w:color w:val="0000FF"/>
-          <w:sz w:val="24"/>
-          <w:u w:val="single"/>
-        </w:rPr>
-        <w:hyperlink r:id="rId24" w:history="1">
           <w:r>
             <w:rPr>
               <w:rStyle w:val="Hyperlink"/>
@@ -4748,7 +4725,7 @@
           <w:sz w:val="24"/>
           <w:u w:val="single"/>
         </w:rPr>
-        <w:hyperlink r:id="rId24" w:history="1">
+        <w:hyperlink r:id="rId22" w:history="1">
           <w:r>
             <w:rPr>
               <w:rStyle w:val="Hyperlink"/>
@@ -4915,7 +4892,7 @@
           <w:sz w:val="24"/>
           <w:u w:val="single"/>
         </w:rPr>
-        <w:hyperlink r:id="rId25" w:history="1">
+        <w:hyperlink r:id="rId23" w:history="1">
           <w:r>
             <w:rPr>
               <w:rStyle w:val="Hyperlink"/>
@@ -4933,7 +4910,7 @@
           <w:sz w:val="24"/>
           <w:u w:val="single"/>
         </w:rPr>
-        <w:hyperlink r:id="rId25" w:history="1">
+        <w:hyperlink r:id="rId23" w:history="1">
           <w:r>
             <w:rPr>
               <w:rStyle w:val="Hyperlink"/>
@@ -4951,7 +4928,7 @@
           <w:sz w:val="24"/>
           <w:u w:val="single"/>
         </w:rPr>
-        <w:hyperlink r:id="rId25" w:history="1">
+        <w:hyperlink r:id="rId23" w:history="1">
           <w:r>
             <w:rPr>
               <w:rStyle w:val="Hyperlink"/>
@@ -4969,7 +4946,7 @@
           <w:sz w:val="24"/>
           <w:u w:val="single"/>
         </w:rPr>
-        <w:hyperlink r:id="rId25" w:history="1">
+        <w:hyperlink r:id="rId23" w:history="1">
           <w:r>
             <w:rPr>
               <w:rStyle w:val="Hyperlink"/>
@@ -4997,7 +4974,7 @@
           <w:sz w:val="24"/>
           <w:u w:val="single"/>
         </w:rPr>
-        <w:hyperlink r:id="rId25" w:history="1">
+        <w:hyperlink r:id="rId24" w:history="1">
           <w:r>
             <w:rPr>
               <w:rStyle w:val="Hyperlink"/>
@@ -5015,7 +4992,7 @@
           <w:sz w:val="24"/>
           <w:u w:val="single"/>
         </w:rPr>
-        <w:hyperlink r:id="rId26" w:history="1">
+        <w:hyperlink r:id="rId23" w:history="1">
           <w:r>
             <w:rPr>
               <w:rStyle w:val="Hyperlink"/>
@@ -5044,7 +5021,7 @@
           <w:sz w:val="24"/>
           <w:u w:val="single"/>
         </w:rPr>
-        <w:hyperlink r:id="rId25" w:history="1">
+        <w:hyperlink r:id="rId24" w:history="1">
           <w:r>
             <w:rPr>
               <w:rStyle w:val="Hyperlink"/>
@@ -5061,7 +5038,7 @@
           <w:color w:val="000000"/>
           <w:sz w:val="24"/>
         </w:rPr>
-        <w:hyperlink r:id="rId25" w:history="1">
+        <w:hyperlink r:id="rId23" w:history="1">
           <w:r>
             <w:rPr>
               <w:rStyle w:val="Hyperlink"/>
@@ -5079,7 +5056,7 @@
           <w:sz w:val="24"/>
           <w:u w:val="single"/>
         </w:rPr>
-        <w:hyperlink r:id="rId25" w:history="1">
+        <w:hyperlink r:id="rId23" w:history="1">
           <w:r>
             <w:rPr>
               <w:rStyle w:val="Hyperlink"/>
@@ -5108,7 +5085,7 @@
           <w:sz w:val="24"/>
           <w:u w:val="single"/>
         </w:rPr>
-        <w:hyperlink r:id="rId25" w:history="1">
+        <w:hyperlink r:id="rId23" w:history="1">
           <w:r>
             <w:rPr>
               <w:rStyle w:val="Hyperlink"/>

--- a/EXPORTS/DOCX/published/niveau3/Dutch/WMAmsterdam.docx
+++ b/EXPORTS/DOCX/published/niveau3/Dutch/WMAmsterdam.docx
@@ -486,7 +486,7 @@
           <w:sz w:val="24"/>
           <w:u w:val="single"/>
         </w:rPr>
-        <w:hyperlink r:id="rId10" w:history="1">
+        <w:hyperlink r:id="rId11" w:history="1">
           <w:r>
             <w:rPr>
               <w:rStyle w:val="Hyperlink"/>
@@ -504,7 +504,7 @@
           <w:sz w:val="24"/>
           <w:u w:val="single"/>
         </w:rPr>
-        <w:t xml:space="preserve"> </w:t>
+        <w:t xml:space="preserve"> Schmidt auf </w:t>
       </w:r>
       <w:r>
         <w:rPr>
@@ -515,101 +515,7 @@
           <w:sz w:val="24"/>
           <w:u w:val="single"/>
         </w:rPr>
-        <w:hyperlink r:id="rId10" w:history="1">
-          <w:r>
-            <w:rPr>
-              <w:rStyle w:val="Hyperlink"/>
-            </w:rPr>
-            <w:t>Schm</w:t>
-          </w:r>
-        </w:hyperlink>
-      </w:r>
-      <w:r>
-        <w:rPr>
-          <w:rFonts w:ascii="Charis SIL Regular" w:hAnsi="Charis SIL Regular" w:eastAsia="Charis SIL Regular"/>
-          <w:b w:val="0"/>
-          <w:i w:val="0"/>
-          <w:color w:val="0000FF"/>
-          <w:sz w:val="24"/>
-          <w:u w:val="single"/>
-        </w:rPr>
-        <w:hyperlink r:id="rId10" w:history="1">
-          <w:r>
-            <w:rPr>
-              <w:rStyle w:val="Hyperlink"/>
-            </w:rPr>
-            <w:t>i</w:t>
-          </w:r>
-        </w:hyperlink>
-      </w:r>
-      <w:r>
-        <w:rPr>
-          <w:rFonts w:ascii="Charis SIL Regular" w:hAnsi="Charis SIL Regular" w:eastAsia="Charis SIL Regular"/>
-          <w:b w:val="0"/>
-          <w:i w:val="0"/>
-          <w:color w:val="0000FF"/>
-          <w:sz w:val="24"/>
-          <w:u w:val="single"/>
-        </w:rPr>
-        <w:hyperlink r:id="rId10" w:history="1">
-          <w:r>
-            <w:rPr>
-              <w:rStyle w:val="Hyperlink"/>
-            </w:rPr>
-            <w:t>dt</w:t>
-          </w:r>
-        </w:hyperlink>
-      </w:r>
-      <w:r>
-        <w:rPr>
-          <w:rFonts w:ascii="Charis SIL Regular" w:hAnsi="Charis SIL Regular" w:eastAsia="Charis SIL Regular"/>
-          <w:b w:val="0"/>
-          <w:i w:val="0"/>
-          <w:color w:val="0000FF"/>
-          <w:sz w:val="24"/>
-          <w:u w:val="single"/>
-        </w:rPr>
-        <w:t xml:space="preserve"> </w:t>
-      </w:r>
-      <w:r>
-        <w:rPr>
-          <w:rFonts w:ascii="Charis SIL Regular" w:hAnsi="Charis SIL Regular" w:eastAsia="Charis SIL Regular"/>
-          <w:b w:val="0"/>
-          <w:i w:val="0"/>
-          <w:color w:val="0000FF"/>
-          <w:sz w:val="24"/>
-          <w:u w:val="single"/>
-        </w:rPr>
-        <w:hyperlink r:id="rId10" w:history="1">
-          <w:r>
-            <w:rPr>
-              <w:rStyle w:val="Hyperlink"/>
-            </w:rPr>
-            <w:t>auf</w:t>
-          </w:r>
-        </w:hyperlink>
-      </w:r>
-      <w:r>
-        <w:rPr>
-          <w:rFonts w:ascii="Charis SIL Regular" w:hAnsi="Charis SIL Regular" w:eastAsia="Charis SIL Regular"/>
-          <w:b w:val="0"/>
-          <w:i w:val="0"/>
-          <w:color w:val="0000FF"/>
-          <w:sz w:val="24"/>
-          <w:u w:val="single"/>
-        </w:rPr>
-        <w:t xml:space="preserve"> </w:t>
-      </w:r>
-      <w:r>
-        <w:rPr>
-          <w:rFonts w:ascii="Charis SIL Regular" w:hAnsi="Charis SIL Regular" w:eastAsia="Charis SIL Regular"/>
-          <w:b w:val="0"/>
-          <w:i w:val="0"/>
-          <w:color w:val="0000FF"/>
-          <w:sz w:val="24"/>
-          <w:u w:val="single"/>
-        </w:rPr>
-        <w:hyperlink r:id="rId10" w:history="1">
+        <w:hyperlink r:id="rId11" w:history="1">
           <w:r>
             <w:rPr>
               <w:rStyle w:val="Hyperlink"/>
@@ -627,7 +533,7 @@
           <w:sz w:val="24"/>
           <w:u w:val="single"/>
         </w:rPr>
-        <w:hyperlink r:id="rId10" w:history="1">
+        <w:hyperlink r:id="rId11" w:history="1">
           <w:r>
             <w:rPr>
               <w:rStyle w:val="Hyperlink"/>
@@ -929,7 +835,7 @@
             <w:rPr>
               <w:rStyle w:val="Hyperlink"/>
             </w:rPr>
-            <w:t>Etnografisc</w:t>
+            <w:t>Etnografis</w:t>
           </w:r>
         </w:hyperlink>
       </w:r>
@@ -940,7 +846,23 @@
           <w:i w:val="0"/>
           <w:color w:val="0000FF"/>
           <w:sz w:val="24"/>
-          <w:u w:val="single"/>
+        </w:rPr>
+        <w:hyperlink r:id="rId12" w:history="1">
+          <w:r>
+            <w:rPr>
+              <w:rStyle w:val="Hyperlink"/>
+            </w:rPr>
+            <w:t>c</w:t>
+          </w:r>
+        </w:hyperlink>
+      </w:r>
+      <w:r>
+        <w:rPr>
+          <w:rFonts w:ascii="Charis SIL Regular" w:hAnsi="Charis SIL Regular" w:eastAsia="Charis SIL Regular"/>
+          <w:b w:val="0"/>
+          <w:i w:val="0"/>
+          <w:color w:val="0000FF"/>
+          <w:sz w:val="24"/>
         </w:rPr>
         <w:t>h</w:t>
       </w:r>
@@ -998,19 +920,9 @@
             <w:rPr>
               <w:rStyle w:val="Hyperlink"/>
             </w:rPr>
-            <w:t>Arti</w:t>
+            <w:t>Artis</w:t>
           </w:r>
         </w:hyperlink>
-      </w:r>
-      <w:r>
-        <w:rPr>
-          <w:rFonts w:ascii="Charis SIL Regular" w:hAnsi="Charis SIL Regular" w:eastAsia="Charis SIL Regular"/>
-          <w:b w:val="0"/>
-          <w:i w:val="0"/>
-          <w:color w:val="0000FF"/>
-          <w:sz w:val="24"/>
-        </w:rPr>
-        <w:t>s</w:t>
       </w:r>
       <w:r>
         <w:rPr>
@@ -1425,25 +1337,25 @@
           <w:color w:val="000000"/>
           <w:sz w:val="24"/>
         </w:rPr>
-        <w:hyperlink r:id="rId13" w:history="1">
+        <w:t xml:space="preserve"> en het </w:t>
+      </w:r>
+      <w:r>
+        <w:rPr>
+          <w:rFonts w:ascii="Charis SIL Regular" w:hAnsi="Charis SIL Regular" w:eastAsia="Charis SIL Regular"/>
+          <w:b w:val="0"/>
+          <w:i w:val="0"/>
+          <w:color w:val="0000FF"/>
+          <w:sz w:val="24"/>
+          <w:u w:val="single"/>
+        </w:rPr>
+        <w:hyperlink r:id="rId14" w:history="1">
           <w:r>
             <w:rPr>
               <w:rStyle w:val="Hyperlink"/>
             </w:rPr>
-            <w:t xml:space="preserve"> en het </w:t>
+            <w:t>Rijksmuseum</w:t>
           </w:r>
         </w:hyperlink>
-      </w:r>
-      <w:r>
-        <w:rPr>
-          <w:rFonts w:ascii="Charis SIL Regular" w:hAnsi="Charis SIL Regular" w:eastAsia="Charis SIL Regular"/>
-          <w:b w:val="0"/>
-          <w:i w:val="0"/>
-          <w:color w:val="0000FF"/>
-          <w:sz w:val="24"/>
-          <w:u w:val="single"/>
-        </w:rPr>
-        <w:t>Rijksmuseum</w:t>
       </w:r>
       <w:r>
         <w:rPr>
@@ -1494,7 +1406,7 @@
           <w:sz w:val="24"/>
           <w:u w:val="single"/>
         </w:rPr>
-        <w:hyperlink r:id="rId13" w:history="1">
+        <w:hyperlink r:id="rId14" w:history="1">
           <w:r>
             <w:rPr>
               <w:rStyle w:val="Hyperlink"/>
@@ -1530,7 +1442,7 @@
           <w:sz w:val="24"/>
           <w:u w:val="single"/>
         </w:rPr>
-        <w:hyperlink r:id="rId13" w:history="1">
+        <w:hyperlink r:id="rId14" w:history="1">
           <w:r>
             <w:rPr>
               <w:rStyle w:val="Hyperlink"/>
@@ -1559,7 +1471,7 @@
           <w:sz w:val="24"/>
           <w:u w:val="single"/>
         </w:rPr>
-        <w:hyperlink r:id="rId13" w:history="1">
+        <w:hyperlink r:id="rId14" w:history="1">
           <w:r>
             <w:rPr>
               <w:rStyle w:val="Hyperlink"/>
@@ -1588,7 +1500,7 @@
           <w:sz w:val="24"/>
           <w:u w:val="single"/>
         </w:rPr>
-        <w:hyperlink r:id="rId13" w:history="1">
+        <w:hyperlink r:id="rId14" w:history="1">
           <w:r>
             <w:rPr>
               <w:rStyle w:val="Hyperlink"/>
@@ -1606,7 +1518,7 @@
           <w:sz w:val="24"/>
           <w:u w:val="single"/>
         </w:rPr>
-        <w:hyperlink r:id="rId13" w:history="1">
+        <w:hyperlink r:id="rId14" w:history="1">
           <w:r>
             <w:rPr>
               <w:rStyle w:val="Hyperlink"/>
@@ -1671,7 +1583,7 @@
           <w:sz w:val="24"/>
           <w:u w:val="single"/>
         </w:rPr>
-        <w:hyperlink r:id="rId13" w:history="1">
+        <w:hyperlink r:id="rId14" w:history="1">
           <w:r>
             <w:rPr>
               <w:rStyle w:val="Hyperlink"/>
@@ -1700,7 +1612,7 @@
           <w:sz w:val="24"/>
           <w:u w:val="single"/>
         </w:rPr>
-        <w:hyperlink r:id="rId13" w:history="1">
+        <w:hyperlink r:id="rId14" w:history="1">
           <w:r>
             <w:rPr>
               <w:rStyle w:val="Hyperlink"/>
@@ -1718,7 +1630,7 @@
           <w:sz w:val="24"/>
           <w:u w:val="single"/>
         </w:rPr>
-        <w:hyperlink r:id="rId13" w:history="1">
+        <w:hyperlink r:id="rId14" w:history="1">
           <w:r>
             <w:rPr>
               <w:rStyle w:val="Hyperlink"/>
@@ -1772,7 +1684,7 @@
           <w:sz w:val="24"/>
           <w:u w:val="single"/>
         </w:rPr>
-        <w:hyperlink r:id="rId13" w:history="1">
+        <w:hyperlink r:id="rId14" w:history="1">
           <w:r>
             <w:rPr>
               <w:rStyle w:val="Hyperlink"/>
@@ -2638,57 +2550,13 @@
       </w:r>
       <w:r>
         <w:rPr>
-          <w:u w:val="single" w:color="0000ff"/>
           <w:rFonts w:ascii="Charis SIL Regular" w:hAnsi="Charis SIL Regular" w:eastAsia="Charis SIL Regular"/>
           <w:b w:val="0"/>
           <w:i w:val="0"/>
           <w:color w:val="000000"/>
           <w:sz w:val="24"/>
         </w:rPr>
-        <w:hyperlink r:id="rId17" w:history="1">
-          <w:r>
-            <w:rPr>
-              <w:rStyle w:val="Hyperlink"/>
-            </w:rPr>
-            <w:t>inventaris</w:t>
-          </w:r>
-        </w:hyperlink>
-      </w:r>
-      <w:r>
-        <w:rPr>
-          <w:u w:val="single" w:color="0000ff"/>
-          <w:rFonts w:ascii="Charis SIL Regular" w:hAnsi="Charis SIL Regular" w:eastAsia="Charis SIL Regular"/>
-          <w:b w:val="0"/>
-          <w:i w:val="0"/>
-          <w:color w:val="000000"/>
-          <w:sz w:val="24"/>
-        </w:rPr>
-        <w:hyperlink r:id="rId17" w:history="1">
-          <w:r>
-            <w:rPr>
-              <w:rStyle w:val="Hyperlink"/>
-            </w:rPr>
-            <w:t>n</w:t>
-          </w:r>
-        </w:hyperlink>
-      </w:r>
-      <w:r>
-        <w:rPr>
-          <w:u w:val="single" w:color="0000ff"/>
-          <w:rFonts w:ascii="Charis SIL Regular" w:hAnsi="Charis SIL Regular" w:eastAsia="Charis SIL Regular"/>
-          <w:b w:val="0"/>
-          <w:i w:val="0"/>
-          <w:color w:val="000000"/>
-          <w:sz w:val="24"/>
-        </w:rPr>
-        <w:hyperlink r:id="rId17" w:history="1">
-          <w:r>
-            <w:rPr>
-              <w:rStyle w:val="Hyperlink"/>
-            </w:rPr>
-            <w:t>ummers 18</w:t>
-          </w:r>
-        </w:hyperlink>
+        <w:t>inventarisnummers 18</w:t>
       </w:r>
       <w:r>
         <w:rPr>
@@ -4033,7 +3901,7 @@
           <w:sz w:val="24"/>
           <w:u w:val="single"/>
         </w:rPr>
-        <w:hyperlink r:id="rId18" w:history="1">
+        <w:hyperlink r:id="rId19" w:history="1">
           <w:r>
             <w:rPr>
               <w:rStyle w:val="Hyperlink"/>
@@ -4051,7 +3919,7 @@
           <w:sz w:val="24"/>
           <w:u w:val="single"/>
         </w:rPr>
-        <w:hyperlink r:id="rId18" w:history="1">
+        <w:hyperlink r:id="rId19" w:history="1">
           <w:r>
             <w:rPr>
               <w:rStyle w:val="Hyperlink"/>
@@ -4080,7 +3948,7 @@
           <w:sz w:val="24"/>
           <w:u w:val="single"/>
         </w:rPr>
-        <w:hyperlink r:id="rId18" w:history="1">
+        <w:hyperlink r:id="rId19" w:history="1">
           <w:r>
             <w:rPr>
               <w:rStyle w:val="Hyperlink"/>
@@ -4097,14 +3965,7 @@
           <w:color w:val="000000"/>
           <w:sz w:val="24"/>
         </w:rPr>
-        <w:hyperlink r:id="rId18" w:history="1">
-          <w:r>
-            <w:rPr>
-              <w:rStyle w:val="Hyperlink"/>
-            </w:rPr>
-            <w:t xml:space="preserve">, </w:t>
-          </w:r>
-        </w:hyperlink>
+        <w:t xml:space="preserve">, </w:t>
       </w:r>
       <w:r>
         <w:rPr>
@@ -4115,7 +3976,7 @@
           <w:sz w:val="24"/>
           <w:u w:val="single"/>
         </w:rPr>
-        <w:hyperlink r:id="rId18" w:history="1">
+        <w:hyperlink r:id="rId20" w:history="1">
           <w:r>
             <w:rPr>
               <w:rStyle w:val="Hyperlink"/>
@@ -4295,7 +4156,7 @@
           <w:sz w:val="24"/>
           <w:u w:val="single"/>
         </w:rPr>
-        <w:hyperlink r:id="rId19" w:history="1">
+        <w:hyperlink r:id="rId21" w:history="1">
           <w:r>
             <w:rPr>
               <w:rStyle w:val="Hyperlink"/>
@@ -4313,7 +4174,7 @@
           <w:sz w:val="24"/>
           <w:u w:val="single"/>
         </w:rPr>
-        <w:hyperlink r:id="rId19" w:history="1">
+        <w:hyperlink r:id="rId21" w:history="1">
           <w:r>
             <w:rPr>
               <w:rStyle w:val="Hyperlink"/>
@@ -4331,7 +4192,7 @@
           <w:sz w:val="24"/>
           <w:u w:val="single"/>
         </w:rPr>
-        <w:hyperlink r:id="rId19" w:history="1">
+        <w:hyperlink r:id="rId21" w:history="1">
           <w:r>
             <w:rPr>
               <w:rStyle w:val="Hyperlink"/>
@@ -4359,7 +4220,7 @@
           <w:sz w:val="24"/>
           <w:u w:val="single"/>
         </w:rPr>
-        <w:hyperlink r:id="rId19" w:history="1">
+        <w:hyperlink r:id="rId21" w:history="1">
           <w:r>
             <w:rPr>
               <w:rStyle w:val="Hyperlink"/>
@@ -4388,7 +4249,7 @@
           <w:sz w:val="24"/>
           <w:u w:val="single"/>
         </w:rPr>
-        <w:hyperlink r:id="rId19" w:history="1">
+        <w:hyperlink r:id="rId21" w:history="1">
           <w:r>
             <w:rPr>
               <w:rStyle w:val="Hyperlink"/>
@@ -4539,7 +4400,7 @@
           <w:sz w:val="24"/>
           <w:u w:val="single"/>
         </w:rPr>
-        <w:hyperlink r:id="rId20" w:history="1">
+        <w:hyperlink r:id="rId22" w:history="1">
           <w:r>
             <w:rPr>
               <w:rStyle w:val="Hyperlink"/>
@@ -4557,7 +4418,7 @@
           <w:sz w:val="24"/>
           <w:u w:val="single"/>
         </w:rPr>
-        <w:hyperlink r:id="rId20" w:history="1">
+        <w:hyperlink r:id="rId22" w:history="1">
           <w:r>
             <w:rPr>
               <w:rStyle w:val="Hyperlink"/>
@@ -4575,7 +4436,7 @@
           <w:sz w:val="24"/>
           <w:u w:val="single"/>
         </w:rPr>
-        <w:hyperlink r:id="rId20" w:history="1">
+        <w:hyperlink r:id="rId22" w:history="1">
           <w:r>
             <w:rPr>
               <w:rStyle w:val="Hyperlink"/>
@@ -4593,7 +4454,7 @@
           <w:sz w:val="24"/>
           <w:u w:val="single"/>
         </w:rPr>
-        <w:hyperlink r:id="rId20" w:history="1">
+        <w:hyperlink r:id="rId22" w:history="1">
           <w:r>
             <w:rPr>
               <w:rStyle w:val="Hyperlink"/>
@@ -4621,7 +4482,7 @@
           <w:sz w:val="24"/>
           <w:u w:val="single"/>
         </w:rPr>
-        <w:hyperlink r:id="rId21" w:history="1">
+        <w:hyperlink r:id="rId22" w:history="1">
           <w:r>
             <w:rPr>
               <w:rStyle w:val="Hyperlink"/>
@@ -4639,7 +4500,7 @@
           <w:sz w:val="24"/>
           <w:u w:val="single"/>
         </w:rPr>
-        <w:hyperlink r:id="rId21" w:history="1">
+        <w:hyperlink r:id="rId22" w:history="1">
           <w:r>
             <w:rPr>
               <w:rStyle w:val="Hyperlink"/>
@@ -4668,7 +4529,7 @@
           <w:sz w:val="24"/>
           <w:u w:val="single"/>
         </w:rPr>
-        <w:hyperlink r:id="rId21" w:history="1">
+        <w:hyperlink r:id="rId22" w:history="1">
           <w:r>
             <w:rPr>
               <w:rStyle w:val="Hyperlink"/>
@@ -4679,13 +4540,21 @@
       </w:r>
       <w:r>
         <w:rPr>
+          <w:u w:val="single" w:color="0000ff"/>
           <w:rFonts w:ascii="Charis SIL Regular" w:hAnsi="Charis SIL Regular" w:eastAsia="Charis SIL Regular"/>
           <w:b w:val="0"/>
           <w:i w:val="0"/>
           <w:color w:val="000000"/>
           <w:sz w:val="24"/>
         </w:rPr>
-        <w:t xml:space="preserve">, </w:t>
+        <w:hyperlink r:id="rId22" w:history="1">
+          <w:r>
+            <w:rPr>
+              <w:rStyle w:val="Hyperlink"/>
+            </w:rPr>
+            <w:t xml:space="preserve">, </w:t>
+          </w:r>
+        </w:hyperlink>
       </w:r>
       <w:r>
         <w:rPr>
@@ -4696,7 +4565,7 @@
           <w:sz w:val="24"/>
           <w:u w:val="single"/>
         </w:rPr>
-        <w:hyperlink r:id="rId22" w:history="1">
+        <w:hyperlink r:id="rId23" w:history="1">
           <w:r>
             <w:rPr>
               <w:rStyle w:val="Hyperlink"/>
@@ -4725,7 +4594,7 @@
           <w:sz w:val="24"/>
           <w:u w:val="single"/>
         </w:rPr>
-        <w:hyperlink r:id="rId22" w:history="1">
+        <w:hyperlink r:id="rId23" w:history="1">
           <w:r>
             <w:rPr>
               <w:rStyle w:val="Hyperlink"/>
@@ -4892,7 +4761,7 @@
           <w:sz w:val="24"/>
           <w:u w:val="single"/>
         </w:rPr>
-        <w:hyperlink r:id="rId23" w:history="1">
+        <w:hyperlink r:id="rId24" w:history="1">
           <w:r>
             <w:rPr>
               <w:rStyle w:val="Hyperlink"/>
@@ -4910,7 +4779,7 @@
           <w:sz w:val="24"/>
           <w:u w:val="single"/>
         </w:rPr>
-        <w:hyperlink r:id="rId23" w:history="1">
+        <w:hyperlink r:id="rId24" w:history="1">
           <w:r>
             <w:rPr>
               <w:rStyle w:val="Hyperlink"/>
@@ -4928,7 +4797,7 @@
           <w:sz w:val="24"/>
           <w:u w:val="single"/>
         </w:rPr>
-        <w:hyperlink r:id="rId23" w:history="1">
+        <w:hyperlink r:id="rId24" w:history="1">
           <w:r>
             <w:rPr>
               <w:rStyle w:val="Hyperlink"/>
@@ -4946,7 +4815,7 @@
           <w:sz w:val="24"/>
           <w:u w:val="single"/>
         </w:rPr>
-        <w:hyperlink r:id="rId23" w:history="1">
+        <w:hyperlink r:id="rId24" w:history="1">
           <w:r>
             <w:rPr>
               <w:rStyle w:val="Hyperlink"/>
@@ -4974,7 +4843,7 @@
           <w:sz w:val="24"/>
           <w:u w:val="single"/>
         </w:rPr>
-        <w:hyperlink r:id="rId24" w:history="1">
+        <w:hyperlink r:id="rId25" w:history="1">
           <w:r>
             <w:rPr>
               <w:rStyle w:val="Hyperlink"/>
@@ -4992,7 +4861,7 @@
           <w:sz w:val="24"/>
           <w:u w:val="single"/>
         </w:rPr>
-        <w:hyperlink r:id="rId23" w:history="1">
+        <w:hyperlink r:id="rId25" w:history="1">
           <w:r>
             <w:rPr>
               <w:rStyle w:val="Hyperlink"/>
@@ -5021,7 +4890,7 @@
           <w:sz w:val="24"/>
           <w:u w:val="single"/>
         </w:rPr>
-        <w:hyperlink r:id="rId24" w:history="1">
+        <w:hyperlink r:id="rId25" w:history="1">
           <w:r>
             <w:rPr>
               <w:rStyle w:val="Hyperlink"/>
@@ -5032,20 +4901,14 @@
       </w:r>
       <w:r>
         <w:rPr>
+          <w:u w:val="single" w:color="0000ff"/>
           <w:rFonts w:ascii="Charis SIL Regular" w:hAnsi="Charis SIL Regular" w:eastAsia="Charis SIL Regular"/>
           <w:b w:val="0"/>
           <w:i w:val="0"/>
           <w:color w:val="000000"/>
           <w:sz w:val="24"/>
         </w:rPr>
-        <w:hyperlink r:id="rId23" w:history="1">
-          <w:r>
-            <w:rPr>
-              <w:rStyle w:val="Hyperlink"/>
-            </w:rPr>
-            <w:t xml:space="preserve">, </w:t>
-          </w:r>
-        </w:hyperlink>
+        <w:t xml:space="preserve">, </w:t>
       </w:r>
       <w:r>
         <w:rPr>
@@ -5056,7 +4919,7 @@
           <w:sz w:val="24"/>
           <w:u w:val="single"/>
         </w:rPr>
-        <w:hyperlink r:id="rId23" w:history="1">
+        <w:hyperlink r:id="rId24" w:history="1">
           <w:r>
             <w:rPr>
               <w:rStyle w:val="Hyperlink"/>
@@ -5085,7 +4948,7 @@
           <w:sz w:val="24"/>
           <w:u w:val="single"/>
         </w:rPr>
-        <w:hyperlink r:id="rId23" w:history="1">
+        <w:hyperlink r:id="rId24" w:history="1">
           <w:r>
             <w:rPr>
               <w:rStyle w:val="Hyperlink"/>

--- a/EXPORTS/DOCX/published/niveau3/Dutch/WMAmsterdam.docx
+++ b/EXPORTS/DOCX/published/niveau3/Dutch/WMAmsterdam.docx
@@ -486,7 +486,7 @@
           <w:sz w:val="24"/>
           <w:u w:val="single"/>
         </w:rPr>
-        <w:hyperlink r:id="rId11" w:history="1">
+        <w:hyperlink r:id="rId10" w:history="1">
           <w:r>
             <w:rPr>
               <w:rStyle w:val="Hyperlink"/>
@@ -504,7 +504,7 @@
           <w:sz w:val="24"/>
           <w:u w:val="single"/>
         </w:rPr>
-        <w:t xml:space="preserve"> Schmidt auf </w:t>
+        <w:t xml:space="preserve"> </w:t>
       </w:r>
       <w:r>
         <w:rPr>
@@ -515,7 +515,101 @@
           <w:sz w:val="24"/>
           <w:u w:val="single"/>
         </w:rPr>
+        <w:hyperlink r:id="rId10" w:history="1">
+          <w:r>
+            <w:rPr>
+              <w:rStyle w:val="Hyperlink"/>
+            </w:rPr>
+            <w:t>Schm</w:t>
+          </w:r>
+        </w:hyperlink>
+      </w:r>
+      <w:r>
+        <w:rPr>
+          <w:rFonts w:ascii="Charis SIL Regular" w:hAnsi="Charis SIL Regular" w:eastAsia="Charis SIL Regular"/>
+          <w:b w:val="0"/>
+          <w:i w:val="0"/>
+          <w:color w:val="0000FF"/>
+          <w:sz w:val="24"/>
+          <w:u w:val="single"/>
+        </w:rPr>
         <w:hyperlink r:id="rId11" w:history="1">
+          <w:r>
+            <w:rPr>
+              <w:rStyle w:val="Hyperlink"/>
+            </w:rPr>
+            <w:t>i</w:t>
+          </w:r>
+        </w:hyperlink>
+      </w:r>
+      <w:r>
+        <w:rPr>
+          <w:rFonts w:ascii="Charis SIL Regular" w:hAnsi="Charis SIL Regular" w:eastAsia="Charis SIL Regular"/>
+          <w:b w:val="0"/>
+          <w:i w:val="0"/>
+          <w:color w:val="0000FF"/>
+          <w:sz w:val="24"/>
+          <w:u w:val="single"/>
+        </w:rPr>
+        <w:hyperlink r:id="rId11" w:history="1">
+          <w:r>
+            <w:rPr>
+              <w:rStyle w:val="Hyperlink"/>
+            </w:rPr>
+            <w:t>dt</w:t>
+          </w:r>
+        </w:hyperlink>
+      </w:r>
+      <w:r>
+        <w:rPr>
+          <w:rFonts w:ascii="Charis SIL Regular" w:hAnsi="Charis SIL Regular" w:eastAsia="Charis SIL Regular"/>
+          <w:b w:val="0"/>
+          <w:i w:val="0"/>
+          <w:color w:val="0000FF"/>
+          <w:sz w:val="24"/>
+          <w:u w:val="single"/>
+        </w:rPr>
+        <w:t xml:space="preserve"> </w:t>
+      </w:r>
+      <w:r>
+        <w:rPr>
+          <w:rFonts w:ascii="Charis SIL Regular" w:hAnsi="Charis SIL Regular" w:eastAsia="Charis SIL Regular"/>
+          <w:b w:val="0"/>
+          <w:i w:val="0"/>
+          <w:color w:val="0000FF"/>
+          <w:sz w:val="24"/>
+          <w:u w:val="single"/>
+        </w:rPr>
+        <w:hyperlink r:id="rId10" w:history="1">
+          <w:r>
+            <w:rPr>
+              <w:rStyle w:val="Hyperlink"/>
+            </w:rPr>
+            <w:t>auf</w:t>
+          </w:r>
+        </w:hyperlink>
+      </w:r>
+      <w:r>
+        <w:rPr>
+          <w:rFonts w:ascii="Charis SIL Regular" w:hAnsi="Charis SIL Regular" w:eastAsia="Charis SIL Regular"/>
+          <w:b w:val="0"/>
+          <w:i w:val="0"/>
+          <w:color w:val="0000FF"/>
+          <w:sz w:val="24"/>
+          <w:u w:val="single"/>
+        </w:rPr>
+        <w:t xml:space="preserve"> </w:t>
+      </w:r>
+      <w:r>
+        <w:rPr>
+          <w:rFonts w:ascii="Charis SIL Regular" w:hAnsi="Charis SIL Regular" w:eastAsia="Charis SIL Regular"/>
+          <w:b w:val="0"/>
+          <w:i w:val="0"/>
+          <w:color w:val="0000FF"/>
+          <w:sz w:val="24"/>
+          <w:u w:val="single"/>
+        </w:rPr>
+        <w:hyperlink r:id="rId10" w:history="1">
           <w:r>
             <w:rPr>
               <w:rStyle w:val="Hyperlink"/>
@@ -533,7 +627,7 @@
           <w:sz w:val="24"/>
           <w:u w:val="single"/>
         </w:rPr>
-        <w:hyperlink r:id="rId11" w:history="1">
+        <w:hyperlink r:id="rId10" w:history="1">
           <w:r>
             <w:rPr>
               <w:rStyle w:val="Hyperlink"/>
@@ -835,7 +929,7 @@
             <w:rPr>
               <w:rStyle w:val="Hyperlink"/>
             </w:rPr>
-            <w:t>Etnografis</w:t>
+            <w:t>Etnografisc</w:t>
           </w:r>
         </w:hyperlink>
       </w:r>
@@ -846,23 +940,7 @@
           <w:i w:val="0"/>
           <w:color w:val="0000FF"/>
           <w:sz w:val="24"/>
-        </w:rPr>
-        <w:hyperlink r:id="rId12" w:history="1">
-          <w:r>
-            <w:rPr>
-              <w:rStyle w:val="Hyperlink"/>
-            </w:rPr>
-            <w:t>c</w:t>
-          </w:r>
-        </w:hyperlink>
-      </w:r>
-      <w:r>
-        <w:rPr>
-          <w:rFonts w:ascii="Charis SIL Regular" w:hAnsi="Charis SIL Regular" w:eastAsia="Charis SIL Regular"/>
-          <w:b w:val="0"/>
-          <w:i w:val="0"/>
-          <w:color w:val="0000FF"/>
-          <w:sz w:val="24"/>
+          <w:u w:val="single"/>
         </w:rPr>
         <w:t>h</w:t>
       </w:r>
@@ -920,9 +998,19 @@
             <w:rPr>
               <w:rStyle w:val="Hyperlink"/>
             </w:rPr>
-            <w:t>Artis</w:t>
+            <w:t>Arti</w:t>
           </w:r>
         </w:hyperlink>
+      </w:r>
+      <w:r>
+        <w:rPr>
+          <w:rFonts w:ascii="Charis SIL Regular" w:hAnsi="Charis SIL Regular" w:eastAsia="Charis SIL Regular"/>
+          <w:b w:val="0"/>
+          <w:i w:val="0"/>
+          <w:color w:val="0000FF"/>
+          <w:sz w:val="24"/>
+        </w:rPr>
+        <w:t>s</w:t>
       </w:r>
       <w:r>
         <w:rPr>
@@ -1348,12 +1436,48 @@
           <w:sz w:val="24"/>
           <w:u w:val="single"/>
         </w:rPr>
+        <w:hyperlink r:id="rId13" w:history="1">
+          <w:r>
+            <w:rPr>
+              <w:rStyle w:val="Hyperlink"/>
+            </w:rPr>
+            <w:t>Rijksmu</w:t>
+          </w:r>
+        </w:hyperlink>
+      </w:r>
+      <w:r>
+        <w:rPr>
+          <w:rFonts w:ascii="Charis SIL Regular" w:hAnsi="Charis SIL Regular" w:eastAsia="Charis SIL Regular"/>
+          <w:b w:val="0"/>
+          <w:i w:val="0"/>
+          <w:color w:val="0000FF"/>
+          <w:sz w:val="24"/>
+          <w:u w:val="single"/>
+        </w:rPr>
         <w:hyperlink r:id="rId14" w:history="1">
           <w:r>
             <w:rPr>
               <w:rStyle w:val="Hyperlink"/>
             </w:rPr>
-            <w:t>Rijksmuseum</w:t>
+            <w:t>seu</w:t>
+          </w:r>
+        </w:hyperlink>
+      </w:r>
+      <w:r>
+        <w:rPr>
+          <w:rFonts w:ascii="Charis SIL Regular" w:hAnsi="Charis SIL Regular" w:eastAsia="Charis SIL Regular"/>
+          <w:b w:val="0"/>
+          <w:i w:val="0"/>
+          <w:color w:val="0000FF"/>
+          <w:sz w:val="24"/>
+          <w:u w:val="single"/>
+        </w:rPr>
+        <w:hyperlink r:id="rId14" w:history="1">
+          <w:r>
+            <w:rPr>
+              <w:rStyle w:val="Hyperlink"/>
+            </w:rPr>
+            <w:t>m</w:t>
           </w:r>
         </w:hyperlink>
       </w:r>
@@ -1406,7 +1530,7 @@
           <w:sz w:val="24"/>
           <w:u w:val="single"/>
         </w:rPr>
-        <w:hyperlink r:id="rId14" w:history="1">
+        <w:hyperlink r:id="rId13" w:history="1">
           <w:r>
             <w:rPr>
               <w:rStyle w:val="Hyperlink"/>
@@ -1442,7 +1566,7 @@
           <w:sz w:val="24"/>
           <w:u w:val="single"/>
         </w:rPr>
-        <w:hyperlink r:id="rId14" w:history="1">
+        <w:hyperlink r:id="rId13" w:history="1">
           <w:r>
             <w:rPr>
               <w:rStyle w:val="Hyperlink"/>
@@ -1471,7 +1595,7 @@
           <w:sz w:val="24"/>
           <w:u w:val="single"/>
         </w:rPr>
-        <w:hyperlink r:id="rId14" w:history="1">
+        <w:hyperlink r:id="rId13" w:history="1">
           <w:r>
             <w:rPr>
               <w:rStyle w:val="Hyperlink"/>
@@ -1500,7 +1624,7 @@
           <w:sz w:val="24"/>
           <w:u w:val="single"/>
         </w:rPr>
-        <w:hyperlink r:id="rId14" w:history="1">
+        <w:hyperlink r:id="rId13" w:history="1">
           <w:r>
             <w:rPr>
               <w:rStyle w:val="Hyperlink"/>
@@ -1518,7 +1642,7 @@
           <w:sz w:val="24"/>
           <w:u w:val="single"/>
         </w:rPr>
-        <w:hyperlink r:id="rId14" w:history="1">
+        <w:hyperlink r:id="rId13" w:history="1">
           <w:r>
             <w:rPr>
               <w:rStyle w:val="Hyperlink"/>
@@ -1583,7 +1707,7 @@
           <w:sz w:val="24"/>
           <w:u w:val="single"/>
         </w:rPr>
-        <w:hyperlink r:id="rId14" w:history="1">
+        <w:hyperlink r:id="rId13" w:history="1">
           <w:r>
             <w:rPr>
               <w:rStyle w:val="Hyperlink"/>
@@ -1612,7 +1736,7 @@
           <w:sz w:val="24"/>
           <w:u w:val="single"/>
         </w:rPr>
-        <w:hyperlink r:id="rId14" w:history="1">
+        <w:hyperlink r:id="rId13" w:history="1">
           <w:r>
             <w:rPr>
               <w:rStyle w:val="Hyperlink"/>
@@ -1630,7 +1754,7 @@
           <w:sz w:val="24"/>
           <w:u w:val="single"/>
         </w:rPr>
-        <w:hyperlink r:id="rId14" w:history="1">
+        <w:hyperlink r:id="rId13" w:history="1">
           <w:r>
             <w:rPr>
               <w:rStyle w:val="Hyperlink"/>
@@ -1648,7 +1772,7 @@
           <w:sz w:val="24"/>
           <w:u w:val="single"/>
         </w:rPr>
-        <w:hyperlink r:id="rId14" w:history="1">
+        <w:hyperlink r:id="rId13" w:history="1">
           <w:r>
             <w:rPr>
               <w:rStyle w:val="Hyperlink"/>
@@ -1666,7 +1790,7 @@
           <w:sz w:val="24"/>
           <w:u w:val="single"/>
         </w:rPr>
-        <w:hyperlink r:id="rId14" w:history="1">
+        <w:hyperlink r:id="rId13" w:history="1">
           <w:r>
             <w:rPr>
               <w:rStyle w:val="Hyperlink"/>
@@ -1684,7 +1808,7 @@
           <w:sz w:val="24"/>
           <w:u w:val="single"/>
         </w:rPr>
-        <w:hyperlink r:id="rId14" w:history="1">
+        <w:hyperlink r:id="rId13" w:history="1">
           <w:r>
             <w:rPr>
               <w:rStyle w:val="Hyperlink"/>
@@ -2550,13 +2674,57 @@
       </w:r>
       <w:r>
         <w:rPr>
+          <w:u w:val="single" w:color="0000ff"/>
           <w:rFonts w:ascii="Charis SIL Regular" w:hAnsi="Charis SIL Regular" w:eastAsia="Charis SIL Regular"/>
           <w:b w:val="0"/>
           <w:i w:val="0"/>
           <w:color w:val="000000"/>
           <w:sz w:val="24"/>
         </w:rPr>
-        <w:t>inventarisnummers 18</w:t>
+        <w:hyperlink r:id="rId17" w:history="1">
+          <w:r>
+            <w:rPr>
+              <w:rStyle w:val="Hyperlink"/>
+            </w:rPr>
+            <w:t>inventaris</w:t>
+          </w:r>
+        </w:hyperlink>
+      </w:r>
+      <w:r>
+        <w:rPr>
+          <w:u w:val="single" w:color="0000ff"/>
+          <w:rFonts w:ascii="Charis SIL Regular" w:hAnsi="Charis SIL Regular" w:eastAsia="Charis SIL Regular"/>
+          <w:b w:val="0"/>
+          <w:i w:val="0"/>
+          <w:color w:val="000000"/>
+          <w:sz w:val="24"/>
+        </w:rPr>
+        <w:hyperlink r:id="rId17" w:history="1">
+          <w:r>
+            <w:rPr>
+              <w:rStyle w:val="Hyperlink"/>
+            </w:rPr>
+            <w:t>n</w:t>
+          </w:r>
+        </w:hyperlink>
+      </w:r>
+      <w:r>
+        <w:rPr>
+          <w:u w:val="single" w:color="0000ff"/>
+          <w:rFonts w:ascii="Charis SIL Regular" w:hAnsi="Charis SIL Regular" w:eastAsia="Charis SIL Regular"/>
+          <w:b w:val="0"/>
+          <w:i w:val="0"/>
+          <w:color w:val="000000"/>
+          <w:sz w:val="24"/>
+        </w:rPr>
+        <w:hyperlink r:id="rId17" w:history="1">
+          <w:r>
+            <w:rPr>
+              <w:rStyle w:val="Hyperlink"/>
+            </w:rPr>
+            <w:t>ummers 18</w:t>
+          </w:r>
+        </w:hyperlink>
       </w:r>
       <w:r>
         <w:rPr>
@@ -2614,6 +2782,7 @@
       </w:r>
       <w:r>
         <w:rPr>
+          <w:u w:val="single" w:color="0000ff"/>
           <w:rFonts w:ascii="Charis SIL Regular" w:hAnsi="Charis SIL Regular" w:eastAsia="Charis SIL Regular"/>
           <w:b w:val="0"/>
           <w:i w:val="0"/>
@@ -2710,7 +2879,7 @@
             <w:rPr>
               <w:rStyle w:val="Hyperlink"/>
             </w:rPr>
-            <w:t>desbetreffend</w:t>
+            <w:t>desbetreffen</w:t>
           </w:r>
         </w:hyperlink>
       </w:r>
@@ -2722,6 +2891,16 @@
           <w:color w:val="0000FF"/>
           <w:sz w:val="24"/>
           <w:u w:val="single"/>
+        </w:rPr>
+        <w:t>d</w:t>
+      </w:r>
+      <w:r>
+        <w:rPr>
+          <w:rFonts w:ascii="Charis SIL Regular" w:hAnsi="Charis SIL Regular" w:eastAsia="Charis SIL Regular"/>
+          <w:b w:val="0"/>
+          <w:i w:val="0"/>
+          <w:color w:val="0000FF"/>
+          <w:sz w:val="24"/>
         </w:rPr>
         <w:t>e</w:t>
       </w:r>
@@ -2750,19 +2929,9 @@
             <w:rPr>
               <w:rStyle w:val="Hyperlink"/>
             </w:rPr>
-            <w:t>zoekhul</w:t>
+            <w:t>zoekhulp</w:t>
           </w:r>
         </w:hyperlink>
-      </w:r>
-      <w:r>
-        <w:rPr>
-          <w:rFonts w:ascii="Charis SIL Regular" w:hAnsi="Charis SIL Regular" w:eastAsia="Charis SIL Regular"/>
-          <w:b w:val="0"/>
-          <w:i w:val="0"/>
-          <w:color w:val="0000FF"/>
-          <w:sz w:val="24"/>
-        </w:rPr>
-        <w:t>p</w:t>
       </w:r>
       <w:r>
         <w:rPr>
@@ -4005,7 +4174,7 @@
           <w:sz w:val="24"/>
           <w:u w:val="single"/>
         </w:rPr>
-        <w:hyperlink r:id="rId18" w:history="1">
+        <w:hyperlink r:id="rId20" w:history="1">
           <w:r>
             <w:rPr>
               <w:rStyle w:val="Hyperlink"/>
@@ -4565,12 +4734,12 @@
           <w:sz w:val="24"/>
           <w:u w:val="single"/>
         </w:rPr>
-        <w:hyperlink r:id="rId23" w:history="1">
+        <w:hyperlink r:id="rId22" w:history="1">
           <w:r>
             <w:rPr>
               <w:rStyle w:val="Hyperlink"/>
             </w:rPr>
-            <w:t>ISBN</w:t>
+            <w:t xml:space="preserve">ISBN </w:t>
           </w:r>
         </w:hyperlink>
       </w:r>
@@ -4583,18 +4752,7 @@
           <w:sz w:val="24"/>
           <w:u w:val="single"/>
         </w:rPr>
-        <w:t xml:space="preserve"> </w:t>
-      </w:r>
-      <w:r>
-        <w:rPr>
-          <w:rFonts w:ascii="Charis SIL Regular" w:hAnsi="Charis SIL Regular" w:eastAsia="Charis SIL Regular"/>
-          <w:b w:val="0"/>
-          <w:i w:val="0"/>
-          <w:color w:val="0000FF"/>
-          <w:sz w:val="24"/>
-          <w:u w:val="single"/>
-        </w:rPr>
-        <w:hyperlink r:id="rId23" w:history="1">
+        <w:hyperlink r:id="rId22" w:history="1">
           <w:r>
             <w:rPr>
               <w:rStyle w:val="Hyperlink"/>
@@ -4761,7 +4919,7 @@
           <w:sz w:val="24"/>
           <w:u w:val="single"/>
         </w:rPr>
-        <w:hyperlink r:id="rId24" w:history="1">
+        <w:hyperlink r:id="rId23" w:history="1">
           <w:r>
             <w:rPr>
               <w:rStyle w:val="Hyperlink"/>
@@ -4779,7 +4937,7 @@
           <w:sz w:val="24"/>
           <w:u w:val="single"/>
         </w:rPr>
-        <w:hyperlink r:id="rId24" w:history="1">
+        <w:hyperlink r:id="rId23" w:history="1">
           <w:r>
             <w:rPr>
               <w:rStyle w:val="Hyperlink"/>
@@ -4797,7 +4955,7 @@
           <w:sz w:val="24"/>
           <w:u w:val="single"/>
         </w:rPr>
-        <w:hyperlink r:id="rId24" w:history="1">
+        <w:hyperlink r:id="rId23" w:history="1">
           <w:r>
             <w:rPr>
               <w:rStyle w:val="Hyperlink"/>
@@ -4815,7 +4973,7 @@
           <w:sz w:val="24"/>
           <w:u w:val="single"/>
         </w:rPr>
-        <w:hyperlink r:id="rId24" w:history="1">
+        <w:hyperlink r:id="rId23" w:history="1">
           <w:r>
             <w:rPr>
               <w:rStyle w:val="Hyperlink"/>
@@ -4843,7 +5001,7 @@
           <w:sz w:val="24"/>
           <w:u w:val="single"/>
         </w:rPr>
-        <w:hyperlink r:id="rId25" w:history="1">
+        <w:hyperlink r:id="rId24" w:history="1">
           <w:r>
             <w:rPr>
               <w:rStyle w:val="Hyperlink"/>
@@ -4861,7 +5019,7 @@
           <w:sz w:val="24"/>
           <w:u w:val="single"/>
         </w:rPr>
-        <w:hyperlink r:id="rId25" w:history="1">
+        <w:hyperlink r:id="rId24" w:history="1">
           <w:r>
             <w:rPr>
               <w:rStyle w:val="Hyperlink"/>
@@ -4890,7 +5048,7 @@
           <w:sz w:val="24"/>
           <w:u w:val="single"/>
         </w:rPr>
-        <w:hyperlink r:id="rId25" w:history="1">
+        <w:hyperlink r:id="rId24" w:history="1">
           <w:r>
             <w:rPr>
               <w:rStyle w:val="Hyperlink"/>
@@ -4919,7 +5077,7 @@
           <w:sz w:val="24"/>
           <w:u w:val="single"/>
         </w:rPr>
-        <w:hyperlink r:id="rId24" w:history="1">
+        <w:hyperlink r:id="rId25" w:history="1">
           <w:r>
             <w:rPr>
               <w:rStyle w:val="Hyperlink"/>
@@ -4948,7 +5106,7 @@
           <w:sz w:val="24"/>
           <w:u w:val="single"/>
         </w:rPr>
-        <w:hyperlink r:id="rId24" w:history="1">
+        <w:hyperlink r:id="rId23" w:history="1">
           <w:r>
             <w:rPr>
               <w:rStyle w:val="Hyperlink"/>

--- a/EXPORTS/DOCX/published/niveau3/Dutch/WMAmsterdam.docx
+++ b/EXPORTS/DOCX/published/niveau3/Dutch/WMAmsterdam.docx
@@ -174,25 +174,7 @@
           <w:color w:val="000000"/>
           <w:sz w:val="24"/>
         </w:rPr>
-        <w:t xml:space="preserve"> in Haarlem. Dit Koloniaal Museum, dat was geïnitieerd door de Nede</w:t>
-      </w:r>
-      <w:r>
-        <w:rPr>
-          <w:u w:val="single" w:color="0000ff"/>
-          <w:rFonts w:ascii="Charis SIL Regular" w:hAnsi="Charis SIL Regular" w:eastAsia="Charis SIL Regular"/>
-          <w:b w:val="0"/>
-          <w:i w:val="0"/>
-          <w:color w:val="000000"/>
-          <w:sz w:val="24"/>
-        </w:rPr>
-        <w:hyperlink r:id="rId9" w:history="1">
-          <w:r>
-            <w:rPr>
-              <w:rStyle w:val="Hyperlink"/>
-            </w:rPr>
-            <w:t xml:space="preserve">rlandsche </w:t>
-          </w:r>
-        </w:hyperlink>
+        <w:t xml:space="preserve"> in Haarlem. Dit Koloniaal Museum, dat was geïnitieerd door de Nederlandsche </w:t>
       </w:r>
       <w:r>
         <w:rPr>
@@ -533,7 +515,7 @@
           <w:sz w:val="24"/>
           <w:u w:val="single"/>
         </w:rPr>
-        <w:hyperlink r:id="rId11" w:history="1">
+        <w:hyperlink r:id="rId10" w:history="1">
           <w:r>
             <w:rPr>
               <w:rStyle w:val="Hyperlink"/>
@@ -551,7 +533,7 @@
           <w:sz w:val="24"/>
           <w:u w:val="single"/>
         </w:rPr>
-        <w:hyperlink r:id="rId11" w:history="1">
+        <w:hyperlink r:id="rId10" w:history="1">
           <w:r>
             <w:rPr>
               <w:rStyle w:val="Hyperlink"/>
@@ -627,7 +609,7 @@
           <w:sz w:val="24"/>
           <w:u w:val="single"/>
         </w:rPr>
-        <w:hyperlink r:id="rId10" w:history="1">
+        <w:hyperlink r:id="rId11" w:history="1">
           <w:r>
             <w:rPr>
               <w:rStyle w:val="Hyperlink"/>
@@ -673,140 +655,7 @@
           <w:color w:val="000000"/>
           <w:sz w:val="24"/>
         </w:rPr>
-        <w:hyperlink r:id="rId11" w:history="1">
-          <w:r>
-            <w:rPr>
-              <w:rStyle w:val="Hyperlink"/>
-            </w:rPr>
-            <w:t>Lands P</w:t>
-          </w:r>
-        </w:hyperlink>
-      </w:r>
-      <w:r>
-        <w:rPr>
-          <w:u w:val="single" w:color="0000ff"/>
-          <w:rFonts w:ascii="Charis SIL Regular" w:hAnsi="Charis SIL Regular" w:eastAsia="Charis SIL Regular"/>
-          <w:b w:val="0"/>
-          <w:i w:val="0"/>
-          <w:color w:val="000000"/>
-          <w:sz w:val="24"/>
-        </w:rPr>
-        <w:hyperlink r:id="rId11" w:history="1">
-          <w:r>
-            <w:rPr>
-              <w:rStyle w:val="Hyperlink"/>
-            </w:rPr>
-            <w:t>lantent</w:t>
-          </w:r>
-        </w:hyperlink>
-      </w:r>
-      <w:r>
-        <w:rPr>
-          <w:u w:val="single" w:color="0000ff"/>
-          <w:rFonts w:ascii="Charis SIL Regular" w:hAnsi="Charis SIL Regular" w:eastAsia="Charis SIL Regular"/>
-          <w:b w:val="0"/>
-          <w:i w:val="0"/>
-          <w:color w:val="000000"/>
-          <w:sz w:val="24"/>
-        </w:rPr>
-        <w:hyperlink r:id="rId11" w:history="1">
-          <w:r>
-            <w:rPr>
-              <w:rStyle w:val="Hyperlink"/>
-            </w:rPr>
-            <w:t>u</w:t>
-          </w:r>
-        </w:hyperlink>
-      </w:r>
-      <w:r>
-        <w:rPr>
-          <w:u w:val="single" w:color="0000ff"/>
-          <w:rFonts w:ascii="Charis SIL Regular" w:hAnsi="Charis SIL Regular" w:eastAsia="Charis SIL Regular"/>
-          <w:b w:val="0"/>
-          <w:i w:val="0"/>
-          <w:color w:val="000000"/>
-          <w:sz w:val="24"/>
-        </w:rPr>
-        <w:hyperlink r:id="rId11" w:history="1">
-          <w:r>
-            <w:rPr>
-              <w:rStyle w:val="Hyperlink"/>
-            </w:rPr>
-            <w:t>in in</w:t>
-          </w:r>
-        </w:hyperlink>
-      </w:r>
-      <w:r>
-        <w:rPr>
-          <w:u w:val="single" w:color="0000ff"/>
-          <w:rFonts w:ascii="Charis SIL Regular" w:hAnsi="Charis SIL Regular" w:eastAsia="Charis SIL Regular"/>
-          <w:b w:val="0"/>
-          <w:i w:val="0"/>
-          <w:color w:val="000000"/>
-          <w:sz w:val="24"/>
-        </w:rPr>
-        <w:hyperlink r:id="rId11" w:history="1">
-          <w:r>
-            <w:rPr>
-              <w:rStyle w:val="Hyperlink"/>
-            </w:rPr>
-            <w:t xml:space="preserve"> Bogor</w:t>
-          </w:r>
-        </w:hyperlink>
-      </w:r>
-      <w:r>
-        <w:rPr>
-          <w:u w:val="single" w:color="0000ff"/>
-          <w:rFonts w:ascii="Charis SIL Regular" w:hAnsi="Charis SIL Regular" w:eastAsia="Charis SIL Regular"/>
-          <w:b w:val="0"/>
-          <w:i w:val="0"/>
-          <w:color w:val="000000"/>
-          <w:sz w:val="24"/>
-        </w:rPr>
-        <w:hyperlink r:id="rId11" w:history="1">
-          <w:r>
-            <w:rPr>
-              <w:rStyle w:val="Hyperlink"/>
-            </w:rPr>
-            <w:t xml:space="preserve"> en </w:t>
-          </w:r>
-        </w:hyperlink>
-      </w:r>
-      <w:r>
-        <w:rPr>
-          <w:u w:val="single" w:color="0000ff"/>
-          <w:rFonts w:ascii="Charis SIL Regular" w:hAnsi="Charis SIL Regular" w:eastAsia="Charis SIL Regular"/>
-          <w:b w:val="0"/>
-          <w:i w:val="0"/>
-          <w:color w:val="000000"/>
-          <w:sz w:val="24"/>
-        </w:rPr>
-        <w:hyperlink r:id="rId11" w:history="1">
-          <w:r>
-            <w:rPr>
-              <w:rStyle w:val="Hyperlink"/>
-            </w:rPr>
-            <w:t>v</w:t>
-          </w:r>
-        </w:hyperlink>
-      </w:r>
-      <w:r>
-        <w:rPr>
-          <w:u w:val="single" w:color="0000ff"/>
-          <w:rFonts w:ascii="Charis SIL Regular" w:hAnsi="Charis SIL Regular" w:eastAsia="Charis SIL Regular"/>
-          <w:b w:val="0"/>
-          <w:i w:val="0"/>
-          <w:color w:val="000000"/>
-          <w:sz w:val="24"/>
-        </w:rPr>
-        <w:hyperlink r:id="rId11" w:history="1">
-          <w:r>
-            <w:rPr>
-              <w:rStyle w:val="Hyperlink"/>
-            </w:rPr>
-            <w:t>erschille</w:t>
-          </w:r>
-        </w:hyperlink>
+        <w:t>Lands Plantentuin in Bogor en verschille</w:t>
       </w:r>
       <w:r>
         <w:rPr>
@@ -951,7 +800,6 @@
           <w:i w:val="0"/>
           <w:color w:val="0000FF"/>
           <w:sz w:val="24"/>
-          <w:u w:val="single"/>
         </w:rPr>
         <w:t xml:space="preserve"> </w:t>
       </w:r>
@@ -998,19 +846,9 @@
             <w:rPr>
               <w:rStyle w:val="Hyperlink"/>
             </w:rPr>
-            <w:t>Arti</w:t>
+            <w:t>Artis</w:t>
           </w:r>
         </w:hyperlink>
-      </w:r>
-      <w:r>
-        <w:rPr>
-          <w:rFonts w:ascii="Charis SIL Regular" w:hAnsi="Charis SIL Regular" w:eastAsia="Charis SIL Regular"/>
-          <w:b w:val="0"/>
-          <w:i w:val="0"/>
-          <w:color w:val="0000FF"/>
-          <w:sz w:val="24"/>
-        </w:rPr>
-        <w:t>s</w:t>
       </w:r>
       <w:r>
         <w:rPr>
@@ -1436,7 +1274,7 @@
           <w:sz w:val="24"/>
           <w:u w:val="single"/>
         </w:rPr>
-        <w:hyperlink r:id="rId13" w:history="1">
+        <w:hyperlink r:id="rId14" w:history="1">
           <w:r>
             <w:rPr>
               <w:rStyle w:val="Hyperlink"/>
@@ -1454,7 +1292,7 @@
           <w:sz w:val="24"/>
           <w:u w:val="single"/>
         </w:rPr>
-        <w:hyperlink r:id="rId14" w:history="1">
+        <w:hyperlink r:id="rId13" w:history="1">
           <w:r>
             <w:rPr>
               <w:rStyle w:val="Hyperlink"/>
@@ -1472,14 +1310,7 @@
           <w:sz w:val="24"/>
           <w:u w:val="single"/>
         </w:rPr>
-        <w:hyperlink r:id="rId14" w:history="1">
-          <w:r>
-            <w:rPr>
-              <w:rStyle w:val="Hyperlink"/>
-            </w:rPr>
-            <w:t>m</w:t>
-          </w:r>
-        </w:hyperlink>
+        <w:t>m</w:t>
       </w:r>
       <w:r>
         <w:rPr>
@@ -1501,7 +1332,7 @@
           <w:sz w:val="24"/>
           <w:u w:val="single"/>
         </w:rPr>
-        <w:hyperlink r:id="rId14" w:history="1">
+        <w:hyperlink r:id="rId13" w:history="1">
           <w:r>
             <w:rPr>
               <w:rStyle w:val="Hyperlink"/>
@@ -1566,7 +1397,7 @@
           <w:sz w:val="24"/>
           <w:u w:val="single"/>
         </w:rPr>
-        <w:hyperlink r:id="rId13" w:history="1">
+        <w:hyperlink r:id="rId14" w:history="1">
           <w:r>
             <w:rPr>
               <w:rStyle w:val="Hyperlink"/>
@@ -1624,7 +1455,7 @@
           <w:sz w:val="24"/>
           <w:u w:val="single"/>
         </w:rPr>
-        <w:hyperlink r:id="rId13" w:history="1">
+        <w:hyperlink r:id="rId14" w:history="1">
           <w:r>
             <w:rPr>
               <w:rStyle w:val="Hyperlink"/>
@@ -1642,7 +1473,7 @@
           <w:sz w:val="24"/>
           <w:u w:val="single"/>
         </w:rPr>
-        <w:hyperlink r:id="rId13" w:history="1">
+        <w:hyperlink r:id="rId14" w:history="1">
           <w:r>
             <w:rPr>
               <w:rStyle w:val="Hyperlink"/>
@@ -1660,7 +1491,7 @@
           <w:sz w:val="24"/>
           <w:u w:val="single"/>
         </w:rPr>
-        <w:hyperlink r:id="rId13" w:history="1">
+        <w:hyperlink r:id="rId14" w:history="1">
           <w:r>
             <w:rPr>
               <w:rStyle w:val="Hyperlink"/>
@@ -1678,25 +1509,7 @@
           <w:sz w:val="24"/>
           <w:u w:val="single"/>
         </w:rPr>
-        <w:t xml:space="preserve"> </w:t>
-      </w:r>
-      <w:r>
-        <w:rPr>
-          <w:rFonts w:ascii="Charis SIL Regular" w:hAnsi="Charis SIL Regular" w:eastAsia="Charis SIL Regular"/>
-          <w:b w:val="0"/>
-          <w:i w:val="0"/>
-          <w:color w:val="0000FF"/>
-          <w:sz w:val="24"/>
-          <w:u w:val="single"/>
-        </w:rPr>
-        <w:hyperlink r:id="rId13" w:history="1">
-          <w:r>
-            <w:rPr>
-              <w:rStyle w:val="Hyperlink"/>
-            </w:rPr>
-            <w:t>(tegenwo</w:t>
-          </w:r>
-        </w:hyperlink>
+        <w:t xml:space="preserve"> (tegenwo</w:t>
       </w:r>
       <w:r>
         <w:rPr>
@@ -1754,7 +1567,7 @@
           <w:sz w:val="24"/>
           <w:u w:val="single"/>
         </w:rPr>
-        <w:hyperlink r:id="rId13" w:history="1">
+        <w:hyperlink r:id="rId14" w:history="1">
           <w:r>
             <w:rPr>
               <w:rStyle w:val="Hyperlink"/>
@@ -1790,7 +1603,7 @@
           <w:sz w:val="24"/>
           <w:u w:val="single"/>
         </w:rPr>
-        <w:hyperlink r:id="rId13" w:history="1">
+        <w:hyperlink r:id="rId14" w:history="1">
           <w:r>
             <w:rPr>
               <w:rStyle w:val="Hyperlink"/>
@@ -1808,7 +1621,7 @@
           <w:sz w:val="24"/>
           <w:u w:val="single"/>
         </w:rPr>
-        <w:hyperlink r:id="rId13" w:history="1">
+        <w:hyperlink r:id="rId14" w:history="1">
           <w:r>
             <w:rPr>
               <w:rStyle w:val="Hyperlink"/>
@@ -1884,14 +1697,7 @@
           <w:sz w:val="24"/>
           <w:u w:val="single"/>
         </w:rPr>
-        <w:hyperlink r:id="rId14" w:history="1">
-          <w:r>
-            <w:rPr>
-              <w:rStyle w:val="Hyperlink"/>
-            </w:rPr>
-            <w:t>Ce</w:t>
-          </w:r>
-        </w:hyperlink>
+        <w:t>Ce</w:t>
       </w:r>
       <w:r>
         <w:rPr>
@@ -2674,57 +2480,13 @@
       </w:r>
       <w:r>
         <w:rPr>
-          <w:u w:val="single" w:color="0000ff"/>
           <w:rFonts w:ascii="Charis SIL Regular" w:hAnsi="Charis SIL Regular" w:eastAsia="Charis SIL Regular"/>
           <w:b w:val="0"/>
           <w:i w:val="0"/>
           <w:color w:val="000000"/>
           <w:sz w:val="24"/>
         </w:rPr>
-        <w:hyperlink r:id="rId17" w:history="1">
-          <w:r>
-            <w:rPr>
-              <w:rStyle w:val="Hyperlink"/>
-            </w:rPr>
-            <w:t>inventaris</w:t>
-          </w:r>
-        </w:hyperlink>
-      </w:r>
-      <w:r>
-        <w:rPr>
-          <w:u w:val="single" w:color="0000ff"/>
-          <w:rFonts w:ascii="Charis SIL Regular" w:hAnsi="Charis SIL Regular" w:eastAsia="Charis SIL Regular"/>
-          <w:b w:val="0"/>
-          <w:i w:val="0"/>
-          <w:color w:val="000000"/>
-          <w:sz w:val="24"/>
-        </w:rPr>
-        <w:hyperlink r:id="rId17" w:history="1">
-          <w:r>
-            <w:rPr>
-              <w:rStyle w:val="Hyperlink"/>
-            </w:rPr>
-            <w:t>n</w:t>
-          </w:r>
-        </w:hyperlink>
-      </w:r>
-      <w:r>
-        <w:rPr>
-          <w:u w:val="single" w:color="0000ff"/>
-          <w:rFonts w:ascii="Charis SIL Regular" w:hAnsi="Charis SIL Regular" w:eastAsia="Charis SIL Regular"/>
-          <w:b w:val="0"/>
-          <w:i w:val="0"/>
-          <w:color w:val="000000"/>
-          <w:sz w:val="24"/>
-        </w:rPr>
-        <w:hyperlink r:id="rId17" w:history="1">
-          <w:r>
-            <w:rPr>
-              <w:rStyle w:val="Hyperlink"/>
-            </w:rPr>
-            <w:t>ummers 18</w:t>
-          </w:r>
-        </w:hyperlink>
+        <w:t>inventarisnummers 18</w:t>
       </w:r>
       <w:r>
         <w:rPr>
@@ -2890,9 +2652,15 @@
           <w:i w:val="0"/>
           <w:color w:val="0000FF"/>
           <w:sz w:val="24"/>
-          <w:u w:val="single"/>
-        </w:rPr>
-        <w:t>d</w:t>
+        </w:rPr>
+        <w:hyperlink r:id="rId12" w:history="1">
+          <w:r>
+            <w:rPr>
+              <w:rStyle w:val="Hyperlink"/>
+            </w:rPr>
+            <w:t>d</w:t>
+          </w:r>
+        </w:hyperlink>
       </w:r>
       <w:r>
         <w:rPr>
@@ -4143,16 +3911,8 @@
           <w:i w:val="0"/>
           <w:color w:val="0000FF"/>
           <w:sz w:val="24"/>
-          <w:u w:val="single"/>
-        </w:rPr>
-        <w:hyperlink r:id="rId20" w:history="1">
-          <w:r>
-            <w:rPr>
-              <w:rStyle w:val="Hyperlink"/>
-            </w:rPr>
-            <w:t>ISBN</w:t>
-          </w:r>
-        </w:hyperlink>
+        </w:rPr>
+        <w:t xml:space="preserve">ISBN </w:t>
       </w:r>
       <w:r>
         <w:rPr>
@@ -4163,18 +3923,7 @@
           <w:sz w:val="24"/>
           <w:u w:val="single"/>
         </w:rPr>
-        <w:t xml:space="preserve"> </w:t>
-      </w:r>
-      <w:r>
-        <w:rPr>
-          <w:rFonts w:ascii="Charis SIL Regular" w:hAnsi="Charis SIL Regular" w:eastAsia="Charis SIL Regular"/>
-          <w:b w:val="0"/>
-          <w:i w:val="0"/>
-          <w:color w:val="0000FF"/>
-          <w:sz w:val="24"/>
-          <w:u w:val="single"/>
-        </w:rPr>
-        <w:hyperlink r:id="rId20" w:history="1">
+        <w:hyperlink r:id="rId18" w:history="1">
           <w:r>
             <w:rPr>
               <w:rStyle w:val="Hyperlink"/>
@@ -4325,7 +4074,7 @@
           <w:sz w:val="24"/>
           <w:u w:val="single"/>
         </w:rPr>
-        <w:hyperlink r:id="rId21" w:history="1">
+        <w:hyperlink r:id="rId20" w:history="1">
           <w:r>
             <w:rPr>
               <w:rStyle w:val="Hyperlink"/>
@@ -4343,7 +4092,7 @@
           <w:sz w:val="24"/>
           <w:u w:val="single"/>
         </w:rPr>
-        <w:hyperlink r:id="rId21" w:history="1">
+        <w:hyperlink r:id="rId20" w:history="1">
           <w:r>
             <w:rPr>
               <w:rStyle w:val="Hyperlink"/>
@@ -4361,7 +4110,7 @@
           <w:sz w:val="24"/>
           <w:u w:val="single"/>
         </w:rPr>
-        <w:hyperlink r:id="rId21" w:history="1">
+        <w:hyperlink r:id="rId20" w:history="1">
           <w:r>
             <w:rPr>
               <w:rStyle w:val="Hyperlink"/>
@@ -4389,7 +4138,7 @@
           <w:sz w:val="24"/>
           <w:u w:val="single"/>
         </w:rPr>
-        <w:hyperlink r:id="rId21" w:history="1">
+        <w:hyperlink r:id="rId20" w:history="1">
           <w:r>
             <w:rPr>
               <w:rStyle w:val="Hyperlink"/>
@@ -4418,7 +4167,7 @@
           <w:sz w:val="24"/>
           <w:u w:val="single"/>
         </w:rPr>
-        <w:hyperlink r:id="rId21" w:history="1">
+        <w:hyperlink r:id="rId20" w:history="1">
           <w:r>
             <w:rPr>
               <w:rStyle w:val="Hyperlink"/>
@@ -4569,7 +4318,7 @@
           <w:sz w:val="24"/>
           <w:u w:val="single"/>
         </w:rPr>
-        <w:hyperlink r:id="rId22" w:history="1">
+        <w:hyperlink r:id="rId21" w:history="1">
           <w:r>
             <w:rPr>
               <w:rStyle w:val="Hyperlink"/>
@@ -4587,7 +4336,7 @@
           <w:sz w:val="24"/>
           <w:u w:val="single"/>
         </w:rPr>
-        <w:hyperlink r:id="rId22" w:history="1">
+        <w:hyperlink r:id="rId21" w:history="1">
           <w:r>
             <w:rPr>
               <w:rStyle w:val="Hyperlink"/>
@@ -4605,7 +4354,7 @@
           <w:sz w:val="24"/>
           <w:u w:val="single"/>
         </w:rPr>
-        <w:hyperlink r:id="rId22" w:history="1">
+        <w:hyperlink r:id="rId21" w:history="1">
           <w:r>
             <w:rPr>
               <w:rStyle w:val="Hyperlink"/>
@@ -4623,7 +4372,7 @@
           <w:sz w:val="24"/>
           <w:u w:val="single"/>
         </w:rPr>
-        <w:hyperlink r:id="rId22" w:history="1">
+        <w:hyperlink r:id="rId21" w:history="1">
           <w:r>
             <w:rPr>
               <w:rStyle w:val="Hyperlink"/>
@@ -4651,7 +4400,7 @@
           <w:sz w:val="24"/>
           <w:u w:val="single"/>
         </w:rPr>
-        <w:hyperlink r:id="rId22" w:history="1">
+        <w:hyperlink r:id="rId21" w:history="1">
           <w:r>
             <w:rPr>
               <w:rStyle w:val="Hyperlink"/>
@@ -4698,7 +4447,7 @@
           <w:sz w:val="24"/>
           <w:u w:val="single"/>
         </w:rPr>
-        <w:hyperlink r:id="rId22" w:history="1">
+        <w:hyperlink r:id="rId21" w:history="1">
           <w:r>
             <w:rPr>
               <w:rStyle w:val="Hyperlink"/>
@@ -4716,12 +4465,23 @@
           <w:color w:val="000000"/>
           <w:sz w:val="24"/>
         </w:rPr>
-        <w:hyperlink r:id="rId22" w:history="1">
+        <w:t xml:space="preserve">, </w:t>
+      </w:r>
+      <w:r>
+        <w:rPr>
+          <w:rFonts w:ascii="Charis SIL Regular" w:hAnsi="Charis SIL Regular" w:eastAsia="Charis SIL Regular"/>
+          <w:b w:val="0"/>
+          <w:i w:val="0"/>
+          <w:color w:val="0000FF"/>
+          <w:sz w:val="24"/>
+          <w:u w:val="single"/>
+        </w:rPr>
+        <w:hyperlink r:id="rId21" w:history="1">
           <w:r>
             <w:rPr>
               <w:rStyle w:val="Hyperlink"/>
             </w:rPr>
-            <w:t xml:space="preserve">, </w:t>
+            <w:t>ISBN</w:t>
           </w:r>
         </w:hyperlink>
       </w:r>
@@ -4734,14 +4494,7 @@
           <w:sz w:val="24"/>
           <w:u w:val="single"/>
         </w:rPr>
-        <w:hyperlink r:id="rId22" w:history="1">
-          <w:r>
-            <w:rPr>
-              <w:rStyle w:val="Hyperlink"/>
-            </w:rPr>
-            <w:t xml:space="preserve">ISBN </w:t>
-          </w:r>
-        </w:hyperlink>
+        <w:t xml:space="preserve"> </w:t>
       </w:r>
       <w:r>
         <w:rPr>
@@ -4752,7 +4505,7 @@
           <w:sz w:val="24"/>
           <w:u w:val="single"/>
         </w:rPr>
-        <w:hyperlink r:id="rId22" w:history="1">
+        <w:hyperlink r:id="rId23" w:history="1">
           <w:r>
             <w:rPr>
               <w:rStyle w:val="Hyperlink"/>
@@ -4919,7 +4672,7 @@
           <w:sz w:val="24"/>
           <w:u w:val="single"/>
         </w:rPr>
-        <w:hyperlink r:id="rId23" w:history="1">
+        <w:hyperlink r:id="rId24" w:history="1">
           <w:r>
             <w:rPr>
               <w:rStyle w:val="Hyperlink"/>
@@ -4937,7 +4690,7 @@
           <w:sz w:val="24"/>
           <w:u w:val="single"/>
         </w:rPr>
-        <w:hyperlink r:id="rId23" w:history="1">
+        <w:hyperlink r:id="rId24" w:history="1">
           <w:r>
             <w:rPr>
               <w:rStyle w:val="Hyperlink"/>
@@ -4955,7 +4708,7 @@
           <w:sz w:val="24"/>
           <w:u w:val="single"/>
         </w:rPr>
-        <w:hyperlink r:id="rId23" w:history="1">
+        <w:hyperlink r:id="rId24" w:history="1">
           <w:r>
             <w:rPr>
               <w:rStyle w:val="Hyperlink"/>
@@ -4973,7 +4726,7 @@
           <w:sz w:val="24"/>
           <w:u w:val="single"/>
         </w:rPr>
-        <w:hyperlink r:id="rId23" w:history="1">
+        <w:hyperlink r:id="rId24" w:history="1">
           <w:r>
             <w:rPr>
               <w:rStyle w:val="Hyperlink"/>
@@ -5001,7 +4754,7 @@
           <w:sz w:val="24"/>
           <w:u w:val="single"/>
         </w:rPr>
-        <w:hyperlink r:id="rId24" w:history="1">
+        <w:hyperlink r:id="rId25" w:history="1">
           <w:r>
             <w:rPr>
               <w:rStyle w:val="Hyperlink"/>
@@ -5019,7 +4772,7 @@
           <w:sz w:val="24"/>
           <w:u w:val="single"/>
         </w:rPr>
-        <w:hyperlink r:id="rId24" w:history="1">
+        <w:hyperlink r:id="rId25" w:history="1">
           <w:r>
             <w:rPr>
               <w:rStyle w:val="Hyperlink"/>
@@ -5059,7 +4812,6 @@
       </w:r>
       <w:r>
         <w:rPr>
-          <w:u w:val="single" w:color="0000ff"/>
           <w:rFonts w:ascii="Charis SIL Regular" w:hAnsi="Charis SIL Regular" w:eastAsia="Charis SIL Regular"/>
           <w:b w:val="0"/>
           <w:i w:val="0"/>
@@ -5077,7 +4829,7 @@
           <w:sz w:val="24"/>
           <w:u w:val="single"/>
         </w:rPr>
-        <w:hyperlink r:id="rId25" w:history="1">
+        <w:hyperlink r:id="rId26" w:history="1">
           <w:r>
             <w:rPr>
               <w:rStyle w:val="Hyperlink"/>
@@ -5106,7 +4858,7 @@
           <w:sz w:val="24"/>
           <w:u w:val="single"/>
         </w:rPr>
-        <w:hyperlink r:id="rId23" w:history="1">
+        <w:hyperlink r:id="rId24" w:history="1">
           <w:r>
             <w:rPr>
               <w:rStyle w:val="Hyperlink"/>

--- a/EXPORTS/DOCX/published/niveau3/Dutch/WMAmsterdam.docx
+++ b/EXPORTS/DOCX/published/niveau3/Dutch/WMAmsterdam.docx
@@ -174,7 +174,25 @@
           <w:color w:val="000000"/>
           <w:sz w:val="24"/>
         </w:rPr>
-        <w:t xml:space="preserve"> in Haarlem. Dit Koloniaal Museum, dat was geïnitieerd door de Nederlandsche </w:t>
+        <w:t xml:space="preserve"> in Haarlem. Dit Koloniaal Museum, dat was geïnitieerd door de Nede</w:t>
+      </w:r>
+      <w:r>
+        <w:rPr>
+          <w:u w:val="single" w:color="0000ff"/>
+          <w:rFonts w:ascii="Charis SIL Regular" w:hAnsi="Charis SIL Regular" w:eastAsia="Charis SIL Regular"/>
+          <w:b w:val="0"/>
+          <w:i w:val="0"/>
+          <w:color w:val="000000"/>
+          <w:sz w:val="24"/>
+        </w:rPr>
+        <w:hyperlink r:id="rId9" w:history="1">
+          <w:r>
+            <w:rPr>
+              <w:rStyle w:val="Hyperlink"/>
+            </w:rPr>
+            <w:t xml:space="preserve">rlandsche </w:t>
+          </w:r>
+        </w:hyperlink>
       </w:r>
       <w:r>
         <w:rPr>
@@ -515,7 +533,7 @@
           <w:sz w:val="24"/>
           <w:u w:val="single"/>
         </w:rPr>
-        <w:hyperlink r:id="rId10" w:history="1">
+        <w:hyperlink r:id="rId11" w:history="1">
           <w:r>
             <w:rPr>
               <w:rStyle w:val="Hyperlink"/>
@@ -533,7 +551,7 @@
           <w:sz w:val="24"/>
           <w:u w:val="single"/>
         </w:rPr>
-        <w:hyperlink r:id="rId10" w:history="1">
+        <w:hyperlink r:id="rId11" w:history="1">
           <w:r>
             <w:rPr>
               <w:rStyle w:val="Hyperlink"/>
@@ -609,7 +627,7 @@
           <w:sz w:val="24"/>
           <w:u w:val="single"/>
         </w:rPr>
-        <w:hyperlink r:id="rId11" w:history="1">
+        <w:hyperlink r:id="rId10" w:history="1">
           <w:r>
             <w:rPr>
               <w:rStyle w:val="Hyperlink"/>
@@ -655,7 +673,140 @@
           <w:color w:val="000000"/>
           <w:sz w:val="24"/>
         </w:rPr>
-        <w:t>Lands Plantentuin in Bogor en verschille</w:t>
+        <w:hyperlink r:id="rId11" w:history="1">
+          <w:r>
+            <w:rPr>
+              <w:rStyle w:val="Hyperlink"/>
+            </w:rPr>
+            <w:t>Lands P</w:t>
+          </w:r>
+        </w:hyperlink>
+      </w:r>
+      <w:r>
+        <w:rPr>
+          <w:u w:val="single" w:color="0000ff"/>
+          <w:rFonts w:ascii="Charis SIL Regular" w:hAnsi="Charis SIL Regular" w:eastAsia="Charis SIL Regular"/>
+          <w:b w:val="0"/>
+          <w:i w:val="0"/>
+          <w:color w:val="000000"/>
+          <w:sz w:val="24"/>
+        </w:rPr>
+        <w:hyperlink r:id="rId11" w:history="1">
+          <w:r>
+            <w:rPr>
+              <w:rStyle w:val="Hyperlink"/>
+            </w:rPr>
+            <w:t>lantent</w:t>
+          </w:r>
+        </w:hyperlink>
+      </w:r>
+      <w:r>
+        <w:rPr>
+          <w:u w:val="single" w:color="0000ff"/>
+          <w:rFonts w:ascii="Charis SIL Regular" w:hAnsi="Charis SIL Regular" w:eastAsia="Charis SIL Regular"/>
+          <w:b w:val="0"/>
+          <w:i w:val="0"/>
+          <w:color w:val="000000"/>
+          <w:sz w:val="24"/>
+        </w:rPr>
+        <w:hyperlink r:id="rId11" w:history="1">
+          <w:r>
+            <w:rPr>
+              <w:rStyle w:val="Hyperlink"/>
+            </w:rPr>
+            <w:t>u</w:t>
+          </w:r>
+        </w:hyperlink>
+      </w:r>
+      <w:r>
+        <w:rPr>
+          <w:u w:val="single" w:color="0000ff"/>
+          <w:rFonts w:ascii="Charis SIL Regular" w:hAnsi="Charis SIL Regular" w:eastAsia="Charis SIL Regular"/>
+          <w:b w:val="0"/>
+          <w:i w:val="0"/>
+          <w:color w:val="000000"/>
+          <w:sz w:val="24"/>
+        </w:rPr>
+        <w:hyperlink r:id="rId11" w:history="1">
+          <w:r>
+            <w:rPr>
+              <w:rStyle w:val="Hyperlink"/>
+            </w:rPr>
+            <w:t>in in</w:t>
+          </w:r>
+        </w:hyperlink>
+      </w:r>
+      <w:r>
+        <w:rPr>
+          <w:u w:val="single" w:color="0000ff"/>
+          <w:rFonts w:ascii="Charis SIL Regular" w:hAnsi="Charis SIL Regular" w:eastAsia="Charis SIL Regular"/>
+          <w:b w:val="0"/>
+          <w:i w:val="0"/>
+          <w:color w:val="000000"/>
+          <w:sz w:val="24"/>
+        </w:rPr>
+        <w:hyperlink r:id="rId11" w:history="1">
+          <w:r>
+            <w:rPr>
+              <w:rStyle w:val="Hyperlink"/>
+            </w:rPr>
+            <w:t xml:space="preserve"> Bogor</w:t>
+          </w:r>
+        </w:hyperlink>
+      </w:r>
+      <w:r>
+        <w:rPr>
+          <w:u w:val="single" w:color="0000ff"/>
+          <w:rFonts w:ascii="Charis SIL Regular" w:hAnsi="Charis SIL Regular" w:eastAsia="Charis SIL Regular"/>
+          <w:b w:val="0"/>
+          <w:i w:val="0"/>
+          <w:color w:val="000000"/>
+          <w:sz w:val="24"/>
+        </w:rPr>
+        <w:hyperlink r:id="rId11" w:history="1">
+          <w:r>
+            <w:rPr>
+              <w:rStyle w:val="Hyperlink"/>
+            </w:rPr>
+            <w:t xml:space="preserve"> en </w:t>
+          </w:r>
+        </w:hyperlink>
+      </w:r>
+      <w:r>
+        <w:rPr>
+          <w:u w:val="single" w:color="0000ff"/>
+          <w:rFonts w:ascii="Charis SIL Regular" w:hAnsi="Charis SIL Regular" w:eastAsia="Charis SIL Regular"/>
+          <w:b w:val="0"/>
+          <w:i w:val="0"/>
+          <w:color w:val="000000"/>
+          <w:sz w:val="24"/>
+        </w:rPr>
+        <w:hyperlink r:id="rId11" w:history="1">
+          <w:r>
+            <w:rPr>
+              <w:rStyle w:val="Hyperlink"/>
+            </w:rPr>
+            <w:t>v</w:t>
+          </w:r>
+        </w:hyperlink>
+      </w:r>
+      <w:r>
+        <w:rPr>
+          <w:u w:val="single" w:color="0000ff"/>
+          <w:rFonts w:ascii="Charis SIL Regular" w:hAnsi="Charis SIL Regular" w:eastAsia="Charis SIL Regular"/>
+          <w:b w:val="0"/>
+          <w:i w:val="0"/>
+          <w:color w:val="000000"/>
+          <w:sz w:val="24"/>
+        </w:rPr>
+        <w:hyperlink r:id="rId11" w:history="1">
+          <w:r>
+            <w:rPr>
+              <w:rStyle w:val="Hyperlink"/>
+            </w:rPr>
+            <w:t>erschille</w:t>
+          </w:r>
+        </w:hyperlink>
       </w:r>
       <w:r>
         <w:rPr>
@@ -800,6 +951,7 @@
           <w:i w:val="0"/>
           <w:color w:val="0000FF"/>
           <w:sz w:val="24"/>
+          <w:u w:val="single"/>
         </w:rPr>
         <w:t xml:space="preserve"> </w:t>
       </w:r>
@@ -846,9 +998,19 @@
             <w:rPr>
               <w:rStyle w:val="Hyperlink"/>
             </w:rPr>
-            <w:t>Artis</w:t>
+            <w:t>Arti</w:t>
           </w:r>
         </w:hyperlink>
+      </w:r>
+      <w:r>
+        <w:rPr>
+          <w:rFonts w:ascii="Charis SIL Regular" w:hAnsi="Charis SIL Regular" w:eastAsia="Charis SIL Regular"/>
+          <w:b w:val="0"/>
+          <w:i w:val="0"/>
+          <w:color w:val="0000FF"/>
+          <w:sz w:val="24"/>
+        </w:rPr>
+        <w:t>s</w:t>
       </w:r>
       <w:r>
         <w:rPr>
@@ -1256,7 +1418,6 @@
       </w:r>
       <w:r>
         <w:rPr>
-          <w:u w:val="single" w:color="0000ff"/>
           <w:rFonts w:ascii="Charis SIL Regular" w:hAnsi="Charis SIL Regular" w:eastAsia="Charis SIL Regular"/>
           <w:b w:val="0"/>
           <w:i w:val="0"/>
@@ -1274,7 +1435,7 @@
           <w:sz w:val="24"/>
           <w:u w:val="single"/>
         </w:rPr>
-        <w:hyperlink r:id="rId14" w:history="1">
+        <w:hyperlink r:id="rId13" w:history="1">
           <w:r>
             <w:rPr>
               <w:rStyle w:val="Hyperlink"/>
@@ -1292,7 +1453,7 @@
           <w:sz w:val="24"/>
           <w:u w:val="single"/>
         </w:rPr>
-        <w:hyperlink r:id="rId13" w:history="1">
+        <w:hyperlink r:id="rId14" w:history="1">
           <w:r>
             <w:rPr>
               <w:rStyle w:val="Hyperlink"/>
@@ -1310,7 +1471,14 @@
           <w:sz w:val="24"/>
           <w:u w:val="single"/>
         </w:rPr>
-        <w:t>m</w:t>
+        <w:hyperlink r:id="rId14" w:history="1">
+          <w:r>
+            <w:rPr>
+              <w:rStyle w:val="Hyperlink"/>
+            </w:rPr>
+            <w:t>m</w:t>
+          </w:r>
+        </w:hyperlink>
       </w:r>
       <w:r>
         <w:rPr>
@@ -1332,7 +1500,7 @@
           <w:sz w:val="24"/>
           <w:u w:val="single"/>
         </w:rPr>
-        <w:hyperlink r:id="rId13" w:history="1">
+        <w:hyperlink r:id="rId14" w:history="1">
           <w:r>
             <w:rPr>
               <w:rStyle w:val="Hyperlink"/>
@@ -1397,7 +1565,7 @@
           <w:sz w:val="24"/>
           <w:u w:val="single"/>
         </w:rPr>
-        <w:hyperlink r:id="rId14" w:history="1">
+        <w:hyperlink r:id="rId13" w:history="1">
           <w:r>
             <w:rPr>
               <w:rStyle w:val="Hyperlink"/>
@@ -1455,7 +1623,7 @@
           <w:sz w:val="24"/>
           <w:u w:val="single"/>
         </w:rPr>
-        <w:hyperlink r:id="rId14" w:history="1">
+        <w:hyperlink r:id="rId13" w:history="1">
           <w:r>
             <w:rPr>
               <w:rStyle w:val="Hyperlink"/>
@@ -1473,7 +1641,7 @@
           <w:sz w:val="24"/>
           <w:u w:val="single"/>
         </w:rPr>
-        <w:hyperlink r:id="rId14" w:history="1">
+        <w:hyperlink r:id="rId13" w:history="1">
           <w:r>
             <w:rPr>
               <w:rStyle w:val="Hyperlink"/>
@@ -1491,7 +1659,7 @@
           <w:sz w:val="24"/>
           <w:u w:val="single"/>
         </w:rPr>
-        <w:hyperlink r:id="rId14" w:history="1">
+        <w:hyperlink r:id="rId13" w:history="1">
           <w:r>
             <w:rPr>
               <w:rStyle w:val="Hyperlink"/>
@@ -1509,7 +1677,25 @@
           <w:sz w:val="24"/>
           <w:u w:val="single"/>
         </w:rPr>
-        <w:t xml:space="preserve"> (tegenwo</w:t>
+        <w:t xml:space="preserve"> </w:t>
+      </w:r>
+      <w:r>
+        <w:rPr>
+          <w:rFonts w:ascii="Charis SIL Regular" w:hAnsi="Charis SIL Regular" w:eastAsia="Charis SIL Regular"/>
+          <w:b w:val="0"/>
+          <w:i w:val="0"/>
+          <w:color w:val="0000FF"/>
+          <w:sz w:val="24"/>
+          <w:u w:val="single"/>
+        </w:rPr>
+        <w:hyperlink r:id="rId13" w:history="1">
+          <w:r>
+            <w:rPr>
+              <w:rStyle w:val="Hyperlink"/>
+            </w:rPr>
+            <w:t>(tegenwo</w:t>
+          </w:r>
+        </w:hyperlink>
       </w:r>
       <w:r>
         <w:rPr>
@@ -1567,7 +1753,7 @@
           <w:sz w:val="24"/>
           <w:u w:val="single"/>
         </w:rPr>
-        <w:hyperlink r:id="rId14" w:history="1">
+        <w:hyperlink r:id="rId13" w:history="1">
           <w:r>
             <w:rPr>
               <w:rStyle w:val="Hyperlink"/>
@@ -1603,7 +1789,7 @@
           <w:sz w:val="24"/>
           <w:u w:val="single"/>
         </w:rPr>
-        <w:hyperlink r:id="rId14" w:history="1">
+        <w:hyperlink r:id="rId13" w:history="1">
           <w:r>
             <w:rPr>
               <w:rStyle w:val="Hyperlink"/>
@@ -1621,7 +1807,7 @@
           <w:sz w:val="24"/>
           <w:u w:val="single"/>
         </w:rPr>
-        <w:hyperlink r:id="rId14" w:history="1">
+        <w:hyperlink r:id="rId13" w:history="1">
           <w:r>
             <w:rPr>
               <w:rStyle w:val="Hyperlink"/>
@@ -1697,7 +1883,14 @@
           <w:sz w:val="24"/>
           <w:u w:val="single"/>
         </w:rPr>
-        <w:t>Ce</w:t>
+        <w:hyperlink r:id="rId14" w:history="1">
+          <w:r>
+            <w:rPr>
+              <w:rStyle w:val="Hyperlink"/>
+            </w:rPr>
+            <w:t>Ce</w:t>
+          </w:r>
+        </w:hyperlink>
       </w:r>
       <w:r>
         <w:rPr>
@@ -2480,13 +2673,31 @@
       </w:r>
       <w:r>
         <w:rPr>
+          <w:u w:val="single" w:color="0000ff"/>
           <w:rFonts w:ascii="Charis SIL Regular" w:hAnsi="Charis SIL Regular" w:eastAsia="Charis SIL Regular"/>
           <w:b w:val="0"/>
           <w:i w:val="0"/>
           <w:color w:val="000000"/>
           <w:sz w:val="24"/>
         </w:rPr>
-        <w:t>inventarisnummers 18</w:t>
+        <w:hyperlink r:id="rId17" w:history="1">
+          <w:r>
+            <w:rPr>
+              <w:rStyle w:val="Hyperlink"/>
+            </w:rPr>
+            <w:t>inventaris</w:t>
+          </w:r>
+        </w:hyperlink>
+      </w:r>
+      <w:r>
+        <w:rPr>
+          <w:rFonts w:ascii="Charis SIL Regular" w:hAnsi="Charis SIL Regular" w:eastAsia="Charis SIL Regular"/>
+          <w:b w:val="0"/>
+          <w:i w:val="0"/>
+          <w:color w:val="000000"/>
+          <w:sz w:val="24"/>
+        </w:rPr>
+        <w:t>nummers 18</w:t>
       </w:r>
       <w:r>
         <w:rPr>
@@ -2526,32 +2737,13 @@
       </w:r>
       <w:r>
         <w:rPr>
-          <w:u w:val="single" w:color="0000ff"/>
           <w:rFonts w:ascii="Charis SIL Regular" w:hAnsi="Charis SIL Regular" w:eastAsia="Charis SIL Regular"/>
           <w:b w:val="0"/>
           <w:i w:val="0"/>
           <w:color w:val="000000"/>
           <w:sz w:val="24"/>
         </w:rPr>
-        <w:hyperlink r:id="rId17" w:history="1">
-          <w:r>
-            <w:rPr>
-              <w:rStyle w:val="Hyperlink"/>
-            </w:rPr>
-            <w:t xml:space="preserve"> 1919 </w:t>
-          </w:r>
-        </w:hyperlink>
-      </w:r>
-      <w:r>
-        <w:rPr>
-          <w:u w:val="single" w:color="0000ff"/>
-          <w:rFonts w:ascii="Charis SIL Regular" w:hAnsi="Charis SIL Regular" w:eastAsia="Charis SIL Regular"/>
-          <w:b w:val="0"/>
-          <w:i w:val="0"/>
-          <w:color w:val="000000"/>
-          <w:sz w:val="24"/>
-        </w:rPr>
-        <w:t>m</w:t>
+        <w:t xml:space="preserve"> 1919 m</w:t>
       </w:r>
       <w:r>
         <w:rPr>
@@ -2641,7 +2833,7 @@
             <w:rPr>
               <w:rStyle w:val="Hyperlink"/>
             </w:rPr>
-            <w:t>desbetreffen</w:t>
+            <w:t>desbetreffend</w:t>
           </w:r>
         </w:hyperlink>
       </w:r>
@@ -2652,13 +2844,36 @@
           <w:i w:val="0"/>
           <w:color w:val="0000FF"/>
           <w:sz w:val="24"/>
+          <w:u w:val="single"/>
+        </w:rPr>
+        <w:t>e</w:t>
+      </w:r>
+      <w:r>
+        <w:rPr>
+          <w:rFonts w:ascii="Charis SIL Regular" w:hAnsi="Charis SIL Regular" w:eastAsia="Charis SIL Regular"/>
+          <w:b w:val="0"/>
+          <w:i w:val="0"/>
+          <w:color w:val="0000FF"/>
+          <w:sz w:val="24"/>
+          <w:u w:val="single"/>
+        </w:rPr>
+        <w:t xml:space="preserve"> </w:t>
+      </w:r>
+      <w:r>
+        <w:rPr>
+          <w:rFonts w:ascii="Charis SIL Regular" w:hAnsi="Charis SIL Regular" w:eastAsia="Charis SIL Regular"/>
+          <w:b w:val="0"/>
+          <w:i w:val="0"/>
+          <w:color w:val="0000FF"/>
+          <w:sz w:val="24"/>
+          <w:u w:val="single"/>
         </w:rPr>
         <w:hyperlink r:id="rId12" w:history="1">
           <w:r>
             <w:rPr>
               <w:rStyle w:val="Hyperlink"/>
             </w:rPr>
-            <w:t>d</w:t>
+            <w:t>zoekhul</w:t>
           </w:r>
         </w:hyperlink>
       </w:r>
@@ -2670,36 +2885,7 @@
           <w:color w:val="0000FF"/>
           <w:sz w:val="24"/>
         </w:rPr>
-        <w:t>e</w:t>
-      </w:r>
-      <w:r>
-        <w:rPr>
-          <w:rFonts w:ascii="Charis SIL Regular" w:hAnsi="Charis SIL Regular" w:eastAsia="Charis SIL Regular"/>
-          <w:b w:val="0"/>
-          <w:i w:val="0"/>
-          <w:color w:val="0000FF"/>
-          <w:sz w:val="24"/>
-          <w:u w:val="single"/>
-        </w:rPr>
-        <w:t xml:space="preserve"> </w:t>
-      </w:r>
-      <w:r>
-        <w:rPr>
-          <w:rFonts w:ascii="Charis SIL Regular" w:hAnsi="Charis SIL Regular" w:eastAsia="Charis SIL Regular"/>
-          <w:b w:val="0"/>
-          <w:i w:val="0"/>
-          <w:color w:val="0000FF"/>
-          <w:sz w:val="24"/>
-          <w:u w:val="single"/>
-        </w:rPr>
-        <w:hyperlink r:id="rId12" w:history="1">
-          <w:r>
-            <w:rPr>
-              <w:rStyle w:val="Hyperlink"/>
-            </w:rPr>
-            <w:t>zoekhulp</w:t>
-          </w:r>
-        </w:hyperlink>
+        <w:t>p</w:t>
       </w:r>
       <w:r>
         <w:rPr>
@@ -3896,13 +4082,21 @@
       </w:r>
       <w:r>
         <w:rPr>
+          <w:u w:val="single" w:color="0000ff"/>
           <w:rFonts w:ascii="Charis SIL Regular" w:hAnsi="Charis SIL Regular" w:eastAsia="Charis SIL Regular"/>
           <w:b w:val="0"/>
           <w:i w:val="0"/>
           <w:color w:val="000000"/>
           <w:sz w:val="24"/>
         </w:rPr>
-        <w:t xml:space="preserve">, </w:t>
+        <w:hyperlink r:id="rId18" w:history="1">
+          <w:r>
+            <w:rPr>
+              <w:rStyle w:val="Hyperlink"/>
+            </w:rPr>
+            <w:t xml:space="preserve">, </w:t>
+          </w:r>
+        </w:hyperlink>
       </w:r>
       <w:r>
         <w:rPr>
@@ -3911,8 +4105,16 @@
           <w:i w:val="0"/>
           <w:color w:val="0000FF"/>
           <w:sz w:val="24"/>
-        </w:rPr>
-        <w:t xml:space="preserve">ISBN </w:t>
+          <w:u w:val="single"/>
+        </w:rPr>
+        <w:hyperlink r:id="rId20" w:history="1">
+          <w:r>
+            <w:rPr>
+              <w:rStyle w:val="Hyperlink"/>
+            </w:rPr>
+            <w:t>ISBN</w:t>
+          </w:r>
+        </w:hyperlink>
       </w:r>
       <w:r>
         <w:rPr>
@@ -3923,7 +4125,18 @@
           <w:sz w:val="24"/>
           <w:u w:val="single"/>
         </w:rPr>
-        <w:hyperlink r:id="rId18" w:history="1">
+        <w:t xml:space="preserve"> </w:t>
+      </w:r>
+      <w:r>
+        <w:rPr>
+          <w:rFonts w:ascii="Charis SIL Regular" w:hAnsi="Charis SIL Regular" w:eastAsia="Charis SIL Regular"/>
+          <w:b w:val="0"/>
+          <w:i w:val="0"/>
+          <w:color w:val="0000FF"/>
+          <w:sz w:val="24"/>
+          <w:u w:val="single"/>
+        </w:rPr>
+        <w:hyperlink r:id="rId20" w:history="1">
           <w:r>
             <w:rPr>
               <w:rStyle w:val="Hyperlink"/>
@@ -4074,7 +4287,7 @@
           <w:sz w:val="24"/>
           <w:u w:val="single"/>
         </w:rPr>
-        <w:hyperlink r:id="rId20" w:history="1">
+        <w:hyperlink r:id="rId21" w:history="1">
           <w:r>
             <w:rPr>
               <w:rStyle w:val="Hyperlink"/>
@@ -4092,7 +4305,7 @@
           <w:sz w:val="24"/>
           <w:u w:val="single"/>
         </w:rPr>
-        <w:hyperlink r:id="rId20" w:history="1">
+        <w:hyperlink r:id="rId21" w:history="1">
           <w:r>
             <w:rPr>
               <w:rStyle w:val="Hyperlink"/>
@@ -4110,7 +4323,7 @@
           <w:sz w:val="24"/>
           <w:u w:val="single"/>
         </w:rPr>
-        <w:hyperlink r:id="rId20" w:history="1">
+        <w:hyperlink r:id="rId21" w:history="1">
           <w:r>
             <w:rPr>
               <w:rStyle w:val="Hyperlink"/>
@@ -4138,7 +4351,7 @@
           <w:sz w:val="24"/>
           <w:u w:val="single"/>
         </w:rPr>
-        <w:hyperlink r:id="rId20" w:history="1">
+        <w:hyperlink r:id="rId21" w:history="1">
           <w:r>
             <w:rPr>
               <w:rStyle w:val="Hyperlink"/>
@@ -4167,7 +4380,7 @@
           <w:sz w:val="24"/>
           <w:u w:val="single"/>
         </w:rPr>
-        <w:hyperlink r:id="rId20" w:history="1">
+        <w:hyperlink r:id="rId21" w:history="1">
           <w:r>
             <w:rPr>
               <w:rStyle w:val="Hyperlink"/>
@@ -4318,7 +4531,7 @@
           <w:sz w:val="24"/>
           <w:u w:val="single"/>
         </w:rPr>
-        <w:hyperlink r:id="rId21" w:history="1">
+        <w:hyperlink r:id="rId22" w:history="1">
           <w:r>
             <w:rPr>
               <w:rStyle w:val="Hyperlink"/>
@@ -4336,7 +4549,7 @@
           <w:sz w:val="24"/>
           <w:u w:val="single"/>
         </w:rPr>
-        <w:hyperlink r:id="rId21" w:history="1">
+        <w:hyperlink r:id="rId22" w:history="1">
           <w:r>
             <w:rPr>
               <w:rStyle w:val="Hyperlink"/>
@@ -4354,7 +4567,7 @@
           <w:sz w:val="24"/>
           <w:u w:val="single"/>
         </w:rPr>
-        <w:hyperlink r:id="rId21" w:history="1">
+        <w:hyperlink r:id="rId22" w:history="1">
           <w:r>
             <w:rPr>
               <w:rStyle w:val="Hyperlink"/>
@@ -4372,7 +4585,7 @@
           <w:sz w:val="24"/>
           <w:u w:val="single"/>
         </w:rPr>
-        <w:hyperlink r:id="rId21" w:history="1">
+        <w:hyperlink r:id="rId22" w:history="1">
           <w:r>
             <w:rPr>
               <w:rStyle w:val="Hyperlink"/>
@@ -4400,7 +4613,7 @@
           <w:sz w:val="24"/>
           <w:u w:val="single"/>
         </w:rPr>
-        <w:hyperlink r:id="rId21" w:history="1">
+        <w:hyperlink r:id="rId22" w:history="1">
           <w:r>
             <w:rPr>
               <w:rStyle w:val="Hyperlink"/>
@@ -4447,7 +4660,7 @@
           <w:sz w:val="24"/>
           <w:u w:val="single"/>
         </w:rPr>
-        <w:hyperlink r:id="rId21" w:history="1">
+        <w:hyperlink r:id="rId22" w:history="1">
           <w:r>
             <w:rPr>
               <w:rStyle w:val="Hyperlink"/>
@@ -4458,14 +4671,20 @@
       </w:r>
       <w:r>
         <w:rPr>
-          <w:u w:val="single" w:color="0000ff"/>
           <w:rFonts w:ascii="Charis SIL Regular" w:hAnsi="Charis SIL Regular" w:eastAsia="Charis SIL Regular"/>
           <w:b w:val="0"/>
           <w:i w:val="0"/>
           <w:color w:val="000000"/>
           <w:sz w:val="24"/>
         </w:rPr>
-        <w:t xml:space="preserve">, </w:t>
+        <w:hyperlink r:id="rId22" w:history="1">
+          <w:r>
+            <w:rPr>
+              <w:rStyle w:val="Hyperlink"/>
+            </w:rPr>
+            <w:t xml:space="preserve">, </w:t>
+          </w:r>
+        </w:hyperlink>
       </w:r>
       <w:r>
         <w:rPr>
@@ -4476,7 +4695,7 @@
           <w:sz w:val="24"/>
           <w:u w:val="single"/>
         </w:rPr>
-        <w:hyperlink r:id="rId21" w:history="1">
+        <w:hyperlink r:id="rId22" w:history="1">
           <w:r>
             <w:rPr>
               <w:rStyle w:val="Hyperlink"/>
@@ -4505,7 +4724,7 @@
           <w:sz w:val="24"/>
           <w:u w:val="single"/>
         </w:rPr>
-        <w:hyperlink r:id="rId23" w:history="1">
+        <w:hyperlink r:id="rId22" w:history="1">
           <w:r>
             <w:rPr>
               <w:rStyle w:val="Hyperlink"/>
@@ -4672,7 +4891,7 @@
           <w:sz w:val="24"/>
           <w:u w:val="single"/>
         </w:rPr>
-        <w:hyperlink r:id="rId24" w:history="1">
+        <w:hyperlink r:id="rId23" w:history="1">
           <w:r>
             <w:rPr>
               <w:rStyle w:val="Hyperlink"/>
@@ -4690,7 +4909,7 @@
           <w:sz w:val="24"/>
           <w:u w:val="single"/>
         </w:rPr>
-        <w:hyperlink r:id="rId24" w:history="1">
+        <w:hyperlink r:id="rId23" w:history="1">
           <w:r>
             <w:rPr>
               <w:rStyle w:val="Hyperlink"/>
@@ -4708,7 +4927,7 @@
           <w:sz w:val="24"/>
           <w:u w:val="single"/>
         </w:rPr>
-        <w:hyperlink r:id="rId24" w:history="1">
+        <w:hyperlink r:id="rId23" w:history="1">
           <w:r>
             <w:rPr>
               <w:rStyle w:val="Hyperlink"/>
@@ -4726,7 +4945,7 @@
           <w:sz w:val="24"/>
           <w:u w:val="single"/>
         </w:rPr>
-        <w:hyperlink r:id="rId24" w:history="1">
+        <w:hyperlink r:id="rId23" w:history="1">
           <w:r>
             <w:rPr>
               <w:rStyle w:val="Hyperlink"/>
@@ -4754,7 +4973,7 @@
           <w:sz w:val="24"/>
           <w:u w:val="single"/>
         </w:rPr>
-        <w:hyperlink r:id="rId25" w:history="1">
+        <w:hyperlink r:id="rId23" w:history="1">
           <w:r>
             <w:rPr>
               <w:rStyle w:val="Hyperlink"/>
@@ -4772,7 +4991,7 @@
           <w:sz w:val="24"/>
           <w:u w:val="single"/>
         </w:rPr>
-        <w:hyperlink r:id="rId25" w:history="1">
+        <w:hyperlink r:id="rId24" w:history="1">
           <w:r>
             <w:rPr>
               <w:rStyle w:val="Hyperlink"/>
@@ -4829,7 +5048,7 @@
           <w:sz w:val="24"/>
           <w:u w:val="single"/>
         </w:rPr>
-        <w:hyperlink r:id="rId26" w:history="1">
+        <w:hyperlink r:id="rId25" w:history="1">
           <w:r>
             <w:rPr>
               <w:rStyle w:val="Hyperlink"/>
@@ -4858,7 +5077,7 @@
           <w:sz w:val="24"/>
           <w:u w:val="single"/>
         </w:rPr>
-        <w:hyperlink r:id="rId24" w:history="1">
+        <w:hyperlink r:id="rId23" w:history="1">
           <w:r>
             <w:rPr>
               <w:rStyle w:val="Hyperlink"/>

--- a/EXPORTS/DOCX/published/niveau3/Dutch/WMAmsterdam.docx
+++ b/EXPORTS/DOCX/published/niveau3/Dutch/WMAmsterdam.docx
@@ -368,255 +368,8 @@
           <w:i w:val="0"/>
           <w:color w:val="0000FF"/>
           <w:sz w:val="24"/>
-          <w:u w:val="single"/>
-        </w:rPr>
-        <w:hyperlink r:id="rId11" w:history="1">
-          <w:r>
-            <w:rPr>
-              <w:rStyle w:val="Hyperlink"/>
-            </w:rPr>
-            <w:t>Johann</w:t>
-          </w:r>
-        </w:hyperlink>
-      </w:r>
-      <w:r>
-        <w:rPr>
-          <w:rFonts w:ascii="Charis SIL Regular" w:hAnsi="Charis SIL Regular" w:eastAsia="Charis SIL Regular"/>
-          <w:b w:val="0"/>
-          <w:i w:val="0"/>
-          <w:color w:val="0000FF"/>
-          <w:sz w:val="24"/>
-          <w:u w:val="single"/>
-        </w:rPr>
-        <w:t xml:space="preserve"> </w:t>
-      </w:r>
-      <w:r>
-        <w:rPr>
-          <w:rFonts w:ascii="Charis SIL Regular" w:hAnsi="Charis SIL Regular" w:eastAsia="Charis SIL Regular"/>
-          <w:b w:val="0"/>
-          <w:i w:val="0"/>
-          <w:color w:val="0000FF"/>
-          <w:sz w:val="24"/>
-          <w:u w:val="single"/>
-        </w:rPr>
-        <w:hyperlink r:id="rId11" w:history="1">
-          <w:r>
-            <w:rPr>
-              <w:rStyle w:val="Hyperlink"/>
-            </w:rPr>
-            <w:t>George</w:t>
-          </w:r>
-        </w:hyperlink>
-      </w:r>
-      <w:r>
-        <w:rPr>
-          <w:rFonts w:ascii="Charis SIL Regular" w:hAnsi="Charis SIL Regular" w:eastAsia="Charis SIL Regular"/>
-          <w:b w:val="0"/>
-          <w:i w:val="0"/>
-          <w:color w:val="0000FF"/>
-          <w:sz w:val="24"/>
-          <w:u w:val="single"/>
-        </w:rPr>
-        <w:t xml:space="preserve"> </w:t>
-      </w:r>
-      <w:r>
-        <w:rPr>
-          <w:rFonts w:ascii="Charis SIL Regular" w:hAnsi="Charis SIL Regular" w:eastAsia="Charis SIL Regular"/>
-          <w:b w:val="0"/>
-          <w:i w:val="0"/>
-          <w:color w:val="0000FF"/>
-          <w:sz w:val="24"/>
-          <w:u w:val="single"/>
-        </w:rPr>
-        <w:hyperlink r:id="rId11" w:history="1">
-          <w:r>
-            <w:rPr>
-              <w:rStyle w:val="Hyperlink"/>
-            </w:rPr>
-            <w:t>Otto</w:t>
-          </w:r>
-        </w:hyperlink>
-      </w:r>
-      <w:r>
-        <w:rPr>
-          <w:rFonts w:ascii="Charis SIL Regular" w:hAnsi="Charis SIL Regular" w:eastAsia="Charis SIL Regular"/>
-          <w:b w:val="0"/>
-          <w:i w:val="0"/>
-          <w:color w:val="0000FF"/>
-          <w:sz w:val="24"/>
-          <w:u w:val="single"/>
-        </w:rPr>
-        <w:t xml:space="preserve"> </w:t>
-      </w:r>
-      <w:r>
-        <w:rPr>
-          <w:rFonts w:ascii="Charis SIL Regular" w:hAnsi="Charis SIL Regular" w:eastAsia="Charis SIL Regular"/>
-          <w:b w:val="0"/>
-          <w:i w:val="0"/>
-          <w:color w:val="0000FF"/>
-          <w:sz w:val="24"/>
-          <w:u w:val="single"/>
-        </w:rPr>
-        <w:hyperlink r:id="rId11" w:history="1">
-          <w:r>
-            <w:rPr>
-              <w:rStyle w:val="Hyperlink"/>
-            </w:rPr>
-            <w:t>Stuart</w:t>
-          </w:r>
-        </w:hyperlink>
-      </w:r>
-      <w:r>
-        <w:rPr>
-          <w:rFonts w:ascii="Charis SIL Regular" w:hAnsi="Charis SIL Regular" w:eastAsia="Charis SIL Regular"/>
-          <w:b w:val="0"/>
-          <w:i w:val="0"/>
-          <w:color w:val="0000FF"/>
-          <w:sz w:val="24"/>
-          <w:u w:val="single"/>
-        </w:rPr>
-        <w:t xml:space="preserve"> </w:t>
-      </w:r>
-      <w:r>
-        <w:rPr>
-          <w:rFonts w:ascii="Charis SIL Regular" w:hAnsi="Charis SIL Regular" w:eastAsia="Charis SIL Regular"/>
-          <w:b w:val="0"/>
-          <w:i w:val="0"/>
-          <w:color w:val="0000FF"/>
-          <w:sz w:val="24"/>
-          <w:u w:val="single"/>
-        </w:rPr>
-        <w:hyperlink r:id="rId10" w:history="1">
-          <w:r>
-            <w:rPr>
-              <w:rStyle w:val="Hyperlink"/>
-            </w:rPr>
-            <w:t>von</w:t>
-          </w:r>
-        </w:hyperlink>
-      </w:r>
-      <w:r>
-        <w:rPr>
-          <w:rFonts w:ascii="Charis SIL Regular" w:hAnsi="Charis SIL Regular" w:eastAsia="Charis SIL Regular"/>
-          <w:b w:val="0"/>
-          <w:i w:val="0"/>
-          <w:color w:val="0000FF"/>
-          <w:sz w:val="24"/>
-          <w:u w:val="single"/>
-        </w:rPr>
-        <w:t xml:space="preserve"> </w:t>
-      </w:r>
-      <w:r>
-        <w:rPr>
-          <w:rFonts w:ascii="Charis SIL Regular" w:hAnsi="Charis SIL Regular" w:eastAsia="Charis SIL Regular"/>
-          <w:b w:val="0"/>
-          <w:i w:val="0"/>
-          <w:color w:val="0000FF"/>
-          <w:sz w:val="24"/>
-          <w:u w:val="single"/>
-        </w:rPr>
-        <w:hyperlink r:id="rId10" w:history="1">
-          <w:r>
-            <w:rPr>
-              <w:rStyle w:val="Hyperlink"/>
-            </w:rPr>
-            <w:t>Schm</w:t>
-          </w:r>
-        </w:hyperlink>
-      </w:r>
-      <w:r>
-        <w:rPr>
-          <w:rFonts w:ascii="Charis SIL Regular" w:hAnsi="Charis SIL Regular" w:eastAsia="Charis SIL Regular"/>
-          <w:b w:val="0"/>
-          <w:i w:val="0"/>
-          <w:color w:val="0000FF"/>
-          <w:sz w:val="24"/>
-          <w:u w:val="single"/>
-        </w:rPr>
-        <w:hyperlink r:id="rId11" w:history="1">
-          <w:r>
-            <w:rPr>
-              <w:rStyle w:val="Hyperlink"/>
-            </w:rPr>
-            <w:t>i</w:t>
-          </w:r>
-        </w:hyperlink>
-      </w:r>
-      <w:r>
-        <w:rPr>
-          <w:rFonts w:ascii="Charis SIL Regular" w:hAnsi="Charis SIL Regular" w:eastAsia="Charis SIL Regular"/>
-          <w:b w:val="0"/>
-          <w:i w:val="0"/>
-          <w:color w:val="0000FF"/>
-          <w:sz w:val="24"/>
-          <w:u w:val="single"/>
-        </w:rPr>
-        <w:hyperlink r:id="rId11" w:history="1">
-          <w:r>
-            <w:rPr>
-              <w:rStyle w:val="Hyperlink"/>
-            </w:rPr>
-            <w:t>dt</w:t>
-          </w:r>
-        </w:hyperlink>
-      </w:r>
-      <w:r>
-        <w:rPr>
-          <w:rFonts w:ascii="Charis SIL Regular" w:hAnsi="Charis SIL Regular" w:eastAsia="Charis SIL Regular"/>
-          <w:b w:val="0"/>
-          <w:i w:val="0"/>
-          <w:color w:val="0000FF"/>
-          <w:sz w:val="24"/>
-          <w:u w:val="single"/>
-        </w:rPr>
-        <w:t xml:space="preserve"> </w:t>
-      </w:r>
-      <w:r>
-        <w:rPr>
-          <w:rFonts w:ascii="Charis SIL Regular" w:hAnsi="Charis SIL Regular" w:eastAsia="Charis SIL Regular"/>
-          <w:b w:val="0"/>
-          <w:i w:val="0"/>
-          <w:color w:val="0000FF"/>
-          <w:sz w:val="24"/>
-          <w:u w:val="single"/>
-        </w:rPr>
-        <w:hyperlink r:id="rId10" w:history="1">
-          <w:r>
-            <w:rPr>
-              <w:rStyle w:val="Hyperlink"/>
-            </w:rPr>
-            <w:t>auf</w:t>
-          </w:r>
-        </w:hyperlink>
-      </w:r>
-      <w:r>
-        <w:rPr>
-          <w:rFonts w:ascii="Charis SIL Regular" w:hAnsi="Charis SIL Regular" w:eastAsia="Charis SIL Regular"/>
-          <w:b w:val="0"/>
-          <w:i w:val="0"/>
-          <w:color w:val="0000FF"/>
-          <w:sz w:val="24"/>
-          <w:u w:val="single"/>
-        </w:rPr>
-        <w:t xml:space="preserve"> </w:t>
-      </w:r>
-      <w:r>
-        <w:rPr>
-          <w:rFonts w:ascii="Charis SIL Regular" w:hAnsi="Charis SIL Regular" w:eastAsia="Charis SIL Regular"/>
-          <w:b w:val="0"/>
-          <w:i w:val="0"/>
-          <w:color w:val="0000FF"/>
-          <w:sz w:val="24"/>
-          <w:u w:val="single"/>
-        </w:rPr>
-        <w:hyperlink r:id="rId10" w:history="1">
-          <w:r>
-            <w:rPr>
-              <w:rStyle w:val="Hyperlink"/>
-            </w:rPr>
-            <w:t>A</w:t>
-          </w:r>
-        </w:hyperlink>
+        </w:rPr>
+        <w:t>Johann George Otto Stuart von Schmidt auf A</w:t>
       </w:r>
       <w:r>
         <w:rPr>
@@ -1529,30 +1282,12 @@
           <w:sz w:val="24"/>
           <w:u w:val="single"/>
         </w:rPr>
-        <w:hyperlink r:id="rId13" w:history="1">
-          <w:r>
-            <w:rPr>
-              <w:rStyle w:val="Hyperlink"/>
-            </w:rPr>
-            <w:t>Natuur</w:t>
-          </w:r>
-        </w:hyperlink>
-      </w:r>
-      <w:r>
-        <w:rPr>
-          <w:rFonts w:ascii="Charis SIL Regular" w:hAnsi="Charis SIL Regular" w:eastAsia="Charis SIL Regular"/>
-          <w:b w:val="0"/>
-          <w:i w:val="0"/>
-          <w:color w:val="0000FF"/>
-          <w:sz w:val="24"/>
-          <w:u w:val="single"/>
-        </w:rPr>
         <w:hyperlink r:id="rId14" w:history="1">
           <w:r>
             <w:rPr>
               <w:rStyle w:val="Hyperlink"/>
             </w:rPr>
-            <w:t xml:space="preserve">lijke </w:t>
+            <w:t xml:space="preserve">Natuurlijke </w:t>
           </w:r>
         </w:hyperlink>
       </w:r>
@@ -1836,7 +1571,7 @@
           <w:sz w:val="24"/>
           <w:u w:val="single"/>
         </w:rPr>
-        <w:hyperlink r:id="rId14" w:history="1">
+        <w:hyperlink r:id="rId13" w:history="1">
           <w:r>
             <w:rPr>
               <w:rStyle w:val="Hyperlink"/>
@@ -2691,13 +2426,39 @@
       </w:r>
       <w:r>
         <w:rPr>
+          <w:u w:val="single" w:color="0000ff"/>
           <w:rFonts w:ascii="Charis SIL Regular" w:hAnsi="Charis SIL Regular" w:eastAsia="Charis SIL Regular"/>
           <w:b w:val="0"/>
           <w:i w:val="0"/>
           <w:color w:val="000000"/>
           <w:sz w:val="24"/>
         </w:rPr>
-        <w:t>nummers 18</w:t>
+        <w:hyperlink r:id="rId17" w:history="1">
+          <w:r>
+            <w:rPr>
+              <w:rStyle w:val="Hyperlink"/>
+            </w:rPr>
+            <w:t>n</w:t>
+          </w:r>
+        </w:hyperlink>
+      </w:r>
+      <w:r>
+        <w:rPr>
+          <w:u w:val="single" w:color="0000ff"/>
+          <w:rFonts w:ascii="Charis SIL Regular" w:hAnsi="Charis SIL Regular" w:eastAsia="Charis SIL Regular"/>
+          <w:b w:val="0"/>
+          <w:i w:val="0"/>
+          <w:color w:val="000000"/>
+          <w:sz w:val="24"/>
+        </w:rPr>
+        <w:hyperlink r:id="rId17" w:history="1">
+          <w:r>
+            <w:rPr>
+              <w:rStyle w:val="Hyperlink"/>
+            </w:rPr>
+            <w:t>ummers 18</w:t>
+          </w:r>
+        </w:hyperlink>
       </w:r>
       <w:r>
         <w:rPr>
@@ -2737,13 +2498,32 @@
       </w:r>
       <w:r>
         <w:rPr>
+          <w:u w:val="single" w:color="0000ff"/>
           <w:rFonts w:ascii="Charis SIL Regular" w:hAnsi="Charis SIL Regular" w:eastAsia="Charis SIL Regular"/>
           <w:b w:val="0"/>
           <w:i w:val="0"/>
           <w:color w:val="000000"/>
           <w:sz w:val="24"/>
         </w:rPr>
-        <w:t xml:space="preserve"> 1919 m</w:t>
+        <w:hyperlink r:id="rId17" w:history="1">
+          <w:r>
+            <w:rPr>
+              <w:rStyle w:val="Hyperlink"/>
+            </w:rPr>
+            <w:t xml:space="preserve"> 1919 </w:t>
+          </w:r>
+        </w:hyperlink>
+      </w:r>
+      <w:r>
+        <w:rPr>
+          <w:u w:val="single" w:color="0000ff"/>
+          <w:rFonts w:ascii="Charis SIL Regular" w:hAnsi="Charis SIL Regular" w:eastAsia="Charis SIL Regular"/>
+          <w:b w:val="0"/>
+          <w:i w:val="0"/>
+          <w:color w:val="000000"/>
+          <w:sz w:val="24"/>
+        </w:rPr>
+        <w:t>m</w:t>
       </w:r>
       <w:r>
         <w:rPr>
@@ -2833,7 +2613,7 @@
             <w:rPr>
               <w:rStyle w:val="Hyperlink"/>
             </w:rPr>
-            <w:t>desbetreffend</w:t>
+            <w:t>desbetreffen</w:t>
           </w:r>
         </w:hyperlink>
       </w:r>
@@ -2844,36 +2624,13 @@
           <w:i w:val="0"/>
           <w:color w:val="0000FF"/>
           <w:sz w:val="24"/>
-          <w:u w:val="single"/>
-        </w:rPr>
-        <w:t>e</w:t>
-      </w:r>
-      <w:r>
-        <w:rPr>
-          <w:rFonts w:ascii="Charis SIL Regular" w:hAnsi="Charis SIL Regular" w:eastAsia="Charis SIL Regular"/>
-          <w:b w:val="0"/>
-          <w:i w:val="0"/>
-          <w:color w:val="0000FF"/>
-          <w:sz w:val="24"/>
-          <w:u w:val="single"/>
-        </w:rPr>
-        <w:t xml:space="preserve"> </w:t>
-      </w:r>
-      <w:r>
-        <w:rPr>
-          <w:rFonts w:ascii="Charis SIL Regular" w:hAnsi="Charis SIL Regular" w:eastAsia="Charis SIL Regular"/>
-          <w:b w:val="0"/>
-          <w:i w:val="0"/>
-          <w:color w:val="0000FF"/>
-          <w:sz w:val="24"/>
-          <w:u w:val="single"/>
         </w:rPr>
         <w:hyperlink r:id="rId12" w:history="1">
           <w:r>
             <w:rPr>
               <w:rStyle w:val="Hyperlink"/>
             </w:rPr>
-            <w:t>zoekhul</w:t>
+            <w:t>d</w:t>
           </w:r>
         </w:hyperlink>
       </w:r>
@@ -2885,7 +2642,36 @@
           <w:color w:val="0000FF"/>
           <w:sz w:val="24"/>
         </w:rPr>
-        <w:t>p</w:t>
+        <w:t>e</w:t>
+      </w:r>
+      <w:r>
+        <w:rPr>
+          <w:rFonts w:ascii="Charis SIL Regular" w:hAnsi="Charis SIL Regular" w:eastAsia="Charis SIL Regular"/>
+          <w:b w:val="0"/>
+          <w:i w:val="0"/>
+          <w:color w:val="0000FF"/>
+          <w:sz w:val="24"/>
+          <w:u w:val="single"/>
+        </w:rPr>
+        <w:t xml:space="preserve"> </w:t>
+      </w:r>
+      <w:r>
+        <w:rPr>
+          <w:rFonts w:ascii="Charis SIL Regular" w:hAnsi="Charis SIL Regular" w:eastAsia="Charis SIL Regular"/>
+          <w:b w:val="0"/>
+          <w:i w:val="0"/>
+          <w:color w:val="0000FF"/>
+          <w:sz w:val="24"/>
+          <w:u w:val="single"/>
+        </w:rPr>
+        <w:hyperlink r:id="rId12" w:history="1">
+          <w:r>
+            <w:rPr>
+              <w:rStyle w:val="Hyperlink"/>
+            </w:rPr>
+            <w:t>zoekhulp</w:t>
+          </w:r>
+        </w:hyperlink>
       </w:r>
       <w:r>
         <w:rPr>
@@ -4042,7 +3828,7 @@
           <w:sz w:val="24"/>
           <w:u w:val="single"/>
         </w:rPr>
-        <w:hyperlink r:id="rId19" w:history="1">
+        <w:hyperlink r:id="rId18" w:history="1">
           <w:r>
             <w:rPr>
               <w:rStyle w:val="Hyperlink"/>
@@ -4071,7 +3857,7 @@
           <w:sz w:val="24"/>
           <w:u w:val="single"/>
         </w:rPr>
-        <w:hyperlink r:id="rId19" w:history="1">
+        <w:hyperlink r:id="rId18" w:history="1">
           <w:r>
             <w:rPr>
               <w:rStyle w:val="Hyperlink"/>
@@ -4107,7 +3893,7 @@
           <w:sz w:val="24"/>
           <w:u w:val="single"/>
         </w:rPr>
-        <w:hyperlink r:id="rId20" w:history="1">
+        <w:hyperlink r:id="rId18" w:history="1">
           <w:r>
             <w:rPr>
               <w:rStyle w:val="Hyperlink"/>
@@ -4136,7 +3922,7 @@
           <w:sz w:val="24"/>
           <w:u w:val="single"/>
         </w:rPr>
-        <w:hyperlink r:id="rId20" w:history="1">
+        <w:hyperlink r:id="rId18" w:history="1">
           <w:r>
             <w:rPr>
               <w:rStyle w:val="Hyperlink"/>
@@ -4287,7 +4073,7 @@
           <w:sz w:val="24"/>
           <w:u w:val="single"/>
         </w:rPr>
-        <w:hyperlink r:id="rId21" w:history="1">
+        <w:hyperlink r:id="rId20" w:history="1">
           <w:r>
             <w:rPr>
               <w:rStyle w:val="Hyperlink"/>
@@ -4305,7 +4091,7 @@
           <w:sz w:val="24"/>
           <w:u w:val="single"/>
         </w:rPr>
-        <w:hyperlink r:id="rId21" w:history="1">
+        <w:hyperlink r:id="rId20" w:history="1">
           <w:r>
             <w:rPr>
               <w:rStyle w:val="Hyperlink"/>
@@ -4323,7 +4109,7 @@
           <w:sz w:val="24"/>
           <w:u w:val="single"/>
         </w:rPr>
-        <w:hyperlink r:id="rId21" w:history="1">
+        <w:hyperlink r:id="rId20" w:history="1">
           <w:r>
             <w:rPr>
               <w:rStyle w:val="Hyperlink"/>
@@ -4351,7 +4137,7 @@
           <w:sz w:val="24"/>
           <w:u w:val="single"/>
         </w:rPr>
-        <w:hyperlink r:id="rId21" w:history="1">
+        <w:hyperlink r:id="rId20" w:history="1">
           <w:r>
             <w:rPr>
               <w:rStyle w:val="Hyperlink"/>
@@ -4380,7 +4166,7 @@
           <w:sz w:val="24"/>
           <w:u w:val="single"/>
         </w:rPr>
-        <w:hyperlink r:id="rId21" w:history="1">
+        <w:hyperlink r:id="rId20" w:history="1">
           <w:r>
             <w:rPr>
               <w:rStyle w:val="Hyperlink"/>
@@ -4531,7 +4317,7 @@
           <w:sz w:val="24"/>
           <w:u w:val="single"/>
         </w:rPr>
-        <w:hyperlink r:id="rId22" w:history="1">
+        <w:hyperlink r:id="rId21" w:history="1">
           <w:r>
             <w:rPr>
               <w:rStyle w:val="Hyperlink"/>
@@ -4549,7 +4335,7 @@
           <w:sz w:val="24"/>
           <w:u w:val="single"/>
         </w:rPr>
-        <w:hyperlink r:id="rId22" w:history="1">
+        <w:hyperlink r:id="rId21" w:history="1">
           <w:r>
             <w:rPr>
               <w:rStyle w:val="Hyperlink"/>
@@ -4567,7 +4353,7 @@
           <w:sz w:val="24"/>
           <w:u w:val="single"/>
         </w:rPr>
-        <w:hyperlink r:id="rId22" w:history="1">
+        <w:hyperlink r:id="rId21" w:history="1">
           <w:r>
             <w:rPr>
               <w:rStyle w:val="Hyperlink"/>
@@ -4585,7 +4371,7 @@
           <w:sz w:val="24"/>
           <w:u w:val="single"/>
         </w:rPr>
-        <w:hyperlink r:id="rId22" w:history="1">
+        <w:hyperlink r:id="rId21" w:history="1">
           <w:r>
             <w:rPr>
               <w:rStyle w:val="Hyperlink"/>
@@ -4671,13 +4457,14 @@
       </w:r>
       <w:r>
         <w:rPr>
+          <w:u w:val="single" w:color="0000ff"/>
           <w:rFonts w:ascii="Charis SIL Regular" w:hAnsi="Charis SIL Regular" w:eastAsia="Charis SIL Regular"/>
           <w:b w:val="0"/>
           <w:i w:val="0"/>
           <w:color w:val="000000"/>
           <w:sz w:val="24"/>
         </w:rPr>
-        <w:hyperlink r:id="rId22" w:history="1">
+        <w:hyperlink r:id="rId21" w:history="1">
           <w:r>
             <w:rPr>
               <w:rStyle w:val="Hyperlink"/>
@@ -4695,7 +4482,7 @@
           <w:sz w:val="24"/>
           <w:u w:val="single"/>
         </w:rPr>
-        <w:hyperlink r:id="rId22" w:history="1">
+        <w:hyperlink r:id="rId21" w:history="1">
           <w:r>
             <w:rPr>
               <w:rStyle w:val="Hyperlink"/>
@@ -4724,7 +4511,7 @@
           <w:sz w:val="24"/>
           <w:u w:val="single"/>
         </w:rPr>
-        <w:hyperlink r:id="rId22" w:history="1">
+        <w:hyperlink r:id="rId23" w:history="1">
           <w:r>
             <w:rPr>
               <w:rStyle w:val="Hyperlink"/>
@@ -4891,7 +4678,7 @@
           <w:sz w:val="24"/>
           <w:u w:val="single"/>
         </w:rPr>
-        <w:hyperlink r:id="rId23" w:history="1">
+        <w:hyperlink r:id="rId24" w:history="1">
           <w:r>
             <w:rPr>
               <w:rStyle w:val="Hyperlink"/>
@@ -4909,7 +4696,7 @@
           <w:sz w:val="24"/>
           <w:u w:val="single"/>
         </w:rPr>
-        <w:hyperlink r:id="rId23" w:history="1">
+        <w:hyperlink r:id="rId24" w:history="1">
           <w:r>
             <w:rPr>
               <w:rStyle w:val="Hyperlink"/>
@@ -4927,7 +4714,7 @@
           <w:sz w:val="24"/>
           <w:u w:val="single"/>
         </w:rPr>
-        <w:hyperlink r:id="rId23" w:history="1">
+        <w:hyperlink r:id="rId24" w:history="1">
           <w:r>
             <w:rPr>
               <w:rStyle w:val="Hyperlink"/>
@@ -4945,7 +4732,7 @@
           <w:sz w:val="24"/>
           <w:u w:val="single"/>
         </w:rPr>
-        <w:hyperlink r:id="rId23" w:history="1">
+        <w:hyperlink r:id="rId24" w:history="1">
           <w:r>
             <w:rPr>
               <w:rStyle w:val="Hyperlink"/>
@@ -4973,7 +4760,7 @@
           <w:sz w:val="24"/>
           <w:u w:val="single"/>
         </w:rPr>
-        <w:hyperlink r:id="rId23" w:history="1">
+        <w:hyperlink r:id="rId25" w:history="1">
           <w:r>
             <w:rPr>
               <w:rStyle w:val="Hyperlink"/>
@@ -5020,7 +4807,7 @@
           <w:sz w:val="24"/>
           <w:u w:val="single"/>
         </w:rPr>
-        <w:hyperlink r:id="rId24" w:history="1">
+        <w:hyperlink r:id="rId25" w:history="1">
           <w:r>
             <w:rPr>
               <w:rStyle w:val="Hyperlink"/>
@@ -5031,13 +4818,21 @@
       </w:r>
       <w:r>
         <w:rPr>
+          <w:u w:val="single" w:color="0000ff"/>
           <w:rFonts w:ascii="Charis SIL Regular" w:hAnsi="Charis SIL Regular" w:eastAsia="Charis SIL Regular"/>
           <w:b w:val="0"/>
           <w:i w:val="0"/>
           <w:color w:val="000000"/>
           <w:sz w:val="24"/>
         </w:rPr>
-        <w:t xml:space="preserve">, </w:t>
+        <w:hyperlink r:id="rId24" w:history="1">
+          <w:r>
+            <w:rPr>
+              <w:rStyle w:val="Hyperlink"/>
+            </w:rPr>
+            <w:t xml:space="preserve">, </w:t>
+          </w:r>
+        </w:hyperlink>
       </w:r>
       <w:r>
         <w:rPr>
@@ -5048,7 +4843,7 @@
           <w:sz w:val="24"/>
           <w:u w:val="single"/>
         </w:rPr>
-        <w:hyperlink r:id="rId25" w:history="1">
+        <w:hyperlink r:id="rId24" w:history="1">
           <w:r>
             <w:rPr>
               <w:rStyle w:val="Hyperlink"/>
@@ -5077,7 +4872,7 @@
           <w:sz w:val="24"/>
           <w:u w:val="single"/>
         </w:rPr>
-        <w:hyperlink r:id="rId23" w:history="1">
+        <w:hyperlink r:id="rId24" w:history="1">
           <w:r>
             <w:rPr>
               <w:rStyle w:val="Hyperlink"/>

--- a/EXPORTS/DOCX/published/niveau3/Dutch/WMAmsterdam.docx
+++ b/EXPORTS/DOCX/published/niveau3/Dutch/WMAmsterdam.docx
@@ -368,8 +368,255 @@
           <w:i w:val="0"/>
           <w:color w:val="0000FF"/>
           <w:sz w:val="24"/>
-        </w:rPr>
-        <w:t>Johann George Otto Stuart von Schmidt auf A</w:t>
+          <w:u w:val="single"/>
+        </w:rPr>
+        <w:hyperlink r:id="rId11" w:history="1">
+          <w:r>
+            <w:rPr>
+              <w:rStyle w:val="Hyperlink"/>
+            </w:rPr>
+            <w:t>Johann</w:t>
+          </w:r>
+        </w:hyperlink>
+      </w:r>
+      <w:r>
+        <w:rPr>
+          <w:rFonts w:ascii="Charis SIL Regular" w:hAnsi="Charis SIL Regular" w:eastAsia="Charis SIL Regular"/>
+          <w:b w:val="0"/>
+          <w:i w:val="0"/>
+          <w:color w:val="0000FF"/>
+          <w:sz w:val="24"/>
+          <w:u w:val="single"/>
+        </w:rPr>
+        <w:t xml:space="preserve"> </w:t>
+      </w:r>
+      <w:r>
+        <w:rPr>
+          <w:rFonts w:ascii="Charis SIL Regular" w:hAnsi="Charis SIL Regular" w:eastAsia="Charis SIL Regular"/>
+          <w:b w:val="0"/>
+          <w:i w:val="0"/>
+          <w:color w:val="0000FF"/>
+          <w:sz w:val="24"/>
+          <w:u w:val="single"/>
+        </w:rPr>
+        <w:hyperlink r:id="rId11" w:history="1">
+          <w:r>
+            <w:rPr>
+              <w:rStyle w:val="Hyperlink"/>
+            </w:rPr>
+            <w:t>George</w:t>
+          </w:r>
+        </w:hyperlink>
+      </w:r>
+      <w:r>
+        <w:rPr>
+          <w:rFonts w:ascii="Charis SIL Regular" w:hAnsi="Charis SIL Regular" w:eastAsia="Charis SIL Regular"/>
+          <w:b w:val="0"/>
+          <w:i w:val="0"/>
+          <w:color w:val="0000FF"/>
+          <w:sz w:val="24"/>
+          <w:u w:val="single"/>
+        </w:rPr>
+        <w:t xml:space="preserve"> </w:t>
+      </w:r>
+      <w:r>
+        <w:rPr>
+          <w:rFonts w:ascii="Charis SIL Regular" w:hAnsi="Charis SIL Regular" w:eastAsia="Charis SIL Regular"/>
+          <w:b w:val="0"/>
+          <w:i w:val="0"/>
+          <w:color w:val="0000FF"/>
+          <w:sz w:val="24"/>
+          <w:u w:val="single"/>
+        </w:rPr>
+        <w:hyperlink r:id="rId11" w:history="1">
+          <w:r>
+            <w:rPr>
+              <w:rStyle w:val="Hyperlink"/>
+            </w:rPr>
+            <w:t>Otto</w:t>
+          </w:r>
+        </w:hyperlink>
+      </w:r>
+      <w:r>
+        <w:rPr>
+          <w:rFonts w:ascii="Charis SIL Regular" w:hAnsi="Charis SIL Regular" w:eastAsia="Charis SIL Regular"/>
+          <w:b w:val="0"/>
+          <w:i w:val="0"/>
+          <w:color w:val="0000FF"/>
+          <w:sz w:val="24"/>
+          <w:u w:val="single"/>
+        </w:rPr>
+        <w:t xml:space="preserve"> </w:t>
+      </w:r>
+      <w:r>
+        <w:rPr>
+          <w:rFonts w:ascii="Charis SIL Regular" w:hAnsi="Charis SIL Regular" w:eastAsia="Charis SIL Regular"/>
+          <w:b w:val="0"/>
+          <w:i w:val="0"/>
+          <w:color w:val="0000FF"/>
+          <w:sz w:val="24"/>
+          <w:u w:val="single"/>
+        </w:rPr>
+        <w:hyperlink r:id="rId11" w:history="1">
+          <w:r>
+            <w:rPr>
+              <w:rStyle w:val="Hyperlink"/>
+            </w:rPr>
+            <w:t>Stuart</w:t>
+          </w:r>
+        </w:hyperlink>
+      </w:r>
+      <w:r>
+        <w:rPr>
+          <w:rFonts w:ascii="Charis SIL Regular" w:hAnsi="Charis SIL Regular" w:eastAsia="Charis SIL Regular"/>
+          <w:b w:val="0"/>
+          <w:i w:val="0"/>
+          <w:color w:val="0000FF"/>
+          <w:sz w:val="24"/>
+          <w:u w:val="single"/>
+        </w:rPr>
+        <w:t xml:space="preserve"> </w:t>
+      </w:r>
+      <w:r>
+        <w:rPr>
+          <w:rFonts w:ascii="Charis SIL Regular" w:hAnsi="Charis SIL Regular" w:eastAsia="Charis SIL Regular"/>
+          <w:b w:val="0"/>
+          <w:i w:val="0"/>
+          <w:color w:val="0000FF"/>
+          <w:sz w:val="24"/>
+          <w:u w:val="single"/>
+        </w:rPr>
+        <w:hyperlink r:id="rId10" w:history="1">
+          <w:r>
+            <w:rPr>
+              <w:rStyle w:val="Hyperlink"/>
+            </w:rPr>
+            <w:t>von</w:t>
+          </w:r>
+        </w:hyperlink>
+      </w:r>
+      <w:r>
+        <w:rPr>
+          <w:rFonts w:ascii="Charis SIL Regular" w:hAnsi="Charis SIL Regular" w:eastAsia="Charis SIL Regular"/>
+          <w:b w:val="0"/>
+          <w:i w:val="0"/>
+          <w:color w:val="0000FF"/>
+          <w:sz w:val="24"/>
+          <w:u w:val="single"/>
+        </w:rPr>
+        <w:t xml:space="preserve"> </w:t>
+      </w:r>
+      <w:r>
+        <w:rPr>
+          <w:rFonts w:ascii="Charis SIL Regular" w:hAnsi="Charis SIL Regular" w:eastAsia="Charis SIL Regular"/>
+          <w:b w:val="0"/>
+          <w:i w:val="0"/>
+          <w:color w:val="0000FF"/>
+          <w:sz w:val="24"/>
+          <w:u w:val="single"/>
+        </w:rPr>
+        <w:hyperlink r:id="rId10" w:history="1">
+          <w:r>
+            <w:rPr>
+              <w:rStyle w:val="Hyperlink"/>
+            </w:rPr>
+            <w:t>Schm</w:t>
+          </w:r>
+        </w:hyperlink>
+      </w:r>
+      <w:r>
+        <w:rPr>
+          <w:rFonts w:ascii="Charis SIL Regular" w:hAnsi="Charis SIL Regular" w:eastAsia="Charis SIL Regular"/>
+          <w:b w:val="0"/>
+          <w:i w:val="0"/>
+          <w:color w:val="0000FF"/>
+          <w:sz w:val="24"/>
+          <w:u w:val="single"/>
+        </w:rPr>
+        <w:hyperlink r:id="rId11" w:history="1">
+          <w:r>
+            <w:rPr>
+              <w:rStyle w:val="Hyperlink"/>
+            </w:rPr>
+            <w:t>i</w:t>
+          </w:r>
+        </w:hyperlink>
+      </w:r>
+      <w:r>
+        <w:rPr>
+          <w:rFonts w:ascii="Charis SIL Regular" w:hAnsi="Charis SIL Regular" w:eastAsia="Charis SIL Regular"/>
+          <w:b w:val="0"/>
+          <w:i w:val="0"/>
+          <w:color w:val="0000FF"/>
+          <w:sz w:val="24"/>
+          <w:u w:val="single"/>
+        </w:rPr>
+        <w:hyperlink r:id="rId11" w:history="1">
+          <w:r>
+            <w:rPr>
+              <w:rStyle w:val="Hyperlink"/>
+            </w:rPr>
+            <w:t>dt</w:t>
+          </w:r>
+        </w:hyperlink>
+      </w:r>
+      <w:r>
+        <w:rPr>
+          <w:rFonts w:ascii="Charis SIL Regular" w:hAnsi="Charis SIL Regular" w:eastAsia="Charis SIL Regular"/>
+          <w:b w:val="0"/>
+          <w:i w:val="0"/>
+          <w:color w:val="0000FF"/>
+          <w:sz w:val="24"/>
+          <w:u w:val="single"/>
+        </w:rPr>
+        <w:t xml:space="preserve"> </w:t>
+      </w:r>
+      <w:r>
+        <w:rPr>
+          <w:rFonts w:ascii="Charis SIL Regular" w:hAnsi="Charis SIL Regular" w:eastAsia="Charis SIL Regular"/>
+          <w:b w:val="0"/>
+          <w:i w:val="0"/>
+          <w:color w:val="0000FF"/>
+          <w:sz w:val="24"/>
+          <w:u w:val="single"/>
+        </w:rPr>
+        <w:hyperlink r:id="rId10" w:history="1">
+          <w:r>
+            <w:rPr>
+              <w:rStyle w:val="Hyperlink"/>
+            </w:rPr>
+            <w:t>auf</w:t>
+          </w:r>
+        </w:hyperlink>
+      </w:r>
+      <w:r>
+        <w:rPr>
+          <w:rFonts w:ascii="Charis SIL Regular" w:hAnsi="Charis SIL Regular" w:eastAsia="Charis SIL Regular"/>
+          <w:b w:val="0"/>
+          <w:i w:val="0"/>
+          <w:color w:val="0000FF"/>
+          <w:sz w:val="24"/>
+          <w:u w:val="single"/>
+        </w:rPr>
+        <w:t xml:space="preserve"> </w:t>
+      </w:r>
+      <w:r>
+        <w:rPr>
+          <w:rFonts w:ascii="Charis SIL Regular" w:hAnsi="Charis SIL Regular" w:eastAsia="Charis SIL Regular"/>
+          <w:b w:val="0"/>
+          <w:i w:val="0"/>
+          <w:color w:val="0000FF"/>
+          <w:sz w:val="24"/>
+          <w:u w:val="single"/>
+        </w:rPr>
+        <w:hyperlink r:id="rId10" w:history="1">
+          <w:r>
+            <w:rPr>
+              <w:rStyle w:val="Hyperlink"/>
+            </w:rPr>
+            <w:t>A</w:t>
+          </w:r>
+        </w:hyperlink>
       </w:r>
       <w:r>
         <w:rPr>
@@ -1282,12 +1529,30 @@
           <w:sz w:val="24"/>
           <w:u w:val="single"/>
         </w:rPr>
+        <w:hyperlink r:id="rId13" w:history="1">
+          <w:r>
+            <w:rPr>
+              <w:rStyle w:val="Hyperlink"/>
+            </w:rPr>
+            <w:t>Natuur</w:t>
+          </w:r>
+        </w:hyperlink>
+      </w:r>
+      <w:r>
+        <w:rPr>
+          <w:rFonts w:ascii="Charis SIL Regular" w:hAnsi="Charis SIL Regular" w:eastAsia="Charis SIL Regular"/>
+          <w:b w:val="0"/>
+          <w:i w:val="0"/>
+          <w:color w:val="0000FF"/>
+          <w:sz w:val="24"/>
+          <w:u w:val="single"/>
+        </w:rPr>
         <w:hyperlink r:id="rId14" w:history="1">
           <w:r>
             <w:rPr>
               <w:rStyle w:val="Hyperlink"/>
             </w:rPr>
-            <w:t xml:space="preserve">Natuurlijke </w:t>
+            <w:t xml:space="preserve">lijke </w:t>
           </w:r>
         </w:hyperlink>
       </w:r>
@@ -1571,7 +1836,7 @@
           <w:sz w:val="24"/>
           <w:u w:val="single"/>
         </w:rPr>
-        <w:hyperlink r:id="rId13" w:history="1">
+        <w:hyperlink r:id="rId14" w:history="1">
           <w:r>
             <w:rPr>
               <w:rStyle w:val="Hyperlink"/>
@@ -2408,122 +2673,13 @@
       </w:r>
       <w:r>
         <w:rPr>
-          <w:u w:val="single" w:color="0000ff"/>
           <w:rFonts w:ascii="Charis SIL Regular" w:hAnsi="Charis SIL Regular" w:eastAsia="Charis SIL Regular"/>
           <w:b w:val="0"/>
           <w:i w:val="0"/>
           <w:color w:val="000000"/>
           <w:sz w:val="24"/>
         </w:rPr>
-        <w:hyperlink r:id="rId17" w:history="1">
-          <w:r>
-            <w:rPr>
-              <w:rStyle w:val="Hyperlink"/>
-            </w:rPr>
-            <w:t>inventaris</w:t>
-          </w:r>
-        </w:hyperlink>
-      </w:r>
-      <w:r>
-        <w:rPr>
-          <w:u w:val="single" w:color="0000ff"/>
-          <w:rFonts w:ascii="Charis SIL Regular" w:hAnsi="Charis SIL Regular" w:eastAsia="Charis SIL Regular"/>
-          <w:b w:val="0"/>
-          <w:i w:val="0"/>
-          <w:color w:val="000000"/>
-          <w:sz w:val="24"/>
-        </w:rPr>
-        <w:hyperlink r:id="rId17" w:history="1">
-          <w:r>
-            <w:rPr>
-              <w:rStyle w:val="Hyperlink"/>
-            </w:rPr>
-            <w:t>n</w:t>
-          </w:r>
-        </w:hyperlink>
-      </w:r>
-      <w:r>
-        <w:rPr>
-          <w:u w:val="single" w:color="0000ff"/>
-          <w:rFonts w:ascii="Charis SIL Regular" w:hAnsi="Charis SIL Regular" w:eastAsia="Charis SIL Regular"/>
-          <w:b w:val="0"/>
-          <w:i w:val="0"/>
-          <w:color w:val="000000"/>
-          <w:sz w:val="24"/>
-        </w:rPr>
-        <w:hyperlink r:id="rId17" w:history="1">
-          <w:r>
-            <w:rPr>
-              <w:rStyle w:val="Hyperlink"/>
-            </w:rPr>
-            <w:t>ummers 18</w:t>
-          </w:r>
-        </w:hyperlink>
-      </w:r>
-      <w:r>
-        <w:rPr>
-          <w:u w:val="single" w:color="0000ff"/>
-          <w:rFonts w:ascii="Charis SIL Regular" w:hAnsi="Charis SIL Regular" w:eastAsia="Charis SIL Regular"/>
-          <w:b w:val="0"/>
-          <w:i w:val="0"/>
-          <w:color w:val="000000"/>
-          <w:sz w:val="24"/>
-        </w:rPr>
-        <w:hyperlink r:id="rId17" w:history="1">
-          <w:r>
-            <w:rPr>
-              <w:rStyle w:val="Hyperlink"/>
-            </w:rPr>
-            <w:t>76 tot en me</w:t>
-          </w:r>
-        </w:hyperlink>
-      </w:r>
-      <w:r>
-        <w:rPr>
-          <w:u w:val="single" w:color="0000ff"/>
-          <w:rFonts w:ascii="Charis SIL Regular" w:hAnsi="Charis SIL Regular" w:eastAsia="Charis SIL Regular"/>
-          <w:b w:val="0"/>
-          <w:i w:val="0"/>
-          <w:color w:val="000000"/>
-          <w:sz w:val="24"/>
-        </w:rPr>
-        <w:hyperlink r:id="rId17" w:history="1">
-          <w:r>
-            <w:rPr>
-              <w:rStyle w:val="Hyperlink"/>
-            </w:rPr>
-            <w:t>t</w:t>
-          </w:r>
-        </w:hyperlink>
-      </w:r>
-      <w:r>
-        <w:rPr>
-          <w:u w:val="single" w:color="0000ff"/>
-          <w:rFonts w:ascii="Charis SIL Regular" w:hAnsi="Charis SIL Regular" w:eastAsia="Charis SIL Regular"/>
-          <w:b w:val="0"/>
-          <w:i w:val="0"/>
-          <w:color w:val="000000"/>
-          <w:sz w:val="24"/>
-        </w:rPr>
-        <w:hyperlink r:id="rId17" w:history="1">
-          <w:r>
-            <w:rPr>
-              <w:rStyle w:val="Hyperlink"/>
-            </w:rPr>
-            <w:t xml:space="preserve"> 1919 </w:t>
-          </w:r>
-        </w:hyperlink>
-      </w:r>
-      <w:r>
-        <w:rPr>
-          <w:u w:val="single" w:color="0000ff"/>
-          <w:rFonts w:ascii="Charis SIL Regular" w:hAnsi="Charis SIL Regular" w:eastAsia="Charis SIL Regular"/>
-          <w:b w:val="0"/>
-          <w:i w:val="0"/>
-          <w:color w:val="000000"/>
-          <w:sz w:val="24"/>
-        </w:rPr>
-        <w:t>m</w:t>
+        <w:t>inventarisnummers 1876 tot en met 1919 m</w:t>
       </w:r>
       <w:r>
         <w:rPr>
@@ -2624,15 +2780,9 @@
           <w:i w:val="0"/>
           <w:color w:val="0000FF"/>
           <w:sz w:val="24"/>
-        </w:rPr>
-        <w:hyperlink r:id="rId12" w:history="1">
-          <w:r>
-            <w:rPr>
-              <w:rStyle w:val="Hyperlink"/>
-            </w:rPr>
-            <w:t>d</w:t>
-          </w:r>
-        </w:hyperlink>
+          <w:u w:val="single"/>
+        </w:rPr>
+        <w:t>d</w:t>
       </w:r>
       <w:r>
         <w:rPr>
@@ -3810,7 +3960,7 @@
           <w:sz w:val="24"/>
           <w:u w:val="single"/>
         </w:rPr>
-        <w:hyperlink r:id="rId19" w:history="1">
+        <w:hyperlink r:id="rId18" w:history="1">
           <w:r>
             <w:rPr>
               <w:rStyle w:val="Hyperlink"/>
@@ -3857,7 +4007,7 @@
           <w:sz w:val="24"/>
           <w:u w:val="single"/>
         </w:rPr>
-        <w:hyperlink r:id="rId18" w:history="1">
+        <w:hyperlink r:id="rId19" w:history="1">
           <w:r>
             <w:rPr>
               <w:rStyle w:val="Hyperlink"/>
@@ -3868,7 +4018,6 @@
       </w:r>
       <w:r>
         <w:rPr>
-          <w:u w:val="single" w:color="0000ff"/>
           <w:rFonts w:ascii="Charis SIL Regular" w:hAnsi="Charis SIL Regular" w:eastAsia="Charis SIL Regular"/>
           <w:b w:val="0"/>
           <w:i w:val="0"/>
@@ -3893,7 +4042,7 @@
           <w:sz w:val="24"/>
           <w:u w:val="single"/>
         </w:rPr>
-        <w:hyperlink r:id="rId18" w:history="1">
+        <w:hyperlink r:id="rId20" w:history="1">
           <w:r>
             <w:rPr>
               <w:rStyle w:val="Hyperlink"/>
@@ -3922,7 +4071,7 @@
           <w:sz w:val="24"/>
           <w:u w:val="single"/>
         </w:rPr>
-        <w:hyperlink r:id="rId18" w:history="1">
+        <w:hyperlink r:id="rId20" w:history="1">
           <w:r>
             <w:rPr>
               <w:rStyle w:val="Hyperlink"/>
@@ -4073,7 +4222,7 @@
           <w:sz w:val="24"/>
           <w:u w:val="single"/>
         </w:rPr>
-        <w:hyperlink r:id="rId20" w:history="1">
+        <w:hyperlink r:id="rId21" w:history="1">
           <w:r>
             <w:rPr>
               <w:rStyle w:val="Hyperlink"/>
@@ -4091,7 +4240,7 @@
           <w:sz w:val="24"/>
           <w:u w:val="single"/>
         </w:rPr>
-        <w:hyperlink r:id="rId20" w:history="1">
+        <w:hyperlink r:id="rId21" w:history="1">
           <w:r>
             <w:rPr>
               <w:rStyle w:val="Hyperlink"/>
@@ -4109,7 +4258,7 @@
           <w:sz w:val="24"/>
           <w:u w:val="single"/>
         </w:rPr>
-        <w:hyperlink r:id="rId20" w:history="1">
+        <w:hyperlink r:id="rId21" w:history="1">
           <w:r>
             <w:rPr>
               <w:rStyle w:val="Hyperlink"/>
@@ -4137,7 +4286,7 @@
           <w:sz w:val="24"/>
           <w:u w:val="single"/>
         </w:rPr>
-        <w:hyperlink r:id="rId20" w:history="1">
+        <w:hyperlink r:id="rId21" w:history="1">
           <w:r>
             <w:rPr>
               <w:rStyle w:val="Hyperlink"/>
@@ -4166,7 +4315,7 @@
           <w:sz w:val="24"/>
           <w:u w:val="single"/>
         </w:rPr>
-        <w:hyperlink r:id="rId20" w:history="1">
+        <w:hyperlink r:id="rId21" w:history="1">
           <w:r>
             <w:rPr>
               <w:rStyle w:val="Hyperlink"/>
@@ -4317,7 +4466,7 @@
           <w:sz w:val="24"/>
           <w:u w:val="single"/>
         </w:rPr>
-        <w:hyperlink r:id="rId21" w:history="1">
+        <w:hyperlink r:id="rId22" w:history="1">
           <w:r>
             <w:rPr>
               <w:rStyle w:val="Hyperlink"/>
@@ -4335,7 +4484,7 @@
           <w:sz w:val="24"/>
           <w:u w:val="single"/>
         </w:rPr>
-        <w:hyperlink r:id="rId21" w:history="1">
+        <w:hyperlink r:id="rId22" w:history="1">
           <w:r>
             <w:rPr>
               <w:rStyle w:val="Hyperlink"/>
@@ -4353,7 +4502,7 @@
           <w:sz w:val="24"/>
           <w:u w:val="single"/>
         </w:rPr>
-        <w:hyperlink r:id="rId21" w:history="1">
+        <w:hyperlink r:id="rId22" w:history="1">
           <w:r>
             <w:rPr>
               <w:rStyle w:val="Hyperlink"/>
@@ -4371,7 +4520,7 @@
           <w:sz w:val="24"/>
           <w:u w:val="single"/>
         </w:rPr>
-        <w:hyperlink r:id="rId21" w:history="1">
+        <w:hyperlink r:id="rId22" w:history="1">
           <w:r>
             <w:rPr>
               <w:rStyle w:val="Hyperlink"/>
@@ -4399,7 +4548,7 @@
           <w:sz w:val="24"/>
           <w:u w:val="single"/>
         </w:rPr>
-        <w:hyperlink r:id="rId22" w:history="1">
+        <w:hyperlink r:id="rId23" w:history="1">
           <w:r>
             <w:rPr>
               <w:rStyle w:val="Hyperlink"/>
@@ -4457,14 +4606,13 @@
       </w:r>
       <w:r>
         <w:rPr>
-          <w:u w:val="single" w:color="0000ff"/>
           <w:rFonts w:ascii="Charis SIL Regular" w:hAnsi="Charis SIL Regular" w:eastAsia="Charis SIL Regular"/>
           <w:b w:val="0"/>
           <w:i w:val="0"/>
           <w:color w:val="000000"/>
           <w:sz w:val="24"/>
         </w:rPr>
-        <w:hyperlink r:id="rId21" w:history="1">
+        <w:hyperlink r:id="rId22" w:history="1">
           <w:r>
             <w:rPr>
               <w:rStyle w:val="Hyperlink"/>
@@ -4482,7 +4630,7 @@
           <w:sz w:val="24"/>
           <w:u w:val="single"/>
         </w:rPr>
-        <w:hyperlink r:id="rId21" w:history="1">
+        <w:hyperlink r:id="rId22" w:history="1">
           <w:r>
             <w:rPr>
               <w:rStyle w:val="Hyperlink"/>
@@ -4511,7 +4659,7 @@
           <w:sz w:val="24"/>
           <w:u w:val="single"/>
         </w:rPr>
-        <w:hyperlink r:id="rId23" w:history="1">
+        <w:hyperlink r:id="rId22" w:history="1">
           <w:r>
             <w:rPr>
               <w:rStyle w:val="Hyperlink"/>
@@ -4760,7 +4908,7 @@
           <w:sz w:val="24"/>
           <w:u w:val="single"/>
         </w:rPr>
-        <w:hyperlink r:id="rId25" w:history="1">
+        <w:hyperlink r:id="rId24" w:history="1">
           <w:r>
             <w:rPr>
               <w:rStyle w:val="Hyperlink"/>
@@ -4807,7 +4955,7 @@
           <w:sz w:val="24"/>
           <w:u w:val="single"/>
         </w:rPr>
-        <w:hyperlink r:id="rId25" w:history="1">
+        <w:hyperlink r:id="rId24" w:history="1">
           <w:r>
             <w:rPr>
               <w:rStyle w:val="Hyperlink"/>
@@ -4818,7 +4966,6 @@
       </w:r>
       <w:r>
         <w:rPr>
-          <w:u w:val="single" w:color="0000ff"/>
           <w:rFonts w:ascii="Charis SIL Regular" w:hAnsi="Charis SIL Regular" w:eastAsia="Charis SIL Regular"/>
           <w:b w:val="0"/>
           <w:i w:val="0"/>

--- a/EXPORTS/DOCX/published/niveau3/Dutch/WMAmsterdam.docx
+++ b/EXPORTS/DOCX/published/niveau3/Dutch/WMAmsterdam.docx
@@ -486,7 +486,7 @@
           <w:sz w:val="24"/>
           <w:u w:val="single"/>
         </w:rPr>
-        <w:hyperlink r:id="rId10" w:history="1">
+        <w:hyperlink r:id="rId11" w:history="1">
           <w:r>
             <w:rPr>
               <w:rStyle w:val="Hyperlink"/>
@@ -929,7 +929,7 @@
             <w:rPr>
               <w:rStyle w:val="Hyperlink"/>
             </w:rPr>
-            <w:t>Etnografisc</w:t>
+            <w:t>Etnografis</w:t>
           </w:r>
         </w:hyperlink>
       </w:r>
@@ -941,6 +941,16 @@
           <w:color w:val="0000FF"/>
           <w:sz w:val="24"/>
           <w:u w:val="single"/>
+        </w:rPr>
+        <w:t>c</w:t>
+      </w:r>
+      <w:r>
+        <w:rPr>
+          <w:rFonts w:ascii="Charis SIL Regular" w:hAnsi="Charis SIL Regular" w:eastAsia="Charis SIL Regular"/>
+          <w:b w:val="0"/>
+          <w:i w:val="0"/>
+          <w:color w:val="0000FF"/>
+          <w:sz w:val="24"/>
         </w:rPr>
         <w:t>h</w:t>
       </w:r>
@@ -998,19 +1008,9 @@
             <w:rPr>
               <w:rStyle w:val="Hyperlink"/>
             </w:rPr>
-            <w:t>Arti</w:t>
+            <w:t>Artis</w:t>
           </w:r>
         </w:hyperlink>
-      </w:r>
-      <w:r>
-        <w:rPr>
-          <w:rFonts w:ascii="Charis SIL Regular" w:hAnsi="Charis SIL Regular" w:eastAsia="Charis SIL Regular"/>
-          <w:b w:val="0"/>
-          <w:i w:val="0"/>
-          <w:color w:val="0000FF"/>
-          <w:sz w:val="24"/>
-        </w:rPr>
-        <w:t>s</w:t>
       </w:r>
       <w:r>
         <w:rPr>
@@ -1659,7 +1659,7 @@
           <w:sz w:val="24"/>
           <w:u w:val="single"/>
         </w:rPr>
-        <w:hyperlink r:id="rId13" w:history="1">
+        <w:hyperlink r:id="rId14" w:history="1">
           <w:r>
             <w:rPr>
               <w:rStyle w:val="Hyperlink"/>
@@ -1688,7 +1688,7 @@
           <w:sz w:val="24"/>
           <w:u w:val="single"/>
         </w:rPr>
-        <w:hyperlink r:id="rId13" w:history="1">
+        <w:hyperlink r:id="rId14" w:history="1">
           <w:r>
             <w:rPr>
               <w:rStyle w:val="Hyperlink"/>
@@ -1807,7 +1807,7 @@
           <w:sz w:val="24"/>
           <w:u w:val="single"/>
         </w:rPr>
-        <w:hyperlink r:id="rId13" w:history="1">
+        <w:hyperlink r:id="rId14" w:history="1">
           <w:r>
             <w:rPr>
               <w:rStyle w:val="Hyperlink"/>
@@ -2673,13 +2673,122 @@
       </w:r>
       <w:r>
         <w:rPr>
+          <w:u w:val="single" w:color="0000ff"/>
           <w:rFonts w:ascii="Charis SIL Regular" w:hAnsi="Charis SIL Regular" w:eastAsia="Charis SIL Regular"/>
           <w:b w:val="0"/>
           <w:i w:val="0"/>
           <w:color w:val="000000"/>
           <w:sz w:val="24"/>
         </w:rPr>
-        <w:t>inventarisnummers 1876 tot en met 1919 m</w:t>
+        <w:hyperlink r:id="rId17" w:history="1">
+          <w:r>
+            <w:rPr>
+              <w:rStyle w:val="Hyperlink"/>
+            </w:rPr>
+            <w:t>inventaris</w:t>
+          </w:r>
+        </w:hyperlink>
+      </w:r>
+      <w:r>
+        <w:rPr>
+          <w:u w:val="single" w:color="0000ff"/>
+          <w:rFonts w:ascii="Charis SIL Regular" w:hAnsi="Charis SIL Regular" w:eastAsia="Charis SIL Regular"/>
+          <w:b w:val="0"/>
+          <w:i w:val="0"/>
+          <w:color w:val="000000"/>
+          <w:sz w:val="24"/>
+        </w:rPr>
+        <w:hyperlink r:id="rId17" w:history="1">
+          <w:r>
+            <w:rPr>
+              <w:rStyle w:val="Hyperlink"/>
+            </w:rPr>
+            <w:t>n</w:t>
+          </w:r>
+        </w:hyperlink>
+      </w:r>
+      <w:r>
+        <w:rPr>
+          <w:u w:val="single" w:color="0000ff"/>
+          <w:rFonts w:ascii="Charis SIL Regular" w:hAnsi="Charis SIL Regular" w:eastAsia="Charis SIL Regular"/>
+          <w:b w:val="0"/>
+          <w:i w:val="0"/>
+          <w:color w:val="000000"/>
+          <w:sz w:val="24"/>
+        </w:rPr>
+        <w:hyperlink r:id="rId17" w:history="1">
+          <w:r>
+            <w:rPr>
+              <w:rStyle w:val="Hyperlink"/>
+            </w:rPr>
+            <w:t>ummers 18</w:t>
+          </w:r>
+        </w:hyperlink>
+      </w:r>
+      <w:r>
+        <w:rPr>
+          <w:u w:val="single" w:color="0000ff"/>
+          <w:rFonts w:ascii="Charis SIL Regular" w:hAnsi="Charis SIL Regular" w:eastAsia="Charis SIL Regular"/>
+          <w:b w:val="0"/>
+          <w:i w:val="0"/>
+          <w:color w:val="000000"/>
+          <w:sz w:val="24"/>
+        </w:rPr>
+        <w:hyperlink r:id="rId17" w:history="1">
+          <w:r>
+            <w:rPr>
+              <w:rStyle w:val="Hyperlink"/>
+            </w:rPr>
+            <w:t>76 tot en me</w:t>
+          </w:r>
+        </w:hyperlink>
+      </w:r>
+      <w:r>
+        <w:rPr>
+          <w:u w:val="single" w:color="0000ff"/>
+          <w:rFonts w:ascii="Charis SIL Regular" w:hAnsi="Charis SIL Regular" w:eastAsia="Charis SIL Regular"/>
+          <w:b w:val="0"/>
+          <w:i w:val="0"/>
+          <w:color w:val="000000"/>
+          <w:sz w:val="24"/>
+        </w:rPr>
+        <w:hyperlink r:id="rId17" w:history="1">
+          <w:r>
+            <w:rPr>
+              <w:rStyle w:val="Hyperlink"/>
+            </w:rPr>
+            <w:t>t</w:t>
+          </w:r>
+        </w:hyperlink>
+      </w:r>
+      <w:r>
+        <w:rPr>
+          <w:u w:val="single" w:color="0000ff"/>
+          <w:rFonts w:ascii="Charis SIL Regular" w:hAnsi="Charis SIL Regular" w:eastAsia="Charis SIL Regular"/>
+          <w:b w:val="0"/>
+          <w:i w:val="0"/>
+          <w:color w:val="000000"/>
+          <w:sz w:val="24"/>
+        </w:rPr>
+        <w:hyperlink r:id="rId17" w:history="1">
+          <w:r>
+            <w:rPr>
+              <w:rStyle w:val="Hyperlink"/>
+            </w:rPr>
+            <w:t xml:space="preserve"> 1919 </w:t>
+          </w:r>
+        </w:hyperlink>
+      </w:r>
+      <w:r>
+        <w:rPr>
+          <w:u w:val="single" w:color="0000ff"/>
+          <w:rFonts w:ascii="Charis SIL Regular" w:hAnsi="Charis SIL Regular" w:eastAsia="Charis SIL Regular"/>
+          <w:b w:val="0"/>
+          <w:i w:val="0"/>
+          <w:color w:val="000000"/>
+          <w:sz w:val="24"/>
+        </w:rPr>
+        <w:t>m</w:t>
       </w:r>
       <w:r>
         <w:rPr>
@@ -3960,7 +4069,7 @@
           <w:sz w:val="24"/>
           <w:u w:val="single"/>
         </w:rPr>
-        <w:hyperlink r:id="rId18" w:history="1">
+        <w:hyperlink r:id="rId19" w:history="1">
           <w:r>
             <w:rPr>
               <w:rStyle w:val="Hyperlink"/>
@@ -4007,7 +4116,7 @@
           <w:sz w:val="24"/>
           <w:u w:val="single"/>
         </w:rPr>
-        <w:hyperlink r:id="rId19" w:history="1">
+        <w:hyperlink r:id="rId18" w:history="1">
           <w:r>
             <w:rPr>
               <w:rStyle w:val="Hyperlink"/>
@@ -4042,7 +4151,7 @@
           <w:sz w:val="24"/>
           <w:u w:val="single"/>
         </w:rPr>
-        <w:hyperlink r:id="rId20" w:history="1">
+        <w:hyperlink r:id="rId18" w:history="1">
           <w:r>
             <w:rPr>
               <w:rStyle w:val="Hyperlink"/>
@@ -4071,7 +4180,7 @@
           <w:sz w:val="24"/>
           <w:u w:val="single"/>
         </w:rPr>
-        <w:hyperlink r:id="rId20" w:history="1">
+        <w:hyperlink r:id="rId18" w:history="1">
           <w:r>
             <w:rPr>
               <w:rStyle w:val="Hyperlink"/>
@@ -4222,7 +4331,7 @@
           <w:sz w:val="24"/>
           <w:u w:val="single"/>
         </w:rPr>
-        <w:hyperlink r:id="rId21" w:history="1">
+        <w:hyperlink r:id="rId20" w:history="1">
           <w:r>
             <w:rPr>
               <w:rStyle w:val="Hyperlink"/>
@@ -4240,7 +4349,7 @@
           <w:sz w:val="24"/>
           <w:u w:val="single"/>
         </w:rPr>
-        <w:hyperlink r:id="rId21" w:history="1">
+        <w:hyperlink r:id="rId20" w:history="1">
           <w:r>
             <w:rPr>
               <w:rStyle w:val="Hyperlink"/>
@@ -4258,7 +4367,7 @@
           <w:sz w:val="24"/>
           <w:u w:val="single"/>
         </w:rPr>
-        <w:hyperlink r:id="rId21" w:history="1">
+        <w:hyperlink r:id="rId20" w:history="1">
           <w:r>
             <w:rPr>
               <w:rStyle w:val="Hyperlink"/>
@@ -4286,7 +4395,7 @@
           <w:sz w:val="24"/>
           <w:u w:val="single"/>
         </w:rPr>
-        <w:hyperlink r:id="rId21" w:history="1">
+        <w:hyperlink r:id="rId20" w:history="1">
           <w:r>
             <w:rPr>
               <w:rStyle w:val="Hyperlink"/>
@@ -4315,7 +4424,7 @@
           <w:sz w:val="24"/>
           <w:u w:val="single"/>
         </w:rPr>
-        <w:hyperlink r:id="rId21" w:history="1">
+        <w:hyperlink r:id="rId20" w:history="1">
           <w:r>
             <w:rPr>
               <w:rStyle w:val="Hyperlink"/>
@@ -4466,7 +4575,7 @@
           <w:sz w:val="24"/>
           <w:u w:val="single"/>
         </w:rPr>
-        <w:hyperlink r:id="rId22" w:history="1">
+        <w:hyperlink r:id="rId21" w:history="1">
           <w:r>
             <w:rPr>
               <w:rStyle w:val="Hyperlink"/>
@@ -4484,7 +4593,7 @@
           <w:sz w:val="24"/>
           <w:u w:val="single"/>
         </w:rPr>
-        <w:hyperlink r:id="rId22" w:history="1">
+        <w:hyperlink r:id="rId21" w:history="1">
           <w:r>
             <w:rPr>
               <w:rStyle w:val="Hyperlink"/>
@@ -4502,7 +4611,7 @@
           <w:sz w:val="24"/>
           <w:u w:val="single"/>
         </w:rPr>
-        <w:hyperlink r:id="rId22" w:history="1">
+        <w:hyperlink r:id="rId21" w:history="1">
           <w:r>
             <w:rPr>
               <w:rStyle w:val="Hyperlink"/>
@@ -4520,7 +4629,7 @@
           <w:sz w:val="24"/>
           <w:u w:val="single"/>
         </w:rPr>
-        <w:hyperlink r:id="rId22" w:history="1">
+        <w:hyperlink r:id="rId21" w:history="1">
           <w:r>
             <w:rPr>
               <w:rStyle w:val="Hyperlink"/>
@@ -4548,7 +4657,7 @@
           <w:sz w:val="24"/>
           <w:u w:val="single"/>
         </w:rPr>
-        <w:hyperlink r:id="rId23" w:history="1">
+        <w:hyperlink r:id="rId22" w:history="1">
           <w:r>
             <w:rPr>
               <w:rStyle w:val="Hyperlink"/>
@@ -4612,14 +4721,7 @@
           <w:color w:val="000000"/>
           <w:sz w:val="24"/>
         </w:rPr>
-        <w:hyperlink r:id="rId22" w:history="1">
-          <w:r>
-            <w:rPr>
-              <w:rStyle w:val="Hyperlink"/>
-            </w:rPr>
-            <w:t xml:space="preserve">, </w:t>
-          </w:r>
-        </w:hyperlink>
+        <w:t xml:space="preserve">, </w:t>
       </w:r>
       <w:r>
         <w:rPr>
@@ -4630,7 +4732,7 @@
           <w:sz w:val="24"/>
           <w:u w:val="single"/>
         </w:rPr>
-        <w:hyperlink r:id="rId22" w:history="1">
+        <w:hyperlink r:id="rId23" w:history="1">
           <w:r>
             <w:rPr>
               <w:rStyle w:val="Hyperlink"/>
@@ -4659,7 +4761,7 @@
           <w:sz w:val="24"/>
           <w:u w:val="single"/>
         </w:rPr>
-        <w:hyperlink r:id="rId22" w:history="1">
+        <w:hyperlink r:id="rId23" w:history="1">
           <w:r>
             <w:rPr>
               <w:rStyle w:val="Hyperlink"/>
@@ -4908,7 +5010,7 @@
           <w:sz w:val="24"/>
           <w:u w:val="single"/>
         </w:rPr>
-        <w:hyperlink r:id="rId24" w:history="1">
+        <w:hyperlink r:id="rId25" w:history="1">
           <w:r>
             <w:rPr>
               <w:rStyle w:val="Hyperlink"/>
@@ -4926,7 +5028,7 @@
           <w:sz w:val="24"/>
           <w:u w:val="single"/>
         </w:rPr>
-        <w:hyperlink r:id="rId24" w:history="1">
+        <w:hyperlink r:id="rId25" w:history="1">
           <w:r>
             <w:rPr>
               <w:rStyle w:val="Hyperlink"/>
@@ -4955,7 +5057,7 @@
           <w:sz w:val="24"/>
           <w:u w:val="single"/>
         </w:rPr>
-        <w:hyperlink r:id="rId24" w:history="1">
+        <w:hyperlink r:id="rId25" w:history="1">
           <w:r>
             <w:rPr>
               <w:rStyle w:val="Hyperlink"/>
@@ -4966,20 +5068,14 @@
       </w:r>
       <w:r>
         <w:rPr>
+          <w:u w:val="single" w:color="0000ff"/>
           <w:rFonts w:ascii="Charis SIL Regular" w:hAnsi="Charis SIL Regular" w:eastAsia="Charis SIL Regular"/>
           <w:b w:val="0"/>
           <w:i w:val="0"/>
           <w:color w:val="000000"/>
           <w:sz w:val="24"/>
         </w:rPr>
-        <w:hyperlink r:id="rId24" w:history="1">
-          <w:r>
-            <w:rPr>
-              <w:rStyle w:val="Hyperlink"/>
-            </w:rPr>
-            <w:t xml:space="preserve">, </w:t>
-          </w:r>
-        </w:hyperlink>
+        <w:t xml:space="preserve">, </w:t>
       </w:r>
       <w:r>
         <w:rPr>
@@ -4990,7 +5086,7 @@
           <w:sz w:val="24"/>
           <w:u w:val="single"/>
         </w:rPr>
-        <w:hyperlink r:id="rId24" w:history="1">
+        <w:hyperlink r:id="rId26" w:history="1">
           <w:r>
             <w:rPr>
               <w:rStyle w:val="Hyperlink"/>
@@ -5006,7 +5102,6 @@
           <w:i w:val="0"/>
           <w:color w:val="0000FF"/>
           <w:sz w:val="24"/>
-          <w:u w:val="single"/>
         </w:rPr>
         <w:t xml:space="preserve"> </w:t>
       </w:r>

--- a/EXPORTS/DOCX/published/niveau3/Dutch/WMAmsterdam.docx
+++ b/EXPORTS/DOCX/published/niveau3/Dutch/WMAmsterdam.docx
@@ -533,7 +533,7 @@
           <w:sz w:val="24"/>
           <w:u w:val="single"/>
         </w:rPr>
-        <w:hyperlink r:id="rId11" w:history="1">
+        <w:hyperlink r:id="rId10" w:history="1">
           <w:r>
             <w:rPr>
               <w:rStyle w:val="Hyperlink"/>
@@ -929,7 +929,7 @@
             <w:rPr>
               <w:rStyle w:val="Hyperlink"/>
             </w:rPr>
-            <w:t>Etnografis</w:t>
+            <w:t>Etnografisc</w:t>
           </w:r>
         </w:hyperlink>
       </w:r>
@@ -942,7 +942,7 @@
           <w:sz w:val="24"/>
           <w:u w:val="single"/>
         </w:rPr>
-        <w:t>c</w:t>
+        <w:t>h</w:t>
       </w:r>
       <w:r>
         <w:rPr>
@@ -951,17 +951,6 @@
           <w:i w:val="0"/>
           <w:color w:val="0000FF"/>
           <w:sz w:val="24"/>
-        </w:rPr>
-        <w:t>h</w:t>
-      </w:r>
-      <w:r>
-        <w:rPr>
-          <w:rFonts w:ascii="Charis SIL Regular" w:hAnsi="Charis SIL Regular" w:eastAsia="Charis SIL Regular"/>
-          <w:b w:val="0"/>
-          <w:i w:val="0"/>
-          <w:color w:val="0000FF"/>
-          <w:sz w:val="24"/>
-          <w:u w:val="single"/>
         </w:rPr>
         <w:t xml:space="preserve"> </w:t>
       </w:r>
@@ -1623,7 +1612,7 @@
           <w:sz w:val="24"/>
           <w:u w:val="single"/>
         </w:rPr>
-        <w:hyperlink r:id="rId13" w:history="1">
+        <w:hyperlink r:id="rId14" w:history="1">
           <w:r>
             <w:rPr>
               <w:rStyle w:val="Hyperlink"/>
@@ -1641,7 +1630,7 @@
           <w:sz w:val="24"/>
           <w:u w:val="single"/>
         </w:rPr>
-        <w:hyperlink r:id="rId13" w:history="1">
+        <w:hyperlink r:id="rId14" w:history="1">
           <w:r>
             <w:rPr>
               <w:rStyle w:val="Hyperlink"/>
@@ -1807,7 +1796,7 @@
           <w:sz w:val="24"/>
           <w:u w:val="single"/>
         </w:rPr>
-        <w:hyperlink r:id="rId14" w:history="1">
+        <w:hyperlink r:id="rId13" w:history="1">
           <w:r>
             <w:rPr>
               <w:rStyle w:val="Hyperlink"/>
@@ -1836,7 +1825,7 @@
           <w:sz w:val="24"/>
           <w:u w:val="single"/>
         </w:rPr>
-        <w:hyperlink r:id="rId14" w:history="1">
+        <w:hyperlink r:id="rId13" w:history="1">
           <w:r>
             <w:rPr>
               <w:rStyle w:val="Hyperlink"/>
@@ -2781,7 +2770,6 @@
       </w:r>
       <w:r>
         <w:rPr>
-          <w:u w:val="single" w:color="0000ff"/>
           <w:rFonts w:ascii="Charis SIL Regular" w:hAnsi="Charis SIL Regular" w:eastAsia="Charis SIL Regular"/>
           <w:b w:val="0"/>
           <w:i w:val="0"/>
@@ -2878,7 +2866,7 @@
             <w:rPr>
               <w:rStyle w:val="Hyperlink"/>
             </w:rPr>
-            <w:t>desbetreffen</w:t>
+            <w:t>desbetreffend</w:t>
           </w:r>
         </w:hyperlink>
       </w:r>
@@ -2890,16 +2878,6 @@
           <w:color w:val="0000FF"/>
           <w:sz w:val="24"/>
           <w:u w:val="single"/>
-        </w:rPr>
-        <w:t>d</w:t>
-      </w:r>
-      <w:r>
-        <w:rPr>
-          <w:rFonts w:ascii="Charis SIL Regular" w:hAnsi="Charis SIL Regular" w:eastAsia="Charis SIL Regular"/>
-          <w:b w:val="0"/>
-          <w:i w:val="0"/>
-          <w:color w:val="0000FF"/>
-          <w:sz w:val="24"/>
         </w:rPr>
         <w:t>e</w:t>
       </w:r>
@@ -2928,9 +2906,19 @@
             <w:rPr>
               <w:rStyle w:val="Hyperlink"/>
             </w:rPr>
-            <w:t>zoekhulp</w:t>
+            <w:t>zoekhul</w:t>
           </w:r>
         </w:hyperlink>
+      </w:r>
+      <w:r>
+        <w:rPr>
+          <w:rFonts w:ascii="Charis SIL Regular" w:hAnsi="Charis SIL Regular" w:eastAsia="Charis SIL Regular"/>
+          <w:b w:val="0"/>
+          <w:i w:val="0"/>
+          <w:color w:val="0000FF"/>
+          <w:sz w:val="24"/>
+        </w:rPr>
+        <w:t>p</w:t>
       </w:r>
       <w:r>
         <w:rPr>
@@ -4069,7 +4057,7 @@
           <w:sz w:val="24"/>
           <w:u w:val="single"/>
         </w:rPr>
-        <w:hyperlink r:id="rId19" w:history="1">
+        <w:hyperlink r:id="rId18" w:history="1">
           <w:r>
             <w:rPr>
               <w:rStyle w:val="Hyperlink"/>
@@ -4127,20 +4115,14 @@
       </w:r>
       <w:r>
         <w:rPr>
+          <w:u w:val="single" w:color="0000ff"/>
           <w:rFonts w:ascii="Charis SIL Regular" w:hAnsi="Charis SIL Regular" w:eastAsia="Charis SIL Regular"/>
           <w:b w:val="0"/>
           <w:i w:val="0"/>
           <w:color w:val="000000"/>
           <w:sz w:val="24"/>
         </w:rPr>
-        <w:hyperlink r:id="rId18" w:history="1">
-          <w:r>
-            <w:rPr>
-              <w:rStyle w:val="Hyperlink"/>
-            </w:rPr>
-            <w:t xml:space="preserve">, </w:t>
-          </w:r>
-        </w:hyperlink>
+        <w:t xml:space="preserve">, </w:t>
       </w:r>
       <w:r>
         <w:rPr>
@@ -4151,7 +4133,7 @@
           <w:sz w:val="24"/>
           <w:u w:val="single"/>
         </w:rPr>
-        <w:hyperlink r:id="rId18" w:history="1">
+        <w:hyperlink r:id="rId19" w:history="1">
           <w:r>
             <w:rPr>
               <w:rStyle w:val="Hyperlink"/>
@@ -4180,7 +4162,7 @@
           <w:sz w:val="24"/>
           <w:u w:val="single"/>
         </w:rPr>
-        <w:hyperlink r:id="rId18" w:history="1">
+        <w:hyperlink r:id="rId19" w:history="1">
           <w:r>
             <w:rPr>
               <w:rStyle w:val="Hyperlink"/>
@@ -5010,7 +4992,7 @@
           <w:sz w:val="24"/>
           <w:u w:val="single"/>
         </w:rPr>
-        <w:hyperlink r:id="rId25" w:history="1">
+        <w:hyperlink r:id="rId24" w:history="1">
           <w:r>
             <w:rPr>
               <w:rStyle w:val="Hyperlink"/>
@@ -5028,7 +5010,7 @@
           <w:sz w:val="24"/>
           <w:u w:val="single"/>
         </w:rPr>
-        <w:hyperlink r:id="rId25" w:history="1">
+        <w:hyperlink r:id="rId24" w:history="1">
           <w:r>
             <w:rPr>
               <w:rStyle w:val="Hyperlink"/>
@@ -5057,7 +5039,7 @@
           <w:sz w:val="24"/>
           <w:u w:val="single"/>
         </w:rPr>
-        <w:hyperlink r:id="rId25" w:history="1">
+        <w:hyperlink r:id="rId24" w:history="1">
           <w:r>
             <w:rPr>
               <w:rStyle w:val="Hyperlink"/>
@@ -5075,23 +5057,12 @@
           <w:color w:val="000000"/>
           <w:sz w:val="24"/>
         </w:rPr>
-        <w:t xml:space="preserve">, </w:t>
-      </w:r>
-      <w:r>
-        <w:rPr>
-          <w:rFonts w:ascii="Charis SIL Regular" w:hAnsi="Charis SIL Regular" w:eastAsia="Charis SIL Regular"/>
-          <w:b w:val="0"/>
-          <w:i w:val="0"/>
-          <w:color w:val="0000FF"/>
-          <w:sz w:val="24"/>
-          <w:u w:val="single"/>
-        </w:rPr>
-        <w:hyperlink r:id="rId26" w:history="1">
+        <w:hyperlink r:id="rId24" w:history="1">
           <w:r>
             <w:rPr>
               <w:rStyle w:val="Hyperlink"/>
             </w:rPr>
-            <w:t>ISBN</w:t>
+            <w:t xml:space="preserve">, </w:t>
           </w:r>
         </w:hyperlink>
       </w:r>
@@ -5103,7 +5074,14 @@
           <w:color w:val="0000FF"/>
           <w:sz w:val="24"/>
         </w:rPr>
-        <w:t xml:space="preserve"> </w:t>
+        <w:hyperlink r:id="rId24" w:history="1">
+          <w:r>
+            <w:rPr>
+              <w:rStyle w:val="Hyperlink"/>
+            </w:rPr>
+            <w:t xml:space="preserve">ISBN </w:t>
+          </w:r>
+        </w:hyperlink>
       </w:r>
       <w:r>
         <w:rPr>
@@ -5114,7 +5092,7 @@
           <w:sz w:val="24"/>
           <w:u w:val="single"/>
         </w:rPr>
-        <w:hyperlink r:id="rId24" w:history="1">
+        <w:hyperlink r:id="rId25" w:history="1">
           <w:r>
             <w:rPr>
               <w:rStyle w:val="Hyperlink"/>
